--- a/abyss/Воронков_В_Бездна_света.docx
+++ b/abyss/Воронков_В_Бездна_света.docx
@@ -22174,7 +22174,13 @@
       </w:r>
       <w:r>
         <w:lastRenderedPageBreak/>
-        <w:t>Я говорил долго — так, по крайней мере, мне казалось. Я пытался что-то объяснить Алексину, втолковывал про операционные модули, про тот самый «десятый», который не успели вовремя заменить, вспомнил про нуболидов, про прочность камеры, про условия содержания.</w:t>
+        <w:t xml:space="preserve">Я говорил долго — так, по крайней мере, мне казалось. </w:t>
+      </w:r>
+      <w:r>
+        <w:t>П</w:t>
+      </w:r>
+      <w:r>
+        <w:t>ытался что-то объяснить Алексину, втолковывал про операционные модули, про тот самый «десятый», который не успели вовремя заменить, вспомнил про нуболидов, про прочность камеры, про условия содержания.</w:t>
       </w:r>
     </w:p>
     <w:p>
@@ -38099,7 +38105,13 @@
         <w:t>ая</w:t>
       </w:r>
       <w:r>
-        <w:t xml:space="preserve"> медленно умирает в плазменных облаках.</w:t>
+        <w:t xml:space="preserve"> </w:t>
+      </w:r>
+      <w:r>
+        <w:t xml:space="preserve">сейчас </w:t>
+      </w:r>
+      <w:r>
+        <w:t>медленно умирает в плазменных облаках.</w:t>
       </w:r>
     </w:p>
     <w:p>

--- a/abyss/Воронков_В_Бездна_света.docx
+++ b/abyss/Воронков_В_Бездна_света.docx
@@ -24171,7 +24171,13 @@
     </w:p>
     <w:p>
       <w:r>
-        <w:t>— Чем же полезным вы собираетесь заняться с таким давлением?</w:t>
+        <w:t>— Чем же полезным вы собираетесь зан</w:t>
+      </w:r>
+      <w:r>
+        <w:t>има</w:t>
+      </w:r>
+      <w:r>
+        <w:t>ться с таким давлением?</w:t>
       </w:r>
     </w:p>
     <w:p>

--- a/abyss/Воронков_В_Бездна_света.docx
+++ b/abyss/Воронков_В_Бездна_света.docx
@@ -31,7 +31,13 @@
         </w:rPr>
       </w:pPr>
       <w:r>
-        <w:t>(май 2025)</w:t>
+        <w:t>(</w:t>
+      </w:r>
+      <w:r>
+        <w:t>август</w:t>
+      </w:r>
+      <w:r>
+        <w:t xml:space="preserve"> 2025)</w:t>
       </w:r>
     </w:p>
     <w:p>
@@ -45,17 +51,46 @@
     </w:p>
     <w:p>
       <w:r>
-        <w:t>Технологию для путешествия к далёким звёздам открыли задолго до моего рождения. Сам переход космонавты называют бранком. Потому что обозримая вселенная — брана. Гиперпространство — балк. Оба термина вступают в грамматический союз, порождая побочное дитя — неологизм, который никто, кроме нас, не понимает.</w:t>
-      </w:r>
-    </w:p>
-    <w:p>
-      <w:r>
-        <w:t>Бранк.</w:t>
-      </w:r>
-    </w:p>
-    <w:p>
-      <w:r>
-        <w:t>Во время бранка снятся кошмары. Об этом все знают. Так человеческое сознание откликается на неисчислимую тьму за переборками корабельных модулей. Если задуматься, ничего удивительного тут нет. Подумаешь, кошмары. Многим и на Земле они снятся.</w:t>
+        <w:t xml:space="preserve">Технологию для путешествия к далёким звёздам открыли задолго до моего рождения. Сам переход космонавты называют </w:t>
+      </w:r>
+      <w:proofErr w:type="spellStart"/>
+      <w:r>
+        <w:t>бранком</w:t>
+      </w:r>
+      <w:proofErr w:type="spellEnd"/>
+      <w:r>
+        <w:t xml:space="preserve">. Потому что обозримая вселенная — брана. Гиперпространство — </w:t>
+      </w:r>
+      <w:proofErr w:type="spellStart"/>
+      <w:r>
+        <w:t>балк</w:t>
+      </w:r>
+      <w:proofErr w:type="spellEnd"/>
+      <w:r>
+        <w:t>. Оба термина вступают в грамматический союз, порождая побочное дитя — неологизм, который никто, кроме нас, не понимает.</w:t>
+      </w:r>
+    </w:p>
+    <w:p>
+      <w:proofErr w:type="spellStart"/>
+      <w:r>
+        <w:t>Бранк</w:t>
+      </w:r>
+      <w:proofErr w:type="spellEnd"/>
+      <w:r>
+        <w:t>.</w:t>
+      </w:r>
+    </w:p>
+    <w:p>
+      <w:r>
+        <w:t xml:space="preserve">Во время </w:t>
+      </w:r>
+      <w:proofErr w:type="spellStart"/>
+      <w:r>
+        <w:t>бранка</w:t>
+      </w:r>
+      <w:proofErr w:type="spellEnd"/>
+      <w:r>
+        <w:t xml:space="preserve"> снятся кошмары. Об этом все знают. Так человеческое сознание откликается на неисчислимую тьму за переборками корабельных модулей. Если задуматься, ничего удивительного тут нет. Подумаешь, кошмары. Многим и на Земле они снятся.</w:t>
       </w:r>
     </w:p>
     <w:p>
@@ -75,7 +110,15 @@
     </w:p>
     <w:p>
       <w:r>
-        <w:t>Тебе снится обычный для бранка кошмар, к которым все мы давно привыкли. Ты просыпаешься, вылезаешь из амниона, неуклюже барахтаясь в невесомости, точно едва успел родиться на свет. Дёргаешь за рычаг в стене, чтобы открыть люк в соединительный тракт между отсеками, где побольше пространства.</w:t>
+        <w:t xml:space="preserve">Тебе снится обычный для </w:t>
+      </w:r>
+      <w:proofErr w:type="spellStart"/>
+      <w:r>
+        <w:t>бранка</w:t>
+      </w:r>
+      <w:proofErr w:type="spellEnd"/>
+      <w:r>
+        <w:t xml:space="preserve"> кошмар, к которым все мы давно привыкли. Ты просыпаешься, вылезаешь из амниона, неуклюже барахтаясь в невесомости, точно едва успел родиться на свет. Дёргаешь за рычаг в стене, чтобы открыть люк в соединительный тракт между отсеками, где побольше пространства.</w:t>
       </w:r>
     </w:p>
     <w:p>
@@ -104,12 +147,44 @@
         <w:t xml:space="preserve"> и правда</w:t>
       </w:r>
       <w:r>
-        <w:t xml:space="preserve"> сдаёт после долгих полётов. Поэтому к экипажам приписан политкор — в бранке он не летает, редко какой политкор это выдержит, — но по возращении проводит с каждым тщательные беседы, как мозгоправ из психиатрической больницы. Некоторых даже снимают с полётов, отправляют на минводы, как в ссылку, на принудительное лечение.</w:t>
-      </w:r>
-    </w:p>
-    <w:p>
-      <w:r>
-        <w:t xml:space="preserve">Мой самый первый бранк длился всего шесть с небольшим часов — спать было некогда и даже испугаться толком я не успел. Было лишь странное чувство после выхода. Вроде всё хорошо, ничего не болит, сознание ясное, </w:t>
+        <w:t xml:space="preserve"> сдаёт после долгих полётов. Поэтому к экипажам приписан </w:t>
+      </w:r>
+      <w:proofErr w:type="spellStart"/>
+      <w:r>
+        <w:t>политкор</w:t>
+      </w:r>
+      <w:proofErr w:type="spellEnd"/>
+      <w:r>
+        <w:t xml:space="preserve"> — в </w:t>
+      </w:r>
+      <w:proofErr w:type="spellStart"/>
+      <w:r>
+        <w:t>бранке</w:t>
+      </w:r>
+      <w:proofErr w:type="spellEnd"/>
+      <w:r>
+        <w:t xml:space="preserve"> он не летает, редко какой </w:t>
+      </w:r>
+      <w:proofErr w:type="spellStart"/>
+      <w:r>
+        <w:t>политкор</w:t>
+      </w:r>
+      <w:proofErr w:type="spellEnd"/>
+      <w:r>
+        <w:t xml:space="preserve"> это выдержит, — но по возращении проводит с каждым тщательные беседы, как мозгоправ из психиатрической больницы. Некоторых даже снимают с полётов, отправляют на минводы, как в ссылку, на принудительное лечение.</w:t>
+      </w:r>
+    </w:p>
+    <w:p>
+      <w:r>
+        <w:t xml:space="preserve">Мой самый первый </w:t>
+      </w:r>
+      <w:proofErr w:type="spellStart"/>
+      <w:r>
+        <w:t>бранк</w:t>
+      </w:r>
+      <w:proofErr w:type="spellEnd"/>
+      <w:r>
+        <w:t xml:space="preserve"> длился всего шесть с небольшим часов — спать было некогда и даже испугаться толком я не успел. Было лишь странное чувство после выхода. Вроде всё хорошо, ничего не болит, сознание ясное, </w:t>
       </w:r>
       <w:r>
         <w:t>но</w:t>
@@ -124,7 +199,15 @@
     </w:p>
     <w:p>
       <w:r>
-        <w:t xml:space="preserve">Следующий бранк, через пару недель, занял уже почти трое суток — кошмары были, но реальный кошмар поджидал меня после пробуждения. Я боялся самого балка, безраздельной пустоты, в которую падал корабль, отданный на милость погружённому в искусственный сон навигатору. Слепая беспомощность — при аварии я не успею даже помолиться — сводила с ума. </w:t>
+        <w:t xml:space="preserve">Следующий </w:t>
+      </w:r>
+      <w:proofErr w:type="spellStart"/>
+      <w:r>
+        <w:t>бранк</w:t>
+      </w:r>
+      <w:proofErr w:type="spellEnd"/>
+      <w:r>
+        <w:t xml:space="preserve">, через пару недель, занял уже почти трое суток — кошмары были, но реальный кошмар поджидал меня после пробуждения. Я боялся самого балка, безраздельной пустоты, в которую падал корабль, отданный на милость погружённому в искусственный сон навигатору. Слепая беспомощность — при аварии я не успею даже помолиться — сводила с ума. </w:t>
       </w:r>
       <w:r>
         <w:t>В</w:t>
@@ -152,7 +235,15 @@
         <w:t>животный</w:t>
       </w:r>
       <w:r>
-        <w:t xml:space="preserve"> ужас от перехода сменился скукой и дежурной рутиной во время вахты. Тело больше не казалось чужим, а кошмары, скорее, утомляли, чем пугали. Но потом меня неожиданно включили в экипаж «Грозного», который шёл по срочному приказу к научно-исследовательской станции в Бете Громовой. Это был бранк длиною в четыреста девяносто семь часов.</w:t>
+        <w:t xml:space="preserve"> ужас от перехода сменился скукой и дежурной рутиной во время вахты. Тело больше не казалось чужим, а кошмары, скорее, утомляли, чем пугали. Но потом меня неожиданно включили в экипаж «Грозного», который шёл по срочному приказу к научно-исследовательской станции в Бете Громовой. Это был </w:t>
+      </w:r>
+      <w:proofErr w:type="spellStart"/>
+      <w:r>
+        <w:t>бранк</w:t>
+      </w:r>
+      <w:proofErr w:type="spellEnd"/>
+      <w:r>
+        <w:t xml:space="preserve"> длиною в четыреста девяносто семь часов.</w:t>
       </w:r>
     </w:p>
     <w:p>
@@ -180,7 +271,15 @@
     </w:p>
     <w:p>
       <w:r>
-        <w:t>Плавание — это не моё. Моих умений едва хватает на то, чтобы сдавать предполётные нормативы. Вырос я в Стальске-12, промышленном городе в центральной полосе, который забывают иногда отметить на картах. В Стальске естественных водоёмов нет, а бассейн, куда меня однажды сводил отец, так провонял жгучей хлоркой, что напомина</w:t>
+        <w:t xml:space="preserve">Плавание — это не моё. Моих умений едва хватает на то, чтобы сдавать предполётные нормативы. Вырос я в Стальске-12, промышленном городе в центральной полосе, который забывают иногда отметить на картах. В </w:t>
+      </w:r>
+      <w:proofErr w:type="spellStart"/>
+      <w:r>
+        <w:t>Стальске</w:t>
+      </w:r>
+      <w:proofErr w:type="spellEnd"/>
+      <w:r>
+        <w:t xml:space="preserve"> естественных водоёмов нет, а бассейн, куда меня однажды сводил отец, так провонял жгучей хлоркой, что напомина</w:t>
       </w:r>
       <w:r>
         <w:t>л</w:t>
@@ -290,7 +389,15 @@
     </w:p>
     <w:p>
       <w:r>
-        <w:t>Я пригляделся и увидел внизу свет — обманчивый, как последняя надежда. Нет смысла сопротивляться. Ожившее течение утягивает к мреющему в глубине огоньку, и тот с каждой секундой растёт и крепнет, напитываясь моей слабостью.</w:t>
+        <w:t xml:space="preserve">Я пригляделся и увидел внизу свет — обманчивый, как последняя надежда. Нет смысла сопротивляться. Ожившее течение утягивает к </w:t>
+      </w:r>
+      <w:proofErr w:type="spellStart"/>
+      <w:r>
+        <w:t>мреющему</w:t>
+      </w:r>
+      <w:proofErr w:type="spellEnd"/>
+      <w:r>
+        <w:t xml:space="preserve"> в глубине огоньку, и тот с каждой секундой растёт и крепнет, напитываясь моей слабостью.</w:t>
       </w:r>
     </w:p>
     <w:p>
@@ -506,7 +613,23 @@
     </w:p>
     <w:p>
       <w:r>
-        <w:t>Я выбрался из амниона — запутавшись, как обычно, в застёжках — и завис посреди каюты, едва не приложившись головой о торчащий из стены поручень. Гравитонная камера во время бранка не работает, и приходится мириться с невесомостью.</w:t>
+        <w:t xml:space="preserve">Я выбрался из амниона — запутавшись, как обычно, в застёжках — и завис посреди каюты, едва не приложившись головой о торчащий из стены поручень. </w:t>
+      </w:r>
+      <w:proofErr w:type="spellStart"/>
+      <w:r>
+        <w:t>Гравитонная</w:t>
+      </w:r>
+      <w:proofErr w:type="spellEnd"/>
+      <w:r>
+        <w:t xml:space="preserve"> камера во время </w:t>
+      </w:r>
+      <w:proofErr w:type="spellStart"/>
+      <w:r>
+        <w:t>бранка</w:t>
+      </w:r>
+      <w:proofErr w:type="spellEnd"/>
+      <w:r>
+        <w:t xml:space="preserve"> не работает, и приходится мириться с невесомостью.</w:t>
       </w:r>
     </w:p>
     <w:p>
@@ -532,7 +655,15 @@
     </w:p>
     <w:p>
       <w:r>
-        <w:t>Табельные часы с логотипом «Грозного», которые в бранке используются как будильник, сердито вибрировали и покалывали кожу. Я раздражённо содрал часы с запястья.</w:t>
+        <w:t xml:space="preserve">Табельные часы с логотипом «Грозного», которые в </w:t>
+      </w:r>
+      <w:proofErr w:type="spellStart"/>
+      <w:r>
+        <w:t>бранке</w:t>
+      </w:r>
+      <w:proofErr w:type="spellEnd"/>
+      <w:r>
+        <w:t xml:space="preserve"> используются как будильник, сердито вибрировали и покалывали кожу. Я раздражённо содрал часы с запястья.</w:t>
       </w:r>
     </w:p>
     <w:p>
@@ -632,7 +763,15 @@
     </w:p>
     <w:p>
       <w:r>
-        <w:t>Электронные аппараты во время бранка не работают, и вместо них трудятся механические интегралы, которые устроены примерно так же, как мои наручные часы.</w:t>
+        <w:t xml:space="preserve">Электронные аппараты во время </w:t>
+      </w:r>
+      <w:proofErr w:type="spellStart"/>
+      <w:r>
+        <w:t>бранка</w:t>
+      </w:r>
+      <w:proofErr w:type="spellEnd"/>
+      <w:r>
+        <w:t xml:space="preserve"> не работают, и вместо них трудятся механические интегралы, которые устроены примерно так же, как мои наручные часы.</w:t>
       </w:r>
     </w:p>
     <w:p>
@@ -668,7 +807,15 @@
     </w:p>
     <w:p>
       <w:r>
-        <w:t xml:space="preserve">В рот вправлена толстая резиновая трубка, похожая на червя-паразита, череп оплетён проводами, а глаз не видно — вместо них тёмные провалы, слепая тень, и я иногда думаю, что глаза у неё открыты, что она всё видит и понимает. Если на первых циклах навигатор сохраняет человеческий разум, то на последнем, четвёртом, его уже не достают из капсулы. Она превращается в живой компьютер, который вычисляет наш путь сквозь балк. </w:t>
+        <w:t xml:space="preserve">В рот вправлена толстая резиновая трубка, похожая на червя-паразита, череп оплетён проводами, а глаз не видно — вместо них тёмные провалы, слепая тень, и я иногда думаю, что глаза у неё открыты, что она всё видит и понимает. Если на первых циклах навигатор сохраняет человеческий разум, то на последнем, четвёртом, его уже не достают из капсулы. Она превращается в живой компьютер, который вычисляет наш путь сквозь </w:t>
+      </w:r>
+      <w:proofErr w:type="spellStart"/>
+      <w:r>
+        <w:t>балк</w:t>
+      </w:r>
+      <w:proofErr w:type="spellEnd"/>
+      <w:r>
+        <w:t xml:space="preserve">. </w:t>
       </w:r>
     </w:p>
     <w:p>
@@ -692,7 +839,15 @@
     </w:p>
     <w:p>
       <w:r>
-        <w:t>Три огня — навигатор мёртв. Такого в бранке никогда не происходит.</w:t>
+        <w:t xml:space="preserve">Три огня — навигатор мёртв. Такого в </w:t>
+      </w:r>
+      <w:proofErr w:type="spellStart"/>
+      <w:r>
+        <w:t>бранке</w:t>
+      </w:r>
+      <w:proofErr w:type="spellEnd"/>
+      <w:r>
+        <w:t xml:space="preserve"> никогда не происходит.</w:t>
       </w:r>
     </w:p>
     <w:p>
@@ -789,7 +944,15 @@
     </w:p>
     <w:p>
       <w:r>
-        <w:t>Люк глухо клацнул, примагнитившись к стенке.</w:t>
+        <w:t xml:space="preserve">Люк глухо клацнул, </w:t>
+      </w:r>
+      <w:proofErr w:type="spellStart"/>
+      <w:r>
+        <w:t>примагнитившись</w:t>
+      </w:r>
+      <w:proofErr w:type="spellEnd"/>
+      <w:r>
+        <w:t xml:space="preserve"> к стенке.</w:t>
       </w:r>
     </w:p>
     <w:p>
@@ -878,7 +1041,15 @@
     </w:p>
     <w:p>
       <w:r>
-        <w:t>— Понятно, почему я проснулся! — Ключ ритмично поворачивался в модуле, громко чеканя секунды. — Говорят же, что сны в бранке не просто так снятся!</w:t>
+        <w:t xml:space="preserve">— Понятно, почему я проснулся! — Ключ ритмично поворачивался в модуле, громко чеканя секунды. — Говорят же, что сны в </w:t>
+      </w:r>
+      <w:proofErr w:type="spellStart"/>
+      <w:r>
+        <w:t>бранке</w:t>
+      </w:r>
+      <w:proofErr w:type="spellEnd"/>
+      <w:r>
+        <w:t xml:space="preserve"> не просто так снятся!</w:t>
       </w:r>
     </w:p>
     <w:p>
@@ -925,7 +1096,15 @@
     </w:p>
     <w:p>
       <w:r>
-        <w:t>Майоров переместился к центральному анализатору, циану — встроенному в стену металлическому шкафу с похожими на лимбовые замки регуляторами.</w:t>
+        <w:t xml:space="preserve">Майоров переместился к центральному анализатору, циану — встроенному в стену металлическому шкафу с похожими на </w:t>
+      </w:r>
+      <w:proofErr w:type="spellStart"/>
+      <w:r>
+        <w:t>лимбовые</w:t>
+      </w:r>
+      <w:proofErr w:type="spellEnd"/>
+      <w:r>
+        <w:t xml:space="preserve"> замки регуляторами.</w:t>
       </w:r>
     </w:p>
     <w:p>
@@ -999,7 +1178,15 @@
     </w:p>
     <w:p>
       <w:r>
-        <w:t xml:space="preserve">— А чего тут решать? — проговорил Керман, с трудом ворочая во рту словами, как после заморозки. — Так-то мы уже раз двадцать всё проверили. Циан в порядке. Ты от меня чего хочешь? Из бранка же </w:t>
+        <w:t xml:space="preserve">— А чего тут решать? — проговорил Керман, с трудом ворочая во рту словами, как после заморозки. — Так-то мы уже раз двадцать всё проверили. Циан в порядке. Ты от меня чего хочешь? Из </w:t>
+      </w:r>
+      <w:proofErr w:type="spellStart"/>
+      <w:r>
+        <w:t>бранка</w:t>
+      </w:r>
+      <w:proofErr w:type="spellEnd"/>
+      <w:r>
+        <w:t xml:space="preserve"> же </w:t>
       </w:r>
       <w:r>
         <w:t xml:space="preserve">мы досрочно </w:t>
@@ -1010,7 +1197,15 @@
     </w:p>
     <w:p>
       <w:r>
-        <w:t xml:space="preserve">— Я понимаю, что из бранка не выйдем! — </w:t>
+        <w:t xml:space="preserve">— Я понимаю, что из </w:t>
+      </w:r>
+      <w:proofErr w:type="spellStart"/>
+      <w:r>
+        <w:t>бранка</w:t>
+      </w:r>
+      <w:proofErr w:type="spellEnd"/>
+      <w:r>
+        <w:t xml:space="preserve"> не выйдем! — </w:t>
       </w:r>
       <w:r>
         <w:t>выдохнул</w:t>
@@ -1113,7 +1308,15 @@
     </w:p>
     <w:p>
       <w:r>
-        <w:t>— Во-о-от! — закивал Керман. — Так-то я тебя понимаю. Руки чешутся, хочется что-то сделать. Подвиг там гражданский совершить. После нескольких бранков ещё не успеваешь вникнуть во всю, так сказать, философию нашей ситуации.</w:t>
+        <w:t xml:space="preserve">— Во-о-от! — закивал Керман. — Так-то я тебя понимаю. Руки чешутся, хочется что-то сделать. Подвиг там гражданский совершить. После нескольких </w:t>
+      </w:r>
+      <w:proofErr w:type="spellStart"/>
+      <w:r>
+        <w:t>бранков</w:t>
+      </w:r>
+      <w:proofErr w:type="spellEnd"/>
+      <w:r>
+        <w:t xml:space="preserve"> ещё не успеваешь вникнуть во всю, так сказать, философию нашей ситуации.</w:t>
       </w:r>
     </w:p>
     <w:p>
@@ -1165,7 +1368,23 @@
     </w:p>
     <w:p>
       <w:r>
-        <w:t>— Я и не преувеличиваю. Все же понимают, на что идут, когда на трёхнедельный бранк подписываются. Теперь вот и молодёжь понимает. Ты не бледней так быстро, — подмигнул мне Керман. — Если что, у меня пятьдесят шестой бранк, а я до сих пор тут с вами беседы беседую.</w:t>
+        <w:t xml:space="preserve">— Я и не преувеличиваю. Все же понимают, на что идут, когда на трёхнедельный </w:t>
+      </w:r>
+      <w:proofErr w:type="spellStart"/>
+      <w:r>
+        <w:t>бранк</w:t>
+      </w:r>
+      <w:proofErr w:type="spellEnd"/>
+      <w:r>
+        <w:t xml:space="preserve"> подписываются. Теперь вот и молодёжь понимает. Ты не бледней так быстро, — подмигнул мне Керман. — Если что, у меня пятьдесят шестой </w:t>
+      </w:r>
+      <w:proofErr w:type="spellStart"/>
+      <w:r>
+        <w:t>бранк</w:t>
+      </w:r>
+      <w:proofErr w:type="spellEnd"/>
+      <w:r>
+        <w:t>, а я до сих пор тут с вами беседы беседую.</w:t>
       </w:r>
     </w:p>
     <w:p>
@@ -1210,7 +1429,15 @@
     </w:p>
     <w:p>
       <w:r>
-        <w:t>В сущности, балк не является пространством в привычном смысле — по крайней мере, таким, которое мы способны помыслить. Меня поначалу пугала эта безграничная темнота неевклидового измерения, а потом я понял, что безудержный свет, выжигающий роговицу, пугал бы куда сильнее. Нам же ничто не мешает засыпать, проваливаясь в темноту. Страх темноты, которых многих мучает в детстве, — это, на самом деле, страх перед тем, что мы не видим, что мы не знаем, страх того, что от нас в этой темноте скрыто. А повзрослев, мы понимаем, что ни черта не знаем. Поэтому бездна тьмы понятнее нам, чем бездна света.</w:t>
+        <w:t xml:space="preserve">В сущности, </w:t>
+      </w:r>
+      <w:proofErr w:type="spellStart"/>
+      <w:r>
+        <w:t>балк</w:t>
+      </w:r>
+      <w:proofErr w:type="spellEnd"/>
+      <w:r>
+        <w:t xml:space="preserve"> не является пространством в привычном смысле — по крайней мере, таким, которое мы способны помыслить. Меня поначалу пугала эта безграничная темнота неевклидового измерения, а потом я понял, что безудержный свет, выжигающий роговицу, пугал бы куда сильнее. Нам же ничто не мешает засыпать, проваливаясь в темноту. Страх темноты, которых многих мучает в детстве, — это, на самом деле, страх перед тем, что мы не видим, что мы не знаем, страх того, что от нас в этой темноте скрыто. А повзрослев, мы понимаем, что ни черта не знаем. Поэтому бездна тьмы понятнее нам, чем бездна света.</w:t>
       </w:r>
     </w:p>
     <w:p>
@@ -1237,7 +1464,15 @@
         <w:t xml:space="preserve">лет </w:t>
       </w:r>
       <w:r>
-        <w:t>меня старше. Керман ещё в начале полёта сказал, что Григорьев никогда не спит во время бранка. Поверить в то, что главный пилот почти три недели прожил без сна было решительно невозможно, но пару раз я сталкивался с ним во время вахты, когда он плавал по коридору, как лунатик.</w:t>
+        <w:t xml:space="preserve">меня старше. Керман ещё в начале полёта сказал, что Григорьев никогда не спит во время </w:t>
+      </w:r>
+      <w:proofErr w:type="spellStart"/>
+      <w:r>
+        <w:t>бранка</w:t>
+      </w:r>
+      <w:proofErr w:type="spellEnd"/>
+      <w:r>
+        <w:t>. Поверить в то, что главный пилот почти три недели прожил без сна было решительно невозможно, но пару раз я сталкивался с ним во время вахты, когда он плавал по коридору, как лунатик.</w:t>
       </w:r>
     </w:p>
     <w:p>
@@ -1271,7 +1506,15 @@
     </w:p>
     <w:p>
       <w:r>
-        <w:t>Григорьев осмотрел обесточенную консоль — во время бранка рубка напомина</w:t>
+        <w:t xml:space="preserve">Григорьев осмотрел обесточенную консоль — во время </w:t>
+      </w:r>
+      <w:proofErr w:type="spellStart"/>
+      <w:r>
+        <w:t>бранка</w:t>
+      </w:r>
+      <w:proofErr w:type="spellEnd"/>
+      <w:r>
+        <w:t xml:space="preserve"> рубка напомина</w:t>
       </w:r>
       <w:r>
         <w:t>ет</w:t>
@@ -1304,7 +1547,15 @@
         <w:t xml:space="preserve"> ж</w:t>
       </w:r>
       <w:r>
-        <w:t xml:space="preserve"> его знает, что вы там, инженеры, напридумали. Смысла дёргаться в любом случае нет. Всё равно раньше времени отсюда не выберемся.</w:t>
+        <w:t xml:space="preserve"> его знает, что вы там, инженеры, </w:t>
+      </w:r>
+      <w:proofErr w:type="spellStart"/>
+      <w:r>
+        <w:t>напридумали</w:t>
+      </w:r>
+      <w:proofErr w:type="spellEnd"/>
+      <w:r>
+        <w:t>. Смысла дёргаться в любом случае нет. Всё равно раньше времени отсюда не выберемся.</w:t>
       </w:r>
     </w:p>
     <w:p>
@@ -1335,7 +1586,15 @@
     </w:p>
     <w:p>
       <w:r>
-        <w:t>— Хочется уже что-нибудь полезное сделать. Я говорил вроде, что летал раньше в Бету Громовой. Тогда, кстати, на редкость удачный был выход, совсем рядом со станцией выкинуло. Всё, что осталось — проложить короткий курс и в гости на стыковку. А там автоматы в основном работают. Вместе с пулемётами. Пилот — самый бесполезный член экипажа во время бранка.</w:t>
+        <w:t xml:space="preserve">— Хочется уже что-нибудь полезное сделать. Я говорил вроде, что летал раньше в Бету Громовой. Тогда, кстати, на редкость удачный был выход, совсем рядом со станцией выкинуло. Всё, что осталось — проложить короткий курс и в гости на стыковку. А там автоматы в основном работают. Вместе с пулемётами. Пилот — самый бесполезный член экипажа во время </w:t>
+      </w:r>
+      <w:proofErr w:type="spellStart"/>
+      <w:r>
+        <w:t>бранка</w:t>
+      </w:r>
+      <w:proofErr w:type="spellEnd"/>
+      <w:r>
+        <w:t>.</w:t>
       </w:r>
     </w:p>
     <w:p>
@@ -1345,7 +1604,15 @@
     </w:p>
     <w:p>
       <w:r>
-        <w:t>— А что, разве не правда? — Григорьев откинулся на подголовник и прикрыл глаза. Потолочный свет тут же выбелил его ещё молодое лицо, превратив в гипсовую маску. — Я, между прочим, спал. Недолго, правда. Майоров разбудил, люками гремел. Хотя спать во время бранка — сомнительное удовольствие.</w:t>
+        <w:t xml:space="preserve">— А что, разве не правда? — Григорьев откинулся на подголовник и прикрыл глаза. Потолочный свет тут же выбелил его ещё молодое лицо, превратив в гипсовую маску. — Я, между прочим, спал. Недолго, правда. Майоров разбудил, люками гремел. Хотя спать во время </w:t>
+      </w:r>
+      <w:proofErr w:type="spellStart"/>
+      <w:r>
+        <w:t>бранка</w:t>
+      </w:r>
+      <w:proofErr w:type="spellEnd"/>
+      <w:r>
+        <w:t xml:space="preserve"> — сомнительное удовольствие.</w:t>
       </w:r>
     </w:p>
     <w:p>
@@ -1370,7 +1637,15 @@
     </w:p>
     <w:p>
       <w:r>
-        <w:t>Сны в бранке у всех разные, но большинство либо плывут (и тонут), либо куда-то летят и закономерно падают. И то, и другое считается естественным откликом здоровой психики на невесомость и невозможную темноту балка.</w:t>
+        <w:t xml:space="preserve">Сны в </w:t>
+      </w:r>
+      <w:proofErr w:type="spellStart"/>
+      <w:r>
+        <w:t>бранке</w:t>
+      </w:r>
+      <w:proofErr w:type="spellEnd"/>
+      <w:r>
+        <w:t xml:space="preserve"> у всех разные, но большинство либо плывут (и тонут), либо куда-то летят и закономерно падают. И то, и другое считается естественным откликом здоровой психики на невесомость и невозможную темноту балка.</w:t>
       </w:r>
     </w:p>
     <w:p>
@@ -1403,7 +1678,15 @@
         <w:t>сказал</w:t>
       </w:r>
       <w:r>
-        <w:t xml:space="preserve"> Григорьев. — Видел я результаты твоих нормативов. По нижней планке идёшь. Говорят, на следующей партийной деке нормативы усилят. Я бы советовал, как вернёшься, взять в бассейн абонементик. Глупо будет вылететь из-за такой ерунды.</w:t>
+        <w:t xml:space="preserve"> Григорьев. — Видел я результаты твоих нормативов. По нижней планке идёшь. Говорят, на следующей партийной деке нормативы усилят. Я бы советовал, как вернёшься, взять в бассейн </w:t>
+      </w:r>
+      <w:proofErr w:type="spellStart"/>
+      <w:r>
+        <w:t>абонементик</w:t>
+      </w:r>
+      <w:proofErr w:type="spellEnd"/>
+      <w:r>
+        <w:t>. Глупо будет вылететь из-за такой ерунды.</w:t>
       </w:r>
     </w:p>
     <w:p>
@@ -1579,12 +1862,28 @@
     </w:p>
     <w:p>
       <w:r>
-        <w:t>— Чем она примечательна, «Заря» эта, что мы ради неё три недели в бранке торчим?</w:t>
-      </w:r>
-    </w:p>
-    <w:p>
-      <w:r>
-        <w:t xml:space="preserve">— Там это, экзобиологи нашли что-то, инопланетную форму жизни. Лет десять назад об этом все трубили, а потом </w:t>
+        <w:t xml:space="preserve">— Чем она примечательна, «Заря» эта, что мы ради неё три недели в </w:t>
+      </w:r>
+      <w:proofErr w:type="spellStart"/>
+      <w:r>
+        <w:t>бранке</w:t>
+      </w:r>
+      <w:proofErr w:type="spellEnd"/>
+      <w:r>
+        <w:t xml:space="preserve"> торчим?</w:t>
+      </w:r>
+    </w:p>
+    <w:p>
+      <w:r>
+        <w:t xml:space="preserve">— Там это, </w:t>
+      </w:r>
+      <w:proofErr w:type="spellStart"/>
+      <w:r>
+        <w:t>экзобиологи</w:t>
+      </w:r>
+      <w:proofErr w:type="spellEnd"/>
+      <w:r>
+        <w:t xml:space="preserve"> нашли что-то, инопланетную форму жизни. Лет десять назад об этом все трубили, а потом </w:t>
       </w:r>
       <w:r>
         <w:t xml:space="preserve">как-то </w:t>
@@ -1647,7 +1946,15 @@
     </w:p>
     <w:p>
       <w:r>
-        <w:t>Перед выходом из бранка все члены экипажа собираются в рубке, как на представление.</w:t>
+        <w:t xml:space="preserve">Перед выходом из </w:t>
+      </w:r>
+      <w:proofErr w:type="spellStart"/>
+      <w:r>
+        <w:t>бранка</w:t>
+      </w:r>
+      <w:proofErr w:type="spellEnd"/>
+      <w:r>
+        <w:t xml:space="preserve"> все члены экипажа собираются в рубке, как на представление.</w:t>
       </w:r>
     </w:p>
     <w:p>
@@ -1693,7 +2000,15 @@
     </w:p>
     <w:p>
       <w:r>
-        <w:t>— Ни разу ещё секунда в секунду не выходил из бранка, — сказал Григорьев.</w:t>
+        <w:t xml:space="preserve">— Ни разу ещё секунда в секунду не выходил из </w:t>
+      </w:r>
+      <w:proofErr w:type="spellStart"/>
+      <w:r>
+        <w:t>бранка</w:t>
+      </w:r>
+      <w:proofErr w:type="spellEnd"/>
+      <w:r>
+        <w:t>, — сказал Григорьев.</w:t>
       </w:r>
     </w:p>
     <w:p>
@@ -1714,7 +2029,15 @@
     </w:p>
     <w:p>
       <w:r>
-        <w:t>Майоров, насколько я успел понять, всегда с параноидальной точностью придерживался уставов и негласных правил — видимо, боялся, что за ним следит незримый политкор.</w:t>
+        <w:t xml:space="preserve">Майоров, насколько я успел понять, всегда с параноидальной точностью придерживался уставов и негласных правил — видимо, боялся, что за ним следит незримый </w:t>
+      </w:r>
+      <w:proofErr w:type="spellStart"/>
+      <w:r>
+        <w:t>политкор</w:t>
+      </w:r>
+      <w:proofErr w:type="spellEnd"/>
+      <w:r>
+        <w:t>.</w:t>
       </w:r>
     </w:p>
     <w:p>
@@ -1896,7 +2219,15 @@
     </w:p>
     <w:p>
       <w:r>
-        <w:t xml:space="preserve">— Отлично, все молодцы. — Странно было слышать похвалу, когда ты лежал в ложементе и ничего не делал. — Олег, заведи аппараты и гравитонную камеру. Понял? Сначала аппараты, </w:t>
+        <w:t xml:space="preserve">— Отлично, все молодцы. — Странно было слышать похвалу, когда ты лежал в ложементе и ничего не делал. — Олег, заведи аппараты и </w:t>
+      </w:r>
+      <w:proofErr w:type="spellStart"/>
+      <w:r>
+        <w:t>гравитонную</w:t>
+      </w:r>
+      <w:proofErr w:type="spellEnd"/>
+      <w:r>
+        <w:t xml:space="preserve"> камеру. Понял? Сначала аппараты, </w:t>
       </w:r>
       <w:r>
         <w:t>а после них</w:t>
@@ -2010,7 +2341,15 @@
     </w:p>
     <w:p>
       <w:r>
-        <w:t xml:space="preserve"> Я ухватился обеими руками за страховочный поручень, любезно отмеченный табличкой: «Держаться здесь». Гравитонный привод заводится обычно долго.</w:t>
+        <w:t xml:space="preserve"> Я ухватился обеими руками за страховочный поручень, любезно отмеченный табличкой: «Держаться здесь». </w:t>
+      </w:r>
+      <w:proofErr w:type="spellStart"/>
+      <w:r>
+        <w:t>Гравитонный</w:t>
+      </w:r>
+      <w:proofErr w:type="spellEnd"/>
+      <w:r>
+        <w:t xml:space="preserve"> привод заводится обычно долго.</w:t>
       </w:r>
     </w:p>
     <w:p>
@@ -2035,7 +2374,15 @@
     </w:p>
     <w:p>
       <w:r>
-        <w:t>Табличка с расцарапанным предупреждением замигала, и меня, как магнитом, притянуло к полу. Ноги с непривычки затряслись, и я, не выдержав, упал на колени, преклонился перед гравитонной камерой, которая с пугающей убедительностью обманыва</w:t>
+        <w:t xml:space="preserve">Табличка с расцарапанным предупреждением замигала, и меня, как магнитом, притянуло к полу. Ноги с непривычки затряслись, и я, не выдержав, упал на колени, преклонился перед </w:t>
+      </w:r>
+      <w:proofErr w:type="spellStart"/>
+      <w:r>
+        <w:t>гравитонной</w:t>
+      </w:r>
+      <w:proofErr w:type="spellEnd"/>
+      <w:r>
+        <w:t xml:space="preserve"> камерой, которая с пугающей убедительностью обманыва</w:t>
       </w:r>
       <w:r>
         <w:t>ет</w:t>
@@ -2135,7 +2482,15 @@
     </w:p>
     <w:p>
       <w:r>
-        <w:t>Керман покрутил лимбовые замки на циане, присмотрелся к рискам, сощурив глаза так, что брови наползли на веки, и громко выругался.</w:t>
+        <w:t xml:space="preserve">Керман покрутил </w:t>
+      </w:r>
+      <w:proofErr w:type="spellStart"/>
+      <w:r>
+        <w:t>лимбовые</w:t>
+      </w:r>
+      <w:proofErr w:type="spellEnd"/>
+      <w:r>
+        <w:t xml:space="preserve"> замки на циане, присмотрелся к рискам, сощурив глаза так, что брови наползли на веки, и громко выругался.</w:t>
       </w:r>
     </w:p>
     <w:p>
@@ -2201,7 +2556,15 @@
     </w:p>
     <w:p>
       <w:r>
-        <w:t>— Олег! — сказал он. — Реаниматор в медотсеке!</w:t>
+        <w:t xml:space="preserve">— Олег! — сказал он. — Реаниматор в </w:t>
+      </w:r>
+      <w:proofErr w:type="spellStart"/>
+      <w:r>
+        <w:t>медотсеке</w:t>
+      </w:r>
+      <w:proofErr w:type="spellEnd"/>
+      <w:r>
+        <w:t>!</w:t>
       </w:r>
     </w:p>
     <w:p>
@@ -2395,7 +2758,15 @@
         <w:t xml:space="preserve">— </w:t>
       </w:r>
       <w:r>
-        <w:t>В медкапсулу…</w:t>
+        <w:t xml:space="preserve">В </w:t>
+      </w:r>
+      <w:proofErr w:type="spellStart"/>
+      <w:r>
+        <w:t>медкапсулу</w:t>
+      </w:r>
+      <w:proofErr w:type="spellEnd"/>
+      <w:r>
+        <w:t>…</w:t>
       </w:r>
       <w:r>
         <w:t xml:space="preserve"> — </w:t>
@@ -2416,7 +2787,15 @@
         <w:t>Давайте в</w:t>
       </w:r>
       <w:r>
-        <w:t xml:space="preserve"> медкапсулу её</w:t>
+        <w:t xml:space="preserve"> </w:t>
+      </w:r>
+      <w:proofErr w:type="spellStart"/>
+      <w:r>
+        <w:t>медкапсулу</w:t>
+      </w:r>
+      <w:proofErr w:type="spellEnd"/>
+      <w:r>
+        <w:t xml:space="preserve"> её</w:t>
       </w:r>
       <w:r>
         <w:t xml:space="preserve"> положи</w:t>
@@ -2459,7 +2838,15 @@
     </w:p>
     <w:p>
       <w:r>
-        <w:t>— А что мы так-то могли сделать? — сказал Керман. — В бранке она была живая, иначе мы бы не вышли.</w:t>
+        <w:t xml:space="preserve">— А что мы так-то могли сделать? — сказал Керман. — В </w:t>
+      </w:r>
+      <w:proofErr w:type="spellStart"/>
+      <w:r>
+        <w:t>бранке</w:t>
+      </w:r>
+      <w:proofErr w:type="spellEnd"/>
+      <w:r>
+        <w:t xml:space="preserve"> она была живая, иначе мы бы не вышли.</w:t>
       </w:r>
     </w:p>
     <w:p>
@@ -2601,7 +2988,15 @@
     </w:p>
     <w:p>
       <w:r>
-        <w:t>— Какая разница, сколько летает! — сказал Григорьев. — Рано или поздно бранк тебя достанет</w:t>
+        <w:t xml:space="preserve">— Какая разница, сколько летает! — сказал Григорьев. — Рано или поздно </w:t>
+      </w:r>
+      <w:proofErr w:type="spellStart"/>
+      <w:r>
+        <w:t>бранк</w:t>
+      </w:r>
+      <w:proofErr w:type="spellEnd"/>
+      <w:r>
+        <w:t xml:space="preserve"> тебя достанет</w:t>
       </w:r>
       <w:r>
         <w:t>!</w:t>
@@ -2687,7 +3082,15 @@
     </w:p>
     <w:p>
       <w:r>
-        <w:t>— Товарищи! — сказал Майоров. — Я понимаю, что все устали после бранка, особенно с таким выходом. Но давайте соберёмся, задачу никто не отменял.</w:t>
+        <w:t xml:space="preserve">— Товарищи! — сказал Майоров. — Я понимаю, что все устали после </w:t>
+      </w:r>
+      <w:proofErr w:type="spellStart"/>
+      <w:r>
+        <w:t>бранка</w:t>
+      </w:r>
+      <w:proofErr w:type="spellEnd"/>
+      <w:r>
+        <w:t>, особенно с таким выходом. Но давайте соберёмся, задачу никто не отменял.</w:t>
       </w:r>
     </w:p>
     <w:p>
@@ -2718,7 +3121,15 @@
     <w:p>
       <w:r>
         <w:lastRenderedPageBreak/>
-        <w:t>— Ты, Андрюш, ерунду-то не пори! — огрызнулся Керман. — У неё и так глаза на мокром месте! Вы же не будете всерьёз это обсуждать? Трехнедельный бранк — дорога в один конец, все это понимают.</w:t>
+        <w:t xml:space="preserve">— Ты, Андрюш, ерунду-то не пори! — огрызнулся Керман. — У неё и так глаза на мокром месте! Вы же не будете всерьёз это обсуждать? Трехнедельный </w:t>
+      </w:r>
+      <w:proofErr w:type="spellStart"/>
+      <w:r>
+        <w:t>бранк</w:t>
+      </w:r>
+      <w:proofErr w:type="spellEnd"/>
+      <w:r>
+        <w:t xml:space="preserve"> — дорога в один конец, все это понимают.</w:t>
       </w:r>
     </w:p>
     <w:p>
@@ -2795,7 +3206,15 @@
     </w:p>
     <w:p>
       <w:r>
-        <w:t>Жизнь на станции после бранка меня не пугала. Скорее, даже немного интриговала. Два месяца, так два месяца. Люди зачастую годами живут на осах и с ума не сходят — не то, что во время перехода. Там будет стабильная гравитация, спокойные сны без кошмаров. И черви.</w:t>
+        <w:t xml:space="preserve">Жизнь на станции после </w:t>
+      </w:r>
+      <w:proofErr w:type="spellStart"/>
+      <w:r>
+        <w:t>бранка</w:t>
+      </w:r>
+      <w:proofErr w:type="spellEnd"/>
+      <w:r>
+        <w:t xml:space="preserve"> меня не пугала. Скорее, даже немного интриговала. Два месяца, так два месяца. Люди зачастую годами живут на осах и с ума не сходят — не то, что во время перехода. Там будет стабильная гравитация, спокойные сны без кошмаров. И черви.</w:t>
       </w:r>
     </w:p>
     <w:p>
@@ -2885,7 +3304,15 @@
         <w:t xml:space="preserve">не </w:t>
       </w:r>
       <w:r>
-        <w:t xml:space="preserve">повторится. Но прошу понять. Слишком долгий бранк. И выход. Наверняка не я одна себя </w:t>
+        <w:t xml:space="preserve">повторится. Но прошу понять. Слишком долгий </w:t>
+      </w:r>
+      <w:proofErr w:type="spellStart"/>
+      <w:r>
+        <w:t>бранк</w:t>
+      </w:r>
+      <w:proofErr w:type="spellEnd"/>
+      <w:r>
+        <w:t xml:space="preserve">. И выход. Наверняка не я одна себя </w:t>
       </w:r>
       <w:r>
         <w:t xml:space="preserve">так </w:t>
@@ -2935,8 +3362,13 @@
         <w:t>— Готовность — десять секунд, — услышал я голос Григорьева и начал мысленно считать</w:t>
       </w:r>
       <w:r>
-        <w:t xml:space="preserve"> тусклым шёпетом</w:t>
-      </w:r>
+        <w:t xml:space="preserve"> тусклым </w:t>
+      </w:r>
+      <w:proofErr w:type="spellStart"/>
+      <w:r>
+        <w:t>шёпетом</w:t>
+      </w:r>
+      <w:proofErr w:type="spellEnd"/>
       <w:r>
         <w:t>:</w:t>
       </w:r>
@@ -3264,7 +3696,15 @@
     </w:p>
     <w:p>
       <w:r>
-        <w:t xml:space="preserve">Я забрался в узкую кишку стыковочного модуля и повис на лестнице, надеясь унять дрожь в руках. Майоров приказал отключить электрику и раздраить люк вручную. После всего произошедшего </w:t>
+        <w:t xml:space="preserve">Я забрался в узкую кишку стыковочного модуля и повис на лестнице, надеясь унять дрожь в руках. Майоров приказал отключить электрику и </w:t>
+      </w:r>
+      <w:proofErr w:type="spellStart"/>
+      <w:r>
+        <w:t>раздраить</w:t>
+      </w:r>
+      <w:proofErr w:type="spellEnd"/>
+      <w:r>
+        <w:t xml:space="preserve"> люк вручную. После всего произошедшего </w:t>
       </w:r>
       <w:r>
         <w:t>я его вполне понимал</w:t>
@@ -3280,7 +3720,15 @@
     </w:p>
     <w:p>
       <w:r>
-        <w:t xml:space="preserve">Я ухватился обеими руками за вентиль, стараясь не сорваться в соединительный тракт, и только потом понял, что забыл загерметизировать модуль. Такие выкрутасы ни один политкор не прощает — </w:t>
+        <w:t xml:space="preserve">Я ухватился обеими руками за вентиль, стараясь не сорваться в соединительный тракт, и только потом понял, что забыл загерметизировать модуль. Такие выкрутасы ни один </w:t>
+      </w:r>
+      <w:proofErr w:type="spellStart"/>
+      <w:r>
+        <w:t>политкор</w:t>
+      </w:r>
+      <w:proofErr w:type="spellEnd"/>
+      <w:r>
+        <w:t xml:space="preserve"> не прощает — </w:t>
       </w:r>
       <w:r>
         <w:t>повезёт</w:t>
@@ -3306,7 +3754,15 @@
     </w:p>
     <w:p>
       <w:r>
-        <w:t>Поворачивался вентиль с тягучим усилием, сопротивлялся и отчаянно жёг холодом пальцы. Балк, в отличие от наших жизней, не измеряется временем, но можно подумать, что корабль постарел в промежуточной тьме на десятки лет, и все детали механизмов срослись, склеились насмерть запёкшимся маслом.</w:t>
+        <w:t xml:space="preserve">Поворачивался вентиль с тягучим усилием, сопротивлялся и отчаянно жёг холодом пальцы. </w:t>
+      </w:r>
+      <w:proofErr w:type="spellStart"/>
+      <w:r>
+        <w:t>Балк</w:t>
+      </w:r>
+      <w:proofErr w:type="spellEnd"/>
+      <w:r>
+        <w:t>, в отличие от наших жизней, не измеряется временем, но можно подумать, что корабль постарел в промежуточной тьме на десятки лет, и все детали механизмов срослись, склеились насмерть запёкшимся маслом.</w:t>
       </w:r>
     </w:p>
     <w:p>
@@ -3377,12 +3833,28 @@
     </w:p>
     <w:p>
       <w:r>
-        <w:t>— Вереснев Олег Петрович, — проговорил я. Воздуха на отчество едва хватило. Я не сразу сообразил, как правильно дышать — вымотался после тяжёлого подъёма. — Я из инженерной службы.</w:t>
-      </w:r>
-    </w:p>
-    <w:p>
-      <w:r>
-        <w:t>— У вас всё в порядке? — спросил Мицюкин. — Вы вручную открывали гермошлюз?</w:t>
+        <w:t xml:space="preserve">— </w:t>
+      </w:r>
+      <w:proofErr w:type="spellStart"/>
+      <w:r>
+        <w:t>Вереснев</w:t>
+      </w:r>
+      <w:proofErr w:type="spellEnd"/>
+      <w:r>
+        <w:t xml:space="preserve"> Олег Петрович, — проговорил я. Воздуха на отчество едва хватило. Я не сразу сообразил, как правильно дышать — вымотался после тяжёлого подъёма. — Я из инженерной службы.</w:t>
+      </w:r>
+    </w:p>
+    <w:p>
+      <w:r>
+        <w:t xml:space="preserve">— У вас всё в порядке? — спросил Мицюкин. — Вы вручную открывали </w:t>
+      </w:r>
+      <w:proofErr w:type="spellStart"/>
+      <w:r>
+        <w:t>гермошлюз</w:t>
+      </w:r>
+      <w:proofErr w:type="spellEnd"/>
+      <w:r>
+        <w:t>?</w:t>
       </w:r>
     </w:p>
     <w:p>
@@ -3484,7 +3956,15 @@
         <w:t>— Я — Олег, — запоздало представился я.</w:t>
       </w:r>
       <w:r>
-        <w:t xml:space="preserve"> — Вереснев Олег Петрович.</w:t>
+        <w:t xml:space="preserve"> — </w:t>
+      </w:r>
+      <w:proofErr w:type="spellStart"/>
+      <w:r>
+        <w:t>Вереснев</w:t>
+      </w:r>
+      <w:proofErr w:type="spellEnd"/>
+      <w:r>
+        <w:t xml:space="preserve"> Олег Петрович.</w:t>
       </w:r>
     </w:p>
     <w:p>
@@ -4206,7 +4686,15 @@
         <w:t>а</w:t>
       </w:r>
       <w:r>
-        <w:t>н во время бранка говорил</w:t>
+        <w:t xml:space="preserve">н во время </w:t>
+      </w:r>
+      <w:proofErr w:type="spellStart"/>
+      <w:r>
+        <w:t>бранка</w:t>
+      </w:r>
+      <w:proofErr w:type="spellEnd"/>
+      <w:r>
+        <w:t xml:space="preserve"> говорил</w:t>
       </w:r>
       <w:r>
         <w:t>, — сказал я</w:t>
@@ -4549,7 +5037,15 @@
       </w:pPr>
       <w:r>
         <w:lastRenderedPageBreak/>
-        <w:t>В узкие, как бойницы, иллюминаторы ничего не было видно. Я так устал от стерильной пустоты во время бранка, что хотел задержаться на минутку, вглядеться во мрак, надеясь, что он рассеется под моим взглядом, но Лысанов упрямо тянул вперёд.</w:t>
+        <w:t xml:space="preserve">В узкие, как бойницы, иллюминаторы ничего не было видно. Я так устал от стерильной пустоты во время </w:t>
+      </w:r>
+      <w:proofErr w:type="spellStart"/>
+      <w:r>
+        <w:t>бранка</w:t>
+      </w:r>
+      <w:proofErr w:type="spellEnd"/>
+      <w:r>
+        <w:t>, что хотел задержаться на минутку, вглядеться во мрак, надеясь, что он рассеется под моим взглядом, но Лысанов упрямо тянул вперёд.</w:t>
       </w:r>
     </w:p>
     <w:p>
@@ -4597,7 +5093,15 @@
         </w:tabs>
       </w:pPr>
       <w:r>
-        <w:t>— Не беспокойтесь, — сказал Лысанов. — Местная особенность. Есть небольшой сбой в гравитонной камере</w:t>
+        <w:t xml:space="preserve">— Не беспокойтесь, — сказал Лысанов. — Местная особенность. Есть небольшой сбой в </w:t>
+      </w:r>
+      <w:proofErr w:type="spellStart"/>
+      <w:r>
+        <w:t>гравитонной</w:t>
+      </w:r>
+      <w:proofErr w:type="spellEnd"/>
+      <w:r>
+        <w:t xml:space="preserve"> камере</w:t>
       </w:r>
       <w:r>
         <w:t>, а</w:t>
@@ -5439,7 +5943,15 @@
         </w:tabs>
       </w:pPr>
       <w:r>
-        <w:t>— Можно на «ты», Олег, — сказала Вера. — Я здесь в химлабе работаю, два года уже. — Она взглянула на меня через плечо. — Ты не смотри так! Я старше, чем выгляжу. А то все, кто прилетает, удивляются, как я вообще здесь оказалась.</w:t>
+        <w:t xml:space="preserve">— Можно на «ты», Олег, — сказала Вера. — Я здесь в </w:t>
+      </w:r>
+      <w:proofErr w:type="spellStart"/>
+      <w:r>
+        <w:t>химлабе</w:t>
+      </w:r>
+      <w:proofErr w:type="spellEnd"/>
+      <w:r>
+        <w:t xml:space="preserve"> работаю, два года уже. — Она взглянула на меня через плечо. — Ты не смотри так! Я старше, чем выгляжу. А то все, кто прилетает, удивляются, как я вообще здесь оказалась.</w:t>
       </w:r>
     </w:p>
     <w:p>
@@ -5696,7 +6208,15 @@
         </w:tabs>
       </w:pPr>
       <w:r>
-        <w:t>— Правильно говорить не эс, а цэ. Мы, кстати, соседи. — Вера подошла к гермодвери</w:t>
+        <w:t xml:space="preserve">— Правильно говорить не эс, а </w:t>
+      </w:r>
+      <w:proofErr w:type="spellStart"/>
+      <w:r>
+        <w:t>цэ</w:t>
+      </w:r>
+      <w:proofErr w:type="spellEnd"/>
+      <w:r>
+        <w:t>. Мы, кстати, соседи. — Вера подошла к гермодвери</w:t>
       </w:r>
       <w:r>
         <w:t>.</w:t>
@@ -5796,7 +6316,15 @@
         </w:tabs>
       </w:pPr>
       <w:r>
-        <w:t xml:space="preserve">На стекле сидела обычная земная муха и суматошно перебирала лапками, прочищая хоботок. Я моргнул и потёр глаза. После бранка может </w:t>
+        <w:t xml:space="preserve">На стекле сидела обычная земная муха и суматошно перебирала лапками, прочищая хоботок. Я моргнул и потёр глаза. После </w:t>
+      </w:r>
+      <w:proofErr w:type="spellStart"/>
+      <w:r>
+        <w:t>бранка</w:t>
+      </w:r>
+      <w:proofErr w:type="spellEnd"/>
+      <w:r>
+        <w:t xml:space="preserve"> может </w:t>
       </w:r>
       <w:r>
         <w:lastRenderedPageBreak/>
@@ -6071,7 +6599,15 @@
     </w:p>
     <w:p>
       <w:r>
-        <w:t>Я что, в бранке?</w:t>
+        <w:t xml:space="preserve">Я что, в </w:t>
+      </w:r>
+      <w:proofErr w:type="spellStart"/>
+      <w:r>
+        <w:t>бранке</w:t>
+      </w:r>
+      <w:proofErr w:type="spellEnd"/>
+      <w:r>
+        <w:t>?</w:t>
       </w:r>
     </w:p>
     <w:p>
@@ -6303,7 +6839,15 @@
     </w:p>
     <w:p>
       <w:r>
-        <w:t xml:space="preserve">— Ситуация такая, — начал он. — Мы хотим провести полную диагностику корабля, слишком много сюрпризов было после выхода. А нам на этой птичке ещё обратно лететь. Я понимаю, — он отхлебнул остывшего, судя по виду, кофе и поморщился, — после долгого бранка всем хочется отдыха, но </w:t>
+        <w:t xml:space="preserve">— Ситуация такая, — начал он. — Мы хотим провести полную диагностику корабля, слишком много сюрпризов было после выхода. А нам на этой птичке ещё обратно лететь. Я понимаю, — он отхлебнул остывшего, судя по виду, кофе и поморщился, — после долгого </w:t>
+      </w:r>
+      <w:proofErr w:type="spellStart"/>
+      <w:r>
+        <w:t>бранка</w:t>
+      </w:r>
+      <w:proofErr w:type="spellEnd"/>
+      <w:r>
+        <w:t xml:space="preserve"> всем хочется отдыха, но </w:t>
       </w:r>
       <w:r>
         <w:t>нам пока</w:t>
@@ -6357,7 +6901,15 @@
     </w:p>
     <w:p>
       <w:r>
-        <w:t>— Так я разве спорю? — Керман развёл руками. — Но диагностические карты мы с тобой уже посмотрели, там ничего нет. Вся электронка тогда не работала. Так-то идей у меня пока нет.</w:t>
+        <w:t xml:space="preserve">— Так я разве спорю? — Керман развёл руками. — Но диагностические карты мы с тобой уже посмотрели, там ничего нет. Вся </w:t>
+      </w:r>
+      <w:proofErr w:type="spellStart"/>
+      <w:r>
+        <w:t>электронка</w:t>
+      </w:r>
+      <w:proofErr w:type="spellEnd"/>
+      <w:r>
+        <w:t xml:space="preserve"> тогда не работала. Так-то идей у меня пока нет.</w:t>
       </w:r>
     </w:p>
     <w:p>
@@ -6856,7 +7408,15 @@
     </w:p>
     <w:p>
       <w:r>
-        <w:t>В коридоре на втором уровне стали появляться обитатели станции. Я даже увидел Мицюкина из службы безопасности и кивнул ему, получив в ответ настороженный взгляд.</w:t>
+        <w:t xml:space="preserve">В коридоре на втором уровне стали появляться обитатели станции. Я даже увидел </w:t>
+      </w:r>
+      <w:proofErr w:type="spellStart"/>
+      <w:r>
+        <w:t>Мицюкина</w:t>
+      </w:r>
+      <w:proofErr w:type="spellEnd"/>
+      <w:r>
+        <w:t xml:space="preserve"> из службы безопасности и кивнул ему, получив в ответ настороженный взгляд.</w:t>
       </w:r>
     </w:p>
     <w:p>
@@ -6984,7 +7544,15 @@
     </w:p>
     <w:p>
       <w:r>
-        <w:t>— Мы уже по кругу идём, Дима. Может, твой циан и не работает теперь. Выйдем в балк — и всё, пиши пропало! Олег? — Майоров повернулся. Всё происходящее напоминало разыгранную по нотам пьесу. — Давай в техничку и прошерсти всю трассировку, которая была перед стыковкой. У тебя-то, надеюсь, никаких возражений не будет?</w:t>
+        <w:t xml:space="preserve">— Мы уже по кругу идём, Дима. Может, твой циан и не работает теперь. Выйдем в </w:t>
+      </w:r>
+      <w:proofErr w:type="spellStart"/>
+      <w:r>
+        <w:t>балк</w:t>
+      </w:r>
+      <w:proofErr w:type="spellEnd"/>
+      <w:r>
+        <w:t xml:space="preserve"> — и всё, пиши пропало! Олег? — Майоров повернулся. Всё происходящее напоминало разыгранную по нотам пьесу. — Давай в техничку и прошерсти всю трассировку, которая была перед стыковкой. У тебя-то, надеюсь, никаких возражений не будет?</w:t>
       </w:r>
     </w:p>
     <w:p>
@@ -7723,7 +8291,15 @@
       </w:r>
       <w:r>
         <w:lastRenderedPageBreak/>
-        <w:t>вообще без продыха. Выглядишь ты не очень. В обморок не хлопнешься? Уверен, что хочешь гулять?</w:t>
+        <w:t xml:space="preserve">вообще без </w:t>
+      </w:r>
+      <w:proofErr w:type="spellStart"/>
+      <w:r>
+        <w:t>продыха</w:t>
+      </w:r>
+      <w:proofErr w:type="spellEnd"/>
+      <w:r>
+        <w:t>. Выглядишь ты не очень. В обморок не хлопнешься? Уверен, что хочешь гулять?</w:t>
       </w:r>
     </w:p>
     <w:p>
@@ -8133,7 +8709,15 @@
     </w:p>
     <w:p>
       <w:r>
-        <w:t>— Здесь гравитонные камеры так работают. Сбой</w:t>
+        <w:t xml:space="preserve">— Здесь </w:t>
+      </w:r>
+      <w:proofErr w:type="spellStart"/>
+      <w:r>
+        <w:t>гравитонные</w:t>
+      </w:r>
+      <w:proofErr w:type="spellEnd"/>
+      <w:r>
+        <w:t xml:space="preserve"> камеры так работают. Сбой</w:t>
       </w:r>
       <w:r>
         <w:t xml:space="preserve"> такой</w:t>
@@ -8666,8 +9250,13 @@
       </w:r>
     </w:p>
     <w:p>
-      <w:r>
-        <w:t xml:space="preserve">Стальск я не любил. Вернее, ненавидел — глубинной, искренней, неприкрытой ненавистью, на </w:t>
+      <w:proofErr w:type="spellStart"/>
+      <w:r>
+        <w:t>Стальск</w:t>
+      </w:r>
+      <w:proofErr w:type="spellEnd"/>
+      <w:r>
+        <w:t xml:space="preserve"> я не любил. Вернее, ненавидел — глубинной, искренней, неприкрытой ненавистью, на </w:t>
       </w:r>
       <w:r>
         <w:t>которую</w:t>
@@ -8702,9 +9291,11 @@
       <w:r>
         <w:t xml:space="preserve">В Стальске-12 производили какие-то модули для кораблей дальнего следования, и за счёт этого жил весь город — вернее, умирал </w:t>
       </w:r>
+      <w:proofErr w:type="gramStart"/>
       <w:r>
         <w:t>в чаду</w:t>
       </w:r>
+      <w:proofErr w:type="gramEnd"/>
       <w:r>
         <w:t xml:space="preserve"> непрекращающегося и днём, и ночью производства. Отец, как и все вокруг, работал на заводе. Мать успела сменить карьеру продавщицы в универсаме на такую же бесцветную участь учительницы начальных классов, а когда я уже подрос, вернулась в магазин, потому что, как она </w:t>
       </w:r>
@@ -8758,8 +9349,21 @@
       </w:r>
     </w:p>
     <w:p>
-      <w:r>
-        <w:t>Стальск изначально проектировался не для людей, а для роботов, которые, как заведённые, работают по расписанию, едят по расписанию, спят по расписанию, умирают по расписанию — и не тратят время на бесполезные занятия, вроде прогулок в парке или отдыха на пляже. Единственный пруд, маленький и мелкий, как лужа, бороздили по концентрическим траекториям потрёпанные механические утки. О плавании я долгое время знал лишь понаслышке — из книжек или из тех же передач по телевизору, который регулярно, в соответствии с напечатанной в газете программой вещания, червоточил треском и помехами.</w:t>
+      <w:proofErr w:type="spellStart"/>
+      <w:r>
+        <w:t>Стальск</w:t>
+      </w:r>
+      <w:proofErr w:type="spellEnd"/>
+      <w:r>
+        <w:t xml:space="preserve"> изначально проектировался не для людей, а для роботов, которые, как заведённые, работают по расписанию, едят по расписанию, спят по расписанию, умирают по расписанию — и не тратят время на бесполезные занятия, вроде прогулок в парке или отдыха на пляже. Единственный пруд, маленький и мелкий, как лужа, бороздили по концентрическим траекториям потрёпанные механические утки. О плавании я долгое время знал лишь понаслышке — из книжек или из тех же передач по телевизору, который регулярно, в соответствии с напечатанной в газете программой вещания, </w:t>
+      </w:r>
+      <w:proofErr w:type="spellStart"/>
+      <w:r>
+        <w:t>червоточил</w:t>
+      </w:r>
+      <w:proofErr w:type="spellEnd"/>
+      <w:r>
+        <w:t xml:space="preserve"> треском и помехами.</w:t>
       </w:r>
     </w:p>
     <w:p>
@@ -9306,7 +9910,15 @@
     </w:p>
     <w:p>
       <w:r>
-        <w:t>— Потихоньку осваиваюсь, — сказал я. — Интересная у вас станция! Честно говоря, я не против провести здесь больше запланированных двух недель. Обратно в балк не очень хочется.</w:t>
+        <w:t xml:space="preserve">— Потихоньку осваиваюсь, — сказал я. — Интересная у вас станция! Честно говоря, я не против провести здесь больше запланированных двух недель. Обратно в </w:t>
+      </w:r>
+      <w:proofErr w:type="spellStart"/>
+      <w:r>
+        <w:t>балк</w:t>
+      </w:r>
+      <w:proofErr w:type="spellEnd"/>
+      <w:r>
+        <w:t xml:space="preserve"> не очень хочется.</w:t>
       </w:r>
     </w:p>
     <w:p>
@@ -9503,8 +10115,13 @@
         <w:t>обитатели</w:t>
       </w:r>
       <w:r>
-        <w:t xml:space="preserve"> — беспризорные пациенты после коматоза</w:t>
-      </w:r>
+        <w:t xml:space="preserve"> — беспризорные пациенты после </w:t>
+      </w:r>
+      <w:proofErr w:type="spellStart"/>
+      <w:r>
+        <w:t>коматоза</w:t>
+      </w:r>
+      <w:proofErr w:type="spellEnd"/>
       <w:r>
         <w:t xml:space="preserve">, </w:t>
       </w:r>
@@ -9953,7 +10570,15 @@
     </w:p>
     <w:p>
       <w:r>
-        <w:t>— А что такое разум? Боюсь, я смогу ответить на твой вопрос, если ты дашь определение, которое подойдёт не только для нас, так сказать, гоминидов. И не только для экзобиологов. Это вообще уже выходит далеко за рамки нашего исследования. Тут же, как ты сам понимаешь, вопрос философский.</w:t>
+        <w:t xml:space="preserve">— А что такое разум? Боюсь, я смогу ответить на твой вопрос, если ты дашь определение, которое подойдёт не только для нас, так сказать, гоминидов. И не только для </w:t>
+      </w:r>
+      <w:proofErr w:type="spellStart"/>
+      <w:r>
+        <w:t>экзобиологов</w:t>
+      </w:r>
+      <w:proofErr w:type="spellEnd"/>
+      <w:r>
+        <w:t>. Это вообще уже выходит далеко за рамки нашего исследования. Тут же, как ты сам понимаешь, вопрос философский.</w:t>
       </w:r>
     </w:p>
     <w:p>
@@ -10091,7 +10716,15 @@
     </w:p>
     <w:p>
       <w:r>
-        <w:t>— Они прошли через балк? — проговорил я. — Сами?</w:t>
+        <w:t xml:space="preserve">— Они прошли через </w:t>
+      </w:r>
+      <w:proofErr w:type="spellStart"/>
+      <w:r>
+        <w:t>балк</w:t>
+      </w:r>
+      <w:proofErr w:type="spellEnd"/>
+      <w:r>
+        <w:t>? — проговорил я. — Сами?</w:t>
       </w:r>
     </w:p>
     <w:p>
@@ -10111,7 +10744,15 @@
     </w:p>
     <w:p>
       <w:r>
-        <w:t>Нуболиды потихоньку приходили в себя после бранка. Из алой массы на дне камеры потянулись к потолку робкие ростки.</w:t>
+        <w:t xml:space="preserve">Нуболиды потихоньку приходили в себя после </w:t>
+      </w:r>
+      <w:proofErr w:type="spellStart"/>
+      <w:r>
+        <w:t>бранка</w:t>
+      </w:r>
+      <w:proofErr w:type="spellEnd"/>
+      <w:r>
+        <w:t>. Из алой массы на дне камеры потянулись к потолку робкие ростки.</w:t>
       </w:r>
     </w:p>
     <w:p>
@@ -10190,7 +10831,15 @@
     </w:p>
     <w:p>
       <w:r>
-        <w:t>— К сожалению, мы до сих пор знаем о нуболидах не так много, — вздохнул Марутян. — Исследования ничего не дали. Нуболидов можно, пожалуй, сравнить с земными медузами. По крайней мере, состоят они тоже преимущественно из воды и соли. А вот на остальные вопросы мы пока что не смогли найти удовлетворительного ответа. Впрочем, у меня есть, так сказать, теория.</w:t>
+        <w:t xml:space="preserve">— К сожалению, мы до сих пор знаем о </w:t>
+      </w:r>
+      <w:proofErr w:type="spellStart"/>
+      <w:r>
+        <w:t>нуболидах</w:t>
+      </w:r>
+      <w:proofErr w:type="spellEnd"/>
+      <w:r>
+        <w:t xml:space="preserve"> не так много, — вздохнул Марутян. — Исследования ничего не дали. Нуболидов можно, пожалуй, сравнить с земными медузами. По крайней мере, состоят они тоже преимущественно из воды и соли. А вот на остальные вопросы мы пока что не смогли найти удовлетворительного ответа. Впрочем, у меня есть, так сказать, теория.</w:t>
       </w:r>
     </w:p>
     <w:p>
@@ -10216,7 +10865,15 @@
     <w:p>
       <w:r>
         <w:lastRenderedPageBreak/>
-        <w:t>— Не совсем. Балк —</w:t>
+        <w:t xml:space="preserve">— Не совсем. </w:t>
+      </w:r>
+      <w:proofErr w:type="spellStart"/>
+      <w:r>
+        <w:t>Балк</w:t>
+      </w:r>
+      <w:proofErr w:type="spellEnd"/>
+      <w:r>
+        <w:t xml:space="preserve"> —</w:t>
       </w:r>
       <w:r>
         <w:t xml:space="preserve"> </w:t>
@@ -10369,7 +11026,15 @@
         <w:t>у игрушечного болванчика</w:t>
       </w:r>
       <w:r>
-        <w:t>. — Я вот ровным счётом ничего не чувствую! А вы, если захотите, то, конечно, почувствуете. Самовнушение — великая сила! Я же опираюсь на факты. Нет в нуболидах никакой магии, и камера содержания их полностью изолирует.</w:t>
+        <w:t xml:space="preserve">. — Я вот ровным счётом ничего не чувствую! А вы, если захотите, то, конечно, почувствуете. Самовнушение — великая сила! Я же опираюсь на факты. Нет в </w:t>
+      </w:r>
+      <w:proofErr w:type="spellStart"/>
+      <w:r>
+        <w:t>нуболидах</w:t>
+      </w:r>
+      <w:proofErr w:type="spellEnd"/>
+      <w:r>
+        <w:t xml:space="preserve"> никакой магии, и камера содержания их полностью изолирует.</w:t>
       </w:r>
     </w:p>
     <w:p>
@@ -10744,7 +11409,15 @@
       </w:r>
       <w:r>
         <w:lastRenderedPageBreak/>
-        <w:t>продолжения исследования — это модуль расчётов балк-брана, которого у нас нет вообще».</w:t>
+        <w:t xml:space="preserve">продолжения исследования — это модуль расчётов </w:t>
+      </w:r>
+      <w:proofErr w:type="spellStart"/>
+      <w:r>
+        <w:t>балк</w:t>
+      </w:r>
+      <w:proofErr w:type="spellEnd"/>
+      <w:r>
+        <w:t>-брана, которого у нас нет вообще».</w:t>
       </w:r>
     </w:p>
     <w:p>
@@ -10828,7 +11501,15 @@
     </w:p>
     <w:p>
       <w:r>
-        <w:t>— Сергей Акимов, — сказал я. — Это же отец Веры из химлаба?</w:t>
+        <w:t xml:space="preserve">— Сергей Акимов, — сказал я. — Это же отец Веры из </w:t>
+      </w:r>
+      <w:proofErr w:type="spellStart"/>
+      <w:r>
+        <w:t>химлаба</w:t>
+      </w:r>
+      <w:proofErr w:type="spellEnd"/>
+      <w:r>
+        <w:t>?</w:t>
       </w:r>
     </w:p>
     <w:p>
@@ -10962,9 +11643,11 @@
       <w:r>
         <w:t xml:space="preserve">Марутян продолжал рассуждать о </w:t>
       </w:r>
+      <w:proofErr w:type="spellStart"/>
       <w:r>
         <w:t>нуболидах</w:t>
       </w:r>
+      <w:proofErr w:type="spellEnd"/>
       <w:r>
         <w:t xml:space="preserve">, собирая пальцами складки на лбу, </w:t>
       </w:r>
@@ -11113,7 +11796,15 @@
     </w:p>
     <w:p>
       <w:r>
-        <w:t>— Да, — хмыкнул Майоров. — Неплохое шоу, и зверушки дрессированные. Команду «бранк» даже выучили.</w:t>
+        <w:t>— Да, — хмыкнул Майоров. — Неплохое шоу, и зверушки дрессированные. Команду «</w:t>
+      </w:r>
+      <w:proofErr w:type="spellStart"/>
+      <w:r>
+        <w:t>бранк</w:t>
+      </w:r>
+      <w:proofErr w:type="spellEnd"/>
+      <w:r>
+        <w:t>» даже выучили.</w:t>
       </w:r>
     </w:p>
     <w:p>
@@ -11375,7 +12066,15 @@
         <w:t>меркам</w:t>
       </w:r>
       <w:r>
-        <w:t xml:space="preserve"> создания умеют проходить через балк, — сказала Симонова. —</w:t>
+        <w:t xml:space="preserve"> создания умеют проходить через </w:t>
+      </w:r>
+      <w:proofErr w:type="spellStart"/>
+      <w:r>
+        <w:t>балк</w:t>
+      </w:r>
+      <w:proofErr w:type="spellEnd"/>
+      <w:r>
+        <w:t>, — сказала Симонова. —</w:t>
       </w:r>
       <w:r>
         <w:t xml:space="preserve"> </w:t>
@@ -11404,8 +12103,13 @@
     </w:p>
     <w:p>
       <w:r>
-        <w:t>В конце дня Марутян решил провести ещё один эксперимент с нуболидами</w:t>
-      </w:r>
+        <w:t xml:space="preserve">В конце дня Марутян решил провести ещё один эксперимент с </w:t>
+      </w:r>
+      <w:proofErr w:type="spellStart"/>
+      <w:r>
+        <w:t>нуболидами</w:t>
+      </w:r>
+      <w:proofErr w:type="spellEnd"/>
       <w:r>
         <w:t>.</w:t>
       </w:r>
@@ -11708,7 +12412,15 @@
         <w:t>, к счастью,</w:t>
       </w:r>
       <w:r>
-        <w:t xml:space="preserve"> вспомнил о сбоях в гравитонной камере.</w:t>
+        <w:t xml:space="preserve"> вспомнил о сбоях в </w:t>
+      </w:r>
+      <w:proofErr w:type="spellStart"/>
+      <w:r>
+        <w:t>гравитонной</w:t>
+      </w:r>
+      <w:proofErr w:type="spellEnd"/>
+      <w:r>
+        <w:t xml:space="preserve"> камере.</w:t>
       </w:r>
     </w:p>
     <w:p>
@@ -11842,7 +12554,15 @@
     </w:p>
     <w:p>
       <w:r>
-        <w:t>— Ну так, — лениво отозвалась Вера, — полистываю. Вы же нам это зачем-то привозите. Может, там что-то важное произошло на Земле, пока меня не было. Коммунизм, например, построили.</w:t>
+        <w:t xml:space="preserve">— Ну так, — лениво отозвалась Вера, — </w:t>
+      </w:r>
+      <w:proofErr w:type="spellStart"/>
+      <w:r>
+        <w:t>полистываю</w:t>
+      </w:r>
+      <w:proofErr w:type="spellEnd"/>
+      <w:r>
+        <w:t>. Вы же нам это зачем-то привозите. Может, там что-то важное произошло на Земле, пока меня не было. Коммунизм, например, построили.</w:t>
       </w:r>
     </w:p>
     <w:p>
@@ -12327,12 +13047,28 @@
     </w:p>
     <w:p>
       <w:r>
-        <w:t>Меня выбросило из этого кошмара, как из бранка — я открыл глаза в темноту, лёгкие разрывало от апноэ. Пощёлкали закрытые тенью датчики, и медленно, как электрический восход, разгорелись лампы. Треклятая муха злорадно прожужжала над ухом. Всё вокруг уверенно и чётко, по установленному в аппаратах расписанию, приходило в движение.</w:t>
-      </w:r>
-    </w:p>
-    <w:p>
-      <w:r>
-        <w:t>Я закрыл глаза в надежде поспать ещё немного. Свет ярко прорезался сквозь веки. На языке тихо таял солоноватый привкус крови — я раскусал себе во сне губу. В уши врезался яростный трезвон сигнала к побудке.</w:t>
+        <w:t xml:space="preserve">Меня выбросило из этого кошмара, как из </w:t>
+      </w:r>
+      <w:proofErr w:type="spellStart"/>
+      <w:r>
+        <w:t>бранка</w:t>
+      </w:r>
+      <w:proofErr w:type="spellEnd"/>
+      <w:r>
+        <w:t xml:space="preserve"> — я открыл глаза в темноту, лёгкие разрывало от апноэ. Пощёлкали закрытые тенью датчики, и медленно, как электрический восход, разгорелись лампы. Треклятая муха злорадно прожужжала над ухом. Всё вокруг уверенно и чётко, по установленному в аппаратах расписанию, приходило в движение.</w:t>
+      </w:r>
+    </w:p>
+    <w:p>
+      <w:r>
+        <w:t xml:space="preserve">Я закрыл глаза в надежде поспать ещё немного. Свет ярко прорезался сквозь веки. На языке тихо таял солоноватый привкус крови — я </w:t>
+      </w:r>
+      <w:proofErr w:type="spellStart"/>
+      <w:r>
+        <w:t>раскусал</w:t>
+      </w:r>
+      <w:proofErr w:type="spellEnd"/>
+      <w:r>
+        <w:t xml:space="preserve"> себе во сне губу. В уши врезался яростный трезвон сигнала к побудке.</w:t>
       </w:r>
     </w:p>
     <w:p>
@@ -12407,7 +13143,15 @@
         <w:t xml:space="preserve">угрожающе </w:t>
       </w:r>
       <w:r>
-        <w:t>прожужжала и собиралась уже спрятаться в слепое пятно, нырнуть в балк, как это умеют мухи, но неожиданно села на приделанную к стене липучку. Затрепетала, зашевелила лапками, стала взбивать крыльями воздух — и засела ещё сильнее.</w:t>
+        <w:t xml:space="preserve">прожужжала и собиралась уже спрятаться в слепое пятно, нырнуть в </w:t>
+      </w:r>
+      <w:proofErr w:type="spellStart"/>
+      <w:r>
+        <w:t>балк</w:t>
+      </w:r>
+      <w:proofErr w:type="spellEnd"/>
+      <w:r>
+        <w:t>, как это умеют мухи, но неожиданно села на приделанную к стене липучку. Затрепетала, зашевелила лапками, стала взбивать крыльями воздух — и засела ещё сильнее.</w:t>
       </w:r>
     </w:p>
     <w:p>
@@ -12460,7 +13204,15 @@
     </w:p>
     <w:p>
       <w:r>
-        <w:t>Я закрыл глаза и несколько раз медленно вздохнул. У космонавтов после долгого бранка часто случаются галлюцинации. Недели непрекращающихся кошмаров оставляют в сознании рубец.</w:t>
+        <w:t xml:space="preserve">Я закрыл глаза и несколько раз медленно вздохнул. У космонавтов после долгого </w:t>
+      </w:r>
+      <w:proofErr w:type="spellStart"/>
+      <w:r>
+        <w:t>бранка</w:t>
+      </w:r>
+      <w:proofErr w:type="spellEnd"/>
+      <w:r>
+        <w:t xml:space="preserve"> часто случаются галлюцинации. Недели непрекращающихся кошмаров оставляют в сознании рубец.</w:t>
       </w:r>
     </w:p>
     <w:p>
@@ -13105,7 +13857,15 @@
     </w:p>
     <w:p>
       <w:r>
-        <w:t>— Всё равно. Вам нужно в медблок. Встать можете?</w:t>
+        <w:t xml:space="preserve">— Всё равно. Вам нужно в </w:t>
+      </w:r>
+      <w:proofErr w:type="spellStart"/>
+      <w:r>
+        <w:t>медблок</w:t>
+      </w:r>
+      <w:proofErr w:type="spellEnd"/>
+      <w:r>
+        <w:t>. Встать можете?</w:t>
       </w:r>
     </w:p>
     <w:p>
@@ -13171,7 +13931,15 @@
     </w:p>
     <w:p>
       <w:r>
-        <w:t>— Сергей Владимирович, — пробормотал я, — со мной всё в порядке. Я готов ответить на все вопросы, — и тут же спросил сам: — Что с Марутяном? Он жив?</w:t>
+        <w:t xml:space="preserve">— Сергей Владимирович, — пробормотал я, — со мной всё в порядке. Я готов ответить на все вопросы, — и тут же спросил сам: — Что с </w:t>
+      </w:r>
+      <w:proofErr w:type="spellStart"/>
+      <w:r>
+        <w:t>Марутяном</w:t>
+      </w:r>
+      <w:proofErr w:type="spellEnd"/>
+      <w:r>
+        <w:t>? Он жив?</w:t>
       </w:r>
     </w:p>
     <w:p>
@@ -13199,7 +13967,15 @@
     </w:p>
     <w:p>
       <w:r>
-        <w:t>— Константин Игоревич, — Лысанов показал Мицюкину завёрнутую в целлофан ручку, — без экспертизы я, конечно, судить не берусь, но похоже, что это и есть орудие убийства.</w:t>
+        <w:t xml:space="preserve">— Константин Игоревич, — Лысанов показал </w:t>
+      </w:r>
+      <w:proofErr w:type="spellStart"/>
+      <w:r>
+        <w:t>Мицюкину</w:t>
+      </w:r>
+      <w:proofErr w:type="spellEnd"/>
+      <w:r>
+        <w:t xml:space="preserve"> завёрнутую в целлофан ручку, — без экспертизы я, конечно, судить не берусь, но похоже, что это и есть орудие убийства.</w:t>
       </w:r>
     </w:p>
     <w:p>
@@ -13290,7 +14066,15 @@
     </w:p>
     <w:p>
       <w:r>
-        <w:t>— Значит, — Лысанов ещё раз показал Мицюкину ручку, — орудие убийства было у Марутяна.</w:t>
+        <w:t xml:space="preserve">— Значит, — Лысанов ещё раз показал </w:t>
+      </w:r>
+      <w:proofErr w:type="spellStart"/>
+      <w:r>
+        <w:t>Мицюкину</w:t>
+      </w:r>
+      <w:proofErr w:type="spellEnd"/>
+      <w:r>
+        <w:t xml:space="preserve"> ручку, — орудие убийства было у Марутяна.</w:t>
       </w:r>
     </w:p>
     <w:p>
@@ -13311,7 +14095,15 @@
     </w:p>
     <w:p>
       <w:r>
-        <w:t>— Перекройте здесь всё, — раздался за спиной голос Мицюкина, — и кровь у обоих на анализ. Будем разбираться.</w:t>
+        <w:t xml:space="preserve">— Перекройте здесь всё, — раздался за спиной голос </w:t>
+      </w:r>
+      <w:proofErr w:type="spellStart"/>
+      <w:r>
+        <w:t>Мицюкина</w:t>
+      </w:r>
+      <w:proofErr w:type="spellEnd"/>
+      <w:r>
+        <w:t>, — и кровь у обоих на анализ. Будем разбираться.</w:t>
       </w:r>
     </w:p>
     <w:p>
@@ -13419,8 +14211,13 @@
       </w:r>
     </w:p>
     <w:p>
-      <w:r>
-        <w:t>Медблок находился на верхнем уровне и напоминал небольшую сельскую поликлинику с тесным тамбуром для ожидания, где стояла неудобная скамейка без спинки, а в стены были врезаны узкие двер</w:t>
+      <w:proofErr w:type="spellStart"/>
+      <w:r>
+        <w:t>Медблок</w:t>
+      </w:r>
+      <w:proofErr w:type="spellEnd"/>
+      <w:r>
+        <w:t xml:space="preserve"> находился на верхнем уровне и напоминал небольшую сельскую поликлинику с тесным тамбуром для ожидания, где стояла неудобная скамейка без спинки, а в стены были врезаны узкие двер</w:t>
       </w:r>
       <w:r>
         <w:t>и</w:t>
@@ -13484,7 +14281,15 @@
     </w:p>
     <w:p>
       <w:r>
-        <w:t>— Болит, — признался я. — Но она уже несколько дней болит. Я думал, это последствия бранка.</w:t>
+        <w:t xml:space="preserve">— Болит, — признался я. — Но она уже несколько дней болит. Я думал, это последствия </w:t>
+      </w:r>
+      <w:proofErr w:type="spellStart"/>
+      <w:r>
+        <w:t>бранка</w:t>
+      </w:r>
+      <w:proofErr w:type="spellEnd"/>
+      <w:r>
+        <w:t>.</w:t>
       </w:r>
     </w:p>
     <w:p>
@@ -13494,7 +14299,15 @@
     </w:p>
     <w:p>
       <w:r>
-        <w:t>— Перехода через балк.</w:t>
+        <w:t xml:space="preserve">— Перехода через </w:t>
+      </w:r>
+      <w:proofErr w:type="spellStart"/>
+      <w:r>
+        <w:t>балк</w:t>
+      </w:r>
+      <w:proofErr w:type="spellEnd"/>
+      <w:r>
+        <w:t>.</w:t>
       </w:r>
     </w:p>
     <w:p>
@@ -13672,7 +14485,15 @@
     </w:p>
     <w:p>
       <w:r>
-        <w:t xml:space="preserve">— Вот и отлично. Передумаете по поводу таблеток — знаете, где медблок находится. </w:t>
+        <w:t xml:space="preserve">— Вот и отлично. Передумаете по поводу таблеток — знаете, где </w:t>
+      </w:r>
+      <w:proofErr w:type="spellStart"/>
+      <w:r>
+        <w:t>медблок</w:t>
+      </w:r>
+      <w:proofErr w:type="spellEnd"/>
+      <w:r>
+        <w:t xml:space="preserve"> находится. </w:t>
       </w:r>
       <w:r>
         <w:t xml:space="preserve">Я бы </w:t>
@@ -13846,7 +14667,15 @@
     </w:p>
     <w:p>
       <w:r>
-        <w:t>— Ты же должен быть в медблоке?</w:t>
+        <w:t xml:space="preserve">— Ты же должен быть в </w:t>
+      </w:r>
+      <w:proofErr w:type="spellStart"/>
+      <w:r>
+        <w:t>медблоке</w:t>
+      </w:r>
+      <w:proofErr w:type="spellEnd"/>
+      <w:r>
+        <w:t>?</w:t>
       </w:r>
     </w:p>
     <w:p>
@@ -14046,7 +14875,15 @@
         <w:t>требовало</w:t>
       </w:r>
       <w:r>
-        <w:t xml:space="preserve"> ленивой невесомости бранка.</w:t>
+        <w:t xml:space="preserve"> ленивой невесомости </w:t>
+      </w:r>
+      <w:proofErr w:type="spellStart"/>
+      <w:r>
+        <w:t>бранка</w:t>
+      </w:r>
+      <w:proofErr w:type="spellEnd"/>
+      <w:r>
+        <w:t>.</w:t>
       </w:r>
     </w:p>
     <w:p>
@@ -14359,7 +15196,15 @@
     </w:p>
     <w:p>
       <w:r>
-        <w:t xml:space="preserve">— Качкой? — смутился Алексин. — Тоже скажешь! — Он перевернул мыском расколовшийся корпус диспенсера и покачал головой. — Это сбои такие в гравитонных камерах. Говорят, они тут с самого первого дня. Ошибок в логах нет, никак починить не можем. Достаёт страшно. — Он потёр грудь </w:t>
+        <w:t xml:space="preserve">— Качкой? — смутился Алексин. — Тоже скажешь! — Он перевернул мыском расколовшийся корпус диспенсера и покачал головой. — Это сбои такие в </w:t>
+      </w:r>
+      <w:proofErr w:type="spellStart"/>
+      <w:r>
+        <w:t>гравитонных</w:t>
+      </w:r>
+      <w:proofErr w:type="spellEnd"/>
+      <w:r>
+        <w:t xml:space="preserve"> камерах. Говорят, они тут с самого первого дня. Ошибок в логах нет, никак починить не можем. Достаёт страшно. — Он потёр грудь </w:t>
       </w:r>
       <w:r>
         <w:t>ладонью</w:t>
@@ -14475,7 +15320,15 @@
         <w:t xml:space="preserve">но </w:t>
       </w:r>
       <w:r>
-        <w:t>объём поменьше. Хотя смысл, если диспенсер такой же? — Алексин задумчиво пожевал губы. — Думаешь, их траванул кто-то?</w:t>
+        <w:t xml:space="preserve">объём поменьше. Хотя смысл, если диспенсер такой же? — Алексин задумчиво пожевал губы. — Думаешь, их </w:t>
+      </w:r>
+      <w:proofErr w:type="spellStart"/>
+      <w:r>
+        <w:t>траванул</w:t>
+      </w:r>
+      <w:proofErr w:type="spellEnd"/>
+      <w:r>
+        <w:t xml:space="preserve"> кто-то?</w:t>
       </w:r>
     </w:p>
     <w:p>
@@ -14850,7 +15703,15 @@
         <w:t>должно</w:t>
       </w:r>
       <w:r>
-        <w:t xml:space="preserve">. Все договорённости у меня были с Марутяном. И ситуация была другая, если ты не заметил. Сейчас </w:t>
+        <w:t xml:space="preserve">. Все договорённости у меня были с </w:t>
+      </w:r>
+      <w:proofErr w:type="spellStart"/>
+      <w:r>
+        <w:t>Марутяном</w:t>
+      </w:r>
+      <w:proofErr w:type="spellEnd"/>
+      <w:r>
+        <w:t xml:space="preserve">. И ситуация была другая, если ты не заметил. Сейчас </w:t>
       </w:r>
       <w:r>
         <w:t xml:space="preserve">вся </w:t>
@@ -14867,8 +15728,13 @@
     </w:p>
     <w:p>
       <w:r>
-        <w:t>— Хорошо. — Я подумал, что вряд ли буду скучать по нуболидам</w:t>
-      </w:r>
+        <w:t xml:space="preserve">— Хорошо. — Я подумал, что вряд ли буду скучать по </w:t>
+      </w:r>
+      <w:proofErr w:type="spellStart"/>
+      <w:r>
+        <w:t>нуболидам</w:t>
+      </w:r>
+      <w:proofErr w:type="spellEnd"/>
       <w:r>
         <w:t xml:space="preserve"> с их бешеными плясками под дымовой завесой.</w:t>
       </w:r>
@@ -14950,7 +15816,15 @@
     </w:p>
     <w:p>
       <w:r>
-        <w:t>— Медики так-то с нами не шибко охотнее Мицюкина общаются, — сказал Керман.</w:t>
+        <w:t xml:space="preserve">— Медики так-то с нами не шибко охотнее </w:t>
+      </w:r>
+      <w:proofErr w:type="spellStart"/>
+      <w:r>
+        <w:t>Мицюкина</w:t>
+      </w:r>
+      <w:proofErr w:type="spellEnd"/>
+      <w:r>
+        <w:t xml:space="preserve"> общаются, — сказал Керман.</w:t>
       </w:r>
     </w:p>
     <w:p>
@@ -15051,7 +15925,15 @@
     <w:p>
       <w:r>
         <w:lastRenderedPageBreak/>
-        <w:t>— Я себя плохо чувствовал, — сказал я. — Тяжело прихожу в себя после бранка.</w:t>
+        <w:t xml:space="preserve">— Я себя плохо чувствовал, — сказал я. — Тяжело прихожу в себя после </w:t>
+      </w:r>
+      <w:proofErr w:type="spellStart"/>
+      <w:r>
+        <w:t>бранка</w:t>
+      </w:r>
+      <w:proofErr w:type="spellEnd"/>
+      <w:r>
+        <w:t>.</w:t>
       </w:r>
     </w:p>
     <w:p>
@@ -15400,7 +16282,15 @@
     </w:p>
     <w:p>
       <w:r>
-        <w:t>Слышались голоса, шипели и клацали двери. Рядом с лифтом я едва не столкнулся с Мицюкиным, рассеянным и потерянным, как бы выброшенным из привычной колеи. Мицюкин ухватился за меня взглядом, но ничего не сказал и молча прошёл мимо.</w:t>
+        <w:t xml:space="preserve">Слышались голоса, шипели и клацали двери. Рядом с лифтом я едва не столкнулся с </w:t>
+      </w:r>
+      <w:proofErr w:type="spellStart"/>
+      <w:r>
+        <w:t>Мицюкиным</w:t>
+      </w:r>
+      <w:proofErr w:type="spellEnd"/>
+      <w:r>
+        <w:t>, рассеянным и потерянным, как бы выброшенным из привычной колеи. Мицюкин ухватился за меня взглядом, но ничего не сказал и молча прошёл мимо.</w:t>
       </w:r>
     </w:p>
     <w:p>
@@ -15867,7 +16757,15 @@
     </w:p>
     <w:p>
       <w:r>
-        <w:t>— И вы её никому не показывали? Надо было отдать записку Мицюкину, он ведёт расследование и…</w:t>
+        <w:t xml:space="preserve">— И вы её никому не показывали? Надо было отдать записку </w:t>
+      </w:r>
+      <w:proofErr w:type="spellStart"/>
+      <w:r>
+        <w:t>Мицюкину</w:t>
+      </w:r>
+      <w:proofErr w:type="spellEnd"/>
+      <w:r>
+        <w:t>, он ведёт расследование и…</w:t>
       </w:r>
     </w:p>
     <w:p>
@@ -16021,7 +16919,23 @@
     </w:p>
     <w:p>
       <w:r>
-        <w:t>— Могу позвонить в медблок, — сказал я. — Елизавета Павловна, я могу позвонить в медблок. Я думаю, мне… — Я сглотнул, таблетки ещё корёжили горло. — Я думаю, нам нехорошо.</w:t>
+        <w:t xml:space="preserve">— Могу позвонить в </w:t>
+      </w:r>
+      <w:proofErr w:type="spellStart"/>
+      <w:r>
+        <w:t>медблок</w:t>
+      </w:r>
+      <w:proofErr w:type="spellEnd"/>
+      <w:r>
+        <w:t xml:space="preserve">, — сказал я. — Елизавета Павловна, я могу позвонить в </w:t>
+      </w:r>
+      <w:proofErr w:type="spellStart"/>
+      <w:r>
+        <w:t>медблок</w:t>
+      </w:r>
+      <w:proofErr w:type="spellEnd"/>
+      <w:r>
+        <w:t>. Я думаю, мне… — Я сглотнул, таблетки ещё корёжили горло. — Я думаю, нам нехорошо.</w:t>
       </w:r>
     </w:p>
     <w:p>
@@ -16041,7 +16955,15 @@
     </w:p>
     <w:p>
       <w:r>
-        <w:t>— Медблок…</w:t>
+        <w:t xml:space="preserve">— </w:t>
+      </w:r>
+      <w:proofErr w:type="spellStart"/>
+      <w:r>
+        <w:t>Медблок</w:t>
+      </w:r>
+      <w:proofErr w:type="spellEnd"/>
+      <w:r>
+        <w:t>…</w:t>
       </w:r>
     </w:p>
     <w:p>
@@ -16051,7 +16973,23 @@
     </w:p>
     <w:p>
       <w:r>
-        <w:t xml:space="preserve">— Какой ещё медблок, Олег? О чём ты? Зачем нам медблок? Мы же хотели поговорить, ты помнишь? Ты только секунду, — Мерцель сбилась, — только минуту назад отошёл за таблеткой. Голова болит, понимаю. </w:t>
+        <w:t xml:space="preserve">— Какой ещё </w:t>
+      </w:r>
+      <w:proofErr w:type="spellStart"/>
+      <w:r>
+        <w:t>медблок</w:t>
+      </w:r>
+      <w:proofErr w:type="spellEnd"/>
+      <w:r>
+        <w:t xml:space="preserve">, Олег? О чём ты? Зачем нам </w:t>
+      </w:r>
+      <w:proofErr w:type="spellStart"/>
+      <w:r>
+        <w:t>медблок</w:t>
+      </w:r>
+      <w:proofErr w:type="spellEnd"/>
+      <w:r>
+        <w:t xml:space="preserve">? Мы же хотели поговорить, ты помнишь? Ты только секунду, — Мерцель сбилась, — только минуту назад отошёл за таблеткой. Голова болит, понимаю. </w:t>
       </w:r>
       <w:r>
         <w:t>Т</w:t>
@@ -16167,7 +17105,23 @@
     </w:p>
     <w:p>
       <w:r>
-        <w:t>— «Минск» знаю. — Мерцель поёжилась и провела по плечу ладонью, смахивая невидимое насекомое. — «Минск» все знают. Кто же не знает «Минск»? Правильно, его все знают. Ты не переживай, Олег! Будет ещё шанс сделать снимок на память. Красивый яркий снимок на память. Правильно я говорю? «Минск» — корабль новый, вовсю ещё летает. Это вот «Мурманск» давно списали. Он и тогда уже был старой развалиной. — Уголки губ у Мерцель задрожали. — Помню, сбои были в гравитонной камере. — Мерцель провела по лицу ладонью и вдруг стёрла всякое выражение — скорбь, усталость, печаль. Осталась бледная белая маска. — Сбои в гравитонной камере. Правильно, да? Это вот когда идёшь ты по коридору, не трогаешь никого, а тебя на стены швыряет. Или на потолок.</w:t>
+        <w:t xml:space="preserve">— «Минск» знаю. — Мерцель поёжилась и провела по плечу ладонью, смахивая невидимое насекомое. — «Минск» все знают. Кто же не знает «Минск»? Правильно, его все знают. Ты не переживай, Олег! Будет ещё шанс сделать снимок на память. Красивый яркий снимок на память. Правильно я говорю? «Минск» — корабль новый, вовсю ещё летает. Это вот «Мурманск» давно списали. Он и тогда уже был старой развалиной. — Уголки губ у Мерцель задрожали. — Помню, сбои были в </w:t>
+      </w:r>
+      <w:proofErr w:type="spellStart"/>
+      <w:r>
+        <w:t>гравитонной</w:t>
+      </w:r>
+      <w:proofErr w:type="spellEnd"/>
+      <w:r>
+        <w:t xml:space="preserve"> камере. — Мерцель провела по лицу ладонью и вдруг стёрла всякое выражение — скорбь, усталость, печаль. Осталась бледная белая маска. — Сбои в </w:t>
+      </w:r>
+      <w:proofErr w:type="spellStart"/>
+      <w:r>
+        <w:t>гравитонной</w:t>
+      </w:r>
+      <w:proofErr w:type="spellEnd"/>
+      <w:r>
+        <w:t xml:space="preserve"> камере. Правильно, да? Это вот когда идёшь ты по коридору, не трогаешь никого, а тебя на стены швыряет. Или на потолок.</w:t>
       </w:r>
     </w:p>
     <w:p>
@@ -16506,7 +17460,15 @@
     </w:p>
     <w:p>
       <w:r>
-        <w:t xml:space="preserve">— Червоточины, — сказал я. — Нуболиды — это черви из червоточин. Мы живём на поверхности, а они внутри. Поверхность имеет сложную многослойную структуру. Мы ведь всегда удивлялись, для чего бране нужен балк, зачем нужны червоточины, и теперь, — я </w:t>
+        <w:t xml:space="preserve">— Червоточины, — сказал я. — Нуболиды — это черви из червоточин. Мы живём на поверхности, а они внутри. Поверхность имеет сложную многослойную структуру. Мы ведь всегда удивлялись, для чего бране нужен </w:t>
+      </w:r>
+      <w:proofErr w:type="spellStart"/>
+      <w:r>
+        <w:t>балк</w:t>
+      </w:r>
+      <w:proofErr w:type="spellEnd"/>
+      <w:r>
+        <w:t xml:space="preserve">, зачем нужны червоточины, и теперь, — я </w:t>
       </w:r>
       <w:r>
         <w:t>перевёл дыхание</w:t>
@@ -16648,7 +17610,15 @@
         <w:t>,</w:t>
       </w:r>
       <w:r>
-        <w:t xml:space="preserve"> когда моложе была, вообще ничего не боялась. Все вокруг боялись чего-то, боялись того, что будет завтра, того, что было вчера. Боялись пустоты, темноты, расстояний. Боялись балка, бреда, политкора, яркого света. А я не боялась. Правильно я говорю, Олег?</w:t>
+        <w:t xml:space="preserve"> когда моложе была, вообще ничего не боялась. Все вокруг боялись чего-то, боялись того, что будет завтра, того, что было вчера. Боялись пустоты, темноты, расстояний. Боялись балка, бреда, </w:t>
+      </w:r>
+      <w:proofErr w:type="spellStart"/>
+      <w:r>
+        <w:t>политкора</w:t>
+      </w:r>
+      <w:proofErr w:type="spellEnd"/>
+      <w:r>
+        <w:t>, яркого света. А я не боялась. Правильно я говорю, Олег?</w:t>
       </w:r>
     </w:p>
     <w:p>
@@ -17104,7 +18074,15 @@
         <w:t xml:space="preserve">мы </w:t>
       </w:r>
       <w:r>
-        <w:t>как-нибудь ещё поговорим о нуболидах. Времени у нас много.</w:t>
+        <w:t xml:space="preserve">как-нибудь ещё поговорим о </w:t>
+      </w:r>
+      <w:proofErr w:type="spellStart"/>
+      <w:r>
+        <w:t>нуболидах</w:t>
+      </w:r>
+      <w:proofErr w:type="spellEnd"/>
+      <w:r>
+        <w:t>. Времени у нас много.</w:t>
       </w:r>
     </w:p>
     <w:p>
@@ -17246,8 +18224,13 @@
       </w:r>
     </w:p>
     <w:p>
-      <w:r>
-        <w:t>Медблок?</w:t>
+      <w:proofErr w:type="spellStart"/>
+      <w:r>
+        <w:t>Медблок</w:t>
+      </w:r>
+      <w:proofErr w:type="spellEnd"/>
+      <w:r>
+        <w:t>?</w:t>
       </w:r>
     </w:p>
     <w:p>
@@ -17315,7 +18298,15 @@
         <w:t>В</w:t>
       </w:r>
       <w:r>
-        <w:t xml:space="preserve">ижу кошмар, как в бранке, только вместо </w:t>
+        <w:t xml:space="preserve">ижу кошмар, как в </w:t>
+      </w:r>
+      <w:proofErr w:type="spellStart"/>
+      <w:r>
+        <w:t>бранке</w:t>
+      </w:r>
+      <w:proofErr w:type="spellEnd"/>
+      <w:r>
+        <w:t xml:space="preserve">, только вместо </w:t>
       </w:r>
       <w:r>
         <w:t>фрактального озера</w:t>
@@ -17541,12 +18532,36 @@
     </w:p>
     <w:p>
       <w:r>
-        <w:t>— Стой! — Вера бросилась ко мне и схватила за плечо. — Я позвоню в медблок!</w:t>
-      </w:r>
-    </w:p>
-    <w:p>
-      <w:r>
-        <w:t>— Какой медблок? Зачем мне в медблок?</w:t>
+        <w:t xml:space="preserve">— Стой! — Вера бросилась ко мне и схватила за плечо. — Я позвоню в </w:t>
+      </w:r>
+      <w:proofErr w:type="spellStart"/>
+      <w:r>
+        <w:t>медблок</w:t>
+      </w:r>
+      <w:proofErr w:type="spellEnd"/>
+      <w:r>
+        <w:t>!</w:t>
+      </w:r>
+    </w:p>
+    <w:p>
+      <w:r>
+        <w:t xml:space="preserve">— Какой </w:t>
+      </w:r>
+      <w:proofErr w:type="spellStart"/>
+      <w:r>
+        <w:t>медблок</w:t>
+      </w:r>
+      <w:proofErr w:type="spellEnd"/>
+      <w:r>
+        <w:t xml:space="preserve">? Зачем мне в </w:t>
+      </w:r>
+      <w:proofErr w:type="spellStart"/>
+      <w:r>
+        <w:t>медблок</w:t>
+      </w:r>
+      <w:proofErr w:type="spellEnd"/>
+      <w:r>
+        <w:t>?</w:t>
       </w:r>
     </w:p>
     <w:p>
@@ -17906,7 +18921,15 @@
     </w:p>
     <w:p>
       <w:r>
-        <w:t>Я подумал, что опять произошёл сбой в гравитонной камере.</w:t>
+        <w:t xml:space="preserve">Я подумал, что опять произошёл сбой в </w:t>
+      </w:r>
+      <w:proofErr w:type="spellStart"/>
+      <w:r>
+        <w:t>гравитонной</w:t>
+      </w:r>
+      <w:proofErr w:type="spellEnd"/>
+      <w:r>
+        <w:t xml:space="preserve"> камере.</w:t>
       </w:r>
     </w:p>
     <w:p>
@@ -18039,7 +19062,15 @@
     </w:p>
     <w:p>
       <w:r>
-        <w:t>Черви на секунду замедлились — по воздуху прошла рябь, как при открытии портала в балк, — и превратились в пульсирующий цветок.</w:t>
+        <w:t xml:space="preserve">Черви на секунду замедлились — по воздуху прошла рябь, как при открытии портала в </w:t>
+      </w:r>
+      <w:proofErr w:type="spellStart"/>
+      <w:r>
+        <w:t>балк</w:t>
+      </w:r>
+      <w:proofErr w:type="spellEnd"/>
+      <w:r>
+        <w:t>, — и превратились в пульсирующий цветок.</w:t>
       </w:r>
     </w:p>
     <w:p>
@@ -18410,7 +19441,15 @@
     </w:p>
     <w:p>
       <w:r>
-        <w:t>— Я плохо помню, — сказал я. — Она просила зайти к ней, поговорить о нуболидах. А потом…</w:t>
+        <w:t xml:space="preserve">— Я плохо помню, — сказал я. — Она просила зайти к ней, поговорить о </w:t>
+      </w:r>
+      <w:proofErr w:type="spellStart"/>
+      <w:r>
+        <w:t>нуболидах</w:t>
+      </w:r>
+      <w:proofErr w:type="spellEnd"/>
+      <w:r>
+        <w:t>. А потом…</w:t>
       </w:r>
     </w:p>
     <w:p>
@@ -18522,7 +19561,15 @@
     </w:p>
     <w:p>
       <w:r>
-        <w:t>— Мерцель пригласила меня к себе, чтобы поговорить о нуболидах. Или нет. Она хотела мне что-то показать. Записку.</w:t>
+        <w:t xml:space="preserve">— Мерцель пригласила меня к себе, чтобы поговорить о </w:t>
+      </w:r>
+      <w:proofErr w:type="spellStart"/>
+      <w:r>
+        <w:t>нуболидах</w:t>
+      </w:r>
+      <w:proofErr w:type="spellEnd"/>
+      <w:r>
+        <w:t>. Или нет. Она хотела мне что-то показать. Записку.</w:t>
       </w:r>
     </w:p>
     <w:p>
@@ -18596,7 +19643,15 @@
         <w:t xml:space="preserve"> сейчас</w:t>
       </w:r>
       <w:r>
-        <w:t xml:space="preserve"> уложат на каталку и увезут, громыхая по металлическому полу восьмерящими колёсами, в пропахшую смертью операционную.</w:t>
+        <w:t xml:space="preserve"> уложат на каталку и увезут, громыхая по металлическому полу </w:t>
+      </w:r>
+      <w:proofErr w:type="spellStart"/>
+      <w:r>
+        <w:t>восьмерящими</w:t>
+      </w:r>
+      <w:proofErr w:type="spellEnd"/>
+      <w:r>
+        <w:t xml:space="preserve"> колёсами, в пропахшую смертью операционную.</w:t>
       </w:r>
     </w:p>
     <w:p>
@@ -18611,7 +19666,15 @@
     </w:p>
     <w:p>
       <w:r>
-        <w:t xml:space="preserve">Мицюкин скривился, но промолчал. Я вдруг подумал о Майорове — странно, что он ещё не ворвался в медотсек и не потребовал объяснений, тряся папкой с какими-нибудь захватанными отчётами, трассировками, </w:t>
+        <w:t xml:space="preserve">Мицюкин скривился, но промолчал. Я вдруг подумал о Майорове — странно, что он ещё не ворвался в </w:t>
+      </w:r>
+      <w:proofErr w:type="spellStart"/>
+      <w:r>
+        <w:t>медотсек</w:t>
+      </w:r>
+      <w:proofErr w:type="spellEnd"/>
+      <w:r>
+        <w:t xml:space="preserve"> и не потребовал объяснений, тряся папкой с какими-нибудь захватанными отчётами, трассировками, </w:t>
       </w:r>
       <w:r>
         <w:lastRenderedPageBreak/>
@@ -18719,7 +19782,15 @@
     </w:p>
     <w:p>
       <w:r>
-        <w:t>— Делайте, что хотите. Но пока он у меня. И медблок — это не тюрьма.</w:t>
+        <w:t xml:space="preserve">— Делайте, что хотите. Но пока он у меня. И </w:t>
+      </w:r>
+      <w:proofErr w:type="spellStart"/>
+      <w:r>
+        <w:t>медблок</w:t>
+      </w:r>
+      <w:proofErr w:type="spellEnd"/>
+      <w:r>
+        <w:t xml:space="preserve"> — это не тюрьма.</w:t>
       </w:r>
     </w:p>
     <w:p>
@@ -18843,7 +19914,15 @@
     </w:p>
     <w:p>
       <w:r>
-        <w:t xml:space="preserve">Я не сомневался, что увижу скрюченного от ярости Мицюкина, который вцепится в меня холодными пальцами и утащит в тайную тюрьму, но в отсек </w:t>
+        <w:t xml:space="preserve">Я не сомневался, что увижу скрюченного от ярости </w:t>
+      </w:r>
+      <w:proofErr w:type="spellStart"/>
+      <w:r>
+        <w:t>Мицюкина</w:t>
+      </w:r>
+      <w:proofErr w:type="spellEnd"/>
+      <w:r>
+        <w:t xml:space="preserve">, который вцепится в меня холодными пальцами и утащит в тайную тюрьму, но в отсек </w:t>
       </w:r>
       <w:r>
         <w:t>воровато</w:t>
@@ -18976,7 +20055,15 @@
     </w:p>
     <w:p>
       <w:r>
-        <w:t xml:space="preserve">— От дерготни Мицюкина лучше не становится. Хорошо хоть Майорова сразу положили, а то они бы сцепились, как два старых пса. — Григорьев </w:t>
+        <w:t xml:space="preserve">— От дерготни </w:t>
+      </w:r>
+      <w:proofErr w:type="spellStart"/>
+      <w:r>
+        <w:t>Мицюкина</w:t>
+      </w:r>
+      <w:proofErr w:type="spellEnd"/>
+      <w:r>
+        <w:t xml:space="preserve"> лучше не становится. Хорошо хоть Майорова сразу положили, а то они бы сцепились, как два старых пса. — Григорьев </w:t>
       </w:r>
       <w:r>
         <w:t>усмехнулся</w:t>
@@ -19161,7 +20248,15 @@
         <w:t>обожгло</w:t>
       </w:r>
       <w:r>
-        <w:t xml:space="preserve"> металлическим холодом. Я сделал осторожный шаг, и в этот момент отсек тряхнуло — гравитонный привод опять решил поиздеваться над вестибулярным аппаратом.</w:t>
+        <w:t xml:space="preserve"> металлическим холодом. Я сделал осторожный шаг, и в этот момент отсек тряхнуло — </w:t>
+      </w:r>
+      <w:proofErr w:type="spellStart"/>
+      <w:r>
+        <w:t>гравитонный</w:t>
+      </w:r>
+      <w:proofErr w:type="spellEnd"/>
+      <w:r>
+        <w:t xml:space="preserve"> привод опять решил поиздеваться над вестибулярным аппаратом.</w:t>
       </w:r>
     </w:p>
     <w:p>
@@ -19454,7 +20549,15 @@
     </w:p>
     <w:p>
       <w:r>
-        <w:t xml:space="preserve">— Я… — Мысли сбились, запутались, как в медблоке, когда я </w:t>
+        <w:t xml:space="preserve">— Я… — Мысли сбились, запутались, как в </w:t>
+      </w:r>
+      <w:proofErr w:type="spellStart"/>
+      <w:r>
+        <w:t>медблоке</w:t>
+      </w:r>
+      <w:proofErr w:type="spellEnd"/>
+      <w:r>
+        <w:t xml:space="preserve">, когда я </w:t>
       </w:r>
       <w:r>
         <w:t>очнулся</w:t>
@@ -19713,7 +20816,15 @@
     <w:p>
       <w:r>
         <w:lastRenderedPageBreak/>
-        <w:t>— Мне ещё приснился Керман, — сказал я. — Уже когда я был в медблоке под капельницей. Короткий бестолковый сон.</w:t>
+        <w:t xml:space="preserve">— Мне ещё приснился Керман, — сказал я. — Уже когда я был в </w:t>
+      </w:r>
+      <w:proofErr w:type="spellStart"/>
+      <w:r>
+        <w:t>медблоке</w:t>
+      </w:r>
+      <w:proofErr w:type="spellEnd"/>
+      <w:r>
+        <w:t xml:space="preserve"> под капельницей. Короткий бестолковый сон.</w:t>
       </w:r>
     </w:p>
     <w:p>
@@ -19832,7 +20943,15 @@
     </w:p>
     <w:p>
       <w:r>
-        <w:t>— В нуболидах?</w:t>
+        <w:t xml:space="preserve">— В </w:t>
+      </w:r>
+      <w:proofErr w:type="spellStart"/>
+      <w:r>
+        <w:t>нуболидах</w:t>
+      </w:r>
+      <w:proofErr w:type="spellEnd"/>
+      <w:r>
+        <w:t>?</w:t>
       </w:r>
     </w:p>
     <w:p>
@@ -20057,7 +21176,15 @@
     </w:p>
     <w:p>
       <w:r>
-        <w:t>Больше мы ни о чём не говорили. Вопросов было много, сердце взволнованно ёрзало в груди, когда я думал о токсине или нуболидах, однако нужные слова не приходили в голову.</w:t>
+        <w:t xml:space="preserve">Больше мы ни о чём не говорили. Вопросов было много, сердце взволнованно ёрзало в груди, когда я думал о токсине или </w:t>
+      </w:r>
+      <w:proofErr w:type="spellStart"/>
+      <w:r>
+        <w:t>нуболидах</w:t>
+      </w:r>
+      <w:proofErr w:type="spellEnd"/>
+      <w:r>
+        <w:t>, однако нужные слова не приходили в голову.</w:t>
       </w:r>
     </w:p>
     <w:p>
@@ -20467,7 +21594,15 @@
     </w:p>
     <w:p>
       <w:r>
-        <w:t>— Родители есть, — сказал я, — но я их редко последнее время навещаю. Нехорошо это, конечно. Надо будет обязательно съездить в Стальск, когда вернусь. Если вернусь, — добавил я.</w:t>
+        <w:t xml:space="preserve">— Родители есть, — сказал я, — но я их редко последнее время навещаю. Нехорошо это, конечно. Надо будет обязательно съездить в </w:t>
+      </w:r>
+      <w:proofErr w:type="spellStart"/>
+      <w:r>
+        <w:t>Стальск</w:t>
+      </w:r>
+      <w:proofErr w:type="spellEnd"/>
+      <w:r>
+        <w:t>, когда вернусь. Если вернусь, — добавил я.</w:t>
       </w:r>
     </w:p>
     <w:p>
@@ -20482,7 +21617,15 @@
     </w:p>
     <w:p>
       <w:r>
-        <w:t xml:space="preserve">— Стальск… </w:t>
+        <w:t xml:space="preserve">— </w:t>
+      </w:r>
+      <w:proofErr w:type="spellStart"/>
+      <w:r>
+        <w:t>Стальск</w:t>
+      </w:r>
+      <w:proofErr w:type="spellEnd"/>
+      <w:r>
+        <w:t xml:space="preserve">… </w:t>
       </w:r>
       <w:r>
         <w:t xml:space="preserve">— проговорила Вера. — </w:t>
@@ -20493,7 +21636,15 @@
     </w:p>
     <w:p>
       <w:r>
-        <w:t>— Вряд ли, — сказал я. — Их много, Стальсков этих. Мой — двенадцатый по счёту.</w:t>
+        <w:t xml:space="preserve">— Вряд ли, — сказал я. — Их много, </w:t>
+      </w:r>
+      <w:proofErr w:type="spellStart"/>
+      <w:r>
+        <w:t>Стальсков</w:t>
+      </w:r>
+      <w:proofErr w:type="spellEnd"/>
+      <w:r>
+        <w:t xml:space="preserve"> этих. Мой — двенадцатый по счёту.</w:t>
       </w:r>
     </w:p>
     <w:p>
@@ -20885,13 +22036,22 @@
     </w:p>
     <w:p>
       <w:r>
-        <w:t>Внутри меня что-то забурлило. Всё вокруг — синий глаз иллюминатора, затянутые тенью стены, потолок и маленькая фотография у кровати — закачалось в такт возбуждённому дыханию. Я сорвал с неё блузку. Заклацали по полу, как россыпь жемчужинок, вылетевшие пуговицы — и рассеянно разбежались по сторонам.</w:t>
+        <w:t xml:space="preserve">Внутри меня что-то забурлило. Всё вокруг — синий глаз иллюминатора, затянутые тенью стены, потолок и маленькая фотография у кровати — закачалось в такт возбуждённому дыханию. Я сорвал с неё блузку. </w:t>
+      </w:r>
+      <w:proofErr w:type="spellStart"/>
+      <w:r>
+        <w:t>Заклацали</w:t>
+      </w:r>
+      <w:proofErr w:type="spellEnd"/>
+      <w:r>
+        <w:t xml:space="preserve"> по полу, как россыпь жемчужинок, вылетевшие пуговицы — и рассеянно разбежались по сторонам.</w:t>
       </w:r>
     </w:p>
     <w:p>
       <w:r>
         <w:t xml:space="preserve">— От тебя пахнет кровью и фурацилином. — Вера слегка отодвинулась, откинула голову и посмотрела сквозь прищуренные веки, едва заметно улыбаясь. — А ещё </w:t>
       </w:r>
+      <w:proofErr w:type="spellStart"/>
       <w:r>
         <w:t>по</w:t>
       </w:r>
@@ -20901,6 +22061,7 @@
       <w:r>
         <w:t>том</w:t>
       </w:r>
+      <w:proofErr w:type="spellEnd"/>
       <w:r>
         <w:t>.</w:t>
       </w:r>
@@ -20973,7 +22134,15 @@
     </w:p>
     <w:p>
       <w:r>
-        <w:t>Первый полёт в космос. Первый бранк. Первый сон во время перехода. Знакомство с ней.</w:t>
+        <w:t xml:space="preserve">Первый полёт в космос. Первый </w:t>
+      </w:r>
+      <w:proofErr w:type="spellStart"/>
+      <w:r>
+        <w:t>бранк</w:t>
+      </w:r>
+      <w:proofErr w:type="spellEnd"/>
+      <w:r>
+        <w:t>. Первый сон во время перехода. Знакомство с ней.</w:t>
       </w:r>
     </w:p>
     <w:p>
@@ -20988,7 +22157,15 @@
     </w:p>
     <w:p>
       <w:r>
-        <w:t>— Сейчас мне кажется, что самое хорошее, что было у меня в жизни — это ты, — сказал я.</w:t>
+        <w:t xml:space="preserve">— Сейчас мне кажется, что </w:t>
+      </w:r>
+      <w:proofErr w:type="gramStart"/>
+      <w:r>
+        <w:t>самое хорошее</w:t>
+      </w:r>
+      <w:proofErr w:type="gramEnd"/>
+      <w:r>
+        <w:t>, что было у меня в жизни — это ты, — сказал я.</w:t>
       </w:r>
     </w:p>
     <w:p>
@@ -21042,8 +22219,13 @@
       </w:r>
     </w:p>
     <w:p>
-      <w:r>
-        <w:t>Пшикнул диспенсер, зажурчала в кружке вода.</w:t>
+      <w:proofErr w:type="spellStart"/>
+      <w:r>
+        <w:t>Пшикнул</w:t>
+      </w:r>
+      <w:proofErr w:type="spellEnd"/>
+      <w:r>
+        <w:t xml:space="preserve"> диспенсер, зажурчала в кружке вода.</w:t>
       </w:r>
     </w:p>
     <w:p>
@@ -21303,7 +22485,15 @@
         <w:t xml:space="preserve">Какая разница, сколько лет изучаем? </w:t>
       </w:r>
       <w:r>
-        <w:t>Я вообще в химлабе сижу, откуда мне знать?</w:t>
+        <w:t xml:space="preserve">Я вообще в </w:t>
+      </w:r>
+      <w:proofErr w:type="spellStart"/>
+      <w:r>
+        <w:t>химлабе</w:t>
+      </w:r>
+      <w:proofErr w:type="spellEnd"/>
+      <w:r>
+        <w:t xml:space="preserve"> сижу, откуда мне знать?</w:t>
       </w:r>
     </w:p>
     <w:p>
@@ -21377,7 +22567,15 @@
     </w:p>
     <w:p>
       <w:r>
-        <w:t>Сбой в гравитонной камере?</w:t>
+        <w:t xml:space="preserve">Сбой в </w:t>
+      </w:r>
+      <w:proofErr w:type="spellStart"/>
+      <w:r>
+        <w:t>гравитонной</w:t>
+      </w:r>
+      <w:proofErr w:type="spellEnd"/>
+      <w:r>
+        <w:t xml:space="preserve"> камере?</w:t>
       </w:r>
     </w:p>
     <w:p>
@@ -21862,8 +23060,13 @@
       </w:r>
     </w:p>
     <w:p>
-      <w:r>
-        <w:t>Гравитонный привод едва работал.</w:t>
+      <w:proofErr w:type="spellStart"/>
+      <w:r>
+        <w:t>Гравитонный</w:t>
+      </w:r>
+      <w:proofErr w:type="spellEnd"/>
+      <w:r>
+        <w:t xml:space="preserve"> привод едва работал.</w:t>
       </w:r>
     </w:p>
     <w:p>
@@ -21952,7 +23155,15 @@
     </w:p>
     <w:p>
       <w:r>
-        <w:t xml:space="preserve">Глаза мои уже немного привыкли к расходящейся тряске и мелькающему свету. Я узнал искривлённое лицо Мицюкина, который </w:t>
+        <w:t xml:space="preserve">Глаза мои уже немного привыкли к расходящейся тряске и мелькающему свету. Я узнал искривлённое лицо </w:t>
+      </w:r>
+      <w:proofErr w:type="spellStart"/>
+      <w:r>
+        <w:t>Мицюкина</w:t>
+      </w:r>
+      <w:proofErr w:type="spellEnd"/>
+      <w:r>
+        <w:t xml:space="preserve">, который </w:t>
       </w:r>
       <w:r>
         <w:t>жёг</w:t>
@@ -21967,8 +23178,13 @@
       </w:r>
     </w:p>
     <w:p>
-      <w:r>
-        <w:t xml:space="preserve">Мицюкина перекосило, как засбоившую машину. Резак, изрыгнув последнюю струю пламени, погас у него в руке, и он уставился на меня, как на чудище из ночного кошмара. Появилось ещё несколько теней, вылезших из </w:t>
+      <w:proofErr w:type="spellStart"/>
+      <w:r>
+        <w:t>Мицюкина</w:t>
+      </w:r>
+      <w:proofErr w:type="spellEnd"/>
+      <w:r>
+        <w:t xml:space="preserve"> перекосило, как засбоившую машину. Резак, изрыгнув последнюю струю пламени, погас у него в руке, и он уставился на меня, как на чудище из ночного кошмара. Появилось ещё несколько теней, вылезших из </w:t>
       </w:r>
       <w:r>
         <w:lastRenderedPageBreak/>
@@ -22083,9 +23299,11 @@
       <w:r>
         <w:t xml:space="preserve">Всё перед глазами завязло в крови. Я решил, что огонь с реактивной тягой рвётся ко мне навстречу. Раскинул руки, ожидая избавления от этого ревущего ада, но огонь отступил, превратившись в </w:t>
       </w:r>
+      <w:proofErr w:type="spellStart"/>
       <w:r>
         <w:t>стробящие</w:t>
       </w:r>
+      <w:proofErr w:type="spellEnd"/>
       <w:r>
         <w:t>, как иллюминация, аварийные люминофоры.</w:t>
       </w:r>
@@ -22452,7 +23670,15 @@
     </w:p>
     <w:p>
       <w:r>
-        <w:t xml:space="preserve">Тяжёлый тёмный взгляд Мицюкина прожигал насквозь. </w:t>
+        <w:t xml:space="preserve">Тяжёлый тёмный взгляд </w:t>
+      </w:r>
+      <w:proofErr w:type="spellStart"/>
+      <w:r>
+        <w:t>Мицюкина</w:t>
+      </w:r>
+      <w:proofErr w:type="spellEnd"/>
+      <w:r>
+        <w:t xml:space="preserve"> прожигал насквозь. </w:t>
       </w:r>
     </w:p>
     <w:p>
@@ -22492,7 +23718,15 @@
     </w:p>
     <w:p>
       <w:r>
-        <w:t>Тень Мицюкина нависала надо мной, прижимала к стене. Я невольно попятился, задел за что-то ногой и едва не свалился на пол.</w:t>
+        <w:t xml:space="preserve">Тень </w:t>
+      </w:r>
+      <w:proofErr w:type="spellStart"/>
+      <w:r>
+        <w:t>Мицюкина</w:t>
+      </w:r>
+      <w:proofErr w:type="spellEnd"/>
+      <w:r>
+        <w:t xml:space="preserve"> нависала надо мной, прижимала к стене. Я невольно попятился, задел за что-то ногой и едва не свалился на пол.</w:t>
       </w:r>
     </w:p>
     <w:p>
@@ -22669,12 +23903,28 @@
     </w:p>
     <w:p>
       <w:r>
-        <w:t>— Здесь я ничего сделать не смогу, — сказала она. — В медблок пока доступа нет.</w:t>
-      </w:r>
-    </w:p>
-    <w:p>
-      <w:r>
-        <w:t>— В медблок тоже? — спросил я.</w:t>
+        <w:t xml:space="preserve">— Здесь я ничего сделать не смогу, — сказала она. — В </w:t>
+      </w:r>
+      <w:proofErr w:type="spellStart"/>
+      <w:r>
+        <w:t>медблок</w:t>
+      </w:r>
+      <w:proofErr w:type="spellEnd"/>
+      <w:r>
+        <w:t xml:space="preserve"> пока доступа нет.</w:t>
+      </w:r>
+    </w:p>
+    <w:p>
+      <w:r>
+        <w:t xml:space="preserve">— В </w:t>
+      </w:r>
+      <w:proofErr w:type="spellStart"/>
+      <w:r>
+        <w:t>медблок</w:t>
+      </w:r>
+      <w:proofErr w:type="spellEnd"/>
+      <w:r>
+        <w:t xml:space="preserve"> тоже? — спросил я.</w:t>
       </w:r>
     </w:p>
     <w:p>
@@ -23582,7 +24832,15 @@
     </w:p>
     <w:p>
       <w:r>
-        <w:t>Вера подбежала, вышла из аварийного мрака, как из бранка, и обхватила меня за плечи. Я остолбенел. Дыхание перехватило от радости. Я прижался к её губам.</w:t>
+        <w:t xml:space="preserve">Вера подбежала, вышла из аварийного мрака, как из </w:t>
+      </w:r>
+      <w:proofErr w:type="spellStart"/>
+      <w:r>
+        <w:t>бранка</w:t>
+      </w:r>
+      <w:proofErr w:type="spellEnd"/>
+      <w:r>
+        <w:t>, и обхватила меня за плечи. Я остолбенел. Дыхание перехватило от радости. Я прижался к её губам.</w:t>
       </w:r>
     </w:p>
     <w:p>
@@ -23617,7 +24875,15 @@
     </w:p>
     <w:p>
       <w:r>
-        <w:t>— С тобой всё в порядке? — Вера поблекла и отступила на полшага, убежала из моих объятий. — Тебе в медблок надо!</w:t>
+        <w:t xml:space="preserve">— С тобой всё в порядке? — Вера поблекла и отступила на полшага, убежала из моих объятий. — Тебе в </w:t>
+      </w:r>
+      <w:proofErr w:type="spellStart"/>
+      <w:r>
+        <w:t>медблок</w:t>
+      </w:r>
+      <w:proofErr w:type="spellEnd"/>
+      <w:r>
+        <w:t xml:space="preserve"> надо!</w:t>
       </w:r>
     </w:p>
     <w:p>
@@ -23767,7 +25033,15 @@
     </w:p>
     <w:p>
       <w:r>
-        <w:t>Камеру с нуболидами закрывала дымная пелена.</w:t>
+        <w:t xml:space="preserve">Камеру с </w:t>
+      </w:r>
+      <w:proofErr w:type="spellStart"/>
+      <w:r>
+        <w:t>нуболидами</w:t>
+      </w:r>
+      <w:proofErr w:type="spellEnd"/>
+      <w:r>
+        <w:t xml:space="preserve"> закрывала дымная пелена.</w:t>
       </w:r>
     </w:p>
     <w:p>
@@ -24591,7 +25865,15 @@
     </w:p>
     <w:p>
       <w:r>
-        <w:t>У выхода в коридор Майоров спорил о чём-то с Мицюкиным — так яростно и увлечённо, что даже не обратил на меня внимания. На скамейке у стены сидела Симонова, опрятная, с затянутыми в пучок волосами — ударница труда с цветастого плаката, которая прихорошилась, но не слишком, чтобы отправиться на работу, в вопящий цех, по утру. Она посмотрела на меня тёмным испуганным взглядом.</w:t>
+        <w:t xml:space="preserve">У выхода в коридор Майоров спорил о чём-то с </w:t>
+      </w:r>
+      <w:proofErr w:type="spellStart"/>
+      <w:r>
+        <w:t>Мицюкиным</w:t>
+      </w:r>
+      <w:proofErr w:type="spellEnd"/>
+      <w:r>
+        <w:t xml:space="preserve"> — так яростно и увлечённо, что даже не обратил на меня внимания. На скамейке у стены сидела Симонова, опрятная, с затянутыми в пучок волосами — ударница труда с цветастого плаката, которая прихорошилась, но не слишком, чтобы отправиться на работу, в вопящий цех, по утру. Она посмотрела на меня тёмным испуганным взглядом.</w:t>
       </w:r>
     </w:p>
     <w:p>
@@ -24748,7 +26030,15 @@
     </w:p>
     <w:p>
       <w:r>
-        <w:t>— Петя, — сказала она и тут же добавила, заметив мой недоумённый взгляд: — Пётр Верховенцев из химической. Он в реанимации, это третий отсек. А то я что-то боюсь.</w:t>
+        <w:t xml:space="preserve">— Петя, — сказала она и тут же добавила, заметив мой недоумённый взгляд: — Пётр </w:t>
+      </w:r>
+      <w:proofErr w:type="spellStart"/>
+      <w:r>
+        <w:t>Верховенцев</w:t>
+      </w:r>
+      <w:proofErr w:type="spellEnd"/>
+      <w:r>
+        <w:t xml:space="preserve"> из химической. Он в реанимации, это третий отсек. А то я что-то боюсь.</w:t>
       </w:r>
     </w:p>
     <w:p>
@@ -24784,7 +26074,15 @@
     </w:p>
     <w:p>
       <w:r>
-        <w:t>— Какого чёрта ты вообще на этот уровень попёрся?</w:t>
+        <w:t xml:space="preserve">— Какого чёрта ты вообще на этот уровень </w:t>
+      </w:r>
+      <w:proofErr w:type="spellStart"/>
+      <w:r>
+        <w:t>попёрся</w:t>
+      </w:r>
+      <w:proofErr w:type="spellEnd"/>
+      <w:r>
+        <w:t>?</w:t>
       </w:r>
     </w:p>
     <w:p>
@@ -24821,7 +26119,15 @@
     <w:p>
       <w:r>
         <w:lastRenderedPageBreak/>
-        <w:t>— Мы уже на второй круг пошли, — спокойно ответил Мицюкин. — На текущий момент я не готов подпускать кого-либо из вашей команды ни к ремонту, ни к управлению станцией. Если бы мой оператор не решил себе горло перерезать, ничего бы из этого не произошло.</w:t>
+        <w:t xml:space="preserve">— Мы уже на второй круг пошли, — спокойно ответил Мицюкин. — </w:t>
+      </w:r>
+      <w:proofErr w:type="gramStart"/>
+      <w:r>
+        <w:t>На текущий момент</w:t>
+      </w:r>
+      <w:proofErr w:type="gramEnd"/>
+      <w:r>
+        <w:t xml:space="preserve"> я не готов подпускать кого-либо из вашей команды ни к ремонту, ни к управлению станцией. Если бы мой оператор не решил себе горло перерезать, ничего бы из этого не произошло.</w:t>
       </w:r>
     </w:p>
     <w:p>
@@ -24908,7 +26214,15 @@
     </w:p>
     <w:p>
       <w:r>
-        <w:t>— Мы, — этот долгий слог едва не застрял у Мицюкина в горле, — проводим ремонт двигательных модулей. Спасибо вам за участие, но ваша помощь пока не требуется.</w:t>
+        <w:t xml:space="preserve">— Мы, — этот долгий слог едва не застрял у </w:t>
+      </w:r>
+      <w:proofErr w:type="spellStart"/>
+      <w:r>
+        <w:t>Мицюкина</w:t>
+      </w:r>
+      <w:proofErr w:type="spellEnd"/>
+      <w:r>
+        <w:t xml:space="preserve"> в горле, — проводим ремонт двигательных модулей. Спасибо вам за участие, но ваша помощь пока не требуется.</w:t>
       </w:r>
     </w:p>
     <w:p>
@@ -25000,7 +26314,15 @@
         <w:t>Что хотите</w:t>
       </w:r>
       <w:r>
-        <w:t>? — Губы у Мицюкина задрожали.</w:t>
+        <w:t xml:space="preserve">? — Губы у </w:t>
+      </w:r>
+      <w:proofErr w:type="spellStart"/>
+      <w:r>
+        <w:t>Мицюкина</w:t>
+      </w:r>
+      <w:proofErr w:type="spellEnd"/>
+      <w:r>
+        <w:t xml:space="preserve"> задрожали.</w:t>
       </w:r>
     </w:p>
     <w:p>
@@ -25038,7 +26360,15 @@
     </w:p>
     <w:p>
       <w:r>
-        <w:t>Я подумал, что на месте Мицюкина тоже не подпустил бы никого из нас ни к ремонту двигательных модулей, ни к управлению станцией.</w:t>
+        <w:t xml:space="preserve">Я подумал, что на месте </w:t>
+      </w:r>
+      <w:proofErr w:type="spellStart"/>
+      <w:r>
+        <w:t>Мицюкина</w:t>
+      </w:r>
+      <w:proofErr w:type="spellEnd"/>
+      <w:r>
+        <w:t xml:space="preserve"> тоже не подпустил бы никого из нас ни к ремонту двигательных модулей, ни к управлению станцией.</w:t>
       </w:r>
     </w:p>
     <w:p>
@@ -25079,7 +26409,15 @@
     </w:p>
     <w:p>
       <w:r>
-        <w:t>— Меня просили узнать про Верховенцева.</w:t>
+        <w:t xml:space="preserve">— Меня просили узнать про </w:t>
+      </w:r>
+      <w:proofErr w:type="spellStart"/>
+      <w:r>
+        <w:t>Верховенцева</w:t>
+      </w:r>
+      <w:proofErr w:type="spellEnd"/>
+      <w:r>
+        <w:t>.</w:t>
       </w:r>
     </w:p>
     <w:p>
@@ -25089,7 +26427,15 @@
     </w:p>
     <w:p>
       <w:r>
-        <w:t>— По поводу Верховенцева ничего сказать не могу, — ответил Синицын. — Состояние тяжёлое, насколько я могу судить. Сложно пока что-то обещать. Скажите, что он стабилен, но в сознание не приходил.</w:t>
+        <w:t xml:space="preserve">— По поводу </w:t>
+      </w:r>
+      <w:proofErr w:type="spellStart"/>
+      <w:r>
+        <w:t>Верховенцева</w:t>
+      </w:r>
+      <w:proofErr w:type="spellEnd"/>
+      <w:r>
+        <w:t xml:space="preserve"> ничего сказать не могу, — ответил Синицын. — Состояние тяжёлое, насколько я могу судить. Сложно пока что-то обещать. Скажите, что он стабилен, но в сознание не приходил.</w:t>
       </w:r>
     </w:p>
     <w:p>
@@ -25177,7 +26523,15 @@
     </w:p>
     <w:p>
       <w:r>
-        <w:t>— В химлабе. Я потом объясню.</w:t>
+        <w:t xml:space="preserve">— В </w:t>
+      </w:r>
+      <w:proofErr w:type="spellStart"/>
+      <w:r>
+        <w:t>химлабе</w:t>
+      </w:r>
+      <w:proofErr w:type="spellEnd"/>
+      <w:r>
+        <w:t>. Я потом объясню.</w:t>
       </w:r>
     </w:p>
     <w:p>
@@ -25221,7 +26575,15 @@
     </w:p>
     <w:p>
       <w:r>
-        <w:t>— Прошу вас, Сергей Владимирович, я же просил! — Голос Андреева вновь сорвался в кашель, сухой и судорожный, как при лихорадке. Он ссутулился, нависнув своим исполинским ростом над собравшимися, и прижал распяленную пятерню к груди. — Да, мы всё равно падаем, — проговорил он сквозь едва сдерживаемые спазмы. — Но это временно. Ведутся ремонтные работы, подключены наши лучшие специалисты. Ремонтными работами руководит Константин Игоревич Мицюкин, вы все его прекрасно знаете.</w:t>
+        <w:t xml:space="preserve">— Прошу вас, Сергей Владимирович, я же просил! — Голос Андреева вновь сорвался в кашель, сухой и судорожный, как при лихорадке. Он ссутулился, нависнув своим исполинским ростом над собравшимися, и прижал распяленную пятерню к груди. — Да, мы всё равно падаем, — проговорил он сквозь едва сдерживаемые спазмы. — Но это временно. Ведутся ремонтные работы, подключены наши </w:t>
+      </w:r>
+      <w:proofErr w:type="gramStart"/>
+      <w:r>
+        <w:t>лучшие специалисты</w:t>
+      </w:r>
+      <w:proofErr w:type="gramEnd"/>
+      <w:r>
+        <w:t>. Ремонтными работами руководит Константин Игоревич Мицюкин, вы все его прекрасно знаете.</w:t>
       </w:r>
     </w:p>
     <w:p>
@@ -25318,7 +26680,15 @@
         <w:t xml:space="preserve">— Товарищи! — проголосил Андреев. Кадык у него взволнованно заёрзал вверх и вниз. — Надо понимать, что эвакуация — это вопрос нескольких месяцев! Пока </w:t>
       </w:r>
       <w:r>
-        <w:t>что главный приоритет —</w:t>
+        <w:t xml:space="preserve">что </w:t>
+      </w:r>
+      <w:proofErr w:type="gramStart"/>
+      <w:r>
+        <w:t>главный приоритет</w:t>
+      </w:r>
+      <w:proofErr w:type="gramEnd"/>
+      <w:r>
+        <w:t xml:space="preserve"> —</w:t>
       </w:r>
       <w:r>
         <w:t xml:space="preserve"> </w:t>
@@ -25724,7 +27094,15 @@
     </w:p>
     <w:p>
       <w:r>
-        <w:t>Другая команда специалистов, о которой говорил Андреев, состояла из одной Веры. Если не считать меня. Руководителя химической лаборатории на глазах у Веры запаковали в чёрный мешок, а Верховенцев лежал в реанимации, подключённый к ревущему от перебоев пульса аппарату.</w:t>
+        <w:t xml:space="preserve">Другая команда специалистов, о которой говорил Андреев, состояла из одной Веры. Если не считать меня. Руководителя химической лаборатории на глазах у Веры запаковали в чёрный мешок, а </w:t>
+      </w:r>
+      <w:proofErr w:type="spellStart"/>
+      <w:r>
+        <w:t>Верховенцев</w:t>
+      </w:r>
+      <w:proofErr w:type="spellEnd"/>
+      <w:r>
+        <w:t xml:space="preserve"> лежал в реанимации, подключённый к ревущему от перебоев пульса аппарату.</w:t>
       </w:r>
     </w:p>
     <w:p>
@@ -26020,7 +27398,15 @@
     </w:p>
     <w:p>
       <w:r>
-        <w:t>— Он так работает, к сожалению. Не всегда с первого раза. — Вера всмотрелась в мреющие строчки. — Надеюсь, анализатор не сдох.</w:t>
+        <w:t xml:space="preserve">— Он так работает, к сожалению. Не всегда с первого раза. — Вера всмотрелась в </w:t>
+      </w:r>
+      <w:proofErr w:type="spellStart"/>
+      <w:r>
+        <w:t>мреющие</w:t>
+      </w:r>
+      <w:proofErr w:type="spellEnd"/>
+      <w:r>
+        <w:t xml:space="preserve"> строчки. — Надеюсь, анализатор не сдох.</w:t>
       </w:r>
     </w:p>
     <w:p>
@@ -26159,7 +27545,15 @@
     </w:p>
     <w:p>
       <w:r>
-        <w:t>Наконец заревели турбинные вентиляторы, индикатор загрузки исчез, и вместо него стал медленно отрисовываться маркерный график.</w:t>
+        <w:t xml:space="preserve">Наконец заревели турбинные вентиляторы, индикатор загрузки исчез, и вместо него стал медленно </w:t>
+      </w:r>
+      <w:proofErr w:type="spellStart"/>
+      <w:r>
+        <w:t>отрисовываться</w:t>
+      </w:r>
+      <w:proofErr w:type="spellEnd"/>
+      <w:r>
+        <w:t xml:space="preserve"> маркерный график.</w:t>
       </w:r>
     </w:p>
     <w:p>
@@ -26249,7 +27643,15 @@
         <w:t>С</w:t>
       </w:r>
       <w:r>
-        <w:t>бой в гравитонной камере. Просто сбой. Такой же, как раньше. Качка.</w:t>
+        <w:t xml:space="preserve">бой в </w:t>
+      </w:r>
+      <w:proofErr w:type="spellStart"/>
+      <w:r>
+        <w:t>гравитонной</w:t>
+      </w:r>
+      <w:proofErr w:type="spellEnd"/>
+      <w:r>
+        <w:t xml:space="preserve"> камере. Просто сбой. Такой же, как раньше. Качка.</w:t>
       </w:r>
     </w:p>
     <w:p>
@@ -26323,7 +27725,15 @@
         <w:t>Е</w:t>
       </w:r>
       <w:r>
-        <w:t>сли хочешь, иди к своему Мицюкину. Вдруг он передумает. Будешь там под его присмотром гайки крутить. А я сама справлюсь.</w:t>
+        <w:t xml:space="preserve">сли хочешь, иди к своему </w:t>
+      </w:r>
+      <w:proofErr w:type="spellStart"/>
+      <w:r>
+        <w:t>Мицюкину</w:t>
+      </w:r>
+      <w:proofErr w:type="spellEnd"/>
+      <w:r>
+        <w:t>. Вдруг он передумает. Будешь там под его присмотром гайки крутить. А я сама справлюсь.</w:t>
       </w:r>
     </w:p>
     <w:p>
@@ -26333,7 +27743,15 @@
     </w:p>
     <w:p>
       <w:r>
-        <w:t>— Прости. Я тебя тут одну не оставлю. Нет никакого смысла с Мицюкиным пререкаться. Ни к чему он меня не подпустит, это я уже понял.</w:t>
+        <w:t xml:space="preserve">— Прости. Я тебя тут одну не оставлю. Нет никакого смысла с </w:t>
+      </w:r>
+      <w:proofErr w:type="spellStart"/>
+      <w:r>
+        <w:t>Мицюкиным</w:t>
+      </w:r>
+      <w:proofErr w:type="spellEnd"/>
+      <w:r>
+        <w:t xml:space="preserve"> пререкаться. Ни к чему он меня не подпустит, это я уже понял.</w:t>
       </w:r>
     </w:p>
     <w:p>
@@ -26348,7 +27766,15 @@
     </w:p>
     <w:p>
       <w:r>
-        <w:t>— Надо собрать образцы. Что там в каюте Марутяна творится, я не знаю, могут не пускать никого. Как и в лабораторию. К Марутяну я попробую сама сходить, ко мне спокойнее отнесутся.</w:t>
+        <w:t xml:space="preserve">— Надо собрать образцы. Что там в каюте Марутяна творится, я не знаю, могут не пускать никого. Как и в лабораторию. К </w:t>
+      </w:r>
+      <w:proofErr w:type="spellStart"/>
+      <w:r>
+        <w:t>Марутяну</w:t>
+      </w:r>
+      <w:proofErr w:type="spellEnd"/>
+      <w:r>
+        <w:t xml:space="preserve"> я попробую сама сходить, ко мне спокойнее отнесутся.</w:t>
       </w:r>
     </w:p>
     <w:p>
@@ -26558,7 +27984,15 @@
     </w:p>
     <w:p>
       <w:r>
-        <w:t>— Чего ты хочешь-то? — пожал плечами Григорьев. — В медблоке мест нет, в приёмной или в коридоре размещать пациентов запрещено. Да, по той же самой инструкции. Здесь очистку включили, — Григорьев показал на решётку воздуховода на потолке, из которой в столовую просачивалась влажная темнота, — и всё. Не будет же Алина по жилым модулям бегать, она и так чуть ли не одна за всех отдувается.</w:t>
+        <w:t xml:space="preserve">— Чего ты хочешь-то? — пожал плечами Григорьев. — В </w:t>
+      </w:r>
+      <w:proofErr w:type="spellStart"/>
+      <w:r>
+        <w:t>медблоке</w:t>
+      </w:r>
+      <w:proofErr w:type="spellEnd"/>
+      <w:r>
+        <w:t xml:space="preserve"> мест нет, в приёмной или в коридоре размещать пациентов запрещено. Да, по той же самой инструкции. Здесь очистку включили, — Григорьев показал на решётку воздуховода на потолке, из которой в столовую просачивалась влажная темнота, — и всё. Не будет же Алина по жилым модулям бегать, она и так чуть ли не одна за всех отдувается.</w:t>
       </w:r>
     </w:p>
     <w:p>
@@ -26580,7 +28014,15 @@
     <w:p>
       <w:r>
         <w:lastRenderedPageBreak/>
-        <w:t>— Я не предлагаю здесь сидеть. Пойдём к Мицюкину или Андрееву, спорить будем, нашу правду-матку отстаивать. А парня оставь. Он тоже полезным делом занимается.</w:t>
+        <w:t xml:space="preserve">— Я не предлагаю здесь сидеть. Пойдём к </w:t>
+      </w:r>
+      <w:proofErr w:type="spellStart"/>
+      <w:r>
+        <w:t>Мицюкину</w:t>
+      </w:r>
+      <w:proofErr w:type="spellEnd"/>
+      <w:r>
+        <w:t xml:space="preserve"> или Андрееву, спорить будем, нашу правду-матку отстаивать. А парня оставь. Он тоже полезным делом занимается.</w:t>
       </w:r>
     </w:p>
     <w:p>
@@ -27538,13 +28980,26 @@
       <w:r>
         <w:t xml:space="preserve">вообще </w:t>
       </w:r>
-      <w:r>
-        <w:t>попёрся в лабораторию?</w:t>
-      </w:r>
-    </w:p>
-    <w:p>
-      <w:r>
-        <w:t>За спиной у Мицюкина материализовался неизменно следующий за ним Лысанов.</w:t>
+      <w:proofErr w:type="spellStart"/>
+      <w:r>
+        <w:t>попёрся</w:t>
+      </w:r>
+      <w:proofErr w:type="spellEnd"/>
+      <w:r>
+        <w:t xml:space="preserve"> в лабораторию?</w:t>
+      </w:r>
+    </w:p>
+    <w:p>
+      <w:r>
+        <w:t xml:space="preserve">За спиной у </w:t>
+      </w:r>
+      <w:proofErr w:type="spellStart"/>
+      <w:r>
+        <w:t>Мицюкина</w:t>
+      </w:r>
+      <w:proofErr w:type="spellEnd"/>
+      <w:r>
+        <w:t xml:space="preserve"> материализовался неизменно следующий за ним Лысанов.</w:t>
       </w:r>
     </w:p>
     <w:p>
@@ -27618,7 +29073,15 @@
     </w:p>
     <w:p>
       <w:r>
-        <w:t>Он открыл дверь в лабораторию и отвёл глаза от пролившегося наружу красного света. Кто-то наблюдал за нуболидами, но забыл отключить подкрашенное, как в комнате для проявки фотографий, освещение.</w:t>
+        <w:t xml:space="preserve">Он открыл дверь в лабораторию и отвёл глаза от пролившегося наружу красного света. Кто-то наблюдал за </w:t>
+      </w:r>
+      <w:proofErr w:type="spellStart"/>
+      <w:r>
+        <w:t>нуболидами</w:t>
+      </w:r>
+      <w:proofErr w:type="spellEnd"/>
+      <w:r>
+        <w:t>, но забыл отключить подкрашенное, как в комнате для проявки фотографий, освещение.</w:t>
       </w:r>
     </w:p>
     <w:p>
@@ -27743,7 +29206,23 @@
     </w:p>
     <w:p>
       <w:r>
-        <w:t>— Удобно как! — прорычал Мицюкин. — Хорошо что Верховенцеву с Кавинским уже ничего не требуется!</w:t>
+        <w:t xml:space="preserve">— Удобно как! — прорычал Мицюкин. — Хорошо что </w:t>
+      </w:r>
+      <w:proofErr w:type="spellStart"/>
+      <w:r>
+        <w:t>Верховенцеву</w:t>
+      </w:r>
+      <w:proofErr w:type="spellEnd"/>
+      <w:r>
+        <w:t xml:space="preserve"> с </w:t>
+      </w:r>
+      <w:proofErr w:type="spellStart"/>
+      <w:r>
+        <w:t>Кавинским</w:t>
+      </w:r>
+      <w:proofErr w:type="spellEnd"/>
+      <w:r>
+        <w:t xml:space="preserve"> уже ничего не требуется!</w:t>
       </w:r>
     </w:p>
     <w:p>
@@ -27758,7 +29237,23 @@
     </w:p>
     <w:p>
       <w:r>
-        <w:t>— А Верховенцев в чём виноват? А Кавинский? Это убийство в состоянии аффекта! И ты собираешься время на него тратить? Всё с ним будет в порядке. До суда оклемается.</w:t>
+        <w:t xml:space="preserve">— А </w:t>
+      </w:r>
+      <w:proofErr w:type="spellStart"/>
+      <w:r>
+        <w:t>Верховенцев</w:t>
+      </w:r>
+      <w:proofErr w:type="spellEnd"/>
+      <w:r>
+        <w:t xml:space="preserve"> в чём виноват? А </w:t>
+      </w:r>
+      <w:proofErr w:type="spellStart"/>
+      <w:r>
+        <w:t>Кавинский</w:t>
+      </w:r>
+      <w:proofErr w:type="spellEnd"/>
+      <w:r>
+        <w:t>? Это убийство в состоянии аффекта! И ты собираешься время на него тратить? Всё с ним будет в порядке. До суда оклемается.</w:t>
       </w:r>
     </w:p>
     <w:p>
@@ -27835,7 +29330,15 @@
     </w:p>
     <w:p>
       <w:r>
-        <w:t>В соседнем отсеке Минаева спорила с Мицюкиным — я слышал их голоса, но не различал ни единого слова.</w:t>
+        <w:t xml:space="preserve">В соседнем отсеке Минаева спорила с </w:t>
+      </w:r>
+      <w:proofErr w:type="spellStart"/>
+      <w:r>
+        <w:t>Мицюкиным</w:t>
+      </w:r>
+      <w:proofErr w:type="spellEnd"/>
+      <w:r>
+        <w:t xml:space="preserve"> — я слышал их голоса, но не различал ни единого слова.</w:t>
       </w:r>
     </w:p>
     <w:p>
@@ -27969,7 +29472,15 @@
         <w:t>П</w:t>
       </w:r>
       <w:r>
-        <w:t>робирка разбилась, мне надо сходить за новой. У нас в химлабе должны ещё быть.</w:t>
+        <w:t xml:space="preserve">робирка разбилась, мне надо сходить за новой. У нас в </w:t>
+      </w:r>
+      <w:proofErr w:type="spellStart"/>
+      <w:r>
+        <w:t>химлабе</w:t>
+      </w:r>
+      <w:proofErr w:type="spellEnd"/>
+      <w:r>
+        <w:t xml:space="preserve"> должны ещё быть.</w:t>
       </w:r>
     </w:p>
     <w:p>
@@ -28015,7 +29526,15 @@
         <w:t>В</w:t>
       </w:r>
       <w:r>
-        <w:t xml:space="preserve"> гравитонной камере вновь начались электронные судороги.</w:t>
+        <w:t xml:space="preserve"> </w:t>
+      </w:r>
+      <w:proofErr w:type="spellStart"/>
+      <w:r>
+        <w:t>гравитонной</w:t>
+      </w:r>
+      <w:proofErr w:type="spellEnd"/>
+      <w:r>
+        <w:t xml:space="preserve"> камере вновь начались электронные судороги.</w:t>
       </w:r>
     </w:p>
     <w:p>
@@ -28089,7 +29608,15 @@
     </w:p>
     <w:p>
       <w:r>
-        <w:t>Дверь в медблок была открыта.</w:t>
+        <w:t xml:space="preserve">Дверь в </w:t>
+      </w:r>
+      <w:proofErr w:type="spellStart"/>
+      <w:r>
+        <w:t>медблок</w:t>
+      </w:r>
+      <w:proofErr w:type="spellEnd"/>
+      <w:r>
+        <w:t xml:space="preserve"> была открыта.</w:t>
       </w:r>
     </w:p>
     <w:p>
@@ -28347,7 +29874,15 @@
     </w:p>
     <w:p>
       <w:r>
-        <w:t>— Синицын рехнулся. Убил двоих в медблоке, потом сюда пришёл видом наслаждаться.</w:t>
+        <w:t xml:space="preserve">— Синицын рехнулся. Убил двоих в </w:t>
+      </w:r>
+      <w:proofErr w:type="spellStart"/>
+      <w:r>
+        <w:t>медблоке</w:t>
+      </w:r>
+      <w:proofErr w:type="spellEnd"/>
+      <w:r>
+        <w:t>, потом сюда пришёл видом наслаждаться.</w:t>
       </w:r>
     </w:p>
     <w:p>
@@ -28413,7 +29948,15 @@
     </w:p>
     <w:p>
       <w:r>
-        <w:t xml:space="preserve">— Зачем вам столько фибры в химлабе? К тому же закрытой на ключ. Как раз в том ящике, который ты </w:t>
+        <w:t xml:space="preserve">— Зачем вам столько фибры в </w:t>
+      </w:r>
+      <w:proofErr w:type="spellStart"/>
+      <w:r>
+        <w:t>химлабе</w:t>
+      </w:r>
+      <w:proofErr w:type="spellEnd"/>
+      <w:r>
+        <w:t xml:space="preserve">? К тому же закрытой на ключ. Как раз в том ящике, который ты </w:t>
       </w:r>
       <w:r>
         <w:t>открывать</w:t>
@@ -28424,7 +29967,15 @@
     </w:p>
     <w:p>
       <w:r>
-        <w:t xml:space="preserve">— Олег! — Вера нервно дёрнула за лямку висящей на плече сумки, шагнула ко мне и остановилась, не решилась подойти слишком близко. — Ты о чём вообще говоришь? Откуда я знаю, что лежит в химлабе! Ты же видел, там полный бардак! У нас и работы-то последний год толковой не было, не лаборатория, а сплошная свалка. </w:t>
+        <w:t xml:space="preserve">— Олег! — Вера нервно дёрнула за лямку висящей на плече сумки, шагнула ко мне и остановилась, не решилась подойти слишком близко. — Ты о чём вообще говоришь? Откуда я знаю, что лежит в </w:t>
+      </w:r>
+      <w:proofErr w:type="spellStart"/>
+      <w:r>
+        <w:t>химлабе</w:t>
+      </w:r>
+      <w:proofErr w:type="spellEnd"/>
+      <w:r>
+        <w:t xml:space="preserve">! Ты же видел, там полный бардак! У нас и работы-то последний год толковой не было, не лаборатория, а сплошная свалка. </w:t>
       </w:r>
       <w:r>
         <w:t>Наверное</w:t>
@@ -28859,7 +30410,15 @@
     </w:p>
     <w:p>
       <w:r>
-        <w:t>Андреева в медблоке уже не было. Приёмная поначалу встретила нас колючим мраком — свет отключался автоматически, — и лишь спустя пару секунд нехотя зажгла на потолке световую мозаику. Часть ламп перегорела, но оставшихся хватило, чтобы обнажить царящее в блоке запустение, как после срочной эвакуации — на полу валялись разорванные упаковки от лекарств, ч</w:t>
+        <w:t xml:space="preserve">Андреева в </w:t>
+      </w:r>
+      <w:proofErr w:type="spellStart"/>
+      <w:r>
+        <w:t>медблоке</w:t>
+      </w:r>
+      <w:proofErr w:type="spellEnd"/>
+      <w:r>
+        <w:t xml:space="preserve"> уже не было. Приёмная поначалу встретила нас колючим мраком — свет отключался автоматически, — и лишь спустя пару секунд нехотя зажгла на потолке световую мозаику. Часть ламп перегорела, но оставшихся хватило, чтобы обнажить царящее в блоке запустение, как после срочной эвакуации — на полу валялись разорванные упаковки от лекарств, ч</w:t>
       </w:r>
       <w:r>
         <w:t>ья</w:t>
@@ -28888,7 +30447,15 @@
         <w:t>карточку</w:t>
       </w:r>
       <w:r>
-        <w:t>. Верховенцев.</w:t>
+        <w:t xml:space="preserve">. </w:t>
+      </w:r>
+      <w:proofErr w:type="spellStart"/>
+      <w:r>
+        <w:t>Верховенцев</w:t>
+      </w:r>
+      <w:proofErr w:type="spellEnd"/>
+      <w:r>
+        <w:t>.</w:t>
       </w:r>
     </w:p>
     <w:p>
@@ -28903,7 +30470,23 @@
     </w:p>
     <w:p>
       <w:r>
-        <w:t>Несколько часов назад здесь сидела Симонова, пока я пытался разузнать о Верховенцеве — у того самого человека, который зарезал его хирургическим ножом. За последнее время столько всего произошло, что казалось, стоит зажмурить глаза, и время покатится вспять, как поставленная на перемотку запись. Я ведь даже ни разу не видел этого Верховенцева до катастрофы, но всё равно что-то болезненно ныло в груди, как вымотанная бегом мышца.</w:t>
+        <w:t xml:space="preserve">Несколько часов назад здесь сидела Симонова, пока я пытался разузнать о </w:t>
+      </w:r>
+      <w:proofErr w:type="spellStart"/>
+      <w:r>
+        <w:t>Верховенцеве</w:t>
+      </w:r>
+      <w:proofErr w:type="spellEnd"/>
+      <w:r>
+        <w:t xml:space="preserve"> — у того самого человека, который зарезал его хирургическим ножом. За последнее время столько всего произошло, что казалось, стоит зажмурить глаза, и время покатится вспять, как поставленная на перемотку запись. Я ведь даже ни разу не видел этого </w:t>
+      </w:r>
+      <w:proofErr w:type="spellStart"/>
+      <w:r>
+        <w:t>Верховенцева</w:t>
+      </w:r>
+      <w:proofErr w:type="spellEnd"/>
+      <w:r>
+        <w:t xml:space="preserve"> до катастрофы, но всё равно что-то болезненно ныло в груди, как вымотанная бегом мышца.</w:t>
       </w:r>
     </w:p>
     <w:p>
@@ -29824,7 +31407,15 @@
     </w:p>
     <w:p>
       <w:r>
-        <w:t xml:space="preserve">— Моё мнение? — повернулась ко мне Минаева. — Моё мнение заключается в том, что вы занимаетесь ерундой! Если делать нечего, идите в медблок! Я работу для вас найду! Или </w:t>
+        <w:t xml:space="preserve">— Моё мнение? — повернулась ко мне Минаева. — Моё мнение заключается в том, что вы занимаетесь ерундой! Если делать нечего, идите в </w:t>
+      </w:r>
+      <w:proofErr w:type="spellStart"/>
+      <w:r>
+        <w:t>медблок</w:t>
+      </w:r>
+      <w:proofErr w:type="spellEnd"/>
+      <w:r>
+        <w:t xml:space="preserve">! Я работу для вас найду! Или </w:t>
       </w:r>
       <w:r>
         <w:t>хотя бы</w:t>
@@ -30044,7 +31635,15 @@
     </w:p>
     <w:p>
       <w:r>
-        <w:t>— Ничего. Кроме неё, в медблоке никого не осталось. А от нас с тобой пользы будет немного.</w:t>
+        <w:t xml:space="preserve">— Ничего. Кроме неё, в </w:t>
+      </w:r>
+      <w:proofErr w:type="spellStart"/>
+      <w:r>
+        <w:t>медблоке</w:t>
+      </w:r>
+      <w:proofErr w:type="spellEnd"/>
+      <w:r>
+        <w:t xml:space="preserve"> никого не осталось. А от нас с тобой пользы будет немного.</w:t>
       </w:r>
     </w:p>
     <w:p>
@@ -30152,7 +31751,15 @@
         <w:t>го</w:t>
       </w:r>
       <w:r>
-        <w:t xml:space="preserve"> не было — особенно, если не привык разглядывать рентгенограммы. Фотография полого скелета, застывшего в вязкой чернильной темноте. Кожа и мышцы превратились в молочный дым, окутывающий чёткий узор из костей. Сердце напоминает светлую кляксу, мутный засвет под тяжёлой клеткой из рёбер.</w:t>
+        <w:t xml:space="preserve"> не было — особенно, если не привык разглядывать рентгенограммы. Фотография полого скелета, застывшего в вязкой чернильной темноте. Кожа и мышцы превратились в молочный дым, окутывающий чёткий узор из костей. Сердце напоминает светлую кляксу, мутный </w:t>
+      </w:r>
+      <w:proofErr w:type="spellStart"/>
+      <w:r>
+        <w:t>засвет</w:t>
+      </w:r>
+      <w:proofErr w:type="spellEnd"/>
+      <w:r>
+        <w:t xml:space="preserve"> под тяжёлой клеткой из рёбер.</w:t>
       </w:r>
     </w:p>
     <w:p>
@@ -30185,13 +31792,29 @@
     </w:p>
     <w:p>
       <w:r>
-        <w:t>— Да, странный дефект. Или она моток проволоки проглотила. Или… — Я положил снимок на стол. — Или это нуболид.</w:t>
+        <w:t xml:space="preserve">— Да, странный дефект. Или она моток проволоки проглотила. Или… — Я положил снимок на стол. — Или это </w:t>
+      </w:r>
+      <w:proofErr w:type="spellStart"/>
+      <w:r>
+        <w:t>нуболид</w:t>
+      </w:r>
+      <w:proofErr w:type="spellEnd"/>
+      <w:r>
+        <w:t>.</w:t>
       </w:r>
     </w:p>
     <w:p>
       <w:r>
         <w:lastRenderedPageBreak/>
-        <w:t>— Нуболид в человеческом теле, — прошептала Вера. — Как это вообще возможно? Мне бы такое в кошмарном сне не приснилось!</w:t>
+        <w:t xml:space="preserve">— </w:t>
+      </w:r>
+      <w:proofErr w:type="spellStart"/>
+      <w:r>
+        <w:t>Нуболид</w:t>
+      </w:r>
+      <w:proofErr w:type="spellEnd"/>
+      <w:r>
+        <w:t xml:space="preserve"> в человеческом теле, — прошептала Вера. — Как это вообще возможно? Мне бы такое в кошмарном сне не приснилось!</w:t>
       </w:r>
     </w:p>
     <w:p>
@@ -30218,7 +31841,15 @@
         <w:t>, — ответила Вера. —</w:t>
       </w:r>
       <w:r>
-        <w:t xml:space="preserve"> Вдруг это сбой, а мы тут напридумали всякой ерунды.</w:t>
+        <w:t xml:space="preserve"> Вдруг это сбой, а мы тут </w:t>
+      </w:r>
+      <w:proofErr w:type="spellStart"/>
+      <w:r>
+        <w:t>напридумали</w:t>
+      </w:r>
+      <w:proofErr w:type="spellEnd"/>
+      <w:r>
+        <w:t xml:space="preserve"> всякой ерунды.</w:t>
       </w:r>
     </w:p>
     <w:p>
@@ -30239,13 +31870,29 @@
     </w:p>
     <w:p>
       <w:r>
-        <w:t xml:space="preserve">— Получается, мы ходим через червоточины благодаря нуболидам? — </w:t>
+        <w:t xml:space="preserve">— Получается, мы ходим через червоточины благодаря </w:t>
+      </w:r>
+      <w:proofErr w:type="spellStart"/>
+      <w:r>
+        <w:t>нуболидам</w:t>
+      </w:r>
+      <w:proofErr w:type="spellEnd"/>
+      <w:r>
+        <w:t xml:space="preserve">? — </w:t>
       </w:r>
       <w:r>
         <w:t>проговорил</w:t>
       </w:r>
       <w:r>
-        <w:t xml:space="preserve"> я. — Нуболид в симбиозе с навигатором? </w:t>
+        <w:t xml:space="preserve"> я. — </w:t>
+      </w:r>
+      <w:proofErr w:type="spellStart"/>
+      <w:r>
+        <w:t>Нуболид</w:t>
+      </w:r>
+      <w:proofErr w:type="spellEnd"/>
+      <w:r>
+        <w:t xml:space="preserve"> в симбиозе с навигатором? </w:t>
       </w:r>
       <w:r>
         <w:t>И</w:t>
@@ -30497,7 +32144,15 @@
     </w:p>
     <w:p>
       <w:r>
-        <w:t xml:space="preserve">Освещение в столовой приглушили — или же коротнула очередная </w:t>
+        <w:t xml:space="preserve">Освещение в столовой приглушили — или же </w:t>
+      </w:r>
+      <w:proofErr w:type="spellStart"/>
+      <w:r>
+        <w:t>коротнула</w:t>
+      </w:r>
+      <w:proofErr w:type="spellEnd"/>
+      <w:r>
+        <w:t xml:space="preserve"> очередная </w:t>
       </w:r>
       <w:r>
         <w:t xml:space="preserve">старая </w:t>
@@ -30534,7 +32189,15 @@
     </w:p>
     <w:p>
       <w:r>
-        <w:t>— Молодой человек? — Елена Викторовна моргнула и прищурилась. — У вас знакомое лицо. Да, правильно! — Она радостно протянула ко мне руку. — Вы же работаете у меня в медблоке! Ну конечно!</w:t>
+        <w:t xml:space="preserve">— Молодой человек? — Елена Викторовна моргнула и прищурилась. — У вас знакомое лицо. Да, правильно! — Она радостно протянула ко мне руку. — Вы же работаете у меня в </w:t>
+      </w:r>
+      <w:proofErr w:type="spellStart"/>
+      <w:r>
+        <w:t>медблоке</w:t>
+      </w:r>
+      <w:proofErr w:type="spellEnd"/>
+      <w:r>
+        <w:t>! Ну конечно!</w:t>
       </w:r>
     </w:p>
     <w:p>
@@ -30987,7 +32650,15 @@
         <w:t xml:space="preserve"> и</w:t>
       </w:r>
       <w:r>
-        <w:t xml:space="preserve"> оказались в заложниках у собственной чумы, когда не сумели вовремя сбежать. Раньше я втайне думал, что Марутян свихнулся со своими нуболидами, решил потравить себя и коллег, хотя в этом не было ни малейшего смысла. Я даже думал про Веру, которая винила всех в смерти отца.</w:t>
+        <w:t xml:space="preserve"> оказались в заложниках у собственной чумы, когда не сумели вовремя сбежать. Раньше я втайне думал, что Марутян свихнулся со своими </w:t>
+      </w:r>
+      <w:proofErr w:type="spellStart"/>
+      <w:r>
+        <w:t>нуболидами</w:t>
+      </w:r>
+      <w:proofErr w:type="spellEnd"/>
+      <w:r>
+        <w:t>, решил потравить себя и коллег, хотя в этом не было ни малейшего смысла. Я даже думал про Веру, которая винила всех в смерти отца.</w:t>
       </w:r>
     </w:p>
     <w:p>
@@ -31111,7 +32782,15 @@
     </w:p>
     <w:p>
       <w:r>
-        <w:t>— Что опять случилось? С Мицюкиным что-то не поделили? Я рапорт на него напишу, когда вернёмся! Устроил тут цирк с конями!</w:t>
+        <w:t xml:space="preserve">— Что опять случилось? С </w:t>
+      </w:r>
+      <w:proofErr w:type="spellStart"/>
+      <w:r>
+        <w:t>Мицюкиным</w:t>
+      </w:r>
+      <w:proofErr w:type="spellEnd"/>
+      <w:r>
+        <w:t xml:space="preserve"> что-то не поделили? Я рапорт на него напишу, когда вернёмся! Устроил тут цирк с конями!</w:t>
       </w:r>
     </w:p>
     <w:p>
@@ -31121,7 +32800,15 @@
     </w:p>
     <w:p>
       <w:r>
-        <w:t>— С Мицюкиным всё в порядке, — сказал я.</w:t>
+        <w:t xml:space="preserve">— С </w:t>
+      </w:r>
+      <w:proofErr w:type="spellStart"/>
+      <w:r>
+        <w:t>Мицюкиным</w:t>
+      </w:r>
+      <w:proofErr w:type="spellEnd"/>
+      <w:r>
+        <w:t xml:space="preserve"> всё в порядке, — сказал я.</w:t>
       </w:r>
     </w:p>
     <w:p>
@@ -31735,7 +33422,31 @@
     </w:p>
     <w:p>
       <w:r>
-        <w:t>— А что я мог сделать? — Майоров говорил, отвернувшись и глядя в тень. — У нас конвоиров в экипаже нет, не предусмотрено уставом таких должностей. А вот эсбэ на любой станции имеется. Очередной хрен вроде Мицюкина. Ну я подошёл к этим эсбэшникам, и вопрос решился. Там же, на станции, кстати, и новый пилот сразу нашёлся.</w:t>
+        <w:t xml:space="preserve">— А что я мог сделать? — Майоров говорил, отвернувшись и глядя в тень. — У нас конвоиров в экипаже нет, не предусмотрено уставом таких должностей. А вот </w:t>
+      </w:r>
+      <w:proofErr w:type="spellStart"/>
+      <w:r>
+        <w:t>эсбэ</w:t>
+      </w:r>
+      <w:proofErr w:type="spellEnd"/>
+      <w:r>
+        <w:t xml:space="preserve"> на любой станции имеется. Очередной хрен вроде </w:t>
+      </w:r>
+      <w:proofErr w:type="spellStart"/>
+      <w:r>
+        <w:t>Мицюкина</w:t>
+      </w:r>
+      <w:proofErr w:type="spellEnd"/>
+      <w:r>
+        <w:t xml:space="preserve">. Ну я подошёл к этим </w:t>
+      </w:r>
+      <w:proofErr w:type="spellStart"/>
+      <w:r>
+        <w:t>эсбэшникам</w:t>
+      </w:r>
+      <w:proofErr w:type="spellEnd"/>
+      <w:r>
+        <w:t>, и вопрос решился. Там же, на станции, кстати, и новый пилот сразу нашёлся.</w:t>
       </w:r>
     </w:p>
     <w:p>
@@ -31830,7 +33541,15 @@
     </w:p>
     <w:p>
       <w:r>
-        <w:t>— О том, что в теле навигатора — нуболид, —</w:t>
+        <w:t xml:space="preserve">— О том, что в теле навигатора — </w:t>
+      </w:r>
+      <w:proofErr w:type="spellStart"/>
+      <w:r>
+        <w:t>нуболид</w:t>
+      </w:r>
+      <w:proofErr w:type="spellEnd"/>
+      <w:r>
+        <w:t>, —</w:t>
       </w:r>
       <w:r>
         <w:t xml:space="preserve"> спросил </w:t>
@@ -31902,7 +33621,15 @@
     </w:p>
     <w:p>
       <w:r>
-        <w:t>— Без вскрытия сложно сказать наверняка, а времени на вскрытие, как вы сами понимаете, нет, но то, что видно на снимке, похоже на нуболида, который врос в её тело.</w:t>
+        <w:t xml:space="preserve">— Без вскрытия сложно сказать наверняка, а времени на вскрытие, как вы сами понимаете, нет, но то, что видно на снимке, похоже на </w:t>
+      </w:r>
+      <w:proofErr w:type="spellStart"/>
+      <w:r>
+        <w:t>нуболида</w:t>
+      </w:r>
+      <w:proofErr w:type="spellEnd"/>
+      <w:r>
+        <w:t>, который врос в её тело.</w:t>
       </w:r>
     </w:p>
     <w:p>
@@ -31970,18 +33697,42 @@
     </w:p>
     <w:p>
       <w:r>
-        <w:t>— Олег, я в таком ключе общаться не намерен! Центру надо установить точную причину смерти. Не так часто навигатор умирает сразу после выхода из бранка.</w:t>
-      </w:r>
-    </w:p>
-    <w:p>
-      <w:r>
-        <w:t>— О причине её смерти догадаться несложно. Некое образование, очень похожее на нуболида, оплетает её сердце.</w:t>
+        <w:t xml:space="preserve">— Олег, я в таком ключе общаться не намерен! Центру надо установить точную причину смерти. Не так часто навигатор умирает сразу после выхода из </w:t>
+      </w:r>
+      <w:proofErr w:type="spellStart"/>
+      <w:r>
+        <w:t>бранка</w:t>
+      </w:r>
+      <w:proofErr w:type="spellEnd"/>
+      <w:r>
+        <w:t>.</w:t>
+      </w:r>
+    </w:p>
+    <w:p>
+      <w:r>
+        <w:t xml:space="preserve">— О причине её смерти догадаться несложно. Некое образование, очень похожее на </w:t>
+      </w:r>
+      <w:proofErr w:type="spellStart"/>
+      <w:r>
+        <w:t>нуболида</w:t>
+      </w:r>
+      <w:proofErr w:type="spellEnd"/>
+      <w:r>
+        <w:t>, оплетает её сердце.</w:t>
       </w:r>
     </w:p>
     <w:p>
       <w:r>
         <w:lastRenderedPageBreak/>
-        <w:t>— Да чего ты от меня хочешь? — взревел Майоров. Лицо его стало пунцовым, как при удушье, на лбу выступил пот. — Почему вы вообще решили, что это нуболид! Это же полный бред! Все нуболиды, с которым мы вступали в контакт, сидят в герметичной банке. Пойдём! — махнул он рукой. — Покажешь мне снимки!</w:t>
+        <w:t xml:space="preserve">— Да чего ты от меня хочешь? — взревел Майоров. Лицо его стало пунцовым, как при удушье, на лбу выступил пот. — Почему вы вообще решили, что это </w:t>
+      </w:r>
+      <w:proofErr w:type="spellStart"/>
+      <w:r>
+        <w:t>нуболид</w:t>
+      </w:r>
+      <w:proofErr w:type="spellEnd"/>
+      <w:r>
+        <w:t>! Это же полный бред! Все нуболиды, с которым мы вступали в контакт, сидят в герметичной банке. Пойдём! — махнул он рукой. — Покажешь мне снимки!</w:t>
       </w:r>
     </w:p>
     <w:p>
@@ -32077,7 +33828,23 @@
     </w:p>
     <w:p>
       <w:r>
-        <w:t>— Был перед нашим вылетом случай, — начал Майоров. — Умер навигатор. Не после выхода из бранка, нет, обошлось без таких совпадений. Вроде как везли её куда-то на шнявке, может, на другой корабль. Неважно. — Майоров прищурился, разглядывая снимок, и бросил его на кровать. — Во время вскрытия в теле нашли новообразование. Что-то вроде раковой опухоли, но не совсем.</w:t>
+        <w:t xml:space="preserve">— Был перед нашим вылетом случай, — начал Майоров. — Умер навигатор. Не после выхода из </w:t>
+      </w:r>
+      <w:proofErr w:type="spellStart"/>
+      <w:r>
+        <w:t>бранка</w:t>
+      </w:r>
+      <w:proofErr w:type="spellEnd"/>
+      <w:r>
+        <w:t xml:space="preserve">, нет, обошлось без таких совпадений. Вроде как везли её куда-то на </w:t>
+      </w:r>
+      <w:proofErr w:type="spellStart"/>
+      <w:r>
+        <w:t>шнявке</w:t>
+      </w:r>
+      <w:proofErr w:type="spellEnd"/>
+      <w:r>
+        <w:t>, может, на другой корабль. Неважно. — Майоров прищурился, разглядывая снимок, и бросил его на кровать. — Во время вскрытия в теле нашли новообразование. Что-то вроде раковой опухоли, но не совсем.</w:t>
       </w:r>
     </w:p>
     <w:p>
@@ -32144,7 +33911,15 @@
         <w:t>а</w:t>
       </w:r>
       <w:r>
-        <w:t xml:space="preserve"> нуболид, я вообще ни черта не понимаю! Откуда он там взялся? </w:t>
+        <w:t xml:space="preserve"> </w:t>
+      </w:r>
+      <w:proofErr w:type="spellStart"/>
+      <w:r>
+        <w:t>нуболид</w:t>
+      </w:r>
+      <w:proofErr w:type="spellEnd"/>
+      <w:r>
+        <w:t xml:space="preserve">, я вообще ни черта не понимаю! Откуда он там взялся? </w:t>
       </w:r>
       <w:r>
         <w:t>О</w:t>
@@ -32160,7 +33935,15 @@
     </w:p>
     <w:p>
       <w:r>
-        <w:t>— Да не знаю я! Я думал, это дурацкие байки вроде бесконечных снов во время бранка, которыми желторотиков пугают.</w:t>
+        <w:t xml:space="preserve">— Да не знаю я! Я думал, это дурацкие байки вроде бесконечных снов во время </w:t>
+      </w:r>
+      <w:proofErr w:type="spellStart"/>
+      <w:r>
+        <w:t>бранка</w:t>
+      </w:r>
+      <w:proofErr w:type="spellEnd"/>
+      <w:r>
+        <w:t>, которыми желторотиков пугают.</w:t>
       </w:r>
     </w:p>
     <w:p>
@@ -32170,7 +33953,15 @@
     </w:p>
     <w:p>
       <w:r>
-        <w:t>— Так и нуболидом это быть не может, — посмотрел на меня Майоров.</w:t>
+        <w:t xml:space="preserve">— Так и </w:t>
+      </w:r>
+      <w:proofErr w:type="spellStart"/>
+      <w:r>
+        <w:t>нуболидом</w:t>
+      </w:r>
+      <w:proofErr w:type="spellEnd"/>
+      <w:r>
+        <w:t xml:space="preserve"> это быть не может, — посмотрел на меня Майоров.</w:t>
       </w:r>
     </w:p>
     <w:p>
@@ -32292,7 +34083,15 @@
     </w:p>
     <w:p>
       <w:r>
-        <w:t>Майоров потрепал меня, как старого приятеля, по плечу и пообещал всё устроить. Изобразил кривое подобие улыбки, похожее на гримасу при инсульте. И мне стало жутко — куда сильнее, чем от нуболида на рентгеновском снимке.</w:t>
+        <w:t xml:space="preserve">Майоров потрепал меня, как старого приятеля, по плечу и пообещал всё устроить. Изобразил кривое подобие улыбки, похожее на гримасу при инсульте. И мне стало жутко — куда сильнее, чем от </w:t>
+      </w:r>
+      <w:proofErr w:type="spellStart"/>
+      <w:r>
+        <w:t>нуболида</w:t>
+      </w:r>
+      <w:proofErr w:type="spellEnd"/>
+      <w:r>
+        <w:t xml:space="preserve"> на рентгеновском снимке.</w:t>
       </w:r>
     </w:p>
     <w:p>
@@ -32600,7 +34399,23 @@
     </w:p>
     <w:p>
       <w:r>
-        <w:t>— Ага, из кэбэ, если тебе так понятнее. Ты, Олежка, парень молодой, конечно, но, надеюсь, не глупый. На каждом рейсе есть кто-нибудь из Комитета. Это всегда член экипажа, и «кэбэ» на лбу тоже обычно не написано.</w:t>
+        <w:t xml:space="preserve">— Ага, из </w:t>
+      </w:r>
+      <w:proofErr w:type="spellStart"/>
+      <w:r>
+        <w:t>кэбэ</w:t>
+      </w:r>
+      <w:proofErr w:type="spellEnd"/>
+      <w:r>
+        <w:t>, если тебе так понятнее. Ты, Олежка, парень молодой, конечно, но, надеюсь, не глупый. На каждом рейсе есть кто-нибудь из Комитета. Это всегда член экипажа, и «</w:t>
+      </w:r>
+      <w:proofErr w:type="spellStart"/>
+      <w:r>
+        <w:t>кэбэ</w:t>
+      </w:r>
+      <w:proofErr w:type="spellEnd"/>
+      <w:r>
+        <w:t>» на лбу тоже обычно не написано.</w:t>
       </w:r>
     </w:p>
     <w:p>
@@ -32666,7 +34481,15 @@
     </w:p>
     <w:p>
       <w:r>
-        <w:t>— Нуболиды могут проходить через наши червоточины. Они путешествуют бранком, как мы</w:t>
+        <w:t xml:space="preserve">— Нуболиды могут проходить через наши червоточины. Они путешествуют </w:t>
+      </w:r>
+      <w:proofErr w:type="spellStart"/>
+      <w:r>
+        <w:t>бранком</w:t>
+      </w:r>
+      <w:proofErr w:type="spellEnd"/>
+      <w:r>
+        <w:t>, как мы</w:t>
       </w:r>
       <w:r>
         <w:t>, Олег</w:t>
@@ -32682,7 +34505,15 @@
     </w:p>
     <w:p>
       <w:r>
-        <w:t>— Ты меня не понял, — сказал Григорьев. — Они это делают не в камере содержания. Они стали проходить через балк сами.</w:t>
+        <w:t xml:space="preserve">— Ты меня не понял, — сказал Григорьев. — Они это делают не в камере содержания. Они стали проходить через </w:t>
+      </w:r>
+      <w:proofErr w:type="spellStart"/>
+      <w:r>
+        <w:t>балк</w:t>
+      </w:r>
+      <w:proofErr w:type="spellEnd"/>
+      <w:r>
+        <w:t xml:space="preserve"> сами.</w:t>
       </w:r>
     </w:p>
     <w:p>
@@ -32697,7 +34528,15 @@
     </w:p>
     <w:p>
       <w:r>
-        <w:t>— Понятия не имею! — пожал плечами Григорьев. — Может, эксперименты твоего Марутяна так на них повлияли, а может, они всегда это умели. Мы же, Олежка, ничего толком о нуболидах не знаем, несмотря на то, что десять лет их тут под микроскопом рассматрива</w:t>
+        <w:t xml:space="preserve">— Понятия не имею! — пожал плечами Григорьев. — Может, эксперименты твоего Марутяна так на них повлияли, а может, они всегда это умели. Мы же, Олежка, ничего толком о </w:t>
+      </w:r>
+      <w:proofErr w:type="spellStart"/>
+      <w:r>
+        <w:t>нуболидах</w:t>
+      </w:r>
+      <w:proofErr w:type="spellEnd"/>
+      <w:r>
+        <w:t xml:space="preserve"> не знаем, несмотря на то, что десять лет их тут под микроскопом рассматрива</w:t>
       </w:r>
       <w:r>
         <w:t>ем</w:t>
@@ -32731,7 +34570,15 @@
         <w:t>.</w:t>
       </w:r>
       <w:r>
-        <w:t xml:space="preserve"> Надеюсь, что не создают, по крайней мере. Впрочем, не удивлюсь, если завтра обнаружат, что они весь балк насквозь проели, как черви — прогнившее яблоко.</w:t>
+        <w:t xml:space="preserve"> Надеюсь, что не создают, по крайней мере. Впрочем, не удивлюсь, если завтра обнаружат, что они весь </w:t>
+      </w:r>
+      <w:proofErr w:type="spellStart"/>
+      <w:r>
+        <w:t>балк</w:t>
+      </w:r>
+      <w:proofErr w:type="spellEnd"/>
+      <w:r>
+        <w:t xml:space="preserve"> насквозь проели, как черви — прогнившее яблоко.</w:t>
       </w:r>
     </w:p>
     <w:p>
@@ -32784,7 +34631,15 @@
     </w:p>
     <w:p>
       <w:r>
-        <w:t>— Можно и так сказать. Мы туннель открыли, нуболиды по нему прошли. Понимаешь, что это означает? — Григорьев повернулся к терминалу и склонил голову над выключенным экраном. На панели мигал красным какой-то испуганный индикатор. — Мы открыли ящик Пандоры. Мы заходим в бранк до Земли, они хвостом за нами. Ориентируются в балке эти черви получше наших навигаторов. Как они внутри корабля оказываются, мы точно не знаем. Есть версия, что точка выхода для них — как раз внутри корабля</w:t>
+        <w:t xml:space="preserve">— Можно и так сказать. Мы туннель открыли, нуболиды по нему прошли. Понимаешь, что это означает? — Григорьев повернулся к терминалу и склонил голову над выключенным экраном. На панели мигал красным какой-то испуганный индикатор. — Мы открыли ящик Пандоры. Мы заходим в </w:t>
+      </w:r>
+      <w:proofErr w:type="spellStart"/>
+      <w:r>
+        <w:t>бранк</w:t>
+      </w:r>
+      <w:proofErr w:type="spellEnd"/>
+      <w:r>
+        <w:t xml:space="preserve"> до Земли, они хвостом за нами. Ориентируются в балке эти черви получше наших навигаторов. Как они внутри корабля оказываются, мы точно не знаем. Есть версия, что точка выхода для них — как раз внутри корабля</w:t>
       </w:r>
       <w:r>
         <w:t>, там, где конверсионный двигатель</w:t>
@@ -32960,7 +34815,15 @@
         <w:t>О</w:t>
       </w:r>
       <w:r>
-        <w:t xml:space="preserve">ни вообще не считали, что это нуболиды. Какой-то вид опухоли. Балк же до конца не изучен. Через пару недель сделали </w:t>
+        <w:t xml:space="preserve">ни вообще не считали, что это нуболиды. Какой-то вид опухоли. </w:t>
+      </w:r>
+      <w:proofErr w:type="spellStart"/>
+      <w:r>
+        <w:t>Балк</w:t>
+      </w:r>
+      <w:proofErr w:type="spellEnd"/>
+      <w:r>
+        <w:t xml:space="preserve"> же до конца не изучен. Через пару недель сделали </w:t>
       </w:r>
       <w:r>
         <w:t xml:space="preserve">бы </w:t>
@@ -32976,7 +34839,15 @@
     </w:p>
     <w:p>
       <w:r>
-        <w:t>— Мы тоже нашли нуболида в теле нашего навигатора, — сказал я. — Он обвивал её сердце.</w:t>
+        <w:t xml:space="preserve">— Мы тоже нашли </w:t>
+      </w:r>
+      <w:proofErr w:type="spellStart"/>
+      <w:r>
+        <w:t>нуболида</w:t>
+      </w:r>
+      <w:proofErr w:type="spellEnd"/>
+      <w:r>
+        <w:t xml:space="preserve"> в теле нашего навигатора, — сказал я. — Он обвивал её сердце.</w:t>
       </w:r>
     </w:p>
     <w:p>
@@ -33034,7 +34905,15 @@
     </w:p>
     <w:p>
       <w:r>
-        <w:t xml:space="preserve">— Станция, может, и давно, — продолжил он, — а вот Марутян недавно нуболидов через червоточины прыгать научил. Вот и смотри хронологию событий. До нас сюда летал «Смоленск». После этого он шёл не в Солнечную, а к Альфе Арефьевой. Там ещё были живые следы от бранка в Бету Вознесенской. Где-то там или ещё через прыжок, уже не помню, появляется «Севастополь». Тут </w:t>
+        <w:t xml:space="preserve">— Станция, может, и давно, — продолжил он, — а вот Марутян недавно нуболидов через червоточины прыгать научил. Вот и смотри хронологию событий. До нас сюда летал «Смоленск». После этого он шёл не в Солнечную, а к Альфе Арефьевой. Там ещё были живые следы от </w:t>
+      </w:r>
+      <w:proofErr w:type="spellStart"/>
+      <w:r>
+        <w:t>бранка</w:t>
+      </w:r>
+      <w:proofErr w:type="spellEnd"/>
+      <w:r>
+        <w:t xml:space="preserve"> в Бету Вознесенской. Где-то там или ещё через прыжок, уже не помню, появляется «Севастополь». Тут </w:t>
       </w:r>
       <w:r>
         <w:t xml:space="preserve">маршрут червей </w:t>
@@ -33109,7 +34988,15 @@
     </w:p>
     <w:p>
       <w:r>
-        <w:t>Я молчал. Свой самый первый бранк я пережил на «Минске».</w:t>
+        <w:t xml:space="preserve">Я молчал. Свой самый первый </w:t>
+      </w:r>
+      <w:proofErr w:type="spellStart"/>
+      <w:r>
+        <w:t>бранк</w:t>
+      </w:r>
+      <w:proofErr w:type="spellEnd"/>
+      <w:r>
+        <w:t xml:space="preserve"> я пережил на «Минске».</w:t>
       </w:r>
     </w:p>
     <w:p>
@@ -33168,7 +35055,15 @@
     </w:p>
     <w:p>
       <w:r>
-        <w:t xml:space="preserve">— Не смешно, Олежка, совсем не смешно! Мне страшно. И людей жалко. Только вот никого на «Заре» ты несколько дней назад не знал. Если бы в новостях сообщили о гибели станции, вряд ли бы ты траур устроил. На одном «Севастополе» было раз в пять больше людей. И ты это тоже прекрасно знаешь. За кого ты тут на меня с кулаками наброситься хочешь? За Андреева, за нашего доблестного Мицюкина? Или всё-таки за </w:t>
+        <w:t xml:space="preserve">— Не смешно, Олежка, совсем не смешно! Мне страшно. И людей жалко. Только вот никого на «Заре» ты несколько дней назад не знал. Если бы в новостях сообщили о гибели станции, вряд ли бы ты траур устроил. На одном «Севастополе» было раз в пять больше людей. И ты это тоже прекрасно знаешь. За кого ты тут на меня с кулаками наброситься хочешь? За Андреева, за нашего доблестного </w:t>
+      </w:r>
+      <w:proofErr w:type="spellStart"/>
+      <w:r>
+        <w:t>Мицюкина</w:t>
+      </w:r>
+      <w:proofErr w:type="spellEnd"/>
+      <w:r>
+        <w:t xml:space="preserve">? Или всё-таки за </w:t>
       </w:r>
       <w:r>
         <w:t>э</w:t>
@@ -33341,7 +35236,15 @@
     </w:p>
     <w:p>
       <w:r>
-        <w:t>Я метнулся туда, где мрели последние огни, спотыкаясь о чёрные, вылезающие из-под пола корни, и — остановился.</w:t>
+        <w:t xml:space="preserve">Я метнулся туда, где </w:t>
+      </w:r>
+      <w:proofErr w:type="spellStart"/>
+      <w:r>
+        <w:t>мрели</w:t>
+      </w:r>
+      <w:proofErr w:type="spellEnd"/>
+      <w:r>
+        <w:t xml:space="preserve"> последние огни, спотыкаясь о чёрные, вылезающие из-под пола корни, и — остановился.</w:t>
       </w:r>
     </w:p>
     <w:p>
@@ -33458,7 +35361,15 @@
     <w:p>
       <w:r>
         <w:lastRenderedPageBreak/>
-        <w:t>Уже подобравшись к полосе света, я столкнулся с Мицюкиным. Мне было всё равно, ударит он меня или выстрелит. Мне хотелось сделать что-</w:t>
+        <w:t xml:space="preserve">Уже подобравшись к полосе света, я столкнулся с </w:t>
+      </w:r>
+      <w:proofErr w:type="spellStart"/>
+      <w:r>
+        <w:t>Мицюкиным</w:t>
+      </w:r>
+      <w:proofErr w:type="spellEnd"/>
+      <w:r>
+        <w:t>. Мне было всё равно, ударит он меня или выстрелит. Мне хотелось сделать что-</w:t>
       </w:r>
       <w:r>
         <w:t>нибудь</w:t>
@@ -33475,7 +35386,15 @@
     </w:p>
     <w:p>
       <w:r>
-        <w:t>Но Мицюкина я не заинтересовал. Он молча отпихнул меня и рванул куда-то в красное марево, сжимая шоковый пистолет.</w:t>
+        <w:t xml:space="preserve">Но </w:t>
+      </w:r>
+      <w:proofErr w:type="spellStart"/>
+      <w:r>
+        <w:t>Мицюкина</w:t>
+      </w:r>
+      <w:proofErr w:type="spellEnd"/>
+      <w:r>
+        <w:t xml:space="preserve"> я не заинтересовал. Он молча отпихнул меня и рванул куда-то в красное марево, сжимая шоковый пистолет.</w:t>
       </w:r>
     </w:p>
     <w:p>
@@ -33651,7 +35570,15 @@
     </w:p>
     <w:p>
       <w:r>
-        <w:t>В лаборатории горел ровный спокойный свет, будто я перенёсся назад во времени. Камеру с нуболидами закрывала тень. Симонова сидела у вычислительного аппарата и что-то торопливо выщёлкивала на клавиатуре, деловито сдвинув брови. Вера стояла рядом, вглядываясь в экран.</w:t>
+        <w:t xml:space="preserve">В лаборатории горел ровный спокойный свет, будто я перенёсся назад во времени. Камеру с </w:t>
+      </w:r>
+      <w:proofErr w:type="spellStart"/>
+      <w:r>
+        <w:t>нуболидами</w:t>
+      </w:r>
+      <w:proofErr w:type="spellEnd"/>
+      <w:r>
+        <w:t xml:space="preserve"> закрывала тень. Симонова сидела у вычислительного аппарата и что-то торопливо выщёлкивала на клавиатуре, деловито сдвинув брови. Вера стояла рядом, вглядываясь в экран.</w:t>
       </w:r>
     </w:p>
     <w:p>
@@ -33873,7 +35800,23 @@
     </w:p>
     <w:p>
       <w:r>
-        <w:t>— Нет! — Симонова перебила меня раздражённым взмахом руки. — Что вы, Олег! Я же не сошла с ума! Мы откроем им путь домой, сделаем ма-а-а-а-ленькую, — она показала пальцами невидимую песчинку, — червоточинку.</w:t>
+        <w:t xml:space="preserve">— Нет! — Симонова перебила меня раздражённым взмахом руки. — Что вы, Олег! Я же не сошла с ума! Мы откроем им путь домой, сделаем </w:t>
+      </w:r>
+      <w:proofErr w:type="spellStart"/>
+      <w:r>
+        <w:t>ма</w:t>
+      </w:r>
+      <w:proofErr w:type="spellEnd"/>
+      <w:r>
+        <w:t>-а-а-а-</w:t>
+      </w:r>
+      <w:proofErr w:type="spellStart"/>
+      <w:r>
+        <w:t>ленькую</w:t>
+      </w:r>
+      <w:proofErr w:type="spellEnd"/>
+      <w:r>
+        <w:t>, — она показала пальцами невидимую песчинку, — червоточинку.</w:t>
       </w:r>
     </w:p>
     <w:p>
@@ -34071,7 +36014,15 @@
     </w:p>
     <w:p>
       <w:r>
-        <w:t>Она быстро оттарабанила несколько цифр на клавиатуре и ударила по клавише ввода. Выжидательно замерцал зелёный прямоугольник курсора. Аппарат с натужным скрипом проверял введённые координаты.</w:t>
+        <w:t xml:space="preserve">Она быстро </w:t>
+      </w:r>
+      <w:proofErr w:type="spellStart"/>
+      <w:r>
+        <w:t>оттарабанила</w:t>
+      </w:r>
+      <w:proofErr w:type="spellEnd"/>
+      <w:r>
+        <w:t xml:space="preserve"> несколько цифр на клавиатуре и ударила по клавише ввода. Выжидательно замерцал зелёный прямоугольник курсора. Аппарат с натужным скрипом проверял введённые координаты.</w:t>
       </w:r>
     </w:p>
     <w:p>
@@ -34437,7 +36388,15 @@
     </w:p>
     <w:p>
       <w:r>
-        <w:t>— Они свободны! — с детской радостью улыбнулась Симонова и протянула к нуболидам руки.</w:t>
+        <w:t xml:space="preserve">— Они свободны! — с детской радостью улыбнулась Симонова и протянула к </w:t>
+      </w:r>
+      <w:proofErr w:type="spellStart"/>
+      <w:r>
+        <w:t>нуболидам</w:t>
+      </w:r>
+      <w:proofErr w:type="spellEnd"/>
+      <w:r>
+        <w:t xml:space="preserve"> руки.</w:t>
       </w:r>
       <w:r>
         <w:t xml:space="preserve"> — Как </w:t>
@@ -35016,7 +36975,15 @@
     </w:p>
     <w:p>
       <w:r>
-        <w:t>— Ты не ошибся! — сказала Вера, пряча глаза. — Я хотела его отравить. Сначала думала подмешать ему что-нибудь в его любимый кофе, но, увы, кофе закончился. А потом решила, что можно травануть его вместе со всеми остальными. Отравить к чёртовой матери! Вместе с Аней. Вместе со всеми. У меня был доступ.</w:t>
+        <w:t xml:space="preserve">— Ты не ошибся! — сказала Вера, пряча глаза. — Я хотела его отравить. Сначала думала подмешать ему что-нибудь в его любимый кофе, но, увы, кофе закончился. А потом решила, что можно </w:t>
+      </w:r>
+      <w:proofErr w:type="spellStart"/>
+      <w:r>
+        <w:t>травануть</w:t>
+      </w:r>
+      <w:proofErr w:type="spellEnd"/>
+      <w:r>
+        <w:t xml:space="preserve"> его вместе со всеми остальными. Отравить к чёртовой матери! Вместе с Аней. Вместе со всеми. У меня был доступ.</w:t>
       </w:r>
     </w:p>
     <w:p>
@@ -35152,8 +37119,13 @@
         <w:t>Зайдём</w:t>
       </w:r>
       <w:r>
-        <w:t xml:space="preserve"> в медблок</w:t>
-      </w:r>
+        <w:t xml:space="preserve"> в </w:t>
+      </w:r>
+      <w:proofErr w:type="spellStart"/>
+      <w:r>
+        <w:t>медблок</w:t>
+      </w:r>
+      <w:proofErr w:type="spellEnd"/>
       <w:r>
         <w:t>!</w:t>
       </w:r>
@@ -35178,7 +37150,15 @@
     </w:p>
     <w:p>
       <w:r>
-        <w:t>Темнота накатывала и отступала волнами, как морской прибой. Где-то вдалеке вспыхивал и тут же гас коротящий из-за истерзанной проводки свет.</w:t>
+        <w:t xml:space="preserve">Темнота накатывала и отступала волнами, как морской прибой. Где-то вдалеке вспыхивал и тут же гас </w:t>
+      </w:r>
+      <w:proofErr w:type="spellStart"/>
+      <w:r>
+        <w:t>коротящий</w:t>
+      </w:r>
+      <w:proofErr w:type="spellEnd"/>
+      <w:r>
+        <w:t xml:space="preserve"> из-за истерзанной проводки свет.</w:t>
       </w:r>
     </w:p>
     <w:p>
@@ -35311,7 +37291,15 @@
         <w:t>ожидая</w:t>
       </w:r>
       <w:r>
-        <w:t xml:space="preserve"> увидеть алые нити, стекающие из воздушной решётки, но вместо этого столкнулся взглядом с Мицюкиным, который стоял, широко расставив </w:t>
+        <w:t xml:space="preserve"> увидеть алые нити, стекающие из воздушной решётки, но вместо этого столкнулся взглядом с </w:t>
+      </w:r>
+      <w:proofErr w:type="spellStart"/>
+      <w:r>
+        <w:t>Мицюкиным</w:t>
+      </w:r>
+      <w:proofErr w:type="spellEnd"/>
+      <w:r>
+        <w:t xml:space="preserve">, который стоял, широко расставив </w:t>
       </w:r>
       <w:r>
         <w:t>ноги</w:t>
@@ -35433,7 +37421,15 @@
     </w:p>
     <w:p>
       <w:r>
-        <w:t>Изо рта Мицюкина вырвались, как сноп пламени, красные нити и нетерпеливо затряслись, наползая ему на лицо.</w:t>
+        <w:t xml:space="preserve">Изо рта </w:t>
+      </w:r>
+      <w:proofErr w:type="spellStart"/>
+      <w:r>
+        <w:t>Мицюкина</w:t>
+      </w:r>
+      <w:proofErr w:type="spellEnd"/>
+      <w:r>
+        <w:t xml:space="preserve"> вырвались, как сноп пламени, красные нити и нетерпеливо затряслись, наползая ему на лицо.</w:t>
       </w:r>
     </w:p>
     <w:p>
@@ -35782,7 +37778,15 @@
     </w:p>
     <w:p>
       <w:r>
-        <w:t xml:space="preserve">Уставшие механизмы загудели, дверь втянулась в стену. Нуболиды всё ещё выплясывали хаотичный танец над телом Мицюкина. Они быстро почувствовали нас — по страху или по запаху крови, как хищные рыбы, — и </w:t>
+        <w:t xml:space="preserve">Уставшие механизмы загудели, дверь втянулась в стену. Нуболиды всё ещё выплясывали хаотичный танец над телом </w:t>
+      </w:r>
+      <w:proofErr w:type="spellStart"/>
+      <w:r>
+        <w:t>Мицюкина</w:t>
+      </w:r>
+      <w:proofErr w:type="spellEnd"/>
+      <w:r>
+        <w:t xml:space="preserve">. Они быстро почувствовали нас — по страху или по запаху крови, как хищные рыбы, — и </w:t>
       </w:r>
       <w:r>
         <w:t>потянулись</w:t>
@@ -35903,7 +37907,15 @@
     <w:p>
       <w:r>
         <w:lastRenderedPageBreak/>
-        <w:t>Мы выскочили из медблока и побежали навстречу тающим красным огням. Падали, разбивая колени.</w:t>
+        <w:t xml:space="preserve">Мы выскочили из </w:t>
+      </w:r>
+      <w:proofErr w:type="spellStart"/>
+      <w:r>
+        <w:t>медблока</w:t>
+      </w:r>
+      <w:proofErr w:type="spellEnd"/>
+      <w:r>
+        <w:t xml:space="preserve"> и побежали навстречу тающим красным огням. Падали, разбивая колени.</w:t>
       </w:r>
     </w:p>
     <w:p>
@@ -36360,7 +38372,15 @@
     </w:p>
     <w:p>
       <w:r>
-        <w:t>— Не падайте, Олег! Вы нам ещё потребуетесь для по-по-по… — его заклинило, он отвернулся и сплюнул кровь, — для починки оборудования.</w:t>
+        <w:t xml:space="preserve">— Не падайте, Олег! Вы нам ещё потребуетесь для </w:t>
+      </w:r>
+      <w:proofErr w:type="spellStart"/>
+      <w:r>
+        <w:t>по-по-по</w:t>
+      </w:r>
+      <w:proofErr w:type="spellEnd"/>
+      <w:r>
+        <w:t>… — его заклинило, он отвернулся и сплюнул кровь, — для починки оборудования.</w:t>
       </w:r>
     </w:p>
     <w:p>
@@ -36489,7 +38509,15 @@
     </w:p>
     <w:p>
       <w:r>
-        <w:t>— То же, что и с Мицюкиным! — крикнул я. — Выключите этот долбаный фонарь!</w:t>
+        <w:t xml:space="preserve">— То же, что и с </w:t>
+      </w:r>
+      <w:proofErr w:type="spellStart"/>
+      <w:r>
+        <w:t>Мицюкиным</w:t>
+      </w:r>
+      <w:proofErr w:type="spellEnd"/>
+      <w:r>
+        <w:t>! — крикнул я. — Выключите этот долбаный фонарь!</w:t>
       </w:r>
     </w:p>
     <w:p>
@@ -36948,7 +38976,15 @@
     </w:p>
     <w:p>
       <w:r>
-        <w:t>Гравитация разметала червей по стенам. Нуболиды потянулись к стробящему аварийному свету. Когда освещение гасло, их отбрасывала подкрашенная синевой темнота, но уже через мгновение они поднимались снова и быстро ползли по переборкам.</w:t>
+        <w:t xml:space="preserve">Гравитация разметала червей по стенам. Нуболиды потянулись к </w:t>
+      </w:r>
+      <w:proofErr w:type="spellStart"/>
+      <w:r>
+        <w:t>стробящему</w:t>
+      </w:r>
+      <w:proofErr w:type="spellEnd"/>
+      <w:r>
+        <w:t xml:space="preserve"> аварийному свету. Когда освещение гасло, их отбрасывала подкрашенная синевой темнота, но уже через мгновение они поднимались снова и быстро ползли по переборкам.</w:t>
       </w:r>
     </w:p>
     <w:p>
@@ -37717,7 +39753,15 @@
     </w:p>
     <w:p>
       <w:r>
-        <w:t>Вера долго смотрела на меня, прижимаясь к переборке. Руки у неё были сведены за спиной, как у заключённой. Нижняя губа — раскусана до крови.</w:t>
+        <w:t xml:space="preserve">Вера долго смотрела на меня, прижимаясь к переборке. Руки у неё были сведены за спиной, как у заключённой. Нижняя губа — </w:t>
+      </w:r>
+      <w:proofErr w:type="spellStart"/>
+      <w:r>
+        <w:t>раскусана</w:t>
+      </w:r>
+      <w:proofErr w:type="spellEnd"/>
+      <w:r>
+        <w:t xml:space="preserve"> до крови.</w:t>
       </w:r>
     </w:p>
     <w:p>
@@ -37819,8 +39863,13 @@
     </w:p>
     <w:p>
       <w:r>
-        <w:t>— Я не знаю, что будет. Но вряд ли они из-за нас кораблём пожертвуют. «Грозный» — почти флагман. А после катастрофы на «Севастополе»…</w:t>
-      </w:r>
+        <w:t>— Я не знаю, что будет. Но вряд ли они из-за нас кораблём пожертвуют. «Грозный» — почти флагман. А после катастрофы на «</w:t>
+      </w:r>
+      <w:proofErr w:type="gramStart"/>
+      <w:r>
+        <w:t>Севастополе»…</w:t>
+      </w:r>
+      <w:proofErr w:type="gramEnd"/>
     </w:p>
     <w:p>
       <w:r>
@@ -37999,7 +40048,15 @@
     </w:p>
     <w:p>
       <w:r>
-        <w:t>Я чувствую себя, как после коматоза.</w:t>
+        <w:t xml:space="preserve">Я чувствую себя, как после </w:t>
+      </w:r>
+      <w:proofErr w:type="spellStart"/>
+      <w:r>
+        <w:t>коматоза</w:t>
+      </w:r>
+      <w:proofErr w:type="spellEnd"/>
+      <w:r>
+        <w:t>.</w:t>
       </w:r>
     </w:p>
     <w:p>
@@ -38013,7 +40070,15 @@
         <w:t xml:space="preserve">бы </w:t>
       </w:r>
       <w:r>
-        <w:t>наладилось, балк отпустил бы меня, забрав с собой эти невыносимые кошмары.</w:t>
+        <w:t xml:space="preserve">наладилось, </w:t>
+      </w:r>
+      <w:proofErr w:type="spellStart"/>
+      <w:r>
+        <w:t>балк</w:t>
+      </w:r>
+      <w:proofErr w:type="spellEnd"/>
+      <w:r>
+        <w:t xml:space="preserve"> отпустил бы меня, забрав с собой эти невыносимые кошмары.</w:t>
       </w:r>
     </w:p>
     <w:p>
@@ -38201,7 +40266,21 @@
     </w:p>
     <w:p>
       <w:r>
-        <w:t>— «Оним двенадцать дробь четыре три бэ. Четырнадцать дней карантина».</w:t>
+        <w:t>— «</w:t>
+      </w:r>
+      <w:proofErr w:type="spellStart"/>
+      <w:r>
+        <w:t>Оним</w:t>
+      </w:r>
+      <w:proofErr w:type="spellEnd"/>
+      <w:r>
+        <w:t xml:space="preserve"> двенадцать дробь четыре три </w:t>
+      </w:r>
+      <w:r>
+        <w:t>а</w:t>
+      </w:r>
+      <w:r>
+        <w:t>. Четырнадцать дней карантина».</w:t>
       </w:r>
     </w:p>
     <w:p>
@@ -38226,7 +40305,21 @@
     </w:p>
     <w:p>
       <w:r>
-        <w:t>— «Оним двенадцать дробь четыре три бэ». — Я смотрел на листок с пляшущими буквами и цифрами. — Но ведь это не очень далеко отсюда, да?</w:t>
+        <w:t>— «</w:t>
+      </w:r>
+      <w:proofErr w:type="spellStart"/>
+      <w:r>
+        <w:t>Оним</w:t>
+      </w:r>
+      <w:proofErr w:type="spellEnd"/>
+      <w:r>
+        <w:t xml:space="preserve"> двенадцать дробь четыре три </w:t>
+      </w:r>
+      <w:r>
+        <w:t>а</w:t>
+      </w:r>
+      <w:r>
+        <w:t>». — Я смотрел на листок с пляшущими буквами и цифрами. — Но ведь это не очень далеко отсюда, да?</w:t>
       </w:r>
     </w:p>
     <w:p>
@@ -38265,10 +40358,18 @@
     </w:p>
     <w:p>
       <w:r>
-        <w:t>Пункт назначения: Оним 12/43</w:t>
-      </w:r>
-      <w:r>
-        <w:t>б</w:t>
+        <w:t xml:space="preserve">Пункт назначения: </w:t>
+      </w:r>
+      <w:proofErr w:type="spellStart"/>
+      <w:r>
+        <w:t>Оним</w:t>
+      </w:r>
+      <w:proofErr w:type="spellEnd"/>
+      <w:r>
+        <w:t xml:space="preserve"> 12/43</w:t>
+      </w:r>
+      <w:r>
+        <w:t>а</w:t>
       </w:r>
     </w:p>
     <w:p>
@@ -38281,10 +40382,18 @@
     </w:p>
     <w:p>
       <w:r>
-        <w:t>Отправная точка: Оним 12/43</w:t>
-      </w:r>
-      <w:r>
-        <w:t>б</w:t>
+        <w:t xml:space="preserve">Отправная точка: </w:t>
+      </w:r>
+      <w:proofErr w:type="spellStart"/>
+      <w:r>
+        <w:t>Оним</w:t>
+      </w:r>
+      <w:proofErr w:type="spellEnd"/>
+      <w:r>
+        <w:t xml:space="preserve"> 12/43</w:t>
+      </w:r>
+      <w:r>
+        <w:t>а (Альфа Акимовой)</w:t>
       </w:r>
     </w:p>
     <w:p>
@@ -38608,10 +40717,26 @@
     </w:p>
     <w:p>
       <w:r>
-        <w:t>Всё в порядке. Мы — в бранке. Точка выхода — Оним 12/43</w:t>
-      </w:r>
-      <w:r>
-        <w:t>б</w:t>
+        <w:t xml:space="preserve">Всё в порядке. Мы — в </w:t>
+      </w:r>
+      <w:proofErr w:type="spellStart"/>
+      <w:r>
+        <w:t>бранке</w:t>
+      </w:r>
+      <w:proofErr w:type="spellEnd"/>
+      <w:r>
+        <w:t xml:space="preserve">. Точка выхода — </w:t>
+      </w:r>
+      <w:proofErr w:type="spellStart"/>
+      <w:r>
+        <w:t>Оним</w:t>
+      </w:r>
+      <w:proofErr w:type="spellEnd"/>
+      <w:r>
+        <w:t xml:space="preserve"> 12/43</w:t>
+      </w:r>
+      <w:r>
+        <w:t>а</w:t>
       </w:r>
       <w:r>
         <w:t>.</w:t>

--- a/abyss/Воронков_В_Бездна_света.docx
+++ b/abyss/Воронков_В_Бездна_света.docx
@@ -51,46 +51,17 @@
     </w:p>
     <w:p>
       <w:r>
-        <w:t xml:space="preserve">Технологию для путешествия к далёким звёздам открыли задолго до моего рождения. Сам переход космонавты называют </w:t>
-      </w:r>
-      <w:proofErr w:type="spellStart"/>
-      <w:r>
-        <w:t>бранком</w:t>
-      </w:r>
-      <w:proofErr w:type="spellEnd"/>
-      <w:r>
-        <w:t xml:space="preserve">. Потому что обозримая вселенная — брана. Гиперпространство — </w:t>
-      </w:r>
-      <w:proofErr w:type="spellStart"/>
-      <w:r>
-        <w:t>балк</w:t>
-      </w:r>
-      <w:proofErr w:type="spellEnd"/>
-      <w:r>
-        <w:t>. Оба термина вступают в грамматический союз, порождая побочное дитя — неологизм, который никто, кроме нас, не понимает.</w:t>
-      </w:r>
-    </w:p>
-    <w:p>
-      <w:proofErr w:type="spellStart"/>
-      <w:r>
-        <w:t>Бранк</w:t>
-      </w:r>
-      <w:proofErr w:type="spellEnd"/>
-      <w:r>
-        <w:t>.</w:t>
-      </w:r>
-    </w:p>
-    <w:p>
-      <w:r>
-        <w:t xml:space="preserve">Во время </w:t>
-      </w:r>
-      <w:proofErr w:type="spellStart"/>
-      <w:r>
-        <w:t>бранка</w:t>
-      </w:r>
-      <w:proofErr w:type="spellEnd"/>
-      <w:r>
-        <w:t xml:space="preserve"> снятся кошмары. Об этом все знают. Так человеческое сознание откликается на неисчислимую тьму за переборками корабельных модулей. Если задуматься, ничего удивительного тут нет. Подумаешь, кошмары. Многим и на Земле они снятся.</w:t>
+        <w:t>Технологию для путешествия к далёким звёздам открыли задолго до моего рождения. Сам переход космонавты называют бранком. Потому что обозримая вселенная — брана. Гиперпространство — балк. Оба термина вступают в грамматический союз, порождая побочное дитя — неологизм, который никто, кроме нас, не понимает.</w:t>
+      </w:r>
+    </w:p>
+    <w:p>
+      <w:r>
+        <w:t>Бранк.</w:t>
+      </w:r>
+    </w:p>
+    <w:p>
+      <w:r>
+        <w:t>Во время бранка снятся кошмары. Об этом все знают. Так человеческое сознание откликается на неисчислимую тьму за переборками корабельных модулей. Если задуматься, ничего удивительного тут нет. Подумаешь, кошмары. Многим и на Земле они снятся.</w:t>
       </w:r>
     </w:p>
     <w:p>
@@ -110,15 +81,7 @@
     </w:p>
     <w:p>
       <w:r>
-        <w:t xml:space="preserve">Тебе снится обычный для </w:t>
-      </w:r>
-      <w:proofErr w:type="spellStart"/>
-      <w:r>
-        <w:t>бранка</w:t>
-      </w:r>
-      <w:proofErr w:type="spellEnd"/>
-      <w:r>
-        <w:t xml:space="preserve"> кошмар, к которым все мы давно привыкли. Ты просыпаешься, вылезаешь из амниона, неуклюже барахтаясь в невесомости, точно едва успел родиться на свет. Дёргаешь за рычаг в стене, чтобы открыть люк в соединительный тракт между отсеками, где побольше пространства.</w:t>
+        <w:t>Тебе снится обычный для бранка кошмар, к которым все мы давно привыкли. Ты просыпаешься, вылезаешь из амниона, неуклюже барахтаясь в невесомости, точно едва успел родиться на свет. Дёргаешь за рычаг в стене, чтобы открыть люк в соединительный тракт между отсеками, где побольше пространства.</w:t>
       </w:r>
     </w:p>
     <w:p>
@@ -147,44 +110,12 @@
         <w:t xml:space="preserve"> и правда</w:t>
       </w:r>
       <w:r>
-        <w:t xml:space="preserve"> сдаёт после долгих полётов. Поэтому к экипажам приписан </w:t>
-      </w:r>
-      <w:proofErr w:type="spellStart"/>
-      <w:r>
-        <w:t>политкор</w:t>
-      </w:r>
-      <w:proofErr w:type="spellEnd"/>
-      <w:r>
-        <w:t xml:space="preserve"> — в </w:t>
-      </w:r>
-      <w:proofErr w:type="spellStart"/>
-      <w:r>
-        <w:t>бранке</w:t>
-      </w:r>
-      <w:proofErr w:type="spellEnd"/>
-      <w:r>
-        <w:t xml:space="preserve"> он не летает, редко какой </w:t>
-      </w:r>
-      <w:proofErr w:type="spellStart"/>
-      <w:r>
-        <w:t>политкор</w:t>
-      </w:r>
-      <w:proofErr w:type="spellEnd"/>
-      <w:r>
-        <w:t xml:space="preserve"> это выдержит, — но по возращении проводит с каждым тщательные беседы, как мозгоправ из психиатрической больницы. Некоторых даже снимают с полётов, отправляют на минводы, как в ссылку, на принудительное лечение.</w:t>
-      </w:r>
-    </w:p>
-    <w:p>
-      <w:r>
-        <w:t xml:space="preserve">Мой самый первый </w:t>
-      </w:r>
-      <w:proofErr w:type="spellStart"/>
-      <w:r>
-        <w:t>бранк</w:t>
-      </w:r>
-      <w:proofErr w:type="spellEnd"/>
-      <w:r>
-        <w:t xml:space="preserve"> длился всего шесть с небольшим часов — спать было некогда и даже испугаться толком я не успел. Было лишь странное чувство после выхода. Вроде всё хорошо, ничего не болит, сознание ясное, </w:t>
+        <w:t xml:space="preserve"> сдаёт после долгих полётов. Поэтому к экипажам приписан политкор — в бранке он не летает, редко какой политкор это выдержит, — но по возращении проводит с каждым тщательные беседы, как мозгоправ из психиатрической больницы. Некоторых даже снимают с полётов, отправляют на минводы, как в ссылку, на принудительное лечение.</w:t>
+      </w:r>
+    </w:p>
+    <w:p>
+      <w:r>
+        <w:t xml:space="preserve">Мой самый первый бранк длился всего шесть с небольшим часов — спать было некогда и даже испугаться толком я не успел. Было лишь странное чувство после выхода. Вроде всё хорошо, ничего не болит, сознание ясное, </w:t>
       </w:r>
       <w:r>
         <w:t>но</w:t>
@@ -199,15 +130,7 @@
     </w:p>
     <w:p>
       <w:r>
-        <w:t xml:space="preserve">Следующий </w:t>
-      </w:r>
-      <w:proofErr w:type="spellStart"/>
-      <w:r>
-        <w:t>бранк</w:t>
-      </w:r>
-      <w:proofErr w:type="spellEnd"/>
-      <w:r>
-        <w:t xml:space="preserve">, через пару недель, занял уже почти трое суток — кошмары были, но реальный кошмар поджидал меня после пробуждения. Я боялся самого балка, безраздельной пустоты, в которую падал корабль, отданный на милость погружённому в искусственный сон навигатору. Слепая беспомощность — при аварии я не успею даже помолиться — сводила с ума. </w:t>
+        <w:t xml:space="preserve">Следующий бранк, через пару недель, занял уже почти трое суток — кошмары были, но реальный кошмар поджидал меня после пробуждения. Я боялся самого балка, безраздельной пустоты, в которую падал корабль, отданный на милость погружённому в искусственный сон навигатору. Слепая беспомощность — при аварии я не успею даже помолиться — сводила с ума. </w:t>
       </w:r>
       <w:r>
         <w:t>В</w:t>
@@ -235,15 +158,7 @@
         <w:t>животный</w:t>
       </w:r>
       <w:r>
-        <w:t xml:space="preserve"> ужас от перехода сменился скукой и дежурной рутиной во время вахты. Тело больше не казалось чужим, а кошмары, скорее, утомляли, чем пугали. Но потом меня неожиданно включили в экипаж «Грозного», который шёл по срочному приказу к научно-исследовательской станции в Бете Громовой. Это был </w:t>
-      </w:r>
-      <w:proofErr w:type="spellStart"/>
-      <w:r>
-        <w:t>бранк</w:t>
-      </w:r>
-      <w:proofErr w:type="spellEnd"/>
-      <w:r>
-        <w:t xml:space="preserve"> длиною в четыреста девяносто семь часов.</w:t>
+        <w:t xml:space="preserve"> ужас от перехода сменился скукой и дежурной рутиной во время вахты. Тело больше не казалось чужим, а кошмары, скорее, утомляли, чем пугали. Но потом меня неожиданно включили в экипаж «Грозного», который шёл по срочному приказу к научно-исследовательской станции в Бете Громовой. Это был бранк длиною в четыреста девяносто семь часов.</w:t>
       </w:r>
     </w:p>
     <w:p>
@@ -271,15 +186,7 @@
     </w:p>
     <w:p>
       <w:r>
-        <w:t xml:space="preserve">Плавание — это не моё. Моих умений едва хватает на то, чтобы сдавать предполётные нормативы. Вырос я в Стальске-12, промышленном городе в центральной полосе, который забывают иногда отметить на картах. В </w:t>
-      </w:r>
-      <w:proofErr w:type="spellStart"/>
-      <w:r>
-        <w:t>Стальске</w:t>
-      </w:r>
-      <w:proofErr w:type="spellEnd"/>
-      <w:r>
-        <w:t xml:space="preserve"> естественных водоёмов нет, а бассейн, куда меня однажды сводил отец, так провонял жгучей хлоркой, что напомина</w:t>
+        <w:t>Плавание — это не моё. Моих умений едва хватает на то, чтобы сдавать предполётные нормативы. Вырос я в Стальске-12, промышленном городе в центральной полосе, который забывают иногда отметить на картах. В Стальске естественных водоёмов нет, а бассейн, куда меня однажды сводил отец, так провонял жгучей хлоркой, что напомина</w:t>
       </w:r>
       <w:r>
         <w:t>л</w:t>
@@ -389,15 +296,7 @@
     </w:p>
     <w:p>
       <w:r>
-        <w:t xml:space="preserve">Я пригляделся и увидел внизу свет — обманчивый, как последняя надежда. Нет смысла сопротивляться. Ожившее течение утягивает к </w:t>
-      </w:r>
-      <w:proofErr w:type="spellStart"/>
-      <w:r>
-        <w:t>мреющему</w:t>
-      </w:r>
-      <w:proofErr w:type="spellEnd"/>
-      <w:r>
-        <w:t xml:space="preserve"> в глубине огоньку, и тот с каждой секундой растёт и крепнет, напитываясь моей слабостью.</w:t>
+        <w:t>Я пригляделся и увидел внизу свет — обманчивый, как последняя надежда. Нет смысла сопротивляться. Ожившее течение утягивает к мреющему в глубине огоньку, и тот с каждой секундой растёт и крепнет, напитываясь моей слабостью.</w:t>
       </w:r>
     </w:p>
     <w:p>
@@ -613,23 +512,7 @@
     </w:p>
     <w:p>
       <w:r>
-        <w:t xml:space="preserve">Я выбрался из амниона — запутавшись, как обычно, в застёжках — и завис посреди каюты, едва не приложившись головой о торчащий из стены поручень. </w:t>
-      </w:r>
-      <w:proofErr w:type="spellStart"/>
-      <w:r>
-        <w:t>Гравитонная</w:t>
-      </w:r>
-      <w:proofErr w:type="spellEnd"/>
-      <w:r>
-        <w:t xml:space="preserve"> камера во время </w:t>
-      </w:r>
-      <w:proofErr w:type="spellStart"/>
-      <w:r>
-        <w:t>бранка</w:t>
-      </w:r>
-      <w:proofErr w:type="spellEnd"/>
-      <w:r>
-        <w:t xml:space="preserve"> не работает, и приходится мириться с невесомостью.</w:t>
+        <w:t>Я выбрался из амниона — запутавшись, как обычно, в застёжках — и завис посреди каюты, едва не приложившись головой о торчащий из стены поручень. Гравитонная камера во время бранка не работает, и приходится мириться с невесомостью.</w:t>
       </w:r>
     </w:p>
     <w:p>
@@ -655,15 +538,7 @@
     </w:p>
     <w:p>
       <w:r>
-        <w:t xml:space="preserve">Табельные часы с логотипом «Грозного», которые в </w:t>
-      </w:r>
-      <w:proofErr w:type="spellStart"/>
-      <w:r>
-        <w:t>бранке</w:t>
-      </w:r>
-      <w:proofErr w:type="spellEnd"/>
-      <w:r>
-        <w:t xml:space="preserve"> используются как будильник, сердито вибрировали и покалывали кожу. Я раздражённо содрал часы с запястья.</w:t>
+        <w:t>Табельные часы с логотипом «Грозного», которые в бранке используются как будильник, сердито вибрировали и покалывали кожу. Я раздражённо содрал часы с запястья.</w:t>
       </w:r>
     </w:p>
     <w:p>
@@ -763,15 +638,7 @@
     </w:p>
     <w:p>
       <w:r>
-        <w:t xml:space="preserve">Электронные аппараты во время </w:t>
-      </w:r>
-      <w:proofErr w:type="spellStart"/>
-      <w:r>
-        <w:t>бранка</w:t>
-      </w:r>
-      <w:proofErr w:type="spellEnd"/>
-      <w:r>
-        <w:t xml:space="preserve"> не работают, и вместо них трудятся механические интегралы, которые устроены примерно так же, как мои наручные часы.</w:t>
+        <w:t>Электронные аппараты во время бранка не работают, и вместо них трудятся механические интегралы, которые устроены примерно так же, как мои наручные часы.</w:t>
       </w:r>
     </w:p>
     <w:p>
@@ -807,15 +674,7 @@
     </w:p>
     <w:p>
       <w:r>
-        <w:t xml:space="preserve">В рот вправлена толстая резиновая трубка, похожая на червя-паразита, череп оплетён проводами, а глаз не видно — вместо них тёмные провалы, слепая тень, и я иногда думаю, что глаза у неё открыты, что она всё видит и понимает. Если на первых циклах навигатор сохраняет человеческий разум, то на последнем, четвёртом, его уже не достают из капсулы. Она превращается в живой компьютер, который вычисляет наш путь сквозь </w:t>
-      </w:r>
-      <w:proofErr w:type="spellStart"/>
-      <w:r>
-        <w:t>балк</w:t>
-      </w:r>
-      <w:proofErr w:type="spellEnd"/>
-      <w:r>
-        <w:t xml:space="preserve">. </w:t>
+        <w:t xml:space="preserve">В рот вправлена толстая резиновая трубка, похожая на червя-паразита, череп оплетён проводами, а глаз не видно — вместо них тёмные провалы, слепая тень, и я иногда думаю, что глаза у неё открыты, что она всё видит и понимает. Если на первых циклах навигатор сохраняет человеческий разум, то на последнем, четвёртом, его уже не достают из капсулы. Она превращается в живой компьютер, который вычисляет наш путь сквозь балк. </w:t>
       </w:r>
     </w:p>
     <w:p>
@@ -839,15 +698,7 @@
     </w:p>
     <w:p>
       <w:r>
-        <w:t xml:space="preserve">Три огня — навигатор мёртв. Такого в </w:t>
-      </w:r>
-      <w:proofErr w:type="spellStart"/>
-      <w:r>
-        <w:t>бранке</w:t>
-      </w:r>
-      <w:proofErr w:type="spellEnd"/>
-      <w:r>
-        <w:t xml:space="preserve"> никогда не происходит.</w:t>
+        <w:t>Три огня — навигатор мёртв. Такого в бранке никогда не происходит.</w:t>
       </w:r>
     </w:p>
     <w:p>
@@ -944,15 +795,7 @@
     </w:p>
     <w:p>
       <w:r>
-        <w:t xml:space="preserve">Люк глухо клацнул, </w:t>
-      </w:r>
-      <w:proofErr w:type="spellStart"/>
-      <w:r>
-        <w:t>примагнитившись</w:t>
-      </w:r>
-      <w:proofErr w:type="spellEnd"/>
-      <w:r>
-        <w:t xml:space="preserve"> к стенке.</w:t>
+        <w:t>Люк глухо клацнул, примагнитившись к стенке.</w:t>
       </w:r>
     </w:p>
     <w:p>
@@ -1041,15 +884,7 @@
     </w:p>
     <w:p>
       <w:r>
-        <w:t xml:space="preserve">— Понятно, почему я проснулся! — Ключ ритмично поворачивался в модуле, громко чеканя секунды. — Говорят же, что сны в </w:t>
-      </w:r>
-      <w:proofErr w:type="spellStart"/>
-      <w:r>
-        <w:t>бранке</w:t>
-      </w:r>
-      <w:proofErr w:type="spellEnd"/>
-      <w:r>
-        <w:t xml:space="preserve"> не просто так снятся!</w:t>
+        <w:t>— Понятно, почему я проснулся! — Ключ ритмично поворачивался в модуле, громко чеканя секунды. — Говорят же, что сны в бранке не просто так снятся!</w:t>
       </w:r>
     </w:p>
     <w:p>
@@ -1096,15 +931,7 @@
     </w:p>
     <w:p>
       <w:r>
-        <w:t xml:space="preserve">Майоров переместился к центральному анализатору, циану — встроенному в стену металлическому шкафу с похожими на </w:t>
-      </w:r>
-      <w:proofErr w:type="spellStart"/>
-      <w:r>
-        <w:t>лимбовые</w:t>
-      </w:r>
-      <w:proofErr w:type="spellEnd"/>
-      <w:r>
-        <w:t xml:space="preserve"> замки регуляторами.</w:t>
+        <w:t>Майоров переместился к центральному анализатору, циану — встроенному в стену металлическому шкафу с похожими на лимбовые замки регуляторами.</w:t>
       </w:r>
     </w:p>
     <w:p>
@@ -1178,15 +1005,7 @@
     </w:p>
     <w:p>
       <w:r>
-        <w:t xml:space="preserve">— А чего тут решать? — проговорил Керман, с трудом ворочая во рту словами, как после заморозки. — Так-то мы уже раз двадцать всё проверили. Циан в порядке. Ты от меня чего хочешь? Из </w:t>
-      </w:r>
-      <w:proofErr w:type="spellStart"/>
-      <w:r>
-        <w:t>бранка</w:t>
-      </w:r>
-      <w:proofErr w:type="spellEnd"/>
-      <w:r>
-        <w:t xml:space="preserve"> же </w:t>
+        <w:t xml:space="preserve">— А чего тут решать? — проговорил Керман, с трудом ворочая во рту словами, как после заморозки. — Так-то мы уже раз двадцать всё проверили. Циан в порядке. Ты от меня чего хочешь? Из бранка же </w:t>
       </w:r>
       <w:r>
         <w:t xml:space="preserve">мы досрочно </w:t>
@@ -1197,15 +1016,7 @@
     </w:p>
     <w:p>
       <w:r>
-        <w:t xml:space="preserve">— Я понимаю, что из </w:t>
-      </w:r>
-      <w:proofErr w:type="spellStart"/>
-      <w:r>
-        <w:t>бранка</w:t>
-      </w:r>
-      <w:proofErr w:type="spellEnd"/>
-      <w:r>
-        <w:t xml:space="preserve"> не выйдем! — </w:t>
+        <w:t xml:space="preserve">— Я понимаю, что из бранка не выйдем! — </w:t>
       </w:r>
       <w:r>
         <w:t>выдохнул</w:t>
@@ -1308,15 +1119,7 @@
     </w:p>
     <w:p>
       <w:r>
-        <w:t xml:space="preserve">— Во-о-от! — закивал Керман. — Так-то я тебя понимаю. Руки чешутся, хочется что-то сделать. Подвиг там гражданский совершить. После нескольких </w:t>
-      </w:r>
-      <w:proofErr w:type="spellStart"/>
-      <w:r>
-        <w:t>бранков</w:t>
-      </w:r>
-      <w:proofErr w:type="spellEnd"/>
-      <w:r>
-        <w:t xml:space="preserve"> ещё не успеваешь вникнуть во всю, так сказать, философию нашей ситуации.</w:t>
+        <w:t>— Во-о-от! — закивал Керман. — Так-то я тебя понимаю. Руки чешутся, хочется что-то сделать. Подвиг там гражданский совершить. После нескольких бранков ещё не успеваешь вникнуть во всю, так сказать, философию нашей ситуации.</w:t>
       </w:r>
     </w:p>
     <w:p>
@@ -1368,23 +1171,7 @@
     </w:p>
     <w:p>
       <w:r>
-        <w:t xml:space="preserve">— Я и не преувеличиваю. Все же понимают, на что идут, когда на трёхнедельный </w:t>
-      </w:r>
-      <w:proofErr w:type="spellStart"/>
-      <w:r>
-        <w:t>бранк</w:t>
-      </w:r>
-      <w:proofErr w:type="spellEnd"/>
-      <w:r>
-        <w:t xml:space="preserve"> подписываются. Теперь вот и молодёжь понимает. Ты не бледней так быстро, — подмигнул мне Керман. — Если что, у меня пятьдесят шестой </w:t>
-      </w:r>
-      <w:proofErr w:type="spellStart"/>
-      <w:r>
-        <w:t>бранк</w:t>
-      </w:r>
-      <w:proofErr w:type="spellEnd"/>
-      <w:r>
-        <w:t>, а я до сих пор тут с вами беседы беседую.</w:t>
+        <w:t>— Я и не преувеличиваю. Все же понимают, на что идут, когда на трёхнедельный бранк подписываются. Теперь вот и молодёжь понимает. Ты не бледней так быстро, — подмигнул мне Керман. — Если что, у меня пятьдесят шестой бранк, а я до сих пор тут с вами беседы беседую.</w:t>
       </w:r>
     </w:p>
     <w:p>
@@ -1429,15 +1216,7 @@
     </w:p>
     <w:p>
       <w:r>
-        <w:t xml:space="preserve">В сущности, </w:t>
-      </w:r>
-      <w:proofErr w:type="spellStart"/>
-      <w:r>
-        <w:t>балк</w:t>
-      </w:r>
-      <w:proofErr w:type="spellEnd"/>
-      <w:r>
-        <w:t xml:space="preserve"> не является пространством в привычном смысле — по крайней мере, таким, которое мы способны помыслить. Меня поначалу пугала эта безграничная темнота неевклидового измерения, а потом я понял, что безудержный свет, выжигающий роговицу, пугал бы куда сильнее. Нам же ничто не мешает засыпать, проваливаясь в темноту. Страх темноты, которых многих мучает в детстве, — это, на самом деле, страх перед тем, что мы не видим, что мы не знаем, страх того, что от нас в этой темноте скрыто. А повзрослев, мы понимаем, что ни черта не знаем. Поэтому бездна тьмы понятнее нам, чем бездна света.</w:t>
+        <w:t>В сущности, балк не является пространством в привычном смысле — по крайней мере, таким, которое мы способны помыслить. Меня поначалу пугала эта безграничная темнота неевклидового измерения, а потом я понял, что безудержный свет, выжигающий роговицу, пугал бы куда сильнее. Нам же ничто не мешает засыпать, проваливаясь в темноту. Страх темноты, которых многих мучает в детстве, — это, на самом деле, страх перед тем, что мы не видим, что мы не знаем, страх того, что от нас в этой темноте скрыто. А повзрослев, мы понимаем, что ни черта не знаем. Поэтому бездна тьмы понятнее нам, чем бездна света.</w:t>
       </w:r>
     </w:p>
     <w:p>
@@ -1464,15 +1243,7 @@
         <w:t xml:space="preserve">лет </w:t>
       </w:r>
       <w:r>
-        <w:t xml:space="preserve">меня старше. Керман ещё в начале полёта сказал, что Григорьев никогда не спит во время </w:t>
-      </w:r>
-      <w:proofErr w:type="spellStart"/>
-      <w:r>
-        <w:t>бранка</w:t>
-      </w:r>
-      <w:proofErr w:type="spellEnd"/>
-      <w:r>
-        <w:t>. Поверить в то, что главный пилот почти три недели прожил без сна было решительно невозможно, но пару раз я сталкивался с ним во время вахты, когда он плавал по коридору, как лунатик.</w:t>
+        <w:t>меня старше. Керман ещё в начале полёта сказал, что Григорьев никогда не спит во время бранка. Поверить в то, что главный пилот почти три недели прожил без сна было решительно невозможно, но пару раз я сталкивался с ним во время вахты, когда он плавал по коридору, как лунатик.</w:t>
       </w:r>
     </w:p>
     <w:p>
@@ -1506,15 +1277,7 @@
     </w:p>
     <w:p>
       <w:r>
-        <w:t xml:space="preserve">Григорьев осмотрел обесточенную консоль — во время </w:t>
-      </w:r>
-      <w:proofErr w:type="spellStart"/>
-      <w:r>
-        <w:t>бранка</w:t>
-      </w:r>
-      <w:proofErr w:type="spellEnd"/>
-      <w:r>
-        <w:t xml:space="preserve"> рубка напомина</w:t>
+        <w:t>Григорьев осмотрел обесточенную консоль — во время бранка рубка напомина</w:t>
       </w:r>
       <w:r>
         <w:t>ет</w:t>
@@ -1547,15 +1310,7 @@
         <w:t xml:space="preserve"> ж</w:t>
       </w:r>
       <w:r>
-        <w:t xml:space="preserve"> его знает, что вы там, инженеры, </w:t>
-      </w:r>
-      <w:proofErr w:type="spellStart"/>
-      <w:r>
-        <w:t>напридумали</w:t>
-      </w:r>
-      <w:proofErr w:type="spellEnd"/>
-      <w:r>
-        <w:t>. Смысла дёргаться в любом случае нет. Всё равно раньше времени отсюда не выберемся.</w:t>
+        <w:t xml:space="preserve"> его знает, что вы там, инженеры, напридумали. Смысла дёргаться в любом случае нет. Всё равно раньше времени отсюда не выберемся.</w:t>
       </w:r>
     </w:p>
     <w:p>
@@ -1586,15 +1341,7 @@
     </w:p>
     <w:p>
       <w:r>
-        <w:t xml:space="preserve">— Хочется уже что-нибудь полезное сделать. Я говорил вроде, что летал раньше в Бету Громовой. Тогда, кстати, на редкость удачный был выход, совсем рядом со станцией выкинуло. Всё, что осталось — проложить короткий курс и в гости на стыковку. А там автоматы в основном работают. Вместе с пулемётами. Пилот — самый бесполезный член экипажа во время </w:t>
-      </w:r>
-      <w:proofErr w:type="spellStart"/>
-      <w:r>
-        <w:t>бранка</w:t>
-      </w:r>
-      <w:proofErr w:type="spellEnd"/>
-      <w:r>
-        <w:t>.</w:t>
+        <w:t>— Хочется уже что-нибудь полезное сделать. Я говорил вроде, что летал раньше в Бету Громовой. Тогда, кстати, на редкость удачный был выход, совсем рядом со станцией выкинуло. Всё, что осталось — проложить короткий курс и в гости на стыковку. А там автоматы в основном работают. Вместе с пулемётами. Пилот — самый бесполезный член экипажа во время бранка.</w:t>
       </w:r>
     </w:p>
     <w:p>
@@ -1604,15 +1351,7 @@
     </w:p>
     <w:p>
       <w:r>
-        <w:t xml:space="preserve">— А что, разве не правда? — Григорьев откинулся на подголовник и прикрыл глаза. Потолочный свет тут же выбелил его ещё молодое лицо, превратив в гипсовую маску. — Я, между прочим, спал. Недолго, правда. Майоров разбудил, люками гремел. Хотя спать во время </w:t>
-      </w:r>
-      <w:proofErr w:type="spellStart"/>
-      <w:r>
-        <w:t>бранка</w:t>
-      </w:r>
-      <w:proofErr w:type="spellEnd"/>
-      <w:r>
-        <w:t xml:space="preserve"> — сомнительное удовольствие.</w:t>
+        <w:t>— А что, разве не правда? — Григорьев откинулся на подголовник и прикрыл глаза. Потолочный свет тут же выбелил его ещё молодое лицо, превратив в гипсовую маску. — Я, между прочим, спал. Недолго, правда. Майоров разбудил, люками гремел. Хотя спать во время бранка — сомнительное удовольствие.</w:t>
       </w:r>
     </w:p>
     <w:p>
@@ -1637,15 +1376,7 @@
     </w:p>
     <w:p>
       <w:r>
-        <w:t xml:space="preserve">Сны в </w:t>
-      </w:r>
-      <w:proofErr w:type="spellStart"/>
-      <w:r>
-        <w:t>бранке</w:t>
-      </w:r>
-      <w:proofErr w:type="spellEnd"/>
-      <w:r>
-        <w:t xml:space="preserve"> у всех разные, но большинство либо плывут (и тонут), либо куда-то летят и закономерно падают. И то, и другое считается естественным откликом здоровой психики на невесомость и невозможную темноту балка.</w:t>
+        <w:t>Сны в бранке у всех разные, но большинство либо плывут (и тонут), либо куда-то летят и закономерно падают. И то, и другое считается естественным откликом здоровой психики на невесомость и невозможную темноту балка.</w:t>
       </w:r>
     </w:p>
     <w:p>
@@ -1678,15 +1409,7 @@
         <w:t>сказал</w:t>
       </w:r>
       <w:r>
-        <w:t xml:space="preserve"> Григорьев. — Видел я результаты твоих нормативов. По нижней планке идёшь. Говорят, на следующей партийной деке нормативы усилят. Я бы советовал, как вернёшься, взять в бассейн </w:t>
-      </w:r>
-      <w:proofErr w:type="spellStart"/>
-      <w:r>
-        <w:t>абонементик</w:t>
-      </w:r>
-      <w:proofErr w:type="spellEnd"/>
-      <w:r>
-        <w:t>. Глупо будет вылететь из-за такой ерунды.</w:t>
+        <w:t xml:space="preserve"> Григорьев. — Видел я результаты твоих нормативов. По нижней планке идёшь. Говорят, на следующей партийной деке нормативы усилят. Я бы советовал, как вернёшься, взять в бассейн абонементик. Глупо будет вылететь из-за такой ерунды.</w:t>
       </w:r>
     </w:p>
     <w:p>
@@ -1728,7 +1451,13 @@
     </w:p>
     <w:p>
       <w:r>
-        <w:t xml:space="preserve">— Ага, — зевнул Григорьев. — Озера большие, кстати, бывают. Краёв, как ты говоришь, не </w:t>
+        <w:t>— Ага, — зевнул Григорьев. — Оз</w:t>
+      </w:r>
+      <w:r>
+        <w:t>ё</w:t>
+      </w:r>
+      <w:r>
+        <w:t xml:space="preserve">ра большие, кстати, бывают. Краёв, как ты говоришь, не </w:t>
       </w:r>
       <w:r>
         <w:t>видно</w:t>
@@ -1862,28 +1591,12 @@
     </w:p>
     <w:p>
       <w:r>
-        <w:t xml:space="preserve">— Чем она примечательна, «Заря» эта, что мы ради неё три недели в </w:t>
-      </w:r>
-      <w:proofErr w:type="spellStart"/>
-      <w:r>
-        <w:t>бранке</w:t>
-      </w:r>
-      <w:proofErr w:type="spellEnd"/>
-      <w:r>
-        <w:t xml:space="preserve"> торчим?</w:t>
-      </w:r>
-    </w:p>
-    <w:p>
-      <w:r>
-        <w:t xml:space="preserve">— Там это, </w:t>
-      </w:r>
-      <w:proofErr w:type="spellStart"/>
-      <w:r>
-        <w:t>экзобиологи</w:t>
-      </w:r>
-      <w:proofErr w:type="spellEnd"/>
-      <w:r>
-        <w:t xml:space="preserve"> нашли что-то, инопланетную форму жизни. Лет десять назад об этом все трубили, а потом </w:t>
+        <w:t>— Чем она примечательна, «Заря» эта, что мы ради неё три недели в бранке торчим?</w:t>
+      </w:r>
+    </w:p>
+    <w:p>
+      <w:r>
+        <w:t xml:space="preserve">— Там это, экзобиологи нашли что-то, инопланетную форму жизни. Лет десять назад об этом все трубили, а потом </w:t>
       </w:r>
       <w:r>
         <w:t xml:space="preserve">как-то </w:t>
@@ -1946,15 +1659,7 @@
     </w:p>
     <w:p>
       <w:r>
-        <w:t xml:space="preserve">Перед выходом из </w:t>
-      </w:r>
-      <w:proofErr w:type="spellStart"/>
-      <w:r>
-        <w:t>бранка</w:t>
-      </w:r>
-      <w:proofErr w:type="spellEnd"/>
-      <w:r>
-        <w:t xml:space="preserve"> все члены экипажа собираются в рубке, как на представление.</w:t>
+        <w:t>Перед выходом из бранка все члены экипажа собираются в рубке, как на представление.</w:t>
       </w:r>
     </w:p>
     <w:p>
@@ -2000,15 +1705,7 @@
     </w:p>
     <w:p>
       <w:r>
-        <w:t xml:space="preserve">— Ни разу ещё секунда в секунду не выходил из </w:t>
-      </w:r>
-      <w:proofErr w:type="spellStart"/>
-      <w:r>
-        <w:t>бранка</w:t>
-      </w:r>
-      <w:proofErr w:type="spellEnd"/>
-      <w:r>
-        <w:t>, — сказал Григорьев.</w:t>
+        <w:t>— Ни разу ещё секунда в секунду не выходил из бранка, — сказал Григорьев.</w:t>
       </w:r>
     </w:p>
     <w:p>
@@ -2029,15 +1726,7 @@
     </w:p>
     <w:p>
       <w:r>
-        <w:t xml:space="preserve">Майоров, насколько я успел понять, всегда с параноидальной точностью придерживался уставов и негласных правил — видимо, боялся, что за ним следит незримый </w:t>
-      </w:r>
-      <w:proofErr w:type="spellStart"/>
-      <w:r>
-        <w:t>политкор</w:t>
-      </w:r>
-      <w:proofErr w:type="spellEnd"/>
-      <w:r>
-        <w:t>.</w:t>
+        <w:t>Майоров, насколько я успел понять, всегда с параноидальной точностью придерживался уставов и негласных правил — видимо, боялся, что за ним следит незримый политкор.</w:t>
       </w:r>
     </w:p>
     <w:p>
@@ -2219,15 +1908,7 @@
     </w:p>
     <w:p>
       <w:r>
-        <w:t xml:space="preserve">— Отлично, все молодцы. — Странно было слышать похвалу, когда ты лежал в ложементе и ничего не делал. — Олег, заведи аппараты и </w:t>
-      </w:r>
-      <w:proofErr w:type="spellStart"/>
-      <w:r>
-        <w:t>гравитонную</w:t>
-      </w:r>
-      <w:proofErr w:type="spellEnd"/>
-      <w:r>
-        <w:t xml:space="preserve"> камеру. Понял? Сначала аппараты, </w:t>
+        <w:t xml:space="preserve">— Отлично, все молодцы. — Странно было слышать похвалу, когда ты лежал в ложементе и ничего не делал. — Олег, заведи аппараты и гравитонную камеру. Понял? Сначала аппараты, </w:t>
       </w:r>
       <w:r>
         <w:t>а после них</w:t>
@@ -2341,15 +2022,7 @@
     </w:p>
     <w:p>
       <w:r>
-        <w:t xml:space="preserve"> Я ухватился обеими руками за страховочный поручень, любезно отмеченный табличкой: «Держаться здесь». </w:t>
-      </w:r>
-      <w:proofErr w:type="spellStart"/>
-      <w:r>
-        <w:t>Гравитонный</w:t>
-      </w:r>
-      <w:proofErr w:type="spellEnd"/>
-      <w:r>
-        <w:t xml:space="preserve"> привод заводится обычно долго.</w:t>
+        <w:t xml:space="preserve"> Я ухватился обеими руками за страховочный поручень, любезно отмеченный табличкой: «Держаться здесь». Гравитонный привод заводится обычно долго.</w:t>
       </w:r>
     </w:p>
     <w:p>
@@ -2374,15 +2047,7 @@
     </w:p>
     <w:p>
       <w:r>
-        <w:t xml:space="preserve">Табличка с расцарапанным предупреждением замигала, и меня, как магнитом, притянуло к полу. Ноги с непривычки затряслись, и я, не выдержав, упал на колени, преклонился перед </w:t>
-      </w:r>
-      <w:proofErr w:type="spellStart"/>
-      <w:r>
-        <w:t>гравитонной</w:t>
-      </w:r>
-      <w:proofErr w:type="spellEnd"/>
-      <w:r>
-        <w:t xml:space="preserve"> камерой, которая с пугающей убедительностью обманыва</w:t>
+        <w:t>Табличка с расцарапанным предупреждением замигала, и меня, как магнитом, притянуло к полу. Ноги с непривычки затряслись, и я, не выдержав, упал на колени, преклонился перед гравитонной камерой, которая с пугающей убедительностью обманыва</w:t>
       </w:r>
       <w:r>
         <w:t>ет</w:t>
@@ -2482,15 +2147,7 @@
     </w:p>
     <w:p>
       <w:r>
-        <w:t xml:space="preserve">Керман покрутил </w:t>
-      </w:r>
-      <w:proofErr w:type="spellStart"/>
-      <w:r>
-        <w:t>лимбовые</w:t>
-      </w:r>
-      <w:proofErr w:type="spellEnd"/>
-      <w:r>
-        <w:t xml:space="preserve"> замки на циане, присмотрелся к рискам, сощурив глаза так, что брови наползли на веки, и громко выругался.</w:t>
+        <w:t>Керман покрутил лимбовые замки на циане, присмотрелся к рискам, сощурив глаза так, что брови наползли на веки, и громко выругался.</w:t>
       </w:r>
     </w:p>
     <w:p>
@@ -2556,15 +2213,7 @@
     </w:p>
     <w:p>
       <w:r>
-        <w:t xml:space="preserve">— Олег! — сказал он. — Реаниматор в </w:t>
-      </w:r>
-      <w:proofErr w:type="spellStart"/>
-      <w:r>
-        <w:t>медотсеке</w:t>
-      </w:r>
-      <w:proofErr w:type="spellEnd"/>
-      <w:r>
-        <w:t>!</w:t>
+        <w:t>— Олег! — сказал он. — Реаниматор в медотсеке!</w:t>
       </w:r>
     </w:p>
     <w:p>
@@ -2679,7 +2328,13 @@
     </w:p>
     <w:p>
       <w:r>
-        <w:t>— Вы кого об этом спрашиваете?! — пророкотал Майоров. — Я вообще ни черта не понимаю!</w:t>
+        <w:t xml:space="preserve">— Вы кого об этом спрашиваете?! — </w:t>
+      </w:r>
+      <w:r>
+        <w:t>сорвался</w:t>
+      </w:r>
+      <w:r>
+        <w:t xml:space="preserve"> Майоров. — Я вообще ни черта не понимаю!</w:t>
       </w:r>
     </w:p>
     <w:p>
@@ -2750,7 +2405,7 @@
     </w:p>
     <w:p>
       <w:r>
-        <w:t>— Оставь её, Андрей! — сказал Майоров. — Мы её уже мёртвой из капсулы достали.</w:t>
+        <w:t>— Оставь её, Андрей! — сказал Майоров. — Мы её уже мёртвой достали.</w:t>
       </w:r>
     </w:p>
     <w:p>
@@ -2758,15 +2413,16 @@
         <w:t xml:space="preserve">— </w:t>
       </w:r>
       <w:r>
-        <w:t xml:space="preserve">В </w:t>
-      </w:r>
-      <w:proofErr w:type="spellStart"/>
-      <w:r>
-        <w:t>медкапсулу</w:t>
-      </w:r>
-      <w:proofErr w:type="spellEnd"/>
-      <w:r>
-        <w:t>…</w:t>
+        <w:t>Давайте в</w:t>
+      </w:r>
+      <w:r>
+        <w:t xml:space="preserve"> медкапсулу</w:t>
+      </w:r>
+      <w:r>
+        <w:t xml:space="preserve"> </w:t>
+      </w:r>
+      <w:r>
+        <w:t>её положим.</w:t>
       </w:r>
       <w:r>
         <w:t xml:space="preserve"> — </w:t>
@@ -2781,38 +2437,27 @@
         <w:t>.</w:t>
       </w:r>
       <w:r>
-        <w:t xml:space="preserve"> — </w:t>
-      </w:r>
-      <w:r>
-        <w:t>Давайте в</w:t>
+        <w:t xml:space="preserve"> —</w:t>
       </w:r>
       <w:r>
         <w:t xml:space="preserve"> </w:t>
       </w:r>
-      <w:proofErr w:type="spellStart"/>
-      <w:r>
-        <w:t>медкапсулу</w:t>
-      </w:r>
-      <w:proofErr w:type="spellEnd"/>
-      <w:r>
-        <w:t xml:space="preserve"> её</w:t>
-      </w:r>
-      <w:r>
-        <w:t xml:space="preserve"> положи</w:t>
-      </w:r>
-      <w:r>
-        <w:t>м</w:t>
-      </w:r>
-      <w:r>
-        <w:t>.</w:t>
-      </w:r>
-      <w:r>
-        <w:t xml:space="preserve"> Вдруг мы чего…</w:t>
-      </w:r>
-    </w:p>
-    <w:p>
-      <w:r>
-        <w:t xml:space="preserve">— Она мертва, — сказал Керман. — Ты ей </w:t>
+      <w:r>
+        <w:t>Вдруг мы чего…</w:t>
+      </w:r>
+    </w:p>
+    <w:p>
+      <w:r>
+        <w:t xml:space="preserve">— Она мертва, — сказал Керман. — </w:t>
+      </w:r>
+      <w:r>
+        <w:t>Чем медкапсула сейчас поможет?</w:t>
+      </w:r>
+      <w:r>
+        <w:t xml:space="preserve"> </w:t>
+      </w:r>
+      <w:r>
+        <w:t xml:space="preserve">Ты ей </w:t>
       </w:r>
       <w:r>
         <w:t>рентгенограмму</w:t>
@@ -2838,15 +2483,7 @@
     </w:p>
     <w:p>
       <w:r>
-        <w:t xml:space="preserve">— А что мы так-то могли сделать? — сказал Керман. — В </w:t>
-      </w:r>
-      <w:proofErr w:type="spellStart"/>
-      <w:r>
-        <w:t>бранке</w:t>
-      </w:r>
-      <w:proofErr w:type="spellEnd"/>
-      <w:r>
-        <w:t xml:space="preserve"> она была живая, иначе мы бы не вышли.</w:t>
+        <w:t>— А что мы так-то могли сделать? — сказал Керман. — В бранке она была живая, иначе мы бы не вышли.</w:t>
       </w:r>
     </w:p>
     <w:p>
@@ -2862,12 +2499,12 @@
     </w:p>
     <w:p>
       <w:r>
+        <w:t>— И что делать? — спросил я. — Как обратно полетим?</w:t>
+      </w:r>
+    </w:p>
+    <w:p>
+      <w:r>
         <w:lastRenderedPageBreak/>
-        <w:t>— И что делать? — спросил я. — Как обратно полетим?</w:t>
-      </w:r>
-    </w:p>
-    <w:p>
-      <w:r>
         <w:t>Майоров вздохнул — медленно, с каким-то внезапным тактом.</w:t>
       </w:r>
     </w:p>
@@ -2988,15 +2625,7 @@
     </w:p>
     <w:p>
       <w:r>
-        <w:t xml:space="preserve">— Какая разница, сколько летает! — сказал Григорьев. — Рано или поздно </w:t>
-      </w:r>
-      <w:proofErr w:type="spellStart"/>
-      <w:r>
-        <w:t>бранк</w:t>
-      </w:r>
-      <w:proofErr w:type="spellEnd"/>
-      <w:r>
-        <w:t xml:space="preserve"> тебя достанет</w:t>
+        <w:t>— Какая разница, сколько летает! — сказал Григорьев. — Рано или поздно бранк тебя достанет</w:t>
       </w:r>
       <w:r>
         <w:t>!</w:t>
@@ -3082,15 +2711,7 @@
     </w:p>
     <w:p>
       <w:r>
-        <w:t xml:space="preserve">— Товарищи! — сказал Майоров. — Я понимаю, что все устали после </w:t>
-      </w:r>
-      <w:proofErr w:type="spellStart"/>
-      <w:r>
-        <w:t>бранка</w:t>
-      </w:r>
-      <w:proofErr w:type="spellEnd"/>
-      <w:r>
-        <w:t>, особенно с таким выходом. Но давайте соберёмся, задачу никто не отменял.</w:t>
+        <w:t>— Товарищи! — сказал Майоров. — Я понимаю, что все устали после бранка, особенно с таким выходом. Но давайте соберёмся, задачу никто не отменял.</w:t>
       </w:r>
     </w:p>
     <w:p>
@@ -3121,15 +2742,7 @@
     <w:p>
       <w:r>
         <w:lastRenderedPageBreak/>
-        <w:t xml:space="preserve">— Ты, Андрюш, ерунду-то не пори! — огрызнулся Керман. — У неё и так глаза на мокром месте! Вы же не будете всерьёз это обсуждать? Трехнедельный </w:t>
-      </w:r>
-      <w:proofErr w:type="spellStart"/>
-      <w:r>
-        <w:t>бранк</w:t>
-      </w:r>
-      <w:proofErr w:type="spellEnd"/>
-      <w:r>
-        <w:t xml:space="preserve"> — дорога в один конец, все это понимают.</w:t>
+        <w:t>— Ты, Андрюш, ерунду-то не пори! — огрызнулся Керман. — У неё и так глаза на мокром месте! Вы же не будете всерьёз это обсуждать? Трехнедельный бранк — дорога в один конец, все это понимают.</w:t>
       </w:r>
     </w:p>
     <w:p>
@@ -3206,15 +2819,7 @@
     </w:p>
     <w:p>
       <w:r>
-        <w:t xml:space="preserve">Жизнь на станции после </w:t>
-      </w:r>
-      <w:proofErr w:type="spellStart"/>
-      <w:r>
-        <w:t>бранка</w:t>
-      </w:r>
-      <w:proofErr w:type="spellEnd"/>
-      <w:r>
-        <w:t xml:space="preserve"> меня не пугала. Скорее, даже немного интриговала. Два месяца, так два месяца. Люди зачастую годами живут на осах и с ума не сходят — не то, что во время перехода. Там будет стабильная гравитация, спокойные сны без кошмаров. И черви.</w:t>
+        <w:t>Жизнь на станции после бранка меня не пугала. Скорее, даже немного интриговала. Два месяца, так два месяца. Люди зачастую годами живут на осах и с ума не сходят — не то, что во время перехода. Там будет стабильная гравитация, спокойные сны без кошмаров. И черви.</w:t>
       </w:r>
     </w:p>
     <w:p>
@@ -3304,15 +2909,7 @@
         <w:t xml:space="preserve">не </w:t>
       </w:r>
       <w:r>
-        <w:t xml:space="preserve">повторится. Но прошу понять. Слишком долгий </w:t>
-      </w:r>
-      <w:proofErr w:type="spellStart"/>
-      <w:r>
-        <w:t>бранк</w:t>
-      </w:r>
-      <w:proofErr w:type="spellEnd"/>
-      <w:r>
-        <w:t xml:space="preserve">. И выход. Наверняка не я одна себя </w:t>
+        <w:t xml:space="preserve">повторится. Но прошу понять. Слишком долгий бранк. И выход. Наверняка не я одна себя </w:t>
       </w:r>
       <w:r>
         <w:t xml:space="preserve">так </w:t>
@@ -3364,11 +2961,9 @@
       <w:r>
         <w:t xml:space="preserve"> тусклым </w:t>
       </w:r>
-      <w:proofErr w:type="spellStart"/>
-      <w:r>
-        <w:t>шёпетом</w:t>
-      </w:r>
-      <w:proofErr w:type="spellEnd"/>
+      <w:r>
+        <w:t>шёпотом</w:t>
+      </w:r>
       <w:r>
         <w:t>:</w:t>
       </w:r>
@@ -3696,15 +3291,7 @@
     </w:p>
     <w:p>
       <w:r>
-        <w:t xml:space="preserve">Я забрался в узкую кишку стыковочного модуля и повис на лестнице, надеясь унять дрожь в руках. Майоров приказал отключить электрику и </w:t>
-      </w:r>
-      <w:proofErr w:type="spellStart"/>
-      <w:r>
-        <w:t>раздраить</w:t>
-      </w:r>
-      <w:proofErr w:type="spellEnd"/>
-      <w:r>
-        <w:t xml:space="preserve"> люк вручную. После всего произошедшего </w:t>
+        <w:t xml:space="preserve">Я забрался в узкую кишку стыковочного модуля и повис на лестнице, надеясь унять дрожь в руках. Майоров приказал отключить электрику и раздраить люк вручную. После всего произошедшего </w:t>
       </w:r>
       <w:r>
         <w:t>я его вполне понимал</w:t>
@@ -3720,15 +3307,7 @@
     </w:p>
     <w:p>
       <w:r>
-        <w:t xml:space="preserve">Я ухватился обеими руками за вентиль, стараясь не сорваться в соединительный тракт, и только потом понял, что забыл загерметизировать модуль. Такие выкрутасы ни один </w:t>
-      </w:r>
-      <w:proofErr w:type="spellStart"/>
-      <w:r>
-        <w:t>политкор</w:t>
-      </w:r>
-      <w:proofErr w:type="spellEnd"/>
-      <w:r>
-        <w:t xml:space="preserve"> не прощает — </w:t>
+        <w:t xml:space="preserve">Я ухватился обеими руками за вентиль, стараясь не сорваться в соединительный тракт, и только потом понял, что забыл загерметизировать модуль. Такие выкрутасы ни один политкор не прощает — </w:t>
       </w:r>
       <w:r>
         <w:t>повезёт</w:t>
@@ -3754,15 +3333,7 @@
     </w:p>
     <w:p>
       <w:r>
-        <w:t xml:space="preserve">Поворачивался вентиль с тягучим усилием, сопротивлялся и отчаянно жёг холодом пальцы. </w:t>
-      </w:r>
-      <w:proofErr w:type="spellStart"/>
-      <w:r>
-        <w:t>Балк</w:t>
-      </w:r>
-      <w:proofErr w:type="spellEnd"/>
-      <w:r>
-        <w:t>, в отличие от наших жизней, не измеряется временем, но можно подумать, что корабль постарел в промежуточной тьме на десятки лет, и все детали механизмов срослись, склеились насмерть запёкшимся маслом.</w:t>
+        <w:t>Поворачивался вентиль с тягучим усилием, сопротивлялся и отчаянно жёг холодом пальцы. Балк, в отличие от наших жизней, не измеряется временем, но можно подумать, что корабль постарел в промежуточной тьме на десятки лет, и все детали механизмов срослись, склеились насмерть запёкшимся маслом.</w:t>
       </w:r>
     </w:p>
     <w:p>
@@ -3833,28 +3404,12 @@
     </w:p>
     <w:p>
       <w:r>
-        <w:t xml:space="preserve">— </w:t>
-      </w:r>
-      <w:proofErr w:type="spellStart"/>
-      <w:r>
-        <w:t>Вереснев</w:t>
-      </w:r>
-      <w:proofErr w:type="spellEnd"/>
-      <w:r>
-        <w:t xml:space="preserve"> Олег Петрович, — проговорил я. Воздуха на отчество едва хватило. Я не сразу сообразил, как правильно дышать — вымотался после тяжёлого подъёма. — Я из инженерной службы.</w:t>
-      </w:r>
-    </w:p>
-    <w:p>
-      <w:r>
-        <w:t xml:space="preserve">— У вас всё в порядке? — спросил Мицюкин. — Вы вручную открывали </w:t>
-      </w:r>
-      <w:proofErr w:type="spellStart"/>
-      <w:r>
-        <w:t>гермошлюз</w:t>
-      </w:r>
-      <w:proofErr w:type="spellEnd"/>
-      <w:r>
-        <w:t>?</w:t>
+        <w:t>— Вереснев Олег Петрович, — проговорил я. Воздуха на отчество едва хватило. Я не сразу сообразил, как правильно дышать — вымотался после тяжёлого подъёма. — Я из инженерной службы.</w:t>
+      </w:r>
+    </w:p>
+    <w:p>
+      <w:r>
+        <w:t>— У вас всё в порядке? — спросил Мицюкин. — Вы вручную открывали гермошлюз?</w:t>
       </w:r>
     </w:p>
     <w:p>
@@ -3956,15 +3511,7 @@
         <w:t>— Я — Олег, — запоздало представился я.</w:t>
       </w:r>
       <w:r>
-        <w:t xml:space="preserve"> — </w:t>
-      </w:r>
-      <w:proofErr w:type="spellStart"/>
-      <w:r>
-        <w:t>Вереснев</w:t>
-      </w:r>
-      <w:proofErr w:type="spellEnd"/>
-      <w:r>
-        <w:t xml:space="preserve"> Олег Петрович.</w:t>
+        <w:t xml:space="preserve"> — Вереснев Олег Петрович.</w:t>
       </w:r>
     </w:p>
     <w:p>
@@ -4686,15 +4233,7 @@
         <w:t>а</w:t>
       </w:r>
       <w:r>
-        <w:t xml:space="preserve">н во время </w:t>
-      </w:r>
-      <w:proofErr w:type="spellStart"/>
-      <w:r>
-        <w:t>бранка</w:t>
-      </w:r>
-      <w:proofErr w:type="spellEnd"/>
-      <w:r>
-        <w:t xml:space="preserve"> говорил</w:t>
+        <w:t>н во время бранка говорил</w:t>
       </w:r>
       <w:r>
         <w:t>, — сказал я</w:t>
@@ -5037,15 +4576,7 @@
       </w:pPr>
       <w:r>
         <w:lastRenderedPageBreak/>
-        <w:t xml:space="preserve">В узкие, как бойницы, иллюминаторы ничего не было видно. Я так устал от стерильной пустоты во время </w:t>
-      </w:r>
-      <w:proofErr w:type="spellStart"/>
-      <w:r>
-        <w:t>бранка</w:t>
-      </w:r>
-      <w:proofErr w:type="spellEnd"/>
-      <w:r>
-        <w:t>, что хотел задержаться на минутку, вглядеться во мрак, надеясь, что он рассеется под моим взглядом, но Лысанов упрямо тянул вперёд.</w:t>
+        <w:t>В узкие, как бойницы, иллюминаторы ничего не было видно. Я так устал от стерильной пустоты во время бранка, что хотел задержаться на минутку, вглядеться во мрак, надеясь, что он рассеется под моим взглядом, но Лысанов упрямо тянул вперёд.</w:t>
       </w:r>
     </w:p>
     <w:p>
@@ -5093,15 +4624,7 @@
         </w:tabs>
       </w:pPr>
       <w:r>
-        <w:t xml:space="preserve">— Не беспокойтесь, — сказал Лысанов. — Местная особенность. Есть небольшой сбой в </w:t>
-      </w:r>
-      <w:proofErr w:type="spellStart"/>
-      <w:r>
-        <w:t>гравитонной</w:t>
-      </w:r>
-      <w:proofErr w:type="spellEnd"/>
-      <w:r>
-        <w:t xml:space="preserve"> камере</w:t>
+        <w:t>— Не беспокойтесь, — сказал Лысанов. — Местная особенность. Есть небольшой сбой в гравитонной камере</w:t>
       </w:r>
       <w:r>
         <w:t>, а</w:t>
@@ -5943,15 +5466,7 @@
         </w:tabs>
       </w:pPr>
       <w:r>
-        <w:t xml:space="preserve">— Можно на «ты», Олег, — сказала Вера. — Я здесь в </w:t>
-      </w:r>
-      <w:proofErr w:type="spellStart"/>
-      <w:r>
-        <w:t>химлабе</w:t>
-      </w:r>
-      <w:proofErr w:type="spellEnd"/>
-      <w:r>
-        <w:t xml:space="preserve"> работаю, два года уже. — Она взглянула на меня через плечо. — Ты не смотри так! Я старше, чем выгляжу. А то все, кто прилетает, удивляются, как я вообще здесь оказалась.</w:t>
+        <w:t>— Можно на «ты», Олег, — сказала Вера. — Я здесь в химлабе работаю, два года уже. — Она взглянула на меня через плечо. — Ты не смотри так! Я старше, чем выгляжу. А то все, кто прилетает, удивляются, как я вообще здесь оказалась.</w:t>
       </w:r>
     </w:p>
     <w:p>
@@ -6208,15 +5723,7 @@
         </w:tabs>
       </w:pPr>
       <w:r>
-        <w:t xml:space="preserve">— Правильно говорить не эс, а </w:t>
-      </w:r>
-      <w:proofErr w:type="spellStart"/>
-      <w:r>
-        <w:t>цэ</w:t>
-      </w:r>
-      <w:proofErr w:type="spellEnd"/>
-      <w:r>
-        <w:t>. Мы, кстати, соседи. — Вера подошла к гермодвери</w:t>
+        <w:t>— Правильно говорить не эс, а цэ. Мы, кстати, соседи. — Вера подошла к гермодвери</w:t>
       </w:r>
       <w:r>
         <w:t>.</w:t>
@@ -6316,15 +5823,7 @@
         </w:tabs>
       </w:pPr>
       <w:r>
-        <w:t xml:space="preserve">На стекле сидела обычная земная муха и суматошно перебирала лапками, прочищая хоботок. Я моргнул и потёр глаза. После </w:t>
-      </w:r>
-      <w:proofErr w:type="spellStart"/>
-      <w:r>
-        <w:t>бранка</w:t>
-      </w:r>
-      <w:proofErr w:type="spellEnd"/>
-      <w:r>
-        <w:t xml:space="preserve"> может </w:t>
+        <w:t xml:space="preserve">На стекле сидела обычная земная муха и суматошно перебирала лапками, прочищая хоботок. Я моргнул и потёр глаза. После бранка может </w:t>
       </w:r>
       <w:r>
         <w:lastRenderedPageBreak/>
@@ -6599,15 +6098,7 @@
     </w:p>
     <w:p>
       <w:r>
-        <w:t xml:space="preserve">Я что, в </w:t>
-      </w:r>
-      <w:proofErr w:type="spellStart"/>
-      <w:r>
-        <w:t>бранке</w:t>
-      </w:r>
-      <w:proofErr w:type="spellEnd"/>
-      <w:r>
-        <w:t>?</w:t>
+        <w:t>Я что, в бранке?</w:t>
       </w:r>
     </w:p>
     <w:p>
@@ -6839,15 +6330,7 @@
     </w:p>
     <w:p>
       <w:r>
-        <w:t xml:space="preserve">— Ситуация такая, — начал он. — Мы хотим провести полную диагностику корабля, слишком много сюрпризов было после выхода. А нам на этой птичке ещё обратно лететь. Я понимаю, — он отхлебнул остывшего, судя по виду, кофе и поморщился, — после долгого </w:t>
-      </w:r>
-      <w:proofErr w:type="spellStart"/>
-      <w:r>
-        <w:t>бранка</w:t>
-      </w:r>
-      <w:proofErr w:type="spellEnd"/>
-      <w:r>
-        <w:t xml:space="preserve"> всем хочется отдыха, но </w:t>
+        <w:t xml:space="preserve">— Ситуация такая, — начал он. — Мы хотим провести полную диагностику корабля, слишком много сюрпризов было после выхода. А нам на этой птичке ещё обратно лететь. Я понимаю, — он отхлебнул остывшего, судя по виду, кофе и поморщился, — после долгого бранка всем хочется отдыха, но </w:t>
       </w:r>
       <w:r>
         <w:t>нам пока</w:t>
@@ -6901,15 +6384,7 @@
     </w:p>
     <w:p>
       <w:r>
-        <w:t xml:space="preserve">— Так я разве спорю? — Керман развёл руками. — Но диагностические карты мы с тобой уже посмотрели, там ничего нет. Вся </w:t>
-      </w:r>
-      <w:proofErr w:type="spellStart"/>
-      <w:r>
-        <w:t>электронка</w:t>
-      </w:r>
-      <w:proofErr w:type="spellEnd"/>
-      <w:r>
-        <w:t xml:space="preserve"> тогда не работала. Так-то идей у меня пока нет.</w:t>
+        <w:t>— Так я разве спорю? — Керман развёл руками. — Но диагностические карты мы с тобой уже посмотрели, там ничего нет. Вся электронка тогда не работала. Так-то идей у меня пока нет.</w:t>
       </w:r>
     </w:p>
     <w:p>
@@ -7408,15 +6883,7 @@
     </w:p>
     <w:p>
       <w:r>
-        <w:t xml:space="preserve">В коридоре на втором уровне стали появляться обитатели станции. Я даже увидел </w:t>
-      </w:r>
-      <w:proofErr w:type="spellStart"/>
-      <w:r>
-        <w:t>Мицюкина</w:t>
-      </w:r>
-      <w:proofErr w:type="spellEnd"/>
-      <w:r>
-        <w:t xml:space="preserve"> из службы безопасности и кивнул ему, получив в ответ настороженный взгляд.</w:t>
+        <w:t>В коридоре на втором уровне стали появляться обитатели станции. Я даже увидел Мицюкина из службы безопасности и кивнул ему, получив в ответ настороженный взгляд.</w:t>
       </w:r>
     </w:p>
     <w:p>
@@ -7544,15 +7011,7 @@
     </w:p>
     <w:p>
       <w:r>
-        <w:t xml:space="preserve">— Мы уже по кругу идём, Дима. Может, твой циан и не работает теперь. Выйдем в </w:t>
-      </w:r>
-      <w:proofErr w:type="spellStart"/>
-      <w:r>
-        <w:t>балк</w:t>
-      </w:r>
-      <w:proofErr w:type="spellEnd"/>
-      <w:r>
-        <w:t xml:space="preserve"> — и всё, пиши пропало! Олег? — Майоров повернулся. Всё происходящее напоминало разыгранную по нотам пьесу. — Давай в техничку и прошерсти всю трассировку, которая была перед стыковкой. У тебя-то, надеюсь, никаких возражений не будет?</w:t>
+        <w:t>— Мы уже по кругу идём, Дима. Может, твой циан и не работает теперь. Выйдем в балк — и всё, пиши пропало! Олег? — Майоров повернулся. Всё происходящее напоминало разыгранную по нотам пьесу. — Давай в техничку и прошерсти всю трассировку, которая была перед стыковкой. У тебя-то, надеюсь, никаких возражений не будет?</w:t>
       </w:r>
     </w:p>
     <w:p>
@@ -8291,15 +7750,7 @@
       </w:r>
       <w:r>
         <w:lastRenderedPageBreak/>
-        <w:t xml:space="preserve">вообще без </w:t>
-      </w:r>
-      <w:proofErr w:type="spellStart"/>
-      <w:r>
-        <w:t>продыха</w:t>
-      </w:r>
-      <w:proofErr w:type="spellEnd"/>
-      <w:r>
-        <w:t>. Выглядишь ты не очень. В обморок не хлопнешься? Уверен, что хочешь гулять?</w:t>
+        <w:t>вообще без продыха. Выглядишь ты не очень. В обморок не хлопнешься? Уверен, что хочешь гулять?</w:t>
       </w:r>
     </w:p>
     <w:p>
@@ -8709,15 +8160,7 @@
     </w:p>
     <w:p>
       <w:r>
-        <w:t xml:space="preserve">— Здесь </w:t>
-      </w:r>
-      <w:proofErr w:type="spellStart"/>
-      <w:r>
-        <w:t>гравитонные</w:t>
-      </w:r>
-      <w:proofErr w:type="spellEnd"/>
-      <w:r>
-        <w:t xml:space="preserve"> камеры так работают. Сбой</w:t>
+        <w:t>— Здесь гравитонные камеры так работают. Сбой</w:t>
       </w:r>
       <w:r>
         <w:t xml:space="preserve"> такой</w:t>
@@ -9250,13 +8693,8 @@
       </w:r>
     </w:p>
     <w:p>
-      <w:proofErr w:type="spellStart"/>
-      <w:r>
-        <w:t>Стальск</w:t>
-      </w:r>
-      <w:proofErr w:type="spellEnd"/>
-      <w:r>
-        <w:t xml:space="preserve"> я не любил. Вернее, ненавидел — глубинной, искренней, неприкрытой ненавистью, на </w:t>
+      <w:r>
+        <w:t xml:space="preserve">Стальск я не любил. Вернее, ненавидел — глубинной, искренней, неприкрытой ненавистью, на </w:t>
       </w:r>
       <w:r>
         <w:t>которую</w:t>
@@ -9291,11 +8729,9 @@
       <w:r>
         <w:t xml:space="preserve">В Стальске-12 производили какие-то модули для кораблей дальнего следования, и за счёт этого жил весь город — вернее, умирал </w:t>
       </w:r>
-      <w:proofErr w:type="gramStart"/>
       <w:r>
         <w:t>в чаду</w:t>
       </w:r>
-      <w:proofErr w:type="gramEnd"/>
       <w:r>
         <w:t xml:space="preserve"> непрекращающегося и днём, и ночью производства. Отец, как и все вокруг, работал на заводе. Мать успела сменить карьеру продавщицы в универсаме на такую же бесцветную участь учительницы начальных классов, а когда я уже подрос, вернулась в магазин, потому что, как она </w:t>
       </w:r>
@@ -9349,21 +8785,8 @@
       </w:r>
     </w:p>
     <w:p>
-      <w:proofErr w:type="spellStart"/>
-      <w:r>
-        <w:t>Стальск</w:t>
-      </w:r>
-      <w:proofErr w:type="spellEnd"/>
-      <w:r>
-        <w:t xml:space="preserve"> изначально проектировался не для людей, а для роботов, которые, как заведённые, работают по расписанию, едят по расписанию, спят по расписанию, умирают по расписанию — и не тратят время на бесполезные занятия, вроде прогулок в парке или отдыха на пляже. Единственный пруд, маленький и мелкий, как лужа, бороздили по концентрическим траекториям потрёпанные механические утки. О плавании я долгое время знал лишь понаслышке — из книжек или из тех же передач по телевизору, который регулярно, в соответствии с напечатанной в газете программой вещания, </w:t>
-      </w:r>
-      <w:proofErr w:type="spellStart"/>
-      <w:r>
-        <w:t>червоточил</w:t>
-      </w:r>
-      <w:proofErr w:type="spellEnd"/>
-      <w:r>
-        <w:t xml:space="preserve"> треском и помехами.</w:t>
+      <w:r>
+        <w:t>Стальск изначально проектировался не для людей, а для роботов, которые, как заведённые, работают по расписанию, едят по расписанию, спят по расписанию, умирают по расписанию — и не тратят время на бесполезные занятия, вроде прогулок в парке или отдыха на пляже. Единственный пруд, маленький и мелкий, как лужа, бороздили по концентрическим траекториям потрёпанные механические утки. О плавании я долгое время знал лишь понаслышке — из книжек или из тех же передач по телевизору, который регулярно, в соответствии с напечатанной в газете программой вещания, червоточил треском и помехами.</w:t>
       </w:r>
     </w:p>
     <w:p>
@@ -9910,15 +9333,7 @@
     </w:p>
     <w:p>
       <w:r>
-        <w:t xml:space="preserve">— Потихоньку осваиваюсь, — сказал я. — Интересная у вас станция! Честно говоря, я не против провести здесь больше запланированных двух недель. Обратно в </w:t>
-      </w:r>
-      <w:proofErr w:type="spellStart"/>
-      <w:r>
-        <w:t>балк</w:t>
-      </w:r>
-      <w:proofErr w:type="spellEnd"/>
-      <w:r>
-        <w:t xml:space="preserve"> не очень хочется.</w:t>
+        <w:t>— Потихоньку осваиваюсь, — сказал я. — Интересная у вас станция! Честно говоря, я не против провести здесь больше запланированных двух недель. Обратно в балк не очень хочется.</w:t>
       </w:r>
     </w:p>
     <w:p>
@@ -10115,13 +9530,8 @@
         <w:t>обитатели</w:t>
       </w:r>
       <w:r>
-        <w:t xml:space="preserve"> — беспризорные пациенты после </w:t>
-      </w:r>
-      <w:proofErr w:type="spellStart"/>
-      <w:r>
-        <w:t>коматоза</w:t>
-      </w:r>
-      <w:proofErr w:type="spellEnd"/>
+        <w:t xml:space="preserve"> — беспризорные пациенты после коматоза</w:t>
+      </w:r>
       <w:r>
         <w:t xml:space="preserve">, </w:t>
       </w:r>
@@ -10570,15 +9980,7 @@
     </w:p>
     <w:p>
       <w:r>
-        <w:t xml:space="preserve">— А что такое разум? Боюсь, я смогу ответить на твой вопрос, если ты дашь определение, которое подойдёт не только для нас, так сказать, гоминидов. И не только для </w:t>
-      </w:r>
-      <w:proofErr w:type="spellStart"/>
-      <w:r>
-        <w:t>экзобиологов</w:t>
-      </w:r>
-      <w:proofErr w:type="spellEnd"/>
-      <w:r>
-        <w:t>. Это вообще уже выходит далеко за рамки нашего исследования. Тут же, как ты сам понимаешь, вопрос философский.</w:t>
+        <w:t>— А что такое разум? Боюсь, я смогу ответить на твой вопрос, если ты дашь определение, которое подойдёт не только для нас, так сказать, гоминидов. И не только для экзобиологов. Это вообще уже выходит далеко за рамки нашего исследования. Тут же, как ты сам понимаешь, вопрос философский.</w:t>
       </w:r>
     </w:p>
     <w:p>
@@ -10716,15 +10118,7 @@
     </w:p>
     <w:p>
       <w:r>
-        <w:t xml:space="preserve">— Они прошли через </w:t>
-      </w:r>
-      <w:proofErr w:type="spellStart"/>
-      <w:r>
-        <w:t>балк</w:t>
-      </w:r>
-      <w:proofErr w:type="spellEnd"/>
-      <w:r>
-        <w:t>? — проговорил я. — Сами?</w:t>
+        <w:t>— Они прошли через балк? — проговорил я. — Сами?</w:t>
       </w:r>
     </w:p>
     <w:p>
@@ -10744,15 +10138,7 @@
     </w:p>
     <w:p>
       <w:r>
-        <w:t xml:space="preserve">Нуболиды потихоньку приходили в себя после </w:t>
-      </w:r>
-      <w:proofErr w:type="spellStart"/>
-      <w:r>
-        <w:t>бранка</w:t>
-      </w:r>
-      <w:proofErr w:type="spellEnd"/>
-      <w:r>
-        <w:t>. Из алой массы на дне камеры потянулись к потолку робкие ростки.</w:t>
+        <w:t>Нуболиды потихоньку приходили в себя после бранка. Из алой массы на дне камеры потянулись к потолку робкие ростки.</w:t>
       </w:r>
     </w:p>
     <w:p>
@@ -10831,15 +10217,7 @@
     </w:p>
     <w:p>
       <w:r>
-        <w:t xml:space="preserve">— К сожалению, мы до сих пор знаем о </w:t>
-      </w:r>
-      <w:proofErr w:type="spellStart"/>
-      <w:r>
-        <w:t>нуболидах</w:t>
-      </w:r>
-      <w:proofErr w:type="spellEnd"/>
-      <w:r>
-        <w:t xml:space="preserve"> не так много, — вздохнул Марутян. — Исследования ничего не дали. Нуболидов можно, пожалуй, сравнить с земными медузами. По крайней мере, состоят они тоже преимущественно из воды и соли. А вот на остальные вопросы мы пока что не смогли найти удовлетворительного ответа. Впрочем, у меня есть, так сказать, теория.</w:t>
+        <w:t>— К сожалению, мы до сих пор знаем о нуболидах не так много, — вздохнул Марутян. — Исследования ничего не дали. Нуболидов можно, пожалуй, сравнить с земными медузами. По крайней мере, состоят они тоже преимущественно из воды и соли. А вот на остальные вопросы мы пока что не смогли найти удовлетворительного ответа. Впрочем, у меня есть, так сказать, теория.</w:t>
       </w:r>
     </w:p>
     <w:p>
@@ -10865,15 +10243,7 @@
     <w:p>
       <w:r>
         <w:lastRenderedPageBreak/>
-        <w:t xml:space="preserve">— Не совсем. </w:t>
-      </w:r>
-      <w:proofErr w:type="spellStart"/>
-      <w:r>
-        <w:t>Балк</w:t>
-      </w:r>
-      <w:proofErr w:type="spellEnd"/>
-      <w:r>
-        <w:t xml:space="preserve"> —</w:t>
+        <w:t>— Не совсем. Балк —</w:t>
       </w:r>
       <w:r>
         <w:t xml:space="preserve"> </w:t>
@@ -11026,15 +10396,7 @@
         <w:t>у игрушечного болванчика</w:t>
       </w:r>
       <w:r>
-        <w:t xml:space="preserve">. — Я вот ровным счётом ничего не чувствую! А вы, если захотите, то, конечно, почувствуете. Самовнушение — великая сила! Я же опираюсь на факты. Нет в </w:t>
-      </w:r>
-      <w:proofErr w:type="spellStart"/>
-      <w:r>
-        <w:t>нуболидах</w:t>
-      </w:r>
-      <w:proofErr w:type="spellEnd"/>
-      <w:r>
-        <w:t xml:space="preserve"> никакой магии, и камера содержания их полностью изолирует.</w:t>
+        <w:t>. — Я вот ровным счётом ничего не чувствую! А вы, если захотите, то, конечно, почувствуете. Самовнушение — великая сила! Я же опираюсь на факты. Нет в нуболидах никакой магии, и камера содержания их полностью изолирует.</w:t>
       </w:r>
     </w:p>
     <w:p>
@@ -11409,15 +10771,7 @@
       </w:r>
       <w:r>
         <w:lastRenderedPageBreak/>
-        <w:t xml:space="preserve">продолжения исследования — это модуль расчётов </w:t>
-      </w:r>
-      <w:proofErr w:type="spellStart"/>
-      <w:r>
-        <w:t>балк</w:t>
-      </w:r>
-      <w:proofErr w:type="spellEnd"/>
-      <w:r>
-        <w:t>-брана, которого у нас нет вообще».</w:t>
+        <w:t>продолжения исследования — это модуль расчётов балк-брана, которого у нас нет вообще».</w:t>
       </w:r>
     </w:p>
     <w:p>
@@ -11501,15 +10855,7 @@
     </w:p>
     <w:p>
       <w:r>
-        <w:t xml:space="preserve">— Сергей Акимов, — сказал я. — Это же отец Веры из </w:t>
-      </w:r>
-      <w:proofErr w:type="spellStart"/>
-      <w:r>
-        <w:t>химлаба</w:t>
-      </w:r>
-      <w:proofErr w:type="spellEnd"/>
-      <w:r>
-        <w:t>?</w:t>
+        <w:t>— Сергей Акимов, — сказал я. — Это же отец Веры из химлаба?</w:t>
       </w:r>
     </w:p>
     <w:p>
@@ -11643,11 +10989,9 @@
       <w:r>
         <w:t xml:space="preserve">Марутян продолжал рассуждать о </w:t>
       </w:r>
-      <w:proofErr w:type="spellStart"/>
       <w:r>
         <w:t>нуболидах</w:t>
       </w:r>
-      <w:proofErr w:type="spellEnd"/>
       <w:r>
         <w:t xml:space="preserve">, собирая пальцами складки на лбу, </w:t>
       </w:r>
@@ -11796,15 +11140,7 @@
     </w:p>
     <w:p>
       <w:r>
-        <w:t>— Да, — хмыкнул Майоров. — Неплохое шоу, и зверушки дрессированные. Команду «</w:t>
-      </w:r>
-      <w:proofErr w:type="spellStart"/>
-      <w:r>
-        <w:t>бранк</w:t>
-      </w:r>
-      <w:proofErr w:type="spellEnd"/>
-      <w:r>
-        <w:t>» даже выучили.</w:t>
+        <w:t>— Да, — хмыкнул Майоров. — Неплохое шоу, и зверушки дрессированные. Команду «бранк» даже выучили.</w:t>
       </w:r>
     </w:p>
     <w:p>
@@ -12066,15 +11402,7 @@
         <w:t>меркам</w:t>
       </w:r>
       <w:r>
-        <w:t xml:space="preserve"> создания умеют проходить через </w:t>
-      </w:r>
-      <w:proofErr w:type="spellStart"/>
-      <w:r>
-        <w:t>балк</w:t>
-      </w:r>
-      <w:proofErr w:type="spellEnd"/>
-      <w:r>
-        <w:t>, — сказала Симонова. —</w:t>
+        <w:t xml:space="preserve"> создания умеют проходить через балк, — сказала Симонова. —</w:t>
       </w:r>
       <w:r>
         <w:t xml:space="preserve"> </w:t>
@@ -12103,13 +11431,8 @@
     </w:p>
     <w:p>
       <w:r>
-        <w:t xml:space="preserve">В конце дня Марутян решил провести ещё один эксперимент с </w:t>
-      </w:r>
-      <w:proofErr w:type="spellStart"/>
-      <w:r>
-        <w:t>нуболидами</w:t>
-      </w:r>
-      <w:proofErr w:type="spellEnd"/>
+        <w:t>В конце дня Марутян решил провести ещё один эксперимент с нуболидами</w:t>
+      </w:r>
       <w:r>
         <w:t>.</w:t>
       </w:r>
@@ -12412,15 +11735,7 @@
         <w:t>, к счастью,</w:t>
       </w:r>
       <w:r>
-        <w:t xml:space="preserve"> вспомнил о сбоях в </w:t>
-      </w:r>
-      <w:proofErr w:type="spellStart"/>
-      <w:r>
-        <w:t>гравитонной</w:t>
-      </w:r>
-      <w:proofErr w:type="spellEnd"/>
-      <w:r>
-        <w:t xml:space="preserve"> камере.</w:t>
+        <w:t xml:space="preserve"> вспомнил о сбоях в гравитонной камере.</w:t>
       </w:r>
     </w:p>
     <w:p>
@@ -12554,15 +11869,7 @@
     </w:p>
     <w:p>
       <w:r>
-        <w:t xml:space="preserve">— Ну так, — лениво отозвалась Вера, — </w:t>
-      </w:r>
-      <w:proofErr w:type="spellStart"/>
-      <w:r>
-        <w:t>полистываю</w:t>
-      </w:r>
-      <w:proofErr w:type="spellEnd"/>
-      <w:r>
-        <w:t>. Вы же нам это зачем-то привозите. Может, там что-то важное произошло на Земле, пока меня не было. Коммунизм, например, построили.</w:t>
+        <w:t>— Ну так, — лениво отозвалась Вера, — полистываю. Вы же нам это зачем-то привозите. Может, там что-то важное произошло на Земле, пока меня не было. Коммунизм, например, построили.</w:t>
       </w:r>
     </w:p>
     <w:p>
@@ -13047,28 +12354,23 @@
     </w:p>
     <w:p>
       <w:r>
-        <w:t xml:space="preserve">Меня выбросило из этого кошмара, как из </w:t>
-      </w:r>
-      <w:proofErr w:type="spellStart"/>
-      <w:r>
-        <w:t>бранка</w:t>
-      </w:r>
-      <w:proofErr w:type="spellEnd"/>
-      <w:r>
-        <w:t xml:space="preserve"> — я открыл глаза в темноту, лёгкие разрывало от апноэ. Пощёлкали закрытые тенью датчики, и медленно, как электрический восход, разгорелись лампы. Треклятая муха злорадно прожужжала над ухом. Всё вокруг уверенно и чётко, по установленному в аппаратах расписанию, приходило в движение.</w:t>
-      </w:r>
-    </w:p>
-    <w:p>
-      <w:r>
-        <w:t xml:space="preserve">Я закрыл глаза в надежде поспать ещё немного. Свет ярко прорезался сквозь веки. На языке тихо таял солоноватый привкус крови — я </w:t>
-      </w:r>
-      <w:proofErr w:type="spellStart"/>
-      <w:r>
-        <w:t>раскусал</w:t>
-      </w:r>
-      <w:proofErr w:type="spellEnd"/>
-      <w:r>
-        <w:t xml:space="preserve"> себе во сне губу. В уши врезался яростный трезвон сигнала к побудке.</w:t>
+        <w:t>Меня выбросило из этого кошмара, как из бранка — я открыл глаза в темноту, лёгкие разрывало от апноэ. Пощёлкали закрытые тенью датчики, и медленно, как электрический восход, разгорелись лампы. Треклятая муха злорадно прожужжала над ухом.</w:t>
+      </w:r>
+    </w:p>
+    <w:p>
+      <w:r>
+        <w:t>Всё вокруг уверенно и чётко, по установленному в аппаратах расписанию, приходило в движение.</w:t>
+      </w:r>
+    </w:p>
+    <w:p>
+      <w:r>
+        <w:t xml:space="preserve">Я закрыл глаза в надежде поспать ещё немного. Свет </w:t>
+      </w:r>
+      <w:r>
+        <w:t>бил</w:t>
+      </w:r>
+      <w:r>
+        <w:t xml:space="preserve"> сквозь веки. На языке тихо таял солоноватый привкус крови — я раскусал себе во сне губу. В уши врезался яростный трезвон сигнала к побудке.</w:t>
       </w:r>
     </w:p>
     <w:p>
@@ -13078,156 +12380,162 @@
     </w:p>
     <w:p>
       <w:r>
+        <w:lastRenderedPageBreak/>
         <w:t>Муха под потолком уже не жужжала, а раскатисто звенела, увеличившись до размеров собаки.</w:t>
       </w:r>
     </w:p>
     <w:p>
       <w:r>
+        <w:t xml:space="preserve">Я вырубил сигнал и </w:t>
+      </w:r>
+      <w:r>
+        <w:t>упал</w:t>
+      </w:r>
+      <w:r>
+        <w:t xml:space="preserve"> в кровать. Надо было сказаться больным, но я не помнил номер лаборатории по интеркому.</w:t>
+      </w:r>
+    </w:p>
+    <w:p>
+      <w:r>
+        <w:t>Да это и неважно.</w:t>
+      </w:r>
+    </w:p>
+    <w:p>
+      <w:r>
+        <w:t xml:space="preserve">Впереди два месяца бесчисленных оборотов над Кратером Водолея. Эти люди могут оставить меня в покое хотя бы сейчас. У меня вытекут глаза, если я </w:t>
+      </w:r>
+      <w:r>
+        <w:t>начну</w:t>
+      </w:r>
+      <w:r>
+        <w:t xml:space="preserve"> вглядываться в бесконечные строчки раскодированной трассировки.</w:t>
+      </w:r>
+    </w:p>
+    <w:p>
+      <w:r>
+        <w:t>Сегодня нужны отдых и тишина. И ещё, чтобы сдохла эта муха.</w:t>
+      </w:r>
+    </w:p>
+    <w:p>
+      <w:r>
+        <w:t xml:space="preserve">Свет в модуле заполыхал, как заря. </w:t>
+      </w:r>
+      <w:r>
+        <w:t>К</w:t>
+      </w:r>
+      <w:r>
+        <w:t>то-то нарочно прибавил яркость, наблюдая за мной в глазок камеры.</w:t>
+      </w:r>
+    </w:p>
+    <w:p>
+      <w:r>
+        <w:t>Новый механический день начинался вопреки мои желаниям.</w:t>
+      </w:r>
+    </w:p>
+    <w:p>
+      <w:r>
+        <w:t>Я принял душ, вышел из санузла, и тут же в лицо мне метнулась жирная муха — бросилась, как хищник на добычу.</w:t>
+      </w:r>
+    </w:p>
+    <w:p>
+      <w:r>
+        <w:t xml:space="preserve">Я отмахнулся от неё. Муха дёрнулась, </w:t>
+      </w:r>
+      <w:r>
+        <w:t xml:space="preserve">угрожающе </w:t>
+      </w:r>
+      <w:r>
+        <w:t>прожужжала и собиралась уже спрятаться в слепое пятно, нырнуть в балк, как это умеют мухи, но неожиданно села на приделанную к стене липучку. Затрепетала, зашевелила лапками, стала взбивать крыльями воздух — и засела ещё сильнее.</w:t>
+      </w:r>
+    </w:p>
+    <w:p>
+      <w:r>
+        <w:t>Попалась.</w:t>
+      </w:r>
+    </w:p>
+    <w:p>
+      <w:r>
+        <w:t>Я оделся и заметил, что трубка интеркома болтается, как висельник, на витом проводе. Видимо, вчера я так торопился к Вере, что забыл повесить её на рычаги.</w:t>
+      </w:r>
+    </w:p>
+    <w:p>
+      <w:r>
+        <w:t>Я опаздывал, но решил, что могу пропустить завтрак</w:t>
+      </w:r>
+      <w:r>
+        <w:t>.</w:t>
+      </w:r>
+      <w:r>
+        <w:t xml:space="preserve"> </w:t>
+      </w:r>
+      <w:r>
+        <w:t>О</w:t>
+      </w:r>
+      <w:r>
+        <w:t xml:space="preserve">т мыслей о </w:t>
+      </w:r>
+      <w:r>
+        <w:t>еде</w:t>
+      </w:r>
+      <w:r>
+        <w:t xml:space="preserve"> мутило, как после рвотного.</w:t>
+      </w:r>
+    </w:p>
+    <w:p>
+      <w:r>
+        <w:t xml:space="preserve">Жилой блок встретил недобрым потрескиванием света. </w:t>
+      </w:r>
+      <w:r>
+        <w:t xml:space="preserve">Голова закружилась, всё перед глазами замело белизной. </w:t>
+      </w:r>
+      <w:r>
+        <w:t>Я едва не упал, когда поднимался из гравитационного колодца.</w:t>
+      </w:r>
+    </w:p>
+    <w:p>
+      <w:r>
+        <w:t xml:space="preserve">Коридор — пустой и тихий до звона — </w:t>
+      </w:r>
+      <w:r>
+        <w:t>укатывал</w:t>
+      </w:r>
+      <w:r>
+        <w:t xml:space="preserve"> вперёд крутой дугой. Я остановился и подумал, не повернуть ли назад. Вряд ли из меня сегодня выйдет хороший работник. Потом </w:t>
+      </w:r>
+      <w:r>
+        <w:t>увидел</w:t>
+      </w:r>
+      <w:r>
+        <w:t xml:space="preserve"> тёмный отпечаток чей-то пятерни на переборке.</w:t>
+      </w:r>
+    </w:p>
+    <w:p>
+      <w:r>
+        <w:t>Это было похоже на кровь.</w:t>
+      </w:r>
+    </w:p>
+    <w:p>
+      <w:r>
+        <w:t>Я закрыл глаза и несколько раз медленно вздохнул. У космонавтов после долгого бранка часто случаются галлюцинации. Недели непрекращающихся кошмаров оставляют в сознании рубец.</w:t>
+      </w:r>
+    </w:p>
+    <w:p>
+      <w:r>
+        <w:t>Я зашагал дальше. Коридор зашатался, пол под ногами пришёл в движение, как беговая дорожка, и тут же вернулся в обманчивое равновесие.</w:t>
+      </w:r>
+    </w:p>
+    <w:p>
+      <w:r>
+        <w:t>Качка.</w:t>
+      </w:r>
+    </w:p>
+    <w:p>
+      <w:r>
+        <w:t xml:space="preserve">Я опёрся о стену ладонью, чтобы перевести дыхание, но сразу отдёрнул руку. Испуганно посмотрел на переборку — не остался ли на ней кровавый </w:t>
+      </w:r>
+      <w:r>
         <w:lastRenderedPageBreak/>
-        <w:t xml:space="preserve">Я вырубил сигнал и </w:t>
-      </w:r>
-      <w:r>
-        <w:t>упал</w:t>
-      </w:r>
-      <w:r>
-        <w:t xml:space="preserve"> в кровать. Надо было сказаться больным, но я не помнил номер лаборатории по интеркому.</w:t>
-      </w:r>
-    </w:p>
-    <w:p>
-      <w:r>
-        <w:t>Да это и не важно.</w:t>
-      </w:r>
-    </w:p>
-    <w:p>
-      <w:r>
-        <w:t xml:space="preserve">Впереди два месяца бесчисленных оборотов над Кратером Водолея. Эти люди могут оставить меня в покое хотя бы сейчас. У меня вытекут глаза, если я </w:t>
-      </w:r>
-      <w:r>
-        <w:t>начну</w:t>
-      </w:r>
-      <w:r>
-        <w:t xml:space="preserve"> вглядываться в бесконечные строчки раскодированной трассировки.</w:t>
-      </w:r>
-    </w:p>
-    <w:p>
-      <w:r>
-        <w:t>Сегодня нужны отдых и тишина. И ещё, чтобы сдохла эта муха.</w:t>
-      </w:r>
-    </w:p>
-    <w:p>
-      <w:r>
-        <w:t xml:space="preserve">Свет в модуле заполыхал, как заря. </w:t>
-      </w:r>
-      <w:r>
-        <w:t>К</w:t>
-      </w:r>
-      <w:r>
-        <w:t>то-то нарочно прибавил яркость, наблюдая за мной в глазок камеры.</w:t>
-      </w:r>
-    </w:p>
-    <w:p>
-      <w:r>
-        <w:t>Новый механический день начинался вопреки мои желаниям.</w:t>
-      </w:r>
-    </w:p>
-    <w:p>
-      <w:r>
-        <w:t>Я принял душ, вышел из санузла, и тут же в лицо мне метнулась жирная муха — бросилась, как хищник на добычу.</w:t>
-      </w:r>
-    </w:p>
-    <w:p>
-      <w:r>
-        <w:t xml:space="preserve">Я отмахнулся от неё. Муха дёрнулась, </w:t>
-      </w:r>
-      <w:r>
-        <w:t xml:space="preserve">угрожающе </w:t>
-      </w:r>
-      <w:r>
-        <w:t xml:space="preserve">прожужжала и собиралась уже спрятаться в слепое пятно, нырнуть в </w:t>
-      </w:r>
-      <w:proofErr w:type="spellStart"/>
-      <w:r>
-        <w:t>балк</w:t>
-      </w:r>
-      <w:proofErr w:type="spellEnd"/>
-      <w:r>
-        <w:t>, как это умеют мухи, но неожиданно села на приделанную к стене липучку. Затрепетала, зашевелила лапками, стала взбивать крыльями воздух — и засела ещё сильнее.</w:t>
-      </w:r>
-    </w:p>
-    <w:p>
-      <w:r>
-        <w:t>Попалась.</w:t>
-      </w:r>
-    </w:p>
-    <w:p>
-      <w:r>
-        <w:t>Я оделся и заметил, что трубка интеркома болтается, как висельник, на витом проводе. Видимо, вчера я так торопился к Вере, что забыл повесить её на рычаги. Никто бы меня не нашёл, если бы я продолжил валяться в кровати.</w:t>
-      </w:r>
-    </w:p>
-    <w:p>
-      <w:r>
-        <w:t>Я опаздывал, но решил, что могу пропустить завтрак, от мыслей о котором мутило, как после рвотного.</w:t>
-      </w:r>
-    </w:p>
-    <w:p>
-      <w:r>
-        <w:t xml:space="preserve">Жилой блок встретил недобрым потрескиванием света. </w:t>
-      </w:r>
-      <w:r>
-        <w:t xml:space="preserve">Голова закружилась, всё перед глазами замело белизной. </w:t>
-      </w:r>
-      <w:r>
-        <w:t>Я едва не упал, когда поднимался из гравитационного колодца.</w:t>
-      </w:r>
-    </w:p>
-    <w:p>
-      <w:r>
-        <w:t xml:space="preserve">Коридор — пустой и тихий до звона — </w:t>
-      </w:r>
-      <w:r>
-        <w:t>укатывал</w:t>
-      </w:r>
-      <w:r>
-        <w:t xml:space="preserve"> вперёд крутой дугой. Я остановился и подумал, не повернуть ли назад. Вряд ли из меня сегодня выйдет хороший работник. Потом </w:t>
-      </w:r>
-      <w:r>
-        <w:t>увидел</w:t>
-      </w:r>
-      <w:r>
-        <w:t xml:space="preserve"> тёмный отпечаток чей-то пятерни на переборке.</w:t>
-      </w:r>
-    </w:p>
-    <w:p>
-      <w:r>
-        <w:t>Это было похоже на кровь.</w:t>
-      </w:r>
-    </w:p>
-    <w:p>
-      <w:r>
-        <w:t xml:space="preserve">Я закрыл глаза и несколько раз медленно вздохнул. У космонавтов после долгого </w:t>
-      </w:r>
-      <w:proofErr w:type="spellStart"/>
-      <w:r>
-        <w:t>бранка</w:t>
-      </w:r>
-      <w:proofErr w:type="spellEnd"/>
-      <w:r>
-        <w:t xml:space="preserve"> часто случаются галлюцинации. Недели непрекращающихся кошмаров оставляют в сознании рубец.</w:t>
-      </w:r>
-    </w:p>
-    <w:p>
-      <w:r>
-        <w:t>Я зашагал дальше. Коридор зашатался, пол под ногами пришёл в движение, как беговая дорожка, и тут же вернулся в обманчивое равновесие.</w:t>
-      </w:r>
-    </w:p>
-    <w:p>
-      <w:r>
-        <w:t>Качка.</w:t>
-      </w:r>
-    </w:p>
-    <w:p>
-      <w:r>
-        <w:t>Я опёрся о стену ладонью, чтобы перевести дыхание, но сразу отдёрнул руку. Испуганно посмотрел на переборку — не остался ли на ней кровавый след. Было такое чувство, что меня вновь захватил кошмар —</w:t>
+        <w:t>след. Было такое чувство, что меня вновь захватил кошмар —</w:t>
       </w:r>
       <w:r>
         <w:t xml:space="preserve"> </w:t>
@@ -13244,377 +12552,385 @@
     </w:p>
     <w:p>
       <w:r>
+        <w:t xml:space="preserve">Потолочные лампы как назло светили вразнобой, издевательски перемигивались друг с другом. Из-за мигрени всё плыло перед глазами. </w:t>
+      </w:r>
+      <w:r>
+        <w:t xml:space="preserve">Я вдруг понял, что </w:t>
+      </w:r>
+      <w:r>
+        <w:t>пол</w:t>
+      </w:r>
+      <w:r>
+        <w:t xml:space="preserve"> залит тёмной кровью, которую я </w:t>
+      </w:r>
+      <w:r>
+        <w:t xml:space="preserve">принял </w:t>
+      </w:r>
+      <w:r>
+        <w:t xml:space="preserve">поначалу </w:t>
+      </w:r>
+      <w:r>
+        <w:t xml:space="preserve">за хаотично разбросанные </w:t>
+      </w:r>
+      <w:r>
+        <w:t xml:space="preserve">под ногами </w:t>
+      </w:r>
+      <w:r>
+        <w:t>тени.</w:t>
+      </w:r>
+    </w:p>
+    <w:p>
+      <w:r>
+        <w:t>У стены скорчилось чьё-то тело.</w:t>
+      </w:r>
+    </w:p>
+    <w:p>
+      <w:r>
+        <w:t>Пол качнулся навстречу. Изогнутый дугой коридор стал распрямляться, открывая спрятанный проход, выход из лабиринта. Дыхание перехватило от гравитационного прилива, я пошатнулся и едва не упал в растёкшуюся кровь</w:t>
+      </w:r>
+      <w:r>
+        <w:t>.</w:t>
+      </w:r>
+    </w:p>
+    <w:p>
+      <w:r>
+        <w:t>Тряска прекратилась.</w:t>
+      </w:r>
+    </w:p>
+    <w:p>
+      <w:r>
+        <w:t xml:space="preserve">Тело на полу стало подавать признаки жизни, зашевелилось, истошно дёргая конечностями. Из-за сбоев в гравитации </w:t>
+      </w:r>
+      <w:r>
+        <w:t>колесо</w:t>
+      </w:r>
+      <w:r>
+        <w:t xml:space="preserve"> времени дал</w:t>
+      </w:r>
+      <w:r>
+        <w:t>о</w:t>
+      </w:r>
+      <w:r>
+        <w:t xml:space="preserve"> обратный ход, выворачивая наизнанку пройденные секунды. Тело сей</w:t>
+      </w:r>
+      <w:r>
+        <w:t xml:space="preserve">час поднимется на ноги и </w:t>
+      </w:r>
+      <w:r>
+        <w:t>попятится</w:t>
+      </w:r>
+      <w:r>
+        <w:t xml:space="preserve"> мне навстречу, опираясь о переборки.</w:t>
+      </w:r>
+    </w:p>
+    <w:p>
+      <w:r>
+        <w:t>Марутян поднял окровавленную голову.</w:t>
+      </w:r>
+    </w:p>
+    <w:p>
+      <w:r>
+        <w:t>— Марьям?</w:t>
+      </w:r>
+    </w:p>
+    <w:p>
+      <w:r>
+        <w:t xml:space="preserve">Один его </w:t>
+      </w:r>
+      <w:r>
+        <w:t xml:space="preserve">глаз </w:t>
+      </w:r>
+      <w:r>
+        <w:t>превратился в кровавое месиво, а второй смотрел мутным умирающим взглядом.</w:t>
+      </w:r>
+    </w:p>
+    <w:p>
+      <w:r>
+        <w:t>Я замер. Кровь загустела в жилах.</w:t>
+      </w:r>
+    </w:p>
+    <w:p>
+      <w:r>
+        <w:t>Марутян корчился на полу, прижимая руки к животу, из которого хлестала кровь. Я хотел что-то сказать, но от едкой вони слова застряли в горле.</w:t>
+      </w:r>
+    </w:p>
+    <w:p>
+      <w:r>
+        <w:t>— Марьям? — повторил Марутян.</w:t>
+      </w:r>
+    </w:p>
+    <w:p>
+      <w:r>
+        <w:t xml:space="preserve">— Нет, это Олег. — Я сел перед ним на колени. — Что с </w:t>
+      </w:r>
+      <w:r>
+        <w:t>тобой</w:t>
+      </w:r>
+      <w:r>
+        <w:t>? Что здесь произошло?</w:t>
+      </w:r>
+    </w:p>
+    <w:p>
+      <w:r>
+        <w:t>— Произошло? — Марутян собрал на лбу изумлённые морщины и несколько раз моргнул уцелевшим глазом. — Ничего не произошло</w:t>
+      </w:r>
+      <w:r>
+        <w:t>!</w:t>
+      </w:r>
+      <w:r>
+        <w:t xml:space="preserve"> Что могло произойти?</w:t>
+      </w:r>
+    </w:p>
+    <w:p>
+      <w:r>
+        <w:t>— Надо позвать на помощь!</w:t>
+      </w:r>
+    </w:p>
+    <w:p>
+      <w:r>
+        <w:t>Я вскочил.</w:t>
+      </w:r>
+    </w:p>
+    <w:p>
+      <w:r>
+        <w:t>— Постой! — Марутян дёрнул головой, алая струя брызнула у него из глазницы. — Какая помощь? Не нужна мне никакая помощь! Всё прекрасно!</w:t>
+      </w:r>
+    </w:p>
+    <w:p>
+      <w:r>
+        <w:t>Он попытался встать, но поскользнулся в луже собственной крови.</w:t>
+      </w:r>
+    </w:p>
+    <w:p>
+      <w:r>
+        <w:t>— Постарайс</w:t>
+      </w:r>
+      <w:r>
+        <w:t>я</w:t>
+      </w:r>
+      <w:r>
+        <w:t xml:space="preserve"> не двигаться, — сказал я. — Зажми раны. Я кого-нибудь позову.</w:t>
+      </w:r>
+    </w:p>
+    <w:p>
+      <w:r>
+        <w:t>В коридоре никого больше не было. Я вспомнил, что видел где-то тревожную кнопку — стоп-кран для станции, как е</w:t>
+      </w:r>
+      <w:r>
+        <w:t>ё</w:t>
+      </w:r>
+      <w:r>
+        <w:t xml:space="preserve"> называ</w:t>
+      </w:r>
+      <w:r>
+        <w:t>ют космонавты</w:t>
+      </w:r>
+      <w:r>
+        <w:t>.</w:t>
+      </w:r>
+    </w:p>
+    <w:p>
+      <w:r>
+        <w:t>— Нет! — захрипел Марутян. — Олег, останься! Прошу тебя! Это очень важно!</w:t>
+      </w:r>
+    </w:p>
+    <w:p>
+      <w:r>
+        <w:t>Он протянул ко мне трясущуюся руку.</w:t>
+      </w:r>
+    </w:p>
+    <w:p>
+      <w:r>
         <w:lastRenderedPageBreak/>
-        <w:t xml:space="preserve">Потолочные лампы как назло светили вразнобой, издевательски перемигивались друг с другом. Из-за мигрени всё плыло перед глазами. </w:t>
-      </w:r>
-      <w:r>
-        <w:t xml:space="preserve">Я вдруг понял, что </w:t>
-      </w:r>
-      <w:r>
-        <w:t>пол</w:t>
-      </w:r>
-      <w:r>
-        <w:t xml:space="preserve"> залит тёмной кровью, которую я </w:t>
-      </w:r>
-      <w:r>
-        <w:t xml:space="preserve">принял </w:t>
-      </w:r>
-      <w:r>
-        <w:t xml:space="preserve">поначалу </w:t>
-      </w:r>
-      <w:r>
-        <w:t xml:space="preserve">за хаотично разбросанные </w:t>
-      </w:r>
-      <w:r>
-        <w:t xml:space="preserve">под ногами </w:t>
-      </w:r>
-      <w:r>
-        <w:t>тени.</w:t>
-      </w:r>
-    </w:p>
-    <w:p>
-      <w:r>
-        <w:t>У стены скорчилось чьё-то тело.</w:t>
-      </w:r>
-    </w:p>
-    <w:p>
-      <w:r>
-        <w:t>Пол качнулся навстречу. Изогнутый дугой коридор стал распрямляться, открывая спрятанный проход, выход из лабиринта. Дыхание перехватило от гравитационного прилива, я пошатнулся и едва не упал в растёкшуюся кровь</w:t>
+        <w:t xml:space="preserve">— Что здесь случилось? — спросил я. — Что с </w:t>
+      </w:r>
+      <w:r>
+        <w:t>тобой</w:t>
+      </w:r>
+      <w:r>
+        <w:t xml:space="preserve"> произошло?</w:t>
+      </w:r>
+    </w:p>
+    <w:p>
+      <w:r>
+        <w:t xml:space="preserve">— Что-то произошло, да. — Марутян поморщился и потёр ладонью морщинистый лоб, оставив на нём длинные </w:t>
+      </w:r>
+      <w:r>
+        <w:t xml:space="preserve">тёмные </w:t>
+      </w:r>
+      <w:r>
+        <w:t>мазки. — Какое-то, так сказать, происшествие. Нуболиды? — прошамкал он, глядя в пустоту перед собой. — Нет, нет, никаких нуболидов! Всё в порядке. Всё идёт по плану. План, да. Мы ведь в лаборатории, Олег?</w:t>
+      </w:r>
+    </w:p>
+    <w:p>
+      <w:r>
+        <w:t>— Нет, Арто, мы не в лаборатории</w:t>
+      </w:r>
+      <w:r>
+        <w:t>, — сказал я</w:t>
+      </w:r>
+      <w:r>
+        <w:t xml:space="preserve">. </w:t>
+      </w:r>
+      <w:r>
+        <w:t xml:space="preserve">— </w:t>
+      </w:r>
+      <w:r>
+        <w:t xml:space="preserve">На </w:t>
+      </w:r>
+      <w:r>
+        <w:t>тебя</w:t>
+      </w:r>
+      <w:r>
+        <w:t xml:space="preserve"> кто-то напал. </w:t>
+      </w:r>
+      <w:r>
+        <w:t>Я позову на помощь!</w:t>
+      </w:r>
+    </w:p>
+    <w:p>
+      <w:r>
+        <w:t xml:space="preserve">Но </w:t>
+      </w:r>
+      <w:r>
+        <w:t>так и не сдвинулся с места, оцепенев под умирающим взглядом Марутяна.</w:t>
+      </w:r>
+    </w:p>
+    <w:p>
+      <w:r>
+        <w:t xml:space="preserve">— Но как же, как же… О чём ты тут, Олег, рассуждаешь? Я, так сказать, не слепой. </w:t>
+      </w:r>
+      <w:r>
+        <w:t>Зачем ты</w:t>
+      </w:r>
+      <w:r>
+        <w:t xml:space="preserve"> дури</w:t>
+      </w:r>
+      <w:r>
+        <w:t>ш</w:t>
+      </w:r>
+      <w:r>
+        <w:t>ь мне голову</w:t>
+      </w:r>
+      <w:r>
+        <w:t>…</w:t>
+      </w:r>
+      <w:r>
+        <w:t xml:space="preserve"> Ты, кстати, опоздал сегодня. Я не люблю, когда опаздывают. Сегодня у нас очень много дел, нуболиды, дела, очень много дел. Нельзя терять времени, ни минуты. Понимаешь, Олег?</w:t>
+      </w:r>
+    </w:p>
+    <w:p>
+      <w:r>
+        <w:t>Марутян</w:t>
+      </w:r>
+      <w:r>
+        <w:t xml:space="preserve"> запрокинул голову, челюсть его бессильно отвисла, и изо рта вырвался хрип, до ужаса напоминающий последнее дыхание.</w:t>
+      </w:r>
+    </w:p>
+    <w:p>
+      <w:r>
+        <w:t>— Арто! Кто это с тобой сделал?</w:t>
+      </w:r>
+    </w:p>
+    <w:p>
+      <w:r>
+        <w:t>Мои слова ненадолго привели его в чувство. Марутян опять попробовал подняться, грузно осел на пол и быстро, как ускоренная магнитофонная запись, заговорил:</w:t>
+      </w:r>
+    </w:p>
+    <w:p>
+      <w:r>
+        <w:t>— Олег! Слушай меня, это очень важно, предельно важно, и нельзя терять времени, ни минуты, ты понимаешь, ни минуты, слушай, пожалуйста, слушай, не перебивай, это очень важно, нельзя терять ни минуты…</w:t>
+      </w:r>
+    </w:p>
+    <w:p>
+      <w:r>
+        <w:t>Он замолк, приоткрыв рот, и уставился на меня вытаращенным глазом.</w:t>
+      </w:r>
+    </w:p>
+    <w:p>
+      <w:r>
+        <w:t>— Я слушаю.</w:t>
+      </w:r>
+    </w:p>
+    <w:p>
+      <w:r>
+        <w:t>— Олег! —</w:t>
+      </w:r>
+      <w:r>
+        <w:t xml:space="preserve"> </w:t>
+      </w:r>
+      <w:r>
+        <w:t xml:space="preserve">Голос </w:t>
+      </w:r>
+      <w:r>
+        <w:t>Марутяна</w:t>
+      </w:r>
+      <w:r>
+        <w:t xml:space="preserve"> стал мягче, тоньше, слабее. — Я так устал, ты знаешь. Предельно устал. Столько работы последние дни. Всё сразу навалилось. И ещё этот модуль. Он, как заноза, понимаешь? Понимаешь, Олег? — Марутян всхлипнул. — Но ничего, ничего! Это возраст. Возраст, знаете ли, уже не позволяет. </w:t>
+      </w:r>
+      <w:r>
+        <w:t>Я</w:t>
+      </w:r>
+      <w:r>
+        <w:t xml:space="preserve"> вот отдохну немного и…</w:t>
+      </w:r>
+    </w:p>
+    <w:p>
+      <w:r>
+        <w:t>— Постарайся не двигаться, — сказал я.</w:t>
+      </w:r>
+    </w:p>
+    <w:p>
+      <w:r>
+        <w:t>— Не двигаться? О чём ты, Олег? Нам надо обсудить сегодняшние дела, а дел так много</w:t>
       </w:r>
       <w:r>
         <w:t>.</w:t>
       </w:r>
-    </w:p>
-    <w:p>
-      <w:r>
-        <w:t>Тряска прекратилась.</w:t>
-      </w:r>
-    </w:p>
-    <w:p>
-      <w:r>
-        <w:t xml:space="preserve">Тело на полу стало подавать признаки жизни, зашевелилось, истошно дёргая конечностями. Из-за сбоев в гравитации </w:t>
-      </w:r>
-      <w:r>
-        <w:t>колесо</w:t>
-      </w:r>
-      <w:r>
-        <w:t xml:space="preserve"> времени дал</w:t>
-      </w:r>
-      <w:r>
-        <w:t>о</w:t>
-      </w:r>
-      <w:r>
-        <w:t xml:space="preserve"> обратный ход, выворачивая наизнанку пройденные секунды. Тело сей</w:t>
-      </w:r>
-      <w:r>
-        <w:t xml:space="preserve">час поднимется на ноги и </w:t>
-      </w:r>
-      <w:r>
-        <w:t>попятится</w:t>
-      </w:r>
-      <w:r>
-        <w:t xml:space="preserve"> мне навстречу, опираясь о переборки.</w:t>
-      </w:r>
-    </w:p>
-    <w:p>
-      <w:r>
-        <w:t>Марутян поднял окровавленную голову.</w:t>
-      </w:r>
-    </w:p>
-    <w:p>
-      <w:r>
-        <w:t>— Марьям?</w:t>
-      </w:r>
-    </w:p>
-    <w:p>
-      <w:r>
-        <w:t xml:space="preserve">Один его </w:t>
-      </w:r>
-      <w:r>
-        <w:t xml:space="preserve">глаз </w:t>
-      </w:r>
-      <w:r>
-        <w:t>превратился в кровавое месиво, а второй смотрел мутным умирающим взглядом.</w:t>
-      </w:r>
-    </w:p>
-    <w:p>
-      <w:r>
-        <w:t>Я замер. Кровь загустела в жилах.</w:t>
-      </w:r>
-    </w:p>
-    <w:p>
-      <w:r>
-        <w:t>Марутян корчился на полу, прижимая руки к животу, из которого хлестала кровь. Я хотел что-то сказать, но от едкой вони слова застряли в горле.</w:t>
-      </w:r>
-    </w:p>
-    <w:p>
-      <w:r>
-        <w:t>— Марьям? — повторил Марутян.</w:t>
-      </w:r>
-    </w:p>
-    <w:p>
-      <w:r>
-        <w:t xml:space="preserve">— Нет, это Олег. — Я сел перед ним на колени. — Что с </w:t>
-      </w:r>
-      <w:r>
-        <w:t>тобой</w:t>
-      </w:r>
-      <w:r>
-        <w:t>? Что здесь произошло?</w:t>
-      </w:r>
-    </w:p>
-    <w:p>
-      <w:r>
-        <w:t>— Произошло? — Марутян собрал на лбу изумлённые морщины и несколько раз моргнул уцелевшим глазом. — Ничего не произошло</w:t>
-      </w:r>
-      <w:r>
-        <w:t>!</w:t>
-      </w:r>
-      <w:r>
-        <w:t xml:space="preserve"> Что могло произойти?</w:t>
-      </w:r>
-    </w:p>
-    <w:p>
-      <w:r>
-        <w:t>— Надо позвать на помощь!</w:t>
-      </w:r>
-    </w:p>
-    <w:p>
-      <w:r>
-        <w:t>Я вскочил.</w:t>
-      </w:r>
-    </w:p>
-    <w:p>
-      <w:r>
-        <w:t>— Постой! — Марутян дёрнул головой, алая струя брызнула у него из глазницы. — Какая помощь? Не нужна мне никакая помощь! Всё прекрасно!</w:t>
-      </w:r>
-    </w:p>
-    <w:p>
-      <w:r>
-        <w:t>Он попытался встать, но поскользнулся в луже собственной крови.</w:t>
-      </w:r>
-    </w:p>
-    <w:p>
-      <w:r>
-        <w:t>— Постарайс</w:t>
-      </w:r>
-      <w:r>
-        <w:t>я</w:t>
-      </w:r>
-      <w:r>
-        <w:t xml:space="preserve"> не двигаться, — сказал я. — Зажми раны. Я кого-нибудь позову.</w:t>
-      </w:r>
-    </w:p>
-    <w:p>
-      <w:r>
-        <w:t>В коридоре никого больше не было. Я вспомнил, что видел где-то тревожную кнопку — стоп-кран для станции, как е</w:t>
-      </w:r>
-      <w:r>
-        <w:t>ё</w:t>
-      </w:r>
-      <w:r>
-        <w:t xml:space="preserve"> называ</w:t>
-      </w:r>
-      <w:r>
-        <w:t>ют космонавты</w:t>
-      </w:r>
-      <w:r>
-        <w:t>.</w:t>
-      </w:r>
-    </w:p>
-    <w:p>
-      <w:r>
-        <w:t>— Нет! — захрипел Марутян. — Олег, останься! Прошу тебя! Это очень важно!</w:t>
-      </w:r>
-    </w:p>
-    <w:p>
-      <w:r>
-        <w:t>Он протянул ко мне трясущуюся руку.</w:t>
-      </w:r>
-    </w:p>
-    <w:p>
-      <w:r>
-        <w:t xml:space="preserve">— Что здесь случилось? — спросил я. — Что с </w:t>
-      </w:r>
-      <w:r>
-        <w:t>тобой</w:t>
-      </w:r>
-      <w:r>
-        <w:t xml:space="preserve"> произошло?</w:t>
+      <w:r>
+        <w:t xml:space="preserve"> Нельзя терять время. Ни минуты. Но предлагаю, так сказать, за чашкой кофе, а то…</w:t>
+      </w:r>
+    </w:p>
+    <w:p>
+      <w:r>
+        <w:t>— Арто, о чём ты?</w:t>
+      </w:r>
+    </w:p>
+    <w:p>
+      <w:r>
+        <w:t xml:space="preserve">— И правда… — Марутян закашлялся. — Я что-то плохо соображаю. </w:t>
+      </w:r>
+      <w:r>
+        <w:t>Стоит</w:t>
+      </w:r>
+      <w:r>
+        <w:t xml:space="preserve"> быть </w:t>
+      </w:r>
+      <w:r>
+        <w:t>по</w:t>
+      </w:r>
+      <w:r>
+        <w:t>осторожнее с кофе. И со светом. Да! Свет! Так много света, правда?</w:t>
+      </w:r>
+    </w:p>
+    <w:p>
+      <w:r>
+        <w:t>— Здесь не так уж и светло, — проговорил я.</w:t>
+      </w:r>
+    </w:p>
+    <w:p>
+      <w:r>
+        <w:t>Марутян посмотрел на меня сквозь кровь.</w:t>
       </w:r>
     </w:p>
     <w:p>
       <w:r>
         <w:lastRenderedPageBreak/>
-        <w:t xml:space="preserve">— Что-то произошло, да. — Марутян поморщился и потёр ладонью морщинистый лоб, оставив на нём длинные </w:t>
-      </w:r>
-      <w:r>
-        <w:t xml:space="preserve">тёмные </w:t>
-      </w:r>
-      <w:r>
-        <w:t>мазки. — Какое-то, так сказать, происшествие. Нуболиды? — прошамкал он, глядя в пустоту перед собой. — Нет, нет, никаких нуболидов! Всё в порядке. Всё идёт по плану. План, да. Мы ведь в лаборатории, Олег?</w:t>
-      </w:r>
-    </w:p>
-    <w:p>
-      <w:r>
-        <w:t>— Нет, Арто, мы не в лаборатории</w:t>
-      </w:r>
-      <w:r>
-        <w:t>, — сказал я</w:t>
-      </w:r>
-      <w:r>
-        <w:t xml:space="preserve">. </w:t>
-      </w:r>
-      <w:r>
-        <w:t xml:space="preserve">— </w:t>
-      </w:r>
-      <w:r>
-        <w:t xml:space="preserve">На </w:t>
-      </w:r>
-      <w:r>
-        <w:t>тебя</w:t>
-      </w:r>
-      <w:r>
-        <w:t xml:space="preserve"> кто-то напал. </w:t>
-      </w:r>
-      <w:r>
-        <w:t>Я позову на помощь!</w:t>
-      </w:r>
-    </w:p>
-    <w:p>
-      <w:r>
-        <w:t xml:space="preserve">Но </w:t>
-      </w:r>
-      <w:r>
-        <w:t>так и не сдвинулся с места, оцепенев под умирающим взглядом Марутяна.</w:t>
-      </w:r>
-    </w:p>
-    <w:p>
-      <w:r>
-        <w:t xml:space="preserve">— Но как же, как же… О чём ты тут, Олег, рассуждаешь? Я, так сказать, не слепой. </w:t>
-      </w:r>
-      <w:r>
-        <w:t>Зачем ты</w:t>
-      </w:r>
-      <w:r>
-        <w:t xml:space="preserve"> дури</w:t>
-      </w:r>
-      <w:r>
-        <w:t>ш</w:t>
-      </w:r>
-      <w:r>
-        <w:t>ь мне голову</w:t>
-      </w:r>
-      <w:r>
-        <w:t>…</w:t>
-      </w:r>
-      <w:r>
-        <w:t xml:space="preserve"> Ты, кстати, опоздал сегодня. Я не люблю, когда опаздывают. Сегодня у нас очень много дел, нуболиды, дела, очень много дел. Нельзя терять времени, ни минуты. Понимаешь, Олег?</w:t>
-      </w:r>
-    </w:p>
-    <w:p>
-      <w:r>
-        <w:t>Он запрокинул голову, челюсть его бессильно отвисла, и изо рта вырвался хрип, до ужаса напоминающий последнее дыхание.</w:t>
-      </w:r>
-    </w:p>
-    <w:p>
-      <w:r>
-        <w:t>— Арто! Кто это с тобой сделал?</w:t>
-      </w:r>
-    </w:p>
-    <w:p>
-      <w:r>
-        <w:t>Мои слова ненадолго привели его в чувство. Марутян опять попробовал подняться, грузно осел на пол и быстро, как ускоренная магнитофонная запись, заговорил:</w:t>
-      </w:r>
-    </w:p>
-    <w:p>
-      <w:r>
-        <w:t>— Олег! Слушай меня, это очень важно, предельно важно, и нельзя терять времени, ни минуты, ты понимаешь, ни минуты, слушай, пожалуйста, слушай, не перебивай, это очень важно, нельзя терять ни минуты…</w:t>
-      </w:r>
-    </w:p>
-    <w:p>
-      <w:r>
-        <w:t>Он замолк, приоткрыв рот, и уставился на меня вытаращенным глазом.</w:t>
-      </w:r>
-    </w:p>
-    <w:p>
-      <w:r>
-        <w:t>— Я слушаю.</w:t>
-      </w:r>
-    </w:p>
-    <w:p>
-      <w:r>
-        <w:t>— Олег! —</w:t>
-      </w:r>
-      <w:r>
-        <w:t xml:space="preserve"> </w:t>
-      </w:r>
-      <w:r>
-        <w:t xml:space="preserve">Голос </w:t>
-      </w:r>
-      <w:r>
-        <w:t>Марутяна</w:t>
-      </w:r>
-      <w:r>
-        <w:t xml:space="preserve"> стал мягче, тоньше, слабее. — Я так устал, ты знаешь. Предельно устал. Столько работы последние дни. Всё сразу навалилось. И ещё этот модуль. Он, как заноза, понимаешь? Понимаешь, Олег? — Марутян всхлипнул. — Но ничего, ничего! Это возраст. Возраст, знаете ли, уже не позволяет. </w:t>
-      </w:r>
-      <w:r>
-        <w:t>Я</w:t>
-      </w:r>
-      <w:r>
-        <w:t xml:space="preserve"> вот отдохну немного и…</w:t>
-      </w:r>
-    </w:p>
-    <w:p>
-      <w:r>
-        <w:t>— Постарайся не двигаться, — сказал я.</w:t>
-      </w:r>
-    </w:p>
-    <w:p>
-      <w:r>
-        <w:t>— Не двигаться? О чём ты, Олег? Нам надо обсудить сегодняшние дела, а дел так много. Нельзя терять время. Ни минуты. Но предлагаю, так сказать, за чашкой кофе, а то…</w:t>
-      </w:r>
-    </w:p>
-    <w:p>
-      <w:r>
-        <w:t>— Арто, о чём ты?</w:t>
-      </w:r>
-    </w:p>
-    <w:p>
-      <w:r>
-        <w:t xml:space="preserve">— И правда… — Марутян закашлялся. — Я что-то плохо соображаю. </w:t>
-      </w:r>
-      <w:r>
-        <w:t>Стоит</w:t>
-      </w:r>
-      <w:r>
-        <w:t xml:space="preserve"> быть </w:t>
-      </w:r>
-      <w:r>
-        <w:t>по</w:t>
-      </w:r>
-      <w:r>
-        <w:t>осторожнее с кофе. И со светом. Да! Свет! Так много света, правда?</w:t>
-      </w:r>
-    </w:p>
-    <w:p>
-      <w:r>
-        <w:t>— Здесь не так уж и светло, — проговорил я.</w:t>
-      </w:r>
-    </w:p>
-    <w:p>
-      <w:r>
-        <w:t>Марутян посмотрел на меня сквозь кровь.</w:t>
-      </w:r>
-    </w:p>
-    <w:p>
-      <w:r>
         <w:t>— Целая бездна этого чёртова света!</w:t>
       </w:r>
     </w:p>
     <w:p>
       <w:r>
-        <w:lastRenderedPageBreak/>
         <w:t>— Я не понимаю, — сказал я. — Арто, лежи здесь! А я…</w:t>
       </w:r>
     </w:p>
@@ -13857,15 +13173,7 @@
     </w:p>
     <w:p>
       <w:r>
-        <w:t xml:space="preserve">— Всё равно. Вам нужно в </w:t>
-      </w:r>
-      <w:proofErr w:type="spellStart"/>
-      <w:r>
-        <w:t>медблок</w:t>
-      </w:r>
-      <w:proofErr w:type="spellEnd"/>
-      <w:r>
-        <w:t>. Встать можете?</w:t>
+        <w:t>— Всё равно. Вам нужно в медблок. Встать можете?</w:t>
       </w:r>
     </w:p>
     <w:p>
@@ -13931,15 +13239,7 @@
     </w:p>
     <w:p>
       <w:r>
-        <w:t xml:space="preserve">— Сергей Владимирович, — пробормотал я, — со мной всё в порядке. Я готов ответить на все вопросы, — и тут же спросил сам: — Что с </w:t>
-      </w:r>
-      <w:proofErr w:type="spellStart"/>
-      <w:r>
-        <w:t>Марутяном</w:t>
-      </w:r>
-      <w:proofErr w:type="spellEnd"/>
-      <w:r>
-        <w:t>? Он жив?</w:t>
+        <w:t>— Сергей Владимирович, — пробормотал я, — со мной всё в порядке. Я готов ответить на все вопросы, — и тут же спросил сам: — Что с Марутяном? Он жив?</w:t>
       </w:r>
     </w:p>
     <w:p>
@@ -13967,15 +13267,7 @@
     </w:p>
     <w:p>
       <w:r>
-        <w:t xml:space="preserve">— Константин Игоревич, — Лысанов показал </w:t>
-      </w:r>
-      <w:proofErr w:type="spellStart"/>
-      <w:r>
-        <w:t>Мицюкину</w:t>
-      </w:r>
-      <w:proofErr w:type="spellEnd"/>
-      <w:r>
-        <w:t xml:space="preserve"> завёрнутую в целлофан ручку, — без экспертизы я, конечно, судить не берусь, но похоже, что это и есть орудие убийства.</w:t>
+        <w:t>— Константин Игоревич, — Лысанов показал Мицюкину завёрнутую в целлофан ручку, — без экспертизы я, конечно, судить не берусь, но похоже, что это и есть орудие убийства.</w:t>
       </w:r>
     </w:p>
     <w:p>
@@ -14066,15 +13358,7 @@
     </w:p>
     <w:p>
       <w:r>
-        <w:t xml:space="preserve">— Значит, — Лысанов ещё раз показал </w:t>
-      </w:r>
-      <w:proofErr w:type="spellStart"/>
-      <w:r>
-        <w:t>Мицюкину</w:t>
-      </w:r>
-      <w:proofErr w:type="spellEnd"/>
-      <w:r>
-        <w:t xml:space="preserve"> ручку, — орудие убийства было у Марутяна.</w:t>
+        <w:t>— Значит, — Лысанов ещё раз показал Мицюкину ручку, — орудие убийства было у Марутяна.</w:t>
       </w:r>
     </w:p>
     <w:p>
@@ -14095,15 +13379,7 @@
     </w:p>
     <w:p>
       <w:r>
-        <w:t xml:space="preserve">— Перекройте здесь всё, — раздался за спиной голос </w:t>
-      </w:r>
-      <w:proofErr w:type="spellStart"/>
-      <w:r>
-        <w:t>Мицюкина</w:t>
-      </w:r>
-      <w:proofErr w:type="spellEnd"/>
-      <w:r>
-        <w:t>, — и кровь у обоих на анализ. Будем разбираться.</w:t>
+        <w:t>— Перекройте здесь всё, — раздался за спиной голос Мицюкина, — и кровь у обоих на анализ. Будем разбираться.</w:t>
       </w:r>
     </w:p>
     <w:p>
@@ -14211,13 +13487,8 @@
       </w:r>
     </w:p>
     <w:p>
-      <w:proofErr w:type="spellStart"/>
-      <w:r>
-        <w:t>Медблок</w:t>
-      </w:r>
-      <w:proofErr w:type="spellEnd"/>
-      <w:r>
-        <w:t xml:space="preserve"> находился на верхнем уровне и напоминал небольшую сельскую поликлинику с тесным тамбуром для ожидания, где стояла неудобная скамейка без спинки, а в стены были врезаны узкие двер</w:t>
+      <w:r>
+        <w:t>Медблок находился на верхнем уровне и напоминал небольшую сельскую поликлинику с тесным тамбуром для ожидания, где стояла неудобная скамейка без спинки, а в стены были врезаны узкие двер</w:t>
       </w:r>
       <w:r>
         <w:t>и</w:t>
@@ -14281,15 +13552,7 @@
     </w:p>
     <w:p>
       <w:r>
-        <w:t xml:space="preserve">— Болит, — признался я. — Но она уже несколько дней болит. Я думал, это последствия </w:t>
-      </w:r>
-      <w:proofErr w:type="spellStart"/>
-      <w:r>
-        <w:t>бранка</w:t>
-      </w:r>
-      <w:proofErr w:type="spellEnd"/>
-      <w:r>
-        <w:t>.</w:t>
+        <w:t>— Болит, — признался я. — Но она уже несколько дней болит. Я думал, это последствия бранка.</w:t>
       </w:r>
     </w:p>
     <w:p>
@@ -14299,15 +13562,7 @@
     </w:p>
     <w:p>
       <w:r>
-        <w:t xml:space="preserve">— Перехода через </w:t>
-      </w:r>
-      <w:proofErr w:type="spellStart"/>
-      <w:r>
-        <w:t>балк</w:t>
-      </w:r>
-      <w:proofErr w:type="spellEnd"/>
-      <w:r>
-        <w:t>.</w:t>
+        <w:t>— Перехода через балк.</w:t>
       </w:r>
     </w:p>
     <w:p>
@@ -14485,15 +13740,7 @@
     </w:p>
     <w:p>
       <w:r>
-        <w:t xml:space="preserve">— Вот и отлично. Передумаете по поводу таблеток — знаете, где </w:t>
-      </w:r>
-      <w:proofErr w:type="spellStart"/>
-      <w:r>
-        <w:t>медблок</w:t>
-      </w:r>
-      <w:proofErr w:type="spellEnd"/>
-      <w:r>
-        <w:t xml:space="preserve"> находится. </w:t>
+        <w:t xml:space="preserve">— Вот и отлично. Передумаете по поводу таблеток — знаете, где медблок находится. </w:t>
       </w:r>
       <w:r>
         <w:t xml:space="preserve">Я бы </w:t>
@@ -14667,15 +13914,7 @@
     </w:p>
     <w:p>
       <w:r>
-        <w:t xml:space="preserve">— Ты же должен быть в </w:t>
-      </w:r>
-      <w:proofErr w:type="spellStart"/>
-      <w:r>
-        <w:t>медблоке</w:t>
-      </w:r>
-      <w:proofErr w:type="spellEnd"/>
-      <w:r>
-        <w:t>?</w:t>
+        <w:t>— Ты же должен быть в медблоке?</w:t>
       </w:r>
     </w:p>
     <w:p>
@@ -14875,15 +14114,7 @@
         <w:t>требовало</w:t>
       </w:r>
       <w:r>
-        <w:t xml:space="preserve"> ленивой невесомости </w:t>
-      </w:r>
-      <w:proofErr w:type="spellStart"/>
-      <w:r>
-        <w:t>бранка</w:t>
-      </w:r>
-      <w:proofErr w:type="spellEnd"/>
-      <w:r>
-        <w:t>.</w:t>
+        <w:t xml:space="preserve"> ленивой невесомости бранка.</w:t>
       </w:r>
     </w:p>
     <w:p>
@@ -15196,15 +14427,7 @@
     </w:p>
     <w:p>
       <w:r>
-        <w:t xml:space="preserve">— Качкой? — смутился Алексин. — Тоже скажешь! — Он перевернул мыском расколовшийся корпус диспенсера и покачал головой. — Это сбои такие в </w:t>
-      </w:r>
-      <w:proofErr w:type="spellStart"/>
-      <w:r>
-        <w:t>гравитонных</w:t>
-      </w:r>
-      <w:proofErr w:type="spellEnd"/>
-      <w:r>
-        <w:t xml:space="preserve"> камерах. Говорят, они тут с самого первого дня. Ошибок в логах нет, никак починить не можем. Достаёт страшно. — Он потёр грудь </w:t>
+        <w:t xml:space="preserve">— Качкой? — смутился Алексин. — Тоже скажешь! — Он перевернул мыском расколовшийся корпус диспенсера и покачал головой. — Это сбои такие в гравитонных камерах. Говорят, они тут с самого первого дня. Ошибок в логах нет, никак починить не можем. Достаёт страшно. — Он потёр грудь </w:t>
       </w:r>
       <w:r>
         <w:t>ладонью</w:t>
@@ -15320,15 +14543,7 @@
         <w:t xml:space="preserve">но </w:t>
       </w:r>
       <w:r>
-        <w:t xml:space="preserve">объём поменьше. Хотя смысл, если диспенсер такой же? — Алексин задумчиво пожевал губы. — Думаешь, их </w:t>
-      </w:r>
-      <w:proofErr w:type="spellStart"/>
-      <w:r>
-        <w:t>траванул</w:t>
-      </w:r>
-      <w:proofErr w:type="spellEnd"/>
-      <w:r>
-        <w:t xml:space="preserve"> кто-то?</w:t>
+        <w:t>объём поменьше. Хотя смысл, если диспенсер такой же? — Алексин задумчиво пожевал губы. — Думаешь, их траванул кто-то?</w:t>
       </w:r>
     </w:p>
     <w:p>
@@ -15703,15 +14918,7 @@
         <w:t>должно</w:t>
       </w:r>
       <w:r>
-        <w:t xml:space="preserve">. Все договорённости у меня были с </w:t>
-      </w:r>
-      <w:proofErr w:type="spellStart"/>
-      <w:r>
-        <w:t>Марутяном</w:t>
-      </w:r>
-      <w:proofErr w:type="spellEnd"/>
-      <w:r>
-        <w:t xml:space="preserve">. И ситуация была другая, если ты не заметил. Сейчас </w:t>
+        <w:t xml:space="preserve">. Все договорённости у меня были с Марутяном. И ситуация была другая, если ты не заметил. Сейчас </w:t>
       </w:r>
       <w:r>
         <w:t xml:space="preserve">вся </w:t>
@@ -15728,13 +14935,8 @@
     </w:p>
     <w:p>
       <w:r>
-        <w:t xml:space="preserve">— Хорошо. — Я подумал, что вряд ли буду скучать по </w:t>
-      </w:r>
-      <w:proofErr w:type="spellStart"/>
-      <w:r>
-        <w:t>нуболидам</w:t>
-      </w:r>
-      <w:proofErr w:type="spellEnd"/>
+        <w:t>— Хорошо. — Я подумал, что вряд ли буду скучать по нуболидам</w:t>
+      </w:r>
       <w:r>
         <w:t xml:space="preserve"> с их бешеными плясками под дымовой завесой.</w:t>
       </w:r>
@@ -15816,15 +15018,7 @@
     </w:p>
     <w:p>
       <w:r>
-        <w:t xml:space="preserve">— Медики так-то с нами не шибко охотнее </w:t>
-      </w:r>
-      <w:proofErr w:type="spellStart"/>
-      <w:r>
-        <w:t>Мицюкина</w:t>
-      </w:r>
-      <w:proofErr w:type="spellEnd"/>
-      <w:r>
-        <w:t xml:space="preserve"> общаются, — сказал Керман.</w:t>
+        <w:t>— Медики так-то с нами не шибко охотнее Мицюкина общаются, — сказал Керман.</w:t>
       </w:r>
     </w:p>
     <w:p>
@@ -15925,15 +15119,7 @@
     <w:p>
       <w:r>
         <w:lastRenderedPageBreak/>
-        <w:t xml:space="preserve">— Я себя плохо чувствовал, — сказал я. — Тяжело прихожу в себя после </w:t>
-      </w:r>
-      <w:proofErr w:type="spellStart"/>
-      <w:r>
-        <w:t>бранка</w:t>
-      </w:r>
-      <w:proofErr w:type="spellEnd"/>
-      <w:r>
-        <w:t>.</w:t>
+        <w:t>— Я себя плохо чувствовал, — сказал я. — Тяжело прихожу в себя после бранка.</w:t>
       </w:r>
     </w:p>
     <w:p>
@@ -16282,15 +15468,7 @@
     </w:p>
     <w:p>
       <w:r>
-        <w:t xml:space="preserve">Слышались голоса, шипели и клацали двери. Рядом с лифтом я едва не столкнулся с </w:t>
-      </w:r>
-      <w:proofErr w:type="spellStart"/>
-      <w:r>
-        <w:t>Мицюкиным</w:t>
-      </w:r>
-      <w:proofErr w:type="spellEnd"/>
-      <w:r>
-        <w:t>, рассеянным и потерянным, как бы выброшенным из привычной колеи. Мицюкин ухватился за меня взглядом, но ничего не сказал и молча прошёл мимо.</w:t>
+        <w:t>Слышались голоса, шипели и клацали двери. Рядом с лифтом я едва не столкнулся с Мицюкиным, рассеянным и потерянным, как бы выброшенным из привычной колеи. Мицюкин ухватился за меня взглядом, но ничего не сказал и молча прошёл мимо.</w:t>
       </w:r>
     </w:p>
     <w:p>
@@ -16757,15 +15935,7 @@
     </w:p>
     <w:p>
       <w:r>
-        <w:t xml:space="preserve">— И вы её никому не показывали? Надо было отдать записку </w:t>
-      </w:r>
-      <w:proofErr w:type="spellStart"/>
-      <w:r>
-        <w:t>Мицюкину</w:t>
-      </w:r>
-      <w:proofErr w:type="spellEnd"/>
-      <w:r>
-        <w:t>, он ведёт расследование и…</w:t>
+        <w:t>— И вы её никому не показывали? Надо было отдать записку Мицюкину, он ведёт расследование и…</w:t>
       </w:r>
     </w:p>
     <w:p>
@@ -16919,23 +16089,7 @@
     </w:p>
     <w:p>
       <w:r>
-        <w:t xml:space="preserve">— Могу позвонить в </w:t>
-      </w:r>
-      <w:proofErr w:type="spellStart"/>
-      <w:r>
-        <w:t>медблок</w:t>
-      </w:r>
-      <w:proofErr w:type="spellEnd"/>
-      <w:r>
-        <w:t xml:space="preserve">, — сказал я. — Елизавета Павловна, я могу позвонить в </w:t>
-      </w:r>
-      <w:proofErr w:type="spellStart"/>
-      <w:r>
-        <w:t>медблок</w:t>
-      </w:r>
-      <w:proofErr w:type="spellEnd"/>
-      <w:r>
-        <w:t>. Я думаю, мне… — Я сглотнул, таблетки ещё корёжили горло. — Я думаю, нам нехорошо.</w:t>
+        <w:t>— Могу позвонить в медблок, — сказал я. — Елизавета Павловна, я могу позвонить в медблок. Я думаю, мне… — Я сглотнул, таблетки ещё корёжили горло. — Я думаю, нам нехорошо.</w:t>
       </w:r>
     </w:p>
     <w:p>
@@ -16955,15 +16109,7 @@
     </w:p>
     <w:p>
       <w:r>
-        <w:t xml:space="preserve">— </w:t>
-      </w:r>
-      <w:proofErr w:type="spellStart"/>
-      <w:r>
-        <w:t>Медблок</w:t>
-      </w:r>
-      <w:proofErr w:type="spellEnd"/>
-      <w:r>
-        <w:t>…</w:t>
+        <w:t>— Медблок…</w:t>
       </w:r>
     </w:p>
     <w:p>
@@ -16973,23 +16119,7 @@
     </w:p>
     <w:p>
       <w:r>
-        <w:t xml:space="preserve">— Какой ещё </w:t>
-      </w:r>
-      <w:proofErr w:type="spellStart"/>
-      <w:r>
-        <w:t>медблок</w:t>
-      </w:r>
-      <w:proofErr w:type="spellEnd"/>
-      <w:r>
-        <w:t xml:space="preserve">, Олег? О чём ты? Зачем нам </w:t>
-      </w:r>
-      <w:proofErr w:type="spellStart"/>
-      <w:r>
-        <w:t>медблок</w:t>
-      </w:r>
-      <w:proofErr w:type="spellEnd"/>
-      <w:r>
-        <w:t xml:space="preserve">? Мы же хотели поговорить, ты помнишь? Ты только секунду, — Мерцель сбилась, — только минуту назад отошёл за таблеткой. Голова болит, понимаю. </w:t>
+        <w:t xml:space="preserve">— Какой ещё медблок, Олег? О чём ты? Зачем нам медблок? Мы же хотели поговорить, ты помнишь? Ты только секунду, — Мерцель сбилась, — только минуту назад отошёл за таблеткой. Голова болит, понимаю. </w:t>
       </w:r>
       <w:r>
         <w:t>Т</w:t>
@@ -17105,23 +16235,7 @@
     </w:p>
     <w:p>
       <w:r>
-        <w:t xml:space="preserve">— «Минск» знаю. — Мерцель поёжилась и провела по плечу ладонью, смахивая невидимое насекомое. — «Минск» все знают. Кто же не знает «Минск»? Правильно, его все знают. Ты не переживай, Олег! Будет ещё шанс сделать снимок на память. Красивый яркий снимок на память. Правильно я говорю? «Минск» — корабль новый, вовсю ещё летает. Это вот «Мурманск» давно списали. Он и тогда уже был старой развалиной. — Уголки губ у Мерцель задрожали. — Помню, сбои были в </w:t>
-      </w:r>
-      <w:proofErr w:type="spellStart"/>
-      <w:r>
-        <w:t>гравитонной</w:t>
-      </w:r>
-      <w:proofErr w:type="spellEnd"/>
-      <w:r>
-        <w:t xml:space="preserve"> камере. — Мерцель провела по лицу ладонью и вдруг стёрла всякое выражение — скорбь, усталость, печаль. Осталась бледная белая маска. — Сбои в </w:t>
-      </w:r>
-      <w:proofErr w:type="spellStart"/>
-      <w:r>
-        <w:t>гравитонной</w:t>
-      </w:r>
-      <w:proofErr w:type="spellEnd"/>
-      <w:r>
-        <w:t xml:space="preserve"> камере. Правильно, да? Это вот когда идёшь ты по коридору, не трогаешь никого, а тебя на стены швыряет. Или на потолок.</w:t>
+        <w:t>— «Минск» знаю. — Мерцель поёжилась и провела по плечу ладонью, смахивая невидимое насекомое. — «Минск» все знают. Кто же не знает «Минск»? Правильно, его все знают. Ты не переживай, Олег! Будет ещё шанс сделать снимок на память. Красивый яркий снимок на память. Правильно я говорю? «Минск» — корабль новый, вовсю ещё летает. Это вот «Мурманск» давно списали. Он и тогда уже был старой развалиной. — Уголки губ у Мерцель задрожали. — Помню, сбои были в гравитонной камере. — Мерцель провела по лицу ладонью и вдруг стёрла всякое выражение — скорбь, усталость, печаль. Осталась бледная белая маска. — Сбои в гравитонной камере. Правильно, да? Это вот когда идёшь ты по коридору, не трогаешь никого, а тебя на стены швыряет. Или на потолок.</w:t>
       </w:r>
     </w:p>
     <w:p>
@@ -17460,15 +16574,7 @@
     </w:p>
     <w:p>
       <w:r>
-        <w:t xml:space="preserve">— Червоточины, — сказал я. — Нуболиды — это черви из червоточин. Мы живём на поверхности, а они внутри. Поверхность имеет сложную многослойную структуру. Мы ведь всегда удивлялись, для чего бране нужен </w:t>
-      </w:r>
-      <w:proofErr w:type="spellStart"/>
-      <w:r>
-        <w:t>балк</w:t>
-      </w:r>
-      <w:proofErr w:type="spellEnd"/>
-      <w:r>
-        <w:t xml:space="preserve">, зачем нужны червоточины, и теперь, — я </w:t>
+        <w:t xml:space="preserve">— Червоточины, — сказал я. — Нуболиды — это черви из червоточин. Мы живём на поверхности, а они внутри. Поверхность имеет сложную многослойную структуру. Мы ведь всегда удивлялись, для чего бране нужен балк, зачем нужны червоточины, и теперь, — я </w:t>
       </w:r>
       <w:r>
         <w:t>перевёл дыхание</w:t>
@@ -17610,15 +16716,7 @@
         <w:t>,</w:t>
       </w:r>
       <w:r>
-        <w:t xml:space="preserve"> когда моложе была, вообще ничего не боялась. Все вокруг боялись чего-то, боялись того, что будет завтра, того, что было вчера. Боялись пустоты, темноты, расстояний. Боялись балка, бреда, </w:t>
-      </w:r>
-      <w:proofErr w:type="spellStart"/>
-      <w:r>
-        <w:t>политкора</w:t>
-      </w:r>
-      <w:proofErr w:type="spellEnd"/>
-      <w:r>
-        <w:t>, яркого света. А я не боялась. Правильно я говорю, Олег?</w:t>
+        <w:t xml:space="preserve"> когда моложе была, вообще ничего не боялась. Все вокруг боялись чего-то, боялись того, что будет завтра, того, что было вчера. Боялись пустоты, темноты, расстояний. Боялись балка, бреда, политкора, яркого света. А я не боялась. Правильно я говорю, Олег?</w:t>
       </w:r>
     </w:p>
     <w:p>
@@ -18074,15 +17172,7 @@
         <w:t xml:space="preserve">мы </w:t>
       </w:r>
       <w:r>
-        <w:t xml:space="preserve">как-нибудь ещё поговорим о </w:t>
-      </w:r>
-      <w:proofErr w:type="spellStart"/>
-      <w:r>
-        <w:t>нуболидах</w:t>
-      </w:r>
-      <w:proofErr w:type="spellEnd"/>
-      <w:r>
-        <w:t>. Времени у нас много.</w:t>
+        <w:t>как-нибудь ещё поговорим о нуболидах. Времени у нас много.</w:t>
       </w:r>
     </w:p>
     <w:p>
@@ -18224,13 +17314,8 @@
       </w:r>
     </w:p>
     <w:p>
-      <w:proofErr w:type="spellStart"/>
-      <w:r>
-        <w:t>Медблок</w:t>
-      </w:r>
-      <w:proofErr w:type="spellEnd"/>
-      <w:r>
-        <w:t>?</w:t>
+      <w:r>
+        <w:t>Медблок?</w:t>
       </w:r>
     </w:p>
     <w:p>
@@ -18298,15 +17383,7 @@
         <w:t>В</w:t>
       </w:r>
       <w:r>
-        <w:t xml:space="preserve">ижу кошмар, как в </w:t>
-      </w:r>
-      <w:proofErr w:type="spellStart"/>
-      <w:r>
-        <w:t>бранке</w:t>
-      </w:r>
-      <w:proofErr w:type="spellEnd"/>
-      <w:r>
-        <w:t xml:space="preserve">, только вместо </w:t>
+        <w:t xml:space="preserve">ижу кошмар, как в бранке, только вместо </w:t>
       </w:r>
       <w:r>
         <w:t>фрактального озера</w:t>
@@ -18532,36 +17609,12 @@
     </w:p>
     <w:p>
       <w:r>
-        <w:t xml:space="preserve">— Стой! — Вера бросилась ко мне и схватила за плечо. — Я позвоню в </w:t>
-      </w:r>
-      <w:proofErr w:type="spellStart"/>
-      <w:r>
-        <w:t>медблок</w:t>
-      </w:r>
-      <w:proofErr w:type="spellEnd"/>
-      <w:r>
-        <w:t>!</w:t>
-      </w:r>
-    </w:p>
-    <w:p>
-      <w:r>
-        <w:t xml:space="preserve">— Какой </w:t>
-      </w:r>
-      <w:proofErr w:type="spellStart"/>
-      <w:r>
-        <w:t>медблок</w:t>
-      </w:r>
-      <w:proofErr w:type="spellEnd"/>
-      <w:r>
-        <w:t xml:space="preserve">? Зачем мне в </w:t>
-      </w:r>
-      <w:proofErr w:type="spellStart"/>
-      <w:r>
-        <w:t>медблок</w:t>
-      </w:r>
-      <w:proofErr w:type="spellEnd"/>
-      <w:r>
-        <w:t>?</w:t>
+        <w:t>— Стой! — Вера бросилась ко мне и схватила за плечо. — Я позвоню в медблок!</w:t>
+      </w:r>
+    </w:p>
+    <w:p>
+      <w:r>
+        <w:t>— Какой медблок? Зачем мне в медблок?</w:t>
       </w:r>
     </w:p>
     <w:p>
@@ -18921,15 +17974,7 @@
     </w:p>
     <w:p>
       <w:r>
-        <w:t xml:space="preserve">Я подумал, что опять произошёл сбой в </w:t>
-      </w:r>
-      <w:proofErr w:type="spellStart"/>
-      <w:r>
-        <w:t>гравитонной</w:t>
-      </w:r>
-      <w:proofErr w:type="spellEnd"/>
-      <w:r>
-        <w:t xml:space="preserve"> камере.</w:t>
+        <w:t>Я подумал, что опять произошёл сбой в гравитонной камере.</w:t>
       </w:r>
     </w:p>
     <w:p>
@@ -19062,15 +18107,7 @@
     </w:p>
     <w:p>
       <w:r>
-        <w:t xml:space="preserve">Черви на секунду замедлились — по воздуху прошла рябь, как при открытии портала в </w:t>
-      </w:r>
-      <w:proofErr w:type="spellStart"/>
-      <w:r>
-        <w:t>балк</w:t>
-      </w:r>
-      <w:proofErr w:type="spellEnd"/>
-      <w:r>
-        <w:t>, — и превратились в пульсирующий цветок.</w:t>
+        <w:t>Черви на секунду замедлились — по воздуху прошла рябь, как при открытии портала в балк, — и превратились в пульсирующий цветок.</w:t>
       </w:r>
     </w:p>
     <w:p>
@@ -19441,15 +18478,7 @@
     </w:p>
     <w:p>
       <w:r>
-        <w:t xml:space="preserve">— Я плохо помню, — сказал я. — Она просила зайти к ней, поговорить о </w:t>
-      </w:r>
-      <w:proofErr w:type="spellStart"/>
-      <w:r>
-        <w:t>нуболидах</w:t>
-      </w:r>
-      <w:proofErr w:type="spellEnd"/>
-      <w:r>
-        <w:t>. А потом…</w:t>
+        <w:t>— Я плохо помню, — сказал я. — Она просила зайти к ней, поговорить о нуболидах. А потом…</w:t>
       </w:r>
     </w:p>
     <w:p>
@@ -19561,15 +18590,7 @@
     </w:p>
     <w:p>
       <w:r>
-        <w:t xml:space="preserve">— Мерцель пригласила меня к себе, чтобы поговорить о </w:t>
-      </w:r>
-      <w:proofErr w:type="spellStart"/>
-      <w:r>
-        <w:t>нуболидах</w:t>
-      </w:r>
-      <w:proofErr w:type="spellEnd"/>
-      <w:r>
-        <w:t>. Или нет. Она хотела мне что-то показать. Записку.</w:t>
+        <w:t>— Мерцель пригласила меня к себе, чтобы поговорить о нуболидах. Или нет. Она хотела мне что-то показать. Записку.</w:t>
       </w:r>
     </w:p>
     <w:p>
@@ -19643,15 +18664,7 @@
         <w:t xml:space="preserve"> сейчас</w:t>
       </w:r>
       <w:r>
-        <w:t xml:space="preserve"> уложат на каталку и увезут, громыхая по металлическому полу </w:t>
-      </w:r>
-      <w:proofErr w:type="spellStart"/>
-      <w:r>
-        <w:t>восьмерящими</w:t>
-      </w:r>
-      <w:proofErr w:type="spellEnd"/>
-      <w:r>
-        <w:t xml:space="preserve"> колёсами, в пропахшую смертью операционную.</w:t>
+        <w:t xml:space="preserve"> уложат на каталку и увезут, громыхая по металлическому полу восьмерящими колёсами, в пропахшую смертью операционную.</w:t>
       </w:r>
     </w:p>
     <w:p>
@@ -19666,15 +18679,7 @@
     </w:p>
     <w:p>
       <w:r>
-        <w:t xml:space="preserve">Мицюкин скривился, но промолчал. Я вдруг подумал о Майорове — странно, что он ещё не ворвался в </w:t>
-      </w:r>
-      <w:proofErr w:type="spellStart"/>
-      <w:r>
-        <w:t>медотсек</w:t>
-      </w:r>
-      <w:proofErr w:type="spellEnd"/>
-      <w:r>
-        <w:t xml:space="preserve"> и не потребовал объяснений, тряся папкой с какими-нибудь захватанными отчётами, трассировками, </w:t>
+        <w:t xml:space="preserve">Мицюкин скривился, но промолчал. Я вдруг подумал о Майорове — странно, что он ещё не ворвался в медотсек и не потребовал объяснений, тряся папкой с какими-нибудь захватанными отчётами, трассировками, </w:t>
       </w:r>
       <w:r>
         <w:lastRenderedPageBreak/>
@@ -19782,15 +18787,7 @@
     </w:p>
     <w:p>
       <w:r>
-        <w:t xml:space="preserve">— Делайте, что хотите. Но пока он у меня. И </w:t>
-      </w:r>
-      <w:proofErr w:type="spellStart"/>
-      <w:r>
-        <w:t>медблок</w:t>
-      </w:r>
-      <w:proofErr w:type="spellEnd"/>
-      <w:r>
-        <w:t xml:space="preserve"> — это не тюрьма.</w:t>
+        <w:t>— Делайте, что хотите. Но пока он у меня. И медблок — это не тюрьма.</w:t>
       </w:r>
     </w:p>
     <w:p>
@@ -19914,15 +18911,7 @@
     </w:p>
     <w:p>
       <w:r>
-        <w:t xml:space="preserve">Я не сомневался, что увижу скрюченного от ярости </w:t>
-      </w:r>
-      <w:proofErr w:type="spellStart"/>
-      <w:r>
-        <w:t>Мицюкина</w:t>
-      </w:r>
-      <w:proofErr w:type="spellEnd"/>
-      <w:r>
-        <w:t xml:space="preserve">, который вцепится в меня холодными пальцами и утащит в тайную тюрьму, но в отсек </w:t>
+        <w:t xml:space="preserve">Я не сомневался, что увижу скрюченного от ярости Мицюкина, который вцепится в меня холодными пальцами и утащит в тайную тюрьму, но в отсек </w:t>
       </w:r>
       <w:r>
         <w:t>воровато</w:t>
@@ -20055,15 +19044,7 @@
     </w:p>
     <w:p>
       <w:r>
-        <w:t xml:space="preserve">— От дерготни </w:t>
-      </w:r>
-      <w:proofErr w:type="spellStart"/>
-      <w:r>
-        <w:t>Мицюкина</w:t>
-      </w:r>
-      <w:proofErr w:type="spellEnd"/>
-      <w:r>
-        <w:t xml:space="preserve"> лучше не становится. Хорошо хоть Майорова сразу положили, а то они бы сцепились, как два старых пса. — Григорьев </w:t>
+        <w:t xml:space="preserve">— От дерготни Мицюкина лучше не становится. Хорошо хоть Майорова сразу положили, а то они бы сцепились, как два старых пса. — Григорьев </w:t>
       </w:r>
       <w:r>
         <w:t>усмехнулся</w:t>
@@ -20248,15 +19229,7 @@
         <w:t>обожгло</w:t>
       </w:r>
       <w:r>
-        <w:t xml:space="preserve"> металлическим холодом. Я сделал осторожный шаг, и в этот момент отсек тряхнуло — </w:t>
-      </w:r>
-      <w:proofErr w:type="spellStart"/>
-      <w:r>
-        <w:t>гравитонный</w:t>
-      </w:r>
-      <w:proofErr w:type="spellEnd"/>
-      <w:r>
-        <w:t xml:space="preserve"> привод опять решил поиздеваться над вестибулярным аппаратом.</w:t>
+        <w:t xml:space="preserve"> металлическим холодом. Я сделал осторожный шаг, и в этот момент отсек тряхнуло — гравитонный привод опять решил поиздеваться над вестибулярным аппаратом.</w:t>
       </w:r>
     </w:p>
     <w:p>
@@ -20549,15 +19522,7 @@
     </w:p>
     <w:p>
       <w:r>
-        <w:t xml:space="preserve">— Я… — Мысли сбились, запутались, как в </w:t>
-      </w:r>
-      <w:proofErr w:type="spellStart"/>
-      <w:r>
-        <w:t>медблоке</w:t>
-      </w:r>
-      <w:proofErr w:type="spellEnd"/>
-      <w:r>
-        <w:t xml:space="preserve">, когда я </w:t>
+        <w:t xml:space="preserve">— Я… — Мысли сбились, запутались, как в медблоке, когда я </w:t>
       </w:r>
       <w:r>
         <w:t>очнулся</w:t>
@@ -20816,15 +19781,7 @@
     <w:p>
       <w:r>
         <w:lastRenderedPageBreak/>
-        <w:t xml:space="preserve">— Мне ещё приснился Керман, — сказал я. — Уже когда я был в </w:t>
-      </w:r>
-      <w:proofErr w:type="spellStart"/>
-      <w:r>
-        <w:t>медблоке</w:t>
-      </w:r>
-      <w:proofErr w:type="spellEnd"/>
-      <w:r>
-        <w:t xml:space="preserve"> под капельницей. Короткий бестолковый сон.</w:t>
+        <w:t>— Мне ещё приснился Керман, — сказал я. — Уже когда я был в медблоке под капельницей. Короткий бестолковый сон.</w:t>
       </w:r>
     </w:p>
     <w:p>
@@ -20943,15 +19900,7 @@
     </w:p>
     <w:p>
       <w:r>
-        <w:t xml:space="preserve">— В </w:t>
-      </w:r>
-      <w:proofErr w:type="spellStart"/>
-      <w:r>
-        <w:t>нуболидах</w:t>
-      </w:r>
-      <w:proofErr w:type="spellEnd"/>
-      <w:r>
-        <w:t>?</w:t>
+        <w:t>— В нуболидах?</w:t>
       </w:r>
     </w:p>
     <w:p>
@@ -21176,15 +20125,7 @@
     </w:p>
     <w:p>
       <w:r>
-        <w:t xml:space="preserve">Больше мы ни о чём не говорили. Вопросов было много, сердце взволнованно ёрзало в груди, когда я думал о токсине или </w:t>
-      </w:r>
-      <w:proofErr w:type="spellStart"/>
-      <w:r>
-        <w:t>нуболидах</w:t>
-      </w:r>
-      <w:proofErr w:type="spellEnd"/>
-      <w:r>
-        <w:t>, однако нужные слова не приходили в голову.</w:t>
+        <w:t>Больше мы ни о чём не говорили. Вопросов было много, сердце взволнованно ёрзало в груди, когда я думал о токсине или нуболидах, однако нужные слова не приходили в голову.</w:t>
       </w:r>
     </w:p>
     <w:p>
@@ -21594,15 +20535,7 @@
     </w:p>
     <w:p>
       <w:r>
-        <w:t xml:space="preserve">— Родители есть, — сказал я, — но я их редко последнее время навещаю. Нехорошо это, конечно. Надо будет обязательно съездить в </w:t>
-      </w:r>
-      <w:proofErr w:type="spellStart"/>
-      <w:r>
-        <w:t>Стальск</w:t>
-      </w:r>
-      <w:proofErr w:type="spellEnd"/>
-      <w:r>
-        <w:t>, когда вернусь. Если вернусь, — добавил я.</w:t>
+        <w:t>— Родители есть, — сказал я, — но я их редко последнее время навещаю. Нехорошо это, конечно. Надо будет обязательно съездить в Стальск, когда вернусь. Если вернусь, — добавил я.</w:t>
       </w:r>
     </w:p>
     <w:p>
@@ -21617,15 +20550,7 @@
     </w:p>
     <w:p>
       <w:r>
-        <w:t xml:space="preserve">— </w:t>
-      </w:r>
-      <w:proofErr w:type="spellStart"/>
-      <w:r>
-        <w:t>Стальск</w:t>
-      </w:r>
-      <w:proofErr w:type="spellEnd"/>
-      <w:r>
-        <w:t xml:space="preserve">… </w:t>
+        <w:t xml:space="preserve">— Стальск… </w:t>
       </w:r>
       <w:r>
         <w:t xml:space="preserve">— проговорила Вера. — </w:t>
@@ -21636,15 +20561,7 @@
     </w:p>
     <w:p>
       <w:r>
-        <w:t xml:space="preserve">— Вряд ли, — сказал я. — Их много, </w:t>
-      </w:r>
-      <w:proofErr w:type="spellStart"/>
-      <w:r>
-        <w:t>Стальсков</w:t>
-      </w:r>
-      <w:proofErr w:type="spellEnd"/>
-      <w:r>
-        <w:t xml:space="preserve"> этих. Мой — двенадцатый по счёту.</w:t>
+        <w:t>— Вряд ли, — сказал я. — Их много, Стальсков этих. Мой — двенадцатый по счёту.</w:t>
       </w:r>
     </w:p>
     <w:p>
@@ -22036,22 +20953,13 @@
     </w:p>
     <w:p>
       <w:r>
-        <w:t xml:space="preserve">Внутри меня что-то забурлило. Всё вокруг — синий глаз иллюминатора, затянутые тенью стены, потолок и маленькая фотография у кровати — закачалось в такт возбуждённому дыханию. Я сорвал с неё блузку. </w:t>
-      </w:r>
-      <w:proofErr w:type="spellStart"/>
-      <w:r>
-        <w:t>Заклацали</w:t>
-      </w:r>
-      <w:proofErr w:type="spellEnd"/>
-      <w:r>
-        <w:t xml:space="preserve"> по полу, как россыпь жемчужинок, вылетевшие пуговицы — и рассеянно разбежались по сторонам.</w:t>
+        <w:t>Внутри меня что-то забурлило. Всё вокруг — синий глаз иллюминатора, затянутые тенью стены, потолок и маленькая фотография у кровати — закачалось в такт возбуждённому дыханию. Я сорвал с неё блузку. Заклацали по полу, как россыпь жемчужинок, вылетевшие пуговицы — и рассеянно разбежались по сторонам.</w:t>
       </w:r>
     </w:p>
     <w:p>
       <w:r>
         <w:t xml:space="preserve">— От тебя пахнет кровью и фурацилином. — Вера слегка отодвинулась, откинула голову и посмотрела сквозь прищуренные веки, едва заметно улыбаясь. — А ещё </w:t>
       </w:r>
-      <w:proofErr w:type="spellStart"/>
       <w:r>
         <w:t>по</w:t>
       </w:r>
@@ -22061,7 +20969,6 @@
       <w:r>
         <w:t>том</w:t>
       </w:r>
-      <w:proofErr w:type="spellEnd"/>
       <w:r>
         <w:t>.</w:t>
       </w:r>
@@ -22134,15 +21041,7 @@
     </w:p>
     <w:p>
       <w:r>
-        <w:t xml:space="preserve">Первый полёт в космос. Первый </w:t>
-      </w:r>
-      <w:proofErr w:type="spellStart"/>
-      <w:r>
-        <w:t>бранк</w:t>
-      </w:r>
-      <w:proofErr w:type="spellEnd"/>
-      <w:r>
-        <w:t>. Первый сон во время перехода. Знакомство с ней.</w:t>
+        <w:t>Первый полёт в космос. Первый бранк. Первый сон во время перехода. Знакомство с ней.</w:t>
       </w:r>
     </w:p>
     <w:p>
@@ -22157,15 +21056,7 @@
     </w:p>
     <w:p>
       <w:r>
-        <w:t xml:space="preserve">— Сейчас мне кажется, что </w:t>
-      </w:r>
-      <w:proofErr w:type="gramStart"/>
-      <w:r>
-        <w:t>самое хорошее</w:t>
-      </w:r>
-      <w:proofErr w:type="gramEnd"/>
-      <w:r>
-        <w:t>, что было у меня в жизни — это ты, — сказал я.</w:t>
+        <w:t>— Сейчас мне кажется, что самое хорошее, что было у меня в жизни — это ты, — сказал я.</w:t>
       </w:r>
     </w:p>
     <w:p>
@@ -22219,13 +21110,8 @@
       </w:r>
     </w:p>
     <w:p>
-      <w:proofErr w:type="spellStart"/>
-      <w:r>
-        <w:t>Пшикнул</w:t>
-      </w:r>
-      <w:proofErr w:type="spellEnd"/>
-      <w:r>
-        <w:t xml:space="preserve"> диспенсер, зажурчала в кружке вода.</w:t>
+      <w:r>
+        <w:t>Пшикнул диспенсер, зажурчала в кружке вода.</w:t>
       </w:r>
     </w:p>
     <w:p>
@@ -22485,15 +21371,7 @@
         <w:t xml:space="preserve">Какая разница, сколько лет изучаем? </w:t>
       </w:r>
       <w:r>
-        <w:t xml:space="preserve">Я вообще в </w:t>
-      </w:r>
-      <w:proofErr w:type="spellStart"/>
-      <w:r>
-        <w:t>химлабе</w:t>
-      </w:r>
-      <w:proofErr w:type="spellEnd"/>
-      <w:r>
-        <w:t xml:space="preserve"> сижу, откуда мне знать?</w:t>
+        <w:t>Я вообще в химлабе сижу, откуда мне знать?</w:t>
       </w:r>
     </w:p>
     <w:p>
@@ -22567,15 +21445,7 @@
     </w:p>
     <w:p>
       <w:r>
-        <w:t xml:space="preserve">Сбой в </w:t>
-      </w:r>
-      <w:proofErr w:type="spellStart"/>
-      <w:r>
-        <w:t>гравитонной</w:t>
-      </w:r>
-      <w:proofErr w:type="spellEnd"/>
-      <w:r>
-        <w:t xml:space="preserve"> камере?</w:t>
+        <w:t>Сбой в гравитонной камере?</w:t>
       </w:r>
     </w:p>
     <w:p>
@@ -23060,13 +21930,8 @@
       </w:r>
     </w:p>
     <w:p>
-      <w:proofErr w:type="spellStart"/>
-      <w:r>
-        <w:t>Гравитонный</w:t>
-      </w:r>
-      <w:proofErr w:type="spellEnd"/>
-      <w:r>
-        <w:t xml:space="preserve"> привод едва работал.</w:t>
+      <w:r>
+        <w:t>Гравитонный привод едва работал.</w:t>
       </w:r>
     </w:p>
     <w:p>
@@ -23155,15 +22020,7 @@
     </w:p>
     <w:p>
       <w:r>
-        <w:t xml:space="preserve">Глаза мои уже немного привыкли к расходящейся тряске и мелькающему свету. Я узнал искривлённое лицо </w:t>
-      </w:r>
-      <w:proofErr w:type="spellStart"/>
-      <w:r>
-        <w:t>Мицюкина</w:t>
-      </w:r>
-      <w:proofErr w:type="spellEnd"/>
-      <w:r>
-        <w:t xml:space="preserve">, который </w:t>
+        <w:t xml:space="preserve">Глаза мои уже немного привыкли к расходящейся тряске и мелькающему свету. Я узнал искривлённое лицо Мицюкина, который </w:t>
       </w:r>
       <w:r>
         <w:t>жёг</w:t>
@@ -23178,13 +22035,8 @@
       </w:r>
     </w:p>
     <w:p>
-      <w:proofErr w:type="spellStart"/>
-      <w:r>
-        <w:t>Мицюкина</w:t>
-      </w:r>
-      <w:proofErr w:type="spellEnd"/>
-      <w:r>
-        <w:t xml:space="preserve"> перекосило, как засбоившую машину. Резак, изрыгнув последнюю струю пламени, погас у него в руке, и он уставился на меня, как на чудище из ночного кошмара. Появилось ещё несколько теней, вылезших из </w:t>
+      <w:r>
+        <w:t xml:space="preserve">Мицюкина перекосило, как засбоившую машину. Резак, изрыгнув последнюю струю пламени, погас у него в руке, и он уставился на меня, как на чудище из ночного кошмара. Появилось ещё несколько теней, вылезших из </w:t>
       </w:r>
       <w:r>
         <w:lastRenderedPageBreak/>
@@ -23299,11 +22151,9 @@
       <w:r>
         <w:t xml:space="preserve">Всё перед глазами завязло в крови. Я решил, что огонь с реактивной тягой рвётся ко мне навстречу. Раскинул руки, ожидая избавления от этого ревущего ада, но огонь отступил, превратившись в </w:t>
       </w:r>
-      <w:proofErr w:type="spellStart"/>
       <w:r>
         <w:t>стробящие</w:t>
       </w:r>
-      <w:proofErr w:type="spellEnd"/>
       <w:r>
         <w:t>, как иллюминация, аварийные люминофоры.</w:t>
       </w:r>
@@ -23670,15 +22520,7 @@
     </w:p>
     <w:p>
       <w:r>
-        <w:t xml:space="preserve">Тяжёлый тёмный взгляд </w:t>
-      </w:r>
-      <w:proofErr w:type="spellStart"/>
-      <w:r>
-        <w:t>Мицюкина</w:t>
-      </w:r>
-      <w:proofErr w:type="spellEnd"/>
-      <w:r>
-        <w:t xml:space="preserve"> прожигал насквозь. </w:t>
+        <w:t xml:space="preserve">Тяжёлый тёмный взгляд Мицюкина прожигал насквозь. </w:t>
       </w:r>
     </w:p>
     <w:p>
@@ -23718,15 +22560,7 @@
     </w:p>
     <w:p>
       <w:r>
-        <w:t xml:space="preserve">Тень </w:t>
-      </w:r>
-      <w:proofErr w:type="spellStart"/>
-      <w:r>
-        <w:t>Мицюкина</w:t>
-      </w:r>
-      <w:proofErr w:type="spellEnd"/>
-      <w:r>
-        <w:t xml:space="preserve"> нависала надо мной, прижимала к стене. Я невольно попятился, задел за что-то ногой и едва не свалился на пол.</w:t>
+        <w:t>Тень Мицюкина нависала надо мной, прижимала к стене. Я невольно попятился, задел за что-то ногой и едва не свалился на пол.</w:t>
       </w:r>
     </w:p>
     <w:p>
@@ -23903,28 +22737,12 @@
     </w:p>
     <w:p>
       <w:r>
-        <w:t xml:space="preserve">— Здесь я ничего сделать не смогу, — сказала она. — В </w:t>
-      </w:r>
-      <w:proofErr w:type="spellStart"/>
-      <w:r>
-        <w:t>медблок</w:t>
-      </w:r>
-      <w:proofErr w:type="spellEnd"/>
-      <w:r>
-        <w:t xml:space="preserve"> пока доступа нет.</w:t>
-      </w:r>
-    </w:p>
-    <w:p>
-      <w:r>
-        <w:t xml:space="preserve">— В </w:t>
-      </w:r>
-      <w:proofErr w:type="spellStart"/>
-      <w:r>
-        <w:t>медблок</w:t>
-      </w:r>
-      <w:proofErr w:type="spellEnd"/>
-      <w:r>
-        <w:t xml:space="preserve"> тоже? — спросил я.</w:t>
+        <w:t>— Здесь я ничего сделать не смогу, — сказала она. — В медблок пока доступа нет.</w:t>
+      </w:r>
+    </w:p>
+    <w:p>
+      <w:r>
+        <w:t>— В медблок тоже? — спросил я.</w:t>
       </w:r>
     </w:p>
     <w:p>
@@ -24832,15 +23650,7 @@
     </w:p>
     <w:p>
       <w:r>
-        <w:t xml:space="preserve">Вера подбежала, вышла из аварийного мрака, как из </w:t>
-      </w:r>
-      <w:proofErr w:type="spellStart"/>
-      <w:r>
-        <w:t>бранка</w:t>
-      </w:r>
-      <w:proofErr w:type="spellEnd"/>
-      <w:r>
-        <w:t>, и обхватила меня за плечи. Я остолбенел. Дыхание перехватило от радости. Я прижался к её губам.</w:t>
+        <w:t>Вера подбежала, вышла из аварийного мрака, как из бранка, и обхватила меня за плечи. Я остолбенел. Дыхание перехватило от радости. Я прижался к её губам.</w:t>
       </w:r>
     </w:p>
     <w:p>
@@ -24875,15 +23685,7 @@
     </w:p>
     <w:p>
       <w:r>
-        <w:t xml:space="preserve">— С тобой всё в порядке? — Вера поблекла и отступила на полшага, убежала из моих объятий. — Тебе в </w:t>
-      </w:r>
-      <w:proofErr w:type="spellStart"/>
-      <w:r>
-        <w:t>медблок</w:t>
-      </w:r>
-      <w:proofErr w:type="spellEnd"/>
-      <w:r>
-        <w:t xml:space="preserve"> надо!</w:t>
+        <w:t>— С тобой всё в порядке? — Вера поблекла и отступила на полшага, убежала из моих объятий. — Тебе в медблок надо!</w:t>
       </w:r>
     </w:p>
     <w:p>
@@ -25033,15 +23835,7 @@
     </w:p>
     <w:p>
       <w:r>
-        <w:t xml:space="preserve">Камеру с </w:t>
-      </w:r>
-      <w:proofErr w:type="spellStart"/>
-      <w:r>
-        <w:t>нуболидами</w:t>
-      </w:r>
-      <w:proofErr w:type="spellEnd"/>
-      <w:r>
-        <w:t xml:space="preserve"> закрывала дымная пелена.</w:t>
+        <w:t>Камеру с нуболидами закрывала дымная пелена.</w:t>
       </w:r>
     </w:p>
     <w:p>
@@ -25865,15 +24659,7 @@
     </w:p>
     <w:p>
       <w:r>
-        <w:t xml:space="preserve">У выхода в коридор Майоров спорил о чём-то с </w:t>
-      </w:r>
-      <w:proofErr w:type="spellStart"/>
-      <w:r>
-        <w:t>Мицюкиным</w:t>
-      </w:r>
-      <w:proofErr w:type="spellEnd"/>
-      <w:r>
-        <w:t xml:space="preserve"> — так яростно и увлечённо, что даже не обратил на меня внимания. На скамейке у стены сидела Симонова, опрятная, с затянутыми в пучок волосами — ударница труда с цветастого плаката, которая прихорошилась, но не слишком, чтобы отправиться на работу, в вопящий цех, по утру. Она посмотрела на меня тёмным испуганным взглядом.</w:t>
+        <w:t>У выхода в коридор Майоров спорил о чём-то с Мицюкиным — так яростно и увлечённо, что даже не обратил на меня внимания. На скамейке у стены сидела Симонова, опрятная, с затянутыми в пучок волосами — ударница труда с цветастого плаката, которая прихорошилась, но не слишком, чтобы отправиться на работу, в вопящий цех, по утру. Она посмотрела на меня тёмным испуганным взглядом.</w:t>
       </w:r>
     </w:p>
     <w:p>
@@ -26030,15 +24816,7 @@
     </w:p>
     <w:p>
       <w:r>
-        <w:t xml:space="preserve">— Петя, — сказала она и тут же добавила, заметив мой недоумённый взгляд: — Пётр </w:t>
-      </w:r>
-      <w:proofErr w:type="spellStart"/>
-      <w:r>
-        <w:t>Верховенцев</w:t>
-      </w:r>
-      <w:proofErr w:type="spellEnd"/>
-      <w:r>
-        <w:t xml:space="preserve"> из химической. Он в реанимации, это третий отсек. А то я что-то боюсь.</w:t>
+        <w:t>— Петя, — сказала она и тут же добавила, заметив мой недоумённый взгляд: — Пётр Верховенцев из химической. Он в реанимации, это третий отсек. А то я что-то боюсь.</w:t>
       </w:r>
     </w:p>
     <w:p>
@@ -26074,15 +24852,7 @@
     </w:p>
     <w:p>
       <w:r>
-        <w:t xml:space="preserve">— Какого чёрта ты вообще на этот уровень </w:t>
-      </w:r>
-      <w:proofErr w:type="spellStart"/>
-      <w:r>
-        <w:t>попёрся</w:t>
-      </w:r>
-      <w:proofErr w:type="spellEnd"/>
-      <w:r>
-        <w:t>?</w:t>
+        <w:t>— Какого чёрта ты вообще на этот уровень попёрся?</w:t>
       </w:r>
     </w:p>
     <w:p>
@@ -26119,15 +24889,7 @@
     <w:p>
       <w:r>
         <w:lastRenderedPageBreak/>
-        <w:t xml:space="preserve">— Мы уже на второй круг пошли, — спокойно ответил Мицюкин. — </w:t>
-      </w:r>
-      <w:proofErr w:type="gramStart"/>
-      <w:r>
-        <w:t>На текущий момент</w:t>
-      </w:r>
-      <w:proofErr w:type="gramEnd"/>
-      <w:r>
-        <w:t xml:space="preserve"> я не готов подпускать кого-либо из вашей команды ни к ремонту, ни к управлению станцией. Если бы мой оператор не решил себе горло перерезать, ничего бы из этого не произошло.</w:t>
+        <w:t>— Мы уже на второй круг пошли, — спокойно ответил Мицюкин. — На текущий момент я не готов подпускать кого-либо из вашей команды ни к ремонту, ни к управлению станцией. Если бы мой оператор не решил себе горло перерезать, ничего бы из этого не произошло.</w:t>
       </w:r>
     </w:p>
     <w:p>
@@ -26214,15 +24976,7 @@
     </w:p>
     <w:p>
       <w:r>
-        <w:t xml:space="preserve">— Мы, — этот долгий слог едва не застрял у </w:t>
-      </w:r>
-      <w:proofErr w:type="spellStart"/>
-      <w:r>
-        <w:t>Мицюкина</w:t>
-      </w:r>
-      <w:proofErr w:type="spellEnd"/>
-      <w:r>
-        <w:t xml:space="preserve"> в горле, — проводим ремонт двигательных модулей. Спасибо вам за участие, но ваша помощь пока не требуется.</w:t>
+        <w:t>— Мы, — этот долгий слог едва не застрял у Мицюкина в горле, — проводим ремонт двигательных модулей. Спасибо вам за участие, но ваша помощь пока не требуется.</w:t>
       </w:r>
     </w:p>
     <w:p>
@@ -26314,15 +25068,7 @@
         <w:t>Что хотите</w:t>
       </w:r>
       <w:r>
-        <w:t xml:space="preserve">? — Губы у </w:t>
-      </w:r>
-      <w:proofErr w:type="spellStart"/>
-      <w:r>
-        <w:t>Мицюкина</w:t>
-      </w:r>
-      <w:proofErr w:type="spellEnd"/>
-      <w:r>
-        <w:t xml:space="preserve"> задрожали.</w:t>
+        <w:t>? — Губы у Мицюкина задрожали.</w:t>
       </w:r>
     </w:p>
     <w:p>
@@ -26360,15 +25106,7 @@
     </w:p>
     <w:p>
       <w:r>
-        <w:t xml:space="preserve">Я подумал, что на месте </w:t>
-      </w:r>
-      <w:proofErr w:type="spellStart"/>
-      <w:r>
-        <w:t>Мицюкина</w:t>
-      </w:r>
-      <w:proofErr w:type="spellEnd"/>
-      <w:r>
-        <w:t xml:space="preserve"> тоже не подпустил бы никого из нас ни к ремонту двигательных модулей, ни к управлению станцией.</w:t>
+        <w:t>Я подумал, что на месте Мицюкина тоже не подпустил бы никого из нас ни к ремонту двигательных модулей, ни к управлению станцией.</w:t>
       </w:r>
     </w:p>
     <w:p>
@@ -26409,15 +25147,7 @@
     </w:p>
     <w:p>
       <w:r>
-        <w:t xml:space="preserve">— Меня просили узнать про </w:t>
-      </w:r>
-      <w:proofErr w:type="spellStart"/>
-      <w:r>
-        <w:t>Верховенцева</w:t>
-      </w:r>
-      <w:proofErr w:type="spellEnd"/>
-      <w:r>
-        <w:t>.</w:t>
+        <w:t>— Меня просили узнать про Верховенцева.</w:t>
       </w:r>
     </w:p>
     <w:p>
@@ -26427,15 +25157,7 @@
     </w:p>
     <w:p>
       <w:r>
-        <w:t xml:space="preserve">— По поводу </w:t>
-      </w:r>
-      <w:proofErr w:type="spellStart"/>
-      <w:r>
-        <w:t>Верховенцева</w:t>
-      </w:r>
-      <w:proofErr w:type="spellEnd"/>
-      <w:r>
-        <w:t xml:space="preserve"> ничего сказать не могу, — ответил Синицын. — Состояние тяжёлое, насколько я могу судить. Сложно пока что-то обещать. Скажите, что он стабилен, но в сознание не приходил.</w:t>
+        <w:t>— По поводу Верховенцева ничего сказать не могу, — ответил Синицын. — Состояние тяжёлое, насколько я могу судить. Сложно пока что-то обещать. Скажите, что он стабилен, но в сознание не приходил.</w:t>
       </w:r>
     </w:p>
     <w:p>
@@ -26523,15 +25245,7 @@
     </w:p>
     <w:p>
       <w:r>
-        <w:t xml:space="preserve">— В </w:t>
-      </w:r>
-      <w:proofErr w:type="spellStart"/>
-      <w:r>
-        <w:t>химлабе</w:t>
-      </w:r>
-      <w:proofErr w:type="spellEnd"/>
-      <w:r>
-        <w:t>. Я потом объясню.</w:t>
+        <w:t>— В химлабе. Я потом объясню.</w:t>
       </w:r>
     </w:p>
     <w:p>
@@ -26575,15 +25289,7 @@
     </w:p>
     <w:p>
       <w:r>
-        <w:t xml:space="preserve">— Прошу вас, Сергей Владимирович, я же просил! — Голос Андреева вновь сорвался в кашель, сухой и судорожный, как при лихорадке. Он ссутулился, нависнув своим исполинским ростом над собравшимися, и прижал распяленную пятерню к груди. — Да, мы всё равно падаем, — проговорил он сквозь едва сдерживаемые спазмы. — Но это временно. Ведутся ремонтные работы, подключены наши </w:t>
-      </w:r>
-      <w:proofErr w:type="gramStart"/>
-      <w:r>
-        <w:t>лучшие специалисты</w:t>
-      </w:r>
-      <w:proofErr w:type="gramEnd"/>
-      <w:r>
-        <w:t>. Ремонтными работами руководит Константин Игоревич Мицюкин, вы все его прекрасно знаете.</w:t>
+        <w:t>— Прошу вас, Сергей Владимирович, я же просил! — Голос Андреева вновь сорвался в кашель, сухой и судорожный, как при лихорадке. Он ссутулился, нависнув своим исполинским ростом над собравшимися, и прижал распяленную пятерню к груди. — Да, мы всё равно падаем, — проговорил он сквозь едва сдерживаемые спазмы. — Но это временно. Ведутся ремонтные работы, подключены наши лучшие специалисты. Ремонтными работами руководит Константин Игоревич Мицюкин, вы все его прекрасно знаете.</w:t>
       </w:r>
     </w:p>
     <w:p>
@@ -26680,15 +25386,7 @@
         <w:t xml:space="preserve">— Товарищи! — проголосил Андреев. Кадык у него взволнованно заёрзал вверх и вниз. — Надо понимать, что эвакуация — это вопрос нескольких месяцев! Пока </w:t>
       </w:r>
       <w:r>
-        <w:t xml:space="preserve">что </w:t>
-      </w:r>
-      <w:proofErr w:type="gramStart"/>
-      <w:r>
-        <w:t>главный приоритет</w:t>
-      </w:r>
-      <w:proofErr w:type="gramEnd"/>
-      <w:r>
-        <w:t xml:space="preserve"> —</w:t>
+        <w:t>что главный приоритет —</w:t>
       </w:r>
       <w:r>
         <w:t xml:space="preserve"> </w:t>
@@ -27094,15 +25792,7 @@
     </w:p>
     <w:p>
       <w:r>
-        <w:t xml:space="preserve">Другая команда специалистов, о которой говорил Андреев, состояла из одной Веры. Если не считать меня. Руководителя химической лаборатории на глазах у Веры запаковали в чёрный мешок, а </w:t>
-      </w:r>
-      <w:proofErr w:type="spellStart"/>
-      <w:r>
-        <w:t>Верховенцев</w:t>
-      </w:r>
-      <w:proofErr w:type="spellEnd"/>
-      <w:r>
-        <w:t xml:space="preserve"> лежал в реанимации, подключённый к ревущему от перебоев пульса аппарату.</w:t>
+        <w:t>Другая команда специалистов, о которой говорил Андреев, состояла из одной Веры. Если не считать меня. Руководителя химической лаборатории на глазах у Веры запаковали в чёрный мешок, а Верховенцев лежал в реанимации, подключённый к ревущему от перебоев пульса аппарату.</w:t>
       </w:r>
     </w:p>
     <w:p>
@@ -27398,15 +26088,7 @@
     </w:p>
     <w:p>
       <w:r>
-        <w:t xml:space="preserve">— Он так работает, к сожалению. Не всегда с первого раза. — Вера всмотрелась в </w:t>
-      </w:r>
-      <w:proofErr w:type="spellStart"/>
-      <w:r>
-        <w:t>мреющие</w:t>
-      </w:r>
-      <w:proofErr w:type="spellEnd"/>
-      <w:r>
-        <w:t xml:space="preserve"> строчки. — Надеюсь, анализатор не сдох.</w:t>
+        <w:t>— Он так работает, к сожалению. Не всегда с первого раза. — Вера всмотрелась в мреющие строчки. — Надеюсь, анализатор не сдох.</w:t>
       </w:r>
     </w:p>
     <w:p>
@@ -27545,15 +26227,7 @@
     </w:p>
     <w:p>
       <w:r>
-        <w:t xml:space="preserve">Наконец заревели турбинные вентиляторы, индикатор загрузки исчез, и вместо него стал медленно </w:t>
-      </w:r>
-      <w:proofErr w:type="spellStart"/>
-      <w:r>
-        <w:t>отрисовываться</w:t>
-      </w:r>
-      <w:proofErr w:type="spellEnd"/>
-      <w:r>
-        <w:t xml:space="preserve"> маркерный график.</w:t>
+        <w:t>Наконец заревели турбинные вентиляторы, индикатор загрузки исчез, и вместо него стал медленно отрисовываться маркерный график.</w:t>
       </w:r>
     </w:p>
     <w:p>
@@ -27643,15 +26317,7 @@
         <w:t>С</w:t>
       </w:r>
       <w:r>
-        <w:t xml:space="preserve">бой в </w:t>
-      </w:r>
-      <w:proofErr w:type="spellStart"/>
-      <w:r>
-        <w:t>гравитонной</w:t>
-      </w:r>
-      <w:proofErr w:type="spellEnd"/>
-      <w:r>
-        <w:t xml:space="preserve"> камере. Просто сбой. Такой же, как раньше. Качка.</w:t>
+        <w:t>бой в гравитонной камере. Просто сбой. Такой же, как раньше. Качка.</w:t>
       </w:r>
     </w:p>
     <w:p>
@@ -27725,15 +26391,7 @@
         <w:t>Е</w:t>
       </w:r>
       <w:r>
-        <w:t xml:space="preserve">сли хочешь, иди к своему </w:t>
-      </w:r>
-      <w:proofErr w:type="spellStart"/>
-      <w:r>
-        <w:t>Мицюкину</w:t>
-      </w:r>
-      <w:proofErr w:type="spellEnd"/>
-      <w:r>
-        <w:t>. Вдруг он передумает. Будешь там под его присмотром гайки крутить. А я сама справлюсь.</w:t>
+        <w:t>сли хочешь, иди к своему Мицюкину. Вдруг он передумает. Будешь там под его присмотром гайки крутить. А я сама справлюсь.</w:t>
       </w:r>
     </w:p>
     <w:p>
@@ -27743,15 +26401,7 @@
     </w:p>
     <w:p>
       <w:r>
-        <w:t xml:space="preserve">— Прости. Я тебя тут одну не оставлю. Нет никакого смысла с </w:t>
-      </w:r>
-      <w:proofErr w:type="spellStart"/>
-      <w:r>
-        <w:t>Мицюкиным</w:t>
-      </w:r>
-      <w:proofErr w:type="spellEnd"/>
-      <w:r>
-        <w:t xml:space="preserve"> пререкаться. Ни к чему он меня не подпустит, это я уже понял.</w:t>
+        <w:t>— Прости. Я тебя тут одну не оставлю. Нет никакого смысла с Мицюкиным пререкаться. Ни к чему он меня не подпустит, это я уже понял.</w:t>
       </w:r>
     </w:p>
     <w:p>
@@ -27766,15 +26416,7 @@
     </w:p>
     <w:p>
       <w:r>
-        <w:t xml:space="preserve">— Надо собрать образцы. Что там в каюте Марутяна творится, я не знаю, могут не пускать никого. Как и в лабораторию. К </w:t>
-      </w:r>
-      <w:proofErr w:type="spellStart"/>
-      <w:r>
-        <w:t>Марутяну</w:t>
-      </w:r>
-      <w:proofErr w:type="spellEnd"/>
-      <w:r>
-        <w:t xml:space="preserve"> я попробую сама сходить, ко мне спокойнее отнесутся.</w:t>
+        <w:t>— Надо собрать образцы. Что там в каюте Марутяна творится, я не знаю, могут не пускать никого. Как и в лабораторию. К Марутяну я попробую сама сходить, ко мне спокойнее отнесутся.</w:t>
       </w:r>
     </w:p>
     <w:p>
@@ -27984,15 +26626,7 @@
     </w:p>
     <w:p>
       <w:r>
-        <w:t xml:space="preserve">— Чего ты хочешь-то? — пожал плечами Григорьев. — В </w:t>
-      </w:r>
-      <w:proofErr w:type="spellStart"/>
-      <w:r>
-        <w:t>медблоке</w:t>
-      </w:r>
-      <w:proofErr w:type="spellEnd"/>
-      <w:r>
-        <w:t xml:space="preserve"> мест нет, в приёмной или в коридоре размещать пациентов запрещено. Да, по той же самой инструкции. Здесь очистку включили, — Григорьев показал на решётку воздуховода на потолке, из которой в столовую просачивалась влажная темнота, — и всё. Не будет же Алина по жилым модулям бегать, она и так чуть ли не одна за всех отдувается.</w:t>
+        <w:t>— Чего ты хочешь-то? — пожал плечами Григорьев. — В медблоке мест нет, в приёмной или в коридоре размещать пациентов запрещено. Да, по той же самой инструкции. Здесь очистку включили, — Григорьев показал на решётку воздуховода на потолке, из которой в столовую просачивалась влажная темнота, — и всё. Не будет же Алина по жилым модулям бегать, она и так чуть ли не одна за всех отдувается.</w:t>
       </w:r>
     </w:p>
     <w:p>
@@ -28014,15 +26648,7 @@
     <w:p>
       <w:r>
         <w:lastRenderedPageBreak/>
-        <w:t xml:space="preserve">— Я не предлагаю здесь сидеть. Пойдём к </w:t>
-      </w:r>
-      <w:proofErr w:type="spellStart"/>
-      <w:r>
-        <w:t>Мицюкину</w:t>
-      </w:r>
-      <w:proofErr w:type="spellEnd"/>
-      <w:r>
-        <w:t xml:space="preserve"> или Андрееву, спорить будем, нашу правду-матку отстаивать. А парня оставь. Он тоже полезным делом занимается.</w:t>
+        <w:t>— Я не предлагаю здесь сидеть. Пойдём к Мицюкину или Андрееву, спорить будем, нашу правду-матку отстаивать. А парня оставь. Он тоже полезным делом занимается.</w:t>
       </w:r>
     </w:p>
     <w:p>
@@ -28980,26 +27606,13 @@
       <w:r>
         <w:t xml:space="preserve">вообще </w:t>
       </w:r>
-      <w:proofErr w:type="spellStart"/>
-      <w:r>
-        <w:t>попёрся</w:t>
-      </w:r>
-      <w:proofErr w:type="spellEnd"/>
-      <w:r>
-        <w:t xml:space="preserve"> в лабораторию?</w:t>
-      </w:r>
-    </w:p>
-    <w:p>
-      <w:r>
-        <w:t xml:space="preserve">За спиной у </w:t>
-      </w:r>
-      <w:proofErr w:type="spellStart"/>
-      <w:r>
-        <w:t>Мицюкина</w:t>
-      </w:r>
-      <w:proofErr w:type="spellEnd"/>
-      <w:r>
-        <w:t xml:space="preserve"> материализовался неизменно следующий за ним Лысанов.</w:t>
+      <w:r>
+        <w:t>попёрся в лабораторию?</w:t>
+      </w:r>
+    </w:p>
+    <w:p>
+      <w:r>
+        <w:t>За спиной у Мицюкина материализовался неизменно следующий за ним Лысанов.</w:t>
       </w:r>
     </w:p>
     <w:p>
@@ -29073,15 +27686,7 @@
     </w:p>
     <w:p>
       <w:r>
-        <w:t xml:space="preserve">Он открыл дверь в лабораторию и отвёл глаза от пролившегося наружу красного света. Кто-то наблюдал за </w:t>
-      </w:r>
-      <w:proofErr w:type="spellStart"/>
-      <w:r>
-        <w:t>нуболидами</w:t>
-      </w:r>
-      <w:proofErr w:type="spellEnd"/>
-      <w:r>
-        <w:t>, но забыл отключить подкрашенное, как в комнате для проявки фотографий, освещение.</w:t>
+        <w:t>Он открыл дверь в лабораторию и отвёл глаза от пролившегося наружу красного света. Кто-то наблюдал за нуболидами, но забыл отключить подкрашенное, как в комнате для проявки фотографий, освещение.</w:t>
       </w:r>
     </w:p>
     <w:p>
@@ -29206,23 +27811,7 @@
     </w:p>
     <w:p>
       <w:r>
-        <w:t xml:space="preserve">— Удобно как! — прорычал Мицюкин. — Хорошо что </w:t>
-      </w:r>
-      <w:proofErr w:type="spellStart"/>
-      <w:r>
-        <w:t>Верховенцеву</w:t>
-      </w:r>
-      <w:proofErr w:type="spellEnd"/>
-      <w:r>
-        <w:t xml:space="preserve"> с </w:t>
-      </w:r>
-      <w:proofErr w:type="spellStart"/>
-      <w:r>
-        <w:t>Кавинским</w:t>
-      </w:r>
-      <w:proofErr w:type="spellEnd"/>
-      <w:r>
-        <w:t xml:space="preserve"> уже ничего не требуется!</w:t>
+        <w:t>— Удобно как! — прорычал Мицюкин. — Хорошо что Верховенцеву с Кавинским уже ничего не требуется!</w:t>
       </w:r>
     </w:p>
     <w:p>
@@ -29237,23 +27826,7 @@
     </w:p>
     <w:p>
       <w:r>
-        <w:t xml:space="preserve">— А </w:t>
-      </w:r>
-      <w:proofErr w:type="spellStart"/>
-      <w:r>
-        <w:t>Верховенцев</w:t>
-      </w:r>
-      <w:proofErr w:type="spellEnd"/>
-      <w:r>
-        <w:t xml:space="preserve"> в чём виноват? А </w:t>
-      </w:r>
-      <w:proofErr w:type="spellStart"/>
-      <w:r>
-        <w:t>Кавинский</w:t>
-      </w:r>
-      <w:proofErr w:type="spellEnd"/>
-      <w:r>
-        <w:t>? Это убийство в состоянии аффекта! И ты собираешься время на него тратить? Всё с ним будет в порядке. До суда оклемается.</w:t>
+        <w:t>— А Верховенцев в чём виноват? А Кавинский? Это убийство в состоянии аффекта! И ты собираешься время на него тратить? Всё с ним будет в порядке. До суда оклемается.</w:t>
       </w:r>
     </w:p>
     <w:p>
@@ -29330,15 +27903,7 @@
     </w:p>
     <w:p>
       <w:r>
-        <w:t xml:space="preserve">В соседнем отсеке Минаева спорила с </w:t>
-      </w:r>
-      <w:proofErr w:type="spellStart"/>
-      <w:r>
-        <w:t>Мицюкиным</w:t>
-      </w:r>
-      <w:proofErr w:type="spellEnd"/>
-      <w:r>
-        <w:t xml:space="preserve"> — я слышал их голоса, но не различал ни единого слова.</w:t>
+        <w:t>В соседнем отсеке Минаева спорила с Мицюкиным — я слышал их голоса, но не различал ни единого слова.</w:t>
       </w:r>
     </w:p>
     <w:p>
@@ -29472,15 +28037,7 @@
         <w:t>П</w:t>
       </w:r>
       <w:r>
-        <w:t xml:space="preserve">робирка разбилась, мне надо сходить за новой. У нас в </w:t>
-      </w:r>
-      <w:proofErr w:type="spellStart"/>
-      <w:r>
-        <w:t>химлабе</w:t>
-      </w:r>
-      <w:proofErr w:type="spellEnd"/>
-      <w:r>
-        <w:t xml:space="preserve"> должны ещё быть.</w:t>
+        <w:t>робирка разбилась, мне надо сходить за новой. У нас в химлабе должны ещё быть.</w:t>
       </w:r>
     </w:p>
     <w:p>
@@ -29526,15 +28083,7 @@
         <w:t>В</w:t>
       </w:r>
       <w:r>
-        <w:t xml:space="preserve"> </w:t>
-      </w:r>
-      <w:proofErr w:type="spellStart"/>
-      <w:r>
-        <w:t>гравитонной</w:t>
-      </w:r>
-      <w:proofErr w:type="spellEnd"/>
-      <w:r>
-        <w:t xml:space="preserve"> камере вновь начались электронные судороги.</w:t>
+        <w:t xml:space="preserve"> гравитонной камере вновь начались электронные судороги.</w:t>
       </w:r>
     </w:p>
     <w:p>
@@ -29608,15 +28157,7 @@
     </w:p>
     <w:p>
       <w:r>
-        <w:t xml:space="preserve">Дверь в </w:t>
-      </w:r>
-      <w:proofErr w:type="spellStart"/>
-      <w:r>
-        <w:t>медблок</w:t>
-      </w:r>
-      <w:proofErr w:type="spellEnd"/>
-      <w:r>
-        <w:t xml:space="preserve"> была открыта.</w:t>
+        <w:t>Дверь в медблок была открыта.</w:t>
       </w:r>
     </w:p>
     <w:p>
@@ -29874,15 +28415,7 @@
     </w:p>
     <w:p>
       <w:r>
-        <w:t xml:space="preserve">— Синицын рехнулся. Убил двоих в </w:t>
-      </w:r>
-      <w:proofErr w:type="spellStart"/>
-      <w:r>
-        <w:t>медблоке</w:t>
-      </w:r>
-      <w:proofErr w:type="spellEnd"/>
-      <w:r>
-        <w:t>, потом сюда пришёл видом наслаждаться.</w:t>
+        <w:t>— Синицын рехнулся. Убил двоих в медблоке, потом сюда пришёл видом наслаждаться.</w:t>
       </w:r>
     </w:p>
     <w:p>
@@ -29948,15 +28481,7 @@
     </w:p>
     <w:p>
       <w:r>
-        <w:t xml:space="preserve">— Зачем вам столько фибры в </w:t>
-      </w:r>
-      <w:proofErr w:type="spellStart"/>
-      <w:r>
-        <w:t>химлабе</w:t>
-      </w:r>
-      <w:proofErr w:type="spellEnd"/>
-      <w:r>
-        <w:t xml:space="preserve">? К тому же закрытой на ключ. Как раз в том ящике, который ты </w:t>
+        <w:t xml:space="preserve">— Зачем вам столько фибры в химлабе? К тому же закрытой на ключ. Как раз в том ящике, который ты </w:t>
       </w:r>
       <w:r>
         <w:t>открывать</w:t>
@@ -29967,15 +28492,7 @@
     </w:p>
     <w:p>
       <w:r>
-        <w:t xml:space="preserve">— Олег! — Вера нервно дёрнула за лямку висящей на плече сумки, шагнула ко мне и остановилась, не решилась подойти слишком близко. — Ты о чём вообще говоришь? Откуда я знаю, что лежит в </w:t>
-      </w:r>
-      <w:proofErr w:type="spellStart"/>
-      <w:r>
-        <w:t>химлабе</w:t>
-      </w:r>
-      <w:proofErr w:type="spellEnd"/>
-      <w:r>
-        <w:t xml:space="preserve">! Ты же видел, там полный бардак! У нас и работы-то последний год толковой не было, не лаборатория, а сплошная свалка. </w:t>
+        <w:t xml:space="preserve">— Олег! — Вера нервно дёрнула за лямку висящей на плече сумки, шагнула ко мне и остановилась, не решилась подойти слишком близко. — Ты о чём вообще говоришь? Откуда я знаю, что лежит в химлабе! Ты же видел, там полный бардак! У нас и работы-то последний год толковой не было, не лаборатория, а сплошная свалка. </w:t>
       </w:r>
       <w:r>
         <w:t>Наверное</w:t>
@@ -30410,15 +28927,7 @@
     </w:p>
     <w:p>
       <w:r>
-        <w:t xml:space="preserve">Андреева в </w:t>
-      </w:r>
-      <w:proofErr w:type="spellStart"/>
-      <w:r>
-        <w:t>медблоке</w:t>
-      </w:r>
-      <w:proofErr w:type="spellEnd"/>
-      <w:r>
-        <w:t xml:space="preserve"> уже не было. Приёмная поначалу встретила нас колючим мраком — свет отключался автоматически, — и лишь спустя пару секунд нехотя зажгла на потолке световую мозаику. Часть ламп перегорела, но оставшихся хватило, чтобы обнажить царящее в блоке запустение, как после срочной эвакуации — на полу валялись разорванные упаковки от лекарств, ч</w:t>
+        <w:t>Андреева в медблоке уже не было. Приёмная поначалу встретила нас колючим мраком — свет отключался автоматически, — и лишь спустя пару секунд нехотя зажгла на потолке световую мозаику. Часть ламп перегорела, но оставшихся хватило, чтобы обнажить царящее в блоке запустение, как после срочной эвакуации — на полу валялись разорванные упаковки от лекарств, ч</w:t>
       </w:r>
       <w:r>
         <w:t>ья</w:t>
@@ -30447,15 +28956,7 @@
         <w:t>карточку</w:t>
       </w:r>
       <w:r>
-        <w:t xml:space="preserve">. </w:t>
-      </w:r>
-      <w:proofErr w:type="spellStart"/>
-      <w:r>
-        <w:t>Верховенцев</w:t>
-      </w:r>
-      <w:proofErr w:type="spellEnd"/>
-      <w:r>
-        <w:t>.</w:t>
+        <w:t>. Верховенцев.</w:t>
       </w:r>
     </w:p>
     <w:p>
@@ -30470,23 +28971,7 @@
     </w:p>
     <w:p>
       <w:r>
-        <w:t xml:space="preserve">Несколько часов назад здесь сидела Симонова, пока я пытался разузнать о </w:t>
-      </w:r>
-      <w:proofErr w:type="spellStart"/>
-      <w:r>
-        <w:t>Верховенцеве</w:t>
-      </w:r>
-      <w:proofErr w:type="spellEnd"/>
-      <w:r>
-        <w:t xml:space="preserve"> — у того самого человека, который зарезал его хирургическим ножом. За последнее время столько всего произошло, что казалось, стоит зажмурить глаза, и время покатится вспять, как поставленная на перемотку запись. Я ведь даже ни разу не видел этого </w:t>
-      </w:r>
-      <w:proofErr w:type="spellStart"/>
-      <w:r>
-        <w:t>Верховенцева</w:t>
-      </w:r>
-      <w:proofErr w:type="spellEnd"/>
-      <w:r>
-        <w:t xml:space="preserve"> до катастрофы, но всё равно что-то болезненно ныло в груди, как вымотанная бегом мышца.</w:t>
+        <w:t>Несколько часов назад здесь сидела Симонова, пока я пытался разузнать о Верховенцеве — у того самого человека, который зарезал его хирургическим ножом. За последнее время столько всего произошло, что казалось, стоит зажмурить глаза, и время покатится вспять, как поставленная на перемотку запись. Я ведь даже ни разу не видел этого Верховенцева до катастрофы, но всё равно что-то болезненно ныло в груди, как вымотанная бегом мышца.</w:t>
       </w:r>
     </w:p>
     <w:p>
@@ -31407,15 +29892,7 @@
     </w:p>
     <w:p>
       <w:r>
-        <w:t xml:space="preserve">— Моё мнение? — повернулась ко мне Минаева. — Моё мнение заключается в том, что вы занимаетесь ерундой! Если делать нечего, идите в </w:t>
-      </w:r>
-      <w:proofErr w:type="spellStart"/>
-      <w:r>
-        <w:t>медблок</w:t>
-      </w:r>
-      <w:proofErr w:type="spellEnd"/>
-      <w:r>
-        <w:t xml:space="preserve">! Я работу для вас найду! Или </w:t>
+        <w:t xml:space="preserve">— Моё мнение? — повернулась ко мне Минаева. — Моё мнение заключается в том, что вы занимаетесь ерундой! Если делать нечего, идите в медблок! Я работу для вас найду! Или </w:t>
       </w:r>
       <w:r>
         <w:t>хотя бы</w:t>
@@ -31635,15 +30112,7 @@
     </w:p>
     <w:p>
       <w:r>
-        <w:t xml:space="preserve">— Ничего. Кроме неё, в </w:t>
-      </w:r>
-      <w:proofErr w:type="spellStart"/>
-      <w:r>
-        <w:t>медблоке</w:t>
-      </w:r>
-      <w:proofErr w:type="spellEnd"/>
-      <w:r>
-        <w:t xml:space="preserve"> никого не осталось. А от нас с тобой пользы будет немного.</w:t>
+        <w:t>— Ничего. Кроме неё, в медблоке никого не осталось. А от нас с тобой пользы будет немного.</w:t>
       </w:r>
     </w:p>
     <w:p>
@@ -31751,15 +30220,7 @@
         <w:t>го</w:t>
       </w:r>
       <w:r>
-        <w:t xml:space="preserve"> не было — особенно, если не привык разглядывать рентгенограммы. Фотография полого скелета, застывшего в вязкой чернильной темноте. Кожа и мышцы превратились в молочный дым, окутывающий чёткий узор из костей. Сердце напоминает светлую кляксу, мутный </w:t>
-      </w:r>
-      <w:proofErr w:type="spellStart"/>
-      <w:r>
-        <w:t>засвет</w:t>
-      </w:r>
-      <w:proofErr w:type="spellEnd"/>
-      <w:r>
-        <w:t xml:space="preserve"> под тяжёлой клеткой из рёбер.</w:t>
+        <w:t xml:space="preserve"> не было — особенно, если не привык разглядывать рентгенограммы. Фотография полого скелета, застывшего в вязкой чернильной темноте. Кожа и мышцы превратились в молочный дым, окутывающий чёткий узор из костей. Сердце напоминает светлую кляксу, мутный засвет под тяжёлой клеткой из рёбер.</w:t>
       </w:r>
     </w:p>
     <w:p>
@@ -31792,107 +30253,67 @@
     </w:p>
     <w:p>
       <w:r>
-        <w:t xml:space="preserve">— Да, странный дефект. Или она моток проволоки проглотила. Или… — Я положил снимок на стол. — Или это </w:t>
-      </w:r>
-      <w:proofErr w:type="spellStart"/>
-      <w:r>
-        <w:t>нуболид</w:t>
-      </w:r>
-      <w:proofErr w:type="spellEnd"/>
+        <w:t>— Да, странный дефект. Или она моток проволоки проглотила. Или… — Я положил снимок на стол. — Или это нуболид.</w:t>
+      </w:r>
+    </w:p>
+    <w:p>
+      <w:r>
+        <w:lastRenderedPageBreak/>
+        <w:t>— Нуболид в человеческом теле, — прошептала Вера. — Как это вообще возможно? Мне бы такое в кошмарном сне не приснилось!</w:t>
+      </w:r>
+    </w:p>
+    <w:p>
+      <w:r>
+        <w:t>На мгновение перед глазами мелькнул поблекший уже образ — Вера, идущая ко мне навстречу вопреки урагану, тонкие алые нити, прорастающие у неё из груди.</w:t>
+      </w:r>
+    </w:p>
+    <w:p>
+      <w:r>
+        <w:t>— Вскрытие мы с тобой всё равно не сделаем, — сказал я. — К тому же для нас это ничего не изменит.</w:t>
+      </w:r>
+    </w:p>
+    <w:p>
+      <w:r>
+        <w:t xml:space="preserve">— </w:t>
+      </w:r>
+      <w:r>
+        <w:t>Р</w:t>
+      </w:r>
+      <w:r>
+        <w:t>ентген я всё же сделаю</w:t>
+      </w:r>
+      <w:r>
+        <w:t>, — ответила Вера. —</w:t>
+      </w:r>
+      <w:r>
+        <w:t xml:space="preserve"> Вдруг это сбой, а мы тут напридумали всякой ерунды.</w:t>
+      </w:r>
+    </w:p>
+    <w:p>
+      <w:r>
+        <w:t>— Если это сбой, — сказал я, — то мы потратили время, а времени у нас как раз и нет. А если не сбой…</w:t>
+      </w:r>
+    </w:p>
+    <w:p>
+      <w:r>
+        <w:t xml:space="preserve">— То, что? — тихо спросила </w:t>
+      </w:r>
+      <w:r>
+        <w:t>Вера</w:t>
+      </w:r>
       <w:r>
         <w:t>.</w:t>
       </w:r>
     </w:p>
     <w:p>
       <w:r>
-        <w:lastRenderedPageBreak/>
-        <w:t xml:space="preserve">— </w:t>
-      </w:r>
-      <w:proofErr w:type="spellStart"/>
-      <w:r>
-        <w:t>Нуболид</w:t>
-      </w:r>
-      <w:proofErr w:type="spellEnd"/>
-      <w:r>
-        <w:t xml:space="preserve"> в человеческом теле, — прошептала Вера. — Как это вообще возможно? Мне бы такое в кошмарном сне не приснилось!</w:t>
-      </w:r>
-    </w:p>
-    <w:p>
-      <w:r>
-        <w:t>На мгновение перед глазами мелькнул поблекший уже образ — Вера, идущая ко мне навстречу вопреки урагану, тонкие алые нити, прорастающие у неё из груди.</w:t>
-      </w:r>
-    </w:p>
-    <w:p>
-      <w:r>
-        <w:t>— Вскрытие мы с тобой всё равно не сделаем, — сказал я. — К тому же для нас это ничего не изменит.</w:t>
-      </w:r>
-    </w:p>
-    <w:p>
-      <w:r>
-        <w:t xml:space="preserve">— </w:t>
-      </w:r>
-      <w:r>
-        <w:t>Р</w:t>
-      </w:r>
-      <w:r>
-        <w:t>ентген я всё же сделаю</w:t>
-      </w:r>
-      <w:r>
-        <w:t>, — ответила Вера. —</w:t>
-      </w:r>
-      <w:r>
-        <w:t xml:space="preserve"> Вдруг это сбой, а мы тут </w:t>
-      </w:r>
-      <w:proofErr w:type="spellStart"/>
-      <w:r>
-        <w:t>напридумали</w:t>
-      </w:r>
-      <w:proofErr w:type="spellEnd"/>
-      <w:r>
-        <w:t xml:space="preserve"> всякой ерунды.</w:t>
-      </w:r>
-    </w:p>
-    <w:p>
-      <w:r>
-        <w:t>— Если это сбой, — сказал я, — то мы потратили время, а времени у нас как раз и нет. А если не сбой…</w:t>
-      </w:r>
-    </w:p>
-    <w:p>
-      <w:r>
-        <w:t xml:space="preserve">— То, что? — тихо спросила </w:t>
-      </w:r>
-      <w:r>
-        <w:t>Вера</w:t>
-      </w:r>
-      <w:r>
-        <w:t>.</w:t>
-      </w:r>
-    </w:p>
-    <w:p>
-      <w:r>
-        <w:t xml:space="preserve">— Получается, мы ходим через червоточины благодаря </w:t>
-      </w:r>
-      <w:proofErr w:type="spellStart"/>
-      <w:r>
-        <w:t>нуболидам</w:t>
-      </w:r>
-      <w:proofErr w:type="spellEnd"/>
-      <w:r>
-        <w:t xml:space="preserve">? — </w:t>
+        <w:t xml:space="preserve">— Получается, мы ходим через червоточины благодаря нуболидам? — </w:t>
       </w:r>
       <w:r>
         <w:t>проговорил</w:t>
       </w:r>
       <w:r>
-        <w:t xml:space="preserve"> я. — </w:t>
-      </w:r>
-      <w:proofErr w:type="spellStart"/>
-      <w:r>
-        <w:t>Нуболид</w:t>
-      </w:r>
-      <w:proofErr w:type="spellEnd"/>
-      <w:r>
-        <w:t xml:space="preserve"> в симбиозе с навигатором? </w:t>
+        <w:t xml:space="preserve"> я. — Нуболид в симбиозе с навигатором? </w:t>
       </w:r>
       <w:r>
         <w:t>И</w:t>
@@ -32144,15 +30565,7 @@
     </w:p>
     <w:p>
       <w:r>
-        <w:t xml:space="preserve">Освещение в столовой приглушили — или же </w:t>
-      </w:r>
-      <w:proofErr w:type="spellStart"/>
-      <w:r>
-        <w:t>коротнула</w:t>
-      </w:r>
-      <w:proofErr w:type="spellEnd"/>
-      <w:r>
-        <w:t xml:space="preserve"> очередная </w:t>
+        <w:t xml:space="preserve">Освещение в столовой приглушили — или же коротнула очередная </w:t>
       </w:r>
       <w:r>
         <w:t xml:space="preserve">старая </w:t>
@@ -32189,15 +30602,7 @@
     </w:p>
     <w:p>
       <w:r>
-        <w:t xml:space="preserve">— Молодой человек? — Елена Викторовна моргнула и прищурилась. — У вас знакомое лицо. Да, правильно! — Она радостно протянула ко мне руку. — Вы же работаете у меня в </w:t>
-      </w:r>
-      <w:proofErr w:type="spellStart"/>
-      <w:r>
-        <w:t>медблоке</w:t>
-      </w:r>
-      <w:proofErr w:type="spellEnd"/>
-      <w:r>
-        <w:t>! Ну конечно!</w:t>
+        <w:t>— Молодой человек? — Елена Викторовна моргнула и прищурилась. — У вас знакомое лицо. Да, правильно! — Она радостно протянула ко мне руку. — Вы же работаете у меня в медблоке! Ну конечно!</w:t>
       </w:r>
     </w:p>
     <w:p>
@@ -32650,15 +31055,7 @@
         <w:t xml:space="preserve"> и</w:t>
       </w:r>
       <w:r>
-        <w:t xml:space="preserve"> оказались в заложниках у собственной чумы, когда не сумели вовремя сбежать. Раньше я втайне думал, что Марутян свихнулся со своими </w:t>
-      </w:r>
-      <w:proofErr w:type="spellStart"/>
-      <w:r>
-        <w:t>нуболидами</w:t>
-      </w:r>
-      <w:proofErr w:type="spellEnd"/>
-      <w:r>
-        <w:t>, решил потравить себя и коллег, хотя в этом не было ни малейшего смысла. Я даже думал про Веру, которая винила всех в смерти отца.</w:t>
+        <w:t xml:space="preserve"> оказались в заложниках у собственной чумы, когда не сумели вовремя сбежать. Раньше я втайне думал, что Марутян свихнулся со своими нуболидами, решил потравить себя и коллег, хотя в этом не было ни малейшего смысла. Я даже думал про Веру, которая винила всех в смерти отца.</w:t>
       </w:r>
     </w:p>
     <w:p>
@@ -32782,15 +31179,7 @@
     </w:p>
     <w:p>
       <w:r>
-        <w:t xml:space="preserve">— Что опять случилось? С </w:t>
-      </w:r>
-      <w:proofErr w:type="spellStart"/>
-      <w:r>
-        <w:t>Мицюкиным</w:t>
-      </w:r>
-      <w:proofErr w:type="spellEnd"/>
-      <w:r>
-        <w:t xml:space="preserve"> что-то не поделили? Я рапорт на него напишу, когда вернёмся! Устроил тут цирк с конями!</w:t>
+        <w:t>— Что опять случилось? С Мицюкиным что-то не поделили? Я рапорт на него напишу, когда вернёмся! Устроил тут цирк с конями!</w:t>
       </w:r>
     </w:p>
     <w:p>
@@ -32800,15 +31189,7 @@
     </w:p>
     <w:p>
       <w:r>
-        <w:t xml:space="preserve">— С </w:t>
-      </w:r>
-      <w:proofErr w:type="spellStart"/>
-      <w:r>
-        <w:t>Мицюкиным</w:t>
-      </w:r>
-      <w:proofErr w:type="spellEnd"/>
-      <w:r>
-        <w:t xml:space="preserve"> всё в порядке, — сказал я.</w:t>
+        <w:t>— С Мицюкиным всё в порядке, — сказал я.</w:t>
       </w:r>
     </w:p>
     <w:p>
@@ -33422,31 +31803,7 @@
     </w:p>
     <w:p>
       <w:r>
-        <w:t xml:space="preserve">— А что я мог сделать? — Майоров говорил, отвернувшись и глядя в тень. — У нас конвоиров в экипаже нет, не предусмотрено уставом таких должностей. А вот </w:t>
-      </w:r>
-      <w:proofErr w:type="spellStart"/>
-      <w:r>
-        <w:t>эсбэ</w:t>
-      </w:r>
-      <w:proofErr w:type="spellEnd"/>
-      <w:r>
-        <w:t xml:space="preserve"> на любой станции имеется. Очередной хрен вроде </w:t>
-      </w:r>
-      <w:proofErr w:type="spellStart"/>
-      <w:r>
-        <w:t>Мицюкина</w:t>
-      </w:r>
-      <w:proofErr w:type="spellEnd"/>
-      <w:r>
-        <w:t xml:space="preserve">. Ну я подошёл к этим </w:t>
-      </w:r>
-      <w:proofErr w:type="spellStart"/>
-      <w:r>
-        <w:t>эсбэшникам</w:t>
-      </w:r>
-      <w:proofErr w:type="spellEnd"/>
-      <w:r>
-        <w:t>, и вопрос решился. Там же, на станции, кстати, и новый пилот сразу нашёлся.</w:t>
+        <w:t>— А что я мог сделать? — Майоров говорил, отвернувшись и глядя в тень. — У нас конвоиров в экипаже нет, не предусмотрено уставом таких должностей. А вот эсбэ на любой станции имеется. Очередной хрен вроде Мицюкина. Ну я подошёл к этим эсбэшникам, и вопрос решился. Там же, на станции, кстати, и новый пилот сразу нашёлся.</w:t>
       </w:r>
     </w:p>
     <w:p>
@@ -33541,15 +31898,7 @@
     </w:p>
     <w:p>
       <w:r>
-        <w:t xml:space="preserve">— О том, что в теле навигатора — </w:t>
-      </w:r>
-      <w:proofErr w:type="spellStart"/>
-      <w:r>
-        <w:t>нуболид</w:t>
-      </w:r>
-      <w:proofErr w:type="spellEnd"/>
-      <w:r>
-        <w:t>, —</w:t>
+        <w:t>— О том, что в теле навигатора — нуболид, —</w:t>
       </w:r>
       <w:r>
         <w:t xml:space="preserve"> спросил </w:t>
@@ -33621,15 +31970,7 @@
     </w:p>
     <w:p>
       <w:r>
-        <w:t xml:space="preserve">— Без вскрытия сложно сказать наверняка, а времени на вскрытие, как вы сами понимаете, нет, но то, что видно на снимке, похоже на </w:t>
-      </w:r>
-      <w:proofErr w:type="spellStart"/>
-      <w:r>
-        <w:t>нуболида</w:t>
-      </w:r>
-      <w:proofErr w:type="spellEnd"/>
-      <w:r>
-        <w:t>, который врос в её тело.</w:t>
+        <w:t>— Без вскрытия сложно сказать наверняка, а времени на вскрытие, как вы сами понимаете, нет, но то, что видно на снимке, похоже на нуболида, который врос в её тело.</w:t>
       </w:r>
     </w:p>
     <w:p>
@@ -33697,126 +32038,102 @@
     </w:p>
     <w:p>
       <w:r>
-        <w:t xml:space="preserve">— Олег, я в таком ключе общаться не намерен! Центру надо установить точную причину смерти. Не так часто навигатор умирает сразу после выхода из </w:t>
-      </w:r>
-      <w:proofErr w:type="spellStart"/>
-      <w:r>
-        <w:t>бранка</w:t>
-      </w:r>
-      <w:proofErr w:type="spellEnd"/>
+        <w:t>— Олег, я в таком ключе общаться не намерен! Центру надо установить точную причину смерти. Не так часто навигатор умирает сразу после выхода из бранка.</w:t>
+      </w:r>
+    </w:p>
+    <w:p>
+      <w:r>
+        <w:t>— О причине её смерти догадаться несложно. Некое образование, очень похожее на нуболида, оплетает её сердце.</w:t>
+      </w:r>
+    </w:p>
+    <w:p>
+      <w:r>
+        <w:lastRenderedPageBreak/>
+        <w:t>— Да чего ты от меня хочешь? — взревел Майоров. Лицо его стало пунцовым, как при удушье, на лбу выступил пот. — Почему вы вообще решили, что это нуболид! Это же полный бред! Все нуболиды, с которым мы вступали в контакт, сидят в герметичной банке. Пойдём! — махнул он рукой. — Покажешь мне снимки!</w:t>
+      </w:r>
+    </w:p>
+    <w:p>
+      <w:r>
+        <w:t>И шагнул к двери.</w:t>
+      </w:r>
+    </w:p>
+    <w:p>
+      <w:r>
+        <w:t>— Постойте, Сергей Владимирович! — сказал я. — Снимок у меня с собой.</w:t>
+      </w:r>
+    </w:p>
+    <w:p>
+      <w:r>
+        <w:t>Я протянул Майорову папку. Тот нервным движением, как в припадке, вытряс из неё чёрный глянцевый лист и задрал над головой, вглядываясь в изображение сквозь наползающие на глаза брови.</w:t>
+      </w:r>
+    </w:p>
+    <w:p>
+      <w:r>
+        <w:t xml:space="preserve">— Ни черта здесь не видно! Ну да, есть какое-то образование. </w:t>
+      </w:r>
+      <w:r>
+        <w:t>Д</w:t>
+      </w:r>
+      <w:r>
+        <w:t>ефект снимка?</w:t>
+      </w:r>
+    </w:p>
+    <w:p>
+      <w:r>
+        <w:t>— Мы тоже сначала подумали про дефект. Поэтому сделали ещё один снимок. Вы как раз его в руках и держите.</w:t>
+      </w:r>
+    </w:p>
+    <w:p>
+      <w:r>
+        <w:t>Майоров сел на кровать.</w:t>
+      </w:r>
+    </w:p>
+    <w:p>
+      <w:r>
+        <w:t>— Слышал я о подобном случае как раз перед вылетом, — тихо проговорил он.</w:t>
+      </w:r>
+    </w:p>
+    <w:p>
+      <w:r>
+        <w:t>— В смысле слышали?</w:t>
+      </w:r>
+    </w:p>
+    <w:p>
+      <w:r>
+        <w:t>— Просто слухи. Я сам-то ни черта не знаю.</w:t>
+      </w:r>
+    </w:p>
+    <w:p>
+      <w:r>
+        <w:t xml:space="preserve">В иллюминатор пролился свет от планеты. Станция, как идущий на дно корабль, стала смертельно заваливаться на бок. Весь модуль тут же затянуло </w:t>
+      </w:r>
+      <w:r>
+        <w:t>вязкой</w:t>
+      </w:r>
+      <w:r>
+        <w:t xml:space="preserve"> синевой.</w:t>
+      </w:r>
+    </w:p>
+    <w:p>
+      <w:r>
+        <w:t>Майоров поморщился.</w:t>
+      </w:r>
+    </w:p>
+    <w:p>
+      <w:r>
+        <w:t>— Закрой.</w:t>
+      </w:r>
+    </w:p>
+    <w:p>
+      <w:r>
+        <w:t>Я надавил на кнопку в переборке</w:t>
+      </w:r>
       <w:r>
         <w:t>.</w:t>
       </w:r>
     </w:p>
     <w:p>
       <w:r>
-        <w:t xml:space="preserve">— О причине её смерти догадаться несложно. Некое образование, очень похожее на </w:t>
-      </w:r>
-      <w:proofErr w:type="spellStart"/>
-      <w:r>
-        <w:t>нуболида</w:t>
-      </w:r>
-      <w:proofErr w:type="spellEnd"/>
-      <w:r>
-        <w:t>, оплетает её сердце.</w:t>
-      </w:r>
-    </w:p>
-    <w:p>
-      <w:r>
-        <w:lastRenderedPageBreak/>
-        <w:t xml:space="preserve">— Да чего ты от меня хочешь? — взревел Майоров. Лицо его стало пунцовым, как при удушье, на лбу выступил пот. — Почему вы вообще решили, что это </w:t>
-      </w:r>
-      <w:proofErr w:type="spellStart"/>
-      <w:r>
-        <w:t>нуболид</w:t>
-      </w:r>
-      <w:proofErr w:type="spellEnd"/>
-      <w:r>
-        <w:t>! Это же полный бред! Все нуболиды, с которым мы вступали в контакт, сидят в герметичной банке. Пойдём! — махнул он рукой. — Покажешь мне снимки!</w:t>
-      </w:r>
-    </w:p>
-    <w:p>
-      <w:r>
-        <w:t>И шагнул к двери.</w:t>
-      </w:r>
-    </w:p>
-    <w:p>
-      <w:r>
-        <w:t>— Постойте, Сергей Владимирович! — сказал я. — Снимок у меня с собой.</w:t>
-      </w:r>
-    </w:p>
-    <w:p>
-      <w:r>
-        <w:t>Я протянул Майорову папку. Тот нервным движением, как в припадке, вытряс из неё чёрный глянцевый лист и задрал над головой, вглядываясь в изображение сквозь наползающие на глаза брови.</w:t>
-      </w:r>
-    </w:p>
-    <w:p>
-      <w:r>
-        <w:t xml:space="preserve">— Ни черта здесь не видно! Ну да, есть какое-то образование. </w:t>
-      </w:r>
-      <w:r>
-        <w:t>Д</w:t>
-      </w:r>
-      <w:r>
-        <w:t>ефект снимка?</w:t>
-      </w:r>
-    </w:p>
-    <w:p>
-      <w:r>
-        <w:t>— Мы тоже сначала подумали про дефект. Поэтому сделали ещё один снимок. Вы как раз его в руках и держите.</w:t>
-      </w:r>
-    </w:p>
-    <w:p>
-      <w:r>
-        <w:t>Майоров сел на кровать.</w:t>
-      </w:r>
-    </w:p>
-    <w:p>
-      <w:r>
-        <w:t>— Слышал я о подобном случае как раз перед вылетом, — тихо проговорил он.</w:t>
-      </w:r>
-    </w:p>
-    <w:p>
-      <w:r>
-        <w:t>— В смысле слышали?</w:t>
-      </w:r>
-    </w:p>
-    <w:p>
-      <w:r>
-        <w:t>— Просто слухи. Я сам-то ни черта не знаю.</w:t>
-      </w:r>
-    </w:p>
-    <w:p>
-      <w:r>
-        <w:t xml:space="preserve">В иллюминатор пролился свет от планеты. Станция, как идущий на дно корабль, стала смертельно заваливаться на бок. Весь модуль тут же затянуло </w:t>
-      </w:r>
-      <w:r>
-        <w:t>вязкой</w:t>
-      </w:r>
-      <w:r>
-        <w:t xml:space="preserve"> синевой.</w:t>
-      </w:r>
-    </w:p>
-    <w:p>
-      <w:r>
-        <w:t>Майоров поморщился.</w:t>
-      </w:r>
-    </w:p>
-    <w:p>
-      <w:r>
-        <w:t>— Закрой.</w:t>
-      </w:r>
-    </w:p>
-    <w:p>
-      <w:r>
-        <w:t>Я надавил на кнопку в переборке</w:t>
-      </w:r>
-      <w:r>
-        <w:t>.</w:t>
-      </w:r>
-    </w:p>
-    <w:p>
-      <w:r>
         <w:t xml:space="preserve">— </w:t>
       </w:r>
       <w:r>
@@ -33828,23 +32145,7 @@
     </w:p>
     <w:p>
       <w:r>
-        <w:t xml:space="preserve">— Был перед нашим вылетом случай, — начал Майоров. — Умер навигатор. Не после выхода из </w:t>
-      </w:r>
-      <w:proofErr w:type="spellStart"/>
-      <w:r>
-        <w:t>бранка</w:t>
-      </w:r>
-      <w:proofErr w:type="spellEnd"/>
-      <w:r>
-        <w:t xml:space="preserve">, нет, обошлось без таких совпадений. Вроде как везли её куда-то на </w:t>
-      </w:r>
-      <w:proofErr w:type="spellStart"/>
-      <w:r>
-        <w:t>шнявке</w:t>
-      </w:r>
-      <w:proofErr w:type="spellEnd"/>
-      <w:r>
-        <w:t>, может, на другой корабль. Неважно. — Майоров прищурился, разглядывая снимок, и бросил его на кровать. — Во время вскрытия в теле нашли новообразование. Что-то вроде раковой опухоли, но не совсем.</w:t>
+        <w:t>— Был перед нашим вылетом случай, — начал Майоров. — Умер навигатор. Не после выхода из бранка, нет, обошлось без таких совпадений. Вроде как везли её куда-то на шнявке, может, на другой корабль. Неважно. — Майоров прищурился, разглядывая снимок, и бросил его на кровать. — Во время вскрытия в теле нашли новообразование. Что-то вроде раковой опухоли, но не совсем.</w:t>
       </w:r>
     </w:p>
     <w:p>
@@ -33911,15 +32212,7 @@
         <w:t>а</w:t>
       </w:r>
       <w:r>
-        <w:t xml:space="preserve"> </w:t>
-      </w:r>
-      <w:proofErr w:type="spellStart"/>
-      <w:r>
-        <w:t>нуболид</w:t>
-      </w:r>
-      <w:proofErr w:type="spellEnd"/>
-      <w:r>
-        <w:t xml:space="preserve">, я вообще ни черта не понимаю! Откуда он там взялся? </w:t>
+        <w:t xml:space="preserve"> нуболид, я вообще ни черта не понимаю! Откуда он там взялся? </w:t>
       </w:r>
       <w:r>
         <w:t>О</w:t>
@@ -33935,15 +32228,7 @@
     </w:p>
     <w:p>
       <w:r>
-        <w:t xml:space="preserve">— Да не знаю я! Я думал, это дурацкие байки вроде бесконечных снов во время </w:t>
-      </w:r>
-      <w:proofErr w:type="spellStart"/>
-      <w:r>
-        <w:t>бранка</w:t>
-      </w:r>
-      <w:proofErr w:type="spellEnd"/>
-      <w:r>
-        <w:t>, которыми желторотиков пугают.</w:t>
+        <w:t>— Да не знаю я! Я думал, это дурацкие байки вроде бесконечных снов во время бранка, которыми желторотиков пугают.</w:t>
       </w:r>
     </w:p>
     <w:p>
@@ -33953,15 +32238,7 @@
     </w:p>
     <w:p>
       <w:r>
-        <w:t xml:space="preserve">— Так и </w:t>
-      </w:r>
-      <w:proofErr w:type="spellStart"/>
-      <w:r>
-        <w:t>нуболидом</w:t>
-      </w:r>
-      <w:proofErr w:type="spellEnd"/>
-      <w:r>
-        <w:t xml:space="preserve"> это быть не может, — посмотрел на меня Майоров.</w:t>
+        <w:t>— Так и нуболидом это быть не может, — посмотрел на меня Майоров.</w:t>
       </w:r>
     </w:p>
     <w:p>
@@ -34083,15 +32360,7 @@
     </w:p>
     <w:p>
       <w:r>
-        <w:t xml:space="preserve">Майоров потрепал меня, как старого приятеля, по плечу и пообещал всё устроить. Изобразил кривое подобие улыбки, похожее на гримасу при инсульте. И мне стало жутко — куда сильнее, чем от </w:t>
-      </w:r>
-      <w:proofErr w:type="spellStart"/>
-      <w:r>
-        <w:t>нуболида</w:t>
-      </w:r>
-      <w:proofErr w:type="spellEnd"/>
-      <w:r>
-        <w:t xml:space="preserve"> на рентгеновском снимке.</w:t>
+        <w:t>Майоров потрепал меня, как старого приятеля, по плечу и пообещал всё устроить. Изобразил кривое подобие улыбки, похожее на гримасу при инсульте. И мне стало жутко — куда сильнее, чем от нуболида на рентгеновском снимке.</w:t>
       </w:r>
     </w:p>
     <w:p>
@@ -34399,23 +32668,7 @@
     </w:p>
     <w:p>
       <w:r>
-        <w:t xml:space="preserve">— Ага, из </w:t>
-      </w:r>
-      <w:proofErr w:type="spellStart"/>
-      <w:r>
-        <w:t>кэбэ</w:t>
-      </w:r>
-      <w:proofErr w:type="spellEnd"/>
-      <w:r>
-        <w:t>, если тебе так понятнее. Ты, Олежка, парень молодой, конечно, но, надеюсь, не глупый. На каждом рейсе есть кто-нибудь из Комитета. Это всегда член экипажа, и «</w:t>
-      </w:r>
-      <w:proofErr w:type="spellStart"/>
-      <w:r>
-        <w:t>кэбэ</w:t>
-      </w:r>
-      <w:proofErr w:type="spellEnd"/>
-      <w:r>
-        <w:t>» на лбу тоже обычно не написано.</w:t>
+        <w:t>— Ага, из кэбэ, если тебе так понятнее. Ты, Олежка, парень молодой, конечно, но, надеюсь, не глупый. На каждом рейсе есть кто-нибудь из Комитета. Это всегда член экипажа, и «кэбэ» на лбу тоже обычно не написано.</w:t>
       </w:r>
     </w:p>
     <w:p>
@@ -34481,15 +32734,7 @@
     </w:p>
     <w:p>
       <w:r>
-        <w:t xml:space="preserve">— Нуболиды могут проходить через наши червоточины. Они путешествуют </w:t>
-      </w:r>
-      <w:proofErr w:type="spellStart"/>
-      <w:r>
-        <w:t>бранком</w:t>
-      </w:r>
-      <w:proofErr w:type="spellEnd"/>
-      <w:r>
-        <w:t>, как мы</w:t>
+        <w:t>— Нуболиды могут проходить через наши червоточины. Они путешествуют бранком, как мы</w:t>
       </w:r>
       <w:r>
         <w:t>, Олег</w:t>
@@ -34505,15 +32750,7 @@
     </w:p>
     <w:p>
       <w:r>
-        <w:t xml:space="preserve">— Ты меня не понял, — сказал Григорьев. — Они это делают не в камере содержания. Они стали проходить через </w:t>
-      </w:r>
-      <w:proofErr w:type="spellStart"/>
-      <w:r>
-        <w:t>балк</w:t>
-      </w:r>
-      <w:proofErr w:type="spellEnd"/>
-      <w:r>
-        <w:t xml:space="preserve"> сами.</w:t>
+        <w:t>— Ты меня не понял, — сказал Григорьев. — Они это делают не в камере содержания. Они стали проходить через балк сами.</w:t>
       </w:r>
     </w:p>
     <w:p>
@@ -34528,15 +32765,7 @@
     </w:p>
     <w:p>
       <w:r>
-        <w:t xml:space="preserve">— Понятия не имею! — пожал плечами Григорьев. — Может, эксперименты твоего Марутяна так на них повлияли, а может, они всегда это умели. Мы же, Олежка, ничего толком о </w:t>
-      </w:r>
-      <w:proofErr w:type="spellStart"/>
-      <w:r>
-        <w:t>нуболидах</w:t>
-      </w:r>
-      <w:proofErr w:type="spellEnd"/>
-      <w:r>
-        <w:t xml:space="preserve"> не знаем, несмотря на то, что десять лет их тут под микроскопом рассматрива</w:t>
+        <w:t>— Понятия не имею! — пожал плечами Григорьев. — Может, эксперименты твоего Марутяна так на них повлияли, а может, они всегда это умели. Мы же, Олежка, ничего толком о нуболидах не знаем, несмотря на то, что десять лет их тут под микроскопом рассматрива</w:t>
       </w:r>
       <w:r>
         <w:t>ем</w:t>
@@ -34570,15 +32799,7 @@
         <w:t>.</w:t>
       </w:r>
       <w:r>
-        <w:t xml:space="preserve"> Надеюсь, что не создают, по крайней мере. Впрочем, не удивлюсь, если завтра обнаружат, что они весь </w:t>
-      </w:r>
-      <w:proofErr w:type="spellStart"/>
-      <w:r>
-        <w:t>балк</w:t>
-      </w:r>
-      <w:proofErr w:type="spellEnd"/>
-      <w:r>
-        <w:t xml:space="preserve"> насквозь проели, как черви — прогнившее яблоко.</w:t>
+        <w:t xml:space="preserve"> Надеюсь, что не создают, по крайней мере. Впрочем, не удивлюсь, если завтра обнаружат, что они весь балк насквозь проели, как черви — прогнившее яблоко.</w:t>
       </w:r>
     </w:p>
     <w:p>
@@ -34631,15 +32852,7 @@
     </w:p>
     <w:p>
       <w:r>
-        <w:t xml:space="preserve">— Можно и так сказать. Мы туннель открыли, нуболиды по нему прошли. Понимаешь, что это означает? — Григорьев повернулся к терминалу и склонил голову над выключенным экраном. На панели мигал красным какой-то испуганный индикатор. — Мы открыли ящик Пандоры. Мы заходим в </w:t>
-      </w:r>
-      <w:proofErr w:type="spellStart"/>
-      <w:r>
-        <w:t>бранк</w:t>
-      </w:r>
-      <w:proofErr w:type="spellEnd"/>
-      <w:r>
-        <w:t xml:space="preserve"> до Земли, они хвостом за нами. Ориентируются в балке эти черви получше наших навигаторов. Как они внутри корабля оказываются, мы точно не знаем. Есть версия, что точка выхода для них — как раз внутри корабля</w:t>
+        <w:t>— Можно и так сказать. Мы туннель открыли, нуболиды по нему прошли. Понимаешь, что это означает? — Григорьев повернулся к терминалу и склонил голову над выключенным экраном. На панели мигал красным какой-то испуганный индикатор. — Мы открыли ящик Пандоры. Мы заходим в бранк до Земли, они хвостом за нами. Ориентируются в балке эти черви получше наших навигаторов. Как они внутри корабля оказываются, мы точно не знаем. Есть версия, что точка выхода для них — как раз внутри корабля</w:t>
       </w:r>
       <w:r>
         <w:t>, там, где конверсионный двигатель</w:t>
@@ -34815,15 +33028,7 @@
         <w:t>О</w:t>
       </w:r>
       <w:r>
-        <w:t xml:space="preserve">ни вообще не считали, что это нуболиды. Какой-то вид опухоли. </w:t>
-      </w:r>
-      <w:proofErr w:type="spellStart"/>
-      <w:r>
-        <w:t>Балк</w:t>
-      </w:r>
-      <w:proofErr w:type="spellEnd"/>
-      <w:r>
-        <w:t xml:space="preserve"> же до конца не изучен. Через пару недель сделали </w:t>
+        <w:t xml:space="preserve">ни вообще не считали, что это нуболиды. Какой-то вид опухоли. Балк же до конца не изучен. Через пару недель сделали </w:t>
       </w:r>
       <w:r>
         <w:t xml:space="preserve">бы </w:t>
@@ -34839,15 +33044,7 @@
     </w:p>
     <w:p>
       <w:r>
-        <w:t xml:space="preserve">— Мы тоже нашли </w:t>
-      </w:r>
-      <w:proofErr w:type="spellStart"/>
-      <w:r>
-        <w:t>нуболида</w:t>
-      </w:r>
-      <w:proofErr w:type="spellEnd"/>
-      <w:r>
-        <w:t xml:space="preserve"> в теле нашего навигатора, — сказал я. — Он обвивал её сердце.</w:t>
+        <w:t>— Мы тоже нашли нуболида в теле нашего навигатора, — сказал я. — Он обвивал её сердце.</w:t>
       </w:r>
     </w:p>
     <w:p>
@@ -34905,15 +33102,7 @@
     </w:p>
     <w:p>
       <w:r>
-        <w:t xml:space="preserve">— Станция, может, и давно, — продолжил он, — а вот Марутян недавно нуболидов через червоточины прыгать научил. Вот и смотри хронологию событий. До нас сюда летал «Смоленск». После этого он шёл не в Солнечную, а к Альфе Арефьевой. Там ещё были живые следы от </w:t>
-      </w:r>
-      <w:proofErr w:type="spellStart"/>
-      <w:r>
-        <w:t>бранка</w:t>
-      </w:r>
-      <w:proofErr w:type="spellEnd"/>
-      <w:r>
-        <w:t xml:space="preserve"> в Бету Вознесенской. Где-то там или ещё через прыжок, уже не помню, появляется «Севастополь». Тут </w:t>
+        <w:t xml:space="preserve">— Станция, может, и давно, — продолжил он, — а вот Марутян недавно нуболидов через червоточины прыгать научил. Вот и смотри хронологию событий. До нас сюда летал «Смоленск». После этого он шёл не в Солнечную, а к Альфе Арефьевой. Там ещё были живые следы от бранка в Бету Вознесенской. Где-то там или ещё через прыжок, уже не помню, появляется «Севастополь». Тут </w:t>
       </w:r>
       <w:r>
         <w:t xml:space="preserve">маршрут червей </w:t>
@@ -34988,15 +33177,7 @@
     </w:p>
     <w:p>
       <w:r>
-        <w:t xml:space="preserve">Я молчал. Свой самый первый </w:t>
-      </w:r>
-      <w:proofErr w:type="spellStart"/>
-      <w:r>
-        <w:t>бранк</w:t>
-      </w:r>
-      <w:proofErr w:type="spellEnd"/>
-      <w:r>
-        <w:t xml:space="preserve"> я пережил на «Минске».</w:t>
+        <w:t>Я молчал. Свой самый первый бранк я пережил на «Минске».</w:t>
       </w:r>
     </w:p>
     <w:p>
@@ -35055,15 +33236,7 @@
     </w:p>
     <w:p>
       <w:r>
-        <w:t xml:space="preserve">— Не смешно, Олежка, совсем не смешно! Мне страшно. И людей жалко. Только вот никого на «Заре» ты несколько дней назад не знал. Если бы в новостях сообщили о гибели станции, вряд ли бы ты траур устроил. На одном «Севастополе» было раз в пять больше людей. И ты это тоже прекрасно знаешь. За кого ты тут на меня с кулаками наброситься хочешь? За Андреева, за нашего доблестного </w:t>
-      </w:r>
-      <w:proofErr w:type="spellStart"/>
-      <w:r>
-        <w:t>Мицюкина</w:t>
-      </w:r>
-      <w:proofErr w:type="spellEnd"/>
-      <w:r>
-        <w:t xml:space="preserve">? Или всё-таки за </w:t>
+        <w:t xml:space="preserve">— Не смешно, Олежка, совсем не смешно! Мне страшно. И людей жалко. Только вот никого на «Заре» ты несколько дней назад не знал. Если бы в новостях сообщили о гибели станции, вряд ли бы ты траур устроил. На одном «Севастополе» было раз в пять больше людей. И ты это тоже прекрасно знаешь. За кого ты тут на меня с кулаками наброситься хочешь? За Андреева, за нашего доблестного Мицюкина? Или всё-таки за </w:t>
       </w:r>
       <w:r>
         <w:t>э</w:t>
@@ -35236,15 +33409,7 @@
     </w:p>
     <w:p>
       <w:r>
-        <w:t xml:space="preserve">Я метнулся туда, где </w:t>
-      </w:r>
-      <w:proofErr w:type="spellStart"/>
-      <w:r>
-        <w:t>мрели</w:t>
-      </w:r>
-      <w:proofErr w:type="spellEnd"/>
-      <w:r>
-        <w:t xml:space="preserve"> последние огни, спотыкаясь о чёрные, вылезающие из-под пола корни, и — остановился.</w:t>
+        <w:t>Я метнулся туда, где мрели последние огни, спотыкаясь о чёрные, вылезающие из-под пола корни, и — остановился.</w:t>
       </w:r>
     </w:p>
     <w:p>
@@ -35361,15 +33526,7 @@
     <w:p>
       <w:r>
         <w:lastRenderedPageBreak/>
-        <w:t xml:space="preserve">Уже подобравшись к полосе света, я столкнулся с </w:t>
-      </w:r>
-      <w:proofErr w:type="spellStart"/>
-      <w:r>
-        <w:t>Мицюкиным</w:t>
-      </w:r>
-      <w:proofErr w:type="spellEnd"/>
-      <w:r>
-        <w:t>. Мне было всё равно, ударит он меня или выстрелит. Мне хотелось сделать что-</w:t>
+        <w:t>Уже подобравшись к полосе света, я столкнулся с Мицюкиным. Мне было всё равно, ударит он меня или выстрелит. Мне хотелось сделать что-</w:t>
       </w:r>
       <w:r>
         <w:t>нибудь</w:t>
@@ -35386,15 +33543,7 @@
     </w:p>
     <w:p>
       <w:r>
-        <w:t xml:space="preserve">Но </w:t>
-      </w:r>
-      <w:proofErr w:type="spellStart"/>
-      <w:r>
-        <w:t>Мицюкина</w:t>
-      </w:r>
-      <w:proofErr w:type="spellEnd"/>
-      <w:r>
-        <w:t xml:space="preserve"> я не заинтересовал. Он молча отпихнул меня и рванул куда-то в красное марево, сжимая шоковый пистолет.</w:t>
+        <w:t>Но Мицюкина я не заинтересовал. Он молча отпихнул меня и рванул куда-то в красное марево, сжимая шоковый пистолет.</w:t>
       </w:r>
     </w:p>
     <w:p>
@@ -35570,15 +33719,7 @@
     </w:p>
     <w:p>
       <w:r>
-        <w:t xml:space="preserve">В лаборатории горел ровный спокойный свет, будто я перенёсся назад во времени. Камеру с </w:t>
-      </w:r>
-      <w:proofErr w:type="spellStart"/>
-      <w:r>
-        <w:t>нуболидами</w:t>
-      </w:r>
-      <w:proofErr w:type="spellEnd"/>
-      <w:r>
-        <w:t xml:space="preserve"> закрывала тень. Симонова сидела у вычислительного аппарата и что-то торопливо выщёлкивала на клавиатуре, деловито сдвинув брови. Вера стояла рядом, вглядываясь в экран.</w:t>
+        <w:t>В лаборатории горел ровный спокойный свет, будто я перенёсся назад во времени. Камеру с нуболидами закрывала тень. Симонова сидела у вычислительного аппарата и что-то торопливо выщёлкивала на клавиатуре, деловито сдвинув брови. Вера стояла рядом, вглядываясь в экран.</w:t>
       </w:r>
     </w:p>
     <w:p>
@@ -35800,23 +33941,7 @@
     </w:p>
     <w:p>
       <w:r>
-        <w:t xml:space="preserve">— Нет! — Симонова перебила меня раздражённым взмахом руки. — Что вы, Олег! Я же не сошла с ума! Мы откроем им путь домой, сделаем </w:t>
-      </w:r>
-      <w:proofErr w:type="spellStart"/>
-      <w:r>
-        <w:t>ма</w:t>
-      </w:r>
-      <w:proofErr w:type="spellEnd"/>
-      <w:r>
-        <w:t>-а-а-а-</w:t>
-      </w:r>
-      <w:proofErr w:type="spellStart"/>
-      <w:r>
-        <w:t>ленькую</w:t>
-      </w:r>
-      <w:proofErr w:type="spellEnd"/>
-      <w:r>
-        <w:t>, — она показала пальцами невидимую песчинку, — червоточинку.</w:t>
+        <w:t>— Нет! — Симонова перебила меня раздражённым взмахом руки. — Что вы, Олег! Я же не сошла с ума! Мы откроем им путь домой, сделаем ма-а-а-а-ленькую, — она показала пальцами невидимую песчинку, — червоточинку.</w:t>
       </w:r>
     </w:p>
     <w:p>
@@ -36014,15 +34139,7 @@
     </w:p>
     <w:p>
       <w:r>
-        <w:t xml:space="preserve">Она быстро </w:t>
-      </w:r>
-      <w:proofErr w:type="spellStart"/>
-      <w:r>
-        <w:t>оттарабанила</w:t>
-      </w:r>
-      <w:proofErr w:type="spellEnd"/>
-      <w:r>
-        <w:t xml:space="preserve"> несколько цифр на клавиатуре и ударила по клавише ввода. Выжидательно замерцал зелёный прямоугольник курсора. Аппарат с натужным скрипом проверял введённые координаты.</w:t>
+        <w:t>Она быстро оттарабанила несколько цифр на клавиатуре и ударила по клавише ввода. Выжидательно замерцал зелёный прямоугольник курсора. Аппарат с натужным скрипом проверял введённые координаты.</w:t>
       </w:r>
     </w:p>
     <w:p>
@@ -36388,15 +34505,7 @@
     </w:p>
     <w:p>
       <w:r>
-        <w:t xml:space="preserve">— Они свободны! — с детской радостью улыбнулась Симонова и протянула к </w:t>
-      </w:r>
-      <w:proofErr w:type="spellStart"/>
-      <w:r>
-        <w:t>нуболидам</w:t>
-      </w:r>
-      <w:proofErr w:type="spellEnd"/>
-      <w:r>
-        <w:t xml:space="preserve"> руки.</w:t>
+        <w:t>— Они свободны! — с детской радостью улыбнулась Симонова и протянула к нуболидам руки.</w:t>
       </w:r>
       <w:r>
         <w:t xml:space="preserve"> — Как </w:t>
@@ -36975,15 +35084,7 @@
     </w:p>
     <w:p>
       <w:r>
-        <w:t xml:space="preserve">— Ты не ошибся! — сказала Вера, пряча глаза. — Я хотела его отравить. Сначала думала подмешать ему что-нибудь в его любимый кофе, но, увы, кофе закончился. А потом решила, что можно </w:t>
-      </w:r>
-      <w:proofErr w:type="spellStart"/>
-      <w:r>
-        <w:t>травануть</w:t>
-      </w:r>
-      <w:proofErr w:type="spellEnd"/>
-      <w:r>
-        <w:t xml:space="preserve"> его вместе со всеми остальными. Отравить к чёртовой матери! Вместе с Аней. Вместе со всеми. У меня был доступ.</w:t>
+        <w:t>— Ты не ошибся! — сказала Вера, пряча глаза. — Я хотела его отравить. Сначала думала подмешать ему что-нибудь в его любимый кофе, но, увы, кофе закончился. А потом решила, что можно травануть его вместе со всеми остальными. Отравить к чёртовой матери! Вместе с Аней. Вместе со всеми. У меня был доступ.</w:t>
       </w:r>
     </w:p>
     <w:p>
@@ -37119,13 +35220,8 @@
         <w:t>Зайдём</w:t>
       </w:r>
       <w:r>
-        <w:t xml:space="preserve"> в </w:t>
-      </w:r>
-      <w:proofErr w:type="spellStart"/>
-      <w:r>
-        <w:t>медблок</w:t>
-      </w:r>
-      <w:proofErr w:type="spellEnd"/>
+        <w:t xml:space="preserve"> в медблок</w:t>
+      </w:r>
       <w:r>
         <w:t>!</w:t>
       </w:r>
@@ -37150,15 +35246,7 @@
     </w:p>
     <w:p>
       <w:r>
-        <w:t xml:space="preserve">Темнота накатывала и отступала волнами, как морской прибой. Где-то вдалеке вспыхивал и тут же гас </w:t>
-      </w:r>
-      <w:proofErr w:type="spellStart"/>
-      <w:r>
-        <w:t>коротящий</w:t>
-      </w:r>
-      <w:proofErr w:type="spellEnd"/>
-      <w:r>
-        <w:t xml:space="preserve"> из-за истерзанной проводки свет.</w:t>
+        <w:t>Темнота накатывала и отступала волнами, как морской прибой. Где-то вдалеке вспыхивал и тут же гас коротящий из-за истерзанной проводки свет.</w:t>
       </w:r>
     </w:p>
     <w:p>
@@ -37291,15 +35379,7 @@
         <w:t>ожидая</w:t>
       </w:r>
       <w:r>
-        <w:t xml:space="preserve"> увидеть алые нити, стекающие из воздушной решётки, но вместо этого столкнулся взглядом с </w:t>
-      </w:r>
-      <w:proofErr w:type="spellStart"/>
-      <w:r>
-        <w:t>Мицюкиным</w:t>
-      </w:r>
-      <w:proofErr w:type="spellEnd"/>
-      <w:r>
-        <w:t xml:space="preserve">, который стоял, широко расставив </w:t>
+        <w:t xml:space="preserve"> увидеть алые нити, стекающие из воздушной решётки, но вместо этого столкнулся взглядом с Мицюкиным, который стоял, широко расставив </w:t>
       </w:r>
       <w:r>
         <w:t>ноги</w:t>
@@ -37421,15 +35501,7 @@
     </w:p>
     <w:p>
       <w:r>
-        <w:t xml:space="preserve">Изо рта </w:t>
-      </w:r>
-      <w:proofErr w:type="spellStart"/>
-      <w:r>
-        <w:t>Мицюкина</w:t>
-      </w:r>
-      <w:proofErr w:type="spellEnd"/>
-      <w:r>
-        <w:t xml:space="preserve"> вырвались, как сноп пламени, красные нити и нетерпеливо затряслись, наползая ему на лицо.</w:t>
+        <w:t>Изо рта Мицюкина вырвались, как сноп пламени, красные нити и нетерпеливо затряслись, наползая ему на лицо.</w:t>
       </w:r>
     </w:p>
     <w:p>
@@ -37778,15 +35850,7 @@
     </w:p>
     <w:p>
       <w:r>
-        <w:t xml:space="preserve">Уставшие механизмы загудели, дверь втянулась в стену. Нуболиды всё ещё выплясывали хаотичный танец над телом </w:t>
-      </w:r>
-      <w:proofErr w:type="spellStart"/>
-      <w:r>
-        <w:t>Мицюкина</w:t>
-      </w:r>
-      <w:proofErr w:type="spellEnd"/>
-      <w:r>
-        <w:t xml:space="preserve">. Они быстро почувствовали нас — по страху или по запаху крови, как хищные рыбы, — и </w:t>
+        <w:t xml:space="preserve">Уставшие механизмы загудели, дверь втянулась в стену. Нуболиды всё ещё выплясывали хаотичный танец над телом Мицюкина. Они быстро почувствовали нас — по страху или по запаху крови, как хищные рыбы, — и </w:t>
       </w:r>
       <w:r>
         <w:t>потянулись</w:t>
@@ -37907,15 +35971,7 @@
     <w:p>
       <w:r>
         <w:lastRenderedPageBreak/>
-        <w:t xml:space="preserve">Мы выскочили из </w:t>
-      </w:r>
-      <w:proofErr w:type="spellStart"/>
-      <w:r>
-        <w:t>медблока</w:t>
-      </w:r>
-      <w:proofErr w:type="spellEnd"/>
-      <w:r>
-        <w:t xml:space="preserve"> и побежали навстречу тающим красным огням. Падали, разбивая колени.</w:t>
+        <w:t>Мы выскочили из медблока и побежали навстречу тающим красным огням. Падали, разбивая колени.</w:t>
       </w:r>
     </w:p>
     <w:p>
@@ -38372,15 +36428,7 @@
     </w:p>
     <w:p>
       <w:r>
-        <w:t xml:space="preserve">— Не падайте, Олег! Вы нам ещё потребуетесь для </w:t>
-      </w:r>
-      <w:proofErr w:type="spellStart"/>
-      <w:r>
-        <w:t>по-по-по</w:t>
-      </w:r>
-      <w:proofErr w:type="spellEnd"/>
-      <w:r>
-        <w:t>… — его заклинило, он отвернулся и сплюнул кровь, — для починки оборудования.</w:t>
+        <w:t>— Не падайте, Олег! Вы нам ещё потребуетесь для по-по-по… — его заклинило, он отвернулся и сплюнул кровь, — для починки оборудования.</w:t>
       </w:r>
     </w:p>
     <w:p>
@@ -38509,15 +36557,7 @@
     </w:p>
     <w:p>
       <w:r>
-        <w:t xml:space="preserve">— То же, что и с </w:t>
-      </w:r>
-      <w:proofErr w:type="spellStart"/>
-      <w:r>
-        <w:t>Мицюкиным</w:t>
-      </w:r>
-      <w:proofErr w:type="spellEnd"/>
-      <w:r>
-        <w:t>! — крикнул я. — Выключите этот долбаный фонарь!</w:t>
+        <w:t>— То же, что и с Мицюкиным! — крикнул я. — Выключите этот долбаный фонарь!</w:t>
       </w:r>
     </w:p>
     <w:p>
@@ -38976,15 +37016,7 @@
     </w:p>
     <w:p>
       <w:r>
-        <w:t xml:space="preserve">Гравитация разметала червей по стенам. Нуболиды потянулись к </w:t>
-      </w:r>
-      <w:proofErr w:type="spellStart"/>
-      <w:r>
-        <w:t>стробящему</w:t>
-      </w:r>
-      <w:proofErr w:type="spellEnd"/>
-      <w:r>
-        <w:t xml:space="preserve"> аварийному свету. Когда освещение гасло, их отбрасывала подкрашенная синевой темнота, но уже через мгновение они поднимались снова и быстро ползли по переборкам.</w:t>
+        <w:t>Гравитация разметала червей по стенам. Нуболиды потянулись к стробящему аварийному свету. Когда освещение гасло, их отбрасывала подкрашенная синевой темнота, но уже через мгновение они поднимались снова и быстро ползли по переборкам.</w:t>
       </w:r>
     </w:p>
     <w:p>
@@ -39753,15 +37785,7 @@
     </w:p>
     <w:p>
       <w:r>
-        <w:t xml:space="preserve">Вера долго смотрела на меня, прижимаясь к переборке. Руки у неё были сведены за спиной, как у заключённой. Нижняя губа — </w:t>
-      </w:r>
-      <w:proofErr w:type="spellStart"/>
-      <w:r>
-        <w:t>раскусана</w:t>
-      </w:r>
-      <w:proofErr w:type="spellEnd"/>
-      <w:r>
-        <w:t xml:space="preserve"> до крови.</w:t>
+        <w:t>Вера долго смотрела на меня, прижимаясь к переборке. Руки у неё были сведены за спиной, как у заключённой. Нижняя губа — раскусана до крови.</w:t>
       </w:r>
     </w:p>
     <w:p>
@@ -39863,13 +37887,8 @@
     </w:p>
     <w:p>
       <w:r>
-        <w:t>— Я не знаю, что будет. Но вряд ли они из-за нас кораблём пожертвуют. «Грозный» — почти флагман. А после катастрофы на «</w:t>
-      </w:r>
-      <w:proofErr w:type="gramStart"/>
-      <w:r>
-        <w:t>Севастополе»…</w:t>
-      </w:r>
-      <w:proofErr w:type="gramEnd"/>
+        <w:t>— Я не знаю, что будет. Но вряд ли они из-за нас кораблём пожертвуют. «Грозный» — почти флагман. А после катастрофы на «Севастополе»…</w:t>
+      </w:r>
     </w:p>
     <w:p>
       <w:r>
@@ -40048,15 +38067,7 @@
     </w:p>
     <w:p>
       <w:r>
-        <w:t xml:space="preserve">Я чувствую себя, как после </w:t>
-      </w:r>
-      <w:proofErr w:type="spellStart"/>
-      <w:r>
-        <w:t>коматоза</w:t>
-      </w:r>
-      <w:proofErr w:type="spellEnd"/>
-      <w:r>
-        <w:t>.</w:t>
+        <w:t>Я чувствую себя, как после коматоза.</w:t>
       </w:r>
     </w:p>
     <w:p>
@@ -40070,15 +38081,7 @@
         <w:t xml:space="preserve">бы </w:t>
       </w:r>
       <w:r>
-        <w:t xml:space="preserve">наладилось, </w:t>
-      </w:r>
-      <w:proofErr w:type="spellStart"/>
-      <w:r>
-        <w:t>балк</w:t>
-      </w:r>
-      <w:proofErr w:type="spellEnd"/>
-      <w:r>
-        <w:t xml:space="preserve"> отпустил бы меня, забрав с собой эти невыносимые кошмары.</w:t>
+        <w:t>наладилось, балк отпустил бы меня, забрав с собой эти невыносимые кошмары.</w:t>
       </w:r>
     </w:p>
     <w:p>
@@ -40266,15 +38269,7 @@
     </w:p>
     <w:p>
       <w:r>
-        <w:t>— «</w:t>
-      </w:r>
-      <w:proofErr w:type="spellStart"/>
-      <w:r>
-        <w:t>Оним</w:t>
-      </w:r>
-      <w:proofErr w:type="spellEnd"/>
-      <w:r>
-        <w:t xml:space="preserve"> двенадцать дробь четыре три </w:t>
+        <w:t xml:space="preserve">— «Оним двенадцать дробь четыре три </w:t>
       </w:r>
       <w:r>
         <w:t>а</w:t>
@@ -40305,15 +38300,7 @@
     </w:p>
     <w:p>
       <w:r>
-        <w:t>— «</w:t>
-      </w:r>
-      <w:proofErr w:type="spellStart"/>
-      <w:r>
-        <w:t>Оним</w:t>
-      </w:r>
-      <w:proofErr w:type="spellEnd"/>
-      <w:r>
-        <w:t xml:space="preserve"> двенадцать дробь четыре три </w:t>
+        <w:t xml:space="preserve">— «Оним двенадцать дробь четыре три </w:t>
       </w:r>
       <w:r>
         <w:t>а</w:t>
@@ -40358,15 +38345,7 @@
     </w:p>
     <w:p>
       <w:r>
-        <w:t xml:space="preserve">Пункт назначения: </w:t>
-      </w:r>
-      <w:proofErr w:type="spellStart"/>
-      <w:r>
-        <w:t>Оним</w:t>
-      </w:r>
-      <w:proofErr w:type="spellEnd"/>
-      <w:r>
-        <w:t xml:space="preserve"> 12/43</w:t>
+        <w:t>Пункт назначения: Оним 12/43</w:t>
       </w:r>
       <w:r>
         <w:t>а</w:t>
@@ -40382,15 +38361,7 @@
     </w:p>
     <w:p>
       <w:r>
-        <w:t xml:space="preserve">Отправная точка: </w:t>
-      </w:r>
-      <w:proofErr w:type="spellStart"/>
-      <w:r>
-        <w:t>Оним</w:t>
-      </w:r>
-      <w:proofErr w:type="spellEnd"/>
-      <w:r>
-        <w:t xml:space="preserve"> 12/43</w:t>
+        <w:t>Отправная точка: Оним 12/43</w:t>
       </w:r>
       <w:r>
         <w:t>а (Альфа Акимовой)</w:t>
@@ -40717,23 +38688,7 @@
     </w:p>
     <w:p>
       <w:r>
-        <w:t xml:space="preserve">Всё в порядке. Мы — в </w:t>
-      </w:r>
-      <w:proofErr w:type="spellStart"/>
-      <w:r>
-        <w:t>бранке</w:t>
-      </w:r>
-      <w:proofErr w:type="spellEnd"/>
-      <w:r>
-        <w:t xml:space="preserve">. Точка выхода — </w:t>
-      </w:r>
-      <w:proofErr w:type="spellStart"/>
-      <w:r>
-        <w:t>Оним</w:t>
-      </w:r>
-      <w:proofErr w:type="spellEnd"/>
-      <w:r>
-        <w:t xml:space="preserve"> 12/43</w:t>
+        <w:t>Всё в порядке. Мы — в бранке. Точка выхода — Оним 12/43</w:t>
       </w:r>
       <w:r>
         <w:t>а</w:t>

--- a/abyss/Воронков_В_Бездна_света.docx
+++ b/abyss/Воронков_В_Бездна_света.docx
@@ -779,7 +779,7 @@
     </w:p>
     <w:p>
       <w:r>
-        <w:t xml:space="preserve">— Сергей Владимирович, — сказал я, — </w:t>
+        <w:t xml:space="preserve">— Сергей Владимирович, </w:t>
       </w:r>
       <w:r>
         <w:t>я думал</w:t>

--- a/abyss/Воронков_В_Бездна_света.docx
+++ b/abyss/Воронков_В_Бездна_света.docx
@@ -38280,7 +38280,7 @@
     </w:p>
     <w:p>
       <w:r>
-        <w:t>Майоров выдохнул, улыбнулся.</w:t>
+        <w:t>Майоров выдохнул.</w:t>
       </w:r>
     </w:p>
     <w:p>

--- a/abyss/Воронков_В_Бездна_света.docx
+++ b/abyss/Воронков_В_Бездна_света.docx
@@ -34,10 +34,16 @@
         <w:t>(</w:t>
       </w:r>
       <w:r>
-        <w:t>август</w:t>
-      </w:r>
-      <w:r>
-        <w:t xml:space="preserve"> 2025)</w:t>
+        <w:t>январь</w:t>
+      </w:r>
+      <w:r>
+        <w:t xml:space="preserve"> 202</w:t>
+      </w:r>
+      <w:r>
+        <w:t>6</w:t>
+      </w:r>
+      <w:r>
+        <w:t>)</w:t>
       </w:r>
     </w:p>
     <w:p>
@@ -61,7 +67,13 @@
     </w:p>
     <w:p>
       <w:r>
-        <w:t>Во время бранка снятся кошмары. Об этом все знают. Так человеческое сознание откликается на неисчислимую тьму за переборками корабельных модулей. Если задуматься, ничего удивительного тут нет. Подумаешь, кошмары. Многим и на Земле они снятся.</w:t>
+        <w:t xml:space="preserve">Во время бранка снятся кошмары. Об этом все знают. Так человеческое сознание </w:t>
+      </w:r>
+      <w:r>
+        <w:t>отзывается</w:t>
+      </w:r>
+      <w:r>
+        <w:t xml:space="preserve"> на тьму за переборками корабельных модулей. Если задуматься, ничего удивительного тут нет. Подумаешь, кошмары. Многим и на Земле они снятся.</w:t>
       </w:r>
     </w:p>
     <w:p>
@@ -9560,7 +9572,10 @@
     </w:p>
     <w:p>
       <w:r>
-        <w:t>Марутян вместо ответа открыл дверь. Я застыл у входа, окаменев от пролившегося в коридор холодного света.</w:t>
+        <w:t xml:space="preserve">Марутян вместо ответа открыл дверь. </w:t>
+      </w:r>
+      <w:r>
+        <w:t>В коридор широким рукавом пролился холодный свет, как из морга.</w:t>
       </w:r>
     </w:p>
     <w:p>
@@ -9570,7 +9585,13 @@
     </w:p>
     <w:p>
       <w:r>
-        <w:t>Я оказался в пустом зале — называть его отсеком было бы святотатством, — с широким панорамным иллюминатором, напоминающим фонарь на «Грозном». Электрический свет приглушили, но яростное сияние всё равно едва не сбивало с ног. Весь иллюминатор до самых краёв заполнял огромный облачный океан.</w:t>
+        <w:t xml:space="preserve">Я оказался в пустом зале — называть его отсеком было бы святотатством, — с широким панорамным иллюминатором, напоминающим фонарь на «Грозном». Электрический свет приглушили, но </w:t>
+      </w:r>
+      <w:r>
+        <w:t>сумасшедшее</w:t>
+      </w:r>
+      <w:r>
+        <w:t xml:space="preserve"> сияние всё равно едва не сбивало с ног. Весь иллюминатор до самых краёв заполнял огромный облачный океан.</w:t>
       </w:r>
     </w:p>
     <w:p>
@@ -36239,18 +36260,24 @@
     </w:p>
     <w:p>
       <w:r>
-        <w:t>— Не останавливайтесь, пожалуйста, — сказал я. — Они боятся света, темнота нас оберегает.</w:t>
-      </w:r>
-    </w:p>
-    <w:p>
-      <w:r>
-        <w:t>Впереди проступило влажное пятно света. Андреев замедлил шаг. Я врезался ему спину.</w:t>
+        <w:t xml:space="preserve">— Не останавливайтесь, пожалуйста, — сказал я. — </w:t>
+      </w:r>
+      <w:r>
+        <w:t>Всё в порядке,</w:t>
+      </w:r>
+      <w:r>
+        <w:t xml:space="preserve"> темнота нас оберегает.</w:t>
+      </w:r>
+    </w:p>
+    <w:p>
+      <w:r>
+        <w:t>Впереди проступило пятно света. Андреев замедлил шаг. Я врезался ему спину.</w:t>
       </w:r>
     </w:p>
     <w:p>
       <w:r>
         <w:lastRenderedPageBreak/>
-        <w:t>— Ох! — выдохнул он. — Извините! Но там впереди что-то есть. Мне ведь не кажется?</w:t>
+        <w:t>— Ох! — выдохнул он. — Извините! Но там что-то есть. Мне ведь не кажется?</w:t>
       </w:r>
     </w:p>
     <w:p>
@@ -36260,12 +36287,27 @@
     </w:p>
     <w:p>
       <w:r>
-        <w:t>Мы выбрались на площадку у спуска — в тонкий, сдающийся под натиском темноты островок света. Вместо аварийного маяка здесь дымила пылью старая лампа — заплывала чернотой, напрочь выгорая изнутри, и снова наливалась слабым трескучим светом, выжигая на сетчатке глаза вольфрамовую нить.</w:t>
-      </w:r>
-    </w:p>
-    <w:p>
-      <w:r>
-        <w:t>Огромное тело Андреева неловко выступило из тьмы — ещё не до конца оформленное, текучее, запутанное в чёрных складках.</w:t>
+        <w:t xml:space="preserve">Мы выбрались на площадку у спуска — в тонкий, сдающийся под натиском темноты островок света. Вместо аварийного маяка здесь дымила пылью старая лампа — заплывала чернотой и </w:t>
+      </w:r>
+      <w:r>
+        <w:t xml:space="preserve">через секунду </w:t>
+      </w:r>
+      <w:r>
+        <w:t>вновь</w:t>
+      </w:r>
+      <w:r>
+        <w:t xml:space="preserve"> наливалась трескучим светом, выжигая на сетчатке глаза вольфрамовую нить.</w:t>
+      </w:r>
+    </w:p>
+    <w:p>
+      <w:r>
+        <w:t xml:space="preserve">Огромное тело Андреева неловко </w:t>
+      </w:r>
+      <w:r>
+        <w:t>выпросталось из коридора</w:t>
+      </w:r>
+      <w:r>
+        <w:t xml:space="preserve"> — ещё не до конца оформленное, текучее, запутанное в чёрных складках.</w:t>
       </w:r>
     </w:p>
     <w:p>
@@ -38392,7 +38434,7 @@
     </w:p>
     <w:p>
       <w:r>
-        <w:t>Кожа плавится от духоты. Солнечный свет отражается от бетонных стен. Все мы жаримся живьём на калёном асфальте, тратим последние силы на вздох.</w:t>
+        <w:t>Кожа плавится от духоты. Солнечный свет отражается от бетонных стен. Все мы жаримся живьём на асфальте, тратим последние силы на вздох.</w:t>
       </w:r>
     </w:p>
     <w:p>
@@ -38402,7 +38444,7 @@
     </w:p>
     <w:p>
       <w:r>
-        <w:t>Доехали мы на удивление быстро.  Дорога бежала нам навстречу, помогая отбрасывать назад долгие километры пути. Всего пару часов — и мы уже на месте.</w:t>
+        <w:t>Доехали мы на удивление быстро. Дорога бежала нам навстречу, помогая отбрасывать назад долгие километры пути. Всего пару часов — и мы уже на месте.</w:t>
       </w:r>
     </w:p>
     <w:p>
@@ -38606,7 +38648,7 @@
     </w:p>
     <w:p>
       <w:r>
-        <w:t>Ветер растрепал волосы, и всё озеро как-то встревожилось, разволновалось — решило превратиться в большое неистовое море. Волны накатывали на песок, утаскивали в зеленоватые воды мелкие камешки и битые ракушки.</w:t>
+        <w:t>Ветер растрепал волосы, и всё озеро встревожилось, разволновалось — решило превратиться в большое неистовое море. Волны накатывали на песок, утаскивали в зеленоватые воды мелкие камешки и битые ракушки.</w:t>
       </w:r>
     </w:p>
     <w:p>

--- a/abyss/Воронков_В_Бездна_света.docx
+++ b/abyss/Воронков_В_Бездна_света.docx
@@ -57,17 +57,38 @@
     </w:p>
     <w:p>
       <w:r>
-        <w:t>Технологию для путешествия к далёким звёздам открыли задолго до моего рождения. Сам переход космонавты называют бранком. Потому что обозримая вселенная — брана. Гиперпространство — балк. Оба термина вступают в грамматический союз, порождая побочное дитя — неологизм, который никто, кроме нас, не понимает.</w:t>
-      </w:r>
-    </w:p>
-    <w:p>
-      <w:r>
-        <w:t>Бранк.</w:t>
-      </w:r>
-    </w:p>
-    <w:p>
-      <w:r>
-        <w:t xml:space="preserve">Во время бранка снятся кошмары. Об этом все знают. Так человеческое сознание </w:t>
+        <w:t xml:space="preserve">Технологию для путешествия к далёким звёздам открыли задолго до моего рождения. Сам переход космонавты называют </w:t>
+      </w:r>
+      <w:proofErr w:type="spellStart"/>
+      <w:r>
+        <w:t>бранком</w:t>
+      </w:r>
+      <w:proofErr w:type="spellEnd"/>
+      <w:r>
+        <w:t>. Потому что обозримая вселенная — брана. Гиперпространство — балк. Оба термина вступают в грамматический союз, порождая побочное дитя — неологизм, который никто, кроме нас, не понимает.</w:t>
+      </w:r>
+    </w:p>
+    <w:p>
+      <w:proofErr w:type="spellStart"/>
+      <w:r>
+        <w:t>Бранк</w:t>
+      </w:r>
+      <w:proofErr w:type="spellEnd"/>
+      <w:r>
+        <w:t>.</w:t>
+      </w:r>
+    </w:p>
+    <w:p>
+      <w:r>
+        <w:t xml:space="preserve">Во время </w:t>
+      </w:r>
+      <w:proofErr w:type="spellStart"/>
+      <w:r>
+        <w:t>бранка</w:t>
+      </w:r>
+      <w:proofErr w:type="spellEnd"/>
+      <w:r>
+        <w:t xml:space="preserve"> снятся кошмары. Об этом все знают. Так человеческое сознание </w:t>
       </w:r>
       <w:r>
         <w:t>отзывается</w:t>
@@ -93,7 +114,15 @@
     </w:p>
     <w:p>
       <w:r>
-        <w:t>Тебе снится обычный для бранка кошмар, к которым все мы давно привыкли. Ты просыпаешься, вылезаешь из амниона, неуклюже барахтаясь в невесомости, точно едва успел родиться на свет. Дёргаешь за рычаг в стене, чтобы открыть люк в соединительный тракт между отсеками, где побольше пространства.</w:t>
+        <w:t xml:space="preserve">Тебе снится обычный для </w:t>
+      </w:r>
+      <w:proofErr w:type="spellStart"/>
+      <w:r>
+        <w:t>бранка</w:t>
+      </w:r>
+      <w:proofErr w:type="spellEnd"/>
+      <w:r>
+        <w:t xml:space="preserve"> кошмар, к которым все мы давно привыкли. Ты просыпаешься, вылезаешь из амниона, неуклюже барахтаясь в невесомости, точно едва успел родиться на свет. Дёргаешь за рычаг в стене, чтобы открыть люк в соединительный тракт между отсеками, где побольше пространства.</w:t>
       </w:r>
     </w:p>
     <w:p>
@@ -122,12 +151,44 @@
         <w:t xml:space="preserve"> и правда</w:t>
       </w:r>
       <w:r>
-        <w:t xml:space="preserve"> сдаёт после долгих полётов. Поэтому к экипажам приписан политкор — в бранке он не летает, редко какой политкор это выдержит, — но по возращении проводит с каждым тщательные беседы, как мозгоправ из психиатрической больницы. Некоторых даже снимают с полётов, отправляют на минводы, как в ссылку, на принудительное лечение.</w:t>
-      </w:r>
-    </w:p>
-    <w:p>
-      <w:r>
-        <w:t xml:space="preserve">Мой самый первый бранк длился всего шесть с небольшим часов — спать было некогда и даже испугаться толком я не успел. Было лишь странное чувство после выхода. Вроде всё хорошо, ничего не болит, сознание ясное, </w:t>
+        <w:t xml:space="preserve"> сдаёт после долгих полётов. Поэтому к экипажам приписан </w:t>
+      </w:r>
+      <w:proofErr w:type="spellStart"/>
+      <w:r>
+        <w:t>политкор</w:t>
+      </w:r>
+      <w:proofErr w:type="spellEnd"/>
+      <w:r>
+        <w:t xml:space="preserve"> — в </w:t>
+      </w:r>
+      <w:proofErr w:type="spellStart"/>
+      <w:r>
+        <w:t>бранке</w:t>
+      </w:r>
+      <w:proofErr w:type="spellEnd"/>
+      <w:r>
+        <w:t xml:space="preserve"> он не летает, редко какой </w:t>
+      </w:r>
+      <w:proofErr w:type="spellStart"/>
+      <w:r>
+        <w:t>политкор</w:t>
+      </w:r>
+      <w:proofErr w:type="spellEnd"/>
+      <w:r>
+        <w:t xml:space="preserve"> это выдержит, — но по возращении проводит с каждым тщательные беседы, как мозгоправ из психиатрической больницы. Некоторых даже снимают с полётов, отправляют на минводы, как в ссылку, на принудительное лечение.</w:t>
+      </w:r>
+    </w:p>
+    <w:p>
+      <w:r>
+        <w:t xml:space="preserve">Мой самый первый </w:t>
+      </w:r>
+      <w:proofErr w:type="spellStart"/>
+      <w:r>
+        <w:t>бранк</w:t>
+      </w:r>
+      <w:proofErr w:type="spellEnd"/>
+      <w:r>
+        <w:t xml:space="preserve"> длился всего шесть с небольшим часов — спать было некогда и даже испугаться толком я не успел. Было лишь странное чувство после выхода. Вроде всё хорошо, ничего не болит, сознание ясное, </w:t>
       </w:r>
       <w:r>
         <w:t>но</w:t>
@@ -142,7 +203,21 @@
     </w:p>
     <w:p>
       <w:r>
-        <w:t xml:space="preserve">Следующий бранк, через пару недель, занял уже почти трое суток — кошмары были, но реальный кошмар поджидал меня после пробуждения. Я боялся самого балка, безраздельной пустоты, в которую падал корабль, отданный на милость погружённому в искусственный сон навигатору. Слепая беспомощность — при аварии я не успею даже помолиться — сводила с ума. </w:t>
+        <w:t xml:space="preserve">Следующий </w:t>
+      </w:r>
+      <w:proofErr w:type="spellStart"/>
+      <w:r>
+        <w:t>бранк</w:t>
+      </w:r>
+      <w:proofErr w:type="spellEnd"/>
+      <w:r>
+        <w:t xml:space="preserve">, через пару недель, занял уже почти трое суток — кошмары были, но реальный кошмар поджидал меня после пробуждения. Я боялся самого балка, </w:t>
+      </w:r>
+      <w:r>
+        <w:t>неисчислимой</w:t>
+      </w:r>
+      <w:r>
+        <w:t xml:space="preserve"> пустоты, в которую падал корабль, отданный на милость погружённому в искусственный сон навигатору. Слепая беспомощность — при аварии я не успею даже помолиться — сводила с ума. </w:t>
       </w:r>
       <w:r>
         <w:t>В</w:t>
@@ -170,7 +245,15 @@
         <w:t>животный</w:t>
       </w:r>
       <w:r>
-        <w:t xml:space="preserve"> ужас от перехода сменился скукой и дежурной рутиной во время вахты. Тело больше не казалось чужим, а кошмары, скорее, утомляли, чем пугали. Но потом меня неожиданно включили в экипаж «Грозного», который шёл по срочному приказу к научно-исследовательской станции в Бете Громовой. Это был бранк длиною в четыреста девяносто семь часов.</w:t>
+        <w:t xml:space="preserve"> ужас от перехода сменился скукой и дежурной рутиной во время вахты. Тело больше не казалось чужим, а кошмары, скорее, утомляли, чем пугали. Но потом меня включили в экипаж «Грозного», который шёл по срочному приказу к научно-исследовательской станции в Бете Громовой. Это был </w:t>
+      </w:r>
+      <w:proofErr w:type="spellStart"/>
+      <w:r>
+        <w:t>бранк</w:t>
+      </w:r>
+      <w:proofErr w:type="spellEnd"/>
+      <w:r>
+        <w:t xml:space="preserve"> длиною в четыреста девяносто семь часов.</w:t>
       </w:r>
     </w:p>
     <w:p>
@@ -198,7 +281,15 @@
     </w:p>
     <w:p>
       <w:r>
-        <w:t>Плавание — это не моё. Моих умений едва хватает на то, чтобы сдавать предполётные нормативы. Вырос я в Стальске-12, промышленном городе в центральной полосе, который забывают иногда отметить на картах. В Стальске естественных водоёмов нет, а бассейн, куда меня однажды сводил отец, так провонял жгучей хлоркой, что напомина</w:t>
+        <w:t xml:space="preserve">Плавание — это не моё. Моих умений едва хватает на то, чтобы сдавать предполётные нормативы. Вырос я в Стальске-12, промышленном городе в центральной полосе, который забывают иногда отметить на картах. В </w:t>
+      </w:r>
+      <w:proofErr w:type="spellStart"/>
+      <w:r>
+        <w:t>Стальске</w:t>
+      </w:r>
+      <w:proofErr w:type="spellEnd"/>
+      <w:r>
+        <w:t xml:space="preserve"> естественных водоёмов нет, а бассейн, куда меня однажды сводил отец, так провонял жгучей хлоркой, что напомина</w:t>
       </w:r>
       <w:r>
         <w:t>л</w:t>
@@ -219,19 +310,25 @@
     </w:p>
     <w:p>
       <w:r>
+        <w:t>Я здесь — лишний.</w:t>
+      </w:r>
+    </w:p>
+    <w:p>
+      <w:r>
         <w:lastRenderedPageBreak/>
-        <w:t>Я здесь — лишний.</w:t>
-      </w:r>
-    </w:p>
-    <w:p>
-      <w:r>
         <w:t xml:space="preserve">Я портил этот сюрреалистичный пейзаж неумелыми потугами выжить. Отражение заката дрожало на волнах, искажаясь, как под воздействием </w:t>
       </w:r>
       <w:r>
         <w:t>гравитации</w:t>
       </w:r>
       <w:r>
-        <w:t>. Озеро спешило избавиться от меня, восстановить мистическое равновесие между закатом и отражением.</w:t>
+        <w:t>. Озеро спешило избавиться от меня, восстановить мистическое равновесие между закатом и</w:t>
+      </w:r>
+      <w:r>
+        <w:t xml:space="preserve"> его</w:t>
+      </w:r>
+      <w:r>
+        <w:t xml:space="preserve"> отражением.</w:t>
       </w:r>
     </w:p>
     <w:p>
@@ -257,7 +354,25 @@
     </w:p>
     <w:p>
       <w:r>
-        <w:t>Закат стал багровым и зло светил в глаза. Я запрокинул подбородок, выплюнул с хрипом едкую воду, и вокруг шеи удавкой сомкнулась пена.</w:t>
+        <w:t>Закат стал багровым и зло светил в глаза. Я запрокинул подбородок</w:t>
+      </w:r>
+      <w:r>
+        <w:t xml:space="preserve"> и</w:t>
+      </w:r>
+      <w:r>
+        <w:t xml:space="preserve"> выплюнул с хрипом едкую воду</w:t>
+      </w:r>
+      <w:r>
+        <w:t>.</w:t>
+      </w:r>
+      <w:r>
+        <w:t xml:space="preserve"> </w:t>
+      </w:r>
+      <w:r>
+        <w:t>В</w:t>
+      </w:r>
+      <w:r>
+        <w:t>округ шеи удавкой сомкнулась пена.</w:t>
       </w:r>
     </w:p>
     <w:p>
@@ -290,10 +405,17 @@
       <w:r>
         <w:t>Ничего не выходит. Озеро не собирается меня отпускать.</w:t>
       </w:r>
-    </w:p>
-    <w:p>
-      <w:r>
-        <w:t>Воздух в лёгких заканчивался.</w:t>
+      <w:r>
+        <w:t xml:space="preserve"> </w:t>
+      </w:r>
+      <w:r>
+        <w:t>Воздух в лёгких заканчива</w:t>
+      </w:r>
+      <w:r>
+        <w:t>ется</w:t>
+      </w:r>
+      <w:r>
+        <w:t>.</w:t>
       </w:r>
     </w:p>
     <w:p>
@@ -308,7 +430,15 @@
     </w:p>
     <w:p>
       <w:r>
-        <w:t>Я пригляделся и увидел внизу свет — обманчивый, как последняя надежда. Нет смысла сопротивляться. Ожившее течение утягивает к мреющему в глубине огоньку, и тот с каждой секундой растёт и крепнет, напитываясь моей слабостью.</w:t>
+        <w:t xml:space="preserve">Я пригляделся и увидел внизу свет — обманчивый, как последняя надежда. Нет смысла сопротивляться. Ожившее течение утягивает к </w:t>
+      </w:r>
+      <w:proofErr w:type="spellStart"/>
+      <w:r>
+        <w:t>мреющему</w:t>
+      </w:r>
+      <w:proofErr w:type="spellEnd"/>
+      <w:r>
+        <w:t xml:space="preserve"> в глубине огоньку, и тот с каждой секундой растёт и крепнет, напитываясь моей слабостью.</w:t>
       </w:r>
     </w:p>
     <w:p>
@@ -347,12 +477,12 @@
     </w:p>
     <w:p>
       <w:r>
+        <w:t>Я хрипло дышал ртом, глотая хлорную воду, впервые в жизни радуясь обычному вдоху.</w:t>
+      </w:r>
+    </w:p>
+    <w:p>
+      <w:r>
         <w:lastRenderedPageBreak/>
-        <w:t>Я хрипло дышал ртом, глотая хлорную воду, впервые в жизни радуясь обычному вдоху.</w:t>
-      </w:r>
-    </w:p>
-    <w:p>
-      <w:r>
         <w:t>Надышавшись, я осмотрелся.</w:t>
       </w:r>
     </w:p>
@@ -418,7 +548,10 @@
         <w:t>мся</w:t>
       </w:r>
       <w:r>
-        <w:t xml:space="preserve"> тянущей меня вниз силе.</w:t>
+        <w:t xml:space="preserve"> тянущей меня вниз силе</w:t>
+      </w:r>
+      <w:r>
+        <w:t>?</w:t>
       </w:r>
     </w:p>
     <w:p>
@@ -495,17 +628,17 @@
     </w:p>
     <w:p>
       <w:r>
+        <w:t>Течение времени остановилось, застыло в холодной воде.</w:t>
+      </w:r>
+    </w:p>
+    <w:p>
+      <w:r>
+        <w:t>И в этот момент я всё понял.</w:t>
+      </w:r>
+    </w:p>
+    <w:p>
+      <w:r>
         <w:lastRenderedPageBreak/>
-        <w:t>Течение времени остановилось, застыло в холодной воде.</w:t>
-      </w:r>
-    </w:p>
-    <w:p>
-      <w:r>
-        <w:t>И в этот момент я всё понял.</w:t>
-      </w:r>
-    </w:p>
-    <w:p>
-      <w:r>
         <w:t>Я рванул к поверхности, обезумев от жажды воздуха, и черви бросились на меня, пролезли в рот, в уши, в ноздри. Я не смог даже закричать и захлебнулся навалившейся на меня темнотой.</w:t>
       </w:r>
     </w:p>
@@ -524,7 +657,23 @@
     </w:p>
     <w:p>
       <w:r>
-        <w:t>Я выбрался из амниона — запутавшись, как обычно, в застёжках — и завис посреди каюты, едва не приложившись головой о торчащий из стены поручень. Гравитонная камера во время бранка не работает, и приходится мириться с невесомостью.</w:t>
+        <w:t xml:space="preserve">Я выбрался из амниона — запутавшись как обычно в застёжках — и завис посреди каюты, едва не приложившись головой о торчащий из стены поручень. </w:t>
+      </w:r>
+      <w:proofErr w:type="spellStart"/>
+      <w:r>
+        <w:t>Гравитонная</w:t>
+      </w:r>
+      <w:proofErr w:type="spellEnd"/>
+      <w:r>
+        <w:t xml:space="preserve"> камера во время </w:t>
+      </w:r>
+      <w:proofErr w:type="spellStart"/>
+      <w:r>
+        <w:t>бранка</w:t>
+      </w:r>
+      <w:proofErr w:type="spellEnd"/>
+      <w:r>
+        <w:t xml:space="preserve"> не работает, и приходится мириться с невесомостью.</w:t>
       </w:r>
     </w:p>
     <w:p>
@@ -550,7 +699,15 @@
     </w:p>
     <w:p>
       <w:r>
-        <w:t>Табельные часы с логотипом «Грозного», которые в бранке используются как будильник, сердито вибрировали и покалывали кожу. Я раздражённо содрал часы с запястья.</w:t>
+        <w:t xml:space="preserve">Табельные часы с логотипом «Грозного», которые в </w:t>
+      </w:r>
+      <w:proofErr w:type="spellStart"/>
+      <w:r>
+        <w:t>бранке</w:t>
+      </w:r>
+      <w:proofErr w:type="spellEnd"/>
+      <w:r>
+        <w:t xml:space="preserve"> используются как будильник, сердито вибрировали и покалывали кожу. Я раздражённо содрал часы с запястья.</w:t>
       </w:r>
     </w:p>
     <w:p>
@@ -590,30 +747,27 @@
         <w:t xml:space="preserve">Часы наконец успокоились, я нацепил их на запястье и завёл до упора коронку. В окошке на циферблате, где обычно выводится дата, поблёскивала цифра «20» — количество полных оборотов, — а единственная стрелка </w:t>
       </w:r>
       <w:r>
-        <w:t xml:space="preserve">успела </w:t>
-      </w:r>
+        <w:t xml:space="preserve">успела уже перейти за длинную риску </w:t>
+      </w:r>
+      <w:r>
+        <w:t>рядом с</w:t>
+      </w:r>
+      <w:r>
+        <w:t xml:space="preserve"> золотистой девяткой. </w:t>
+      </w:r>
+      <w:r>
+        <w:t xml:space="preserve">Осталось чуть </w:t>
+      </w:r>
+      <w:r>
+        <w:t>меньше</w:t>
+      </w:r>
+      <w:r>
+        <w:t xml:space="preserve"> восьми часов до выхода в брану.</w:t>
+      </w:r>
+    </w:p>
+    <w:p>
       <w:r>
         <w:lastRenderedPageBreak/>
-        <w:t xml:space="preserve">уже перейти за длинную риску </w:t>
-      </w:r>
-      <w:r>
-        <w:t>рядом с</w:t>
-      </w:r>
-      <w:r>
-        <w:t xml:space="preserve"> золотистой девяткой. </w:t>
-      </w:r>
-      <w:r>
-        <w:t xml:space="preserve">Осталось чуть </w:t>
-      </w:r>
-      <w:r>
-        <w:t>меньше</w:t>
-      </w:r>
-      <w:r>
-        <w:t xml:space="preserve"> восьми часов до выхода в брану.</w:t>
-      </w:r>
-    </w:p>
-    <w:p>
-      <w:r>
         <w:t>Я потянулся к рычагу, помедлил, как бы проверяя, что действительно проснулся, и открыл люк в коридор.</w:t>
       </w:r>
     </w:p>
@@ -650,7 +804,15 @@
     </w:p>
     <w:p>
       <w:r>
-        <w:t>Электронные аппараты во время бранка не работают, и вместо них трудятся механические интегралы, которые устроены примерно так же, как мои наручные часы.</w:t>
+        <w:t xml:space="preserve">Электронные аппараты во время </w:t>
+      </w:r>
+      <w:proofErr w:type="spellStart"/>
+      <w:r>
+        <w:t>бранка</w:t>
+      </w:r>
+      <w:proofErr w:type="spellEnd"/>
+      <w:r>
+        <w:t xml:space="preserve"> не работают, и вместо них трудятся механические интегралы, которые устроены примерно так же, как мои наручные часы.</w:t>
       </w:r>
     </w:p>
     <w:p>
@@ -696,21 +858,26 @@
     </w:p>
     <w:p>
       <w:r>
-        <w:t xml:space="preserve">Провизорный модуль работал. Я ждал, стараясь не смотреть на стеклянное забрало капсулы. Тикание сбилось, пропустило несколько щелчков, как </w:t>
-      </w:r>
+        <w:t>Провизорный модуль работал. Я ждал, стараясь не смотреть на стеклянное забрало капсулы. Тикание сбилось, пропустило несколько щелчков, как больное сердце, и замолкло. На провизорном модуле загорелись три красных огня.</w:t>
+      </w:r>
+    </w:p>
+    <w:p>
+      <w:r>
+        <w:t>Невозможно!</w:t>
+      </w:r>
+    </w:p>
+    <w:p>
       <w:r>
         <w:lastRenderedPageBreak/>
-        <w:t>больное сердце, и замолкло. На провизорном модуле загорелись три красных огня.</w:t>
-      </w:r>
-    </w:p>
-    <w:p>
-      <w:r>
-        <w:t>Невозможно!</w:t>
-      </w:r>
-    </w:p>
-    <w:p>
-      <w:r>
-        <w:t>Три огня — навигатор мёртв. Такого в бранке никогда не происходит.</w:t>
+        <w:t xml:space="preserve">Три огня — навигатор мёртв. Такого в </w:t>
+      </w:r>
+      <w:proofErr w:type="spellStart"/>
+      <w:r>
+        <w:t>бранке</w:t>
+      </w:r>
+      <w:proofErr w:type="spellEnd"/>
+      <w:r>
+        <w:t xml:space="preserve"> никогда не происходит.</w:t>
       </w:r>
     </w:p>
     <w:p>
@@ -720,7 +887,7 @@
     </w:p>
     <w:p>
       <w:r>
-        <w:t>Значит, мы уже не идём по маршруту, а тонем в безграничной пустоте без всякой надежды выбраться наружу.</w:t>
+        <w:t>Значит, мы уже не идём по маршруту, а тонем в пустоте без всякой надежды выбраться наружу.</w:t>
       </w:r>
     </w:p>
     <w:p>
@@ -807,7 +974,15 @@
     </w:p>
     <w:p>
       <w:r>
-        <w:t>Люк глухо клацнул, примагнитившись к стенке.</w:t>
+        <w:t xml:space="preserve">Люк глухо клацнул, </w:t>
+      </w:r>
+      <w:proofErr w:type="spellStart"/>
+      <w:r>
+        <w:t>примагнитившись</w:t>
+      </w:r>
+      <w:proofErr w:type="spellEnd"/>
+      <w:r>
+        <w:t xml:space="preserve"> к стене.</w:t>
       </w:r>
     </w:p>
     <w:p>
@@ -827,17 +1002,17 @@
     </w:p>
     <w:p>
       <w:r>
+        <w:t>— С повторной всё хорошо! — крикнул я.</w:t>
+      </w:r>
+    </w:p>
+    <w:p>
+      <w:r>
+        <w:t>Майоров влетел в навигационный отсек и склонился над провизорным модулем.</w:t>
+      </w:r>
+    </w:p>
+    <w:p>
+      <w:r>
         <w:lastRenderedPageBreak/>
-        <w:t>— С повторной всё хорошо! — крикнул я.</w:t>
-      </w:r>
-    </w:p>
-    <w:p>
-      <w:r>
-        <w:t>Майоров влетел в навигационный отсек и склонился над провизорным модулем.</w:t>
-      </w:r>
-    </w:p>
-    <w:p>
-      <w:r>
         <w:t>— Что после повторной было?</w:t>
       </w:r>
     </w:p>
@@ -896,7 +1071,15 @@
     </w:p>
     <w:p>
       <w:r>
-        <w:t>— Понятно, почему я проснулся! — Ключ ритмично поворачивался в модуле, громко чеканя секунды. — Говорят же, что сны в бранке не просто так снятся!</w:t>
+        <w:t xml:space="preserve">— Понятно, почему я проснулся! — Ключ ритмично поворачивался в модуле, громко чеканя секунды. — Говорят же, что сны в </w:t>
+      </w:r>
+      <w:proofErr w:type="spellStart"/>
+      <w:r>
+        <w:t>бранке</w:t>
+      </w:r>
+      <w:proofErr w:type="spellEnd"/>
+      <w:r>
+        <w:t xml:space="preserve"> не просто так снятся!</w:t>
       </w:r>
     </w:p>
     <w:p>
@@ -943,7 +1126,15 @@
     </w:p>
     <w:p>
       <w:r>
-        <w:t>Майоров переместился к центральному анализатору, циану — встроенному в стену металлическому шкафу с похожими на лимбовые замки регуляторами.</w:t>
+        <w:t xml:space="preserve">Майоров переместился к центральному анализатору, циану — встроенному в стену металлическому шкафу с похожими на </w:t>
+      </w:r>
+      <w:proofErr w:type="spellStart"/>
+      <w:r>
+        <w:t>лимбовые</w:t>
+      </w:r>
+      <w:proofErr w:type="spellEnd"/>
+      <w:r>
+        <w:t xml:space="preserve"> замки регуляторами.</w:t>
       </w:r>
     </w:p>
     <w:p>
@@ -968,7 +1159,13 @@
     </w:p>
     <w:p>
       <w:r>
-        <w:t xml:space="preserve">— У меня тоже всё зелёное, — отрапортовал я. — </w:t>
+        <w:t xml:space="preserve">— У меня тоже всё зелёное, — </w:t>
+      </w:r>
+      <w:r>
+        <w:t>сказал</w:t>
+      </w:r>
+      <w:r>
+        <w:t xml:space="preserve"> я. — </w:t>
       </w:r>
       <w:r>
         <w:t>Что</w:t>
@@ -985,7 +1182,6 @@
     </w:p>
     <w:p>
       <w:r>
-        <w:lastRenderedPageBreak/>
         <w:t>— А теперь, — повернулся ко мне Майоров, — буди Кермана.</w:t>
       </w:r>
     </w:p>
@@ -999,6 +1195,7 @@
     </w:p>
     <w:p>
       <w:r>
+        <w:lastRenderedPageBreak/>
         <w:t xml:space="preserve">Керман, опухший от невесомости, с полностью лысым бугристым черепом, напоминал утопленника. Он забрался в свой ложемент в рубке и смотрел в иллюминатор, в котором </w:t>
       </w:r>
       <w:r>
@@ -1017,7 +1214,15 @@
     </w:p>
     <w:p>
       <w:r>
-        <w:t xml:space="preserve">— А чего тут решать? — проговорил Керман, с трудом ворочая во рту словами, как после заморозки. — Так-то мы уже раз двадцать всё проверили. Циан в порядке. Ты от меня чего хочешь? Из бранка же </w:t>
+        <w:t xml:space="preserve">— А чего тут решать? — проговорил Керман, с трудом ворочая во рту словами, как после заморозки. — Так-то мы уже раз двадцать всё проверили. Циан в порядке. Ты от меня чего хочешь? Из </w:t>
+      </w:r>
+      <w:proofErr w:type="spellStart"/>
+      <w:r>
+        <w:t>бранка</w:t>
+      </w:r>
+      <w:proofErr w:type="spellEnd"/>
+      <w:r>
+        <w:t xml:space="preserve"> же </w:t>
       </w:r>
       <w:r>
         <w:t xml:space="preserve">мы досрочно </w:t>
@@ -1028,7 +1233,15 @@
     </w:p>
     <w:p>
       <w:r>
-        <w:t xml:space="preserve">— Я понимаю, что из бранка не выйдем! — </w:t>
+        <w:t xml:space="preserve">— Я понимаю, что из </w:t>
+      </w:r>
+      <w:proofErr w:type="spellStart"/>
+      <w:r>
+        <w:t>бранка</w:t>
+      </w:r>
+      <w:proofErr w:type="spellEnd"/>
+      <w:r>
+        <w:t xml:space="preserve"> не выйдем! — </w:t>
       </w:r>
       <w:r>
         <w:t>выдохнул</w:t>
@@ -1087,51 +1300,56 @@
     </w:p>
     <w:p>
       <w:r>
-        <w:t xml:space="preserve">— Да ты везучий, Сергей! Хотя ты же и сейчас их не видел. Другой техник, — Керман взглянул на меня, — прогнал бы несколько раз повторные </w:t>
-      </w:r>
+        <w:t>— Да ты везучий, Сергей! Хотя ты же и сейчас их не видел. Другой техник, — Керман взглянул на меня, — прогнал бы несколько раз повторные проверки и забыл об этом. Уверен, что за твою службу такого ни разу не случалось?</w:t>
+      </w:r>
+    </w:p>
+    <w:p>
+      <w:r>
+        <w:t>— Я уже ни в чём не уверен, — сказал Майоров.</w:t>
+      </w:r>
+    </w:p>
+    <w:p>
+      <w:r>
+        <w:t xml:space="preserve">— </w:t>
+      </w:r>
+      <w:r>
+        <w:t>Значит, м</w:t>
+      </w:r>
+      <w:r>
+        <w:t>ы ничего не будем делать</w:t>
+      </w:r>
+      <w:r>
+        <w:t xml:space="preserve">? — </w:t>
+      </w:r>
+      <w:r>
+        <w:t>спросил</w:t>
+      </w:r>
+      <w:r>
+        <w:t xml:space="preserve"> я.</w:t>
+      </w:r>
+    </w:p>
+    <w:p>
+      <w:r>
+        <w:t>— Олег! — улыбнулся Керман. — Это какой твой полёт? Четвёртый, пятый?</w:t>
+      </w:r>
+    </w:p>
+    <w:p>
       <w:r>
         <w:lastRenderedPageBreak/>
-        <w:t>проверки и забыл об этом. Уверен, что за твою службу такого ни разу не случалось?</w:t>
-      </w:r>
-    </w:p>
-    <w:p>
-      <w:r>
-        <w:t>— Я уже ни в чём не уверен, — сказал Майоров.</w:t>
-      </w:r>
-    </w:p>
-    <w:p>
-      <w:r>
-        <w:t xml:space="preserve">— </w:t>
-      </w:r>
-      <w:r>
-        <w:t>Значит, м</w:t>
-      </w:r>
-      <w:r>
-        <w:t>ы ничего не будем делать</w:t>
-      </w:r>
-      <w:r>
-        <w:t xml:space="preserve">? — </w:t>
-      </w:r>
-      <w:r>
-        <w:t>спросил</w:t>
-      </w:r>
-      <w:r>
-        <w:t xml:space="preserve"> я.</w:t>
-      </w:r>
-    </w:p>
-    <w:p>
-      <w:r>
-        <w:t>— Олег! — улыбнулся Керман. — Это какой твой полёт? Четвёртый, пятый?</w:t>
-      </w:r>
-    </w:p>
-    <w:p>
-      <w:r>
-        <w:t>— Официальный рекорд! — хмыкнул Майоров. — Самый молодой инженер из всех, кого назначали на рейс до Беты Громовой. Я даже против был. Ты уж извини, Олег, к тебе лично никаких претензий.</w:t>
-      </w:r>
-    </w:p>
-    <w:p>
-      <w:r>
-        <w:t>— Во-о-от! — закивал Керман. — Так-то я тебя понимаю. Руки чешутся, хочется что-то сделать. Подвиг там гражданский совершить. После нескольких бранков ещё не успеваешь вникнуть во всю, так сказать, философию нашей ситуации.</w:t>
+        <w:t>— Официальный рекорд! — хмыкнул Майоров. — Самый молодой инженер из всех, кого назначали до Беты Громовой. Я даже против был. Ты уж извини, Олег, к тебе лично никаких претензий.</w:t>
+      </w:r>
+    </w:p>
+    <w:p>
+      <w:r>
+        <w:t xml:space="preserve">— Во-о-от! — закивал Керман. — Так-то я тебя понимаю. Руки чешутся, хочется что-то сделать. Подвиг там гражданский совершить. После нескольких </w:t>
+      </w:r>
+      <w:proofErr w:type="spellStart"/>
+      <w:r>
+        <w:t>бранков</w:t>
+      </w:r>
+      <w:proofErr w:type="spellEnd"/>
+      <w:r>
+        <w:t xml:space="preserve"> ещё не успеваешь вникнуть во всю, так сказать, философию нашей ситуации.</w:t>
       </w:r>
     </w:p>
     <w:p>
@@ -1183,7 +1401,23 @@
     </w:p>
     <w:p>
       <w:r>
-        <w:t>— Я и не преувеличиваю. Все же понимают, на что идут, когда на трёхнедельный бранк подписываются. Теперь вот и молодёжь понимает. Ты не бледней так быстро, — подмигнул мне Керман. — Если что, у меня пятьдесят шестой бранк, а я до сих пор тут с вами беседы беседую.</w:t>
+        <w:t xml:space="preserve">— Я и не преувеличиваю. Все же понимают, на что идут, когда на трёхнедельный </w:t>
+      </w:r>
+      <w:proofErr w:type="spellStart"/>
+      <w:r>
+        <w:t>бранк</w:t>
+      </w:r>
+      <w:proofErr w:type="spellEnd"/>
+      <w:r>
+        <w:t xml:space="preserve"> подписываются. Теперь вот и молодёжь понимает. Ты не бледней так быстро, — подмигнул мне Керман. — Если что, у меня пятьдесят шестой </w:t>
+      </w:r>
+      <w:proofErr w:type="spellStart"/>
+      <w:r>
+        <w:t>бранк</w:t>
+      </w:r>
+      <w:proofErr w:type="spellEnd"/>
+      <w:r>
+        <w:t>, а я до сих пор тут с вами беседы беседую.</w:t>
       </w:r>
     </w:p>
     <w:p>
@@ -1198,7 +1432,6 @@
     </w:p>
     <w:p>
       <w:r>
-        <w:lastRenderedPageBreak/>
         <w:t>— Спать иди! — сердито буркнул Майоров и дёрнул за рычаг, открывая люк. — А ты, — сказал он мне, прежде чем провалиться в коридор, — продолжай нести вахту.</w:t>
       </w:r>
     </w:p>
@@ -1212,6 +1445,7 @@
     </w:p>
     <w:p>
       <w:r>
+        <w:lastRenderedPageBreak/>
         <w:t xml:space="preserve">Закончив оставшиеся проверки, я вернулся в рубку — торчать в похожей на гроб каюте не хотелось, — и разместился в </w:t>
       </w:r>
       <w:r>
@@ -1228,7 +1462,13 @@
     </w:p>
     <w:p>
       <w:r>
-        <w:t>В сущности, балк не является пространством в привычном смысле — по крайней мере, таким, которое мы способны помыслить. Меня поначалу пугала эта безграничная темнота неевклидового измерения, а потом я понял, что безудержный свет, выжигающий роговицу, пугал бы куда сильнее. Нам же ничто не мешает засыпать, проваливаясь в темноту. Страх темноты, которых многих мучает в детстве, — это, на самом деле, страх перед тем, что мы не видим, что мы не знаем, страх того, что от нас в этой темноте скрыто. А повзрослев, мы понимаем, что ни черта не знаем. Поэтому бездна тьмы понятнее нам, чем бездна света.</w:t>
+        <w:t xml:space="preserve">В сущности, балк не является пространством в привычном смысле — по крайней мере, таким, которое мы способны помыслить. Меня поначалу пугала эта </w:t>
+      </w:r>
+      <w:r>
+        <w:t>иррациональная</w:t>
+      </w:r>
+      <w:r>
+        <w:t xml:space="preserve"> темнота неевклидового измерения, а потом я понял, что безудержный свет, выжигающий роговицу, пугал бы куда сильнее. Нам же ничто не мешает засыпать, проваливаясь в темноту. Страх темноты, которых многих мучает в детстве, — это, на самом деле, страх перед тем, что мы не видим, что мы не знаем, страх того, что от нас в этой темноте скрыто. А повзрослев, мы понимаем, что ни черта не знаем. Поэтому бездна тьмы понятнее нам, чем бездна света.</w:t>
       </w:r>
     </w:p>
     <w:p>
@@ -1255,7 +1495,15 @@
         <w:t xml:space="preserve">лет </w:t>
       </w:r>
       <w:r>
-        <w:t>меня старше. Керман ещё в начале полёта сказал, что Григорьев никогда не спит во время бранка. Поверить в то, что главный пилот почти три недели прожил без сна было решительно невозможно, но пару раз я сталкивался с ним во время вахты, когда он плавал по коридору, как лунатик.</w:t>
+        <w:t xml:space="preserve">меня старше. Керман ещё в начале полёта сказал, что Григорьев никогда не спит во время </w:t>
+      </w:r>
+      <w:proofErr w:type="spellStart"/>
+      <w:r>
+        <w:t>бранка</w:t>
+      </w:r>
+      <w:proofErr w:type="spellEnd"/>
+      <w:r>
+        <w:t>. Поверить в то, что главный пилот почти три недели прожил без сна было решительно невозможно, но пару раз я сталкивался с ним во время вахты, когда он плавал по коридору, как лунатик.</w:t>
       </w:r>
     </w:p>
     <w:p>
@@ -1289,7 +1537,15 @@
     </w:p>
     <w:p>
       <w:r>
-        <w:t>Григорьев осмотрел обесточенную консоль — во время бранка рубка напомина</w:t>
+        <w:t xml:space="preserve">Григорьев осмотрел обесточенную консоль — во время </w:t>
+      </w:r>
+      <w:proofErr w:type="spellStart"/>
+      <w:r>
+        <w:t>бранка</w:t>
+      </w:r>
+      <w:proofErr w:type="spellEnd"/>
+      <w:r>
+        <w:t xml:space="preserve"> рубка напомина</w:t>
       </w:r>
       <w:r>
         <w:t>ет</w:t>
@@ -1305,24 +1561,32 @@
     </w:p>
     <w:p>
       <w:r>
+        <w:t>— Сложно не услышать. Капитан там по коридору носится, как угорелый. А твой начальник, походу, спать пошёл. Железобетонный человек прямо. Поражаюсь я его выдержке. Впрочем, с его-то опытом…</w:t>
+      </w:r>
+    </w:p>
+    <w:p>
+      <w:r>
+        <w:t>— И чего думаете? В смысле, думаешь?</w:t>
+      </w:r>
+    </w:p>
+    <w:p>
+      <w:r>
+        <w:t>— А чего тут думать, Олежка? — Григорьев поморщил щёку, сгоняя с лица наползающую тень. — Был сбой. Надеюсь, больше не будет. Корабль новый совсем, недавно с верфи вышел. Кто</w:t>
+      </w:r>
+      <w:r>
+        <w:t xml:space="preserve"> ж</w:t>
+      </w:r>
+      <w:r>
+        <w:t xml:space="preserve"> его знает, что вы там, инженеры, </w:t>
+      </w:r>
+      <w:proofErr w:type="spellStart"/>
+      <w:r>
         <w:lastRenderedPageBreak/>
-        <w:t>— Сложно не услышать. Капитан там по коридору носится, как угорелый. А твой начальник, походу, спать пошёл. Железобетонный человек прямо. Поражаюсь я его выдержке. Впрочем, с его-то опытом…</w:t>
-      </w:r>
-    </w:p>
-    <w:p>
-      <w:r>
-        <w:t>— И чего думаете? В смысле, думаешь?</w:t>
-      </w:r>
-    </w:p>
-    <w:p>
-      <w:r>
-        <w:t>— А чего тут думать, Олежка? — Григорьев поморщил щёку, сгоняя с лица наползающую тень. — Был сбой. Надеюсь, больше не будет. Корабль новый совсем, недавно с верфи вышел. Кто</w:t>
-      </w:r>
-      <w:r>
-        <w:t xml:space="preserve"> ж</w:t>
-      </w:r>
-      <w:r>
-        <w:t xml:space="preserve"> его знает, что вы там, инженеры, напридумали. Смысла дёргаться в любом случае нет. Всё равно раньше времени отсюда не выберемся.</w:t>
+        <w:t>напридумали</w:t>
+      </w:r>
+      <w:proofErr w:type="spellEnd"/>
+      <w:r>
+        <w:t>. Смысла дёргаться в любом случае нет. Всё равно раньше времени отсюда не выберемся.</w:t>
       </w:r>
     </w:p>
     <w:p>
@@ -1353,7 +1617,15 @@
     </w:p>
     <w:p>
       <w:r>
-        <w:t>— Хочется уже что-нибудь полезное сделать. Я говорил вроде, что летал раньше в Бету Громовой. Тогда, кстати, на редкость удачный был выход, совсем рядом со станцией выкинуло. Всё, что осталось — проложить короткий курс и в гости на стыковку. А там автоматы в основном работают. Вместе с пулемётами. Пилот — самый бесполезный член экипажа во время бранка.</w:t>
+        <w:t xml:space="preserve">— Хочется уже что-нибудь полезное сделать. Я говорил вроде, что летал раньше в Бету Громовой. Тогда, кстати, на редкость удачный был выход, совсем рядом со станцией выкинуло. Всё, что осталось — проложить короткий курс и в гости на стыковку. А там автоматы в основном работают. Вместе с пулемётами. Пилот — самый бесполезный член экипажа во время </w:t>
+      </w:r>
+      <w:proofErr w:type="spellStart"/>
+      <w:r>
+        <w:t>бранка</w:t>
+      </w:r>
+      <w:proofErr w:type="spellEnd"/>
+      <w:r>
+        <w:t>.</w:t>
       </w:r>
     </w:p>
     <w:p>
@@ -1363,7 +1635,15 @@
     </w:p>
     <w:p>
       <w:r>
-        <w:t>— А что, разве не правда? — Григорьев откинулся на подголовник и прикрыл глаза. Потолочный свет тут же выбелил его ещё молодое лицо, превратив в гипсовую маску. — Я, между прочим, спал. Недолго, правда. Майоров разбудил, люками гремел. Хотя спать во время бранка — сомнительное удовольствие.</w:t>
+        <w:t xml:space="preserve">— А что, разве не правда? — Григорьев откинулся на подголовник и прикрыл глаза. Потолочный свет тут же выбелил его ещё молодое лицо, превратив в гипсовую маску. — Я, между прочим, спал. Недолго, правда. Майоров разбудил, люками гремел. Хотя спать во время </w:t>
+      </w:r>
+      <w:proofErr w:type="spellStart"/>
+      <w:r>
+        <w:t>бранка</w:t>
+      </w:r>
+      <w:proofErr w:type="spellEnd"/>
+      <w:r>
+        <w:t xml:space="preserve"> — сомнительное удовольствие.</w:t>
       </w:r>
     </w:p>
     <w:p>
@@ -1388,7 +1668,21 @@
     </w:p>
     <w:p>
       <w:r>
-        <w:t>Сны в бранке у всех разные, но большинство либо плывут (и тонут), либо куда-то летят и закономерно падают. И то, и другое считается естественным откликом здоровой психики на невесомость и невозможную темноту балка.</w:t>
+        <w:t xml:space="preserve">Сны в </w:t>
+      </w:r>
+      <w:proofErr w:type="spellStart"/>
+      <w:r>
+        <w:t>бранке</w:t>
+      </w:r>
+      <w:proofErr w:type="spellEnd"/>
+      <w:r>
+        <w:t xml:space="preserve"> у всех разные, но большинство либо плывут (и тонут), либо куда-то летят и закономерно падают. И то, и другое считается естественным откликом здоровой психики на невесомость и </w:t>
+      </w:r>
+      <w:r>
+        <w:t>чёрную бездна</w:t>
+      </w:r>
+      <w:r>
+        <w:t xml:space="preserve"> балка.</w:t>
       </w:r>
     </w:p>
     <w:p>
@@ -1403,25 +1697,36 @@
     </w:p>
     <w:p>
       <w:r>
+        <w:t xml:space="preserve">— Я тоже устал этими заплывами заниматься, — сказал я. — Во время коротких переходов </w:t>
+      </w:r>
+      <w:r>
+        <w:t xml:space="preserve">кошмары </w:t>
+      </w:r>
+      <w:r>
+        <w:t>не сильно-то и мешали, но сейчас они въедливые какие-то. Слишком уж яркое всё. И никак из памяти не уходит. Да и плавать я не люблю. Я бы лучше полетал, пусть даже в балке.</w:t>
+      </w:r>
+    </w:p>
+    <w:p>
+      <w:r>
+        <w:t xml:space="preserve">— Плавать не любишь, знаю, — </w:t>
+      </w:r>
+      <w:r>
+        <w:t>сказал</w:t>
+      </w:r>
+      <w:r>
+        <w:t xml:space="preserve"> Григорьев. — Видел я результаты твоих нормативов. По нижней планке идёшь. Говорят, на следующей партий</w:t>
+      </w:r>
+      <w:r>
         <w:lastRenderedPageBreak/>
-        <w:t xml:space="preserve">— Я тоже устал этими заплывами заниматься, — сказал я. — Во время коротких переходов </w:t>
-      </w:r>
-      <w:r>
-        <w:t xml:space="preserve">кошмары </w:t>
-      </w:r>
-      <w:r>
-        <w:t>не сильно-то и мешали, но сейчас они въедливые какие-то. Слишком уж яркое всё. И никак из памяти не уходит. Да и плавать я не люблю. Я бы лучше полетал, пусть даже в балке.</w:t>
-      </w:r>
-    </w:p>
-    <w:p>
-      <w:r>
-        <w:t xml:space="preserve">— Плавать не любишь, знаю, — </w:t>
-      </w:r>
-      <w:r>
-        <w:t>сказал</w:t>
-      </w:r>
-      <w:r>
-        <w:t xml:space="preserve"> Григорьев. — Видел я результаты твоих нормативов. По нижней планке идёшь. Говорят, на следующей партийной деке нормативы усилят. Я бы советовал, как вернёшься, взять в бассейн абонементик. Глупо будет вылететь из-за такой ерунды.</w:t>
+        <w:t xml:space="preserve">ной деке нормативы усилят. Я бы советовал, как вернёшься, взять в бассейн </w:t>
+      </w:r>
+      <w:proofErr w:type="spellStart"/>
+      <w:r>
+        <w:t>абонементик</w:t>
+      </w:r>
+      <w:proofErr w:type="spellEnd"/>
+      <w:r>
+        <w:t>. Глупо будет вылететь из-за такой ерунды.</w:t>
       </w:r>
     </w:p>
     <w:p>
@@ -1469,7 +1774,13 @@
         <w:t>ё</w:t>
       </w:r>
       <w:r>
-        <w:t xml:space="preserve">ра большие, кстати, бывают. Краёв, как ты говоришь, не </w:t>
+        <w:t>ра</w:t>
+      </w:r>
+      <w:r>
+        <w:t>, кстати,</w:t>
+      </w:r>
+      <w:r>
+        <w:t xml:space="preserve"> большие бывают. Краёв, как ты говоришь, не </w:t>
       </w:r>
       <w:r>
         <w:t>видно</w:t>
@@ -1555,39 +1866,39 @@
     </w:p>
     <w:p>
       <w:r>
+        <w:t xml:space="preserve">— О-о-о! — </w:t>
+      </w:r>
+      <w:r>
+        <w:t>качнул головой</w:t>
+      </w:r>
+      <w:r>
+        <w:t xml:space="preserve"> Григорьев. — Интересно! Таких историй я ещё не слышал. И ничего не меняется? Снова плывёшь и так же тонешь?</w:t>
+      </w:r>
+    </w:p>
+    <w:p>
+      <w:r>
+        <w:t xml:space="preserve">— Нет, меняется. Темнеть начинает, солнце к горизонту спускается. </w:t>
+      </w:r>
+      <w:r>
+        <w:t>Я</w:t>
+      </w:r>
+      <w:r>
+        <w:t xml:space="preserve"> ныряю, погружаюсь в темноту, а выхода на поверхность больше нет, и вокруг меня — алые черви.</w:t>
+      </w:r>
+    </w:p>
+    <w:p>
+      <w:r>
+        <w:t>— Что? — поморщился Григорьев. — Черви?</w:t>
+      </w:r>
+    </w:p>
+    <w:p>
+      <w:r>
+        <w:t>— Да, и каждый раз всё в точности повторяется.</w:t>
+      </w:r>
+    </w:p>
+    <w:p>
+      <w:r>
         <w:lastRenderedPageBreak/>
-        <w:t xml:space="preserve">— О-о-о! — </w:t>
-      </w:r>
-      <w:r>
-        <w:t>качнул головой</w:t>
-      </w:r>
-      <w:r>
-        <w:t xml:space="preserve"> Григорьев. — Интересно! Таких историй я ещё не слышал. И ничего не меняется? Снова плывёшь и так же тонешь?</w:t>
-      </w:r>
-    </w:p>
-    <w:p>
-      <w:r>
-        <w:t xml:space="preserve">— Нет, меняется. Темнеть начинает, солнце к горизонту спускается. </w:t>
-      </w:r>
-      <w:r>
-        <w:t>Я</w:t>
-      </w:r>
-      <w:r>
-        <w:t xml:space="preserve"> ныряю, погружаюсь в темноту, а выхода на поверхность больше нет, и вокруг меня — алые черви.</w:t>
-      </w:r>
-    </w:p>
-    <w:p>
-      <w:r>
-        <w:t>— Что? — поморщился Григорьев. — Черви?</w:t>
-      </w:r>
-    </w:p>
-    <w:p>
-      <w:r>
-        <w:t>— Да, и каждый раз всё в точности повторяется.</w:t>
-      </w:r>
-    </w:p>
-    <w:p>
-      <w:r>
         <w:t>Григорьев повернулся в кресле и посмотрел на меня.</w:t>
       </w:r>
     </w:p>
@@ -1603,28 +1914,60 @@
     </w:p>
     <w:p>
       <w:r>
-        <w:t>— Чем она примечательна, «Заря» эта, что мы ради неё три недели в бранке торчим?</w:t>
-      </w:r>
-    </w:p>
-    <w:p>
-      <w:r>
-        <w:t xml:space="preserve">— Там это, экзобиологи нашли что-то, инопланетную форму жизни. Лет десять назад об этом все трубили, а потом </w:t>
-      </w:r>
-      <w:r>
-        <w:t xml:space="preserve">как-то </w:t>
-      </w:r>
-      <w:r>
-        <w:t>затихли.</w:t>
-      </w:r>
-    </w:p>
-    <w:p>
-      <w:r>
-        <w:t>— Так что нашли-то, помнишь? На что эта инопланетная жизнь похожа?</w:t>
-      </w:r>
-    </w:p>
-    <w:p>
-      <w:r>
-        <w:t>— Бактерии вроде.</w:t>
+        <w:t xml:space="preserve">— Чем она примечательна, «Заря» эта, что мы ради неё три недели в </w:t>
+      </w:r>
+      <w:proofErr w:type="spellStart"/>
+      <w:r>
+        <w:t>бранке</w:t>
+      </w:r>
+      <w:proofErr w:type="spellEnd"/>
+      <w:r>
+        <w:t xml:space="preserve"> торчим?</w:t>
+      </w:r>
+    </w:p>
+    <w:p>
+      <w:r>
+        <w:t xml:space="preserve">— Там это, экзобиологи нашли что-то, </w:t>
+      </w:r>
+      <w:r>
+        <w:t xml:space="preserve">— начал вспоминать я, — </w:t>
+      </w:r>
+      <w:r>
+        <w:t>инопланетную форму жизни</w:t>
+      </w:r>
+      <w:r>
+        <w:t xml:space="preserve"> вроде как</w:t>
+      </w:r>
+      <w:r>
+        <w:t>. Лет десять назад об этом все трубили, а потом затихл</w:t>
+      </w:r>
+      <w:r>
+        <w:t>о всё</w:t>
+      </w:r>
+      <w:r>
+        <w:t>.</w:t>
+      </w:r>
+    </w:p>
+    <w:p>
+      <w:r>
+        <w:t xml:space="preserve">— Так что нашли-то, </w:t>
+      </w:r>
+      <w:r>
+        <w:t>Олежка</w:t>
+      </w:r>
+      <w:r>
+        <w:t>? На что эта инопланетная жизнь похожа?</w:t>
+      </w:r>
+    </w:p>
+    <w:p>
+      <w:r>
+        <w:t xml:space="preserve">— Бактерии </w:t>
+      </w:r>
+      <w:r>
+        <w:t>какие-то</w:t>
+      </w:r>
+      <w:r>
+        <w:t>.</w:t>
       </w:r>
     </w:p>
     <w:p>
@@ -1635,7 +1978,16 @@
         <w:t xml:space="preserve">— Григорьев деланно вздохнул. — </w:t>
       </w:r>
       <w:r>
-        <w:t>Олежка, ну ты даёшь! Даже не поинтересовался перед полётом?</w:t>
+        <w:t>Н</w:t>
+      </w:r>
+      <w:r>
+        <w:t>у ты</w:t>
+      </w:r>
+      <w:r>
+        <w:t>, парень,</w:t>
+      </w:r>
+      <w:r>
+        <w:t xml:space="preserve"> даёшь! Даже не поинтересовался перед полётом?</w:t>
       </w:r>
     </w:p>
     <w:p>
@@ -1671,7 +2023,15 @@
     </w:p>
     <w:p>
       <w:r>
-        <w:t>Перед выходом из бранка все члены экипажа собираются в рубке, как на представление.</w:t>
+        <w:t xml:space="preserve">Перед выходом из </w:t>
+      </w:r>
+      <w:proofErr w:type="spellStart"/>
+      <w:r>
+        <w:t>бранка</w:t>
+      </w:r>
+      <w:proofErr w:type="spellEnd"/>
+      <w:r>
+        <w:t xml:space="preserve"> все члены экипажа собираются в рубке, как на представление.</w:t>
       </w:r>
     </w:p>
     <w:p>
@@ -1717,7 +2077,15 @@
     </w:p>
     <w:p>
       <w:r>
-        <w:t>— Ни разу ещё секунда в секунду не выходил из бранка, — сказал Григорьев.</w:t>
+        <w:t xml:space="preserve">— Ни разу ещё секунда в секунду не выходил из </w:t>
+      </w:r>
+      <w:proofErr w:type="spellStart"/>
+      <w:r>
+        <w:t>бранка</w:t>
+      </w:r>
+      <w:proofErr w:type="spellEnd"/>
+      <w:r>
+        <w:t>, — сказал Григорьев.</w:t>
       </w:r>
     </w:p>
     <w:p>
@@ -1738,7 +2106,15 @@
     </w:p>
     <w:p>
       <w:r>
-        <w:t>Майоров, насколько я успел понять, всегда с параноидальной точностью придерживался уставов и негласных правил — видимо, боялся, что за ним следит незримый политкор.</w:t>
+        <w:t xml:space="preserve">Майоров, насколько я успел понять, всегда с параноидальной точностью придерживался уставов и негласных правил — видимо, боялся, что за ним следит незримый </w:t>
+      </w:r>
+      <w:proofErr w:type="spellStart"/>
+      <w:r>
+        <w:t>политкор</w:t>
+      </w:r>
+      <w:proofErr w:type="spellEnd"/>
+      <w:r>
+        <w:t>.</w:t>
       </w:r>
     </w:p>
     <w:p>
@@ -1920,7 +2296,15 @@
     </w:p>
     <w:p>
       <w:r>
-        <w:t xml:space="preserve">— Отлично, все молодцы. — Странно было слышать похвалу, когда ты лежал в ложементе и ничего не делал. — Олег, заведи аппараты и гравитонную камеру. Понял? Сначала аппараты, </w:t>
+        <w:t xml:space="preserve">— Отлично, все молодцы. — Странно было слышать похвалу, когда ты лежал в ложементе и ничего не делал. — Олег, заведи аппараты и </w:t>
+      </w:r>
+      <w:proofErr w:type="spellStart"/>
+      <w:r>
+        <w:t>гравитонную</w:t>
+      </w:r>
+      <w:proofErr w:type="spellEnd"/>
+      <w:r>
+        <w:t xml:space="preserve"> камеру. Понял? Сначала аппараты, </w:t>
       </w:r>
       <w:r>
         <w:t>а после них</w:t>
@@ -2034,7 +2418,15 @@
     </w:p>
     <w:p>
       <w:r>
-        <w:t xml:space="preserve"> Я ухватился обеими руками за страховочный поручень, любезно отмеченный табличкой: «Держаться здесь». Гравитонный привод заводится обычно долго.</w:t>
+        <w:t xml:space="preserve"> Я ухватился обеими руками за страховочный поручень, любезно отмеченный табличкой: «Держаться здесь». </w:t>
+      </w:r>
+      <w:proofErr w:type="spellStart"/>
+      <w:r>
+        <w:t>Гравитонный</w:t>
+      </w:r>
+      <w:proofErr w:type="spellEnd"/>
+      <w:r>
+        <w:t xml:space="preserve"> привод заводится обычно долго.</w:t>
       </w:r>
     </w:p>
     <w:p>
@@ -2059,7 +2451,15 @@
     </w:p>
     <w:p>
       <w:r>
-        <w:t>Табличка с расцарапанным предупреждением замигала, и меня, как магнитом, притянуло к полу. Ноги с непривычки затряслись, и я, не выдержав, упал на колени, преклонился перед гравитонной камерой, которая с пугающей убедительностью обманыва</w:t>
+        <w:t xml:space="preserve">Табличка с расцарапанным предупреждением замигала, и меня, как магнитом, притянуло к полу. Ноги с непривычки затряслись, и я, не выдержав, упал на колени, преклонился перед </w:t>
+      </w:r>
+      <w:proofErr w:type="spellStart"/>
+      <w:r>
+        <w:t>гравитонной</w:t>
+      </w:r>
+      <w:proofErr w:type="spellEnd"/>
+      <w:r>
+        <w:t xml:space="preserve"> камерой, которая с пугающей убедительностью обманыва</w:t>
       </w:r>
       <w:r>
         <w:t>ет</w:t>
@@ -2159,7 +2559,15 @@
     </w:p>
     <w:p>
       <w:r>
-        <w:t>Керман покрутил лимбовые замки на циане, присмотрелся к рискам, сощурив глаза так, что брови наползли на веки, и громко выругался.</w:t>
+        <w:t xml:space="preserve">Керман покрутил </w:t>
+      </w:r>
+      <w:proofErr w:type="spellStart"/>
+      <w:r>
+        <w:t>лимбовые</w:t>
+      </w:r>
+      <w:proofErr w:type="spellEnd"/>
+      <w:r>
+        <w:t xml:space="preserve"> замки на циане, присмотрелся к рискам, сощурив глаза так, что брови наползли на веки, и громко выругался.</w:t>
       </w:r>
     </w:p>
     <w:p>
@@ -2225,7 +2633,15 @@
     </w:p>
     <w:p>
       <w:r>
-        <w:t>— Олег! — сказал он. — Реаниматор в медотсеке!</w:t>
+        <w:t xml:space="preserve">— Олег! — сказал он. — Реаниматор в </w:t>
+      </w:r>
+      <w:proofErr w:type="spellStart"/>
+      <w:r>
+        <w:t>медотсеке</w:t>
+      </w:r>
+      <w:proofErr w:type="spellEnd"/>
+      <w:r>
+        <w:t>!</w:t>
       </w:r>
     </w:p>
     <w:p>
@@ -2428,11 +2844,16 @@
         <w:t>Давайте в</w:t>
       </w:r>
       <w:r>
-        <w:t xml:space="preserve"> медкапсулу</w:t>
-      </w:r>
-      <w:r>
         <w:t xml:space="preserve"> </w:t>
       </w:r>
+      <w:proofErr w:type="spellStart"/>
+      <w:r>
+        <w:t>медкапсулу</w:t>
+      </w:r>
+      <w:proofErr w:type="spellEnd"/>
+      <w:r>
+        <w:t xml:space="preserve"> </w:t>
+      </w:r>
       <w:r>
         <w:t>её положим.</w:t>
       </w:r>
@@ -2463,7 +2884,15 @@
         <w:t xml:space="preserve">— Она мертва, — сказал Керман. — </w:t>
       </w:r>
       <w:r>
-        <w:t>Чем медкапсула сейчас поможет?</w:t>
+        <w:t xml:space="preserve">Чем </w:t>
+      </w:r>
+      <w:proofErr w:type="spellStart"/>
+      <w:r>
+        <w:t>медкапсула</w:t>
+      </w:r>
+      <w:proofErr w:type="spellEnd"/>
+      <w:r>
+        <w:t xml:space="preserve"> сейчас поможет?</w:t>
       </w:r>
       <w:r>
         <w:t xml:space="preserve"> </w:t>
@@ -2495,7 +2924,15 @@
     </w:p>
     <w:p>
       <w:r>
-        <w:t>— А что мы так-то могли сделать? — сказал Керман. — В бранке она была живая, иначе мы бы не вышли.</w:t>
+        <w:t xml:space="preserve">— А что мы так-то могли сделать? — сказал Керман. — В </w:t>
+      </w:r>
+      <w:proofErr w:type="spellStart"/>
+      <w:r>
+        <w:t>бранке</w:t>
+      </w:r>
+      <w:proofErr w:type="spellEnd"/>
+      <w:r>
+        <w:t xml:space="preserve"> она была живая, иначе мы бы не вышли.</w:t>
       </w:r>
     </w:p>
     <w:p>
@@ -2637,7 +3074,15 @@
     </w:p>
     <w:p>
       <w:r>
-        <w:t>— Какая разница, сколько летает! — сказал Григорьев. — Рано или поздно бранк тебя достанет</w:t>
+        <w:t xml:space="preserve">— Какая разница, сколько летает! — сказал Григорьев. — Рано или поздно </w:t>
+      </w:r>
+      <w:proofErr w:type="spellStart"/>
+      <w:r>
+        <w:t>бранк</w:t>
+      </w:r>
+      <w:proofErr w:type="spellEnd"/>
+      <w:r>
+        <w:t xml:space="preserve"> тебя достанет</w:t>
       </w:r>
       <w:r>
         <w:t>!</w:t>
@@ -2723,7 +3168,15 @@
     </w:p>
     <w:p>
       <w:r>
-        <w:t>— Товарищи! — сказал Майоров. — Я понимаю, что все устали после бранка, особенно с таким выходом. Но давайте соберёмся, задачу никто не отменял.</w:t>
+        <w:t xml:space="preserve">— Товарищи! — сказал Майоров. — Я понимаю, что все устали после </w:t>
+      </w:r>
+      <w:proofErr w:type="spellStart"/>
+      <w:r>
+        <w:t>бранка</w:t>
+      </w:r>
+      <w:proofErr w:type="spellEnd"/>
+      <w:r>
+        <w:t>, особенно с таким выходом. Но давайте соберёмся, задачу никто не отменял.</w:t>
       </w:r>
     </w:p>
     <w:p>
@@ -2754,7 +3207,15 @@
     <w:p>
       <w:r>
         <w:lastRenderedPageBreak/>
-        <w:t>— Ты, Андрюш, ерунду-то не пори! — огрызнулся Керман. — У неё и так глаза на мокром месте! Вы же не будете всерьёз это обсуждать? Трехнедельный бранк — дорога в один конец, все это понимают.</w:t>
+        <w:t xml:space="preserve">— Ты, Андрюш, ерунду-то не пори! — огрызнулся Керман. — У неё и так глаза на мокром месте! Вы же не будете всерьёз это обсуждать? Трехнедельный </w:t>
+      </w:r>
+      <w:proofErr w:type="spellStart"/>
+      <w:r>
+        <w:t>бранк</w:t>
+      </w:r>
+      <w:proofErr w:type="spellEnd"/>
+      <w:r>
+        <w:t xml:space="preserve"> — дорога в один конец, все это понимают.</w:t>
       </w:r>
     </w:p>
     <w:p>
@@ -2831,7 +3292,15 @@
     </w:p>
     <w:p>
       <w:r>
-        <w:t>Жизнь на станции после бранка меня не пугала. Скорее, даже немного интриговала. Два месяца, так два месяца. Люди зачастую годами живут на осах и с ума не сходят — не то, что во время перехода. Там будет стабильная гравитация, спокойные сны без кошмаров. И черви.</w:t>
+        <w:t xml:space="preserve">Жизнь на станции после </w:t>
+      </w:r>
+      <w:proofErr w:type="spellStart"/>
+      <w:r>
+        <w:t>бранка</w:t>
+      </w:r>
+      <w:proofErr w:type="spellEnd"/>
+      <w:r>
+        <w:t xml:space="preserve"> меня не пугала. Скорее, даже немного интриговала. Два месяца, так два месяца. Люди зачастую годами живут на осах и с ума не сходят — не то, что во время перехода. Там будет стабильная гравитация, спокойные сны без кошмаров. И черви.</w:t>
       </w:r>
     </w:p>
     <w:p>
@@ -2921,7 +3390,15 @@
         <w:t xml:space="preserve">не </w:t>
       </w:r>
       <w:r>
-        <w:t xml:space="preserve">повторится. Но прошу понять. Слишком долгий бранк. И выход. Наверняка не я одна себя </w:t>
+        <w:t xml:space="preserve">повторится. Но прошу понять. Слишком долгий </w:t>
+      </w:r>
+      <w:proofErr w:type="spellStart"/>
+      <w:r>
+        <w:t>бранк</w:t>
+      </w:r>
+      <w:proofErr w:type="spellEnd"/>
+      <w:r>
+        <w:t xml:space="preserve">. И выход. Наверняка не я одна себя </w:t>
       </w:r>
       <w:r>
         <w:t xml:space="preserve">так </w:t>
@@ -3303,7 +3780,15 @@
     </w:p>
     <w:p>
       <w:r>
-        <w:t xml:space="preserve">Я забрался в узкую кишку стыковочного модуля и повис на лестнице, надеясь унять дрожь в руках. Майоров приказал отключить электрику и раздраить люк вручную. После всего произошедшего </w:t>
+        <w:t xml:space="preserve">Я забрался в узкую кишку стыковочного модуля и повис на лестнице, надеясь унять дрожь в руках. Майоров приказал отключить электрику и </w:t>
+      </w:r>
+      <w:proofErr w:type="spellStart"/>
+      <w:r>
+        <w:t>раздраить</w:t>
+      </w:r>
+      <w:proofErr w:type="spellEnd"/>
+      <w:r>
+        <w:t xml:space="preserve"> люк вручную. После всего произошедшего </w:t>
       </w:r>
       <w:r>
         <w:t>я его вполне понимал</w:t>
@@ -3319,7 +3804,15 @@
     </w:p>
     <w:p>
       <w:r>
-        <w:t xml:space="preserve">Я ухватился обеими руками за вентиль, стараясь не сорваться в соединительный тракт, и только потом понял, что забыл загерметизировать модуль. Такие выкрутасы ни один политкор не прощает — </w:t>
+        <w:t xml:space="preserve">Я ухватился обеими руками за вентиль, стараясь не сорваться в соединительный тракт, и только потом понял, что забыл загерметизировать модуль. Такие выкрутасы ни один </w:t>
+      </w:r>
+      <w:proofErr w:type="spellStart"/>
+      <w:r>
+        <w:t>политкор</w:t>
+      </w:r>
+      <w:proofErr w:type="spellEnd"/>
+      <w:r>
+        <w:t xml:space="preserve"> не прощает — </w:t>
       </w:r>
       <w:r>
         <w:t>повезёт</w:t>
@@ -3416,12 +3909,28 @@
     </w:p>
     <w:p>
       <w:r>
-        <w:t>— Вереснев Олег Петрович, — проговорил я. Воздуха на отчество едва хватило. Я не сразу сообразил, как правильно дышать — вымотался после тяжёлого подъёма. — Я из инженерной службы.</w:t>
-      </w:r>
-    </w:p>
-    <w:p>
-      <w:r>
-        <w:t>— У вас всё в порядке? — спросил Мицюкин. — Вы вручную открывали гермошлюз?</w:t>
+        <w:t xml:space="preserve">— </w:t>
+      </w:r>
+      <w:proofErr w:type="spellStart"/>
+      <w:r>
+        <w:t>Вереснев</w:t>
+      </w:r>
+      <w:proofErr w:type="spellEnd"/>
+      <w:r>
+        <w:t xml:space="preserve"> Олег Петрович, — проговорил я. Воздуха на отчество едва хватило. Я не сразу сообразил, как правильно дышать — вымотался после тяжёлого подъёма. — Я из инженерной службы.</w:t>
+      </w:r>
+    </w:p>
+    <w:p>
+      <w:r>
+        <w:t xml:space="preserve">— У вас всё в порядке? — спросил Мицюкин. — Вы вручную открывали </w:t>
+      </w:r>
+      <w:proofErr w:type="spellStart"/>
+      <w:r>
+        <w:t>гермошлюз</w:t>
+      </w:r>
+      <w:proofErr w:type="spellEnd"/>
+      <w:r>
+        <w:t>?</w:t>
       </w:r>
     </w:p>
     <w:p>
@@ -3523,7 +4032,15 @@
         <w:t>— Я — Олег, — запоздало представился я.</w:t>
       </w:r>
       <w:r>
-        <w:t xml:space="preserve"> — Вереснев Олег Петрович.</w:t>
+        <w:t xml:space="preserve"> — </w:t>
+      </w:r>
+      <w:proofErr w:type="spellStart"/>
+      <w:r>
+        <w:t>Вереснев</w:t>
+      </w:r>
+      <w:proofErr w:type="spellEnd"/>
+      <w:r>
+        <w:t xml:space="preserve"> Олег Петрович.</w:t>
       </w:r>
     </w:p>
     <w:p>
@@ -4245,7 +4762,15 @@
         <w:t>а</w:t>
       </w:r>
       <w:r>
-        <w:t>н во время бранка говорил</w:t>
+        <w:t xml:space="preserve">н во время </w:t>
+      </w:r>
+      <w:proofErr w:type="spellStart"/>
+      <w:r>
+        <w:t>бранка</w:t>
+      </w:r>
+      <w:proofErr w:type="spellEnd"/>
+      <w:r>
+        <w:t xml:space="preserve"> говорил</w:t>
       </w:r>
       <w:r>
         <w:t>, — сказал я</w:t>
@@ -4588,7 +5113,15 @@
       </w:pPr>
       <w:r>
         <w:lastRenderedPageBreak/>
-        <w:t>В узкие, как бойницы, иллюминаторы ничего не было видно. Я так устал от стерильной пустоты во время бранка, что хотел задержаться на минутку, вглядеться во мрак, надеясь, что он рассеется под моим взглядом, но Лысанов упрямо тянул вперёд.</w:t>
+        <w:t xml:space="preserve">В узкие, как бойницы, иллюминаторы ничего не было видно. Я так устал от стерильной пустоты во время </w:t>
+      </w:r>
+      <w:proofErr w:type="spellStart"/>
+      <w:r>
+        <w:t>бранка</w:t>
+      </w:r>
+      <w:proofErr w:type="spellEnd"/>
+      <w:r>
+        <w:t>, что хотел задержаться на минутку, вглядеться во мрак, надеясь, что он рассеется под моим взглядом, но Лысанов упрямо тянул вперёд.</w:t>
       </w:r>
     </w:p>
     <w:p>
@@ -4636,7 +5169,15 @@
         </w:tabs>
       </w:pPr>
       <w:r>
-        <w:t>— Не беспокойтесь, — сказал Лысанов. — Местная особенность. Есть небольшой сбой в гравитонной камере</w:t>
+        <w:t xml:space="preserve">— Не беспокойтесь, — сказал Лысанов. — Местная особенность. Есть небольшой сбой в </w:t>
+      </w:r>
+      <w:proofErr w:type="spellStart"/>
+      <w:r>
+        <w:t>гравитонной</w:t>
+      </w:r>
+      <w:proofErr w:type="spellEnd"/>
+      <w:r>
+        <w:t xml:space="preserve"> камере</w:t>
       </w:r>
       <w:r>
         <w:t>, а</w:t>
@@ -4861,11 +5402,11 @@
         </w:tabs>
       </w:pPr>
       <w:r>
-        <w:t xml:space="preserve">После каюты на «Грозном» модуль выглядел, как люксовый номер в дорогом отеле. Лампа тут же приветственно мигнула мне, омыв светом </w:t>
+        <w:t>После каюты на «Грозном» модуль выглядел, как люксовый номер в дорогом отеле. Лампа тут же приветственно мигнула мне, омыв светом неболь</w:t>
       </w:r>
       <w:r>
         <w:lastRenderedPageBreak/>
-        <w:t>небольшой столик с диспенсером воды, угловатое кресло и настоящий иллюминатор со шторкой из металлических пластин, как у диафрагмы фотоаппарата. Иллюминатор, впрочем, был закрыт, чтобы не растрачивать зря орбитальный вид.</w:t>
+        <w:t>шой столик с диспенсером воды, угловатое кресло и настоящий иллюминатор со шторкой из металлических пластин, как у диафрагмы фотоаппарата. Иллюминатор, впрочем, был закрыт, чтобы не растрачивать зря орбитальный вид.</w:t>
       </w:r>
     </w:p>
     <w:p>
@@ -5033,7 +5574,6 @@
         </w:tabs>
       </w:pPr>
       <w:r>
-        <w:lastRenderedPageBreak/>
         <w:t xml:space="preserve">— Проблем у нас хватало, — сказал я. — </w:t>
       </w:r>
       <w:r>
@@ -5056,6 +5596,7 @@
         </w:tabs>
       </w:pPr>
       <w:r>
+        <w:lastRenderedPageBreak/>
         <w:t>— А что ещё был</w:t>
       </w:r>
       <w:r>
@@ -5364,7 +5905,6 @@
         </w:tabs>
       </w:pPr>
       <w:r>
-        <w:lastRenderedPageBreak/>
         <w:t>— Хочу, но людей не хватает. А вся связь только через почтовый экспресс. — Вера смущённо улыбнулась. — Вы извините</w:t>
       </w:r>
       <w:r>
@@ -5381,6 +5921,7 @@
         </w:tabs>
       </w:pPr>
       <w:r>
+        <w:lastRenderedPageBreak/>
         <w:t>— Я понял. У нас про это тоже любят шутить. Когда летишь на осу, то ты — дальнобойщик, а обратно — почтальон.</w:t>
       </w:r>
     </w:p>
@@ -5478,7 +6019,15 @@
         </w:tabs>
       </w:pPr>
       <w:r>
-        <w:t>— Можно на «ты», Олег, — сказала Вера. — Я здесь в химлабе работаю, два года уже. — Она взглянула на меня через плечо. — Ты не смотри так! Я старше, чем выгляжу. А то все, кто прилетает, удивляются, как я вообще здесь оказалась.</w:t>
+        <w:t xml:space="preserve">— Можно на «ты», Олег, — сказала Вера. — Я здесь в </w:t>
+      </w:r>
+      <w:proofErr w:type="spellStart"/>
+      <w:r>
+        <w:t>химлабе</w:t>
+      </w:r>
+      <w:proofErr w:type="spellEnd"/>
+      <w:r>
+        <w:t xml:space="preserve"> работаю, два года уже. — Она взглянула на меня через плечо. — Ты не смотри так! Я старше, чем выгляжу. А то все, кто прилетает, удивляются, как я вообще здесь оказалась.</w:t>
       </w:r>
     </w:p>
     <w:p>
@@ -5596,7 +6145,6 @@
         </w:tabs>
       </w:pPr>
       <w:r>
-        <w:lastRenderedPageBreak/>
         <w:t>Вера хихикнула.</w:t>
       </w:r>
     </w:p>
@@ -5617,6 +6165,7 @@
         </w:tabs>
       </w:pPr>
       <w:r>
+        <w:lastRenderedPageBreak/>
         <w:t>— А зачем станции аэродинамика? Мы же в космосе.</w:t>
       </w:r>
     </w:p>
@@ -5735,7 +6284,15 @@
         </w:tabs>
       </w:pPr>
       <w:r>
-        <w:t>— Правильно говорить не эс, а цэ. Мы, кстати, соседи. — Вера подошла к гермодвери</w:t>
+        <w:t xml:space="preserve">— Правильно говорить не эс, а </w:t>
+      </w:r>
+      <w:proofErr w:type="spellStart"/>
+      <w:r>
+        <w:t>цэ</w:t>
+      </w:r>
+      <w:proofErr w:type="spellEnd"/>
+      <w:r>
+        <w:t>. Мы, кстати, соседи. — Вера подошла к гермодвери</w:t>
       </w:r>
       <w:r>
         <w:t>.</w:t>
@@ -5835,11 +6392,15 @@
         </w:tabs>
       </w:pPr>
       <w:r>
-        <w:t xml:space="preserve">На стекле сидела обычная земная муха и суматошно перебирала лапками, прочищая хоботок. Я моргнул и потёр глаза. После бранка может </w:t>
-      </w:r>
-      <w:r>
-        <w:lastRenderedPageBreak/>
-        <w:t>померещиться и не такое. Но муха никуда не делась. Она деловито ползла к кромке иллюминатора — живая, объёмная, настоящая.</w:t>
+        <w:t xml:space="preserve">На стекле сидела обычная земная муха и суматошно перебирала лапками, прочищая хоботок. Я моргнул и потёр глаза. После </w:t>
+      </w:r>
+      <w:proofErr w:type="spellStart"/>
+      <w:r>
+        <w:t>бранка</w:t>
+      </w:r>
+      <w:proofErr w:type="spellEnd"/>
+      <w:r>
+        <w:t xml:space="preserve"> может померещиться и не такое. Но муха никуда не делась. Она деловито ползла к кромке иллюминатора — живая, объёмная, настоящая.</w:t>
       </w:r>
     </w:p>
     <w:p>
@@ -5849,6 +6410,7 @@
         </w:tabs>
       </w:pPr>
       <w:r>
+        <w:lastRenderedPageBreak/>
         <w:t>Я ткнул в неё пальцем, и муха тут же взвилась по закрученной траектории, пронеслась с истеричным жужжанием у меня над ухом и растворилась в воздухе.</w:t>
       </w:r>
     </w:p>
@@ -5967,26 +6529,26 @@
     </w:p>
     <w:p>
       <w:r>
+        <w:t>Я до одури боялся провалиться под воду — и сам не понимал, почему.</w:t>
+      </w:r>
+    </w:p>
+    <w:p>
+      <w:r>
+        <w:t>Оставалось</w:t>
+      </w:r>
+      <w:r>
+        <w:t xml:space="preserve"> плыть</w:t>
+      </w:r>
+      <w:r>
+        <w:t xml:space="preserve"> —</w:t>
+      </w:r>
+      <w:r>
+        <w:t xml:space="preserve"> просто плыть, неважно, куда.</w:t>
+      </w:r>
+    </w:p>
+    <w:p>
+      <w:r>
         <w:lastRenderedPageBreak/>
-        <w:t>Я до одури боялся провалиться под воду — и сам не понимал, почему.</w:t>
-      </w:r>
-    </w:p>
-    <w:p>
-      <w:r>
-        <w:t>Оставалось</w:t>
-      </w:r>
-      <w:r>
-        <w:t xml:space="preserve"> плыть</w:t>
-      </w:r>
-      <w:r>
-        <w:t xml:space="preserve"> —</w:t>
-      </w:r>
-      <w:r>
-        <w:t xml:space="preserve"> просто плыть, неважно, куда.</w:t>
-      </w:r>
-    </w:p>
-    <w:p>
-      <w:r>
         <w:t>Было понятно</w:t>
       </w:r>
       <w:r>
@@ -6104,17 +6666,25 @@
     </w:p>
     <w:p>
       <w:r>
+        <w:t>Я поднялся и встал, покачиваясь, посреди модуля. Привкус хлорки ещё ощущался на губах.</w:t>
+      </w:r>
+    </w:p>
+    <w:p>
+      <w:r>
+        <w:t xml:space="preserve">Я что, в </w:t>
+      </w:r>
+      <w:proofErr w:type="spellStart"/>
+      <w:r>
+        <w:t>бранке</w:t>
+      </w:r>
+      <w:proofErr w:type="spellEnd"/>
+      <w:r>
+        <w:t>?</w:t>
+      </w:r>
+    </w:p>
+    <w:p>
+      <w:r>
         <w:lastRenderedPageBreak/>
-        <w:t>Я поднялся и встал, покачиваясь, посреди модуля. Привкус хлорки ещё ощущался на губах.</w:t>
-      </w:r>
-    </w:p>
-    <w:p>
-      <w:r>
-        <w:t>Я что, в бранке?</w:t>
-      </w:r>
-    </w:p>
-    <w:p>
-      <w:r>
         <w:t>Рассказы о вечном пробуждении вовсе не были шуткой?</w:t>
       </w:r>
     </w:p>
@@ -6342,7 +6912,15 @@
     </w:p>
     <w:p>
       <w:r>
-        <w:t xml:space="preserve">— Ситуация такая, — начал он. — Мы хотим провести полную диагностику корабля, слишком много сюрпризов было после выхода. А нам на этой птичке ещё обратно лететь. Я понимаю, — он отхлебнул остывшего, судя по виду, кофе и поморщился, — после долгого бранка всем хочется отдыха, но </w:t>
+        <w:t xml:space="preserve">— Ситуация такая, — начал он. — Мы хотим провести полную диагностику корабля, слишком много сюрпризов было после выхода. А нам на этой птичке ещё обратно лететь. Я понимаю, — он отхлебнул остывшего, судя по виду, кофе и поморщился, — после долгого </w:t>
+      </w:r>
+      <w:proofErr w:type="spellStart"/>
+      <w:r>
+        <w:t>бранка</w:t>
+      </w:r>
+      <w:proofErr w:type="spellEnd"/>
+      <w:r>
+        <w:t xml:space="preserve"> всем хочется отдыха, но </w:t>
       </w:r>
       <w:r>
         <w:t>нам пока</w:t>
@@ -6396,7 +6974,15 @@
     </w:p>
     <w:p>
       <w:r>
-        <w:t>— Так я разве спорю? — Керман развёл руками. — Но диагностические карты мы с тобой уже посмотрели, там ничего нет. Вся электронка тогда не работала. Так-то идей у меня пока нет.</w:t>
+        <w:t xml:space="preserve">— Так я разве спорю? — Керман развёл руками. — Но диагностические карты мы с тобой уже посмотрели, там ничего нет. Вся </w:t>
+      </w:r>
+      <w:proofErr w:type="spellStart"/>
+      <w:r>
+        <w:t>электронка</w:t>
+      </w:r>
+      <w:proofErr w:type="spellEnd"/>
+      <w:r>
+        <w:t xml:space="preserve"> тогда не работала. Так-то идей у меня пока нет.</w:t>
       </w:r>
     </w:p>
     <w:p>
@@ -6895,7 +7481,15 @@
     </w:p>
     <w:p>
       <w:r>
-        <w:t>В коридоре на втором уровне стали появляться обитатели станции. Я даже увидел Мицюкина из службы безопасности и кивнул ему, получив в ответ настороженный взгляд.</w:t>
+        <w:t xml:space="preserve">В коридоре на втором уровне стали появляться обитатели станции. Я даже увидел </w:t>
+      </w:r>
+      <w:proofErr w:type="spellStart"/>
+      <w:r>
+        <w:t>Мицюкина</w:t>
+      </w:r>
+      <w:proofErr w:type="spellEnd"/>
+      <w:r>
+        <w:t xml:space="preserve"> из службы безопасности и кивнул ему, получив в ответ настороженный взгляд.</w:t>
       </w:r>
     </w:p>
     <w:p>
@@ -7758,11 +8352,19 @@
     </w:p>
     <w:p>
       <w:r>
-        <w:t xml:space="preserve">— Я, помню, когда прилетела, дали недели три, чтобы в себя прийти. Гуляли по станции, аэробикой занимались, пили витаминные коктейли. А вы </w:t>
+        <w:t>— Я, помню, когда прилетела, дали недели три, чтобы в себя прийти. Гуляли по станции, аэробикой занимались, пили витаминные коктейли. А вы во</w:t>
       </w:r>
       <w:r>
         <w:lastRenderedPageBreak/>
-        <w:t>вообще без продыха. Выглядишь ты не очень. В обморок не хлопнешься? Уверен, что хочешь гулять?</w:t>
+        <w:t xml:space="preserve">обще без </w:t>
+      </w:r>
+      <w:proofErr w:type="spellStart"/>
+      <w:r>
+        <w:t>продыха</w:t>
+      </w:r>
+      <w:proofErr w:type="spellEnd"/>
+      <w:r>
+        <w:t>. Выглядишь ты не очень. В обморок не хлопнешься? Уверен, что хочешь гулять?</w:t>
       </w:r>
     </w:p>
     <w:p>
@@ -8172,7 +8774,15 @@
     </w:p>
     <w:p>
       <w:r>
-        <w:t>— Здесь гравитонные камеры так работают. Сбой</w:t>
+        <w:t xml:space="preserve">— Здесь </w:t>
+      </w:r>
+      <w:proofErr w:type="spellStart"/>
+      <w:r>
+        <w:t>гравитонные</w:t>
+      </w:r>
+      <w:proofErr w:type="spellEnd"/>
+      <w:r>
+        <w:t xml:space="preserve"> камеры так работают. Сбой</w:t>
       </w:r>
       <w:r>
         <w:t xml:space="preserve"> такой</w:t>
@@ -8216,11 +8826,11 @@
     </w:p>
     <w:p>
       <w:r>
-        <w:t xml:space="preserve">Я осторожно прошёлся по отсеку, растеряв доверие к своенравной силе притяжения. У двери стояли две низкие неудобные скамейки. В левом крыле стену украшала цветастая мозаика — синее ночное небо с крапинками </w:t>
+        <w:t>Я осторожно прошёлся по отсеку, растеряв доверие к своенравной силе притяжения. У двери стояли две низкие неудобные скамейки. В левом крыле стену украшала цветастая мозаика — синее ночное небо с крапинками углова</w:t>
       </w:r>
       <w:r>
         <w:lastRenderedPageBreak/>
-        <w:t>угловатых звёзд и гордо реющее красное знамя. Внизу висела табличка с цитатой. Я прочитал вслух:</w:t>
+        <w:t>тых звёзд и гордо реющее красное знамя. Внизу висела табличка с цитатой. Я прочитал вслух:</w:t>
       </w:r>
     </w:p>
     <w:p>
@@ -8705,8 +9315,13 @@
       </w:r>
     </w:p>
     <w:p>
-      <w:r>
-        <w:t xml:space="preserve">Стальск я не любил. Вернее, ненавидел — глубинной, искренней, неприкрытой ненавистью, на </w:t>
+      <w:proofErr w:type="spellStart"/>
+      <w:r>
+        <w:t>Стальск</w:t>
+      </w:r>
+      <w:proofErr w:type="spellEnd"/>
+      <w:r>
+        <w:t xml:space="preserve"> я не любил. Вернее, ненавидел — глубинной, искренней, неприкрытой ненавистью, на </w:t>
       </w:r>
       <w:r>
         <w:t>которую</w:t>
@@ -8797,8 +9412,21 @@
       </w:r>
     </w:p>
     <w:p>
-      <w:r>
-        <w:t>Стальск изначально проектировался не для людей, а для роботов, которые, как заведённые, работают по расписанию, едят по расписанию, спят по расписанию, умирают по расписанию — и не тратят время на бесполезные занятия, вроде прогулок в парке или отдыха на пляже. Единственный пруд, маленький и мелкий, как лужа, бороздили по концентрическим траекториям потрёпанные механические утки. О плавании я долгое время знал лишь понаслышке — из книжек или из тех же передач по телевизору, который регулярно, в соответствии с напечатанной в газете программой вещания, червоточил треском и помехами.</w:t>
+      <w:proofErr w:type="spellStart"/>
+      <w:r>
+        <w:t>Стальск</w:t>
+      </w:r>
+      <w:proofErr w:type="spellEnd"/>
+      <w:r>
+        <w:t xml:space="preserve"> изначально проектировался не для людей, а для роботов, которые, как заведённые, работают по расписанию, едят по расписанию, спят по расписанию, умирают по расписанию — и не тратят время на бесполезные занятия, вроде прогулок в парке или отдыха на пляже. Единственный пруд, маленький и мелкий, как лужа, бороздили по концентрическим траекториям потрёпанные механические утки. О плавании я долгое время знал лишь понаслышке — из книжек или из тех же передач по телевизору, который регулярно, в соответствии с напечатанной в газете программой вещания, </w:t>
+      </w:r>
+      <w:proofErr w:type="spellStart"/>
+      <w:r>
+        <w:t>червоточил</w:t>
+      </w:r>
+      <w:proofErr w:type="spellEnd"/>
+      <w:r>
+        <w:t xml:space="preserve"> треском и помехами.</w:t>
       </w:r>
     </w:p>
     <w:p>
@@ -9542,8 +10170,13 @@
         <w:t>обитатели</w:t>
       </w:r>
       <w:r>
-        <w:t xml:space="preserve"> — беспризорные пациенты после коматоза</w:t>
-      </w:r>
+        <w:t xml:space="preserve"> — беспризорные пациенты после </w:t>
+      </w:r>
+      <w:proofErr w:type="spellStart"/>
+      <w:r>
+        <w:t>коматоза</w:t>
+      </w:r>
+      <w:proofErr w:type="spellEnd"/>
       <w:r>
         <w:t xml:space="preserve">, </w:t>
       </w:r>
@@ -10159,7 +10792,15 @@
     </w:p>
     <w:p>
       <w:r>
-        <w:t>Нуболиды потихоньку приходили в себя после бранка. Из алой массы на дне камеры потянулись к потолку робкие ростки.</w:t>
+        <w:t xml:space="preserve">Нуболиды потихоньку приходили в себя после </w:t>
+      </w:r>
+      <w:proofErr w:type="spellStart"/>
+      <w:r>
+        <w:t>бранка</w:t>
+      </w:r>
+      <w:proofErr w:type="spellEnd"/>
+      <w:r>
+        <w:t>. Из алой массы на дне камеры потянулись к потолку робкие ростки.</w:t>
       </w:r>
     </w:p>
     <w:p>
@@ -10238,7 +10879,15 @@
     </w:p>
     <w:p>
       <w:r>
-        <w:t>— К сожалению, мы до сих пор знаем о нуболидах не так много, — вздохнул Марутян. — Исследования ничего не дали. Нуболидов можно, пожалуй, сравнить с земными медузами. По крайней мере, состоят они тоже преимущественно из воды и соли. А вот на остальные вопросы мы пока что не смогли найти удовлетворительного ответа. Впрочем, у меня есть, так сказать, теория.</w:t>
+        <w:t xml:space="preserve">— К сожалению, мы до сих пор знаем о </w:t>
+      </w:r>
+      <w:proofErr w:type="spellStart"/>
+      <w:r>
+        <w:t>нуболидах</w:t>
+      </w:r>
+      <w:proofErr w:type="spellEnd"/>
+      <w:r>
+        <w:t xml:space="preserve"> не так много, — вздохнул Марутян. — Исследования ничего не дали. Нуболидов можно, пожалуй, сравнить с земными медузами. По крайней мере, состоят они тоже преимущественно из воды и соли. А вот на остальные вопросы мы пока что не смогли найти удовлетворительного ответа. Впрочем, у меня есть, так сказать, теория.</w:t>
       </w:r>
     </w:p>
     <w:p>
@@ -10417,7 +11066,15 @@
         <w:t>у игрушечного болванчика</w:t>
       </w:r>
       <w:r>
-        <w:t>. — Я вот ровным счётом ничего не чувствую! А вы, если захотите, то, конечно, почувствуете. Самовнушение — великая сила! Я же опираюсь на факты. Нет в нуболидах никакой магии, и камера содержания их полностью изолирует.</w:t>
+        <w:t xml:space="preserve">. — Я вот ровным счётом ничего не чувствую! А вы, если захотите, то, конечно, почувствуете. Самовнушение — великая сила! Я же опираюсь на факты. Нет в </w:t>
+      </w:r>
+      <w:proofErr w:type="spellStart"/>
+      <w:r>
+        <w:t>нуболидах</w:t>
+      </w:r>
+      <w:proofErr w:type="spellEnd"/>
+      <w:r>
+        <w:t xml:space="preserve"> никакой магии, и камера содержания их полностью изолирует.</w:t>
       </w:r>
     </w:p>
     <w:p>
@@ -10876,7 +11533,15 @@
     </w:p>
     <w:p>
       <w:r>
-        <w:t>— Сергей Акимов, — сказал я. — Это же отец Веры из химлаба?</w:t>
+        <w:t xml:space="preserve">— Сергей Акимов, — сказал я. — Это же отец Веры из </w:t>
+      </w:r>
+      <w:proofErr w:type="spellStart"/>
+      <w:r>
+        <w:t>химлаба</w:t>
+      </w:r>
+      <w:proofErr w:type="spellEnd"/>
+      <w:r>
+        <w:t>?</w:t>
       </w:r>
     </w:p>
     <w:p>
@@ -10926,11 +11591,11 @@
         <w:t>и</w:t>
       </w:r>
       <w:r>
-        <w:t xml:space="preserve">л Марутян, — очень печально. Сергей получил несколько ампер, сердце не выдержало. Главное, сложно даже представить себе подобное в обычной ситуации. Там, конечно, была ещё и ошибка самого </w:t>
+        <w:t>л Марутян, — очень печально. Сергей получил несколько ампер, сердце не выдержало. Главное, сложно даже представить себе подобное в обычной ситуации. Там, конечно, была ещё и ошибка самого инже</w:t>
       </w:r>
       <w:r>
         <w:lastRenderedPageBreak/>
-        <w:t xml:space="preserve">инженера. Но можешь не волноваться, Олег, сейчас </w:t>
+        <w:t xml:space="preserve">нера. Но можешь не волноваться, Олег, сейчас </w:t>
       </w:r>
       <w:r>
         <w:t>ч</w:t>
@@ -11010,9 +11675,11 @@
       <w:r>
         <w:t xml:space="preserve">Марутян продолжал рассуждать о </w:t>
       </w:r>
+      <w:proofErr w:type="spellStart"/>
       <w:r>
         <w:t>нуболидах</w:t>
       </w:r>
+      <w:proofErr w:type="spellEnd"/>
       <w:r>
         <w:t xml:space="preserve">, собирая пальцами складки на лбу, </w:t>
       </w:r>
@@ -11161,7 +11828,15 @@
     </w:p>
     <w:p>
       <w:r>
-        <w:t>— Да, — хмыкнул Майоров. — Неплохое шоу, и зверушки дрессированные. Команду «бранк» даже выучили.</w:t>
+        <w:t>— Да, — хмыкнул Майоров. — Неплохое шоу, и зверушки дрессированные. Команду «</w:t>
+      </w:r>
+      <w:proofErr w:type="spellStart"/>
+      <w:r>
+        <w:t>бранк</w:t>
+      </w:r>
+      <w:proofErr w:type="spellEnd"/>
+      <w:r>
+        <w:t>» даже выучили.</w:t>
       </w:r>
     </w:p>
     <w:p>
@@ -11452,8 +12127,13 @@
     </w:p>
     <w:p>
       <w:r>
-        <w:t>В конце дня Марутян решил провести ещё один эксперимент с нуболидами</w:t>
-      </w:r>
+        <w:t xml:space="preserve">В конце дня Марутян решил провести ещё один эксперимент с </w:t>
+      </w:r>
+      <w:proofErr w:type="spellStart"/>
+      <w:r>
+        <w:t>нуболидами</w:t>
+      </w:r>
+      <w:proofErr w:type="spellEnd"/>
       <w:r>
         <w:t>.</w:t>
       </w:r>
@@ -11756,7 +12436,15 @@
         <w:t>, к счастью,</w:t>
       </w:r>
       <w:r>
-        <w:t xml:space="preserve"> вспомнил о сбоях в гравитонной камере.</w:t>
+        <w:t xml:space="preserve"> вспомнил о сбоях в </w:t>
+      </w:r>
+      <w:proofErr w:type="spellStart"/>
+      <w:r>
+        <w:t>гравитонной</w:t>
+      </w:r>
+      <w:proofErr w:type="spellEnd"/>
+      <w:r>
+        <w:t xml:space="preserve"> камере.</w:t>
       </w:r>
     </w:p>
     <w:p>
@@ -11890,7 +12578,15 @@
     </w:p>
     <w:p>
       <w:r>
-        <w:t>— Ну так, — лениво отозвалась Вера, — полистываю. Вы же нам это зачем-то привозите. Может, там что-то важное произошло на Земле, пока меня не было. Коммунизм, например, построили.</w:t>
+        <w:t xml:space="preserve">— Ну так, — лениво отозвалась Вера, — </w:t>
+      </w:r>
+      <w:proofErr w:type="spellStart"/>
+      <w:r>
+        <w:t>полистываю</w:t>
+      </w:r>
+      <w:proofErr w:type="spellEnd"/>
+      <w:r>
+        <w:t>. Вы же нам это зачем-то привозите. Может, там что-то важное произошло на Земле, пока меня не было. Коммунизм, например, построили.</w:t>
       </w:r>
     </w:p>
     <w:p>
@@ -12375,7 +13071,15 @@
     </w:p>
     <w:p>
       <w:r>
-        <w:t>Меня выбросило из этого кошмара, как из бранка — я открыл глаза в темноту, лёгкие разрывало от апноэ. Пощёлкали закрытые тенью датчики, и медленно, как электрический восход, разгорелись лампы. Треклятая муха злорадно прожужжала над ухом.</w:t>
+        <w:t xml:space="preserve">Меня выбросило из этого кошмара, как из </w:t>
+      </w:r>
+      <w:proofErr w:type="spellStart"/>
+      <w:r>
+        <w:t>бранка</w:t>
+      </w:r>
+      <w:proofErr w:type="spellEnd"/>
+      <w:r>
+        <w:t xml:space="preserve"> — я открыл глаза в темноту, лёгкие разрывало от апноэ. Пощёлкали закрытые тенью датчики, и медленно, как электрический восход, разгорелись лампы. Треклятая муха злорадно прожужжала над ухом.</w:t>
       </w:r>
     </w:p>
     <w:p>
@@ -12391,7 +13095,15 @@
         <w:t>бил</w:t>
       </w:r>
       <w:r>
-        <w:t xml:space="preserve"> сквозь веки. На языке тихо таял солоноватый привкус крови — я раскусал себе во сне губу. В уши врезался яростный трезвон сигнала к побудке.</w:t>
+        <w:t xml:space="preserve"> сквозь веки. На языке тихо таял солоноватый привкус крови — я </w:t>
+      </w:r>
+      <w:proofErr w:type="spellStart"/>
+      <w:r>
+        <w:t>раскусал</w:t>
+      </w:r>
+      <w:proofErr w:type="spellEnd"/>
+      <w:r>
+        <w:t xml:space="preserve"> себе во сне губу. В уши врезался яростный трезвон сигнала к побудке.</w:t>
       </w:r>
     </w:p>
     <w:p>
@@ -12537,7 +13249,15 @@
     </w:p>
     <w:p>
       <w:r>
-        <w:t>Я закрыл глаза и несколько раз медленно вздохнул. У космонавтов после долгого бранка часто случаются галлюцинации. Недели непрекращающихся кошмаров оставляют в сознании рубец.</w:t>
+        <w:t xml:space="preserve">Я закрыл глаза и несколько раз медленно вздохнул. У космонавтов после долгого </w:t>
+      </w:r>
+      <w:proofErr w:type="spellStart"/>
+      <w:r>
+        <w:t>бранка</w:t>
+      </w:r>
+      <w:proofErr w:type="spellEnd"/>
+      <w:r>
+        <w:t xml:space="preserve"> часто случаются галлюцинации. Недели непрекращающихся кошмаров оставляют в сознании рубец.</w:t>
       </w:r>
     </w:p>
     <w:p>
@@ -13194,7 +13914,15 @@
     </w:p>
     <w:p>
       <w:r>
-        <w:t>— Всё равно. Вам нужно в медблок. Встать можете?</w:t>
+        <w:t xml:space="preserve">— Всё равно. Вам нужно в </w:t>
+      </w:r>
+      <w:proofErr w:type="spellStart"/>
+      <w:r>
+        <w:t>медблок</w:t>
+      </w:r>
+      <w:proofErr w:type="spellEnd"/>
+      <w:r>
+        <w:t>. Встать можете?</w:t>
       </w:r>
     </w:p>
     <w:p>
@@ -13260,7 +13988,15 @@
     </w:p>
     <w:p>
       <w:r>
-        <w:t>— Сергей Владимирович, — пробормотал я, — со мной всё в порядке. Я готов ответить на все вопросы, — и тут же спросил сам: — Что с Марутяном? Он жив?</w:t>
+        <w:t xml:space="preserve">— Сергей Владимирович, — пробормотал я, — со мной всё в порядке. Я готов ответить на все вопросы, — и тут же спросил сам: — Что с </w:t>
+      </w:r>
+      <w:proofErr w:type="spellStart"/>
+      <w:r>
+        <w:t>Марутяном</w:t>
+      </w:r>
+      <w:proofErr w:type="spellEnd"/>
+      <w:r>
+        <w:t>? Он жив?</w:t>
       </w:r>
     </w:p>
     <w:p>
@@ -13288,7 +14024,15 @@
     </w:p>
     <w:p>
       <w:r>
-        <w:t>— Константин Игоревич, — Лысанов показал Мицюкину завёрнутую в целлофан ручку, — без экспертизы я, конечно, судить не берусь, но похоже, что это и есть орудие убийства.</w:t>
+        <w:t xml:space="preserve">— Константин Игоревич, — Лысанов показал </w:t>
+      </w:r>
+      <w:proofErr w:type="spellStart"/>
+      <w:r>
+        <w:t>Мицюкину</w:t>
+      </w:r>
+      <w:proofErr w:type="spellEnd"/>
+      <w:r>
+        <w:t xml:space="preserve"> завёрнутую в целлофан ручку, — без экспертизы я, конечно, судить не берусь, но похоже, что это и есть орудие убийства.</w:t>
       </w:r>
     </w:p>
     <w:p>
@@ -13379,7 +14123,15 @@
     </w:p>
     <w:p>
       <w:r>
-        <w:t>— Значит, — Лысанов ещё раз показал Мицюкину ручку, — орудие убийства было у Марутяна.</w:t>
+        <w:t xml:space="preserve">— Значит, — Лысанов ещё раз показал </w:t>
+      </w:r>
+      <w:proofErr w:type="spellStart"/>
+      <w:r>
+        <w:t>Мицюкину</w:t>
+      </w:r>
+      <w:proofErr w:type="spellEnd"/>
+      <w:r>
+        <w:t xml:space="preserve"> ручку, — орудие убийства было у Марутяна.</w:t>
       </w:r>
     </w:p>
     <w:p>
@@ -13400,7 +14152,15 @@
     </w:p>
     <w:p>
       <w:r>
-        <w:t>— Перекройте здесь всё, — раздался за спиной голос Мицюкина, — и кровь у обоих на анализ. Будем разбираться.</w:t>
+        <w:t xml:space="preserve">— Перекройте здесь всё, — раздался за спиной голос </w:t>
+      </w:r>
+      <w:proofErr w:type="spellStart"/>
+      <w:r>
+        <w:t>Мицюкина</w:t>
+      </w:r>
+      <w:proofErr w:type="spellEnd"/>
+      <w:r>
+        <w:t>, — и кровь у обоих на анализ. Будем разбираться.</w:t>
       </w:r>
     </w:p>
     <w:p>
@@ -13508,8 +14268,13 @@
       </w:r>
     </w:p>
     <w:p>
-      <w:r>
-        <w:t>Медблок находился на верхнем уровне и напоминал небольшую сельскую поликлинику с тесным тамбуром для ожидания, где стояла неудобная скамейка без спинки, а в стены были врезаны узкие двер</w:t>
+      <w:proofErr w:type="spellStart"/>
+      <w:r>
+        <w:t>Медблок</w:t>
+      </w:r>
+      <w:proofErr w:type="spellEnd"/>
+      <w:r>
+        <w:t xml:space="preserve"> находился на верхнем уровне и напоминал небольшую сельскую поликлинику с тесным тамбуром для ожидания, где стояла неудобная скамейка без спинки, а в стены были врезаны узкие двер</w:t>
       </w:r>
       <w:r>
         <w:t>и</w:t>
@@ -13573,7 +14338,15 @@
     </w:p>
     <w:p>
       <w:r>
-        <w:t>— Болит, — признался я. — Но она уже несколько дней болит. Я думал, это последствия бранка.</w:t>
+        <w:t xml:space="preserve">— Болит, — признался я. — Но она уже несколько дней болит. Я думал, это последствия </w:t>
+      </w:r>
+      <w:proofErr w:type="spellStart"/>
+      <w:r>
+        <w:t>бранка</w:t>
+      </w:r>
+      <w:proofErr w:type="spellEnd"/>
+      <w:r>
+        <w:t>.</w:t>
       </w:r>
     </w:p>
     <w:p>
@@ -13761,7 +14534,15 @@
     </w:p>
     <w:p>
       <w:r>
-        <w:t xml:space="preserve">— Вот и отлично. Передумаете по поводу таблеток — знаете, где медблок находится. </w:t>
+        <w:t xml:space="preserve">— Вот и отлично. Передумаете по поводу таблеток — знаете, где </w:t>
+      </w:r>
+      <w:proofErr w:type="spellStart"/>
+      <w:r>
+        <w:t>медблок</w:t>
+      </w:r>
+      <w:proofErr w:type="spellEnd"/>
+      <w:r>
+        <w:t xml:space="preserve"> находится. </w:t>
       </w:r>
       <w:r>
         <w:t xml:space="preserve">Я бы </w:t>
@@ -13935,7 +14716,15 @@
     </w:p>
     <w:p>
       <w:r>
-        <w:t>— Ты же должен быть в медблоке?</w:t>
+        <w:t xml:space="preserve">— Ты же должен быть в </w:t>
+      </w:r>
+      <w:proofErr w:type="spellStart"/>
+      <w:r>
+        <w:t>медблоке</w:t>
+      </w:r>
+      <w:proofErr w:type="spellEnd"/>
+      <w:r>
+        <w:t>?</w:t>
       </w:r>
     </w:p>
     <w:p>
@@ -14135,7 +14924,15 @@
         <w:t>требовало</w:t>
       </w:r>
       <w:r>
-        <w:t xml:space="preserve"> ленивой невесомости бранка.</w:t>
+        <w:t xml:space="preserve"> ленивой невесомости </w:t>
+      </w:r>
+      <w:proofErr w:type="spellStart"/>
+      <w:r>
+        <w:t>бранка</w:t>
+      </w:r>
+      <w:proofErr w:type="spellEnd"/>
+      <w:r>
+        <w:t>.</w:t>
       </w:r>
     </w:p>
     <w:p>
@@ -14448,7 +15245,15 @@
     </w:p>
     <w:p>
       <w:r>
-        <w:t xml:space="preserve">— Качкой? — смутился Алексин. — Тоже скажешь! — Он перевернул мыском расколовшийся корпус диспенсера и покачал головой. — Это сбои такие в гравитонных камерах. Говорят, они тут с самого первого дня. Ошибок в логах нет, никак починить не можем. Достаёт страшно. — Он потёр грудь </w:t>
+        <w:t xml:space="preserve">— Качкой? — смутился Алексин. — Тоже скажешь! — Он перевернул мыском расколовшийся корпус диспенсера и покачал головой. — Это сбои такие в </w:t>
+      </w:r>
+      <w:proofErr w:type="spellStart"/>
+      <w:r>
+        <w:t>гравитонных</w:t>
+      </w:r>
+      <w:proofErr w:type="spellEnd"/>
+      <w:r>
+        <w:t xml:space="preserve"> камерах. Говорят, они тут с самого первого дня. Ошибок в логах нет, никак починить не можем. Достаёт страшно. — Он потёр грудь </w:t>
       </w:r>
       <w:r>
         <w:t>ладонью</w:t>
@@ -14564,7 +15369,15 @@
         <w:t xml:space="preserve">но </w:t>
       </w:r>
       <w:r>
-        <w:t>объём поменьше. Хотя смысл, если диспенсер такой же? — Алексин задумчиво пожевал губы. — Думаешь, их траванул кто-то?</w:t>
+        <w:t xml:space="preserve">объём поменьше. Хотя смысл, если диспенсер такой же? — Алексин задумчиво пожевал губы. — Думаешь, их </w:t>
+      </w:r>
+      <w:proofErr w:type="spellStart"/>
+      <w:r>
+        <w:t>траванул</w:t>
+      </w:r>
+      <w:proofErr w:type="spellEnd"/>
+      <w:r>
+        <w:t xml:space="preserve"> кто-то?</w:t>
       </w:r>
     </w:p>
     <w:p>
@@ -14939,7 +15752,15 @@
         <w:t>должно</w:t>
       </w:r>
       <w:r>
-        <w:t xml:space="preserve">. Все договорённости у меня были с Марутяном. И ситуация была другая, если ты не заметил. Сейчас </w:t>
+        <w:t xml:space="preserve">. Все договорённости у меня были с </w:t>
+      </w:r>
+      <w:proofErr w:type="spellStart"/>
+      <w:r>
+        <w:t>Марутяном</w:t>
+      </w:r>
+      <w:proofErr w:type="spellEnd"/>
+      <w:r>
+        <w:t xml:space="preserve">. И ситуация была другая, если ты не заметил. Сейчас </w:t>
       </w:r>
       <w:r>
         <w:t xml:space="preserve">вся </w:t>
@@ -14956,8 +15777,13 @@
     </w:p>
     <w:p>
       <w:r>
-        <w:t>— Хорошо. — Я подумал, что вряд ли буду скучать по нуболидам</w:t>
-      </w:r>
+        <w:t xml:space="preserve">— Хорошо. — Я подумал, что вряд ли буду скучать по </w:t>
+      </w:r>
+      <w:proofErr w:type="spellStart"/>
+      <w:r>
+        <w:t>нуболидам</w:t>
+      </w:r>
+      <w:proofErr w:type="spellEnd"/>
       <w:r>
         <w:t xml:space="preserve"> с их бешеными плясками под дымовой завесой.</w:t>
       </w:r>
@@ -15039,7 +15865,15 @@
     </w:p>
     <w:p>
       <w:r>
-        <w:t>— Медики так-то с нами не шибко охотнее Мицюкина общаются, — сказал Керман.</w:t>
+        <w:t xml:space="preserve">— Медики так-то с нами не шибко охотнее </w:t>
+      </w:r>
+      <w:proofErr w:type="spellStart"/>
+      <w:r>
+        <w:t>Мицюкина</w:t>
+      </w:r>
+      <w:proofErr w:type="spellEnd"/>
+      <w:r>
+        <w:t xml:space="preserve"> общаются, — сказал Керман.</w:t>
       </w:r>
     </w:p>
     <w:p>
@@ -15140,7 +15974,15 @@
     <w:p>
       <w:r>
         <w:lastRenderedPageBreak/>
-        <w:t>— Я себя плохо чувствовал, — сказал я. — Тяжело прихожу в себя после бранка.</w:t>
+        <w:t xml:space="preserve">— Я себя плохо чувствовал, — сказал я. — Тяжело прихожу в себя после </w:t>
+      </w:r>
+      <w:proofErr w:type="spellStart"/>
+      <w:r>
+        <w:t>бранка</w:t>
+      </w:r>
+      <w:proofErr w:type="spellEnd"/>
+      <w:r>
+        <w:t>.</w:t>
       </w:r>
     </w:p>
     <w:p>
@@ -15489,7 +16331,15 @@
     </w:p>
     <w:p>
       <w:r>
-        <w:t>Слышались голоса, шипели и клацали двери. Рядом с лифтом я едва не столкнулся с Мицюкиным, рассеянным и потерянным, как бы выброшенным из привычной колеи. Мицюкин ухватился за меня взглядом, но ничего не сказал и молча прошёл мимо.</w:t>
+        <w:t xml:space="preserve">Слышались голоса, шипели и клацали двери. Рядом с лифтом я едва не столкнулся с </w:t>
+      </w:r>
+      <w:proofErr w:type="spellStart"/>
+      <w:r>
+        <w:t>Мицюкиным</w:t>
+      </w:r>
+      <w:proofErr w:type="spellEnd"/>
+      <w:r>
+        <w:t>, рассеянным и потерянным, как бы выброшенным из привычной колеи. Мицюкин ухватился за меня взглядом, но ничего не сказал и молча прошёл мимо.</w:t>
       </w:r>
     </w:p>
     <w:p>
@@ -15956,7 +16806,15 @@
     </w:p>
     <w:p>
       <w:r>
-        <w:t>— И вы её никому не показывали? Надо было отдать записку Мицюкину, он ведёт расследование и…</w:t>
+        <w:t xml:space="preserve">— И вы её никому не показывали? Надо было отдать записку </w:t>
+      </w:r>
+      <w:proofErr w:type="spellStart"/>
+      <w:r>
+        <w:t>Мицюкину</w:t>
+      </w:r>
+      <w:proofErr w:type="spellEnd"/>
+      <w:r>
+        <w:t>, он ведёт расследование и…</w:t>
       </w:r>
     </w:p>
     <w:p>
@@ -16110,7 +16968,23 @@
     </w:p>
     <w:p>
       <w:r>
-        <w:t>— Могу позвонить в медблок, — сказал я. — Елизавета Павловна, я могу позвонить в медблок. Я думаю, мне… — Я сглотнул, таблетки ещё корёжили горло. — Я думаю, нам нехорошо.</w:t>
+        <w:t xml:space="preserve">— Могу позвонить в </w:t>
+      </w:r>
+      <w:proofErr w:type="spellStart"/>
+      <w:r>
+        <w:t>медблок</w:t>
+      </w:r>
+      <w:proofErr w:type="spellEnd"/>
+      <w:r>
+        <w:t xml:space="preserve">, — сказал я. — Елизавета Павловна, я могу позвонить в </w:t>
+      </w:r>
+      <w:proofErr w:type="spellStart"/>
+      <w:r>
+        <w:t>медблок</w:t>
+      </w:r>
+      <w:proofErr w:type="spellEnd"/>
+      <w:r>
+        <w:t>. Я думаю, мне… — Я сглотнул, таблетки ещё корёжили горло. — Я думаю, нам нехорошо.</w:t>
       </w:r>
     </w:p>
     <w:p>
@@ -16130,7 +17004,15 @@
     </w:p>
     <w:p>
       <w:r>
-        <w:t>— Медблок…</w:t>
+        <w:t xml:space="preserve">— </w:t>
+      </w:r>
+      <w:proofErr w:type="spellStart"/>
+      <w:r>
+        <w:t>Медблок</w:t>
+      </w:r>
+      <w:proofErr w:type="spellEnd"/>
+      <w:r>
+        <w:t>…</w:t>
       </w:r>
     </w:p>
     <w:p>
@@ -16140,7 +17022,23 @@
     </w:p>
     <w:p>
       <w:r>
-        <w:t xml:space="preserve">— Какой ещё медблок, Олег? О чём ты? Зачем нам медблок? Мы же хотели поговорить, ты помнишь? Ты только секунду, — Мерцель сбилась, — только минуту назад отошёл за таблеткой. Голова болит, понимаю. </w:t>
+        <w:t xml:space="preserve">— Какой ещё </w:t>
+      </w:r>
+      <w:proofErr w:type="spellStart"/>
+      <w:r>
+        <w:t>медблок</w:t>
+      </w:r>
+      <w:proofErr w:type="spellEnd"/>
+      <w:r>
+        <w:t xml:space="preserve">, Олег? О чём ты? Зачем нам </w:t>
+      </w:r>
+      <w:proofErr w:type="spellStart"/>
+      <w:r>
+        <w:t>медблок</w:t>
+      </w:r>
+      <w:proofErr w:type="spellEnd"/>
+      <w:r>
+        <w:t xml:space="preserve">? Мы же хотели поговорить, ты помнишь? Ты только секунду, — Мерцель сбилась, — только минуту назад отошёл за таблеткой. Голова болит, понимаю. </w:t>
       </w:r>
       <w:r>
         <w:t>Т</w:t>
@@ -16256,7 +17154,23 @@
     </w:p>
     <w:p>
       <w:r>
-        <w:t>— «Минск» знаю. — Мерцель поёжилась и провела по плечу ладонью, смахивая невидимое насекомое. — «Минск» все знают. Кто же не знает «Минск»? Правильно, его все знают. Ты не переживай, Олег! Будет ещё шанс сделать снимок на память. Красивый яркий снимок на память. Правильно я говорю? «Минск» — корабль новый, вовсю ещё летает. Это вот «Мурманск» давно списали. Он и тогда уже был старой развалиной. — Уголки губ у Мерцель задрожали. — Помню, сбои были в гравитонной камере. — Мерцель провела по лицу ладонью и вдруг стёрла всякое выражение — скорбь, усталость, печаль. Осталась бледная белая маска. — Сбои в гравитонной камере. Правильно, да? Это вот когда идёшь ты по коридору, не трогаешь никого, а тебя на стены швыряет. Или на потолок.</w:t>
+        <w:t xml:space="preserve">— «Минск» знаю. — Мерцель поёжилась и провела по плечу ладонью, смахивая невидимое насекомое. — «Минск» все знают. Кто же не знает «Минск»? Правильно, его все знают. Ты не переживай, Олег! Будет ещё шанс сделать снимок на память. Красивый яркий снимок на память. Правильно я говорю? «Минск» — корабль новый, вовсю ещё летает. Это вот «Мурманск» давно списали. Он и тогда уже был старой развалиной. — Уголки губ у Мерцель задрожали. — Помню, сбои были в </w:t>
+      </w:r>
+      <w:proofErr w:type="spellStart"/>
+      <w:r>
+        <w:t>гравитонной</w:t>
+      </w:r>
+      <w:proofErr w:type="spellEnd"/>
+      <w:r>
+        <w:t xml:space="preserve"> камере. — Мерцель провела по лицу ладонью и вдруг стёрла всякое выражение — скорбь, усталость, печаль. Осталась бледная белая маска. — Сбои в </w:t>
+      </w:r>
+      <w:proofErr w:type="spellStart"/>
+      <w:r>
+        <w:t>гравитонной</w:t>
+      </w:r>
+      <w:proofErr w:type="spellEnd"/>
+      <w:r>
+        <w:t xml:space="preserve"> камере. Правильно, да? Это вот когда идёшь ты по коридору, не трогаешь никого, а тебя на стены швыряет. Или на потолок.</w:t>
       </w:r>
     </w:p>
     <w:p>
@@ -16737,7 +17651,15 @@
         <w:t>,</w:t>
       </w:r>
       <w:r>
-        <w:t xml:space="preserve"> когда моложе была, вообще ничего не боялась. Все вокруг боялись чего-то, боялись того, что будет завтра, того, что было вчера. Боялись пустоты, темноты, расстояний. Боялись балка, бреда, политкора, яркого света. А я не боялась. Правильно я говорю, Олег?</w:t>
+        <w:t xml:space="preserve"> когда моложе была, вообще ничего не боялась. Все вокруг боялись чего-то, боялись того, что будет завтра, того, что было вчера. Боялись пустоты, темноты, расстояний. Боялись балка, бреда, </w:t>
+      </w:r>
+      <w:proofErr w:type="spellStart"/>
+      <w:r>
+        <w:t>политкора</w:t>
+      </w:r>
+      <w:proofErr w:type="spellEnd"/>
+      <w:r>
+        <w:t>, яркого света. А я не боялась. Правильно я говорю, Олег?</w:t>
       </w:r>
     </w:p>
     <w:p>
@@ -17193,7 +18115,15 @@
         <w:t xml:space="preserve">мы </w:t>
       </w:r>
       <w:r>
-        <w:t>как-нибудь ещё поговорим о нуболидах. Времени у нас много.</w:t>
+        <w:t xml:space="preserve">как-нибудь ещё поговорим о </w:t>
+      </w:r>
+      <w:proofErr w:type="spellStart"/>
+      <w:r>
+        <w:t>нуболидах</w:t>
+      </w:r>
+      <w:proofErr w:type="spellEnd"/>
+      <w:r>
+        <w:t>. Времени у нас много.</w:t>
       </w:r>
     </w:p>
     <w:p>
@@ -17335,8 +18265,13 @@
       </w:r>
     </w:p>
     <w:p>
-      <w:r>
-        <w:t>Медблок?</w:t>
+      <w:proofErr w:type="spellStart"/>
+      <w:r>
+        <w:t>Медблок</w:t>
+      </w:r>
+      <w:proofErr w:type="spellEnd"/>
+      <w:r>
+        <w:t>?</w:t>
       </w:r>
     </w:p>
     <w:p>
@@ -17404,7 +18339,15 @@
         <w:t>В</w:t>
       </w:r>
       <w:r>
-        <w:t xml:space="preserve">ижу кошмар, как в бранке, только вместо </w:t>
+        <w:t xml:space="preserve">ижу кошмар, как в </w:t>
+      </w:r>
+      <w:proofErr w:type="spellStart"/>
+      <w:r>
+        <w:t>бранке</w:t>
+      </w:r>
+      <w:proofErr w:type="spellEnd"/>
+      <w:r>
+        <w:t xml:space="preserve">, только вместо </w:t>
       </w:r>
       <w:r>
         <w:t>фрактального озера</w:t>
@@ -17630,12 +18573,36 @@
     </w:p>
     <w:p>
       <w:r>
-        <w:t>— Стой! — Вера бросилась ко мне и схватила за плечо. — Я позвоню в медблок!</w:t>
-      </w:r>
-    </w:p>
-    <w:p>
-      <w:r>
-        <w:t>— Какой медблок? Зачем мне в медблок?</w:t>
+        <w:t xml:space="preserve">— Стой! — Вера бросилась ко мне и схватила за плечо. — Я позвоню в </w:t>
+      </w:r>
+      <w:proofErr w:type="spellStart"/>
+      <w:r>
+        <w:t>медблок</w:t>
+      </w:r>
+      <w:proofErr w:type="spellEnd"/>
+      <w:r>
+        <w:t>!</w:t>
+      </w:r>
+    </w:p>
+    <w:p>
+      <w:r>
+        <w:t xml:space="preserve">— Какой </w:t>
+      </w:r>
+      <w:proofErr w:type="spellStart"/>
+      <w:r>
+        <w:t>медблок</w:t>
+      </w:r>
+      <w:proofErr w:type="spellEnd"/>
+      <w:r>
+        <w:t xml:space="preserve">? Зачем мне в </w:t>
+      </w:r>
+      <w:proofErr w:type="spellStart"/>
+      <w:r>
+        <w:t>медблок</w:t>
+      </w:r>
+      <w:proofErr w:type="spellEnd"/>
+      <w:r>
+        <w:t>?</w:t>
       </w:r>
     </w:p>
     <w:p>
@@ -17995,7 +18962,15 @@
     </w:p>
     <w:p>
       <w:r>
-        <w:t>Я подумал, что опять произошёл сбой в гравитонной камере.</w:t>
+        <w:t xml:space="preserve">Я подумал, что опять произошёл сбой в </w:t>
+      </w:r>
+      <w:proofErr w:type="spellStart"/>
+      <w:r>
+        <w:t>гравитонной</w:t>
+      </w:r>
+      <w:proofErr w:type="spellEnd"/>
+      <w:r>
+        <w:t xml:space="preserve"> камере.</w:t>
       </w:r>
     </w:p>
     <w:p>
@@ -18499,7 +19474,15 @@
     </w:p>
     <w:p>
       <w:r>
-        <w:t>— Я плохо помню, — сказал я. — Она просила зайти к ней, поговорить о нуболидах. А потом…</w:t>
+        <w:t xml:space="preserve">— Я плохо помню, — сказал я. — Она просила зайти к ней, поговорить о </w:t>
+      </w:r>
+      <w:proofErr w:type="spellStart"/>
+      <w:r>
+        <w:t>нуболидах</w:t>
+      </w:r>
+      <w:proofErr w:type="spellEnd"/>
+      <w:r>
+        <w:t>. А потом…</w:t>
       </w:r>
     </w:p>
     <w:p>
@@ -18611,7 +19594,15 @@
     </w:p>
     <w:p>
       <w:r>
-        <w:t>— Мерцель пригласила меня к себе, чтобы поговорить о нуболидах. Или нет. Она хотела мне что-то показать. Записку.</w:t>
+        <w:t xml:space="preserve">— Мерцель пригласила меня к себе, чтобы поговорить о </w:t>
+      </w:r>
+      <w:proofErr w:type="spellStart"/>
+      <w:r>
+        <w:t>нуболидах</w:t>
+      </w:r>
+      <w:proofErr w:type="spellEnd"/>
+      <w:r>
+        <w:t>. Или нет. Она хотела мне что-то показать. Записку.</w:t>
       </w:r>
     </w:p>
     <w:p>
@@ -18685,7 +19676,15 @@
         <w:t xml:space="preserve"> сейчас</w:t>
       </w:r>
       <w:r>
-        <w:t xml:space="preserve"> уложат на каталку и увезут, громыхая по металлическому полу восьмерящими колёсами, в пропахшую смертью операционную.</w:t>
+        <w:t xml:space="preserve"> уложат на каталку и увезут, громыхая по металлическому полу </w:t>
+      </w:r>
+      <w:proofErr w:type="spellStart"/>
+      <w:r>
+        <w:t>восьмерящими</w:t>
+      </w:r>
+      <w:proofErr w:type="spellEnd"/>
+      <w:r>
+        <w:t xml:space="preserve"> колёсами, в пропахшую смертью операционную.</w:t>
       </w:r>
     </w:p>
     <w:p>
@@ -18700,11 +19699,19 @@
     </w:p>
     <w:p>
       <w:r>
-        <w:t xml:space="preserve">Мицюкин скривился, но промолчал. Я вдруг подумал о Майорове — странно, что он ещё не ворвался в медотсек и не потребовал объяснений, тряся папкой с какими-нибудь захватанными отчётами, трассировками, </w:t>
+        <w:t xml:space="preserve">Мицюкин скривился, но промолчал. Я вдруг подумал о Майорове — странно, что он ещё не ворвался в </w:t>
+      </w:r>
+      <w:proofErr w:type="spellStart"/>
+      <w:r>
+        <w:t>медотсек</w:t>
+      </w:r>
+      <w:proofErr w:type="spellEnd"/>
+      <w:r>
+        <w:t xml:space="preserve"> и не потребовал объяснений, тряся папкой с какими-нибудь захватанными отчётами, трассировками, диагности</w:t>
       </w:r>
       <w:r>
         <w:lastRenderedPageBreak/>
-        <w:t>диагностическими картами экипажа «Грозного». Ведь всех нас проверили, как безымянные аппараты, пока мы валялись в тяжёлом сне.</w:t>
+        <w:t>ческими картами экипажа «Грозного». Ведь всех нас проверили, как безымянные аппараты, пока мы валялись в тяжёлом сне.</w:t>
       </w:r>
     </w:p>
     <w:p>
@@ -18808,7 +19815,15 @@
     </w:p>
     <w:p>
       <w:r>
-        <w:t>— Делайте, что хотите. Но пока он у меня. И медблок — это не тюрьма.</w:t>
+        <w:t xml:space="preserve">— Делайте, что хотите. Но пока он у меня. И </w:t>
+      </w:r>
+      <w:proofErr w:type="spellStart"/>
+      <w:r>
+        <w:t>медблок</w:t>
+      </w:r>
+      <w:proofErr w:type="spellEnd"/>
+      <w:r>
+        <w:t xml:space="preserve"> — это не тюрьма.</w:t>
       </w:r>
     </w:p>
     <w:p>
@@ -18932,7 +19947,15 @@
     </w:p>
     <w:p>
       <w:r>
-        <w:t xml:space="preserve">Я не сомневался, что увижу скрюченного от ярости Мицюкина, который вцепится в меня холодными пальцами и утащит в тайную тюрьму, но в отсек </w:t>
+        <w:t xml:space="preserve">Я не сомневался, что увижу скрюченного от ярости </w:t>
+      </w:r>
+      <w:proofErr w:type="spellStart"/>
+      <w:r>
+        <w:t>Мицюкина</w:t>
+      </w:r>
+      <w:proofErr w:type="spellEnd"/>
+      <w:r>
+        <w:t xml:space="preserve">, который вцепится в меня холодными пальцами и утащит в тайную тюрьму, но в отсек </w:t>
       </w:r>
       <w:r>
         <w:t>воровато</w:t>
@@ -19065,7 +20088,15 @@
     </w:p>
     <w:p>
       <w:r>
-        <w:t xml:space="preserve">— От дерготни Мицюкина лучше не становится. Хорошо хоть Майорова сразу положили, а то они бы сцепились, как два старых пса. — Григорьев </w:t>
+        <w:t xml:space="preserve">— От дерготни </w:t>
+      </w:r>
+      <w:proofErr w:type="spellStart"/>
+      <w:r>
+        <w:t>Мицюкина</w:t>
+      </w:r>
+      <w:proofErr w:type="spellEnd"/>
+      <w:r>
+        <w:t xml:space="preserve"> лучше не становится. Хорошо хоть Майорова сразу положили, а то они бы сцепились, как два старых пса. — Григорьев </w:t>
       </w:r>
       <w:r>
         <w:t>усмехнулся</w:t>
@@ -19250,7 +20281,15 @@
         <w:t>обожгло</w:t>
       </w:r>
       <w:r>
-        <w:t xml:space="preserve"> металлическим холодом. Я сделал осторожный шаг, и в этот момент отсек тряхнуло — гравитонный привод опять решил поиздеваться над вестибулярным аппаратом.</w:t>
+        <w:t xml:space="preserve"> металлическим холодом. Я сделал осторожный шаг, и в этот момент отсек тряхнуло — </w:t>
+      </w:r>
+      <w:proofErr w:type="spellStart"/>
+      <w:r>
+        <w:t>гравитонный</w:t>
+      </w:r>
+      <w:proofErr w:type="spellEnd"/>
+      <w:r>
+        <w:t xml:space="preserve"> привод опять решил поиздеваться над вестибулярным аппаратом.</w:t>
       </w:r>
     </w:p>
     <w:p>
@@ -19543,7 +20582,15 @@
     </w:p>
     <w:p>
       <w:r>
-        <w:t xml:space="preserve">— Я… — Мысли сбились, запутались, как в медблоке, когда я </w:t>
+        <w:t xml:space="preserve">— Я… — Мысли сбились, запутались, как в </w:t>
+      </w:r>
+      <w:proofErr w:type="spellStart"/>
+      <w:r>
+        <w:t>медблоке</w:t>
+      </w:r>
+      <w:proofErr w:type="spellEnd"/>
+      <w:r>
+        <w:t xml:space="preserve">, когда я </w:t>
       </w:r>
       <w:r>
         <w:t>очнулся</w:t>
@@ -19802,7 +20849,15 @@
     <w:p>
       <w:r>
         <w:lastRenderedPageBreak/>
-        <w:t>— Мне ещё приснился Керман, — сказал я. — Уже когда я был в медблоке под капельницей. Короткий бестолковый сон.</w:t>
+        <w:t xml:space="preserve">— Мне ещё приснился Керман, — сказал я. — Уже когда я был в </w:t>
+      </w:r>
+      <w:proofErr w:type="spellStart"/>
+      <w:r>
+        <w:t>медблоке</w:t>
+      </w:r>
+      <w:proofErr w:type="spellEnd"/>
+      <w:r>
+        <w:t xml:space="preserve"> под капельницей. Короткий бестолковый сон.</w:t>
       </w:r>
     </w:p>
     <w:p>
@@ -19921,7 +20976,15 @@
     </w:p>
     <w:p>
       <w:r>
-        <w:t>— В нуболидах?</w:t>
+        <w:t xml:space="preserve">— В </w:t>
+      </w:r>
+      <w:proofErr w:type="spellStart"/>
+      <w:r>
+        <w:t>нуболидах</w:t>
+      </w:r>
+      <w:proofErr w:type="spellEnd"/>
+      <w:r>
+        <w:t>?</w:t>
       </w:r>
     </w:p>
     <w:p>
@@ -20146,7 +21209,15 @@
     </w:p>
     <w:p>
       <w:r>
-        <w:t>Больше мы ни о чём не говорили. Вопросов было много, сердце взволнованно ёрзало в груди, когда я думал о токсине или нуболидах, однако нужные слова не приходили в голову.</w:t>
+        <w:t xml:space="preserve">Больше мы ни о чём не говорили. Вопросов было много, сердце взволнованно ёрзало в груди, когда я думал о токсине или </w:t>
+      </w:r>
+      <w:proofErr w:type="spellStart"/>
+      <w:r>
+        <w:t>нуболидах</w:t>
+      </w:r>
+      <w:proofErr w:type="spellEnd"/>
+      <w:r>
+        <w:t>, однако нужные слова не приходили в голову.</w:t>
       </w:r>
     </w:p>
     <w:p>
@@ -20556,7 +21627,15 @@
     </w:p>
     <w:p>
       <w:r>
-        <w:t>— Родители есть, — сказал я, — но я их редко последнее время навещаю. Нехорошо это, конечно. Надо будет обязательно съездить в Стальск, когда вернусь. Если вернусь, — добавил я.</w:t>
+        <w:t xml:space="preserve">— Родители есть, — сказал я, — но я их редко последнее время навещаю. Нехорошо это, конечно. Надо будет обязательно съездить в </w:t>
+      </w:r>
+      <w:proofErr w:type="spellStart"/>
+      <w:r>
+        <w:t>Стальск</w:t>
+      </w:r>
+      <w:proofErr w:type="spellEnd"/>
+      <w:r>
+        <w:t>, когда вернусь. Если вернусь, — добавил я.</w:t>
       </w:r>
     </w:p>
     <w:p>
@@ -20571,7 +21650,15 @@
     </w:p>
     <w:p>
       <w:r>
-        <w:t xml:space="preserve">— Стальск… </w:t>
+        <w:t xml:space="preserve">— </w:t>
+      </w:r>
+      <w:proofErr w:type="spellStart"/>
+      <w:r>
+        <w:t>Стальск</w:t>
+      </w:r>
+      <w:proofErr w:type="spellEnd"/>
+      <w:r>
+        <w:t xml:space="preserve">… </w:t>
       </w:r>
       <w:r>
         <w:t xml:space="preserve">— проговорила Вера. — </w:t>
@@ -20582,7 +21669,15 @@
     </w:p>
     <w:p>
       <w:r>
-        <w:t>— Вряд ли, — сказал я. — Их много, Стальсков этих. Мой — двенадцатый по счёту.</w:t>
+        <w:t xml:space="preserve">— Вряд ли, — сказал я. — Их много, </w:t>
+      </w:r>
+      <w:proofErr w:type="spellStart"/>
+      <w:r>
+        <w:t>Стальсков</w:t>
+      </w:r>
+      <w:proofErr w:type="spellEnd"/>
+      <w:r>
+        <w:t xml:space="preserve"> этих. Мой — двенадцатый по счёту.</w:t>
       </w:r>
     </w:p>
     <w:p>
@@ -20974,13 +22069,22 @@
     </w:p>
     <w:p>
       <w:r>
-        <w:t>Внутри меня что-то забурлило. Всё вокруг — синий глаз иллюминатора, затянутые тенью стены, потолок и маленькая фотография у кровати — закачалось в такт возбуждённому дыханию. Я сорвал с неё блузку. Заклацали по полу, как россыпь жемчужинок, вылетевшие пуговицы — и рассеянно разбежались по сторонам.</w:t>
+        <w:t xml:space="preserve">Внутри меня что-то забурлило. Всё вокруг — синий глаз иллюминатора, затянутые тенью стены, потолок и маленькая фотография у кровати — закачалось в такт возбуждённому дыханию. Я сорвал с неё блузку. </w:t>
+      </w:r>
+      <w:proofErr w:type="spellStart"/>
+      <w:r>
+        <w:t>Заклацали</w:t>
+      </w:r>
+      <w:proofErr w:type="spellEnd"/>
+      <w:r>
+        <w:t xml:space="preserve"> по полу, как россыпь жемчужинок, вылетевшие пуговицы — и рассеянно разбежались по сторонам.</w:t>
       </w:r>
     </w:p>
     <w:p>
       <w:r>
         <w:t xml:space="preserve">— От тебя пахнет кровью и фурацилином. — Вера слегка отодвинулась, откинула голову и посмотрела сквозь прищуренные веки, едва заметно улыбаясь. — А ещё </w:t>
       </w:r>
+      <w:proofErr w:type="spellStart"/>
       <w:r>
         <w:t>по</w:t>
       </w:r>
@@ -20990,6 +22094,7 @@
       <w:r>
         <w:t>том</w:t>
       </w:r>
+      <w:proofErr w:type="spellEnd"/>
       <w:r>
         <w:t>.</w:t>
       </w:r>
@@ -21062,7 +22167,15 @@
     </w:p>
     <w:p>
       <w:r>
-        <w:t>Первый полёт в космос. Первый бранк. Первый сон во время перехода. Знакомство с ней.</w:t>
+        <w:t xml:space="preserve">Первый полёт в космос. Первый </w:t>
+      </w:r>
+      <w:proofErr w:type="spellStart"/>
+      <w:r>
+        <w:t>бранк</w:t>
+      </w:r>
+      <w:proofErr w:type="spellEnd"/>
+      <w:r>
+        <w:t>. Первый сон во время перехода. Знакомство с ней.</w:t>
       </w:r>
     </w:p>
     <w:p>
@@ -21077,7 +22190,15 @@
     </w:p>
     <w:p>
       <w:r>
-        <w:t>— Сейчас мне кажется, что самое хорошее, что было у меня в жизни — это ты, — сказал я.</w:t>
+        <w:t xml:space="preserve">— Сейчас мне кажется, что </w:t>
+      </w:r>
+      <w:proofErr w:type="gramStart"/>
+      <w:r>
+        <w:t>самое хорошее</w:t>
+      </w:r>
+      <w:proofErr w:type="gramEnd"/>
+      <w:r>
+        <w:t>, что было у меня в жизни — это ты, — сказал я.</w:t>
       </w:r>
     </w:p>
     <w:p>
@@ -21131,8 +22252,13 @@
       </w:r>
     </w:p>
     <w:p>
-      <w:r>
-        <w:t>Пшикнул диспенсер, зажурчала в кружке вода.</w:t>
+      <w:proofErr w:type="spellStart"/>
+      <w:r>
+        <w:t>Пшикнул</w:t>
+      </w:r>
+      <w:proofErr w:type="spellEnd"/>
+      <w:r>
+        <w:t xml:space="preserve"> диспенсер, зажурчала в кружке вода.</w:t>
       </w:r>
     </w:p>
     <w:p>
@@ -21392,7 +22518,15 @@
         <w:t xml:space="preserve">Какая разница, сколько лет изучаем? </w:t>
       </w:r>
       <w:r>
-        <w:t>Я вообще в химлабе сижу, откуда мне знать?</w:t>
+        <w:t xml:space="preserve">Я вообще в </w:t>
+      </w:r>
+      <w:proofErr w:type="spellStart"/>
+      <w:r>
+        <w:t>химлабе</w:t>
+      </w:r>
+      <w:proofErr w:type="spellEnd"/>
+      <w:r>
+        <w:t xml:space="preserve"> сижу, откуда мне знать?</w:t>
       </w:r>
     </w:p>
     <w:p>
@@ -21466,7 +22600,15 @@
     </w:p>
     <w:p>
       <w:r>
-        <w:t>Сбой в гравитонной камере?</w:t>
+        <w:t xml:space="preserve">Сбой в </w:t>
+      </w:r>
+      <w:proofErr w:type="spellStart"/>
+      <w:r>
+        <w:t>гравитонной</w:t>
+      </w:r>
+      <w:proofErr w:type="spellEnd"/>
+      <w:r>
+        <w:t xml:space="preserve"> камере?</w:t>
       </w:r>
     </w:p>
     <w:p>
@@ -21951,8 +23093,13 @@
       </w:r>
     </w:p>
     <w:p>
-      <w:r>
-        <w:t>Гравитонный привод едва работал.</w:t>
+      <w:proofErr w:type="spellStart"/>
+      <w:r>
+        <w:t>Гравитонный</w:t>
+      </w:r>
+      <w:proofErr w:type="spellEnd"/>
+      <w:r>
+        <w:t xml:space="preserve"> привод едва работал.</w:t>
       </w:r>
     </w:p>
     <w:p>
@@ -22041,7 +23188,15 @@
     </w:p>
     <w:p>
       <w:r>
-        <w:t xml:space="preserve">Глаза мои уже немного привыкли к расходящейся тряске и мелькающему свету. Я узнал искривлённое лицо Мицюкина, который </w:t>
+        <w:t xml:space="preserve">Глаза мои уже немного привыкли к расходящейся тряске и мелькающему свету. Я узнал искривлённое лицо </w:t>
+      </w:r>
+      <w:proofErr w:type="spellStart"/>
+      <w:r>
+        <w:t>Мицюкина</w:t>
+      </w:r>
+      <w:proofErr w:type="spellEnd"/>
+      <w:r>
+        <w:t xml:space="preserve">, который </w:t>
       </w:r>
       <w:r>
         <w:t>жёг</w:t>
@@ -22056,8 +23211,13 @@
       </w:r>
     </w:p>
     <w:p>
-      <w:r>
-        <w:t xml:space="preserve">Мицюкина перекосило, как засбоившую машину. Резак, изрыгнув последнюю струю пламени, погас у него в руке, и он уставился на меня, как на чудище из ночного кошмара. Появилось ещё несколько теней, вылезших из </w:t>
+      <w:proofErr w:type="spellStart"/>
+      <w:r>
+        <w:t>Мицюкина</w:t>
+      </w:r>
+      <w:proofErr w:type="spellEnd"/>
+      <w:r>
+        <w:t xml:space="preserve"> перекосило, как засбоившую машину. Резак, изрыгнув последнюю струю пламени, погас у него в руке, и он уставился на меня, как на чудище из ночного кошмара. Появилось ещё несколько теней, вылезших из </w:t>
       </w:r>
       <w:r>
         <w:lastRenderedPageBreak/>
@@ -22172,9 +23332,11 @@
       <w:r>
         <w:t xml:space="preserve">Всё перед глазами завязло в крови. Я решил, что огонь с реактивной тягой рвётся ко мне навстречу. Раскинул руки, ожидая избавления от этого ревущего ада, но огонь отступил, превратившись в </w:t>
       </w:r>
+      <w:proofErr w:type="spellStart"/>
       <w:r>
         <w:t>стробящие</w:t>
       </w:r>
+      <w:proofErr w:type="spellEnd"/>
       <w:r>
         <w:t>, как иллюминация, аварийные люминофоры.</w:t>
       </w:r>
@@ -22541,7 +23703,15 @@
     </w:p>
     <w:p>
       <w:r>
-        <w:t xml:space="preserve">Тяжёлый тёмный взгляд Мицюкина прожигал насквозь. </w:t>
+        <w:t xml:space="preserve">Тяжёлый тёмный взгляд </w:t>
+      </w:r>
+      <w:proofErr w:type="spellStart"/>
+      <w:r>
+        <w:t>Мицюкина</w:t>
+      </w:r>
+      <w:proofErr w:type="spellEnd"/>
+      <w:r>
+        <w:t xml:space="preserve"> прожигал насквозь. </w:t>
       </w:r>
     </w:p>
     <w:p>
@@ -22581,7 +23751,15 @@
     </w:p>
     <w:p>
       <w:r>
-        <w:t>Тень Мицюкина нависала надо мной, прижимала к стене. Я невольно попятился, задел за что-то ногой и едва не свалился на пол.</w:t>
+        <w:t xml:space="preserve">Тень </w:t>
+      </w:r>
+      <w:proofErr w:type="spellStart"/>
+      <w:r>
+        <w:t>Мицюкина</w:t>
+      </w:r>
+      <w:proofErr w:type="spellEnd"/>
+      <w:r>
+        <w:t xml:space="preserve"> нависала надо мной, прижимала к стене. Я невольно попятился, задел за что-то ногой и едва не свалился на пол.</w:t>
       </w:r>
     </w:p>
     <w:p>
@@ -22758,12 +23936,28 @@
     </w:p>
     <w:p>
       <w:r>
-        <w:t>— Здесь я ничего сделать не смогу, — сказала она. — В медблок пока доступа нет.</w:t>
-      </w:r>
-    </w:p>
-    <w:p>
-      <w:r>
-        <w:t>— В медблок тоже? — спросил я.</w:t>
+        <w:t xml:space="preserve">— Здесь я ничего сделать не смогу, — сказала она. — В </w:t>
+      </w:r>
+      <w:proofErr w:type="spellStart"/>
+      <w:r>
+        <w:t>медблок</w:t>
+      </w:r>
+      <w:proofErr w:type="spellEnd"/>
+      <w:r>
+        <w:t xml:space="preserve"> пока доступа нет.</w:t>
+      </w:r>
+    </w:p>
+    <w:p>
+      <w:r>
+        <w:t xml:space="preserve">— В </w:t>
+      </w:r>
+      <w:proofErr w:type="spellStart"/>
+      <w:r>
+        <w:t>медблок</w:t>
+      </w:r>
+      <w:proofErr w:type="spellEnd"/>
+      <w:r>
+        <w:t xml:space="preserve"> тоже? — спросил я.</w:t>
       </w:r>
     </w:p>
     <w:p>
@@ -23671,7 +24865,15 @@
     </w:p>
     <w:p>
       <w:r>
-        <w:t>Вера подбежала, вышла из аварийного мрака, как из бранка, и обхватила меня за плечи. Я остолбенел. Дыхание перехватило от радости. Я прижался к её губам.</w:t>
+        <w:t xml:space="preserve">Вера подбежала, вышла из аварийного мрака, как из </w:t>
+      </w:r>
+      <w:proofErr w:type="spellStart"/>
+      <w:r>
+        <w:t>бранка</w:t>
+      </w:r>
+      <w:proofErr w:type="spellEnd"/>
+      <w:r>
+        <w:t>, и обхватила меня за плечи. Я остолбенел. Дыхание перехватило от радости. Я прижался к её губам.</w:t>
       </w:r>
     </w:p>
     <w:p>
@@ -23706,7 +24908,15 @@
     </w:p>
     <w:p>
       <w:r>
-        <w:t>— С тобой всё в порядке? — Вера поблекла и отступила на полшага, убежала из моих объятий. — Тебе в медблок надо!</w:t>
+        <w:t xml:space="preserve">— С тобой всё в порядке? — Вера поблекла и отступила на полшага, убежала из моих объятий. — Тебе в </w:t>
+      </w:r>
+      <w:proofErr w:type="spellStart"/>
+      <w:r>
+        <w:t>медблок</w:t>
+      </w:r>
+      <w:proofErr w:type="spellEnd"/>
+      <w:r>
+        <w:t xml:space="preserve"> надо!</w:t>
       </w:r>
     </w:p>
     <w:p>
@@ -23856,7 +25066,15 @@
     </w:p>
     <w:p>
       <w:r>
-        <w:t>Камеру с нуболидами закрывала дымная пелена.</w:t>
+        <w:t xml:space="preserve">Камеру с </w:t>
+      </w:r>
+      <w:proofErr w:type="spellStart"/>
+      <w:r>
+        <w:t>нуболидами</w:t>
+      </w:r>
+      <w:proofErr w:type="spellEnd"/>
+      <w:r>
+        <w:t xml:space="preserve"> закрывала дымная пелена.</w:t>
       </w:r>
     </w:p>
     <w:p>
@@ -24680,7 +25898,15 @@
     </w:p>
     <w:p>
       <w:r>
-        <w:t>У выхода в коридор Майоров спорил о чём-то с Мицюкиным — так яростно и увлечённо, что даже не обратил на меня внимания. На скамейке у стены сидела Симонова, опрятная, с затянутыми в пучок волосами — ударница труда с цветастого плаката, которая прихорошилась, но не слишком, чтобы отправиться на работу, в вопящий цех, по утру. Она посмотрела на меня тёмным испуганным взглядом.</w:t>
+        <w:t xml:space="preserve">У выхода в коридор Майоров спорил о чём-то с </w:t>
+      </w:r>
+      <w:proofErr w:type="spellStart"/>
+      <w:r>
+        <w:t>Мицюкиным</w:t>
+      </w:r>
+      <w:proofErr w:type="spellEnd"/>
+      <w:r>
+        <w:t xml:space="preserve"> — так яростно и увлечённо, что даже не обратил на меня внимания. На скамейке у стены сидела Симонова, опрятная, с затянутыми в пучок волосами — ударница труда с цветастого плаката, которая прихорошилась, но не слишком, чтобы отправиться на работу, в вопящий цех, по утру. Она посмотрела на меня тёмным испуганным взглядом.</w:t>
       </w:r>
     </w:p>
     <w:p>
@@ -24837,7 +26063,15 @@
     </w:p>
     <w:p>
       <w:r>
-        <w:t>— Петя, — сказала она и тут же добавила, заметив мой недоумённый взгляд: — Пётр Верховенцев из химической. Он в реанимации, это третий отсек. А то я что-то боюсь.</w:t>
+        <w:t xml:space="preserve">— Петя, — сказала она и тут же добавила, заметив мой недоумённый взгляд: — Пётр </w:t>
+      </w:r>
+      <w:proofErr w:type="spellStart"/>
+      <w:r>
+        <w:t>Верховенцев</w:t>
+      </w:r>
+      <w:proofErr w:type="spellEnd"/>
+      <w:r>
+        <w:t xml:space="preserve"> из химической. Он в реанимации, это третий отсек. А то я что-то боюсь.</w:t>
       </w:r>
     </w:p>
     <w:p>
@@ -24873,7 +26107,15 @@
     </w:p>
     <w:p>
       <w:r>
-        <w:t>— Какого чёрта ты вообще на этот уровень попёрся?</w:t>
+        <w:t xml:space="preserve">— Какого чёрта ты вообще на этот уровень </w:t>
+      </w:r>
+      <w:proofErr w:type="spellStart"/>
+      <w:r>
+        <w:t>попёрся</w:t>
+      </w:r>
+      <w:proofErr w:type="spellEnd"/>
+      <w:r>
+        <w:t>?</w:t>
       </w:r>
     </w:p>
     <w:p>
@@ -24910,7 +26152,15 @@
     <w:p>
       <w:r>
         <w:lastRenderedPageBreak/>
-        <w:t>— Мы уже на второй круг пошли, — спокойно ответил Мицюкин. — На текущий момент я не готов подпускать кого-либо из вашей команды ни к ремонту, ни к управлению станцией. Если бы мой оператор не решил себе горло перерезать, ничего бы из этого не произошло.</w:t>
+        <w:t xml:space="preserve">— Мы уже на второй круг пошли, — спокойно ответил Мицюкин. — </w:t>
+      </w:r>
+      <w:proofErr w:type="gramStart"/>
+      <w:r>
+        <w:t>На текущий момент</w:t>
+      </w:r>
+      <w:proofErr w:type="gramEnd"/>
+      <w:r>
+        <w:t xml:space="preserve"> я не готов подпускать кого-либо из вашей команды ни к ремонту, ни к управлению станцией. Если бы мой оператор не решил себе горло перерезать, ничего бы из этого не произошло.</w:t>
       </w:r>
     </w:p>
     <w:p>
@@ -24997,7 +26247,15 @@
     </w:p>
     <w:p>
       <w:r>
-        <w:t>— Мы, — этот долгий слог едва не застрял у Мицюкина в горле, — проводим ремонт двигательных модулей. Спасибо вам за участие, но ваша помощь пока не требуется.</w:t>
+        <w:t xml:space="preserve">— Мы, — этот долгий слог едва не застрял у </w:t>
+      </w:r>
+      <w:proofErr w:type="spellStart"/>
+      <w:r>
+        <w:t>Мицюкина</w:t>
+      </w:r>
+      <w:proofErr w:type="spellEnd"/>
+      <w:r>
+        <w:t xml:space="preserve"> в горле, — проводим ремонт двигательных модулей. Спасибо вам за участие, но ваша помощь пока не требуется.</w:t>
       </w:r>
     </w:p>
     <w:p>
@@ -25089,7 +26347,15 @@
         <w:t>Что хотите</w:t>
       </w:r>
       <w:r>
-        <w:t>? — Губы у Мицюкина задрожали.</w:t>
+        <w:t xml:space="preserve">? — Губы у </w:t>
+      </w:r>
+      <w:proofErr w:type="spellStart"/>
+      <w:r>
+        <w:t>Мицюкина</w:t>
+      </w:r>
+      <w:proofErr w:type="spellEnd"/>
+      <w:r>
+        <w:t xml:space="preserve"> задрожали.</w:t>
       </w:r>
     </w:p>
     <w:p>
@@ -25127,7 +26393,15 @@
     </w:p>
     <w:p>
       <w:r>
-        <w:t>Я подумал, что на месте Мицюкина тоже не подпустил бы никого из нас ни к ремонту двигательных модулей, ни к управлению станцией.</w:t>
+        <w:t xml:space="preserve">Я подумал, что на месте </w:t>
+      </w:r>
+      <w:proofErr w:type="spellStart"/>
+      <w:r>
+        <w:t>Мицюкина</w:t>
+      </w:r>
+      <w:proofErr w:type="spellEnd"/>
+      <w:r>
+        <w:t xml:space="preserve"> тоже не подпустил бы никого из нас ни к ремонту двигательных модулей, ни к управлению станцией.</w:t>
       </w:r>
     </w:p>
     <w:p>
@@ -25168,7 +26442,15 @@
     </w:p>
     <w:p>
       <w:r>
-        <w:t>— Меня просили узнать про Верховенцева.</w:t>
+        <w:t xml:space="preserve">— Меня просили узнать про </w:t>
+      </w:r>
+      <w:proofErr w:type="spellStart"/>
+      <w:r>
+        <w:t>Верховенцева</w:t>
+      </w:r>
+      <w:proofErr w:type="spellEnd"/>
+      <w:r>
+        <w:t>.</w:t>
       </w:r>
     </w:p>
     <w:p>
@@ -25178,7 +26460,15 @@
     </w:p>
     <w:p>
       <w:r>
-        <w:t>— По поводу Верховенцева ничего сказать не могу, — ответил Синицын. — Состояние тяжёлое, насколько я могу судить. Сложно пока что-то обещать. Скажите, что он стабилен, но в сознание не приходил.</w:t>
+        <w:t xml:space="preserve">— По поводу </w:t>
+      </w:r>
+      <w:proofErr w:type="spellStart"/>
+      <w:r>
+        <w:t>Верховенцева</w:t>
+      </w:r>
+      <w:proofErr w:type="spellEnd"/>
+      <w:r>
+        <w:t xml:space="preserve"> ничего сказать не могу, — ответил Синицын. — Состояние тяжёлое, насколько я могу судить. Сложно пока что-то обещать. Скажите, что он стабилен, но в сознание не приходил.</w:t>
       </w:r>
     </w:p>
     <w:p>
@@ -25266,7 +26556,15 @@
     </w:p>
     <w:p>
       <w:r>
-        <w:t>— В химлабе. Я потом объясню.</w:t>
+        <w:t xml:space="preserve">— В </w:t>
+      </w:r>
+      <w:proofErr w:type="spellStart"/>
+      <w:r>
+        <w:t>химлабе</w:t>
+      </w:r>
+      <w:proofErr w:type="spellEnd"/>
+      <w:r>
+        <w:t>. Я потом объясню.</w:t>
       </w:r>
     </w:p>
     <w:p>
@@ -25310,7 +26608,15 @@
     </w:p>
     <w:p>
       <w:r>
-        <w:t>— Прошу вас, Сергей Владимирович, я же просил! — Голос Андреева вновь сорвался в кашель, сухой и судорожный, как при лихорадке. Он ссутулился, нависнув своим исполинским ростом над собравшимися, и прижал распяленную пятерню к груди. — Да, мы всё равно падаем, — проговорил он сквозь едва сдерживаемые спазмы. — Но это временно. Ведутся ремонтные работы, подключены наши лучшие специалисты. Ремонтными работами руководит Константин Игоревич Мицюкин, вы все его прекрасно знаете.</w:t>
+        <w:t xml:space="preserve">— Прошу вас, Сергей Владимирович, я же просил! — Голос Андреева вновь сорвался в кашель, сухой и судорожный, как при лихорадке. Он ссутулился, нависнув своим исполинским ростом над собравшимися, и прижал распяленную пятерню к груди. — Да, мы всё равно падаем, — проговорил он сквозь едва сдерживаемые спазмы. — Но это временно. Ведутся ремонтные работы, подключены наши </w:t>
+      </w:r>
+      <w:proofErr w:type="gramStart"/>
+      <w:r>
+        <w:t>лучшие специалисты</w:t>
+      </w:r>
+      <w:proofErr w:type="gramEnd"/>
+      <w:r>
+        <w:t>. Ремонтными работами руководит Константин Игоревич Мицюкин, вы все его прекрасно знаете.</w:t>
       </w:r>
     </w:p>
     <w:p>
@@ -25407,7 +26713,15 @@
         <w:t xml:space="preserve">— Товарищи! — проголосил Андреев. Кадык у него взволнованно заёрзал вверх и вниз. — Надо понимать, что эвакуация — это вопрос нескольких месяцев! Пока </w:t>
       </w:r>
       <w:r>
-        <w:t>что главный приоритет —</w:t>
+        <w:t xml:space="preserve">что </w:t>
+      </w:r>
+      <w:proofErr w:type="gramStart"/>
+      <w:r>
+        <w:t>главный приоритет</w:t>
+      </w:r>
+      <w:proofErr w:type="gramEnd"/>
+      <w:r>
+        <w:t xml:space="preserve"> —</w:t>
       </w:r>
       <w:r>
         <w:t xml:space="preserve"> </w:t>
@@ -25813,7 +27127,15 @@
     </w:p>
     <w:p>
       <w:r>
-        <w:t>Другая команда специалистов, о которой говорил Андреев, состояла из одной Веры. Если не считать меня. Руководителя химической лаборатории на глазах у Веры запаковали в чёрный мешок, а Верховенцев лежал в реанимации, подключённый к ревущему от перебоев пульса аппарату.</w:t>
+        <w:t xml:space="preserve">Другая команда специалистов, о которой говорил Андреев, состояла из одной Веры. Если не считать меня. Руководителя химической лаборатории на глазах у Веры запаковали в чёрный мешок, а </w:t>
+      </w:r>
+      <w:proofErr w:type="spellStart"/>
+      <w:r>
+        <w:t>Верховенцев</w:t>
+      </w:r>
+      <w:proofErr w:type="spellEnd"/>
+      <w:r>
+        <w:t xml:space="preserve"> лежал в реанимации, подключённый к ревущему от перебоев пульса аппарату.</w:t>
       </w:r>
     </w:p>
     <w:p>
@@ -26109,7 +27431,15 @@
     </w:p>
     <w:p>
       <w:r>
-        <w:t>— Он так работает, к сожалению. Не всегда с первого раза. — Вера всмотрелась в мреющие строчки. — Надеюсь, анализатор не сдох.</w:t>
+        <w:t xml:space="preserve">— Он так работает, к сожалению. Не всегда с первого раза. — Вера всмотрелась в </w:t>
+      </w:r>
+      <w:proofErr w:type="spellStart"/>
+      <w:r>
+        <w:t>мреющие</w:t>
+      </w:r>
+      <w:proofErr w:type="spellEnd"/>
+      <w:r>
+        <w:t xml:space="preserve"> строчки. — Надеюсь, анализатор не сдох.</w:t>
       </w:r>
     </w:p>
     <w:p>
@@ -26338,7 +27668,15 @@
         <w:t>С</w:t>
       </w:r>
       <w:r>
-        <w:t>бой в гравитонной камере. Просто сбой. Такой же, как раньше. Качка.</w:t>
+        <w:t xml:space="preserve">бой в </w:t>
+      </w:r>
+      <w:proofErr w:type="spellStart"/>
+      <w:r>
+        <w:t>гравитонной</w:t>
+      </w:r>
+      <w:proofErr w:type="spellEnd"/>
+      <w:r>
+        <w:t xml:space="preserve"> камере. Просто сбой. Такой же, как раньше. Качка.</w:t>
       </w:r>
     </w:p>
     <w:p>
@@ -26412,7 +27750,15 @@
         <w:t>Е</w:t>
       </w:r>
       <w:r>
-        <w:t>сли хочешь, иди к своему Мицюкину. Вдруг он передумает. Будешь там под его присмотром гайки крутить. А я сама справлюсь.</w:t>
+        <w:t xml:space="preserve">сли хочешь, иди к своему </w:t>
+      </w:r>
+      <w:proofErr w:type="spellStart"/>
+      <w:r>
+        <w:t>Мицюкину</w:t>
+      </w:r>
+      <w:proofErr w:type="spellEnd"/>
+      <w:r>
+        <w:t>. Вдруг он передумает. Будешь там под его присмотром гайки крутить. А я сама справлюсь.</w:t>
       </w:r>
     </w:p>
     <w:p>
@@ -26422,7 +27768,15 @@
     </w:p>
     <w:p>
       <w:r>
-        <w:t>— Прости. Я тебя тут одну не оставлю. Нет никакого смысла с Мицюкиным пререкаться. Ни к чему он меня не подпустит, это я уже понял.</w:t>
+        <w:t xml:space="preserve">— Прости. Я тебя тут одну не оставлю. Нет никакого смысла с </w:t>
+      </w:r>
+      <w:proofErr w:type="spellStart"/>
+      <w:r>
+        <w:t>Мицюкиным</w:t>
+      </w:r>
+      <w:proofErr w:type="spellEnd"/>
+      <w:r>
+        <w:t xml:space="preserve"> пререкаться. Ни к чему он меня не подпустит, это я уже понял.</w:t>
       </w:r>
     </w:p>
     <w:p>
@@ -26437,7 +27791,15 @@
     </w:p>
     <w:p>
       <w:r>
-        <w:t>— Надо собрать образцы. Что там в каюте Марутяна творится, я не знаю, могут не пускать никого. Как и в лабораторию. К Марутяну я попробую сама сходить, ко мне спокойнее отнесутся.</w:t>
+        <w:t xml:space="preserve">— Надо собрать образцы. Что там в каюте Марутяна творится, я не знаю, могут не пускать никого. Как и в лабораторию. К </w:t>
+      </w:r>
+      <w:proofErr w:type="spellStart"/>
+      <w:r>
+        <w:t>Марутяну</w:t>
+      </w:r>
+      <w:proofErr w:type="spellEnd"/>
+      <w:r>
+        <w:t xml:space="preserve"> я попробую сама сходить, ко мне спокойнее отнесутся.</w:t>
       </w:r>
     </w:p>
     <w:p>
@@ -26647,7 +28009,15 @@
     </w:p>
     <w:p>
       <w:r>
-        <w:t>— Чего ты хочешь-то? — пожал плечами Григорьев. — В медблоке мест нет, в приёмной или в коридоре размещать пациентов запрещено. Да, по той же самой инструкции. Здесь очистку включили, — Григорьев показал на решётку воздуховода на потолке, из которой в столовую просачивалась влажная темнота, — и всё. Не будет же Алина по жилым модулям бегать, она и так чуть ли не одна за всех отдувается.</w:t>
+        <w:t xml:space="preserve">— Чего ты хочешь-то? — пожал плечами Григорьев. — В </w:t>
+      </w:r>
+      <w:proofErr w:type="spellStart"/>
+      <w:r>
+        <w:t>медблоке</w:t>
+      </w:r>
+      <w:proofErr w:type="spellEnd"/>
+      <w:r>
+        <w:t xml:space="preserve"> мест нет, в приёмной или в коридоре размещать пациентов запрещено. Да, по той же самой инструкции. Здесь очистку включили, — Григорьев показал на решётку воздуховода на потолке, из которой в столовую просачивалась влажная темнота, — и всё. Не будет же Алина по жилым модулям бегать, она и так чуть ли не одна за всех отдувается.</w:t>
       </w:r>
     </w:p>
     <w:p>
@@ -26669,7 +28039,15 @@
     <w:p>
       <w:r>
         <w:lastRenderedPageBreak/>
-        <w:t>— Я не предлагаю здесь сидеть. Пойдём к Мицюкину или Андрееву, спорить будем, нашу правду-матку отстаивать. А парня оставь. Он тоже полезным делом занимается.</w:t>
+        <w:t xml:space="preserve">— Я не предлагаю здесь сидеть. Пойдём к </w:t>
+      </w:r>
+      <w:proofErr w:type="spellStart"/>
+      <w:r>
+        <w:t>Мицюкину</w:t>
+      </w:r>
+      <w:proofErr w:type="spellEnd"/>
+      <w:r>
+        <w:t xml:space="preserve"> или Андрееву, спорить будем, нашу правду-матку отстаивать. А парня оставь. Он тоже полезным делом занимается.</w:t>
       </w:r>
     </w:p>
     <w:p>
@@ -26946,11 +28324,11 @@
     </w:p>
     <w:p>
       <w:r>
-        <w:t xml:space="preserve">Вера продолжила копаться в пыльном бардаке на полках. Склянки звенели и пугливо подрагивали — среди них не попалось ни одной с жёлтой </w:t>
+        <w:t>Вера продолжила копаться в пыльном бардаке на полках. Склянки звенели и пугливо подрагивали — среди них не попалось ни одной с жёлтой эти</w:t>
       </w:r>
       <w:r>
         <w:lastRenderedPageBreak/>
-        <w:t>этикеткой. На пол звонко и радостно скатились забытые инструменты — пару отвёрток, погнутый ключ.</w:t>
+        <w:t>кеткой. На пол звонко и радостно скатились забытые инструменты — пару отвёрток, погнутый ключ.</w:t>
       </w:r>
     </w:p>
     <w:p>
@@ -27627,13 +29005,26 @@
       <w:r>
         <w:t xml:space="preserve">вообще </w:t>
       </w:r>
-      <w:r>
-        <w:t>попёрся в лабораторию?</w:t>
-      </w:r>
-    </w:p>
-    <w:p>
-      <w:r>
-        <w:t>За спиной у Мицюкина материализовался неизменно следующий за ним Лысанов.</w:t>
+      <w:proofErr w:type="spellStart"/>
+      <w:r>
+        <w:t>попёрся</w:t>
+      </w:r>
+      <w:proofErr w:type="spellEnd"/>
+      <w:r>
+        <w:t xml:space="preserve"> в лабораторию?</w:t>
+      </w:r>
+    </w:p>
+    <w:p>
+      <w:r>
+        <w:t xml:space="preserve">За спиной у </w:t>
+      </w:r>
+      <w:proofErr w:type="spellStart"/>
+      <w:r>
+        <w:t>Мицюкина</w:t>
+      </w:r>
+      <w:proofErr w:type="spellEnd"/>
+      <w:r>
+        <w:t xml:space="preserve"> материализовался неизменно следующий за ним Лысанов.</w:t>
       </w:r>
     </w:p>
     <w:p>
@@ -27707,7 +29098,15 @@
     </w:p>
     <w:p>
       <w:r>
-        <w:t>Он открыл дверь в лабораторию и отвёл глаза от пролившегося наружу красного света. Кто-то наблюдал за нуболидами, но забыл отключить подкрашенное, как в комнате для проявки фотографий, освещение.</w:t>
+        <w:t xml:space="preserve">Он открыл дверь в лабораторию и отвёл глаза от пролившегося наружу красного света. Кто-то наблюдал за </w:t>
+      </w:r>
+      <w:proofErr w:type="spellStart"/>
+      <w:r>
+        <w:t>нуболидами</w:t>
+      </w:r>
+      <w:proofErr w:type="spellEnd"/>
+      <w:r>
+        <w:t>, но забыл отключить подкрашенное, как в комнате для проявки фотографий, освещение.</w:t>
       </w:r>
     </w:p>
     <w:p>
@@ -27832,7 +29231,23 @@
     </w:p>
     <w:p>
       <w:r>
-        <w:t>— Удобно как! — прорычал Мицюкин. — Хорошо что Верховенцеву с Кавинским уже ничего не требуется!</w:t>
+        <w:t xml:space="preserve">— Удобно как! — прорычал Мицюкин. — Хорошо что </w:t>
+      </w:r>
+      <w:proofErr w:type="spellStart"/>
+      <w:r>
+        <w:t>Верховенцеву</w:t>
+      </w:r>
+      <w:proofErr w:type="spellEnd"/>
+      <w:r>
+        <w:t xml:space="preserve"> с </w:t>
+      </w:r>
+      <w:proofErr w:type="spellStart"/>
+      <w:r>
+        <w:t>Кавинским</w:t>
+      </w:r>
+      <w:proofErr w:type="spellEnd"/>
+      <w:r>
+        <w:t xml:space="preserve"> уже ничего не требуется!</w:t>
       </w:r>
     </w:p>
     <w:p>
@@ -27847,7 +29262,23 @@
     </w:p>
     <w:p>
       <w:r>
-        <w:t>— А Верховенцев в чём виноват? А Кавинский? Это убийство в состоянии аффекта! И ты собираешься время на него тратить? Всё с ним будет в порядке. До суда оклемается.</w:t>
+        <w:t xml:space="preserve">— А </w:t>
+      </w:r>
+      <w:proofErr w:type="spellStart"/>
+      <w:r>
+        <w:t>Верховенцев</w:t>
+      </w:r>
+      <w:proofErr w:type="spellEnd"/>
+      <w:r>
+        <w:t xml:space="preserve"> в чём виноват? А </w:t>
+      </w:r>
+      <w:proofErr w:type="spellStart"/>
+      <w:r>
+        <w:t>Кавинский</w:t>
+      </w:r>
+      <w:proofErr w:type="spellEnd"/>
+      <w:r>
+        <w:t>? Это убийство в состоянии аффекта! И ты собираешься время на него тратить? Всё с ним будет в порядке. До суда оклемается.</w:t>
       </w:r>
     </w:p>
     <w:p>
@@ -27924,7 +29355,15 @@
     </w:p>
     <w:p>
       <w:r>
-        <w:t>В соседнем отсеке Минаева спорила с Мицюкиным — я слышал их голоса, но не различал ни единого слова.</w:t>
+        <w:t xml:space="preserve">В соседнем отсеке Минаева спорила с </w:t>
+      </w:r>
+      <w:proofErr w:type="spellStart"/>
+      <w:r>
+        <w:t>Мицюкиным</w:t>
+      </w:r>
+      <w:proofErr w:type="spellEnd"/>
+      <w:r>
+        <w:t xml:space="preserve"> — я слышал их голоса, но не различал ни единого слова.</w:t>
       </w:r>
     </w:p>
     <w:p>
@@ -28058,7 +29497,15 @@
         <w:t>П</w:t>
       </w:r>
       <w:r>
-        <w:t>робирка разбилась, мне надо сходить за новой. У нас в химлабе должны ещё быть.</w:t>
+        <w:t xml:space="preserve">робирка разбилась, мне надо сходить за новой. У нас в </w:t>
+      </w:r>
+      <w:proofErr w:type="spellStart"/>
+      <w:r>
+        <w:t>химлабе</w:t>
+      </w:r>
+      <w:proofErr w:type="spellEnd"/>
+      <w:r>
+        <w:t xml:space="preserve"> должны ещё быть.</w:t>
       </w:r>
     </w:p>
     <w:p>
@@ -28104,7 +29551,15 @@
         <w:t>В</w:t>
       </w:r>
       <w:r>
-        <w:t xml:space="preserve"> гравитонной камере вновь начались электронные судороги.</w:t>
+        <w:t xml:space="preserve"> </w:t>
+      </w:r>
+      <w:proofErr w:type="spellStart"/>
+      <w:r>
+        <w:t>гравитонной</w:t>
+      </w:r>
+      <w:proofErr w:type="spellEnd"/>
+      <w:r>
+        <w:t xml:space="preserve"> камере вновь начались электронные судороги.</w:t>
       </w:r>
     </w:p>
     <w:p>
@@ -28178,7 +29633,15 @@
     </w:p>
     <w:p>
       <w:r>
-        <w:t>Дверь в медблок была открыта.</w:t>
+        <w:t xml:space="preserve">Дверь в </w:t>
+      </w:r>
+      <w:proofErr w:type="spellStart"/>
+      <w:r>
+        <w:t>медблок</w:t>
+      </w:r>
+      <w:proofErr w:type="spellEnd"/>
+      <w:r>
+        <w:t xml:space="preserve"> была открыта.</w:t>
       </w:r>
     </w:p>
     <w:p>
@@ -28436,7 +29899,15 @@
     </w:p>
     <w:p>
       <w:r>
-        <w:t>— Синицын рехнулся. Убил двоих в медблоке, потом сюда пришёл видом наслаждаться.</w:t>
+        <w:t xml:space="preserve">— Синицын рехнулся. Убил двоих в </w:t>
+      </w:r>
+      <w:proofErr w:type="spellStart"/>
+      <w:r>
+        <w:t>медблоке</w:t>
+      </w:r>
+      <w:proofErr w:type="spellEnd"/>
+      <w:r>
+        <w:t>, потом сюда пришёл видом наслаждаться.</w:t>
       </w:r>
     </w:p>
     <w:p>
@@ -28502,7 +29973,15 @@
     </w:p>
     <w:p>
       <w:r>
-        <w:t xml:space="preserve">— Зачем вам столько фибры в химлабе? К тому же закрытой на ключ. Как раз в том ящике, который ты </w:t>
+        <w:t xml:space="preserve">— Зачем вам столько фибры в </w:t>
+      </w:r>
+      <w:proofErr w:type="spellStart"/>
+      <w:r>
+        <w:t>химлабе</w:t>
+      </w:r>
+      <w:proofErr w:type="spellEnd"/>
+      <w:r>
+        <w:t xml:space="preserve">? К тому же закрытой на ключ. Как раз в том ящике, который ты </w:t>
       </w:r>
       <w:r>
         <w:t>открывать</w:t>
@@ -28513,7 +29992,15 @@
     </w:p>
     <w:p>
       <w:r>
-        <w:t xml:space="preserve">— Олег! — Вера нервно дёрнула за лямку висящей на плече сумки, шагнула ко мне и остановилась, не решилась подойти слишком близко. — Ты о чём вообще говоришь? Откуда я знаю, что лежит в химлабе! Ты же видел, там полный бардак! У нас и работы-то последний год толковой не было, не лаборатория, а сплошная свалка. </w:t>
+        <w:t xml:space="preserve">— Олег! — Вера нервно дёрнула за лямку висящей на плече сумки, шагнула ко мне и остановилась, не решилась подойти слишком близко. — Ты о чём вообще говоришь? Откуда я знаю, что лежит в </w:t>
+      </w:r>
+      <w:proofErr w:type="spellStart"/>
+      <w:r>
+        <w:t>химлабе</w:t>
+      </w:r>
+      <w:proofErr w:type="spellEnd"/>
+      <w:r>
+        <w:t xml:space="preserve">! Ты же видел, там полный бардак! У нас и работы-то последний год толковой не было, не лаборатория, а сплошная свалка. </w:t>
       </w:r>
       <w:r>
         <w:t>Наверное</w:t>
@@ -28948,7 +30435,15 @@
     </w:p>
     <w:p>
       <w:r>
-        <w:t>Андреева в медблоке уже не было. Приёмная поначалу встретила нас колючим мраком — свет отключался автоматически, — и лишь спустя пару секунд нехотя зажгла на потолке световую мозаику. Часть ламп перегорела, но оставшихся хватило, чтобы обнажить царящее в блоке запустение, как после срочной эвакуации — на полу валялись разорванные упаковки от лекарств, ч</w:t>
+        <w:t xml:space="preserve">Андреева в </w:t>
+      </w:r>
+      <w:proofErr w:type="spellStart"/>
+      <w:r>
+        <w:t>медблоке</w:t>
+      </w:r>
+      <w:proofErr w:type="spellEnd"/>
+      <w:r>
+        <w:t xml:space="preserve"> уже не было. Приёмная поначалу встретила нас колючим мраком — свет отключался автоматически, — и лишь спустя пару секунд нехотя зажгла на потолке световую мозаику. Часть ламп перегорела, но оставшихся хватило, чтобы обнажить царящее в блоке запустение, как после срочной эвакуации — на полу валялись разорванные упаковки от лекарств, ч</w:t>
       </w:r>
       <w:r>
         <w:t>ья</w:t>
@@ -28977,7 +30472,15 @@
         <w:t>карточку</w:t>
       </w:r>
       <w:r>
-        <w:t>. Верховенцев.</w:t>
+        <w:t xml:space="preserve">. </w:t>
+      </w:r>
+      <w:proofErr w:type="spellStart"/>
+      <w:r>
+        <w:t>Верховенцев</w:t>
+      </w:r>
+      <w:proofErr w:type="spellEnd"/>
+      <w:r>
+        <w:t>.</w:t>
       </w:r>
     </w:p>
     <w:p>
@@ -28992,7 +30495,23 @@
     </w:p>
     <w:p>
       <w:r>
-        <w:t>Несколько часов назад здесь сидела Симонова, пока я пытался разузнать о Верховенцеве — у того самого человека, который зарезал его хирургическим ножом. За последнее время столько всего произошло, что казалось, стоит зажмурить глаза, и время покатится вспять, как поставленная на перемотку запись. Я ведь даже ни разу не видел этого Верховенцева до катастрофы, но всё равно что-то болезненно ныло в груди, как вымотанная бегом мышца.</w:t>
+        <w:t xml:space="preserve">Несколько часов назад здесь сидела Симонова, пока я пытался разузнать о </w:t>
+      </w:r>
+      <w:proofErr w:type="spellStart"/>
+      <w:r>
+        <w:t>Верховенцеве</w:t>
+      </w:r>
+      <w:proofErr w:type="spellEnd"/>
+      <w:r>
+        <w:t xml:space="preserve"> — у того самого человека, который зарезал его хирургическим ножом. За последнее время столько всего произошло, что казалось, стоит зажмурить глаза, и время покатится вспять, как поставленная на перемотку запись. Я ведь даже ни разу не видел этого </w:t>
+      </w:r>
+      <w:proofErr w:type="spellStart"/>
+      <w:r>
+        <w:t>Верховенцева</w:t>
+      </w:r>
+      <w:proofErr w:type="spellEnd"/>
+      <w:r>
+        <w:t xml:space="preserve"> до катастрофы, но всё равно что-то болезненно ныло в груди, как вымотанная бегом мышца.</w:t>
       </w:r>
     </w:p>
     <w:p>
@@ -29913,7 +31432,15 @@
     </w:p>
     <w:p>
       <w:r>
-        <w:t xml:space="preserve">— Моё мнение? — повернулась ко мне Минаева. — Моё мнение заключается в том, что вы занимаетесь ерундой! Если делать нечего, идите в медблок! Я работу для вас найду! Или </w:t>
+        <w:t xml:space="preserve">— Моё мнение? — повернулась ко мне Минаева. — Моё мнение заключается в том, что вы занимаетесь ерундой! Если делать нечего, идите в </w:t>
+      </w:r>
+      <w:proofErr w:type="spellStart"/>
+      <w:r>
+        <w:t>медблок</w:t>
+      </w:r>
+      <w:proofErr w:type="spellEnd"/>
+      <w:r>
+        <w:t xml:space="preserve">! Я работу для вас найду! Или </w:t>
       </w:r>
       <w:r>
         <w:t>хотя бы</w:t>
@@ -30133,7 +31660,15 @@
     </w:p>
     <w:p>
       <w:r>
-        <w:t>— Ничего. Кроме неё, в медблоке никого не осталось. А от нас с тобой пользы будет немного.</w:t>
+        <w:t xml:space="preserve">— Ничего. Кроме неё, в </w:t>
+      </w:r>
+      <w:proofErr w:type="spellStart"/>
+      <w:r>
+        <w:t>медблоке</w:t>
+      </w:r>
+      <w:proofErr w:type="spellEnd"/>
+      <w:r>
+        <w:t xml:space="preserve"> никого не осталось. А от нас с тобой пользы будет немного.</w:t>
       </w:r>
     </w:p>
     <w:p>
@@ -30274,13 +31809,29 @@
     </w:p>
     <w:p>
       <w:r>
-        <w:t>— Да, странный дефект. Или она моток проволоки проглотила. Или… — Я положил снимок на стол. — Или это нуболид.</w:t>
+        <w:t xml:space="preserve">— Да, странный дефект. Или она моток проволоки проглотила. Или… — Я положил снимок на стол. — Или это </w:t>
+      </w:r>
+      <w:proofErr w:type="spellStart"/>
+      <w:r>
+        <w:t>нуболид</w:t>
+      </w:r>
+      <w:proofErr w:type="spellEnd"/>
+      <w:r>
+        <w:t>.</w:t>
       </w:r>
     </w:p>
     <w:p>
       <w:r>
         <w:lastRenderedPageBreak/>
-        <w:t>— Нуболид в человеческом теле, — прошептала Вера. — Как это вообще возможно? Мне бы такое в кошмарном сне не приснилось!</w:t>
+        <w:t xml:space="preserve">— </w:t>
+      </w:r>
+      <w:proofErr w:type="spellStart"/>
+      <w:r>
+        <w:t>Нуболид</w:t>
+      </w:r>
+      <w:proofErr w:type="spellEnd"/>
+      <w:r>
+        <w:t xml:space="preserve"> в человеческом теле, — прошептала Вера. — Как это вообще возможно? Мне бы такое в кошмарном сне не приснилось!</w:t>
       </w:r>
     </w:p>
     <w:p>
@@ -30307,7 +31858,15 @@
         <w:t>, — ответила Вера. —</w:t>
       </w:r>
       <w:r>
-        <w:t xml:space="preserve"> Вдруг это сбой, а мы тут напридумали всякой ерунды.</w:t>
+        <w:t xml:space="preserve"> Вдруг это сбой, а мы тут </w:t>
+      </w:r>
+      <w:proofErr w:type="spellStart"/>
+      <w:r>
+        <w:t>напридумали</w:t>
+      </w:r>
+      <w:proofErr w:type="spellEnd"/>
+      <w:r>
+        <w:t xml:space="preserve"> всякой ерунды.</w:t>
       </w:r>
     </w:p>
     <w:p>
@@ -30328,13 +31887,29 @@
     </w:p>
     <w:p>
       <w:r>
-        <w:t xml:space="preserve">— Получается, мы ходим через червоточины благодаря нуболидам? — </w:t>
+        <w:t xml:space="preserve">— Получается, мы ходим через червоточины благодаря </w:t>
+      </w:r>
+      <w:proofErr w:type="spellStart"/>
+      <w:r>
+        <w:t>нуболидам</w:t>
+      </w:r>
+      <w:proofErr w:type="spellEnd"/>
+      <w:r>
+        <w:t xml:space="preserve">? — </w:t>
       </w:r>
       <w:r>
         <w:t>проговорил</w:t>
       </w:r>
       <w:r>
-        <w:t xml:space="preserve"> я. — Нуболид в симбиозе с навигатором? </w:t>
+        <w:t xml:space="preserve"> я. — </w:t>
+      </w:r>
+      <w:proofErr w:type="spellStart"/>
+      <w:r>
+        <w:t>Нуболид</w:t>
+      </w:r>
+      <w:proofErr w:type="spellEnd"/>
+      <w:r>
+        <w:t xml:space="preserve"> в симбиозе с навигатором? </w:t>
       </w:r>
       <w:r>
         <w:t>И</w:t>
@@ -30586,7 +32161,15 @@
     </w:p>
     <w:p>
       <w:r>
-        <w:t xml:space="preserve">Освещение в столовой приглушили — или же коротнула очередная </w:t>
+        <w:t xml:space="preserve">Освещение в столовой приглушили — или же </w:t>
+      </w:r>
+      <w:proofErr w:type="spellStart"/>
+      <w:r>
+        <w:t>коротнула</w:t>
+      </w:r>
+      <w:proofErr w:type="spellEnd"/>
+      <w:r>
+        <w:t xml:space="preserve"> очередная </w:t>
       </w:r>
       <w:r>
         <w:t xml:space="preserve">старая </w:t>
@@ -30623,7 +32206,15 @@
     </w:p>
     <w:p>
       <w:r>
-        <w:t>— Молодой человек? — Елена Викторовна моргнула и прищурилась. — У вас знакомое лицо. Да, правильно! — Она радостно протянула ко мне руку. — Вы же работаете у меня в медблоке! Ну конечно!</w:t>
+        <w:t xml:space="preserve">— Молодой человек? — Елена Викторовна моргнула и прищурилась. — У вас знакомое лицо. Да, правильно! — Она радостно протянула ко мне руку. — Вы же работаете у меня в </w:t>
+      </w:r>
+      <w:proofErr w:type="spellStart"/>
+      <w:r>
+        <w:t>медблоке</w:t>
+      </w:r>
+      <w:proofErr w:type="spellEnd"/>
+      <w:r>
+        <w:t>! Ну конечно!</w:t>
       </w:r>
     </w:p>
     <w:p>
@@ -31076,7 +32667,15 @@
         <w:t xml:space="preserve"> и</w:t>
       </w:r>
       <w:r>
-        <w:t xml:space="preserve"> оказались в заложниках у собственной чумы, когда не сумели вовремя сбежать. Раньше я втайне думал, что Марутян свихнулся со своими нуболидами, решил потравить себя и коллег, хотя в этом не было ни малейшего смысла. Я даже думал про Веру, которая винила всех в смерти отца.</w:t>
+        <w:t xml:space="preserve"> оказались в заложниках у собственной чумы, когда не сумели вовремя сбежать. Раньше я втайне думал, что Марутян свихнулся со своими </w:t>
+      </w:r>
+      <w:proofErr w:type="spellStart"/>
+      <w:r>
+        <w:t>нуболидами</w:t>
+      </w:r>
+      <w:proofErr w:type="spellEnd"/>
+      <w:r>
+        <w:t>, решил потравить себя и коллег, хотя в этом не было ни малейшего смысла. Я даже думал про Веру, которая винила всех в смерти отца.</w:t>
       </w:r>
     </w:p>
     <w:p>
@@ -31200,7 +32799,15 @@
     </w:p>
     <w:p>
       <w:r>
-        <w:t>— Что опять случилось? С Мицюкиным что-то не поделили? Я рапорт на него напишу, когда вернёмся! Устроил тут цирк с конями!</w:t>
+        <w:t xml:space="preserve">— Что опять случилось? С </w:t>
+      </w:r>
+      <w:proofErr w:type="spellStart"/>
+      <w:r>
+        <w:t>Мицюкиным</w:t>
+      </w:r>
+      <w:proofErr w:type="spellEnd"/>
+      <w:r>
+        <w:t xml:space="preserve"> что-то не поделили? Я рапорт на него напишу, когда вернёмся! Устроил тут цирк с конями!</w:t>
       </w:r>
     </w:p>
     <w:p>
@@ -31210,7 +32817,15 @@
     </w:p>
     <w:p>
       <w:r>
-        <w:t>— С Мицюкиным всё в порядке, — сказал я.</w:t>
+        <w:t xml:space="preserve">— С </w:t>
+      </w:r>
+      <w:proofErr w:type="spellStart"/>
+      <w:r>
+        <w:t>Мицюкиным</w:t>
+      </w:r>
+      <w:proofErr w:type="spellEnd"/>
+      <w:r>
+        <w:t xml:space="preserve"> всё в порядке, — сказал я.</w:t>
       </w:r>
     </w:p>
     <w:p>
@@ -31824,7 +33439,31 @@
     </w:p>
     <w:p>
       <w:r>
-        <w:t>— А что я мог сделать? — Майоров говорил, отвернувшись и глядя в тень. — У нас конвоиров в экипаже нет, не предусмотрено уставом таких должностей. А вот эсбэ на любой станции имеется. Очередной хрен вроде Мицюкина. Ну я подошёл к этим эсбэшникам, и вопрос решился. Там же, на станции, кстати, и новый пилот сразу нашёлся.</w:t>
+        <w:t xml:space="preserve">— А что я мог сделать? — Майоров говорил, отвернувшись и глядя в тень. — У нас конвоиров в экипаже нет, не предусмотрено уставом таких должностей. А вот </w:t>
+      </w:r>
+      <w:proofErr w:type="spellStart"/>
+      <w:r>
+        <w:t>эсбэ</w:t>
+      </w:r>
+      <w:proofErr w:type="spellEnd"/>
+      <w:r>
+        <w:t xml:space="preserve"> на любой станции имеется. Очередной хрен вроде </w:t>
+      </w:r>
+      <w:proofErr w:type="spellStart"/>
+      <w:r>
+        <w:t>Мицюкина</w:t>
+      </w:r>
+      <w:proofErr w:type="spellEnd"/>
+      <w:r>
+        <w:t xml:space="preserve">. Ну я подошёл к этим </w:t>
+      </w:r>
+      <w:proofErr w:type="spellStart"/>
+      <w:r>
+        <w:t>эсбэшникам</w:t>
+      </w:r>
+      <w:proofErr w:type="spellEnd"/>
+      <w:r>
+        <w:t>, и вопрос решился. Там же, на станции, кстати, и новый пилот сразу нашёлся.</w:t>
       </w:r>
     </w:p>
     <w:p>
@@ -31919,7 +33558,15 @@
     </w:p>
     <w:p>
       <w:r>
-        <w:t>— О том, что в теле навигатора — нуболид, —</w:t>
+        <w:t xml:space="preserve">— О том, что в теле навигатора — </w:t>
+      </w:r>
+      <w:proofErr w:type="spellStart"/>
+      <w:r>
+        <w:t>нуболид</w:t>
+      </w:r>
+      <w:proofErr w:type="spellEnd"/>
+      <w:r>
+        <w:t>, —</w:t>
       </w:r>
       <w:r>
         <w:t xml:space="preserve"> спросил </w:t>
@@ -31991,7 +33638,15 @@
     </w:p>
     <w:p>
       <w:r>
-        <w:t>— Без вскрытия сложно сказать наверняка, а времени на вскрытие, как вы сами понимаете, нет, но то, что видно на снимке, похоже на нуболида, который врос в её тело.</w:t>
+        <w:t xml:space="preserve">— Без вскрытия сложно сказать наверняка, а времени на вскрытие, как вы сами понимаете, нет, но то, что видно на снимке, похоже на </w:t>
+      </w:r>
+      <w:proofErr w:type="spellStart"/>
+      <w:r>
+        <w:t>нуболида</w:t>
+      </w:r>
+      <w:proofErr w:type="spellEnd"/>
+      <w:r>
+        <w:t>, который врос в её тело.</w:t>
       </w:r>
     </w:p>
     <w:p>
@@ -32059,18 +33714,42 @@
     </w:p>
     <w:p>
       <w:r>
-        <w:t>— Олег, я в таком ключе общаться не намерен! Центру надо установить точную причину смерти. Не так часто навигатор умирает сразу после выхода из бранка.</w:t>
-      </w:r>
-    </w:p>
-    <w:p>
-      <w:r>
-        <w:t>— О причине её смерти догадаться несложно. Некое образование, очень похожее на нуболида, оплетает её сердце.</w:t>
+        <w:t xml:space="preserve">— Олег, я в таком ключе общаться не намерен! Центру надо установить точную причину смерти. Не так часто навигатор умирает сразу после выхода из </w:t>
+      </w:r>
+      <w:proofErr w:type="spellStart"/>
+      <w:r>
+        <w:t>бранка</w:t>
+      </w:r>
+      <w:proofErr w:type="spellEnd"/>
+      <w:r>
+        <w:t>.</w:t>
+      </w:r>
+    </w:p>
+    <w:p>
+      <w:r>
+        <w:t xml:space="preserve">— О причине её смерти догадаться несложно. Некое образование, очень похожее на </w:t>
+      </w:r>
+      <w:proofErr w:type="spellStart"/>
+      <w:r>
+        <w:t>нуболида</w:t>
+      </w:r>
+      <w:proofErr w:type="spellEnd"/>
+      <w:r>
+        <w:t>, оплетает её сердце.</w:t>
       </w:r>
     </w:p>
     <w:p>
       <w:r>
         <w:lastRenderedPageBreak/>
-        <w:t>— Да чего ты от меня хочешь? — взревел Майоров. Лицо его стало пунцовым, как при удушье, на лбу выступил пот. — Почему вы вообще решили, что это нуболид! Это же полный бред! Все нуболиды, с которым мы вступали в контакт, сидят в герметичной банке. Пойдём! — махнул он рукой. — Покажешь мне снимки!</w:t>
+        <w:t xml:space="preserve">— Да чего ты от меня хочешь? — взревел Майоров. Лицо его стало пунцовым, как при удушье, на лбу выступил пот. — Почему вы вообще решили, что это </w:t>
+      </w:r>
+      <w:proofErr w:type="spellStart"/>
+      <w:r>
+        <w:t>нуболид</w:t>
+      </w:r>
+      <w:proofErr w:type="spellEnd"/>
+      <w:r>
+        <w:t>! Это же полный бред! Все нуболиды, с которым мы вступали в контакт, сидят в герметичной банке. Пойдём! — махнул он рукой. — Покажешь мне снимки!</w:t>
       </w:r>
     </w:p>
     <w:p>
@@ -32166,7 +33845,23 @@
     </w:p>
     <w:p>
       <w:r>
-        <w:t>— Был перед нашим вылетом случай, — начал Майоров. — Умер навигатор. Не после выхода из бранка, нет, обошлось без таких совпадений. Вроде как везли её куда-то на шнявке, может, на другой корабль. Неважно. — Майоров прищурился, разглядывая снимок, и бросил его на кровать. — Во время вскрытия в теле нашли новообразование. Что-то вроде раковой опухоли, но не совсем.</w:t>
+        <w:t xml:space="preserve">— Был перед нашим вылетом случай, — начал Майоров. — Умер навигатор. Не после выхода из </w:t>
+      </w:r>
+      <w:proofErr w:type="spellStart"/>
+      <w:r>
+        <w:t>бранка</w:t>
+      </w:r>
+      <w:proofErr w:type="spellEnd"/>
+      <w:r>
+        <w:t xml:space="preserve">, нет, обошлось без таких совпадений. Вроде как везли её куда-то на </w:t>
+      </w:r>
+      <w:proofErr w:type="spellStart"/>
+      <w:r>
+        <w:t>шнявке</w:t>
+      </w:r>
+      <w:proofErr w:type="spellEnd"/>
+      <w:r>
+        <w:t>, может, на другой корабль. Неважно. — Майоров прищурился, разглядывая снимок, и бросил его на кровать. — Во время вскрытия в теле нашли новообразование. Что-то вроде раковой опухоли, но не совсем.</w:t>
       </w:r>
     </w:p>
     <w:p>
@@ -32233,7 +33928,15 @@
         <w:t>а</w:t>
       </w:r>
       <w:r>
-        <w:t xml:space="preserve"> нуболид, я вообще ни черта не понимаю! Откуда он там взялся? </w:t>
+        <w:t xml:space="preserve"> </w:t>
+      </w:r>
+      <w:proofErr w:type="spellStart"/>
+      <w:r>
+        <w:t>нуболид</w:t>
+      </w:r>
+      <w:proofErr w:type="spellEnd"/>
+      <w:r>
+        <w:t xml:space="preserve">, я вообще ни черта не понимаю! Откуда он там взялся? </w:t>
       </w:r>
       <w:r>
         <w:t>О</w:t>
@@ -32249,7 +33952,15 @@
     </w:p>
     <w:p>
       <w:r>
-        <w:t>— Да не знаю я! Я думал, это дурацкие байки вроде бесконечных снов во время бранка, которыми желторотиков пугают.</w:t>
+        <w:t xml:space="preserve">— Да не знаю я! Я думал, это дурацкие байки вроде бесконечных снов во время </w:t>
+      </w:r>
+      <w:proofErr w:type="spellStart"/>
+      <w:r>
+        <w:t>бранка</w:t>
+      </w:r>
+      <w:proofErr w:type="spellEnd"/>
+      <w:r>
+        <w:t>, которыми желторотиков пугают.</w:t>
       </w:r>
     </w:p>
     <w:p>
@@ -32259,7 +33970,15 @@
     </w:p>
     <w:p>
       <w:r>
-        <w:t>— Так и нуболидом это быть не может, — посмотрел на меня Майоров.</w:t>
+        <w:t xml:space="preserve">— Так и </w:t>
+      </w:r>
+      <w:proofErr w:type="spellStart"/>
+      <w:r>
+        <w:t>нуболидом</w:t>
+      </w:r>
+      <w:proofErr w:type="spellEnd"/>
+      <w:r>
+        <w:t xml:space="preserve"> это быть не может, — посмотрел на меня Майоров.</w:t>
       </w:r>
     </w:p>
     <w:p>
@@ -32381,7 +34100,15 @@
     </w:p>
     <w:p>
       <w:r>
-        <w:t>Майоров потрепал меня, как старого приятеля, по плечу и пообещал всё устроить. Изобразил кривое подобие улыбки, похожее на гримасу при инсульте. И мне стало жутко — куда сильнее, чем от нуболида на рентгеновском снимке.</w:t>
+        <w:t xml:space="preserve">Майоров потрепал меня, как старого приятеля, по плечу и пообещал всё устроить. Изобразил кривое подобие улыбки, похожее на гримасу при инсульте. И мне стало жутко — куда сильнее, чем от </w:t>
+      </w:r>
+      <w:proofErr w:type="spellStart"/>
+      <w:r>
+        <w:t>нуболида</w:t>
+      </w:r>
+      <w:proofErr w:type="spellEnd"/>
+      <w:r>
+        <w:t xml:space="preserve"> на рентгеновском снимке.</w:t>
       </w:r>
     </w:p>
     <w:p>
@@ -32689,7 +34416,23 @@
     </w:p>
     <w:p>
       <w:r>
-        <w:t>— Ага, из кэбэ, если тебе так понятнее. Ты, Олежка, парень молодой, конечно, но, надеюсь, не глупый. На каждом рейсе есть кто-нибудь из Комитета. Это всегда член экипажа, и «кэбэ» на лбу тоже обычно не написано.</w:t>
+        <w:t xml:space="preserve">— Ага, из </w:t>
+      </w:r>
+      <w:proofErr w:type="spellStart"/>
+      <w:r>
+        <w:t>кэбэ</w:t>
+      </w:r>
+      <w:proofErr w:type="spellEnd"/>
+      <w:r>
+        <w:t>, если тебе так понятнее. Ты, Олежка, парень молодой, конечно, но, надеюсь, не глупый. На каждом рейсе есть кто-нибудь из Комитета. Это всегда член экипажа, и «</w:t>
+      </w:r>
+      <w:proofErr w:type="spellStart"/>
+      <w:r>
+        <w:t>кэбэ</w:t>
+      </w:r>
+      <w:proofErr w:type="spellEnd"/>
+      <w:r>
+        <w:t>» на лбу тоже обычно не написано.</w:t>
       </w:r>
     </w:p>
     <w:p>
@@ -32755,7 +34498,15 @@
     </w:p>
     <w:p>
       <w:r>
-        <w:t>— Нуболиды могут проходить через наши червоточины. Они путешествуют бранком, как мы</w:t>
+        <w:t xml:space="preserve">— Нуболиды могут проходить через наши червоточины. Они путешествуют </w:t>
+      </w:r>
+      <w:proofErr w:type="spellStart"/>
+      <w:r>
+        <w:t>бранком</w:t>
+      </w:r>
+      <w:proofErr w:type="spellEnd"/>
+      <w:r>
+        <w:t>, как мы</w:t>
       </w:r>
       <w:r>
         <w:t>, Олег</w:t>
@@ -32786,7 +34537,15 @@
     </w:p>
     <w:p>
       <w:r>
-        <w:t>— Понятия не имею! — пожал плечами Григорьев. — Может, эксперименты твоего Марутяна так на них повлияли, а может, они всегда это умели. Мы же, Олежка, ничего толком о нуболидах не знаем, несмотря на то, что десять лет их тут под микроскопом рассматрива</w:t>
+        <w:t xml:space="preserve">— Понятия не имею! — пожал плечами Григорьев. — Может, эксперименты твоего Марутяна так на них повлияли, а может, они всегда это умели. Мы же, Олежка, ничего толком о </w:t>
+      </w:r>
+      <w:proofErr w:type="spellStart"/>
+      <w:r>
+        <w:t>нуболидах</w:t>
+      </w:r>
+      <w:proofErr w:type="spellEnd"/>
+      <w:r>
+        <w:t xml:space="preserve"> не знаем, несмотря на то, что десять лет их тут под микроскопом рассматрива</w:t>
       </w:r>
       <w:r>
         <w:t>ем</w:t>
@@ -32873,7 +34632,15 @@
     </w:p>
     <w:p>
       <w:r>
-        <w:t>— Можно и так сказать. Мы туннель открыли, нуболиды по нему прошли. Понимаешь, что это означает? — Григорьев повернулся к терминалу и склонил голову над выключенным экраном. На панели мигал красным какой-то испуганный индикатор. — Мы открыли ящик Пандоры. Мы заходим в бранк до Земли, они хвостом за нами. Ориентируются в балке эти черви получше наших навигаторов. Как они внутри корабля оказываются, мы точно не знаем. Есть версия, что точка выхода для них — как раз внутри корабля</w:t>
+        <w:t xml:space="preserve">— Можно и так сказать. Мы туннель открыли, нуболиды по нему прошли. Понимаешь, что это означает? — Григорьев повернулся к терминалу и склонил голову над выключенным экраном. На панели мигал красным какой-то испуганный индикатор. — Мы открыли ящик Пандоры. Мы заходим в </w:t>
+      </w:r>
+      <w:proofErr w:type="spellStart"/>
+      <w:r>
+        <w:t>бранк</w:t>
+      </w:r>
+      <w:proofErr w:type="spellEnd"/>
+      <w:r>
+        <w:t xml:space="preserve"> до Земли, они хвостом за нами. Ориентируются в балке эти черви получше наших навигаторов. Как они внутри корабля оказываются, мы точно не знаем. Есть версия, что точка выхода для них — как раз внутри корабля</w:t>
       </w:r>
       <w:r>
         <w:t>, там, где конверсионный двигатель</w:t>
@@ -33065,7 +34832,15 @@
     </w:p>
     <w:p>
       <w:r>
-        <w:t>— Мы тоже нашли нуболида в теле нашего навигатора, — сказал я. — Он обвивал её сердце.</w:t>
+        <w:t xml:space="preserve">— Мы тоже нашли </w:t>
+      </w:r>
+      <w:proofErr w:type="spellStart"/>
+      <w:r>
+        <w:t>нуболида</w:t>
+      </w:r>
+      <w:proofErr w:type="spellEnd"/>
+      <w:r>
+        <w:t xml:space="preserve"> в теле нашего навигатора, — сказал я. — Он обвивал её сердце.</w:t>
       </w:r>
     </w:p>
     <w:p>
@@ -33123,7 +34898,15 @@
     </w:p>
     <w:p>
       <w:r>
-        <w:t xml:space="preserve">— Станция, может, и давно, — продолжил он, — а вот Марутян недавно нуболидов через червоточины прыгать научил. Вот и смотри хронологию событий. До нас сюда летал «Смоленск». После этого он шёл не в Солнечную, а к Альфе Арефьевой. Там ещё были живые следы от бранка в Бету Вознесенской. Где-то там или ещё через прыжок, уже не помню, появляется «Севастополь». Тут </w:t>
+        <w:t xml:space="preserve">— Станция, может, и давно, — продолжил он, — а вот Марутян недавно нуболидов через червоточины прыгать научил. Вот и смотри хронологию событий. До нас сюда летал «Смоленск». После этого он шёл не в Солнечную, а к Альфе Арефьевой. Там ещё были живые следы от </w:t>
+      </w:r>
+      <w:proofErr w:type="spellStart"/>
+      <w:r>
+        <w:t>бранка</w:t>
+      </w:r>
+      <w:proofErr w:type="spellEnd"/>
+      <w:r>
+        <w:t xml:space="preserve"> в Бету Вознесенской. Где-то там или ещё через прыжок, уже не помню, появляется «Севастополь». Тут </w:t>
       </w:r>
       <w:r>
         <w:t xml:space="preserve">маршрут червей </w:t>
@@ -33198,7 +34981,15 @@
     </w:p>
     <w:p>
       <w:r>
-        <w:t>Я молчал. Свой самый первый бранк я пережил на «Минске».</w:t>
+        <w:t xml:space="preserve">Я молчал. Свой самый первый </w:t>
+      </w:r>
+      <w:proofErr w:type="spellStart"/>
+      <w:r>
+        <w:t>бранк</w:t>
+      </w:r>
+      <w:proofErr w:type="spellEnd"/>
+      <w:r>
+        <w:t xml:space="preserve"> я пережил на «Минске».</w:t>
       </w:r>
     </w:p>
     <w:p>
@@ -33209,11 +35000,11 @@
         <w:t>Ч</w:t>
       </w:r>
       <w:r>
-        <w:t xml:space="preserve">то-то повлияло на его </w:t>
+        <w:t>то-то повлияло на его дей</w:t>
       </w:r>
       <w:r>
         <w:lastRenderedPageBreak/>
-        <w:t>действие — вода, например, местная. Или свет этот едкий от Кратера</w:t>
+        <w:t>ствие — вода, например, местная. Или свет этот едкий от Кратера</w:t>
       </w:r>
       <w:r>
         <w:t xml:space="preserve"> Водолея</w:t>
@@ -33257,7 +35048,15 @@
     </w:p>
     <w:p>
       <w:r>
-        <w:t xml:space="preserve">— Не смешно, Олежка, совсем не смешно! Мне страшно. И людей жалко. Только вот никого на «Заре» ты несколько дней назад не знал. Если бы в новостях сообщили о гибели станции, вряд ли бы ты траур устроил. На одном «Севастополе» было раз в пять больше людей. И ты это тоже прекрасно знаешь. За кого ты тут на меня с кулаками наброситься хочешь? За Андреева, за нашего доблестного Мицюкина? Или всё-таки за </w:t>
+        <w:t xml:space="preserve">— Не смешно, Олежка, совсем не смешно! Мне страшно. И людей жалко. Только вот никого на «Заре» ты несколько дней назад не знал. Если бы в новостях сообщили о гибели станции, вряд ли бы ты траур устроил. На одном «Севастополе» было раз в пять больше людей. И ты это тоже прекрасно знаешь. За кого ты тут на меня с кулаками наброситься хочешь? За Андреева, за нашего доблестного </w:t>
+      </w:r>
+      <w:proofErr w:type="spellStart"/>
+      <w:r>
+        <w:t>Мицюкина</w:t>
+      </w:r>
+      <w:proofErr w:type="spellEnd"/>
+      <w:r>
+        <w:t xml:space="preserve">? Или всё-таки за </w:t>
       </w:r>
       <w:r>
         <w:t>э</w:t>
@@ -33430,7 +35229,15 @@
     </w:p>
     <w:p>
       <w:r>
-        <w:t>Я метнулся туда, где мрели последние огни, спотыкаясь о чёрные, вылезающие из-под пола корни, и — остановился.</w:t>
+        <w:t xml:space="preserve">Я метнулся туда, где </w:t>
+      </w:r>
+      <w:proofErr w:type="spellStart"/>
+      <w:r>
+        <w:t>мрели</w:t>
+      </w:r>
+      <w:proofErr w:type="spellEnd"/>
+      <w:r>
+        <w:t xml:space="preserve"> последние огни, спотыкаясь о чёрные, вылезающие из-под пола корни, и — остановился.</w:t>
       </w:r>
     </w:p>
     <w:p>
@@ -33547,7 +35354,15 @@
     <w:p>
       <w:r>
         <w:lastRenderedPageBreak/>
-        <w:t>Уже подобравшись к полосе света, я столкнулся с Мицюкиным. Мне было всё равно, ударит он меня или выстрелит. Мне хотелось сделать что-</w:t>
+        <w:t xml:space="preserve">Уже подобравшись к полосе света, я столкнулся с </w:t>
+      </w:r>
+      <w:proofErr w:type="spellStart"/>
+      <w:r>
+        <w:t>Мицюкиным</w:t>
+      </w:r>
+      <w:proofErr w:type="spellEnd"/>
+      <w:r>
+        <w:t>. Мне было всё равно, ударит он меня или выстрелит. Мне хотелось сделать что-</w:t>
       </w:r>
       <w:r>
         <w:t>нибудь</w:t>
@@ -33564,7 +35379,15 @@
     </w:p>
     <w:p>
       <w:r>
-        <w:t>Но Мицюкина я не заинтересовал. Он молча отпихнул меня и рванул куда-то в красное марево, сжимая шоковый пистолет.</w:t>
+        <w:t xml:space="preserve">Но </w:t>
+      </w:r>
+      <w:proofErr w:type="spellStart"/>
+      <w:r>
+        <w:t>Мицюкина</w:t>
+      </w:r>
+      <w:proofErr w:type="spellEnd"/>
+      <w:r>
+        <w:t xml:space="preserve"> я не заинтересовал. Он молча отпихнул меня и рванул куда-то в красное марево, сжимая шоковый пистолет.</w:t>
       </w:r>
     </w:p>
     <w:p>
@@ -33740,7 +35563,15 @@
     </w:p>
     <w:p>
       <w:r>
-        <w:t>В лаборатории горел ровный спокойный свет, будто я перенёсся назад во времени. Камеру с нуболидами закрывала тень. Симонова сидела у вычислительного аппарата и что-то торопливо выщёлкивала на клавиатуре, деловито сдвинув брови. Вера стояла рядом, вглядываясь в экран.</w:t>
+        <w:t xml:space="preserve">В лаборатории горел ровный спокойный свет, будто я перенёсся назад во времени. Камеру с </w:t>
+      </w:r>
+      <w:proofErr w:type="spellStart"/>
+      <w:r>
+        <w:t>нуболидами</w:t>
+      </w:r>
+      <w:proofErr w:type="spellEnd"/>
+      <w:r>
+        <w:t xml:space="preserve"> закрывала тень. Симонова сидела у вычислительного аппарата и что-то торопливо выщёлкивала на клавиатуре, деловито сдвинув брови. Вера стояла рядом, вглядываясь в экран.</w:t>
       </w:r>
     </w:p>
     <w:p>
@@ -33835,11 +35666,11 @@
     </w:p>
     <w:p>
       <w:r>
-        <w:t xml:space="preserve">Симонова нехотя удостоила меня затуманенным, как после долгого сна взглядом, и уткнулась в монитор. На экране выстраивались какие-то </w:t>
+        <w:t>Симонова нехотя удостоила меня затуманенным, как после долгого сна взглядом, и уткнулась в монитор. На экране выстраивались какие-то коорди</w:t>
       </w:r>
       <w:r>
         <w:lastRenderedPageBreak/>
-        <w:t>координаты — ворох набранных наугад цифр, — вырастали до края строки и тут же стирались с мерзким гудком ошибки.</w:t>
+        <w:t>наты — ворох набранных наугад цифр, — вырастали до края строки и тут же стирались с мерзким гудком ошибки.</w:t>
       </w:r>
     </w:p>
     <w:p>
@@ -33962,7 +35793,23 @@
     </w:p>
     <w:p>
       <w:r>
-        <w:t>— Нет! — Симонова перебила меня раздражённым взмахом руки. — Что вы, Олег! Я же не сошла с ума! Мы откроем им путь домой, сделаем ма-а-а-а-ленькую, — она показала пальцами невидимую песчинку, — червоточинку.</w:t>
+        <w:t xml:space="preserve">— Нет! — Симонова перебила меня раздражённым взмахом руки. — Что вы, Олег! Я же не сошла с ума! Мы откроем им путь домой, сделаем </w:t>
+      </w:r>
+      <w:proofErr w:type="spellStart"/>
+      <w:r>
+        <w:t>ма</w:t>
+      </w:r>
+      <w:proofErr w:type="spellEnd"/>
+      <w:r>
+        <w:t>-а-а-а-</w:t>
+      </w:r>
+      <w:proofErr w:type="spellStart"/>
+      <w:r>
+        <w:t>ленькую</w:t>
+      </w:r>
+      <w:proofErr w:type="spellEnd"/>
+      <w:r>
+        <w:t>, — она показала пальцами невидимую песчинку, — червоточинку.</w:t>
       </w:r>
     </w:p>
     <w:p>
@@ -34526,7 +36373,15 @@
     </w:p>
     <w:p>
       <w:r>
-        <w:t>— Они свободны! — с детской радостью улыбнулась Симонова и протянула к нуболидам руки.</w:t>
+        <w:t xml:space="preserve">— Они свободны! — с детской радостью улыбнулась Симонова и протянула к </w:t>
+      </w:r>
+      <w:proofErr w:type="spellStart"/>
+      <w:r>
+        <w:t>нуболидам</w:t>
+      </w:r>
+      <w:proofErr w:type="spellEnd"/>
+      <w:r>
+        <w:t xml:space="preserve"> руки.</w:t>
       </w:r>
       <w:r>
         <w:t xml:space="preserve"> — Как </w:t>
@@ -35105,7 +36960,15 @@
     </w:p>
     <w:p>
       <w:r>
-        <w:t>— Ты не ошибся! — сказала Вера, пряча глаза. — Я хотела его отравить. Сначала думала подмешать ему что-нибудь в его любимый кофе, но, увы, кофе закончился. А потом решила, что можно травануть его вместе со всеми остальными. Отравить к чёртовой матери! Вместе с Аней. Вместе со всеми. У меня был доступ.</w:t>
+        <w:t xml:space="preserve">— Ты не ошибся! — сказала Вера, пряча глаза. — Я хотела его отравить. Сначала думала подмешать ему что-нибудь в его любимый кофе, но, увы, кофе закончился. А потом решила, что можно </w:t>
+      </w:r>
+      <w:proofErr w:type="spellStart"/>
+      <w:r>
+        <w:t>травануть</w:t>
+      </w:r>
+      <w:proofErr w:type="spellEnd"/>
+      <w:r>
+        <w:t xml:space="preserve"> его вместе со всеми остальными. Отравить к чёртовой матери! Вместе с Аней. Вместе со всеми. У меня был доступ.</w:t>
       </w:r>
     </w:p>
     <w:p>
@@ -35241,8 +37104,13 @@
         <w:t>Зайдём</w:t>
       </w:r>
       <w:r>
-        <w:t xml:space="preserve"> в медблок</w:t>
-      </w:r>
+        <w:t xml:space="preserve"> в </w:t>
+      </w:r>
+      <w:proofErr w:type="spellStart"/>
+      <w:r>
+        <w:t>медблок</w:t>
+      </w:r>
+      <w:proofErr w:type="spellEnd"/>
       <w:r>
         <w:t>!</w:t>
       </w:r>
@@ -35267,7 +37135,15 @@
     </w:p>
     <w:p>
       <w:r>
-        <w:t>Темнота накатывала и отступала волнами, как морской прибой. Где-то вдалеке вспыхивал и тут же гас коротящий из-за истерзанной проводки свет.</w:t>
+        <w:t xml:space="preserve">Темнота накатывала и отступала волнами, как морской прибой. Где-то вдалеке вспыхивал и тут же гас </w:t>
+      </w:r>
+      <w:proofErr w:type="spellStart"/>
+      <w:r>
+        <w:t>коротящий</w:t>
+      </w:r>
+      <w:proofErr w:type="spellEnd"/>
+      <w:r>
+        <w:t xml:space="preserve"> из-за истерзанной проводки свет.</w:t>
       </w:r>
     </w:p>
     <w:p>
@@ -35400,7 +37276,15 @@
         <w:t>ожидая</w:t>
       </w:r>
       <w:r>
-        <w:t xml:space="preserve"> увидеть алые нити, стекающие из воздушной решётки, но вместо этого столкнулся взглядом с Мицюкиным, который стоял, широко расставив </w:t>
+        <w:t xml:space="preserve"> увидеть алые нити, стекающие из воздушной решётки, но вместо этого столкнулся взглядом с </w:t>
+      </w:r>
+      <w:proofErr w:type="spellStart"/>
+      <w:r>
+        <w:t>Мицюкиным</w:t>
+      </w:r>
+      <w:proofErr w:type="spellEnd"/>
+      <w:r>
+        <w:t xml:space="preserve">, который стоял, широко расставив </w:t>
       </w:r>
       <w:r>
         <w:t>ноги</w:t>
@@ -35522,7 +37406,15 @@
     </w:p>
     <w:p>
       <w:r>
-        <w:t>Изо рта Мицюкина вырвались, как сноп пламени, красные нити и нетерпеливо затряслись, наползая ему на лицо.</w:t>
+        <w:t xml:space="preserve">Изо рта </w:t>
+      </w:r>
+      <w:proofErr w:type="spellStart"/>
+      <w:r>
+        <w:t>Мицюкина</w:t>
+      </w:r>
+      <w:proofErr w:type="spellEnd"/>
+      <w:r>
+        <w:t xml:space="preserve"> вырвались, как сноп пламени, красные нити и нетерпеливо затряслись, наползая ему на лицо.</w:t>
       </w:r>
     </w:p>
     <w:p>
@@ -35871,7 +37763,15 @@
     </w:p>
     <w:p>
       <w:r>
-        <w:t xml:space="preserve">Уставшие механизмы загудели, дверь втянулась в стену. Нуболиды всё ещё выплясывали хаотичный танец над телом Мицюкина. Они быстро почувствовали нас — по страху или по запаху крови, как хищные рыбы, — и </w:t>
+        <w:t xml:space="preserve">Уставшие механизмы загудели, дверь втянулась в стену. Нуболиды всё ещё выплясывали хаотичный танец над телом </w:t>
+      </w:r>
+      <w:proofErr w:type="spellStart"/>
+      <w:r>
+        <w:t>Мицюкина</w:t>
+      </w:r>
+      <w:proofErr w:type="spellEnd"/>
+      <w:r>
+        <w:t xml:space="preserve">. Они быстро почувствовали нас — по страху или по запаху крови, как хищные рыбы, — и </w:t>
       </w:r>
       <w:r>
         <w:t>потянулись</w:t>
@@ -35992,7 +37892,15 @@
     <w:p>
       <w:r>
         <w:lastRenderedPageBreak/>
-        <w:t>Мы выскочили из медблока и побежали навстречу тающим красным огням. Падали, разбивая колени.</w:t>
+        <w:t xml:space="preserve">Мы выскочили из </w:t>
+      </w:r>
+      <w:proofErr w:type="spellStart"/>
+      <w:r>
+        <w:t>медблока</w:t>
+      </w:r>
+      <w:proofErr w:type="spellEnd"/>
+      <w:r>
+        <w:t xml:space="preserve"> и побежали навстречу тающим красным огням. Падали, разбивая колени.</w:t>
       </w:r>
     </w:p>
     <w:p>
@@ -36470,7 +38378,15 @@
     </w:p>
     <w:p>
       <w:r>
-        <w:t>— Не падайте, Олег! Вы нам ещё потребуетесь для по-по-по… — его заклинило, он отвернулся и сплюнул кровь, — для починки оборудования.</w:t>
+        <w:t xml:space="preserve">— Не падайте, Олег! Вы нам ещё потребуетесь для </w:t>
+      </w:r>
+      <w:proofErr w:type="spellStart"/>
+      <w:r>
+        <w:t>по-по-по</w:t>
+      </w:r>
+      <w:proofErr w:type="spellEnd"/>
+      <w:r>
+        <w:t>… — его заклинило, он отвернулся и сплюнул кровь, — для починки оборудования.</w:t>
       </w:r>
     </w:p>
     <w:p>
@@ -36599,7 +38515,15 @@
     </w:p>
     <w:p>
       <w:r>
-        <w:t>— То же, что и с Мицюкиным! — крикнул я. — Выключите этот долбаный фонарь!</w:t>
+        <w:t xml:space="preserve">— То же, что и с </w:t>
+      </w:r>
+      <w:proofErr w:type="spellStart"/>
+      <w:r>
+        <w:t>Мицюкиным</w:t>
+      </w:r>
+      <w:proofErr w:type="spellEnd"/>
+      <w:r>
+        <w:t>! — крикнул я. — Выключите этот долбаный фонарь!</w:t>
       </w:r>
     </w:p>
     <w:p>
@@ -37058,7 +38982,15 @@
     </w:p>
     <w:p>
       <w:r>
-        <w:t>Гравитация разметала червей по стенам. Нуболиды потянулись к стробящему аварийному свету. Когда освещение гасло, их отбрасывала подкрашенная синевой темнота, но уже через мгновение они поднимались снова и быстро ползли по переборкам.</w:t>
+        <w:t xml:space="preserve">Гравитация разметала червей по стенам. Нуболиды потянулись к </w:t>
+      </w:r>
+      <w:proofErr w:type="spellStart"/>
+      <w:r>
+        <w:t>стробящему</w:t>
+      </w:r>
+      <w:proofErr w:type="spellEnd"/>
+      <w:r>
+        <w:t xml:space="preserve"> аварийному свету. Когда освещение гасло, их отбрасывала подкрашенная синевой темнота, но уже через мгновение они поднимались снова и быстро ползли по переборкам.</w:t>
       </w:r>
     </w:p>
     <w:p>
@@ -37827,7 +39759,15 @@
     </w:p>
     <w:p>
       <w:r>
-        <w:t>Вера долго смотрела на меня, прижимаясь к переборке. Руки у неё были сведены за спиной, как у заключённой. Нижняя губа — раскусана до крови.</w:t>
+        <w:t xml:space="preserve">Вера долго смотрела на меня, прижимаясь к переборке. Руки у неё были сведены за спиной, как у заключённой. Нижняя губа — </w:t>
+      </w:r>
+      <w:proofErr w:type="spellStart"/>
+      <w:r>
+        <w:t>раскусана</w:t>
+      </w:r>
+      <w:proofErr w:type="spellEnd"/>
+      <w:r>
+        <w:t xml:space="preserve"> до крови.</w:t>
       </w:r>
     </w:p>
     <w:p>
@@ -37929,8 +39869,13 @@
     </w:p>
     <w:p>
       <w:r>
-        <w:t>— Я не знаю, что будет. Но вряд ли они из-за нас кораблём пожертвуют. «Грозный» — почти флагман. А после катастрофы на «Севастополе»…</w:t>
-      </w:r>
+        <w:t>— Я не знаю, что будет. Но вряд ли они из-за нас кораблём пожертвуют. «Грозный» — почти флагман. А после катастрофы на «</w:t>
+      </w:r>
+      <w:proofErr w:type="gramStart"/>
+      <w:r>
+        <w:t>Севастополе»…</w:t>
+      </w:r>
+      <w:proofErr w:type="gramEnd"/>
     </w:p>
     <w:p>
       <w:r>
@@ -38109,7 +40054,15 @@
     </w:p>
     <w:p>
       <w:r>
-        <w:t>Я чувствую себя, как после коматоза.</w:t>
+        <w:t xml:space="preserve">Я чувствую себя, как после </w:t>
+      </w:r>
+      <w:proofErr w:type="spellStart"/>
+      <w:r>
+        <w:t>коматоза</w:t>
+      </w:r>
+      <w:proofErr w:type="spellEnd"/>
+      <w:r>
+        <w:t>.</w:t>
       </w:r>
     </w:p>
     <w:p>
@@ -38311,7 +40264,15 @@
     </w:p>
     <w:p>
       <w:r>
-        <w:t xml:space="preserve">— «Оним двенадцать дробь четыре три </w:t>
+        <w:t>— «</w:t>
+      </w:r>
+      <w:proofErr w:type="spellStart"/>
+      <w:r>
+        <w:t>Оним</w:t>
+      </w:r>
+      <w:proofErr w:type="spellEnd"/>
+      <w:r>
+        <w:t xml:space="preserve"> двенадцать дробь четыре три </w:t>
       </w:r>
       <w:r>
         <w:t>а</w:t>
@@ -38342,7 +40303,15 @@
     </w:p>
     <w:p>
       <w:r>
-        <w:t xml:space="preserve">— «Оним двенадцать дробь четыре три </w:t>
+        <w:t>— «</w:t>
+      </w:r>
+      <w:proofErr w:type="spellStart"/>
+      <w:r>
+        <w:t>Оним</w:t>
+      </w:r>
+      <w:proofErr w:type="spellEnd"/>
+      <w:r>
+        <w:t xml:space="preserve"> двенадцать дробь четыре три </w:t>
       </w:r>
       <w:r>
         <w:t>а</w:t>
@@ -38387,7 +40356,15 @@
     </w:p>
     <w:p>
       <w:r>
-        <w:t>Пункт назначения: Оним 12/43</w:t>
+        <w:t xml:space="preserve">Пункт назначения: </w:t>
+      </w:r>
+      <w:proofErr w:type="spellStart"/>
+      <w:r>
+        <w:t>Оним</w:t>
+      </w:r>
+      <w:proofErr w:type="spellEnd"/>
+      <w:r>
+        <w:t xml:space="preserve"> 12/43</w:t>
       </w:r>
       <w:r>
         <w:t>а</w:t>
@@ -38403,7 +40380,15 @@
     </w:p>
     <w:p>
       <w:r>
-        <w:t>Отправная точка: Оним 12/43</w:t>
+        <w:t xml:space="preserve">Отправная точка: </w:t>
+      </w:r>
+      <w:proofErr w:type="spellStart"/>
+      <w:r>
+        <w:t>Оним</w:t>
+      </w:r>
+      <w:proofErr w:type="spellEnd"/>
+      <w:r>
+        <w:t xml:space="preserve"> 12/43</w:t>
       </w:r>
       <w:r>
         <w:t>а (Альфа Акимовой)</w:t>
@@ -38730,7 +40715,23 @@
     </w:p>
     <w:p>
       <w:r>
-        <w:t>Всё в порядке. Мы — в бранке. Точка выхода — Оним 12/43</w:t>
+        <w:t xml:space="preserve">Всё в порядке. Мы — в </w:t>
+      </w:r>
+      <w:proofErr w:type="spellStart"/>
+      <w:r>
+        <w:t>бранке</w:t>
+      </w:r>
+      <w:proofErr w:type="spellEnd"/>
+      <w:r>
+        <w:t xml:space="preserve">. Точка выхода — </w:t>
+      </w:r>
+      <w:proofErr w:type="spellStart"/>
+      <w:r>
+        <w:t>Оним</w:t>
+      </w:r>
+      <w:proofErr w:type="spellEnd"/>
+      <w:r>
+        <w:t xml:space="preserve"> 12/43</w:t>
       </w:r>
       <w:r>
         <w:t>а</w:t>

--- a/abyss/Воронков_В_Бездна_света.docx
+++ b/abyss/Воронков_В_Бездна_света.docx
@@ -34,7 +34,7 @@
         <w:t>(</w:t>
       </w:r>
       <w:r>
-        <w:t>январь</w:t>
+        <w:t>июль</w:t>
       </w:r>
       <w:r>
         <w:t xml:space="preserve"> 202</w:t>
@@ -2072,7 +2072,7 @@
         <w:t>мен</w:t>
       </w:r>
       <w:r>
-        <w:t>я, приписали к экипажу «Грозного» только на этот рейс.  У неё было вечно недовольное лицо стареющей школьной училки, которая когда-то мечтала о бурной научной карьере, а в итоге всю жизнь преподаёт математику бестолковой ребятне.</w:t>
+        <w:t>я, приписали к экипажу «Грозного» только на этот рейс. У неё было вечно недовольное лицо стареющей школьной училки, которая когда-то мечтала о бурной научной карьере, а в итоге всю жизнь преподаёт математику бестолковой ребятне.</w:t>
       </w:r>
     </w:p>
     <w:p>
@@ -2291,7 +2291,13 @@
     <w:p>
       <w:r>
         <w:lastRenderedPageBreak/>
-        <w:t>— Пока всё штатно, — сказала Мерцель, пристально всматриваясь в циферблат хронометра. — Пошла первая минута в бране.</w:t>
+        <w:t xml:space="preserve">— Пока всё штатно, — </w:t>
+      </w:r>
+      <w:r>
+        <w:t>заговорила</w:t>
+      </w:r>
+      <w:r>
+        <w:t xml:space="preserve"> Мерцель, пристально всматриваясь в циферблат хронометра. — Пошла первая минута в бране.</w:t>
       </w:r>
     </w:p>
     <w:p>
@@ -2386,7 +2392,7 @@
     </w:p>
     <w:p>
       <w:r>
-        <w:t>После трёх недель в невесомости, когда пол от потолка отличается лишь в силу земных привычек (а на самом деле, тебе постоянно кажется, что ты висишь вверх ногами в перевёрнутой жестяной банке), резкое включение гравитации — суровое испытание для организма. Я вставил ключ в очередную прорезь, завидуя тем, кто лежит в ложемент</w:t>
+        <w:t>После трёх недель в невесомости, когда пол от потолка отличается лишь в силу земных привычек (а на самом деле, тебе постоянно кажется, что ты висишь вверх ногами в жестяной банке), резкое включение гравитации — суровое испытание для организма. Я вставил ключ в очередную прорезь, завидуя тем, кто лежит в ложемент</w:t>
       </w:r>
       <w:r>
         <w:t>ах</w:t>
@@ -2409,15 +2415,12 @@
         <w:t xml:space="preserve">упорно </w:t>
       </w:r>
       <w:r>
-        <w:t xml:space="preserve">ускользал. Удивляло, скорее то, </w:t>
-      </w:r>
+        <w:t>ускользал. Удивляло, скорее то, что кто-то успел так поразвлекаться в новом, едва успевшим выйти с верфи корабле.</w:t>
+      </w:r>
+    </w:p>
+    <w:p>
       <w:r>
         <w:lastRenderedPageBreak/>
-        <w:t>что кто-то успел так поразвлекаться в новом, едва успевшим выйти с верфи корабле.</w:t>
-      </w:r>
-    </w:p>
-    <w:p>
-      <w:r>
         <w:t xml:space="preserve"> Я ухватился обеими руками за страховочный поручень, любезно отмеченный табличкой: «Держаться здесь». </w:t>
       </w:r>
       <w:proofErr w:type="spellStart"/>
@@ -2480,7 +2483,13 @@
     </w:p>
     <w:p>
       <w:r>
-        <w:t>— Что случилось? — окликнул его я.</w:t>
+        <w:t>— Что случилось? — окликнул</w:t>
+      </w:r>
+      <w:r>
+        <w:t xml:space="preserve"> я</w:t>
+      </w:r>
+      <w:r>
+        <w:t xml:space="preserve"> его.</w:t>
       </w:r>
     </w:p>
     <w:p>
@@ -2490,7 +2499,7 @@
     </w:p>
     <w:p>
       <w:r>
-        <w:t>Я, как мог, побежал вслед за ним.</w:t>
+        <w:t>Я как мог побежал вслед за ним.</w:t>
       </w:r>
     </w:p>
     <w:p>
@@ -2577,17 +2586,17 @@
     </w:p>
     <w:p>
       <w:r>
+        <w:t>— Смысл? — Керман подошёл к капсуле. — Хватит эту шарманку гонять! Давай вскрывать!</w:t>
+      </w:r>
+    </w:p>
+    <w:p>
+      <w:r>
+        <w:t>— Но как она может быть мертва? — проговорил я.</w:t>
+      </w:r>
+    </w:p>
+    <w:p>
+      <w:r>
         <w:lastRenderedPageBreak/>
-        <w:t>— Смысл? — Керман подошёл к капсуле. — Хватит эту шарманку гонять! Давай вскрывать!</w:t>
-      </w:r>
-    </w:p>
-    <w:p>
-      <w:r>
-        <w:t>— Но как она может быть мертва? — проговорил я.</w:t>
-      </w:r>
-    </w:p>
-    <w:p>
-      <w:r>
         <w:t>— Олег! — крикнул Керман. — Врубай дренаж!</w:t>
       </w:r>
     </w:p>
@@ -2739,18 +2748,18 @@
     </w:p>
     <w:p>
       <w:r>
+        <w:t xml:space="preserve">Я уселся на пол — руки на коленях, взгляд в пол. Реаниматор рывками поворачивался вокруг оси, </w:t>
+      </w:r>
+      <w:r>
+        <w:t>вгрызался</w:t>
+      </w:r>
+      <w:r>
+        <w:t>, как бур, в грудную клетку.</w:t>
+      </w:r>
+    </w:p>
+    <w:p>
+      <w:r>
         <w:lastRenderedPageBreak/>
-        <w:t xml:space="preserve">Я уселся на пол — руки на коленях, взгляд в пол. Реаниматор рывками поворачивался вокруг оси, </w:t>
-      </w:r>
-      <w:r>
-        <w:t>вгрызался</w:t>
-      </w:r>
-      <w:r>
-        <w:t>, как бур, в грудную клетку.</w:t>
-      </w:r>
-    </w:p>
-    <w:p>
-      <w:r>
         <w:t>— Я так-то вообще не понимаю, что происходит, — проговорил Керман. — Как она могла умереть? Мы же прекрасно вышли! Один из лучших выходов на моей…</w:t>
       </w:r>
     </w:p>
@@ -2767,7 +2776,7 @@
     </w:p>
     <w:p>
       <w:r>
-        <w:t>Тело на полу выгнулось, вывернулось, затрещав костями, и намертво замерло.</w:t>
+        <w:t>Тело на полу выгнулось, вывернулось, затрещав костями, и замерло.</w:t>
       </w:r>
     </w:p>
     <w:p>
@@ -2924,7 +2933,13 @@
     </w:p>
     <w:p>
       <w:r>
-        <w:t xml:space="preserve">— А что мы так-то могли сделать? — сказал Керман. — В </w:t>
+        <w:t xml:space="preserve">— А что мы так-то могли сделать? — </w:t>
+      </w:r>
+      <w:r>
+        <w:t>пробормотал</w:t>
+      </w:r>
+      <w:r>
+        <w:t xml:space="preserve"> Керман. — В </w:t>
       </w:r>
       <w:proofErr w:type="spellStart"/>
       <w:r>
@@ -2953,17 +2968,17 @@
     </w:p>
     <w:p>
       <w:r>
+        <w:t>Майоров вздохнул — медленно, с каким-то внезапным тактом.</w:t>
+      </w:r>
+    </w:p>
+    <w:p>
+      <w:r>
+        <w:t>— В мешок её запакуйте.</w:t>
+      </w:r>
+    </w:p>
+    <w:p>
+      <w:r>
         <w:lastRenderedPageBreak/>
-        <w:t>Майоров вздохнул — медленно, с каким-то внезапным тактом.</w:t>
-      </w:r>
-    </w:p>
-    <w:p>
-      <w:r>
-        <w:t>— В мешок её запакуйте.</w:t>
-      </w:r>
-    </w:p>
-    <w:p>
-      <w:r>
         <w:t>— В какой мешок, капитан? — задёргал острыми плечами Григорьев. — У нас тут не морг!</w:t>
       </w:r>
     </w:p>
@@ -3027,7 +3042,19 @@
     </w:p>
     <w:p>
       <w:r>
-        <w:t>Мерцель вдруг расплакалась. Она прикрыла ладонью лицо и стала размазывать по щекам слёзы, резко и шумно вздыхая, шмыгая носом. Было видно, что пытается сдержаться, но никак не может.</w:t>
+        <w:t>Мерцель вдруг расплакалась. Она прикрыла ладонью лицо и стала размазывать по щекам слёзы, резко и шумно вздыха</w:t>
+      </w:r>
+      <w:r>
+        <w:t>ла</w:t>
+      </w:r>
+      <w:r>
+        <w:t>, шмыга</w:t>
+      </w:r>
+      <w:r>
+        <w:t>ла</w:t>
+      </w:r>
+      <w:r>
+        <w:t xml:space="preserve"> носом. Было видно, что пытается сдержаться, но никак не может.</w:t>
       </w:r>
     </w:p>
     <w:p>
@@ -3090,17 +3117,17 @@
     </w:p>
     <w:p>
       <w:r>
+        <w:t>— Ты сам-то как, Андрей? — спросил Майоров. — Сможешь в одиночку рассчитать курс?</w:t>
+      </w:r>
+    </w:p>
+    <w:p>
+      <w:r>
+        <w:t>— Конечно.</w:t>
+      </w:r>
+    </w:p>
+    <w:p>
+      <w:r>
         <w:lastRenderedPageBreak/>
-        <w:t>— Ты сам-то как, Андрей? — спросил Майоров. — Сможешь в одиночку рассчитать курс?</w:t>
-      </w:r>
-    </w:p>
-    <w:p>
-      <w:r>
-        <w:t>— Конечно.</w:t>
-      </w:r>
-    </w:p>
-    <w:p>
-      <w:r>
         <w:t>— Вот и займись этим.</w:t>
       </w:r>
     </w:p>
@@ -3206,173 +3233,187 @@
     </w:p>
     <w:p>
       <w:r>
+        <w:t xml:space="preserve">— Ты, Андрюш, ерунду-то не пори! — огрызнулся Керман. — У неё и так глаза на мокром месте! Вы же не будете всерьёз это обсуждать? Трехнедельный </w:t>
+      </w:r>
+      <w:proofErr w:type="spellStart"/>
+      <w:r>
+        <w:t>бранк</w:t>
+      </w:r>
+      <w:proofErr w:type="spellEnd"/>
+      <w:r>
+        <w:t xml:space="preserve"> — дорога в один конец, все это понимают.</w:t>
+      </w:r>
+    </w:p>
+    <w:p>
+      <w:r>
         <w:lastRenderedPageBreak/>
-        <w:t xml:space="preserve">— Ты, Андрюш, ерунду-то не пори! — огрызнулся Керман. — У неё и так глаза на мокром месте! Вы же не будете всерьёз это обсуждать? Трехнедельный </w:t>
+        <w:t xml:space="preserve">— Я даже не хочу на это отвечать, — с утомлённым вздохом </w:t>
+      </w:r>
+      <w:r>
+        <w:t>сказал</w:t>
+      </w:r>
+      <w:r>
+        <w:t xml:space="preserve"> Майоров. — То, что в уставах написано, нас совершенно не касается. Речь там исключительно о коротких переходах.</w:t>
+      </w:r>
+    </w:p>
+    <w:p>
+      <w:r>
+        <w:t>— Значит, будем ждать навигатора с Земли? — спросил я.</w:t>
+      </w:r>
+    </w:p>
+    <w:p>
+      <w:r>
+        <w:t>— Олег, к чему эти вопросы? — Майоров замялся на секунду, и я почувствовал спиной его взгляд</w:t>
+      </w:r>
+      <w:r>
+        <w:t>.</w:t>
+      </w:r>
+      <w:r>
+        <w:t xml:space="preserve"> — </w:t>
+      </w:r>
+      <w:r>
+        <w:t>Н</w:t>
+      </w:r>
+      <w:r>
+        <w:t>икто в такую ситуацию раньше не попадал, а что там в инструкциях написано, всем должно быть известно. С Земли навигатора пришлют или не с Земли, я не знаю.</w:t>
+      </w:r>
+    </w:p>
+    <w:p>
+      <w:r>
+        <w:t>— Мы, что называется, выбиваемся из графика, — стал объяснять Керман. — Так-то нормативы есть, всё прозрачно. А они уж выберут кого и когда к нам послать. На спасательном, если простите мой пафос, судне должен быть в таком случае второй навигатор.</w:t>
+      </w:r>
+    </w:p>
+    <w:p>
+      <w:r>
+        <w:t>— Получается, мы пробудем на станции месяца два? — спросил я.</w:t>
+      </w:r>
+    </w:p>
+    <w:p>
+      <w:r>
+        <w:t>— Это в лучшем случае, — сказал Майоров. — Тебя что, на Земле дождаться не могут? Или в отпуск опаздываешь?</w:t>
+      </w:r>
+    </w:p>
+    <w:p>
+      <w:r>
+        <w:t>— Особо никто не ждёт.</w:t>
+      </w:r>
+    </w:p>
+    <w:p>
+      <w:r>
+        <w:t>— Тогда считай, что у тебя на «Заре» будет отпуск.</w:t>
+      </w:r>
+    </w:p>
+    <w:p>
+      <w:r>
+        <w:t>— Орбитальный, мать его, санаторий! — вставил Григорьев.</w:t>
+      </w:r>
+    </w:p>
+    <w:p>
+      <w:r>
+        <w:t>Его тут же перебил гудок вычислительного аппарата.</w:t>
+      </w:r>
+    </w:p>
+    <w:p>
+      <w:r>
+        <w:t>— Андрей! — раздражённо сказал Майоров. — Маршрут!</w:t>
+      </w:r>
+    </w:p>
+    <w:p>
+      <w:r>
+        <w:t>— Два месяца, — проговорил я, ни к кому не обращаясь.</w:t>
+      </w:r>
+    </w:p>
+    <w:p>
+      <w:r>
+        <w:t xml:space="preserve">Жизнь на станции после </w:t>
       </w:r>
       <w:proofErr w:type="spellStart"/>
       <w:r>
-        <w:t>бранк</w:t>
+        <w:t>бранка</w:t>
       </w:r>
       <w:proofErr w:type="spellEnd"/>
       <w:r>
-        <w:t xml:space="preserve"> — дорога в один конец, все это понимают.</w:t>
-      </w:r>
-    </w:p>
-    <w:p>
-      <w:r>
-        <w:t>— Я даже не хочу на это отвечать, — с утомлённым вздохом проговорил Майоров. — То, что в уставах написано, нас совершенно не касается. Речь там исключительно о коротких переходах.</w:t>
-      </w:r>
-    </w:p>
-    <w:p>
-      <w:r>
-        <w:t>— Значит, будем ждать навигатора с Земли? — спросил я.</w:t>
-      </w:r>
-    </w:p>
-    <w:p>
-      <w:r>
-        <w:t>— Олег, к чему эти вопросы? — Майоров замялся на секунду, и я почувствовал спиной его взгляд</w:t>
+        <w:t xml:space="preserve"> меня не пугала. Скорее, даже немного интриговала. Два месяца, так два месяца. Люди зачастую годами живут на осах и с ума не сходят — не то, что во время перехода. Там будет стабильная гравитация, спокойные сны без кошмаров.</w:t>
+      </w:r>
+    </w:p>
+    <w:p>
+      <w:r>
+        <w:t>И черви.</w:t>
+      </w:r>
+    </w:p>
+    <w:p>
+      <w:r>
+        <w:t>— Сколько ещё делать расчёт?</w:t>
+      </w:r>
+    </w:p>
+    <w:p>
+      <w:r>
+        <w:t>Ложемент Майорова заскрипел, и я представил, как он нетерпеливо ёрзает, поправляя врезающиеся в грудь ремни.</w:t>
+      </w:r>
+    </w:p>
+    <w:p>
+      <w:r>
+        <w:t>— Почти готово, — сказал Григорьев.</w:t>
+      </w:r>
+    </w:p>
+    <w:p>
+      <w:r>
+        <w:t>— Пять минут назад ты то же самое говорил</w:t>
+      </w:r>
+      <w:r>
+        <w:t>!</w:t>
+      </w:r>
+    </w:p>
+    <w:p>
+      <w:r>
+        <w:t>— Всё! — Григорьев выстукал финальный аккорд на клавиатуре. — Семь часов двенадцать минут на полный цикл.</w:t>
+      </w:r>
+    </w:p>
+    <w:p>
+      <w:r>
+        <w:t>— Проверка прошла?</w:t>
+      </w:r>
+    </w:p>
+    <w:p>
+      <w:r>
+        <w:t>— Нет смысла в автоматах, я же говорю. Сенсоры слепые.</w:t>
+      </w:r>
+    </w:p>
+    <w:p>
+      <w:r>
+        <w:t>— Ладно. Где Мерцель? Начинайте ускорение.</w:t>
+      </w:r>
+    </w:p>
+    <w:p>
+      <w:r>
+        <w:t>Я подумал, что кто-нибудь за ней сходит, но Григорьев вместо этого врубил предпусковую сигнализацию. Под потолком замерцала красная лампа.</w:t>
+      </w:r>
+    </w:p>
+    <w:p>
+      <w:r>
+        <w:t>— Ты, Андрюш, без церемоний сегодня, — сказал Керман.</w:t>
+      </w:r>
+    </w:p>
+    <w:p>
+      <w:r>
+        <w:t>— Время ведь? Меня все торопили!</w:t>
+      </w:r>
+    </w:p>
+    <w:p>
+      <w:r>
+        <w:lastRenderedPageBreak/>
+        <w:t>Мерцель зашла в рубку</w:t>
+      </w:r>
+      <w:r>
+        <w:t xml:space="preserve"> и</w:t>
+      </w:r>
+      <w:r>
+        <w:t xml:space="preserve"> посмотрела на пульсирующую лампу, склонив на бок голову</w:t>
       </w:r>
       <w:r>
         <w:t>.</w:t>
       </w:r>
       <w:r>
-        <w:t xml:space="preserve"> — </w:t>
-      </w:r>
-      <w:r>
-        <w:t>Н</w:t>
-      </w:r>
-      <w:r>
-        <w:t>икто в такую ситуацию раньше не попадал, а что там в инструкциях написано, всем должно быть известно. С Земли навигатора пришлют или не с Земли, я не знаю.</w:t>
-      </w:r>
-    </w:p>
-    <w:p>
-      <w:r>
-        <w:t>— Мы, что называется, выбиваемся из графика, — стал объяснять Керман. — Так-то нормативы есть, всё прозрачно. А они уж выберут кого и когда к нам послать. На спасательном, если простите мой пафос, судне должен быть в таком случае второй навигатор.</w:t>
-      </w:r>
-    </w:p>
-    <w:p>
-      <w:r>
-        <w:t>— Получается, мы пробудем на станции месяца два? — спросил я.</w:t>
-      </w:r>
-    </w:p>
-    <w:p>
-      <w:r>
-        <w:t>— Это в лучшем случае, — сказал Майоров. — Тебя что, на Земле дождаться не могут? Или в отпуск опаздываешь?</w:t>
-      </w:r>
-    </w:p>
-    <w:p>
-      <w:r>
-        <w:t>— Особо никто не ждёт.</w:t>
-      </w:r>
-    </w:p>
-    <w:p>
-      <w:r>
-        <w:t>— Тогда считай, что у тебя на «Заре» будет отпуск.</w:t>
-      </w:r>
-    </w:p>
-    <w:p>
-      <w:r>
-        <w:t>— Орбитальный, мать его, санаторий! — вставил Григорьев.</w:t>
-      </w:r>
-    </w:p>
-    <w:p>
-      <w:r>
-        <w:t>Его тут же перебил гудок вычислительного аппарата.</w:t>
-      </w:r>
-    </w:p>
-    <w:p>
-      <w:r>
-        <w:t>— Андрей! — раздражённо сказал Майоров. — Маршрут!</w:t>
-      </w:r>
-    </w:p>
-    <w:p>
-      <w:r>
-        <w:t>— Два месяца, — проговорил я, ни к кому не обращаясь.</w:t>
-      </w:r>
-    </w:p>
-    <w:p>
-      <w:r>
-        <w:t xml:space="preserve">Жизнь на станции после </w:t>
-      </w:r>
-      <w:proofErr w:type="spellStart"/>
-      <w:r>
-        <w:t>бранка</w:t>
-      </w:r>
-      <w:proofErr w:type="spellEnd"/>
-      <w:r>
-        <w:t xml:space="preserve"> меня не пугала. Скорее, даже немного интриговала. Два месяца, так два месяца. Люди зачастую годами живут на осах и с ума не сходят — не то, что во время перехода. Там будет стабильная гравитация, спокойные сны без кошмаров. И черви.</w:t>
-      </w:r>
-    </w:p>
-    <w:p>
-      <w:r>
-        <w:t>— Сколько ещё делать расчёт?</w:t>
-      </w:r>
-    </w:p>
-    <w:p>
-      <w:r>
-        <w:t>Ложемент Майорова заскрипел, и я представил, как он нетерпеливо ёрзает, поправляя врезающиеся в грудь ремни.</w:t>
-      </w:r>
-    </w:p>
-    <w:p>
-      <w:r>
-        <w:t>— Почти готово, — сказал Григорьев.</w:t>
-      </w:r>
-    </w:p>
-    <w:p>
-      <w:r>
-        <w:t>— Пять минут назад ты то же самое говорил.</w:t>
-      </w:r>
-    </w:p>
-    <w:p>
-      <w:r>
-        <w:t>— Всё! — Григорьев выстукал финальный аккорд на клавиатуре. — Семь часов двенадцать минут на полный цикл.</w:t>
-      </w:r>
-    </w:p>
-    <w:p>
-      <w:r>
-        <w:t>— Проверка прошла?</w:t>
-      </w:r>
-    </w:p>
-    <w:p>
-      <w:r>
-        <w:t>— Нет смысла в автоматах, я же говорю. Сенсоры слепые.</w:t>
-      </w:r>
-    </w:p>
-    <w:p>
-      <w:r>
-        <w:t>— Ладно. Где Мерцель? Начинайте ускорение.</w:t>
-      </w:r>
-    </w:p>
-    <w:p>
-      <w:r>
-        <w:t>Я подумал, что кто-нибудь за ней сходит, но Григорьев вместо этого врубил предпусковую сигнализацию. Под потолком замерцала красная лампа.</w:t>
-      </w:r>
-    </w:p>
-    <w:p>
-      <w:r>
-        <w:lastRenderedPageBreak/>
-        <w:t>— Ты, Андрюш, без церемоний сегодня, — сказал Керман.</w:t>
-      </w:r>
-    </w:p>
-    <w:p>
-      <w:r>
-        <w:t>— Время ведь? Меня все торопили!</w:t>
-      </w:r>
-    </w:p>
-    <w:p>
-      <w:r>
-        <w:t>Мерцель зашла в рубку</w:t>
-      </w:r>
-      <w:r>
-        <w:t xml:space="preserve"> и</w:t>
-      </w:r>
-      <w:r>
-        <w:t xml:space="preserve"> посмотрела на пульсирующую лампу, склонив на бок голову</w:t>
-      </w:r>
-      <w:r>
-        <w:t>.</w:t>
-      </w:r>
-      <w:r>
         <w:t xml:space="preserve"> </w:t>
       </w:r>
       <w:r>
@@ -3384,13 +3425,25 @@
     </w:p>
     <w:p>
       <w:r>
-        <w:t xml:space="preserve">— Извините, товарищи. Это больше </w:t>
+        <w:t>— Извините, товарищи.</w:t>
+      </w:r>
+      <w:r>
+        <w:t xml:space="preserve"> Сама не знаю, как так получилось. Простите. Просто минутная, секундная слабость.</w:t>
+      </w:r>
+      <w:r>
+        <w:t xml:space="preserve"> Это больше </w:t>
       </w:r>
       <w:r>
         <w:t xml:space="preserve">не </w:t>
       </w:r>
       <w:r>
-        <w:t xml:space="preserve">повторится. Но прошу понять. Слишком долгий </w:t>
+        <w:t>повторится. Но прошу понять</w:t>
+      </w:r>
+      <w:r>
+        <w:t>, товарищи</w:t>
+      </w:r>
+      <w:r>
+        <w:t xml:space="preserve">. Слишком долгий </w:t>
       </w:r>
       <w:proofErr w:type="spellStart"/>
       <w:r>
@@ -3487,7 +3540,37 @@
     </w:p>
     <w:p>
       <w:r>
-        <w:t>Семь часов прошли, как семь минут. Мы пообедали в последний раз — Григорьев, не отрываясь от контрольной панели, хотя мог бы доверить управление Мерцель — и стали ждать.</w:t>
+        <w:t xml:space="preserve">Семь часов прошли, как семь минут. Мы пообедали в последний раз </w:t>
+      </w:r>
+      <w:r>
+        <w:t>перед стыковкой.</w:t>
+      </w:r>
+      <w:r>
+        <w:t xml:space="preserve"> Григорьев</w:t>
+      </w:r>
+      <w:r>
+        <w:t xml:space="preserve"> даже</w:t>
+      </w:r>
+      <w:r>
+        <w:t xml:space="preserve"> не </w:t>
+      </w:r>
+      <w:r>
+        <w:t>оторвался</w:t>
+      </w:r>
+      <w:r>
+        <w:t xml:space="preserve"> от контрольной панели, хотя мог бы доверить управление Мерцель</w:t>
+      </w:r>
+      <w:r>
+        <w:t>.</w:t>
+      </w:r>
+      <w:r>
+        <w:t xml:space="preserve"> </w:t>
+      </w:r>
+      <w:r>
+        <w:t>Потом</w:t>
+      </w:r>
+      <w:r>
+        <w:t xml:space="preserve"> стали ждать.</w:t>
       </w:r>
     </w:p>
     <w:p>
@@ -3522,12 +3605,12 @@
     </w:p>
     <w:p>
       <w:r>
+        <w:t>Началась фаза интенсивного торможения.</w:t>
+      </w:r>
+    </w:p>
+    <w:p>
+      <w:r>
         <w:lastRenderedPageBreak/>
-        <w:t>Началась фаза интенсивного торможения.</w:t>
-      </w:r>
-    </w:p>
-    <w:p>
-      <w:r>
         <w:t>— Компенсаторы? — рявкнул Майоров.</w:t>
       </w:r>
     </w:p>
@@ -3630,7 +3713,13 @@
     </w:p>
     <w:p>
       <w:r>
-        <w:t>Ощущения того, что мы идём по орбите, не было. Гигантская планета казалась плоским изображением, вклеенным в фонарь, и слепила нас отражённым светом. Мы застыли на липучке. И только «Заря», яркий пульсирующий огонёк, радостно стремилась нам навстречу.</w:t>
+        <w:t xml:space="preserve">Ощущения того, что мы идём по орбите, не было. Гигантская планета казалась плоским изображением, вклеенным в фонарь, и слепила нас отражённым светом. Мы </w:t>
+      </w:r>
+      <w:r>
+        <w:t xml:space="preserve">снова </w:t>
+      </w:r>
+      <w:r>
+        <w:t>застыли на липучке. И только «Заря», яркий пульсирующий огонёк, радостно стремилась нам навстречу.</w:t>
       </w:r>
     </w:p>
     <w:p>

--- a/abyss/Воронков_В_Бездна_света.docx
+++ b/abyss/Воронков_В_Бездна_света.docx
@@ -57,38 +57,17 @@
     </w:p>
     <w:p>
       <w:r>
-        <w:t xml:space="preserve">Технологию для путешествия к далёким звёздам открыли задолго до моего рождения. Сам переход космонавты называют </w:t>
-      </w:r>
-      <w:proofErr w:type="spellStart"/>
-      <w:r>
-        <w:t>бранком</w:t>
-      </w:r>
-      <w:proofErr w:type="spellEnd"/>
-      <w:r>
-        <w:t>. Потому что обозримая вселенная — брана. Гиперпространство — балк. Оба термина вступают в грамматический союз, порождая побочное дитя — неологизм, который никто, кроме нас, не понимает.</w:t>
-      </w:r>
-    </w:p>
-    <w:p>
-      <w:proofErr w:type="spellStart"/>
-      <w:r>
-        <w:t>Бранк</w:t>
-      </w:r>
-      <w:proofErr w:type="spellEnd"/>
-      <w:r>
-        <w:t>.</w:t>
-      </w:r>
-    </w:p>
-    <w:p>
-      <w:r>
-        <w:t xml:space="preserve">Во время </w:t>
-      </w:r>
-      <w:proofErr w:type="spellStart"/>
-      <w:r>
-        <w:t>бранка</w:t>
-      </w:r>
-      <w:proofErr w:type="spellEnd"/>
-      <w:r>
-        <w:t xml:space="preserve"> снятся кошмары. Об этом все знают. Так человеческое сознание </w:t>
+        <w:t>Технологию для путешествия к далёким звёздам открыли задолго до моего рождения. Сам переход космонавты называют бранком. Потому что обозримая вселенная — брана. Гиперпространство — балк. Оба термина вступают в грамматический союз, порождая побочное дитя — неологизм, который никто, кроме нас, не понимает.</w:t>
+      </w:r>
+    </w:p>
+    <w:p>
+      <w:r>
+        <w:t>Бранк.</w:t>
+      </w:r>
+    </w:p>
+    <w:p>
+      <w:r>
+        <w:t xml:space="preserve">Во время бранка снятся кошмары. Об этом все знают. Так человеческое сознание </w:t>
       </w:r>
       <w:r>
         <w:t>отзывается</w:t>
@@ -114,15 +93,7 @@
     </w:p>
     <w:p>
       <w:r>
-        <w:t xml:space="preserve">Тебе снится обычный для </w:t>
-      </w:r>
-      <w:proofErr w:type="spellStart"/>
-      <w:r>
-        <w:t>бранка</w:t>
-      </w:r>
-      <w:proofErr w:type="spellEnd"/>
-      <w:r>
-        <w:t xml:space="preserve"> кошмар, к которым все мы давно привыкли. Ты просыпаешься, вылезаешь из амниона, неуклюже барахтаясь в невесомости, точно едва успел родиться на свет. Дёргаешь за рычаг в стене, чтобы открыть люк в соединительный тракт между отсеками, где побольше пространства.</w:t>
+        <w:t>Тебе снится обычный для бранка кошмар, к которым все мы давно привыкли. Ты просыпаешься, вылезаешь из амниона, неуклюже барахтаясь в невесомости, точно едва успел родиться на свет. Дёргаешь за рычаг в стене, чтобы открыть люк в соединительный тракт между отсеками, где побольше пространства.</w:t>
       </w:r>
     </w:p>
     <w:p>
@@ -151,44 +122,12 @@
         <w:t xml:space="preserve"> и правда</w:t>
       </w:r>
       <w:r>
-        <w:t xml:space="preserve"> сдаёт после долгих полётов. Поэтому к экипажам приписан </w:t>
-      </w:r>
-      <w:proofErr w:type="spellStart"/>
-      <w:r>
-        <w:t>политкор</w:t>
-      </w:r>
-      <w:proofErr w:type="spellEnd"/>
-      <w:r>
-        <w:t xml:space="preserve"> — в </w:t>
-      </w:r>
-      <w:proofErr w:type="spellStart"/>
-      <w:r>
-        <w:t>бранке</w:t>
-      </w:r>
-      <w:proofErr w:type="spellEnd"/>
-      <w:r>
-        <w:t xml:space="preserve"> он не летает, редко какой </w:t>
-      </w:r>
-      <w:proofErr w:type="spellStart"/>
-      <w:r>
-        <w:t>политкор</w:t>
-      </w:r>
-      <w:proofErr w:type="spellEnd"/>
-      <w:r>
-        <w:t xml:space="preserve"> это выдержит, — но по возращении проводит с каждым тщательные беседы, как мозгоправ из психиатрической больницы. Некоторых даже снимают с полётов, отправляют на минводы, как в ссылку, на принудительное лечение.</w:t>
-      </w:r>
-    </w:p>
-    <w:p>
-      <w:r>
-        <w:t xml:space="preserve">Мой самый первый </w:t>
-      </w:r>
-      <w:proofErr w:type="spellStart"/>
-      <w:r>
-        <w:t>бранк</w:t>
-      </w:r>
-      <w:proofErr w:type="spellEnd"/>
-      <w:r>
-        <w:t xml:space="preserve"> длился всего шесть с небольшим часов — спать было некогда и даже испугаться толком я не успел. Было лишь странное чувство после выхода. Вроде всё хорошо, ничего не болит, сознание ясное, </w:t>
+        <w:t xml:space="preserve"> сдаёт после долгих полётов. Поэтому к экипажам приписан политкор — в бранке он не летает, редко какой политкор это выдержит, — но по возращении проводит с каждым тщательные беседы, как мозгоправ из психиатрической больницы. Некоторых даже снимают с полётов, отправляют на минводы, как в ссылку, на принудительное лечение.</w:t>
+      </w:r>
+    </w:p>
+    <w:p>
+      <w:r>
+        <w:t xml:space="preserve">Мой самый первый бранк длился всего шесть с небольшим часов — спать было некогда и даже испугаться толком я не успел. Было лишь странное чувство после выхода. Вроде всё хорошо, ничего не болит, сознание ясное, </w:t>
       </w:r>
       <w:r>
         <w:t>но</w:t>
@@ -203,15 +142,7 @@
     </w:p>
     <w:p>
       <w:r>
-        <w:t xml:space="preserve">Следующий </w:t>
-      </w:r>
-      <w:proofErr w:type="spellStart"/>
-      <w:r>
-        <w:t>бранк</w:t>
-      </w:r>
-      <w:proofErr w:type="spellEnd"/>
-      <w:r>
-        <w:t xml:space="preserve">, через пару недель, занял уже почти трое суток — кошмары были, но реальный кошмар поджидал меня после пробуждения. Я боялся самого балка, </w:t>
+        <w:t xml:space="preserve">Следующий бранк, через пару недель, занял уже почти трое суток — кошмары были, но реальный кошмар поджидал меня после пробуждения. Я боялся самого балка, </w:t>
       </w:r>
       <w:r>
         <w:t>неисчислимой</w:t>
@@ -245,15 +176,7 @@
         <w:t>животный</w:t>
       </w:r>
       <w:r>
-        <w:t xml:space="preserve"> ужас от перехода сменился скукой и дежурной рутиной во время вахты. Тело больше не казалось чужим, а кошмары, скорее, утомляли, чем пугали. Но потом меня включили в экипаж «Грозного», который шёл по срочному приказу к научно-исследовательской станции в Бете Громовой. Это был </w:t>
-      </w:r>
-      <w:proofErr w:type="spellStart"/>
-      <w:r>
-        <w:t>бранк</w:t>
-      </w:r>
-      <w:proofErr w:type="spellEnd"/>
-      <w:r>
-        <w:t xml:space="preserve"> длиною в четыреста девяносто семь часов.</w:t>
+        <w:t xml:space="preserve"> ужас от перехода сменился скукой и дежурной рутиной во время вахты. Тело больше не казалось чужим, а кошмары, скорее, утомляли, чем пугали. Но потом меня включили в экипаж «Грозного», который шёл по срочному приказу к научно-исследовательской станции в Бете Громовой. Это был бранк длиною в четыреста девяносто семь часов.</w:t>
       </w:r>
     </w:p>
     <w:p>
@@ -281,15 +204,7 @@
     </w:p>
     <w:p>
       <w:r>
-        <w:t xml:space="preserve">Плавание — это не моё. Моих умений едва хватает на то, чтобы сдавать предполётные нормативы. Вырос я в Стальске-12, промышленном городе в центральной полосе, который забывают иногда отметить на картах. В </w:t>
-      </w:r>
-      <w:proofErr w:type="spellStart"/>
-      <w:r>
-        <w:t>Стальске</w:t>
-      </w:r>
-      <w:proofErr w:type="spellEnd"/>
-      <w:r>
-        <w:t xml:space="preserve"> естественных водоёмов нет, а бассейн, куда меня однажды сводил отец, так провонял жгучей хлоркой, что напомина</w:t>
+        <w:t>Плавание — это не моё. Моих умений едва хватает на то, чтобы сдавать предполётные нормативы. Вырос я в Стальске-12, промышленном городе в центральной полосе, который забывают иногда отметить на картах. В Стальске естественных водоёмов нет, а бассейн, куда меня однажды сводил отец, так провонял жгучей хлоркой, что напомина</w:t>
       </w:r>
       <w:r>
         <w:t>л</w:t>
@@ -430,15 +345,7 @@
     </w:p>
     <w:p>
       <w:r>
-        <w:t xml:space="preserve">Я пригляделся и увидел внизу свет — обманчивый, как последняя надежда. Нет смысла сопротивляться. Ожившее течение утягивает к </w:t>
-      </w:r>
-      <w:proofErr w:type="spellStart"/>
-      <w:r>
-        <w:t>мреющему</w:t>
-      </w:r>
-      <w:proofErr w:type="spellEnd"/>
-      <w:r>
-        <w:t xml:space="preserve"> в глубине огоньку, и тот с каждой секундой растёт и крепнет, напитываясь моей слабостью.</w:t>
+        <w:t>Я пригляделся и увидел внизу свет — обманчивый, как последняя надежда. Нет смысла сопротивляться. Ожившее течение утягивает к мреющему в глубине огоньку, и тот с каждой секундой растёт и крепнет, напитываясь моей слабостью.</w:t>
       </w:r>
     </w:p>
     <w:p>
@@ -657,23 +564,7 @@
     </w:p>
     <w:p>
       <w:r>
-        <w:t xml:space="preserve">Я выбрался из амниона — запутавшись как обычно в застёжках — и завис посреди каюты, едва не приложившись головой о торчащий из стены поручень. </w:t>
-      </w:r>
-      <w:proofErr w:type="spellStart"/>
-      <w:r>
-        <w:t>Гравитонная</w:t>
-      </w:r>
-      <w:proofErr w:type="spellEnd"/>
-      <w:r>
-        <w:t xml:space="preserve"> камера во время </w:t>
-      </w:r>
-      <w:proofErr w:type="spellStart"/>
-      <w:r>
-        <w:t>бранка</w:t>
-      </w:r>
-      <w:proofErr w:type="spellEnd"/>
-      <w:r>
-        <w:t xml:space="preserve"> не работает, и приходится мириться с невесомостью.</w:t>
+        <w:t>Я выбрался из амниона — запутавшись как обычно в застёжках — и завис посреди каюты, едва не приложившись головой о торчащий из стены поручень. Гравитонная камера во время бранка не работает, и приходится мириться с невесомостью.</w:t>
       </w:r>
     </w:p>
     <w:p>
@@ -699,15 +590,7 @@
     </w:p>
     <w:p>
       <w:r>
-        <w:t xml:space="preserve">Табельные часы с логотипом «Грозного», которые в </w:t>
-      </w:r>
-      <w:proofErr w:type="spellStart"/>
-      <w:r>
-        <w:t>бранке</w:t>
-      </w:r>
-      <w:proofErr w:type="spellEnd"/>
-      <w:r>
-        <w:t xml:space="preserve"> используются как будильник, сердито вибрировали и покалывали кожу. Я раздражённо содрал часы с запястья.</w:t>
+        <w:t>Табельные часы с логотипом «Грозного», которые в бранке используются как будильник, сердито вибрировали и покалывали кожу. Я раздражённо содрал часы с запястья.</w:t>
       </w:r>
     </w:p>
     <w:p>
@@ -804,15 +687,7 @@
     </w:p>
     <w:p>
       <w:r>
-        <w:t xml:space="preserve">Электронные аппараты во время </w:t>
-      </w:r>
-      <w:proofErr w:type="spellStart"/>
-      <w:r>
-        <w:t>бранка</w:t>
-      </w:r>
-      <w:proofErr w:type="spellEnd"/>
-      <w:r>
-        <w:t xml:space="preserve"> не работают, и вместо них трудятся механические интегралы, которые устроены примерно так же, как мои наручные часы.</w:t>
+        <w:t>Электронные аппараты во время бранка не работают, и вместо них трудятся механические интегралы, которые устроены примерно так же, как мои наручные часы.</w:t>
       </w:r>
     </w:p>
     <w:p>
@@ -869,15 +744,7 @@
     <w:p>
       <w:r>
         <w:lastRenderedPageBreak/>
-        <w:t xml:space="preserve">Три огня — навигатор мёртв. Такого в </w:t>
-      </w:r>
-      <w:proofErr w:type="spellStart"/>
-      <w:r>
-        <w:t>бранке</w:t>
-      </w:r>
-      <w:proofErr w:type="spellEnd"/>
-      <w:r>
-        <w:t xml:space="preserve"> никогда не происходит.</w:t>
+        <w:t>Три огня — навигатор мёртв. Такого в бранке никогда не происходит.</w:t>
       </w:r>
     </w:p>
     <w:p>
@@ -974,15 +841,7 @@
     </w:p>
     <w:p>
       <w:r>
-        <w:t xml:space="preserve">Люк глухо клацнул, </w:t>
-      </w:r>
-      <w:proofErr w:type="spellStart"/>
-      <w:r>
-        <w:t>примагнитившись</w:t>
-      </w:r>
-      <w:proofErr w:type="spellEnd"/>
-      <w:r>
-        <w:t xml:space="preserve"> к стене.</w:t>
+        <w:t>Люк глухо клацнул, примагнитившись к стене.</w:t>
       </w:r>
     </w:p>
     <w:p>
@@ -1071,15 +930,7 @@
     </w:p>
     <w:p>
       <w:r>
-        <w:t xml:space="preserve">— Понятно, почему я проснулся! — Ключ ритмично поворачивался в модуле, громко чеканя секунды. — Говорят же, что сны в </w:t>
-      </w:r>
-      <w:proofErr w:type="spellStart"/>
-      <w:r>
-        <w:t>бранке</w:t>
-      </w:r>
-      <w:proofErr w:type="spellEnd"/>
-      <w:r>
-        <w:t xml:space="preserve"> не просто так снятся!</w:t>
+        <w:t>— Понятно, почему я проснулся! — Ключ ритмично поворачивался в модуле, громко чеканя секунды. — Говорят же, что сны в бранке не просто так снятся!</w:t>
       </w:r>
     </w:p>
     <w:p>
@@ -1126,15 +977,7 @@
     </w:p>
     <w:p>
       <w:r>
-        <w:t xml:space="preserve">Майоров переместился к центральному анализатору, циану — встроенному в стену металлическому шкафу с похожими на </w:t>
-      </w:r>
-      <w:proofErr w:type="spellStart"/>
-      <w:r>
-        <w:t>лимбовые</w:t>
-      </w:r>
-      <w:proofErr w:type="spellEnd"/>
-      <w:r>
-        <w:t xml:space="preserve"> замки регуляторами.</w:t>
+        <w:t>Майоров переместился к центральному анализатору, циану — встроенному в стену металлическому шкафу с похожими на лимбовые замки регуляторами.</w:t>
       </w:r>
     </w:p>
     <w:p>
@@ -1201,6 +1044,9 @@
       <w:r>
         <w:t>хмуро и как будто нехотя отражалось его помятое лицо.</w:t>
       </w:r>
+      <w:r>
+        <w:t xml:space="preserve"> Казалось, ложемент вопреки всем законам физики, несмотря на невесомость, сейчас подломится под его исполинской массой.</w:t>
+      </w:r>
     </w:p>
     <w:p>
       <w:r>
@@ -1214,15 +1060,7 @@
     </w:p>
     <w:p>
       <w:r>
-        <w:t xml:space="preserve">— А чего тут решать? — проговорил Керман, с трудом ворочая во рту словами, как после заморозки. — Так-то мы уже раз двадцать всё проверили. Циан в порядке. Ты от меня чего хочешь? Из </w:t>
-      </w:r>
-      <w:proofErr w:type="spellStart"/>
-      <w:r>
-        <w:t>бранка</w:t>
-      </w:r>
-      <w:proofErr w:type="spellEnd"/>
-      <w:r>
-        <w:t xml:space="preserve"> же </w:t>
+        <w:t xml:space="preserve">— А чего тут решать? — проговорил Керман, с трудом ворочая во рту словами, как после заморозки. — Так-то мы уже раз двадцать всё проверили. Циан в порядке. Ты от меня чего хочешь? Из бранка же </w:t>
       </w:r>
       <w:r>
         <w:t xml:space="preserve">мы досрочно </w:t>
@@ -1233,15 +1071,7 @@
     </w:p>
     <w:p>
       <w:r>
-        <w:t xml:space="preserve">— Я понимаю, что из </w:t>
-      </w:r>
-      <w:proofErr w:type="spellStart"/>
-      <w:r>
-        <w:t>бранка</w:t>
-      </w:r>
-      <w:proofErr w:type="spellEnd"/>
-      <w:r>
-        <w:t xml:space="preserve"> не выйдем! — </w:t>
+        <w:t xml:space="preserve">— Я понимаю, что из бранка не выйдем! — </w:t>
       </w:r>
       <w:r>
         <w:t>выдохнул</w:t>
@@ -1330,26 +1160,18 @@
     </w:p>
     <w:p>
       <w:r>
+        <w:lastRenderedPageBreak/>
         <w:t>— Олег! — улыбнулся Керман. — Это какой твой полёт? Четвёртый, пятый?</w:t>
       </w:r>
     </w:p>
     <w:p>
       <w:r>
-        <w:lastRenderedPageBreak/>
         <w:t>— Официальный рекорд! — хмыкнул Майоров. — Самый молодой инженер из всех, кого назначали до Беты Громовой. Я даже против был. Ты уж извини, Олег, к тебе лично никаких претензий.</w:t>
       </w:r>
     </w:p>
     <w:p>
       <w:r>
-        <w:t xml:space="preserve">— Во-о-от! — закивал Керман. — Так-то я тебя понимаю. Руки чешутся, хочется что-то сделать. Подвиг там гражданский совершить. После нескольких </w:t>
-      </w:r>
-      <w:proofErr w:type="spellStart"/>
-      <w:r>
-        <w:t>бранков</w:t>
-      </w:r>
-      <w:proofErr w:type="spellEnd"/>
-      <w:r>
-        <w:t xml:space="preserve"> ещё не успеваешь вникнуть во всю, так сказать, философию нашей ситуации.</w:t>
+        <w:t>— Во-о-от! — закивал Керман. — Так-то я тебя понимаю. Руки чешутся, хочется что-то сделать. Подвиг там гражданский совершить. После нескольких бранков ещё не успеваешь вникнуть во всю, так сказать, философию нашей ситуации.</w:t>
       </w:r>
     </w:p>
     <w:p>
@@ -1401,23 +1223,7 @@
     </w:p>
     <w:p>
       <w:r>
-        <w:t xml:space="preserve">— Я и не преувеличиваю. Все же понимают, на что идут, когда на трёхнедельный </w:t>
-      </w:r>
-      <w:proofErr w:type="spellStart"/>
-      <w:r>
-        <w:t>бранк</w:t>
-      </w:r>
-      <w:proofErr w:type="spellEnd"/>
-      <w:r>
-        <w:t xml:space="preserve"> подписываются. Теперь вот и молодёжь понимает. Ты не бледней так быстро, — подмигнул мне Керман. — Если что, у меня пятьдесят шестой </w:t>
-      </w:r>
-      <w:proofErr w:type="spellStart"/>
-      <w:r>
-        <w:t>бранк</w:t>
-      </w:r>
-      <w:proofErr w:type="spellEnd"/>
-      <w:r>
-        <w:t>, а я до сих пор тут с вами беседы беседую.</w:t>
+        <w:t>— Я и не преувеличиваю. Все же понимают, на что идут, когда на трёхнедельный бранк подписываются. Теперь вот и молодёжь понимает. Ты не бледней так быстро, — подмигнул мне Керман. — Если что, у меня пятьдесят шестой бранк, а я до сих пор тут с вами беседы беседую.</w:t>
       </w:r>
     </w:p>
     <w:p>
@@ -1440,454 +1246,396 @@
         <w:pStyle w:val="ad"/>
       </w:pPr>
       <w:r>
+        <w:lastRenderedPageBreak/>
         <w:t>* * *</w:t>
       </w:r>
     </w:p>
     <w:p>
       <w:r>
+        <w:t xml:space="preserve">Закончив оставшиеся проверки, я вернулся в рубку — торчать в похожей на гроб каюте не хотелось, — и разместился в </w:t>
+      </w:r>
+      <w:r>
+        <w:t xml:space="preserve">своём </w:t>
+      </w:r>
+      <w:r>
+        <w:t>ложементе.</w:t>
+      </w:r>
+    </w:p>
+    <w:p>
+      <w:r>
+        <w:t>Заплывший темнотой иллюминатор бил по глазам.</w:t>
+      </w:r>
+    </w:p>
+    <w:p>
+      <w:r>
+        <w:t xml:space="preserve">В сущности, балк не является пространством в привычном смысле — по крайней мере, таким, которое мы способны помыслить. Меня поначалу пугала эта </w:t>
+      </w:r>
+      <w:r>
+        <w:t>иррациональная</w:t>
+      </w:r>
+      <w:r>
+        <w:t xml:space="preserve"> темнота неевклидового измерения, а потом я понял, что безудержный свет, выжигающий роговицу, пугал бы куда сильнее. Нам же ничто не мешает засыпать, проваливаясь в темноту. Страх темноты, которых многих мучает в детстве, — это, на самом деле, страх перед тем, что мы не видим, что мы не знаем, страх того, что от нас в этой темноте скрыто. А повзрослев, мы понимаем, что ни черта не знаем. Поэтому бездна тьмы понятнее нам, чем бездна света.</w:t>
+      </w:r>
+    </w:p>
+    <w:p>
+      <w:r>
+        <w:t>Я задумался о балке и заснул под шепчущее тиканье часов — провалился в темноту. Разбудил меня скрип соседнего ложемента. Я дернулся, и ремень безопасности врезался в грудь.</w:t>
+      </w:r>
+    </w:p>
+    <w:p>
+      <w:r>
+        <w:t>— Спокойно! — сказал Григорьев, миролюбиво подняв ладони. — Чего все нервные такие стали!</w:t>
+      </w:r>
+    </w:p>
+    <w:p>
+      <w:r>
+        <w:t xml:space="preserve">Андрей Николаевич Григорьев, главный пилот, был в отличие от остальных всего на </w:t>
+      </w:r>
+      <w:r>
+        <w:t>восемь</w:t>
+      </w:r>
+      <w:r>
+        <w:t xml:space="preserve"> </w:t>
+      </w:r>
+      <w:r>
+        <w:t xml:space="preserve">лет </w:t>
+      </w:r>
+      <w:r>
+        <w:t>меня старше. Керман ещё в начале полёта сказал, что Григорьев никогда не спит во время бранка. Поверить в то, что главный пилот почти три недели прожил без сна было решительно невозможно, но пару раз я сталкивался с ним во время вахты, когда он плавал по коридору, как лунатик.</w:t>
+      </w:r>
+    </w:p>
+    <w:p>
+      <w:r>
+        <w:t>Я отстегнул ремень и потянулся навстречу невесомости, вылезая из ложемента.</w:t>
+      </w:r>
+    </w:p>
+    <w:p>
+      <w:r>
+        <w:t xml:space="preserve">— Лежи, Олежка, лежи! — сказал Григорьев. — Я не скажу </w:t>
+      </w:r>
+      <w:r>
+        <w:t>капитану, что ты заснул на по</w:t>
+      </w:r>
+      <w:r>
+        <w:t>с</w:t>
+      </w:r>
+      <w:r>
+        <w:t>ту!</w:t>
+      </w:r>
+    </w:p>
+    <w:p>
+      <w:r>
+        <w:t>— Вы опять не спите? — спросил я.</w:t>
+      </w:r>
+    </w:p>
+    <w:p>
+      <w:r>
+        <w:t>— Хватит мне выкать! Я же говорил, давай на «ты». Чего тебя всё время на официоз тянет?</w:t>
+      </w:r>
+    </w:p>
+    <w:p>
+      <w:r>
+        <w:t>Григорьев осмотрел обесточенную консоль — во время бранка рубка напомина</w:t>
+      </w:r>
+      <w:r>
+        <w:t>ет</w:t>
+      </w:r>
+      <w:r>
+        <w:t xml:space="preserve"> отсек на заброшенном корабле, где вышел из строя реактор, — и вхолостую пощёлкал громкими кнопками.</w:t>
+      </w:r>
+    </w:p>
+    <w:p>
+      <w:r>
+        <w:t>— Слышали уже? — поинтересовался я.</w:t>
+      </w:r>
+    </w:p>
+    <w:p>
+      <w:r>
+        <w:t>— Сложно не услышать. Капитан там по коридору носится, как угорелый. А твой начальник, походу, спать пошёл. Железобетонный человек прямо. Поражаюсь я его выдержке. Впрочем, с его-то опытом…</w:t>
+      </w:r>
+    </w:p>
+    <w:p>
+      <w:r>
+        <w:t>— И чего думаете? В смысле, думаешь?</w:t>
+      </w:r>
+    </w:p>
+    <w:p>
+      <w:r>
         <w:lastRenderedPageBreak/>
-        <w:t xml:space="preserve">Закончив оставшиеся проверки, я вернулся в рубку — торчать в похожей на гроб каюте не хотелось, — и разместился в </w:t>
-      </w:r>
-      <w:r>
-        <w:t xml:space="preserve">своём </w:t>
-      </w:r>
-      <w:r>
-        <w:t>ложементе.</w:t>
-      </w:r>
-    </w:p>
-    <w:p>
-      <w:r>
-        <w:t>Заплывший темнотой иллюминатор бил по глазам.</w:t>
-      </w:r>
-    </w:p>
-    <w:p>
-      <w:r>
-        <w:t xml:space="preserve">В сущности, балк не является пространством в привычном смысле — по крайней мере, таким, которое мы способны помыслить. Меня поначалу пугала эта </w:t>
-      </w:r>
-      <w:r>
-        <w:t>иррациональная</w:t>
-      </w:r>
-      <w:r>
-        <w:t xml:space="preserve"> темнота неевклидового измерения, а потом я понял, что безудержный свет, выжигающий роговицу, пугал бы куда сильнее. Нам же ничто не мешает засыпать, проваливаясь в темноту. Страх темноты, которых многих мучает в детстве, — это, на самом деле, страх перед тем, что мы не видим, что мы не знаем, страх того, что от нас в этой темноте скрыто. А повзрослев, мы понимаем, что ни черта не знаем. Поэтому бездна тьмы понятнее нам, чем бездна света.</w:t>
-      </w:r>
-    </w:p>
-    <w:p>
-      <w:r>
-        <w:t>Я задумался о балке и заснул под шепчущее тиканье часов — провалился в темноту. Разбудил меня скрип соседнего ложемента. Я дернулся, и ремень безопасности врезался в грудь.</w:t>
-      </w:r>
-    </w:p>
-    <w:p>
-      <w:r>
-        <w:t>— Спокойно! — сказал Григорьев, миролюбиво подняв ладони. — Чего все нервные такие стали!</w:t>
-      </w:r>
-    </w:p>
-    <w:p>
-      <w:r>
-        <w:t xml:space="preserve">Андрей Николаевич Григорьев, главный пилот, был в отличие от остальных всего на </w:t>
-      </w:r>
-      <w:r>
-        <w:t>восемь</w:t>
-      </w:r>
-      <w:r>
-        <w:t xml:space="preserve"> </w:t>
-      </w:r>
-      <w:r>
-        <w:t xml:space="preserve">лет </w:t>
-      </w:r>
-      <w:r>
-        <w:t xml:space="preserve">меня старше. Керман ещё в начале полёта сказал, что Григорьев никогда не спит во время </w:t>
-      </w:r>
-      <w:proofErr w:type="spellStart"/>
-      <w:r>
-        <w:t>бранка</w:t>
-      </w:r>
-      <w:proofErr w:type="spellEnd"/>
-      <w:r>
-        <w:t>. Поверить в то, что главный пилот почти три недели прожил без сна было решительно невозможно, но пару раз я сталкивался с ним во время вахты, когда он плавал по коридору, как лунатик.</w:t>
-      </w:r>
-    </w:p>
-    <w:p>
-      <w:r>
-        <w:t>Я отстегнул ремень и потянулся навстречу невесомости, вылезая из ложемента.</w:t>
-      </w:r>
-    </w:p>
-    <w:p>
-      <w:r>
-        <w:t xml:space="preserve">— Лежи, Олежка, лежи! — сказал Григорьев. — Я не скажу </w:t>
-      </w:r>
-      <w:r>
-        <w:t>капитану, что ты заснул на по</w:t>
-      </w:r>
-      <w:r>
-        <w:t>с</w:t>
-      </w:r>
-      <w:r>
-        <w:t>ту!</w:t>
-      </w:r>
-    </w:p>
-    <w:p>
-      <w:r>
-        <w:t>— Вы опять не спите? — спросил я.</w:t>
-      </w:r>
-    </w:p>
-    <w:p>
-      <w:r>
-        <w:t>— Хватит мне выкать! Я же говорил, давай на «ты». Чего тебя всё время на официоз тянет?</w:t>
-      </w:r>
-    </w:p>
-    <w:p>
-      <w:r>
-        <w:t xml:space="preserve">Григорьев осмотрел обесточенную консоль — во время </w:t>
-      </w:r>
-      <w:proofErr w:type="spellStart"/>
-      <w:r>
-        <w:t>бранка</w:t>
-      </w:r>
-      <w:proofErr w:type="spellEnd"/>
-      <w:r>
-        <w:t xml:space="preserve"> рубка напомина</w:t>
-      </w:r>
-      <w:r>
-        <w:t>ет</w:t>
-      </w:r>
-      <w:r>
-        <w:t xml:space="preserve"> отсек на заброшенном корабле, где вышел из строя реактор, — и вхолостую пощёлкал громкими кнопками.</w:t>
-      </w:r>
-    </w:p>
-    <w:p>
-      <w:r>
-        <w:t>— Слышали уже? — поинтересовался я.</w:t>
-      </w:r>
-    </w:p>
-    <w:p>
-      <w:r>
-        <w:t>— Сложно не услышать. Капитан там по коридору носится, как угорелый. А твой начальник, походу, спать пошёл. Железобетонный человек прямо. Поражаюсь я его выдержке. Впрочем, с его-то опытом…</w:t>
-      </w:r>
-    </w:p>
-    <w:p>
-      <w:r>
-        <w:t>— И чего думаете? В смысле, думаешь?</w:t>
-      </w:r>
-    </w:p>
-    <w:p>
-      <w:r>
         <w:t>— А чего тут думать, Олежка? — Григорьев поморщил щёку, сгоняя с лица наползающую тень. — Был сбой. Надеюсь, больше не будет. Корабль новый совсем, недавно с верфи вышел. Кто</w:t>
       </w:r>
       <w:r>
         <w:t xml:space="preserve"> ж</w:t>
       </w:r>
       <w:r>
-        <w:t xml:space="preserve"> его знает, что вы там, инженеры, </w:t>
-      </w:r>
-      <w:proofErr w:type="spellStart"/>
+        <w:t xml:space="preserve"> его знает, что вы там, инженеры, напридумали. Смысла дёргаться в любом случае нет. Всё равно раньше времени отсюда не выберемся.</w:t>
+      </w:r>
+    </w:p>
+    <w:p>
+      <w:r>
+        <w:t>— Керман так же говорил.</w:t>
+      </w:r>
+    </w:p>
+    <w:p>
+      <w:r>
+        <w:t>— Правильно. Он-то понимает. По</w:t>
+      </w:r>
+      <w:r>
+        <w:t>э</w:t>
+      </w:r>
+      <w:r>
+        <w:t xml:space="preserve">тому и спит без задних ног. </w:t>
+      </w:r>
+    </w:p>
+    <w:p>
+      <w:r>
+        <w:t>— А ты почему не спишь?</w:t>
+      </w:r>
+    </w:p>
+    <w:p>
+      <w:r>
+        <w:t>Григорьев ответил не сразу, потянулся, изображая сонную истому, и снова пощёлкал переключателями на панели, передавая в окружающую нас тишину послание на азбуке Морзе.</w:t>
+      </w:r>
+    </w:p>
+    <w:p>
+      <w:r>
+        <w:t>— Хочется уже что-нибудь полезное сделать. Я говорил вроде, что летал раньше в Бету Громовой. Тогда, кстати, на редкость удачный был выход, совсем рядом со станцией выкинуло. Всё, что осталось — проложить короткий курс и в гости на стыковку. А там автоматы в основном работают. Вместе с пулемётами. Пилот — самый бесполезный член экипажа во время бранка.</w:t>
+      </w:r>
+    </w:p>
+    <w:p>
+      <w:r>
+        <w:t>— Скажешь тоже.</w:t>
+      </w:r>
+    </w:p>
+    <w:p>
+      <w:r>
+        <w:t>— А что, разве не правда? — Григорьев откинулся на подголовник и прикрыл глаза. Потолочный свет тут же выбелил его ещё молодое лицо, превратив в гипсовую маску. — Я, между прочим, спал. Недолго, правда. Майоров разбудил, люками гремел. Хотя спать во время бранка — сомнительное удовольствие.</w:t>
+      </w:r>
+    </w:p>
+    <w:p>
+      <w:r>
+        <w:t>— Кошмары?</w:t>
+      </w:r>
+    </w:p>
+    <w:p>
+      <w:r>
+        <w:t>— Как и у всех, Олежка. Может, только Керману не снятся. Честно, не удивлюсь. А я после такого сна себя ещё более уставшим чувствую. Проще уж энергетик выпить. Хотя три недели, конечно, тяжело в таком режиме жить.</w:t>
+      </w:r>
+    </w:p>
+    <w:p>
+      <w:r>
+        <w:t>— Понимаю.</w:t>
+      </w:r>
+    </w:p>
+    <w:p>
+      <w:r>
+        <w:t>— Кстати, Олежка! Напомни, кто ты у нас — летун или пловец?</w:t>
+      </w:r>
+    </w:p>
+    <w:p>
+      <w:r>
+        <w:t xml:space="preserve">Сны в бранке у всех разные, но большинство либо плывут (и тонут), либо куда-то летят и закономерно падают. И то, и другое считается естественным откликом здоровой психики на невесомость и </w:t>
+      </w:r>
+      <w:r>
+        <w:t>чёрную бездна</w:t>
+      </w:r>
+      <w:r>
+        <w:t xml:space="preserve"> балка.</w:t>
+      </w:r>
+    </w:p>
+    <w:p>
+      <w:r>
+        <w:t>— Пловец.</w:t>
+      </w:r>
+    </w:p>
+    <w:p>
+      <w:r>
+        <w:t>— А я летаю. Вроде бы в порядке всё. Пилот, летает. — Григорьев усмехнулся. — Но там, — он качнул головой, — не те какие-то полёты. Вот представь, что ты в балке летишь. Хотя не летишь даже. Слово неподходящее. Падаешь, скорее. Впрочем, и это не подходит. Куда там можно падать?</w:t>
+      </w:r>
+    </w:p>
+    <w:p>
+      <w:r>
+        <w:t xml:space="preserve">— Я тоже устал этими заплывами заниматься, — сказал я. — Во время коротких переходов </w:t>
+      </w:r>
+      <w:r>
+        <w:t xml:space="preserve">кошмары </w:t>
+      </w:r>
+      <w:r>
+        <w:t>не сильно-то и мешали, но сейчас они въедливые какие-то. Слишком уж яркое всё. И никак из памяти не уходит. Да и плавать я не люблю. Я бы лучше полетал, пусть даже в балке.</w:t>
+      </w:r>
+    </w:p>
+    <w:p>
       <w:r>
         <w:lastRenderedPageBreak/>
-        <w:t>напридумали</w:t>
-      </w:r>
-      <w:proofErr w:type="spellEnd"/>
-      <w:r>
-        <w:t>. Смысла дёргаться в любом случае нет. Всё равно раньше времени отсюда не выберемся.</w:t>
-      </w:r>
-    </w:p>
-    <w:p>
-      <w:r>
-        <w:t>— Керман так же говорил.</w:t>
-      </w:r>
-    </w:p>
-    <w:p>
-      <w:r>
-        <w:t>— Правильно. Он-то понимает. По</w:t>
-      </w:r>
-      <w:r>
-        <w:t>э</w:t>
-      </w:r>
-      <w:r>
-        <w:t xml:space="preserve">тому и спит без задних ног. </w:t>
-      </w:r>
-    </w:p>
-    <w:p>
-      <w:r>
-        <w:t>— А ты почему не спишь?</w:t>
-      </w:r>
-    </w:p>
-    <w:p>
-      <w:r>
-        <w:t>Григорьев ответил не сразу, потянулся, изображая сонную истому, и снова пощёлкал переключателями на панели, передавая в окружающую нас тишину послание на азбуке Морзе.</w:t>
-      </w:r>
-    </w:p>
-    <w:p>
-      <w:r>
-        <w:t xml:space="preserve">— Хочется уже что-нибудь полезное сделать. Я говорил вроде, что летал раньше в Бету Громовой. Тогда, кстати, на редкость удачный был выход, совсем рядом со станцией выкинуло. Всё, что осталось — проложить короткий курс и в гости на стыковку. А там автоматы в основном работают. Вместе с пулемётами. Пилот — самый бесполезный член экипажа во время </w:t>
-      </w:r>
-      <w:proofErr w:type="spellStart"/>
-      <w:r>
-        <w:t>бранка</w:t>
-      </w:r>
-      <w:proofErr w:type="spellEnd"/>
+        <w:t xml:space="preserve">— Плавать не любишь, знаю, — </w:t>
+      </w:r>
+      <w:r>
+        <w:t>сказал</w:t>
+      </w:r>
+      <w:r>
+        <w:t xml:space="preserve"> Григорьев. — Видел я результаты твоих нормативов. По нижней планке идёшь. Говорят, на следующей партийной деке нормативы усилят. Я бы советовал, как вернёшься, взять в бассейн абонементик. Глупо будет вылететь из-за такой ерунды.</w:t>
+      </w:r>
+    </w:p>
+    <w:p>
+      <w:r>
+        <w:t>— Если вернёмся.</w:t>
+      </w:r>
+    </w:p>
+    <w:p>
+      <w:r>
+        <w:t>— Выше нос! Если не вернёмся, то и усиленные нормативы тебе не грозят!</w:t>
+      </w:r>
+    </w:p>
+    <w:p>
+      <w:r>
+        <w:t>— Да уж, — сказал я.</w:t>
+      </w:r>
+    </w:p>
+    <w:p>
+      <w:r>
+        <w:t>— А что снится-то? — спросил Григорьев. — Где плывешь?</w:t>
+      </w:r>
+    </w:p>
+    <w:p>
+      <w:r>
+        <w:t xml:space="preserve">— </w:t>
+      </w:r>
+      <w:r>
+        <w:t>По</w:t>
+      </w:r>
+      <w:r>
+        <w:t xml:space="preserve"> озер</w:t>
+      </w:r>
+      <w:r>
+        <w:t>у</w:t>
+      </w:r>
+      <w:r>
+        <w:t>. Вернее, во сне на озеро это совсем не похоже, краёв не видно, закат на небе странный, цветной такой. Но я почему-то уверен, что это именно озеро. Бывает такое во сне. Знаешь что-то, а откуда — непонятно. Как будто введение какое-то прочитал.</w:t>
+      </w:r>
+    </w:p>
+    <w:p>
+      <w:r>
+        <w:t>— Ага, — зевнул Григорьев. — Оз</w:t>
+      </w:r>
+      <w:r>
+        <w:t>ё</w:t>
+      </w:r>
+      <w:r>
+        <w:t>ра</w:t>
+      </w:r>
+      <w:r>
+        <w:t>, кстати,</w:t>
+      </w:r>
+      <w:r>
+        <w:t xml:space="preserve"> большие бывают. Краёв, как ты говоришь, не </w:t>
+      </w:r>
+      <w:r>
+        <w:t>видно</w:t>
+      </w:r>
       <w:r>
         <w:t>.</w:t>
       </w:r>
     </w:p>
     <w:p>
       <w:r>
-        <w:t>— Скажешь тоже.</w:t>
-      </w:r>
-    </w:p>
-    <w:p>
-      <w:r>
-        <w:t xml:space="preserve">— А что, разве не правда? — Григорьев откинулся на подголовник и прикрыл глаза. Потолочный свет тут же выбелил его ещё молодое лицо, превратив в гипсовую маску. — Я, между прочим, спал. Недолго, правда. Майоров разбудил, люками гремел. Хотя спать во время </w:t>
-      </w:r>
-      <w:proofErr w:type="spellStart"/>
-      <w:r>
-        <w:t>бранка</w:t>
-      </w:r>
-      <w:proofErr w:type="spellEnd"/>
-      <w:r>
-        <w:t xml:space="preserve"> — сомнительное удовольствие.</w:t>
-      </w:r>
-    </w:p>
-    <w:p>
-      <w:r>
-        <w:t>— Кошмары?</w:t>
-      </w:r>
-    </w:p>
-    <w:p>
-      <w:r>
-        <w:t>— Как и у всех, Олежка. Может, только Керману не снятся. Честно, не удивлюсь. А я после такого сна себя ещё более уставшим чувствую. Проще уж энергетик выпить. Хотя три недели, конечно, тяжело в таком режиме жить.</w:t>
-      </w:r>
-    </w:p>
-    <w:p>
-      <w:r>
-        <w:t>— Понимаю.</w:t>
-      </w:r>
-    </w:p>
-    <w:p>
-      <w:r>
-        <w:t>— Кстати, Олежка! Напомни, кто ты у нас — летун или пловец?</w:t>
-      </w:r>
-    </w:p>
-    <w:p>
-      <w:r>
-        <w:t xml:space="preserve">Сны в </w:t>
-      </w:r>
-      <w:proofErr w:type="spellStart"/>
-      <w:r>
-        <w:t>бранке</w:t>
-      </w:r>
-      <w:proofErr w:type="spellEnd"/>
-      <w:r>
-        <w:t xml:space="preserve"> у всех разные, но большинство либо плывут (и тонут), либо куда-то летят и закономерно падают. И то, и другое считается естественным откликом здоровой психики на невесомость и </w:t>
-      </w:r>
-      <w:r>
-        <w:t>чёрную бездна</w:t>
-      </w:r>
-      <w:r>
-        <w:t xml:space="preserve"> балка.</w:t>
-      </w:r>
-    </w:p>
-    <w:p>
-      <w:r>
-        <w:t>— Пловец.</w:t>
-      </w:r>
-    </w:p>
-    <w:p>
-      <w:r>
-        <w:t>— А я летаю. Вроде бы в порядке всё. Пилот, летает. — Григорьев усмехнулся. — Но там, — он качнул головой, — не те какие-то полёты. Вот представь, что ты в балке летишь. Хотя не летишь даже. Слово неподходящее. Падаешь, скорее. Впрочем, и это не подходит. Куда там можно падать?</w:t>
-      </w:r>
-    </w:p>
-    <w:p>
-      <w:r>
-        <w:t xml:space="preserve">— Я тоже устал этими заплывами заниматься, — сказал я. — Во время коротких переходов </w:t>
-      </w:r>
-      <w:r>
-        <w:t xml:space="preserve">кошмары </w:t>
-      </w:r>
-      <w:r>
-        <w:t>не сильно-то и мешали, но сейчас они въедливые какие-то. Слишком уж яркое всё. И никак из памяти не уходит. Да и плавать я не люблю. Я бы лучше полетал, пусть даже в балке.</w:t>
-      </w:r>
-    </w:p>
-    <w:p>
-      <w:r>
-        <w:t xml:space="preserve">— Плавать не любишь, знаю, — </w:t>
-      </w:r>
-      <w:r>
-        <w:t>сказал</w:t>
-      </w:r>
-      <w:r>
-        <w:t xml:space="preserve"> Григорьев. — Видел я результаты твоих нормативов. По нижней планке идёшь. Говорят, на следующей партий</w:t>
-      </w:r>
+        <w:t>— Да не был я никогда на настоящем озере! — сказал я. — Не знаю, почему оно мне снится.</w:t>
+      </w:r>
+    </w:p>
+    <w:p>
+      <w:r>
+        <w:t xml:space="preserve">— Не был на озере? — пошевелил бровями Григорьев. — Это как ты умудрился, Олежка? Столько озёр в нашей великой стране! И рек! И вообще. На реке-то хоть был? Или на море? Я </w:t>
+      </w:r>
+      <w:r>
+        <w:t>вот</w:t>
+      </w:r>
+      <w:r>
+        <w:t xml:space="preserve"> уверен, что ты скажешь, нет.</w:t>
+      </w:r>
+    </w:p>
+    <w:p>
+      <w:r>
+        <w:t>— Вы угадали. То есть, ты угадал.</w:t>
+      </w:r>
+    </w:p>
+    <w:p>
+      <w:r>
+        <w:t xml:space="preserve">— Понятно всё с тобой. Вот и плаваешь поэтому плохо. В общем, мы тебе, Олежка, уже целую программу для отпуска подготовили! Сначала бассейн, норматив подтянуть, </w:t>
+      </w:r>
+      <w:r>
+        <w:t>после этого — на</w:t>
+      </w:r>
+      <w:r>
+        <w:t xml:space="preserve"> озеро, а </w:t>
+      </w:r>
+      <w:r>
+        <w:t>там уже</w:t>
+      </w:r>
+      <w:r>
+        <w:t xml:space="preserve"> и на море </w:t>
+      </w:r>
+      <w:r>
+        <w:t>можно</w:t>
+      </w:r>
+      <w:r>
+        <w:t>! Куда-нибудь в Крым, а?</w:t>
+      </w:r>
+    </w:p>
+    <w:p>
+      <w:r>
+        <w:t>— Сомневаюсь, что я после этого поеду на озеро.</w:t>
+      </w:r>
+    </w:p>
+    <w:p>
+      <w:r>
+        <w:t>— А чего тебя во сне так пугает?</w:t>
+      </w:r>
+      <w:r>
+        <w:t xml:space="preserve"> — спросил Григорьев. —</w:t>
+      </w:r>
+      <w:r>
+        <w:t xml:space="preserve"> Плывёшь по озеру. И что?</w:t>
+      </w:r>
+    </w:p>
+    <w:p>
+      <w:r>
+        <w:t>— Это сложно объяснить. Озеро как лабиринт. Я не могу из него выбраться.</w:t>
+      </w:r>
+    </w:p>
+    <w:p>
+      <w:r>
+        <w:t>— Тонешь?</w:t>
+      </w:r>
+    </w:p>
+    <w:p>
+      <w:r>
+        <w:t>— Тону, но дело не в этом. — Я посмотрел на своё отражение в иллюминаторе, бледное, наполовину стёртое темнотой. — Когда меня в глубину утаскивает, я выныриваю, но как бы с другой стороны озера. Понимаешь? Вместо дна у него — новая поверхность.</w:t>
+      </w:r>
+    </w:p>
+    <w:p>
+      <w:r>
+        <w:t xml:space="preserve">— О-о-о! — </w:t>
+      </w:r>
+      <w:r>
+        <w:t>качнул головой</w:t>
+      </w:r>
+      <w:r>
+        <w:t xml:space="preserve"> Григорьев. — Интересно! Таких историй я ещё не слышал. И ничего не меняется? Снова плывёшь и так же тонешь?</w:t>
+      </w:r>
+    </w:p>
+    <w:p>
+      <w:r>
+        <w:t xml:space="preserve">— Нет, меняется. Темнеть начинает, солнце к горизонту спускается. </w:t>
+      </w:r>
+      <w:r>
+        <w:t>Я</w:t>
+      </w:r>
+      <w:r>
+        <w:t xml:space="preserve"> ныряю, погружаюсь в темноту, а выхода на поверхность больше нет, и вокруг меня — алые черви.</w:t>
+      </w:r>
+    </w:p>
+    <w:p>
       <w:r>
         <w:lastRenderedPageBreak/>
-        <w:t xml:space="preserve">ной деке нормативы усилят. Я бы советовал, как вернёшься, взять в бассейн </w:t>
-      </w:r>
-      <w:proofErr w:type="spellStart"/>
-      <w:r>
-        <w:t>абонементик</w:t>
-      </w:r>
-      <w:proofErr w:type="spellEnd"/>
-      <w:r>
-        <w:t>. Глупо будет вылететь из-за такой ерунды.</w:t>
-      </w:r>
-    </w:p>
-    <w:p>
-      <w:r>
-        <w:t>— Если вернёмся.</w:t>
-      </w:r>
-    </w:p>
-    <w:p>
-      <w:r>
-        <w:t>— Выше нос! Если не вернёмся, то и усиленные нормативы тебе не грозят!</w:t>
-      </w:r>
-    </w:p>
-    <w:p>
-      <w:r>
-        <w:t>— Да уж, — сказал я.</w:t>
-      </w:r>
-    </w:p>
-    <w:p>
-      <w:r>
-        <w:t>— А что снится-то? — спросил Григорьев. — Где плывешь?</w:t>
-      </w:r>
-    </w:p>
-    <w:p>
-      <w:r>
-        <w:t xml:space="preserve">— </w:t>
-      </w:r>
-      <w:r>
-        <w:t>По</w:t>
-      </w:r>
-      <w:r>
-        <w:t xml:space="preserve"> озер</w:t>
-      </w:r>
-      <w:r>
-        <w:t>у</w:t>
-      </w:r>
-      <w:r>
-        <w:t>. Вернее, во сне на озеро это совсем не похоже, краёв не видно, закат на небе странный, цветной такой. Но я почему-то уверен, что это именно озеро. Бывает такое во сне. Знаешь что-то, а откуда — непонятно. Как будто введение какое-то прочитал.</w:t>
-      </w:r>
-    </w:p>
-    <w:p>
-      <w:r>
-        <w:t>— Ага, — зевнул Григорьев. — Оз</w:t>
-      </w:r>
-      <w:r>
-        <w:t>ё</w:t>
-      </w:r>
-      <w:r>
-        <w:t>ра</w:t>
-      </w:r>
-      <w:r>
-        <w:t>, кстати,</w:t>
-      </w:r>
-      <w:r>
-        <w:t xml:space="preserve"> большие бывают. Краёв, как ты говоришь, не </w:t>
-      </w:r>
-      <w:r>
-        <w:t>видно</w:t>
-      </w:r>
-      <w:r>
-        <w:t>.</w:t>
-      </w:r>
-    </w:p>
-    <w:p>
-      <w:r>
-        <w:t>— Да не был я никогда на настоящем озере! — сказал я. — Не знаю, почему оно мне снится.</w:t>
-      </w:r>
-    </w:p>
-    <w:p>
-      <w:r>
-        <w:t xml:space="preserve">— Не был на озере? — пошевелил бровями Григорьев. — Это как ты умудрился, Олежка? Столько озёр в нашей великой стране! И рек! И вообще. На реке-то хоть был? Или на море? Я </w:t>
-      </w:r>
-      <w:r>
-        <w:t>вот</w:t>
-      </w:r>
-      <w:r>
-        <w:t xml:space="preserve"> уверен, что ты скажешь, нет.</w:t>
-      </w:r>
-    </w:p>
-    <w:p>
-      <w:r>
-        <w:t>— Вы угадали. То есть, ты угадал.</w:t>
-      </w:r>
-    </w:p>
-    <w:p>
-      <w:r>
-        <w:t xml:space="preserve">— Понятно всё с тобой. Вот и плаваешь поэтому плохо. В общем, мы тебе, Олежка, уже целую программу для отпуска подготовили! Сначала бассейн, норматив подтянуть, </w:t>
-      </w:r>
-      <w:r>
-        <w:t>после этого — на</w:t>
-      </w:r>
-      <w:r>
-        <w:t xml:space="preserve"> озеро, а </w:t>
-      </w:r>
-      <w:r>
-        <w:t>там уже</w:t>
-      </w:r>
-      <w:r>
-        <w:t xml:space="preserve"> и на море </w:t>
-      </w:r>
-      <w:r>
-        <w:t>можно</w:t>
-      </w:r>
-      <w:r>
-        <w:t>! Куда-нибудь в Крым, а?</w:t>
-      </w:r>
-    </w:p>
-    <w:p>
-      <w:r>
-        <w:t>— Сомневаюсь, что я после этого поеду на озеро.</w:t>
-      </w:r>
-    </w:p>
-    <w:p>
-      <w:r>
-        <w:t>— А чего тебя во сне так пугает?</w:t>
-      </w:r>
-      <w:r>
-        <w:t xml:space="preserve"> — спросил Григорьев. —</w:t>
-      </w:r>
-      <w:r>
-        <w:t xml:space="preserve"> Плывёшь по озеру. И что?</w:t>
-      </w:r>
-    </w:p>
-    <w:p>
-      <w:r>
-        <w:t>— Это сложно объяснить. Озеро как лабиринт. Я не могу из него выбраться.</w:t>
-      </w:r>
-    </w:p>
-    <w:p>
-      <w:r>
-        <w:t>— Тонешь?</w:t>
-      </w:r>
-    </w:p>
-    <w:p>
-      <w:r>
-        <w:t>— Тону, но дело не в этом. — Я посмотрел на своё отражение в иллюминаторе, бледное, наполовину стёртое темнотой. — Когда меня в глубину утаскивает, я выныриваю, но как бы с другой стороны озера. Понимаешь? Вместо дна у него — новая поверхность.</w:t>
-      </w:r>
-    </w:p>
-    <w:p>
-      <w:r>
-        <w:t xml:space="preserve">— О-о-о! — </w:t>
-      </w:r>
-      <w:r>
-        <w:t>качнул головой</w:t>
-      </w:r>
-      <w:r>
-        <w:t xml:space="preserve"> Григорьев. — Интересно! Таких историй я ещё не слышал. И ничего не меняется? Снова плывёшь и так же тонешь?</w:t>
-      </w:r>
-    </w:p>
-    <w:p>
-      <w:r>
-        <w:t xml:space="preserve">— Нет, меняется. Темнеть начинает, солнце к горизонту спускается. </w:t>
-      </w:r>
-      <w:r>
-        <w:t>Я</w:t>
-      </w:r>
-      <w:r>
-        <w:t xml:space="preserve"> ныряю, погружаюсь в темноту, а выхода на поверхность больше нет, и вокруг меня — алые черви.</w:t>
-      </w:r>
-    </w:p>
-    <w:p>
-      <w:r>
         <w:t>— Что? — поморщился Григорьев. — Черви?</w:t>
       </w:r>
     </w:p>
@@ -1898,7 +1646,6 @@
     </w:p>
     <w:p>
       <w:r>
-        <w:lastRenderedPageBreak/>
         <w:t>Григорьев повернулся в кресле и посмотрел на меня.</w:t>
       </w:r>
     </w:p>
@@ -1914,15 +1661,7 @@
     </w:p>
     <w:p>
       <w:r>
-        <w:t xml:space="preserve">— Чем она примечательна, «Заря» эта, что мы ради неё три недели в </w:t>
-      </w:r>
-      <w:proofErr w:type="spellStart"/>
-      <w:r>
-        <w:t>бранке</w:t>
-      </w:r>
-      <w:proofErr w:type="spellEnd"/>
-      <w:r>
-        <w:t xml:space="preserve"> торчим?</w:t>
+        <w:t>— Чем она примечательна, «Заря» эта, что мы ради неё три недели в бранке торчим?</w:t>
       </w:r>
     </w:p>
     <w:p>
@@ -2023,15 +1762,7 @@
     </w:p>
     <w:p>
       <w:r>
-        <w:t xml:space="preserve">Перед выходом из </w:t>
-      </w:r>
-      <w:proofErr w:type="spellStart"/>
-      <w:r>
-        <w:t>бранка</w:t>
-      </w:r>
-      <w:proofErr w:type="spellEnd"/>
-      <w:r>
-        <w:t xml:space="preserve"> все члены экипажа собираются в рубке, как на представление.</w:t>
+        <w:t>Перед выходом из бранка все члены экипажа собираются в рубке, как на представление.</w:t>
       </w:r>
     </w:p>
     <w:p>
@@ -2077,15 +1808,7 @@
     </w:p>
     <w:p>
       <w:r>
-        <w:t xml:space="preserve">— Ни разу ещё секунда в секунду не выходил из </w:t>
-      </w:r>
-      <w:proofErr w:type="spellStart"/>
-      <w:r>
-        <w:t>бранка</w:t>
-      </w:r>
-      <w:proofErr w:type="spellEnd"/>
-      <w:r>
-        <w:t>, — сказал Григорьев.</w:t>
+        <w:t>— Ни разу ещё секунда в секунду не выходил из бранка, — сказал Григорьев.</w:t>
       </w:r>
     </w:p>
     <w:p>
@@ -2106,15 +1829,7 @@
     </w:p>
     <w:p>
       <w:r>
-        <w:t xml:space="preserve">Майоров, насколько я успел понять, всегда с параноидальной точностью придерживался уставов и негласных правил — видимо, боялся, что за ним следит незримый </w:t>
-      </w:r>
-      <w:proofErr w:type="spellStart"/>
-      <w:r>
-        <w:t>политкор</w:t>
-      </w:r>
-      <w:proofErr w:type="spellEnd"/>
-      <w:r>
-        <w:t>.</w:t>
+        <w:t>Майоров, насколько я успел понять, всегда с параноидальной точностью придерживался уставов и негласных правил — видимо, боялся, что за ним следит незримый политкор.</w:t>
       </w:r>
     </w:p>
     <w:p>
@@ -2302,15 +2017,7 @@
     </w:p>
     <w:p>
       <w:r>
-        <w:t xml:space="preserve">— Отлично, все молодцы. — Странно было слышать похвалу, когда ты лежал в ложементе и ничего не делал. — Олег, заведи аппараты и </w:t>
-      </w:r>
-      <w:proofErr w:type="spellStart"/>
-      <w:r>
-        <w:t>гравитонную</w:t>
-      </w:r>
-      <w:proofErr w:type="spellEnd"/>
-      <w:r>
-        <w:t xml:space="preserve"> камеру. Понял? Сначала аппараты, </w:t>
+        <w:t xml:space="preserve">— Отлично, все молодцы. — Странно было слышать похвалу, когда ты лежал в ложементе и ничего не делал. — Олег, заведи аппараты и гравитонную камеру. Понял? Сначала аппараты, </w:t>
       </w:r>
       <w:r>
         <w:t>а после них</w:t>
@@ -2421,15 +2128,7 @@
     <w:p>
       <w:r>
         <w:lastRenderedPageBreak/>
-        <w:t xml:space="preserve"> Я ухватился обеими руками за страховочный поручень, любезно отмеченный табличкой: «Держаться здесь». </w:t>
-      </w:r>
-      <w:proofErr w:type="spellStart"/>
-      <w:r>
-        <w:t>Гравитонный</w:t>
-      </w:r>
-      <w:proofErr w:type="spellEnd"/>
-      <w:r>
-        <w:t xml:space="preserve"> привод заводится обычно долго.</w:t>
+        <w:t xml:space="preserve"> Я ухватился обеими руками за страховочный поручень, любезно отмеченный табличкой: «Держаться здесь». Гравитонный привод заводится обычно долго.</w:t>
       </w:r>
     </w:p>
     <w:p>
@@ -2454,15 +2153,7 @@
     </w:p>
     <w:p>
       <w:r>
-        <w:t xml:space="preserve">Табличка с расцарапанным предупреждением замигала, и меня, как магнитом, притянуло к полу. Ноги с непривычки затряслись, и я, не выдержав, упал на колени, преклонился перед </w:t>
-      </w:r>
-      <w:proofErr w:type="spellStart"/>
-      <w:r>
-        <w:t>гравитонной</w:t>
-      </w:r>
-      <w:proofErr w:type="spellEnd"/>
-      <w:r>
-        <w:t xml:space="preserve"> камерой, которая с пугающей убедительностью обманыва</w:t>
+        <w:t>Табличка с расцарапанным предупреждением замигала, и меня, как магнитом, притянуло к полу. Ноги с непривычки затряслись, и я, не выдержав, упал на колени, преклонился перед гравитонной камерой, которая с пугающей убедительностью обманыва</w:t>
       </w:r>
       <w:r>
         <w:t>ет</w:t>
@@ -2568,15 +2259,7 @@
     </w:p>
     <w:p>
       <w:r>
-        <w:t xml:space="preserve">Керман покрутил </w:t>
-      </w:r>
-      <w:proofErr w:type="spellStart"/>
-      <w:r>
-        <w:t>лимбовые</w:t>
-      </w:r>
-      <w:proofErr w:type="spellEnd"/>
-      <w:r>
-        <w:t xml:space="preserve"> замки на циане, присмотрелся к рискам, сощурив глаза так, что брови наползли на веки, и громко выругался.</w:t>
+        <w:t>Керман покрутил лимбовые замки на циане, присмотрелся к рискам, сощурив глаза так, что брови наползли на веки, и громко выругался.</w:t>
       </w:r>
     </w:p>
     <w:p>
@@ -2642,15 +2325,7 @@
     </w:p>
     <w:p>
       <w:r>
-        <w:t xml:space="preserve">— Олег! — сказал он. — Реаниматор в </w:t>
-      </w:r>
-      <w:proofErr w:type="spellStart"/>
-      <w:r>
-        <w:t>медотсеке</w:t>
-      </w:r>
-      <w:proofErr w:type="spellEnd"/>
-      <w:r>
-        <w:t>!</w:t>
+        <w:t>— Олег! — сказал он. — Реаниматор в медотсеке!</w:t>
       </w:r>
     </w:p>
     <w:p>
@@ -2853,60 +2528,47 @@
         <w:t>Давайте в</w:t>
       </w:r>
       <w:r>
+        <w:t xml:space="preserve"> медкапсулу</w:t>
+      </w:r>
+      <w:r>
         <w:t xml:space="preserve"> </w:t>
       </w:r>
-      <w:proofErr w:type="spellStart"/>
-      <w:r>
-        <w:t>медкапсулу</w:t>
-      </w:r>
-      <w:proofErr w:type="spellEnd"/>
+      <w:r>
+        <w:t>её положим.</w:t>
+      </w:r>
+      <w:r>
+        <w:t xml:space="preserve"> — </w:t>
+      </w:r>
+      <w:r>
+        <w:t>Ж</w:t>
+      </w:r>
+      <w:r>
+        <w:t>илы на шее у Григорьева напряглись</w:t>
+      </w:r>
+      <w:r>
+        <w:t>.</w:t>
+      </w:r>
+      <w:r>
+        <w:t xml:space="preserve"> —</w:t>
+      </w:r>
       <w:r>
         <w:t xml:space="preserve"> </w:t>
       </w:r>
       <w:r>
-        <w:t>её положим.</w:t>
-      </w:r>
-      <w:r>
-        <w:t xml:space="preserve"> — </w:t>
-      </w:r>
-      <w:r>
-        <w:t>Ж</w:t>
-      </w:r>
-      <w:r>
-        <w:t>илы на шее у Григорьева напряглись</w:t>
-      </w:r>
-      <w:r>
-        <w:t>.</w:t>
-      </w:r>
-      <w:r>
-        <w:t xml:space="preserve"> —</w:t>
+        <w:t>Вдруг мы чего…</w:t>
+      </w:r>
+    </w:p>
+    <w:p>
+      <w:r>
+        <w:t xml:space="preserve">— Она мертва, — сказал Керман. — </w:t>
+      </w:r>
+      <w:r>
+        <w:t>Чем медкапсула сейчас поможет?</w:t>
       </w:r>
       <w:r>
         <w:t xml:space="preserve"> </w:t>
       </w:r>
       <w:r>
-        <w:t>Вдруг мы чего…</w:t>
-      </w:r>
-    </w:p>
-    <w:p>
-      <w:r>
-        <w:t xml:space="preserve">— Она мертва, — сказал Керман. — </w:t>
-      </w:r>
-      <w:r>
-        <w:t xml:space="preserve">Чем </w:t>
-      </w:r>
-      <w:proofErr w:type="spellStart"/>
-      <w:r>
-        <w:t>медкапсула</w:t>
-      </w:r>
-      <w:proofErr w:type="spellEnd"/>
-      <w:r>
-        <w:t xml:space="preserve"> сейчас поможет?</w:t>
-      </w:r>
-      <w:r>
-        <w:t xml:space="preserve"> </w:t>
-      </w:r>
-      <w:r>
         <w:t xml:space="preserve">Ты ей </w:t>
       </w:r>
       <w:r>
@@ -2939,15 +2601,7 @@
         <w:t>пробормотал</w:t>
       </w:r>
       <w:r>
-        <w:t xml:space="preserve"> Керман. — В </w:t>
-      </w:r>
-      <w:proofErr w:type="spellStart"/>
-      <w:r>
-        <w:t>бранке</w:t>
-      </w:r>
-      <w:proofErr w:type="spellEnd"/>
-      <w:r>
-        <w:t xml:space="preserve"> она была живая, иначе мы бы не вышли.</w:t>
+        <w:t xml:space="preserve"> Керман. — В бранке она была живая, иначе мы бы не вышли.</w:t>
       </w:r>
     </w:p>
     <w:p>
@@ -3101,15 +2755,7 @@
     </w:p>
     <w:p>
       <w:r>
-        <w:t xml:space="preserve">— Какая разница, сколько летает! — сказал Григорьев. — Рано или поздно </w:t>
-      </w:r>
-      <w:proofErr w:type="spellStart"/>
-      <w:r>
-        <w:t>бранк</w:t>
-      </w:r>
-      <w:proofErr w:type="spellEnd"/>
-      <w:r>
-        <w:t xml:space="preserve"> тебя достанет</w:t>
+        <w:t>— Какая разница, сколько летает! — сказал Григорьев. — Рано или поздно бранк тебя достанет</w:t>
       </w:r>
       <w:r>
         <w:t>!</w:t>
@@ -3195,15 +2841,7 @@
     </w:p>
     <w:p>
       <w:r>
-        <w:t xml:space="preserve">— Товарищи! — сказал Майоров. — Я понимаю, что все устали после </w:t>
-      </w:r>
-      <w:proofErr w:type="spellStart"/>
-      <w:r>
-        <w:t>бранка</w:t>
-      </w:r>
-      <w:proofErr w:type="spellEnd"/>
-      <w:r>
-        <w:t>, особенно с таким выходом. Но давайте соберёмся, задачу никто не отменял.</w:t>
+        <w:t>— Товарищи! — сказал Майоров. — Я понимаю, что все устали после бранка, особенно с таким выходом. Но давайте соберёмся, задачу никто не отменял.</w:t>
       </w:r>
     </w:p>
     <w:p>
@@ -3233,15 +2871,7 @@
     </w:p>
     <w:p>
       <w:r>
-        <w:t xml:space="preserve">— Ты, Андрюш, ерунду-то не пори! — огрызнулся Керман. — У неё и так глаза на мокром месте! Вы же не будете всерьёз это обсуждать? Трехнедельный </w:t>
-      </w:r>
-      <w:proofErr w:type="spellStart"/>
-      <w:r>
-        <w:t>бранк</w:t>
-      </w:r>
-      <w:proofErr w:type="spellEnd"/>
-      <w:r>
-        <w:t xml:space="preserve"> — дорога в один конец, все это понимают.</w:t>
+        <w:t>— Ты, Андрюш, ерунду-то не пори! — огрызнулся Керман. — У неё и так глаза на мокром месте! Вы же не будете всерьёз это обсуждать? Трехнедельный бранк — дорога в один конец, все это понимают.</w:t>
       </w:r>
     </w:p>
     <w:p>
@@ -3325,15 +2955,7 @@
     </w:p>
     <w:p>
       <w:r>
-        <w:t xml:space="preserve">Жизнь на станции после </w:t>
-      </w:r>
-      <w:proofErr w:type="spellStart"/>
-      <w:r>
-        <w:t>бранка</w:t>
-      </w:r>
-      <w:proofErr w:type="spellEnd"/>
-      <w:r>
-        <w:t xml:space="preserve"> меня не пугала. Скорее, даже немного интриговала. Два месяца, так два месяца. Люди зачастую годами живут на осах и с ума не сходят — не то, что во время перехода. Там будет стабильная гравитация, спокойные сны без кошмаров.</w:t>
+        <w:t>Жизнь на станции после бранка меня не пугала. Скорее, даже немного интриговала. Два месяца, так два месяца. Люди зачастую годами живут на осах и с ума не сходят — не то, что во время перехода. Там будет стабильная гравитация, спокойные сны без кошмаров.</w:t>
       </w:r>
     </w:p>
     <w:p>
@@ -3443,15 +3065,7 @@
         <w:t>, товарищи</w:t>
       </w:r>
       <w:r>
-        <w:t xml:space="preserve">. Слишком долгий </w:t>
-      </w:r>
-      <w:proofErr w:type="spellStart"/>
-      <w:r>
-        <w:t>бранк</w:t>
-      </w:r>
-      <w:proofErr w:type="spellEnd"/>
-      <w:r>
-        <w:t xml:space="preserve">. И выход. Наверняка не я одна себя </w:t>
+        <w:t xml:space="preserve">. Слишком долгий бранк. И выход. Наверняка не я одна себя </w:t>
       </w:r>
       <w:r>
         <w:t xml:space="preserve">так </w:t>
@@ -3869,18 +3483,19 @@
     </w:p>
     <w:p>
       <w:r>
-        <w:t xml:space="preserve">Я забрался в узкую кишку стыковочного модуля и повис на лестнице, надеясь унять дрожь в руках. Майоров приказал отключить электрику и </w:t>
-      </w:r>
-      <w:proofErr w:type="spellStart"/>
-      <w:r>
-        <w:t>раздраить</w:t>
-      </w:r>
-      <w:proofErr w:type="spellEnd"/>
-      <w:r>
-        <w:t xml:space="preserve"> люк вручную. После всего произошедшего </w:t>
-      </w:r>
-      <w:r>
-        <w:t>я его вполне понимал</w:t>
+        <w:t xml:space="preserve">Я забрался в узкую кишку стыковочного модуля и повис на лестнице, надеясь унять дрожь в руках. Майоров приказал отключить электрику и раздраить люк вручную. После всего произошедшего </w:t>
+      </w:r>
+      <w:r>
+        <w:t xml:space="preserve">я </w:t>
+      </w:r>
+      <w:r>
+        <w:t>мог его</w:t>
+      </w:r>
+      <w:r>
+        <w:t xml:space="preserve"> </w:t>
+      </w:r>
+      <w:r>
+        <w:t>понять</w:t>
       </w:r>
       <w:r>
         <w:t>.</w:t>
@@ -3893,15 +3508,7 @@
     </w:p>
     <w:p>
       <w:r>
-        <w:t xml:space="preserve">Я ухватился обеими руками за вентиль, стараясь не сорваться в соединительный тракт, и только потом понял, что забыл загерметизировать модуль. Такие выкрутасы ни один </w:t>
-      </w:r>
-      <w:proofErr w:type="spellStart"/>
-      <w:r>
-        <w:t>политкор</w:t>
-      </w:r>
-      <w:proofErr w:type="spellEnd"/>
-      <w:r>
-        <w:t xml:space="preserve"> не прощает — </w:t>
+        <w:t xml:space="preserve">Я ухватился обеими руками за вентиль, стараясь не сорваться в соединительный тракт, и только потом понял, что забыл загерметизировать модуль. Такие выкрутасы ни один политкор не прощает — </w:t>
       </w:r>
       <w:r>
         <w:t>повезёт</w:t>
@@ -3912,12 +3519,48 @@
     </w:p>
     <w:p>
       <w:r>
-        <w:t>Я спустился, дёрнул за рычаг, и перегородка подо мной закрылась, зарубцевалась по краям бугристым уплотнителем. В стенках туннеля загорелись красные люминофоры. Ощущение было такое, что я выхожу в открытый космос.</w:t>
-      </w:r>
-    </w:p>
-    <w:p>
-      <w:r>
-        <w:t>В уши ударили звонкие ритмичные удары — казалось, кто-то простукивает шанцевым молотом обшивку корабля. Всё в порядке, стыковочные зажимы проходят финишную проверку. Надо ждать.</w:t>
+        <w:t>Я спустился</w:t>
+      </w:r>
+      <w:r>
+        <w:t>, с надсадой</w:t>
+      </w:r>
+      <w:r>
+        <w:t xml:space="preserve"> дёрнул за </w:t>
+      </w:r>
+      <w:r>
+        <w:t xml:space="preserve">тяжёлый </w:t>
+      </w:r>
+      <w:r>
+        <w:t>рычаг</w:t>
+      </w:r>
+      <w:r>
+        <w:t>.</w:t>
+      </w:r>
+      <w:r>
+        <w:t xml:space="preserve"> </w:t>
+      </w:r>
+      <w:r>
+        <w:t>П</w:t>
+      </w:r>
+      <w:r>
+        <w:t>ерегородка подо мной закрылась</w:t>
+      </w:r>
+      <w:r>
+        <w:t xml:space="preserve"> и</w:t>
+      </w:r>
+      <w:r>
+        <w:t xml:space="preserve"> зарубцевалась по краям бугристым уплотнителем. В стенках туннеля загорелись красные люминофоры. Ощущение было такое, что я выхожу в открытый космос.</w:t>
+      </w:r>
+    </w:p>
+    <w:p>
+      <w:r>
+        <w:t>В уши ударили звонкие ритмичные удары — казалось, кто-то простукивает шанцевым молотом обшивку корабля.</w:t>
+      </w:r>
+      <w:r>
+        <w:t xml:space="preserve"> </w:t>
+      </w:r>
+      <w:r>
+        <w:t>Всё в порядке, стыковочные зажимы проходят финишную проверку. Надо ждать.</w:t>
       </w:r>
     </w:p>
     <w:p>
@@ -3983,12 +3626,33 @@
     <w:p>
       <w:r>
         <w:lastRenderedPageBreak/>
-        <w:t>Гравитация, как бульдог, вцепилась в мышцы. Я встал — с надсадой, как калека, неуклюже — и привалился плечом к стене.</w:t>
-      </w:r>
-    </w:p>
-    <w:p>
-      <w:r>
-        <w:t>На причале собралось несколько человек — приветственная делегация от осы. Двое стояли рядом — худой мужчина с измученным лицом, щеки которого прорезали глубокие, как после скальпеля, морщины, и ещё один, помоложе, похожий на штангиста. Остальные держались поодаль, сторонились меня, как прокажённого.</w:t>
+        <w:t xml:space="preserve">Гравитация, как бульдог, вцепилась в мышцы. Я встал — </w:t>
+      </w:r>
+      <w:r>
+        <w:t xml:space="preserve">с надрывом, </w:t>
+      </w:r>
+      <w:r>
+        <w:t>как калека</w:t>
+      </w:r>
+      <w:r>
+        <w:t>,</w:t>
+      </w:r>
+      <w:r>
+        <w:t xml:space="preserve"> </w:t>
+      </w:r>
+      <w:r>
+        <w:t>— и привалился плечом к стене.</w:t>
+      </w:r>
+    </w:p>
+    <w:p>
+      <w:r>
+        <w:t xml:space="preserve">На причале собралось несколько человек — приветственная делегация от осы. Двое стояли рядом — худой мужчина с измученным лицом, щеки которого прорезали глубокие, </w:t>
+      </w:r>
+      <w:r>
+        <w:t>точно от</w:t>
+      </w:r>
+      <w:r>
+        <w:t xml:space="preserve"> скальпеля, морщины, и ещё один, помоложе, похожий на штангиста. Остальные держались поодаль, сторонились меня, как прокажённого.</w:t>
       </w:r>
     </w:p>
     <w:p>
@@ -3998,28 +3662,12 @@
     </w:p>
     <w:p>
       <w:r>
-        <w:t xml:space="preserve">— </w:t>
-      </w:r>
-      <w:proofErr w:type="spellStart"/>
-      <w:r>
-        <w:t>Вереснев</w:t>
-      </w:r>
-      <w:proofErr w:type="spellEnd"/>
-      <w:r>
-        <w:t xml:space="preserve"> Олег Петрович, — проговорил я. Воздуха на отчество едва хватило. Я не сразу сообразил, как правильно дышать — вымотался после тяжёлого подъёма. — Я из инженерной службы.</w:t>
-      </w:r>
-    </w:p>
-    <w:p>
-      <w:r>
-        <w:t xml:space="preserve">— У вас всё в порядке? — спросил Мицюкин. — Вы вручную открывали </w:t>
-      </w:r>
-      <w:proofErr w:type="spellStart"/>
-      <w:r>
-        <w:t>гермошлюз</w:t>
-      </w:r>
-      <w:proofErr w:type="spellEnd"/>
-      <w:r>
-        <w:t>?</w:t>
+        <w:t>— Вереснев Олег Петрович, — проговорил я. Воздуха на отчество едва хватило. Я не сразу сообразил, как правильно дышать — вымотался после подъёма. — Я из инженерной службы.</w:t>
+      </w:r>
+    </w:p>
+    <w:p>
+      <w:r>
+        <w:t>— У вас всё в порядке? — спросил Мицюкин. — Вы вручную открывали гермошлюз?</w:t>
       </w:r>
     </w:p>
     <w:p>
@@ -4121,15 +3769,7 @@
         <w:t>— Я — Олег, — запоздало представился я.</w:t>
       </w:r>
       <w:r>
-        <w:t xml:space="preserve"> — </w:t>
-      </w:r>
-      <w:proofErr w:type="spellStart"/>
-      <w:r>
-        <w:t>Вереснев</w:t>
-      </w:r>
-      <w:proofErr w:type="spellEnd"/>
-      <w:r>
-        <w:t xml:space="preserve"> Олег Петрович.</w:t>
+        <w:t xml:space="preserve"> — Вереснев Олег Петрович.</w:t>
       </w:r>
     </w:p>
     <w:p>
@@ -4165,7 +3805,13 @@
         <w:t>спасибо</w:t>
       </w:r>
       <w:r>
-        <w:t>. Мы во время перехода столько таблеток сожрали, что уже все внутренности стали резиновые.</w:t>
+        <w:t xml:space="preserve">. Мы во время перехода столько таблеток </w:t>
+      </w:r>
+      <w:r>
+        <w:t>наглотались</w:t>
+      </w:r>
+      <w:r>
+        <w:t>, что уже все внутренности стали резиновые.</w:t>
       </w:r>
     </w:p>
     <w:p>
@@ -4198,7 +3844,13 @@
       </w:pPr>
       <w:r>
         <w:lastRenderedPageBreak/>
-        <w:t>Безопасники тем временем помогали выбраться Керману. Издали казалось, что мой начальник застрял в стыковочной трубе.</w:t>
+        <w:t xml:space="preserve">Безопасники тем временем помогали выбраться Керману. Издали казалось, что мой </w:t>
+      </w:r>
+      <w:r>
+        <w:t xml:space="preserve">тучный </w:t>
+      </w:r>
+      <w:r>
+        <w:t>начальник застрял в стыковочной трубе.</w:t>
       </w:r>
     </w:p>
     <w:p>
@@ -4244,7 +3896,13 @@
         <w:t>новый</w:t>
       </w:r>
       <w:r>
-        <w:t xml:space="preserve"> участник делегации — рослый мужчина с курчавыми волосами, который представился Алексеем Геннадьевичем Андреевым, руководителем станции. Голос у него, несмотря на великанские габариты, был высоким и слабым, как у ребёнка, к тому же он постоянно откашливался, и слова вязли у него на языке.</w:t>
+        <w:t xml:space="preserve"> участник делегации — рослый мужчина с курчавыми волосами, который представился Алексеем Геннадьевичем Андреевым, руководителем станции. Голос у него, несмотря на великанские габариты, был </w:t>
+      </w:r>
+      <w:r>
+        <w:t xml:space="preserve">по-детски </w:t>
+      </w:r>
+      <w:r>
+        <w:t>высоким и слабым, к тому же он постоянно откашливался, и слова вязли у него на языке.</w:t>
       </w:r>
     </w:p>
     <w:p>
@@ -4300,7 +3958,13 @@
         <w:t>В тот раз</w:t>
       </w:r>
       <w:r>
-        <w:t>, к сожалению, недолго нам дали отдохнуть. Одна неделька — и всё, новый рейс!</w:t>
+        <w:t xml:space="preserve">, к сожалению, недолго нам дали отдохнуть. Одна неделька — и всё, </w:t>
+      </w:r>
+      <w:r>
+        <w:t xml:space="preserve">руки в ноги, </w:t>
+      </w:r>
+      <w:r>
+        <w:t>новый рейс!</w:t>
       </w:r>
     </w:p>
     <w:p>
@@ -4390,7 +4054,13 @@
         </w:tabs>
       </w:pPr>
       <w:r>
-        <w:t>— Погодите, Алина! Уделите мне ещё минутку времени. У меня, кстати, для вас есть небольшой презент, прямиком из эксклюзивного рациона для пилотов. Раньше, правда, плитки были шоколадные.</w:t>
+        <w:t xml:space="preserve">— Погодите, Алина! Уделите мне ещё минутку времени. У меня, кстати, для вас есть небольшой </w:t>
+      </w:r>
+      <w:r>
+        <w:t>подарок</w:t>
+      </w:r>
+      <w:r>
+        <w:t>, прямиком из эксклюзивного рациона для пилотов. Раньше, правда, плитки были шоколадные.</w:t>
       </w:r>
     </w:p>
     <w:p>
@@ -4460,6 +4130,7 @@
         </w:tabs>
       </w:pPr>
       <w:r>
+        <w:lastRenderedPageBreak/>
         <w:t>Он подошёл и панибратски хлопнул меня по плечу.</w:t>
       </w:r>
     </w:p>
@@ -4470,7 +4141,6 @@
         </w:tabs>
       </w:pPr>
       <w:r>
-        <w:lastRenderedPageBreak/>
         <w:t xml:space="preserve">— Уже успели познакомиться? Олег у нас — уникальный человек! В его-то возрасте — и инженером на трехнедельный </w:t>
       </w:r>
       <w:r>
@@ -4576,7 +4246,19 @@
         </w:tabs>
       </w:pPr>
       <w:r>
-        <w:t>— А ты год назад здесь был? Я думал, раньше.</w:t>
+        <w:t xml:space="preserve">— А ты </w:t>
+      </w:r>
+      <w:r>
+        <w:t xml:space="preserve">всего </w:t>
+      </w:r>
+      <w:r>
+        <w:t xml:space="preserve">год назад здесь был? </w:t>
+      </w:r>
+      <w:r>
+        <w:t xml:space="preserve">— спросил я. — </w:t>
+      </w:r>
+      <w:r>
+        <w:t>Я думал, раньше.</w:t>
       </w:r>
     </w:p>
     <w:p>
@@ -4638,7 +4320,13 @@
         </w:tabs>
       </w:pPr>
       <w:r>
-        <w:t>Через секунду из дыры появилось упакованное в спальник тело. Я невольно дёрнулся, чтобы помочь, но Григорьев схватил меня за плечо.</w:t>
+        <w:t xml:space="preserve">Через секунду из дыры появилось упакованное в спальник тело. Я невольно дёрнулся, чтобы помочь, но Григорьев </w:t>
+      </w:r>
+      <w:r>
+        <w:t>придержал</w:t>
+      </w:r>
+      <w:r>
+        <w:t xml:space="preserve"> меня за плечо.</w:t>
       </w:r>
     </w:p>
     <w:p>
@@ -4720,6 +4408,7 @@
         </w:tabs>
       </w:pPr>
       <w:r>
+        <w:lastRenderedPageBreak/>
         <w:t>Через несколько секунд оба серых подняли упакованное в спальник тело и, не глядя на нас, утащили за границы зрения.</w:t>
       </w:r>
     </w:p>
@@ -4730,8 +4419,19 @@
         </w:tabs>
       </w:pPr>
       <w:r>
-        <w:lastRenderedPageBreak/>
-        <w:t>— Да, а вот навигатора я ещё не терял, — тихо сказал Григорьев.</w:t>
+        <w:t>— Да</w:t>
+      </w:r>
+      <w:r>
+        <w:t>-а</w:t>
+      </w:r>
+      <w:r>
+        <w:t xml:space="preserve">, </w:t>
+      </w:r>
+      <w:r>
+        <w:t xml:space="preserve">— протянул Григорьев, — </w:t>
+      </w:r>
+      <w:r>
+        <w:t>а вот навигатора я ещё не терял.</w:t>
       </w:r>
     </w:p>
     <w:p>
@@ -4751,7 +4451,13 @@
         </w:tabs>
       </w:pPr>
       <w:r>
-        <w:t>— Ты расследования боишься? Нашей вины тут нет, поверь. Несчастный случай. Может, даже</w:t>
+        <w:t xml:space="preserve">— Ты расследования боишься? </w:t>
+      </w:r>
+      <w:r>
+        <w:t>Поверь, н</w:t>
+      </w:r>
+      <w:r>
+        <w:t>ашей вины тут нет. Несчастный случай. Может, даже</w:t>
       </w:r>
       <w:r>
         <w:t xml:space="preserve"> премию</w:t>
@@ -4785,7 +4491,13 @@
         <w:t xml:space="preserve">— </w:t>
       </w:r>
       <w:r>
-        <w:t>Мне всё равно. Главное, чтобы отсюда забрали.</w:t>
+        <w:t xml:space="preserve">Мне всё равно. Главное, чтобы </w:t>
+      </w:r>
+      <w:r>
+        <w:t>с рейсов не снимали</w:t>
+      </w:r>
+      <w:r>
+        <w:t>.</w:t>
       </w:r>
     </w:p>
     <w:p>
@@ -4851,15 +4563,7 @@
         <w:t>а</w:t>
       </w:r>
       <w:r>
-        <w:t xml:space="preserve">н во время </w:t>
-      </w:r>
-      <w:proofErr w:type="spellStart"/>
-      <w:r>
-        <w:t>бранка</w:t>
-      </w:r>
-      <w:proofErr w:type="spellEnd"/>
-      <w:r>
-        <w:t xml:space="preserve"> говорил</w:t>
+        <w:t>н во время бранка говорил</w:t>
       </w:r>
       <w:r>
         <w:t>, — сказал я</w:t>
@@ -4881,7 +4585,13 @@
         </w:tabs>
       </w:pPr>
       <w:r>
-        <w:t xml:space="preserve">— Видимо, не в этот раз! — усмехнулся Григорьев. — Я бы на твоём месте сходил к Алине, попросил бы колёс. После такого стресса </w:t>
+        <w:t xml:space="preserve">— Видимо, не в этот раз! — усмехнулся Григорьев. — Я бы на твоём месте попросил бы </w:t>
+      </w:r>
+      <w:r>
+        <w:t>фибры у Алины</w:t>
+      </w:r>
+      <w:r>
+        <w:t xml:space="preserve">. После такого стресса </w:t>
       </w:r>
       <w:r>
         <w:t>не грех</w:t>
@@ -4897,7 +4607,13 @@
         </w:tabs>
       </w:pPr>
       <w:r>
-        <w:t>— Обойдусь без колёс. Просто чувство такое… — начал я.</w:t>
+        <w:t xml:space="preserve">— Обойдусь без </w:t>
+      </w:r>
+      <w:r>
+        <w:t>фибры</w:t>
+      </w:r>
+      <w:r>
+        <w:t>. Просто чувство такое… — начал я.</w:t>
       </w:r>
     </w:p>
     <w:p>
@@ -4957,11 +4673,8 @@
         </w:tabs>
       </w:pPr>
       <w:r>
-        <w:t xml:space="preserve">— Да, да, первая линия, как на лучших курортах! Время у нас по Москве, кстати. Ну, может, на пару минут отстаёт. И сейчас уже восемь. — Андреев </w:t>
-      </w:r>
-      <w:r>
         <w:lastRenderedPageBreak/>
-        <w:t xml:space="preserve">посмотрел на меня по-отечески, сверху вниз. — Мы тут кое-что обсудим с </w:t>
+        <w:t xml:space="preserve">— Да, да, первая линия, как на лучших курортах! Время у нас по Москве, кстати. Ну, может, на пару минут отстаёт. И сейчас уже восемь. — Андреев посмотрел на меня по-отечески, сверху вниз. — Мы тут кое-что обсудим с </w:t>
       </w:r>
       <w:r>
         <w:t xml:space="preserve">вашим </w:t>
@@ -5191,6 +4904,7 @@
         </w:tabs>
       </w:pPr>
       <w:r>
+        <w:lastRenderedPageBreak/>
         <w:t>Стоит отмерить ещё несколько шагов — и мы перейдём через линию терминатора, спустимся в кромешную темноту.</w:t>
       </w:r>
     </w:p>
@@ -5201,16 +4915,7 @@
         </w:tabs>
       </w:pPr>
       <w:r>
-        <w:lastRenderedPageBreak/>
-        <w:t xml:space="preserve">В узкие, как бойницы, иллюминаторы ничего не было видно. Я так устал от стерильной пустоты во время </w:t>
-      </w:r>
-      <w:proofErr w:type="spellStart"/>
-      <w:r>
-        <w:t>бранка</w:t>
-      </w:r>
-      <w:proofErr w:type="spellEnd"/>
-      <w:r>
-        <w:t>, что хотел задержаться на минутку, вглядеться во мрак, надеясь, что он рассеется под моим взглядом, но Лысанов упрямо тянул вперёд.</w:t>
+        <w:t>В узкие, как бойницы, иллюминаторы ничего не было видно. Я так устал от стерильной пустоты во время бранка, что хотел задержаться на минутку, вглядеться во мрак, надеясь, что он рассеется под моим взглядом, но Лысанов упрямо тянул вперёд.</w:t>
       </w:r>
     </w:p>
     <w:p>
@@ -5258,24 +4963,10 @@
         </w:tabs>
       </w:pPr>
       <w:r>
-        <w:t xml:space="preserve">— Не беспокойтесь, — сказал Лысанов. — Местная особенность. Есть небольшой сбой в </w:t>
-      </w:r>
-      <w:proofErr w:type="spellStart"/>
-      <w:r>
-        <w:t>гравитонной</w:t>
-      </w:r>
-      <w:proofErr w:type="spellEnd"/>
-      <w:r>
-        <w:t xml:space="preserve"> камере</w:t>
-      </w:r>
-      <w:r>
-        <w:t>, а</w:t>
-      </w:r>
-      <w:r>
-        <w:t xml:space="preserve"> </w:t>
-      </w:r>
-      <w:r>
-        <w:t>у</w:t>
+        <w:t>— Не беспокойтесь, — сказал Лысанов. — Местная особенность. Есть небольшой сбой в гравитонной камере</w:t>
+      </w:r>
+      <w:r>
+        <w:t>, у</w:t>
       </w:r>
       <w:r>
         <w:t>странить никак не могут.</w:t>
@@ -5491,11 +5182,8 @@
         </w:tabs>
       </w:pPr>
       <w:r>
-        <w:t>После каюты на «Грозном» модуль выглядел, как люксовый номер в дорогом отеле. Лампа тут же приветственно мигнула мне, омыв светом неболь</w:t>
-      </w:r>
-      <w:r>
         <w:lastRenderedPageBreak/>
-        <w:t>шой столик с диспенсером воды, угловатое кресло и настоящий иллюминатор со шторкой из металлических пластин, как у диафрагмы фотоаппарата. Иллюминатор, впрочем, был закрыт, чтобы не растрачивать зря орбитальный вид.</w:t>
+        <w:t>После каюты на «Грозном» модуль выглядел, как люксовый номер в дорогом отеле. Лампа тут же приветственно мигнула мне, омыв светом небольшой столик с диспенсером воды, угловатое кресло и настоящий иллюминатор со шторкой из металлических пластин, как у диафрагмы фотоаппарата. Иллюминатор, впрочем, был закрыт, чтобы не растрачивать зря орбитальный вид.</w:t>
       </w:r>
     </w:p>
     <w:p>
@@ -5607,7 +5295,19 @@
         </w:tabs>
       </w:pPr>
       <w:r>
-        <w:t>У коридора рядом с иллюминатором стояла девушка, которая встретилась нам по пути. Она услышала шипение гермодвери, обернулась и — снова зацепилась за меня взглядом.</w:t>
+        <w:t xml:space="preserve">У коридора рядом с иллюминатором стояла девушка, которая встретилась </w:t>
+      </w:r>
+      <w:r>
+        <w:t xml:space="preserve">нам </w:t>
+      </w:r>
+      <w:r>
+        <w:t>по пути</w:t>
+      </w:r>
+      <w:r>
+        <w:t xml:space="preserve"> в жилой блок</w:t>
+      </w:r>
+      <w:r>
+        <w:t>. Она услышала шипение гермодвери, обернулась и — снова зацепилась за меня взглядом.</w:t>
       </w:r>
     </w:p>
     <w:p>
@@ -5663,6 +5363,7 @@
         </w:tabs>
       </w:pPr>
       <w:r>
+        <w:lastRenderedPageBreak/>
         <w:t xml:space="preserve">— Проблем у нас хватало, — сказал я. — </w:t>
       </w:r>
       <w:r>
@@ -5685,7 +5386,6 @@
         </w:tabs>
       </w:pPr>
       <w:r>
-        <w:lastRenderedPageBreak/>
         <w:t>— А что ещё был</w:t>
       </w:r>
       <w:r>
@@ -5712,7 +5412,13 @@
         </w:tabs>
       </w:pPr>
       <w:r>
-        <w:t>Я и сам не понимал, зачем это рассказываю, хотя после того, как по коридорам протащили упакованный в спальник труп, скрывать смерть навигатора смысла никакого не было.</w:t>
+        <w:t xml:space="preserve">Я и сам не понимал, зачем это рассказываю, хотя после того, как по коридорам протащили упакованный в спальник труп, скрывать смерть навигатора </w:t>
+      </w:r>
+      <w:r>
+        <w:t>не имело смысла</w:t>
+      </w:r>
+      <w:r>
+        <w:t>.</w:t>
       </w:r>
     </w:p>
     <w:p>
@@ -5742,7 +5448,13 @@
         </w:tabs>
       </w:pPr>
       <w:r>
-        <w:t>Я оглянулся.</w:t>
+        <w:t xml:space="preserve">Я </w:t>
+      </w:r>
+      <w:r>
+        <w:t xml:space="preserve">невольно </w:t>
+      </w:r>
+      <w:r>
+        <w:t>оглянулся.</w:t>
       </w:r>
     </w:p>
     <w:p>
@@ -5824,7 +5536,7 @@
         <w:t xml:space="preserve"> </w:t>
       </w:r>
       <w:r>
-        <w:t xml:space="preserve">Связи с центром нет, но, говорят, есть специальные директивы на такой случай. Правда, нам придётся </w:t>
+        <w:t xml:space="preserve">Связи с центром нет, но говорят, есть специальные директивы на такой случай. Правда, нам придётся </w:t>
       </w:r>
       <w:r>
         <w:t xml:space="preserve">погостить </w:t>
@@ -5890,7 +5602,7 @@
         <w:t xml:space="preserve">— Она показала ладонью в пустой коридор, как бы отмеряя невыносимое расстояние до </w:t>
       </w:r>
       <w:r>
-        <w:t>родной планеты</w:t>
+        <w:t>Земли</w:t>
       </w:r>
       <w:r>
         <w:t>.</w:t>
@@ -5948,7 +5660,13 @@
         <w:t xml:space="preserve"> на плечах</w:t>
       </w:r>
       <w:r>
-        <w:t xml:space="preserve"> кофту. — Меня, кстати, Вера зовут. Вы извините, что я так на вас с расспросами набросилась.</w:t>
+        <w:t xml:space="preserve"> кофту. — Меня, кстати, Вера зовут. Вы извините, что я так на вас с расспросами </w:t>
+      </w:r>
+      <w:r>
+        <w:t>накинулась</w:t>
+      </w:r>
+      <w:r>
+        <w:t>.</w:t>
       </w:r>
     </w:p>
     <w:p>
@@ -6060,7 +5778,13 @@
         <w:t xml:space="preserve">В коридоре никого кроме нас не было, и свет тускнел с каждой минутой — электрический вечер перетекал в ночь. Нам настойчиво намекали, что пора разбредаться по </w:t>
       </w:r>
       <w:r>
-        <w:t>стальным сотам</w:t>
+        <w:t>своим</w:t>
+      </w:r>
+      <w:r>
+        <w:t xml:space="preserve"> </w:t>
+      </w:r>
+      <w:r>
+        <w:t>клеткам</w:t>
       </w:r>
       <w:r>
         <w:t>.</w:t>
@@ -6108,15 +5832,7 @@
         </w:tabs>
       </w:pPr>
       <w:r>
-        <w:t xml:space="preserve">— Можно на «ты», Олег, — сказала Вера. — Я здесь в </w:t>
-      </w:r>
-      <w:proofErr w:type="spellStart"/>
-      <w:r>
-        <w:t>химлабе</w:t>
-      </w:r>
-      <w:proofErr w:type="spellEnd"/>
-      <w:r>
-        <w:t xml:space="preserve"> работаю, два года уже. — Она взглянула на меня через плечо. — Ты не смотри так! Я старше, чем выгляжу. А то все, кто прилетает, удивляются, как я вообще здесь оказалась.</w:t>
+        <w:t>— Можно на «ты», Олег, — сказала Вера. — Я здесь в химлабе работаю, два года уже. — Она взглянула на меня через плечо. — Ты не смотри так! Я старше, чем выгляжу. А то все, кто прилетает, удивляются, как я вообще здесь оказалась.</w:t>
       </w:r>
     </w:p>
     <w:p>
@@ -6126,7 +5842,13 @@
         </w:tabs>
       </w:pPr>
       <w:r>
-        <w:t>Я хотел спросить, почему она после двух лет внезапно решила вернуться на Землю — такими выкрутасами карьере не поможешь, — но не решился.</w:t>
+        <w:t>Я хотел спросить, почему она после двух лет внезапно решила вернуться</w:t>
+      </w:r>
+      <w:r>
+        <w:t xml:space="preserve"> </w:t>
+      </w:r>
+      <w:r>
+        <w:t>— такими выкрутасами карьере не поможешь, — но не решился.</w:t>
       </w:r>
     </w:p>
     <w:p>
@@ -6373,15 +6095,7 @@
         </w:tabs>
       </w:pPr>
       <w:r>
-        <w:t xml:space="preserve">— Правильно говорить не эс, а </w:t>
-      </w:r>
-      <w:proofErr w:type="spellStart"/>
-      <w:r>
-        <w:t>цэ</w:t>
-      </w:r>
-      <w:proofErr w:type="spellEnd"/>
-      <w:r>
-        <w:t>. Мы, кстати, соседи. — Вера подошла к гермодвери</w:t>
+        <w:t>— Правильно говорить не эс, а цэ. Мы, кстати, соседи. — Вера подошла к гермодвери</w:t>
       </w:r>
       <w:r>
         <w:t>.</w:t>
@@ -6409,7 +6123,7 @@
         </w:tabs>
       </w:pPr>
       <w:r>
-        <w:t>Свет в жилом блоке тоже выцвел. Темнота мягкими штрихами туши ложилась по углам. Оказалось, что Вера живёт в первом модуле — через одну дверь от меня.</w:t>
+        <w:t>Свет в жилом блоке тоже выцвел. Темнота мягкими штрихами ложилась по углам. Оказалось, что Вера живёт в первом модуле — через одну дверь от меня.</w:t>
       </w:r>
     </w:p>
     <w:p>
@@ -6451,7 +6165,13 @@
         <w:t xml:space="preserve">на сей раз включилось </w:t>
       </w:r>
       <w:r>
-        <w:t>нехотя, через силу. Иллюминатор был открыт, но планета пряталась в слепой зоне, не желала показываться на глаза.</w:t>
+        <w:t xml:space="preserve">нехотя, через силу. Иллюминатор был открыт, но планета пряталась в слепой зоне, не желала показываться на </w:t>
+      </w:r>
+      <w:r>
+        <w:t>свет</w:t>
+      </w:r>
+      <w:r>
+        <w:t>.</w:t>
       </w:r>
     </w:p>
     <w:p>
@@ -6481,15 +6201,7 @@
         </w:tabs>
       </w:pPr>
       <w:r>
-        <w:t xml:space="preserve">На стекле сидела обычная земная муха и суматошно перебирала лапками, прочищая хоботок. Я моргнул и потёр глаза. После </w:t>
-      </w:r>
-      <w:proofErr w:type="spellStart"/>
-      <w:r>
-        <w:t>бранка</w:t>
-      </w:r>
-      <w:proofErr w:type="spellEnd"/>
-      <w:r>
-        <w:t xml:space="preserve"> может померещиться и не такое. Но муха никуда не делась. Она деловито ползла к кромке иллюминатора — живая, объёмная, настоящая.</w:t>
+        <w:t>На стекле сидела обычная земная муха и суматошно перебирала лапками, прочищая хоботок. Я моргнул и потёр глаза. После бранка может померещиться и не такое. Но муха никуда не делась. Она деловито ползла к кромке иллюминатора — живая, объёмная, настоящая.</w:t>
       </w:r>
     </w:p>
     <w:p>
@@ -6530,7 +6242,73 @@
         </w:tabs>
       </w:pPr>
       <w:r>
-        <w:t>Я плюхнулся на кровать, закрыл глаза и едва не провалился в сон — в одежде, в скрюченной позе, прижимаясь затылком к холодной переборке.</w:t>
+        <w:t xml:space="preserve">Я </w:t>
+      </w:r>
+      <w:r>
+        <w:t>разделся</w:t>
+      </w:r>
+      <w:r>
+        <w:t xml:space="preserve"> и </w:t>
+      </w:r>
+      <w:r>
+        <w:t>плюхнулся на кровать</w:t>
+      </w:r>
+      <w:r>
+        <w:t>.</w:t>
+      </w:r>
+      <w:r>
+        <w:t xml:space="preserve"> </w:t>
+      </w:r>
+      <w:r>
+        <w:t>Матрац был жёстки</w:t>
+      </w:r>
+      <w:r>
+        <w:t>м, как тюремная койка</w:t>
+      </w:r>
+      <w:r>
+        <w:t xml:space="preserve">, </w:t>
+      </w:r>
+      <w:r>
+        <w:t xml:space="preserve">и </w:t>
+      </w:r>
+      <w:r>
+        <w:t xml:space="preserve">давил </w:t>
+      </w:r>
+      <w:r>
+        <w:t>в</w:t>
+      </w:r>
+      <w:r>
+        <w:t xml:space="preserve"> спину. Но это </w:t>
+      </w:r>
+      <w:r>
+        <w:t xml:space="preserve">уже </w:t>
+      </w:r>
+      <w:r>
+        <w:t xml:space="preserve">не имело значения. </w:t>
+      </w:r>
+      <w:r>
+        <w:t>Меня ждал первый за долгое время сон без кошмаров.</w:t>
+      </w:r>
+      <w:r>
+        <w:t xml:space="preserve"> </w:t>
+      </w:r>
+      <w:r>
+        <w:t>Я закрыл глаза и тут же стал проваливаться в вязкий сон —</w:t>
+      </w:r>
+      <w:r>
+        <w:t xml:space="preserve"> </w:t>
+      </w:r>
+      <w:r>
+        <w:t xml:space="preserve">в скрюченной позе, </w:t>
+      </w:r>
+      <w:r>
+        <w:t xml:space="preserve">как эмбрион, </w:t>
+      </w:r>
+      <w:r>
+        <w:t>прижимаясь затылком к холодной переборке.</w:t>
+      </w:r>
+      <w:r>
+        <w:t xml:space="preserve"> </w:t>
       </w:r>
     </w:p>
     <w:p>
@@ -6540,16 +6318,6 @@
         </w:tabs>
       </w:pPr>
       <w:r>
-        <w:t>Я встал и прошлёпал в гальюн, чтобы умыться едким порошком. Меня ждал первый за долгое время сон без кошмаров.</w:t>
-      </w:r>
-    </w:p>
-    <w:p>
-      <w:pPr>
-        <w:tabs>
-          <w:tab w:val="left" w:pos="4380"/>
-        </w:tabs>
-      </w:pPr>
-      <w:r>
         <w:t>Уже засыпая, я услышал под потолком навязчивое жужжание.</w:t>
       </w:r>
     </w:p>
@@ -6588,7 +6356,12 @@
     </w:p>
     <w:p>
       <w:r>
-        <w:t>Меня намертво поймали в капкан и не отпустят, пока не вырвут из горла последний вздох. Всё вокруг сразу затянуло обморочной мутью — словно налетело гигантской тучей полчище мух. Я ударил по воде ладонью, умоляя о пощаде, и тут же провалился в темноту.</w:t>
+        <w:t>Меня намертво поймали в капкан и не отпустят, пока не вырвут из горла последний вздох.</w:t>
+      </w:r>
+    </w:p>
+    <w:p>
+      <w:r>
+        <w:t>Всё вокруг сразу затянуло обморочной мутью — словно налетело гигантской тучей полчище мух. Я ударил по воде ладонью, умоляя о пощаде, и тут же провалился в темноту.</w:t>
       </w:r>
     </w:p>
     <w:p>
@@ -6618,6 +6391,7 @@
     </w:p>
     <w:p>
       <w:r>
+        <w:lastRenderedPageBreak/>
         <w:t>Я до одури боялся провалиться под воду — и сам не понимал, почему.</w:t>
       </w:r>
     </w:p>
@@ -6637,143 +6411,140 @@
     </w:p>
     <w:p>
       <w:r>
+        <w:t>Было понятно</w:t>
+      </w:r>
+      <w:r>
+        <w:t>, что никакого берега не существует, что его придумали те, кто пытался не утонуть здесь задолго до меня, и я безнадёжно застрял в этой фрактальной ловушке, как пойманная муха, которая путает с отблесками настоящий свет.</w:t>
+      </w:r>
+    </w:p>
+    <w:p>
+      <w:r>
+        <w:t xml:space="preserve">Ледяная вода рассекала на руках кожу до крови, но я продолжал плыть. Без смысла, без цели. </w:t>
+      </w:r>
+      <w:r>
+        <w:t>Х</w:t>
+      </w:r>
+      <w:r>
+        <w:t>отел продержаться ещё несколько минут, секунд, мучительных мгновений.</w:t>
+      </w:r>
+    </w:p>
+    <w:p>
+      <w:r>
+        <w:t>Мышцы закономерно скрутило от боли. Я едва успел вздохнуть, прежде чем меня накрыло волной — и вода тут же выдавила из лёгких весь воздух.</w:t>
+      </w:r>
+    </w:p>
+    <w:p>
+      <w:r>
+        <w:t>Я закрыл глаза. Расходилась по телу горячей волной боль от удушья.</w:t>
+      </w:r>
+    </w:p>
+    <w:p>
+      <w:r>
+        <w:t>Вихрящиеся потоки рвали тело. Сил терпеть не было, я открыл глаза, вздохнул — и понял, что лежу звездой на спокойной воде, а в глаза светит поднявшееся над горизонтом солнце.</w:t>
+      </w:r>
+    </w:p>
+    <w:p>
+      <w:r>
+        <w:t xml:space="preserve">Небо прояснилось, заря выжгла последние ночные тени, и от выбеленной синевы </w:t>
+      </w:r>
+      <w:r>
+        <w:t>за</w:t>
+      </w:r>
+      <w:r>
+        <w:t>кружилась голова. Над озером разлилась незыблемая, как в космическом пространстве, тишина.</w:t>
+      </w:r>
+    </w:p>
+    <w:p>
+      <w:r>
+        <w:t>Всё вокруг дышало тревогой.</w:t>
+      </w:r>
+    </w:p>
+    <w:p>
+      <w:r>
+        <w:t xml:space="preserve">Горло резал ядовитый запах хлорки, как в бассейне из Стальска-12. Когда я чуть не утонул под безумный галдёж других детей. </w:t>
+      </w:r>
+    </w:p>
+    <w:p>
+      <w:r>
+        <w:t>Но сейчас мне надо плыть.</w:t>
+      </w:r>
+    </w:p>
+    <w:p>
+      <w:r>
+        <w:t xml:space="preserve">Я перевернулся и рассёк воду неумелой пародией на кроль. Чем выше вставало солнце, тем тяжелее </w:t>
+      </w:r>
+      <w:r>
+        <w:t xml:space="preserve">я </w:t>
+      </w:r>
+      <w:r>
+        <w:t>держался на воде. Озеро густело, как клей, под воздействием света.</w:t>
+      </w:r>
+    </w:p>
+    <w:p>
+      <w:r>
+        <w:t>Мышцы заныли от боли. Я остановился.</w:t>
+      </w:r>
+    </w:p>
+    <w:p>
+      <w:r>
+        <w:t>Озеро кишело алыми червями, которые кружились вокруг меня, дожидаясь, когда я сдамся натиску смерти.</w:t>
+      </w:r>
+    </w:p>
+    <w:p>
+      <w:r>
+        <w:t xml:space="preserve">Что-то мощным толчком утащило меня под </w:t>
+      </w:r>
+      <w:r>
+        <w:t>вставшую поперёк жизни волну</w:t>
+      </w:r>
+      <w:r>
+        <w:t>.</w:t>
+      </w:r>
+    </w:p>
+    <w:p>
+      <w:r>
+        <w:t>Я зажмурился.</w:t>
+      </w:r>
+    </w:p>
+    <w:p>
+      <w:r>
+        <w:t xml:space="preserve">Черви бились о щёки и липли к коже. Меня толкали подводные течения, спорили, в какой ад утащить и, не договорившись, </w:t>
+      </w:r>
+      <w:r>
+        <w:t>рвали</w:t>
+      </w:r>
+      <w:r>
+        <w:t xml:space="preserve"> на части.</w:t>
+      </w:r>
+    </w:p>
+    <w:p>
+      <w:r>
+        <w:t xml:space="preserve">Я сдался, перестал бороться. Глотнул раскалившейся от огненных червей воды… </w:t>
+      </w:r>
+    </w:p>
+    <w:p>
+      <w:r>
+        <w:t>И свалился на пол с кровати.</w:t>
+      </w:r>
+    </w:p>
+    <w:p>
+      <w:r>
+        <w:t xml:space="preserve">Ощупал лицо, уши, нос, засунул пальцы в рот — червей не было. Сон отпускал волнами, как вода во время отлива. </w:t>
+      </w:r>
+    </w:p>
+    <w:p>
+      <w:r>
+        <w:t>Я поднялся и встал, покачиваясь, посреди модуля. Привкус хлорки ещё ощущался на губах.</w:t>
+      </w:r>
+    </w:p>
+    <w:p>
+      <w:r>
         <w:lastRenderedPageBreak/>
-        <w:t>Было понятно</w:t>
-      </w:r>
-      <w:r>
-        <w:t>, что никакого берега не существует, что его придумали те, кто пытался не утонуть здесь задолго до меня, и я безнадёжно застрял в этой фрактальной ловушке, как пойманная муха, которая путает с отблесками настоящий свет.</w:t>
-      </w:r>
-    </w:p>
-    <w:p>
-      <w:r>
-        <w:t xml:space="preserve">Ледяная вода рассекала на руках кожу до крови, но я продолжал плыть. Без смысла, без цели. </w:t>
-      </w:r>
-      <w:r>
-        <w:t>Х</w:t>
-      </w:r>
-      <w:r>
-        <w:t>отел продержаться ещё несколько минут, секунд, мучительных мгновений.</w:t>
-      </w:r>
-    </w:p>
-    <w:p>
-      <w:r>
-        <w:t>Мышцы закономерно скрутило от боли. Я едва успел вздохнуть, прежде чем меня накрыло волной — и вода тут же выдавила из лёгких весь воздух.</w:t>
-      </w:r>
-    </w:p>
-    <w:p>
-      <w:r>
-        <w:t>Я закрыл глаза. Расходилась по всему телу горячей волной боль от удушья.</w:t>
-      </w:r>
-    </w:p>
-    <w:p>
-      <w:r>
-        <w:t>Вихрящиеся потоки рвали тело. Сил терпеть не было, я открыл глаза, вздохнул — и понял, что лежу звездой на спокойной воде, а в глаза светит поднявшееся над горизонтом солнце.</w:t>
-      </w:r>
-    </w:p>
-    <w:p>
-      <w:r>
-        <w:t xml:space="preserve">Небо прояснилось, заря выжгла последние ночные тени, и от выбеленной синевы </w:t>
-      </w:r>
-      <w:r>
-        <w:t>за</w:t>
-      </w:r>
-      <w:r>
-        <w:t>кружилась голова. Над озером разлилась незыблемая, как в космическом пространстве, тишина.</w:t>
-      </w:r>
-    </w:p>
-    <w:p>
-      <w:r>
-        <w:t>Всё вокруг дышало тревогой.</w:t>
-      </w:r>
-    </w:p>
-    <w:p>
-      <w:r>
-        <w:t xml:space="preserve">Горло резал ядовитый запах хлорки, как в бассейне из Стальска-12. Когда я чуть не утонул под безумный галдёж других детей. </w:t>
-      </w:r>
-    </w:p>
-    <w:p>
-      <w:r>
-        <w:t>Но сейчас мне надо плыть.</w:t>
-      </w:r>
-    </w:p>
-    <w:p>
-      <w:r>
-        <w:t>Я перевернулся и рассёк воду неумелой пародией на кроль. Чем выше вставало солнце, тем тяжелее держался я на воде. Озеро густело, как клей, под воздействием света.</w:t>
-      </w:r>
-    </w:p>
-    <w:p>
-      <w:r>
-        <w:t>Мышцы заныли от боли. Я остановился.</w:t>
-      </w:r>
-    </w:p>
-    <w:p>
-      <w:r>
-        <w:t>Озеро кишело алыми червями, которые кружились вокруг меня, дожидаясь, когда я сдамся натиску смерти.</w:t>
-      </w:r>
-    </w:p>
-    <w:p>
-      <w:r>
-        <w:t xml:space="preserve">Что-то мощным толчком утащило меня под </w:t>
-      </w:r>
-      <w:r>
-        <w:t>вставшую поперёк жизни волну</w:t>
-      </w:r>
-      <w:r>
-        <w:t>.</w:t>
-      </w:r>
-    </w:p>
-    <w:p>
-      <w:r>
-        <w:t>Я зажмурился.</w:t>
-      </w:r>
-    </w:p>
-    <w:p>
-      <w:r>
-        <w:t xml:space="preserve">Черви бились о щёки и липли к коже. Меня толкали подводные течения, спорили, в какой ад утащить и, не договорившись, </w:t>
-      </w:r>
-      <w:r>
-        <w:t>рвали</w:t>
-      </w:r>
-      <w:r>
-        <w:t xml:space="preserve"> на части.</w:t>
-      </w:r>
-    </w:p>
-    <w:p>
-      <w:r>
-        <w:t xml:space="preserve">Я сдался, перестал бороться. Глотнул раскалившейся от огненных червей воды… </w:t>
-      </w:r>
-    </w:p>
-    <w:p>
-      <w:r>
-        <w:t>И свалился на пол с кровати.</w:t>
-      </w:r>
-    </w:p>
-    <w:p>
-      <w:r>
-        <w:t xml:space="preserve">Ощупал лицо, уши, нос, засунул пальцы в рот — червей не было. Сон отпускал волнами, как вода во время отлива. </w:t>
-      </w:r>
-    </w:p>
-    <w:p>
-      <w:r>
-        <w:t>Я поднялся и встал, покачиваясь, посреди модуля. Привкус хлорки ещё ощущался на губах.</w:t>
-      </w:r>
-    </w:p>
-    <w:p>
-      <w:r>
-        <w:t xml:space="preserve">Я что, в </w:t>
-      </w:r>
-      <w:proofErr w:type="spellStart"/>
-      <w:r>
-        <w:t>бранке</w:t>
-      </w:r>
-      <w:proofErr w:type="spellEnd"/>
-      <w:r>
-        <w:t>?</w:t>
-      </w:r>
-    </w:p>
-    <w:p>
-      <w:r>
-        <w:lastRenderedPageBreak/>
+        <w:t>Я что, в бранке?</w:t>
+      </w:r>
+    </w:p>
+    <w:p>
+      <w:r>
         <w:t>Рассказы о вечном пробуждении вовсе не были шуткой?</w:t>
       </w:r>
     </w:p>
@@ -7001,15 +6772,7 @@
     </w:p>
     <w:p>
       <w:r>
-        <w:t xml:space="preserve">— Ситуация такая, — начал он. — Мы хотим провести полную диагностику корабля, слишком много сюрпризов было после выхода. А нам на этой птичке ещё обратно лететь. Я понимаю, — он отхлебнул остывшего, судя по виду, кофе и поморщился, — после долгого </w:t>
-      </w:r>
-      <w:proofErr w:type="spellStart"/>
-      <w:r>
-        <w:t>бранка</w:t>
-      </w:r>
-      <w:proofErr w:type="spellEnd"/>
-      <w:r>
-        <w:t xml:space="preserve"> всем хочется отдыха, но </w:t>
+        <w:t xml:space="preserve">— Ситуация такая, — начал он. — Мы хотим провести полную диагностику корабля, слишком много сюрпризов было после выхода. А нам на этой птичке ещё обратно лететь. Я понимаю, — он отхлебнул остывшего, судя по виду, кофе и поморщился, — после долгого бранка всем хочется отдыха, но </w:t>
       </w:r>
       <w:r>
         <w:t>нам пока</w:t>
@@ -7063,15 +6826,7 @@
     </w:p>
     <w:p>
       <w:r>
-        <w:t xml:space="preserve">— Так я разве спорю? — Керман развёл руками. — Но диагностические карты мы с тобой уже посмотрели, там ничего нет. Вся </w:t>
-      </w:r>
-      <w:proofErr w:type="spellStart"/>
-      <w:r>
-        <w:t>электронка</w:t>
-      </w:r>
-      <w:proofErr w:type="spellEnd"/>
-      <w:r>
-        <w:t xml:space="preserve"> тогда не работала. Так-то идей у меня пока нет.</w:t>
+        <w:t>— Так я разве спорю? — Керман развёл руками. — Но диагностические карты мы с тобой уже посмотрели, там ничего нет. Вся электронка тогда не работала. Так-то идей у меня пока нет.</w:t>
       </w:r>
     </w:p>
     <w:p>
@@ -7570,15 +7325,7 @@
     </w:p>
     <w:p>
       <w:r>
-        <w:t xml:space="preserve">В коридоре на втором уровне стали появляться обитатели станции. Я даже увидел </w:t>
-      </w:r>
-      <w:proofErr w:type="spellStart"/>
-      <w:r>
-        <w:t>Мицюкина</w:t>
-      </w:r>
-      <w:proofErr w:type="spellEnd"/>
-      <w:r>
-        <w:t xml:space="preserve"> из службы безопасности и кивнул ему, получив в ответ настороженный взгляд.</w:t>
+        <w:t>В коридоре на втором уровне стали появляться обитатели станции. Я даже увидел Мицюкина из службы безопасности и кивнул ему, получив в ответ настороженный взгляд.</w:t>
       </w:r>
     </w:p>
     <w:p>
@@ -8445,15 +8192,7 @@
       </w:r>
       <w:r>
         <w:lastRenderedPageBreak/>
-        <w:t xml:space="preserve">обще без </w:t>
-      </w:r>
-      <w:proofErr w:type="spellStart"/>
-      <w:r>
-        <w:t>продыха</w:t>
-      </w:r>
-      <w:proofErr w:type="spellEnd"/>
-      <w:r>
-        <w:t>. Выглядишь ты не очень. В обморок не хлопнешься? Уверен, что хочешь гулять?</w:t>
+        <w:t>обще без продыха. Выглядишь ты не очень. В обморок не хлопнешься? Уверен, что хочешь гулять?</w:t>
       </w:r>
     </w:p>
     <w:p>
@@ -8863,15 +8602,7 @@
     </w:p>
     <w:p>
       <w:r>
-        <w:t xml:space="preserve">— Здесь </w:t>
-      </w:r>
-      <w:proofErr w:type="spellStart"/>
-      <w:r>
-        <w:t>гравитонные</w:t>
-      </w:r>
-      <w:proofErr w:type="spellEnd"/>
-      <w:r>
-        <w:t xml:space="preserve"> камеры так работают. Сбой</w:t>
+        <w:t>— Здесь гравитонные камеры так работают. Сбой</w:t>
       </w:r>
       <w:r>
         <w:t xml:space="preserve"> такой</w:t>
@@ -9404,13 +9135,8 @@
       </w:r>
     </w:p>
     <w:p>
-      <w:proofErr w:type="spellStart"/>
-      <w:r>
-        <w:t>Стальск</w:t>
-      </w:r>
-      <w:proofErr w:type="spellEnd"/>
-      <w:r>
-        <w:t xml:space="preserve"> я не любил. Вернее, ненавидел — глубинной, искренней, неприкрытой ненавистью, на </w:t>
+      <w:r>
+        <w:t xml:space="preserve">Стальск я не любил. Вернее, ненавидел — глубинной, искренней, неприкрытой ненавистью, на </w:t>
       </w:r>
       <w:r>
         <w:t>которую</w:t>
@@ -9501,21 +9227,8 @@
       </w:r>
     </w:p>
     <w:p>
-      <w:proofErr w:type="spellStart"/>
-      <w:r>
-        <w:t>Стальск</w:t>
-      </w:r>
-      <w:proofErr w:type="spellEnd"/>
-      <w:r>
-        <w:t xml:space="preserve"> изначально проектировался не для людей, а для роботов, которые, как заведённые, работают по расписанию, едят по расписанию, спят по расписанию, умирают по расписанию — и не тратят время на бесполезные занятия, вроде прогулок в парке или отдыха на пляже. Единственный пруд, маленький и мелкий, как лужа, бороздили по концентрическим траекториям потрёпанные механические утки. О плавании я долгое время знал лишь понаслышке — из книжек или из тех же передач по телевизору, который регулярно, в соответствии с напечатанной в газете программой вещания, </w:t>
-      </w:r>
-      <w:proofErr w:type="spellStart"/>
-      <w:r>
-        <w:t>червоточил</w:t>
-      </w:r>
-      <w:proofErr w:type="spellEnd"/>
-      <w:r>
-        <w:t xml:space="preserve"> треском и помехами.</w:t>
+      <w:r>
+        <w:t>Стальск изначально проектировался не для людей, а для роботов, которые, как заведённые, работают по расписанию, едят по расписанию, спят по расписанию, умирают по расписанию — и не тратят время на бесполезные занятия, вроде прогулок в парке или отдыха на пляже. Единственный пруд, маленький и мелкий, как лужа, бороздили по концентрическим траекториям потрёпанные механические утки. О плавании я долгое время знал лишь понаслышке — из книжек или из тех же передач по телевизору, который регулярно, в соответствии с напечатанной в газете программой вещания, червоточил треском и помехами.</w:t>
       </w:r>
     </w:p>
     <w:p>
@@ -10259,13 +9972,8 @@
         <w:t>обитатели</w:t>
       </w:r>
       <w:r>
-        <w:t xml:space="preserve"> — беспризорные пациенты после </w:t>
-      </w:r>
-      <w:proofErr w:type="spellStart"/>
-      <w:r>
-        <w:t>коматоза</w:t>
-      </w:r>
-      <w:proofErr w:type="spellEnd"/>
+        <w:t xml:space="preserve"> — беспризорные пациенты после коматоза</w:t>
+      </w:r>
       <w:r>
         <w:t xml:space="preserve">, </w:t>
       </w:r>
@@ -10881,15 +10589,7 @@
     </w:p>
     <w:p>
       <w:r>
-        <w:t xml:space="preserve">Нуболиды потихоньку приходили в себя после </w:t>
-      </w:r>
-      <w:proofErr w:type="spellStart"/>
-      <w:r>
-        <w:t>бранка</w:t>
-      </w:r>
-      <w:proofErr w:type="spellEnd"/>
-      <w:r>
-        <w:t>. Из алой массы на дне камеры потянулись к потолку робкие ростки.</w:t>
+        <w:t>Нуболиды потихоньку приходили в себя после бранка. Из алой массы на дне камеры потянулись к потолку робкие ростки.</w:t>
       </w:r>
     </w:p>
     <w:p>
@@ -10968,15 +10668,7 @@
     </w:p>
     <w:p>
       <w:r>
-        <w:t xml:space="preserve">— К сожалению, мы до сих пор знаем о </w:t>
-      </w:r>
-      <w:proofErr w:type="spellStart"/>
-      <w:r>
-        <w:t>нуболидах</w:t>
-      </w:r>
-      <w:proofErr w:type="spellEnd"/>
-      <w:r>
-        <w:t xml:space="preserve"> не так много, — вздохнул Марутян. — Исследования ничего не дали. Нуболидов можно, пожалуй, сравнить с земными медузами. По крайней мере, состоят они тоже преимущественно из воды и соли. А вот на остальные вопросы мы пока что не смогли найти удовлетворительного ответа. Впрочем, у меня есть, так сказать, теория.</w:t>
+        <w:t>— К сожалению, мы до сих пор знаем о нуболидах не так много, — вздохнул Марутян. — Исследования ничего не дали. Нуболидов можно, пожалуй, сравнить с земными медузами. По крайней мере, состоят они тоже преимущественно из воды и соли. А вот на остальные вопросы мы пока что не смогли найти удовлетворительного ответа. Впрочем, у меня есть, так сказать, теория.</w:t>
       </w:r>
     </w:p>
     <w:p>
@@ -11155,15 +10847,7 @@
         <w:t>у игрушечного болванчика</w:t>
       </w:r>
       <w:r>
-        <w:t xml:space="preserve">. — Я вот ровным счётом ничего не чувствую! А вы, если захотите, то, конечно, почувствуете. Самовнушение — великая сила! Я же опираюсь на факты. Нет в </w:t>
-      </w:r>
-      <w:proofErr w:type="spellStart"/>
-      <w:r>
-        <w:t>нуболидах</w:t>
-      </w:r>
-      <w:proofErr w:type="spellEnd"/>
-      <w:r>
-        <w:t xml:space="preserve"> никакой магии, и камера содержания их полностью изолирует.</w:t>
+        <w:t>. — Я вот ровным счётом ничего не чувствую! А вы, если захотите, то, конечно, почувствуете. Самовнушение — великая сила! Я же опираюсь на факты. Нет в нуболидах никакой магии, и камера содержания их полностью изолирует.</w:t>
       </w:r>
     </w:p>
     <w:p>
@@ -11622,15 +11306,7 @@
     </w:p>
     <w:p>
       <w:r>
-        <w:t xml:space="preserve">— Сергей Акимов, — сказал я. — Это же отец Веры из </w:t>
-      </w:r>
-      <w:proofErr w:type="spellStart"/>
-      <w:r>
-        <w:t>химлаба</w:t>
-      </w:r>
-      <w:proofErr w:type="spellEnd"/>
-      <w:r>
-        <w:t>?</w:t>
+        <w:t>— Сергей Акимов, — сказал я. — Это же отец Веры из химлаба?</w:t>
       </w:r>
     </w:p>
     <w:p>
@@ -11764,11 +11440,9 @@
       <w:r>
         <w:t xml:space="preserve">Марутян продолжал рассуждать о </w:t>
       </w:r>
-      <w:proofErr w:type="spellStart"/>
       <w:r>
         <w:t>нуболидах</w:t>
       </w:r>
-      <w:proofErr w:type="spellEnd"/>
       <w:r>
         <w:t xml:space="preserve">, собирая пальцами складки на лбу, </w:t>
       </w:r>
@@ -11917,15 +11591,7 @@
     </w:p>
     <w:p>
       <w:r>
-        <w:t>— Да, — хмыкнул Майоров. — Неплохое шоу, и зверушки дрессированные. Команду «</w:t>
-      </w:r>
-      <w:proofErr w:type="spellStart"/>
-      <w:r>
-        <w:t>бранк</w:t>
-      </w:r>
-      <w:proofErr w:type="spellEnd"/>
-      <w:r>
-        <w:t>» даже выучили.</w:t>
+        <w:t>— Да, — хмыкнул Майоров. — Неплохое шоу, и зверушки дрессированные. Команду «бранк» даже выучили.</w:t>
       </w:r>
     </w:p>
     <w:p>
@@ -12216,13 +11882,8 @@
     </w:p>
     <w:p>
       <w:r>
-        <w:t xml:space="preserve">В конце дня Марутян решил провести ещё один эксперимент с </w:t>
-      </w:r>
-      <w:proofErr w:type="spellStart"/>
-      <w:r>
-        <w:t>нуболидами</w:t>
-      </w:r>
-      <w:proofErr w:type="spellEnd"/>
+        <w:t>В конце дня Марутян решил провести ещё один эксперимент с нуболидами</w:t>
+      </w:r>
       <w:r>
         <w:t>.</w:t>
       </w:r>
@@ -12525,15 +12186,7 @@
         <w:t>, к счастью,</w:t>
       </w:r>
       <w:r>
-        <w:t xml:space="preserve"> вспомнил о сбоях в </w:t>
-      </w:r>
-      <w:proofErr w:type="spellStart"/>
-      <w:r>
-        <w:t>гравитонной</w:t>
-      </w:r>
-      <w:proofErr w:type="spellEnd"/>
-      <w:r>
-        <w:t xml:space="preserve"> камере.</w:t>
+        <w:t xml:space="preserve"> вспомнил о сбоях в гравитонной камере.</w:t>
       </w:r>
     </w:p>
     <w:p>
@@ -12667,15 +12320,7 @@
     </w:p>
     <w:p>
       <w:r>
-        <w:t xml:space="preserve">— Ну так, — лениво отозвалась Вера, — </w:t>
-      </w:r>
-      <w:proofErr w:type="spellStart"/>
-      <w:r>
-        <w:t>полистываю</w:t>
-      </w:r>
-      <w:proofErr w:type="spellEnd"/>
-      <w:r>
-        <w:t>. Вы же нам это зачем-то привозите. Может, там что-то важное произошло на Земле, пока меня не было. Коммунизм, например, построили.</w:t>
+        <w:t>— Ну так, — лениво отозвалась Вера, — полистываю. Вы же нам это зачем-то привозите. Может, там что-то важное произошло на Земле, пока меня не было. Коммунизм, например, построили.</w:t>
       </w:r>
     </w:p>
     <w:p>
@@ -13160,15 +12805,7 @@
     </w:p>
     <w:p>
       <w:r>
-        <w:t xml:space="preserve">Меня выбросило из этого кошмара, как из </w:t>
-      </w:r>
-      <w:proofErr w:type="spellStart"/>
-      <w:r>
-        <w:t>бранка</w:t>
-      </w:r>
-      <w:proofErr w:type="spellEnd"/>
-      <w:r>
-        <w:t xml:space="preserve"> — я открыл глаза в темноту, лёгкие разрывало от апноэ. Пощёлкали закрытые тенью датчики, и медленно, как электрический восход, разгорелись лампы. Треклятая муха злорадно прожужжала над ухом.</w:t>
+        <w:t>Меня выбросило из этого кошмара, как из бранка — я открыл глаза в темноту, лёгкие разрывало от апноэ. Пощёлкали закрытые тенью датчики, и медленно, как электрический восход, разгорелись лампы. Треклятая муха злорадно прожужжала над ухом.</w:t>
       </w:r>
     </w:p>
     <w:p>
@@ -13184,15 +12821,7 @@
         <w:t>бил</w:t>
       </w:r>
       <w:r>
-        <w:t xml:space="preserve"> сквозь веки. На языке тихо таял солоноватый привкус крови — я </w:t>
-      </w:r>
-      <w:proofErr w:type="spellStart"/>
-      <w:r>
-        <w:t>раскусал</w:t>
-      </w:r>
-      <w:proofErr w:type="spellEnd"/>
-      <w:r>
-        <w:t xml:space="preserve"> себе во сне губу. В уши врезался яростный трезвон сигнала к побудке.</w:t>
+        <w:t xml:space="preserve"> сквозь веки. На языке тихо таял солоноватый привкус крови — я раскусал себе во сне губу. В уши врезался яростный трезвон сигнала к побудке.</w:t>
       </w:r>
     </w:p>
     <w:p>
@@ -13338,15 +12967,7 @@
     </w:p>
     <w:p>
       <w:r>
-        <w:t xml:space="preserve">Я закрыл глаза и несколько раз медленно вздохнул. У космонавтов после долгого </w:t>
-      </w:r>
-      <w:proofErr w:type="spellStart"/>
-      <w:r>
-        <w:t>бранка</w:t>
-      </w:r>
-      <w:proofErr w:type="spellEnd"/>
-      <w:r>
-        <w:t xml:space="preserve"> часто случаются галлюцинации. Недели непрекращающихся кошмаров оставляют в сознании рубец.</w:t>
+        <w:t>Я закрыл глаза и несколько раз медленно вздохнул. У космонавтов после долгого бранка часто случаются галлюцинации. Недели непрекращающихся кошмаров оставляют в сознании рубец.</w:t>
       </w:r>
     </w:p>
     <w:p>
@@ -14003,15 +13624,7 @@
     </w:p>
     <w:p>
       <w:r>
-        <w:t xml:space="preserve">— Всё равно. Вам нужно в </w:t>
-      </w:r>
-      <w:proofErr w:type="spellStart"/>
-      <w:r>
-        <w:t>медблок</w:t>
-      </w:r>
-      <w:proofErr w:type="spellEnd"/>
-      <w:r>
-        <w:t>. Встать можете?</w:t>
+        <w:t>— Всё равно. Вам нужно в медблок. Встать можете?</w:t>
       </w:r>
     </w:p>
     <w:p>
@@ -14077,15 +13690,7 @@
     </w:p>
     <w:p>
       <w:r>
-        <w:t xml:space="preserve">— Сергей Владимирович, — пробормотал я, — со мной всё в порядке. Я готов ответить на все вопросы, — и тут же спросил сам: — Что с </w:t>
-      </w:r>
-      <w:proofErr w:type="spellStart"/>
-      <w:r>
-        <w:t>Марутяном</w:t>
-      </w:r>
-      <w:proofErr w:type="spellEnd"/>
-      <w:r>
-        <w:t>? Он жив?</w:t>
+        <w:t>— Сергей Владимирович, — пробормотал я, — со мной всё в порядке. Я готов ответить на все вопросы, — и тут же спросил сам: — Что с Марутяном? Он жив?</w:t>
       </w:r>
     </w:p>
     <w:p>
@@ -14113,15 +13718,7 @@
     </w:p>
     <w:p>
       <w:r>
-        <w:t xml:space="preserve">— Константин Игоревич, — Лысанов показал </w:t>
-      </w:r>
-      <w:proofErr w:type="spellStart"/>
-      <w:r>
-        <w:t>Мицюкину</w:t>
-      </w:r>
-      <w:proofErr w:type="spellEnd"/>
-      <w:r>
-        <w:t xml:space="preserve"> завёрнутую в целлофан ручку, — без экспертизы я, конечно, судить не берусь, но похоже, что это и есть орудие убийства.</w:t>
+        <w:t>— Константин Игоревич, — Лысанов показал Мицюкину завёрнутую в целлофан ручку, — без экспертизы я, конечно, судить не берусь, но похоже, что это и есть орудие убийства.</w:t>
       </w:r>
     </w:p>
     <w:p>
@@ -14212,15 +13809,7 @@
     </w:p>
     <w:p>
       <w:r>
-        <w:t xml:space="preserve">— Значит, — Лысанов ещё раз показал </w:t>
-      </w:r>
-      <w:proofErr w:type="spellStart"/>
-      <w:r>
-        <w:t>Мицюкину</w:t>
-      </w:r>
-      <w:proofErr w:type="spellEnd"/>
-      <w:r>
-        <w:t xml:space="preserve"> ручку, — орудие убийства было у Марутяна.</w:t>
+        <w:t>— Значит, — Лысанов ещё раз показал Мицюкину ручку, — орудие убийства было у Марутяна.</w:t>
       </w:r>
     </w:p>
     <w:p>
@@ -14241,15 +13830,7 @@
     </w:p>
     <w:p>
       <w:r>
-        <w:t xml:space="preserve">— Перекройте здесь всё, — раздался за спиной голос </w:t>
-      </w:r>
-      <w:proofErr w:type="spellStart"/>
-      <w:r>
-        <w:t>Мицюкина</w:t>
-      </w:r>
-      <w:proofErr w:type="spellEnd"/>
-      <w:r>
-        <w:t>, — и кровь у обоих на анализ. Будем разбираться.</w:t>
+        <w:t>— Перекройте здесь всё, — раздался за спиной голос Мицюкина, — и кровь у обоих на анализ. Будем разбираться.</w:t>
       </w:r>
     </w:p>
     <w:p>
@@ -14357,13 +13938,8 @@
       </w:r>
     </w:p>
     <w:p>
-      <w:proofErr w:type="spellStart"/>
-      <w:r>
-        <w:t>Медблок</w:t>
-      </w:r>
-      <w:proofErr w:type="spellEnd"/>
-      <w:r>
-        <w:t xml:space="preserve"> находился на верхнем уровне и напоминал небольшую сельскую поликлинику с тесным тамбуром для ожидания, где стояла неудобная скамейка без спинки, а в стены были врезаны узкие двер</w:t>
+      <w:r>
+        <w:t>Медблок находился на верхнем уровне и напоминал небольшую сельскую поликлинику с тесным тамбуром для ожидания, где стояла неудобная скамейка без спинки, а в стены были врезаны узкие двер</w:t>
       </w:r>
       <w:r>
         <w:t>и</w:t>
@@ -14427,15 +14003,7 @@
     </w:p>
     <w:p>
       <w:r>
-        <w:t xml:space="preserve">— Болит, — признался я. — Но она уже несколько дней болит. Я думал, это последствия </w:t>
-      </w:r>
-      <w:proofErr w:type="spellStart"/>
-      <w:r>
-        <w:t>бранка</w:t>
-      </w:r>
-      <w:proofErr w:type="spellEnd"/>
-      <w:r>
-        <w:t>.</w:t>
+        <w:t>— Болит, — признался я. — Но она уже несколько дней болит. Я думал, это последствия бранка.</w:t>
       </w:r>
     </w:p>
     <w:p>
@@ -14623,15 +14191,7 @@
     </w:p>
     <w:p>
       <w:r>
-        <w:t xml:space="preserve">— Вот и отлично. Передумаете по поводу таблеток — знаете, где </w:t>
-      </w:r>
-      <w:proofErr w:type="spellStart"/>
-      <w:r>
-        <w:t>медблок</w:t>
-      </w:r>
-      <w:proofErr w:type="spellEnd"/>
-      <w:r>
-        <w:t xml:space="preserve"> находится. </w:t>
+        <w:t xml:space="preserve">— Вот и отлично. Передумаете по поводу таблеток — знаете, где медблок находится. </w:t>
       </w:r>
       <w:r>
         <w:t xml:space="preserve">Я бы </w:t>
@@ -14805,15 +14365,7 @@
     </w:p>
     <w:p>
       <w:r>
-        <w:t xml:space="preserve">— Ты же должен быть в </w:t>
-      </w:r>
-      <w:proofErr w:type="spellStart"/>
-      <w:r>
-        <w:t>медблоке</w:t>
-      </w:r>
-      <w:proofErr w:type="spellEnd"/>
-      <w:r>
-        <w:t>?</w:t>
+        <w:t>— Ты же должен быть в медблоке?</w:t>
       </w:r>
     </w:p>
     <w:p>
@@ -15013,15 +14565,7 @@
         <w:t>требовало</w:t>
       </w:r>
       <w:r>
-        <w:t xml:space="preserve"> ленивой невесомости </w:t>
-      </w:r>
-      <w:proofErr w:type="spellStart"/>
-      <w:r>
-        <w:t>бранка</w:t>
-      </w:r>
-      <w:proofErr w:type="spellEnd"/>
-      <w:r>
-        <w:t>.</w:t>
+        <w:t xml:space="preserve"> ленивой невесомости бранка.</w:t>
       </w:r>
     </w:p>
     <w:p>
@@ -15334,15 +14878,7 @@
     </w:p>
     <w:p>
       <w:r>
-        <w:t xml:space="preserve">— Качкой? — смутился Алексин. — Тоже скажешь! — Он перевернул мыском расколовшийся корпус диспенсера и покачал головой. — Это сбои такие в </w:t>
-      </w:r>
-      <w:proofErr w:type="spellStart"/>
-      <w:r>
-        <w:t>гравитонных</w:t>
-      </w:r>
-      <w:proofErr w:type="spellEnd"/>
-      <w:r>
-        <w:t xml:space="preserve"> камерах. Говорят, они тут с самого первого дня. Ошибок в логах нет, никак починить не можем. Достаёт страшно. — Он потёр грудь </w:t>
+        <w:t xml:space="preserve">— Качкой? — смутился Алексин. — Тоже скажешь! — Он перевернул мыском расколовшийся корпус диспенсера и покачал головой. — Это сбои такие в гравитонных камерах. Говорят, они тут с самого первого дня. Ошибок в логах нет, никак починить не можем. Достаёт страшно. — Он потёр грудь </w:t>
       </w:r>
       <w:r>
         <w:t>ладонью</w:t>
@@ -15458,15 +14994,7 @@
         <w:t xml:space="preserve">но </w:t>
       </w:r>
       <w:r>
-        <w:t xml:space="preserve">объём поменьше. Хотя смысл, если диспенсер такой же? — Алексин задумчиво пожевал губы. — Думаешь, их </w:t>
-      </w:r>
-      <w:proofErr w:type="spellStart"/>
-      <w:r>
-        <w:t>траванул</w:t>
-      </w:r>
-      <w:proofErr w:type="spellEnd"/>
-      <w:r>
-        <w:t xml:space="preserve"> кто-то?</w:t>
+        <w:t>объём поменьше. Хотя смысл, если диспенсер такой же? — Алексин задумчиво пожевал губы. — Думаешь, их траванул кто-то?</w:t>
       </w:r>
     </w:p>
     <w:p>
@@ -15841,15 +15369,7 @@
         <w:t>должно</w:t>
       </w:r>
       <w:r>
-        <w:t xml:space="preserve">. Все договорённости у меня были с </w:t>
-      </w:r>
-      <w:proofErr w:type="spellStart"/>
-      <w:r>
-        <w:t>Марутяном</w:t>
-      </w:r>
-      <w:proofErr w:type="spellEnd"/>
-      <w:r>
-        <w:t xml:space="preserve">. И ситуация была другая, если ты не заметил. Сейчас </w:t>
+        <w:t xml:space="preserve">. Все договорённости у меня были с Марутяном. И ситуация была другая, если ты не заметил. Сейчас </w:t>
       </w:r>
       <w:r>
         <w:t xml:space="preserve">вся </w:t>
@@ -15866,13 +15386,8 @@
     </w:p>
     <w:p>
       <w:r>
-        <w:t xml:space="preserve">— Хорошо. — Я подумал, что вряд ли буду скучать по </w:t>
-      </w:r>
-      <w:proofErr w:type="spellStart"/>
-      <w:r>
-        <w:t>нуболидам</w:t>
-      </w:r>
-      <w:proofErr w:type="spellEnd"/>
+        <w:t>— Хорошо. — Я подумал, что вряд ли буду скучать по нуболидам</w:t>
+      </w:r>
       <w:r>
         <w:t xml:space="preserve"> с их бешеными плясками под дымовой завесой.</w:t>
       </w:r>
@@ -15954,15 +15469,7 @@
     </w:p>
     <w:p>
       <w:r>
-        <w:t xml:space="preserve">— Медики так-то с нами не шибко охотнее </w:t>
-      </w:r>
-      <w:proofErr w:type="spellStart"/>
-      <w:r>
-        <w:t>Мицюкина</w:t>
-      </w:r>
-      <w:proofErr w:type="spellEnd"/>
-      <w:r>
-        <w:t xml:space="preserve"> общаются, — сказал Керман.</w:t>
+        <w:t>— Медики так-то с нами не шибко охотнее Мицюкина общаются, — сказал Керман.</w:t>
       </w:r>
     </w:p>
     <w:p>
@@ -16063,15 +15570,7 @@
     <w:p>
       <w:r>
         <w:lastRenderedPageBreak/>
-        <w:t xml:space="preserve">— Я себя плохо чувствовал, — сказал я. — Тяжело прихожу в себя после </w:t>
-      </w:r>
-      <w:proofErr w:type="spellStart"/>
-      <w:r>
-        <w:t>бранка</w:t>
-      </w:r>
-      <w:proofErr w:type="spellEnd"/>
-      <w:r>
-        <w:t>.</w:t>
+        <w:t>— Я себя плохо чувствовал, — сказал я. — Тяжело прихожу в себя после бранка.</w:t>
       </w:r>
     </w:p>
     <w:p>
@@ -16420,15 +15919,7 @@
     </w:p>
     <w:p>
       <w:r>
-        <w:t xml:space="preserve">Слышались голоса, шипели и клацали двери. Рядом с лифтом я едва не столкнулся с </w:t>
-      </w:r>
-      <w:proofErr w:type="spellStart"/>
-      <w:r>
-        <w:t>Мицюкиным</w:t>
-      </w:r>
-      <w:proofErr w:type="spellEnd"/>
-      <w:r>
-        <w:t>, рассеянным и потерянным, как бы выброшенным из привычной колеи. Мицюкин ухватился за меня взглядом, но ничего не сказал и молча прошёл мимо.</w:t>
+        <w:t>Слышались голоса, шипели и клацали двери. Рядом с лифтом я едва не столкнулся с Мицюкиным, рассеянным и потерянным, как бы выброшенным из привычной колеи. Мицюкин ухватился за меня взглядом, но ничего не сказал и молча прошёл мимо.</w:t>
       </w:r>
     </w:p>
     <w:p>
@@ -16895,15 +16386,7 @@
     </w:p>
     <w:p>
       <w:r>
-        <w:t xml:space="preserve">— И вы её никому не показывали? Надо было отдать записку </w:t>
-      </w:r>
-      <w:proofErr w:type="spellStart"/>
-      <w:r>
-        <w:t>Мицюкину</w:t>
-      </w:r>
-      <w:proofErr w:type="spellEnd"/>
-      <w:r>
-        <w:t>, он ведёт расследование и…</w:t>
+        <w:t>— И вы её никому не показывали? Надо было отдать записку Мицюкину, он ведёт расследование и…</w:t>
       </w:r>
     </w:p>
     <w:p>
@@ -17057,23 +16540,7 @@
     </w:p>
     <w:p>
       <w:r>
-        <w:t xml:space="preserve">— Могу позвонить в </w:t>
-      </w:r>
-      <w:proofErr w:type="spellStart"/>
-      <w:r>
-        <w:t>медблок</w:t>
-      </w:r>
-      <w:proofErr w:type="spellEnd"/>
-      <w:r>
-        <w:t xml:space="preserve">, — сказал я. — Елизавета Павловна, я могу позвонить в </w:t>
-      </w:r>
-      <w:proofErr w:type="spellStart"/>
-      <w:r>
-        <w:t>медблок</w:t>
-      </w:r>
-      <w:proofErr w:type="spellEnd"/>
-      <w:r>
-        <w:t>. Я думаю, мне… — Я сглотнул, таблетки ещё корёжили горло. — Я думаю, нам нехорошо.</w:t>
+        <w:t>— Могу позвонить в медблок, — сказал я. — Елизавета Павловна, я могу позвонить в медблок. Я думаю, мне… — Я сглотнул, таблетки ещё корёжили горло. — Я думаю, нам нехорошо.</w:t>
       </w:r>
     </w:p>
     <w:p>
@@ -17093,15 +16560,7 @@
     </w:p>
     <w:p>
       <w:r>
-        <w:t xml:space="preserve">— </w:t>
-      </w:r>
-      <w:proofErr w:type="spellStart"/>
-      <w:r>
-        <w:t>Медблок</w:t>
-      </w:r>
-      <w:proofErr w:type="spellEnd"/>
-      <w:r>
-        <w:t>…</w:t>
+        <w:t>— Медблок…</w:t>
       </w:r>
     </w:p>
     <w:p>
@@ -17111,23 +16570,7 @@
     </w:p>
     <w:p>
       <w:r>
-        <w:t xml:space="preserve">— Какой ещё </w:t>
-      </w:r>
-      <w:proofErr w:type="spellStart"/>
-      <w:r>
-        <w:t>медблок</w:t>
-      </w:r>
-      <w:proofErr w:type="spellEnd"/>
-      <w:r>
-        <w:t xml:space="preserve">, Олег? О чём ты? Зачем нам </w:t>
-      </w:r>
-      <w:proofErr w:type="spellStart"/>
-      <w:r>
-        <w:t>медблок</w:t>
-      </w:r>
-      <w:proofErr w:type="spellEnd"/>
-      <w:r>
-        <w:t xml:space="preserve">? Мы же хотели поговорить, ты помнишь? Ты только секунду, — Мерцель сбилась, — только минуту назад отошёл за таблеткой. Голова болит, понимаю. </w:t>
+        <w:t xml:space="preserve">— Какой ещё медблок, Олег? О чём ты? Зачем нам медблок? Мы же хотели поговорить, ты помнишь? Ты только секунду, — Мерцель сбилась, — только минуту назад отошёл за таблеткой. Голова болит, понимаю. </w:t>
       </w:r>
       <w:r>
         <w:t>Т</w:t>
@@ -17243,23 +16686,7 @@
     </w:p>
     <w:p>
       <w:r>
-        <w:t xml:space="preserve">— «Минск» знаю. — Мерцель поёжилась и провела по плечу ладонью, смахивая невидимое насекомое. — «Минск» все знают. Кто же не знает «Минск»? Правильно, его все знают. Ты не переживай, Олег! Будет ещё шанс сделать снимок на память. Красивый яркий снимок на память. Правильно я говорю? «Минск» — корабль новый, вовсю ещё летает. Это вот «Мурманск» давно списали. Он и тогда уже был старой развалиной. — Уголки губ у Мерцель задрожали. — Помню, сбои были в </w:t>
-      </w:r>
-      <w:proofErr w:type="spellStart"/>
-      <w:r>
-        <w:t>гравитонной</w:t>
-      </w:r>
-      <w:proofErr w:type="spellEnd"/>
-      <w:r>
-        <w:t xml:space="preserve"> камере. — Мерцель провела по лицу ладонью и вдруг стёрла всякое выражение — скорбь, усталость, печаль. Осталась бледная белая маска. — Сбои в </w:t>
-      </w:r>
-      <w:proofErr w:type="spellStart"/>
-      <w:r>
-        <w:t>гравитонной</w:t>
-      </w:r>
-      <w:proofErr w:type="spellEnd"/>
-      <w:r>
-        <w:t xml:space="preserve"> камере. Правильно, да? Это вот когда идёшь ты по коридору, не трогаешь никого, а тебя на стены швыряет. Или на потолок.</w:t>
+        <w:t>— «Минск» знаю. — Мерцель поёжилась и провела по плечу ладонью, смахивая невидимое насекомое. — «Минск» все знают. Кто же не знает «Минск»? Правильно, его все знают. Ты не переживай, Олег! Будет ещё шанс сделать снимок на память. Красивый яркий снимок на память. Правильно я говорю? «Минск» — корабль новый, вовсю ещё летает. Это вот «Мурманск» давно списали. Он и тогда уже был старой развалиной. — Уголки губ у Мерцель задрожали. — Помню, сбои были в гравитонной камере. — Мерцель провела по лицу ладонью и вдруг стёрла всякое выражение — скорбь, усталость, печаль. Осталась бледная белая маска. — Сбои в гравитонной камере. Правильно, да? Это вот когда идёшь ты по коридору, не трогаешь никого, а тебя на стены швыряет. Или на потолок.</w:t>
       </w:r>
     </w:p>
     <w:p>
@@ -17740,15 +17167,7 @@
         <w:t>,</w:t>
       </w:r>
       <w:r>
-        <w:t xml:space="preserve"> когда моложе была, вообще ничего не боялась. Все вокруг боялись чего-то, боялись того, что будет завтра, того, что было вчера. Боялись пустоты, темноты, расстояний. Боялись балка, бреда, </w:t>
-      </w:r>
-      <w:proofErr w:type="spellStart"/>
-      <w:r>
-        <w:t>политкора</w:t>
-      </w:r>
-      <w:proofErr w:type="spellEnd"/>
-      <w:r>
-        <w:t>, яркого света. А я не боялась. Правильно я говорю, Олег?</w:t>
+        <w:t xml:space="preserve"> когда моложе была, вообще ничего не боялась. Все вокруг боялись чего-то, боялись того, что будет завтра, того, что было вчера. Боялись пустоты, темноты, расстояний. Боялись балка, бреда, политкора, яркого света. А я не боялась. Правильно я говорю, Олег?</w:t>
       </w:r>
     </w:p>
     <w:p>
@@ -18204,15 +17623,7 @@
         <w:t xml:space="preserve">мы </w:t>
       </w:r>
       <w:r>
-        <w:t xml:space="preserve">как-нибудь ещё поговорим о </w:t>
-      </w:r>
-      <w:proofErr w:type="spellStart"/>
-      <w:r>
-        <w:t>нуболидах</w:t>
-      </w:r>
-      <w:proofErr w:type="spellEnd"/>
-      <w:r>
-        <w:t>. Времени у нас много.</w:t>
+        <w:t>как-нибудь ещё поговорим о нуболидах. Времени у нас много.</w:t>
       </w:r>
     </w:p>
     <w:p>
@@ -18354,13 +17765,8 @@
       </w:r>
     </w:p>
     <w:p>
-      <w:proofErr w:type="spellStart"/>
-      <w:r>
-        <w:t>Медблок</w:t>
-      </w:r>
-      <w:proofErr w:type="spellEnd"/>
-      <w:r>
-        <w:t>?</w:t>
+      <w:r>
+        <w:t>Медблок?</w:t>
       </w:r>
     </w:p>
     <w:p>
@@ -18428,15 +17834,7 @@
         <w:t>В</w:t>
       </w:r>
       <w:r>
-        <w:t xml:space="preserve">ижу кошмар, как в </w:t>
-      </w:r>
-      <w:proofErr w:type="spellStart"/>
-      <w:r>
-        <w:t>бранке</w:t>
-      </w:r>
-      <w:proofErr w:type="spellEnd"/>
-      <w:r>
-        <w:t xml:space="preserve">, только вместо </w:t>
+        <w:t xml:space="preserve">ижу кошмар, как в бранке, только вместо </w:t>
       </w:r>
       <w:r>
         <w:t>фрактального озера</w:t>
@@ -18662,36 +18060,12 @@
     </w:p>
     <w:p>
       <w:r>
-        <w:t xml:space="preserve">— Стой! — Вера бросилась ко мне и схватила за плечо. — Я позвоню в </w:t>
-      </w:r>
-      <w:proofErr w:type="spellStart"/>
-      <w:r>
-        <w:t>медблок</w:t>
-      </w:r>
-      <w:proofErr w:type="spellEnd"/>
-      <w:r>
-        <w:t>!</w:t>
-      </w:r>
-    </w:p>
-    <w:p>
-      <w:r>
-        <w:t xml:space="preserve">— Какой </w:t>
-      </w:r>
-      <w:proofErr w:type="spellStart"/>
-      <w:r>
-        <w:t>медблок</w:t>
-      </w:r>
-      <w:proofErr w:type="spellEnd"/>
-      <w:r>
-        <w:t xml:space="preserve">? Зачем мне в </w:t>
-      </w:r>
-      <w:proofErr w:type="spellStart"/>
-      <w:r>
-        <w:t>медблок</w:t>
-      </w:r>
-      <w:proofErr w:type="spellEnd"/>
-      <w:r>
-        <w:t>?</w:t>
+        <w:t>— Стой! — Вера бросилась ко мне и схватила за плечо. — Я позвоню в медблок!</w:t>
+      </w:r>
+    </w:p>
+    <w:p>
+      <w:r>
+        <w:t>— Какой медблок? Зачем мне в медблок?</w:t>
       </w:r>
     </w:p>
     <w:p>
@@ -19051,15 +18425,7 @@
     </w:p>
     <w:p>
       <w:r>
-        <w:t xml:space="preserve">Я подумал, что опять произошёл сбой в </w:t>
-      </w:r>
-      <w:proofErr w:type="spellStart"/>
-      <w:r>
-        <w:t>гравитонной</w:t>
-      </w:r>
-      <w:proofErr w:type="spellEnd"/>
-      <w:r>
-        <w:t xml:space="preserve"> камере.</w:t>
+        <w:t>Я подумал, что опять произошёл сбой в гравитонной камере.</w:t>
       </w:r>
     </w:p>
     <w:p>
@@ -19563,15 +18929,7 @@
     </w:p>
     <w:p>
       <w:r>
-        <w:t xml:space="preserve">— Я плохо помню, — сказал я. — Она просила зайти к ней, поговорить о </w:t>
-      </w:r>
-      <w:proofErr w:type="spellStart"/>
-      <w:r>
-        <w:t>нуболидах</w:t>
-      </w:r>
-      <w:proofErr w:type="spellEnd"/>
-      <w:r>
-        <w:t>. А потом…</w:t>
+        <w:t>— Я плохо помню, — сказал я. — Она просила зайти к ней, поговорить о нуболидах. А потом…</w:t>
       </w:r>
     </w:p>
     <w:p>
@@ -19683,15 +19041,7 @@
     </w:p>
     <w:p>
       <w:r>
-        <w:t xml:space="preserve">— Мерцель пригласила меня к себе, чтобы поговорить о </w:t>
-      </w:r>
-      <w:proofErr w:type="spellStart"/>
-      <w:r>
-        <w:t>нуболидах</w:t>
-      </w:r>
-      <w:proofErr w:type="spellEnd"/>
-      <w:r>
-        <w:t>. Или нет. Она хотела мне что-то показать. Записку.</w:t>
+        <w:t>— Мерцель пригласила меня к себе, чтобы поговорить о нуболидах. Или нет. Она хотела мне что-то показать. Записку.</w:t>
       </w:r>
     </w:p>
     <w:p>
@@ -19765,15 +19115,7 @@
         <w:t xml:space="preserve"> сейчас</w:t>
       </w:r>
       <w:r>
-        <w:t xml:space="preserve"> уложат на каталку и увезут, громыхая по металлическому полу </w:t>
-      </w:r>
-      <w:proofErr w:type="spellStart"/>
-      <w:r>
-        <w:t>восьмерящими</w:t>
-      </w:r>
-      <w:proofErr w:type="spellEnd"/>
-      <w:r>
-        <w:t xml:space="preserve"> колёсами, в пропахшую смертью операционную.</w:t>
+        <w:t xml:space="preserve"> уложат на каталку и увезут, громыхая по металлическому полу восьмерящими колёсами, в пропахшую смертью операционную.</w:t>
       </w:r>
     </w:p>
     <w:p>
@@ -19788,15 +19130,7 @@
     </w:p>
     <w:p>
       <w:r>
-        <w:t xml:space="preserve">Мицюкин скривился, но промолчал. Я вдруг подумал о Майорове — странно, что он ещё не ворвался в </w:t>
-      </w:r>
-      <w:proofErr w:type="spellStart"/>
-      <w:r>
-        <w:t>медотсек</w:t>
-      </w:r>
-      <w:proofErr w:type="spellEnd"/>
-      <w:r>
-        <w:t xml:space="preserve"> и не потребовал объяснений, тряся папкой с какими-нибудь захватанными отчётами, трассировками, диагности</w:t>
+        <w:t>Мицюкин скривился, но промолчал. Я вдруг подумал о Майорове — странно, что он ещё не ворвался в медотсек и не потребовал объяснений, тряся папкой с какими-нибудь захватанными отчётами, трассировками, диагности</w:t>
       </w:r>
       <w:r>
         <w:lastRenderedPageBreak/>
@@ -19904,15 +19238,7 @@
     </w:p>
     <w:p>
       <w:r>
-        <w:t xml:space="preserve">— Делайте, что хотите. Но пока он у меня. И </w:t>
-      </w:r>
-      <w:proofErr w:type="spellStart"/>
-      <w:r>
-        <w:t>медблок</w:t>
-      </w:r>
-      <w:proofErr w:type="spellEnd"/>
-      <w:r>
-        <w:t xml:space="preserve"> — это не тюрьма.</w:t>
+        <w:t>— Делайте, что хотите. Но пока он у меня. И медблок — это не тюрьма.</w:t>
       </w:r>
     </w:p>
     <w:p>
@@ -20036,15 +19362,7 @@
     </w:p>
     <w:p>
       <w:r>
-        <w:t xml:space="preserve">Я не сомневался, что увижу скрюченного от ярости </w:t>
-      </w:r>
-      <w:proofErr w:type="spellStart"/>
-      <w:r>
-        <w:t>Мицюкина</w:t>
-      </w:r>
-      <w:proofErr w:type="spellEnd"/>
-      <w:r>
-        <w:t xml:space="preserve">, который вцепится в меня холодными пальцами и утащит в тайную тюрьму, но в отсек </w:t>
+        <w:t xml:space="preserve">Я не сомневался, что увижу скрюченного от ярости Мицюкина, который вцепится в меня холодными пальцами и утащит в тайную тюрьму, но в отсек </w:t>
       </w:r>
       <w:r>
         <w:t>воровато</w:t>
@@ -20177,15 +19495,7 @@
     </w:p>
     <w:p>
       <w:r>
-        <w:t xml:space="preserve">— От дерготни </w:t>
-      </w:r>
-      <w:proofErr w:type="spellStart"/>
-      <w:r>
-        <w:t>Мицюкина</w:t>
-      </w:r>
-      <w:proofErr w:type="spellEnd"/>
-      <w:r>
-        <w:t xml:space="preserve"> лучше не становится. Хорошо хоть Майорова сразу положили, а то они бы сцепились, как два старых пса. — Григорьев </w:t>
+        <w:t xml:space="preserve">— От дерготни Мицюкина лучше не становится. Хорошо хоть Майорова сразу положили, а то они бы сцепились, как два старых пса. — Григорьев </w:t>
       </w:r>
       <w:r>
         <w:t>усмехнулся</w:t>
@@ -20370,15 +19680,7 @@
         <w:t>обожгло</w:t>
       </w:r>
       <w:r>
-        <w:t xml:space="preserve"> металлическим холодом. Я сделал осторожный шаг, и в этот момент отсек тряхнуло — </w:t>
-      </w:r>
-      <w:proofErr w:type="spellStart"/>
-      <w:r>
-        <w:t>гравитонный</w:t>
-      </w:r>
-      <w:proofErr w:type="spellEnd"/>
-      <w:r>
-        <w:t xml:space="preserve"> привод опять решил поиздеваться над вестибулярным аппаратом.</w:t>
+        <w:t xml:space="preserve"> металлическим холодом. Я сделал осторожный шаг, и в этот момент отсек тряхнуло — гравитонный привод опять решил поиздеваться над вестибулярным аппаратом.</w:t>
       </w:r>
     </w:p>
     <w:p>
@@ -20671,15 +19973,7 @@
     </w:p>
     <w:p>
       <w:r>
-        <w:t xml:space="preserve">— Я… — Мысли сбились, запутались, как в </w:t>
-      </w:r>
-      <w:proofErr w:type="spellStart"/>
-      <w:r>
-        <w:t>медблоке</w:t>
-      </w:r>
-      <w:proofErr w:type="spellEnd"/>
-      <w:r>
-        <w:t xml:space="preserve">, когда я </w:t>
+        <w:t xml:space="preserve">— Я… — Мысли сбились, запутались, как в медблоке, когда я </w:t>
       </w:r>
       <w:r>
         <w:t>очнулся</w:t>
@@ -20938,15 +20232,7 @@
     <w:p>
       <w:r>
         <w:lastRenderedPageBreak/>
-        <w:t xml:space="preserve">— Мне ещё приснился Керман, — сказал я. — Уже когда я был в </w:t>
-      </w:r>
-      <w:proofErr w:type="spellStart"/>
-      <w:r>
-        <w:t>медблоке</w:t>
-      </w:r>
-      <w:proofErr w:type="spellEnd"/>
-      <w:r>
-        <w:t xml:space="preserve"> под капельницей. Короткий бестолковый сон.</w:t>
+        <w:t>— Мне ещё приснился Керман, — сказал я. — Уже когда я был в медблоке под капельницей. Короткий бестолковый сон.</w:t>
       </w:r>
     </w:p>
     <w:p>
@@ -21065,15 +20351,7 @@
     </w:p>
     <w:p>
       <w:r>
-        <w:t xml:space="preserve">— В </w:t>
-      </w:r>
-      <w:proofErr w:type="spellStart"/>
-      <w:r>
-        <w:t>нуболидах</w:t>
-      </w:r>
-      <w:proofErr w:type="spellEnd"/>
-      <w:r>
-        <w:t>?</w:t>
+        <w:t>— В нуболидах?</w:t>
       </w:r>
     </w:p>
     <w:p>
@@ -21298,15 +20576,7 @@
     </w:p>
     <w:p>
       <w:r>
-        <w:t xml:space="preserve">Больше мы ни о чём не говорили. Вопросов было много, сердце взволнованно ёрзало в груди, когда я думал о токсине или </w:t>
-      </w:r>
-      <w:proofErr w:type="spellStart"/>
-      <w:r>
-        <w:t>нуболидах</w:t>
-      </w:r>
-      <w:proofErr w:type="spellEnd"/>
-      <w:r>
-        <w:t>, однако нужные слова не приходили в голову.</w:t>
+        <w:t>Больше мы ни о чём не говорили. Вопросов было много, сердце взволнованно ёрзало в груди, когда я думал о токсине или нуболидах, однако нужные слова не приходили в голову.</w:t>
       </w:r>
     </w:p>
     <w:p>
@@ -21716,15 +20986,7 @@
     </w:p>
     <w:p>
       <w:r>
-        <w:t xml:space="preserve">— Родители есть, — сказал я, — но я их редко последнее время навещаю. Нехорошо это, конечно. Надо будет обязательно съездить в </w:t>
-      </w:r>
-      <w:proofErr w:type="spellStart"/>
-      <w:r>
-        <w:t>Стальск</w:t>
-      </w:r>
-      <w:proofErr w:type="spellEnd"/>
-      <w:r>
-        <w:t>, когда вернусь. Если вернусь, — добавил я.</w:t>
+        <w:t>— Родители есть, — сказал я, — но я их редко последнее время навещаю. Нехорошо это, конечно. Надо будет обязательно съездить в Стальск, когда вернусь. Если вернусь, — добавил я.</w:t>
       </w:r>
     </w:p>
     <w:p>
@@ -21739,15 +21001,7 @@
     </w:p>
     <w:p>
       <w:r>
-        <w:t xml:space="preserve">— </w:t>
-      </w:r>
-      <w:proofErr w:type="spellStart"/>
-      <w:r>
-        <w:t>Стальск</w:t>
-      </w:r>
-      <w:proofErr w:type="spellEnd"/>
-      <w:r>
-        <w:t xml:space="preserve">… </w:t>
+        <w:t xml:space="preserve">— Стальск… </w:t>
       </w:r>
       <w:r>
         <w:t xml:space="preserve">— проговорила Вера. — </w:t>
@@ -21758,15 +21012,7 @@
     </w:p>
     <w:p>
       <w:r>
-        <w:t xml:space="preserve">— Вряд ли, — сказал я. — Их много, </w:t>
-      </w:r>
-      <w:proofErr w:type="spellStart"/>
-      <w:r>
-        <w:t>Стальсков</w:t>
-      </w:r>
-      <w:proofErr w:type="spellEnd"/>
-      <w:r>
-        <w:t xml:space="preserve"> этих. Мой — двенадцатый по счёту.</w:t>
+        <w:t>— Вряд ли, — сказал я. — Их много, Стальсков этих. Мой — двенадцатый по счёту.</w:t>
       </w:r>
     </w:p>
     <w:p>
@@ -22158,22 +21404,13 @@
     </w:p>
     <w:p>
       <w:r>
-        <w:t xml:space="preserve">Внутри меня что-то забурлило. Всё вокруг — синий глаз иллюминатора, затянутые тенью стены, потолок и маленькая фотография у кровати — закачалось в такт возбуждённому дыханию. Я сорвал с неё блузку. </w:t>
-      </w:r>
-      <w:proofErr w:type="spellStart"/>
-      <w:r>
-        <w:t>Заклацали</w:t>
-      </w:r>
-      <w:proofErr w:type="spellEnd"/>
-      <w:r>
-        <w:t xml:space="preserve"> по полу, как россыпь жемчужинок, вылетевшие пуговицы — и рассеянно разбежались по сторонам.</w:t>
+        <w:t>Внутри меня что-то забурлило. Всё вокруг — синий глаз иллюминатора, затянутые тенью стены, потолок и маленькая фотография у кровати — закачалось в такт возбуждённому дыханию. Я сорвал с неё блузку. Заклацали по полу, как россыпь жемчужинок, вылетевшие пуговицы — и рассеянно разбежались по сторонам.</w:t>
       </w:r>
     </w:p>
     <w:p>
       <w:r>
         <w:t xml:space="preserve">— От тебя пахнет кровью и фурацилином. — Вера слегка отодвинулась, откинула голову и посмотрела сквозь прищуренные веки, едва заметно улыбаясь. — А ещё </w:t>
       </w:r>
-      <w:proofErr w:type="spellStart"/>
       <w:r>
         <w:t>по</w:t>
       </w:r>
@@ -22183,7 +21420,6 @@
       <w:r>
         <w:t>том</w:t>
       </w:r>
-      <w:proofErr w:type="spellEnd"/>
       <w:r>
         <w:t>.</w:t>
       </w:r>
@@ -22256,15 +21492,7 @@
     </w:p>
     <w:p>
       <w:r>
-        <w:t xml:space="preserve">Первый полёт в космос. Первый </w:t>
-      </w:r>
-      <w:proofErr w:type="spellStart"/>
-      <w:r>
-        <w:t>бранк</w:t>
-      </w:r>
-      <w:proofErr w:type="spellEnd"/>
-      <w:r>
-        <w:t>. Первый сон во время перехода. Знакомство с ней.</w:t>
+        <w:t>Первый полёт в космос. Первый бранк. Первый сон во время перехода. Знакомство с ней.</w:t>
       </w:r>
     </w:p>
     <w:p>
@@ -22279,15 +21507,7 @@
     </w:p>
     <w:p>
       <w:r>
-        <w:t xml:space="preserve">— Сейчас мне кажется, что </w:t>
-      </w:r>
-      <w:proofErr w:type="gramStart"/>
-      <w:r>
-        <w:t>самое хорошее</w:t>
-      </w:r>
-      <w:proofErr w:type="gramEnd"/>
-      <w:r>
-        <w:t>, что было у меня в жизни — это ты, — сказал я.</w:t>
+        <w:t>— Сейчас мне кажется, что самое хорошее, что было у меня в жизни — это ты, — сказал я.</w:t>
       </w:r>
     </w:p>
     <w:p>
@@ -22341,13 +21561,8 @@
       </w:r>
     </w:p>
     <w:p>
-      <w:proofErr w:type="spellStart"/>
-      <w:r>
-        <w:t>Пшикнул</w:t>
-      </w:r>
-      <w:proofErr w:type="spellEnd"/>
-      <w:r>
-        <w:t xml:space="preserve"> диспенсер, зажурчала в кружке вода.</w:t>
+      <w:r>
+        <w:t>Пшикнул диспенсер, зажурчала в кружке вода.</w:t>
       </w:r>
     </w:p>
     <w:p>
@@ -22607,15 +21822,7 @@
         <w:t xml:space="preserve">Какая разница, сколько лет изучаем? </w:t>
       </w:r>
       <w:r>
-        <w:t xml:space="preserve">Я вообще в </w:t>
-      </w:r>
-      <w:proofErr w:type="spellStart"/>
-      <w:r>
-        <w:t>химлабе</w:t>
-      </w:r>
-      <w:proofErr w:type="spellEnd"/>
-      <w:r>
-        <w:t xml:space="preserve"> сижу, откуда мне знать?</w:t>
+        <w:t>Я вообще в химлабе сижу, откуда мне знать?</w:t>
       </w:r>
     </w:p>
     <w:p>
@@ -22689,15 +21896,7 @@
     </w:p>
     <w:p>
       <w:r>
-        <w:t xml:space="preserve">Сбой в </w:t>
-      </w:r>
-      <w:proofErr w:type="spellStart"/>
-      <w:r>
-        <w:t>гравитонной</w:t>
-      </w:r>
-      <w:proofErr w:type="spellEnd"/>
-      <w:r>
-        <w:t xml:space="preserve"> камере?</w:t>
+        <w:t>Сбой в гравитонной камере?</w:t>
       </w:r>
     </w:p>
     <w:p>
@@ -23182,13 +22381,8 @@
       </w:r>
     </w:p>
     <w:p>
-      <w:proofErr w:type="spellStart"/>
-      <w:r>
-        <w:t>Гравитонный</w:t>
-      </w:r>
-      <w:proofErr w:type="spellEnd"/>
-      <w:r>
-        <w:t xml:space="preserve"> привод едва работал.</w:t>
+      <w:r>
+        <w:t>Гравитонный привод едва работал.</w:t>
       </w:r>
     </w:p>
     <w:p>
@@ -23277,15 +22471,7 @@
     </w:p>
     <w:p>
       <w:r>
-        <w:t xml:space="preserve">Глаза мои уже немного привыкли к расходящейся тряске и мелькающему свету. Я узнал искривлённое лицо </w:t>
-      </w:r>
-      <w:proofErr w:type="spellStart"/>
-      <w:r>
-        <w:t>Мицюкина</w:t>
-      </w:r>
-      <w:proofErr w:type="spellEnd"/>
-      <w:r>
-        <w:t xml:space="preserve">, который </w:t>
+        <w:t xml:space="preserve">Глаза мои уже немного привыкли к расходящейся тряске и мелькающему свету. Я узнал искривлённое лицо Мицюкина, который </w:t>
       </w:r>
       <w:r>
         <w:t>жёг</w:t>
@@ -23300,13 +22486,8 @@
       </w:r>
     </w:p>
     <w:p>
-      <w:proofErr w:type="spellStart"/>
-      <w:r>
-        <w:t>Мицюкина</w:t>
-      </w:r>
-      <w:proofErr w:type="spellEnd"/>
-      <w:r>
-        <w:t xml:space="preserve"> перекосило, как засбоившую машину. Резак, изрыгнув последнюю струю пламени, погас у него в руке, и он уставился на меня, как на чудище из ночного кошмара. Появилось ещё несколько теней, вылезших из </w:t>
+      <w:r>
+        <w:t xml:space="preserve">Мицюкина перекосило, как засбоившую машину. Резак, изрыгнув последнюю струю пламени, погас у него в руке, и он уставился на меня, как на чудище из ночного кошмара. Появилось ещё несколько теней, вылезших из </w:t>
       </w:r>
       <w:r>
         <w:lastRenderedPageBreak/>
@@ -23421,11 +22602,9 @@
       <w:r>
         <w:t xml:space="preserve">Всё перед глазами завязло в крови. Я решил, что огонь с реактивной тягой рвётся ко мне навстречу. Раскинул руки, ожидая избавления от этого ревущего ада, но огонь отступил, превратившись в </w:t>
       </w:r>
-      <w:proofErr w:type="spellStart"/>
       <w:r>
         <w:t>стробящие</w:t>
       </w:r>
-      <w:proofErr w:type="spellEnd"/>
       <w:r>
         <w:t>, как иллюминация, аварийные люминофоры.</w:t>
       </w:r>
@@ -23792,15 +22971,7 @@
     </w:p>
     <w:p>
       <w:r>
-        <w:t xml:space="preserve">Тяжёлый тёмный взгляд </w:t>
-      </w:r>
-      <w:proofErr w:type="spellStart"/>
-      <w:r>
-        <w:t>Мицюкина</w:t>
-      </w:r>
-      <w:proofErr w:type="spellEnd"/>
-      <w:r>
-        <w:t xml:space="preserve"> прожигал насквозь. </w:t>
+        <w:t xml:space="preserve">Тяжёлый тёмный взгляд Мицюкина прожигал насквозь. </w:t>
       </w:r>
     </w:p>
     <w:p>
@@ -23840,15 +23011,7 @@
     </w:p>
     <w:p>
       <w:r>
-        <w:t xml:space="preserve">Тень </w:t>
-      </w:r>
-      <w:proofErr w:type="spellStart"/>
-      <w:r>
-        <w:t>Мицюкина</w:t>
-      </w:r>
-      <w:proofErr w:type="spellEnd"/>
-      <w:r>
-        <w:t xml:space="preserve"> нависала надо мной, прижимала к стене. Я невольно попятился, задел за что-то ногой и едва не свалился на пол.</w:t>
+        <w:t>Тень Мицюкина нависала надо мной, прижимала к стене. Я невольно попятился, задел за что-то ногой и едва не свалился на пол.</w:t>
       </w:r>
     </w:p>
     <w:p>
@@ -24025,28 +23188,12 @@
     </w:p>
     <w:p>
       <w:r>
-        <w:t xml:space="preserve">— Здесь я ничего сделать не смогу, — сказала она. — В </w:t>
-      </w:r>
-      <w:proofErr w:type="spellStart"/>
-      <w:r>
-        <w:t>медблок</w:t>
-      </w:r>
-      <w:proofErr w:type="spellEnd"/>
-      <w:r>
-        <w:t xml:space="preserve"> пока доступа нет.</w:t>
-      </w:r>
-    </w:p>
-    <w:p>
-      <w:r>
-        <w:t xml:space="preserve">— В </w:t>
-      </w:r>
-      <w:proofErr w:type="spellStart"/>
-      <w:r>
-        <w:t>медблок</w:t>
-      </w:r>
-      <w:proofErr w:type="spellEnd"/>
-      <w:r>
-        <w:t xml:space="preserve"> тоже? — спросил я.</w:t>
+        <w:t>— Здесь я ничего сделать не смогу, — сказала она. — В медблок пока доступа нет.</w:t>
+      </w:r>
+    </w:p>
+    <w:p>
+      <w:r>
+        <w:t>— В медблок тоже? — спросил я.</w:t>
       </w:r>
     </w:p>
     <w:p>
@@ -24954,15 +24101,7 @@
     </w:p>
     <w:p>
       <w:r>
-        <w:t xml:space="preserve">Вера подбежала, вышла из аварийного мрака, как из </w:t>
-      </w:r>
-      <w:proofErr w:type="spellStart"/>
-      <w:r>
-        <w:t>бранка</w:t>
-      </w:r>
-      <w:proofErr w:type="spellEnd"/>
-      <w:r>
-        <w:t>, и обхватила меня за плечи. Я остолбенел. Дыхание перехватило от радости. Я прижался к её губам.</w:t>
+        <w:t>Вера подбежала, вышла из аварийного мрака, как из бранка, и обхватила меня за плечи. Я остолбенел. Дыхание перехватило от радости. Я прижался к её губам.</w:t>
       </w:r>
     </w:p>
     <w:p>
@@ -24997,15 +24136,7 @@
     </w:p>
     <w:p>
       <w:r>
-        <w:t xml:space="preserve">— С тобой всё в порядке? — Вера поблекла и отступила на полшага, убежала из моих объятий. — Тебе в </w:t>
-      </w:r>
-      <w:proofErr w:type="spellStart"/>
-      <w:r>
-        <w:t>медблок</w:t>
-      </w:r>
-      <w:proofErr w:type="spellEnd"/>
-      <w:r>
-        <w:t xml:space="preserve"> надо!</w:t>
+        <w:t>— С тобой всё в порядке? — Вера поблекла и отступила на полшага, убежала из моих объятий. — Тебе в медблок надо!</w:t>
       </w:r>
     </w:p>
     <w:p>
@@ -25155,15 +24286,7 @@
     </w:p>
     <w:p>
       <w:r>
-        <w:t xml:space="preserve">Камеру с </w:t>
-      </w:r>
-      <w:proofErr w:type="spellStart"/>
-      <w:r>
-        <w:t>нуболидами</w:t>
-      </w:r>
-      <w:proofErr w:type="spellEnd"/>
-      <w:r>
-        <w:t xml:space="preserve"> закрывала дымная пелена.</w:t>
+        <w:t>Камеру с нуболидами закрывала дымная пелена.</w:t>
       </w:r>
     </w:p>
     <w:p>
@@ -25987,15 +25110,7 @@
     </w:p>
     <w:p>
       <w:r>
-        <w:t xml:space="preserve">У выхода в коридор Майоров спорил о чём-то с </w:t>
-      </w:r>
-      <w:proofErr w:type="spellStart"/>
-      <w:r>
-        <w:t>Мицюкиным</w:t>
-      </w:r>
-      <w:proofErr w:type="spellEnd"/>
-      <w:r>
-        <w:t xml:space="preserve"> — так яростно и увлечённо, что даже не обратил на меня внимания. На скамейке у стены сидела Симонова, опрятная, с затянутыми в пучок волосами — ударница труда с цветастого плаката, которая прихорошилась, но не слишком, чтобы отправиться на работу, в вопящий цех, по утру. Она посмотрела на меня тёмным испуганным взглядом.</w:t>
+        <w:t>У выхода в коридор Майоров спорил о чём-то с Мицюкиным — так яростно и увлечённо, что даже не обратил на меня внимания. На скамейке у стены сидела Симонова, опрятная, с затянутыми в пучок волосами — ударница труда с цветастого плаката, которая прихорошилась, но не слишком, чтобы отправиться на работу, в вопящий цех, по утру. Она посмотрела на меня тёмным испуганным взглядом.</w:t>
       </w:r>
     </w:p>
     <w:p>
@@ -26152,15 +25267,7 @@
     </w:p>
     <w:p>
       <w:r>
-        <w:t xml:space="preserve">— Петя, — сказала она и тут же добавила, заметив мой недоумённый взгляд: — Пётр </w:t>
-      </w:r>
-      <w:proofErr w:type="spellStart"/>
-      <w:r>
-        <w:t>Верховенцев</w:t>
-      </w:r>
-      <w:proofErr w:type="spellEnd"/>
-      <w:r>
-        <w:t xml:space="preserve"> из химической. Он в реанимации, это третий отсек. А то я что-то боюсь.</w:t>
+        <w:t>— Петя, — сказала она и тут же добавила, заметив мой недоумённый взгляд: — Пётр Верховенцев из химической. Он в реанимации, это третий отсек. А то я что-то боюсь.</w:t>
       </w:r>
     </w:p>
     <w:p>
@@ -26196,15 +25303,7 @@
     </w:p>
     <w:p>
       <w:r>
-        <w:t xml:space="preserve">— Какого чёрта ты вообще на этот уровень </w:t>
-      </w:r>
-      <w:proofErr w:type="spellStart"/>
-      <w:r>
-        <w:t>попёрся</w:t>
-      </w:r>
-      <w:proofErr w:type="spellEnd"/>
-      <w:r>
-        <w:t>?</w:t>
+        <w:t>— Какого чёрта ты вообще на этот уровень попёрся?</w:t>
       </w:r>
     </w:p>
     <w:p>
@@ -26241,15 +25340,7 @@
     <w:p>
       <w:r>
         <w:lastRenderedPageBreak/>
-        <w:t xml:space="preserve">— Мы уже на второй круг пошли, — спокойно ответил Мицюкин. — </w:t>
-      </w:r>
-      <w:proofErr w:type="gramStart"/>
-      <w:r>
-        <w:t>На текущий момент</w:t>
-      </w:r>
-      <w:proofErr w:type="gramEnd"/>
-      <w:r>
-        <w:t xml:space="preserve"> я не готов подпускать кого-либо из вашей команды ни к ремонту, ни к управлению станцией. Если бы мой оператор не решил себе горло перерезать, ничего бы из этого не произошло.</w:t>
+        <w:t>— Мы уже на второй круг пошли, — спокойно ответил Мицюкин. — На текущий момент я не готов подпускать кого-либо из вашей команды ни к ремонту, ни к управлению станцией. Если бы мой оператор не решил себе горло перерезать, ничего бы из этого не произошло.</w:t>
       </w:r>
     </w:p>
     <w:p>
@@ -26336,15 +25427,7 @@
     </w:p>
     <w:p>
       <w:r>
-        <w:t xml:space="preserve">— Мы, — этот долгий слог едва не застрял у </w:t>
-      </w:r>
-      <w:proofErr w:type="spellStart"/>
-      <w:r>
-        <w:t>Мицюкина</w:t>
-      </w:r>
-      <w:proofErr w:type="spellEnd"/>
-      <w:r>
-        <w:t xml:space="preserve"> в горле, — проводим ремонт двигательных модулей. Спасибо вам за участие, но ваша помощь пока не требуется.</w:t>
+        <w:t>— Мы, — этот долгий слог едва не застрял у Мицюкина в горле, — проводим ремонт двигательных модулей. Спасибо вам за участие, но ваша помощь пока не требуется.</w:t>
       </w:r>
     </w:p>
     <w:p>
@@ -26436,15 +25519,7 @@
         <w:t>Что хотите</w:t>
       </w:r>
       <w:r>
-        <w:t xml:space="preserve">? — Губы у </w:t>
-      </w:r>
-      <w:proofErr w:type="spellStart"/>
-      <w:r>
-        <w:t>Мицюкина</w:t>
-      </w:r>
-      <w:proofErr w:type="spellEnd"/>
-      <w:r>
-        <w:t xml:space="preserve"> задрожали.</w:t>
+        <w:t>? — Губы у Мицюкина задрожали.</w:t>
       </w:r>
     </w:p>
     <w:p>
@@ -26482,15 +25557,7 @@
     </w:p>
     <w:p>
       <w:r>
-        <w:t xml:space="preserve">Я подумал, что на месте </w:t>
-      </w:r>
-      <w:proofErr w:type="spellStart"/>
-      <w:r>
-        <w:t>Мицюкина</w:t>
-      </w:r>
-      <w:proofErr w:type="spellEnd"/>
-      <w:r>
-        <w:t xml:space="preserve"> тоже не подпустил бы никого из нас ни к ремонту двигательных модулей, ни к управлению станцией.</w:t>
+        <w:t>Я подумал, что на месте Мицюкина тоже не подпустил бы никого из нас ни к ремонту двигательных модулей, ни к управлению станцией.</w:t>
       </w:r>
     </w:p>
     <w:p>
@@ -26531,15 +25598,7 @@
     </w:p>
     <w:p>
       <w:r>
-        <w:t xml:space="preserve">— Меня просили узнать про </w:t>
-      </w:r>
-      <w:proofErr w:type="spellStart"/>
-      <w:r>
-        <w:t>Верховенцева</w:t>
-      </w:r>
-      <w:proofErr w:type="spellEnd"/>
-      <w:r>
-        <w:t>.</w:t>
+        <w:t>— Меня просили узнать про Верховенцева.</w:t>
       </w:r>
     </w:p>
     <w:p>
@@ -26549,15 +25608,7 @@
     </w:p>
     <w:p>
       <w:r>
-        <w:t xml:space="preserve">— По поводу </w:t>
-      </w:r>
-      <w:proofErr w:type="spellStart"/>
-      <w:r>
-        <w:t>Верховенцева</w:t>
-      </w:r>
-      <w:proofErr w:type="spellEnd"/>
-      <w:r>
-        <w:t xml:space="preserve"> ничего сказать не могу, — ответил Синицын. — Состояние тяжёлое, насколько я могу судить. Сложно пока что-то обещать. Скажите, что он стабилен, но в сознание не приходил.</w:t>
+        <w:t>— По поводу Верховенцева ничего сказать не могу, — ответил Синицын. — Состояние тяжёлое, насколько я могу судить. Сложно пока что-то обещать. Скажите, что он стабилен, но в сознание не приходил.</w:t>
       </w:r>
     </w:p>
     <w:p>
@@ -26645,15 +25696,7 @@
     </w:p>
     <w:p>
       <w:r>
-        <w:t xml:space="preserve">— В </w:t>
-      </w:r>
-      <w:proofErr w:type="spellStart"/>
-      <w:r>
-        <w:t>химлабе</w:t>
-      </w:r>
-      <w:proofErr w:type="spellEnd"/>
-      <w:r>
-        <w:t>. Я потом объясню.</w:t>
+        <w:t>— В химлабе. Я потом объясню.</w:t>
       </w:r>
     </w:p>
     <w:p>
@@ -26697,15 +25740,7 @@
     </w:p>
     <w:p>
       <w:r>
-        <w:t xml:space="preserve">— Прошу вас, Сергей Владимирович, я же просил! — Голос Андреева вновь сорвался в кашель, сухой и судорожный, как при лихорадке. Он ссутулился, нависнув своим исполинским ростом над собравшимися, и прижал распяленную пятерню к груди. — Да, мы всё равно падаем, — проговорил он сквозь едва сдерживаемые спазмы. — Но это временно. Ведутся ремонтные работы, подключены наши </w:t>
-      </w:r>
-      <w:proofErr w:type="gramStart"/>
-      <w:r>
-        <w:t>лучшие специалисты</w:t>
-      </w:r>
-      <w:proofErr w:type="gramEnd"/>
-      <w:r>
-        <w:t>. Ремонтными работами руководит Константин Игоревич Мицюкин, вы все его прекрасно знаете.</w:t>
+        <w:t>— Прошу вас, Сергей Владимирович, я же просил! — Голос Андреева вновь сорвался в кашель, сухой и судорожный, как при лихорадке. Он ссутулился, нависнув своим исполинским ростом над собравшимися, и прижал распяленную пятерню к груди. — Да, мы всё равно падаем, — проговорил он сквозь едва сдерживаемые спазмы. — Но это временно. Ведутся ремонтные работы, подключены наши лучшие специалисты. Ремонтными работами руководит Константин Игоревич Мицюкин, вы все его прекрасно знаете.</w:t>
       </w:r>
     </w:p>
     <w:p>
@@ -26802,15 +25837,7 @@
         <w:t xml:space="preserve">— Товарищи! — проголосил Андреев. Кадык у него взволнованно заёрзал вверх и вниз. — Надо понимать, что эвакуация — это вопрос нескольких месяцев! Пока </w:t>
       </w:r>
       <w:r>
-        <w:t xml:space="preserve">что </w:t>
-      </w:r>
-      <w:proofErr w:type="gramStart"/>
-      <w:r>
-        <w:t>главный приоритет</w:t>
-      </w:r>
-      <w:proofErr w:type="gramEnd"/>
-      <w:r>
-        <w:t xml:space="preserve"> —</w:t>
+        <w:t>что главный приоритет —</w:t>
       </w:r>
       <w:r>
         <w:t xml:space="preserve"> </w:t>
@@ -27216,15 +26243,7 @@
     </w:p>
     <w:p>
       <w:r>
-        <w:t xml:space="preserve">Другая команда специалистов, о которой говорил Андреев, состояла из одной Веры. Если не считать меня. Руководителя химической лаборатории на глазах у Веры запаковали в чёрный мешок, а </w:t>
-      </w:r>
-      <w:proofErr w:type="spellStart"/>
-      <w:r>
-        <w:t>Верховенцев</w:t>
-      </w:r>
-      <w:proofErr w:type="spellEnd"/>
-      <w:r>
-        <w:t xml:space="preserve"> лежал в реанимации, подключённый к ревущему от перебоев пульса аппарату.</w:t>
+        <w:t>Другая команда специалистов, о которой говорил Андреев, состояла из одной Веры. Если не считать меня. Руководителя химической лаборатории на глазах у Веры запаковали в чёрный мешок, а Верховенцев лежал в реанимации, подключённый к ревущему от перебоев пульса аппарату.</w:t>
       </w:r>
     </w:p>
     <w:p>
@@ -27520,15 +26539,7 @@
     </w:p>
     <w:p>
       <w:r>
-        <w:t xml:space="preserve">— Он так работает, к сожалению. Не всегда с первого раза. — Вера всмотрелась в </w:t>
-      </w:r>
-      <w:proofErr w:type="spellStart"/>
-      <w:r>
-        <w:t>мреющие</w:t>
-      </w:r>
-      <w:proofErr w:type="spellEnd"/>
-      <w:r>
-        <w:t xml:space="preserve"> строчки. — Надеюсь, анализатор не сдох.</w:t>
+        <w:t>— Он так работает, к сожалению. Не всегда с первого раза. — Вера всмотрелась в мреющие строчки. — Надеюсь, анализатор не сдох.</w:t>
       </w:r>
     </w:p>
     <w:p>
@@ -27757,15 +26768,7 @@
         <w:t>С</w:t>
       </w:r>
       <w:r>
-        <w:t xml:space="preserve">бой в </w:t>
-      </w:r>
-      <w:proofErr w:type="spellStart"/>
-      <w:r>
-        <w:t>гравитонной</w:t>
-      </w:r>
-      <w:proofErr w:type="spellEnd"/>
-      <w:r>
-        <w:t xml:space="preserve"> камере. Просто сбой. Такой же, как раньше. Качка.</w:t>
+        <w:t>бой в гравитонной камере. Просто сбой. Такой же, как раньше. Качка.</w:t>
       </w:r>
     </w:p>
     <w:p>
@@ -27839,15 +26842,7 @@
         <w:t>Е</w:t>
       </w:r>
       <w:r>
-        <w:t xml:space="preserve">сли хочешь, иди к своему </w:t>
-      </w:r>
-      <w:proofErr w:type="spellStart"/>
-      <w:r>
-        <w:t>Мицюкину</w:t>
-      </w:r>
-      <w:proofErr w:type="spellEnd"/>
-      <w:r>
-        <w:t>. Вдруг он передумает. Будешь там под его присмотром гайки крутить. А я сама справлюсь.</w:t>
+        <w:t>сли хочешь, иди к своему Мицюкину. Вдруг он передумает. Будешь там под его присмотром гайки крутить. А я сама справлюсь.</w:t>
       </w:r>
     </w:p>
     <w:p>
@@ -27857,15 +26852,7 @@
     </w:p>
     <w:p>
       <w:r>
-        <w:t xml:space="preserve">— Прости. Я тебя тут одну не оставлю. Нет никакого смысла с </w:t>
-      </w:r>
-      <w:proofErr w:type="spellStart"/>
-      <w:r>
-        <w:t>Мицюкиным</w:t>
-      </w:r>
-      <w:proofErr w:type="spellEnd"/>
-      <w:r>
-        <w:t xml:space="preserve"> пререкаться. Ни к чему он меня не подпустит, это я уже понял.</w:t>
+        <w:t>— Прости. Я тебя тут одну не оставлю. Нет никакого смысла с Мицюкиным пререкаться. Ни к чему он меня не подпустит, это я уже понял.</w:t>
       </w:r>
     </w:p>
     <w:p>
@@ -27880,15 +26867,7 @@
     </w:p>
     <w:p>
       <w:r>
-        <w:t xml:space="preserve">— Надо собрать образцы. Что там в каюте Марутяна творится, я не знаю, могут не пускать никого. Как и в лабораторию. К </w:t>
-      </w:r>
-      <w:proofErr w:type="spellStart"/>
-      <w:r>
-        <w:t>Марутяну</w:t>
-      </w:r>
-      <w:proofErr w:type="spellEnd"/>
-      <w:r>
-        <w:t xml:space="preserve"> я попробую сама сходить, ко мне спокойнее отнесутся.</w:t>
+        <w:t>— Надо собрать образцы. Что там в каюте Марутяна творится, я не знаю, могут не пускать никого. Как и в лабораторию. К Марутяну я попробую сама сходить, ко мне спокойнее отнесутся.</w:t>
       </w:r>
     </w:p>
     <w:p>
@@ -28098,15 +27077,7 @@
     </w:p>
     <w:p>
       <w:r>
-        <w:t xml:space="preserve">— Чего ты хочешь-то? — пожал плечами Григорьев. — В </w:t>
-      </w:r>
-      <w:proofErr w:type="spellStart"/>
-      <w:r>
-        <w:t>медблоке</w:t>
-      </w:r>
-      <w:proofErr w:type="spellEnd"/>
-      <w:r>
-        <w:t xml:space="preserve"> мест нет, в приёмной или в коридоре размещать пациентов запрещено. Да, по той же самой инструкции. Здесь очистку включили, — Григорьев показал на решётку воздуховода на потолке, из которой в столовую просачивалась влажная темнота, — и всё. Не будет же Алина по жилым модулям бегать, она и так чуть ли не одна за всех отдувается.</w:t>
+        <w:t>— Чего ты хочешь-то? — пожал плечами Григорьев. — В медблоке мест нет, в приёмной или в коридоре размещать пациентов запрещено. Да, по той же самой инструкции. Здесь очистку включили, — Григорьев показал на решётку воздуховода на потолке, из которой в столовую просачивалась влажная темнота, — и всё. Не будет же Алина по жилым модулям бегать, она и так чуть ли не одна за всех отдувается.</w:t>
       </w:r>
     </w:p>
     <w:p>
@@ -28128,15 +27099,7 @@
     <w:p>
       <w:r>
         <w:lastRenderedPageBreak/>
-        <w:t xml:space="preserve">— Я не предлагаю здесь сидеть. Пойдём к </w:t>
-      </w:r>
-      <w:proofErr w:type="spellStart"/>
-      <w:r>
-        <w:t>Мицюкину</w:t>
-      </w:r>
-      <w:proofErr w:type="spellEnd"/>
-      <w:r>
-        <w:t xml:space="preserve"> или Андрееву, спорить будем, нашу правду-матку отстаивать. А парня оставь. Он тоже полезным делом занимается.</w:t>
+        <w:t>— Я не предлагаю здесь сидеть. Пойдём к Мицюкину или Андрееву, спорить будем, нашу правду-матку отстаивать. А парня оставь. Он тоже полезным делом занимается.</w:t>
       </w:r>
     </w:p>
     <w:p>
@@ -29094,26 +28057,13 @@
       <w:r>
         <w:t xml:space="preserve">вообще </w:t>
       </w:r>
-      <w:proofErr w:type="spellStart"/>
-      <w:r>
-        <w:t>попёрся</w:t>
-      </w:r>
-      <w:proofErr w:type="spellEnd"/>
-      <w:r>
-        <w:t xml:space="preserve"> в лабораторию?</w:t>
-      </w:r>
-    </w:p>
-    <w:p>
-      <w:r>
-        <w:t xml:space="preserve">За спиной у </w:t>
-      </w:r>
-      <w:proofErr w:type="spellStart"/>
-      <w:r>
-        <w:t>Мицюкина</w:t>
-      </w:r>
-      <w:proofErr w:type="spellEnd"/>
-      <w:r>
-        <w:t xml:space="preserve"> материализовался неизменно следующий за ним Лысанов.</w:t>
+      <w:r>
+        <w:t>попёрся в лабораторию?</w:t>
+      </w:r>
+    </w:p>
+    <w:p>
+      <w:r>
+        <w:t>За спиной у Мицюкина материализовался неизменно следующий за ним Лысанов.</w:t>
       </w:r>
     </w:p>
     <w:p>
@@ -29187,15 +28137,7 @@
     </w:p>
     <w:p>
       <w:r>
-        <w:t xml:space="preserve">Он открыл дверь в лабораторию и отвёл глаза от пролившегося наружу красного света. Кто-то наблюдал за </w:t>
-      </w:r>
-      <w:proofErr w:type="spellStart"/>
-      <w:r>
-        <w:t>нуболидами</w:t>
-      </w:r>
-      <w:proofErr w:type="spellEnd"/>
-      <w:r>
-        <w:t>, но забыл отключить подкрашенное, как в комнате для проявки фотографий, освещение.</w:t>
+        <w:t>Он открыл дверь в лабораторию и отвёл глаза от пролившегося наружу красного света. Кто-то наблюдал за нуболидами, но забыл отключить подкрашенное, как в комнате для проявки фотографий, освещение.</w:t>
       </w:r>
     </w:p>
     <w:p>
@@ -29320,23 +28262,7 @@
     </w:p>
     <w:p>
       <w:r>
-        <w:t xml:space="preserve">— Удобно как! — прорычал Мицюкин. — Хорошо что </w:t>
-      </w:r>
-      <w:proofErr w:type="spellStart"/>
-      <w:r>
-        <w:t>Верховенцеву</w:t>
-      </w:r>
-      <w:proofErr w:type="spellEnd"/>
-      <w:r>
-        <w:t xml:space="preserve"> с </w:t>
-      </w:r>
-      <w:proofErr w:type="spellStart"/>
-      <w:r>
-        <w:t>Кавинским</w:t>
-      </w:r>
-      <w:proofErr w:type="spellEnd"/>
-      <w:r>
-        <w:t xml:space="preserve"> уже ничего не требуется!</w:t>
+        <w:t>— Удобно как! — прорычал Мицюкин. — Хорошо что Верховенцеву с Кавинским уже ничего не требуется!</w:t>
       </w:r>
     </w:p>
     <w:p>
@@ -29351,23 +28277,7 @@
     </w:p>
     <w:p>
       <w:r>
-        <w:t xml:space="preserve">— А </w:t>
-      </w:r>
-      <w:proofErr w:type="spellStart"/>
-      <w:r>
-        <w:t>Верховенцев</w:t>
-      </w:r>
-      <w:proofErr w:type="spellEnd"/>
-      <w:r>
-        <w:t xml:space="preserve"> в чём виноват? А </w:t>
-      </w:r>
-      <w:proofErr w:type="spellStart"/>
-      <w:r>
-        <w:t>Кавинский</w:t>
-      </w:r>
-      <w:proofErr w:type="spellEnd"/>
-      <w:r>
-        <w:t>? Это убийство в состоянии аффекта! И ты собираешься время на него тратить? Всё с ним будет в порядке. До суда оклемается.</w:t>
+        <w:t>— А Верховенцев в чём виноват? А Кавинский? Это убийство в состоянии аффекта! И ты собираешься время на него тратить? Всё с ним будет в порядке. До суда оклемается.</w:t>
       </w:r>
     </w:p>
     <w:p>
@@ -29444,15 +28354,7 @@
     </w:p>
     <w:p>
       <w:r>
-        <w:t xml:space="preserve">В соседнем отсеке Минаева спорила с </w:t>
-      </w:r>
-      <w:proofErr w:type="spellStart"/>
-      <w:r>
-        <w:t>Мицюкиным</w:t>
-      </w:r>
-      <w:proofErr w:type="spellEnd"/>
-      <w:r>
-        <w:t xml:space="preserve"> — я слышал их голоса, но не различал ни единого слова.</w:t>
+        <w:t>В соседнем отсеке Минаева спорила с Мицюкиным — я слышал их голоса, но не различал ни единого слова.</w:t>
       </w:r>
     </w:p>
     <w:p>
@@ -29586,15 +28488,7 @@
         <w:t>П</w:t>
       </w:r>
       <w:r>
-        <w:t xml:space="preserve">робирка разбилась, мне надо сходить за новой. У нас в </w:t>
-      </w:r>
-      <w:proofErr w:type="spellStart"/>
-      <w:r>
-        <w:t>химлабе</w:t>
-      </w:r>
-      <w:proofErr w:type="spellEnd"/>
-      <w:r>
-        <w:t xml:space="preserve"> должны ещё быть.</w:t>
+        <w:t>робирка разбилась, мне надо сходить за новой. У нас в химлабе должны ещё быть.</w:t>
       </w:r>
     </w:p>
     <w:p>
@@ -29640,15 +28534,7 @@
         <w:t>В</w:t>
       </w:r>
       <w:r>
-        <w:t xml:space="preserve"> </w:t>
-      </w:r>
-      <w:proofErr w:type="spellStart"/>
-      <w:r>
-        <w:t>гравитонной</w:t>
-      </w:r>
-      <w:proofErr w:type="spellEnd"/>
-      <w:r>
-        <w:t xml:space="preserve"> камере вновь начались электронные судороги.</w:t>
+        <w:t xml:space="preserve"> гравитонной камере вновь начались электронные судороги.</w:t>
       </w:r>
     </w:p>
     <w:p>
@@ -29722,15 +28608,7 @@
     </w:p>
     <w:p>
       <w:r>
-        <w:t xml:space="preserve">Дверь в </w:t>
-      </w:r>
-      <w:proofErr w:type="spellStart"/>
-      <w:r>
-        <w:t>медблок</w:t>
-      </w:r>
-      <w:proofErr w:type="spellEnd"/>
-      <w:r>
-        <w:t xml:space="preserve"> была открыта.</w:t>
+        <w:t>Дверь в медблок была открыта.</w:t>
       </w:r>
     </w:p>
     <w:p>
@@ -29988,15 +28866,7 @@
     </w:p>
     <w:p>
       <w:r>
-        <w:t xml:space="preserve">— Синицын рехнулся. Убил двоих в </w:t>
-      </w:r>
-      <w:proofErr w:type="spellStart"/>
-      <w:r>
-        <w:t>медблоке</w:t>
-      </w:r>
-      <w:proofErr w:type="spellEnd"/>
-      <w:r>
-        <w:t>, потом сюда пришёл видом наслаждаться.</w:t>
+        <w:t>— Синицын рехнулся. Убил двоих в медблоке, потом сюда пришёл видом наслаждаться.</w:t>
       </w:r>
     </w:p>
     <w:p>
@@ -30062,15 +28932,7 @@
     </w:p>
     <w:p>
       <w:r>
-        <w:t xml:space="preserve">— Зачем вам столько фибры в </w:t>
-      </w:r>
-      <w:proofErr w:type="spellStart"/>
-      <w:r>
-        <w:t>химлабе</w:t>
-      </w:r>
-      <w:proofErr w:type="spellEnd"/>
-      <w:r>
-        <w:t xml:space="preserve">? К тому же закрытой на ключ. Как раз в том ящике, который ты </w:t>
+        <w:t xml:space="preserve">— Зачем вам столько фибры в химлабе? К тому же закрытой на ключ. Как раз в том ящике, который ты </w:t>
       </w:r>
       <w:r>
         <w:t>открывать</w:t>
@@ -30081,15 +28943,7 @@
     </w:p>
     <w:p>
       <w:r>
-        <w:t xml:space="preserve">— Олег! — Вера нервно дёрнула за лямку висящей на плече сумки, шагнула ко мне и остановилась, не решилась подойти слишком близко. — Ты о чём вообще говоришь? Откуда я знаю, что лежит в </w:t>
-      </w:r>
-      <w:proofErr w:type="spellStart"/>
-      <w:r>
-        <w:t>химлабе</w:t>
-      </w:r>
-      <w:proofErr w:type="spellEnd"/>
-      <w:r>
-        <w:t xml:space="preserve">! Ты же видел, там полный бардак! У нас и работы-то последний год толковой не было, не лаборатория, а сплошная свалка. </w:t>
+        <w:t xml:space="preserve">— Олег! — Вера нервно дёрнула за лямку висящей на плече сумки, шагнула ко мне и остановилась, не решилась подойти слишком близко. — Ты о чём вообще говоришь? Откуда я знаю, что лежит в химлабе! Ты же видел, там полный бардак! У нас и работы-то последний год толковой не было, не лаборатория, а сплошная свалка. </w:t>
       </w:r>
       <w:r>
         <w:t>Наверное</w:t>
@@ -30524,15 +29378,7 @@
     </w:p>
     <w:p>
       <w:r>
-        <w:t xml:space="preserve">Андреева в </w:t>
-      </w:r>
-      <w:proofErr w:type="spellStart"/>
-      <w:r>
-        <w:t>медблоке</w:t>
-      </w:r>
-      <w:proofErr w:type="spellEnd"/>
-      <w:r>
-        <w:t xml:space="preserve"> уже не было. Приёмная поначалу встретила нас колючим мраком — свет отключался автоматически, — и лишь спустя пару секунд нехотя зажгла на потолке световую мозаику. Часть ламп перегорела, но оставшихся хватило, чтобы обнажить царящее в блоке запустение, как после срочной эвакуации — на полу валялись разорванные упаковки от лекарств, ч</w:t>
+        <w:t>Андреева в медблоке уже не было. Приёмная поначалу встретила нас колючим мраком — свет отключался автоматически, — и лишь спустя пару секунд нехотя зажгла на потолке световую мозаику. Часть ламп перегорела, но оставшихся хватило, чтобы обнажить царящее в блоке запустение, как после срочной эвакуации — на полу валялись разорванные упаковки от лекарств, ч</w:t>
       </w:r>
       <w:r>
         <w:t>ья</w:t>
@@ -30561,15 +29407,7 @@
         <w:t>карточку</w:t>
       </w:r>
       <w:r>
-        <w:t xml:space="preserve">. </w:t>
-      </w:r>
-      <w:proofErr w:type="spellStart"/>
-      <w:r>
-        <w:t>Верховенцев</w:t>
-      </w:r>
-      <w:proofErr w:type="spellEnd"/>
-      <w:r>
-        <w:t>.</w:t>
+        <w:t>. Верховенцев.</w:t>
       </w:r>
     </w:p>
     <w:p>
@@ -30584,23 +29422,7 @@
     </w:p>
     <w:p>
       <w:r>
-        <w:t xml:space="preserve">Несколько часов назад здесь сидела Симонова, пока я пытался разузнать о </w:t>
-      </w:r>
-      <w:proofErr w:type="spellStart"/>
-      <w:r>
-        <w:t>Верховенцеве</w:t>
-      </w:r>
-      <w:proofErr w:type="spellEnd"/>
-      <w:r>
-        <w:t xml:space="preserve"> — у того самого человека, который зарезал его хирургическим ножом. За последнее время столько всего произошло, что казалось, стоит зажмурить глаза, и время покатится вспять, как поставленная на перемотку запись. Я ведь даже ни разу не видел этого </w:t>
-      </w:r>
-      <w:proofErr w:type="spellStart"/>
-      <w:r>
-        <w:t>Верховенцева</w:t>
-      </w:r>
-      <w:proofErr w:type="spellEnd"/>
-      <w:r>
-        <w:t xml:space="preserve"> до катастрофы, но всё равно что-то болезненно ныло в груди, как вымотанная бегом мышца.</w:t>
+        <w:t>Несколько часов назад здесь сидела Симонова, пока я пытался разузнать о Верховенцеве — у того самого человека, который зарезал его хирургическим ножом. За последнее время столько всего произошло, что казалось, стоит зажмурить глаза, и время покатится вспять, как поставленная на перемотку запись. Я ведь даже ни разу не видел этого Верховенцева до катастрофы, но всё равно что-то болезненно ныло в груди, как вымотанная бегом мышца.</w:t>
       </w:r>
     </w:p>
     <w:p>
@@ -31521,15 +30343,7 @@
     </w:p>
     <w:p>
       <w:r>
-        <w:t xml:space="preserve">— Моё мнение? — повернулась ко мне Минаева. — Моё мнение заключается в том, что вы занимаетесь ерундой! Если делать нечего, идите в </w:t>
-      </w:r>
-      <w:proofErr w:type="spellStart"/>
-      <w:r>
-        <w:t>медблок</w:t>
-      </w:r>
-      <w:proofErr w:type="spellEnd"/>
-      <w:r>
-        <w:t xml:space="preserve">! Я работу для вас найду! Или </w:t>
+        <w:t xml:space="preserve">— Моё мнение? — повернулась ко мне Минаева. — Моё мнение заключается в том, что вы занимаетесь ерундой! Если делать нечего, идите в медблок! Я работу для вас найду! Или </w:t>
       </w:r>
       <w:r>
         <w:t>хотя бы</w:t>
@@ -31749,15 +30563,7 @@
     </w:p>
     <w:p>
       <w:r>
-        <w:t xml:space="preserve">— Ничего. Кроме неё, в </w:t>
-      </w:r>
-      <w:proofErr w:type="spellStart"/>
-      <w:r>
-        <w:t>медблоке</w:t>
-      </w:r>
-      <w:proofErr w:type="spellEnd"/>
-      <w:r>
-        <w:t xml:space="preserve"> никого не осталось. А от нас с тобой пользы будет немного.</w:t>
+        <w:t>— Ничего. Кроме неё, в медблоке никого не осталось. А от нас с тобой пользы будет немного.</w:t>
       </w:r>
     </w:p>
     <w:p>
@@ -31898,107 +30704,67 @@
     </w:p>
     <w:p>
       <w:r>
-        <w:t xml:space="preserve">— Да, странный дефект. Или она моток проволоки проглотила. Или… — Я положил снимок на стол. — Или это </w:t>
-      </w:r>
-      <w:proofErr w:type="spellStart"/>
-      <w:r>
-        <w:t>нуболид</w:t>
-      </w:r>
-      <w:proofErr w:type="spellEnd"/>
+        <w:t>— Да, странный дефект. Или она моток проволоки проглотила. Или… — Я положил снимок на стол. — Или это нуболид.</w:t>
+      </w:r>
+    </w:p>
+    <w:p>
+      <w:r>
+        <w:lastRenderedPageBreak/>
+        <w:t>— Нуболид в человеческом теле, — прошептала Вера. — Как это вообще возможно? Мне бы такое в кошмарном сне не приснилось!</w:t>
+      </w:r>
+    </w:p>
+    <w:p>
+      <w:r>
+        <w:t>На мгновение перед глазами мелькнул поблекший уже образ — Вера, идущая ко мне навстречу вопреки урагану, тонкие алые нити, прорастающие у неё из груди.</w:t>
+      </w:r>
+    </w:p>
+    <w:p>
+      <w:r>
+        <w:t>— Вскрытие мы с тобой всё равно не сделаем, — сказал я. — К тому же для нас это ничего не изменит.</w:t>
+      </w:r>
+    </w:p>
+    <w:p>
+      <w:r>
+        <w:t xml:space="preserve">— </w:t>
+      </w:r>
+      <w:r>
+        <w:t>Р</w:t>
+      </w:r>
+      <w:r>
+        <w:t>ентген я всё же сделаю</w:t>
+      </w:r>
+      <w:r>
+        <w:t>, — ответила Вера. —</w:t>
+      </w:r>
+      <w:r>
+        <w:t xml:space="preserve"> Вдруг это сбой, а мы тут напридумали всякой ерунды.</w:t>
+      </w:r>
+    </w:p>
+    <w:p>
+      <w:r>
+        <w:t>— Если это сбой, — сказал я, — то мы потратили время, а времени у нас как раз и нет. А если не сбой…</w:t>
+      </w:r>
+    </w:p>
+    <w:p>
+      <w:r>
+        <w:t xml:space="preserve">— То, что? — тихо спросила </w:t>
+      </w:r>
+      <w:r>
+        <w:t>Вера</w:t>
+      </w:r>
       <w:r>
         <w:t>.</w:t>
       </w:r>
     </w:p>
     <w:p>
       <w:r>
-        <w:lastRenderedPageBreak/>
-        <w:t xml:space="preserve">— </w:t>
-      </w:r>
-      <w:proofErr w:type="spellStart"/>
-      <w:r>
-        <w:t>Нуболид</w:t>
-      </w:r>
-      <w:proofErr w:type="spellEnd"/>
-      <w:r>
-        <w:t xml:space="preserve"> в человеческом теле, — прошептала Вера. — Как это вообще возможно? Мне бы такое в кошмарном сне не приснилось!</w:t>
-      </w:r>
-    </w:p>
-    <w:p>
-      <w:r>
-        <w:t>На мгновение перед глазами мелькнул поблекший уже образ — Вера, идущая ко мне навстречу вопреки урагану, тонкие алые нити, прорастающие у неё из груди.</w:t>
-      </w:r>
-    </w:p>
-    <w:p>
-      <w:r>
-        <w:t>— Вскрытие мы с тобой всё равно не сделаем, — сказал я. — К тому же для нас это ничего не изменит.</w:t>
-      </w:r>
-    </w:p>
-    <w:p>
-      <w:r>
-        <w:t xml:space="preserve">— </w:t>
-      </w:r>
-      <w:r>
-        <w:t>Р</w:t>
-      </w:r>
-      <w:r>
-        <w:t>ентген я всё же сделаю</w:t>
-      </w:r>
-      <w:r>
-        <w:t>, — ответила Вера. —</w:t>
-      </w:r>
-      <w:r>
-        <w:t xml:space="preserve"> Вдруг это сбой, а мы тут </w:t>
-      </w:r>
-      <w:proofErr w:type="spellStart"/>
-      <w:r>
-        <w:t>напридумали</w:t>
-      </w:r>
-      <w:proofErr w:type="spellEnd"/>
-      <w:r>
-        <w:t xml:space="preserve"> всякой ерунды.</w:t>
-      </w:r>
-    </w:p>
-    <w:p>
-      <w:r>
-        <w:t>— Если это сбой, — сказал я, — то мы потратили время, а времени у нас как раз и нет. А если не сбой…</w:t>
-      </w:r>
-    </w:p>
-    <w:p>
-      <w:r>
-        <w:t xml:space="preserve">— То, что? — тихо спросила </w:t>
-      </w:r>
-      <w:r>
-        <w:t>Вера</w:t>
-      </w:r>
-      <w:r>
-        <w:t>.</w:t>
-      </w:r>
-    </w:p>
-    <w:p>
-      <w:r>
-        <w:t xml:space="preserve">— Получается, мы ходим через червоточины благодаря </w:t>
-      </w:r>
-      <w:proofErr w:type="spellStart"/>
-      <w:r>
-        <w:t>нуболидам</w:t>
-      </w:r>
-      <w:proofErr w:type="spellEnd"/>
-      <w:r>
-        <w:t xml:space="preserve">? — </w:t>
+        <w:t xml:space="preserve">— Получается, мы ходим через червоточины благодаря нуболидам? — </w:t>
       </w:r>
       <w:r>
         <w:t>проговорил</w:t>
       </w:r>
       <w:r>
-        <w:t xml:space="preserve"> я. — </w:t>
-      </w:r>
-      <w:proofErr w:type="spellStart"/>
-      <w:r>
-        <w:t>Нуболид</w:t>
-      </w:r>
-      <w:proofErr w:type="spellEnd"/>
-      <w:r>
-        <w:t xml:space="preserve"> в симбиозе с навигатором? </w:t>
+        <w:t xml:space="preserve"> я. — Нуболид в симбиозе с навигатором? </w:t>
       </w:r>
       <w:r>
         <w:t>И</w:t>
@@ -32250,15 +31016,7 @@
     </w:p>
     <w:p>
       <w:r>
-        <w:t xml:space="preserve">Освещение в столовой приглушили — или же </w:t>
-      </w:r>
-      <w:proofErr w:type="spellStart"/>
-      <w:r>
-        <w:t>коротнула</w:t>
-      </w:r>
-      <w:proofErr w:type="spellEnd"/>
-      <w:r>
-        <w:t xml:space="preserve"> очередная </w:t>
+        <w:t xml:space="preserve">Освещение в столовой приглушили — или же коротнула очередная </w:t>
       </w:r>
       <w:r>
         <w:t xml:space="preserve">старая </w:t>
@@ -32295,15 +31053,7 @@
     </w:p>
     <w:p>
       <w:r>
-        <w:t xml:space="preserve">— Молодой человек? — Елена Викторовна моргнула и прищурилась. — У вас знакомое лицо. Да, правильно! — Она радостно протянула ко мне руку. — Вы же работаете у меня в </w:t>
-      </w:r>
-      <w:proofErr w:type="spellStart"/>
-      <w:r>
-        <w:t>медблоке</w:t>
-      </w:r>
-      <w:proofErr w:type="spellEnd"/>
-      <w:r>
-        <w:t>! Ну конечно!</w:t>
+        <w:t>— Молодой человек? — Елена Викторовна моргнула и прищурилась. — У вас знакомое лицо. Да, правильно! — Она радостно протянула ко мне руку. — Вы же работаете у меня в медблоке! Ну конечно!</w:t>
       </w:r>
     </w:p>
     <w:p>
@@ -32756,15 +31506,7 @@
         <w:t xml:space="preserve"> и</w:t>
       </w:r>
       <w:r>
-        <w:t xml:space="preserve"> оказались в заложниках у собственной чумы, когда не сумели вовремя сбежать. Раньше я втайне думал, что Марутян свихнулся со своими </w:t>
-      </w:r>
-      <w:proofErr w:type="spellStart"/>
-      <w:r>
-        <w:t>нуболидами</w:t>
-      </w:r>
-      <w:proofErr w:type="spellEnd"/>
-      <w:r>
-        <w:t>, решил потравить себя и коллег, хотя в этом не было ни малейшего смысла. Я даже думал про Веру, которая винила всех в смерти отца.</w:t>
+        <w:t xml:space="preserve"> оказались в заложниках у собственной чумы, когда не сумели вовремя сбежать. Раньше я втайне думал, что Марутян свихнулся со своими нуболидами, решил потравить себя и коллег, хотя в этом не было ни малейшего смысла. Я даже думал про Веру, которая винила всех в смерти отца.</w:t>
       </w:r>
     </w:p>
     <w:p>
@@ -32888,15 +31630,7 @@
     </w:p>
     <w:p>
       <w:r>
-        <w:t xml:space="preserve">— Что опять случилось? С </w:t>
-      </w:r>
-      <w:proofErr w:type="spellStart"/>
-      <w:r>
-        <w:t>Мицюкиным</w:t>
-      </w:r>
-      <w:proofErr w:type="spellEnd"/>
-      <w:r>
-        <w:t xml:space="preserve"> что-то не поделили? Я рапорт на него напишу, когда вернёмся! Устроил тут цирк с конями!</w:t>
+        <w:t>— Что опять случилось? С Мицюкиным что-то не поделили? Я рапорт на него напишу, когда вернёмся! Устроил тут цирк с конями!</w:t>
       </w:r>
     </w:p>
     <w:p>
@@ -32906,15 +31640,7 @@
     </w:p>
     <w:p>
       <w:r>
-        <w:t xml:space="preserve">— С </w:t>
-      </w:r>
-      <w:proofErr w:type="spellStart"/>
-      <w:r>
-        <w:t>Мицюкиным</w:t>
-      </w:r>
-      <w:proofErr w:type="spellEnd"/>
-      <w:r>
-        <w:t xml:space="preserve"> всё в порядке, — сказал я.</w:t>
+        <w:t>— С Мицюкиным всё в порядке, — сказал я.</w:t>
       </w:r>
     </w:p>
     <w:p>
@@ -33528,31 +32254,7 @@
     </w:p>
     <w:p>
       <w:r>
-        <w:t xml:space="preserve">— А что я мог сделать? — Майоров говорил, отвернувшись и глядя в тень. — У нас конвоиров в экипаже нет, не предусмотрено уставом таких должностей. А вот </w:t>
-      </w:r>
-      <w:proofErr w:type="spellStart"/>
-      <w:r>
-        <w:t>эсбэ</w:t>
-      </w:r>
-      <w:proofErr w:type="spellEnd"/>
-      <w:r>
-        <w:t xml:space="preserve"> на любой станции имеется. Очередной хрен вроде </w:t>
-      </w:r>
-      <w:proofErr w:type="spellStart"/>
-      <w:r>
-        <w:t>Мицюкина</w:t>
-      </w:r>
-      <w:proofErr w:type="spellEnd"/>
-      <w:r>
-        <w:t xml:space="preserve">. Ну я подошёл к этим </w:t>
-      </w:r>
-      <w:proofErr w:type="spellStart"/>
-      <w:r>
-        <w:t>эсбэшникам</w:t>
-      </w:r>
-      <w:proofErr w:type="spellEnd"/>
-      <w:r>
-        <w:t>, и вопрос решился. Там же, на станции, кстати, и новый пилот сразу нашёлся.</w:t>
+        <w:t>— А что я мог сделать? — Майоров говорил, отвернувшись и глядя в тень. — У нас конвоиров в экипаже нет, не предусмотрено уставом таких должностей. А вот эсбэ на любой станции имеется. Очередной хрен вроде Мицюкина. Ну я подошёл к этим эсбэшникам, и вопрос решился. Там же, на станции, кстати, и новый пилот сразу нашёлся.</w:t>
       </w:r>
     </w:p>
     <w:p>
@@ -33647,15 +32349,7 @@
     </w:p>
     <w:p>
       <w:r>
-        <w:t xml:space="preserve">— О том, что в теле навигатора — </w:t>
-      </w:r>
-      <w:proofErr w:type="spellStart"/>
-      <w:r>
-        <w:t>нуболид</w:t>
-      </w:r>
-      <w:proofErr w:type="spellEnd"/>
-      <w:r>
-        <w:t>, —</w:t>
+        <w:t>— О том, что в теле навигатора — нуболид, —</w:t>
       </w:r>
       <w:r>
         <w:t xml:space="preserve"> спросил </w:t>
@@ -33727,15 +32421,7 @@
     </w:p>
     <w:p>
       <w:r>
-        <w:t xml:space="preserve">— Без вскрытия сложно сказать наверняка, а времени на вскрытие, как вы сами понимаете, нет, но то, что видно на снимке, похоже на </w:t>
-      </w:r>
-      <w:proofErr w:type="spellStart"/>
-      <w:r>
-        <w:t>нуболида</w:t>
-      </w:r>
-      <w:proofErr w:type="spellEnd"/>
-      <w:r>
-        <w:t>, который врос в её тело.</w:t>
+        <w:t>— Без вскрытия сложно сказать наверняка, а времени на вскрытие, как вы сами понимаете, нет, но то, что видно на снимке, похоже на нуболида, который врос в её тело.</w:t>
       </w:r>
     </w:p>
     <w:p>
@@ -33803,126 +32489,102 @@
     </w:p>
     <w:p>
       <w:r>
-        <w:t xml:space="preserve">— Олег, я в таком ключе общаться не намерен! Центру надо установить точную причину смерти. Не так часто навигатор умирает сразу после выхода из </w:t>
-      </w:r>
-      <w:proofErr w:type="spellStart"/>
-      <w:r>
-        <w:t>бранка</w:t>
-      </w:r>
-      <w:proofErr w:type="spellEnd"/>
+        <w:t>— Олег, я в таком ключе общаться не намерен! Центру надо установить точную причину смерти. Не так часто навигатор умирает сразу после выхода из бранка.</w:t>
+      </w:r>
+    </w:p>
+    <w:p>
+      <w:r>
+        <w:t>— О причине её смерти догадаться несложно. Некое образование, очень похожее на нуболида, оплетает её сердце.</w:t>
+      </w:r>
+    </w:p>
+    <w:p>
+      <w:r>
+        <w:lastRenderedPageBreak/>
+        <w:t>— Да чего ты от меня хочешь? — взревел Майоров. Лицо его стало пунцовым, как при удушье, на лбу выступил пот. — Почему вы вообще решили, что это нуболид! Это же полный бред! Все нуболиды, с которым мы вступали в контакт, сидят в герметичной банке. Пойдём! — махнул он рукой. — Покажешь мне снимки!</w:t>
+      </w:r>
+    </w:p>
+    <w:p>
+      <w:r>
+        <w:t>И шагнул к двери.</w:t>
+      </w:r>
+    </w:p>
+    <w:p>
+      <w:r>
+        <w:t>— Постойте, Сергей Владимирович! — сказал я. — Снимок у меня с собой.</w:t>
+      </w:r>
+    </w:p>
+    <w:p>
+      <w:r>
+        <w:t>Я протянул Майорову папку. Тот нервным движением, как в припадке, вытряс из неё чёрный глянцевый лист и задрал над головой, вглядываясь в изображение сквозь наползающие на глаза брови.</w:t>
+      </w:r>
+    </w:p>
+    <w:p>
+      <w:r>
+        <w:t xml:space="preserve">— Ни черта здесь не видно! Ну да, есть какое-то образование. </w:t>
+      </w:r>
+      <w:r>
+        <w:t>Д</w:t>
+      </w:r>
+      <w:r>
+        <w:t>ефект снимка?</w:t>
+      </w:r>
+    </w:p>
+    <w:p>
+      <w:r>
+        <w:t>— Мы тоже сначала подумали про дефект. Поэтому сделали ещё один снимок. Вы как раз его в руках и держите.</w:t>
+      </w:r>
+    </w:p>
+    <w:p>
+      <w:r>
+        <w:t>Майоров сел на кровать.</w:t>
+      </w:r>
+    </w:p>
+    <w:p>
+      <w:r>
+        <w:t>— Слышал я о подобном случае как раз перед вылетом, — тихо проговорил он.</w:t>
+      </w:r>
+    </w:p>
+    <w:p>
+      <w:r>
+        <w:t>— В смысле слышали?</w:t>
+      </w:r>
+    </w:p>
+    <w:p>
+      <w:r>
+        <w:t>— Просто слухи. Я сам-то ни черта не знаю.</w:t>
+      </w:r>
+    </w:p>
+    <w:p>
+      <w:r>
+        <w:t xml:space="preserve">В иллюминатор пролился свет от планеты. Станция, как идущий на дно корабль, стала смертельно заваливаться на бок. Весь модуль тут же затянуло </w:t>
+      </w:r>
+      <w:r>
+        <w:t>вязкой</w:t>
+      </w:r>
+      <w:r>
+        <w:t xml:space="preserve"> синевой.</w:t>
+      </w:r>
+    </w:p>
+    <w:p>
+      <w:r>
+        <w:t>Майоров поморщился.</w:t>
+      </w:r>
+    </w:p>
+    <w:p>
+      <w:r>
+        <w:t>— Закрой.</w:t>
+      </w:r>
+    </w:p>
+    <w:p>
+      <w:r>
+        <w:t>Я надавил на кнопку в переборке</w:t>
+      </w:r>
       <w:r>
         <w:t>.</w:t>
       </w:r>
     </w:p>
     <w:p>
       <w:r>
-        <w:t xml:space="preserve">— О причине её смерти догадаться несложно. Некое образование, очень похожее на </w:t>
-      </w:r>
-      <w:proofErr w:type="spellStart"/>
-      <w:r>
-        <w:t>нуболида</w:t>
-      </w:r>
-      <w:proofErr w:type="spellEnd"/>
-      <w:r>
-        <w:t>, оплетает её сердце.</w:t>
-      </w:r>
-    </w:p>
-    <w:p>
-      <w:r>
-        <w:lastRenderedPageBreak/>
-        <w:t xml:space="preserve">— Да чего ты от меня хочешь? — взревел Майоров. Лицо его стало пунцовым, как при удушье, на лбу выступил пот. — Почему вы вообще решили, что это </w:t>
-      </w:r>
-      <w:proofErr w:type="spellStart"/>
-      <w:r>
-        <w:t>нуболид</w:t>
-      </w:r>
-      <w:proofErr w:type="spellEnd"/>
-      <w:r>
-        <w:t>! Это же полный бред! Все нуболиды, с которым мы вступали в контакт, сидят в герметичной банке. Пойдём! — махнул он рукой. — Покажешь мне снимки!</w:t>
-      </w:r>
-    </w:p>
-    <w:p>
-      <w:r>
-        <w:t>И шагнул к двери.</w:t>
-      </w:r>
-    </w:p>
-    <w:p>
-      <w:r>
-        <w:t>— Постойте, Сергей Владимирович! — сказал я. — Снимок у меня с собой.</w:t>
-      </w:r>
-    </w:p>
-    <w:p>
-      <w:r>
-        <w:t>Я протянул Майорову папку. Тот нервным движением, как в припадке, вытряс из неё чёрный глянцевый лист и задрал над головой, вглядываясь в изображение сквозь наползающие на глаза брови.</w:t>
-      </w:r>
-    </w:p>
-    <w:p>
-      <w:r>
-        <w:t xml:space="preserve">— Ни черта здесь не видно! Ну да, есть какое-то образование. </w:t>
-      </w:r>
-      <w:r>
-        <w:t>Д</w:t>
-      </w:r>
-      <w:r>
-        <w:t>ефект снимка?</w:t>
-      </w:r>
-    </w:p>
-    <w:p>
-      <w:r>
-        <w:t>— Мы тоже сначала подумали про дефект. Поэтому сделали ещё один снимок. Вы как раз его в руках и держите.</w:t>
-      </w:r>
-    </w:p>
-    <w:p>
-      <w:r>
-        <w:t>Майоров сел на кровать.</w:t>
-      </w:r>
-    </w:p>
-    <w:p>
-      <w:r>
-        <w:t>— Слышал я о подобном случае как раз перед вылетом, — тихо проговорил он.</w:t>
-      </w:r>
-    </w:p>
-    <w:p>
-      <w:r>
-        <w:t>— В смысле слышали?</w:t>
-      </w:r>
-    </w:p>
-    <w:p>
-      <w:r>
-        <w:t>— Просто слухи. Я сам-то ни черта не знаю.</w:t>
-      </w:r>
-    </w:p>
-    <w:p>
-      <w:r>
-        <w:t xml:space="preserve">В иллюминатор пролился свет от планеты. Станция, как идущий на дно корабль, стала смертельно заваливаться на бок. Весь модуль тут же затянуло </w:t>
-      </w:r>
-      <w:r>
-        <w:t>вязкой</w:t>
-      </w:r>
-      <w:r>
-        <w:t xml:space="preserve"> синевой.</w:t>
-      </w:r>
-    </w:p>
-    <w:p>
-      <w:r>
-        <w:t>Майоров поморщился.</w:t>
-      </w:r>
-    </w:p>
-    <w:p>
-      <w:r>
-        <w:t>— Закрой.</w:t>
-      </w:r>
-    </w:p>
-    <w:p>
-      <w:r>
-        <w:t>Я надавил на кнопку в переборке</w:t>
-      </w:r>
-      <w:r>
-        <w:t>.</w:t>
-      </w:r>
-    </w:p>
-    <w:p>
-      <w:r>
         <w:t xml:space="preserve">— </w:t>
       </w:r>
       <w:r>
@@ -33934,23 +32596,7 @@
     </w:p>
     <w:p>
       <w:r>
-        <w:t xml:space="preserve">— Был перед нашим вылетом случай, — начал Майоров. — Умер навигатор. Не после выхода из </w:t>
-      </w:r>
-      <w:proofErr w:type="spellStart"/>
-      <w:r>
-        <w:t>бранка</w:t>
-      </w:r>
-      <w:proofErr w:type="spellEnd"/>
-      <w:r>
-        <w:t xml:space="preserve">, нет, обошлось без таких совпадений. Вроде как везли её куда-то на </w:t>
-      </w:r>
-      <w:proofErr w:type="spellStart"/>
-      <w:r>
-        <w:t>шнявке</w:t>
-      </w:r>
-      <w:proofErr w:type="spellEnd"/>
-      <w:r>
-        <w:t>, может, на другой корабль. Неважно. — Майоров прищурился, разглядывая снимок, и бросил его на кровать. — Во время вскрытия в теле нашли новообразование. Что-то вроде раковой опухоли, но не совсем.</w:t>
+        <w:t>— Был перед нашим вылетом случай, — начал Майоров. — Умер навигатор. Не после выхода из бранка, нет, обошлось без таких совпадений. Вроде как везли её куда-то на шнявке, может, на другой корабль. Неважно. — Майоров прищурился, разглядывая снимок, и бросил его на кровать. — Во время вскрытия в теле нашли новообразование. Что-то вроде раковой опухоли, но не совсем.</w:t>
       </w:r>
     </w:p>
     <w:p>
@@ -34017,15 +32663,7 @@
         <w:t>а</w:t>
       </w:r>
       <w:r>
-        <w:t xml:space="preserve"> </w:t>
-      </w:r>
-      <w:proofErr w:type="spellStart"/>
-      <w:r>
-        <w:t>нуболид</w:t>
-      </w:r>
-      <w:proofErr w:type="spellEnd"/>
-      <w:r>
-        <w:t xml:space="preserve">, я вообще ни черта не понимаю! Откуда он там взялся? </w:t>
+        <w:t xml:space="preserve"> нуболид, я вообще ни черта не понимаю! Откуда он там взялся? </w:t>
       </w:r>
       <w:r>
         <w:t>О</w:t>
@@ -34041,15 +32679,7 @@
     </w:p>
     <w:p>
       <w:r>
-        <w:t xml:space="preserve">— Да не знаю я! Я думал, это дурацкие байки вроде бесконечных снов во время </w:t>
-      </w:r>
-      <w:proofErr w:type="spellStart"/>
-      <w:r>
-        <w:t>бранка</w:t>
-      </w:r>
-      <w:proofErr w:type="spellEnd"/>
-      <w:r>
-        <w:t>, которыми желторотиков пугают.</w:t>
+        <w:t>— Да не знаю я! Я думал, это дурацкие байки вроде бесконечных снов во время бранка, которыми желторотиков пугают.</w:t>
       </w:r>
     </w:p>
     <w:p>
@@ -34059,15 +32689,7 @@
     </w:p>
     <w:p>
       <w:r>
-        <w:t xml:space="preserve">— Так и </w:t>
-      </w:r>
-      <w:proofErr w:type="spellStart"/>
-      <w:r>
-        <w:t>нуболидом</w:t>
-      </w:r>
-      <w:proofErr w:type="spellEnd"/>
-      <w:r>
-        <w:t xml:space="preserve"> это быть не может, — посмотрел на меня Майоров.</w:t>
+        <w:t>— Так и нуболидом это быть не может, — посмотрел на меня Майоров.</w:t>
       </w:r>
     </w:p>
     <w:p>
@@ -34189,15 +32811,7 @@
     </w:p>
     <w:p>
       <w:r>
-        <w:t xml:space="preserve">Майоров потрепал меня, как старого приятеля, по плечу и пообещал всё устроить. Изобразил кривое подобие улыбки, похожее на гримасу при инсульте. И мне стало жутко — куда сильнее, чем от </w:t>
-      </w:r>
-      <w:proofErr w:type="spellStart"/>
-      <w:r>
-        <w:t>нуболида</w:t>
-      </w:r>
-      <w:proofErr w:type="spellEnd"/>
-      <w:r>
-        <w:t xml:space="preserve"> на рентгеновском снимке.</w:t>
+        <w:t>Майоров потрепал меня, как старого приятеля, по плечу и пообещал всё устроить. Изобразил кривое подобие улыбки, похожее на гримасу при инсульте. И мне стало жутко — куда сильнее, чем от нуболида на рентгеновском снимке.</w:t>
       </w:r>
     </w:p>
     <w:p>
@@ -34505,23 +33119,7 @@
     </w:p>
     <w:p>
       <w:r>
-        <w:t xml:space="preserve">— Ага, из </w:t>
-      </w:r>
-      <w:proofErr w:type="spellStart"/>
-      <w:r>
-        <w:t>кэбэ</w:t>
-      </w:r>
-      <w:proofErr w:type="spellEnd"/>
-      <w:r>
-        <w:t>, если тебе так понятнее. Ты, Олежка, парень молодой, конечно, но, надеюсь, не глупый. На каждом рейсе есть кто-нибудь из Комитета. Это всегда член экипажа, и «</w:t>
-      </w:r>
-      <w:proofErr w:type="spellStart"/>
-      <w:r>
-        <w:t>кэбэ</w:t>
-      </w:r>
-      <w:proofErr w:type="spellEnd"/>
-      <w:r>
-        <w:t>» на лбу тоже обычно не написано.</w:t>
+        <w:t>— Ага, из кэбэ, если тебе так понятнее. Ты, Олежка, парень молодой, конечно, но, надеюсь, не глупый. На каждом рейсе есть кто-нибудь из Комитета. Это всегда член экипажа, и «кэбэ» на лбу тоже обычно не написано.</w:t>
       </w:r>
     </w:p>
     <w:p>
@@ -34587,15 +33185,7 @@
     </w:p>
     <w:p>
       <w:r>
-        <w:t xml:space="preserve">— Нуболиды могут проходить через наши червоточины. Они путешествуют </w:t>
-      </w:r>
-      <w:proofErr w:type="spellStart"/>
-      <w:r>
-        <w:t>бранком</w:t>
-      </w:r>
-      <w:proofErr w:type="spellEnd"/>
-      <w:r>
-        <w:t>, как мы</w:t>
+        <w:t>— Нуболиды могут проходить через наши червоточины. Они путешествуют бранком, как мы</w:t>
       </w:r>
       <w:r>
         <w:t>, Олег</w:t>
@@ -34626,15 +33216,7 @@
     </w:p>
     <w:p>
       <w:r>
-        <w:t xml:space="preserve">— Понятия не имею! — пожал плечами Григорьев. — Может, эксперименты твоего Марутяна так на них повлияли, а может, они всегда это умели. Мы же, Олежка, ничего толком о </w:t>
-      </w:r>
-      <w:proofErr w:type="spellStart"/>
-      <w:r>
-        <w:t>нуболидах</w:t>
-      </w:r>
-      <w:proofErr w:type="spellEnd"/>
-      <w:r>
-        <w:t xml:space="preserve"> не знаем, несмотря на то, что десять лет их тут под микроскопом рассматрива</w:t>
+        <w:t>— Понятия не имею! — пожал плечами Григорьев. — Может, эксперименты твоего Марутяна так на них повлияли, а может, они всегда это умели. Мы же, Олежка, ничего толком о нуболидах не знаем, несмотря на то, что десять лет их тут под микроскопом рассматрива</w:t>
       </w:r>
       <w:r>
         <w:t>ем</w:t>
@@ -34721,15 +33303,7 @@
     </w:p>
     <w:p>
       <w:r>
-        <w:t xml:space="preserve">— Можно и так сказать. Мы туннель открыли, нуболиды по нему прошли. Понимаешь, что это означает? — Григорьев повернулся к терминалу и склонил голову над выключенным экраном. На панели мигал красным какой-то испуганный индикатор. — Мы открыли ящик Пандоры. Мы заходим в </w:t>
-      </w:r>
-      <w:proofErr w:type="spellStart"/>
-      <w:r>
-        <w:t>бранк</w:t>
-      </w:r>
-      <w:proofErr w:type="spellEnd"/>
-      <w:r>
-        <w:t xml:space="preserve"> до Земли, они хвостом за нами. Ориентируются в балке эти черви получше наших навигаторов. Как они внутри корабля оказываются, мы точно не знаем. Есть версия, что точка выхода для них — как раз внутри корабля</w:t>
+        <w:t>— Можно и так сказать. Мы туннель открыли, нуболиды по нему прошли. Понимаешь, что это означает? — Григорьев повернулся к терминалу и склонил голову над выключенным экраном. На панели мигал красным какой-то испуганный индикатор. — Мы открыли ящик Пандоры. Мы заходим в бранк до Земли, они хвостом за нами. Ориентируются в балке эти черви получше наших навигаторов. Как они внутри корабля оказываются, мы точно не знаем. Есть версия, что точка выхода для них — как раз внутри корабля</w:t>
       </w:r>
       <w:r>
         <w:t>, там, где конверсионный двигатель</w:t>
@@ -34921,15 +33495,7 @@
     </w:p>
     <w:p>
       <w:r>
-        <w:t xml:space="preserve">— Мы тоже нашли </w:t>
-      </w:r>
-      <w:proofErr w:type="spellStart"/>
-      <w:r>
-        <w:t>нуболида</w:t>
-      </w:r>
-      <w:proofErr w:type="spellEnd"/>
-      <w:r>
-        <w:t xml:space="preserve"> в теле нашего навигатора, — сказал я. — Он обвивал её сердце.</w:t>
+        <w:t>— Мы тоже нашли нуболида в теле нашего навигатора, — сказал я. — Он обвивал её сердце.</w:t>
       </w:r>
     </w:p>
     <w:p>
@@ -34987,15 +33553,7 @@
     </w:p>
     <w:p>
       <w:r>
-        <w:t xml:space="preserve">— Станция, может, и давно, — продолжил он, — а вот Марутян недавно нуболидов через червоточины прыгать научил. Вот и смотри хронологию событий. До нас сюда летал «Смоленск». После этого он шёл не в Солнечную, а к Альфе Арефьевой. Там ещё были живые следы от </w:t>
-      </w:r>
-      <w:proofErr w:type="spellStart"/>
-      <w:r>
-        <w:t>бранка</w:t>
-      </w:r>
-      <w:proofErr w:type="spellEnd"/>
-      <w:r>
-        <w:t xml:space="preserve"> в Бету Вознесенской. Где-то там или ещё через прыжок, уже не помню, появляется «Севастополь». Тут </w:t>
+        <w:t xml:space="preserve">— Станция, может, и давно, — продолжил он, — а вот Марутян недавно нуболидов через червоточины прыгать научил. Вот и смотри хронологию событий. До нас сюда летал «Смоленск». После этого он шёл не в Солнечную, а к Альфе Арефьевой. Там ещё были живые следы от бранка в Бету Вознесенской. Где-то там или ещё через прыжок, уже не помню, появляется «Севастополь». Тут </w:t>
       </w:r>
       <w:r>
         <w:t xml:space="preserve">маршрут червей </w:t>
@@ -35070,15 +33628,7 @@
     </w:p>
     <w:p>
       <w:r>
-        <w:t xml:space="preserve">Я молчал. Свой самый первый </w:t>
-      </w:r>
-      <w:proofErr w:type="spellStart"/>
-      <w:r>
-        <w:t>бранк</w:t>
-      </w:r>
-      <w:proofErr w:type="spellEnd"/>
-      <w:r>
-        <w:t xml:space="preserve"> я пережил на «Минске».</w:t>
+        <w:t>Я молчал. Свой самый первый бранк я пережил на «Минске».</w:t>
       </w:r>
     </w:p>
     <w:p>
@@ -35137,15 +33687,7 @@
     </w:p>
     <w:p>
       <w:r>
-        <w:t xml:space="preserve">— Не смешно, Олежка, совсем не смешно! Мне страшно. И людей жалко. Только вот никого на «Заре» ты несколько дней назад не знал. Если бы в новостях сообщили о гибели станции, вряд ли бы ты траур устроил. На одном «Севастополе» было раз в пять больше людей. И ты это тоже прекрасно знаешь. За кого ты тут на меня с кулаками наброситься хочешь? За Андреева, за нашего доблестного </w:t>
-      </w:r>
-      <w:proofErr w:type="spellStart"/>
-      <w:r>
-        <w:t>Мицюкина</w:t>
-      </w:r>
-      <w:proofErr w:type="spellEnd"/>
-      <w:r>
-        <w:t xml:space="preserve">? Или всё-таки за </w:t>
+        <w:t xml:space="preserve">— Не смешно, Олежка, совсем не смешно! Мне страшно. И людей жалко. Только вот никого на «Заре» ты несколько дней назад не знал. Если бы в новостях сообщили о гибели станции, вряд ли бы ты траур устроил. На одном «Севастополе» было раз в пять больше людей. И ты это тоже прекрасно знаешь. За кого ты тут на меня с кулаками наброситься хочешь? За Андреева, за нашего доблестного Мицюкина? Или всё-таки за </w:t>
       </w:r>
       <w:r>
         <w:t>э</w:t>
@@ -35318,15 +33860,7 @@
     </w:p>
     <w:p>
       <w:r>
-        <w:t xml:space="preserve">Я метнулся туда, где </w:t>
-      </w:r>
-      <w:proofErr w:type="spellStart"/>
-      <w:r>
-        <w:t>мрели</w:t>
-      </w:r>
-      <w:proofErr w:type="spellEnd"/>
-      <w:r>
-        <w:t xml:space="preserve"> последние огни, спотыкаясь о чёрные, вылезающие из-под пола корни, и — остановился.</w:t>
+        <w:t>Я метнулся туда, где мрели последние огни, спотыкаясь о чёрные, вылезающие из-под пола корни, и — остановился.</w:t>
       </w:r>
     </w:p>
     <w:p>
@@ -35443,15 +33977,7 @@
     <w:p>
       <w:r>
         <w:lastRenderedPageBreak/>
-        <w:t xml:space="preserve">Уже подобравшись к полосе света, я столкнулся с </w:t>
-      </w:r>
-      <w:proofErr w:type="spellStart"/>
-      <w:r>
-        <w:t>Мицюкиным</w:t>
-      </w:r>
-      <w:proofErr w:type="spellEnd"/>
-      <w:r>
-        <w:t>. Мне было всё равно, ударит он меня или выстрелит. Мне хотелось сделать что-</w:t>
+        <w:t>Уже подобравшись к полосе света, я столкнулся с Мицюкиным. Мне было всё равно, ударит он меня или выстрелит. Мне хотелось сделать что-</w:t>
       </w:r>
       <w:r>
         <w:t>нибудь</w:t>
@@ -35468,15 +33994,7 @@
     </w:p>
     <w:p>
       <w:r>
-        <w:t xml:space="preserve">Но </w:t>
-      </w:r>
-      <w:proofErr w:type="spellStart"/>
-      <w:r>
-        <w:t>Мицюкина</w:t>
-      </w:r>
-      <w:proofErr w:type="spellEnd"/>
-      <w:r>
-        <w:t xml:space="preserve"> я не заинтересовал. Он молча отпихнул меня и рванул куда-то в красное марево, сжимая шоковый пистолет.</w:t>
+        <w:t>Но Мицюкина я не заинтересовал. Он молча отпихнул меня и рванул куда-то в красное марево, сжимая шоковый пистолет.</w:t>
       </w:r>
     </w:p>
     <w:p>
@@ -35652,15 +34170,7 @@
     </w:p>
     <w:p>
       <w:r>
-        <w:t xml:space="preserve">В лаборатории горел ровный спокойный свет, будто я перенёсся назад во времени. Камеру с </w:t>
-      </w:r>
-      <w:proofErr w:type="spellStart"/>
-      <w:r>
-        <w:t>нуболидами</w:t>
-      </w:r>
-      <w:proofErr w:type="spellEnd"/>
-      <w:r>
-        <w:t xml:space="preserve"> закрывала тень. Симонова сидела у вычислительного аппарата и что-то торопливо выщёлкивала на клавиатуре, деловито сдвинув брови. Вера стояла рядом, вглядываясь в экран.</w:t>
+        <w:t>В лаборатории горел ровный спокойный свет, будто я перенёсся назад во времени. Камеру с нуболидами закрывала тень. Симонова сидела у вычислительного аппарата и что-то торопливо выщёлкивала на клавиатуре, деловито сдвинув брови. Вера стояла рядом, вглядываясь в экран.</w:t>
       </w:r>
     </w:p>
     <w:p>
@@ -35882,23 +34392,7 @@
     </w:p>
     <w:p>
       <w:r>
-        <w:t xml:space="preserve">— Нет! — Симонова перебила меня раздражённым взмахом руки. — Что вы, Олег! Я же не сошла с ума! Мы откроем им путь домой, сделаем </w:t>
-      </w:r>
-      <w:proofErr w:type="spellStart"/>
-      <w:r>
-        <w:t>ма</w:t>
-      </w:r>
-      <w:proofErr w:type="spellEnd"/>
-      <w:r>
-        <w:t>-а-а-а-</w:t>
-      </w:r>
-      <w:proofErr w:type="spellStart"/>
-      <w:r>
-        <w:t>ленькую</w:t>
-      </w:r>
-      <w:proofErr w:type="spellEnd"/>
-      <w:r>
-        <w:t>, — она показала пальцами невидимую песчинку, — червоточинку.</w:t>
+        <w:t>— Нет! — Симонова перебила меня раздражённым взмахом руки. — Что вы, Олег! Я же не сошла с ума! Мы откроем им путь домой, сделаем ма-а-а-а-ленькую, — она показала пальцами невидимую песчинку, — червоточинку.</w:t>
       </w:r>
     </w:p>
     <w:p>
@@ -36462,15 +34956,7 @@
     </w:p>
     <w:p>
       <w:r>
-        <w:t xml:space="preserve">— Они свободны! — с детской радостью улыбнулась Симонова и протянула к </w:t>
-      </w:r>
-      <w:proofErr w:type="spellStart"/>
-      <w:r>
-        <w:t>нуболидам</w:t>
-      </w:r>
-      <w:proofErr w:type="spellEnd"/>
-      <w:r>
-        <w:t xml:space="preserve"> руки.</w:t>
+        <w:t>— Они свободны! — с детской радостью улыбнулась Симонова и протянула к нуболидам руки.</w:t>
       </w:r>
       <w:r>
         <w:t xml:space="preserve"> — Как </w:t>
@@ -37049,15 +35535,7 @@
     </w:p>
     <w:p>
       <w:r>
-        <w:t xml:space="preserve">— Ты не ошибся! — сказала Вера, пряча глаза. — Я хотела его отравить. Сначала думала подмешать ему что-нибудь в его любимый кофе, но, увы, кофе закончился. А потом решила, что можно </w:t>
-      </w:r>
-      <w:proofErr w:type="spellStart"/>
-      <w:r>
-        <w:t>травануть</w:t>
-      </w:r>
-      <w:proofErr w:type="spellEnd"/>
-      <w:r>
-        <w:t xml:space="preserve"> его вместе со всеми остальными. Отравить к чёртовой матери! Вместе с Аней. Вместе со всеми. У меня был доступ.</w:t>
+        <w:t>— Ты не ошибся! — сказала Вера, пряча глаза. — Я хотела его отравить. Сначала думала подмешать ему что-нибудь в его любимый кофе, но, увы, кофе закончился. А потом решила, что можно травануть его вместе со всеми остальными. Отравить к чёртовой матери! Вместе с Аней. Вместе со всеми. У меня был доступ.</w:t>
       </w:r>
     </w:p>
     <w:p>
@@ -37193,13 +35671,8 @@
         <w:t>Зайдём</w:t>
       </w:r>
       <w:r>
-        <w:t xml:space="preserve"> в </w:t>
-      </w:r>
-      <w:proofErr w:type="spellStart"/>
-      <w:r>
-        <w:t>медблок</w:t>
-      </w:r>
-      <w:proofErr w:type="spellEnd"/>
+        <w:t xml:space="preserve"> в медблок</w:t>
+      </w:r>
       <w:r>
         <w:t>!</w:t>
       </w:r>
@@ -37224,15 +35697,7 @@
     </w:p>
     <w:p>
       <w:r>
-        <w:t xml:space="preserve">Темнота накатывала и отступала волнами, как морской прибой. Где-то вдалеке вспыхивал и тут же гас </w:t>
-      </w:r>
-      <w:proofErr w:type="spellStart"/>
-      <w:r>
-        <w:t>коротящий</w:t>
-      </w:r>
-      <w:proofErr w:type="spellEnd"/>
-      <w:r>
-        <w:t xml:space="preserve"> из-за истерзанной проводки свет.</w:t>
+        <w:t>Темнота накатывала и отступала волнами, как морской прибой. Где-то вдалеке вспыхивал и тут же гас коротящий из-за истерзанной проводки свет.</w:t>
       </w:r>
     </w:p>
     <w:p>
@@ -37365,15 +35830,7 @@
         <w:t>ожидая</w:t>
       </w:r>
       <w:r>
-        <w:t xml:space="preserve"> увидеть алые нити, стекающие из воздушной решётки, но вместо этого столкнулся взглядом с </w:t>
-      </w:r>
-      <w:proofErr w:type="spellStart"/>
-      <w:r>
-        <w:t>Мицюкиным</w:t>
-      </w:r>
-      <w:proofErr w:type="spellEnd"/>
-      <w:r>
-        <w:t xml:space="preserve">, который стоял, широко расставив </w:t>
+        <w:t xml:space="preserve"> увидеть алые нити, стекающие из воздушной решётки, но вместо этого столкнулся взглядом с Мицюкиным, который стоял, широко расставив </w:t>
       </w:r>
       <w:r>
         <w:t>ноги</w:t>
@@ -37495,15 +35952,7 @@
     </w:p>
     <w:p>
       <w:r>
-        <w:t xml:space="preserve">Изо рта </w:t>
-      </w:r>
-      <w:proofErr w:type="spellStart"/>
-      <w:r>
-        <w:t>Мицюкина</w:t>
-      </w:r>
-      <w:proofErr w:type="spellEnd"/>
-      <w:r>
-        <w:t xml:space="preserve"> вырвались, как сноп пламени, красные нити и нетерпеливо затряслись, наползая ему на лицо.</w:t>
+        <w:t>Изо рта Мицюкина вырвались, как сноп пламени, красные нити и нетерпеливо затряслись, наползая ему на лицо.</w:t>
       </w:r>
     </w:p>
     <w:p>
@@ -37852,15 +36301,7 @@
     </w:p>
     <w:p>
       <w:r>
-        <w:t xml:space="preserve">Уставшие механизмы загудели, дверь втянулась в стену. Нуболиды всё ещё выплясывали хаотичный танец над телом </w:t>
-      </w:r>
-      <w:proofErr w:type="spellStart"/>
-      <w:r>
-        <w:t>Мицюкина</w:t>
-      </w:r>
-      <w:proofErr w:type="spellEnd"/>
-      <w:r>
-        <w:t xml:space="preserve">. Они быстро почувствовали нас — по страху или по запаху крови, как хищные рыбы, — и </w:t>
+        <w:t xml:space="preserve">Уставшие механизмы загудели, дверь втянулась в стену. Нуболиды всё ещё выплясывали хаотичный танец над телом Мицюкина. Они быстро почувствовали нас — по страху или по запаху крови, как хищные рыбы, — и </w:t>
       </w:r>
       <w:r>
         <w:t>потянулись</w:t>
@@ -37981,15 +36422,7 @@
     <w:p>
       <w:r>
         <w:lastRenderedPageBreak/>
-        <w:t xml:space="preserve">Мы выскочили из </w:t>
-      </w:r>
-      <w:proofErr w:type="spellStart"/>
-      <w:r>
-        <w:t>медблока</w:t>
-      </w:r>
-      <w:proofErr w:type="spellEnd"/>
-      <w:r>
-        <w:t xml:space="preserve"> и побежали навстречу тающим красным огням. Падали, разбивая колени.</w:t>
+        <w:t>Мы выскочили из медблока и побежали навстречу тающим красным огням. Падали, разбивая колени.</w:t>
       </w:r>
     </w:p>
     <w:p>
@@ -38467,15 +36900,7 @@
     </w:p>
     <w:p>
       <w:r>
-        <w:t xml:space="preserve">— Не падайте, Олег! Вы нам ещё потребуетесь для </w:t>
-      </w:r>
-      <w:proofErr w:type="spellStart"/>
-      <w:r>
-        <w:t>по-по-по</w:t>
-      </w:r>
-      <w:proofErr w:type="spellEnd"/>
-      <w:r>
-        <w:t>… — его заклинило, он отвернулся и сплюнул кровь, — для починки оборудования.</w:t>
+        <w:t>— Не падайте, Олег! Вы нам ещё потребуетесь для по-по-по… — его заклинило, он отвернулся и сплюнул кровь, — для починки оборудования.</w:t>
       </w:r>
     </w:p>
     <w:p>
@@ -38604,15 +37029,7 @@
     </w:p>
     <w:p>
       <w:r>
-        <w:t xml:space="preserve">— То же, что и с </w:t>
-      </w:r>
-      <w:proofErr w:type="spellStart"/>
-      <w:r>
-        <w:t>Мицюкиным</w:t>
-      </w:r>
-      <w:proofErr w:type="spellEnd"/>
-      <w:r>
-        <w:t>! — крикнул я. — Выключите этот долбаный фонарь!</w:t>
+        <w:t>— То же, что и с Мицюкиным! — крикнул я. — Выключите этот долбаный фонарь!</w:t>
       </w:r>
     </w:p>
     <w:p>
@@ -39071,15 +37488,7 @@
     </w:p>
     <w:p>
       <w:r>
-        <w:t xml:space="preserve">Гравитация разметала червей по стенам. Нуболиды потянулись к </w:t>
-      </w:r>
-      <w:proofErr w:type="spellStart"/>
-      <w:r>
-        <w:t>стробящему</w:t>
-      </w:r>
-      <w:proofErr w:type="spellEnd"/>
-      <w:r>
-        <w:t xml:space="preserve"> аварийному свету. Когда освещение гасло, их отбрасывала подкрашенная синевой темнота, но уже через мгновение они поднимались снова и быстро ползли по переборкам.</w:t>
+        <w:t>Гравитация разметала червей по стенам. Нуболиды потянулись к стробящему аварийному свету. Когда освещение гасло, их отбрасывала подкрашенная синевой темнота, но уже через мгновение они поднимались снова и быстро ползли по переборкам.</w:t>
       </w:r>
     </w:p>
     <w:p>
@@ -39848,15 +38257,7 @@
     </w:p>
     <w:p>
       <w:r>
-        <w:t xml:space="preserve">Вера долго смотрела на меня, прижимаясь к переборке. Руки у неё были сведены за спиной, как у заключённой. Нижняя губа — </w:t>
-      </w:r>
-      <w:proofErr w:type="spellStart"/>
-      <w:r>
-        <w:t>раскусана</w:t>
-      </w:r>
-      <w:proofErr w:type="spellEnd"/>
-      <w:r>
-        <w:t xml:space="preserve"> до крови.</w:t>
+        <w:t>Вера долго смотрела на меня, прижимаясь к переборке. Руки у неё были сведены за спиной, как у заключённой. Нижняя губа — раскусана до крови.</w:t>
       </w:r>
     </w:p>
     <w:p>
@@ -39958,13 +38359,8 @@
     </w:p>
     <w:p>
       <w:r>
-        <w:t>— Я не знаю, что будет. Но вряд ли они из-за нас кораблём пожертвуют. «Грозный» — почти флагман. А после катастрофы на «</w:t>
-      </w:r>
-      <w:proofErr w:type="gramStart"/>
-      <w:r>
-        <w:t>Севастополе»…</w:t>
-      </w:r>
-      <w:proofErr w:type="gramEnd"/>
+        <w:t>— Я не знаю, что будет. Но вряд ли они из-за нас кораблём пожертвуют. «Грозный» — почти флагман. А после катастрофы на «Севастополе»…</w:t>
+      </w:r>
     </w:p>
     <w:p>
       <w:r>
@@ -40143,15 +38539,7 @@
     </w:p>
     <w:p>
       <w:r>
-        <w:t xml:space="preserve">Я чувствую себя, как после </w:t>
-      </w:r>
-      <w:proofErr w:type="spellStart"/>
-      <w:r>
-        <w:t>коматоза</w:t>
-      </w:r>
-      <w:proofErr w:type="spellEnd"/>
-      <w:r>
-        <w:t>.</w:t>
+        <w:t>Я чувствую себя, как после коматоза.</w:t>
       </w:r>
     </w:p>
     <w:p>
@@ -40353,15 +38741,7 @@
     </w:p>
     <w:p>
       <w:r>
-        <w:t>— «</w:t>
-      </w:r>
-      <w:proofErr w:type="spellStart"/>
-      <w:r>
-        <w:t>Оним</w:t>
-      </w:r>
-      <w:proofErr w:type="spellEnd"/>
-      <w:r>
-        <w:t xml:space="preserve"> двенадцать дробь четыре три </w:t>
+        <w:t xml:space="preserve">— «Оним двенадцать дробь четыре три </w:t>
       </w:r>
       <w:r>
         <w:t>а</w:t>
@@ -40392,15 +38772,7 @@
     </w:p>
     <w:p>
       <w:r>
-        <w:t>— «</w:t>
-      </w:r>
-      <w:proofErr w:type="spellStart"/>
-      <w:r>
-        <w:t>Оним</w:t>
-      </w:r>
-      <w:proofErr w:type="spellEnd"/>
-      <w:r>
-        <w:t xml:space="preserve"> двенадцать дробь четыре три </w:t>
+        <w:t xml:space="preserve">— «Оним двенадцать дробь четыре три </w:t>
       </w:r>
       <w:r>
         <w:t>а</w:t>
@@ -40445,15 +38817,7 @@
     </w:p>
     <w:p>
       <w:r>
-        <w:t xml:space="preserve">Пункт назначения: </w:t>
-      </w:r>
-      <w:proofErr w:type="spellStart"/>
-      <w:r>
-        <w:t>Оним</w:t>
-      </w:r>
-      <w:proofErr w:type="spellEnd"/>
-      <w:r>
-        <w:t xml:space="preserve"> 12/43</w:t>
+        <w:t>Пункт назначения: Оним 12/43</w:t>
       </w:r>
       <w:r>
         <w:t>а</w:t>
@@ -40469,15 +38833,7 @@
     </w:p>
     <w:p>
       <w:r>
-        <w:t xml:space="preserve">Отправная точка: </w:t>
-      </w:r>
-      <w:proofErr w:type="spellStart"/>
-      <w:r>
-        <w:t>Оним</w:t>
-      </w:r>
-      <w:proofErr w:type="spellEnd"/>
-      <w:r>
-        <w:t xml:space="preserve"> 12/43</w:t>
+        <w:t>Отправная точка: Оним 12/43</w:t>
       </w:r>
       <w:r>
         <w:t>а (Альфа Акимовой)</w:t>
@@ -40804,23 +39160,7 @@
     </w:p>
     <w:p>
       <w:r>
-        <w:t xml:space="preserve">Всё в порядке. Мы — в </w:t>
-      </w:r>
-      <w:proofErr w:type="spellStart"/>
-      <w:r>
-        <w:t>бранке</w:t>
-      </w:r>
-      <w:proofErr w:type="spellEnd"/>
-      <w:r>
-        <w:t xml:space="preserve">. Точка выхода — </w:t>
-      </w:r>
-      <w:proofErr w:type="spellStart"/>
-      <w:r>
-        <w:t>Оним</w:t>
-      </w:r>
-      <w:proofErr w:type="spellEnd"/>
-      <w:r>
-        <w:t xml:space="preserve"> 12/43</w:t>
+        <w:t>Всё в порядке. Мы — в бранке. Точка выхода — Оним 12/43</w:t>
       </w:r>
       <w:r>
         <w:t>а</w:t>

--- a/abyss/Воронков_В_Бездна_света.docx
+++ b/abyss/Воронков_В_Бездна_света.docx
@@ -57,17 +57,38 @@
     </w:p>
     <w:p>
       <w:r>
-        <w:t>Технологию для путешествия к далёким звёздам открыли задолго до моего рождения. Сам переход космонавты называют бранком. Потому что обозримая вселенная — брана. Гиперпространство — балк. Оба термина вступают в грамматический союз, порождая побочное дитя — неологизм, который никто, кроме нас, не понимает.</w:t>
-      </w:r>
-    </w:p>
-    <w:p>
-      <w:r>
-        <w:t>Бранк.</w:t>
-      </w:r>
-    </w:p>
-    <w:p>
-      <w:r>
-        <w:t xml:space="preserve">Во время бранка снятся кошмары. Об этом все знают. Так человеческое сознание </w:t>
+        <w:t xml:space="preserve">Технологию для путешествия к далёким звёздам открыли задолго до моего рождения. Сам переход космонавты называют </w:t>
+      </w:r>
+      <w:proofErr w:type="spellStart"/>
+      <w:r>
+        <w:t>бранком</w:t>
+      </w:r>
+      <w:proofErr w:type="spellEnd"/>
+      <w:r>
+        <w:t>. Потому что обозримая вселенная — брана. Гиперпространство — балк. Оба термина вступают в грамматический союз, порождая побочное дитя — неологизм, который никто, кроме нас, не понимает.</w:t>
+      </w:r>
+    </w:p>
+    <w:p>
+      <w:proofErr w:type="spellStart"/>
+      <w:r>
+        <w:t>Бранк</w:t>
+      </w:r>
+      <w:proofErr w:type="spellEnd"/>
+      <w:r>
+        <w:t>.</w:t>
+      </w:r>
+    </w:p>
+    <w:p>
+      <w:r>
+        <w:t xml:space="preserve">Во время </w:t>
+      </w:r>
+      <w:proofErr w:type="spellStart"/>
+      <w:r>
+        <w:t>бранка</w:t>
+      </w:r>
+      <w:proofErr w:type="spellEnd"/>
+      <w:r>
+        <w:t xml:space="preserve"> снятся кошмары. Об этом все знают. Так человеческое сознание </w:t>
       </w:r>
       <w:r>
         <w:t>отзывается</w:t>
@@ -93,7 +114,15 @@
     </w:p>
     <w:p>
       <w:r>
-        <w:t>Тебе снится обычный для бранка кошмар, к которым все мы давно привыкли. Ты просыпаешься, вылезаешь из амниона, неуклюже барахтаясь в невесомости, точно едва успел родиться на свет. Дёргаешь за рычаг в стене, чтобы открыть люк в соединительный тракт между отсеками, где побольше пространства.</w:t>
+        <w:t xml:space="preserve">Тебе снится обычный для </w:t>
+      </w:r>
+      <w:proofErr w:type="spellStart"/>
+      <w:r>
+        <w:t>бранка</w:t>
+      </w:r>
+      <w:proofErr w:type="spellEnd"/>
+      <w:r>
+        <w:t xml:space="preserve"> кошмар, к которым все мы давно привыкли. Ты просыпаешься, вылезаешь из амниона, неуклюже барахтаясь в невесомости, точно едва успел родиться на свет. Дёргаешь за рычаг в стене, чтобы открыть люк в соединительный тракт между отсеками, где побольше пространства.</w:t>
       </w:r>
     </w:p>
     <w:p>
@@ -122,12 +151,44 @@
         <w:t xml:space="preserve"> и правда</w:t>
       </w:r>
       <w:r>
-        <w:t xml:space="preserve"> сдаёт после долгих полётов. Поэтому к экипажам приписан политкор — в бранке он не летает, редко какой политкор это выдержит, — но по возращении проводит с каждым тщательные беседы, как мозгоправ из психиатрической больницы. Некоторых даже снимают с полётов, отправляют на минводы, как в ссылку, на принудительное лечение.</w:t>
-      </w:r>
-    </w:p>
-    <w:p>
-      <w:r>
-        <w:t xml:space="preserve">Мой самый первый бранк длился всего шесть с небольшим часов — спать было некогда и даже испугаться толком я не успел. Было лишь странное чувство после выхода. Вроде всё хорошо, ничего не болит, сознание ясное, </w:t>
+        <w:t xml:space="preserve"> сдаёт после долгих полётов. Поэтому к экипажам приписан </w:t>
+      </w:r>
+      <w:proofErr w:type="spellStart"/>
+      <w:r>
+        <w:t>политкор</w:t>
+      </w:r>
+      <w:proofErr w:type="spellEnd"/>
+      <w:r>
+        <w:t xml:space="preserve"> — в </w:t>
+      </w:r>
+      <w:proofErr w:type="spellStart"/>
+      <w:r>
+        <w:t>бранке</w:t>
+      </w:r>
+      <w:proofErr w:type="spellEnd"/>
+      <w:r>
+        <w:t xml:space="preserve"> он не летает, редко какой </w:t>
+      </w:r>
+      <w:proofErr w:type="spellStart"/>
+      <w:r>
+        <w:t>политкор</w:t>
+      </w:r>
+      <w:proofErr w:type="spellEnd"/>
+      <w:r>
+        <w:t xml:space="preserve"> это выдержит, — но по возращении проводит с каждым тщательные беседы, как мозгоправ из психиатрической больницы. Некоторых даже снимают с полётов, отправляют на минводы, как в ссылку, на принудительное лечение.</w:t>
+      </w:r>
+    </w:p>
+    <w:p>
+      <w:r>
+        <w:t xml:space="preserve">Мой самый первый </w:t>
+      </w:r>
+      <w:proofErr w:type="spellStart"/>
+      <w:r>
+        <w:t>бранк</w:t>
+      </w:r>
+      <w:proofErr w:type="spellEnd"/>
+      <w:r>
+        <w:t xml:space="preserve"> длился всего шесть с небольшим часов — спать было некогда и даже испугаться толком я не успел. Было лишь странное чувство после выхода. Вроде всё хорошо, ничего не болит, сознание ясное, </w:t>
       </w:r>
       <w:r>
         <w:t>но</w:t>
@@ -142,7 +203,15 @@
     </w:p>
     <w:p>
       <w:r>
-        <w:t xml:space="preserve">Следующий бранк, через пару недель, занял уже почти трое суток — кошмары были, но реальный кошмар поджидал меня после пробуждения. Я боялся самого балка, </w:t>
+        <w:t xml:space="preserve">Следующий </w:t>
+      </w:r>
+      <w:proofErr w:type="spellStart"/>
+      <w:r>
+        <w:t>бранк</w:t>
+      </w:r>
+      <w:proofErr w:type="spellEnd"/>
+      <w:r>
+        <w:t xml:space="preserve">, через пару недель, занял уже почти трое суток — кошмары были, но реальный кошмар поджидал меня после пробуждения. Я боялся самого балка, </w:t>
       </w:r>
       <w:r>
         <w:t>неисчислимой</w:t>
@@ -176,7 +245,15 @@
         <w:t>животный</w:t>
       </w:r>
       <w:r>
-        <w:t xml:space="preserve"> ужас от перехода сменился скукой и дежурной рутиной во время вахты. Тело больше не казалось чужим, а кошмары, скорее, утомляли, чем пугали. Но потом меня включили в экипаж «Грозного», который шёл по срочному приказу к научно-исследовательской станции в Бете Громовой. Это был бранк длиною в четыреста девяносто семь часов.</w:t>
+        <w:t xml:space="preserve"> ужас от перехода сменился скукой и дежурной рутиной во время вахты. Тело больше не казалось чужим, а кошмары, скорее, утомляли, чем пугали. Но потом меня включили в экипаж «Грозного», который шёл по срочному приказу к научно-исследовательской станции в Бете Громовой. Это был </w:t>
+      </w:r>
+      <w:proofErr w:type="spellStart"/>
+      <w:r>
+        <w:t>бранк</w:t>
+      </w:r>
+      <w:proofErr w:type="spellEnd"/>
+      <w:r>
+        <w:t xml:space="preserve"> длиною в четыреста девяносто семь часов.</w:t>
       </w:r>
     </w:p>
     <w:p>
@@ -204,7 +281,15 @@
     </w:p>
     <w:p>
       <w:r>
-        <w:t>Плавание — это не моё. Моих умений едва хватает на то, чтобы сдавать предполётные нормативы. Вырос я в Стальске-12, промышленном городе в центральной полосе, который забывают иногда отметить на картах. В Стальске естественных водоёмов нет, а бассейн, куда меня однажды сводил отец, так провонял жгучей хлоркой, что напомина</w:t>
+        <w:t xml:space="preserve">Плавание — это не моё. Моих умений едва хватает на то, чтобы сдавать предполётные нормативы. Вырос я в Стальске-12, промышленном городе в центральной полосе, который забывают иногда отметить на картах. В </w:t>
+      </w:r>
+      <w:proofErr w:type="spellStart"/>
+      <w:r>
+        <w:t>Стальске</w:t>
+      </w:r>
+      <w:proofErr w:type="spellEnd"/>
+      <w:r>
+        <w:t xml:space="preserve"> естественных водоёмов нет, а бассейн, куда меня однажды сводил отец, так провонял жгучей хлоркой, что напомина</w:t>
       </w:r>
       <w:r>
         <w:t>л</w:t>
@@ -345,7 +430,15 @@
     </w:p>
     <w:p>
       <w:r>
-        <w:t>Я пригляделся и увидел внизу свет — обманчивый, как последняя надежда. Нет смысла сопротивляться. Ожившее течение утягивает к мреющему в глубине огоньку, и тот с каждой секундой растёт и крепнет, напитываясь моей слабостью.</w:t>
+        <w:t xml:space="preserve">Я пригляделся и увидел внизу свет — обманчивый, как последняя надежда. Нет смысла сопротивляться. Ожившее течение утягивает к </w:t>
+      </w:r>
+      <w:proofErr w:type="spellStart"/>
+      <w:r>
+        <w:t>мреющему</w:t>
+      </w:r>
+      <w:proofErr w:type="spellEnd"/>
+      <w:r>
+        <w:t xml:space="preserve"> в глубине огоньку, и тот с каждой секундой растёт и крепнет, напитываясь моей слабостью.</w:t>
       </w:r>
     </w:p>
     <w:p>
@@ -564,7 +657,23 @@
     </w:p>
     <w:p>
       <w:r>
-        <w:t>Я выбрался из амниона — запутавшись как обычно в застёжках — и завис посреди каюты, едва не приложившись головой о торчащий из стены поручень. Гравитонная камера во время бранка не работает, и приходится мириться с невесомостью.</w:t>
+        <w:t xml:space="preserve">Я выбрался из амниона — запутавшись как обычно в застёжках — и завис посреди каюты, едва не приложившись головой о торчащий из стены поручень. </w:t>
+      </w:r>
+      <w:proofErr w:type="spellStart"/>
+      <w:r>
+        <w:t>Гравитонная</w:t>
+      </w:r>
+      <w:proofErr w:type="spellEnd"/>
+      <w:r>
+        <w:t xml:space="preserve"> камера во время </w:t>
+      </w:r>
+      <w:proofErr w:type="spellStart"/>
+      <w:r>
+        <w:t>бранка</w:t>
+      </w:r>
+      <w:proofErr w:type="spellEnd"/>
+      <w:r>
+        <w:t xml:space="preserve"> не работает, и приходится мириться с невесомостью.</w:t>
       </w:r>
     </w:p>
     <w:p>
@@ -590,7 +699,15 @@
     </w:p>
     <w:p>
       <w:r>
-        <w:t>Табельные часы с логотипом «Грозного», которые в бранке используются как будильник, сердито вибрировали и покалывали кожу. Я раздражённо содрал часы с запястья.</w:t>
+        <w:t xml:space="preserve">Табельные часы с логотипом «Грозного», которые в </w:t>
+      </w:r>
+      <w:proofErr w:type="spellStart"/>
+      <w:r>
+        <w:t>бранке</w:t>
+      </w:r>
+      <w:proofErr w:type="spellEnd"/>
+      <w:r>
+        <w:t xml:space="preserve"> используются как будильник, сердито вибрировали и покалывали кожу. Я раздражённо содрал часы с запястья.</w:t>
       </w:r>
     </w:p>
     <w:p>
@@ -687,7 +804,15 @@
     </w:p>
     <w:p>
       <w:r>
-        <w:t>Электронные аппараты во время бранка не работают, и вместо них трудятся механические интегралы, которые устроены примерно так же, как мои наручные часы.</w:t>
+        <w:t xml:space="preserve">Электронные аппараты во время </w:t>
+      </w:r>
+      <w:proofErr w:type="spellStart"/>
+      <w:r>
+        <w:t>бранка</w:t>
+      </w:r>
+      <w:proofErr w:type="spellEnd"/>
+      <w:r>
+        <w:t xml:space="preserve"> не работают, и вместо них трудятся механические интегралы, которые устроены примерно так же, как мои наручные часы.</w:t>
       </w:r>
     </w:p>
     <w:p>
@@ -744,7 +869,15 @@
     <w:p>
       <w:r>
         <w:lastRenderedPageBreak/>
-        <w:t>Три огня — навигатор мёртв. Такого в бранке никогда не происходит.</w:t>
+        <w:t xml:space="preserve">Три огня — навигатор мёртв. Такого в </w:t>
+      </w:r>
+      <w:proofErr w:type="spellStart"/>
+      <w:r>
+        <w:t>бранке</w:t>
+      </w:r>
+      <w:proofErr w:type="spellEnd"/>
+      <w:r>
+        <w:t xml:space="preserve"> никогда не происходит.</w:t>
       </w:r>
     </w:p>
     <w:p>
@@ -841,7 +974,15 @@
     </w:p>
     <w:p>
       <w:r>
-        <w:t>Люк глухо клацнул, примагнитившись к стене.</w:t>
+        <w:t xml:space="preserve">Люк глухо клацнул, </w:t>
+      </w:r>
+      <w:proofErr w:type="spellStart"/>
+      <w:r>
+        <w:t>примагнитившись</w:t>
+      </w:r>
+      <w:proofErr w:type="spellEnd"/>
+      <w:r>
+        <w:t xml:space="preserve"> к стене.</w:t>
       </w:r>
     </w:p>
     <w:p>
@@ -930,7 +1071,15 @@
     </w:p>
     <w:p>
       <w:r>
-        <w:t>— Понятно, почему я проснулся! — Ключ ритмично поворачивался в модуле, громко чеканя секунды. — Говорят же, что сны в бранке не просто так снятся!</w:t>
+        <w:t xml:space="preserve">— Понятно, почему я проснулся! — Ключ ритмично поворачивался в модуле, громко чеканя секунды. — Говорят же, что сны в </w:t>
+      </w:r>
+      <w:proofErr w:type="spellStart"/>
+      <w:r>
+        <w:t>бранке</w:t>
+      </w:r>
+      <w:proofErr w:type="spellEnd"/>
+      <w:r>
+        <w:t xml:space="preserve"> не просто так снятся!</w:t>
       </w:r>
     </w:p>
     <w:p>
@@ -977,7 +1126,15 @@
     </w:p>
     <w:p>
       <w:r>
-        <w:t>Майоров переместился к центральному анализатору, циану — встроенному в стену металлическому шкафу с похожими на лимбовые замки регуляторами.</w:t>
+        <w:t xml:space="preserve">Майоров переместился к центральному анализатору, циану — встроенному в стену металлическому шкафу с похожими на </w:t>
+      </w:r>
+      <w:proofErr w:type="spellStart"/>
+      <w:r>
+        <w:t>лимбовые</w:t>
+      </w:r>
+      <w:proofErr w:type="spellEnd"/>
+      <w:r>
+        <w:t xml:space="preserve"> замки регуляторами.</w:t>
       </w:r>
     </w:p>
     <w:p>
@@ -1060,7 +1217,15 @@
     </w:p>
     <w:p>
       <w:r>
-        <w:t xml:space="preserve">— А чего тут решать? — проговорил Керман, с трудом ворочая во рту словами, как после заморозки. — Так-то мы уже раз двадцать всё проверили. Циан в порядке. Ты от меня чего хочешь? Из бранка же </w:t>
+        <w:t xml:space="preserve">— А чего тут решать? — проговорил Керман, с трудом ворочая во рту словами, как после заморозки. — Так-то мы уже раз двадцать всё проверили. Циан в порядке. Ты от меня чего хочешь? Из </w:t>
+      </w:r>
+      <w:proofErr w:type="spellStart"/>
+      <w:r>
+        <w:t>бранка</w:t>
+      </w:r>
+      <w:proofErr w:type="spellEnd"/>
+      <w:r>
+        <w:t xml:space="preserve"> же </w:t>
       </w:r>
       <w:r>
         <w:t xml:space="preserve">мы досрочно </w:t>
@@ -1071,7 +1236,15 @@
     </w:p>
     <w:p>
       <w:r>
-        <w:t xml:space="preserve">— Я понимаю, что из бранка не выйдем! — </w:t>
+        <w:t xml:space="preserve">— Я понимаю, что из </w:t>
+      </w:r>
+      <w:proofErr w:type="spellStart"/>
+      <w:r>
+        <w:t>бранка</w:t>
+      </w:r>
+      <w:proofErr w:type="spellEnd"/>
+      <w:r>
+        <w:t xml:space="preserve"> не выйдем! — </w:t>
       </w:r>
       <w:r>
         <w:t>выдохнул</w:t>
@@ -1171,7 +1344,15 @@
     </w:p>
     <w:p>
       <w:r>
-        <w:t>— Во-о-от! — закивал Керман. — Так-то я тебя понимаю. Руки чешутся, хочется что-то сделать. Подвиг там гражданский совершить. После нескольких бранков ещё не успеваешь вникнуть во всю, так сказать, философию нашей ситуации.</w:t>
+        <w:t xml:space="preserve">— Во-о-от! — закивал Керман. — Так-то я тебя понимаю. Руки чешутся, хочется что-то сделать. Подвиг там гражданский совершить. После нескольких </w:t>
+      </w:r>
+      <w:proofErr w:type="spellStart"/>
+      <w:r>
+        <w:t>бранков</w:t>
+      </w:r>
+      <w:proofErr w:type="spellEnd"/>
+      <w:r>
+        <w:t xml:space="preserve"> ещё не успеваешь вникнуть во всю, так сказать, философию нашей ситуации.</w:t>
       </w:r>
     </w:p>
     <w:p>
@@ -1223,7 +1404,23 @@
     </w:p>
     <w:p>
       <w:r>
-        <w:t>— Я и не преувеличиваю. Все же понимают, на что идут, когда на трёхнедельный бранк подписываются. Теперь вот и молодёжь понимает. Ты не бледней так быстро, — подмигнул мне Керман. — Если что, у меня пятьдесят шестой бранк, а я до сих пор тут с вами беседы беседую.</w:t>
+        <w:t xml:space="preserve">— Я и не преувеличиваю. Все же понимают, на что идут, когда на трёхнедельный </w:t>
+      </w:r>
+      <w:proofErr w:type="spellStart"/>
+      <w:r>
+        <w:t>бранк</w:t>
+      </w:r>
+      <w:proofErr w:type="spellEnd"/>
+      <w:r>
+        <w:t xml:space="preserve"> подписываются. Теперь вот и молодёжь понимает. Ты не бледней так быстро, — подмигнул мне Керман. — Если что, у меня пятьдесят шестой </w:t>
+      </w:r>
+      <w:proofErr w:type="spellStart"/>
+      <w:r>
+        <w:t>бранк</w:t>
+      </w:r>
+      <w:proofErr w:type="spellEnd"/>
+      <w:r>
+        <w:t>, а я до сих пор тут с вами беседы беседую.</w:t>
       </w:r>
     </w:p>
     <w:p>
@@ -1301,7 +1498,15 @@
         <w:t xml:space="preserve">лет </w:t>
       </w:r>
       <w:r>
-        <w:t>меня старше. Керман ещё в начале полёта сказал, что Григорьев никогда не спит во время бранка. Поверить в то, что главный пилот почти три недели прожил без сна было решительно невозможно, но пару раз я сталкивался с ним во время вахты, когда он плавал по коридору, как лунатик.</w:t>
+        <w:t xml:space="preserve">меня старше. Керман ещё в начале полёта сказал, что Григорьев никогда не спит во время </w:t>
+      </w:r>
+      <w:proofErr w:type="spellStart"/>
+      <w:r>
+        <w:t>бранка</w:t>
+      </w:r>
+      <w:proofErr w:type="spellEnd"/>
+      <w:r>
+        <w:t>. Поверить в то, что главный пилот почти три недели прожил без сна было решительно невозможно, но пару раз я сталкивался с ним во время вахты, когда он плавал по коридору, как лунатик.</w:t>
       </w:r>
     </w:p>
     <w:p>
@@ -1335,7 +1540,15 @@
     </w:p>
     <w:p>
       <w:r>
-        <w:t>Григорьев осмотрел обесточенную консоль — во время бранка рубка напомина</w:t>
+        <w:t xml:space="preserve">Григорьев осмотрел обесточенную консоль — во время </w:t>
+      </w:r>
+      <w:proofErr w:type="spellStart"/>
+      <w:r>
+        <w:t>бранка</w:t>
+      </w:r>
+      <w:proofErr w:type="spellEnd"/>
+      <w:r>
+        <w:t xml:space="preserve"> рубка напомина</w:t>
       </w:r>
       <w:r>
         <w:t>ет</w:t>
@@ -1368,7 +1581,15 @@
         <w:t xml:space="preserve"> ж</w:t>
       </w:r>
       <w:r>
-        <w:t xml:space="preserve"> его знает, что вы там, инженеры, напридумали. Смысла дёргаться в любом случае нет. Всё равно раньше времени отсюда не выберемся.</w:t>
+        <w:t xml:space="preserve"> его знает, что вы там, инженеры, </w:t>
+      </w:r>
+      <w:proofErr w:type="spellStart"/>
+      <w:r>
+        <w:t>напридумали</w:t>
+      </w:r>
+      <w:proofErr w:type="spellEnd"/>
+      <w:r>
+        <w:t>. Смысла дёргаться в любом случае нет. Всё равно раньше времени отсюда не выберемся.</w:t>
       </w:r>
     </w:p>
     <w:p>
@@ -1399,7 +1620,15 @@
     </w:p>
     <w:p>
       <w:r>
-        <w:t>— Хочется уже что-нибудь полезное сделать. Я говорил вроде, что летал раньше в Бету Громовой. Тогда, кстати, на редкость удачный был выход, совсем рядом со станцией выкинуло. Всё, что осталось — проложить короткий курс и в гости на стыковку. А там автоматы в основном работают. Вместе с пулемётами. Пилот — самый бесполезный член экипажа во время бранка.</w:t>
+        <w:t xml:space="preserve">— Хочется уже что-нибудь полезное сделать. Я говорил вроде, что летал раньше в Бету Громовой. Тогда, кстати, на редкость удачный был выход, совсем рядом со станцией выкинуло. Всё, что осталось — проложить короткий курс и в гости на стыковку. А там автоматы в основном работают. Вместе с пулемётами. Пилот — самый бесполезный член экипажа во время </w:t>
+      </w:r>
+      <w:proofErr w:type="spellStart"/>
+      <w:r>
+        <w:t>бранка</w:t>
+      </w:r>
+      <w:proofErr w:type="spellEnd"/>
+      <w:r>
+        <w:t>.</w:t>
       </w:r>
     </w:p>
     <w:p>
@@ -1409,7 +1638,15 @@
     </w:p>
     <w:p>
       <w:r>
-        <w:t>— А что, разве не правда? — Григорьев откинулся на подголовник и прикрыл глаза. Потолочный свет тут же выбелил его ещё молодое лицо, превратив в гипсовую маску. — Я, между прочим, спал. Недолго, правда. Майоров разбудил, люками гремел. Хотя спать во время бранка — сомнительное удовольствие.</w:t>
+        <w:t xml:space="preserve">— А что, разве не правда? — Григорьев откинулся на подголовник и прикрыл глаза. Потолочный свет тут же выбелил его ещё молодое лицо, превратив в гипсовую маску. — Я, между прочим, спал. Недолго, правда. Майоров разбудил, люками гремел. Хотя спать во время </w:t>
+      </w:r>
+      <w:proofErr w:type="spellStart"/>
+      <w:r>
+        <w:t>бранка</w:t>
+      </w:r>
+      <w:proofErr w:type="spellEnd"/>
+      <w:r>
+        <w:t xml:space="preserve"> — сомнительное удовольствие.</w:t>
       </w:r>
     </w:p>
     <w:p>
@@ -1434,7 +1671,15 @@
     </w:p>
     <w:p>
       <w:r>
-        <w:t xml:space="preserve">Сны в бранке у всех разные, но большинство либо плывут (и тонут), либо куда-то летят и закономерно падают. И то, и другое считается естественным откликом здоровой психики на невесомость и </w:t>
+        <w:t xml:space="preserve">Сны в </w:t>
+      </w:r>
+      <w:proofErr w:type="spellStart"/>
+      <w:r>
+        <w:t>бранке</w:t>
+      </w:r>
+      <w:proofErr w:type="spellEnd"/>
+      <w:r>
+        <w:t xml:space="preserve"> у всех разные, но большинство либо плывут (и тонут), либо куда-то летят и закономерно падают. И то, и другое считается естественным откликом здоровой психики на невесомость и </w:t>
       </w:r>
       <w:r>
         <w:t>чёрную бездна</w:t>
@@ -1473,7 +1718,15 @@
         <w:t>сказал</w:t>
       </w:r>
       <w:r>
-        <w:t xml:space="preserve"> Григорьев. — Видел я результаты твоих нормативов. По нижней планке идёшь. Говорят, на следующей партийной деке нормативы усилят. Я бы советовал, как вернёшься, взять в бассейн абонементик. Глупо будет вылететь из-за такой ерунды.</w:t>
+        <w:t xml:space="preserve"> Григорьев. — Видел я результаты твоих нормативов. По нижней планке идёшь. Говорят, на следующей партийной деке нормативы усилят. Я бы советовал, как вернёшься, взять в бассейн </w:t>
+      </w:r>
+      <w:proofErr w:type="spellStart"/>
+      <w:r>
+        <w:t>абонементик</w:t>
+      </w:r>
+      <w:proofErr w:type="spellEnd"/>
+      <w:r>
+        <w:t>. Глупо будет вылететь из-за такой ерунды.</w:t>
       </w:r>
     </w:p>
     <w:p>
@@ -1661,7 +1914,15 @@
     </w:p>
     <w:p>
       <w:r>
-        <w:t>— Чем она примечательна, «Заря» эта, что мы ради неё три недели в бранке торчим?</w:t>
+        <w:t xml:space="preserve">— Чем она примечательна, «Заря» эта, что мы ради неё три недели в </w:t>
+      </w:r>
+      <w:proofErr w:type="spellStart"/>
+      <w:r>
+        <w:t>бранке</w:t>
+      </w:r>
+      <w:proofErr w:type="spellEnd"/>
+      <w:r>
+        <w:t xml:space="preserve"> торчим?</w:t>
       </w:r>
     </w:p>
     <w:p>
@@ -1762,7 +2023,15 @@
     </w:p>
     <w:p>
       <w:r>
-        <w:t>Перед выходом из бранка все члены экипажа собираются в рубке, как на представление.</w:t>
+        <w:t xml:space="preserve">Перед выходом из </w:t>
+      </w:r>
+      <w:proofErr w:type="spellStart"/>
+      <w:r>
+        <w:t>бранка</w:t>
+      </w:r>
+      <w:proofErr w:type="spellEnd"/>
+      <w:r>
+        <w:t xml:space="preserve"> все члены экипажа собираются в рубке, как на представление.</w:t>
       </w:r>
     </w:p>
     <w:p>
@@ -1808,7 +2077,15 @@
     </w:p>
     <w:p>
       <w:r>
-        <w:t>— Ни разу ещё секунда в секунду не выходил из бранка, — сказал Григорьев.</w:t>
+        <w:t xml:space="preserve">— Ни разу ещё секунда в секунду не выходил из </w:t>
+      </w:r>
+      <w:proofErr w:type="spellStart"/>
+      <w:r>
+        <w:t>бранка</w:t>
+      </w:r>
+      <w:proofErr w:type="spellEnd"/>
+      <w:r>
+        <w:t>, — сказал Григорьев.</w:t>
       </w:r>
     </w:p>
     <w:p>
@@ -1829,7 +2106,15 @@
     </w:p>
     <w:p>
       <w:r>
-        <w:t>Майоров, насколько я успел понять, всегда с параноидальной точностью придерживался уставов и негласных правил — видимо, боялся, что за ним следит незримый политкор.</w:t>
+        <w:t xml:space="preserve">Майоров, насколько я успел понять, всегда с параноидальной точностью придерживался уставов и негласных правил — видимо, боялся, что за ним следит незримый </w:t>
+      </w:r>
+      <w:proofErr w:type="spellStart"/>
+      <w:r>
+        <w:t>политкор</w:t>
+      </w:r>
+      <w:proofErr w:type="spellEnd"/>
+      <w:r>
+        <w:t>.</w:t>
       </w:r>
     </w:p>
     <w:p>
@@ -2017,7 +2302,15 @@
     </w:p>
     <w:p>
       <w:r>
-        <w:t xml:space="preserve">— Отлично, все молодцы. — Странно было слышать похвалу, когда ты лежал в ложементе и ничего не делал. — Олег, заведи аппараты и гравитонную камеру. Понял? Сначала аппараты, </w:t>
+        <w:t xml:space="preserve">— Отлично, все молодцы. — Странно было слышать похвалу, когда ты лежал в ложементе и ничего не делал. — Олег, заведи аппараты и </w:t>
+      </w:r>
+      <w:proofErr w:type="spellStart"/>
+      <w:r>
+        <w:t>гравитонную</w:t>
+      </w:r>
+      <w:proofErr w:type="spellEnd"/>
+      <w:r>
+        <w:t xml:space="preserve"> камеру. Понял? Сначала аппараты, </w:t>
       </w:r>
       <w:r>
         <w:t>а после них</w:t>
@@ -2128,7 +2421,15 @@
     <w:p>
       <w:r>
         <w:lastRenderedPageBreak/>
-        <w:t xml:space="preserve"> Я ухватился обеими руками за страховочный поручень, любезно отмеченный табличкой: «Держаться здесь». Гравитонный привод заводится обычно долго.</w:t>
+        <w:t xml:space="preserve"> Я ухватился обеими руками за страховочный поручень, любезно отмеченный табличкой: «Держаться здесь». </w:t>
+      </w:r>
+      <w:proofErr w:type="spellStart"/>
+      <w:r>
+        <w:t>Гравитонный</w:t>
+      </w:r>
+      <w:proofErr w:type="spellEnd"/>
+      <w:r>
+        <w:t xml:space="preserve"> привод заводится обычно долго.</w:t>
       </w:r>
     </w:p>
     <w:p>
@@ -2153,7 +2454,15 @@
     </w:p>
     <w:p>
       <w:r>
-        <w:t>Табличка с расцарапанным предупреждением замигала, и меня, как магнитом, притянуло к полу. Ноги с непривычки затряслись, и я, не выдержав, упал на колени, преклонился перед гравитонной камерой, которая с пугающей убедительностью обманыва</w:t>
+        <w:t xml:space="preserve">Табличка с расцарапанным предупреждением замигала, и меня, как магнитом, притянуло к полу. Ноги с непривычки затряслись, и я, не выдержав, упал на колени, преклонился перед </w:t>
+      </w:r>
+      <w:proofErr w:type="spellStart"/>
+      <w:r>
+        <w:t>гравитонной</w:t>
+      </w:r>
+      <w:proofErr w:type="spellEnd"/>
+      <w:r>
+        <w:t xml:space="preserve"> камерой, которая с пугающей убедительностью обманыва</w:t>
       </w:r>
       <w:r>
         <w:t>ет</w:t>
@@ -2259,7 +2568,15 @@
     </w:p>
     <w:p>
       <w:r>
-        <w:t>Керман покрутил лимбовые замки на циане, присмотрелся к рискам, сощурив глаза так, что брови наползли на веки, и громко выругался.</w:t>
+        <w:t xml:space="preserve">Керман покрутил </w:t>
+      </w:r>
+      <w:proofErr w:type="spellStart"/>
+      <w:r>
+        <w:t>лимбовые</w:t>
+      </w:r>
+      <w:proofErr w:type="spellEnd"/>
+      <w:r>
+        <w:t xml:space="preserve"> замки на циане, присмотрелся к рискам, сощурив глаза так, что брови наползли на веки, и громко выругался.</w:t>
       </w:r>
     </w:p>
     <w:p>
@@ -2325,7 +2642,15 @@
     </w:p>
     <w:p>
       <w:r>
-        <w:t>— Олег! — сказал он. — Реаниматор в медотсеке!</w:t>
+        <w:t xml:space="preserve">— Олег! — сказал он. — Реаниматор в </w:t>
+      </w:r>
+      <w:proofErr w:type="spellStart"/>
+      <w:r>
+        <w:t>медотсеке</w:t>
+      </w:r>
+      <w:proofErr w:type="spellEnd"/>
+      <w:r>
+        <w:t>!</w:t>
       </w:r>
     </w:p>
     <w:p>
@@ -2528,11 +2853,16 @@
         <w:t>Давайте в</w:t>
       </w:r>
       <w:r>
-        <w:t xml:space="preserve"> медкапсулу</w:t>
-      </w:r>
-      <w:r>
         <w:t xml:space="preserve"> </w:t>
       </w:r>
+      <w:proofErr w:type="spellStart"/>
+      <w:r>
+        <w:t>медкапсулу</w:t>
+      </w:r>
+      <w:proofErr w:type="spellEnd"/>
+      <w:r>
+        <w:t xml:space="preserve"> </w:t>
+      </w:r>
       <w:r>
         <w:t>её положим.</w:t>
       </w:r>
@@ -2563,7 +2893,15 @@
         <w:t xml:space="preserve">— Она мертва, — сказал Керман. — </w:t>
       </w:r>
       <w:r>
-        <w:t>Чем медкапсула сейчас поможет?</w:t>
+        <w:t xml:space="preserve">Чем </w:t>
+      </w:r>
+      <w:proofErr w:type="spellStart"/>
+      <w:r>
+        <w:t>медкапсула</w:t>
+      </w:r>
+      <w:proofErr w:type="spellEnd"/>
+      <w:r>
+        <w:t xml:space="preserve"> сейчас поможет?</w:t>
       </w:r>
       <w:r>
         <w:t xml:space="preserve"> </w:t>
@@ -2601,7 +2939,15 @@
         <w:t>пробормотал</w:t>
       </w:r>
       <w:r>
-        <w:t xml:space="preserve"> Керман. — В бранке она была живая, иначе мы бы не вышли.</w:t>
+        <w:t xml:space="preserve"> Керман. — В </w:t>
+      </w:r>
+      <w:proofErr w:type="spellStart"/>
+      <w:r>
+        <w:t>бранке</w:t>
+      </w:r>
+      <w:proofErr w:type="spellEnd"/>
+      <w:r>
+        <w:t xml:space="preserve"> она была живая, иначе мы бы не вышли.</w:t>
       </w:r>
     </w:p>
     <w:p>
@@ -2755,7 +3101,15 @@
     </w:p>
     <w:p>
       <w:r>
-        <w:t>— Какая разница, сколько летает! — сказал Григорьев. — Рано или поздно бранк тебя достанет</w:t>
+        <w:t xml:space="preserve">— Какая разница, сколько летает! — сказал Григорьев. — Рано или поздно </w:t>
+      </w:r>
+      <w:proofErr w:type="spellStart"/>
+      <w:r>
+        <w:t>бранк</w:t>
+      </w:r>
+      <w:proofErr w:type="spellEnd"/>
+      <w:r>
+        <w:t xml:space="preserve"> тебя достанет</w:t>
       </w:r>
       <w:r>
         <w:t>!</w:t>
@@ -2841,7 +3195,15 @@
     </w:p>
     <w:p>
       <w:r>
-        <w:t>— Товарищи! — сказал Майоров. — Я понимаю, что все устали после бранка, особенно с таким выходом. Но давайте соберёмся, задачу никто не отменял.</w:t>
+        <w:t xml:space="preserve">— Товарищи! — сказал Майоров. — Я понимаю, что все устали после </w:t>
+      </w:r>
+      <w:proofErr w:type="spellStart"/>
+      <w:r>
+        <w:t>бранка</w:t>
+      </w:r>
+      <w:proofErr w:type="spellEnd"/>
+      <w:r>
+        <w:t>, особенно с таким выходом. Но давайте соберёмся, задачу никто не отменял.</w:t>
       </w:r>
     </w:p>
     <w:p>
@@ -2871,7 +3233,15 @@
     </w:p>
     <w:p>
       <w:r>
-        <w:t>— Ты, Андрюш, ерунду-то не пори! — огрызнулся Керман. — У неё и так глаза на мокром месте! Вы же не будете всерьёз это обсуждать? Трехнедельный бранк — дорога в один конец, все это понимают.</w:t>
+        <w:t xml:space="preserve">— Ты, Андрюш, ерунду-то не пори! — огрызнулся Керман. — У неё и так глаза на мокром месте! Вы же не будете всерьёз это обсуждать? Трехнедельный </w:t>
+      </w:r>
+      <w:proofErr w:type="spellStart"/>
+      <w:r>
+        <w:t>бранк</w:t>
+      </w:r>
+      <w:proofErr w:type="spellEnd"/>
+      <w:r>
+        <w:t xml:space="preserve"> — дорога в один конец, все это понимают.</w:t>
       </w:r>
     </w:p>
     <w:p>
@@ -2955,7 +3325,15 @@
     </w:p>
     <w:p>
       <w:r>
-        <w:t>Жизнь на станции после бранка меня не пугала. Скорее, даже немного интриговала. Два месяца, так два месяца. Люди зачастую годами живут на осах и с ума не сходят — не то, что во время перехода. Там будет стабильная гравитация, спокойные сны без кошмаров.</w:t>
+        <w:t xml:space="preserve">Жизнь на станции после </w:t>
+      </w:r>
+      <w:proofErr w:type="spellStart"/>
+      <w:r>
+        <w:t>бранка</w:t>
+      </w:r>
+      <w:proofErr w:type="spellEnd"/>
+      <w:r>
+        <w:t xml:space="preserve"> меня не пугала. Скорее, даже немного интриговала. Два месяца, так два месяца. Люди зачастую годами живут на осах и с ума не сходят — не то, что во время перехода. Там будет стабильная гравитация, спокойные сны без кошмаров.</w:t>
       </w:r>
     </w:p>
     <w:p>
@@ -3065,7 +3443,15 @@
         <w:t>, товарищи</w:t>
       </w:r>
       <w:r>
-        <w:t xml:space="preserve">. Слишком долгий бранк. И выход. Наверняка не я одна себя </w:t>
+        <w:t xml:space="preserve">. Слишком долгий </w:t>
+      </w:r>
+      <w:proofErr w:type="spellStart"/>
+      <w:r>
+        <w:t>бранк</w:t>
+      </w:r>
+      <w:proofErr w:type="spellEnd"/>
+      <w:r>
+        <w:t xml:space="preserve">. И выход. Наверняка не я одна себя </w:t>
       </w:r>
       <w:r>
         <w:t xml:space="preserve">так </w:t>
@@ -3483,7 +3869,15 @@
     </w:p>
     <w:p>
       <w:r>
-        <w:t xml:space="preserve">Я забрался в узкую кишку стыковочного модуля и повис на лестнице, надеясь унять дрожь в руках. Майоров приказал отключить электрику и раздраить люк вручную. После всего произошедшего </w:t>
+        <w:t xml:space="preserve">Я забрался в узкую кишку стыковочного модуля и повис на лестнице, надеясь унять дрожь в руках. Майоров приказал отключить электрику и </w:t>
+      </w:r>
+      <w:proofErr w:type="spellStart"/>
+      <w:r>
+        <w:t>раздраить</w:t>
+      </w:r>
+      <w:proofErr w:type="spellEnd"/>
+      <w:r>
+        <w:t xml:space="preserve"> люк вручную. После всего произошедшего </w:t>
       </w:r>
       <w:r>
         <w:t xml:space="preserve">я </w:t>
@@ -3508,7 +3902,15 @@
     </w:p>
     <w:p>
       <w:r>
-        <w:t xml:space="preserve">Я ухватился обеими руками за вентиль, стараясь не сорваться в соединительный тракт, и только потом понял, что забыл загерметизировать модуль. Такие выкрутасы ни один политкор не прощает — </w:t>
+        <w:t xml:space="preserve">Я ухватился обеими руками за вентиль, стараясь не сорваться в соединительный тракт, и только потом понял, что забыл загерметизировать модуль. Такие выкрутасы ни один </w:t>
+      </w:r>
+      <w:proofErr w:type="spellStart"/>
+      <w:r>
+        <w:t>политкор</w:t>
+      </w:r>
+      <w:proofErr w:type="spellEnd"/>
+      <w:r>
+        <w:t xml:space="preserve"> не прощает — </w:t>
       </w:r>
       <w:r>
         <w:t>повезёт</w:t>
@@ -3662,12 +4064,28 @@
     </w:p>
     <w:p>
       <w:r>
-        <w:t>— Вереснев Олег Петрович, — проговорил я. Воздуха на отчество едва хватило. Я не сразу сообразил, как правильно дышать — вымотался после подъёма. — Я из инженерной службы.</w:t>
-      </w:r>
-    </w:p>
-    <w:p>
-      <w:r>
-        <w:t>— У вас всё в порядке? — спросил Мицюкин. — Вы вручную открывали гермошлюз?</w:t>
+        <w:t xml:space="preserve">— </w:t>
+      </w:r>
+      <w:proofErr w:type="spellStart"/>
+      <w:r>
+        <w:t>Вереснев</w:t>
+      </w:r>
+      <w:proofErr w:type="spellEnd"/>
+      <w:r>
+        <w:t xml:space="preserve"> Олег Петрович, — проговорил я. Воздуха на отчество едва хватило. Я не сразу сообразил, как правильно дышать — вымотался после подъёма. — Я из инженерной службы.</w:t>
+      </w:r>
+    </w:p>
+    <w:p>
+      <w:r>
+        <w:t xml:space="preserve">— У вас всё в порядке? — спросил Мицюкин. — Вы вручную открывали </w:t>
+      </w:r>
+      <w:proofErr w:type="spellStart"/>
+      <w:r>
+        <w:t>гермошлюз</w:t>
+      </w:r>
+      <w:proofErr w:type="spellEnd"/>
+      <w:r>
+        <w:t>?</w:t>
       </w:r>
     </w:p>
     <w:p>
@@ -3769,7 +4187,15 @@
         <w:t>— Я — Олег, — запоздало представился я.</w:t>
       </w:r>
       <w:r>
-        <w:t xml:space="preserve"> — Вереснев Олег Петрович.</w:t>
+        <w:t xml:space="preserve"> — </w:t>
+      </w:r>
+      <w:proofErr w:type="spellStart"/>
+      <w:r>
+        <w:t>Вереснев</w:t>
+      </w:r>
+      <w:proofErr w:type="spellEnd"/>
+      <w:r>
+        <w:t xml:space="preserve"> Олег Петрович.</w:t>
       </w:r>
     </w:p>
     <w:p>
@@ -4563,7 +4989,15 @@
         <w:t>а</w:t>
       </w:r>
       <w:r>
-        <w:t>н во время бранка говорил</w:t>
+        <w:t xml:space="preserve">н во время </w:t>
+      </w:r>
+      <w:proofErr w:type="spellStart"/>
+      <w:r>
+        <w:t>бранка</w:t>
+      </w:r>
+      <w:proofErr w:type="spellEnd"/>
+      <w:r>
+        <w:t xml:space="preserve"> говорил</w:t>
       </w:r>
       <w:r>
         <w:t>, — сказал я</w:t>
@@ -4915,7 +5349,15 @@
         </w:tabs>
       </w:pPr>
       <w:r>
-        <w:t>В узкие, как бойницы, иллюминаторы ничего не было видно. Я так устал от стерильной пустоты во время бранка, что хотел задержаться на минутку, вглядеться во мрак, надеясь, что он рассеется под моим взглядом, но Лысанов упрямо тянул вперёд.</w:t>
+        <w:t xml:space="preserve">В узкие, как бойницы, иллюминаторы ничего не было видно. Я так устал от стерильной пустоты во время </w:t>
+      </w:r>
+      <w:proofErr w:type="spellStart"/>
+      <w:r>
+        <w:t>бранка</w:t>
+      </w:r>
+      <w:proofErr w:type="spellEnd"/>
+      <w:r>
+        <w:t>, что хотел задержаться на минутку, вглядеться во мрак, надеясь, что он рассеется под моим взглядом, но Лысанов упрямо тянул вперёд.</w:t>
       </w:r>
     </w:p>
     <w:p>
@@ -4963,7 +5405,15 @@
         </w:tabs>
       </w:pPr>
       <w:r>
-        <w:t>— Не беспокойтесь, — сказал Лысанов. — Местная особенность. Есть небольшой сбой в гравитонной камере</w:t>
+        <w:t xml:space="preserve">— Не беспокойтесь, — сказал Лысанов. — Местная особенность. Есть небольшой сбой в </w:t>
+      </w:r>
+      <w:proofErr w:type="spellStart"/>
+      <w:r>
+        <w:t>гравитонной</w:t>
+      </w:r>
+      <w:proofErr w:type="spellEnd"/>
+      <w:r>
+        <w:t xml:space="preserve"> камере</w:t>
       </w:r>
       <w:r>
         <w:t>, у</w:t>
@@ -5832,7 +6282,15 @@
         </w:tabs>
       </w:pPr>
       <w:r>
-        <w:t>— Можно на «ты», Олег, — сказала Вера. — Я здесь в химлабе работаю, два года уже. — Она взглянула на меня через плечо. — Ты не смотри так! Я старше, чем выгляжу. А то все, кто прилетает, удивляются, как я вообще здесь оказалась.</w:t>
+        <w:t xml:space="preserve">— Можно на «ты», Олег, — сказала Вера. — Я здесь в </w:t>
+      </w:r>
+      <w:proofErr w:type="spellStart"/>
+      <w:r>
+        <w:t>химлабе</w:t>
+      </w:r>
+      <w:proofErr w:type="spellEnd"/>
+      <w:r>
+        <w:t xml:space="preserve"> работаю, два года уже. — Она взглянула на меня через плечо. — Ты не смотри так! Я старше, чем выгляжу. А то все, кто прилетает, удивляются, как я вообще здесь оказалась.</w:t>
       </w:r>
     </w:p>
     <w:p>
@@ -6095,7 +6553,15 @@
         </w:tabs>
       </w:pPr>
       <w:r>
-        <w:t>— Правильно говорить не эс, а цэ. Мы, кстати, соседи. — Вера подошла к гермодвери</w:t>
+        <w:t xml:space="preserve">— Правильно говорить не эс, а </w:t>
+      </w:r>
+      <w:proofErr w:type="spellStart"/>
+      <w:r>
+        <w:t>цэ</w:t>
+      </w:r>
+      <w:proofErr w:type="spellEnd"/>
+      <w:r>
+        <w:t>. Мы, кстати, соседи. — Вера подошла к гермодвери</w:t>
       </w:r>
       <w:r>
         <w:t>.</w:t>
@@ -6201,7 +6667,15 @@
         </w:tabs>
       </w:pPr>
       <w:r>
-        <w:t>На стекле сидела обычная земная муха и суматошно перебирала лапками, прочищая хоботок. Я моргнул и потёр глаза. После бранка может померещиться и не такое. Но муха никуда не делась. Она деловито ползла к кромке иллюминатора — живая, объёмная, настоящая.</w:t>
+        <w:t xml:space="preserve">На стекле сидела обычная земная муха и суматошно перебирала лапками, прочищая хоботок. Я моргнул и потёр глаза. После </w:t>
+      </w:r>
+      <w:proofErr w:type="spellStart"/>
+      <w:r>
+        <w:t>бранка</w:t>
+      </w:r>
+      <w:proofErr w:type="spellEnd"/>
+      <w:r>
+        <w:t xml:space="preserve"> может померещиться и не такое. Но муха никуда не делась. Она деловито ползла к кромке иллюминатора — живая, объёмная, настоящая.</w:t>
       </w:r>
     </w:p>
     <w:p>
@@ -6287,10 +6761,7 @@
         <w:t xml:space="preserve">не имело значения. </w:t>
       </w:r>
       <w:r>
-        <w:t>Меня ждал первый за долгое время сон без кошмаров.</w:t>
-      </w:r>
-      <w:r>
-        <w:t xml:space="preserve"> </w:t>
+        <w:t xml:space="preserve">Меня ждал первый за долгое время сон без кошмаров. </w:t>
       </w:r>
       <w:r>
         <w:t>Я закрыл глаза и тут же стал проваливаться в вязкий сон —</w:t>
@@ -6540,7 +7011,15 @@
     <w:p>
       <w:r>
         <w:lastRenderedPageBreak/>
-        <w:t>Я что, в бранке?</w:t>
+        <w:t xml:space="preserve">Я что, в </w:t>
+      </w:r>
+      <w:proofErr w:type="spellStart"/>
+      <w:r>
+        <w:t>бранке</w:t>
+      </w:r>
+      <w:proofErr w:type="spellEnd"/>
+      <w:r>
+        <w:t>?</w:t>
       </w:r>
     </w:p>
     <w:p>
@@ -6604,7 +7083,13 @@
         <w:t xml:space="preserve">Вывел меня из оцепенения </w:t>
       </w:r>
       <w:r>
-        <w:t>назойливый треск — кто-то задорно замолотил стальным ключом по хлипким переборкам.</w:t>
+        <w:t>назойливый треск —</w:t>
+      </w:r>
+      <w:r>
+        <w:t xml:space="preserve"> казалось, </w:t>
+      </w:r>
+      <w:r>
+        <w:t>кто-то задорно замолотил стальным ключом по хлипким переборкам.</w:t>
       </w:r>
       <w:r>
         <w:t xml:space="preserve"> Я вздрогнул и обернулся. На интеркоме у двери мигал красный огонёк.</w:t>
@@ -6726,7 +7211,13 @@
     <w:p>
       <w:r>
         <w:lastRenderedPageBreak/>
-        <w:t>— Доброе утро, Олег! — Керман оглядел меня, недоверчиво прищурившись. — Ты так-то спал? Выглядишь не очень.</w:t>
+        <w:t xml:space="preserve">— Доброе утро, Олег! — Керман оглядел меня, недоверчиво прищурившись. — Ты </w:t>
+      </w:r>
+      <w:r>
+        <w:t>вообще</w:t>
+      </w:r>
+      <w:r>
+        <w:t xml:space="preserve"> спал? Выглядишь не очень.</w:t>
       </w:r>
     </w:p>
     <w:p>
@@ -6772,7 +7263,15 @@
     </w:p>
     <w:p>
       <w:r>
-        <w:t xml:space="preserve">— Ситуация такая, — начал он. — Мы хотим провести полную диагностику корабля, слишком много сюрпризов было после выхода. А нам на этой птичке ещё обратно лететь. Я понимаю, — он отхлебнул остывшего, судя по виду, кофе и поморщился, — после долгого бранка всем хочется отдыха, но </w:t>
+        <w:t xml:space="preserve">— Ситуация такая, — начал он. — Мы хотим провести полную диагностику корабля, слишком много сюрпризов было после выхода. А нам на этой птичке ещё обратно лететь. Я понимаю, — он отхлебнул остывшего, судя по виду, кофе и поморщился, — после долгого </w:t>
+      </w:r>
+      <w:proofErr w:type="spellStart"/>
+      <w:r>
+        <w:t>бранка</w:t>
+      </w:r>
+      <w:proofErr w:type="spellEnd"/>
+      <w:r>
+        <w:t xml:space="preserve"> всем хочется отдыха, но </w:t>
       </w:r>
       <w:r>
         <w:t>нам пока</w:t>
@@ -6810,7 +7309,13 @@
     </w:p>
     <w:p>
       <w:r>
-        <w:t>— Так-то всё понятно, Сергей, — сказал Керман. — Но</w:t>
+        <w:t>— Так-то всё понятно, Сергей, —</w:t>
+      </w:r>
+      <w:r>
+        <w:t xml:space="preserve"> проговорил </w:t>
+      </w:r>
+      <w:r>
+        <w:t>Керман. — Но</w:t>
       </w:r>
       <w:r>
         <w:t xml:space="preserve"> по</w:t>
@@ -6821,12 +7326,50 @@
     </w:p>
     <w:p>
       <w:r>
-        <w:t>— Я не хочу оправданий, я хочу ответы! — Щека у Майорова нервно дёрнулась. — И это твоя, повторюсь, прямая обязанность мне эти ответы предоставить!</w:t>
-      </w:r>
-    </w:p>
-    <w:p>
-      <w:r>
-        <w:t>— Так я разве спорю? — Керман развёл руками. — Но диагностические карты мы с тобой уже посмотрели, там ничего нет. Вся электронка тогда не работала. Так-то идей у меня пока нет.</w:t>
+        <w:t>— Я не хочу оправданий, я хочу ответы! — Щека у Майорова дёрнулась. — И это твоя, повторюсь, прямая обязанность мне эти ответы предоставить!</w:t>
+      </w:r>
+    </w:p>
+    <w:p>
+      <w:r>
+        <w:t xml:space="preserve">— Так я разве спорю? — Керман </w:t>
+      </w:r>
+      <w:r>
+        <w:t xml:space="preserve">вывернул нижнюю губу и дружелюбно </w:t>
+      </w:r>
+      <w:r>
+        <w:t xml:space="preserve">развёл руками. — Но диагностические карты мы с тобой уже посмотрели, там ничего нет. </w:t>
+      </w:r>
+      <w:r>
+        <w:t>А в</w:t>
+      </w:r>
+      <w:r>
+        <w:t xml:space="preserve">ся </w:t>
+      </w:r>
+      <w:proofErr w:type="spellStart"/>
+      <w:r>
+        <w:t>электронка</w:t>
+      </w:r>
+      <w:proofErr w:type="spellEnd"/>
+      <w:r>
+        <w:t xml:space="preserve"> </w:t>
+      </w:r>
+      <w:r>
+        <w:t>так-то</w:t>
+      </w:r>
+      <w:r>
+        <w:t xml:space="preserve"> не работала</w:t>
+      </w:r>
+      <w:r>
+        <w:t>, ты же сам понимаешь</w:t>
+      </w:r>
+      <w:r>
+        <w:t>. Так</w:t>
+      </w:r>
+      <w:r>
+        <w:t xml:space="preserve"> что</w:t>
+      </w:r>
+      <w:r>
+        <w:t xml:space="preserve"> идей у меня пока нет.</w:t>
       </w:r>
     </w:p>
     <w:p>
@@ -6853,7 +7396,13 @@
     </w:p>
     <w:p>
       <w:r>
-        <w:t xml:space="preserve">— Я ничего невозможного от тебя, Дмитрий, не требую, — сказал Майоров. — Более того, ничего больше от тебя мне и не нужно. Всё время, которое есть — два, три месяца — можешь заниматься </w:t>
+        <w:t xml:space="preserve">— Я ничего невозможного от тебя, </w:t>
+      </w:r>
+      <w:r>
+        <w:t>Дима</w:t>
+      </w:r>
+      <w:r>
+        <w:t xml:space="preserve">, не требую, — сказал Майоров. — Более того, ничего больше от тебя мне и не нужно. Всё время, которое есть — два, три месяца — можешь заниматься </w:t>
       </w:r>
       <w:r>
         <w:t>одним</w:t>
@@ -6862,6 +7411,9 @@
         <w:t xml:space="preserve"> </w:t>
       </w:r>
       <w:r>
+        <w:t xml:space="preserve">этим клятым </w:t>
+      </w:r>
+      <w:r>
         <w:t>цианом</w:t>
       </w:r>
       <w:r>
@@ -6932,7 +7484,19 @@
     </w:p>
     <w:p>
       <w:r>
-        <w:t>— Хорошо, хорошо. Я же не спорю. Ты как всегда чрезвычайно убедителен.</w:t>
+        <w:t>— Хорошо, хорошо</w:t>
+      </w:r>
+      <w:r>
+        <w:t>, — сдался Керман</w:t>
+      </w:r>
+      <w:r>
+        <w:t>.</w:t>
+      </w:r>
+      <w:r>
+        <w:t xml:space="preserve"> —</w:t>
+      </w:r>
+      <w:r>
+        <w:t xml:space="preserve"> Я же не спорю. Ты как всегда чрезвычайно убедителен.</w:t>
       </w:r>
     </w:p>
     <w:p>
@@ -6957,13 +7521,25 @@
     </w:p>
     <w:p>
       <w:r>
-        <w:t>— Ах, да! — Майоров осушил залпом стаканчик с кофе. — Голова уже пухнет</w:t>
+        <w:t>— Ах, да! — Майоров осушил залпом стаканчик с</w:t>
+      </w:r>
+      <w:r>
+        <w:t xml:space="preserve"> остывшим</w:t>
+      </w:r>
+      <w:r>
+        <w:t xml:space="preserve"> кофе. — Голова уже пухнет</w:t>
       </w:r>
       <w:r>
         <w:t>!</w:t>
       </w:r>
       <w:r>
-        <w:t xml:space="preserve"> Меня попросили оказать техническое содействие лаборатории. Дмитрия я отдать не могу, для меня птичка на первом месте. А по твою душу придёт Марутян, светило науки из местной </w:t>
+        <w:t xml:space="preserve"> Меня попросили оказать техническое содействие лаборатории. </w:t>
+      </w:r>
+      <w:r>
+        <w:t>Диму</w:t>
+      </w:r>
+      <w:r>
+        <w:t xml:space="preserve"> я отдать не могу, для меня птичка на первом месте. А по твою душу придёт Марутян, светило науки из местной </w:t>
       </w:r>
       <w:r>
         <w:t>лаборатории</w:t>
@@ -7024,7 +7600,13 @@
     <w:p>
       <w:r>
         <w:lastRenderedPageBreak/>
-        <w:t xml:space="preserve">— Марутян нам, кстати, вчера экскурсию устроил, — сказал Керман. — Так-то интересно, конечно, я тебе удовольствие портить не буду. Сам посмотришь. Но по поводу гельминтов </w:t>
+        <w:t xml:space="preserve">— Марутян, кстати, </w:t>
+      </w:r>
+      <w:r>
+        <w:t xml:space="preserve">нам </w:t>
+      </w:r>
+      <w:r>
+        <w:t xml:space="preserve">вчера экскурсию устроил, — сказал Керман. — Так-то интересно, конечно, я тебе удовольствие портить не буду. Сам посмотришь. Но по поводу гельминтов </w:t>
       </w:r>
       <w:r>
         <w:t>кое-какие</w:t>
@@ -7155,7 +7737,13 @@
     </w:p>
     <w:p>
       <w:r>
-        <w:t xml:space="preserve">— Не слушай ты его, — сказал Майоров. — </w:t>
+        <w:t xml:space="preserve">— Не слушай ты его, — </w:t>
+      </w:r>
+      <w:r>
+        <w:t>вмешался</w:t>
+      </w:r>
+      <w:r>
+        <w:t xml:space="preserve"> Майоров. — </w:t>
       </w:r>
       <w:r>
         <w:t>И</w:t>
@@ -7230,7 +7818,13 @@
     </w:p>
     <w:p>
       <w:r>
-        <w:t>В столовую зашли двое незнакомых мужчин, быстро взглянули на нас и выбрали себе место в дальнем углу, словно от нас исходил дух опасности. Чуть позже к ним присоединилась женщина средних лет.</w:t>
+        <w:t>В столовую зашли двое незнакомых мужчин, быстро взглянули на на</w:t>
+      </w:r>
+      <w:r>
+        <w:t>ш столик</w:t>
+      </w:r>
+      <w:r>
+        <w:t xml:space="preserve"> и выбрали место в дальнем углу, словно от нас исходил дух опасности. Чуть позже к ним присоединилась женщина средних лет.</w:t>
       </w:r>
     </w:p>
     <w:p>
@@ -7291,7 +7885,7 @@
     </w:p>
     <w:p>
       <w:r>
-        <w:t>Он вытащил ложку из контейнера с клейстером, и за ней потянулась длинная белесая сопля.</w:t>
+        <w:t>Он вытащил ложку из контейнера с клейстером, и за ней потянулась длинная белая сопля.</w:t>
       </w:r>
     </w:p>
     <w:p>
@@ -7325,7 +7919,15 @@
     </w:p>
     <w:p>
       <w:r>
-        <w:t>В коридоре на втором уровне стали появляться обитатели станции. Я даже увидел Мицюкина из службы безопасности и кивнул ему, получив в ответ настороженный взгляд.</w:t>
+        <w:t xml:space="preserve">В коридоре на втором уровне стали появляться обитатели станции. Я даже увидел </w:t>
+      </w:r>
+      <w:proofErr w:type="spellStart"/>
+      <w:r>
+        <w:t>Мицюкина</w:t>
+      </w:r>
+      <w:proofErr w:type="spellEnd"/>
+      <w:r>
+        <w:t xml:space="preserve"> из службы безопасности и кивнул ему, получив в ответ настороженный взгляд.</w:t>
       </w:r>
     </w:p>
     <w:p>
@@ -7509,12 +8111,18 @@
     </w:p>
     <w:p>
       <w:r>
-        <w:t>В этот момент я был уверен в том, что ничего не найду.</w:t>
-      </w:r>
-    </w:p>
-    <w:p>
-      <w:r>
-        <w:t xml:space="preserve">— Странно, конечно, — качнул головой Керман. — Ты-то уж должен был что-нибудь найти. </w:t>
+        <w:t>В этот момент я был уверен, что ничего не найду.</w:t>
+      </w:r>
+    </w:p>
+    <w:p>
+      <w:r>
+        <w:t xml:space="preserve">— Странно, конечно, — качнул головой Керман. — Ты-то уж должен был что-нибудь </w:t>
+      </w:r>
+      <w:r>
+        <w:t>нарыть</w:t>
+      </w:r>
+      <w:r>
+        <w:t xml:space="preserve">. </w:t>
       </w:r>
       <w:r>
         <w:t>Что у нас,</w:t>
@@ -7831,12 +8439,24 @@
     <w:p>
       <w:r>
         <w:lastRenderedPageBreak/>
-        <w:t>— А что ты хотела?</w:t>
-      </w:r>
-    </w:p>
-    <w:p>
-      <w:r>
-        <w:t>В ответ мне в ухо ударил острый звон, как от порванной струны.</w:t>
+        <w:t>— А ч</w:t>
+      </w:r>
+      <w:r>
+        <w:t>ег</w:t>
+      </w:r>
+      <w:r>
+        <w:t>о ты хотела?</w:t>
+      </w:r>
+    </w:p>
+    <w:p>
+      <w:r>
+        <w:t xml:space="preserve">В ответ мне в ухо ударил </w:t>
+      </w:r>
+      <w:r>
+        <w:t>резкий</w:t>
+      </w:r>
+      <w:r>
+        <w:t xml:space="preserve"> звон, как от порванной струны.</w:t>
       </w:r>
     </w:p>
     <w:p>
@@ -8089,7 +8709,25 @@
     </w:p>
     <w:p>
       <w:r>
-        <w:t>— Погоди! — Я вдруг понял, что совершенно не хочу оставаться один и маяться от безделья, пока меня не затянет в кошмар. — Я хотел прогуляться немного. Вроде это не запрещено, — добавил я с сомнением. — Я был бы рад, если бы ты…</w:t>
+        <w:t>— Погоди! — Я вдруг понял, что совершенно не хочу оставаться один и маяться от безделья, пока меня не затянет в</w:t>
+      </w:r>
+      <w:r>
+        <w:t xml:space="preserve"> очередной</w:t>
+      </w:r>
+      <w:r>
+        <w:t xml:space="preserve"> кошмар. — </w:t>
+      </w:r>
+      <w:r>
+        <w:t>П</w:t>
+      </w:r>
+      <w:r>
+        <w:t xml:space="preserve">рогуляться </w:t>
+      </w:r>
+      <w:r>
+        <w:t xml:space="preserve">бы </w:t>
+      </w:r>
+      <w:r>
+        <w:t>немного. Вроде это не запрещено, — добавил я с сомнением. — Я был бы рад, если бы ты…</w:t>
       </w:r>
     </w:p>
     <w:p>
@@ -8192,7 +8830,15 @@
       </w:r>
       <w:r>
         <w:lastRenderedPageBreak/>
-        <w:t>обще без продыха. Выглядишь ты не очень. В обморок не хлопнешься? Уверен, что хочешь гулять?</w:t>
+        <w:t xml:space="preserve">обще без </w:t>
+      </w:r>
+      <w:proofErr w:type="spellStart"/>
+      <w:r>
+        <w:t>продыха</w:t>
+      </w:r>
+      <w:proofErr w:type="spellEnd"/>
+      <w:r>
+        <w:t>. Выглядишь ты не очень. В обморок не хлопнешься? Уверен, что хочешь гулять?</w:t>
       </w:r>
     </w:p>
     <w:p>
@@ -8239,7 +8885,19 @@
     </w:p>
     <w:p>
       <w:r>
-        <w:t>— Да. Всем снятся. Я летала среди каких-то каменных облаков и билась о них, как шарик для пинг-понга. Ну вот прям</w:t>
+        <w:t xml:space="preserve">— </w:t>
+      </w:r>
+      <w:r>
+        <w:t>Конечно,</w:t>
+      </w:r>
+      <w:r>
+        <w:t xml:space="preserve"> </w:t>
+      </w:r>
+      <w:r>
+        <w:t>в</w:t>
+      </w:r>
+      <w:r>
+        <w:t>сем снятся. Я летала среди каких-то каменных облаков и билась о них, как шарик для пинг-понга. Ну вот прям</w:t>
       </w:r>
       <w:r>
         <w:t>,</w:t>
@@ -8250,7 +8908,7 @@
     </w:p>
     <w:p>
       <w:r>
-        <w:t>Пол лифтовой кабинки просел под нами, и все жилы в моём теле испуганно натянулись.</w:t>
+        <w:t>Пол лифтовой кабинки просел под нами, и все жилы в теле испуганно натянулись.</w:t>
       </w:r>
     </w:p>
     <w:p>
@@ -8322,7 +8980,13 @@
     </w:p>
     <w:p>
       <w:r>
-        <w:t>— Да, конечно. У нас тут все удобства и развлечения. Правда, кинотеатр не работает. Тут вообще много чего не работает. — Вера посмотрел на одну из ламп на потолке, которая едва светила, беспомощно заплывая чернотой. — Привыкай.</w:t>
+        <w:t xml:space="preserve">— Да, </w:t>
+      </w:r>
+      <w:r>
+        <w:t>а чего такого?</w:t>
+      </w:r>
+      <w:r>
+        <w:t xml:space="preserve"> У нас тут все удобства и развлечения. Правда, кинотеатр не работает. Тут вообще много чего не работает. — Вера посмотрел на одну из ламп на потолке, которая едва светила, беспомощно заплывая чернотой. — Привыкай.</w:t>
       </w:r>
     </w:p>
     <w:p>
@@ -8439,7 +9103,18 @@
         <w:t>стоял</w:t>
       </w:r>
       <w:r>
-        <w:t xml:space="preserve"> причудливый механизм из зубчатых колёс с огромным пружинным двигателем. Эта конструкция возвышалась над головой, как творение великанов из «Путешествий Гулливера». Гигантские шестерёнки ритмично поворачивались вокруг оси, отчётливо выщёлкивая секунды. Я вспомнил часовые метафоры Кермана, и мне действительно показалось, что я угодил в самое нутро невероятного механизма.</w:t>
+        <w:t xml:space="preserve"> причудливый механизм из зубчатых колёс с огромным пружинным двигателем. Эта конструкция возвышалась над головой, как творение великанов из «Путешествий Гулливера». Гигантские шестерёнки ритмично поворачивались вокруг оси, отчётливо выщёлкивая секунды.</w:t>
+      </w:r>
+    </w:p>
+    <w:p>
+      <w:r>
+        <w:t xml:space="preserve">Я </w:t>
+      </w:r>
+      <w:r>
+        <w:t xml:space="preserve">вдруг </w:t>
+      </w:r>
+      <w:r>
+        <w:t>вспомнил часовые метафоры Кермана.</w:t>
       </w:r>
     </w:p>
     <w:p>
@@ -8482,12 +9157,12 @@
     </w:p>
     <w:p>
       <w:r>
+        <w:t>— Но зачем?</w:t>
+      </w:r>
+    </w:p>
+    <w:p>
+      <w:r>
         <w:lastRenderedPageBreak/>
-        <w:t>— Но зачем?</w:t>
-      </w:r>
-    </w:p>
-    <w:p>
-      <w:r>
         <w:t>Я зачарованно смотрел на блестящие медные колёса.</w:t>
       </w:r>
     </w:p>
@@ -8574,7 +9249,19 @@
         <w:t>Я з</w:t>
       </w:r>
       <w:r>
-        <w:t>ацепился за него взглядом, и вдруг пол под ногами пошатнулся. Меня на мгновение захлестнула обморочная жуть невесомости. Я едва не упал.</w:t>
+        <w:t>ацепился за него взглядом, и вдруг пол под ногами пошатнулся. Меня на мгновение захлестнула обморочная жуть невесомости</w:t>
+      </w:r>
+      <w:r>
+        <w:t>, и</w:t>
+      </w:r>
+      <w:r>
+        <w:t xml:space="preserve"> </w:t>
+      </w:r>
+      <w:r>
+        <w:t>я</w:t>
+      </w:r>
+      <w:r>
+        <w:t xml:space="preserve"> едва не упал.</w:t>
       </w:r>
     </w:p>
     <w:p>
@@ -8602,7 +9289,15 @@
     </w:p>
     <w:p>
       <w:r>
-        <w:t>— Здесь гравитонные камеры так работают. Сбой</w:t>
+        <w:t xml:space="preserve">— Здесь </w:t>
+      </w:r>
+      <w:proofErr w:type="spellStart"/>
+      <w:r>
+        <w:t>гравитонные</w:t>
+      </w:r>
+      <w:proofErr w:type="spellEnd"/>
+      <w:r>
+        <w:t xml:space="preserve"> камеры так работают. Сбой</w:t>
       </w:r>
       <w:r>
         <w:t xml:space="preserve"> такой</w:t>
@@ -8613,7 +9308,13 @@
     </w:p>
     <w:p>
       <w:r>
-        <w:t>— Да уж, аттракцион! У вас тут хоть что-нибудь нормально работает?</w:t>
+        <w:t xml:space="preserve">— Да уж, аттракцион! У вас тут </w:t>
+      </w:r>
+      <w:r>
+        <w:t>всё на последнем издыхании, что ли</w:t>
+      </w:r>
+      <w:r>
+        <w:t>?</w:t>
       </w:r>
     </w:p>
     <w:p>
@@ -8872,6 +9573,9 @@
         <w:t>Тону, причём по несколько раз</w:t>
       </w:r>
       <w:r>
+        <w:t xml:space="preserve"> за сон</w:t>
+      </w:r>
+      <w:r>
         <w:t>. — Я подумал с секунду: говорить, не говорить. — Я, признаться, плаваю не очень хорошо, так что…</w:t>
       </w:r>
     </w:p>
@@ -9070,7 +9774,19 @@
     </w:p>
     <w:p>
       <w:r>
-        <w:t xml:space="preserve">— Он погиб. Несчастный случай в лаборатории. Рассказывать в деталях, уж извини, не буду. </w:t>
+        <w:t>— Он погиб</w:t>
+      </w:r>
+      <w:r>
+        <w:t>, — продолжала Вера</w:t>
+      </w:r>
+      <w:r>
+        <w:t>.</w:t>
+      </w:r>
+      <w:r>
+        <w:t xml:space="preserve"> —</w:t>
+      </w:r>
+      <w:r>
+        <w:t xml:space="preserve"> Несчастный случай в лаборатории. Рассказывать в деталях, уж извини, не буду. </w:t>
       </w:r>
       <w:r>
         <w:t>П</w:t>
@@ -9135,8 +9851,13 @@
       </w:r>
     </w:p>
     <w:p>
-      <w:r>
-        <w:t xml:space="preserve">Стальск я не любил. Вернее, ненавидел — глубинной, искренней, неприкрытой ненавистью, на </w:t>
+      <w:proofErr w:type="spellStart"/>
+      <w:r>
+        <w:t>Стальск</w:t>
+      </w:r>
+      <w:proofErr w:type="spellEnd"/>
+      <w:r>
+        <w:t xml:space="preserve"> я не любил. Вернее, ненавидел — глубинной, искренней, неприкрытой ненавистью, на </w:t>
       </w:r>
       <w:r>
         <w:t>которую</w:t>
@@ -9227,8 +9948,21 @@
       </w:r>
     </w:p>
     <w:p>
-      <w:r>
-        <w:t>Стальск изначально проектировался не для людей, а для роботов, которые, как заведённые, работают по расписанию, едят по расписанию, спят по расписанию, умирают по расписанию — и не тратят время на бесполезные занятия, вроде прогулок в парке или отдыха на пляже. Единственный пруд, маленький и мелкий, как лужа, бороздили по концентрическим траекториям потрёпанные механические утки. О плавании я долгое время знал лишь понаслышке — из книжек или из тех же передач по телевизору, который регулярно, в соответствии с напечатанной в газете программой вещания, червоточил треском и помехами.</w:t>
+      <w:proofErr w:type="spellStart"/>
+      <w:r>
+        <w:t>Стальск</w:t>
+      </w:r>
+      <w:proofErr w:type="spellEnd"/>
+      <w:r>
+        <w:t xml:space="preserve"> изначально проектировался не для людей, а для роботов, которые, как заведённые, работают по расписанию, едят по расписанию, спят по расписанию, умирают по расписанию — и не тратят время на бесполезные занятия, вроде прогулок в парке или отдыха на пляже. Единственный пруд, маленький и мелкий, как лужа, бороздили по концентрическим траекториям потрёпанные механические утки. О плавании я долгое время знал лишь понаслышке — из книжек или из тех же передач по телевизору, который регулярно, в соответствии с напечатанной в газете программой вещания, </w:t>
+      </w:r>
+      <w:proofErr w:type="spellStart"/>
+      <w:r>
+        <w:t>червоточил</w:t>
+      </w:r>
+      <w:proofErr w:type="spellEnd"/>
+      <w:r>
+        <w:t xml:space="preserve"> треском и помехами.</w:t>
       </w:r>
     </w:p>
     <w:p>
@@ -9972,8 +10706,13 @@
         <w:t>обитатели</w:t>
       </w:r>
       <w:r>
-        <w:t xml:space="preserve"> — беспризорные пациенты после коматоза</w:t>
-      </w:r>
+        <w:t xml:space="preserve"> — беспризорные пациенты после </w:t>
+      </w:r>
+      <w:proofErr w:type="spellStart"/>
+      <w:r>
+        <w:t>коматоза</w:t>
+      </w:r>
+      <w:proofErr w:type="spellEnd"/>
       <w:r>
         <w:t xml:space="preserve">, </w:t>
       </w:r>
@@ -10589,7 +11328,15 @@
     </w:p>
     <w:p>
       <w:r>
-        <w:t>Нуболиды потихоньку приходили в себя после бранка. Из алой массы на дне камеры потянулись к потолку робкие ростки.</w:t>
+        <w:t xml:space="preserve">Нуболиды потихоньку приходили в себя после </w:t>
+      </w:r>
+      <w:proofErr w:type="spellStart"/>
+      <w:r>
+        <w:t>бранка</w:t>
+      </w:r>
+      <w:proofErr w:type="spellEnd"/>
+      <w:r>
+        <w:t>. Из алой массы на дне камеры потянулись к потолку робкие ростки.</w:t>
       </w:r>
     </w:p>
     <w:p>
@@ -10668,7 +11415,15 @@
     </w:p>
     <w:p>
       <w:r>
-        <w:t>— К сожалению, мы до сих пор знаем о нуболидах не так много, — вздохнул Марутян. — Исследования ничего не дали. Нуболидов можно, пожалуй, сравнить с земными медузами. По крайней мере, состоят они тоже преимущественно из воды и соли. А вот на остальные вопросы мы пока что не смогли найти удовлетворительного ответа. Впрочем, у меня есть, так сказать, теория.</w:t>
+        <w:t xml:space="preserve">— К сожалению, мы до сих пор знаем о </w:t>
+      </w:r>
+      <w:proofErr w:type="spellStart"/>
+      <w:r>
+        <w:t>нуболидах</w:t>
+      </w:r>
+      <w:proofErr w:type="spellEnd"/>
+      <w:r>
+        <w:t xml:space="preserve"> не так много, — вздохнул Марутян. — Исследования ничего не дали. Нуболидов можно, пожалуй, сравнить с земными медузами. По крайней мере, состоят они тоже преимущественно из воды и соли. А вот на остальные вопросы мы пока что не смогли найти удовлетворительного ответа. Впрочем, у меня есть, так сказать, теория.</w:t>
       </w:r>
     </w:p>
     <w:p>
@@ -10847,7 +11602,15 @@
         <w:t>у игрушечного болванчика</w:t>
       </w:r>
       <w:r>
-        <w:t>. — Я вот ровным счётом ничего не чувствую! А вы, если захотите, то, конечно, почувствуете. Самовнушение — великая сила! Я же опираюсь на факты. Нет в нуболидах никакой магии, и камера содержания их полностью изолирует.</w:t>
+        <w:t xml:space="preserve">. — Я вот ровным счётом ничего не чувствую! А вы, если захотите, то, конечно, почувствуете. Самовнушение — великая сила! Я же опираюсь на факты. Нет в </w:t>
+      </w:r>
+      <w:proofErr w:type="spellStart"/>
+      <w:r>
+        <w:t>нуболидах</w:t>
+      </w:r>
+      <w:proofErr w:type="spellEnd"/>
+      <w:r>
+        <w:t xml:space="preserve"> никакой магии, и камера содержания их полностью изолирует.</w:t>
       </w:r>
     </w:p>
     <w:p>
@@ -11306,7 +12069,15 @@
     </w:p>
     <w:p>
       <w:r>
-        <w:t>— Сергей Акимов, — сказал я. — Это же отец Веры из химлаба?</w:t>
+        <w:t xml:space="preserve">— Сергей Акимов, — сказал я. — Это же отец Веры из </w:t>
+      </w:r>
+      <w:proofErr w:type="spellStart"/>
+      <w:r>
+        <w:t>химлаба</w:t>
+      </w:r>
+      <w:proofErr w:type="spellEnd"/>
+      <w:r>
+        <w:t>?</w:t>
       </w:r>
     </w:p>
     <w:p>
@@ -11440,9 +12211,11 @@
       <w:r>
         <w:t xml:space="preserve">Марутян продолжал рассуждать о </w:t>
       </w:r>
+      <w:proofErr w:type="spellStart"/>
       <w:r>
         <w:t>нуболидах</w:t>
       </w:r>
+      <w:proofErr w:type="spellEnd"/>
       <w:r>
         <w:t xml:space="preserve">, собирая пальцами складки на лбу, </w:t>
       </w:r>
@@ -11591,7 +12364,15 @@
     </w:p>
     <w:p>
       <w:r>
-        <w:t>— Да, — хмыкнул Майоров. — Неплохое шоу, и зверушки дрессированные. Команду «бранк» даже выучили.</w:t>
+        <w:t>— Да, — хмыкнул Майоров. — Неплохое шоу, и зверушки дрессированные. Команду «</w:t>
+      </w:r>
+      <w:proofErr w:type="spellStart"/>
+      <w:r>
+        <w:t>бранк</w:t>
+      </w:r>
+      <w:proofErr w:type="spellEnd"/>
+      <w:r>
+        <w:t>» даже выучили.</w:t>
       </w:r>
     </w:p>
     <w:p>
@@ -11882,8 +12663,13 @@
     </w:p>
     <w:p>
       <w:r>
-        <w:t>В конце дня Марутян решил провести ещё один эксперимент с нуболидами</w:t>
-      </w:r>
+        <w:t xml:space="preserve">В конце дня Марутян решил провести ещё один эксперимент с </w:t>
+      </w:r>
+      <w:proofErr w:type="spellStart"/>
+      <w:r>
+        <w:t>нуболидами</w:t>
+      </w:r>
+      <w:proofErr w:type="spellEnd"/>
       <w:r>
         <w:t>.</w:t>
       </w:r>
@@ -12186,7 +12972,15 @@
         <w:t>, к счастью,</w:t>
       </w:r>
       <w:r>
-        <w:t xml:space="preserve"> вспомнил о сбоях в гравитонной камере.</w:t>
+        <w:t xml:space="preserve"> вспомнил о сбоях в </w:t>
+      </w:r>
+      <w:proofErr w:type="spellStart"/>
+      <w:r>
+        <w:t>гравитонной</w:t>
+      </w:r>
+      <w:proofErr w:type="spellEnd"/>
+      <w:r>
+        <w:t xml:space="preserve"> камере.</w:t>
       </w:r>
     </w:p>
     <w:p>
@@ -12320,7 +13114,15 @@
     </w:p>
     <w:p>
       <w:r>
-        <w:t>— Ну так, — лениво отозвалась Вера, — полистываю. Вы же нам это зачем-то привозите. Может, там что-то важное произошло на Земле, пока меня не было. Коммунизм, например, построили.</w:t>
+        <w:t xml:space="preserve">— Ну так, — лениво отозвалась Вера, — </w:t>
+      </w:r>
+      <w:proofErr w:type="spellStart"/>
+      <w:r>
+        <w:t>полистываю</w:t>
+      </w:r>
+      <w:proofErr w:type="spellEnd"/>
+      <w:r>
+        <w:t>. Вы же нам это зачем-то привозите. Может, там что-то важное произошло на Земле, пока меня не было. Коммунизм, например, построили.</w:t>
       </w:r>
     </w:p>
     <w:p>
@@ -12805,7 +13607,15 @@
     </w:p>
     <w:p>
       <w:r>
-        <w:t>Меня выбросило из этого кошмара, как из бранка — я открыл глаза в темноту, лёгкие разрывало от апноэ. Пощёлкали закрытые тенью датчики, и медленно, как электрический восход, разгорелись лампы. Треклятая муха злорадно прожужжала над ухом.</w:t>
+        <w:t xml:space="preserve">Меня выбросило из этого кошмара, как из </w:t>
+      </w:r>
+      <w:proofErr w:type="spellStart"/>
+      <w:r>
+        <w:t>бранка</w:t>
+      </w:r>
+      <w:proofErr w:type="spellEnd"/>
+      <w:r>
+        <w:t xml:space="preserve"> — я открыл глаза в темноту, лёгкие разрывало от апноэ. Пощёлкали закрытые тенью датчики, и медленно, как электрический восход, разгорелись лампы. Треклятая муха злорадно прожужжала над ухом.</w:t>
       </w:r>
     </w:p>
     <w:p>
@@ -12821,7 +13631,15 @@
         <w:t>бил</w:t>
       </w:r>
       <w:r>
-        <w:t xml:space="preserve"> сквозь веки. На языке тихо таял солоноватый привкус крови — я раскусал себе во сне губу. В уши врезался яростный трезвон сигнала к побудке.</w:t>
+        <w:t xml:space="preserve"> сквозь веки. На языке тихо таял солоноватый привкус крови — я </w:t>
+      </w:r>
+      <w:proofErr w:type="spellStart"/>
+      <w:r>
+        <w:t>раскусал</w:t>
+      </w:r>
+      <w:proofErr w:type="spellEnd"/>
+      <w:r>
+        <w:t xml:space="preserve"> себе во сне губу. В уши врезался яростный трезвон сигнала к побудке.</w:t>
       </w:r>
     </w:p>
     <w:p>
@@ -12967,7 +13785,15 @@
     </w:p>
     <w:p>
       <w:r>
-        <w:t>Я закрыл глаза и несколько раз медленно вздохнул. У космонавтов после долгого бранка часто случаются галлюцинации. Недели непрекращающихся кошмаров оставляют в сознании рубец.</w:t>
+        <w:t xml:space="preserve">Я закрыл глаза и несколько раз медленно вздохнул. У космонавтов после долгого </w:t>
+      </w:r>
+      <w:proofErr w:type="spellStart"/>
+      <w:r>
+        <w:t>бранка</w:t>
+      </w:r>
+      <w:proofErr w:type="spellEnd"/>
+      <w:r>
+        <w:t xml:space="preserve"> часто случаются галлюцинации. Недели непрекращающихся кошмаров оставляют в сознании рубец.</w:t>
       </w:r>
     </w:p>
     <w:p>
@@ -13624,7 +14450,15 @@
     </w:p>
     <w:p>
       <w:r>
-        <w:t>— Всё равно. Вам нужно в медблок. Встать можете?</w:t>
+        <w:t xml:space="preserve">— Всё равно. Вам нужно в </w:t>
+      </w:r>
+      <w:proofErr w:type="spellStart"/>
+      <w:r>
+        <w:t>медблок</w:t>
+      </w:r>
+      <w:proofErr w:type="spellEnd"/>
+      <w:r>
+        <w:t>. Встать можете?</w:t>
       </w:r>
     </w:p>
     <w:p>
@@ -13690,7 +14524,15 @@
     </w:p>
     <w:p>
       <w:r>
-        <w:t>— Сергей Владимирович, — пробормотал я, — со мной всё в порядке. Я готов ответить на все вопросы, — и тут же спросил сам: — Что с Марутяном? Он жив?</w:t>
+        <w:t xml:space="preserve">— Сергей Владимирович, — пробормотал я, — со мной всё в порядке. Я готов ответить на все вопросы, — и тут же спросил сам: — Что с </w:t>
+      </w:r>
+      <w:proofErr w:type="spellStart"/>
+      <w:r>
+        <w:t>Марутяном</w:t>
+      </w:r>
+      <w:proofErr w:type="spellEnd"/>
+      <w:r>
+        <w:t>? Он жив?</w:t>
       </w:r>
     </w:p>
     <w:p>
@@ -13718,7 +14560,15 @@
     </w:p>
     <w:p>
       <w:r>
-        <w:t>— Константин Игоревич, — Лысанов показал Мицюкину завёрнутую в целлофан ручку, — без экспертизы я, конечно, судить не берусь, но похоже, что это и есть орудие убийства.</w:t>
+        <w:t xml:space="preserve">— Константин Игоревич, — Лысанов показал </w:t>
+      </w:r>
+      <w:proofErr w:type="spellStart"/>
+      <w:r>
+        <w:t>Мицюкину</w:t>
+      </w:r>
+      <w:proofErr w:type="spellEnd"/>
+      <w:r>
+        <w:t xml:space="preserve"> завёрнутую в целлофан ручку, — без экспертизы я, конечно, судить не берусь, но похоже, что это и есть орудие убийства.</w:t>
       </w:r>
     </w:p>
     <w:p>
@@ -13809,7 +14659,15 @@
     </w:p>
     <w:p>
       <w:r>
-        <w:t>— Значит, — Лысанов ещё раз показал Мицюкину ручку, — орудие убийства было у Марутяна.</w:t>
+        <w:t xml:space="preserve">— Значит, — Лысанов ещё раз показал </w:t>
+      </w:r>
+      <w:proofErr w:type="spellStart"/>
+      <w:r>
+        <w:t>Мицюкину</w:t>
+      </w:r>
+      <w:proofErr w:type="spellEnd"/>
+      <w:r>
+        <w:t xml:space="preserve"> ручку, — орудие убийства было у Марутяна.</w:t>
       </w:r>
     </w:p>
     <w:p>
@@ -13830,7 +14688,15 @@
     </w:p>
     <w:p>
       <w:r>
-        <w:t>— Перекройте здесь всё, — раздался за спиной голос Мицюкина, — и кровь у обоих на анализ. Будем разбираться.</w:t>
+        <w:t xml:space="preserve">— Перекройте здесь всё, — раздался за спиной голос </w:t>
+      </w:r>
+      <w:proofErr w:type="spellStart"/>
+      <w:r>
+        <w:t>Мицюкина</w:t>
+      </w:r>
+      <w:proofErr w:type="spellEnd"/>
+      <w:r>
+        <w:t>, — и кровь у обоих на анализ. Будем разбираться.</w:t>
       </w:r>
     </w:p>
     <w:p>
@@ -13938,8 +14804,13 @@
       </w:r>
     </w:p>
     <w:p>
-      <w:r>
-        <w:t>Медблок находился на верхнем уровне и напоминал небольшую сельскую поликлинику с тесным тамбуром для ожидания, где стояла неудобная скамейка без спинки, а в стены были врезаны узкие двер</w:t>
+      <w:proofErr w:type="spellStart"/>
+      <w:r>
+        <w:t>Медблок</w:t>
+      </w:r>
+      <w:proofErr w:type="spellEnd"/>
+      <w:r>
+        <w:t xml:space="preserve"> находился на верхнем уровне и напоминал небольшую сельскую поликлинику с тесным тамбуром для ожидания, где стояла неудобная скамейка без спинки, а в стены были врезаны узкие двер</w:t>
       </w:r>
       <w:r>
         <w:t>и</w:t>
@@ -14003,7 +14874,15 @@
     </w:p>
     <w:p>
       <w:r>
-        <w:t>— Болит, — признался я. — Но она уже несколько дней болит. Я думал, это последствия бранка.</w:t>
+        <w:t xml:space="preserve">— Болит, — признался я. — Но она уже несколько дней болит. Я думал, это последствия </w:t>
+      </w:r>
+      <w:proofErr w:type="spellStart"/>
+      <w:r>
+        <w:t>бранка</w:t>
+      </w:r>
+      <w:proofErr w:type="spellEnd"/>
+      <w:r>
+        <w:t>.</w:t>
       </w:r>
     </w:p>
     <w:p>
@@ -14191,7 +15070,15 @@
     </w:p>
     <w:p>
       <w:r>
-        <w:t xml:space="preserve">— Вот и отлично. Передумаете по поводу таблеток — знаете, где медблок находится. </w:t>
+        <w:t xml:space="preserve">— Вот и отлично. Передумаете по поводу таблеток — знаете, где </w:t>
+      </w:r>
+      <w:proofErr w:type="spellStart"/>
+      <w:r>
+        <w:t>медблок</w:t>
+      </w:r>
+      <w:proofErr w:type="spellEnd"/>
+      <w:r>
+        <w:t xml:space="preserve"> находится. </w:t>
       </w:r>
       <w:r>
         <w:t xml:space="preserve">Я бы </w:t>
@@ -14365,7 +15252,15 @@
     </w:p>
     <w:p>
       <w:r>
-        <w:t>— Ты же должен быть в медблоке?</w:t>
+        <w:t xml:space="preserve">— Ты же должен быть в </w:t>
+      </w:r>
+      <w:proofErr w:type="spellStart"/>
+      <w:r>
+        <w:t>медблоке</w:t>
+      </w:r>
+      <w:proofErr w:type="spellEnd"/>
+      <w:r>
+        <w:t>?</w:t>
       </w:r>
     </w:p>
     <w:p>
@@ -14565,7 +15460,15 @@
         <w:t>требовало</w:t>
       </w:r>
       <w:r>
-        <w:t xml:space="preserve"> ленивой невесомости бранка.</w:t>
+        <w:t xml:space="preserve"> ленивой невесомости </w:t>
+      </w:r>
+      <w:proofErr w:type="spellStart"/>
+      <w:r>
+        <w:t>бранка</w:t>
+      </w:r>
+      <w:proofErr w:type="spellEnd"/>
+      <w:r>
+        <w:t>.</w:t>
       </w:r>
     </w:p>
     <w:p>
@@ -14878,7 +15781,15 @@
     </w:p>
     <w:p>
       <w:r>
-        <w:t xml:space="preserve">— Качкой? — смутился Алексин. — Тоже скажешь! — Он перевернул мыском расколовшийся корпус диспенсера и покачал головой. — Это сбои такие в гравитонных камерах. Говорят, они тут с самого первого дня. Ошибок в логах нет, никак починить не можем. Достаёт страшно. — Он потёр грудь </w:t>
+        <w:t xml:space="preserve">— Качкой? — смутился Алексин. — Тоже скажешь! — Он перевернул мыском расколовшийся корпус диспенсера и покачал головой. — Это сбои такие в </w:t>
+      </w:r>
+      <w:proofErr w:type="spellStart"/>
+      <w:r>
+        <w:t>гравитонных</w:t>
+      </w:r>
+      <w:proofErr w:type="spellEnd"/>
+      <w:r>
+        <w:t xml:space="preserve"> камерах. Говорят, они тут с самого первого дня. Ошибок в логах нет, никак починить не можем. Достаёт страшно. — Он потёр грудь </w:t>
       </w:r>
       <w:r>
         <w:t>ладонью</w:t>
@@ -14994,7 +15905,15 @@
         <w:t xml:space="preserve">но </w:t>
       </w:r>
       <w:r>
-        <w:t>объём поменьше. Хотя смысл, если диспенсер такой же? — Алексин задумчиво пожевал губы. — Думаешь, их траванул кто-то?</w:t>
+        <w:t xml:space="preserve">объём поменьше. Хотя смысл, если диспенсер такой же? — Алексин задумчиво пожевал губы. — Думаешь, их </w:t>
+      </w:r>
+      <w:proofErr w:type="spellStart"/>
+      <w:r>
+        <w:t>траванул</w:t>
+      </w:r>
+      <w:proofErr w:type="spellEnd"/>
+      <w:r>
+        <w:t xml:space="preserve"> кто-то?</w:t>
       </w:r>
     </w:p>
     <w:p>
@@ -15369,7 +16288,15 @@
         <w:t>должно</w:t>
       </w:r>
       <w:r>
-        <w:t xml:space="preserve">. Все договорённости у меня были с Марутяном. И ситуация была другая, если ты не заметил. Сейчас </w:t>
+        <w:t xml:space="preserve">. Все договорённости у меня были с </w:t>
+      </w:r>
+      <w:proofErr w:type="spellStart"/>
+      <w:r>
+        <w:t>Марутяном</w:t>
+      </w:r>
+      <w:proofErr w:type="spellEnd"/>
+      <w:r>
+        <w:t xml:space="preserve">. И ситуация была другая, если ты не заметил. Сейчас </w:t>
       </w:r>
       <w:r>
         <w:t xml:space="preserve">вся </w:t>
@@ -15386,8 +16313,13 @@
     </w:p>
     <w:p>
       <w:r>
-        <w:t>— Хорошо. — Я подумал, что вряд ли буду скучать по нуболидам</w:t>
-      </w:r>
+        <w:t xml:space="preserve">— Хорошо. — Я подумал, что вряд ли буду скучать по </w:t>
+      </w:r>
+      <w:proofErr w:type="spellStart"/>
+      <w:r>
+        <w:t>нуболидам</w:t>
+      </w:r>
+      <w:proofErr w:type="spellEnd"/>
       <w:r>
         <w:t xml:space="preserve"> с их бешеными плясками под дымовой завесой.</w:t>
       </w:r>
@@ -15469,7 +16401,15 @@
     </w:p>
     <w:p>
       <w:r>
-        <w:t>— Медики так-то с нами не шибко охотнее Мицюкина общаются, — сказал Керман.</w:t>
+        <w:t xml:space="preserve">— Медики так-то с нами не шибко охотнее </w:t>
+      </w:r>
+      <w:proofErr w:type="spellStart"/>
+      <w:r>
+        <w:t>Мицюкина</w:t>
+      </w:r>
+      <w:proofErr w:type="spellEnd"/>
+      <w:r>
+        <w:t xml:space="preserve"> общаются, — сказал Керман.</w:t>
       </w:r>
     </w:p>
     <w:p>
@@ -15570,7 +16510,15 @@
     <w:p>
       <w:r>
         <w:lastRenderedPageBreak/>
-        <w:t>— Я себя плохо чувствовал, — сказал я. — Тяжело прихожу в себя после бранка.</w:t>
+        <w:t xml:space="preserve">— Я себя плохо чувствовал, — сказал я. — Тяжело прихожу в себя после </w:t>
+      </w:r>
+      <w:proofErr w:type="spellStart"/>
+      <w:r>
+        <w:t>бранка</w:t>
+      </w:r>
+      <w:proofErr w:type="spellEnd"/>
+      <w:r>
+        <w:t>.</w:t>
       </w:r>
     </w:p>
     <w:p>
@@ -15919,7 +16867,15 @@
     </w:p>
     <w:p>
       <w:r>
-        <w:t>Слышались голоса, шипели и клацали двери. Рядом с лифтом я едва не столкнулся с Мицюкиным, рассеянным и потерянным, как бы выброшенным из привычной колеи. Мицюкин ухватился за меня взглядом, но ничего не сказал и молча прошёл мимо.</w:t>
+        <w:t xml:space="preserve">Слышались голоса, шипели и клацали двери. Рядом с лифтом я едва не столкнулся с </w:t>
+      </w:r>
+      <w:proofErr w:type="spellStart"/>
+      <w:r>
+        <w:t>Мицюкиным</w:t>
+      </w:r>
+      <w:proofErr w:type="spellEnd"/>
+      <w:r>
+        <w:t>, рассеянным и потерянным, как бы выброшенным из привычной колеи. Мицюкин ухватился за меня взглядом, но ничего не сказал и молча прошёл мимо.</w:t>
       </w:r>
     </w:p>
     <w:p>
@@ -16386,7 +17342,15 @@
     </w:p>
     <w:p>
       <w:r>
-        <w:t>— И вы её никому не показывали? Надо было отдать записку Мицюкину, он ведёт расследование и…</w:t>
+        <w:t xml:space="preserve">— И вы её никому не показывали? Надо было отдать записку </w:t>
+      </w:r>
+      <w:proofErr w:type="spellStart"/>
+      <w:r>
+        <w:t>Мицюкину</w:t>
+      </w:r>
+      <w:proofErr w:type="spellEnd"/>
+      <w:r>
+        <w:t>, он ведёт расследование и…</w:t>
       </w:r>
     </w:p>
     <w:p>
@@ -16540,7 +17504,23 @@
     </w:p>
     <w:p>
       <w:r>
-        <w:t>— Могу позвонить в медблок, — сказал я. — Елизавета Павловна, я могу позвонить в медблок. Я думаю, мне… — Я сглотнул, таблетки ещё корёжили горло. — Я думаю, нам нехорошо.</w:t>
+        <w:t xml:space="preserve">— Могу позвонить в </w:t>
+      </w:r>
+      <w:proofErr w:type="spellStart"/>
+      <w:r>
+        <w:t>медблок</w:t>
+      </w:r>
+      <w:proofErr w:type="spellEnd"/>
+      <w:r>
+        <w:t xml:space="preserve">, — сказал я. — Елизавета Павловна, я могу позвонить в </w:t>
+      </w:r>
+      <w:proofErr w:type="spellStart"/>
+      <w:r>
+        <w:t>медблок</w:t>
+      </w:r>
+      <w:proofErr w:type="spellEnd"/>
+      <w:r>
+        <w:t>. Я думаю, мне… — Я сглотнул, таблетки ещё корёжили горло. — Я думаю, нам нехорошо.</w:t>
       </w:r>
     </w:p>
     <w:p>
@@ -16560,7 +17540,15 @@
     </w:p>
     <w:p>
       <w:r>
-        <w:t>— Медблок…</w:t>
+        <w:t xml:space="preserve">— </w:t>
+      </w:r>
+      <w:proofErr w:type="spellStart"/>
+      <w:r>
+        <w:t>Медблок</w:t>
+      </w:r>
+      <w:proofErr w:type="spellEnd"/>
+      <w:r>
+        <w:t>…</w:t>
       </w:r>
     </w:p>
     <w:p>
@@ -16570,7 +17558,23 @@
     </w:p>
     <w:p>
       <w:r>
-        <w:t xml:space="preserve">— Какой ещё медблок, Олег? О чём ты? Зачем нам медблок? Мы же хотели поговорить, ты помнишь? Ты только секунду, — Мерцель сбилась, — только минуту назад отошёл за таблеткой. Голова болит, понимаю. </w:t>
+        <w:t xml:space="preserve">— Какой ещё </w:t>
+      </w:r>
+      <w:proofErr w:type="spellStart"/>
+      <w:r>
+        <w:t>медблок</w:t>
+      </w:r>
+      <w:proofErr w:type="spellEnd"/>
+      <w:r>
+        <w:t xml:space="preserve">, Олег? О чём ты? Зачем нам </w:t>
+      </w:r>
+      <w:proofErr w:type="spellStart"/>
+      <w:r>
+        <w:t>медблок</w:t>
+      </w:r>
+      <w:proofErr w:type="spellEnd"/>
+      <w:r>
+        <w:t xml:space="preserve">? Мы же хотели поговорить, ты помнишь? Ты только секунду, — Мерцель сбилась, — только минуту назад отошёл за таблеткой. Голова болит, понимаю. </w:t>
       </w:r>
       <w:r>
         <w:t>Т</w:t>
@@ -16686,7 +17690,23 @@
     </w:p>
     <w:p>
       <w:r>
-        <w:t>— «Минск» знаю. — Мерцель поёжилась и провела по плечу ладонью, смахивая невидимое насекомое. — «Минск» все знают. Кто же не знает «Минск»? Правильно, его все знают. Ты не переживай, Олег! Будет ещё шанс сделать снимок на память. Красивый яркий снимок на память. Правильно я говорю? «Минск» — корабль новый, вовсю ещё летает. Это вот «Мурманск» давно списали. Он и тогда уже был старой развалиной. — Уголки губ у Мерцель задрожали. — Помню, сбои были в гравитонной камере. — Мерцель провела по лицу ладонью и вдруг стёрла всякое выражение — скорбь, усталость, печаль. Осталась бледная белая маска. — Сбои в гравитонной камере. Правильно, да? Это вот когда идёшь ты по коридору, не трогаешь никого, а тебя на стены швыряет. Или на потолок.</w:t>
+        <w:t xml:space="preserve">— «Минск» знаю. — Мерцель поёжилась и провела по плечу ладонью, смахивая невидимое насекомое. — «Минск» все знают. Кто же не знает «Минск»? Правильно, его все знают. Ты не переживай, Олег! Будет ещё шанс сделать снимок на память. Красивый яркий снимок на память. Правильно я говорю? «Минск» — корабль новый, вовсю ещё летает. Это вот «Мурманск» давно списали. Он и тогда уже был старой развалиной. — Уголки губ у Мерцель задрожали. — Помню, сбои были в </w:t>
+      </w:r>
+      <w:proofErr w:type="spellStart"/>
+      <w:r>
+        <w:t>гравитонной</w:t>
+      </w:r>
+      <w:proofErr w:type="spellEnd"/>
+      <w:r>
+        <w:t xml:space="preserve"> камере. — Мерцель провела по лицу ладонью и вдруг стёрла всякое выражение — скорбь, усталость, печаль. Осталась бледная белая маска. — Сбои в </w:t>
+      </w:r>
+      <w:proofErr w:type="spellStart"/>
+      <w:r>
+        <w:t>гравитонной</w:t>
+      </w:r>
+      <w:proofErr w:type="spellEnd"/>
+      <w:r>
+        <w:t xml:space="preserve"> камере. Правильно, да? Это вот когда идёшь ты по коридору, не трогаешь никого, а тебя на стены швыряет. Или на потолок.</w:t>
       </w:r>
     </w:p>
     <w:p>
@@ -17167,7 +18187,15 @@
         <w:t>,</w:t>
       </w:r>
       <w:r>
-        <w:t xml:space="preserve"> когда моложе была, вообще ничего не боялась. Все вокруг боялись чего-то, боялись того, что будет завтра, того, что было вчера. Боялись пустоты, темноты, расстояний. Боялись балка, бреда, политкора, яркого света. А я не боялась. Правильно я говорю, Олег?</w:t>
+        <w:t xml:space="preserve"> когда моложе была, вообще ничего не боялась. Все вокруг боялись чего-то, боялись того, что будет завтра, того, что было вчера. Боялись пустоты, темноты, расстояний. Боялись балка, бреда, </w:t>
+      </w:r>
+      <w:proofErr w:type="spellStart"/>
+      <w:r>
+        <w:t>политкора</w:t>
+      </w:r>
+      <w:proofErr w:type="spellEnd"/>
+      <w:r>
+        <w:t>, яркого света. А я не боялась. Правильно я говорю, Олег?</w:t>
       </w:r>
     </w:p>
     <w:p>
@@ -17623,7 +18651,15 @@
         <w:t xml:space="preserve">мы </w:t>
       </w:r>
       <w:r>
-        <w:t>как-нибудь ещё поговорим о нуболидах. Времени у нас много.</w:t>
+        <w:t xml:space="preserve">как-нибудь ещё поговорим о </w:t>
+      </w:r>
+      <w:proofErr w:type="spellStart"/>
+      <w:r>
+        <w:t>нуболидах</w:t>
+      </w:r>
+      <w:proofErr w:type="spellEnd"/>
+      <w:r>
+        <w:t>. Времени у нас много.</w:t>
       </w:r>
     </w:p>
     <w:p>
@@ -17765,8 +18801,13 @@
       </w:r>
     </w:p>
     <w:p>
-      <w:r>
-        <w:t>Медблок?</w:t>
+      <w:proofErr w:type="spellStart"/>
+      <w:r>
+        <w:t>Медблок</w:t>
+      </w:r>
+      <w:proofErr w:type="spellEnd"/>
+      <w:r>
+        <w:t>?</w:t>
       </w:r>
     </w:p>
     <w:p>
@@ -17834,7 +18875,15 @@
         <w:t>В</w:t>
       </w:r>
       <w:r>
-        <w:t xml:space="preserve">ижу кошмар, как в бранке, только вместо </w:t>
+        <w:t xml:space="preserve">ижу кошмар, как в </w:t>
+      </w:r>
+      <w:proofErr w:type="spellStart"/>
+      <w:r>
+        <w:t>бранке</w:t>
+      </w:r>
+      <w:proofErr w:type="spellEnd"/>
+      <w:r>
+        <w:t xml:space="preserve">, только вместо </w:t>
       </w:r>
       <w:r>
         <w:t>фрактального озера</w:t>
@@ -18060,12 +19109,36 @@
     </w:p>
     <w:p>
       <w:r>
-        <w:t>— Стой! — Вера бросилась ко мне и схватила за плечо. — Я позвоню в медблок!</w:t>
-      </w:r>
-    </w:p>
-    <w:p>
-      <w:r>
-        <w:t>— Какой медблок? Зачем мне в медблок?</w:t>
+        <w:t xml:space="preserve">— Стой! — Вера бросилась ко мне и схватила за плечо. — Я позвоню в </w:t>
+      </w:r>
+      <w:proofErr w:type="spellStart"/>
+      <w:r>
+        <w:t>медблок</w:t>
+      </w:r>
+      <w:proofErr w:type="spellEnd"/>
+      <w:r>
+        <w:t>!</w:t>
+      </w:r>
+    </w:p>
+    <w:p>
+      <w:r>
+        <w:t xml:space="preserve">— Какой </w:t>
+      </w:r>
+      <w:proofErr w:type="spellStart"/>
+      <w:r>
+        <w:t>медблок</w:t>
+      </w:r>
+      <w:proofErr w:type="spellEnd"/>
+      <w:r>
+        <w:t xml:space="preserve">? Зачем мне в </w:t>
+      </w:r>
+      <w:proofErr w:type="spellStart"/>
+      <w:r>
+        <w:t>медблок</w:t>
+      </w:r>
+      <w:proofErr w:type="spellEnd"/>
+      <w:r>
+        <w:t>?</w:t>
       </w:r>
     </w:p>
     <w:p>
@@ -18425,7 +19498,15 @@
     </w:p>
     <w:p>
       <w:r>
-        <w:t>Я подумал, что опять произошёл сбой в гравитонной камере.</w:t>
+        <w:t xml:space="preserve">Я подумал, что опять произошёл сбой в </w:t>
+      </w:r>
+      <w:proofErr w:type="spellStart"/>
+      <w:r>
+        <w:t>гравитонной</w:t>
+      </w:r>
+      <w:proofErr w:type="spellEnd"/>
+      <w:r>
+        <w:t xml:space="preserve"> камере.</w:t>
       </w:r>
     </w:p>
     <w:p>
@@ -18929,7 +20010,15 @@
     </w:p>
     <w:p>
       <w:r>
-        <w:t>— Я плохо помню, — сказал я. — Она просила зайти к ней, поговорить о нуболидах. А потом…</w:t>
+        <w:t xml:space="preserve">— Я плохо помню, — сказал я. — Она просила зайти к ней, поговорить о </w:t>
+      </w:r>
+      <w:proofErr w:type="spellStart"/>
+      <w:r>
+        <w:t>нуболидах</w:t>
+      </w:r>
+      <w:proofErr w:type="spellEnd"/>
+      <w:r>
+        <w:t>. А потом…</w:t>
       </w:r>
     </w:p>
     <w:p>
@@ -19041,7 +20130,15 @@
     </w:p>
     <w:p>
       <w:r>
-        <w:t>— Мерцель пригласила меня к себе, чтобы поговорить о нуболидах. Или нет. Она хотела мне что-то показать. Записку.</w:t>
+        <w:t xml:space="preserve">— Мерцель пригласила меня к себе, чтобы поговорить о </w:t>
+      </w:r>
+      <w:proofErr w:type="spellStart"/>
+      <w:r>
+        <w:t>нуболидах</w:t>
+      </w:r>
+      <w:proofErr w:type="spellEnd"/>
+      <w:r>
+        <w:t>. Или нет. Она хотела мне что-то показать. Записку.</w:t>
       </w:r>
     </w:p>
     <w:p>
@@ -19115,7 +20212,15 @@
         <w:t xml:space="preserve"> сейчас</w:t>
       </w:r>
       <w:r>
-        <w:t xml:space="preserve"> уложат на каталку и увезут, громыхая по металлическому полу восьмерящими колёсами, в пропахшую смертью операционную.</w:t>
+        <w:t xml:space="preserve"> уложат на каталку и увезут, громыхая по металлическому полу </w:t>
+      </w:r>
+      <w:proofErr w:type="spellStart"/>
+      <w:r>
+        <w:t>восьмерящими</w:t>
+      </w:r>
+      <w:proofErr w:type="spellEnd"/>
+      <w:r>
+        <w:t xml:space="preserve"> колёсами, в пропахшую смертью операционную.</w:t>
       </w:r>
     </w:p>
     <w:p>
@@ -19130,7 +20235,15 @@
     </w:p>
     <w:p>
       <w:r>
-        <w:t>Мицюкин скривился, но промолчал. Я вдруг подумал о Майорове — странно, что он ещё не ворвался в медотсек и не потребовал объяснений, тряся папкой с какими-нибудь захватанными отчётами, трассировками, диагности</w:t>
+        <w:t xml:space="preserve">Мицюкин скривился, но промолчал. Я вдруг подумал о Майорове — странно, что он ещё не ворвался в </w:t>
+      </w:r>
+      <w:proofErr w:type="spellStart"/>
+      <w:r>
+        <w:t>медотсек</w:t>
+      </w:r>
+      <w:proofErr w:type="spellEnd"/>
+      <w:r>
+        <w:t xml:space="preserve"> и не потребовал объяснений, тряся папкой с какими-нибудь захватанными отчётами, трассировками, диагности</w:t>
       </w:r>
       <w:r>
         <w:lastRenderedPageBreak/>
@@ -19238,7 +20351,15 @@
     </w:p>
     <w:p>
       <w:r>
-        <w:t>— Делайте, что хотите. Но пока он у меня. И медблок — это не тюрьма.</w:t>
+        <w:t xml:space="preserve">— Делайте, что хотите. Но пока он у меня. И </w:t>
+      </w:r>
+      <w:proofErr w:type="spellStart"/>
+      <w:r>
+        <w:t>медблок</w:t>
+      </w:r>
+      <w:proofErr w:type="spellEnd"/>
+      <w:r>
+        <w:t xml:space="preserve"> — это не тюрьма.</w:t>
       </w:r>
     </w:p>
     <w:p>
@@ -19362,7 +20483,15 @@
     </w:p>
     <w:p>
       <w:r>
-        <w:t xml:space="preserve">Я не сомневался, что увижу скрюченного от ярости Мицюкина, который вцепится в меня холодными пальцами и утащит в тайную тюрьму, но в отсек </w:t>
+        <w:t xml:space="preserve">Я не сомневался, что увижу скрюченного от ярости </w:t>
+      </w:r>
+      <w:proofErr w:type="spellStart"/>
+      <w:r>
+        <w:t>Мицюкина</w:t>
+      </w:r>
+      <w:proofErr w:type="spellEnd"/>
+      <w:r>
+        <w:t xml:space="preserve">, который вцепится в меня холодными пальцами и утащит в тайную тюрьму, но в отсек </w:t>
       </w:r>
       <w:r>
         <w:t>воровато</w:t>
@@ -19495,7 +20624,15 @@
     </w:p>
     <w:p>
       <w:r>
-        <w:t xml:space="preserve">— От дерготни Мицюкина лучше не становится. Хорошо хоть Майорова сразу положили, а то они бы сцепились, как два старых пса. — Григорьев </w:t>
+        <w:t xml:space="preserve">— От дерготни </w:t>
+      </w:r>
+      <w:proofErr w:type="spellStart"/>
+      <w:r>
+        <w:t>Мицюкина</w:t>
+      </w:r>
+      <w:proofErr w:type="spellEnd"/>
+      <w:r>
+        <w:t xml:space="preserve"> лучше не становится. Хорошо хоть Майорова сразу положили, а то они бы сцепились, как два старых пса. — Григорьев </w:t>
       </w:r>
       <w:r>
         <w:t>усмехнулся</w:t>
@@ -19680,7 +20817,15 @@
         <w:t>обожгло</w:t>
       </w:r>
       <w:r>
-        <w:t xml:space="preserve"> металлическим холодом. Я сделал осторожный шаг, и в этот момент отсек тряхнуло — гравитонный привод опять решил поиздеваться над вестибулярным аппаратом.</w:t>
+        <w:t xml:space="preserve"> металлическим холодом. Я сделал осторожный шаг, и в этот момент отсек тряхнуло — </w:t>
+      </w:r>
+      <w:proofErr w:type="spellStart"/>
+      <w:r>
+        <w:t>гравитонный</w:t>
+      </w:r>
+      <w:proofErr w:type="spellEnd"/>
+      <w:r>
+        <w:t xml:space="preserve"> привод опять решил поиздеваться над вестибулярным аппаратом.</w:t>
       </w:r>
     </w:p>
     <w:p>
@@ -19973,7 +21118,15 @@
     </w:p>
     <w:p>
       <w:r>
-        <w:t xml:space="preserve">— Я… — Мысли сбились, запутались, как в медблоке, когда я </w:t>
+        <w:t xml:space="preserve">— Я… — Мысли сбились, запутались, как в </w:t>
+      </w:r>
+      <w:proofErr w:type="spellStart"/>
+      <w:r>
+        <w:t>медблоке</w:t>
+      </w:r>
+      <w:proofErr w:type="spellEnd"/>
+      <w:r>
+        <w:t xml:space="preserve">, когда я </w:t>
       </w:r>
       <w:r>
         <w:t>очнулся</w:t>
@@ -20232,7 +21385,15 @@
     <w:p>
       <w:r>
         <w:lastRenderedPageBreak/>
-        <w:t>— Мне ещё приснился Керман, — сказал я. — Уже когда я был в медблоке под капельницей. Короткий бестолковый сон.</w:t>
+        <w:t xml:space="preserve">— Мне ещё приснился Керман, — сказал я. — Уже когда я был в </w:t>
+      </w:r>
+      <w:proofErr w:type="spellStart"/>
+      <w:r>
+        <w:t>медблоке</w:t>
+      </w:r>
+      <w:proofErr w:type="spellEnd"/>
+      <w:r>
+        <w:t xml:space="preserve"> под капельницей. Короткий бестолковый сон.</w:t>
       </w:r>
     </w:p>
     <w:p>
@@ -20351,7 +21512,15 @@
     </w:p>
     <w:p>
       <w:r>
-        <w:t>— В нуболидах?</w:t>
+        <w:t xml:space="preserve">— В </w:t>
+      </w:r>
+      <w:proofErr w:type="spellStart"/>
+      <w:r>
+        <w:t>нуболидах</w:t>
+      </w:r>
+      <w:proofErr w:type="spellEnd"/>
+      <w:r>
+        <w:t>?</w:t>
       </w:r>
     </w:p>
     <w:p>
@@ -20576,7 +21745,15 @@
     </w:p>
     <w:p>
       <w:r>
-        <w:t>Больше мы ни о чём не говорили. Вопросов было много, сердце взволнованно ёрзало в груди, когда я думал о токсине или нуболидах, однако нужные слова не приходили в голову.</w:t>
+        <w:t xml:space="preserve">Больше мы ни о чём не говорили. Вопросов было много, сердце взволнованно ёрзало в груди, когда я думал о токсине или </w:t>
+      </w:r>
+      <w:proofErr w:type="spellStart"/>
+      <w:r>
+        <w:t>нуболидах</w:t>
+      </w:r>
+      <w:proofErr w:type="spellEnd"/>
+      <w:r>
+        <w:t>, однако нужные слова не приходили в голову.</w:t>
       </w:r>
     </w:p>
     <w:p>
@@ -20986,7 +22163,15 @@
     </w:p>
     <w:p>
       <w:r>
-        <w:t>— Родители есть, — сказал я, — но я их редко последнее время навещаю. Нехорошо это, конечно. Надо будет обязательно съездить в Стальск, когда вернусь. Если вернусь, — добавил я.</w:t>
+        <w:t xml:space="preserve">— Родители есть, — сказал я, — но я их редко последнее время навещаю. Нехорошо это, конечно. Надо будет обязательно съездить в </w:t>
+      </w:r>
+      <w:proofErr w:type="spellStart"/>
+      <w:r>
+        <w:t>Стальск</w:t>
+      </w:r>
+      <w:proofErr w:type="spellEnd"/>
+      <w:r>
+        <w:t>, когда вернусь. Если вернусь, — добавил я.</w:t>
       </w:r>
     </w:p>
     <w:p>
@@ -21001,7 +22186,15 @@
     </w:p>
     <w:p>
       <w:r>
-        <w:t xml:space="preserve">— Стальск… </w:t>
+        <w:t xml:space="preserve">— </w:t>
+      </w:r>
+      <w:proofErr w:type="spellStart"/>
+      <w:r>
+        <w:t>Стальск</w:t>
+      </w:r>
+      <w:proofErr w:type="spellEnd"/>
+      <w:r>
+        <w:t xml:space="preserve">… </w:t>
       </w:r>
       <w:r>
         <w:t xml:space="preserve">— проговорила Вера. — </w:t>
@@ -21012,7 +22205,15 @@
     </w:p>
     <w:p>
       <w:r>
-        <w:t>— Вряд ли, — сказал я. — Их много, Стальсков этих. Мой — двенадцатый по счёту.</w:t>
+        <w:t xml:space="preserve">— Вряд ли, — сказал я. — Их много, </w:t>
+      </w:r>
+      <w:proofErr w:type="spellStart"/>
+      <w:r>
+        <w:t>Стальсков</w:t>
+      </w:r>
+      <w:proofErr w:type="spellEnd"/>
+      <w:r>
+        <w:t xml:space="preserve"> этих. Мой — двенадцатый по счёту.</w:t>
       </w:r>
     </w:p>
     <w:p>
@@ -21404,13 +22605,22 @@
     </w:p>
     <w:p>
       <w:r>
-        <w:t>Внутри меня что-то забурлило. Всё вокруг — синий глаз иллюминатора, затянутые тенью стены, потолок и маленькая фотография у кровати — закачалось в такт возбуждённому дыханию. Я сорвал с неё блузку. Заклацали по полу, как россыпь жемчужинок, вылетевшие пуговицы — и рассеянно разбежались по сторонам.</w:t>
+        <w:t xml:space="preserve">Внутри меня что-то забурлило. Всё вокруг — синий глаз иллюминатора, затянутые тенью стены, потолок и маленькая фотография у кровати — закачалось в такт возбуждённому дыханию. Я сорвал с неё блузку. </w:t>
+      </w:r>
+      <w:proofErr w:type="spellStart"/>
+      <w:r>
+        <w:t>Заклацали</w:t>
+      </w:r>
+      <w:proofErr w:type="spellEnd"/>
+      <w:r>
+        <w:t xml:space="preserve"> по полу, как россыпь жемчужинок, вылетевшие пуговицы — и рассеянно разбежались по сторонам.</w:t>
       </w:r>
     </w:p>
     <w:p>
       <w:r>
         <w:t xml:space="preserve">— От тебя пахнет кровью и фурацилином. — Вера слегка отодвинулась, откинула голову и посмотрела сквозь прищуренные веки, едва заметно улыбаясь. — А ещё </w:t>
       </w:r>
+      <w:proofErr w:type="spellStart"/>
       <w:r>
         <w:t>по</w:t>
       </w:r>
@@ -21420,6 +22630,7 @@
       <w:r>
         <w:t>том</w:t>
       </w:r>
+      <w:proofErr w:type="spellEnd"/>
       <w:r>
         <w:t>.</w:t>
       </w:r>
@@ -21492,7 +22703,15 @@
     </w:p>
     <w:p>
       <w:r>
-        <w:t>Первый полёт в космос. Первый бранк. Первый сон во время перехода. Знакомство с ней.</w:t>
+        <w:t xml:space="preserve">Первый полёт в космос. Первый </w:t>
+      </w:r>
+      <w:proofErr w:type="spellStart"/>
+      <w:r>
+        <w:t>бранк</w:t>
+      </w:r>
+      <w:proofErr w:type="spellEnd"/>
+      <w:r>
+        <w:t>. Первый сон во время перехода. Знакомство с ней.</w:t>
       </w:r>
     </w:p>
     <w:p>
@@ -21507,7 +22726,15 @@
     </w:p>
     <w:p>
       <w:r>
-        <w:t>— Сейчас мне кажется, что самое хорошее, что было у меня в жизни — это ты, — сказал я.</w:t>
+        <w:t xml:space="preserve">— Сейчас мне кажется, что </w:t>
+      </w:r>
+      <w:proofErr w:type="gramStart"/>
+      <w:r>
+        <w:t>самое хорошее</w:t>
+      </w:r>
+      <w:proofErr w:type="gramEnd"/>
+      <w:r>
+        <w:t>, что было у меня в жизни — это ты, — сказал я.</w:t>
       </w:r>
     </w:p>
     <w:p>
@@ -21561,8 +22788,13 @@
       </w:r>
     </w:p>
     <w:p>
-      <w:r>
-        <w:t>Пшикнул диспенсер, зажурчала в кружке вода.</w:t>
+      <w:proofErr w:type="spellStart"/>
+      <w:r>
+        <w:t>Пшикнул</w:t>
+      </w:r>
+      <w:proofErr w:type="spellEnd"/>
+      <w:r>
+        <w:t xml:space="preserve"> диспенсер, зажурчала в кружке вода.</w:t>
       </w:r>
     </w:p>
     <w:p>
@@ -21822,7 +23054,15 @@
         <w:t xml:space="preserve">Какая разница, сколько лет изучаем? </w:t>
       </w:r>
       <w:r>
-        <w:t>Я вообще в химлабе сижу, откуда мне знать?</w:t>
+        <w:t xml:space="preserve">Я вообще в </w:t>
+      </w:r>
+      <w:proofErr w:type="spellStart"/>
+      <w:r>
+        <w:t>химлабе</w:t>
+      </w:r>
+      <w:proofErr w:type="spellEnd"/>
+      <w:r>
+        <w:t xml:space="preserve"> сижу, откуда мне знать?</w:t>
       </w:r>
     </w:p>
     <w:p>
@@ -21896,7 +23136,15 @@
     </w:p>
     <w:p>
       <w:r>
-        <w:t>Сбой в гравитонной камере?</w:t>
+        <w:t xml:space="preserve">Сбой в </w:t>
+      </w:r>
+      <w:proofErr w:type="spellStart"/>
+      <w:r>
+        <w:t>гравитонной</w:t>
+      </w:r>
+      <w:proofErr w:type="spellEnd"/>
+      <w:r>
+        <w:t xml:space="preserve"> камере?</w:t>
       </w:r>
     </w:p>
     <w:p>
@@ -22381,8 +23629,13 @@
       </w:r>
     </w:p>
     <w:p>
-      <w:r>
-        <w:t>Гравитонный привод едва работал.</w:t>
+      <w:proofErr w:type="spellStart"/>
+      <w:r>
+        <w:t>Гравитонный</w:t>
+      </w:r>
+      <w:proofErr w:type="spellEnd"/>
+      <w:r>
+        <w:t xml:space="preserve"> привод едва работал.</w:t>
       </w:r>
     </w:p>
     <w:p>
@@ -22471,7 +23724,15 @@
     </w:p>
     <w:p>
       <w:r>
-        <w:t xml:space="preserve">Глаза мои уже немного привыкли к расходящейся тряске и мелькающему свету. Я узнал искривлённое лицо Мицюкина, который </w:t>
+        <w:t xml:space="preserve">Глаза мои уже немного привыкли к расходящейся тряске и мелькающему свету. Я узнал искривлённое лицо </w:t>
+      </w:r>
+      <w:proofErr w:type="spellStart"/>
+      <w:r>
+        <w:t>Мицюкина</w:t>
+      </w:r>
+      <w:proofErr w:type="spellEnd"/>
+      <w:r>
+        <w:t xml:space="preserve">, который </w:t>
       </w:r>
       <w:r>
         <w:t>жёг</w:t>
@@ -22486,8 +23747,13 @@
       </w:r>
     </w:p>
     <w:p>
-      <w:r>
-        <w:t xml:space="preserve">Мицюкина перекосило, как засбоившую машину. Резак, изрыгнув последнюю струю пламени, погас у него в руке, и он уставился на меня, как на чудище из ночного кошмара. Появилось ещё несколько теней, вылезших из </w:t>
+      <w:proofErr w:type="spellStart"/>
+      <w:r>
+        <w:t>Мицюкина</w:t>
+      </w:r>
+      <w:proofErr w:type="spellEnd"/>
+      <w:r>
+        <w:t xml:space="preserve"> перекосило, как засбоившую машину. Резак, изрыгнув последнюю струю пламени, погас у него в руке, и он уставился на меня, как на чудище из ночного кошмара. Появилось ещё несколько теней, вылезших из </w:t>
       </w:r>
       <w:r>
         <w:lastRenderedPageBreak/>
@@ -22602,9 +23868,11 @@
       <w:r>
         <w:t xml:space="preserve">Всё перед глазами завязло в крови. Я решил, что огонь с реактивной тягой рвётся ко мне навстречу. Раскинул руки, ожидая избавления от этого ревущего ада, но огонь отступил, превратившись в </w:t>
       </w:r>
+      <w:proofErr w:type="spellStart"/>
       <w:r>
         <w:t>стробящие</w:t>
       </w:r>
+      <w:proofErr w:type="spellEnd"/>
       <w:r>
         <w:t>, как иллюминация, аварийные люминофоры.</w:t>
       </w:r>
@@ -22971,7 +24239,15 @@
     </w:p>
     <w:p>
       <w:r>
-        <w:t xml:space="preserve">Тяжёлый тёмный взгляд Мицюкина прожигал насквозь. </w:t>
+        <w:t xml:space="preserve">Тяжёлый тёмный взгляд </w:t>
+      </w:r>
+      <w:proofErr w:type="spellStart"/>
+      <w:r>
+        <w:t>Мицюкина</w:t>
+      </w:r>
+      <w:proofErr w:type="spellEnd"/>
+      <w:r>
+        <w:t xml:space="preserve"> прожигал насквозь. </w:t>
       </w:r>
     </w:p>
     <w:p>
@@ -23011,7 +24287,15 @@
     </w:p>
     <w:p>
       <w:r>
-        <w:t>Тень Мицюкина нависала надо мной, прижимала к стене. Я невольно попятился, задел за что-то ногой и едва не свалился на пол.</w:t>
+        <w:t xml:space="preserve">Тень </w:t>
+      </w:r>
+      <w:proofErr w:type="spellStart"/>
+      <w:r>
+        <w:t>Мицюкина</w:t>
+      </w:r>
+      <w:proofErr w:type="spellEnd"/>
+      <w:r>
+        <w:t xml:space="preserve"> нависала надо мной, прижимала к стене. Я невольно попятился, задел за что-то ногой и едва не свалился на пол.</w:t>
       </w:r>
     </w:p>
     <w:p>
@@ -23188,12 +24472,28 @@
     </w:p>
     <w:p>
       <w:r>
-        <w:t>— Здесь я ничего сделать не смогу, — сказала она. — В медблок пока доступа нет.</w:t>
-      </w:r>
-    </w:p>
-    <w:p>
-      <w:r>
-        <w:t>— В медблок тоже? — спросил я.</w:t>
+        <w:t xml:space="preserve">— Здесь я ничего сделать не смогу, — сказала она. — В </w:t>
+      </w:r>
+      <w:proofErr w:type="spellStart"/>
+      <w:r>
+        <w:t>медблок</w:t>
+      </w:r>
+      <w:proofErr w:type="spellEnd"/>
+      <w:r>
+        <w:t xml:space="preserve"> пока доступа нет.</w:t>
+      </w:r>
+    </w:p>
+    <w:p>
+      <w:r>
+        <w:t xml:space="preserve">— В </w:t>
+      </w:r>
+      <w:proofErr w:type="spellStart"/>
+      <w:r>
+        <w:t>медблок</w:t>
+      </w:r>
+      <w:proofErr w:type="spellEnd"/>
+      <w:r>
+        <w:t xml:space="preserve"> тоже? — спросил я.</w:t>
       </w:r>
     </w:p>
     <w:p>
@@ -24101,7 +25401,15 @@
     </w:p>
     <w:p>
       <w:r>
-        <w:t>Вера подбежала, вышла из аварийного мрака, как из бранка, и обхватила меня за плечи. Я остолбенел. Дыхание перехватило от радости. Я прижался к её губам.</w:t>
+        <w:t xml:space="preserve">Вера подбежала, вышла из аварийного мрака, как из </w:t>
+      </w:r>
+      <w:proofErr w:type="spellStart"/>
+      <w:r>
+        <w:t>бранка</w:t>
+      </w:r>
+      <w:proofErr w:type="spellEnd"/>
+      <w:r>
+        <w:t>, и обхватила меня за плечи. Я остолбенел. Дыхание перехватило от радости. Я прижался к её губам.</w:t>
       </w:r>
     </w:p>
     <w:p>
@@ -24136,7 +25444,15 @@
     </w:p>
     <w:p>
       <w:r>
-        <w:t>— С тобой всё в порядке? — Вера поблекла и отступила на полшага, убежала из моих объятий. — Тебе в медблок надо!</w:t>
+        <w:t xml:space="preserve">— С тобой всё в порядке? — Вера поблекла и отступила на полшага, убежала из моих объятий. — Тебе в </w:t>
+      </w:r>
+      <w:proofErr w:type="spellStart"/>
+      <w:r>
+        <w:t>медблок</w:t>
+      </w:r>
+      <w:proofErr w:type="spellEnd"/>
+      <w:r>
+        <w:t xml:space="preserve"> надо!</w:t>
       </w:r>
     </w:p>
     <w:p>
@@ -24286,7 +25602,15 @@
     </w:p>
     <w:p>
       <w:r>
-        <w:t>Камеру с нуболидами закрывала дымная пелена.</w:t>
+        <w:t xml:space="preserve">Камеру с </w:t>
+      </w:r>
+      <w:proofErr w:type="spellStart"/>
+      <w:r>
+        <w:t>нуболидами</w:t>
+      </w:r>
+      <w:proofErr w:type="spellEnd"/>
+      <w:r>
+        <w:t xml:space="preserve"> закрывала дымная пелена.</w:t>
       </w:r>
     </w:p>
     <w:p>
@@ -25110,7 +26434,15 @@
     </w:p>
     <w:p>
       <w:r>
-        <w:t>У выхода в коридор Майоров спорил о чём-то с Мицюкиным — так яростно и увлечённо, что даже не обратил на меня внимания. На скамейке у стены сидела Симонова, опрятная, с затянутыми в пучок волосами — ударница труда с цветастого плаката, которая прихорошилась, но не слишком, чтобы отправиться на работу, в вопящий цех, по утру. Она посмотрела на меня тёмным испуганным взглядом.</w:t>
+        <w:t xml:space="preserve">У выхода в коридор Майоров спорил о чём-то с </w:t>
+      </w:r>
+      <w:proofErr w:type="spellStart"/>
+      <w:r>
+        <w:t>Мицюкиным</w:t>
+      </w:r>
+      <w:proofErr w:type="spellEnd"/>
+      <w:r>
+        <w:t xml:space="preserve"> — так яростно и увлечённо, что даже не обратил на меня внимания. На скамейке у стены сидела Симонова, опрятная, с затянутыми в пучок волосами — ударница труда с цветастого плаката, которая прихорошилась, но не слишком, чтобы отправиться на работу, в вопящий цех, по утру. Она посмотрела на меня тёмным испуганным взглядом.</w:t>
       </w:r>
     </w:p>
     <w:p>
@@ -25267,7 +26599,15 @@
     </w:p>
     <w:p>
       <w:r>
-        <w:t>— Петя, — сказала она и тут же добавила, заметив мой недоумённый взгляд: — Пётр Верховенцев из химической. Он в реанимации, это третий отсек. А то я что-то боюсь.</w:t>
+        <w:t xml:space="preserve">— Петя, — сказала она и тут же добавила, заметив мой недоумённый взгляд: — Пётр </w:t>
+      </w:r>
+      <w:proofErr w:type="spellStart"/>
+      <w:r>
+        <w:t>Верховенцев</w:t>
+      </w:r>
+      <w:proofErr w:type="spellEnd"/>
+      <w:r>
+        <w:t xml:space="preserve"> из химической. Он в реанимации, это третий отсек. А то я что-то боюсь.</w:t>
       </w:r>
     </w:p>
     <w:p>
@@ -25303,7 +26643,15 @@
     </w:p>
     <w:p>
       <w:r>
-        <w:t>— Какого чёрта ты вообще на этот уровень попёрся?</w:t>
+        <w:t xml:space="preserve">— Какого чёрта ты вообще на этот уровень </w:t>
+      </w:r>
+      <w:proofErr w:type="spellStart"/>
+      <w:r>
+        <w:t>попёрся</w:t>
+      </w:r>
+      <w:proofErr w:type="spellEnd"/>
+      <w:r>
+        <w:t>?</w:t>
       </w:r>
     </w:p>
     <w:p>
@@ -25340,7 +26688,15 @@
     <w:p>
       <w:r>
         <w:lastRenderedPageBreak/>
-        <w:t>— Мы уже на второй круг пошли, — спокойно ответил Мицюкин. — На текущий момент я не готов подпускать кого-либо из вашей команды ни к ремонту, ни к управлению станцией. Если бы мой оператор не решил себе горло перерезать, ничего бы из этого не произошло.</w:t>
+        <w:t xml:space="preserve">— Мы уже на второй круг пошли, — спокойно ответил Мицюкин. — </w:t>
+      </w:r>
+      <w:proofErr w:type="gramStart"/>
+      <w:r>
+        <w:t>На текущий момент</w:t>
+      </w:r>
+      <w:proofErr w:type="gramEnd"/>
+      <w:r>
+        <w:t xml:space="preserve"> я не готов подпускать кого-либо из вашей команды ни к ремонту, ни к управлению станцией. Если бы мой оператор не решил себе горло перерезать, ничего бы из этого не произошло.</w:t>
       </w:r>
     </w:p>
     <w:p>
@@ -25427,7 +26783,15 @@
     </w:p>
     <w:p>
       <w:r>
-        <w:t>— Мы, — этот долгий слог едва не застрял у Мицюкина в горле, — проводим ремонт двигательных модулей. Спасибо вам за участие, но ваша помощь пока не требуется.</w:t>
+        <w:t xml:space="preserve">— Мы, — этот долгий слог едва не застрял у </w:t>
+      </w:r>
+      <w:proofErr w:type="spellStart"/>
+      <w:r>
+        <w:t>Мицюкина</w:t>
+      </w:r>
+      <w:proofErr w:type="spellEnd"/>
+      <w:r>
+        <w:t xml:space="preserve"> в горле, — проводим ремонт двигательных модулей. Спасибо вам за участие, но ваша помощь пока не требуется.</w:t>
       </w:r>
     </w:p>
     <w:p>
@@ -25519,7 +26883,15 @@
         <w:t>Что хотите</w:t>
       </w:r>
       <w:r>
-        <w:t>? — Губы у Мицюкина задрожали.</w:t>
+        <w:t xml:space="preserve">? — Губы у </w:t>
+      </w:r>
+      <w:proofErr w:type="spellStart"/>
+      <w:r>
+        <w:t>Мицюкина</w:t>
+      </w:r>
+      <w:proofErr w:type="spellEnd"/>
+      <w:r>
+        <w:t xml:space="preserve"> задрожали.</w:t>
       </w:r>
     </w:p>
     <w:p>
@@ -25557,7 +26929,15 @@
     </w:p>
     <w:p>
       <w:r>
-        <w:t>Я подумал, что на месте Мицюкина тоже не подпустил бы никого из нас ни к ремонту двигательных модулей, ни к управлению станцией.</w:t>
+        <w:t xml:space="preserve">Я подумал, что на месте </w:t>
+      </w:r>
+      <w:proofErr w:type="spellStart"/>
+      <w:r>
+        <w:t>Мицюкина</w:t>
+      </w:r>
+      <w:proofErr w:type="spellEnd"/>
+      <w:r>
+        <w:t xml:space="preserve"> тоже не подпустил бы никого из нас ни к ремонту двигательных модулей, ни к управлению станцией.</w:t>
       </w:r>
     </w:p>
     <w:p>
@@ -25598,7 +26978,15 @@
     </w:p>
     <w:p>
       <w:r>
-        <w:t>— Меня просили узнать про Верховенцева.</w:t>
+        <w:t xml:space="preserve">— Меня просили узнать про </w:t>
+      </w:r>
+      <w:proofErr w:type="spellStart"/>
+      <w:r>
+        <w:t>Верховенцева</w:t>
+      </w:r>
+      <w:proofErr w:type="spellEnd"/>
+      <w:r>
+        <w:t>.</w:t>
       </w:r>
     </w:p>
     <w:p>
@@ -25608,7 +26996,15 @@
     </w:p>
     <w:p>
       <w:r>
-        <w:t>— По поводу Верховенцева ничего сказать не могу, — ответил Синицын. — Состояние тяжёлое, насколько я могу судить. Сложно пока что-то обещать. Скажите, что он стабилен, но в сознание не приходил.</w:t>
+        <w:t xml:space="preserve">— По поводу </w:t>
+      </w:r>
+      <w:proofErr w:type="spellStart"/>
+      <w:r>
+        <w:t>Верховенцева</w:t>
+      </w:r>
+      <w:proofErr w:type="spellEnd"/>
+      <w:r>
+        <w:t xml:space="preserve"> ничего сказать не могу, — ответил Синицын. — Состояние тяжёлое, насколько я могу судить. Сложно пока что-то обещать. Скажите, что он стабилен, но в сознание не приходил.</w:t>
       </w:r>
     </w:p>
     <w:p>
@@ -25696,7 +27092,15 @@
     </w:p>
     <w:p>
       <w:r>
-        <w:t>— В химлабе. Я потом объясню.</w:t>
+        <w:t xml:space="preserve">— В </w:t>
+      </w:r>
+      <w:proofErr w:type="spellStart"/>
+      <w:r>
+        <w:t>химлабе</w:t>
+      </w:r>
+      <w:proofErr w:type="spellEnd"/>
+      <w:r>
+        <w:t>. Я потом объясню.</w:t>
       </w:r>
     </w:p>
     <w:p>
@@ -25740,7 +27144,15 @@
     </w:p>
     <w:p>
       <w:r>
-        <w:t>— Прошу вас, Сергей Владимирович, я же просил! — Голос Андреева вновь сорвался в кашель, сухой и судорожный, как при лихорадке. Он ссутулился, нависнув своим исполинским ростом над собравшимися, и прижал распяленную пятерню к груди. — Да, мы всё равно падаем, — проговорил он сквозь едва сдерживаемые спазмы. — Но это временно. Ведутся ремонтные работы, подключены наши лучшие специалисты. Ремонтными работами руководит Константин Игоревич Мицюкин, вы все его прекрасно знаете.</w:t>
+        <w:t xml:space="preserve">— Прошу вас, Сергей Владимирович, я же просил! — Голос Андреева вновь сорвался в кашель, сухой и судорожный, как при лихорадке. Он ссутулился, нависнув своим исполинским ростом над собравшимися, и прижал распяленную пятерню к груди. — Да, мы всё равно падаем, — проговорил он сквозь едва сдерживаемые спазмы. — Но это временно. Ведутся ремонтные работы, подключены наши </w:t>
+      </w:r>
+      <w:proofErr w:type="gramStart"/>
+      <w:r>
+        <w:t>лучшие специалисты</w:t>
+      </w:r>
+      <w:proofErr w:type="gramEnd"/>
+      <w:r>
+        <w:t>. Ремонтными работами руководит Константин Игоревич Мицюкин, вы все его прекрасно знаете.</w:t>
       </w:r>
     </w:p>
     <w:p>
@@ -25837,7 +27249,15 @@
         <w:t xml:space="preserve">— Товарищи! — проголосил Андреев. Кадык у него взволнованно заёрзал вверх и вниз. — Надо понимать, что эвакуация — это вопрос нескольких месяцев! Пока </w:t>
       </w:r>
       <w:r>
-        <w:t>что главный приоритет —</w:t>
+        <w:t xml:space="preserve">что </w:t>
+      </w:r>
+      <w:proofErr w:type="gramStart"/>
+      <w:r>
+        <w:t>главный приоритет</w:t>
+      </w:r>
+      <w:proofErr w:type="gramEnd"/>
+      <w:r>
+        <w:t xml:space="preserve"> —</w:t>
       </w:r>
       <w:r>
         <w:t xml:space="preserve"> </w:t>
@@ -26243,7 +27663,15 @@
     </w:p>
     <w:p>
       <w:r>
-        <w:t>Другая команда специалистов, о которой говорил Андреев, состояла из одной Веры. Если не считать меня. Руководителя химической лаборатории на глазах у Веры запаковали в чёрный мешок, а Верховенцев лежал в реанимации, подключённый к ревущему от перебоев пульса аппарату.</w:t>
+        <w:t xml:space="preserve">Другая команда специалистов, о которой говорил Андреев, состояла из одной Веры. Если не считать меня. Руководителя химической лаборатории на глазах у Веры запаковали в чёрный мешок, а </w:t>
+      </w:r>
+      <w:proofErr w:type="spellStart"/>
+      <w:r>
+        <w:t>Верховенцев</w:t>
+      </w:r>
+      <w:proofErr w:type="spellEnd"/>
+      <w:r>
+        <w:t xml:space="preserve"> лежал в реанимации, подключённый к ревущему от перебоев пульса аппарату.</w:t>
       </w:r>
     </w:p>
     <w:p>
@@ -26539,7 +27967,15 @@
     </w:p>
     <w:p>
       <w:r>
-        <w:t>— Он так работает, к сожалению. Не всегда с первого раза. — Вера всмотрелась в мреющие строчки. — Надеюсь, анализатор не сдох.</w:t>
+        <w:t xml:space="preserve">— Он так работает, к сожалению. Не всегда с первого раза. — Вера всмотрелась в </w:t>
+      </w:r>
+      <w:proofErr w:type="spellStart"/>
+      <w:r>
+        <w:t>мреющие</w:t>
+      </w:r>
+      <w:proofErr w:type="spellEnd"/>
+      <w:r>
+        <w:t xml:space="preserve"> строчки. — Надеюсь, анализатор не сдох.</w:t>
       </w:r>
     </w:p>
     <w:p>
@@ -26768,7 +28204,15 @@
         <w:t>С</w:t>
       </w:r>
       <w:r>
-        <w:t>бой в гравитонной камере. Просто сбой. Такой же, как раньше. Качка.</w:t>
+        <w:t xml:space="preserve">бой в </w:t>
+      </w:r>
+      <w:proofErr w:type="spellStart"/>
+      <w:r>
+        <w:t>гравитонной</w:t>
+      </w:r>
+      <w:proofErr w:type="spellEnd"/>
+      <w:r>
+        <w:t xml:space="preserve"> камере. Просто сбой. Такой же, как раньше. Качка.</w:t>
       </w:r>
     </w:p>
     <w:p>
@@ -26842,7 +28286,15 @@
         <w:t>Е</w:t>
       </w:r>
       <w:r>
-        <w:t>сли хочешь, иди к своему Мицюкину. Вдруг он передумает. Будешь там под его присмотром гайки крутить. А я сама справлюсь.</w:t>
+        <w:t xml:space="preserve">сли хочешь, иди к своему </w:t>
+      </w:r>
+      <w:proofErr w:type="spellStart"/>
+      <w:r>
+        <w:t>Мицюкину</w:t>
+      </w:r>
+      <w:proofErr w:type="spellEnd"/>
+      <w:r>
+        <w:t>. Вдруг он передумает. Будешь там под его присмотром гайки крутить. А я сама справлюсь.</w:t>
       </w:r>
     </w:p>
     <w:p>
@@ -26852,7 +28304,15 @@
     </w:p>
     <w:p>
       <w:r>
-        <w:t>— Прости. Я тебя тут одну не оставлю. Нет никакого смысла с Мицюкиным пререкаться. Ни к чему он меня не подпустит, это я уже понял.</w:t>
+        <w:t xml:space="preserve">— Прости. Я тебя тут одну не оставлю. Нет никакого смысла с </w:t>
+      </w:r>
+      <w:proofErr w:type="spellStart"/>
+      <w:r>
+        <w:t>Мицюкиным</w:t>
+      </w:r>
+      <w:proofErr w:type="spellEnd"/>
+      <w:r>
+        <w:t xml:space="preserve"> пререкаться. Ни к чему он меня не подпустит, это я уже понял.</w:t>
       </w:r>
     </w:p>
     <w:p>
@@ -26867,7 +28327,15 @@
     </w:p>
     <w:p>
       <w:r>
-        <w:t>— Надо собрать образцы. Что там в каюте Марутяна творится, я не знаю, могут не пускать никого. Как и в лабораторию. К Марутяну я попробую сама сходить, ко мне спокойнее отнесутся.</w:t>
+        <w:t xml:space="preserve">— Надо собрать образцы. Что там в каюте Марутяна творится, я не знаю, могут не пускать никого. Как и в лабораторию. К </w:t>
+      </w:r>
+      <w:proofErr w:type="spellStart"/>
+      <w:r>
+        <w:t>Марутяну</w:t>
+      </w:r>
+      <w:proofErr w:type="spellEnd"/>
+      <w:r>
+        <w:t xml:space="preserve"> я попробую сама сходить, ко мне спокойнее отнесутся.</w:t>
       </w:r>
     </w:p>
     <w:p>
@@ -27077,7 +28545,15 @@
     </w:p>
     <w:p>
       <w:r>
-        <w:t>— Чего ты хочешь-то? — пожал плечами Григорьев. — В медблоке мест нет, в приёмной или в коридоре размещать пациентов запрещено. Да, по той же самой инструкции. Здесь очистку включили, — Григорьев показал на решётку воздуховода на потолке, из которой в столовую просачивалась влажная темнота, — и всё. Не будет же Алина по жилым модулям бегать, она и так чуть ли не одна за всех отдувается.</w:t>
+        <w:t xml:space="preserve">— Чего ты хочешь-то? — пожал плечами Григорьев. — В </w:t>
+      </w:r>
+      <w:proofErr w:type="spellStart"/>
+      <w:r>
+        <w:t>медблоке</w:t>
+      </w:r>
+      <w:proofErr w:type="spellEnd"/>
+      <w:r>
+        <w:t xml:space="preserve"> мест нет, в приёмной или в коридоре размещать пациентов запрещено. Да, по той же самой инструкции. Здесь очистку включили, — Григорьев показал на решётку воздуховода на потолке, из которой в столовую просачивалась влажная темнота, — и всё. Не будет же Алина по жилым модулям бегать, она и так чуть ли не одна за всех отдувается.</w:t>
       </w:r>
     </w:p>
     <w:p>
@@ -27099,7 +28575,15 @@
     <w:p>
       <w:r>
         <w:lastRenderedPageBreak/>
-        <w:t>— Я не предлагаю здесь сидеть. Пойдём к Мицюкину или Андрееву, спорить будем, нашу правду-матку отстаивать. А парня оставь. Он тоже полезным делом занимается.</w:t>
+        <w:t xml:space="preserve">— Я не предлагаю здесь сидеть. Пойдём к </w:t>
+      </w:r>
+      <w:proofErr w:type="spellStart"/>
+      <w:r>
+        <w:t>Мицюкину</w:t>
+      </w:r>
+      <w:proofErr w:type="spellEnd"/>
+      <w:r>
+        <w:t xml:space="preserve"> или Андрееву, спорить будем, нашу правду-матку отстаивать. А парня оставь. Он тоже полезным делом занимается.</w:t>
       </w:r>
     </w:p>
     <w:p>
@@ -28057,13 +29541,26 @@
       <w:r>
         <w:t xml:space="preserve">вообще </w:t>
       </w:r>
-      <w:r>
-        <w:t>попёрся в лабораторию?</w:t>
-      </w:r>
-    </w:p>
-    <w:p>
-      <w:r>
-        <w:t>За спиной у Мицюкина материализовался неизменно следующий за ним Лысанов.</w:t>
+      <w:proofErr w:type="spellStart"/>
+      <w:r>
+        <w:t>попёрся</w:t>
+      </w:r>
+      <w:proofErr w:type="spellEnd"/>
+      <w:r>
+        <w:t xml:space="preserve"> в лабораторию?</w:t>
+      </w:r>
+    </w:p>
+    <w:p>
+      <w:r>
+        <w:t xml:space="preserve">За спиной у </w:t>
+      </w:r>
+      <w:proofErr w:type="spellStart"/>
+      <w:r>
+        <w:t>Мицюкина</w:t>
+      </w:r>
+      <w:proofErr w:type="spellEnd"/>
+      <w:r>
+        <w:t xml:space="preserve"> материализовался неизменно следующий за ним Лысанов.</w:t>
       </w:r>
     </w:p>
     <w:p>
@@ -28137,7 +29634,15 @@
     </w:p>
     <w:p>
       <w:r>
-        <w:t>Он открыл дверь в лабораторию и отвёл глаза от пролившегося наружу красного света. Кто-то наблюдал за нуболидами, но забыл отключить подкрашенное, как в комнате для проявки фотографий, освещение.</w:t>
+        <w:t xml:space="preserve">Он открыл дверь в лабораторию и отвёл глаза от пролившегося наружу красного света. Кто-то наблюдал за </w:t>
+      </w:r>
+      <w:proofErr w:type="spellStart"/>
+      <w:r>
+        <w:t>нуболидами</w:t>
+      </w:r>
+      <w:proofErr w:type="spellEnd"/>
+      <w:r>
+        <w:t>, но забыл отключить подкрашенное, как в комнате для проявки фотографий, освещение.</w:t>
       </w:r>
     </w:p>
     <w:p>
@@ -28262,7 +29767,23 @@
     </w:p>
     <w:p>
       <w:r>
-        <w:t>— Удобно как! — прорычал Мицюкин. — Хорошо что Верховенцеву с Кавинским уже ничего не требуется!</w:t>
+        <w:t xml:space="preserve">— Удобно как! — прорычал Мицюкин. — Хорошо что </w:t>
+      </w:r>
+      <w:proofErr w:type="spellStart"/>
+      <w:r>
+        <w:t>Верховенцеву</w:t>
+      </w:r>
+      <w:proofErr w:type="spellEnd"/>
+      <w:r>
+        <w:t xml:space="preserve"> с </w:t>
+      </w:r>
+      <w:proofErr w:type="spellStart"/>
+      <w:r>
+        <w:t>Кавинским</w:t>
+      </w:r>
+      <w:proofErr w:type="spellEnd"/>
+      <w:r>
+        <w:t xml:space="preserve"> уже ничего не требуется!</w:t>
       </w:r>
     </w:p>
     <w:p>
@@ -28277,7 +29798,23 @@
     </w:p>
     <w:p>
       <w:r>
-        <w:t>— А Верховенцев в чём виноват? А Кавинский? Это убийство в состоянии аффекта! И ты собираешься время на него тратить? Всё с ним будет в порядке. До суда оклемается.</w:t>
+        <w:t xml:space="preserve">— А </w:t>
+      </w:r>
+      <w:proofErr w:type="spellStart"/>
+      <w:r>
+        <w:t>Верховенцев</w:t>
+      </w:r>
+      <w:proofErr w:type="spellEnd"/>
+      <w:r>
+        <w:t xml:space="preserve"> в чём виноват? А </w:t>
+      </w:r>
+      <w:proofErr w:type="spellStart"/>
+      <w:r>
+        <w:t>Кавинский</w:t>
+      </w:r>
+      <w:proofErr w:type="spellEnd"/>
+      <w:r>
+        <w:t>? Это убийство в состоянии аффекта! И ты собираешься время на него тратить? Всё с ним будет в порядке. До суда оклемается.</w:t>
       </w:r>
     </w:p>
     <w:p>
@@ -28354,7 +29891,15 @@
     </w:p>
     <w:p>
       <w:r>
-        <w:t>В соседнем отсеке Минаева спорила с Мицюкиным — я слышал их голоса, но не различал ни единого слова.</w:t>
+        <w:t xml:space="preserve">В соседнем отсеке Минаева спорила с </w:t>
+      </w:r>
+      <w:proofErr w:type="spellStart"/>
+      <w:r>
+        <w:t>Мицюкиным</w:t>
+      </w:r>
+      <w:proofErr w:type="spellEnd"/>
+      <w:r>
+        <w:t xml:space="preserve"> — я слышал их голоса, но не различал ни единого слова.</w:t>
       </w:r>
     </w:p>
     <w:p>
@@ -28488,7 +30033,15 @@
         <w:t>П</w:t>
       </w:r>
       <w:r>
-        <w:t>робирка разбилась, мне надо сходить за новой. У нас в химлабе должны ещё быть.</w:t>
+        <w:t xml:space="preserve">робирка разбилась, мне надо сходить за новой. У нас в </w:t>
+      </w:r>
+      <w:proofErr w:type="spellStart"/>
+      <w:r>
+        <w:t>химлабе</w:t>
+      </w:r>
+      <w:proofErr w:type="spellEnd"/>
+      <w:r>
+        <w:t xml:space="preserve"> должны ещё быть.</w:t>
       </w:r>
     </w:p>
     <w:p>
@@ -28534,7 +30087,15 @@
         <w:t>В</w:t>
       </w:r>
       <w:r>
-        <w:t xml:space="preserve"> гравитонной камере вновь начались электронные судороги.</w:t>
+        <w:t xml:space="preserve"> </w:t>
+      </w:r>
+      <w:proofErr w:type="spellStart"/>
+      <w:r>
+        <w:t>гравитонной</w:t>
+      </w:r>
+      <w:proofErr w:type="spellEnd"/>
+      <w:r>
+        <w:t xml:space="preserve"> камере вновь начались электронные судороги.</w:t>
       </w:r>
     </w:p>
     <w:p>
@@ -28608,7 +30169,15 @@
     </w:p>
     <w:p>
       <w:r>
-        <w:t>Дверь в медблок была открыта.</w:t>
+        <w:t xml:space="preserve">Дверь в </w:t>
+      </w:r>
+      <w:proofErr w:type="spellStart"/>
+      <w:r>
+        <w:t>медблок</w:t>
+      </w:r>
+      <w:proofErr w:type="spellEnd"/>
+      <w:r>
+        <w:t xml:space="preserve"> была открыта.</w:t>
       </w:r>
     </w:p>
     <w:p>
@@ -28866,7 +30435,15 @@
     </w:p>
     <w:p>
       <w:r>
-        <w:t>— Синицын рехнулся. Убил двоих в медблоке, потом сюда пришёл видом наслаждаться.</w:t>
+        <w:t xml:space="preserve">— Синицын рехнулся. Убил двоих в </w:t>
+      </w:r>
+      <w:proofErr w:type="spellStart"/>
+      <w:r>
+        <w:t>медблоке</w:t>
+      </w:r>
+      <w:proofErr w:type="spellEnd"/>
+      <w:r>
+        <w:t>, потом сюда пришёл видом наслаждаться.</w:t>
       </w:r>
     </w:p>
     <w:p>
@@ -28932,7 +30509,15 @@
     </w:p>
     <w:p>
       <w:r>
-        <w:t xml:space="preserve">— Зачем вам столько фибры в химлабе? К тому же закрытой на ключ. Как раз в том ящике, который ты </w:t>
+        <w:t xml:space="preserve">— Зачем вам столько фибры в </w:t>
+      </w:r>
+      <w:proofErr w:type="spellStart"/>
+      <w:r>
+        <w:t>химлабе</w:t>
+      </w:r>
+      <w:proofErr w:type="spellEnd"/>
+      <w:r>
+        <w:t xml:space="preserve">? К тому же закрытой на ключ. Как раз в том ящике, который ты </w:t>
       </w:r>
       <w:r>
         <w:t>открывать</w:t>
@@ -28943,7 +30528,15 @@
     </w:p>
     <w:p>
       <w:r>
-        <w:t xml:space="preserve">— Олег! — Вера нервно дёрнула за лямку висящей на плече сумки, шагнула ко мне и остановилась, не решилась подойти слишком близко. — Ты о чём вообще говоришь? Откуда я знаю, что лежит в химлабе! Ты же видел, там полный бардак! У нас и работы-то последний год толковой не было, не лаборатория, а сплошная свалка. </w:t>
+        <w:t xml:space="preserve">— Олег! — Вера нервно дёрнула за лямку висящей на плече сумки, шагнула ко мне и остановилась, не решилась подойти слишком близко. — Ты о чём вообще говоришь? Откуда я знаю, что лежит в </w:t>
+      </w:r>
+      <w:proofErr w:type="spellStart"/>
+      <w:r>
+        <w:t>химлабе</w:t>
+      </w:r>
+      <w:proofErr w:type="spellEnd"/>
+      <w:r>
+        <w:t xml:space="preserve">! Ты же видел, там полный бардак! У нас и работы-то последний год толковой не было, не лаборатория, а сплошная свалка. </w:t>
       </w:r>
       <w:r>
         <w:t>Наверное</w:t>
@@ -29378,7 +30971,15 @@
     </w:p>
     <w:p>
       <w:r>
-        <w:t>Андреева в медблоке уже не было. Приёмная поначалу встретила нас колючим мраком — свет отключался автоматически, — и лишь спустя пару секунд нехотя зажгла на потолке световую мозаику. Часть ламп перегорела, но оставшихся хватило, чтобы обнажить царящее в блоке запустение, как после срочной эвакуации — на полу валялись разорванные упаковки от лекарств, ч</w:t>
+        <w:t xml:space="preserve">Андреева в </w:t>
+      </w:r>
+      <w:proofErr w:type="spellStart"/>
+      <w:r>
+        <w:t>медблоке</w:t>
+      </w:r>
+      <w:proofErr w:type="spellEnd"/>
+      <w:r>
+        <w:t xml:space="preserve"> уже не было. Приёмная поначалу встретила нас колючим мраком — свет отключался автоматически, — и лишь спустя пару секунд нехотя зажгла на потолке световую мозаику. Часть ламп перегорела, но оставшихся хватило, чтобы обнажить царящее в блоке запустение, как после срочной эвакуации — на полу валялись разорванные упаковки от лекарств, ч</w:t>
       </w:r>
       <w:r>
         <w:t>ья</w:t>
@@ -29407,7 +31008,15 @@
         <w:t>карточку</w:t>
       </w:r>
       <w:r>
-        <w:t>. Верховенцев.</w:t>
+        <w:t xml:space="preserve">. </w:t>
+      </w:r>
+      <w:proofErr w:type="spellStart"/>
+      <w:r>
+        <w:t>Верховенцев</w:t>
+      </w:r>
+      <w:proofErr w:type="spellEnd"/>
+      <w:r>
+        <w:t>.</w:t>
       </w:r>
     </w:p>
     <w:p>
@@ -29422,7 +31031,23 @@
     </w:p>
     <w:p>
       <w:r>
-        <w:t>Несколько часов назад здесь сидела Симонова, пока я пытался разузнать о Верховенцеве — у того самого человека, который зарезал его хирургическим ножом. За последнее время столько всего произошло, что казалось, стоит зажмурить глаза, и время покатится вспять, как поставленная на перемотку запись. Я ведь даже ни разу не видел этого Верховенцева до катастрофы, но всё равно что-то болезненно ныло в груди, как вымотанная бегом мышца.</w:t>
+        <w:t xml:space="preserve">Несколько часов назад здесь сидела Симонова, пока я пытался разузнать о </w:t>
+      </w:r>
+      <w:proofErr w:type="spellStart"/>
+      <w:r>
+        <w:t>Верховенцеве</w:t>
+      </w:r>
+      <w:proofErr w:type="spellEnd"/>
+      <w:r>
+        <w:t xml:space="preserve"> — у того самого человека, который зарезал его хирургическим ножом. За последнее время столько всего произошло, что казалось, стоит зажмурить глаза, и время покатится вспять, как поставленная на перемотку запись. Я ведь даже ни разу не видел этого </w:t>
+      </w:r>
+      <w:proofErr w:type="spellStart"/>
+      <w:r>
+        <w:t>Верховенцева</w:t>
+      </w:r>
+      <w:proofErr w:type="spellEnd"/>
+      <w:r>
+        <w:t xml:space="preserve"> до катастрофы, но всё равно что-то болезненно ныло в груди, как вымотанная бегом мышца.</w:t>
       </w:r>
     </w:p>
     <w:p>
@@ -30343,7 +31968,15 @@
     </w:p>
     <w:p>
       <w:r>
-        <w:t xml:space="preserve">— Моё мнение? — повернулась ко мне Минаева. — Моё мнение заключается в том, что вы занимаетесь ерундой! Если делать нечего, идите в медблок! Я работу для вас найду! Или </w:t>
+        <w:t xml:space="preserve">— Моё мнение? — повернулась ко мне Минаева. — Моё мнение заключается в том, что вы занимаетесь ерундой! Если делать нечего, идите в </w:t>
+      </w:r>
+      <w:proofErr w:type="spellStart"/>
+      <w:r>
+        <w:t>медблок</w:t>
+      </w:r>
+      <w:proofErr w:type="spellEnd"/>
+      <w:r>
+        <w:t xml:space="preserve">! Я работу для вас найду! Или </w:t>
       </w:r>
       <w:r>
         <w:t>хотя бы</w:t>
@@ -30563,7 +32196,15 @@
     </w:p>
     <w:p>
       <w:r>
-        <w:t>— Ничего. Кроме неё, в медблоке никого не осталось. А от нас с тобой пользы будет немного.</w:t>
+        <w:t xml:space="preserve">— Ничего. Кроме неё, в </w:t>
+      </w:r>
+      <w:proofErr w:type="spellStart"/>
+      <w:r>
+        <w:t>медблоке</w:t>
+      </w:r>
+      <w:proofErr w:type="spellEnd"/>
+      <w:r>
+        <w:t xml:space="preserve"> никого не осталось. А от нас с тобой пользы будет немного.</w:t>
       </w:r>
     </w:p>
     <w:p>
@@ -30704,13 +32345,29 @@
     </w:p>
     <w:p>
       <w:r>
-        <w:t>— Да, странный дефект. Или она моток проволоки проглотила. Или… — Я положил снимок на стол. — Или это нуболид.</w:t>
+        <w:t xml:space="preserve">— Да, странный дефект. Или она моток проволоки проглотила. Или… — Я положил снимок на стол. — Или это </w:t>
+      </w:r>
+      <w:proofErr w:type="spellStart"/>
+      <w:r>
+        <w:t>нуболид</w:t>
+      </w:r>
+      <w:proofErr w:type="spellEnd"/>
+      <w:r>
+        <w:t>.</w:t>
       </w:r>
     </w:p>
     <w:p>
       <w:r>
         <w:lastRenderedPageBreak/>
-        <w:t>— Нуболид в человеческом теле, — прошептала Вера. — Как это вообще возможно? Мне бы такое в кошмарном сне не приснилось!</w:t>
+        <w:t xml:space="preserve">— </w:t>
+      </w:r>
+      <w:proofErr w:type="spellStart"/>
+      <w:r>
+        <w:t>Нуболид</w:t>
+      </w:r>
+      <w:proofErr w:type="spellEnd"/>
+      <w:r>
+        <w:t xml:space="preserve"> в человеческом теле, — прошептала Вера. — Как это вообще возможно? Мне бы такое в кошмарном сне не приснилось!</w:t>
       </w:r>
     </w:p>
     <w:p>
@@ -30737,7 +32394,15 @@
         <w:t>, — ответила Вера. —</w:t>
       </w:r>
       <w:r>
-        <w:t xml:space="preserve"> Вдруг это сбой, а мы тут напридумали всякой ерунды.</w:t>
+        <w:t xml:space="preserve"> Вдруг это сбой, а мы тут </w:t>
+      </w:r>
+      <w:proofErr w:type="spellStart"/>
+      <w:r>
+        <w:t>напридумали</w:t>
+      </w:r>
+      <w:proofErr w:type="spellEnd"/>
+      <w:r>
+        <w:t xml:space="preserve"> всякой ерунды.</w:t>
       </w:r>
     </w:p>
     <w:p>
@@ -30758,13 +32423,29 @@
     </w:p>
     <w:p>
       <w:r>
-        <w:t xml:space="preserve">— Получается, мы ходим через червоточины благодаря нуболидам? — </w:t>
+        <w:t xml:space="preserve">— Получается, мы ходим через червоточины благодаря </w:t>
+      </w:r>
+      <w:proofErr w:type="spellStart"/>
+      <w:r>
+        <w:t>нуболидам</w:t>
+      </w:r>
+      <w:proofErr w:type="spellEnd"/>
+      <w:r>
+        <w:t xml:space="preserve">? — </w:t>
       </w:r>
       <w:r>
         <w:t>проговорил</w:t>
       </w:r>
       <w:r>
-        <w:t xml:space="preserve"> я. — Нуболид в симбиозе с навигатором? </w:t>
+        <w:t xml:space="preserve"> я. — </w:t>
+      </w:r>
+      <w:proofErr w:type="spellStart"/>
+      <w:r>
+        <w:t>Нуболид</w:t>
+      </w:r>
+      <w:proofErr w:type="spellEnd"/>
+      <w:r>
+        <w:t xml:space="preserve"> в симбиозе с навигатором? </w:t>
       </w:r>
       <w:r>
         <w:t>И</w:t>
@@ -31016,7 +32697,15 @@
     </w:p>
     <w:p>
       <w:r>
-        <w:t xml:space="preserve">Освещение в столовой приглушили — или же коротнула очередная </w:t>
+        <w:t xml:space="preserve">Освещение в столовой приглушили — или же </w:t>
+      </w:r>
+      <w:proofErr w:type="spellStart"/>
+      <w:r>
+        <w:t>коротнула</w:t>
+      </w:r>
+      <w:proofErr w:type="spellEnd"/>
+      <w:r>
+        <w:t xml:space="preserve"> очередная </w:t>
       </w:r>
       <w:r>
         <w:t xml:space="preserve">старая </w:t>
@@ -31053,7 +32742,15 @@
     </w:p>
     <w:p>
       <w:r>
-        <w:t>— Молодой человек? — Елена Викторовна моргнула и прищурилась. — У вас знакомое лицо. Да, правильно! — Она радостно протянула ко мне руку. — Вы же работаете у меня в медблоке! Ну конечно!</w:t>
+        <w:t xml:space="preserve">— Молодой человек? — Елена Викторовна моргнула и прищурилась. — У вас знакомое лицо. Да, правильно! — Она радостно протянула ко мне руку. — Вы же работаете у меня в </w:t>
+      </w:r>
+      <w:proofErr w:type="spellStart"/>
+      <w:r>
+        <w:t>медблоке</w:t>
+      </w:r>
+      <w:proofErr w:type="spellEnd"/>
+      <w:r>
+        <w:t>! Ну конечно!</w:t>
       </w:r>
     </w:p>
     <w:p>
@@ -31506,7 +33203,15 @@
         <w:t xml:space="preserve"> и</w:t>
       </w:r>
       <w:r>
-        <w:t xml:space="preserve"> оказались в заложниках у собственной чумы, когда не сумели вовремя сбежать. Раньше я втайне думал, что Марутян свихнулся со своими нуболидами, решил потравить себя и коллег, хотя в этом не было ни малейшего смысла. Я даже думал про Веру, которая винила всех в смерти отца.</w:t>
+        <w:t xml:space="preserve"> оказались в заложниках у собственной чумы, когда не сумели вовремя сбежать. Раньше я втайне думал, что Марутян свихнулся со своими </w:t>
+      </w:r>
+      <w:proofErr w:type="spellStart"/>
+      <w:r>
+        <w:t>нуболидами</w:t>
+      </w:r>
+      <w:proofErr w:type="spellEnd"/>
+      <w:r>
+        <w:t>, решил потравить себя и коллег, хотя в этом не было ни малейшего смысла. Я даже думал про Веру, которая винила всех в смерти отца.</w:t>
       </w:r>
     </w:p>
     <w:p>
@@ -31630,7 +33335,15 @@
     </w:p>
     <w:p>
       <w:r>
-        <w:t>— Что опять случилось? С Мицюкиным что-то не поделили? Я рапорт на него напишу, когда вернёмся! Устроил тут цирк с конями!</w:t>
+        <w:t xml:space="preserve">— Что опять случилось? С </w:t>
+      </w:r>
+      <w:proofErr w:type="spellStart"/>
+      <w:r>
+        <w:t>Мицюкиным</w:t>
+      </w:r>
+      <w:proofErr w:type="spellEnd"/>
+      <w:r>
+        <w:t xml:space="preserve"> что-то не поделили? Я рапорт на него напишу, когда вернёмся! Устроил тут цирк с конями!</w:t>
       </w:r>
     </w:p>
     <w:p>
@@ -31640,7 +33353,15 @@
     </w:p>
     <w:p>
       <w:r>
-        <w:t>— С Мицюкиным всё в порядке, — сказал я.</w:t>
+        <w:t xml:space="preserve">— С </w:t>
+      </w:r>
+      <w:proofErr w:type="spellStart"/>
+      <w:r>
+        <w:t>Мицюкиным</w:t>
+      </w:r>
+      <w:proofErr w:type="spellEnd"/>
+      <w:r>
+        <w:t xml:space="preserve"> всё в порядке, — сказал я.</w:t>
       </w:r>
     </w:p>
     <w:p>
@@ -32254,7 +33975,31 @@
     </w:p>
     <w:p>
       <w:r>
-        <w:t>— А что я мог сделать? — Майоров говорил, отвернувшись и глядя в тень. — У нас конвоиров в экипаже нет, не предусмотрено уставом таких должностей. А вот эсбэ на любой станции имеется. Очередной хрен вроде Мицюкина. Ну я подошёл к этим эсбэшникам, и вопрос решился. Там же, на станции, кстати, и новый пилот сразу нашёлся.</w:t>
+        <w:t xml:space="preserve">— А что я мог сделать? — Майоров говорил, отвернувшись и глядя в тень. — У нас конвоиров в экипаже нет, не предусмотрено уставом таких должностей. А вот </w:t>
+      </w:r>
+      <w:proofErr w:type="spellStart"/>
+      <w:r>
+        <w:t>эсбэ</w:t>
+      </w:r>
+      <w:proofErr w:type="spellEnd"/>
+      <w:r>
+        <w:t xml:space="preserve"> на любой станции имеется. Очередной хрен вроде </w:t>
+      </w:r>
+      <w:proofErr w:type="spellStart"/>
+      <w:r>
+        <w:t>Мицюкина</w:t>
+      </w:r>
+      <w:proofErr w:type="spellEnd"/>
+      <w:r>
+        <w:t xml:space="preserve">. Ну я подошёл к этим </w:t>
+      </w:r>
+      <w:proofErr w:type="spellStart"/>
+      <w:r>
+        <w:t>эсбэшникам</w:t>
+      </w:r>
+      <w:proofErr w:type="spellEnd"/>
+      <w:r>
+        <w:t>, и вопрос решился. Там же, на станции, кстати, и новый пилот сразу нашёлся.</w:t>
       </w:r>
     </w:p>
     <w:p>
@@ -32349,7 +34094,15 @@
     </w:p>
     <w:p>
       <w:r>
-        <w:t>— О том, что в теле навигатора — нуболид, —</w:t>
+        <w:t xml:space="preserve">— О том, что в теле навигатора — </w:t>
+      </w:r>
+      <w:proofErr w:type="spellStart"/>
+      <w:r>
+        <w:t>нуболид</w:t>
+      </w:r>
+      <w:proofErr w:type="spellEnd"/>
+      <w:r>
+        <w:t>, —</w:t>
       </w:r>
       <w:r>
         <w:t xml:space="preserve"> спросил </w:t>
@@ -32421,7 +34174,15 @@
     </w:p>
     <w:p>
       <w:r>
-        <w:t>— Без вскрытия сложно сказать наверняка, а времени на вскрытие, как вы сами понимаете, нет, но то, что видно на снимке, похоже на нуболида, который врос в её тело.</w:t>
+        <w:t xml:space="preserve">— Без вскрытия сложно сказать наверняка, а времени на вскрытие, как вы сами понимаете, нет, но то, что видно на снимке, похоже на </w:t>
+      </w:r>
+      <w:proofErr w:type="spellStart"/>
+      <w:r>
+        <w:t>нуболида</w:t>
+      </w:r>
+      <w:proofErr w:type="spellEnd"/>
+      <w:r>
+        <w:t>, который врос в её тело.</w:t>
       </w:r>
     </w:p>
     <w:p>
@@ -32489,18 +34250,42 @@
     </w:p>
     <w:p>
       <w:r>
-        <w:t>— Олег, я в таком ключе общаться не намерен! Центру надо установить точную причину смерти. Не так часто навигатор умирает сразу после выхода из бранка.</w:t>
-      </w:r>
-    </w:p>
-    <w:p>
-      <w:r>
-        <w:t>— О причине её смерти догадаться несложно. Некое образование, очень похожее на нуболида, оплетает её сердце.</w:t>
+        <w:t xml:space="preserve">— Олег, я в таком ключе общаться не намерен! Центру надо установить точную причину смерти. Не так часто навигатор умирает сразу после выхода из </w:t>
+      </w:r>
+      <w:proofErr w:type="spellStart"/>
+      <w:r>
+        <w:t>бранка</w:t>
+      </w:r>
+      <w:proofErr w:type="spellEnd"/>
+      <w:r>
+        <w:t>.</w:t>
+      </w:r>
+    </w:p>
+    <w:p>
+      <w:r>
+        <w:t xml:space="preserve">— О причине её смерти догадаться несложно. Некое образование, очень похожее на </w:t>
+      </w:r>
+      <w:proofErr w:type="spellStart"/>
+      <w:r>
+        <w:t>нуболида</w:t>
+      </w:r>
+      <w:proofErr w:type="spellEnd"/>
+      <w:r>
+        <w:t>, оплетает её сердце.</w:t>
       </w:r>
     </w:p>
     <w:p>
       <w:r>
         <w:lastRenderedPageBreak/>
-        <w:t>— Да чего ты от меня хочешь? — взревел Майоров. Лицо его стало пунцовым, как при удушье, на лбу выступил пот. — Почему вы вообще решили, что это нуболид! Это же полный бред! Все нуболиды, с которым мы вступали в контакт, сидят в герметичной банке. Пойдём! — махнул он рукой. — Покажешь мне снимки!</w:t>
+        <w:t xml:space="preserve">— Да чего ты от меня хочешь? — взревел Майоров. Лицо его стало пунцовым, как при удушье, на лбу выступил пот. — Почему вы вообще решили, что это </w:t>
+      </w:r>
+      <w:proofErr w:type="spellStart"/>
+      <w:r>
+        <w:t>нуболид</w:t>
+      </w:r>
+      <w:proofErr w:type="spellEnd"/>
+      <w:r>
+        <w:t>! Это же полный бред! Все нуболиды, с которым мы вступали в контакт, сидят в герметичной банке. Пойдём! — махнул он рукой. — Покажешь мне снимки!</w:t>
       </w:r>
     </w:p>
     <w:p>
@@ -32596,7 +34381,23 @@
     </w:p>
     <w:p>
       <w:r>
-        <w:t>— Был перед нашим вылетом случай, — начал Майоров. — Умер навигатор. Не после выхода из бранка, нет, обошлось без таких совпадений. Вроде как везли её куда-то на шнявке, может, на другой корабль. Неважно. — Майоров прищурился, разглядывая снимок, и бросил его на кровать. — Во время вскрытия в теле нашли новообразование. Что-то вроде раковой опухоли, но не совсем.</w:t>
+        <w:t xml:space="preserve">— Был перед нашим вылетом случай, — начал Майоров. — Умер навигатор. Не после выхода из </w:t>
+      </w:r>
+      <w:proofErr w:type="spellStart"/>
+      <w:r>
+        <w:t>бранка</w:t>
+      </w:r>
+      <w:proofErr w:type="spellEnd"/>
+      <w:r>
+        <w:t xml:space="preserve">, нет, обошлось без таких совпадений. Вроде как везли её куда-то на </w:t>
+      </w:r>
+      <w:proofErr w:type="spellStart"/>
+      <w:r>
+        <w:t>шнявке</w:t>
+      </w:r>
+      <w:proofErr w:type="spellEnd"/>
+      <w:r>
+        <w:t>, может, на другой корабль. Неважно. — Майоров прищурился, разглядывая снимок, и бросил его на кровать. — Во время вскрытия в теле нашли новообразование. Что-то вроде раковой опухоли, но не совсем.</w:t>
       </w:r>
     </w:p>
     <w:p>
@@ -32663,7 +34464,15 @@
         <w:t>а</w:t>
       </w:r>
       <w:r>
-        <w:t xml:space="preserve"> нуболид, я вообще ни черта не понимаю! Откуда он там взялся? </w:t>
+        <w:t xml:space="preserve"> </w:t>
+      </w:r>
+      <w:proofErr w:type="spellStart"/>
+      <w:r>
+        <w:t>нуболид</w:t>
+      </w:r>
+      <w:proofErr w:type="spellEnd"/>
+      <w:r>
+        <w:t xml:space="preserve">, я вообще ни черта не понимаю! Откуда он там взялся? </w:t>
       </w:r>
       <w:r>
         <w:t>О</w:t>
@@ -32679,7 +34488,15 @@
     </w:p>
     <w:p>
       <w:r>
-        <w:t>— Да не знаю я! Я думал, это дурацкие байки вроде бесконечных снов во время бранка, которыми желторотиков пугают.</w:t>
+        <w:t xml:space="preserve">— Да не знаю я! Я думал, это дурацкие байки вроде бесконечных снов во время </w:t>
+      </w:r>
+      <w:proofErr w:type="spellStart"/>
+      <w:r>
+        <w:t>бранка</w:t>
+      </w:r>
+      <w:proofErr w:type="spellEnd"/>
+      <w:r>
+        <w:t>, которыми желторотиков пугают.</w:t>
       </w:r>
     </w:p>
     <w:p>
@@ -32689,7 +34506,15 @@
     </w:p>
     <w:p>
       <w:r>
-        <w:t>— Так и нуболидом это быть не может, — посмотрел на меня Майоров.</w:t>
+        <w:t xml:space="preserve">— Так и </w:t>
+      </w:r>
+      <w:proofErr w:type="spellStart"/>
+      <w:r>
+        <w:t>нуболидом</w:t>
+      </w:r>
+      <w:proofErr w:type="spellEnd"/>
+      <w:r>
+        <w:t xml:space="preserve"> это быть не может, — посмотрел на меня Майоров.</w:t>
       </w:r>
     </w:p>
     <w:p>
@@ -32811,7 +34636,15 @@
     </w:p>
     <w:p>
       <w:r>
-        <w:t>Майоров потрепал меня, как старого приятеля, по плечу и пообещал всё устроить. Изобразил кривое подобие улыбки, похожее на гримасу при инсульте. И мне стало жутко — куда сильнее, чем от нуболида на рентгеновском снимке.</w:t>
+        <w:t xml:space="preserve">Майоров потрепал меня, как старого приятеля, по плечу и пообещал всё устроить. Изобразил кривое подобие улыбки, похожее на гримасу при инсульте. И мне стало жутко — куда сильнее, чем от </w:t>
+      </w:r>
+      <w:proofErr w:type="spellStart"/>
+      <w:r>
+        <w:t>нуболида</w:t>
+      </w:r>
+      <w:proofErr w:type="spellEnd"/>
+      <w:r>
+        <w:t xml:space="preserve"> на рентгеновском снимке.</w:t>
       </w:r>
     </w:p>
     <w:p>
@@ -33119,7 +34952,23 @@
     </w:p>
     <w:p>
       <w:r>
-        <w:t>— Ага, из кэбэ, если тебе так понятнее. Ты, Олежка, парень молодой, конечно, но, надеюсь, не глупый. На каждом рейсе есть кто-нибудь из Комитета. Это всегда член экипажа, и «кэбэ» на лбу тоже обычно не написано.</w:t>
+        <w:t xml:space="preserve">— Ага, из </w:t>
+      </w:r>
+      <w:proofErr w:type="spellStart"/>
+      <w:r>
+        <w:t>кэбэ</w:t>
+      </w:r>
+      <w:proofErr w:type="spellEnd"/>
+      <w:r>
+        <w:t>, если тебе так понятнее. Ты, Олежка, парень молодой, конечно, но, надеюсь, не глупый. На каждом рейсе есть кто-нибудь из Комитета. Это всегда член экипажа, и «</w:t>
+      </w:r>
+      <w:proofErr w:type="spellStart"/>
+      <w:r>
+        <w:t>кэбэ</w:t>
+      </w:r>
+      <w:proofErr w:type="spellEnd"/>
+      <w:r>
+        <w:t>» на лбу тоже обычно не написано.</w:t>
       </w:r>
     </w:p>
     <w:p>
@@ -33185,7 +35034,15 @@
     </w:p>
     <w:p>
       <w:r>
-        <w:t>— Нуболиды могут проходить через наши червоточины. Они путешествуют бранком, как мы</w:t>
+        <w:t xml:space="preserve">— Нуболиды могут проходить через наши червоточины. Они путешествуют </w:t>
+      </w:r>
+      <w:proofErr w:type="spellStart"/>
+      <w:r>
+        <w:t>бранком</w:t>
+      </w:r>
+      <w:proofErr w:type="spellEnd"/>
+      <w:r>
+        <w:t>, как мы</w:t>
       </w:r>
       <w:r>
         <w:t>, Олег</w:t>
@@ -33216,7 +35073,15 @@
     </w:p>
     <w:p>
       <w:r>
-        <w:t>— Понятия не имею! — пожал плечами Григорьев. — Может, эксперименты твоего Марутяна так на них повлияли, а может, они всегда это умели. Мы же, Олежка, ничего толком о нуболидах не знаем, несмотря на то, что десять лет их тут под микроскопом рассматрива</w:t>
+        <w:t xml:space="preserve">— Понятия не имею! — пожал плечами Григорьев. — Может, эксперименты твоего Марутяна так на них повлияли, а может, они всегда это умели. Мы же, Олежка, ничего толком о </w:t>
+      </w:r>
+      <w:proofErr w:type="spellStart"/>
+      <w:r>
+        <w:t>нуболидах</w:t>
+      </w:r>
+      <w:proofErr w:type="spellEnd"/>
+      <w:r>
+        <w:t xml:space="preserve"> не знаем, несмотря на то, что десять лет их тут под микроскопом рассматрива</w:t>
       </w:r>
       <w:r>
         <w:t>ем</w:t>
@@ -33303,7 +35168,15 @@
     </w:p>
     <w:p>
       <w:r>
-        <w:t>— Можно и так сказать. Мы туннель открыли, нуболиды по нему прошли. Понимаешь, что это означает? — Григорьев повернулся к терминалу и склонил голову над выключенным экраном. На панели мигал красным какой-то испуганный индикатор. — Мы открыли ящик Пандоры. Мы заходим в бранк до Земли, они хвостом за нами. Ориентируются в балке эти черви получше наших навигаторов. Как они внутри корабля оказываются, мы точно не знаем. Есть версия, что точка выхода для них — как раз внутри корабля</w:t>
+        <w:t xml:space="preserve">— Можно и так сказать. Мы туннель открыли, нуболиды по нему прошли. Понимаешь, что это означает? — Григорьев повернулся к терминалу и склонил голову над выключенным экраном. На панели мигал красным какой-то испуганный индикатор. — Мы открыли ящик Пандоры. Мы заходим в </w:t>
+      </w:r>
+      <w:proofErr w:type="spellStart"/>
+      <w:r>
+        <w:t>бранк</w:t>
+      </w:r>
+      <w:proofErr w:type="spellEnd"/>
+      <w:r>
+        <w:t xml:space="preserve"> до Земли, они хвостом за нами. Ориентируются в балке эти черви получше наших навигаторов. Как они внутри корабля оказываются, мы точно не знаем. Есть версия, что точка выхода для них — как раз внутри корабля</w:t>
       </w:r>
       <w:r>
         <w:t>, там, где конверсионный двигатель</w:t>
@@ -33495,7 +35368,15 @@
     </w:p>
     <w:p>
       <w:r>
-        <w:t>— Мы тоже нашли нуболида в теле нашего навигатора, — сказал я. — Он обвивал её сердце.</w:t>
+        <w:t xml:space="preserve">— Мы тоже нашли </w:t>
+      </w:r>
+      <w:proofErr w:type="spellStart"/>
+      <w:r>
+        <w:t>нуболида</w:t>
+      </w:r>
+      <w:proofErr w:type="spellEnd"/>
+      <w:r>
+        <w:t xml:space="preserve"> в теле нашего навигатора, — сказал я. — Он обвивал её сердце.</w:t>
       </w:r>
     </w:p>
     <w:p>
@@ -33553,7 +35434,15 @@
     </w:p>
     <w:p>
       <w:r>
-        <w:t xml:space="preserve">— Станция, может, и давно, — продолжил он, — а вот Марутян недавно нуболидов через червоточины прыгать научил. Вот и смотри хронологию событий. До нас сюда летал «Смоленск». После этого он шёл не в Солнечную, а к Альфе Арефьевой. Там ещё были живые следы от бранка в Бету Вознесенской. Где-то там или ещё через прыжок, уже не помню, появляется «Севастополь». Тут </w:t>
+        <w:t xml:space="preserve">— Станция, может, и давно, — продолжил он, — а вот Марутян недавно нуболидов через червоточины прыгать научил. Вот и смотри хронологию событий. До нас сюда летал «Смоленск». После этого он шёл не в Солнечную, а к Альфе Арефьевой. Там ещё были живые следы от </w:t>
+      </w:r>
+      <w:proofErr w:type="spellStart"/>
+      <w:r>
+        <w:t>бранка</w:t>
+      </w:r>
+      <w:proofErr w:type="spellEnd"/>
+      <w:r>
+        <w:t xml:space="preserve"> в Бету Вознесенской. Где-то там или ещё через прыжок, уже не помню, появляется «Севастополь». Тут </w:t>
       </w:r>
       <w:r>
         <w:t xml:space="preserve">маршрут червей </w:t>
@@ -33628,7 +35517,15 @@
     </w:p>
     <w:p>
       <w:r>
-        <w:t>Я молчал. Свой самый первый бранк я пережил на «Минске».</w:t>
+        <w:t xml:space="preserve">Я молчал. Свой самый первый </w:t>
+      </w:r>
+      <w:proofErr w:type="spellStart"/>
+      <w:r>
+        <w:t>бранк</w:t>
+      </w:r>
+      <w:proofErr w:type="spellEnd"/>
+      <w:r>
+        <w:t xml:space="preserve"> я пережил на «Минске».</w:t>
       </w:r>
     </w:p>
     <w:p>
@@ -33687,7 +35584,15 @@
     </w:p>
     <w:p>
       <w:r>
-        <w:t xml:space="preserve">— Не смешно, Олежка, совсем не смешно! Мне страшно. И людей жалко. Только вот никого на «Заре» ты несколько дней назад не знал. Если бы в новостях сообщили о гибели станции, вряд ли бы ты траур устроил. На одном «Севастополе» было раз в пять больше людей. И ты это тоже прекрасно знаешь. За кого ты тут на меня с кулаками наброситься хочешь? За Андреева, за нашего доблестного Мицюкина? Или всё-таки за </w:t>
+        <w:t xml:space="preserve">— Не смешно, Олежка, совсем не смешно! Мне страшно. И людей жалко. Только вот никого на «Заре» ты несколько дней назад не знал. Если бы в новостях сообщили о гибели станции, вряд ли бы ты траур устроил. На одном «Севастополе» было раз в пять больше людей. И ты это тоже прекрасно знаешь. За кого ты тут на меня с кулаками наброситься хочешь? За Андреева, за нашего доблестного </w:t>
+      </w:r>
+      <w:proofErr w:type="spellStart"/>
+      <w:r>
+        <w:t>Мицюкина</w:t>
+      </w:r>
+      <w:proofErr w:type="spellEnd"/>
+      <w:r>
+        <w:t xml:space="preserve">? Или всё-таки за </w:t>
       </w:r>
       <w:r>
         <w:t>э</w:t>
@@ -33860,7 +35765,15 @@
     </w:p>
     <w:p>
       <w:r>
-        <w:t>Я метнулся туда, где мрели последние огни, спотыкаясь о чёрные, вылезающие из-под пола корни, и — остановился.</w:t>
+        <w:t xml:space="preserve">Я метнулся туда, где </w:t>
+      </w:r>
+      <w:proofErr w:type="spellStart"/>
+      <w:r>
+        <w:t>мрели</w:t>
+      </w:r>
+      <w:proofErr w:type="spellEnd"/>
+      <w:r>
+        <w:t xml:space="preserve"> последние огни, спотыкаясь о чёрные, вылезающие из-под пола корни, и — остановился.</w:t>
       </w:r>
     </w:p>
     <w:p>
@@ -33977,7 +35890,15 @@
     <w:p>
       <w:r>
         <w:lastRenderedPageBreak/>
-        <w:t>Уже подобравшись к полосе света, я столкнулся с Мицюкиным. Мне было всё равно, ударит он меня или выстрелит. Мне хотелось сделать что-</w:t>
+        <w:t xml:space="preserve">Уже подобравшись к полосе света, я столкнулся с </w:t>
+      </w:r>
+      <w:proofErr w:type="spellStart"/>
+      <w:r>
+        <w:t>Мицюкиным</w:t>
+      </w:r>
+      <w:proofErr w:type="spellEnd"/>
+      <w:r>
+        <w:t>. Мне было всё равно, ударит он меня или выстрелит. Мне хотелось сделать что-</w:t>
       </w:r>
       <w:r>
         <w:t>нибудь</w:t>
@@ -33994,7 +35915,15 @@
     </w:p>
     <w:p>
       <w:r>
-        <w:t>Но Мицюкина я не заинтересовал. Он молча отпихнул меня и рванул куда-то в красное марево, сжимая шоковый пистолет.</w:t>
+        <w:t xml:space="preserve">Но </w:t>
+      </w:r>
+      <w:proofErr w:type="spellStart"/>
+      <w:r>
+        <w:t>Мицюкина</w:t>
+      </w:r>
+      <w:proofErr w:type="spellEnd"/>
+      <w:r>
+        <w:t xml:space="preserve"> я не заинтересовал. Он молча отпихнул меня и рванул куда-то в красное марево, сжимая шоковый пистолет.</w:t>
       </w:r>
     </w:p>
     <w:p>
@@ -34170,7 +36099,15 @@
     </w:p>
     <w:p>
       <w:r>
-        <w:t>В лаборатории горел ровный спокойный свет, будто я перенёсся назад во времени. Камеру с нуболидами закрывала тень. Симонова сидела у вычислительного аппарата и что-то торопливо выщёлкивала на клавиатуре, деловито сдвинув брови. Вера стояла рядом, вглядываясь в экран.</w:t>
+        <w:t xml:space="preserve">В лаборатории горел ровный спокойный свет, будто я перенёсся назад во времени. Камеру с </w:t>
+      </w:r>
+      <w:proofErr w:type="spellStart"/>
+      <w:r>
+        <w:t>нуболидами</w:t>
+      </w:r>
+      <w:proofErr w:type="spellEnd"/>
+      <w:r>
+        <w:t xml:space="preserve"> закрывала тень. Симонова сидела у вычислительного аппарата и что-то торопливо выщёлкивала на клавиатуре, деловито сдвинув брови. Вера стояла рядом, вглядываясь в экран.</w:t>
       </w:r>
     </w:p>
     <w:p>
@@ -34392,7 +36329,23 @@
     </w:p>
     <w:p>
       <w:r>
-        <w:t>— Нет! — Симонова перебила меня раздражённым взмахом руки. — Что вы, Олег! Я же не сошла с ума! Мы откроем им путь домой, сделаем ма-а-а-а-ленькую, — она показала пальцами невидимую песчинку, — червоточинку.</w:t>
+        <w:t xml:space="preserve">— Нет! — Симонова перебила меня раздражённым взмахом руки. — Что вы, Олег! Я же не сошла с ума! Мы откроем им путь домой, сделаем </w:t>
+      </w:r>
+      <w:proofErr w:type="spellStart"/>
+      <w:r>
+        <w:t>ма</w:t>
+      </w:r>
+      <w:proofErr w:type="spellEnd"/>
+      <w:r>
+        <w:t>-а-а-а-</w:t>
+      </w:r>
+      <w:proofErr w:type="spellStart"/>
+      <w:r>
+        <w:t>ленькую</w:t>
+      </w:r>
+      <w:proofErr w:type="spellEnd"/>
+      <w:r>
+        <w:t>, — она показала пальцами невидимую песчинку, — червоточинку.</w:t>
       </w:r>
     </w:p>
     <w:p>
@@ -34956,7 +36909,15 @@
     </w:p>
     <w:p>
       <w:r>
-        <w:t>— Они свободны! — с детской радостью улыбнулась Симонова и протянула к нуболидам руки.</w:t>
+        <w:t xml:space="preserve">— Они свободны! — с детской радостью улыбнулась Симонова и протянула к </w:t>
+      </w:r>
+      <w:proofErr w:type="spellStart"/>
+      <w:r>
+        <w:t>нуболидам</w:t>
+      </w:r>
+      <w:proofErr w:type="spellEnd"/>
+      <w:r>
+        <w:t xml:space="preserve"> руки.</w:t>
       </w:r>
       <w:r>
         <w:t xml:space="preserve"> — Как </w:t>
@@ -35535,7 +37496,15 @@
     </w:p>
     <w:p>
       <w:r>
-        <w:t>— Ты не ошибся! — сказала Вера, пряча глаза. — Я хотела его отравить. Сначала думала подмешать ему что-нибудь в его любимый кофе, но, увы, кофе закончился. А потом решила, что можно травануть его вместе со всеми остальными. Отравить к чёртовой матери! Вместе с Аней. Вместе со всеми. У меня был доступ.</w:t>
+        <w:t xml:space="preserve">— Ты не ошибся! — сказала Вера, пряча глаза. — Я хотела его отравить. Сначала думала подмешать ему что-нибудь в его любимый кофе, но, увы, кофе закончился. А потом решила, что можно </w:t>
+      </w:r>
+      <w:proofErr w:type="spellStart"/>
+      <w:r>
+        <w:t>травануть</w:t>
+      </w:r>
+      <w:proofErr w:type="spellEnd"/>
+      <w:r>
+        <w:t xml:space="preserve"> его вместе со всеми остальными. Отравить к чёртовой матери! Вместе с Аней. Вместе со всеми. У меня был доступ.</w:t>
       </w:r>
     </w:p>
     <w:p>
@@ -35671,8 +37640,13 @@
         <w:t>Зайдём</w:t>
       </w:r>
       <w:r>
-        <w:t xml:space="preserve"> в медблок</w:t>
-      </w:r>
+        <w:t xml:space="preserve"> в </w:t>
+      </w:r>
+      <w:proofErr w:type="spellStart"/>
+      <w:r>
+        <w:t>медблок</w:t>
+      </w:r>
+      <w:proofErr w:type="spellEnd"/>
       <w:r>
         <w:t>!</w:t>
       </w:r>
@@ -35697,7 +37671,15 @@
     </w:p>
     <w:p>
       <w:r>
-        <w:t>Темнота накатывала и отступала волнами, как морской прибой. Где-то вдалеке вспыхивал и тут же гас коротящий из-за истерзанной проводки свет.</w:t>
+        <w:t xml:space="preserve">Темнота накатывала и отступала волнами, как морской прибой. Где-то вдалеке вспыхивал и тут же гас </w:t>
+      </w:r>
+      <w:proofErr w:type="spellStart"/>
+      <w:r>
+        <w:t>коротящий</w:t>
+      </w:r>
+      <w:proofErr w:type="spellEnd"/>
+      <w:r>
+        <w:t xml:space="preserve"> из-за истерзанной проводки свет.</w:t>
       </w:r>
     </w:p>
     <w:p>
@@ -35830,7 +37812,15 @@
         <w:t>ожидая</w:t>
       </w:r>
       <w:r>
-        <w:t xml:space="preserve"> увидеть алые нити, стекающие из воздушной решётки, но вместо этого столкнулся взглядом с Мицюкиным, который стоял, широко расставив </w:t>
+        <w:t xml:space="preserve"> увидеть алые нити, стекающие из воздушной решётки, но вместо этого столкнулся взглядом с </w:t>
+      </w:r>
+      <w:proofErr w:type="spellStart"/>
+      <w:r>
+        <w:t>Мицюкиным</w:t>
+      </w:r>
+      <w:proofErr w:type="spellEnd"/>
+      <w:r>
+        <w:t xml:space="preserve">, который стоял, широко расставив </w:t>
       </w:r>
       <w:r>
         <w:t>ноги</w:t>
@@ -35952,7 +37942,15 @@
     </w:p>
     <w:p>
       <w:r>
-        <w:t>Изо рта Мицюкина вырвались, как сноп пламени, красные нити и нетерпеливо затряслись, наползая ему на лицо.</w:t>
+        <w:t xml:space="preserve">Изо рта </w:t>
+      </w:r>
+      <w:proofErr w:type="spellStart"/>
+      <w:r>
+        <w:t>Мицюкина</w:t>
+      </w:r>
+      <w:proofErr w:type="spellEnd"/>
+      <w:r>
+        <w:t xml:space="preserve"> вырвались, как сноп пламени, красные нити и нетерпеливо затряслись, наползая ему на лицо.</w:t>
       </w:r>
     </w:p>
     <w:p>
@@ -36301,7 +38299,15 @@
     </w:p>
     <w:p>
       <w:r>
-        <w:t xml:space="preserve">Уставшие механизмы загудели, дверь втянулась в стену. Нуболиды всё ещё выплясывали хаотичный танец над телом Мицюкина. Они быстро почувствовали нас — по страху или по запаху крови, как хищные рыбы, — и </w:t>
+        <w:t xml:space="preserve">Уставшие механизмы загудели, дверь втянулась в стену. Нуболиды всё ещё выплясывали хаотичный танец над телом </w:t>
+      </w:r>
+      <w:proofErr w:type="spellStart"/>
+      <w:r>
+        <w:t>Мицюкина</w:t>
+      </w:r>
+      <w:proofErr w:type="spellEnd"/>
+      <w:r>
+        <w:t xml:space="preserve">. Они быстро почувствовали нас — по страху или по запаху крови, как хищные рыбы, — и </w:t>
       </w:r>
       <w:r>
         <w:t>потянулись</w:t>
@@ -36422,7 +38428,15 @@
     <w:p>
       <w:r>
         <w:lastRenderedPageBreak/>
-        <w:t>Мы выскочили из медблока и побежали навстречу тающим красным огням. Падали, разбивая колени.</w:t>
+        <w:t xml:space="preserve">Мы выскочили из </w:t>
+      </w:r>
+      <w:proofErr w:type="spellStart"/>
+      <w:r>
+        <w:t>медблока</w:t>
+      </w:r>
+      <w:proofErr w:type="spellEnd"/>
+      <w:r>
+        <w:t xml:space="preserve"> и побежали навстречу тающим красным огням. Падали, разбивая колени.</w:t>
       </w:r>
     </w:p>
     <w:p>
@@ -36900,7 +38914,15 @@
     </w:p>
     <w:p>
       <w:r>
-        <w:t>— Не падайте, Олег! Вы нам ещё потребуетесь для по-по-по… — его заклинило, он отвернулся и сплюнул кровь, — для починки оборудования.</w:t>
+        <w:t xml:space="preserve">— Не падайте, Олег! Вы нам ещё потребуетесь для </w:t>
+      </w:r>
+      <w:proofErr w:type="spellStart"/>
+      <w:r>
+        <w:t>по-по-по</w:t>
+      </w:r>
+      <w:proofErr w:type="spellEnd"/>
+      <w:r>
+        <w:t>… — его заклинило, он отвернулся и сплюнул кровь, — для починки оборудования.</w:t>
       </w:r>
     </w:p>
     <w:p>
@@ -37029,7 +39051,15 @@
     </w:p>
     <w:p>
       <w:r>
-        <w:t>— То же, что и с Мицюкиным! — крикнул я. — Выключите этот долбаный фонарь!</w:t>
+        <w:t xml:space="preserve">— То же, что и с </w:t>
+      </w:r>
+      <w:proofErr w:type="spellStart"/>
+      <w:r>
+        <w:t>Мицюкиным</w:t>
+      </w:r>
+      <w:proofErr w:type="spellEnd"/>
+      <w:r>
+        <w:t>! — крикнул я. — Выключите этот долбаный фонарь!</w:t>
       </w:r>
     </w:p>
     <w:p>
@@ -37488,7 +39518,15 @@
     </w:p>
     <w:p>
       <w:r>
-        <w:t>Гравитация разметала червей по стенам. Нуболиды потянулись к стробящему аварийному свету. Когда освещение гасло, их отбрасывала подкрашенная синевой темнота, но уже через мгновение они поднимались снова и быстро ползли по переборкам.</w:t>
+        <w:t xml:space="preserve">Гравитация разметала червей по стенам. Нуболиды потянулись к </w:t>
+      </w:r>
+      <w:proofErr w:type="spellStart"/>
+      <w:r>
+        <w:t>стробящему</w:t>
+      </w:r>
+      <w:proofErr w:type="spellEnd"/>
+      <w:r>
+        <w:t xml:space="preserve"> аварийному свету. Когда освещение гасло, их отбрасывала подкрашенная синевой темнота, но уже через мгновение они поднимались снова и быстро ползли по переборкам.</w:t>
       </w:r>
     </w:p>
     <w:p>
@@ -38257,7 +40295,15 @@
     </w:p>
     <w:p>
       <w:r>
-        <w:t>Вера долго смотрела на меня, прижимаясь к переборке. Руки у неё были сведены за спиной, как у заключённой. Нижняя губа — раскусана до крови.</w:t>
+        <w:t xml:space="preserve">Вера долго смотрела на меня, прижимаясь к переборке. Руки у неё были сведены за спиной, как у заключённой. Нижняя губа — </w:t>
+      </w:r>
+      <w:proofErr w:type="spellStart"/>
+      <w:r>
+        <w:t>раскусана</w:t>
+      </w:r>
+      <w:proofErr w:type="spellEnd"/>
+      <w:r>
+        <w:t xml:space="preserve"> до крови.</w:t>
       </w:r>
     </w:p>
     <w:p>
@@ -38359,8 +40405,13 @@
     </w:p>
     <w:p>
       <w:r>
-        <w:t>— Я не знаю, что будет. Но вряд ли они из-за нас кораблём пожертвуют. «Грозный» — почти флагман. А после катастрофы на «Севастополе»…</w:t>
-      </w:r>
+        <w:t>— Я не знаю, что будет. Но вряд ли они из-за нас кораблём пожертвуют. «Грозный» — почти флагман. А после катастрофы на «</w:t>
+      </w:r>
+      <w:proofErr w:type="gramStart"/>
+      <w:r>
+        <w:t>Севастополе»…</w:t>
+      </w:r>
+      <w:proofErr w:type="gramEnd"/>
     </w:p>
     <w:p>
       <w:r>
@@ -38539,7 +40590,15 @@
     </w:p>
     <w:p>
       <w:r>
-        <w:t>Я чувствую себя, как после коматоза.</w:t>
+        <w:t xml:space="preserve">Я чувствую себя, как после </w:t>
+      </w:r>
+      <w:proofErr w:type="spellStart"/>
+      <w:r>
+        <w:t>коматоза</w:t>
+      </w:r>
+      <w:proofErr w:type="spellEnd"/>
+      <w:r>
+        <w:t>.</w:t>
       </w:r>
     </w:p>
     <w:p>
@@ -38741,7 +40800,15 @@
     </w:p>
     <w:p>
       <w:r>
-        <w:t xml:space="preserve">— «Оним двенадцать дробь четыре три </w:t>
+        <w:t>— «</w:t>
+      </w:r>
+      <w:proofErr w:type="spellStart"/>
+      <w:r>
+        <w:t>Оним</w:t>
+      </w:r>
+      <w:proofErr w:type="spellEnd"/>
+      <w:r>
+        <w:t xml:space="preserve"> двенадцать дробь четыре три </w:t>
       </w:r>
       <w:r>
         <w:t>а</w:t>
@@ -38772,7 +40839,15 @@
     </w:p>
     <w:p>
       <w:r>
-        <w:t xml:space="preserve">— «Оним двенадцать дробь четыре три </w:t>
+        <w:t>— «</w:t>
+      </w:r>
+      <w:proofErr w:type="spellStart"/>
+      <w:r>
+        <w:t>Оним</w:t>
+      </w:r>
+      <w:proofErr w:type="spellEnd"/>
+      <w:r>
+        <w:t xml:space="preserve"> двенадцать дробь четыре три </w:t>
       </w:r>
       <w:r>
         <w:t>а</w:t>
@@ -38817,7 +40892,15 @@
     </w:p>
     <w:p>
       <w:r>
-        <w:t>Пункт назначения: Оним 12/43</w:t>
+        <w:t xml:space="preserve">Пункт назначения: </w:t>
+      </w:r>
+      <w:proofErr w:type="spellStart"/>
+      <w:r>
+        <w:t>Оним</w:t>
+      </w:r>
+      <w:proofErr w:type="spellEnd"/>
+      <w:r>
+        <w:t xml:space="preserve"> 12/43</w:t>
       </w:r>
       <w:r>
         <w:t>а</w:t>
@@ -38833,7 +40916,15 @@
     </w:p>
     <w:p>
       <w:r>
-        <w:t>Отправная точка: Оним 12/43</w:t>
+        <w:t xml:space="preserve">Отправная точка: </w:t>
+      </w:r>
+      <w:proofErr w:type="spellStart"/>
+      <w:r>
+        <w:t>Оним</w:t>
+      </w:r>
+      <w:proofErr w:type="spellEnd"/>
+      <w:r>
+        <w:t xml:space="preserve"> 12/43</w:t>
       </w:r>
       <w:r>
         <w:t>а (Альфа Акимовой)</w:t>
@@ -39160,7 +41251,23 @@
     </w:p>
     <w:p>
       <w:r>
-        <w:t>Всё в порядке. Мы — в бранке. Точка выхода — Оним 12/43</w:t>
+        <w:t xml:space="preserve">Всё в порядке. Мы — в </w:t>
+      </w:r>
+      <w:proofErr w:type="spellStart"/>
+      <w:r>
+        <w:t>бранке</w:t>
+      </w:r>
+      <w:proofErr w:type="spellEnd"/>
+      <w:r>
+        <w:t xml:space="preserve">. Точка выхода — </w:t>
+      </w:r>
+      <w:proofErr w:type="spellStart"/>
+      <w:r>
+        <w:t>Оним</w:t>
+      </w:r>
+      <w:proofErr w:type="spellEnd"/>
+      <w:r>
+        <w:t xml:space="preserve"> 12/43</w:t>
       </w:r>
       <w:r>
         <w:t>а</w:t>

--- a/abyss/Воронков_В_Бездна_света.docx
+++ b/abyss/Воронков_В_Бездна_света.docx
@@ -9857,10 +9857,10 @@
       </w:r>
       <w:proofErr w:type="spellEnd"/>
       <w:r>
-        <w:t xml:space="preserve"> я не любил. Вернее, ненавидел — глубинной, искренней, неприкрытой ненавистью, на </w:t>
-      </w:r>
-      <w:r>
-        <w:t>которую</w:t>
+        <w:t xml:space="preserve"> я не любил. Вернее, ненавидел — глубинной, искренней, неприкрытой ненавистью, на</w:t>
+      </w:r>
+      <w:r>
+        <w:t xml:space="preserve"> какую</w:t>
       </w:r>
       <w:r>
         <w:t xml:space="preserve"> способен только ребёнок. По нашему старенькому телевизору, </w:t>
@@ -9896,13 +9896,24 @@
         <w:t>в чаду</w:t>
       </w:r>
       <w:r>
-        <w:t xml:space="preserve"> непрекращающегося и днём, и ночью производства. Отец, как и все вокруг, работал на заводе. Мать успела сменить карьеру продавщицы в универсаме на такую же бесцветную участь учительницы начальных классов, а когда я уже подрос, вернулась в магазин, потому что, как она </w:t>
+        <w:t xml:space="preserve"> непрекращающегося и днём, и ночью производства.</w:t>
+      </w:r>
+    </w:p>
+    <w:p>
+      <w:r>
+        <w:t xml:space="preserve">Отец, как и все вокруг, работал на заводе. Мать успела сменить карьеру продавщицы в универсаме на такую же бесцветную участь учительницы начальных классов, а когда я уже подрос, вернулась в магазин, потому что, как она </w:t>
       </w:r>
       <w:r>
         <w:t>выражалась</w:t>
       </w:r>
       <w:r>
-        <w:t>, «дети её достали». Сейчас я думаю, что она и в школу-то пошла, потому что хотела разобраться, что со мной делать, поэкспериментировав на чужой поросли.</w:t>
+        <w:t xml:space="preserve">, «дети её достали». Сейчас я думаю, что она и в школу-то пошла, потому что хотела разобраться, что со мной делать, </w:t>
+      </w:r>
+      <w:r>
+        <w:t>провести опыты</w:t>
+      </w:r>
+      <w:r>
+        <w:t xml:space="preserve"> на чужой поросли.</w:t>
       </w:r>
     </w:p>
     <w:p>
@@ -9934,7 +9945,13 @@
         <w:t xml:space="preserve">вместе </w:t>
       </w:r>
       <w:r>
-        <w:t>с ней потерялось и всё остальное — вся радость детства превратилась в мутное воспоминание, истрёпанное помехами времени, как изображение на нашем старом телевизоре.</w:t>
+        <w:t>с ней потерялось и всё остальное — вся радость детства превратилась в мутное воспоминание, истрёпанное помехами времени, как изображение на нашем стар</w:t>
+      </w:r>
+      <w:r>
+        <w:t>еньк</w:t>
+      </w:r>
+      <w:r>
+        <w:t>ом телевизоре.</w:t>
       </w:r>
     </w:p>
     <w:p>
@@ -10051,7 +10068,13 @@
     </w:p>
     <w:p>
       <w:r>
-        <w:t>Я продолжил исследовать бассейн.</w:t>
+        <w:t>Я продолж</w:t>
+      </w:r>
+      <w:r>
+        <w:t>а</w:t>
+      </w:r>
+      <w:r>
+        <w:t>л исследовать бассейн.</w:t>
       </w:r>
     </w:p>
     <w:p>
@@ -10074,7 +10097,19 @@
     </w:p>
     <w:p>
       <w:r>
-        <w:t xml:space="preserve">Дно бассейна резко пошло под откосом вниз, как спуск в жилой блок на «Заре», обнажая </w:t>
+        <w:t xml:space="preserve">Дно бассейна пошло под откосом вниз, как спуск в жилой блок на «Заре», </w:t>
+      </w:r>
+      <w:r>
+        <w:t xml:space="preserve">резко </w:t>
+      </w:r>
+      <w:r>
+        <w:t>обнаж</w:t>
+      </w:r>
+      <w:r>
+        <w:t>ив</w:t>
+      </w:r>
+      <w:r>
+        <w:t xml:space="preserve"> </w:t>
       </w:r>
       <w:r>
         <w:t>пронзительную</w:t>
@@ -10126,7 +10161,19 @@
     <w:p>
       <w:r>
         <w:lastRenderedPageBreak/>
-        <w:t>Я открыл глаза и увидел чьи-то мелькающие высоко над головой ноги. Я даже не успел ничего подумать. Меня уже тянуло в обморочную темноту, весь шум бассейна смешался в буравящий череп гул.</w:t>
+        <w:t>Я открыл глаза и увидел чьи-то мелькающие высоко над головой ноги. Я даже не успел ничего подумать. Меня уже тянуло в обморочную темноту</w:t>
+      </w:r>
+      <w:r>
+        <w:t>.</w:t>
+      </w:r>
+      <w:r>
+        <w:t xml:space="preserve"> </w:t>
+      </w:r>
+      <w:r>
+        <w:t>В</w:t>
+      </w:r>
+      <w:r>
+        <w:t>есь шум бассейна смешался в буравящий череп гул.</w:t>
       </w:r>
     </w:p>
     <w:p>
@@ -10136,7 +10183,13 @@
     </w:p>
     <w:p>
       <w:r>
-        <w:t>Яркий визг взорвал узкое из-за набежавшей темноты пространство — и так же резко оборвался.</w:t>
+        <w:t xml:space="preserve">Яркий визг взорвал узкое из-за набежавшей темноты пространство — и так же </w:t>
+      </w:r>
+      <w:r>
+        <w:t>грубо</w:t>
+      </w:r>
+      <w:r>
+        <w:t xml:space="preserve"> оборвался.</w:t>
       </w:r>
     </w:p>
     <w:p>
@@ -10414,7 +10467,12 @@
         <w:t>было</w:t>
       </w:r>
       <w:r>
-        <w:t xml:space="preserve">. Предложенные в аппарате завтраки отличались, </w:t>
+        <w:t>.</w:t>
+      </w:r>
+    </w:p>
+    <w:p>
+      <w:r>
+        <w:t xml:space="preserve">Предложенные в аппарате завтраки отличались, </w:t>
       </w:r>
       <w:r>
         <w:t>судя по всему</w:t>
@@ -10493,7 +10551,19 @@
     </w:p>
     <w:p>
       <w:r>
-        <w:t>— Как устроился на станции? Я здесь уже давно, так что смутно помню все эти балки и переходы. Кажется, закрыл на Земле глаза, и уже здесь! В одной руке — кофе, а в другой…</w:t>
+        <w:t>— Как устроился на станции? Я здесь уже давно, так что смутно помню все эти</w:t>
+      </w:r>
+      <w:r>
+        <w:t xml:space="preserve"> балки и</w:t>
+      </w:r>
+      <w:r>
+        <w:t xml:space="preserve"> переходы. Кажется, закрыл на Земле глаза</w:t>
+      </w:r>
+      <w:r>
+        <w:t xml:space="preserve"> —</w:t>
+      </w:r>
+      <w:r>
+        <w:t xml:space="preserve"> и уже здесь! В одной руке — кофе, а в другой…</w:t>
       </w:r>
     </w:p>
     <w:p>
@@ -10509,7 +10579,19 @@
     </w:p>
     <w:p>
       <w:r>
-        <w:t>— Потихоньку осваиваюсь, — сказал я. — Интересная у вас станция! Честно говоря, я не против провести здесь больше запланированных двух недель. Обратно в балк не очень хочется.</w:t>
+        <w:t xml:space="preserve">— Потихоньку осваиваюсь, — </w:t>
+      </w:r>
+      <w:r>
+        <w:t>ответил</w:t>
+      </w:r>
+      <w:r>
+        <w:t xml:space="preserve"> я. — Интересная у вас станция! Честно говоря, я не против провести здесь больше запланированных двух недель. Обратно в балк</w:t>
+      </w:r>
+      <w:r>
+        <w:t xml:space="preserve"> пока</w:t>
+      </w:r>
+      <w:r>
+        <w:t xml:space="preserve"> не очень хочется.</w:t>
       </w:r>
     </w:p>
     <w:p>
@@ -10525,7 +10607,13 @@
     <w:p>
       <w:r>
         <w:lastRenderedPageBreak/>
-        <w:t>— Даже не знаю, как сказать, но дело в том, что я иногда вижу в своём жилом модуле муху. Обычную земную муху. Даже пытался её поймать.</w:t>
+        <w:t xml:space="preserve">— </w:t>
+      </w:r>
+      <w:r>
+        <w:t>Н</w:t>
+      </w:r>
+      <w:r>
+        <w:t>е знаю, как сказать, но дело в том, что я иногда вижу в своём жилом модуле муху. Обычную земную муху. Даже пытался её поймать.</w:t>
       </w:r>
     </w:p>
     <w:p>
@@ -10622,7 +10710,13 @@
     </w:p>
     <w:p>
       <w:r>
-        <w:t>— А они прячутся! — сказал Марутян. — Летают, видимо, через воздуховоды. Не смотрел, Олег, старые космические ужасы? Там тоже чудовища, одержимые истреблением всего рода людского, любили по воздуховодам передвигаться. Но, к счастью, мухи пока нашей жизни не угрожают. Пока! — Он шутливо погрозил мне пальцем. — Да и бороться с ними куда проще.</w:t>
+        <w:t>— А они прячутся! — сказал Марутян. — Летают, видимо, через воздуховоды. Не смотрел, Олег, старые космические ужас</w:t>
+      </w:r>
+      <w:r>
+        <w:t>тики</w:t>
+      </w:r>
+      <w:r>
+        <w:t>? Там тоже чудовища, одержимые истреблением всего рода людского, любили по воздуховодам передвигаться. Но, к счастью, мухи пока нашей жизни не угрожают. Пока! — Он шутливо погрозил мне пальцем. — Да и бороться с ними куда проще.</w:t>
       </w:r>
     </w:p>
     <w:p>
@@ -10675,7 +10769,7 @@
     </w:p>
     <w:p>
       <w:r>
-        <w:t>— Не боюсь, — проговорил я таким тоном, словно пытался угадать наобум правильный ответ.</w:t>
+        <w:t>— Не боюсь, — проговорил я таким тоном, словно пытался угадать правильный ответ.</w:t>
       </w:r>
     </w:p>
     <w:p>
@@ -10685,7 +10779,19 @@
     </w:p>
     <w:p>
       <w:r>
-        <w:t xml:space="preserve">В честь начала рабочего дня в иллюминаторы пробивалось неожиданно много света — Бета Громовой впервые поднялась из-за чёрного горизонта. Станция уже не выглядела вымершей. </w:t>
+        <w:t xml:space="preserve">В честь начала рабочего дня в иллюминаторы пробивалось неожиданно много света — Бета Громовой впервые поднялась из-за </w:t>
+      </w:r>
+      <w:r>
+        <w:t xml:space="preserve">своего </w:t>
+      </w:r>
+      <w:r>
+        <w:t>чёрного</w:t>
+      </w:r>
+      <w:r>
+        <w:t xml:space="preserve"> полога</w:t>
+      </w:r>
+      <w:r>
+        <w:t xml:space="preserve">. Станция уже не выглядела вымершей. </w:t>
       </w:r>
       <w:r>
         <w:t>Н</w:t>
@@ -10725,13 +10831,31 @@
     </w:p>
     <w:p>
       <w:r>
-        <w:t xml:space="preserve">— Кстати, совсем забыл! — сказал он, когда мы пробрались сквозь нестройный ряд рукопожатий к гермодвери. — Память уже не та! — Марутян выразительно задвигал бровями, как иллюзионист перед коронным трюком. — У нас в лаборатории </w:t>
-      </w:r>
-      <w:r>
-        <w:t>находится</w:t>
-      </w:r>
-      <w:r>
-        <w:t xml:space="preserve"> главная достопримечательность всей станции! И я не про нуболидов!</w:t>
+        <w:t>— Кстати, совсем забыл! — сказал он, когда мы пробрались</w:t>
+      </w:r>
+      <w:r>
+        <w:t xml:space="preserve"> к очередной гермодвери</w:t>
+      </w:r>
+      <w:r>
+        <w:t xml:space="preserve"> сквозь нестройный ряд рукопожатий. — Память уже не та! — Марутян выразительно задвигал бровями, как иллюзионист перед коронным трюком. — У нас в лаборатории </w:t>
+      </w:r>
+      <w:r>
+        <w:t>—</w:t>
+      </w:r>
+      <w:r>
+        <w:t xml:space="preserve"> главная достопримечательность всей станции! И</w:t>
+      </w:r>
+      <w:r>
+        <w:t xml:space="preserve"> хочу заметить, что</w:t>
+      </w:r>
+      <w:r>
+        <w:t xml:space="preserve"> я</w:t>
+      </w:r>
+      <w:r>
+        <w:t xml:space="preserve"> сейчас</w:t>
+      </w:r>
+      <w:r>
+        <w:t xml:space="preserve"> не про нуболидов!</w:t>
       </w:r>
     </w:p>
     <w:p>
@@ -10807,7 +10931,7 @@
     </w:p>
     <w:p>
       <w:r>
-        <w:t xml:space="preserve">— Ну давай, так сказать, продолжим экскурсию. Здесь у нас техничка, там </w:t>
+        <w:t xml:space="preserve">— Ну давай продолжим экскурсию. Здесь у нас техничка, там </w:t>
       </w:r>
       <w:r>
         <w:t>—</w:t>
@@ -10829,7 +10953,10 @@
     </w:p>
     <w:p>
       <w:r>
-        <w:t>— Буду знать.</w:t>
+        <w:t>— Буду знать</w:t>
+      </w:r>
+      <w:r>
+        <w:t>, — проговорил я.</w:t>
       </w:r>
     </w:p>
     <w:p>
@@ -10851,12 +10978,42 @@
         <w:t>видимо, решили, что сосредоточиться на работе в головокружительном свету Кратера Водолея не получится. Отсек грубо распирал</w:t>
       </w:r>
       <w:r>
-        <w:t xml:space="preserve"> широкий стеклянный цилиндр, задёрнутый клубящейся темнотой, как экспонат в таинственном музее, который показывают избранным гостям. Вокруг него стояли вычислительные аппараты с лупатыми мониторами.</w:t>
-      </w:r>
-    </w:p>
-    <w:p>
-      <w:r>
-        <w:t>Один уже работал, исторгая сбивчивую мелодию из треска и сигнальных гудков. За аппаратом сидела женщина лет тридцати и притворялась, что не заметила нашего появления — или так погрузилась в свои расчёты, что отрешилась от всего происходящего.</w:t>
+        <w:t xml:space="preserve"> широкий стеклянный цилиндр, задёрнутый клубящейся темнотой, как экспонат в таинственном музее, который показывают</w:t>
+      </w:r>
+      <w:r>
+        <w:t xml:space="preserve"> только</w:t>
+      </w:r>
+      <w:r>
+        <w:t xml:space="preserve"> избранным гостям. Вокруг </w:t>
+      </w:r>
+      <w:r>
+        <w:t>цилиндра</w:t>
+      </w:r>
+      <w:r>
+        <w:t xml:space="preserve"> стояли вычислительные аппараты с </w:t>
+      </w:r>
+      <w:r>
+        <w:t>вытаращенными</w:t>
+      </w:r>
+      <w:r>
+        <w:t xml:space="preserve"> мониторами.</w:t>
+      </w:r>
+    </w:p>
+    <w:p>
+      <w:r>
+        <w:t xml:space="preserve">Один уже работал, исторгая сбивчивую мелодию из треска и сигнальных гудков. За аппаратом сидела женщина лет тридцати и притворялась, что не заметила нашего появления — или </w:t>
+      </w:r>
+      <w:r>
+        <w:t xml:space="preserve">же </w:t>
+      </w:r>
+      <w:r>
+        <w:t xml:space="preserve">так погрузилась в свои расчёты, что </w:t>
+      </w:r>
+      <w:r>
+        <w:t xml:space="preserve">и правда </w:t>
+      </w:r>
+      <w:r>
+        <w:t>отрешилась от всего происходящего.</w:t>
       </w:r>
     </w:p>
     <w:p>
@@ -10883,7 +11040,13 @@
     </w:p>
     <w:p>
       <w:r>
-        <w:t>Анна наградила меня коротким заинтересованным взглядом. У неё было молодое лицо с бледной кожей, как у страдающих малокровием, и тёмные волосы с редкой, но упрямо пробивающейся сединой, которую она не хотела или не успевала закрасить. Впрочем, учитывая особенности местной логистики, им, скорее всего, просто не привозили краску.</w:t>
+        <w:t>Анна наградила меня коротким заинтересованным взглядом. У неё было молодое лицо с бледной кожей, как у страдающих малокровием, и тёмные волосы с редкой, но упрямо пробивающейся сединой, которую она не хотела или не успела закрасить. Впрочем, учитывая особенности местной логистики, им, скорее всего, просто не привозили краску</w:t>
+      </w:r>
+      <w:r>
+        <w:t xml:space="preserve"> для волос</w:t>
+      </w:r>
+      <w:r>
+        <w:t>.</w:t>
       </w:r>
     </w:p>
     <w:p>
@@ -10915,7 +11078,10 @@
         <w:t>!</w:t>
       </w:r>
       <w:r>
-        <w:t xml:space="preserve"> — отозвалась Симонова. — Я сама с удовольствием посмотрю!</w:t>
+        <w:t xml:space="preserve"> — отозвалась Симонова. — Я сама с удовольствием посмотрю</w:t>
+      </w:r>
+      <w:r>
+        <w:t>.</w:t>
       </w:r>
     </w:p>
     <w:p>
@@ -10999,7 +11165,19 @@
     </w:p>
     <w:p>
       <w:r>
-        <w:t>— Не то, что ты ожидал? Да, Олег? — улыбнулась Симонова.</w:t>
+        <w:t>— Не то, что ты ожидал?</w:t>
+      </w:r>
+      <w:r>
+        <w:t xml:space="preserve"> </w:t>
+      </w:r>
+      <w:r>
+        <w:t>— улыбнулась Симонова.</w:t>
+      </w:r>
+      <w:r>
+        <w:t xml:space="preserve"> — </w:t>
+      </w:r>
+      <w:r>
+        <w:t>Да, Олег?</w:t>
       </w:r>
     </w:p>
     <w:p>
@@ -11190,7 +11368,19 @@
     </w:p>
     <w:p>
       <w:r>
-        <w:t>— Вот именно! — Марутян весь как-то задёргался, заволновался, словно хотел покачать в назидание пальцем, а вместо этого затрясся весь целиком. — Видимых артефактов! Именно видимых! Экзобиология — молодая наука. Мы пока учимся изучать живой мир за пределами Земли.</w:t>
+        <w:t xml:space="preserve">— Вот именно! — Марутян весь как-то задёргался, заволновался, словно хотел покачать в назидание пальцем, </w:t>
+      </w:r>
+      <w:r>
+        <w:t>но</w:t>
+      </w:r>
+      <w:r>
+        <w:t xml:space="preserve"> вместо этого затрясся весь целиком. — Видимых артефактов! Именно видимых! Экзобиология — молодая наука. Мы пока </w:t>
+      </w:r>
+      <w:r>
+        <w:t xml:space="preserve">лишь </w:t>
+      </w:r>
+      <w:r>
+        <w:t>учимся изучать живой мир за пределами Земли.</w:t>
       </w:r>
     </w:p>
     <w:p>
@@ -11265,157 +11455,407 @@
     </w:p>
     <w:p>
       <w:r>
+        <w:t>Но потом в</w:t>
+      </w:r>
+      <w:r>
+        <w:t>оздух внутри камеры вздрогнул и разошёлся волнами. Нуболиды сжались в плотный клубок и свернулись в точку.</w:t>
+      </w:r>
+    </w:p>
+    <w:p>
+      <w:r>
+        <w:t>Несколько мгновений в камере зияла пустота.</w:t>
+      </w:r>
+    </w:p>
+    <w:p>
+      <w:r>
+        <w:t>Я открыл рот, но не успел ничего сказать. По воздуху снова прошла рябь, и в камеру, как пробившийся под давлением поток, хлынула из пустоты кровавая масса.</w:t>
+      </w:r>
+    </w:p>
+    <w:p>
+      <w:r>
+        <w:t>Я отшатнулся.</w:t>
+      </w:r>
+    </w:p>
+    <w:p>
+      <w:r>
+        <w:t>Нуболиды облепили стеклянные стенки и мягко осели на дно, как алые лоскутки под водой.</w:t>
+      </w:r>
+    </w:p>
+    <w:p>
+      <w:r>
+        <w:t>— Тебе не померещилось! — опередил меня Марутян.</w:t>
+      </w:r>
+    </w:p>
+    <w:p>
+      <w:r>
+        <w:t>— Что это было? — проговорил я. — Они исчезли и появились!</w:t>
+      </w:r>
+    </w:p>
+    <w:p>
+      <w:r>
+        <w:t>— Мы обнаружили этот эффект всего несколько месяцев назад, — сказал Марутян. — Не буду утомлять тебя деталями. Я открыл червоточину. Конечно, не такую, через которую прилетел ваш корабль. Точки входа и выхода с учётом, так сказать, корректировок по нашему собственному движению находятся друг от друга на расстоянии всего в несколько микрон. Но формально нуболиды были в балке.</w:t>
+      </w:r>
+    </w:p>
+    <w:p>
+      <w:r>
+        <w:t>— Они прошли через балк? — проговорил я. — Сами?</w:t>
+      </w:r>
+    </w:p>
+    <w:p>
+      <w:r>
+        <w:t>— Да, — ответил Марутян. — Такие короткие туннели создавали в лабораториях много лет назад. В отличие от настоящих, так сказать, туннелей, которые держатся много часов, эти исчезают практически мгновенно, затягиваются, как мелкие ранки в бране.</w:t>
+      </w:r>
+    </w:p>
+    <w:p>
+      <w:r>
+        <w:t>— Удивительно!</w:t>
+      </w:r>
+    </w:p>
+    <w:p>
+      <w:r>
+        <w:t>— Это, кстати, была моя идея! — Марутян гордо вскинул подбородок. — Долго добивался от центра, чтобы нам привезли нужное оборудование. И вот результат!</w:t>
+      </w:r>
+    </w:p>
+    <w:p>
+      <w:r>
+        <w:t xml:space="preserve">Нуболиды потихоньку приходили в себя после </w:t>
+      </w:r>
+      <w:proofErr w:type="spellStart"/>
+      <w:r>
+        <w:t>бранка</w:t>
+      </w:r>
+      <w:proofErr w:type="spellEnd"/>
+      <w:r>
+        <w:t>. Из алой массы на дне камеры потянулись к потолку робкие ростки.</w:t>
+      </w:r>
+    </w:p>
+    <w:p>
+      <w:r>
+        <w:lastRenderedPageBreak/>
+        <w:t xml:space="preserve">— Всё равно в это сложно поверить! — сказал я. — Они совершили переход без корабля, без навигации? </w:t>
+      </w:r>
+      <w:r>
         <w:t>В</w:t>
       </w:r>
       <w:r>
-        <w:t>оздух внутри камеры вздрогнул и разошёлся волнами. Нуболиды сжались в плотный клубок и свернулись в точку.</w:t>
-      </w:r>
-    </w:p>
-    <w:p>
-      <w:r>
-        <w:t>Несколько мгновений в камере зияла пустота.</w:t>
-      </w:r>
-    </w:p>
-    <w:p>
-      <w:r>
-        <w:t>Я открыл рот, но не успел ничего сказать. По воздуху снова прошла рябь, и в камеру, как пробившийся под давлением поток, хлынула из пустоты кровавая масса.</w:t>
-      </w:r>
-    </w:p>
-    <w:p>
-      <w:r>
-        <w:t>Я отшатнулся.</w:t>
-      </w:r>
-    </w:p>
-    <w:p>
-      <w:r>
-        <w:t>Нуболиды облепили стеклянные стенки и мягко осели на дно, как алые лоскутки под водой.</w:t>
-      </w:r>
-    </w:p>
-    <w:p>
-      <w:r>
-        <w:t>— Тебе не померещилось! — опередил меня Марутян.</w:t>
-      </w:r>
-    </w:p>
-    <w:p>
-      <w:r>
-        <w:t>— Что это было? — проговорил я. — Они исчезли и появились!</w:t>
-      </w:r>
-    </w:p>
-    <w:p>
-      <w:r>
-        <w:t>— Мы обнаружили этот эффект всего несколько месяцев назад, — сказал Марутян. — Не буду утомлять тебя деталями. Я открыл червоточину. Конечно, не такую, через которую прилетел ваш корабль. Точки входа и выхода с учётом, так сказать, корректировок по нашему собственному движению находятся друг от друга на расстоянии всего в несколько микрон. Но формально нуболиды были в балке.</w:t>
-      </w:r>
-    </w:p>
-    <w:p>
-      <w:r>
-        <w:t>— Они прошли через балк? — проговорил я. — Сами?</w:t>
-      </w:r>
-    </w:p>
-    <w:p>
-      <w:r>
-        <w:t>— Да, — ответил Марутян. — Такие короткие туннели создавали в лабораториях много лет назад. В отличие от настоящих, так сказать, туннелей, которые держатся много часов, эти исчезают практически мгновенно, затягиваются, как мелкие ранки в бране.</w:t>
-      </w:r>
-    </w:p>
-    <w:p>
-      <w:r>
-        <w:t>— Удивительно!</w:t>
-      </w:r>
-    </w:p>
-    <w:p>
-      <w:r>
-        <w:t>— Это, кстати, была моя идея! — Марутян гордо вскинул подбородок. — Долго добивался от центра, чтобы нам привезли нужное оборудование. И вот результат!</w:t>
-      </w:r>
-    </w:p>
-    <w:p>
-      <w:r>
-        <w:t xml:space="preserve">Нуболиды потихоньку приходили в себя после </w:t>
+        <w:t>зяли и прошли через червоточину? Но ведь такого не может быть!</w:t>
+      </w:r>
+    </w:p>
+    <w:p>
+      <w:r>
+        <w:t>— Почему не может быть? — хитро улыбнулся Марутян. — Я лично считаю, что это — будущее всей союзной космонавтики! Потомки будут вспомнить о наших временах, как о тёмных, так сказать, веках, когда нам приходилось вводить женщин в конверсионную фугу, чтобы дотянуться до звёзд.</w:t>
+      </w:r>
+    </w:p>
+    <w:p>
+      <w:r>
+        <w:t>— Я согласна, — сказала Симонова. — Это изменит мир. Арто — гений!</w:t>
+      </w:r>
+    </w:p>
+    <w:p>
+      <w:r>
+        <w:t>— А они не могут, — нахмурился я, — как-нибудь выбраться из этой камеры?</w:t>
+      </w:r>
+    </w:p>
+    <w:p>
+      <w:r>
+        <w:t>Марутян фыркнул — или усмехнулся, сложно было понять.</w:t>
+      </w:r>
+    </w:p>
+    <w:p>
+      <w:r>
+        <w:t>— Олег, конечно же, нет! Ты вот произвёл на меня впечатление очень сообразительного молодого человека. Зачем же задавать такие вопросы? Нуболиды не в состоянии сами создавать червоточины, но они могут находить из них выход. А короткие туннели, как я сказал, исчезают мгновенно. К тому же точки выхода и входа находятся внутри камеры содержания.</w:t>
+      </w:r>
+    </w:p>
+    <w:p>
+      <w:r>
+        <w:t>— Они сами находят туннель? — не мог успокоиться я. — Сами в него ныряют?</w:t>
+      </w:r>
+    </w:p>
+    <w:p>
+      <w:r>
+        <w:t>— Мы считаем, — сказала Симонова, — что туннель их затягивает.</w:t>
+      </w:r>
+    </w:p>
+    <w:p>
+      <w:r>
+        <w:t xml:space="preserve">— Да, — подтвердил Марутян. — Здесь, пожалуй, </w:t>
+      </w:r>
+      <w:r>
+        <w:t>подойдёт</w:t>
+      </w:r>
+      <w:r>
+        <w:t xml:space="preserve"> аналоги</w:t>
+      </w:r>
+      <w:r>
+        <w:t>я</w:t>
+      </w:r>
+      <w:r>
+        <w:t xml:space="preserve"> с течением. Представь, Олег, что через червоточину идёт мощный поток, который захватывает их и утаскивает за собой. Собственно, в каком-то смысле это так и есть. Поэтому </w:t>
+      </w:r>
+      <w:r>
+        <w:t>мы и сами не можем</w:t>
+      </w:r>
+      <w:r>
+        <w:t xml:space="preserve"> зайти в червоточину, которая была открыта для выхода.</w:t>
+      </w:r>
+    </w:p>
+    <w:p>
+      <w:r>
+        <w:t>Черви повторяли свой странный танец, поднимались со дна и кружились в воздухе.</w:t>
+      </w:r>
+    </w:p>
+    <w:p>
+      <w:r>
+        <w:t>— Они ведь живут в плотных слоях атмосферы? — спросил я. — Кажется, что у них вообще нет внутренних органов. Они же почти прозрачные.</w:t>
+      </w:r>
+    </w:p>
+    <w:p>
+      <w:r>
+        <w:t xml:space="preserve">— К сожалению, мы до сих пор знаем о </w:t>
       </w:r>
       <w:proofErr w:type="spellStart"/>
       <w:r>
-        <w:t>бранка</w:t>
+        <w:t>нуболидах</w:t>
       </w:r>
       <w:proofErr w:type="spellEnd"/>
       <w:r>
-        <w:t>. Из алой массы на дне камеры потянулись к потолку робкие ростки.</w:t>
-      </w:r>
-    </w:p>
-    <w:p>
+        <w:t xml:space="preserve"> не так много, — вздохнул Марутян. —</w:t>
+      </w:r>
+      <w:r>
+        <w:t xml:space="preserve"> </w:t>
+      </w:r>
+      <w:r>
+        <w:t xml:space="preserve">Многие, конечно, удивляются, как же мы оказались в такой ситуации спустя десять лет. Но мы здесь пытаемся разгадать загадки, с которыми никогда не сталкивалось человечество. За каждую крупицу информации приходится бороться! </w:t>
+      </w:r>
+    </w:p>
+    <w:p>
+      <w:r>
+        <w:t>Марутян ненадолго замолчал, как волнующий лектор после пафосной речи.</w:t>
+      </w:r>
+    </w:p>
+    <w:p>
+      <w:r>
+        <w:t>— То, что мы уже узнали, — сказала Симонова, — стоит всего потраченного времени.</w:t>
+      </w:r>
+    </w:p>
+    <w:p>
+      <w:r>
+        <w:t>— Именно! — обрадовался Марутян. — Вообще нуболидов</w:t>
+      </w:r>
+      <w:r>
+        <w:t xml:space="preserve"> можно, пожалуй, сравнить с земными медузами. По крайней мере, состоят они тоже преимущественно из воды и соли. </w:t>
+      </w:r>
+      <w:r>
+        <w:t>Но на многие вопросы</w:t>
+      </w:r>
+      <w:r>
+        <w:t xml:space="preserve"> мы пока что не смогли</w:t>
+      </w:r>
+      <w:r>
+        <w:t xml:space="preserve">, </w:t>
+      </w:r>
       <w:r>
         <w:lastRenderedPageBreak/>
-        <w:t xml:space="preserve">— Всё равно в это очень сложно поверить! — сказал я. — Они совершили переход без корабля, без навигации? </w:t>
-      </w:r>
-      <w:r>
-        <w:t>В</w:t>
-      </w:r>
-      <w:r>
-        <w:t>зяли и прошли через червоточину? Но ведь такого не может быть!</w:t>
-      </w:r>
-    </w:p>
-    <w:p>
-      <w:r>
-        <w:t>— Почему не может быть? — хитро улыбнулся Марутян. — Я лично считаю, что это — будущее всей союзной космонавтики! Потомки будут вспомнить о наших временах, как о тёмных, так сказать, веках, когда нам приходилось вводить женщин в конверсионную фугу, чтобы дотянуться до звёзд.</w:t>
-      </w:r>
-    </w:p>
-    <w:p>
-      <w:r>
-        <w:t>— Я согласна, — сказала Симонова. — Это изменит мир. Арто — гений!</w:t>
-      </w:r>
-    </w:p>
-    <w:p>
-      <w:r>
-        <w:t>— А они не могут, — нахмурился я, — как-нибудь выбраться из этой камеры?</w:t>
-      </w:r>
-    </w:p>
-    <w:p>
-      <w:r>
-        <w:t>Марутян фыркнул — или усмехнулся, сложно было понять.</w:t>
-      </w:r>
-    </w:p>
-    <w:p>
-      <w:r>
-        <w:t>— Олег, конечно же, нет! Ты вот произвёл на меня впечатление очень сообразительного молодого человека. Зачем же задавать такие вопросы? Нуболиды не в состоянии сами создавать червоточины, но они могут находить из них выход. А короткие туннели, как я сказал, исчезают мгновенно. К тому же точки выхода и входа находятся внутри камеры содержания.</w:t>
-      </w:r>
-    </w:p>
-    <w:p>
-      <w:r>
-        <w:t>— Они сами находят туннель? — не мог успокоиться я. — Сами в него ныряют?</w:t>
-      </w:r>
-    </w:p>
-    <w:p>
-      <w:r>
-        <w:t>— Мы считаем, — сказала Симонова, — что туннель их затягивает.</w:t>
-      </w:r>
-    </w:p>
-    <w:p>
-      <w:r>
-        <w:t xml:space="preserve">— Да, — подтвердил Марутян. — Здесь, пожалуй, </w:t>
-      </w:r>
-      <w:r>
-        <w:t>подойдёт</w:t>
-      </w:r>
-      <w:r>
-        <w:t xml:space="preserve"> аналоги</w:t>
-      </w:r>
-      <w:r>
-        <w:t>я</w:t>
-      </w:r>
-      <w:r>
-        <w:t xml:space="preserve"> с течением. Представь, Олег, что через червоточину идёт мощный поток, который захватывает их и утаскивает за собой. Собственно, в каком-то смысле это так и есть. Поэтому невозможно зайти в червоточину, которая была открыта для выхода.</w:t>
-      </w:r>
-    </w:p>
-    <w:p>
-      <w:r>
-        <w:t>Черви повторяли свой странный танец, поднимались со дна и кружились в воздухе.</w:t>
-      </w:r>
-    </w:p>
-    <w:p>
-      <w:r>
-        <w:t>— Они ведь живут в плотных слоях атмосферы? — спросил я. — Кажется, что у них вообще нет внутренних органов. Они же почти прозрачные.</w:t>
-      </w:r>
-    </w:p>
-    <w:p>
-      <w:r>
-        <w:t xml:space="preserve">— К сожалению, мы до сих пор знаем о </w:t>
+        <w:t>к сожалению,</w:t>
+      </w:r>
+      <w:r>
+        <w:t xml:space="preserve"> найти удовлетворительного ответа. Впрочем, у меня есть, так сказать, теория.</w:t>
+      </w:r>
+    </w:p>
+    <w:p>
+      <w:r>
+        <w:t>Марутян сделал жеманную паузу, ожидая, что я начну его жадно расспрашивать.</w:t>
+      </w:r>
+    </w:p>
+    <w:p>
+      <w:r>
+        <w:t>— Что за теория? — послушно спросил я.</w:t>
+      </w:r>
+    </w:p>
+    <w:p>
+      <w:r>
+        <w:t>— Ох, голубчик! — заулыбался Марутян. — Подтверждений этому, конечно, нет, но я считаю, что нуболиды живут в ином, недоступном нам измерении, а мы видим их тени.</w:t>
+      </w:r>
+    </w:p>
+    <w:p>
+      <w:r>
+        <w:t>— В ином измерении? В смысле в балке?</w:t>
+      </w:r>
+    </w:p>
+    <w:p>
+      <w:r>
+        <w:t>— Не совсем. Балк —</w:t>
+      </w:r>
+      <w:r>
+        <w:t xml:space="preserve"> </w:t>
+      </w:r>
+      <w:r>
+        <w:t>изнанка. Впрочем, объяснить это довольно сложно. Главное, что мы наконец-то серьёзно продвинулись в изучении нуболидов и у меня, так сказать, дух захватывает, когда я представляю, какие великие открытия нам предстоит совершить в ближайшие годы.</w:t>
+      </w:r>
+    </w:p>
+    <w:p>
+      <w:r>
+        <w:t>Голову тисками схватил внезапный наплыв боли</w:t>
+      </w:r>
+      <w:r>
+        <w:t>. Я прикрыл ладонью глаза.</w:t>
+      </w:r>
+      <w:r>
+        <w:t xml:space="preserve"> </w:t>
+      </w:r>
+    </w:p>
+    <w:p>
+      <w:r>
+        <w:t xml:space="preserve">— </w:t>
+      </w:r>
+      <w:r>
+        <w:t>Д</w:t>
+      </w:r>
+      <w:r>
+        <w:t xml:space="preserve">остаточно на сегодня, — потухшим голосом сказал Марутян. — Вижу, Олег, </w:t>
+      </w:r>
+      <w:r>
+        <w:t>мы</w:t>
+      </w:r>
+      <w:r>
+        <w:t xml:space="preserve"> тебя немного утомил</w:t>
+      </w:r>
+      <w:r>
+        <w:t>и</w:t>
+      </w:r>
+      <w:r>
+        <w:t>.</w:t>
+      </w:r>
+    </w:p>
+    <w:p>
+      <w:r>
+        <w:t>Камеру захлестнула чёрная тень, аварийные лампы сменило мягкое дневное освещение.</w:t>
+      </w:r>
+    </w:p>
+    <w:p>
+      <w:r>
+        <w:t>Я не знал, что сказать.</w:t>
+      </w:r>
+    </w:p>
+    <w:p>
+      <w:r>
+        <w:t>— Чувствуете? —</w:t>
+      </w:r>
+      <w:r>
+        <w:t xml:space="preserve"> </w:t>
+      </w:r>
+      <w:r>
+        <w:t>спросила Симонова.</w:t>
+      </w:r>
+    </w:p>
+    <w:p>
+      <w:r>
+        <w:t xml:space="preserve">Её лицо выглядело старше — она умудрилась постареть </w:t>
+      </w:r>
+      <w:r>
+        <w:t>н</w:t>
+      </w:r>
+      <w:r>
+        <w:t>а несколько лет, пока светили красные лампы.</w:t>
+      </w:r>
+    </w:p>
+    <w:p>
+      <w:r>
+        <w:t xml:space="preserve">— Да что </w:t>
+      </w:r>
+      <w:r>
+        <w:t>тут можно</w:t>
+      </w:r>
+      <w:r>
+        <w:t xml:space="preserve"> чувствовать? — брезгливо поморщил губы Марутян. — Аня, не начинай!</w:t>
+      </w:r>
+    </w:p>
+    <w:p>
+      <w:r>
+        <w:t>— Не знаю, — сказал я. — Стало немного не по себе. Может, выспался плохо.</w:t>
+      </w:r>
+    </w:p>
+    <w:p>
+      <w:r>
+        <w:t>— Но ведь до это</w:t>
+      </w:r>
+      <w:r>
+        <w:t>го</w:t>
+      </w:r>
+      <w:r>
+        <w:t xml:space="preserve"> всё было в порядке? — спросила Симонова.</w:t>
+      </w:r>
+    </w:p>
+    <w:p>
+      <w:r>
+        <w:t>— Аня! — повысил голос Марутян.</w:t>
+      </w:r>
+    </w:p>
+    <w:p>
+      <w:r>
+        <w:t>Я взглянул на него, затем на Симонову.</w:t>
+      </w:r>
+    </w:p>
+    <w:p>
+      <w:r>
+        <w:t>— Хотите сказать, что они могут как-то на нас влиять?</w:t>
+      </w:r>
+      <w:r>
+        <w:t xml:space="preserve"> — спросил я.</w:t>
+      </w:r>
+    </w:p>
+    <w:p>
+      <w:r>
+        <w:t xml:space="preserve">— Не могут! — </w:t>
+      </w:r>
+      <w:r>
+        <w:t>отрезал</w:t>
+      </w:r>
+      <w:r>
+        <w:t xml:space="preserve"> Марутян. — Это всё какой-то антинаучный…</w:t>
+      </w:r>
+    </w:p>
+    <w:p>
+      <w:r>
+        <w:t xml:space="preserve">— Конечно, могут, — </w:t>
+      </w:r>
+      <w:r>
+        <w:t>перебила его</w:t>
+      </w:r>
+      <w:r>
+        <w:t xml:space="preserve"> Симонова. — </w:t>
+      </w:r>
+      <w:r>
+        <w:t>Т</w:t>
+      </w:r>
+      <w:r>
+        <w:t>ы же сам это чувствуе</w:t>
+      </w:r>
+      <w:r>
+        <w:t>шь</w:t>
+      </w:r>
+      <w:r>
+        <w:t>, Арто</w:t>
+      </w:r>
+      <w:r>
+        <w:t>. Зачем отрицать очевидное?</w:t>
+      </w:r>
+    </w:p>
+    <w:p>
+      <w:r>
+        <w:t>— Что ж</w:t>
+      </w:r>
+      <w:r>
+        <w:t>е</w:t>
+      </w:r>
+      <w:r>
+        <w:t xml:space="preserve"> с вами такое творится, коллеги? — Голова Марутяна закачалась из стороны в сторону, как </w:t>
+      </w:r>
+      <w:r>
+        <w:t>у игрушечного болванчика</w:t>
+      </w:r>
+      <w:r>
+        <w:t xml:space="preserve">. — Я ровным счётом ничего не чувствую! А вы, если захотите, то, конечно, почувствуете. Самовнушение — великая сила! Я же опираюсь на факты. Нет в </w:t>
       </w:r>
       <w:proofErr w:type="spellStart"/>
       <w:r>
@@ -11423,209 +11863,23 @@
       </w:r>
       <w:proofErr w:type="spellEnd"/>
       <w:r>
-        <w:t xml:space="preserve"> не так много, — вздохнул Марутян. — Исследования ничего не дали. Нуболидов можно, пожалуй, сравнить с земными медузами. По крайней мере, состоят они тоже преимущественно из воды и соли. А вот на остальные вопросы мы пока что не смогли найти удовлетворительного ответа. Впрочем, у меня есть, так сказать, теория.</w:t>
-      </w:r>
-    </w:p>
-    <w:p>
-      <w:r>
-        <w:t>Марутян сделал жеманную паузу, ожидая, что я начну его жадно расспрашивать.</w:t>
-      </w:r>
-    </w:p>
-    <w:p>
-      <w:r>
-        <w:t>— Что за теория? — послушно спросил я.</w:t>
-      </w:r>
-    </w:p>
-    <w:p>
-      <w:r>
-        <w:t>— Ох, голубчик! — заулыбался Марутян. — Подтверждений этому, конечно, нет, но я считаю, что нуболиды живут в ином, недоступном нам измерении, а мы видим их тени.</w:t>
-      </w:r>
-    </w:p>
-    <w:p>
-      <w:r>
-        <w:t>— В ином измерении? В смысле в балке?</w:t>
+        <w:t xml:space="preserve"> никакой магии, и камера содержания их полностью изолирует.</w:t>
+      </w:r>
+    </w:p>
+    <w:p>
+      <w:r>
+        <w:t xml:space="preserve">— Но </w:t>
+      </w:r>
+      <w:r>
+        <w:t>т</w:t>
+      </w:r>
+      <w:r>
+        <w:t>ы сам говорил, что они до конца не изучены, — сказал я.</w:t>
       </w:r>
     </w:p>
     <w:p>
       <w:r>
         <w:lastRenderedPageBreak/>
-        <w:t>— Не совсем. Балк —</w:t>
-      </w:r>
-      <w:r>
-        <w:t xml:space="preserve"> </w:t>
-      </w:r>
-      <w:r>
-        <w:t>изнанка. Впрочем, объяснить это довольно сложно. Главное, что мы наконец-то серьёзно продвинулись в изучении нуболидов и у меня, так сказать, дух захватывает, когда я представляю, какие великие открытия нам предстоит совершить в ближайшие годы.</w:t>
-      </w:r>
-    </w:p>
-    <w:p>
-      <w:r>
-        <w:t>Голову тисками схватил внезапный наплыв боли</w:t>
-      </w:r>
-      <w:r>
-        <w:t>. Я прикрыл ладонью глаза.</w:t>
-      </w:r>
-      <w:r>
-        <w:t xml:space="preserve"> </w:t>
-      </w:r>
-    </w:p>
-    <w:p>
-      <w:r>
-        <w:t xml:space="preserve">— </w:t>
-      </w:r>
-      <w:r>
-        <w:t>Д</w:t>
-      </w:r>
-      <w:r>
-        <w:t xml:space="preserve">остаточно на сегодня, — потухшим голосом сказал Марутян. — Вижу, Олег, </w:t>
-      </w:r>
-      <w:r>
-        <w:t>мы</w:t>
-      </w:r>
-      <w:r>
-        <w:t xml:space="preserve"> тебя немного утомил</w:t>
-      </w:r>
-      <w:r>
-        <w:t>и</w:t>
-      </w:r>
-      <w:r>
-        <w:t>.</w:t>
-      </w:r>
-    </w:p>
-    <w:p>
-      <w:r>
-        <w:t>Камеру захлестнула чёрная тень, аварийные лампы сменило мягкое дневное освещение.</w:t>
-      </w:r>
-    </w:p>
-    <w:p>
-      <w:r>
-        <w:t>Я не знал, что сказать.</w:t>
-      </w:r>
-    </w:p>
-    <w:p>
-      <w:r>
-        <w:t>— Чувствуете? —</w:t>
-      </w:r>
-      <w:r>
-        <w:t xml:space="preserve"> </w:t>
-      </w:r>
-      <w:r>
-        <w:t>спросила Симонова.</w:t>
-      </w:r>
-    </w:p>
-    <w:p>
-      <w:r>
-        <w:t xml:space="preserve">Её лицо выглядело старше — она умудрилась постареть </w:t>
-      </w:r>
-      <w:r>
-        <w:t>н</w:t>
-      </w:r>
-      <w:r>
-        <w:t>а несколько лет, пока светили красные лампы.</w:t>
-      </w:r>
-    </w:p>
-    <w:p>
-      <w:r>
-        <w:t xml:space="preserve">— Да что </w:t>
-      </w:r>
-      <w:r>
-        <w:t>вы тут собрались</w:t>
-      </w:r>
-      <w:r>
-        <w:t xml:space="preserve"> чувствовать? — брезгливо поморщил губы Марутян. — Аня, не начинай!</w:t>
-      </w:r>
-    </w:p>
-    <w:p>
-      <w:r>
-        <w:t>— Не знаю, — сказал я. — Стало немного не по себе. Может, выспался плохо.</w:t>
-      </w:r>
-    </w:p>
-    <w:p>
-      <w:r>
-        <w:t>— Но ведь до это</w:t>
-      </w:r>
-      <w:r>
-        <w:t>го</w:t>
-      </w:r>
-      <w:r>
-        <w:t xml:space="preserve"> всё было в порядке? — спросила Симонова.</w:t>
-      </w:r>
-    </w:p>
-    <w:p>
-      <w:r>
-        <w:t>— Аня! — повысил голос Марутян.</w:t>
-      </w:r>
-    </w:p>
-    <w:p>
-      <w:r>
-        <w:t>Я взглянул на него, затем на Симонову.</w:t>
-      </w:r>
-    </w:p>
-    <w:p>
-      <w:r>
-        <w:t>— Хотите сказать, что они могут как-то на нас влиять?</w:t>
-      </w:r>
-    </w:p>
-    <w:p>
-      <w:r>
-        <w:t>— Не могут! — сказал Марутян. — Это всё какой-то антинаучный…</w:t>
-      </w:r>
-    </w:p>
-    <w:p>
-      <w:r>
-        <w:t xml:space="preserve">— Конечно, могут, — сказала Симонова. — </w:t>
-      </w:r>
-      <w:r>
-        <w:t>Т</w:t>
-      </w:r>
-      <w:r>
-        <w:t>ы же сам это чувствуе</w:t>
-      </w:r>
-      <w:r>
-        <w:t>шь</w:t>
-      </w:r>
-      <w:r>
-        <w:t>. Зачем отрицать очевидное?</w:t>
-      </w:r>
-    </w:p>
-    <w:p>
-      <w:r>
-        <w:t>— Что ж</w:t>
-      </w:r>
-      <w:r>
-        <w:t>е</w:t>
-      </w:r>
-      <w:r>
-        <w:t xml:space="preserve"> с вами такое творится, коллеги? — Голова Марутяна закачалась из стороны в сторону, как </w:t>
-      </w:r>
-      <w:r>
-        <w:t>у игрушечного болванчика</w:t>
-      </w:r>
-      <w:r>
-        <w:t xml:space="preserve">. — Я вот ровным счётом ничего не чувствую! А вы, если захотите, то, конечно, почувствуете. Самовнушение — великая сила! Я же опираюсь на факты. Нет в </w:t>
-      </w:r>
-      <w:proofErr w:type="spellStart"/>
-      <w:r>
-        <w:t>нуболидах</w:t>
-      </w:r>
-      <w:proofErr w:type="spellEnd"/>
-      <w:r>
-        <w:t xml:space="preserve"> никакой магии, и камера содержания их полностью изолирует.</w:t>
-      </w:r>
-    </w:p>
-    <w:p>
-      <w:r>
-        <w:t xml:space="preserve">— Но </w:t>
-      </w:r>
-      <w:r>
-        <w:t>т</w:t>
-      </w:r>
-      <w:r>
-        <w:t>ы сам говорил, что они до конца не изучены, — сказал я.</w:t>
-      </w:r>
-    </w:p>
-    <w:p>
-      <w:r>
         <w:t>Марутян застонал, и через весь его лоб протянулись неровным строем страдальческие морщины.</w:t>
       </w:r>
     </w:p>

--- a/abyss/Воронков_В_Бездна_света.docx
+++ b/abyss/Воронков_В_Бездна_света.docx
@@ -11174,10 +11174,7 @@
         <w:t>— улыбнулась Симонова.</w:t>
       </w:r>
       <w:r>
-        <w:t xml:space="preserve"> — </w:t>
-      </w:r>
-      <w:r>
-        <w:t>Да, Олег?</w:t>
+        <w:t xml:space="preserve"> — Да, Олег?</w:t>
       </w:r>
     </w:p>
     <w:p>
@@ -11909,7 +11906,13 @@
     </w:p>
     <w:p>
       <w:r>
-        <w:t>Меня отдали в распоряжение старшему инженеру, Игорю Алексину, который расположился рядом и щурился в такой же рябящий экран. Алексин был невысоким, кряжистым, с густой окладистой бородой, и до смешного походил на гнома из сказок.</w:t>
+        <w:t xml:space="preserve">Меня отдали в распоряжение старшему инженеру, Игорю Алексину, который </w:t>
+      </w:r>
+      <w:r>
+        <w:t xml:space="preserve">по соседству </w:t>
+      </w:r>
+      <w:r>
+        <w:t>щурился в такой же рябящий экран. Алексин был невысоким, кряжистым, с густой окладистой бородой, и до смешного походил на гнома из сказок.</w:t>
       </w:r>
     </w:p>
     <w:p>
@@ -12367,10 +12370,22 @@
       <w:r>
         <w:t>— Но что произошло?</w:t>
       </w:r>
-    </w:p>
-    <w:p>
-      <w:r>
-        <w:t>— Модули наши — полное дерьмо! — сказал Алексин. — Сбой был на десятом. Я тебе утром показывал.</w:t>
+      <w:r>
+        <w:t xml:space="preserve"> — </w:t>
+      </w:r>
+      <w:r>
+        <w:t>спросил я.</w:t>
+      </w:r>
+    </w:p>
+    <w:p>
+      <w:r>
+        <w:t xml:space="preserve">— Модули наши — полное дерьмо! — </w:t>
+      </w:r>
+      <w:r>
+        <w:t>заявил</w:t>
+      </w:r>
+      <w:r>
+        <w:t xml:space="preserve"> Алексин. — Сбой был на десятом. Я тебе утром показывал.</w:t>
       </w:r>
     </w:p>
     <w:p>
@@ -12705,7 +12720,7 @@
         <w:t>!</w:t>
       </w:r>
       <w:r>
-        <w:t xml:space="preserve"> Обсуждать этот вопрос с тобой я больше не намерен. Считайте, что корабль должен быть готов к вылету хоть завтра, а про навигатора думать — это уже не ваша задача. Мне от вас нужна полная информация о произошедшем, и на её основе будем делать дальнейшие выводы.</w:t>
+        <w:t xml:space="preserve"> Обсуждать этот вопрос с тобой я больше не намерен. Мне от вас нужна полная информация о произошедшем, и на её основе будем делать дальнейшие выводы.</w:t>
       </w:r>
     </w:p>
     <w:p>
@@ -12815,17 +12830,17 @@
     </w:p>
     <w:p>
       <w:r>
+        <w:t>— Да, но с исключительным уважением, — улыбнулся я.</w:t>
+      </w:r>
+    </w:p>
+    <w:p>
+      <w:r>
+        <w:t>Симонова отвернулась от иллюминатора.</w:t>
+      </w:r>
+    </w:p>
+    <w:p>
+      <w:r>
         <w:lastRenderedPageBreak/>
-        <w:t>— Да, но с исключительным уважением, — улыбнулся я.</w:t>
-      </w:r>
-    </w:p>
-    <w:p>
-      <w:r>
-        <w:t>Симонова отвернулась от иллюминатора.</w:t>
-      </w:r>
-    </w:p>
-    <w:p>
-      <w:r>
         <w:t xml:space="preserve">— Скажи, Олег, а что ты </w:t>
       </w:r>
       <w:r>
@@ -12837,7 +12852,19 @@
     </w:p>
     <w:p>
       <w:r>
-        <w:t>— Я удивился, даже испугался слегка. Поначалу смотришь на каких-то</w:t>
+        <w:t>— Я удивился, даже испугался слегка</w:t>
+      </w:r>
+      <w:r>
+        <w:t>, — признался я</w:t>
+      </w:r>
+      <w:r>
+        <w:t xml:space="preserve">. </w:t>
+      </w:r>
+      <w:r>
+        <w:t xml:space="preserve">— </w:t>
+      </w:r>
+      <w:r>
+        <w:t>Поначалу смотришь на каких-то</w:t>
       </w:r>
       <w:r>
         <w:t xml:space="preserve"> червей</w:t>
@@ -12978,7 +13005,25 @@
         <w:t xml:space="preserve"> </w:t>
       </w:r>
       <w:r>
-        <w:t>Олег, кстати, не знает же, что в плотных слоях атмосферы нуболиды не на червей похожи, а на маленькие толстые личинки.</w:t>
+        <w:t>Олег, кстати, не знает же, что в плотных слоях атмосферы нуболиды не на червей похожи, а на маленьки</w:t>
+      </w:r>
+      <w:r>
+        <w:t>х</w:t>
+      </w:r>
+      <w:r>
+        <w:t xml:space="preserve"> толсты</w:t>
+      </w:r>
+      <w:r>
+        <w:t>х</w:t>
+      </w:r>
+      <w:r>
+        <w:t xml:space="preserve"> личин</w:t>
+      </w:r>
+      <w:r>
+        <w:t>ок</w:t>
+      </w:r>
+      <w:r>
+        <w:t>.</w:t>
       </w:r>
     </w:p>
     <w:p>
@@ -13050,11 +13095,11 @@
         <w:t>, то</w:t>
       </w:r>
       <w:r>
-        <w:t xml:space="preserve"> разорванные, скрученные узлами жилы. Каждое такое сплетение как бы обретало собственный зачаточный разум, выбивалось из общего броуновского движения и </w:t>
+        <w:t xml:space="preserve"> разорванные, скрученные узлами жилы. Каждое такое сплетение как бы обретало собственный зачаточный разум, выбивалось из общего броуновского движения и начинало по-своему — осторожно и боязливо или же, напротив, нагло и напо</w:t>
       </w:r>
       <w:r>
         <w:lastRenderedPageBreak/>
-        <w:t xml:space="preserve">начинало по-своему — осторожно и боязливо или же, напротив, нагло и напористо — исследовать пространство камеры. </w:t>
+        <w:t xml:space="preserve">ристо — исследовать пространство камеры. </w:t>
       </w:r>
       <w:r>
         <w:t>Какие-то</w:t>
@@ -13210,525 +13255,540 @@
         <w:t>дал</w:t>
       </w:r>
       <w:r>
-        <w:t xml:space="preserve"> мне подножку. Весь уровень заваливался на бок, как сорванное с опоры колесо. На секунду я решил, </w:t>
-      </w:r>
+        <w:t xml:space="preserve"> мне подножку. Весь уровень заваливался на бок, как сорванное с опоры колесо. На секунду я решил, что разгоревшийся ураган дотянулся до орбиты</w:t>
+      </w:r>
+      <w:r>
+        <w:t>,</w:t>
+      </w:r>
+      <w:r>
+        <w:t xml:space="preserve"> но</w:t>
+      </w:r>
+      <w:r>
+        <w:t>, к счастью,</w:t>
+      </w:r>
+      <w:r>
+        <w:t xml:space="preserve"> вспомнил о сбоях в </w:t>
+      </w:r>
+      <w:proofErr w:type="spellStart"/>
+      <w:r>
+        <w:t>гравитонной</w:t>
+      </w:r>
+      <w:proofErr w:type="spellEnd"/>
+      <w:r>
+        <w:t xml:space="preserve"> камере.</w:t>
+      </w:r>
+    </w:p>
+    <w:p>
       <w:r>
         <w:lastRenderedPageBreak/>
-        <w:t>что разгоревшийся ураган дотянулся до орбиты</w:t>
-      </w:r>
-      <w:r>
-        <w:t>,</w:t>
-      </w:r>
-      <w:r>
-        <w:t xml:space="preserve"> но</w:t>
-      </w:r>
-      <w:r>
-        <w:t>, к счастью,</w:t>
-      </w:r>
-      <w:r>
-        <w:t xml:space="preserve"> вспомнил о сбоях в </w:t>
+        <w:t>Качка.</w:t>
+      </w:r>
+    </w:p>
+    <w:p>
+      <w:r>
+        <w:t xml:space="preserve">Марутян подарил мне самодельную липучку от мух. Я повесил её на переборку — она стала первым украшением в моём новом жилице. От усталости опять разболелась голова, но глотать таблетки не хотелось, а заглянуть в местную библиотеку, чтобы занять </w:t>
+      </w:r>
+      <w:r>
+        <w:t xml:space="preserve">чем-то </w:t>
+      </w:r>
+      <w:r>
+        <w:t>досуг, я забыл. Пришлось, как и день назад, довольствоваться видом из иллюминатора.</w:t>
+      </w:r>
+    </w:p>
+    <w:p>
+      <w:r>
+        <w:t>В который, впрочем, ничего не было видно.</w:t>
+      </w:r>
+    </w:p>
+    <w:p>
+      <w:r>
+        <w:t>Помаявшись от безделья, я подошёл к интеркому.</w:t>
+      </w:r>
+    </w:p>
+    <w:p>
+      <w:r>
+        <w:t>Блок «С», модуль «один».</w:t>
+      </w:r>
+    </w:p>
+    <w:p>
+      <w:r>
+        <w:t>— Слушаю? — раздался знакомый голос.</w:t>
+      </w:r>
+    </w:p>
+    <w:p>
+      <w:r>
+        <w:t>— Ты у себя? — спросил я.</w:t>
+      </w:r>
+    </w:p>
+    <w:p>
+      <w:r>
+        <w:t>— Конечно, — ответила Вера. — Как бы я тогда подняла трубку?</w:t>
+      </w:r>
+    </w:p>
+    <w:p>
+      <w:r>
+        <w:t>Я замялся, мигом растеряв решимость. Молчание потянулось сквозь провода, как несказанное слово. Раздражающе щёлкали часы в модуле — их назойливый стук преследовал меня постоянно.</w:t>
+      </w:r>
+    </w:p>
+    <w:p>
+      <w:r>
+        <w:t xml:space="preserve">— Можешь зайти, если хочешь, — </w:t>
+      </w:r>
+      <w:r>
+        <w:t>смилостивилась</w:t>
+      </w:r>
+      <w:r>
+        <w:t xml:space="preserve"> Вера. — Теперь твоя очередь. Только не заблудись.</w:t>
+      </w:r>
+    </w:p>
+    <w:p>
+      <w:r>
+        <w:t>Но открыла она не сразу.</w:t>
+      </w:r>
+    </w:p>
+    <w:p>
+      <w:r>
+        <w:t>Из-за двери послышались грохот и звон. Кто-то отрывистыми пинками раскидывал по металлическому полу жестяные плошки.</w:t>
+      </w:r>
+    </w:p>
+    <w:p>
+      <w:r>
+        <w:t>Спустя минуту клацнул замок.</w:t>
+      </w:r>
+    </w:p>
+    <w:p>
+      <w:r>
+        <w:t>Вера выглядела, как человек, которого среди ночи вытянули из уютного сна грубым трезвоном интеркома.</w:t>
+      </w:r>
+    </w:p>
+    <w:p>
+      <w:r>
+        <w:t>— Надеюсь, не разбудил? — спросил я.</w:t>
+      </w:r>
+    </w:p>
+    <w:p>
+      <w:r>
+        <w:t>— Нет, — качнула головой Вера. — Но гулять сегодня не пойдём, я немного притомилась. Заходи!</w:t>
+      </w:r>
+    </w:p>
+    <w:p>
+      <w:r>
+        <w:t xml:space="preserve">Её модуль </w:t>
+      </w:r>
+      <w:r>
+        <w:t>напоминал</w:t>
+      </w:r>
+      <w:r>
+        <w:t xml:space="preserve"> склад забытых вещей.</w:t>
+      </w:r>
+    </w:p>
+    <w:p>
+      <w:r>
+        <w:t>— Извини, не</w:t>
+      </w:r>
+      <w:r>
+        <w:t xml:space="preserve"> </w:t>
+      </w:r>
+      <w:r>
+        <w:t>вовремя, — сказал я. — Могу потом заглянуть.</w:t>
+      </w:r>
+    </w:p>
+    <w:p>
+      <w:r>
+        <w:t>— Заходи давай! — сказала Вера.</w:t>
+      </w:r>
+    </w:p>
+    <w:p>
+      <w:r>
+        <w:t>В воздухе пахло пылью и ментоловой отдушкой. У наспех застеленной кровати стояла пластиковая коробка, доверху заваленная какими-то несуразными вещами, которые на первый взгляд можно было принять за детали развинченного механизма. На столике у иллюминатора валялись книжки. Я прочитал первый попавшийся корешок — отчёты партийной деки.</w:t>
+      </w:r>
+    </w:p>
+    <w:p>
+      <w:r>
+        <w:t>— Серьёзно? — Я показал на книгу пальцем. — Ты правда это читаешь?</w:t>
+      </w:r>
+    </w:p>
+    <w:p>
+      <w:r>
+        <w:t xml:space="preserve">— Ну так, — лениво отозвалась Вера, — </w:t>
       </w:r>
       <w:proofErr w:type="spellStart"/>
       <w:r>
-        <w:t>гравитонной</w:t>
+        <w:t>полистываю</w:t>
       </w:r>
       <w:proofErr w:type="spellEnd"/>
       <w:r>
-        <w:t xml:space="preserve"> камере.</w:t>
-      </w:r>
-    </w:p>
-    <w:p>
-      <w:r>
-        <w:t>Качка.</w:t>
-      </w:r>
-    </w:p>
-    <w:p>
-      <w:r>
-        <w:t xml:space="preserve">Марутян подарил мне самодельную липучку от мух. Я повесил её на переборку — она стала первым украшением в моём новом жилице. От усталости опять разболелась голова, но глотать таблетки не хотелось, а заглянуть в местную библиотеку, чтобы занять </w:t>
-      </w:r>
-      <w:r>
-        <w:t xml:space="preserve">чем-то </w:t>
-      </w:r>
-      <w:r>
-        <w:t>досуг, я забыл. Пришлось, как и день назад, довольствоваться видом из иллюминатора.</w:t>
-      </w:r>
-    </w:p>
-    <w:p>
-      <w:r>
-        <w:t>В который, впрочем, ничего не было видно.</w:t>
-      </w:r>
-    </w:p>
-    <w:p>
-      <w:r>
-        <w:t>Помаявшись от безделья, я подошёл к интеркому.</w:t>
-      </w:r>
-    </w:p>
-    <w:p>
-      <w:r>
-        <w:t>Блок «С», модуль «один».</w:t>
-      </w:r>
-    </w:p>
-    <w:p>
-      <w:r>
-        <w:t>— Слушаю? — раздался знакомый голос.</w:t>
-      </w:r>
-    </w:p>
-    <w:p>
-      <w:r>
-        <w:t>— Ты у себя? — спросил я.</w:t>
-      </w:r>
-    </w:p>
-    <w:p>
-      <w:r>
-        <w:t>— Конечно, — ответила Вера. — Как бы я тогда подняла трубку?</w:t>
-      </w:r>
-    </w:p>
-    <w:p>
-      <w:r>
-        <w:t>Я замялся, мигом растеряв решимость. Молчание потянулось сквозь провода, как несказанное слово. Раздражающе щёлкали часы в модуле — их назойливый стук преследовал меня постоянно.</w:t>
-      </w:r>
-    </w:p>
-    <w:p>
-      <w:r>
-        <w:t xml:space="preserve">— Можешь зайти, если хочешь, — </w:t>
-      </w:r>
-      <w:r>
-        <w:t>смилостивилась</w:t>
-      </w:r>
-      <w:r>
-        <w:t xml:space="preserve"> Вера. — Теперь твоя очередь. Только не заблудись.</w:t>
-      </w:r>
-    </w:p>
-    <w:p>
-      <w:r>
-        <w:t>Но открыла она не сразу.</w:t>
-      </w:r>
-    </w:p>
-    <w:p>
-      <w:r>
-        <w:t>Из-за двери послышались грохот и звон. Кто-то отрывистыми пинками раскидывал по металлическому полу жестяные плошки.</w:t>
-      </w:r>
-    </w:p>
-    <w:p>
-      <w:r>
-        <w:t>Спустя минуту клацнул замок.</w:t>
-      </w:r>
-    </w:p>
-    <w:p>
-      <w:r>
-        <w:t>Вера выглядела, как человек, которого среди ночи вытянули из уютного сна грубым трезвоном интеркома.</w:t>
-      </w:r>
-    </w:p>
-    <w:p>
-      <w:r>
-        <w:t>— Надеюсь, не разбудил? — спросил я.</w:t>
-      </w:r>
-    </w:p>
-    <w:p>
-      <w:r>
-        <w:t>— Нет, — качнула головой Вера. — Но гулять сегодня не пойдём, я немного притомилась. Заходи!</w:t>
-      </w:r>
-    </w:p>
-    <w:p>
-      <w:r>
-        <w:t xml:space="preserve">Её модуль </w:t>
-      </w:r>
-      <w:r>
-        <w:t>напоминал</w:t>
-      </w:r>
-      <w:r>
-        <w:t xml:space="preserve"> склад забытых вещей.</w:t>
-      </w:r>
-    </w:p>
-    <w:p>
-      <w:r>
-        <w:t>— Извини, не</w:t>
+        <w:t>. Вы же нам это зачем-то привозите. Может, там что-то важное произошло на Земле, пока меня не было. Коммунизм, например, построили.</w:t>
+      </w:r>
+    </w:p>
+    <w:p>
+      <w:r>
+        <w:t>— Не в этом десятилетии, — сказал я.</w:t>
+      </w:r>
+    </w:p>
+    <w:p>
+      <w:r>
+        <w:t>— Да уж! — хихикнула Вера.</w:t>
+      </w:r>
+    </w:p>
+    <w:p>
+      <w:r>
+        <w:lastRenderedPageBreak/>
+        <w:t>Я продолжал осматриваться.</w:t>
+      </w:r>
+    </w:p>
+    <w:p>
+      <w:r>
+        <w:t>— Ты в шоке? — деловито поинтересовалась Вера.</w:t>
+      </w:r>
+    </w:p>
+    <w:p>
+      <w:r>
+        <w:t>Кажется, под кровать тоже было что-то впопыхах подоткнуто.</w:t>
+      </w:r>
+    </w:p>
+    <w:p>
+      <w:r>
+        <w:t>— Нет, с чего бы? У тебя очень уютно. Такое,</w:t>
       </w:r>
       <w:r>
         <w:t xml:space="preserve"> </w:t>
       </w:r>
       <w:r>
-        <w:t>вовремя, — сказал я. — Могу потом заглянуть.</w:t>
-      </w:r>
-    </w:p>
-    <w:p>
-      <w:r>
-        <w:t>— Заходи давай! — сказала Вера.</w:t>
-      </w:r>
-    </w:p>
-    <w:p>
-      <w:r>
-        <w:t>В воздухе пахло пылью и ментоловой отдушкой. У наспех застеленной кровати стояла пластиковая коробка, доверху заваленная какими-то несуразными вещами, которые на первый взгляд можно было принять за детали развинченного механизма. На столике у иллюминатора валялись книжки. Я прочитал первый попавшийся корешок — отчёты партийной деки.</w:t>
-      </w:r>
-    </w:p>
-    <w:p>
-      <w:r>
-        <w:t>— Серьёзно? — Я показал на книгу пальцем. — Ты правда это читаешь?</w:t>
-      </w:r>
-    </w:p>
-    <w:p>
-      <w:r>
-        <w:t xml:space="preserve">— Ну так, — лениво отозвалась Вера, — </w:t>
-      </w:r>
-      <w:proofErr w:type="spellStart"/>
-      <w:r>
-        <w:t>полистываю</w:t>
-      </w:r>
-      <w:proofErr w:type="spellEnd"/>
-      <w:r>
-        <w:t>. Вы же нам это зачем-то привозите. Может, там что-то важное произошло на Земле, пока меня не было. Коммунизм, например, построили.</w:t>
+        <w:t>— я кашлянул, от пыли першило в горле, — обжитое пространство.</w:t>
+      </w:r>
+    </w:p>
+    <w:p>
+      <w:r>
+        <w:t>— Ой, да прекрати! — Вера плюхнулась на кровать. — Я знаю, я — свинья! Издержки, — она развела руками, — мужского воспитания. Хотя ты прав, прибраться немного всё же стоит.</w:t>
+      </w:r>
+    </w:p>
+    <w:p>
+      <w:r>
+        <w:t>— Мужского воспитания? — спросил я. — А мать?</w:t>
+      </w:r>
+    </w:p>
+    <w:p>
+      <w:r>
+        <w:t xml:space="preserve">— Она у меня из этих, </w:t>
+      </w:r>
+      <w:r>
+        <w:t xml:space="preserve">из </w:t>
+      </w:r>
+      <w:r>
+        <w:t>беженцев, — сказала Вера.</w:t>
+      </w:r>
+    </w:p>
+    <w:p>
+      <w:r>
+        <w:t>— Беженцев? — не понял я. — Ты имеешь в виду…</w:t>
+      </w:r>
+    </w:p>
+    <w:p>
+      <w:r>
+        <w:t>— Да нет! Более локального масштаба. Сбежала из семьи. Я её даже не помню. Папа говорит… говорил, что мне ещё годика не было.</w:t>
+      </w:r>
+    </w:p>
+    <w:p>
+      <w:r>
+        <w:t>— Понятно.</w:t>
+      </w:r>
+    </w:p>
+    <w:p>
+      <w:r>
+        <w:t>Я заметил небольшой снимок, прилепленный лентой у изголовья кровати. На фотографии — мутной, снятой на любительскую камеру — проступало в сумерках широкое озеро, в котором отражался закат.</w:t>
+      </w:r>
+    </w:p>
+    <w:p>
+      <w:r>
+        <w:t>Я приоткрыл от удивления рот.</w:t>
+      </w:r>
+    </w:p>
+    <w:p>
+      <w:r>
+        <w:t>— Что с тобой? — Вера помахала у меня перед лицом ладонью. — От сети отключился? Работы слишком много, да?</w:t>
+      </w:r>
+    </w:p>
+    <w:p>
+      <w:r>
+        <w:t>— Эта фотография, — проговорил я, — она твоя?</w:t>
+      </w:r>
+    </w:p>
+    <w:p>
+      <w:r>
+        <w:t>— Не</w:t>
+      </w:r>
+      <w:r>
+        <w:t>т</w:t>
+      </w:r>
+      <w:r>
+        <w:t>, я когда сюда въехала, она уже висела.</w:t>
+      </w:r>
+    </w:p>
+    <w:p>
+      <w:r>
+        <w:t>— Уже висела?</w:t>
+      </w:r>
+    </w:p>
+    <w:p>
+      <w:r>
+        <w:t>— Олег! — Вера посмотрела на меня долгим взглядом. — Конечно, моя! Чья ещё она может быть?</w:t>
+      </w:r>
+    </w:p>
+    <w:p>
+      <w:r>
+        <w:t>В иллюминаторе разлился голубой свет от атмосферной короны планеты, и на переборках вытянулись длинные цветные тени — как переливы отражённой воды на стенах бассейна.</w:t>
+      </w:r>
+    </w:p>
+    <w:p>
+      <w:r>
+        <w:t>— Я сегодня в лаборатории работал, — сказал я. — Выделили мне место.</w:t>
+      </w:r>
+    </w:p>
+    <w:p>
+      <w:r>
+        <w:t xml:space="preserve">— Да? И как? Показали тебе </w:t>
+      </w:r>
+      <w:r>
+        <w:t>этих мерзких червяков</w:t>
+      </w:r>
+      <w:r>
+        <w:t>?</w:t>
+      </w:r>
+    </w:p>
+    <w:p>
+      <w:r>
+        <w:t xml:space="preserve">— </w:t>
+      </w:r>
+      <w:r>
+        <w:t xml:space="preserve">Показали, но дело не в этом. </w:t>
+      </w:r>
+      <w:r>
+        <w:t>За аппаратом, который мне дали, раньше работал твой отец. Ты же Акимова?</w:t>
+      </w:r>
+    </w:p>
+    <w:p>
+      <w:r>
+        <w:t xml:space="preserve">— Акимова. — Вера отвернулась. — Вот значит как. Интересно, зачем он </w:t>
+      </w:r>
+      <w:r>
+        <w:t>так</w:t>
+      </w:r>
+      <w:r>
+        <w:t xml:space="preserve"> сделал? У них же должны быть ещё аппараты.</w:t>
+      </w:r>
+    </w:p>
+    <w:p>
+      <w:r>
+        <w:t>— Кто?</w:t>
+      </w:r>
+    </w:p>
+    <w:p>
+      <w:r>
+        <w:t>— Дед в пальто! — дёрнула плечами Вера. — Марутян! Кто же ещё?</w:t>
+      </w:r>
+    </w:p>
+    <w:p>
+      <w:r>
+        <w:t>— Не знаю. Мне показалось, для него это просто аппарат. Вряд ли он придавал этому какое-то значение. Ты извини, что я об этом заговорил, но что произошло с твоим отцом?</w:t>
+      </w:r>
+    </w:p>
+    <w:p>
+      <w:r>
+        <w:t>Вера смотрела в иллюминатор, на лазоревый рассвет.</w:t>
       </w:r>
     </w:p>
     <w:p>
       <w:r>
         <w:lastRenderedPageBreak/>
-        <w:t>— Не в этом десятилетии, — сказал я.</w:t>
-      </w:r>
-    </w:p>
-    <w:p>
-      <w:r>
-        <w:t>— Да уж! — хихикнула Вера.</w:t>
-      </w:r>
-    </w:p>
-    <w:p>
-      <w:r>
-        <w:t>Я продолжал осматриваться.</w:t>
-      </w:r>
-    </w:p>
-    <w:p>
-      <w:r>
-        <w:t>— Ты в шоке? — деловито поинтересовалась Вера.</w:t>
-      </w:r>
-    </w:p>
-    <w:p>
-      <w:r>
-        <w:t>Кажется, под кровать тоже было что-то впопыхах подоткнуто.</w:t>
-      </w:r>
-    </w:p>
-    <w:p>
-      <w:r>
-        <w:t>— Нет, с чего бы? У тебя очень уютно. Такое,</w:t>
+        <w:t>— Десятый модуль не трогай.</w:t>
+      </w:r>
+    </w:p>
+    <w:p>
+      <w:r>
+        <w:t>— Десятый модуль?</w:t>
+      </w:r>
+    </w:p>
+    <w:p>
+      <w:r>
+        <w:t>— Да, и можешь не переспрашивать постоянно</w:t>
+      </w:r>
+      <w:r>
+        <w:t>!</w:t>
+      </w:r>
+    </w:p>
+    <w:p>
+      <w:r>
+        <w:t>Я сел у столика. Фрактальное озеро на стене скрылось у Веры за спиной.</w:t>
+      </w:r>
+    </w:p>
+    <w:p>
+      <w:r>
+        <w:t>— Фотография тут при</w:t>
       </w:r>
       <w:r>
         <w:t xml:space="preserve"> </w:t>
       </w:r>
       <w:r>
-        <w:t>— я кашлянул, от пыли першило в горле, — обжитое пространство.</w:t>
-      </w:r>
-    </w:p>
-    <w:p>
-      <w:r>
-        <w:t>— Ой, да прекрати! — Вера плюхнулась на кровать. — Я знаю, я — свинья! Издержки, — она развела руками, — мужского воспитания. Хотя ты прав, прибраться немного всё же стоит.</w:t>
-      </w:r>
-    </w:p>
-    <w:p>
-      <w:r>
-        <w:t>— Мужского воспитания? — спросил я. — А мать?</w:t>
-      </w:r>
-    </w:p>
-    <w:p>
-      <w:r>
-        <w:t xml:space="preserve">— Она у меня из этих, </w:t>
-      </w:r>
-      <w:r>
-        <w:t xml:space="preserve">из </w:t>
-      </w:r>
-      <w:r>
-        <w:t>беженцев, — сказала Вера.</w:t>
-      </w:r>
-    </w:p>
-    <w:p>
-      <w:r>
-        <w:t>— Беженцев? — не понял я. — Ты имеешь в виду, в…</w:t>
-      </w:r>
-    </w:p>
-    <w:p>
-      <w:r>
-        <w:t>— Да нет! Более локального масштаба. Сбежала из семьи. Я её даже не помню. Папа говорит… говорил, что мне ещё годика не было.</w:t>
-      </w:r>
-    </w:p>
-    <w:p>
-      <w:r>
-        <w:t>— Понятно.</w:t>
-      </w:r>
-    </w:p>
-    <w:p>
-      <w:r>
-        <w:t>Я заметил небольшой снимок, прилепленный лентой у изголовья кровати. На фотографии — мутной, снятой на любительскую камеру — проступало в сумерках широкое озеро, в котором отражался закат.</w:t>
-      </w:r>
-    </w:p>
-    <w:p>
-      <w:r>
-        <w:t>Я приоткрыл от удивления рот.</w:t>
-      </w:r>
-    </w:p>
-    <w:p>
-      <w:r>
-        <w:t>— Что с тобой? — Вера помахала у меня перед лицом ладонью. — От сети отключился? Работы слишком много, да?</w:t>
-      </w:r>
-    </w:p>
-    <w:p>
-      <w:r>
-        <w:t>— Эта фотография, — проговорил я, — она твоя?</w:t>
-      </w:r>
-    </w:p>
-    <w:p>
-      <w:r>
-        <w:t>— Не</w:t>
-      </w:r>
-      <w:r>
-        <w:t>т</w:t>
-      </w:r>
-      <w:r>
-        <w:t>, я когда сюда въехала, она уже висела.</w:t>
-      </w:r>
-    </w:p>
-    <w:p>
-      <w:r>
-        <w:t>— Уже висела?</w:t>
-      </w:r>
-    </w:p>
-    <w:p>
-      <w:r>
-        <w:t>— Олег! — Вера посмотрела на меня долгим взглядом. — Конечно, моя! Чья ещё она может быть?</w:t>
-      </w:r>
-    </w:p>
-    <w:p>
-      <w:r>
-        <w:t>В иллюминаторе разлился голубой свет от атмосферной короны планеты, и на переборках вытянулись длинные цветные тени — как переливы отражённой воды на стенах бассейна.</w:t>
-      </w:r>
-    </w:p>
-    <w:p>
-      <w:r>
-        <w:t>— Я сегодня в лаборатории работал, — сказал я. — Выделили мне место.</w:t>
-      </w:r>
-    </w:p>
-    <w:p>
-      <w:r>
-        <w:t xml:space="preserve">— Да? И как? Показали тебе </w:t>
-      </w:r>
-      <w:r>
-        <w:t>этих мерзких червяков</w:t>
-      </w:r>
-      <w:r>
-        <w:t>?</w:t>
-      </w:r>
-    </w:p>
-    <w:p>
-      <w:r>
-        <w:t>— За аппаратом, который мне дали, раньше работал твой отец. Ты же Акимова?</w:t>
-      </w:r>
-    </w:p>
-    <w:p>
-      <w:r>
-        <w:t xml:space="preserve">— Акимова. — Вера отвернулась. — Вот значит как. Интересно, зачем он </w:t>
-      </w:r>
-      <w:r>
-        <w:t>так</w:t>
-      </w:r>
-      <w:r>
-        <w:t xml:space="preserve"> сделал? У них же должны быть ещё аппараты.</w:t>
-      </w:r>
-    </w:p>
-    <w:p>
-      <w:r>
-        <w:t>— Кто?</w:t>
-      </w:r>
-    </w:p>
-    <w:p>
-      <w:r>
-        <w:t>— Дед в пальто! — дёрнула плечами Вера. — Марутян! Кто же ещё?</w:t>
+        <w:t>чём? — спросила она.</w:t>
+      </w:r>
+    </w:p>
+    <w:p>
+      <w:r>
+        <w:t>— Я говорил, помнишь, что мне до сих пор кошмары</w:t>
+      </w:r>
+      <w:r>
+        <w:t xml:space="preserve"> </w:t>
+      </w:r>
+      <w:r>
+        <w:t>снятся?</w:t>
+      </w:r>
+      <w:r>
+        <w:t xml:space="preserve"> — осторожно начал я.</w:t>
+      </w:r>
+    </w:p>
+    <w:p>
+      <w:r>
+        <w:t>— О том, как тонешь? Помню, конечно. Вчера же дело было.</w:t>
+      </w:r>
+    </w:p>
+    <w:p>
+      <w:r>
+        <w:t>— Мне снится, — сказал я, — озеро, точно такое же, как на твоём снимке, хотя я никогда на озёрах не был. И точно так же в нём закат отражается. Хотя в последн</w:t>
+      </w:r>
+      <w:r>
+        <w:t>их</w:t>
+      </w:r>
+      <w:r>
+        <w:t xml:space="preserve"> сн</w:t>
+      </w:r>
+      <w:r>
+        <w:t>ах</w:t>
+      </w:r>
+      <w:r>
+        <w:t>, мне кажется, это была заря.</w:t>
+      </w:r>
+    </w:p>
+    <w:p>
+      <w:r>
+        <w:t>Вера долго молчала.</w:t>
+      </w:r>
+    </w:p>
+    <w:p>
+      <w:r>
+        <w:t xml:space="preserve">— Для меня, — заговорила она, — это самое приятное воспоминание за всю жизнь. Лет десять назад ездили с отцом на это озеро. Нам рассказывали, что виды там очень красивые, вода кристально чистая, и нет никого вокруг. Виды так себе оказались, но нас это не шибко расстроило. Задержались там допоздна. </w:t>
+      </w:r>
+      <w:r>
+        <w:t>После этого</w:t>
+      </w:r>
+      <w:r>
+        <w:t xml:space="preserve"> много раз хотели ещё съездить, но всё не получалось как-то, откладывали. Решили, что вот, когда на Землю вернёмся, возьмём отпуск и сразу туда </w:t>
+      </w:r>
+      <w:r>
+        <w:t>рванём</w:t>
+      </w:r>
+      <w:r>
+        <w:t>.</w:t>
+      </w:r>
+    </w:p>
+    <w:p>
+      <w:r>
+        <w:t>— Извини, — сказал я.</w:t>
+      </w:r>
+    </w:p>
+    <w:p>
+      <w:r>
+        <w:t xml:space="preserve">— За что? Я об этом всегда помню. Думаешь, зачем снимок здесь повесила? Если бы не этот урод — </w:t>
+      </w:r>
+      <w:r>
+        <w:t>только</w:t>
+      </w:r>
+      <w:r>
+        <w:t xml:space="preserve"> не спрашивай, кто — мы бы обязательно туда поехали.</w:t>
+      </w:r>
+    </w:p>
+    <w:p>
+      <w:r>
+        <w:t>Вера забралась с ногами на кровать и обняла себя за колени.</w:t>
+      </w:r>
+    </w:p>
+    <w:p>
+      <w:r>
+        <w:t xml:space="preserve">— Что он сделал? </w:t>
+      </w:r>
+      <w:r>
+        <w:t xml:space="preserve">— спросил я. — </w:t>
+      </w:r>
+      <w:r>
+        <w:t>Десятый модуль не хотел менять?</w:t>
+      </w:r>
+    </w:p>
+    <w:p>
+      <w:r>
+        <w:t>— Ага, зато хотел, чтобы его ремонтировали постоянно. В итоге вообще заключение сделали, что папа сам был во всём виноват.</w:t>
+      </w:r>
+    </w:p>
+    <w:p>
+      <w:r>
+        <w:t>— Мне жаль. Не знаю даже, что ещё сказать.</w:t>
+      </w:r>
+    </w:p>
+    <w:p>
+      <w:r>
+        <w:t>— Не знаешь, тогда и не говори ничего. — Вера уткнулась в колени лбом. — Олег, я устала сегодня! Давай потом поговорим.</w:t>
+      </w:r>
+    </w:p>
+    <w:p>
+      <w:r>
+        <w:t>— Хорошо, до завтра.</w:t>
+      </w:r>
+    </w:p>
+    <w:p>
+      <w:r>
+        <w:t>Я встал, подошёл к двери.</w:t>
+      </w:r>
+    </w:p>
+    <w:p>
+      <w:r>
+        <w:t>— Постой! — Вера вскочила с кровати, и её фигуру охватил голубой ореол от Кратера Водолея. — Тебе, правда, до сих пор кошмары снятся?</w:t>
+      </w:r>
+    </w:p>
+    <w:p>
+      <w:r>
+        <w:t>— Правда.</w:t>
+      </w:r>
+    </w:p>
+    <w:p>
+      <w:r>
+        <w:t>— И озеро такое же, как на снимке?</w:t>
+      </w:r>
+    </w:p>
+    <w:p>
+      <w:r>
+        <w:t>Она сняла фотку со стены, протянула мне. Бумага была старая и толстая, с заломами по краям. Глянец уже почти сошёл, выветрился, как старый лак</w:t>
+      </w:r>
+      <w:r>
+        <w:t>.</w:t>
+      </w:r>
+      <w:r>
+        <w:t xml:space="preserve"> </w:t>
+      </w:r>
+      <w:r>
+        <w:t>Т</w:t>
+      </w:r>
+      <w:r>
+        <w:t xml:space="preserve">ёмное озеро на снимке </w:t>
+      </w:r>
+      <w:r>
+        <w:t xml:space="preserve">стало </w:t>
+      </w:r>
+      <w:r>
+        <w:t>неподвижным и плотным, будто вместо воды его заполнял жидкий металл.</w:t>
       </w:r>
     </w:p>
     <w:p>
       <w:r>
         <w:lastRenderedPageBreak/>
-        <w:t>— Не знаю. Мне показалось, для него это просто аппарат. Вряд ли он придавал этому какое-то значение. Ты извини, что я об этом заговорил, но что произошло с твоим отцом?</w:t>
-      </w:r>
-    </w:p>
-    <w:p>
-      <w:r>
-        <w:t>Вера смотрела в иллюминатор, на лазоревый рассвет.</w:t>
-      </w:r>
-    </w:p>
-    <w:p>
-      <w:r>
-        <w:t>— Десятый модуль не трогай.</w:t>
-      </w:r>
-    </w:p>
-    <w:p>
-      <w:r>
-        <w:t>— Десятый модуль?</w:t>
-      </w:r>
-    </w:p>
-    <w:p>
-      <w:r>
-        <w:t>— Да, и можешь не переспрашивать постоянно.</w:t>
-      </w:r>
-    </w:p>
-    <w:p>
-      <w:r>
-        <w:t>Я сел у столика. Фрактальное озеро на стене скрылось у Веры за спиной.</w:t>
-      </w:r>
-    </w:p>
-    <w:p>
-      <w:r>
-        <w:t>— Фотография тут при</w:t>
-      </w:r>
-      <w:r>
-        <w:t xml:space="preserve"> </w:t>
-      </w:r>
-      <w:r>
-        <w:t>чём? — спросила она.</w:t>
-      </w:r>
-    </w:p>
-    <w:p>
-      <w:r>
-        <w:t>— Я говорил, помнишь, что мне до сих пор кошмары</w:t>
-      </w:r>
-      <w:r>
-        <w:t xml:space="preserve"> </w:t>
-      </w:r>
-      <w:r>
-        <w:t>снятся?</w:t>
-      </w:r>
-    </w:p>
-    <w:p>
-      <w:r>
-        <w:t>— О том, как тонешь? Помню, конечно. Вчера же дело было.</w:t>
-      </w:r>
-    </w:p>
-    <w:p>
-      <w:r>
-        <w:t>— Мне снится, — сказал я, — озеро, точно такое же, как на твоём снимке, хотя я никогда на озёрах не был. И точно так же в нём закат отражается. Хотя в последн</w:t>
-      </w:r>
-      <w:r>
-        <w:t>их</w:t>
-      </w:r>
-      <w:r>
-        <w:t xml:space="preserve"> сн</w:t>
-      </w:r>
-      <w:r>
-        <w:t>ах</w:t>
-      </w:r>
-      <w:r>
-        <w:t>, мне кажется, это была заря.</w:t>
-      </w:r>
-    </w:p>
-    <w:p>
-      <w:r>
-        <w:t>Вера долго молчала.</w:t>
-      </w:r>
-    </w:p>
-    <w:p>
-      <w:r>
-        <w:t xml:space="preserve">— Для меня, — заговорила она, — это самое приятное воспоминание за всю жизнь. Лет десять назад ездили с отцом на это озеро. Нам рассказывали, что виды там очень красивые, вода кристально чистая, и нет никого вокруг. Виды так себе оказались, но нас это не шибко расстроило. Задержались там допоздна. </w:t>
-      </w:r>
-      <w:r>
-        <w:t>После этого</w:t>
-      </w:r>
-      <w:r>
-        <w:t xml:space="preserve"> много раз хотели ещё съездить, но всё не получалось как-то, откладывали. Решили, что вот, когда на Землю вернёмся, возьмём отпуск и сразу туда </w:t>
-      </w:r>
-      <w:r>
-        <w:t>рванём</w:t>
-      </w:r>
-      <w:r>
-        <w:t>.</w:t>
-      </w:r>
-    </w:p>
-    <w:p>
-      <w:r>
-        <w:t>— Извини, — сказал я.</w:t>
-      </w:r>
-    </w:p>
-    <w:p>
-      <w:r>
-        <w:t xml:space="preserve">— За что? Я об этом всегда помню. Думаешь, зачем снимок здесь повесила? Если бы не этот урод — </w:t>
-      </w:r>
-      <w:r>
-        <w:t>только</w:t>
-      </w:r>
-      <w:r>
-        <w:t xml:space="preserve"> не спрашивай, кто — мы бы обязательно туда поехали.</w:t>
-      </w:r>
-    </w:p>
-    <w:p>
-      <w:r>
-        <w:t>Вера забралась с ногами на кровать и обняла себя за колени.</w:t>
-      </w:r>
-    </w:p>
-    <w:p>
-      <w:r>
-        <w:t>— Что он сделал? Десятый модуль не хотел менять?</w:t>
-      </w:r>
-    </w:p>
-    <w:p>
-      <w:r>
-        <w:t>— Ага, зато хотел, чтобы его ремонтировали постоянно. В итоге вообще заключение сделали, что папа сам был во всём виноват.</w:t>
-      </w:r>
-    </w:p>
-    <w:p>
-      <w:r>
-        <w:t>— Мне жаль. Не знаю даже, что ещё сказать.</w:t>
-      </w:r>
-    </w:p>
-    <w:p>
-      <w:r>
-        <w:t>— Не знаешь, тогда и не говори ничего. — Вера уткнулась в колени лбом. — Олег, я устала сегодня! Давай потом поговорим.</w:t>
-      </w:r>
-    </w:p>
-    <w:p>
-      <w:r>
-        <w:t>— Хорошо, до завтра.</w:t>
-      </w:r>
-    </w:p>
-    <w:p>
-      <w:r>
-        <w:t>Я встал, подошёл к двери.</w:t>
-      </w:r>
-    </w:p>
-    <w:p>
-      <w:r>
-        <w:t>— Постой! — Вера вскочила с кровати, и её фигуру охватил голубой ореол от Кратера Водолея. — Тебе, правда, до сих пор кошмары снятся?</w:t>
-      </w:r>
-    </w:p>
-    <w:p>
-      <w:r>
-        <w:t>— Правда.</w:t>
-      </w:r>
-    </w:p>
-    <w:p>
-      <w:r>
-        <w:t>— И озеро такое же, как на снимке?</w:t>
-      </w:r>
-    </w:p>
-    <w:p>
-      <w:r>
-        <w:lastRenderedPageBreak/>
-        <w:t>Она сняла фотку со стены, протянула мне. Бумага была старая и толстая, с заломами по краям. Глянец уже почти сошёл, выветрился, как старый лак</w:t>
-      </w:r>
-      <w:r>
-        <w:t>.</w:t>
-      </w:r>
-      <w:r>
-        <w:t xml:space="preserve"> </w:t>
-      </w:r>
-      <w:r>
-        <w:t>Т</w:t>
-      </w:r>
-      <w:r>
-        <w:t xml:space="preserve">ёмное озеро на снимке </w:t>
-      </w:r>
-      <w:r>
-        <w:t xml:space="preserve">стало </w:t>
-      </w:r>
-      <w:r>
-        <w:t>неподвижным и плотным, будто вместо воды его заполнял жидкий металл.</w:t>
-      </w:r>
-    </w:p>
-    <w:p>
-      <w:r>
         <w:t>— Да, очень похоже. Закат так же отражается. Глупость это, конечно. — Я смущённо улыбнулся. — Озеро и озеро. Вода везде одинаковая.</w:t>
       </w:r>
     </w:p>
@@ -13931,7 +13991,13 @@
         <w:t>начну</w:t>
       </w:r>
       <w:r>
-        <w:t xml:space="preserve"> вглядываться в бесконечные строчки раскодированной трассировки.</w:t>
+        <w:t xml:space="preserve"> вглядываться в бесконечные строчки </w:t>
+      </w:r>
+      <w:r>
+        <w:t>кода</w:t>
+      </w:r>
+      <w:r>
+        <w:t>.</w:t>
       </w:r>
     </w:p>
     <w:p>
@@ -13968,7 +14034,13 @@
         <w:t xml:space="preserve">угрожающе </w:t>
       </w:r>
       <w:r>
-        <w:t>прожужжала и собиралась уже спрятаться в слепое пятно, нырнуть в балк, как это умеют мухи, но неожиданно села на приделанную к стене липучку. Затрепетала, зашевелила лапками, стала взбивать крыльями воздух — и засела ещё сильнее.</w:t>
+        <w:t xml:space="preserve">прожужжала и собиралась уже спрятаться в слепое пятно, нырнуть в балк, как это умеют мухи, но неожиданно села на приделанную к стене липучку. Затрепетала, зашевелила лапками, стала взбивать крыльями воздух — и засела ещё </w:t>
+      </w:r>
+      <w:r>
+        <w:t>глубже</w:t>
+      </w:r>
+      <w:r>
+        <w:t>.</w:t>
       </w:r>
     </w:p>
     <w:p>
@@ -14033,6 +14105,11 @@
       </w:r>
     </w:p>
     <w:p>
+      <w:pPr>
+        <w:rPr>
+          <w:lang w:val="en-US"/>
+        </w:rPr>
+      </w:pPr>
       <w:r>
         <w:t>Это было похоже на кровь.</w:t>
       </w:r>
@@ -14148,7 +14225,7 @@
         <w:t xml:space="preserve">час поднимется на ноги и </w:t>
       </w:r>
       <w:r>
-        <w:t>попятится</w:t>
+        <w:t>пойдёт</w:t>
       </w:r>
       <w:r>
         <w:t xml:space="preserve"> мне навстречу, опираясь о переборки.</w:t>
@@ -14298,7 +14375,13 @@
         <w:t>— Нет, Арто, мы не в лаборатории</w:t>
       </w:r>
       <w:r>
-        <w:t>, — сказал я</w:t>
+        <w:t xml:space="preserve">, — </w:t>
+      </w:r>
+      <w:r>
+        <w:t>проговорил</w:t>
+      </w:r>
+      <w:r>
+        <w:t xml:space="preserve"> я</w:t>
       </w:r>
       <w:r>
         <w:t xml:space="preserve">. </w:t>
@@ -14408,7 +14491,13 @@
     </w:p>
     <w:p>
       <w:r>
-        <w:t>— Постарайся не двигаться, — сказал я.</w:t>
+        <w:t xml:space="preserve">— Постарайся не двигаться, — </w:t>
+      </w:r>
+      <w:r>
+        <w:t>сказал</w:t>
+      </w:r>
+      <w:r>
+        <w:t xml:space="preserve"> я.</w:t>
       </w:r>
     </w:p>
     <w:p>
@@ -14446,7 +14535,13 @@
     </w:p>
     <w:p>
       <w:r>
-        <w:t>— Здесь не так уж и светло, — проговорил я.</w:t>
+        <w:t xml:space="preserve">— Здесь не так уж и светло, — </w:t>
+      </w:r>
+      <w:r>
+        <w:t>сказал</w:t>
+      </w:r>
+      <w:r>
+        <w:t xml:space="preserve"> я.</w:t>
       </w:r>
     </w:p>
     <w:p>
@@ -14898,7 +14993,13 @@
     </w:p>
     <w:p>
       <w:r>
-        <w:t>— Арто нёс какую-то околесицу, — сказал я. — Не понимал, где находится. Думал мы в лаборатории, стал меня за опоздание отчитывать. Потом сунул мне эту ручку, сказал идти спасать Марьям.</w:t>
+        <w:t xml:space="preserve">— Арто нёс какую-то околесицу, — </w:t>
+      </w:r>
+      <w:r>
+        <w:t>заговорил</w:t>
+      </w:r>
+      <w:r>
+        <w:t xml:space="preserve"> я. — Не понимал, где находится. Думал мы в лаборатории, стал меня за опоздание отчитывать. Потом сунул мне эту ручку, сказал идти спасать Марьям.</w:t>
       </w:r>
     </w:p>
     <w:p>

--- a/abyss/Воронков_В_Бездна_света.docx
+++ b/abyss/Воронков_В_Бездна_света.docx
@@ -1,6 +1,6 @@
 
 <file path=word/document.xml><?xml version="1.0" encoding="utf-8"?>
-<w:document xmlns:wpc="http://schemas.microsoft.com/office/word/2010/wordprocessingCanvas" xmlns:cx="http://schemas.microsoft.com/office/drawing/2014/chartex" xmlns:cx1="http://schemas.microsoft.com/office/drawing/2015/9/8/chartex" xmlns:cx2="http://schemas.microsoft.com/office/drawing/2015/10/21/chartex" xmlns:cx3="http://schemas.microsoft.com/office/drawing/2016/5/9/chartex" xmlns:cx4="http://schemas.microsoft.com/office/drawing/2016/5/10/chartex" xmlns:cx5="http://schemas.microsoft.com/office/drawing/2016/5/11/chartex" xmlns:cx6="http://schemas.microsoft.com/office/drawing/2016/5/12/chartex" xmlns:cx7="http://schemas.microsoft.com/office/drawing/2016/5/13/chartex" xmlns:cx8="http://schemas.microsoft.com/office/drawing/2016/5/14/chartex" xmlns:mc="http://schemas.openxmlformats.org/markup-compatibility/2006" xmlns:aink="http://schemas.microsoft.com/office/drawing/2016/ink" xmlns:am3d="http://schemas.microsoft.com/office/drawing/2017/model3d" xmlns:o="urn:schemas-microsoft-com:office:office" xmlns:oel="http://schemas.microsoft.com/office/2019/extlst" xmlns:r="http://schemas.openxmlformats.org/officeDocument/2006/relationships" xmlns:m="http://schemas.openxmlformats.org/officeDocument/2006/math" xmlns:v="urn:schemas-microsoft-com:vml" xmlns:wp14="http://schemas.microsoft.com/office/word/2010/wordprocessingDrawing" xmlns:wp="http://schemas.openxmlformats.org/drawingml/2006/wordprocessingDrawing" xmlns:w10="urn:schemas-microsoft-com:office:word" xmlns:w="http://schemas.openxmlformats.org/wordprocessingml/2006/main" xmlns:w14="http://schemas.microsoft.com/office/word/2010/wordml" xmlns:w15="http://schemas.microsoft.com/office/word/2012/wordml" xmlns:w16cex="http://schemas.microsoft.com/office/word/2018/wordml/cex" xmlns:w16cid="http://schemas.microsoft.com/office/word/2016/wordml/cid" xmlns:w16="http://schemas.microsoft.com/office/word/2018/wordml" xmlns:w16du="http://schemas.microsoft.com/office/word/2023/wordml/word16du" xmlns:w16sdtdh="http://schemas.microsoft.com/office/word/2020/wordml/sdtdatahash" xmlns:w16sdtfl="http://schemas.microsoft.com/office/word/2024/wordml/sdtformatlock" xmlns:w16se="http://schemas.microsoft.com/office/word/2015/wordml/symex" xmlns:wpg="http://schemas.microsoft.com/office/word/2010/wordprocessingGroup" xmlns:wpi="http://schemas.microsoft.com/office/word/2010/wordprocessingInk" xmlns:wne="http://schemas.microsoft.com/office/word/2006/wordml" xmlns:wps="http://schemas.microsoft.com/office/word/2010/wordprocessingShape" mc:Ignorable="w14 w15 w16se w16cid w16 w16cex w16sdtdh w16sdtfl w16du wp14">
+<w:document xmlns:wpc="http://schemas.microsoft.com/office/word/2010/wordprocessingCanvas" xmlns:cx="http://schemas.microsoft.com/office/drawing/2014/chartex" xmlns:cx1="http://schemas.microsoft.com/office/drawing/2015/9/8/chartex" xmlns:cx2="http://schemas.microsoft.com/office/drawing/2015/10/21/chartex" xmlns:cx3="http://schemas.microsoft.com/office/drawing/2016/5/9/chartex" xmlns:cx4="http://schemas.microsoft.com/office/drawing/2016/5/10/chartex" xmlns:cx5="http://schemas.microsoft.com/office/drawing/2016/5/11/chartex" xmlns:cx6="http://schemas.microsoft.com/office/drawing/2016/5/12/chartex" xmlns:cx7="http://schemas.microsoft.com/office/drawing/2016/5/13/chartex" xmlns:cx8="http://schemas.microsoft.com/office/drawing/2016/5/14/chartex" xmlns:mc="http://schemas.openxmlformats.org/markup-compatibility/2006" xmlns:aink="http://schemas.microsoft.com/office/drawing/2016/ink" xmlns:am3d="http://schemas.microsoft.com/office/drawing/2017/model3d" xmlns:o="urn:schemas-microsoft-com:office:office" xmlns:oel="http://schemas.microsoft.com/office/2019/extlst" xmlns:r="http://schemas.openxmlformats.org/officeDocument/2006/relationships" xmlns:m="http://schemas.openxmlformats.org/officeDocument/2006/math" xmlns:v="urn:schemas-microsoft-com:vml" xmlns:wp14="http://schemas.microsoft.com/office/word/2010/wordprocessingDrawing" xmlns:wp="http://schemas.openxmlformats.org/drawingml/2006/wordprocessingDrawing" xmlns:w10="urn:schemas-microsoft-com:office:word" xmlns:w="http://schemas.openxmlformats.org/wordprocessingml/2006/main" xmlns:w14="http://schemas.microsoft.com/office/word/2010/wordml" xmlns:w15="http://schemas.microsoft.com/office/word/2012/wordml" xmlns:w16cei="http://schemas.microsoft.com/office/word/2026/wordml/cei" xmlns:w16cex="http://schemas.microsoft.com/office/word/2018/wordml/cex" xmlns:w16cid="http://schemas.microsoft.com/office/word/2016/wordml/cid" xmlns:w16="http://schemas.microsoft.com/office/word/2018/wordml" xmlns:w16du="http://schemas.microsoft.com/office/word/2023/wordml/word16du" xmlns:w16sdtdh="http://schemas.microsoft.com/office/word/2020/wordml/sdtdatahash" xmlns:w16sdtfl="http://schemas.microsoft.com/office/word/2024/wordml/sdtformatlock" xmlns:w16se="http://schemas.microsoft.com/office/word/2015/wordml/symex" xmlns:wpg="http://schemas.microsoft.com/office/word/2010/wordprocessingGroup" xmlns:wpi="http://schemas.microsoft.com/office/word/2010/wordprocessingInk" xmlns:wne="http://schemas.microsoft.com/office/word/2006/wordml" xmlns:wps="http://schemas.microsoft.com/office/word/2010/wordprocessingShape" mc:Ignorable="w14 w15 w16se w16cid w16 w16cex w16sdtdh w16sdtfl w16du wp14">
   <w:body>
     <w:p>
       <w:pPr>
@@ -34,7 +34,7 @@
         <w:t>(</w:t>
       </w:r>
       <w:r>
-        <w:t>июль</w:t>
+        <w:t>август</w:t>
       </w:r>
       <w:r>
         <w:t xml:space="preserve"> 202</w:t>
@@ -2509,6 +2509,9 @@
     <w:p>
       <w:r>
         <w:t>— У них нет имён, — сказал Майоров.</w:t>
+      </w:r>
+      <w:r>
+        <w:t xml:space="preserve"> — Где-то в документах должна быть фамилия. Я уже не помню. Да и какая вам разница?</w:t>
       </w:r>
     </w:p>
     <w:p>
@@ -15844,9 +15847,6 @@
     <w:p>
       <w:pPr>
         <w:pStyle w:val="ad"/>
-        <w:rPr>
-          <w:lang w:val="en-US"/>
-        </w:rPr>
       </w:pPr>
       <w:r>
         <w:t>* * *</w:t>
@@ -22111,7 +22111,7 @@
       </w:pPr>
       <w:r>
         <w:lastRenderedPageBreak/>
-        <w:t>МЕТРОНОМ</w:t>
+        <w:t>ВЫБРОС</w:t>
       </w:r>
     </w:p>
     <w:p>
@@ -23490,7 +23490,7 @@
       </w:pPr>
       <w:r>
         <w:lastRenderedPageBreak/>
-        <w:t>РАСКОЛОТЫЙ КРАТЕР</w:t>
+        <w:t>ПОСЛЕДСТВИЯ</w:t>
       </w:r>
     </w:p>
     <w:p>
@@ -25238,7 +25238,7 @@
       </w:pPr>
       <w:r>
         <w:lastRenderedPageBreak/>
-        <w:t>ТРОМБ</w:t>
+        <w:t>РЕЗЕРВНЫЙ БЛОК</w:t>
       </w:r>
     </w:p>
     <w:p>
@@ -28101,7 +28101,7 @@
       </w:pPr>
       <w:r>
         <w:lastRenderedPageBreak/>
-        <w:t>ФИБРА</w:t>
+        <w:t>ИЗОЛЯЦИЯ</w:t>
       </w:r>
     </w:p>
     <w:p>
@@ -33466,7 +33466,7 @@
       </w:pPr>
       <w:r>
         <w:lastRenderedPageBreak/>
-        <w:t>КОМИТЕТ</w:t>
+        <w:t>ГРИГОРЬЕВ</w:t>
       </w:r>
     </w:p>
     <w:p>
@@ -36257,7 +36257,7 @@
       </w:pPr>
       <w:r>
         <w:lastRenderedPageBreak/>
-        <w:t>ЭВАКУАЦИЯ</w:t>
+        <w:t>БЕГСТВО</w:t>
       </w:r>
     </w:p>
     <w:p>
@@ -39875,7 +39875,7 @@
 </file>
 
 <file path=word/endnotes.xml><?xml version="1.0" encoding="utf-8"?>
-<w:endnotes xmlns:wpc="http://schemas.microsoft.com/office/word/2010/wordprocessingCanvas" xmlns:cx="http://schemas.microsoft.com/office/drawing/2014/chartex" xmlns:cx1="http://schemas.microsoft.com/office/drawing/2015/9/8/chartex" xmlns:cx2="http://schemas.microsoft.com/office/drawing/2015/10/21/chartex" xmlns:cx3="http://schemas.microsoft.com/office/drawing/2016/5/9/chartex" xmlns:cx4="http://schemas.microsoft.com/office/drawing/2016/5/10/chartex" xmlns:cx5="http://schemas.microsoft.com/office/drawing/2016/5/11/chartex" xmlns:cx6="http://schemas.microsoft.com/office/drawing/2016/5/12/chartex" xmlns:cx7="http://schemas.microsoft.com/office/drawing/2016/5/13/chartex" xmlns:cx8="http://schemas.microsoft.com/office/drawing/2016/5/14/chartex" xmlns:mc="http://schemas.openxmlformats.org/markup-compatibility/2006" xmlns:aink="http://schemas.microsoft.com/office/drawing/2016/ink" xmlns:am3d="http://schemas.microsoft.com/office/drawing/2017/model3d" xmlns:o="urn:schemas-microsoft-com:office:office" xmlns:oel="http://schemas.microsoft.com/office/2019/extlst" xmlns:r="http://schemas.openxmlformats.org/officeDocument/2006/relationships" xmlns:m="http://schemas.openxmlformats.org/officeDocument/2006/math" xmlns:v="urn:schemas-microsoft-com:vml" xmlns:wp14="http://schemas.microsoft.com/office/word/2010/wordprocessingDrawing" xmlns:wp="http://schemas.openxmlformats.org/drawingml/2006/wordprocessingDrawing" xmlns:w10="urn:schemas-microsoft-com:office:word" xmlns:w="http://schemas.openxmlformats.org/wordprocessingml/2006/main" xmlns:w14="http://schemas.microsoft.com/office/word/2010/wordml" xmlns:w15="http://schemas.microsoft.com/office/word/2012/wordml" xmlns:w16cex="http://schemas.microsoft.com/office/word/2018/wordml/cex" xmlns:w16cid="http://schemas.microsoft.com/office/word/2016/wordml/cid" xmlns:w16="http://schemas.microsoft.com/office/word/2018/wordml" xmlns:w16du="http://schemas.microsoft.com/office/word/2023/wordml/word16du" xmlns:w16sdtdh="http://schemas.microsoft.com/office/word/2020/wordml/sdtdatahash" xmlns:w16sdtfl="http://schemas.microsoft.com/office/word/2024/wordml/sdtformatlock" xmlns:w16se="http://schemas.microsoft.com/office/word/2015/wordml/symex" xmlns:wpg="http://schemas.microsoft.com/office/word/2010/wordprocessingGroup" xmlns:wpi="http://schemas.microsoft.com/office/word/2010/wordprocessingInk" xmlns:wne="http://schemas.microsoft.com/office/word/2006/wordml" xmlns:wps="http://schemas.microsoft.com/office/word/2010/wordprocessingShape" mc:Ignorable="w14 w15 w16se w16cid w16 w16cex w16sdtdh w16sdtfl w16du wp14">
+<w:endnotes xmlns:wpc="http://schemas.microsoft.com/office/word/2010/wordprocessingCanvas" xmlns:cx="http://schemas.microsoft.com/office/drawing/2014/chartex" xmlns:cx1="http://schemas.microsoft.com/office/drawing/2015/9/8/chartex" xmlns:cx2="http://schemas.microsoft.com/office/drawing/2015/10/21/chartex" xmlns:cx3="http://schemas.microsoft.com/office/drawing/2016/5/9/chartex" xmlns:cx4="http://schemas.microsoft.com/office/drawing/2016/5/10/chartex" xmlns:cx5="http://schemas.microsoft.com/office/drawing/2016/5/11/chartex" xmlns:cx6="http://schemas.microsoft.com/office/drawing/2016/5/12/chartex" xmlns:cx7="http://schemas.microsoft.com/office/drawing/2016/5/13/chartex" xmlns:cx8="http://schemas.microsoft.com/office/drawing/2016/5/14/chartex" xmlns:mc="http://schemas.openxmlformats.org/markup-compatibility/2006" xmlns:aink="http://schemas.microsoft.com/office/drawing/2016/ink" xmlns:am3d="http://schemas.microsoft.com/office/drawing/2017/model3d" xmlns:o="urn:schemas-microsoft-com:office:office" xmlns:oel="http://schemas.microsoft.com/office/2019/extlst" xmlns:r="http://schemas.openxmlformats.org/officeDocument/2006/relationships" xmlns:m="http://schemas.openxmlformats.org/officeDocument/2006/math" xmlns:v="urn:schemas-microsoft-com:vml" xmlns:wp14="http://schemas.microsoft.com/office/word/2010/wordprocessingDrawing" xmlns:wp="http://schemas.openxmlformats.org/drawingml/2006/wordprocessingDrawing" xmlns:w10="urn:schemas-microsoft-com:office:word" xmlns:w="http://schemas.openxmlformats.org/wordprocessingml/2006/main" xmlns:w14="http://schemas.microsoft.com/office/word/2010/wordml" xmlns:w15="http://schemas.microsoft.com/office/word/2012/wordml" xmlns:w16cei="http://schemas.microsoft.com/office/word/2026/wordml/cei" xmlns:w16cex="http://schemas.microsoft.com/office/word/2018/wordml/cex" xmlns:w16cid="http://schemas.microsoft.com/office/word/2016/wordml/cid" xmlns:w16="http://schemas.microsoft.com/office/word/2018/wordml" xmlns:w16du="http://schemas.microsoft.com/office/word/2023/wordml/word16du" xmlns:w16sdtdh="http://schemas.microsoft.com/office/word/2020/wordml/sdtdatahash" xmlns:w16sdtfl="http://schemas.microsoft.com/office/word/2024/wordml/sdtformatlock" xmlns:w16se="http://schemas.microsoft.com/office/word/2015/wordml/symex" xmlns:wpg="http://schemas.microsoft.com/office/word/2010/wordprocessingGroup" xmlns:wpi="http://schemas.microsoft.com/office/word/2010/wordprocessingInk" xmlns:wne="http://schemas.microsoft.com/office/word/2006/wordml" xmlns:wps="http://schemas.microsoft.com/office/word/2010/wordprocessingShape" mc:Ignorable="w14 w15 w16se w16cid w16 w16cex w16sdtdh w16sdtfl w16du wp14">
   <w:endnote w:type="separator" w:id="-1">
     <w:p>
       <w:pPr>
@@ -39900,7 +39900,7 @@
 </file>
 
 <file path=word/footer1.xml><?xml version="1.0" encoding="utf-8"?>
-<w:ftr xmlns:wpc="http://schemas.microsoft.com/office/word/2010/wordprocessingCanvas" xmlns:cx="http://schemas.microsoft.com/office/drawing/2014/chartex" xmlns:cx1="http://schemas.microsoft.com/office/drawing/2015/9/8/chartex" xmlns:cx2="http://schemas.microsoft.com/office/drawing/2015/10/21/chartex" xmlns:cx3="http://schemas.microsoft.com/office/drawing/2016/5/9/chartex" xmlns:cx4="http://schemas.microsoft.com/office/drawing/2016/5/10/chartex" xmlns:cx5="http://schemas.microsoft.com/office/drawing/2016/5/11/chartex" xmlns:cx6="http://schemas.microsoft.com/office/drawing/2016/5/12/chartex" xmlns:cx7="http://schemas.microsoft.com/office/drawing/2016/5/13/chartex" xmlns:cx8="http://schemas.microsoft.com/office/drawing/2016/5/14/chartex" xmlns:mc="http://schemas.openxmlformats.org/markup-compatibility/2006" xmlns:aink="http://schemas.microsoft.com/office/drawing/2016/ink" xmlns:am3d="http://schemas.microsoft.com/office/drawing/2017/model3d" xmlns:o="urn:schemas-microsoft-com:office:office" xmlns:oel="http://schemas.microsoft.com/office/2019/extlst" xmlns:r="http://schemas.openxmlformats.org/officeDocument/2006/relationships" xmlns:m="http://schemas.openxmlformats.org/officeDocument/2006/math" xmlns:v="urn:schemas-microsoft-com:vml" xmlns:wp14="http://schemas.microsoft.com/office/word/2010/wordprocessingDrawing" xmlns:wp="http://schemas.openxmlformats.org/drawingml/2006/wordprocessingDrawing" xmlns:w10="urn:schemas-microsoft-com:office:word" xmlns:w="http://schemas.openxmlformats.org/wordprocessingml/2006/main" xmlns:w14="http://schemas.microsoft.com/office/word/2010/wordml" xmlns:w15="http://schemas.microsoft.com/office/word/2012/wordml" xmlns:w16cex="http://schemas.microsoft.com/office/word/2018/wordml/cex" xmlns:w16cid="http://schemas.microsoft.com/office/word/2016/wordml/cid" xmlns:w16="http://schemas.microsoft.com/office/word/2018/wordml" xmlns:w16du="http://schemas.microsoft.com/office/word/2023/wordml/word16du" xmlns:w16sdtdh="http://schemas.microsoft.com/office/word/2020/wordml/sdtdatahash" xmlns:w16sdtfl="http://schemas.microsoft.com/office/word/2024/wordml/sdtformatlock" xmlns:w16se="http://schemas.microsoft.com/office/word/2015/wordml/symex" xmlns:wpg="http://schemas.microsoft.com/office/word/2010/wordprocessingGroup" xmlns:wpi="http://schemas.microsoft.com/office/word/2010/wordprocessingInk" xmlns:wne="http://schemas.microsoft.com/office/word/2006/wordml" xmlns:wps="http://schemas.microsoft.com/office/word/2010/wordprocessingShape" mc:Ignorable="w14 w15 w16se w16cid w16 w16cex w16sdtdh w16sdtfl w16du wp14">
+<w:ftr xmlns:wpc="http://schemas.microsoft.com/office/word/2010/wordprocessingCanvas" xmlns:cx="http://schemas.microsoft.com/office/drawing/2014/chartex" xmlns:cx1="http://schemas.microsoft.com/office/drawing/2015/9/8/chartex" xmlns:cx2="http://schemas.microsoft.com/office/drawing/2015/10/21/chartex" xmlns:cx3="http://schemas.microsoft.com/office/drawing/2016/5/9/chartex" xmlns:cx4="http://schemas.microsoft.com/office/drawing/2016/5/10/chartex" xmlns:cx5="http://schemas.microsoft.com/office/drawing/2016/5/11/chartex" xmlns:cx6="http://schemas.microsoft.com/office/drawing/2016/5/12/chartex" xmlns:cx7="http://schemas.microsoft.com/office/drawing/2016/5/13/chartex" xmlns:cx8="http://schemas.microsoft.com/office/drawing/2016/5/14/chartex" xmlns:mc="http://schemas.openxmlformats.org/markup-compatibility/2006" xmlns:aink="http://schemas.microsoft.com/office/drawing/2016/ink" xmlns:am3d="http://schemas.microsoft.com/office/drawing/2017/model3d" xmlns:o="urn:schemas-microsoft-com:office:office" xmlns:oel="http://schemas.microsoft.com/office/2019/extlst" xmlns:r="http://schemas.openxmlformats.org/officeDocument/2006/relationships" xmlns:m="http://schemas.openxmlformats.org/officeDocument/2006/math" xmlns:v="urn:schemas-microsoft-com:vml" xmlns:wp14="http://schemas.microsoft.com/office/word/2010/wordprocessingDrawing" xmlns:wp="http://schemas.openxmlformats.org/drawingml/2006/wordprocessingDrawing" xmlns:w10="urn:schemas-microsoft-com:office:word" xmlns:w="http://schemas.openxmlformats.org/wordprocessingml/2006/main" xmlns:w14="http://schemas.microsoft.com/office/word/2010/wordml" xmlns:w15="http://schemas.microsoft.com/office/word/2012/wordml" xmlns:w16cei="http://schemas.microsoft.com/office/word/2026/wordml/cei" xmlns:w16cex="http://schemas.microsoft.com/office/word/2018/wordml/cex" xmlns:w16cid="http://schemas.microsoft.com/office/word/2016/wordml/cid" xmlns:w16="http://schemas.microsoft.com/office/word/2018/wordml" xmlns:w16du="http://schemas.microsoft.com/office/word/2023/wordml/word16du" xmlns:w16sdtdh="http://schemas.microsoft.com/office/word/2020/wordml/sdtdatahash" xmlns:w16sdtfl="http://schemas.microsoft.com/office/word/2024/wordml/sdtformatlock" xmlns:w16se="http://schemas.microsoft.com/office/word/2015/wordml/symex" xmlns:wpg="http://schemas.microsoft.com/office/word/2010/wordprocessingGroup" xmlns:wpi="http://schemas.microsoft.com/office/word/2010/wordprocessingInk" xmlns:wne="http://schemas.microsoft.com/office/word/2006/wordml" xmlns:wps="http://schemas.microsoft.com/office/word/2010/wordprocessingShape" mc:Ignorable="w14 w15 w16se w16cid w16 w16cex w16sdtdh w16sdtfl w16du wp14">
   <w:p>
     <w:pPr>
       <w:pStyle w:val="a5"/>
@@ -39934,7 +39934,7 @@
 </file>
 
 <file path=word/footnotes.xml><?xml version="1.0" encoding="utf-8"?>
-<w:footnotes xmlns:wpc="http://schemas.microsoft.com/office/word/2010/wordprocessingCanvas" xmlns:cx="http://schemas.microsoft.com/office/drawing/2014/chartex" xmlns:cx1="http://schemas.microsoft.com/office/drawing/2015/9/8/chartex" xmlns:cx2="http://schemas.microsoft.com/office/drawing/2015/10/21/chartex" xmlns:cx3="http://schemas.microsoft.com/office/drawing/2016/5/9/chartex" xmlns:cx4="http://schemas.microsoft.com/office/drawing/2016/5/10/chartex" xmlns:cx5="http://schemas.microsoft.com/office/drawing/2016/5/11/chartex" xmlns:cx6="http://schemas.microsoft.com/office/drawing/2016/5/12/chartex" xmlns:cx7="http://schemas.microsoft.com/office/drawing/2016/5/13/chartex" xmlns:cx8="http://schemas.microsoft.com/office/drawing/2016/5/14/chartex" xmlns:mc="http://schemas.openxmlformats.org/markup-compatibility/2006" xmlns:aink="http://schemas.microsoft.com/office/drawing/2016/ink" xmlns:am3d="http://schemas.microsoft.com/office/drawing/2017/model3d" xmlns:o="urn:schemas-microsoft-com:office:office" xmlns:oel="http://schemas.microsoft.com/office/2019/extlst" xmlns:r="http://schemas.openxmlformats.org/officeDocument/2006/relationships" xmlns:m="http://schemas.openxmlformats.org/officeDocument/2006/math" xmlns:v="urn:schemas-microsoft-com:vml" xmlns:wp14="http://schemas.microsoft.com/office/word/2010/wordprocessingDrawing" xmlns:wp="http://schemas.openxmlformats.org/drawingml/2006/wordprocessingDrawing" xmlns:w10="urn:schemas-microsoft-com:office:word" xmlns:w="http://schemas.openxmlformats.org/wordprocessingml/2006/main" xmlns:w14="http://schemas.microsoft.com/office/word/2010/wordml" xmlns:w15="http://schemas.microsoft.com/office/word/2012/wordml" xmlns:w16cex="http://schemas.microsoft.com/office/word/2018/wordml/cex" xmlns:w16cid="http://schemas.microsoft.com/office/word/2016/wordml/cid" xmlns:w16="http://schemas.microsoft.com/office/word/2018/wordml" xmlns:w16du="http://schemas.microsoft.com/office/word/2023/wordml/word16du" xmlns:w16sdtdh="http://schemas.microsoft.com/office/word/2020/wordml/sdtdatahash" xmlns:w16sdtfl="http://schemas.microsoft.com/office/word/2024/wordml/sdtformatlock" xmlns:w16se="http://schemas.microsoft.com/office/word/2015/wordml/symex" xmlns:wpg="http://schemas.microsoft.com/office/word/2010/wordprocessingGroup" xmlns:wpi="http://schemas.microsoft.com/office/word/2010/wordprocessingInk" xmlns:wne="http://schemas.microsoft.com/office/word/2006/wordml" xmlns:wps="http://schemas.microsoft.com/office/word/2010/wordprocessingShape" mc:Ignorable="w14 w15 w16se w16cid w16 w16cex w16sdtdh w16sdtfl w16du wp14">
+<w:footnotes xmlns:wpc="http://schemas.microsoft.com/office/word/2010/wordprocessingCanvas" xmlns:cx="http://schemas.microsoft.com/office/drawing/2014/chartex" xmlns:cx1="http://schemas.microsoft.com/office/drawing/2015/9/8/chartex" xmlns:cx2="http://schemas.microsoft.com/office/drawing/2015/10/21/chartex" xmlns:cx3="http://schemas.microsoft.com/office/drawing/2016/5/9/chartex" xmlns:cx4="http://schemas.microsoft.com/office/drawing/2016/5/10/chartex" xmlns:cx5="http://schemas.microsoft.com/office/drawing/2016/5/11/chartex" xmlns:cx6="http://schemas.microsoft.com/office/drawing/2016/5/12/chartex" xmlns:cx7="http://schemas.microsoft.com/office/drawing/2016/5/13/chartex" xmlns:cx8="http://schemas.microsoft.com/office/drawing/2016/5/14/chartex" xmlns:mc="http://schemas.openxmlformats.org/markup-compatibility/2006" xmlns:aink="http://schemas.microsoft.com/office/drawing/2016/ink" xmlns:am3d="http://schemas.microsoft.com/office/drawing/2017/model3d" xmlns:o="urn:schemas-microsoft-com:office:office" xmlns:oel="http://schemas.microsoft.com/office/2019/extlst" xmlns:r="http://schemas.openxmlformats.org/officeDocument/2006/relationships" xmlns:m="http://schemas.openxmlformats.org/officeDocument/2006/math" xmlns:v="urn:schemas-microsoft-com:vml" xmlns:wp14="http://schemas.microsoft.com/office/word/2010/wordprocessingDrawing" xmlns:wp="http://schemas.openxmlformats.org/drawingml/2006/wordprocessingDrawing" xmlns:w10="urn:schemas-microsoft-com:office:word" xmlns:w="http://schemas.openxmlformats.org/wordprocessingml/2006/main" xmlns:w14="http://schemas.microsoft.com/office/word/2010/wordml" xmlns:w15="http://schemas.microsoft.com/office/word/2012/wordml" xmlns:w16cei="http://schemas.microsoft.com/office/word/2026/wordml/cei" xmlns:w16cex="http://schemas.microsoft.com/office/word/2018/wordml/cex" xmlns:w16cid="http://schemas.microsoft.com/office/word/2016/wordml/cid" xmlns:w16="http://schemas.microsoft.com/office/word/2018/wordml" xmlns:w16du="http://schemas.microsoft.com/office/word/2023/wordml/word16du" xmlns:w16sdtdh="http://schemas.microsoft.com/office/word/2020/wordml/sdtdatahash" xmlns:w16sdtfl="http://schemas.microsoft.com/office/word/2024/wordml/sdtformatlock" xmlns:w16se="http://schemas.microsoft.com/office/word/2015/wordml/symex" xmlns:wpg="http://schemas.microsoft.com/office/word/2010/wordprocessingGroup" xmlns:wpi="http://schemas.microsoft.com/office/word/2010/wordprocessingInk" xmlns:wne="http://schemas.microsoft.com/office/word/2006/wordml" xmlns:wps="http://schemas.microsoft.com/office/word/2010/wordprocessingShape" mc:Ignorable="w14 w15 w16se w16cid w16 w16cex w16sdtdh w16sdtfl w16du wp14">
   <w:footnote w:type="separator" w:id="-1">
     <w:p>
       <w:pPr>

--- a/abyss/Воронков_В_Бездна_света.docx
+++ b/abyss/Воронков_В_Бездна_света.docx
@@ -8329,11 +8329,11 @@
     </w:p>
     <w:p>
       <w:r>
-        <w:t>— Я, помню, когда прилетела, дали недели три, чтобы в себя прийти. Гуляли по станции, аэробикой занимались, пили витаминные коктейли. А вы во</w:t>
+        <w:t xml:space="preserve">— Я, помню, когда прилетела, дали недели три, чтобы в себя прийти. Гуляли по станции, аэробикой занимались, пили витаминные коктейли. А вы </w:t>
       </w:r>
       <w:r>
         <w:lastRenderedPageBreak/>
-        <w:t>обще без продыха. Выглядишь ты не очень. В обморок не хлопнешься? Уверен, что хочешь гулять?</w:t>
+        <w:t>вообще без продыха. Выглядишь ты не очень. В обморок не хлопнешься? Уверен, что хочешь гулять?</w:t>
       </w:r>
     </w:p>
     <w:p>
@@ -8834,11 +8834,11 @@
     </w:p>
     <w:p>
       <w:r>
-        <w:t>Я осторожно прошёлся по отсеку, растеряв доверие к своенравной силе притяжения. У двери стояли две низкие неудобные скамейки. В левом крыле стену украшала цветастая мозаика — синее ночное небо с крапинками углова</w:t>
+        <w:t xml:space="preserve">Я осторожно прошёлся по отсеку, растеряв доверие к своенравной силе притяжения. У двери стояли две низкие неудобные скамейки. В левом крыле стену украшала цветастая мозаика — синее ночное небо с крапинками </w:t>
       </w:r>
       <w:r>
         <w:lastRenderedPageBreak/>
-        <w:t>тых звёзд и гордо реющее красное знамя. Внизу висела табличка с цитатой. Я прочитал вслух:</w:t>
+        <w:t>угловатых звёзд и гордо реющее красное знамя. Внизу висела табличка с цитатой. Я прочитал вслух:</w:t>
       </w:r>
     </w:p>
     <w:p>
@@ -11828,11 +11828,11 @@
         <w:t>и</w:t>
       </w:r>
       <w:r>
-        <w:t>л Марутян, — очень печально. Сергей получил несколько ампер, сердце не выдержало. Главное, сложно даже представить себе подобное в обычной ситуации. Там, конечно, была ещё и ошибка самого инже</w:t>
+        <w:t xml:space="preserve">л Марутян, — очень печально. Сергей получил несколько ампер, сердце не выдержало. Главное, сложно даже представить себе подобное в обычной ситуации. Там, конечно, была ещё и ошибка самого </w:t>
       </w:r>
       <w:r>
         <w:lastRenderedPageBreak/>
-        <w:t xml:space="preserve">нера. Но можешь не волноваться, Олег, сейчас </w:t>
+        <w:t xml:space="preserve">инженера. Но можешь не волноваться, Олег, сейчас </w:t>
       </w:r>
       <w:r>
         <w:t>ч</w:t>
@@ -12512,11 +12512,11 @@
         <w:t>, то</w:t>
       </w:r>
       <w:r>
-        <w:t xml:space="preserve"> разорванные, скрученные узлами жилы. Каждое такое сплетение как бы обретало собственный зачаточный разум, выбивалось из общего броуновского движения и начинало по-своему — осторожно и боязливо или же, напротив, нагло и напо</w:t>
+        <w:t xml:space="preserve"> разорванные, скрученные узлами жилы. Каждое такое сплетение как бы обретало собственный зачаточный разум, выбивалось из общего броуновского движения и начинало по-своему — осторожно и боязливо или же, напротив, нагло и </w:t>
       </w:r>
       <w:r>
         <w:lastRenderedPageBreak/>
-        <w:t xml:space="preserve">ристо — исследовать пространство камеры. </w:t>
+        <w:t xml:space="preserve">напористо — исследовать пространство камеры. </w:t>
       </w:r>
       <w:r>
         <w:t>Какие-то</w:t>
@@ -19120,7 +19120,13 @@
     </w:p>
     <w:p>
       <w:r>
-        <w:t>Надо продолжать идти, идти, идти. Я не выдержу ещё одного шквала, и взбесившийся ветер утащит меня в горящее небо. Набегающие волнами порывы резали кожу. Времени не оставалось. Сердце усталыми рывками отсчитывало самые важные, последние секунды.</w:t>
+        <w:t xml:space="preserve">Надо продолжать идти, идти, идти. Я не выдержу ещё одного шквала, и взбесившийся ветер утащит меня в горящее небо. </w:t>
+      </w:r>
+      <w:r>
+        <w:t xml:space="preserve">Ледяные </w:t>
+      </w:r>
+      <w:r>
+        <w:t>порывы резали кожу. Времени не оставалось. Сердце усталыми рывками отсчитывало самые важные, последние секунды.</w:t>
       </w:r>
     </w:p>
     <w:p>
@@ -19371,7 +19377,25 @@
     </w:p>
     <w:p>
       <w:r>
-        <w:t>— С ней всё в порядке, — сказала Минаева. Она закончила бинтовать руку. — Вера мне и позвонила. Вы видите хорошо, Олег? А то что-то вы головой всё время крутите.</w:t>
+        <w:t>— С ней всё в порядке, — сказала Минаева</w:t>
+      </w:r>
+      <w:r>
+        <w:t>,</w:t>
+      </w:r>
+      <w:r>
+        <w:t xml:space="preserve"> закончи</w:t>
+      </w:r>
+      <w:r>
+        <w:t>в</w:t>
+      </w:r>
+      <w:r>
+        <w:t xml:space="preserve"> бинтовать руку. — </w:t>
+      </w:r>
+      <w:r>
+        <w:t>Она</w:t>
+      </w:r>
+      <w:r>
+        <w:t xml:space="preserve"> мне и позвонила. Вы видите хорошо, Олег? А то что-то вы головой всё время крутите.</w:t>
       </w:r>
     </w:p>
     <w:p>
@@ -19450,7 +19474,13 @@
         <w:t>в ответ</w:t>
       </w:r>
       <w:r>
-        <w:t xml:space="preserve"> повела плечами, как от холода.</w:t>
+        <w:t xml:space="preserve"> </w:t>
+      </w:r>
+      <w:r>
+        <w:t xml:space="preserve">отстранённо </w:t>
+      </w:r>
+      <w:r>
+        <w:t>повела плечами.</w:t>
       </w:r>
     </w:p>
     <w:p>
@@ -19559,7 +19589,13 @@
     </w:p>
     <w:p>
       <w:r>
-        <w:t>— Но Константин Игоревич, — Минаева осторожно коснулась его руки, проверяя, что под встопорщенной на плечах курткой ещё осталось что-то человеческое, — Константин Игоревич, мы не уверены…</w:t>
+        <w:t>—</w:t>
+      </w:r>
+      <w:r>
+        <w:t xml:space="preserve"> </w:t>
+      </w:r>
+      <w:r>
+        <w:t>Константин Игоревич, — Минаева осторожно коснулась его руки, проверяя, что под встопорщенной на плечах курткой ещё осталось что-то человеческое, — Константин Игоревич, мы не уверены…</w:t>
       </w:r>
     </w:p>
     <w:p>
@@ -19610,7 +19646,22 @@
     </w:p>
     <w:p>
       <w:r>
-        <w:t>— Константин Игоревич! — вмешалась Минаева уже более настойчивым голосом. — Давайте все успокоимся! Я вам объясняла, что было у него в крови. Удивительно, что он вообще хоть что-то помнит.</w:t>
+        <w:t>— Константин Игоревич! — вмешалась уже более настойчивым голосом</w:t>
+      </w:r>
+      <w:r>
+        <w:t xml:space="preserve"> </w:t>
+      </w:r>
+      <w:r>
+        <w:t>Минаева</w:t>
+      </w:r>
+      <w:r>
+        <w:t xml:space="preserve">. — Давайте </w:t>
+      </w:r>
+      <w:r>
+        <w:t xml:space="preserve">мы </w:t>
+      </w:r>
+      <w:r>
+        <w:t>все успокоимся! Я вам объясняла, что было у него в крови. Удивительно, что он вообще хоть что-то помнит.</w:t>
       </w:r>
     </w:p>
     <w:p>
@@ -19674,7 +19725,7 @@
         <w:t>росто отличный, просто… Всё началось как раз после вашего прилёта.</w:t>
       </w:r>
       <w:r>
-        <w:t xml:space="preserve"> Совпадение, наверное, да?</w:t>
+        <w:t xml:space="preserve"> Совпадение, да?</w:t>
       </w:r>
     </w:p>
     <w:p>
@@ -19738,7 +19789,13 @@
         <w:t>Она</w:t>
       </w:r>
       <w:r>
-        <w:t xml:space="preserve"> вообще несла какую-то околесицу. И я, я тоже нёс какой-то бред.</w:t>
+        <w:t xml:space="preserve"> вообще несла какую-то околесицу. И я</w:t>
+      </w:r>
+      <w:r>
+        <w:t>…</w:t>
+      </w:r>
+      <w:r>
+        <w:t xml:space="preserve"> я тоже нёс какой-то бред.</w:t>
       </w:r>
     </w:p>
     <w:p>
@@ -19790,11 +19847,11 @@
     </w:p>
     <w:p>
       <w:r>
-        <w:t>Мицюкин скривился, но промолчал. Я вдруг подумал о Майорове — странно, что он ещё не ворвался в медотсек и не потребовал объяснений, тряся папкой с какими-нибудь захватанными отчётами, трассировками, диагности</w:t>
+        <w:t xml:space="preserve">Мицюкин скривился, но промолчал. Я вдруг подумал о Майорове — странно, что он ещё не ворвался в медотсек и не потребовал объяснений, тряся папкой с какими-нибудь захватанными отчётами, трассировками, </w:t>
       </w:r>
       <w:r>
         <w:lastRenderedPageBreak/>
-        <w:t>ческими картами экипажа «Грозного». Ведь всех нас проверили, как безымянные аппараты, пока мы валялись в тяжёлом сне.</w:t>
+        <w:t>диагностическими картами экипажа «Грозного». Ведь всех нас проверили, как безымянные аппараты, пока мы валялись в тяжёлом сне.</w:t>
       </w:r>
     </w:p>
     <w:p>
@@ -19804,7 +19861,13 @@
     </w:p>
     <w:p>
       <w:r>
-        <w:t xml:space="preserve">— Он ложится на промывание, — сказал Мицюкин. — А после него все остальные из вашей команды </w:t>
+        <w:t xml:space="preserve">— Он ложится на промывание, — сказал Мицюкин. — А после него все остальные </w:t>
+      </w:r>
+      <w:r>
+        <w:t>члены</w:t>
+      </w:r>
+      <w:r>
+        <w:t xml:space="preserve"> вашей команды </w:t>
       </w:r>
       <w:r>
         <w:t>пойдут</w:t>
@@ -19888,7 +19951,13 @@
     </w:p>
     <w:p>
       <w:r>
-        <w:t>Минаева и Мицюкин не уходили. Я слышал их разговор сквозь наплывающую дрёму — будто медленно уходил под воду, а они стояли серыми тенями у самой кромки воды.</w:t>
+        <w:t xml:space="preserve">Минаева и Мицюкин не уходили. Я слышал их разговор сквозь наплывающую дрёму — будто медленно уходил под воду, а они стояли серыми тенями у самой кромки </w:t>
+      </w:r>
+      <w:r>
+        <w:t>берега</w:t>
+      </w:r>
+      <w:r>
+        <w:t>.</w:t>
       </w:r>
     </w:p>
     <w:p>
@@ -20155,7 +20224,13 @@
     </w:p>
     <w:p>
       <w:r>
-        <w:t xml:space="preserve">— От дерготни Мицюкина лучше не становится. Хорошо хоть Майорова сразу положили, а то они бы сцепились, как два старых пса. — Григорьев </w:t>
+        <w:t xml:space="preserve">— От дерготни Мицюкина лучше не становится. Хорошо хоть Майорова сразу положили, а то бы </w:t>
+      </w:r>
+      <w:r>
+        <w:t xml:space="preserve">они </w:t>
+      </w:r>
+      <w:r>
+        <w:t xml:space="preserve">сцепились, как два старых пса. — Григорьев </w:t>
       </w:r>
       <w:r>
         <w:t>усмехнулся</w:t>
@@ -20319,7 +20394,13 @@
     </w:p>
     <w:p>
       <w:r>
-        <w:t>— Олег! В другой ситуации я бы вас ещё пару дней здесь продержала, как минимум. Но мне нужна эта палата. У нас вся станция в очереди на плазмоферез.</w:t>
+        <w:t>— Олег! В другой ситуации я бы вас ещё пару дней здесь продержала</w:t>
+      </w:r>
+      <w:r>
+        <w:t xml:space="preserve"> </w:t>
+      </w:r>
+      <w:r>
+        <w:t>как минимум. Но мне нужна эта палата. У нас вся станция в очереди на плазмоферез.</w:t>
       </w:r>
     </w:p>
     <w:p>
@@ -20350,7 +20431,13 @@
     </w:p>
     <w:p>
       <w:r>
-        <w:t>— Вот же чёрт! — Минаева сама упала на колени, но тут же поднялась, машинально отряхнув подол халата. — Как же всё вовремя у нас!</w:t>
+        <w:t xml:space="preserve">— Вот же чёрт! — Минаева сама упала на колени, но тут же поднялась, машинально отряхнув подол халата. — Как же вовремя </w:t>
+      </w:r>
+      <w:r>
+        <w:t xml:space="preserve">всё </w:t>
+      </w:r>
+      <w:r>
+        <w:t>у нас!</w:t>
       </w:r>
     </w:p>
     <w:p>
@@ -20512,7 +20599,13 @@
     </w:p>
     <w:p>
       <w:r>
-        <w:t>— Спасибо, — сказал я.</w:t>
+        <w:t xml:space="preserve">— Спасибо, — </w:t>
+      </w:r>
+      <w:r>
+        <w:t>ответил</w:t>
+      </w:r>
+      <w:r>
+        <w:t xml:space="preserve"> я.</w:t>
       </w:r>
     </w:p>
     <w:p>
@@ -20803,7 +20896,13 @@
         <w:t>Е</w:t>
       </w:r>
       <w:r>
-        <w:t>сли я проснусь в своей каюте на «Грозном», то даже не удивлюсь, — сказал я.</w:t>
+        <w:t xml:space="preserve">сли я проснусь в своей каюте на «Грозном», то даже не удивлюсь, — </w:t>
+      </w:r>
+      <w:r>
+        <w:t>вздохнул</w:t>
+      </w:r>
+      <w:r>
+        <w:t xml:space="preserve"> я.</w:t>
       </w:r>
     </w:p>
     <w:p>
@@ -20858,7 +20957,13 @@
         <w:t>!</w:t>
       </w:r>
       <w:r>
-        <w:t xml:space="preserve"> — сказала Вера.</w:t>
+        <w:t xml:space="preserve"> —</w:t>
+      </w:r>
+      <w:r>
+        <w:t xml:space="preserve"> мотнула головой </w:t>
+      </w:r>
+      <w:r>
+        <w:t>Вера.</w:t>
       </w:r>
       <w:r>
         <w:t xml:space="preserve"> </w:t>
@@ -20866,7 +20971,13 @@
     </w:p>
     <w:p>
       <w:r>
-        <w:t>— Ты знаешь, — проговорил я, — бывает такое, когда ты совершенно не веришь в то, что всё вокруг реально. Когда не сомневаешься, что спишь, и остаётся ждать, когда этот кошмар наконец закончится, и всё вернётся в норму.</w:t>
+        <w:t xml:space="preserve">— Ты знаешь, — </w:t>
+      </w:r>
+      <w:r>
+        <w:t>начал</w:t>
+      </w:r>
+      <w:r>
+        <w:t xml:space="preserve"> я, — бывает такое, когда ты совершенно не веришь в то, что всё вокруг реально. Когда не сомневаешься, что спишь, и остаётся ждать, когда этот кошмар наконец закончится, и всё вернётся в норму.</w:t>
       </w:r>
     </w:p>
     <w:p>
@@ -20892,7 +21003,18 @@
     <w:p>
       <w:r>
         <w:lastRenderedPageBreak/>
-        <w:t>— Мне ещё приснился Керман, — сказал я. — Уже когда я был в медблоке под капельницей. Короткий бестолковый сон.</w:t>
+        <w:t>Я вдруг отчётливо вспомнил короткий сон перед приходом Григорьева.</w:t>
+      </w:r>
+    </w:p>
+    <w:p>
+      <w:r>
+        <w:t>— Мне ещё приснился Керман</w:t>
+      </w:r>
+      <w:r>
+        <w:t>.</w:t>
+      </w:r>
+      <w:r>
+        <w:t xml:space="preserve"> Уже когда я был в медблоке под капельницей. Короткий бестолковый сон.</w:t>
       </w:r>
     </w:p>
     <w:p>
@@ -21165,10 +21287,13 @@
         <w:t>Ну,</w:t>
       </w:r>
       <w:r>
-        <w:t xml:space="preserve"> пойдём! Сегодня бы </w:t>
+        <w:t xml:space="preserve"> пойдём! Сегодня </w:t>
       </w:r>
       <w:r>
         <w:t xml:space="preserve">я </w:t>
+      </w:r>
+      <w:r>
+        <w:t xml:space="preserve">бы </w:t>
       </w:r>
       <w:r>
         <w:t>сама не отказалась от чашечки кофе.</w:t>
@@ -22111,7 +22236,7 @@
       </w:pPr>
       <w:r>
         <w:lastRenderedPageBreak/>
-        <w:t>ВЫБРОС</w:t>
+        <w:t>СТОЛКНОВЕНИЕ</w:t>
       </w:r>
     </w:p>
     <w:p>
@@ -28036,11 +28161,11 @@
     </w:p>
     <w:p>
       <w:r>
-        <w:t>Вера продолжила копаться в пыльном бардаке на полках. Склянки звенели и пугливо подрагивали — среди них не попалось ни одной с жёлтой эти</w:t>
+        <w:t xml:space="preserve">Вера продолжила копаться в пыльном бардаке на полках. Склянки звенели и пугливо подрагивали — среди них не попалось ни одной с жёлтой </w:t>
       </w:r>
       <w:r>
         <w:lastRenderedPageBreak/>
-        <w:t>кеткой. На пол звонко и радостно скатились забытые инструменты — пару отвёрток, погнутый ключ.</w:t>
+        <w:t>этикеткой. На пол звонко и радостно скатились забытые инструменты — пару отвёрток, погнутый ключ.</w:t>
       </w:r>
     </w:p>
     <w:p>
@@ -34299,11 +34424,11 @@
         <w:t>Ч</w:t>
       </w:r>
       <w:r>
-        <w:t>то-то повлияло на его дей</w:t>
+        <w:t xml:space="preserve">то-то повлияло на его </w:t>
       </w:r>
       <w:r>
         <w:lastRenderedPageBreak/>
-        <w:t>ствие — вода, например, местная. Или свет этот едкий от Кратера</w:t>
+        <w:t>действие — вода, например, местная. Или свет этот едкий от Кратера</w:t>
       </w:r>
       <w:r>
         <w:t xml:space="preserve"> Водолея</w:t>
@@ -34925,11 +35050,11 @@
     </w:p>
     <w:p>
       <w:r>
-        <w:t>Симонова нехотя удостоила меня затуманенным, как после долгого сна взглядом, и уткнулась в монитор. На экране выстраивались какие-то коорди</w:t>
+        <w:t xml:space="preserve">Симонова нехотя удостоила меня затуманенным, как после долгого сна взглядом, и уткнулась в монитор. На экране выстраивались какие-то </w:t>
       </w:r>
       <w:r>
         <w:lastRenderedPageBreak/>
-        <w:t>наты — ворох набранных наугад цифр, — вырастали до края строки и тут же стирались с мерзким гудком ошибки.</w:t>
+        <w:t>координаты — ворох набранных наугад цифр, — вырастали до края строки и тут же стирались с мерзким гудком ошибки.</w:t>
       </w:r>
     </w:p>
     <w:p>

--- a/abyss/Воронков_В_Бездна_света.docx
+++ b/abyss/Воронков_В_Бездна_света.docx
@@ -19649,10 +19649,7 @@
         <w:t>— Константин Игоревич! — вмешалась уже более настойчивым голосом</w:t>
       </w:r>
       <w:r>
-        <w:t xml:space="preserve"> </w:t>
-      </w:r>
-      <w:r>
-        <w:t>Минаева</w:t>
+        <w:t xml:space="preserve"> Минаева</w:t>
       </w:r>
       <w:r>
         <w:t xml:space="preserve">. — Давайте </w:t>
@@ -22236,7 +22233,7 @@
       </w:pPr>
       <w:r>
         <w:lastRenderedPageBreak/>
-        <w:t>СТОЛКНОВЕНИЕ</w:t>
+        <w:t>ТРОМБ</w:t>
       </w:r>
     </w:p>
     <w:p>
@@ -22461,10 +22458,19 @@
       <w:r>
         <w:t>?</w:t>
       </w:r>
-    </w:p>
-    <w:p>
-      <w:r>
-        <w:t>— Откуда я знаю? Никогда раньше такого не видела.</w:t>
+      <w:r>
+        <w:t xml:space="preserve"> — пробормотал я.</w:t>
+      </w:r>
+    </w:p>
+    <w:p>
+      <w:r>
+        <w:t xml:space="preserve">— Откуда я знаю? </w:t>
+      </w:r>
+      <w:r>
+        <w:t xml:space="preserve">— сказала Вера. — </w:t>
+      </w:r>
+      <w:r>
+        <w:t>Никогда раньше такого не видела.</w:t>
       </w:r>
     </w:p>
     <w:p>
@@ -22638,7 +22644,7 @@
     </w:p>
     <w:p>
       <w:r>
-        <w:t>Выросший над Кратером Водолея атмосферный тромб извивался, как вихревая воронка, и упрямо шёл над лимбом планеты синхронно нашему орбитальному галсу.</w:t>
+        <w:t>Выросший над Кратером Водолея тромб извивался, как вихревая воронка, и упрямо шёл над лимбом планеты синхронно нашему орбитальному галсу.</w:t>
       </w:r>
     </w:p>
     <w:p>
@@ -22658,7 +22664,13 @@
     </w:p>
     <w:p>
       <w:r>
-        <w:t>— Да я чему угодно готов поверить! — выкрикнул я. — Может, они там все с ума посходили!</w:t>
+        <w:t xml:space="preserve">— Да я чему угодно готов поверить! — </w:t>
+      </w:r>
+      <w:r>
+        <w:t>выдал</w:t>
+      </w:r>
+      <w:r>
+        <w:t xml:space="preserve"> я. — Может, они там все с ума посходили!</w:t>
       </w:r>
     </w:p>
     <w:p>
@@ -23072,7 +23084,13 @@
     </w:p>
     <w:p>
       <w:r>
-        <w:t>— Я поднимаюсь! — крикнула Вера.</w:t>
+        <w:t xml:space="preserve">— </w:t>
+      </w:r>
+      <w:r>
+        <w:t>П</w:t>
+      </w:r>
+      <w:r>
+        <w:t>однимаюсь! — крикнула Вера.</w:t>
       </w:r>
     </w:p>
     <w:p>

--- a/abyss/Воронков_В_Бездна_света.docx
+++ b/abyss/Воронков_В_Бездна_света.docx
@@ -57,17 +57,38 @@
     </w:p>
     <w:p>
       <w:r>
-        <w:t>Технологию для путешествия к далёким звёздам открыли задолго до моего рождения. Сам переход космонавты называют бранком. Потому что обозримая вселенная — брана. Гиперпространство — балк. Оба термина вступают в грамматический союз, порождая побочное дитя — неологизм, который никто, кроме нас, не понимает.</w:t>
-      </w:r>
-    </w:p>
-    <w:p>
-      <w:r>
-        <w:t>Бранк.</w:t>
-      </w:r>
-    </w:p>
-    <w:p>
-      <w:r>
-        <w:t xml:space="preserve">Во время бранка снятся кошмары. Об этом все знают. Так человеческое сознание </w:t>
+        <w:t xml:space="preserve">Технологию для путешествия к далёким звёздам открыли задолго до моего рождения. Сам переход космонавты называют </w:t>
+      </w:r>
+      <w:proofErr w:type="spellStart"/>
+      <w:r>
+        <w:t>бранком</w:t>
+      </w:r>
+      <w:proofErr w:type="spellEnd"/>
+      <w:r>
+        <w:t>. Потому что обозримая вселенная — брана. Гиперпространство — балк. Оба термина вступают в грамматический союз, порождая побочное дитя — неологизм, который никто, кроме нас, не понимает.</w:t>
+      </w:r>
+    </w:p>
+    <w:p>
+      <w:proofErr w:type="spellStart"/>
+      <w:r>
+        <w:t>Бранк</w:t>
+      </w:r>
+      <w:proofErr w:type="spellEnd"/>
+      <w:r>
+        <w:t>.</w:t>
+      </w:r>
+    </w:p>
+    <w:p>
+      <w:r>
+        <w:t xml:space="preserve">Во время </w:t>
+      </w:r>
+      <w:proofErr w:type="spellStart"/>
+      <w:r>
+        <w:t>бранка</w:t>
+      </w:r>
+      <w:proofErr w:type="spellEnd"/>
+      <w:r>
+        <w:t xml:space="preserve"> снятся кошмары. Об этом все знают. Так человеческое сознание </w:t>
       </w:r>
       <w:r>
         <w:t>отзывается</w:t>
@@ -99,7 +120,15 @@
     </w:p>
     <w:p>
       <w:r>
-        <w:t>Тебе снится обычный для бранка кошмар, к которым все мы давно привыкли. Ты просыпаешься, вылезаешь из амниона, неуклюже барахтаясь в невесомости, точно едва успел родиться на свет. Дёргаешь за рычаг в стене, чтобы открыть люк в соединительный тракт между отсеками, где побольше пространства.</w:t>
+        <w:t xml:space="preserve">Тебе снится обычный для </w:t>
+      </w:r>
+      <w:proofErr w:type="spellStart"/>
+      <w:r>
+        <w:t>бранка</w:t>
+      </w:r>
+      <w:proofErr w:type="spellEnd"/>
+      <w:r>
+        <w:t xml:space="preserve"> кошмар, к которым все мы давно привыкли. Ты просыпаешься, вылезаешь из амниона, неуклюже барахтаясь в невесомости, точно едва успел родиться на свет. Дёргаешь за рычаг в стене, чтобы открыть люк в соединительный тракт между отсеками, где побольше пространства.</w:t>
       </w:r>
     </w:p>
     <w:p>
@@ -128,12 +157,44 @@
         <w:t xml:space="preserve"> и правда</w:t>
       </w:r>
       <w:r>
-        <w:t xml:space="preserve"> сдаёт после долгих полётов. Поэтому к экипажам приписан политкор — в бранке он не летает, редко какой политкор это выдержит, — но по возращении проводит с каждым тщательные беседы, как мозгоправ из психиатрической больницы. Некоторых даже снимают с полётов, отправляют на минводы, как в ссылку, на принудительное лечение.</w:t>
-      </w:r>
-    </w:p>
-    <w:p>
-      <w:r>
-        <w:t xml:space="preserve">Мой самый первый бранк длился всего шесть с небольшим часов — спать было некогда и даже испугаться толком я не успел. Было лишь странное чувство после выхода. Вроде всё хорошо, ничего не болит, сознание ясное, </w:t>
+        <w:t xml:space="preserve"> сдаёт после долгих полётов. Поэтому к экипажам приписан </w:t>
+      </w:r>
+      <w:proofErr w:type="spellStart"/>
+      <w:r>
+        <w:t>политкор</w:t>
+      </w:r>
+      <w:proofErr w:type="spellEnd"/>
+      <w:r>
+        <w:t xml:space="preserve"> — в </w:t>
+      </w:r>
+      <w:proofErr w:type="spellStart"/>
+      <w:r>
+        <w:t>бранке</w:t>
+      </w:r>
+      <w:proofErr w:type="spellEnd"/>
+      <w:r>
+        <w:t xml:space="preserve"> он не летает, редко какой </w:t>
+      </w:r>
+      <w:proofErr w:type="spellStart"/>
+      <w:r>
+        <w:t>политкор</w:t>
+      </w:r>
+      <w:proofErr w:type="spellEnd"/>
+      <w:r>
+        <w:t xml:space="preserve"> это выдержит, — но по возращении проводит с каждым тщательные беседы, как мозгоправ из психиатрической больницы. Некоторых даже снимают с полётов, отправляют на минводы, как в ссылку, на принудительное лечение.</w:t>
+      </w:r>
+    </w:p>
+    <w:p>
+      <w:r>
+        <w:t xml:space="preserve">Мой самый первый </w:t>
+      </w:r>
+      <w:proofErr w:type="spellStart"/>
+      <w:r>
+        <w:t>бранк</w:t>
+      </w:r>
+      <w:proofErr w:type="spellEnd"/>
+      <w:r>
+        <w:t xml:space="preserve"> длился всего шесть с небольшим часов — спать было некогда и даже испугаться толком я не успел. Было лишь странное чувство после выхода. Вроде всё хорошо, ничего не болит, сознание ясное, </w:t>
       </w:r>
       <w:r>
         <w:t>но</w:t>
@@ -148,7 +209,15 @@
     </w:p>
     <w:p>
       <w:r>
-        <w:t xml:space="preserve">Следующий бранк, через пару недель, занял уже почти трое суток — кошмары были, но реальный кошмар поджидал меня после пробуждения. Я боялся самого балка, </w:t>
+        <w:t xml:space="preserve">Следующий </w:t>
+      </w:r>
+      <w:proofErr w:type="spellStart"/>
+      <w:r>
+        <w:t>бранк</w:t>
+      </w:r>
+      <w:proofErr w:type="spellEnd"/>
+      <w:r>
+        <w:t xml:space="preserve">, через пару недель, занял уже почти трое суток — кошмары были, но реальный кошмар поджидал меня после пробуждения. Я боялся самого балка, </w:t>
       </w:r>
       <w:r>
         <w:t>неисчислимой</w:t>
@@ -182,7 +251,15 @@
         <w:t>животный</w:t>
       </w:r>
       <w:r>
-        <w:t xml:space="preserve"> ужас от перехода сменился скукой и дежурной рутиной во время вахты. Тело больше не казалось чужим, а кошмары, скорее, утомляли, чем пугали. Но потом меня включили в экипаж «Грозного», который шёл по срочному приказу к научно-исследовательской станции в Бете Громовой. Это был бранк длиною в четыреста девяносто семь часов.</w:t>
+        <w:t xml:space="preserve"> ужас от перехода сменился скукой и дежурной рутиной во время вахты. Тело больше не казалось чужим, а кошмары, скорее, утомляли, чем пугали. Но потом меня включили в экипаж «Грозного», который шёл по срочному приказу к научно-исследовательской станции в Бете Громовой. Это был </w:t>
+      </w:r>
+      <w:proofErr w:type="spellStart"/>
+      <w:r>
+        <w:t>бранк</w:t>
+      </w:r>
+      <w:proofErr w:type="spellEnd"/>
+      <w:r>
+        <w:t xml:space="preserve"> длиною в четыреста девяносто семь часов.</w:t>
       </w:r>
     </w:p>
     <w:p>
@@ -210,7 +287,15 @@
     </w:p>
     <w:p>
       <w:r>
-        <w:t>Плавание — это не моё. Моих умений едва хватает на то, чтобы сдавать предполётные нормативы. Вырос я в Стальске-12, промышленном городе в центральной полосе, который забывают иногда отметить на картах. В Стальске естественных водоёмов нет, а бассейн, куда меня однажды сводил отец, так провонял жгучей хлоркой, что напомина</w:t>
+        <w:t xml:space="preserve">Плавание — это не моё. Моих умений едва хватает на то, чтобы сдавать предполётные нормативы. Вырос я в Стальске-12, промышленном городе в центральной полосе, который забывают иногда отметить на картах. В </w:t>
+      </w:r>
+      <w:proofErr w:type="spellStart"/>
+      <w:r>
+        <w:t>Стальске</w:t>
+      </w:r>
+      <w:proofErr w:type="spellEnd"/>
+      <w:r>
+        <w:t xml:space="preserve"> естественных водоёмов нет, а бассейн, куда меня однажды сводил отец, так провонял жгучей хлоркой, что напомина</w:t>
       </w:r>
       <w:r>
         <w:t>л</w:t>
@@ -351,7 +436,15 @@
     </w:p>
     <w:p>
       <w:r>
-        <w:t>Я пригляделся и увидел внизу свет — обманчивый, как последняя надежда. Нет смысла сопротивляться. Ожившее течение утягивает к мреющему в глубине огоньку, и тот с каждой секундой растёт и крепнет, напитываясь моей слабостью.</w:t>
+        <w:t xml:space="preserve">Я пригляделся и увидел внизу свет — обманчивый, как последняя надежда. Нет смысла сопротивляться. Ожившее течение утягивает к </w:t>
+      </w:r>
+      <w:proofErr w:type="spellStart"/>
+      <w:r>
+        <w:t>мреющему</w:t>
+      </w:r>
+      <w:proofErr w:type="spellEnd"/>
+      <w:r>
+        <w:t xml:space="preserve"> в глубине огоньку, и тот с каждой секундой растёт и крепнет, напитываясь моей слабостью.</w:t>
       </w:r>
     </w:p>
     <w:p>
@@ -570,7 +663,23 @@
     </w:p>
     <w:p>
       <w:r>
-        <w:t>Я выбрался из амниона — запутавшись как обычно в застёжках — и завис посреди каюты, едва не приложившись головой о торчащий из стены поручень. Гравитонная камера во время бранка не работает, и приходится мириться с невесомостью.</w:t>
+        <w:t xml:space="preserve">Я выбрался из амниона — запутавшись как обычно в застёжках — и завис посреди каюты, едва не приложившись головой о торчащий из стены поручень. </w:t>
+      </w:r>
+      <w:proofErr w:type="spellStart"/>
+      <w:r>
+        <w:t>Гравитонная</w:t>
+      </w:r>
+      <w:proofErr w:type="spellEnd"/>
+      <w:r>
+        <w:t xml:space="preserve"> камера во время </w:t>
+      </w:r>
+      <w:proofErr w:type="spellStart"/>
+      <w:r>
+        <w:t>бранка</w:t>
+      </w:r>
+      <w:proofErr w:type="spellEnd"/>
+      <w:r>
+        <w:t xml:space="preserve"> не работает, и приходится мириться с невесомостью.</w:t>
       </w:r>
     </w:p>
     <w:p>
@@ -596,7 +705,15 @@
     </w:p>
     <w:p>
       <w:r>
-        <w:t>Табельные часы с логотипом «Грозного», которые в бранке используются как будильник, сердито вибрировали и покалывали кожу. Я раздражённо содрал часы с запястья.</w:t>
+        <w:t xml:space="preserve">Табельные часы с логотипом «Грозного», которые в </w:t>
+      </w:r>
+      <w:proofErr w:type="spellStart"/>
+      <w:r>
+        <w:t>бранке</w:t>
+      </w:r>
+      <w:proofErr w:type="spellEnd"/>
+      <w:r>
+        <w:t xml:space="preserve"> используются как будильник, сердито вибрировали и покалывали кожу. Я раздражённо содрал часы с запястья.</w:t>
       </w:r>
     </w:p>
     <w:p>
@@ -693,7 +810,15 @@
     </w:p>
     <w:p>
       <w:r>
-        <w:t>Электронные аппараты во время бранка не работают, и вместо них трудятся механические интегралы, которые устроены примерно так же, как мои наручные часы.</w:t>
+        <w:t xml:space="preserve">Электронные аппараты во время </w:t>
+      </w:r>
+      <w:proofErr w:type="spellStart"/>
+      <w:r>
+        <w:t>бранка</w:t>
+      </w:r>
+      <w:proofErr w:type="spellEnd"/>
+      <w:r>
+        <w:t xml:space="preserve"> не работают, и вместо них трудятся механические интегралы, которые устроены примерно так же, как мои наручные часы.</w:t>
       </w:r>
     </w:p>
     <w:p>
@@ -750,7 +875,15 @@
     <w:p>
       <w:r>
         <w:lastRenderedPageBreak/>
-        <w:t>Три огня — навигатор мёртв. Такого в бранке никогда не происходит.</w:t>
+        <w:t xml:space="preserve">Три огня — навигатор мёртв. Такого в </w:t>
+      </w:r>
+      <w:proofErr w:type="spellStart"/>
+      <w:r>
+        <w:t>бранке</w:t>
+      </w:r>
+      <w:proofErr w:type="spellEnd"/>
+      <w:r>
+        <w:t xml:space="preserve"> никогда не происходит.</w:t>
       </w:r>
     </w:p>
     <w:p>
@@ -847,7 +980,15 @@
     </w:p>
     <w:p>
       <w:r>
-        <w:t>Люк глухо клацнул, примагнитившись к стене.</w:t>
+        <w:t xml:space="preserve">Люк глухо клацнул, </w:t>
+      </w:r>
+      <w:proofErr w:type="spellStart"/>
+      <w:r>
+        <w:t>примагнитившись</w:t>
+      </w:r>
+      <w:proofErr w:type="spellEnd"/>
+      <w:r>
+        <w:t xml:space="preserve"> к стене.</w:t>
       </w:r>
     </w:p>
     <w:p>
@@ -936,7 +1077,15 @@
     </w:p>
     <w:p>
       <w:r>
-        <w:t>— Понятно, почему я проснулся! — Ключ ритмично поворачивался в модуле, громко чеканя секунды. — Говорят же, что сны в бранке не просто так снятся!</w:t>
+        <w:t xml:space="preserve">— Понятно, почему я проснулся! — Ключ ритмично поворачивался в модуле, громко чеканя секунды. — Говорят же, что сны в </w:t>
+      </w:r>
+      <w:proofErr w:type="spellStart"/>
+      <w:r>
+        <w:t>бранке</w:t>
+      </w:r>
+      <w:proofErr w:type="spellEnd"/>
+      <w:r>
+        <w:t xml:space="preserve"> не просто так снятся!</w:t>
       </w:r>
     </w:p>
     <w:p>
@@ -983,7 +1132,15 @@
     </w:p>
     <w:p>
       <w:r>
-        <w:t>Майоров переместился к центральному анализатору, циану — встроенному в стену металлическому шкафу с похожими на лимбовые замки регуляторами.</w:t>
+        <w:t xml:space="preserve">Майоров переместился к центральному анализатору, циану — встроенному в стену металлическому шкафу с похожими на </w:t>
+      </w:r>
+      <w:proofErr w:type="spellStart"/>
+      <w:r>
+        <w:t>лимбовые</w:t>
+      </w:r>
+      <w:proofErr w:type="spellEnd"/>
+      <w:r>
+        <w:t xml:space="preserve"> замки регуляторами.</w:t>
       </w:r>
     </w:p>
     <w:p>
@@ -1066,7 +1223,15 @@
     </w:p>
     <w:p>
       <w:r>
-        <w:t xml:space="preserve">— А чего тут решать? — проговорил Керман, с трудом ворочая во рту словами, как после заморозки. — Так-то мы уже раз двадцать всё проверили. Циан в порядке. Ты от меня чего хочешь? Из бранка же </w:t>
+        <w:t xml:space="preserve">— А чего тут решать? — проговорил Керман, с трудом ворочая во рту словами, как после заморозки. — Так-то мы уже раз двадцать всё проверили. Циан в порядке. Ты от меня чего хочешь? Из </w:t>
+      </w:r>
+      <w:proofErr w:type="spellStart"/>
+      <w:r>
+        <w:t>бранка</w:t>
+      </w:r>
+      <w:proofErr w:type="spellEnd"/>
+      <w:r>
+        <w:t xml:space="preserve"> же </w:t>
       </w:r>
       <w:r>
         <w:t xml:space="preserve">мы досрочно </w:t>
@@ -1077,7 +1242,15 @@
     </w:p>
     <w:p>
       <w:r>
-        <w:t xml:space="preserve">— Я понимаю, что из бранка не выйдем! — </w:t>
+        <w:t xml:space="preserve">— Я понимаю, что из </w:t>
+      </w:r>
+      <w:proofErr w:type="spellStart"/>
+      <w:r>
+        <w:t>бранка</w:t>
+      </w:r>
+      <w:proofErr w:type="spellEnd"/>
+      <w:r>
+        <w:t xml:space="preserve"> не выйдем! — </w:t>
       </w:r>
       <w:r>
         <w:t>выдохнул</w:t>
@@ -1177,7 +1350,15 @@
     </w:p>
     <w:p>
       <w:r>
-        <w:t>— Во-о-от! — закивал Керман. — Так-то я тебя понимаю. Руки чешутся, хочется что-то сделать. Подвиг там гражданский совершить. После нескольких бранков ещё не успеваешь вникнуть во всю, так сказать, философию нашей ситуации.</w:t>
+        <w:t xml:space="preserve">— Во-о-от! — закивал Керман. — Так-то я тебя понимаю. Руки чешутся, хочется что-то сделать. Подвиг там гражданский совершить. После нескольких </w:t>
+      </w:r>
+      <w:proofErr w:type="spellStart"/>
+      <w:r>
+        <w:t>бранков</w:t>
+      </w:r>
+      <w:proofErr w:type="spellEnd"/>
+      <w:r>
+        <w:t xml:space="preserve"> ещё не успеваешь вникнуть во всю, так сказать, философию нашей ситуации.</w:t>
       </w:r>
     </w:p>
     <w:p>
@@ -1229,7 +1410,23 @@
     </w:p>
     <w:p>
       <w:r>
-        <w:t>— Я и не преувеличиваю. Все же понимают, на что идут, когда на трёхнедельный бранк подписываются. Теперь вот и молодёжь понимает. Ты не бледней так быстро, — подмигнул мне Керман. — Если что, у меня пятьдесят шестой бранк, а я до сих пор тут с вами беседы беседую.</w:t>
+        <w:t xml:space="preserve">— Я и не преувеличиваю. Все же понимают, на что идут, когда на трёхнедельный </w:t>
+      </w:r>
+      <w:proofErr w:type="spellStart"/>
+      <w:r>
+        <w:t>бранк</w:t>
+      </w:r>
+      <w:proofErr w:type="spellEnd"/>
+      <w:r>
+        <w:t xml:space="preserve"> подписываются. Теперь вот и молодёжь понимает. Ты не бледней так быстро, — подмигнул мне Керман. — Если что, у меня пятьдесят шестой </w:t>
+      </w:r>
+      <w:proofErr w:type="spellStart"/>
+      <w:r>
+        <w:t>бранк</w:t>
+      </w:r>
+      <w:proofErr w:type="spellEnd"/>
+      <w:r>
+        <w:t>, а я до сих пор тут с вами беседы беседую.</w:t>
       </w:r>
     </w:p>
     <w:p>
@@ -1307,7 +1504,15 @@
         <w:t xml:space="preserve">лет </w:t>
       </w:r>
       <w:r>
-        <w:t>меня старше. Керман ещё в начале полёта сказал, что Григорьев никогда не спит во время бранка. Поверить в то, что главный пилот почти три недели прожил без сна было решительно невозможно, но пару раз я сталкивался с ним во время вахты, когда он плавал по коридору, как лунатик.</w:t>
+        <w:t xml:space="preserve">меня старше. Керман ещё в начале полёта сказал, что Григорьев никогда не спит во время </w:t>
+      </w:r>
+      <w:proofErr w:type="spellStart"/>
+      <w:r>
+        <w:t>бранка</w:t>
+      </w:r>
+      <w:proofErr w:type="spellEnd"/>
+      <w:r>
+        <w:t>. Поверить в то, что главный пилот почти три недели прожил без сна было решительно невозможно, но пару раз я сталкивался с ним во время вахты, когда он плавал по коридору, как лунатик.</w:t>
       </w:r>
     </w:p>
     <w:p>
@@ -1341,7 +1546,15 @@
     </w:p>
     <w:p>
       <w:r>
-        <w:t>Григорьев осмотрел обесточенную консоль — во время бранка рубка напомина</w:t>
+        <w:t xml:space="preserve">Григорьев осмотрел обесточенную консоль — во время </w:t>
+      </w:r>
+      <w:proofErr w:type="spellStart"/>
+      <w:r>
+        <w:t>бранка</w:t>
+      </w:r>
+      <w:proofErr w:type="spellEnd"/>
+      <w:r>
+        <w:t xml:space="preserve"> рубка напомина</w:t>
       </w:r>
       <w:r>
         <w:t>ет</w:t>
@@ -1374,7 +1587,15 @@
         <w:t xml:space="preserve"> ж</w:t>
       </w:r>
       <w:r>
-        <w:t xml:space="preserve"> его знает, что вы там, инженеры, напридумали. Смысла дёргаться в любом случае нет. Всё равно раньше времени отсюда не выберемся.</w:t>
+        <w:t xml:space="preserve"> его знает, что вы там, инженеры, </w:t>
+      </w:r>
+      <w:proofErr w:type="spellStart"/>
+      <w:r>
+        <w:t>напридумали</w:t>
+      </w:r>
+      <w:proofErr w:type="spellEnd"/>
+      <w:r>
+        <w:t>. Смысла дёргаться в любом случае нет. Всё равно раньше времени отсюда не выберемся.</w:t>
       </w:r>
     </w:p>
     <w:p>
@@ -1405,7 +1626,15 @@
     </w:p>
     <w:p>
       <w:r>
-        <w:t>— Хочется уже что-нибудь полезное сделать. Я говорил вроде, что летал раньше в Бету Громовой. Тогда, кстати, на редкость удачный был выход, совсем рядом со станцией выкинуло. Всё, что осталось — проложить короткий курс и в гости на стыковку. А там автоматы в основном работают. Вместе с пулемётами. Пилот — самый бесполезный член экипажа во время бранка.</w:t>
+        <w:t xml:space="preserve">— Хочется уже что-нибудь полезное сделать. Я говорил вроде, что летал раньше в Бету Громовой. Тогда, кстати, на редкость удачный был выход, совсем рядом со станцией выкинуло. Всё, что осталось — проложить короткий курс и в гости на стыковку. А там автоматы в основном работают. Вместе с пулемётами. Пилот — самый бесполезный член экипажа во время </w:t>
+      </w:r>
+      <w:proofErr w:type="spellStart"/>
+      <w:r>
+        <w:t>бранка</w:t>
+      </w:r>
+      <w:proofErr w:type="spellEnd"/>
+      <w:r>
+        <w:t>.</w:t>
       </w:r>
     </w:p>
     <w:p>
@@ -1415,7 +1644,15 @@
     </w:p>
     <w:p>
       <w:r>
-        <w:t>— А что, разве не правда? — Григорьев откинулся на подголовник и прикрыл глаза. Потолочный свет тут же выбелил его ещё молодое лицо, превратив в гипсовую маску. — Я, между прочим, спал. Недолго, правда. Майоров разбудил, люками гремел. Хотя спать во время бранка — сомнительное удовольствие.</w:t>
+        <w:t xml:space="preserve">— А что, разве не правда? — Григорьев откинулся на подголовник и прикрыл глаза. Потолочный свет тут же выбелил его ещё молодое лицо, превратив в гипсовую маску. — Я, между прочим, спал. Недолго, правда. Майоров разбудил, люками гремел. Хотя спать во время </w:t>
+      </w:r>
+      <w:proofErr w:type="spellStart"/>
+      <w:r>
+        <w:t>бранка</w:t>
+      </w:r>
+      <w:proofErr w:type="spellEnd"/>
+      <w:r>
+        <w:t xml:space="preserve"> — сомнительное удовольствие.</w:t>
       </w:r>
     </w:p>
     <w:p>
@@ -1440,7 +1677,15 @@
     </w:p>
     <w:p>
       <w:r>
-        <w:t xml:space="preserve">Сны в бранке у всех разные, но большинство либо плывут (и тонут), либо куда-то летят и закономерно падают. И то, и другое считается естественным откликом здоровой психики на невесомость и </w:t>
+        <w:t xml:space="preserve">Сны в </w:t>
+      </w:r>
+      <w:proofErr w:type="spellStart"/>
+      <w:r>
+        <w:t>бранке</w:t>
+      </w:r>
+      <w:proofErr w:type="spellEnd"/>
+      <w:r>
+        <w:t xml:space="preserve"> у всех разные, но большинство либо плывут (и тонут), либо куда-то летят и закономерно падают. И то, и другое считается естественным откликом здоровой психики на невесомость и </w:t>
       </w:r>
       <w:r>
         <w:t>чёрную бездна</w:t>
@@ -1479,7 +1724,15 @@
         <w:t>сказал</w:t>
       </w:r>
       <w:r>
-        <w:t xml:space="preserve"> Григорьев. — Видел я результаты твоих нормативов. По нижней планке идёшь. Говорят, на следующей партийной деке нормативы усилят. Я бы советовал, как вернёшься, взять в бассейн абонементик. Глупо будет вылететь из-за такой ерунды.</w:t>
+        <w:t xml:space="preserve"> Григорьев. — Видел я результаты твоих нормативов. По нижней планке идёшь. Говорят, на следующей партийной деке нормативы усилят. Я бы советовал, как вернёшься, взять в бассейн </w:t>
+      </w:r>
+      <w:proofErr w:type="spellStart"/>
+      <w:r>
+        <w:t>абонементик</w:t>
+      </w:r>
+      <w:proofErr w:type="spellEnd"/>
+      <w:r>
+        <w:t>. Глупо будет вылететь из-за такой ерунды.</w:t>
       </w:r>
     </w:p>
     <w:p>
@@ -1667,7 +1920,15 @@
     </w:p>
     <w:p>
       <w:r>
-        <w:t>— Чем она примечательна, «Заря» эта, что мы ради неё три недели в бранке торчим?</w:t>
+        <w:t xml:space="preserve">— Чем она примечательна, «Заря» эта, что мы ради неё три недели в </w:t>
+      </w:r>
+      <w:proofErr w:type="spellStart"/>
+      <w:r>
+        <w:t>бранке</w:t>
+      </w:r>
+      <w:proofErr w:type="spellEnd"/>
+      <w:r>
+        <w:t xml:space="preserve"> торчим?</w:t>
       </w:r>
     </w:p>
     <w:p>
@@ -1768,7 +2029,15 @@
     </w:p>
     <w:p>
       <w:r>
-        <w:t>Перед выходом из бранка все члены экипажа собираются в рубке, как на представление.</w:t>
+        <w:t xml:space="preserve">Перед выходом из </w:t>
+      </w:r>
+      <w:proofErr w:type="spellStart"/>
+      <w:r>
+        <w:t>бранка</w:t>
+      </w:r>
+      <w:proofErr w:type="spellEnd"/>
+      <w:r>
+        <w:t xml:space="preserve"> все члены экипажа собираются в рубке, как на представление.</w:t>
       </w:r>
     </w:p>
     <w:p>
@@ -1814,7 +2083,15 @@
     </w:p>
     <w:p>
       <w:r>
-        <w:t>— Ни разу ещё секунда в секунду не выходил из бранка, — сказал Григорьев.</w:t>
+        <w:t xml:space="preserve">— Ни разу ещё секунда в секунду не выходил из </w:t>
+      </w:r>
+      <w:proofErr w:type="spellStart"/>
+      <w:r>
+        <w:t>бранка</w:t>
+      </w:r>
+      <w:proofErr w:type="spellEnd"/>
+      <w:r>
+        <w:t>, — сказал Григорьев.</w:t>
       </w:r>
     </w:p>
     <w:p>
@@ -1835,7 +2112,15 @@
     </w:p>
     <w:p>
       <w:r>
-        <w:t>Майоров, насколько я успел понять, всегда с параноидальной точностью придерживался уставов и негласных правил — видимо, боялся, что за ним следит незримый политкор.</w:t>
+        <w:t xml:space="preserve">Майоров, насколько я успел понять, всегда с параноидальной точностью придерживался уставов и негласных правил — видимо, боялся, что за ним следит незримый </w:t>
+      </w:r>
+      <w:proofErr w:type="spellStart"/>
+      <w:r>
+        <w:t>политкор</w:t>
+      </w:r>
+      <w:proofErr w:type="spellEnd"/>
+      <w:r>
+        <w:t>.</w:t>
       </w:r>
     </w:p>
     <w:p>
@@ -2023,7 +2308,15 @@
     </w:p>
     <w:p>
       <w:r>
-        <w:t xml:space="preserve">— Отлично, все молодцы. — Странно было слышать похвалу, когда ты лежал в ложементе и ничего не делал. — Олег, заведи аппараты и гравитонную камеру. Понял? Сначала аппараты, </w:t>
+        <w:t xml:space="preserve">— Отлично, все молодцы. — Странно было слышать похвалу, когда ты лежал в ложементе и ничего не делал. — Олег, заведи аппараты и </w:t>
+      </w:r>
+      <w:proofErr w:type="spellStart"/>
+      <w:r>
+        <w:t>гравитонную</w:t>
+      </w:r>
+      <w:proofErr w:type="spellEnd"/>
+      <w:r>
+        <w:t xml:space="preserve"> камеру. Понял? Сначала аппараты, </w:t>
       </w:r>
       <w:r>
         <w:t>а после них</w:t>
@@ -2134,7 +2427,15 @@
     <w:p>
       <w:r>
         <w:lastRenderedPageBreak/>
-        <w:t xml:space="preserve"> Я ухватился обеими руками за страховочный поручень, любезно отмеченный табличкой: «Держаться здесь». Гравитонный привод заводится обычно долго.</w:t>
+        <w:t xml:space="preserve"> Я ухватился обеими руками за страховочный поручень, любезно отмеченный табличкой: «Держаться здесь». </w:t>
+      </w:r>
+      <w:proofErr w:type="spellStart"/>
+      <w:r>
+        <w:t>Гравитонный</w:t>
+      </w:r>
+      <w:proofErr w:type="spellEnd"/>
+      <w:r>
+        <w:t xml:space="preserve"> привод заводится обычно долго.</w:t>
       </w:r>
     </w:p>
     <w:p>
@@ -2159,7 +2460,15 @@
     </w:p>
     <w:p>
       <w:r>
-        <w:t>Табличка с расцарапанным предупреждением замигала, и меня, как магнитом, притянуло к полу. Ноги с непривычки затряслись, и я, не выдержав, упал на колени, преклонился перед гравитонной камерой, которая с пугающей убедительностью обманыва</w:t>
+        <w:t xml:space="preserve">Табличка с расцарапанным предупреждением замигала, и меня, как магнитом, притянуло к полу. Ноги с непривычки затряслись, и я, не выдержав, упал на колени, преклонился перед </w:t>
+      </w:r>
+      <w:proofErr w:type="spellStart"/>
+      <w:r>
+        <w:t>гравитонной</w:t>
+      </w:r>
+      <w:proofErr w:type="spellEnd"/>
+      <w:r>
+        <w:t xml:space="preserve"> камерой, которая с пугающей убедительностью обманыва</w:t>
       </w:r>
       <w:r>
         <w:t>ет</w:t>
@@ -2265,7 +2574,15 @@
     </w:p>
     <w:p>
       <w:r>
-        <w:t>Керман покрутил лимбовые замки на циане, присмотрелся к рискам, сощурив глаза так, что брови наползли на веки, и громко выругался.</w:t>
+        <w:t xml:space="preserve">Керман покрутил </w:t>
+      </w:r>
+      <w:proofErr w:type="spellStart"/>
+      <w:r>
+        <w:t>лимбовые</w:t>
+      </w:r>
+      <w:proofErr w:type="spellEnd"/>
+      <w:r>
+        <w:t xml:space="preserve"> замки на циане, присмотрелся к рискам, сощурив глаза так, что брови наползли на веки, и громко выругался.</w:t>
       </w:r>
     </w:p>
     <w:p>
@@ -2331,7 +2648,15 @@
     </w:p>
     <w:p>
       <w:r>
-        <w:t>— Олег! — сказал он. — Реаниматор в медотсеке!</w:t>
+        <w:t xml:space="preserve">— Олег! — сказал он. — Реаниматор в </w:t>
+      </w:r>
+      <w:proofErr w:type="spellStart"/>
+      <w:r>
+        <w:t>медотсеке</w:t>
+      </w:r>
+      <w:proofErr w:type="spellEnd"/>
+      <w:r>
+        <w:t>!</w:t>
       </w:r>
     </w:p>
     <w:p>
@@ -2537,11 +2862,16 @@
         <w:t>Давайте в</w:t>
       </w:r>
       <w:r>
-        <w:t xml:space="preserve"> медкапсулу</w:t>
-      </w:r>
-      <w:r>
         <w:t xml:space="preserve"> </w:t>
       </w:r>
+      <w:proofErr w:type="spellStart"/>
+      <w:r>
+        <w:t>медкапсулу</w:t>
+      </w:r>
+      <w:proofErr w:type="spellEnd"/>
+      <w:r>
+        <w:t xml:space="preserve"> </w:t>
+      </w:r>
       <w:r>
         <w:t>её положим.</w:t>
       </w:r>
@@ -2572,7 +2902,15 @@
         <w:t xml:space="preserve">— Она мертва, — сказал Керман. — </w:t>
       </w:r>
       <w:r>
-        <w:t>Чем медкапсула сейчас поможет?</w:t>
+        <w:t xml:space="preserve">Чем </w:t>
+      </w:r>
+      <w:proofErr w:type="spellStart"/>
+      <w:r>
+        <w:t>медкапсула</w:t>
+      </w:r>
+      <w:proofErr w:type="spellEnd"/>
+      <w:r>
+        <w:t xml:space="preserve"> сейчас поможет?</w:t>
       </w:r>
       <w:r>
         <w:t xml:space="preserve"> </w:t>
@@ -2610,7 +2948,15 @@
         <w:t>пробормотал</w:t>
       </w:r>
       <w:r>
-        <w:t xml:space="preserve"> Керман. — В бранке она была живая, иначе мы бы не вышли.</w:t>
+        <w:t xml:space="preserve"> Керман. — В </w:t>
+      </w:r>
+      <w:proofErr w:type="spellStart"/>
+      <w:r>
+        <w:t>бранке</w:t>
+      </w:r>
+      <w:proofErr w:type="spellEnd"/>
+      <w:r>
+        <w:t xml:space="preserve"> она была живая, иначе мы бы не вышли.</w:t>
       </w:r>
     </w:p>
     <w:p>
@@ -2764,7 +3110,15 @@
     </w:p>
     <w:p>
       <w:r>
-        <w:t>— Какая разница, сколько летает! — сказал Григорьев. — Рано или поздно бранк тебя достанет</w:t>
+        <w:t xml:space="preserve">— Какая разница, сколько летает! — сказал Григорьев. — Рано или поздно </w:t>
+      </w:r>
+      <w:proofErr w:type="spellStart"/>
+      <w:r>
+        <w:t>бранк</w:t>
+      </w:r>
+      <w:proofErr w:type="spellEnd"/>
+      <w:r>
+        <w:t xml:space="preserve"> тебя достанет</w:t>
       </w:r>
       <w:r>
         <w:t>!</w:t>
@@ -2850,7 +3204,15 @@
     </w:p>
     <w:p>
       <w:r>
-        <w:t>— Товарищи! — сказал Майоров. — Я понимаю, что все устали после бранка, особенно с таким выходом. Но давайте соберёмся, задачу никто не отменял.</w:t>
+        <w:t xml:space="preserve">— Товарищи! — сказал Майоров. — Я понимаю, что все устали после </w:t>
+      </w:r>
+      <w:proofErr w:type="spellStart"/>
+      <w:r>
+        <w:t>бранка</w:t>
+      </w:r>
+      <w:proofErr w:type="spellEnd"/>
+      <w:r>
+        <w:t>, особенно с таким выходом. Но давайте соберёмся, задачу никто не отменял.</w:t>
       </w:r>
     </w:p>
     <w:p>
@@ -2880,7 +3242,15 @@
     </w:p>
     <w:p>
       <w:r>
-        <w:t>— Ты, Андрюш, ерунду-то не пори! — огрызнулся Керман. — У неё и так глаза на мокром месте! Вы же не будете всерьёз это обсуждать? Трехнедельный бранк — дорога в один конец, все это понимают.</w:t>
+        <w:t xml:space="preserve">— Ты, Андрюш, ерунду-то не пори! — огрызнулся Керман. — У неё и так глаза на мокром месте! Вы же не будете всерьёз это обсуждать? Трехнедельный </w:t>
+      </w:r>
+      <w:proofErr w:type="spellStart"/>
+      <w:r>
+        <w:t>бранк</w:t>
+      </w:r>
+      <w:proofErr w:type="spellEnd"/>
+      <w:r>
+        <w:t xml:space="preserve"> — дорога в один конец, все это понимают.</w:t>
       </w:r>
     </w:p>
     <w:p>
@@ -2964,7 +3334,15 @@
     </w:p>
     <w:p>
       <w:r>
-        <w:t>Жизнь на станции после бранка меня не пугала. Скорее, даже немного интриговала. Два месяца, так два месяца. Люди зачастую годами живут на осах и с ума не сходят — не то, что во время перехода. Там будет стабильная гравитация, спокойные сны без кошмаров.</w:t>
+        <w:t xml:space="preserve">Жизнь на станции после </w:t>
+      </w:r>
+      <w:proofErr w:type="spellStart"/>
+      <w:r>
+        <w:t>бранка</w:t>
+      </w:r>
+      <w:proofErr w:type="spellEnd"/>
+      <w:r>
+        <w:t xml:space="preserve"> меня не пугала. Скорее, даже немного интриговала. Два месяца, так два месяца. Люди зачастую годами живут на осах и с ума не сходят — не то, что во время перехода. Там будет стабильная гравитация, спокойные сны без кошмаров.</w:t>
       </w:r>
     </w:p>
     <w:p>
@@ -3074,7 +3452,15 @@
         <w:t>, товарищи</w:t>
       </w:r>
       <w:r>
-        <w:t xml:space="preserve">. Слишком долгий бранк. И выход. Наверняка не я одна себя </w:t>
+        <w:t xml:space="preserve">. Слишком долгий </w:t>
+      </w:r>
+      <w:proofErr w:type="spellStart"/>
+      <w:r>
+        <w:t>бранк</w:t>
+      </w:r>
+      <w:proofErr w:type="spellEnd"/>
+      <w:r>
+        <w:t xml:space="preserve">. И выход. Наверняка не я одна себя </w:t>
       </w:r>
       <w:r>
         <w:t xml:space="preserve">так </w:t>
@@ -3492,7 +3878,15 @@
     </w:p>
     <w:p>
       <w:r>
-        <w:t xml:space="preserve">Я забрался в узкую кишку стыковочного модуля и повис на лестнице, надеясь унять дрожь в руках. Майоров приказал отключить электрику и раздраить люк вручную. После всего произошедшего </w:t>
+        <w:t xml:space="preserve">Я забрался в узкую кишку стыковочного модуля и повис на лестнице, надеясь унять дрожь в руках. Майоров приказал отключить электрику и </w:t>
+      </w:r>
+      <w:proofErr w:type="spellStart"/>
+      <w:r>
+        <w:t>раздраить</w:t>
+      </w:r>
+      <w:proofErr w:type="spellEnd"/>
+      <w:r>
+        <w:t xml:space="preserve"> люк вручную. После всего произошедшего </w:t>
       </w:r>
       <w:r>
         <w:t xml:space="preserve">я </w:t>
@@ -3517,7 +3911,15 @@
     </w:p>
     <w:p>
       <w:r>
-        <w:t xml:space="preserve">Я ухватился обеими руками за вентиль, стараясь не сорваться в соединительный тракт, и только потом понял, что забыл загерметизировать модуль. Такие выкрутасы ни один политкор не прощает — </w:t>
+        <w:t xml:space="preserve">Я ухватился обеими руками за вентиль, стараясь не сорваться в соединительный тракт, и только потом понял, что забыл загерметизировать модуль. Такие выкрутасы ни один </w:t>
+      </w:r>
+      <w:proofErr w:type="spellStart"/>
+      <w:r>
+        <w:t>политкор</w:t>
+      </w:r>
+      <w:proofErr w:type="spellEnd"/>
+      <w:r>
+        <w:t xml:space="preserve"> не прощает — </w:t>
       </w:r>
       <w:r>
         <w:t>повезёт</w:t>
@@ -3671,12 +4073,28 @@
     </w:p>
     <w:p>
       <w:r>
-        <w:t>— Вереснев Олег Петрович, — проговорил я. Воздуха на отчество едва хватило. Я не сразу сообразил, как правильно дышать — вымотался после подъёма. — Я из инженерной службы.</w:t>
-      </w:r>
-    </w:p>
-    <w:p>
-      <w:r>
-        <w:t>— У вас всё в порядке? — спросил Мицюкин. — Вы вручную открывали гермошлюз?</w:t>
+        <w:t xml:space="preserve">— </w:t>
+      </w:r>
+      <w:proofErr w:type="spellStart"/>
+      <w:r>
+        <w:t>Вереснев</w:t>
+      </w:r>
+      <w:proofErr w:type="spellEnd"/>
+      <w:r>
+        <w:t xml:space="preserve"> Олег Петрович, — проговорил я. Воздуха на отчество едва хватило. Я не сразу сообразил, как правильно дышать — вымотался после подъёма. — Я из инженерной службы.</w:t>
+      </w:r>
+    </w:p>
+    <w:p>
+      <w:r>
+        <w:t xml:space="preserve">— У вас всё в порядке? — спросил Мицюкин. — Вы вручную открывали </w:t>
+      </w:r>
+      <w:proofErr w:type="spellStart"/>
+      <w:r>
+        <w:t>гермошлюз</w:t>
+      </w:r>
+      <w:proofErr w:type="spellEnd"/>
+      <w:r>
+        <w:t>?</w:t>
       </w:r>
     </w:p>
     <w:p>
@@ -3778,7 +4196,15 @@
         <w:t>— Я — Олег, — запоздало представился я.</w:t>
       </w:r>
       <w:r>
-        <w:t xml:space="preserve"> — Вереснев Олег Петрович.</w:t>
+        <w:t xml:space="preserve"> — </w:t>
+      </w:r>
+      <w:proofErr w:type="spellStart"/>
+      <w:r>
+        <w:t>Вереснев</w:t>
+      </w:r>
+      <w:proofErr w:type="spellEnd"/>
+      <w:r>
+        <w:t xml:space="preserve"> Олег Петрович.</w:t>
       </w:r>
     </w:p>
     <w:p>
@@ -4572,7 +4998,15 @@
         <w:t>а</w:t>
       </w:r>
       <w:r>
-        <w:t>н во время бранка говорил</w:t>
+        <w:t xml:space="preserve">н во время </w:t>
+      </w:r>
+      <w:proofErr w:type="spellStart"/>
+      <w:r>
+        <w:t>бранка</w:t>
+      </w:r>
+      <w:proofErr w:type="spellEnd"/>
+      <w:r>
+        <w:t xml:space="preserve"> говорил</w:t>
       </w:r>
       <w:r>
         <w:t>, — сказал я</w:t>
@@ -4924,7 +5358,15 @@
         </w:tabs>
       </w:pPr>
       <w:r>
-        <w:t>В узкие, как бойницы, иллюминаторы ничего не было видно. Я так устал от стерильной пустоты во время бранка, что хотел задержаться на минутку, вглядеться во мрак, надеясь, что он рассеется под моим взглядом, но Лысанов упрямо тянул вперёд.</w:t>
+        <w:t xml:space="preserve">В узкие, как бойницы, иллюминаторы ничего не было видно. Я так устал от стерильной пустоты во время </w:t>
+      </w:r>
+      <w:proofErr w:type="spellStart"/>
+      <w:r>
+        <w:t>бранка</w:t>
+      </w:r>
+      <w:proofErr w:type="spellEnd"/>
+      <w:r>
+        <w:t>, что хотел задержаться на минутку, вглядеться во мрак, надеясь, что он рассеется под моим взглядом, но Лысанов упрямо тянул вперёд.</w:t>
       </w:r>
     </w:p>
     <w:p>
@@ -4972,7 +5414,15 @@
         </w:tabs>
       </w:pPr>
       <w:r>
-        <w:t>— Не беспокойтесь, — сказал Лысанов. — Местная особенность. Есть небольшой сбой в гравитонной камере</w:t>
+        <w:t xml:space="preserve">— Не беспокойтесь, — сказал Лысанов. — Местная особенность. Есть небольшой сбой в </w:t>
+      </w:r>
+      <w:proofErr w:type="spellStart"/>
+      <w:r>
+        <w:t>гравитонной</w:t>
+      </w:r>
+      <w:proofErr w:type="spellEnd"/>
+      <w:r>
+        <w:t xml:space="preserve"> камере</w:t>
       </w:r>
       <w:r>
         <w:t>, у</w:t>
@@ -5841,7 +6291,15 @@
         </w:tabs>
       </w:pPr>
       <w:r>
-        <w:t>— Можно на «ты», Олег, — сказала Вера. — Я здесь в химлабе работаю, два года уже. — Она взглянула на меня через плечо. — Ты не смотри так! Я старше, чем выгляжу. А то все, кто прилетает, удивляются, как я вообще здесь оказалась.</w:t>
+        <w:t xml:space="preserve">— Можно на «ты», Олег, — сказала Вера. — Я здесь в </w:t>
+      </w:r>
+      <w:proofErr w:type="spellStart"/>
+      <w:r>
+        <w:t>химлабе</w:t>
+      </w:r>
+      <w:proofErr w:type="spellEnd"/>
+      <w:r>
+        <w:t xml:space="preserve"> работаю, два года уже. — Она взглянула на меня через плечо. — Ты не смотри так! Я старше, чем выгляжу. А то все, кто прилетает, удивляются, как я вообще здесь оказалась.</w:t>
       </w:r>
     </w:p>
     <w:p>
@@ -6104,7 +6562,15 @@
         </w:tabs>
       </w:pPr>
       <w:r>
-        <w:t>— Правильно говорить не эс, а цэ. Мы, кстати, соседи. — Вера подошла к гермодвери</w:t>
+        <w:t xml:space="preserve">— Правильно говорить не эс, а </w:t>
+      </w:r>
+      <w:proofErr w:type="spellStart"/>
+      <w:r>
+        <w:t>цэ</w:t>
+      </w:r>
+      <w:proofErr w:type="spellEnd"/>
+      <w:r>
+        <w:t>. Мы, кстати, соседи. — Вера подошла к гермодвери</w:t>
       </w:r>
       <w:r>
         <w:t>.</w:t>
@@ -6210,7 +6676,15 @@
         </w:tabs>
       </w:pPr>
       <w:r>
-        <w:t>На стекле сидела обычная земная муха и суматошно перебирала лапками, прочищая хоботок. Я моргнул и потёр глаза. После бранка может померещиться и не такое. Но муха никуда не делась. Она деловито ползла к кромке иллюминатора — живая, объёмная, настоящая.</w:t>
+        <w:t xml:space="preserve">На стекле сидела обычная земная муха и суматошно перебирала лапками, прочищая хоботок. Я моргнул и потёр глаза. После </w:t>
+      </w:r>
+      <w:proofErr w:type="spellStart"/>
+      <w:r>
+        <w:t>бранка</w:t>
+      </w:r>
+      <w:proofErr w:type="spellEnd"/>
+      <w:r>
+        <w:t xml:space="preserve"> может померещиться и не такое. Но муха никуда не делась. Она деловито ползла к кромке иллюминатора — живая, объёмная, настоящая.</w:t>
       </w:r>
     </w:p>
     <w:p>
@@ -6546,7 +7020,15 @@
     <w:p>
       <w:r>
         <w:lastRenderedPageBreak/>
-        <w:t>Я что, в бранке?</w:t>
+        <w:t xml:space="preserve">Я что, в </w:t>
+      </w:r>
+      <w:proofErr w:type="spellStart"/>
+      <w:r>
+        <w:t>бранке</w:t>
+      </w:r>
+      <w:proofErr w:type="spellEnd"/>
+      <w:r>
+        <w:t>?</w:t>
       </w:r>
     </w:p>
     <w:p>
@@ -6790,7 +7272,15 @@
     </w:p>
     <w:p>
       <w:r>
-        <w:t xml:space="preserve">— Ситуация такая, — начал он. — Мы хотим провести полную диагностику корабля, слишком много сюрпризов было после выхода. А нам на этой птичке ещё обратно лететь. Я понимаю, — он отхлебнул остывшего, судя по виду, кофе и поморщился, — после долгого бранка всем хочется отдыха, но </w:t>
+        <w:t xml:space="preserve">— Ситуация такая, — начал он. — Мы хотим провести полную диагностику корабля, слишком много сюрпризов было после выхода. А нам на этой птичке ещё обратно лететь. Я понимаю, — он отхлебнул остывшего, судя по виду, кофе и поморщился, — после долгого </w:t>
+      </w:r>
+      <w:proofErr w:type="spellStart"/>
+      <w:r>
+        <w:t>бранка</w:t>
+      </w:r>
+      <w:proofErr w:type="spellEnd"/>
+      <w:r>
+        <w:t xml:space="preserve"> всем хочется отдыха, но </w:t>
       </w:r>
       <w:r>
         <w:t>нам пока</w:t>
@@ -6862,7 +7352,15 @@
         <w:t>А в</w:t>
       </w:r>
       <w:r>
-        <w:t xml:space="preserve">ся электронка </w:t>
+        <w:t xml:space="preserve">ся </w:t>
+      </w:r>
+      <w:proofErr w:type="spellStart"/>
+      <w:r>
+        <w:t>электронка</w:t>
+      </w:r>
+      <w:proofErr w:type="spellEnd"/>
+      <w:r>
+        <w:t xml:space="preserve"> </w:t>
       </w:r>
       <w:r>
         <w:t>так-то</w:t>
@@ -7430,7 +7928,15 @@
     </w:p>
     <w:p>
       <w:r>
-        <w:t>В коридоре на втором уровне стали появляться обитатели станции. Я даже увидел Мицюкина из службы безопасности и кивнул ему, получив в ответ настороженный взгляд.</w:t>
+        <w:t xml:space="preserve">В коридоре на втором уровне стали появляться обитатели станции. Я даже увидел </w:t>
+      </w:r>
+      <w:proofErr w:type="spellStart"/>
+      <w:r>
+        <w:t>Мицюкина</w:t>
+      </w:r>
+      <w:proofErr w:type="spellEnd"/>
+      <w:r>
+        <w:t xml:space="preserve"> из службы безопасности и кивнул ему, получив в ответ настороженный взгляд.</w:t>
       </w:r>
     </w:p>
     <w:p>
@@ -8333,7 +8839,15 @@
       </w:r>
       <w:r>
         <w:lastRenderedPageBreak/>
-        <w:t>вообще без продыха. Выглядишь ты не очень. В обморок не хлопнешься? Уверен, что хочешь гулять?</w:t>
+        <w:t xml:space="preserve">вообще без </w:t>
+      </w:r>
+      <w:proofErr w:type="spellStart"/>
+      <w:r>
+        <w:t>продыха</w:t>
+      </w:r>
+      <w:proofErr w:type="spellEnd"/>
+      <w:r>
+        <w:t>. Выглядишь ты не очень. В обморок не хлопнешься? Уверен, что хочешь гулять?</w:t>
       </w:r>
     </w:p>
     <w:p>
@@ -8784,7 +9298,15 @@
     </w:p>
     <w:p>
       <w:r>
-        <w:t>— Здесь гравитонные камеры так работают. Сбой</w:t>
+        <w:t xml:space="preserve">— Здесь </w:t>
+      </w:r>
+      <w:proofErr w:type="spellStart"/>
+      <w:r>
+        <w:t>гравитонные</w:t>
+      </w:r>
+      <w:proofErr w:type="spellEnd"/>
+      <w:r>
+        <w:t xml:space="preserve"> камеры так работают. Сбой</w:t>
       </w:r>
       <w:r>
         <w:t xml:space="preserve"> такой</w:t>
@@ -9338,8 +9860,13 @@
       </w:r>
     </w:p>
     <w:p>
-      <w:r>
-        <w:t>Стальск я не любил. Вернее, ненавидел — глубинной, искренней, неприкрытой ненавистью, на</w:t>
+      <w:proofErr w:type="spellStart"/>
+      <w:r>
+        <w:t>Стальск</w:t>
+      </w:r>
+      <w:proofErr w:type="spellEnd"/>
+      <w:r>
+        <w:t xml:space="preserve"> я не любил. Вернее, ненавидел — глубинной, искренней, неприкрытой ненавистью, на</w:t>
       </w:r>
       <w:r>
         <w:t xml:space="preserve"> какую</w:t>
@@ -9447,8 +9974,21 @@
       </w:r>
     </w:p>
     <w:p>
-      <w:r>
-        <w:t>Стальск изначально проектировался не для людей, а для роботов, которые, как заведённые, работают по расписанию, едят по расписанию, спят по расписанию, умирают по расписанию — и не тратят время на бесполезные занятия, вроде прогулок в парке или отдыха на пляже. Единственный пруд, маленький и мелкий, как лужа, бороздили по концентрическим траекториям потрёпанные механические утки. О плавании я долгое время знал лишь понаслышке — из книжек или из тех же передач по телевизору, который регулярно, в соответствии с напечатанной в газете программой вещания, червоточил треском и помехами.</w:t>
+      <w:proofErr w:type="spellStart"/>
+      <w:r>
+        <w:t>Стальск</w:t>
+      </w:r>
+      <w:proofErr w:type="spellEnd"/>
+      <w:r>
+        <w:t xml:space="preserve"> изначально проектировался не для людей, а для роботов, которые, как заведённые, работают по расписанию, едят по расписанию, спят по расписанию, умирают по расписанию — и не тратят время на бесполезные занятия, вроде прогулок в парке или отдыха на пляже. Единственный пруд, маленький и мелкий, как лужа, бороздили по концентрическим траекториям потрёпанные механические утки. О плавании я долгое время знал лишь понаслышке — из книжек или из тех же передач по телевизору, который регулярно, в соответствии с напечатанной в газете программой вещания, </w:t>
+      </w:r>
+      <w:proofErr w:type="spellStart"/>
+      <w:r>
+        <w:t>червоточил</w:t>
+      </w:r>
+      <w:proofErr w:type="spellEnd"/>
+      <w:r>
+        <w:t xml:space="preserve"> треском и помехами.</w:t>
       </w:r>
     </w:p>
     <w:p>
@@ -10281,8 +10821,13 @@
         <w:t>обитатели</w:t>
       </w:r>
       <w:r>
-        <w:t xml:space="preserve"> — беспризорные пациенты после коматоза</w:t>
-      </w:r>
+        <w:t xml:space="preserve"> — беспризорные пациенты после </w:t>
+      </w:r>
+      <w:proofErr w:type="spellStart"/>
+      <w:r>
+        <w:t>коматоза</w:t>
+      </w:r>
+      <w:proofErr w:type="spellEnd"/>
       <w:r>
         <w:t xml:space="preserve">, </w:t>
       </w:r>
@@ -10979,7 +11524,15 @@
     </w:p>
     <w:p>
       <w:r>
-        <w:t>Нуболиды потихоньку приходили в себя после бранка. Из алой массы на дне камеры потянулись к потолку робкие ростки.</w:t>
+        <w:t xml:space="preserve">Нуболиды потихоньку приходили в себя после </w:t>
+      </w:r>
+      <w:proofErr w:type="spellStart"/>
+      <w:r>
+        <w:t>бранка</w:t>
+      </w:r>
+      <w:proofErr w:type="spellEnd"/>
+      <w:r>
+        <w:t>. Из алой массы на дне камеры потянулись к потолку робкие ростки.</w:t>
       </w:r>
     </w:p>
     <w:p>
@@ -11064,7 +11617,15 @@
     </w:p>
     <w:p>
       <w:r>
-        <w:t>— К сожалению, мы до сих пор знаем о нуболидах не так много, — вздохнул Марутян. —</w:t>
+        <w:t xml:space="preserve">— К сожалению, мы до сих пор знаем о </w:t>
+      </w:r>
+      <w:proofErr w:type="spellStart"/>
+      <w:r>
+        <w:t>нуболидах</w:t>
+      </w:r>
+      <w:proofErr w:type="spellEnd"/>
+      <w:r>
+        <w:t xml:space="preserve"> не так много, — вздохнул Марутян. —</w:t>
       </w:r>
       <w:r>
         <w:t xml:space="preserve"> </w:t>
@@ -11300,7 +11861,15 @@
         <w:t>у игрушечного болванчика</w:t>
       </w:r>
       <w:r>
-        <w:t>. — Я ровным счётом ничего не чувствую! А вы, если захотите, то, конечно, почувствуете. Самовнушение — великая сила! Я же опираюсь на факты. Нет в нуболидах никакой магии, и камера содержания их полностью изолирует.</w:t>
+        <w:t xml:space="preserve">. — Я ровным счётом ничего не чувствую! А вы, если захотите, то, конечно, почувствуете. Самовнушение — великая сила! Я же опираюсь на факты. Нет в </w:t>
+      </w:r>
+      <w:proofErr w:type="spellStart"/>
+      <w:r>
+        <w:t>нуболидах</w:t>
+      </w:r>
+      <w:proofErr w:type="spellEnd"/>
+      <w:r>
+        <w:t xml:space="preserve"> никакой магии, и камера содержания их полностью изолирует.</w:t>
       </w:r>
     </w:p>
     <w:p>
@@ -11766,7 +12335,15 @@
     </w:p>
     <w:p>
       <w:r>
-        <w:t>— Сергей Акимов, — сказал я. — Это же отец Веры из химлаба?</w:t>
+        <w:t xml:space="preserve">— Сергей Акимов, — сказал я. — Это же отец Веры из </w:t>
+      </w:r>
+      <w:proofErr w:type="spellStart"/>
+      <w:r>
+        <w:t>химлаба</w:t>
+      </w:r>
+      <w:proofErr w:type="spellEnd"/>
+      <w:r>
+        <w:t>?</w:t>
       </w:r>
     </w:p>
     <w:p>
@@ -11912,9 +12489,11 @@
       <w:r>
         <w:t xml:space="preserve">Марутян продолжал рассуждать о </w:t>
       </w:r>
+      <w:proofErr w:type="spellStart"/>
       <w:r>
         <w:t>нуболидах</w:t>
       </w:r>
+      <w:proofErr w:type="spellEnd"/>
       <w:r>
         <w:t xml:space="preserve">, собирая пальцами складки на лбу, </w:t>
       </w:r>
@@ -12063,7 +12642,15 @@
     </w:p>
     <w:p>
       <w:r>
-        <w:t>— Да, — хмыкнул Майоров. — Неплохое шоу, и зверушки дрессированные. Команду «бранк» даже выучили.</w:t>
+        <w:t>— Да, — хмыкнул Майоров. — Неплохое шоу, и зверушки дрессированные. Команду «</w:t>
+      </w:r>
+      <w:proofErr w:type="spellStart"/>
+      <w:r>
+        <w:t>бранк</w:t>
+      </w:r>
+      <w:proofErr w:type="spellEnd"/>
+      <w:r>
+        <w:t>» даже выучили.</w:t>
       </w:r>
     </w:p>
     <w:p>
@@ -12366,8 +12953,13 @@
     </w:p>
     <w:p>
       <w:r>
-        <w:t>В конце дня Марутян решил провести ещё один эксперимент с нуболидами</w:t>
-      </w:r>
+        <w:t xml:space="preserve">В конце дня Марутян решил провести ещё один эксперимент с </w:t>
+      </w:r>
+      <w:proofErr w:type="spellStart"/>
+      <w:r>
+        <w:t>нуболидами</w:t>
+      </w:r>
+      <w:proofErr w:type="spellEnd"/>
       <w:r>
         <w:t>.</w:t>
       </w:r>
@@ -12684,7 +13276,15 @@
         <w:t>, к счастью,</w:t>
       </w:r>
       <w:r>
-        <w:t xml:space="preserve"> вспомнил о сбоях в гравитонной камере.</w:t>
+        <w:t xml:space="preserve"> вспомнил о сбоях в </w:t>
+      </w:r>
+      <w:proofErr w:type="spellStart"/>
+      <w:r>
+        <w:t>гравитонной</w:t>
+      </w:r>
+      <w:proofErr w:type="spellEnd"/>
+      <w:r>
+        <w:t xml:space="preserve"> камере.</w:t>
       </w:r>
     </w:p>
     <w:p>
@@ -12819,7 +13419,15 @@
     </w:p>
     <w:p>
       <w:r>
-        <w:t>— Ну так, — лениво отозвалась Вера, — полистываю. Вы же нам это зачем-то привозите. Может, там что-то важное произошло на Земле, пока меня не было. Коммунизм, например, построили.</w:t>
+        <w:t xml:space="preserve">— Ну так, — лениво отозвалась Вера, — </w:t>
+      </w:r>
+      <w:proofErr w:type="spellStart"/>
+      <w:r>
+        <w:t>полистываю</w:t>
+      </w:r>
+      <w:proofErr w:type="spellEnd"/>
+      <w:r>
+        <w:t>. Вы же нам это зачем-то привозите. Может, там что-то важное произошло на Земле, пока меня не было. Коммунизм, например, построили.</w:t>
       </w:r>
     </w:p>
     <w:p>
@@ -13322,7 +13930,15 @@
     </w:p>
     <w:p>
       <w:r>
-        <w:t>Меня выбросило из этого кошмара, как из бранка — я открыл глаза в темноту, лёгкие разрывало от апноэ. Пощёлкали закрытые тенью датчики, и медленно, как электрический восход, разгорелись лампы. Треклятая муха злорадно прожужжала над ухом.</w:t>
+        <w:t xml:space="preserve">Меня выбросило из этого кошмара, как из </w:t>
+      </w:r>
+      <w:proofErr w:type="spellStart"/>
+      <w:r>
+        <w:t>бранка</w:t>
+      </w:r>
+      <w:proofErr w:type="spellEnd"/>
+      <w:r>
+        <w:t xml:space="preserve"> — я открыл глаза в темноту, лёгкие разрывало от апноэ. Пощёлкали закрытые тенью датчики, и медленно, как электрический восход, разгорелись лампы. Треклятая муха злорадно прожужжала над ухом.</w:t>
       </w:r>
     </w:p>
     <w:p>
@@ -13338,7 +13954,15 @@
         <w:t>бил</w:t>
       </w:r>
       <w:r>
-        <w:t xml:space="preserve"> сквозь веки. На языке тихо таял солоноватый привкус крови — я раскусал себе во сне губу. В уши врезался яростный трезвон сигнала к побудке.</w:t>
+        <w:t xml:space="preserve"> сквозь веки. На языке тихо таял солоноватый привкус крови — я </w:t>
+      </w:r>
+      <w:proofErr w:type="spellStart"/>
+      <w:r>
+        <w:t>раскусал</w:t>
+      </w:r>
+      <w:proofErr w:type="spellEnd"/>
+      <w:r>
+        <w:t xml:space="preserve"> себе во сне губу. В уши врезался яростный трезвон сигнала к побудке.</w:t>
       </w:r>
     </w:p>
     <w:p>
@@ -13496,7 +14120,15 @@
     </w:p>
     <w:p>
       <w:r>
-        <w:t>Я закрыл глаза и несколько раз медленно вздохнул. У космонавтов после долгого бранка часто случаются галлюцинации. Недели непрекращающихся кошмаров оставляют в сознании рубец.</w:t>
+        <w:t xml:space="preserve">Я закрыл глаза и несколько раз медленно вздохнул. У космонавтов после долгого </w:t>
+      </w:r>
+      <w:proofErr w:type="spellStart"/>
+      <w:r>
+        <w:t>бранка</w:t>
+      </w:r>
+      <w:proofErr w:type="spellEnd"/>
+      <w:r>
+        <w:t xml:space="preserve"> часто случаются галлюцинации. Недели непрекращающихся кошмаров оставляют в сознании рубец.</w:t>
       </w:r>
     </w:p>
     <w:p>
@@ -14237,7 +14869,15 @@
     </w:p>
     <w:p>
       <w:r>
-        <w:t>— Сергей Владимирович, — пробормотал я, — со мной всё в порядке. Я готов ответить на все вопросы, — и тут же спросил сам: — Что с Марутяном? Он жив?</w:t>
+        <w:t xml:space="preserve">— Сергей Владимирович, — пробормотал я, — со мной всё в порядке. Я готов ответить на все вопросы, — и тут же спросил сам: — Что с </w:t>
+      </w:r>
+      <w:proofErr w:type="spellStart"/>
+      <w:r>
+        <w:t>Марутяном</w:t>
+      </w:r>
+      <w:proofErr w:type="spellEnd"/>
+      <w:r>
+        <w:t>? Он жив?</w:t>
       </w:r>
     </w:p>
     <w:p>
@@ -14265,7 +14905,15 @@
     </w:p>
     <w:p>
       <w:r>
-        <w:t>— Константин Игоревич, — Лысанов показал Мицюкину завёрнутую в целлофан ручку, — без экспертизы я, конечно, судить не берусь, но похоже, что это и есть орудие убийства.</w:t>
+        <w:t xml:space="preserve">— Константин Игоревич, — Лысанов показал </w:t>
+      </w:r>
+      <w:proofErr w:type="spellStart"/>
+      <w:r>
+        <w:t>Мицюкину</w:t>
+      </w:r>
+      <w:proofErr w:type="spellEnd"/>
+      <w:r>
+        <w:t xml:space="preserve"> завёрнутую в целлофан ручку, — без экспертизы я, конечно, судить не берусь, но похоже, что это и есть орудие убийства.</w:t>
       </w:r>
     </w:p>
     <w:p>
@@ -14362,7 +15010,15 @@
     </w:p>
     <w:p>
       <w:r>
-        <w:t>— Значит, — Лысанов ещё раз показал Мицюкину ручку, — орудие убийства было у Марутяна.</w:t>
+        <w:t xml:space="preserve">— Значит, — Лысанов ещё раз показал </w:t>
+      </w:r>
+      <w:proofErr w:type="spellStart"/>
+      <w:r>
+        <w:t>Мицюкину</w:t>
+      </w:r>
+      <w:proofErr w:type="spellEnd"/>
+      <w:r>
+        <w:t xml:space="preserve"> ручку, — орудие убийства было у Марутяна.</w:t>
       </w:r>
     </w:p>
     <w:p>
@@ -14383,7 +15039,15 @@
     </w:p>
     <w:p>
       <w:r>
-        <w:t>— Перекройте здесь всё, — раздался за спиной голос Мицюкина, — и кровь у обоих на анализ. Будем разбираться.</w:t>
+        <w:t xml:space="preserve">— Перекройте здесь всё, — раздался за спиной голос </w:t>
+      </w:r>
+      <w:proofErr w:type="spellStart"/>
+      <w:r>
+        <w:t>Мицюкина</w:t>
+      </w:r>
+      <w:proofErr w:type="spellEnd"/>
+      <w:r>
+        <w:t>, — и кровь у обоих на анализ. Будем разбираться.</w:t>
       </w:r>
     </w:p>
     <w:p>
@@ -14556,7 +15220,15 @@
     </w:p>
     <w:p>
       <w:r>
-        <w:t>— Болит, — признался я. — Но она уже несколько дней болит. Я думал, это последствия бранка.</w:t>
+        <w:t xml:space="preserve">— Болит, — признался я. — Но она уже несколько дней болит. Я думал, это последствия </w:t>
+      </w:r>
+      <w:proofErr w:type="spellStart"/>
+      <w:r>
+        <w:t>бранка</w:t>
+      </w:r>
+      <w:proofErr w:type="spellEnd"/>
+      <w:r>
+        <w:t>.</w:t>
       </w:r>
     </w:p>
     <w:p>
@@ -15118,7 +15790,15 @@
         <w:t>требовало</w:t>
       </w:r>
       <w:r>
-        <w:t xml:space="preserve"> ленивой невесомости бранка.</w:t>
+        <w:t xml:space="preserve"> ленивой невесомости </w:t>
+      </w:r>
+      <w:proofErr w:type="spellStart"/>
+      <w:r>
+        <w:t>бранка</w:t>
+      </w:r>
+      <w:proofErr w:type="spellEnd"/>
+      <w:r>
+        <w:t>.</w:t>
       </w:r>
     </w:p>
     <w:p>
@@ -15449,7 +16129,15 @@
     </w:p>
     <w:p>
       <w:r>
-        <w:t xml:space="preserve">— Качкой? — смутился Алексин. — Тоже скажешь! — Он перевернул мыском расколовшийся корпус диспенсера и покачал головой. — Это сбои такие в гравитонных камерах. Говорят, они тут с самого первого дня. Ошибок в логах нет, никак починить не можем. Достаёт страшно. — Он потёр грудь </w:t>
+        <w:t xml:space="preserve">— Качкой? — смутился Алексин. — Тоже скажешь! — Он перевернул мыском расколовшийся корпус диспенсера и покачал головой. — Это сбои такие в </w:t>
+      </w:r>
+      <w:proofErr w:type="spellStart"/>
+      <w:r>
+        <w:t>гравитонных</w:t>
+      </w:r>
+      <w:proofErr w:type="spellEnd"/>
+      <w:r>
+        <w:t xml:space="preserve"> камерах. Говорят, они тут с самого первого дня. Ошибок в логах нет, никак починить не можем. Достаёт страшно. — Он потёр грудь </w:t>
       </w:r>
       <w:r>
         <w:t>ладонью</w:t>
@@ -15571,7 +16259,15 @@
         <w:t xml:space="preserve">но </w:t>
       </w:r>
       <w:r>
-        <w:t>объём поменьше. Хотя смысл, если диспенсер такой же? — Алексин задумчиво пожевал губы. — Думаешь, их траванул кто-то?</w:t>
+        <w:t xml:space="preserve">объём поменьше. Хотя смысл, если диспенсер такой же? — Алексин задумчиво пожевал губы. — Думаешь, их </w:t>
+      </w:r>
+      <w:proofErr w:type="spellStart"/>
+      <w:r>
+        <w:t>траванул</w:t>
+      </w:r>
+      <w:proofErr w:type="spellEnd"/>
+      <w:r>
+        <w:t xml:space="preserve"> кто-то?</w:t>
       </w:r>
     </w:p>
     <w:p>
@@ -15966,7 +16662,15 @@
         <w:t>должно</w:t>
       </w:r>
       <w:r>
-        <w:t xml:space="preserve">. Все договорённости у меня были с Марутяном. И ситуация была другая, если ты не заметил. Сейчас </w:t>
+        <w:t xml:space="preserve">. Все договорённости у меня были с </w:t>
+      </w:r>
+      <w:proofErr w:type="spellStart"/>
+      <w:r>
+        <w:t>Марутяном</w:t>
+      </w:r>
+      <w:proofErr w:type="spellEnd"/>
+      <w:r>
+        <w:t xml:space="preserve">. И ситуация была другая, если ты не заметил. Сейчас </w:t>
       </w:r>
       <w:r>
         <w:t xml:space="preserve">вся </w:t>
@@ -15983,8 +16687,13 @@
     </w:p>
     <w:p>
       <w:r>
-        <w:t>— Хорошо. — Я подумал, что вряд ли буду скучать по нуболидам</w:t>
-      </w:r>
+        <w:t xml:space="preserve">— Хорошо. — Я подумал, что вряд ли буду скучать по </w:t>
+      </w:r>
+      <w:proofErr w:type="spellStart"/>
+      <w:r>
+        <w:t>нуболидам</w:t>
+      </w:r>
+      <w:proofErr w:type="spellEnd"/>
       <w:r>
         <w:t xml:space="preserve"> с их бешеными плясками под дымовой завесой.</w:t>
       </w:r>
@@ -16066,7 +16775,15 @@
     </w:p>
     <w:p>
       <w:r>
-        <w:t>— Медики так-то с нами не шибко охотнее Мицюкина общаются, — сказал Керман.</w:t>
+        <w:t xml:space="preserve">— Медики так-то с нами не шибко охотнее </w:t>
+      </w:r>
+      <w:proofErr w:type="spellStart"/>
+      <w:r>
+        <w:t>Мицюкина</w:t>
+      </w:r>
+      <w:proofErr w:type="spellEnd"/>
+      <w:r>
+        <w:t xml:space="preserve"> общаются, — сказал Керман.</w:t>
       </w:r>
     </w:p>
     <w:p>
@@ -16167,7 +16884,15 @@
     <w:p>
       <w:r>
         <w:lastRenderedPageBreak/>
-        <w:t>— Я себя плохо чувствовал, — сказал я. — Тяжело прихожу в себя после бранка.</w:t>
+        <w:t xml:space="preserve">— Я себя плохо чувствовал, — сказал я. — Тяжело прихожу в себя после </w:t>
+      </w:r>
+      <w:proofErr w:type="spellStart"/>
+      <w:r>
+        <w:t>бранка</w:t>
+      </w:r>
+      <w:proofErr w:type="spellEnd"/>
+      <w:r>
+        <w:t>.</w:t>
       </w:r>
     </w:p>
     <w:p>
@@ -16516,7 +17241,15 @@
     </w:p>
     <w:p>
       <w:r>
-        <w:t>Слышались голоса, шипели и клацали двери. Рядом с лифтом я едва не столкнулся с Мицюкиным, рассеянным и потерянным, как бы выброшенным из привычной колеи. Мицюкин ухватился за меня взглядом, но ничего не сказал и молча прошёл мимо.</w:t>
+        <w:t xml:space="preserve">Слышались голоса, шипели и клацали двери. Рядом с лифтом я едва не столкнулся с </w:t>
+      </w:r>
+      <w:proofErr w:type="spellStart"/>
+      <w:r>
+        <w:t>Мицюкиным</w:t>
+      </w:r>
+      <w:proofErr w:type="spellEnd"/>
+      <w:r>
+        <w:t>, рассеянным и потерянным, как бы выброшенным из привычной колеи. Мицюкин ухватился за меня взглядом, но ничего не сказал и молча прошёл мимо.</w:t>
       </w:r>
     </w:p>
     <w:p>
@@ -17001,7 +17734,15 @@
     </w:p>
     <w:p>
       <w:r>
-        <w:t>— И вы её никому не показывали? Надо было отдать записку Мицюкину, он ведёт расследование и…</w:t>
+        <w:t xml:space="preserve">— И вы её никому не показывали? Надо было отдать записку </w:t>
+      </w:r>
+      <w:proofErr w:type="spellStart"/>
+      <w:r>
+        <w:t>Мицюкину</w:t>
+      </w:r>
+      <w:proofErr w:type="spellEnd"/>
+      <w:r>
+        <w:t>, он ведёт расследование и…</w:t>
       </w:r>
     </w:p>
     <w:p>
@@ -17316,7 +18057,23 @@
     </w:p>
     <w:p>
       <w:r>
-        <w:t>— «Минск» знаю. — Мерцель поёжилась и провела по плечу ладонью, смахивая невидимое насекомое. — «Минск» все знают. Кто же не знает «Минск»? Правильно, его все знают. Ты не переживай, Олег! Будет ещё шанс сделать снимок на память. Красивый яркий снимок на память. Правильно я говорю? «Минск» — корабль новый, вовсю ещё летает. Это вот «Мурманск» давно списали. Он и тогда уже был старой развалиной. — Уголки губ у Мерцель задрожали. — Помню, сбои были в гравитонной камере. — Мерцель провела по лицу ладонью и вдруг стёрла всякое выражение — скорбь, усталость, печаль. Осталась бледная белая маска. — Сбои в гравитонной камере. Правильно, да? Это вот когда идёшь ты по коридору, не трогаешь никого, а тебя на стены швыряет. Или на потолок.</w:t>
+        <w:t xml:space="preserve">— «Минск» знаю. — Мерцель поёжилась и провела по плечу ладонью, смахивая невидимое насекомое. — «Минск» все знают. Кто же не знает «Минск»? Правильно, его все знают. Ты не переживай, Олег! Будет ещё шанс сделать снимок на память. Красивый яркий снимок на память. Правильно я говорю? «Минск» — корабль новый, вовсю ещё летает. Это вот «Мурманск» давно списали. Он и тогда уже был старой развалиной. — Уголки губ у Мерцель задрожали. — Помню, сбои были в </w:t>
+      </w:r>
+      <w:proofErr w:type="spellStart"/>
+      <w:r>
+        <w:t>гравитонной</w:t>
+      </w:r>
+      <w:proofErr w:type="spellEnd"/>
+      <w:r>
+        <w:t xml:space="preserve"> камере. — Мерцель провела по лицу ладонью и вдруг стёрла всякое выражение — скорбь, усталость, печаль. Осталась бледная белая маска. — Сбои в </w:t>
+      </w:r>
+      <w:proofErr w:type="spellStart"/>
+      <w:r>
+        <w:t>гравитонной</w:t>
+      </w:r>
+      <w:proofErr w:type="spellEnd"/>
+      <w:r>
+        <w:t xml:space="preserve"> камере. Правильно, да? Это вот когда идёшь ты по коридору, не трогаешь никого, а тебя на стены швыряет. Или на потолок.</w:t>
       </w:r>
     </w:p>
     <w:p>
@@ -17800,7 +18557,15 @@
         <w:t>,</w:t>
       </w:r>
       <w:r>
-        <w:t xml:space="preserve"> когда моложе была, вообще ничего не боялась. Все вокруг боялись чего-то, боялись того, что будет завтра, того, что было вчера. Боялись пустоты, темноты, расстояний. Боялись балка, бреда, политкора, яркого света. А я не боялась. Правильно я говорю, Олег?</w:t>
+        <w:t xml:space="preserve"> когда моложе была, вообще ничего не боялась. Все вокруг боялись чего-то, боялись того, что будет завтра, того, что было вчера. Боялись пустоты, темноты, расстояний. Боялись балка, бреда, </w:t>
+      </w:r>
+      <w:proofErr w:type="spellStart"/>
+      <w:r>
+        <w:t>политкора</w:t>
+      </w:r>
+      <w:proofErr w:type="spellEnd"/>
+      <w:r>
+        <w:t>, яркого света. А я не боялась. Правильно я говорю, Олег?</w:t>
       </w:r>
     </w:p>
     <w:p>
@@ -18274,7 +19039,15 @@
         <w:t xml:space="preserve">мы </w:t>
       </w:r>
       <w:r>
-        <w:t>как-нибудь ещё поговорим о нуболидах. Времени у нас много.</w:t>
+        <w:t xml:space="preserve">как-нибудь ещё поговорим о </w:t>
+      </w:r>
+      <w:proofErr w:type="spellStart"/>
+      <w:r>
+        <w:t>нуболидах</w:t>
+      </w:r>
+      <w:proofErr w:type="spellEnd"/>
+      <w:r>
+        <w:t>. Времени у нас много.</w:t>
       </w:r>
     </w:p>
     <w:p>
@@ -18491,7 +19264,15 @@
         <w:t>В</w:t>
       </w:r>
       <w:r>
-        <w:t xml:space="preserve">ижу кошмар, как в бранке, только вместо </w:t>
+        <w:t xml:space="preserve">ижу кошмар, как в </w:t>
+      </w:r>
+      <w:proofErr w:type="spellStart"/>
+      <w:r>
+        <w:t>бранке</w:t>
+      </w:r>
+      <w:proofErr w:type="spellEnd"/>
+      <w:r>
+        <w:t xml:space="preserve">, только вместо </w:t>
       </w:r>
       <w:r>
         <w:t>фрактального озера</w:t>
@@ -19085,7 +19866,15 @@
     </w:p>
     <w:p>
       <w:r>
-        <w:t>Я подумал, что опять произошёл сбой в гравитонной камере.</w:t>
+        <w:t xml:space="preserve">Я подумал, что опять произошёл сбой в </w:t>
+      </w:r>
+      <w:proofErr w:type="spellStart"/>
+      <w:r>
+        <w:t>гравитонной</w:t>
+      </w:r>
+      <w:proofErr w:type="spellEnd"/>
+      <w:r>
+        <w:t xml:space="preserve"> камере.</w:t>
       </w:r>
     </w:p>
     <w:p>
@@ -19625,7 +20414,15 @@
     </w:p>
     <w:p>
       <w:r>
-        <w:t>— Я плохо помню, — сказал я. — Она просила зайти к ней, поговорить о нуболидах. А потом…</w:t>
+        <w:t xml:space="preserve">— Я плохо помню, — сказал я. — Она просила зайти к ней, поговорить о </w:t>
+      </w:r>
+      <w:proofErr w:type="spellStart"/>
+      <w:r>
+        <w:t>нуболидах</w:t>
+      </w:r>
+      <w:proofErr w:type="spellEnd"/>
+      <w:r>
+        <w:t>. А потом…</w:t>
       </w:r>
     </w:p>
     <w:p>
@@ -19749,7 +20546,15 @@
     </w:p>
     <w:p>
       <w:r>
-        <w:t>— Мерцель пригласила меня к себе, чтобы поговорить о нуболидах. Или нет. Она хотела мне что-то показать. Записку.</w:t>
+        <w:t xml:space="preserve">— Мерцель пригласила меня к себе, чтобы поговорить о </w:t>
+      </w:r>
+      <w:proofErr w:type="spellStart"/>
+      <w:r>
+        <w:t>нуболидах</w:t>
+      </w:r>
+      <w:proofErr w:type="spellEnd"/>
+      <w:r>
+        <w:t>. Или нет. Она хотела мне что-то показать. Записку.</w:t>
       </w:r>
     </w:p>
     <w:p>
@@ -19829,7 +20634,15 @@
         <w:t xml:space="preserve"> сейчас</w:t>
       </w:r>
       <w:r>
-        <w:t xml:space="preserve"> уложат на каталку и увезут, громыхая по металлическому полу восьмерящими колёсами, в пропахшую смертью операционную.</w:t>
+        <w:t xml:space="preserve"> уложат на каталку и увезут, громыхая по металлическому полу </w:t>
+      </w:r>
+      <w:proofErr w:type="spellStart"/>
+      <w:r>
+        <w:t>восьмерящими</w:t>
+      </w:r>
+      <w:proofErr w:type="spellEnd"/>
+      <w:r>
+        <w:t xml:space="preserve"> колёсами, в пропахшую смертью операционную.</w:t>
       </w:r>
     </w:p>
     <w:p>
@@ -19844,7 +20657,15 @@
     </w:p>
     <w:p>
       <w:r>
-        <w:t xml:space="preserve">Мицюкин скривился, но промолчал. Я вдруг подумал о Майорове — странно, что он ещё не ворвался в медотсек и не потребовал объяснений, тряся папкой с какими-нибудь захватанными отчётами, трассировками, </w:t>
+        <w:t xml:space="preserve">Мицюкин скривился, но промолчал. Я вдруг подумал о Майорове — странно, что он ещё не ворвался в </w:t>
+      </w:r>
+      <w:proofErr w:type="spellStart"/>
+      <w:r>
+        <w:t>медотсек</w:t>
+      </w:r>
+      <w:proofErr w:type="spellEnd"/>
+      <w:r>
+        <w:t xml:space="preserve"> и не потребовал объяснений, тряся папкой с какими-нибудь захватанными отчётами, трассировками, </w:t>
       </w:r>
       <w:r>
         <w:lastRenderedPageBreak/>
@@ -20088,7 +20909,15 @@
     </w:p>
     <w:p>
       <w:r>
-        <w:t xml:space="preserve">Я не сомневался, что увижу скрюченного от ярости Мицюкина, который вцепится в меня холодными пальцами и утащит в тайную тюрьму, но в отсек </w:t>
+        <w:t xml:space="preserve">Я не сомневался, что увижу скрюченного от ярости </w:t>
+      </w:r>
+      <w:proofErr w:type="spellStart"/>
+      <w:r>
+        <w:t>Мицюкина</w:t>
+      </w:r>
+      <w:proofErr w:type="spellEnd"/>
+      <w:r>
+        <w:t xml:space="preserve">, который вцепится в меня холодными пальцами и утащит в тайную тюрьму, но в отсек </w:t>
       </w:r>
       <w:r>
         <w:t>воровато</w:t>
@@ -20221,7 +21050,15 @@
     </w:p>
     <w:p>
       <w:r>
-        <w:t xml:space="preserve">— От дерготни Мицюкина лучше не становится. Хорошо хоть Майорова сразу положили, а то бы </w:t>
+        <w:t xml:space="preserve">— От дерготни </w:t>
+      </w:r>
+      <w:proofErr w:type="spellStart"/>
+      <w:r>
+        <w:t>Мицюкина</w:t>
+      </w:r>
+      <w:proofErr w:type="spellEnd"/>
+      <w:r>
+        <w:t xml:space="preserve"> лучше не становится. Хорошо хоть Майорова сразу положили, а то бы </w:t>
       </w:r>
       <w:r>
         <w:t xml:space="preserve">они </w:t>
@@ -20418,7 +21255,15 @@
         <w:t>обожгло</w:t>
       </w:r>
       <w:r>
-        <w:t xml:space="preserve"> металлическим холодом. Я сделал осторожный шаг, и в этот момент отсек тряхнуло — гравитонный привод опять решил поиздеваться над вестибулярным аппаратом.</w:t>
+        <w:t xml:space="preserve"> металлическим холодом. Я сделал осторожный шаг, и в этот момент отсек тряхнуло — </w:t>
+      </w:r>
+      <w:proofErr w:type="spellStart"/>
+      <w:r>
+        <w:t>гравитонный</w:t>
+      </w:r>
+      <w:proofErr w:type="spellEnd"/>
+      <w:r>
+        <w:t xml:space="preserve"> привод опять решил поиздеваться над вестибулярным аппаратом.</w:t>
       </w:r>
     </w:p>
     <w:p>
@@ -21130,7 +21975,15 @@
     </w:p>
     <w:p>
       <w:r>
-        <w:t>— В нуболидах?</w:t>
+        <w:t xml:space="preserve">— В </w:t>
+      </w:r>
+      <w:proofErr w:type="spellStart"/>
+      <w:r>
+        <w:t>нуболидах</w:t>
+      </w:r>
+      <w:proofErr w:type="spellEnd"/>
+      <w:r>
+        <w:t>?</w:t>
       </w:r>
     </w:p>
     <w:p>
@@ -21358,7 +22211,15 @@
     </w:p>
     <w:p>
       <w:r>
-        <w:t>Больше мы ни о чём не говорили. Вопросов было много, сердце взволнованно ёрзало в груди, когда я думал о токсине или нуболидах, однако нужные слова не приходили в голову.</w:t>
+        <w:t xml:space="preserve">Больше мы ни о чём не говорили. Вопросов было много, сердце взволнованно ёрзало в груди, когда я думал о токсине или </w:t>
+      </w:r>
+      <w:proofErr w:type="spellStart"/>
+      <w:r>
+        <w:t>нуболидах</w:t>
+      </w:r>
+      <w:proofErr w:type="spellEnd"/>
+      <w:r>
+        <w:t>, однако нужные слова не приходили в голову.</w:t>
       </w:r>
     </w:p>
     <w:p>
@@ -21768,7 +22629,15 @@
     </w:p>
     <w:p>
       <w:r>
-        <w:t>— Родители есть, — сказал я, — но я их редко последнее время навещаю. Нехорошо это, конечно. Надо будет обязательно съездить в Стальск, когда вернусь. Если вернусь, — добавил я.</w:t>
+        <w:t xml:space="preserve">— Родители есть, — сказал я, — но я их редко последнее время навещаю. Нехорошо это, конечно. Надо будет обязательно съездить в </w:t>
+      </w:r>
+      <w:proofErr w:type="spellStart"/>
+      <w:r>
+        <w:t>Стальск</w:t>
+      </w:r>
+      <w:proofErr w:type="spellEnd"/>
+      <w:r>
+        <w:t>, когда вернусь. Если вернусь, — добавил я.</w:t>
       </w:r>
     </w:p>
     <w:p>
@@ -21783,7 +22652,15 @@
     </w:p>
     <w:p>
       <w:r>
-        <w:t xml:space="preserve">— Стальск… </w:t>
+        <w:t xml:space="preserve">— </w:t>
+      </w:r>
+      <w:proofErr w:type="spellStart"/>
+      <w:r>
+        <w:t>Стальск</w:t>
+      </w:r>
+      <w:proofErr w:type="spellEnd"/>
+      <w:r>
+        <w:t xml:space="preserve">… </w:t>
       </w:r>
       <w:r>
         <w:t xml:space="preserve">— проговорила Вера. — </w:t>
@@ -21794,7 +22671,15 @@
     </w:p>
     <w:p>
       <w:r>
-        <w:t>— Вряд ли, — сказал я. — Их много, Стальсков этих. Мой — двенадцатый по счёту.</w:t>
+        <w:t xml:space="preserve">— Вряд ли, — сказал я. — Их много, </w:t>
+      </w:r>
+      <w:proofErr w:type="spellStart"/>
+      <w:r>
+        <w:t>Стальсков</w:t>
+      </w:r>
+      <w:proofErr w:type="spellEnd"/>
+      <w:r>
+        <w:t xml:space="preserve"> этих. Мой — двенадцатый по счёту.</w:t>
       </w:r>
     </w:p>
     <w:p>
@@ -22186,13 +23071,22 @@
     </w:p>
     <w:p>
       <w:r>
-        <w:t>Внутри меня что-то забурлило. Всё вокруг — синий глаз иллюминатора, затянутые тенью стены, потолок и маленькая фотография у кровати — закачалось в такт возбуждённому дыханию. Я сорвал с неё блузку. Заклацали по полу, как россыпь жемчужинок, вылетевшие пуговицы — и рассеянно разбежались по сторонам.</w:t>
+        <w:t xml:space="preserve">Внутри меня что-то забурлило. Всё вокруг — синий глаз иллюминатора, затянутые тенью стены, потолок и маленькая фотография у кровати — закачалось в такт возбуждённому дыханию. Я сорвал с неё блузку. </w:t>
+      </w:r>
+      <w:proofErr w:type="spellStart"/>
+      <w:r>
+        <w:t>Заклацали</w:t>
+      </w:r>
+      <w:proofErr w:type="spellEnd"/>
+      <w:r>
+        <w:t xml:space="preserve"> по полу, как россыпь жемчужинок, вылетевшие пуговицы — и рассеянно разбежались по сторонам.</w:t>
       </w:r>
     </w:p>
     <w:p>
       <w:r>
         <w:t xml:space="preserve">— От тебя пахнет кровью и фурацилином. — Вера слегка отодвинулась, откинула голову и посмотрела сквозь прищуренные веки, едва заметно улыбаясь. — А ещё </w:t>
       </w:r>
+      <w:proofErr w:type="spellStart"/>
       <w:r>
         <w:t>по</w:t>
       </w:r>
@@ -22202,6 +23096,7 @@
       <w:r>
         <w:t>том</w:t>
       </w:r>
+      <w:proofErr w:type="spellEnd"/>
       <w:r>
         <w:t>.</w:t>
       </w:r>
@@ -22274,7 +23169,15 @@
     </w:p>
     <w:p>
       <w:r>
-        <w:t>Первый полёт в космос. Первый бранк. Первый сон во время перехода. Знакомство с ней.</w:t>
+        <w:t xml:space="preserve">Первый полёт в космос. Первый </w:t>
+      </w:r>
+      <w:proofErr w:type="spellStart"/>
+      <w:r>
+        <w:t>бранк</w:t>
+      </w:r>
+      <w:proofErr w:type="spellEnd"/>
+      <w:r>
+        <w:t>. Первый сон во время перехода. Знакомство с ней.</w:t>
       </w:r>
     </w:p>
     <w:p>
@@ -22289,7 +23192,15 @@
     </w:p>
     <w:p>
       <w:r>
-        <w:t>— Сейчас мне кажется, что самое хорошее, что было у меня в жизни — это ты, — сказал я.</w:t>
+        <w:t xml:space="preserve">— Сейчас мне кажется, что </w:t>
+      </w:r>
+      <w:proofErr w:type="gramStart"/>
+      <w:r>
+        <w:t>самое хорошее</w:t>
+      </w:r>
+      <w:proofErr w:type="gramEnd"/>
+      <w:r>
+        <w:t>, что было у меня в жизни — это ты, — сказал я.</w:t>
       </w:r>
     </w:p>
     <w:p>
@@ -22343,8 +23254,13 @@
       </w:r>
     </w:p>
     <w:p>
-      <w:r>
-        <w:t>Пшикнул диспенсер, зажурчала в кружке вода.</w:t>
+      <w:proofErr w:type="spellStart"/>
+      <w:r>
+        <w:t>Пшикнул</w:t>
+      </w:r>
+      <w:proofErr w:type="spellEnd"/>
+      <w:r>
+        <w:t xml:space="preserve"> диспенсер, зажурчала в кружке вода.</w:t>
       </w:r>
     </w:p>
     <w:p>
@@ -22613,7 +23529,15 @@
         <w:t xml:space="preserve">Какая разница, сколько лет изучаем? </w:t>
       </w:r>
       <w:r>
-        <w:t>Я вообще в химлабе сижу, откуда мне знать?</w:t>
+        <w:t xml:space="preserve">Я вообще в </w:t>
+      </w:r>
+      <w:proofErr w:type="spellStart"/>
+      <w:r>
+        <w:t>химлабе</w:t>
+      </w:r>
+      <w:proofErr w:type="spellEnd"/>
+      <w:r>
+        <w:t xml:space="preserve"> сижу, откуда мне знать?</w:t>
       </w:r>
     </w:p>
     <w:p>
@@ -22693,7 +23617,15 @@
     </w:p>
     <w:p>
       <w:r>
-        <w:t>Сбой в гравитонной камере?</w:t>
+        <w:t xml:space="preserve">Сбой в </w:t>
+      </w:r>
+      <w:proofErr w:type="spellStart"/>
+      <w:r>
+        <w:t>гравитонной</w:t>
+      </w:r>
+      <w:proofErr w:type="spellEnd"/>
+      <w:r>
+        <w:t xml:space="preserve"> камере?</w:t>
       </w:r>
     </w:p>
     <w:p>
@@ -23184,8 +24116,13 @@
       </w:r>
     </w:p>
     <w:p>
-      <w:r>
-        <w:t>Гравитонный привод едва работал.</w:t>
+      <w:proofErr w:type="spellStart"/>
+      <w:r>
+        <w:t>Гравитонный</w:t>
+      </w:r>
+      <w:proofErr w:type="spellEnd"/>
+      <w:r>
+        <w:t xml:space="preserve"> привод едва работал.</w:t>
       </w:r>
     </w:p>
     <w:p>
@@ -23274,7 +24211,15 @@
     </w:p>
     <w:p>
       <w:r>
-        <w:t xml:space="preserve">Глаза мои уже немного привыкли к расходящейся тряске и мелькающему свету. Я узнал искривлённое лицо Мицюкина, который </w:t>
+        <w:t xml:space="preserve">Глаза мои уже немного привыкли к расходящейся тряске и мелькающему свету. Я узнал искривлённое лицо </w:t>
+      </w:r>
+      <w:proofErr w:type="spellStart"/>
+      <w:r>
+        <w:t>Мицюкина</w:t>
+      </w:r>
+      <w:proofErr w:type="spellEnd"/>
+      <w:r>
+        <w:t xml:space="preserve">, который </w:t>
       </w:r>
       <w:r>
         <w:t>жёг</w:t>
@@ -23289,8 +24234,13 @@
       </w:r>
     </w:p>
     <w:p>
-      <w:r>
-        <w:t xml:space="preserve">Мицюкина перекосило, как засбоившую машину. Резак, изрыгнув последнюю струю пламени, погас у него в руке, и он уставился на меня, как на чудище из ночного кошмара. Появилось ещё несколько теней, вылезших из </w:t>
+      <w:proofErr w:type="spellStart"/>
+      <w:r>
+        <w:t>Мицюкина</w:t>
+      </w:r>
+      <w:proofErr w:type="spellEnd"/>
+      <w:r>
+        <w:t xml:space="preserve"> перекосило, как засбоившую машину. Резак, изрыгнув последнюю струю пламени, погас у него в руке, и он уставился на меня, как на чудище из ночного кошмара. Появилось ещё несколько теней, вылезших из </w:t>
       </w:r>
       <w:r>
         <w:lastRenderedPageBreak/>
@@ -23405,9 +24355,11 @@
       <w:r>
         <w:t xml:space="preserve">Всё перед глазами завязло в крови. Я решил, что огонь с реактивной тягой рвётся ко мне навстречу. Раскинул руки, ожидая избавления от этого ревущего ада, но огонь отступил, превратившись в </w:t>
       </w:r>
+      <w:proofErr w:type="spellStart"/>
       <w:r>
         <w:t>стробящие</w:t>
       </w:r>
+      <w:proofErr w:type="spellEnd"/>
       <w:r>
         <w:t>, как иллюминация, аварийные люминофоры.</w:t>
       </w:r>
@@ -23739,12 +24691,39 @@
     </w:p>
     <w:p>
       <w:r>
-        <w:t>— Олег? — Через его лоб тянулась кровавая ссадина. — Ты как здесь оказался?</w:t>
-      </w:r>
-    </w:p>
-    <w:p>
-      <w:r>
-        <w:t>— Поднялся наверх, — ответил я. — Как раз перед ударом. Со мной была Вера, но она, — я ещё раз оглянулся, — не стала подниматься. Надеюсь, что не стала.</w:t>
+        <w:t xml:space="preserve">— Олег? — Через его лоб тянулась кровавая ссадина. — </w:t>
+      </w:r>
+      <w:r>
+        <w:t xml:space="preserve">Это ты? — Он прищурился. — </w:t>
+      </w:r>
+      <w:r>
+        <w:t>К</w:t>
+      </w:r>
+      <w:r>
+        <w:t xml:space="preserve">ак </w:t>
+      </w:r>
+      <w:r>
+        <w:t>ты вообще здесь</w:t>
+      </w:r>
+      <w:r>
+        <w:t xml:space="preserve"> оказался?</w:t>
+      </w:r>
+    </w:p>
+    <w:p>
+      <w:r>
+        <w:t xml:space="preserve">— Поднялся </w:t>
+      </w:r>
+      <w:r>
+        <w:t>перед ударом</w:t>
+      </w:r>
+      <w:r>
+        <w:t>, — ответил я. —</w:t>
+      </w:r>
+      <w:r>
+        <w:t xml:space="preserve"> </w:t>
+      </w:r>
+      <w:r>
+        <w:t>Со мной была Вера, но она, — я ещё раз оглянулся, — не стала подниматься. Надеюсь, что не стала.</w:t>
       </w:r>
     </w:p>
     <w:p>
@@ -23774,7 +24753,15 @@
     </w:p>
     <w:p>
       <w:r>
-        <w:t xml:space="preserve">Тяжёлый тёмный взгляд Мицюкина прожигал насквозь. </w:t>
+        <w:t xml:space="preserve">Тяжёлый тёмный взгляд </w:t>
+      </w:r>
+      <w:proofErr w:type="spellStart"/>
+      <w:r>
+        <w:t>Мицюкина</w:t>
+      </w:r>
+      <w:proofErr w:type="spellEnd"/>
+      <w:r>
+        <w:t xml:space="preserve"> прожигал насквозь. </w:t>
       </w:r>
     </w:p>
     <w:p>
@@ -23814,7 +24801,15 @@
     </w:p>
     <w:p>
       <w:r>
-        <w:t>Тень Мицюкина нависала надо мной, прижимала к стене. Я невольно попятился, задел за что-то ногой и едва не свалился на пол.</w:t>
+        <w:t xml:space="preserve">Тень </w:t>
+      </w:r>
+      <w:proofErr w:type="spellStart"/>
+      <w:r>
+        <w:t>Мицюкина</w:t>
+      </w:r>
+      <w:proofErr w:type="spellEnd"/>
+      <w:r>
+        <w:t xml:space="preserve"> нависала надо мной, прижимала к стене. Я невольно попятился, задел за что-то ногой и едва не свалился на пол.</w:t>
       </w:r>
     </w:p>
     <w:p>
@@ -24249,7 +25244,16 @@
     </w:p>
     <w:p>
       <w:r>
-        <w:t>Лицо у него покраснело, на лбу вздулись жилы.</w:t>
+        <w:t>Н</w:t>
+      </w:r>
+      <w:r>
+        <w:t xml:space="preserve">а лбу </w:t>
+      </w:r>
+      <w:r>
+        <w:t xml:space="preserve">у него </w:t>
+      </w:r>
+      <w:r>
+        <w:t>вздулись жилы.</w:t>
       </w:r>
     </w:p>
     <w:p>
@@ -24283,7 +25287,7 @@
         <w:t xml:space="preserve">— Я его не заметила, — сказала Минаева. — </w:t>
       </w:r>
       <w:r>
-        <w:t>Н</w:t>
+        <w:t>Просто н</w:t>
       </w:r>
       <w:r>
         <w:t>е заметила.</w:t>
@@ -24311,7 +25315,13 @@
     </w:p>
     <w:p>
       <w:r>
-        <w:t>Керман уселся на пол, положил на колени свои огромные дрожащие руки. Можно было подумать, что его бьёт идущий по металлическим плитам ток.</w:t>
+        <w:t xml:space="preserve">Керман уселся на пол, положил на колени свои огромные дрожащие руки. Можно было подумать, что его бьёт </w:t>
+      </w:r>
+      <w:r>
+        <w:t>текущий</w:t>
+      </w:r>
+      <w:r>
+        <w:t xml:space="preserve"> по металлическим плитам ток.</w:t>
       </w:r>
     </w:p>
     <w:p>
@@ -24338,7 +25348,10 @@
         <w:t>!</w:t>
       </w:r>
       <w:r>
-        <w:t xml:space="preserve"> Видите же, ещё идут обрушения.</w:t>
+        <w:t xml:space="preserve"> Видите же, ещё идут обрушения</w:t>
+      </w:r>
+      <w:r>
+        <w:t>!</w:t>
       </w:r>
     </w:p>
     <w:p>
@@ -24381,7 +25394,17 @@
         <w:t>пустоты</w:t>
       </w:r>
       <w:r>
-        <w:t xml:space="preserve"> Мицюкин и Лысанов. Они были похожи на две чёрные, объятые жарким заревом тени. Лысанов полосовал дверь плазменным резаком, отворачиваясь от сыплющихся искр. В лицо ему ударила струя огня. Лысанов успел прикрыться локтями, отшатнулся и сверзился на пол, зацепившись ногой за чёрные мотки проводки.</w:t>
+        <w:t xml:space="preserve"> Мицюкин и Лысанов. Они были похожи на две чёрные, объятые жарким заревом тени. Лысанов полосовал дверь плазменным резаком, отворачиваясь от сыплющихся искр.</w:t>
+      </w:r>
+    </w:p>
+    <w:p>
+      <w:r>
+        <w:t>В лицо ему ударила струя огня.</w:t>
+      </w:r>
+    </w:p>
+    <w:p>
+      <w:r>
+        <w:t>Лысанов успел прикрыться локтями, отшатнулся и сверзился на пол, зацепившись ногой за чёрные мотки проводки.</w:t>
       </w:r>
     </w:p>
     <w:p>
@@ -24574,6 +25597,7 @@
         </w:tabs>
       </w:pPr>
       <w:r>
+        <w:lastRenderedPageBreak/>
         <w:t>— Осколок, — сказал Лысанов.</w:t>
       </w:r>
     </w:p>
@@ -24584,7 +25608,6 @@
         </w:tabs>
       </w:pPr>
       <w:r>
-        <w:lastRenderedPageBreak/>
         <w:t>В мёртвых пальцах оператора был зажат окровавленный осколок стекла — кусок разбитого вдребезги экрана.</w:t>
       </w:r>
     </w:p>
@@ -24615,7 +25638,7 @@
         </w:tabs>
       </w:pPr>
       <w:r>
-        <w:t>— Я с ним пару часов назад говорил! — выкрикнул Мицюкин. — Всё в порядке было! Он шутки шутил!</w:t>
+        <w:t>— Я с ним пару часов назад говорил! — крикнул Мицюкин. — Всё в порядке было! Он шутки шутил!</w:t>
       </w:r>
     </w:p>
     <w:p>
@@ -24625,7 +25648,7 @@
         </w:tabs>
       </w:pPr>
       <w:r>
-        <w:t>Он</w:t>
+        <w:t>Мицюкин</w:t>
       </w:r>
       <w:r>
         <w:t xml:space="preserve"> закрыл покойнику глаза.</w:t>
@@ -24853,6 +25876,7 @@
         </w:tabs>
       </w:pPr>
       <w:r>
+        <w:lastRenderedPageBreak/>
         <w:t>Стало светлее. Ураганный ветер вынес смертельный чад</w:t>
       </w:r>
       <w:r>
@@ -24865,11 +25889,7 @@
         <w:t xml:space="preserve">я дышал </w:t>
       </w:r>
       <w:r>
-        <w:t xml:space="preserve">без страха наглотаться разъедающей металл кислотой. Покатый пол ломился от </w:t>
-      </w:r>
-      <w:r>
-        <w:lastRenderedPageBreak/>
-        <w:t>мусора — кусков изоляции, разбитых плафонов, раскрошившихся деталей, похожих на пластиковые копии человеческих органов. Потолок над рубкой пробило гигантским молотом — ощерилась в немом вопле рваная чёрная дыра, из которой свисала запутавшаяся в проводах арматурная решётка.</w:t>
+        <w:t>без страха наглотаться разъедающей металл кислотой. Покатый пол ломился от мусора — кусков изоляции, разбитых плафонов, раскрошившихся деталей, похожих на пластиковые копии человеческих органов. Потолок над рубкой пробило гигантским молотом — ощерилась в немом вопле рваная чёрная дыра, из которой свисала запутавшаяся в проводах арматурная решётка.</w:t>
       </w:r>
     </w:p>
     <w:p>
@@ -24904,12 +25924,26 @@
     </w:p>
     <w:p>
       <w:r>
-        <w:t>Вера подбежала, вышла из аварийного мрака, как из бранка, и обхватила меня за плечи. Я остолбенел. Дыхание перехватило от радости. Я прижался к её губам.</w:t>
-      </w:r>
-    </w:p>
-    <w:p>
-      <w:r>
-        <w:t>— Я так испугалась, — прошептала Вера. — Я боялась, что ты…</w:t>
+        <w:t xml:space="preserve">Вера подбежала, вышла из аварийного мрака, как из </w:t>
+      </w:r>
+      <w:proofErr w:type="spellStart"/>
+      <w:r>
+        <w:t>бранка</w:t>
+      </w:r>
+      <w:proofErr w:type="spellEnd"/>
+      <w:r>
+        <w:t>, и обхватила меня за плечи. Я остолбенел. Дыхание перехватило от радости. Я прижался к её губам.</w:t>
+      </w:r>
+    </w:p>
+    <w:p>
+      <w:r>
+        <w:t xml:space="preserve">— </w:t>
+      </w:r>
+      <w:r>
+        <w:t>Мне было так страшно</w:t>
+      </w:r>
+      <w:r>
+        <w:t>, — прошептала Вера. — Я боялась, что ты…</w:t>
       </w:r>
     </w:p>
     <w:p>
@@ -24974,12 +26008,12 @@
     </w:p>
     <w:p>
       <w:r>
+        <w:lastRenderedPageBreak/>
         <w:t>Ко мне мягко подкралась темнота.</w:t>
       </w:r>
     </w:p>
     <w:p>
       <w:r>
-        <w:lastRenderedPageBreak/>
         <w:t>Я развернулся и быстро, насколько мог, захромал к лаборатории, продираясь сквозь липнущую к рукам черноту.</w:t>
       </w:r>
     </w:p>
@@ -24995,18 +26029,7 @@
     </w:p>
     <w:p>
       <w:r>
-        <w:t xml:space="preserve">Меня встретила скорбная темнота, скупо разреженная мигающими в стыке стен люминофорами. Основное освещение не врубилось, </w:t>
-      </w:r>
-      <w:r>
-        <w:t>и</w:t>
-      </w:r>
-      <w:r>
-        <w:t xml:space="preserve"> планету в иллюминаторе скрывала от взгляда чёрная ночь.</w:t>
-      </w:r>
-    </w:p>
-    <w:p>
-      <w:r>
-        <w:t>Мы прошли через линию терминатора.</w:t>
+        <w:t>Меня встретила скорбная темнота, скупо разреженная мигающими в стыке стен люминофорами. Основное освещение не врубилось, планету в иллюминаторе скрывала от взгляда чёрная ночь.</w:t>
       </w:r>
     </w:p>
     <w:p>
@@ -25043,7 +26066,17 @@
     </w:p>
     <w:p>
       <w:r>
-        <w:t>Аппарат силился прочитать, развернуть из закодированных файлов очередной бинарный пакет службы аудита. В заголовке экрана настойчиво, как пробившее сквозь хаос послание, мерцало: «Журнал доступа к генератору питьевой воды на изолированном контуре лаборатории». Впрочем, что-то упрямо сбоило — отсортированный по времени список замирал на одиннадцатой позиции и соскакивал на самое начало.</w:t>
+        <w:t>Аппарат силился прочитать, развернуть из закодированных файлов очередной бинарный пакет службы аудита. В заголовке экрана настойчиво, как пробившее сквозь хаос послание, мерцало:</w:t>
+      </w:r>
+    </w:p>
+    <w:p>
+      <w:r>
+        <w:t>«Журнал доступа к генератору питьевой воды на изолированном контуре лаборатории».</w:t>
+      </w:r>
+    </w:p>
+    <w:p>
+      <w:r>
+        <w:t>Впрочем, что-то упрямо сбоило — отсортированный по времени список замирал на одиннадцатой позиции и соскакивал на самое начало.</w:t>
       </w:r>
     </w:p>
     <w:p>
@@ -25089,7 +26122,15 @@
     </w:p>
     <w:p>
       <w:r>
-        <w:t>Камеру с нуболидами закрывала дымная пелена.</w:t>
+        <w:t xml:space="preserve">Камеру с </w:t>
+      </w:r>
+      <w:proofErr w:type="spellStart"/>
+      <w:r>
+        <w:t>нуболидами</w:t>
+      </w:r>
+      <w:proofErr w:type="spellEnd"/>
+      <w:r>
+        <w:t xml:space="preserve"> закрывала дымная пелена.</w:t>
       </w:r>
     </w:p>
     <w:p>
@@ -25913,7 +26954,15 @@
     </w:p>
     <w:p>
       <w:r>
-        <w:t>У выхода в коридор Майоров спорил о чём-то с Мицюкиным — так яростно и увлечённо, что даже не обратил на меня внимания. На скамейке у стены сидела Симонова, опрятная, с затянутыми в пучок волосами — ударница труда с цветастого плаката, которая прихорошилась, но не слишком, чтобы отправиться на работу, в вопящий цех, по утру. Она посмотрела на меня тёмным испуганным взглядом.</w:t>
+        <w:t xml:space="preserve">У выхода в коридор Майоров спорил о чём-то с </w:t>
+      </w:r>
+      <w:proofErr w:type="spellStart"/>
+      <w:r>
+        <w:t>Мицюкиным</w:t>
+      </w:r>
+      <w:proofErr w:type="spellEnd"/>
+      <w:r>
+        <w:t xml:space="preserve"> — так яростно и увлечённо, что даже не обратил на меня внимания. На скамейке у стены сидела Симонова, опрятная, с затянутыми в пучок волосами — ударница труда с цветастого плаката, которая прихорошилась, но не слишком, чтобы отправиться на работу, в вопящий цех, по утру. Она посмотрела на меня тёмным испуганным взглядом.</w:t>
       </w:r>
     </w:p>
     <w:p>
@@ -26070,7 +27119,15 @@
     </w:p>
     <w:p>
       <w:r>
-        <w:t>— Петя, — сказала она и тут же добавила, заметив мой недоумённый взгляд: — Пётр Верховенцев из химической. Он в реанимации, это третий отсек. А то я что-то боюсь.</w:t>
+        <w:t xml:space="preserve">— Петя, — сказала она и тут же добавила, заметив мой недоумённый взгляд: — Пётр </w:t>
+      </w:r>
+      <w:proofErr w:type="spellStart"/>
+      <w:r>
+        <w:t>Верховенцев</w:t>
+      </w:r>
+      <w:proofErr w:type="spellEnd"/>
+      <w:r>
+        <w:t xml:space="preserve"> из химической. Он в реанимации, это третий отсек. А то я что-то боюсь.</w:t>
       </w:r>
     </w:p>
     <w:p>
@@ -26106,7 +27163,15 @@
     </w:p>
     <w:p>
       <w:r>
-        <w:t>— Какого чёрта ты вообще на этот уровень попёрся?</w:t>
+        <w:t xml:space="preserve">— Какого чёрта ты вообще на этот уровень </w:t>
+      </w:r>
+      <w:proofErr w:type="spellStart"/>
+      <w:r>
+        <w:t>попёрся</w:t>
+      </w:r>
+      <w:proofErr w:type="spellEnd"/>
+      <w:r>
+        <w:t>?</w:t>
       </w:r>
     </w:p>
     <w:p>
@@ -26143,7 +27208,15 @@
     <w:p>
       <w:r>
         <w:lastRenderedPageBreak/>
-        <w:t>— Мы уже на второй круг пошли, — спокойно ответил Мицюкин. — На текущий момент я не готов подпускать кого-либо из вашей команды ни к ремонту, ни к управлению станцией. Если бы мой оператор не решил себе горло перерезать, ничего бы из этого не произошло.</w:t>
+        <w:t xml:space="preserve">— Мы уже на второй круг пошли, — спокойно ответил Мицюкин. — </w:t>
+      </w:r>
+      <w:proofErr w:type="gramStart"/>
+      <w:r>
+        <w:t>На текущий момент</w:t>
+      </w:r>
+      <w:proofErr w:type="gramEnd"/>
+      <w:r>
+        <w:t xml:space="preserve"> я не готов подпускать кого-либо из вашей команды ни к ремонту, ни к управлению станцией. Если бы мой оператор не решил себе горло перерезать, ничего бы из этого не произошло.</w:t>
       </w:r>
     </w:p>
     <w:p>
@@ -26230,7 +27303,15 @@
     </w:p>
     <w:p>
       <w:r>
-        <w:t>— Мы, — этот долгий слог едва не застрял у Мицюкина в горле, — проводим ремонт двигательных модулей. Спасибо вам за участие, но ваша помощь пока не требуется.</w:t>
+        <w:t xml:space="preserve">— Мы, — этот долгий слог едва не застрял у </w:t>
+      </w:r>
+      <w:proofErr w:type="spellStart"/>
+      <w:r>
+        <w:t>Мицюкина</w:t>
+      </w:r>
+      <w:proofErr w:type="spellEnd"/>
+      <w:r>
+        <w:t xml:space="preserve"> в горле, — проводим ремонт двигательных модулей. Спасибо вам за участие, но ваша помощь пока не требуется.</w:t>
       </w:r>
     </w:p>
     <w:p>
@@ -26322,7 +27403,15 @@
         <w:t>Что хотите</w:t>
       </w:r>
       <w:r>
-        <w:t>? — Губы у Мицюкина задрожали.</w:t>
+        <w:t xml:space="preserve">? — Губы у </w:t>
+      </w:r>
+      <w:proofErr w:type="spellStart"/>
+      <w:r>
+        <w:t>Мицюкина</w:t>
+      </w:r>
+      <w:proofErr w:type="spellEnd"/>
+      <w:r>
+        <w:t xml:space="preserve"> задрожали.</w:t>
       </w:r>
     </w:p>
     <w:p>
@@ -26360,7 +27449,15 @@
     </w:p>
     <w:p>
       <w:r>
-        <w:t>Я подумал, что на месте Мицюкина тоже не подпустил бы никого из нас ни к ремонту двигательных модулей, ни к управлению станцией.</w:t>
+        <w:t xml:space="preserve">Я подумал, что на месте </w:t>
+      </w:r>
+      <w:proofErr w:type="spellStart"/>
+      <w:r>
+        <w:t>Мицюкина</w:t>
+      </w:r>
+      <w:proofErr w:type="spellEnd"/>
+      <w:r>
+        <w:t xml:space="preserve"> тоже не подпустил бы никого из нас ни к ремонту двигательных модулей, ни к управлению станцией.</w:t>
       </w:r>
     </w:p>
     <w:p>
@@ -26401,7 +27498,15 @@
     </w:p>
     <w:p>
       <w:r>
-        <w:t>— Меня просили узнать про Верховенцева.</w:t>
+        <w:t xml:space="preserve">— Меня просили узнать про </w:t>
+      </w:r>
+      <w:proofErr w:type="spellStart"/>
+      <w:r>
+        <w:t>Верховенцева</w:t>
+      </w:r>
+      <w:proofErr w:type="spellEnd"/>
+      <w:r>
+        <w:t>.</w:t>
       </w:r>
     </w:p>
     <w:p>
@@ -26411,7 +27516,15 @@
     </w:p>
     <w:p>
       <w:r>
-        <w:t>— По поводу Верховенцева ничего сказать не могу, — ответил Синицын. — Состояние тяжёлое, насколько я могу судить. Сложно пока что-то обещать. Скажите, что он стабилен, но в сознание не приходил.</w:t>
+        <w:t xml:space="preserve">— По поводу </w:t>
+      </w:r>
+      <w:proofErr w:type="spellStart"/>
+      <w:r>
+        <w:t>Верховенцева</w:t>
+      </w:r>
+      <w:proofErr w:type="spellEnd"/>
+      <w:r>
+        <w:t xml:space="preserve"> ничего сказать не могу, — ответил Синицын. — Состояние тяжёлое, насколько я могу судить. Сложно пока что-то обещать. Скажите, что он стабилен, но в сознание не приходил.</w:t>
       </w:r>
     </w:p>
     <w:p>
@@ -26499,7 +27612,15 @@
     </w:p>
     <w:p>
       <w:r>
-        <w:t>— В химлабе. Я потом объясню.</w:t>
+        <w:t xml:space="preserve">— В </w:t>
+      </w:r>
+      <w:proofErr w:type="spellStart"/>
+      <w:r>
+        <w:t>химлабе</w:t>
+      </w:r>
+      <w:proofErr w:type="spellEnd"/>
+      <w:r>
+        <w:t>. Я потом объясню.</w:t>
       </w:r>
     </w:p>
     <w:p>
@@ -26543,7 +27664,15 @@
     </w:p>
     <w:p>
       <w:r>
-        <w:t>— Прошу вас, Сергей Владимирович, я же просил! — Голос Андреева вновь сорвался в кашель, сухой и судорожный, как при лихорадке. Он ссутулился, нависнув своим исполинским ростом над собравшимися, и прижал распяленную пятерню к груди. — Да, мы всё равно падаем, — проговорил он сквозь едва сдерживаемые спазмы. — Но это временно. Ведутся ремонтные работы, подключены наши лучшие специалисты. Ремонтными работами руководит Константин Игоревич Мицюкин, вы все его прекрасно знаете.</w:t>
+        <w:t xml:space="preserve">— Прошу вас, Сергей Владимирович, я же просил! — Голос Андреева вновь сорвался в кашель, сухой и судорожный, как при лихорадке. Он ссутулился, нависнув своим исполинским ростом над собравшимися, и прижал распяленную пятерню к груди. — Да, мы всё равно падаем, — проговорил он сквозь едва сдерживаемые спазмы. — Но это временно. Ведутся ремонтные работы, подключены наши </w:t>
+      </w:r>
+      <w:proofErr w:type="gramStart"/>
+      <w:r>
+        <w:t>лучшие специалисты</w:t>
+      </w:r>
+      <w:proofErr w:type="gramEnd"/>
+      <w:r>
+        <w:t>. Ремонтными работами руководит Константин Игоревич Мицюкин, вы все его прекрасно знаете.</w:t>
       </w:r>
     </w:p>
     <w:p>
@@ -26640,7 +27769,15 @@
         <w:t xml:space="preserve">— Товарищи! — проголосил Андреев. Кадык у него взволнованно заёрзал вверх и вниз. — Надо понимать, что эвакуация — это вопрос нескольких месяцев! Пока </w:t>
       </w:r>
       <w:r>
-        <w:t>что главный приоритет —</w:t>
+        <w:t xml:space="preserve">что </w:t>
+      </w:r>
+      <w:proofErr w:type="gramStart"/>
+      <w:r>
+        <w:t>главный приоритет</w:t>
+      </w:r>
+      <w:proofErr w:type="gramEnd"/>
+      <w:r>
+        <w:t xml:space="preserve"> —</w:t>
       </w:r>
       <w:r>
         <w:t xml:space="preserve"> </w:t>
@@ -27046,7 +28183,15 @@
     </w:p>
     <w:p>
       <w:r>
-        <w:t>Другая команда специалистов, о которой говорил Андреев, состояла из одной Веры. Если не считать меня. Руководителя химической лаборатории на глазах у Веры запаковали в чёрный мешок, а Верховенцев лежал в реанимации, подключённый к ревущему от перебоев пульса аппарату.</w:t>
+        <w:t xml:space="preserve">Другая команда специалистов, о которой говорил Андреев, состояла из одной Веры. Если не считать меня. Руководителя химической лаборатории на глазах у Веры запаковали в чёрный мешок, а </w:t>
+      </w:r>
+      <w:proofErr w:type="spellStart"/>
+      <w:r>
+        <w:t>Верховенцев</w:t>
+      </w:r>
+      <w:proofErr w:type="spellEnd"/>
+      <w:r>
+        <w:t xml:space="preserve"> лежал в реанимации, подключённый к ревущему от перебоев пульса аппарату.</w:t>
       </w:r>
     </w:p>
     <w:p>
@@ -27342,7 +28487,15 @@
     </w:p>
     <w:p>
       <w:r>
-        <w:t>— Он так работает, к сожалению. Не всегда с первого раза. — Вера всмотрелась в мреющие строчки. — Надеюсь, анализатор не сдох.</w:t>
+        <w:t xml:space="preserve">— Он так работает, к сожалению. Не всегда с первого раза. — Вера всмотрелась в </w:t>
+      </w:r>
+      <w:proofErr w:type="spellStart"/>
+      <w:r>
+        <w:t>мреющие</w:t>
+      </w:r>
+      <w:proofErr w:type="spellEnd"/>
+      <w:r>
+        <w:t xml:space="preserve"> строчки. — Надеюсь, анализатор не сдох.</w:t>
       </w:r>
     </w:p>
     <w:p>
@@ -27571,7 +28724,15 @@
         <w:t>С</w:t>
       </w:r>
       <w:r>
-        <w:t>бой в гравитонной камере. Просто сбой. Такой же, как раньше. Качка.</w:t>
+        <w:t xml:space="preserve">бой в </w:t>
+      </w:r>
+      <w:proofErr w:type="spellStart"/>
+      <w:r>
+        <w:t>гравитонной</w:t>
+      </w:r>
+      <w:proofErr w:type="spellEnd"/>
+      <w:r>
+        <w:t xml:space="preserve"> камере. Просто сбой. Такой же, как раньше. Качка.</w:t>
       </w:r>
     </w:p>
     <w:p>
@@ -27645,7 +28806,15 @@
         <w:t>Е</w:t>
       </w:r>
       <w:r>
-        <w:t>сли хочешь, иди к своему Мицюкину. Вдруг он передумает. Будешь там под его присмотром гайки крутить. А я сама справлюсь.</w:t>
+        <w:t xml:space="preserve">сли хочешь, иди к своему </w:t>
+      </w:r>
+      <w:proofErr w:type="spellStart"/>
+      <w:r>
+        <w:t>Мицюкину</w:t>
+      </w:r>
+      <w:proofErr w:type="spellEnd"/>
+      <w:r>
+        <w:t>. Вдруг он передумает. Будешь там под его присмотром гайки крутить. А я сама справлюсь.</w:t>
       </w:r>
     </w:p>
     <w:p>
@@ -27655,7 +28824,15 @@
     </w:p>
     <w:p>
       <w:r>
-        <w:t>— Прости. Я тебя тут одну не оставлю. Нет никакого смысла с Мицюкиным пререкаться. Ни к чему он меня не подпустит, это я уже понял.</w:t>
+        <w:t xml:space="preserve">— Прости. Я тебя тут одну не оставлю. Нет никакого смысла с </w:t>
+      </w:r>
+      <w:proofErr w:type="spellStart"/>
+      <w:r>
+        <w:t>Мицюкиным</w:t>
+      </w:r>
+      <w:proofErr w:type="spellEnd"/>
+      <w:r>
+        <w:t xml:space="preserve"> пререкаться. Ни к чему он меня не подпустит, это я уже понял.</w:t>
       </w:r>
     </w:p>
     <w:p>
@@ -27670,7 +28847,15 @@
     </w:p>
     <w:p>
       <w:r>
-        <w:t>— Надо собрать образцы. Что там в каюте Марутяна творится, я не знаю, могут не пускать никого. Как и в лабораторию. К Марутяну я попробую сама сходить, ко мне спокойнее отнесутся.</w:t>
+        <w:t xml:space="preserve">— Надо собрать образцы. Что там в каюте Марутяна творится, я не знаю, могут не пускать никого. Как и в лабораторию. К </w:t>
+      </w:r>
+      <w:proofErr w:type="spellStart"/>
+      <w:r>
+        <w:t>Марутяну</w:t>
+      </w:r>
+      <w:proofErr w:type="spellEnd"/>
+      <w:r>
+        <w:t xml:space="preserve"> я попробую сама сходить, ко мне спокойнее отнесутся.</w:t>
       </w:r>
     </w:p>
     <w:p>
@@ -27902,7 +29087,15 @@
     <w:p>
       <w:r>
         <w:lastRenderedPageBreak/>
-        <w:t>— Я не предлагаю здесь сидеть. Пойдём к Мицюкину или Андрееву, спорить будем, нашу правду-матку отстаивать. А парня оставь. Он тоже полезным делом занимается.</w:t>
+        <w:t xml:space="preserve">— Я не предлагаю здесь сидеть. Пойдём к </w:t>
+      </w:r>
+      <w:proofErr w:type="spellStart"/>
+      <w:r>
+        <w:t>Мицюкину</w:t>
+      </w:r>
+      <w:proofErr w:type="spellEnd"/>
+      <w:r>
+        <w:t xml:space="preserve"> или Андрееву, спорить будем, нашу правду-матку отстаивать. А парня оставь. Он тоже полезным делом занимается.</w:t>
       </w:r>
     </w:p>
     <w:p>
@@ -28860,13 +30053,26 @@
       <w:r>
         <w:t xml:space="preserve">вообще </w:t>
       </w:r>
-      <w:r>
-        <w:t>попёрся в лабораторию?</w:t>
-      </w:r>
-    </w:p>
-    <w:p>
-      <w:r>
-        <w:t>За спиной у Мицюкина материализовался неизменно следующий за ним Лысанов.</w:t>
+      <w:proofErr w:type="spellStart"/>
+      <w:r>
+        <w:t>попёрся</w:t>
+      </w:r>
+      <w:proofErr w:type="spellEnd"/>
+      <w:r>
+        <w:t xml:space="preserve"> в лабораторию?</w:t>
+      </w:r>
+    </w:p>
+    <w:p>
+      <w:r>
+        <w:t xml:space="preserve">За спиной у </w:t>
+      </w:r>
+      <w:proofErr w:type="spellStart"/>
+      <w:r>
+        <w:t>Мицюкина</w:t>
+      </w:r>
+      <w:proofErr w:type="spellEnd"/>
+      <w:r>
+        <w:t xml:space="preserve"> материализовался неизменно следующий за ним Лысанов.</w:t>
       </w:r>
     </w:p>
     <w:p>
@@ -28940,7 +30146,15 @@
     </w:p>
     <w:p>
       <w:r>
-        <w:t>Он открыл дверь в лабораторию и отвёл глаза от пролившегося наружу красного света. Кто-то наблюдал за нуболидами, но забыл отключить подкрашенное, как в комнате для проявки фотографий, освещение.</w:t>
+        <w:t xml:space="preserve">Он открыл дверь в лабораторию и отвёл глаза от пролившегося наружу красного света. Кто-то наблюдал за </w:t>
+      </w:r>
+      <w:proofErr w:type="spellStart"/>
+      <w:r>
+        <w:t>нуболидами</w:t>
+      </w:r>
+      <w:proofErr w:type="spellEnd"/>
+      <w:r>
+        <w:t>, но забыл отключить подкрашенное, как в комнате для проявки фотографий, освещение.</w:t>
       </w:r>
     </w:p>
     <w:p>
@@ -29065,7 +30279,23 @@
     </w:p>
     <w:p>
       <w:r>
-        <w:t>— Удобно как! — прорычал Мицюкин. — Хорошо что Верховенцеву с Кавинским уже ничего не требуется!</w:t>
+        <w:t xml:space="preserve">— Удобно как! — прорычал Мицюкин. — Хорошо что </w:t>
+      </w:r>
+      <w:proofErr w:type="spellStart"/>
+      <w:r>
+        <w:t>Верховенцеву</w:t>
+      </w:r>
+      <w:proofErr w:type="spellEnd"/>
+      <w:r>
+        <w:t xml:space="preserve"> с </w:t>
+      </w:r>
+      <w:proofErr w:type="spellStart"/>
+      <w:r>
+        <w:t>Кавинским</w:t>
+      </w:r>
+      <w:proofErr w:type="spellEnd"/>
+      <w:r>
+        <w:t xml:space="preserve"> уже ничего не требуется!</w:t>
       </w:r>
     </w:p>
     <w:p>
@@ -29080,7 +30310,23 @@
     </w:p>
     <w:p>
       <w:r>
-        <w:t>— А Верховенцев в чём виноват? А Кавинский? Это убийство в состоянии аффекта! И ты собираешься время на него тратить? Всё с ним будет в порядке. До суда оклемается.</w:t>
+        <w:t xml:space="preserve">— А </w:t>
+      </w:r>
+      <w:proofErr w:type="spellStart"/>
+      <w:r>
+        <w:t>Верховенцев</w:t>
+      </w:r>
+      <w:proofErr w:type="spellEnd"/>
+      <w:r>
+        <w:t xml:space="preserve"> в чём виноват? А </w:t>
+      </w:r>
+      <w:proofErr w:type="spellStart"/>
+      <w:r>
+        <w:t>Кавинский</w:t>
+      </w:r>
+      <w:proofErr w:type="spellEnd"/>
+      <w:r>
+        <w:t>? Это убийство в состоянии аффекта! И ты собираешься время на него тратить? Всё с ним будет в порядке. До суда оклемается.</w:t>
       </w:r>
     </w:p>
     <w:p>
@@ -29157,7 +30403,15 @@
     </w:p>
     <w:p>
       <w:r>
-        <w:t>В соседнем отсеке Минаева спорила с Мицюкиным — я слышал их голоса, но не различал ни единого слова.</w:t>
+        <w:t xml:space="preserve">В соседнем отсеке Минаева спорила с </w:t>
+      </w:r>
+      <w:proofErr w:type="spellStart"/>
+      <w:r>
+        <w:t>Мицюкиным</w:t>
+      </w:r>
+      <w:proofErr w:type="spellEnd"/>
+      <w:r>
+        <w:t xml:space="preserve"> — я слышал их голоса, но не различал ни единого слова.</w:t>
       </w:r>
     </w:p>
     <w:p>
@@ -29291,7 +30545,15 @@
         <w:t>П</w:t>
       </w:r>
       <w:r>
-        <w:t>робирка разбилась, мне надо сходить за новой. У нас в химлабе должны ещё быть.</w:t>
+        <w:t xml:space="preserve">робирка разбилась, мне надо сходить за новой. У нас в </w:t>
+      </w:r>
+      <w:proofErr w:type="spellStart"/>
+      <w:r>
+        <w:t>химлабе</w:t>
+      </w:r>
+      <w:proofErr w:type="spellEnd"/>
+      <w:r>
+        <w:t xml:space="preserve"> должны ещё быть.</w:t>
       </w:r>
     </w:p>
     <w:p>
@@ -29337,7 +30599,15 @@
         <w:t>В</w:t>
       </w:r>
       <w:r>
-        <w:t xml:space="preserve"> гравитонной камере вновь начались электронные судороги.</w:t>
+        <w:t xml:space="preserve"> </w:t>
+      </w:r>
+      <w:proofErr w:type="spellStart"/>
+      <w:r>
+        <w:t>гравитонной</w:t>
+      </w:r>
+      <w:proofErr w:type="spellEnd"/>
+      <w:r>
+        <w:t xml:space="preserve"> камере вновь начались электронные судороги.</w:t>
       </w:r>
     </w:p>
     <w:p>
@@ -29735,7 +31005,15 @@
     </w:p>
     <w:p>
       <w:r>
-        <w:t xml:space="preserve">— Зачем вам столько фибры в химлабе? К тому же закрытой на ключ. Как раз в том ящике, который ты </w:t>
+        <w:t xml:space="preserve">— Зачем вам столько фибры в </w:t>
+      </w:r>
+      <w:proofErr w:type="spellStart"/>
+      <w:r>
+        <w:t>химлабе</w:t>
+      </w:r>
+      <w:proofErr w:type="spellEnd"/>
+      <w:r>
+        <w:t xml:space="preserve">? К тому же закрытой на ключ. Как раз в том ящике, который ты </w:t>
       </w:r>
       <w:r>
         <w:t>открывать</w:t>
@@ -29746,7 +31024,15 @@
     </w:p>
     <w:p>
       <w:r>
-        <w:t xml:space="preserve">— Олег! — Вера нервно дёрнула за лямку висящей на плече сумки, шагнула ко мне и остановилась, не решилась подойти слишком близко. — Ты о чём вообще говоришь? Откуда я знаю, что лежит в химлабе! Ты же видел, там полный бардак! У нас и работы-то последний год толковой не было, не лаборатория, а сплошная свалка. </w:t>
+        <w:t xml:space="preserve">— Олег! — Вера нервно дёрнула за лямку висящей на плече сумки, шагнула ко мне и остановилась, не решилась подойти слишком близко. — Ты о чём вообще говоришь? Откуда я знаю, что лежит в </w:t>
+      </w:r>
+      <w:proofErr w:type="spellStart"/>
+      <w:r>
+        <w:t>химлабе</w:t>
+      </w:r>
+      <w:proofErr w:type="spellEnd"/>
+      <w:r>
+        <w:t xml:space="preserve">! Ты же видел, там полный бардак! У нас и работы-то последний год толковой не было, не лаборатория, а сплошная свалка. </w:t>
       </w:r>
       <w:r>
         <w:t>Наверное</w:t>
@@ -30210,7 +31496,15 @@
         <w:t>карточку</w:t>
       </w:r>
       <w:r>
-        <w:t>. Верховенцев.</w:t>
+        <w:t xml:space="preserve">. </w:t>
+      </w:r>
+      <w:proofErr w:type="spellStart"/>
+      <w:r>
+        <w:t>Верховенцев</w:t>
+      </w:r>
+      <w:proofErr w:type="spellEnd"/>
+      <w:r>
+        <w:t>.</w:t>
       </w:r>
     </w:p>
     <w:p>
@@ -30225,7 +31519,23 @@
     </w:p>
     <w:p>
       <w:r>
-        <w:t>Несколько часов назад здесь сидела Симонова, пока я пытался разузнать о Верховенцеве — у того самого человека, который зарезал его хирургическим ножом. За последнее время столько всего произошло, что казалось, стоит зажмурить глаза, и время покатится вспять, как поставленная на перемотку запись. Я ведь даже ни разу не видел этого Верховенцева до катастрофы, но всё равно что-то болезненно ныло в груди, как вымотанная бегом мышца.</w:t>
+        <w:t xml:space="preserve">Несколько часов назад здесь сидела Симонова, пока я пытался разузнать о </w:t>
+      </w:r>
+      <w:proofErr w:type="spellStart"/>
+      <w:r>
+        <w:t>Верховенцеве</w:t>
+      </w:r>
+      <w:proofErr w:type="spellEnd"/>
+      <w:r>
+        <w:t xml:space="preserve"> — у того самого человека, который зарезал его хирургическим ножом. За последнее время столько всего произошло, что казалось, стоит зажмурить глаза, и время покатится вспять, как поставленная на перемотку запись. Я ведь даже ни разу не видел этого </w:t>
+      </w:r>
+      <w:proofErr w:type="spellStart"/>
+      <w:r>
+        <w:t>Верховенцева</w:t>
+      </w:r>
+      <w:proofErr w:type="spellEnd"/>
+      <w:r>
+        <w:t xml:space="preserve"> до катастрофы, но всё равно что-то болезненно ныло в груди, как вымотанная бегом мышца.</w:t>
       </w:r>
     </w:p>
     <w:p>
@@ -31507,13 +32817,29 @@
     </w:p>
     <w:p>
       <w:r>
-        <w:t>— Да, странный дефект. Или она моток проволоки проглотила. Или… — Я положил снимок на стол. — Или это нуболид.</w:t>
+        <w:t xml:space="preserve">— Да, странный дефект. Или она моток проволоки проглотила. Или… — Я положил снимок на стол. — Или это </w:t>
+      </w:r>
+      <w:proofErr w:type="spellStart"/>
+      <w:r>
+        <w:t>нуболид</w:t>
+      </w:r>
+      <w:proofErr w:type="spellEnd"/>
+      <w:r>
+        <w:t>.</w:t>
       </w:r>
     </w:p>
     <w:p>
       <w:r>
         <w:lastRenderedPageBreak/>
-        <w:t>— Нуболид в человеческом теле, — прошептала Вера. — Как это вообще возможно? Мне бы такое в кошмарном сне не приснилось!</w:t>
+        <w:t xml:space="preserve">— </w:t>
+      </w:r>
+      <w:proofErr w:type="spellStart"/>
+      <w:r>
+        <w:t>Нуболид</w:t>
+      </w:r>
+      <w:proofErr w:type="spellEnd"/>
+      <w:r>
+        <w:t xml:space="preserve"> в человеческом теле, — прошептала Вера. — Как это вообще возможно? Мне бы такое в кошмарном сне не приснилось!</w:t>
       </w:r>
     </w:p>
     <w:p>
@@ -31540,7 +32866,15 @@
         <w:t>, — ответила Вера. —</w:t>
       </w:r>
       <w:r>
-        <w:t xml:space="preserve"> Вдруг это сбой, а мы тут напридумали всякой ерунды.</w:t>
+        <w:t xml:space="preserve"> Вдруг это сбой, а мы тут </w:t>
+      </w:r>
+      <w:proofErr w:type="spellStart"/>
+      <w:r>
+        <w:t>напридумали</w:t>
+      </w:r>
+      <w:proofErr w:type="spellEnd"/>
+      <w:r>
+        <w:t xml:space="preserve"> всякой ерунды.</w:t>
       </w:r>
     </w:p>
     <w:p>
@@ -31561,13 +32895,29 @@
     </w:p>
     <w:p>
       <w:r>
-        <w:t xml:space="preserve">— Получается, мы ходим через червоточины благодаря нуболидам? — </w:t>
+        <w:t xml:space="preserve">— Получается, мы ходим через червоточины благодаря </w:t>
+      </w:r>
+      <w:proofErr w:type="spellStart"/>
+      <w:r>
+        <w:t>нуболидам</w:t>
+      </w:r>
+      <w:proofErr w:type="spellEnd"/>
+      <w:r>
+        <w:t xml:space="preserve">? — </w:t>
       </w:r>
       <w:r>
         <w:t>проговорил</w:t>
       </w:r>
       <w:r>
-        <w:t xml:space="preserve"> я. — Нуболид в симбиозе с навигатором? </w:t>
+        <w:t xml:space="preserve"> я. — </w:t>
+      </w:r>
+      <w:proofErr w:type="spellStart"/>
+      <w:r>
+        <w:t>Нуболид</w:t>
+      </w:r>
+      <w:proofErr w:type="spellEnd"/>
+      <w:r>
+        <w:t xml:space="preserve"> в симбиозе с навигатором? </w:t>
       </w:r>
       <w:r>
         <w:t>И</w:t>
@@ -31819,7 +33169,15 @@
     </w:p>
     <w:p>
       <w:r>
-        <w:t xml:space="preserve">Освещение в столовой приглушили — или же коротнула очередная </w:t>
+        <w:t xml:space="preserve">Освещение в столовой приглушили — или же </w:t>
+      </w:r>
+      <w:proofErr w:type="spellStart"/>
+      <w:r>
+        <w:t>коротнула</w:t>
+      </w:r>
+      <w:proofErr w:type="spellEnd"/>
+      <w:r>
+        <w:t xml:space="preserve"> очередная </w:t>
       </w:r>
       <w:r>
         <w:t xml:space="preserve">старая </w:t>
@@ -32309,7 +33667,15 @@
         <w:t xml:space="preserve"> и</w:t>
       </w:r>
       <w:r>
-        <w:t xml:space="preserve"> оказались в заложниках у собственной чумы, когда не сумели вовремя сбежать. Раньше я втайне думал, что Марутян свихнулся со своими нуболидами, решил потравить себя и коллег, хотя в этом не было ни малейшего смысла. Я даже думал про Веру, которая винила всех в смерти отца.</w:t>
+        <w:t xml:space="preserve"> оказались в заложниках у собственной чумы, когда не сумели вовремя сбежать. Раньше я втайне думал, что Марутян свихнулся со своими </w:t>
+      </w:r>
+      <w:proofErr w:type="spellStart"/>
+      <w:r>
+        <w:t>нуболидами</w:t>
+      </w:r>
+      <w:proofErr w:type="spellEnd"/>
+      <w:r>
+        <w:t>, решил потравить себя и коллег, хотя в этом не было ни малейшего смысла. Я даже думал про Веру, которая винила всех в смерти отца.</w:t>
       </w:r>
     </w:p>
     <w:p>
@@ -32433,7 +33799,15 @@
     </w:p>
     <w:p>
       <w:r>
-        <w:t>— Что опять случилось? С Мицюкиным что-то не поделили? Я рапорт на него напишу, когда вернёмся! Устроил тут цирк с конями!</w:t>
+        <w:t xml:space="preserve">— Что опять случилось? С </w:t>
+      </w:r>
+      <w:proofErr w:type="spellStart"/>
+      <w:r>
+        <w:t>Мицюкиным</w:t>
+      </w:r>
+      <w:proofErr w:type="spellEnd"/>
+      <w:r>
+        <w:t xml:space="preserve"> что-то не поделили? Я рапорт на него напишу, когда вернёмся! Устроил тут цирк с конями!</w:t>
       </w:r>
     </w:p>
     <w:p>
@@ -32443,7 +33817,15 @@
     </w:p>
     <w:p>
       <w:r>
-        <w:t>— С Мицюкиным всё в порядке, — сказал я.</w:t>
+        <w:t xml:space="preserve">— С </w:t>
+      </w:r>
+      <w:proofErr w:type="spellStart"/>
+      <w:r>
+        <w:t>Мицюкиным</w:t>
+      </w:r>
+      <w:proofErr w:type="spellEnd"/>
+      <w:r>
+        <w:t xml:space="preserve"> всё в порядке, — сказал я.</w:t>
       </w:r>
     </w:p>
     <w:p>
@@ -33057,7 +34439,31 @@
     </w:p>
     <w:p>
       <w:r>
-        <w:t>— А что я мог сделать? — Майоров говорил, отвернувшись и глядя в тень. — У нас конвоиров в экипаже нет, не предусмотрено уставом таких должностей. А вот эсбэ на любой станции имеется. Очередной хрен вроде Мицюкина. Ну я подошёл к этим эсбэшникам, и вопрос решился. Там же, на станции, кстати, и новый пилот сразу нашёлся.</w:t>
+        <w:t xml:space="preserve">— А что я мог сделать? — Майоров говорил, отвернувшись и глядя в тень. — У нас конвоиров в экипаже нет, не предусмотрено уставом таких должностей. А вот </w:t>
+      </w:r>
+      <w:proofErr w:type="spellStart"/>
+      <w:r>
+        <w:t>эсбэ</w:t>
+      </w:r>
+      <w:proofErr w:type="spellEnd"/>
+      <w:r>
+        <w:t xml:space="preserve"> на любой станции имеется. Очередной хрен вроде </w:t>
+      </w:r>
+      <w:proofErr w:type="spellStart"/>
+      <w:r>
+        <w:t>Мицюкина</w:t>
+      </w:r>
+      <w:proofErr w:type="spellEnd"/>
+      <w:r>
+        <w:t xml:space="preserve">. Ну я подошёл к этим </w:t>
+      </w:r>
+      <w:proofErr w:type="spellStart"/>
+      <w:r>
+        <w:t>эсбэшникам</w:t>
+      </w:r>
+      <w:proofErr w:type="spellEnd"/>
+      <w:r>
+        <w:t>, и вопрос решился. Там же, на станции, кстати, и новый пилот сразу нашёлся.</w:t>
       </w:r>
     </w:p>
     <w:p>
@@ -33152,7 +34558,15 @@
     </w:p>
     <w:p>
       <w:r>
-        <w:t>— О том, что в теле навигатора — нуболид, —</w:t>
+        <w:t xml:space="preserve">— О том, что в теле навигатора — </w:t>
+      </w:r>
+      <w:proofErr w:type="spellStart"/>
+      <w:r>
+        <w:t>нуболид</w:t>
+      </w:r>
+      <w:proofErr w:type="spellEnd"/>
+      <w:r>
+        <w:t>, —</w:t>
       </w:r>
       <w:r>
         <w:t xml:space="preserve"> спросил </w:t>
@@ -33224,7 +34638,15 @@
     </w:p>
     <w:p>
       <w:r>
-        <w:t>— Без вскрытия сложно сказать наверняка, а времени на вскрытие, как вы сами понимаете, нет, но то, что видно на снимке, похоже на нуболида, который врос в её тело.</w:t>
+        <w:t xml:space="preserve">— Без вскрытия сложно сказать наверняка, а времени на вскрытие, как вы сами понимаете, нет, но то, что видно на снимке, похоже на </w:t>
+      </w:r>
+      <w:proofErr w:type="spellStart"/>
+      <w:r>
+        <w:t>нуболида</w:t>
+      </w:r>
+      <w:proofErr w:type="spellEnd"/>
+      <w:r>
+        <w:t>, который врос в её тело.</w:t>
       </w:r>
     </w:p>
     <w:p>
@@ -33292,18 +34714,42 @@
     </w:p>
     <w:p>
       <w:r>
-        <w:t>— Олег, я в таком ключе общаться не намерен! Центру надо установить точную причину смерти. Не так часто навигатор умирает сразу после выхода из бранка.</w:t>
-      </w:r>
-    </w:p>
-    <w:p>
-      <w:r>
-        <w:t>— О причине её смерти догадаться несложно. Некое образование, очень похожее на нуболида, оплетает её сердце.</w:t>
+        <w:t xml:space="preserve">— Олег, я в таком ключе общаться не намерен! Центру надо установить точную причину смерти. Не так часто навигатор умирает сразу после выхода из </w:t>
+      </w:r>
+      <w:proofErr w:type="spellStart"/>
+      <w:r>
+        <w:t>бранка</w:t>
+      </w:r>
+      <w:proofErr w:type="spellEnd"/>
+      <w:r>
+        <w:t>.</w:t>
+      </w:r>
+    </w:p>
+    <w:p>
+      <w:r>
+        <w:t xml:space="preserve">— О причине её смерти догадаться несложно. Некое образование, очень похожее на </w:t>
+      </w:r>
+      <w:proofErr w:type="spellStart"/>
+      <w:r>
+        <w:t>нуболида</w:t>
+      </w:r>
+      <w:proofErr w:type="spellEnd"/>
+      <w:r>
+        <w:t>, оплетает её сердце.</w:t>
       </w:r>
     </w:p>
     <w:p>
       <w:r>
         <w:lastRenderedPageBreak/>
-        <w:t>— Да чего ты от меня хочешь? — взревел Майоров. Лицо его стало пунцовым, как при удушье, на лбу выступил пот. — Почему вы вообще решили, что это нуболид! Это же полный бред! Все нуболиды, с которым мы вступали в контакт, сидят в герметичной банке. Пойдём! — махнул он рукой. — Покажешь мне снимки!</w:t>
+        <w:t xml:space="preserve">— Да чего ты от меня хочешь? — взревел Майоров. Лицо его стало пунцовым, как при удушье, на лбу выступил пот. — Почему вы вообще решили, что это </w:t>
+      </w:r>
+      <w:proofErr w:type="spellStart"/>
+      <w:r>
+        <w:t>нуболид</w:t>
+      </w:r>
+      <w:proofErr w:type="spellEnd"/>
+      <w:r>
+        <w:t>! Это же полный бред! Все нуболиды, с которым мы вступали в контакт, сидят в герметичной банке. Пойдём! — махнул он рукой. — Покажешь мне снимки!</w:t>
       </w:r>
     </w:p>
     <w:p>
@@ -33399,7 +34845,23 @@
     </w:p>
     <w:p>
       <w:r>
-        <w:t>— Был перед нашим вылетом случай, — начал Майоров. — Умер навигатор. Не после выхода из бранка, нет, обошлось без таких совпадений. Вроде как везли её куда-то на шнявке, может, на другой корабль. Неважно. — Майоров прищурился, разглядывая снимок, и бросил его на кровать. — Во время вскрытия в теле нашли новообразование. Что-то вроде раковой опухоли, но не совсем.</w:t>
+        <w:t xml:space="preserve">— Был перед нашим вылетом случай, — начал Майоров. — Умер навигатор. Не после выхода из </w:t>
+      </w:r>
+      <w:proofErr w:type="spellStart"/>
+      <w:r>
+        <w:t>бранка</w:t>
+      </w:r>
+      <w:proofErr w:type="spellEnd"/>
+      <w:r>
+        <w:t xml:space="preserve">, нет, обошлось без таких совпадений. Вроде как везли её куда-то на </w:t>
+      </w:r>
+      <w:proofErr w:type="spellStart"/>
+      <w:r>
+        <w:t>шнявке</w:t>
+      </w:r>
+      <w:proofErr w:type="spellEnd"/>
+      <w:r>
+        <w:t>, может, на другой корабль. Неважно. — Майоров прищурился, разглядывая снимок, и бросил его на кровать. — Во время вскрытия в теле нашли новообразование. Что-то вроде раковой опухоли, но не совсем.</w:t>
       </w:r>
     </w:p>
     <w:p>
@@ -33466,7 +34928,15 @@
         <w:t>а</w:t>
       </w:r>
       <w:r>
-        <w:t xml:space="preserve"> нуболид, я вообще ни черта не понимаю! Откуда он там взялся? </w:t>
+        <w:t xml:space="preserve"> </w:t>
+      </w:r>
+      <w:proofErr w:type="spellStart"/>
+      <w:r>
+        <w:t>нуболид</w:t>
+      </w:r>
+      <w:proofErr w:type="spellEnd"/>
+      <w:r>
+        <w:t xml:space="preserve">, я вообще ни черта не понимаю! Откуда он там взялся? </w:t>
       </w:r>
       <w:r>
         <w:t>О</w:t>
@@ -33482,7 +34952,15 @@
     </w:p>
     <w:p>
       <w:r>
-        <w:t>— Да не знаю я! Я думал, это дурацкие байки вроде бесконечных снов во время бранка, которыми желторотиков пугают.</w:t>
+        <w:t xml:space="preserve">— Да не знаю я! Я думал, это дурацкие байки вроде бесконечных снов во время </w:t>
+      </w:r>
+      <w:proofErr w:type="spellStart"/>
+      <w:r>
+        <w:t>бранка</w:t>
+      </w:r>
+      <w:proofErr w:type="spellEnd"/>
+      <w:r>
+        <w:t>, которыми желторотиков пугают.</w:t>
       </w:r>
     </w:p>
     <w:p>
@@ -33492,7 +34970,15 @@
     </w:p>
     <w:p>
       <w:r>
-        <w:t>— Так и нуболидом это быть не может, — посмотрел на меня Майоров.</w:t>
+        <w:t xml:space="preserve">— Так и </w:t>
+      </w:r>
+      <w:proofErr w:type="spellStart"/>
+      <w:r>
+        <w:t>нуболидом</w:t>
+      </w:r>
+      <w:proofErr w:type="spellEnd"/>
+      <w:r>
+        <w:t xml:space="preserve"> это быть не может, — посмотрел на меня Майоров.</w:t>
       </w:r>
     </w:p>
     <w:p>
@@ -33614,7 +35100,15 @@
     </w:p>
     <w:p>
       <w:r>
-        <w:t>Майоров потрепал меня, как старого приятеля, по плечу и пообещал всё устроить. Изобразил кривое подобие улыбки, похожее на гримасу при инсульте. И мне стало жутко — куда сильнее, чем от нуболида на рентгеновском снимке.</w:t>
+        <w:t xml:space="preserve">Майоров потрепал меня, как старого приятеля, по плечу и пообещал всё устроить. Изобразил кривое подобие улыбки, похожее на гримасу при инсульте. И мне стало жутко — куда сильнее, чем от </w:t>
+      </w:r>
+      <w:proofErr w:type="spellStart"/>
+      <w:r>
+        <w:t>нуболида</w:t>
+      </w:r>
+      <w:proofErr w:type="spellEnd"/>
+      <w:r>
+        <w:t xml:space="preserve"> на рентгеновском снимке.</w:t>
       </w:r>
     </w:p>
     <w:p>
@@ -33922,7 +35416,23 @@
     </w:p>
     <w:p>
       <w:r>
-        <w:t>— Ага, из кэбэ, если тебе так понятнее. Ты, Олежка, парень молодой, конечно, но, надеюсь, не глупый. На каждом рейсе есть кто-нибудь из Комитета. Это всегда член экипажа, и «кэбэ» на лбу тоже обычно не написано.</w:t>
+        <w:t xml:space="preserve">— Ага, из </w:t>
+      </w:r>
+      <w:proofErr w:type="spellStart"/>
+      <w:r>
+        <w:t>кэбэ</w:t>
+      </w:r>
+      <w:proofErr w:type="spellEnd"/>
+      <w:r>
+        <w:t>, если тебе так понятнее. Ты, Олежка, парень молодой, конечно, но, надеюсь, не глупый. На каждом рейсе есть кто-нибудь из Комитета. Это всегда член экипажа, и «</w:t>
+      </w:r>
+      <w:proofErr w:type="spellStart"/>
+      <w:r>
+        <w:t>кэбэ</w:t>
+      </w:r>
+      <w:proofErr w:type="spellEnd"/>
+      <w:r>
+        <w:t>» на лбу тоже обычно не написано.</w:t>
       </w:r>
     </w:p>
     <w:p>
@@ -33988,7 +35498,15 @@
     </w:p>
     <w:p>
       <w:r>
-        <w:t>— Нуболиды могут проходить через наши червоточины. Они путешествуют бранком, как мы</w:t>
+        <w:t xml:space="preserve">— Нуболиды могут проходить через наши червоточины. Они путешествуют </w:t>
+      </w:r>
+      <w:proofErr w:type="spellStart"/>
+      <w:r>
+        <w:t>бранком</w:t>
+      </w:r>
+      <w:proofErr w:type="spellEnd"/>
+      <w:r>
+        <w:t>, как мы</w:t>
       </w:r>
       <w:r>
         <w:t>, Олег</w:t>
@@ -34019,7 +35537,15 @@
     </w:p>
     <w:p>
       <w:r>
-        <w:t>— Понятия не имею! — пожал плечами Григорьев. — Может, эксперименты твоего Марутяна так на них повлияли, а может, они всегда это умели. Мы же, Олежка, ничего толком о нуболидах не знаем, несмотря на то, что десять лет их тут под микроскопом рассматрива</w:t>
+        <w:t xml:space="preserve">— Понятия не имею! — пожал плечами Григорьев. — Может, эксперименты твоего Марутяна так на них повлияли, а может, они всегда это умели. Мы же, Олежка, ничего толком о </w:t>
+      </w:r>
+      <w:proofErr w:type="spellStart"/>
+      <w:r>
+        <w:t>нуболидах</w:t>
+      </w:r>
+      <w:proofErr w:type="spellEnd"/>
+      <w:r>
+        <w:t xml:space="preserve"> не знаем, несмотря на то, что десять лет их тут под микроскопом рассматрива</w:t>
       </w:r>
       <w:r>
         <w:t>ем</w:t>
@@ -34106,7 +35632,15 @@
     </w:p>
     <w:p>
       <w:r>
-        <w:t>— Можно и так сказать. Мы туннель открыли, нуболиды по нему прошли. Понимаешь, что это означает? — Григорьев повернулся к терминалу и склонил голову над выключенным экраном. На панели мигал красным какой-то испуганный индикатор. — Мы открыли ящик Пандоры. Мы заходим в бранк до Земли, они хвостом за нами. Ориентируются в балке эти черви получше наших навигаторов. Как они внутри корабля оказываются, мы точно не знаем. Есть версия, что точка выхода для них — как раз внутри корабля</w:t>
+        <w:t xml:space="preserve">— Можно и так сказать. Мы туннель открыли, нуболиды по нему прошли. Понимаешь, что это означает? — Григорьев повернулся к терминалу и склонил голову над выключенным экраном. На панели мигал красным какой-то испуганный индикатор. — Мы открыли ящик Пандоры. Мы заходим в </w:t>
+      </w:r>
+      <w:proofErr w:type="spellStart"/>
+      <w:r>
+        <w:t>бранк</w:t>
+      </w:r>
+      <w:proofErr w:type="spellEnd"/>
+      <w:r>
+        <w:t xml:space="preserve"> до Земли, они хвостом за нами. Ориентируются в балке эти черви получше наших навигаторов. Как они внутри корабля оказываются, мы точно не знаем. Есть версия, что точка выхода для них — как раз внутри корабля</w:t>
       </w:r>
       <w:r>
         <w:t>, там, где конверсионный двигатель</w:t>
@@ -34298,7 +35832,15 @@
     </w:p>
     <w:p>
       <w:r>
-        <w:t>— Мы тоже нашли нуболида в теле нашего навигатора, — сказал я. — Он обвивал её сердце.</w:t>
+        <w:t xml:space="preserve">— Мы тоже нашли </w:t>
+      </w:r>
+      <w:proofErr w:type="spellStart"/>
+      <w:r>
+        <w:t>нуболида</w:t>
+      </w:r>
+      <w:proofErr w:type="spellEnd"/>
+      <w:r>
+        <w:t xml:space="preserve"> в теле нашего навигатора, — сказал я. — Он обвивал её сердце.</w:t>
       </w:r>
     </w:p>
     <w:p>
@@ -34356,7 +35898,15 @@
     </w:p>
     <w:p>
       <w:r>
-        <w:t xml:space="preserve">— Станция, может, и давно, — продолжил он, — а вот Марутян недавно нуболидов через червоточины прыгать научил. Вот и смотри хронологию событий. До нас сюда летал «Смоленск». После этого он шёл не в Солнечную, а к Альфе Арефьевой. Там ещё были живые следы от бранка в Бету Вознесенской. Где-то там или ещё через прыжок, уже не помню, появляется «Севастополь». Тут </w:t>
+        <w:t xml:space="preserve">— Станция, может, и давно, — продолжил он, — а вот Марутян недавно нуболидов через червоточины прыгать научил. Вот и смотри хронологию событий. До нас сюда летал «Смоленск». После этого он шёл не в Солнечную, а к Альфе Арефьевой. Там ещё были живые следы от </w:t>
+      </w:r>
+      <w:proofErr w:type="spellStart"/>
+      <w:r>
+        <w:t>бранка</w:t>
+      </w:r>
+      <w:proofErr w:type="spellEnd"/>
+      <w:r>
+        <w:t xml:space="preserve"> в Бету Вознесенской. Где-то там или ещё через прыжок, уже не помню, появляется «Севастополь». Тут </w:t>
       </w:r>
       <w:r>
         <w:t xml:space="preserve">маршрут червей </w:t>
@@ -34431,7 +35981,15 @@
     </w:p>
     <w:p>
       <w:r>
-        <w:t>Я молчал. Свой самый первый бранк я пережил на «Минске».</w:t>
+        <w:t xml:space="preserve">Я молчал. Свой самый первый </w:t>
+      </w:r>
+      <w:proofErr w:type="spellStart"/>
+      <w:r>
+        <w:t>бранк</w:t>
+      </w:r>
+      <w:proofErr w:type="spellEnd"/>
+      <w:r>
+        <w:t xml:space="preserve"> я пережил на «Минске».</w:t>
       </w:r>
     </w:p>
     <w:p>
@@ -34490,7 +36048,15 @@
     </w:p>
     <w:p>
       <w:r>
-        <w:t xml:space="preserve">— Не смешно, Олежка, совсем не смешно! Мне страшно. И людей жалко. Только вот никого на «Заре» ты несколько дней назад не знал. Если бы в новостях сообщили о гибели станции, вряд ли бы ты траур устроил. На одном «Севастополе» было раз в пять больше людей. И ты это тоже прекрасно знаешь. За кого ты тут на меня с кулаками наброситься хочешь? За Андреева, за нашего доблестного Мицюкина? Или всё-таки за </w:t>
+        <w:t xml:space="preserve">— Не смешно, Олежка, совсем не смешно! Мне страшно. И людей жалко. Только вот никого на «Заре» ты несколько дней назад не знал. Если бы в новостях сообщили о гибели станции, вряд ли бы ты траур устроил. На одном «Севастополе» было раз в пять больше людей. И ты это тоже прекрасно знаешь. За кого ты тут на меня с кулаками наброситься хочешь? За Андреева, за нашего доблестного </w:t>
+      </w:r>
+      <w:proofErr w:type="spellStart"/>
+      <w:r>
+        <w:t>Мицюкина</w:t>
+      </w:r>
+      <w:proofErr w:type="spellEnd"/>
+      <w:r>
+        <w:t xml:space="preserve">? Или всё-таки за </w:t>
       </w:r>
       <w:r>
         <w:t>э</w:t>
@@ -34663,7 +36229,15 @@
     </w:p>
     <w:p>
       <w:r>
-        <w:t>Я метнулся туда, где мрели последние огни, спотыкаясь о чёрные, вылезающие из-под пола корни, и — остановился.</w:t>
+        <w:t xml:space="preserve">Я метнулся туда, где </w:t>
+      </w:r>
+      <w:proofErr w:type="spellStart"/>
+      <w:r>
+        <w:t>мрели</w:t>
+      </w:r>
+      <w:proofErr w:type="spellEnd"/>
+      <w:r>
+        <w:t xml:space="preserve"> последние огни, спотыкаясь о чёрные, вылезающие из-под пола корни, и — остановился.</w:t>
       </w:r>
     </w:p>
     <w:p>
@@ -34780,7 +36354,15 @@
     <w:p>
       <w:r>
         <w:lastRenderedPageBreak/>
-        <w:t>Уже подобравшись к полосе света, я столкнулся с Мицюкиным. Мне было всё равно, ударит он меня или выстрелит. Мне хотелось сделать что-</w:t>
+        <w:t xml:space="preserve">Уже подобравшись к полосе света, я столкнулся с </w:t>
+      </w:r>
+      <w:proofErr w:type="spellStart"/>
+      <w:r>
+        <w:t>Мицюкиным</w:t>
+      </w:r>
+      <w:proofErr w:type="spellEnd"/>
+      <w:r>
+        <w:t>. Мне было всё равно, ударит он меня или выстрелит. Мне хотелось сделать что-</w:t>
       </w:r>
       <w:r>
         <w:t>нибудь</w:t>
@@ -34797,7 +36379,15 @@
     </w:p>
     <w:p>
       <w:r>
-        <w:t>Но Мицюкина я не заинтересовал. Он молча отпихнул меня и рванул куда-то в красное марево, сжимая шоковый пистолет.</w:t>
+        <w:t xml:space="preserve">Но </w:t>
+      </w:r>
+      <w:proofErr w:type="spellStart"/>
+      <w:r>
+        <w:t>Мицюкина</w:t>
+      </w:r>
+      <w:proofErr w:type="spellEnd"/>
+      <w:r>
+        <w:t xml:space="preserve"> я не заинтересовал. Он молча отпихнул меня и рванул куда-то в красное марево, сжимая шоковый пистолет.</w:t>
       </w:r>
     </w:p>
     <w:p>
@@ -34973,7 +36563,15 @@
     </w:p>
     <w:p>
       <w:r>
-        <w:t>В лаборатории горел ровный спокойный свет, будто я перенёсся назад во времени. Камеру с нуболидами закрывала тень. Симонова сидела у вычислительного аппарата и что-то торопливо выщёлкивала на клавиатуре, деловито сдвинув брови. Вера стояла рядом, вглядываясь в экран.</w:t>
+        <w:t xml:space="preserve">В лаборатории горел ровный спокойный свет, будто я перенёсся назад во времени. Камеру с </w:t>
+      </w:r>
+      <w:proofErr w:type="spellStart"/>
+      <w:r>
+        <w:t>нуболидами</w:t>
+      </w:r>
+      <w:proofErr w:type="spellEnd"/>
+      <w:r>
+        <w:t xml:space="preserve"> закрывала тень. Симонова сидела у вычислительного аппарата и что-то торопливо выщёлкивала на клавиатуре, деловито сдвинув брови. Вера стояла рядом, вглядываясь в экран.</w:t>
       </w:r>
     </w:p>
     <w:p>
@@ -35195,7 +36793,23 @@
     </w:p>
     <w:p>
       <w:r>
-        <w:t>— Нет! — Симонова перебила меня раздражённым взмахом руки. — Что вы, Олег! Я же не сошла с ума! Мы откроем им путь домой, сделаем ма-а-а-а-ленькую, — она показала пальцами невидимую песчинку, — червоточинку.</w:t>
+        <w:t xml:space="preserve">— Нет! — Симонова перебила меня раздражённым взмахом руки. — Что вы, Олег! Я же не сошла с ума! Мы откроем им путь домой, сделаем </w:t>
+      </w:r>
+      <w:proofErr w:type="spellStart"/>
+      <w:r>
+        <w:t>ма</w:t>
+      </w:r>
+      <w:proofErr w:type="spellEnd"/>
+      <w:r>
+        <w:t>-а-а-а-</w:t>
+      </w:r>
+      <w:proofErr w:type="spellStart"/>
+      <w:r>
+        <w:t>ленькую</w:t>
+      </w:r>
+      <w:proofErr w:type="spellEnd"/>
+      <w:r>
+        <w:t>, — она показала пальцами невидимую песчинку, — червоточинку.</w:t>
       </w:r>
     </w:p>
     <w:p>
@@ -35759,7 +37373,15 @@
     </w:p>
     <w:p>
       <w:r>
-        <w:t>— Они свободны! — с детской радостью улыбнулась Симонова и протянула к нуболидам руки.</w:t>
+        <w:t xml:space="preserve">— Они свободны! — с детской радостью улыбнулась Симонова и протянула к </w:t>
+      </w:r>
+      <w:proofErr w:type="spellStart"/>
+      <w:r>
+        <w:t>нуболидам</w:t>
+      </w:r>
+      <w:proofErr w:type="spellEnd"/>
+      <w:r>
+        <w:t xml:space="preserve"> руки.</w:t>
       </w:r>
       <w:r>
         <w:t xml:space="preserve"> — Как </w:t>
@@ -36338,7 +37960,15 @@
     </w:p>
     <w:p>
       <w:r>
-        <w:t>— Ты не ошибся! — сказала Вера, пряча глаза. — Я хотела его отравить. Сначала думала подмешать ему что-нибудь в его любимый кофе, но, увы, кофе закончился. А потом решила, что можно травануть его вместе со всеми остальными. Отравить к чёртовой матери! Вместе с Аней. Вместе со всеми. У меня был доступ.</w:t>
+        <w:t xml:space="preserve">— Ты не ошибся! — сказала Вера, пряча глаза. — Я хотела его отравить. Сначала думала подмешать ему что-нибудь в его любимый кофе, но, увы, кофе закончился. А потом решила, что можно </w:t>
+      </w:r>
+      <w:proofErr w:type="spellStart"/>
+      <w:r>
+        <w:t>травануть</w:t>
+      </w:r>
+      <w:proofErr w:type="spellEnd"/>
+      <w:r>
+        <w:t xml:space="preserve"> его вместе со всеми остальными. Отравить к чёртовой матери! Вместе с Аней. Вместе со всеми. У меня был доступ.</w:t>
       </w:r>
     </w:p>
     <w:p>
@@ -36500,7 +38130,15 @@
     </w:p>
     <w:p>
       <w:r>
-        <w:t>Темнота накатывала и отступала волнами, как морской прибой. Где-то вдалеке вспыхивал и тут же гас коротящий из-за истерзанной проводки свет.</w:t>
+        <w:t xml:space="preserve">Темнота накатывала и отступала волнами, как морской прибой. Где-то вдалеке вспыхивал и тут же гас </w:t>
+      </w:r>
+      <w:proofErr w:type="spellStart"/>
+      <w:r>
+        <w:t>коротящий</w:t>
+      </w:r>
+      <w:proofErr w:type="spellEnd"/>
+      <w:r>
+        <w:t xml:space="preserve"> из-за истерзанной проводки свет.</w:t>
       </w:r>
     </w:p>
     <w:p>
@@ -36633,7 +38271,15 @@
         <w:t>ожидая</w:t>
       </w:r>
       <w:r>
-        <w:t xml:space="preserve"> увидеть алые нити, стекающие из воздушной решётки, но вместо этого столкнулся взглядом с Мицюкиным, который стоял, широко расставив </w:t>
+        <w:t xml:space="preserve"> увидеть алые нити, стекающие из воздушной решётки, но вместо этого столкнулся взглядом с </w:t>
+      </w:r>
+      <w:proofErr w:type="spellStart"/>
+      <w:r>
+        <w:t>Мицюкиным</w:t>
+      </w:r>
+      <w:proofErr w:type="spellEnd"/>
+      <w:r>
+        <w:t xml:space="preserve">, который стоял, широко расставив </w:t>
       </w:r>
       <w:r>
         <w:t>ноги</w:t>
@@ -36755,7 +38401,15 @@
     </w:p>
     <w:p>
       <w:r>
-        <w:t>Изо рта Мицюкина вырвались, как сноп пламени, красные нити и нетерпеливо затряслись, наползая ему на лицо.</w:t>
+        <w:t xml:space="preserve">Изо рта </w:t>
+      </w:r>
+      <w:proofErr w:type="spellStart"/>
+      <w:r>
+        <w:t>Мицюкина</w:t>
+      </w:r>
+      <w:proofErr w:type="spellEnd"/>
+      <w:r>
+        <w:t xml:space="preserve"> вырвались, как сноп пламени, красные нити и нетерпеливо затряслись, наползая ему на лицо.</w:t>
       </w:r>
     </w:p>
     <w:p>
@@ -37104,7 +38758,15 @@
     </w:p>
     <w:p>
       <w:r>
-        <w:t xml:space="preserve">Уставшие механизмы загудели, дверь втянулась в стену. Нуболиды всё ещё выплясывали хаотичный танец над телом Мицюкина. Они быстро почувствовали нас — по страху или по запаху крови, как хищные рыбы, — и </w:t>
+        <w:t xml:space="preserve">Уставшие механизмы загудели, дверь втянулась в стену. Нуболиды всё ещё выплясывали хаотичный танец над телом </w:t>
+      </w:r>
+      <w:proofErr w:type="spellStart"/>
+      <w:r>
+        <w:t>Мицюкина</w:t>
+      </w:r>
+      <w:proofErr w:type="spellEnd"/>
+      <w:r>
+        <w:t xml:space="preserve">. Они быстро почувствовали нас — по страху или по запаху крови, как хищные рыбы, — и </w:t>
       </w:r>
       <w:r>
         <w:t>потянулись</w:t>
@@ -37703,7 +39365,15 @@
     </w:p>
     <w:p>
       <w:r>
-        <w:t>— Не падайте, Олег! Вы нам ещё потребуетесь для по-по-по… — его заклинило, он отвернулся и сплюнул кровь, — для починки оборудования.</w:t>
+        <w:t xml:space="preserve">— Не падайте, Олег! Вы нам ещё потребуетесь для </w:t>
+      </w:r>
+      <w:proofErr w:type="spellStart"/>
+      <w:r>
+        <w:t>по-по-по</w:t>
+      </w:r>
+      <w:proofErr w:type="spellEnd"/>
+      <w:r>
+        <w:t>… — его заклинило, он отвернулся и сплюнул кровь, — для починки оборудования.</w:t>
       </w:r>
     </w:p>
     <w:p>
@@ -37832,7 +39502,15 @@
     </w:p>
     <w:p>
       <w:r>
-        <w:t>— То же, что и с Мицюкиным! — крикнул я. — Выключите этот долбаный фонарь!</w:t>
+        <w:t xml:space="preserve">— То же, что и с </w:t>
+      </w:r>
+      <w:proofErr w:type="spellStart"/>
+      <w:r>
+        <w:t>Мицюкиным</w:t>
+      </w:r>
+      <w:proofErr w:type="spellEnd"/>
+      <w:r>
+        <w:t>! — крикнул я. — Выключите этот долбаный фонарь!</w:t>
       </w:r>
     </w:p>
     <w:p>
@@ -38291,7 +39969,15 @@
     </w:p>
     <w:p>
       <w:r>
-        <w:t>Гравитация разметала червей по стенам. Нуболиды потянулись к стробящему аварийному свету. Когда освещение гасло, их отбрасывала подкрашенная синевой темнота, но уже через мгновение они поднимались снова и быстро ползли по переборкам.</w:t>
+        <w:t xml:space="preserve">Гравитация разметала червей по стенам. Нуболиды потянулись к </w:t>
+      </w:r>
+      <w:proofErr w:type="spellStart"/>
+      <w:r>
+        <w:t>стробящему</w:t>
+      </w:r>
+      <w:proofErr w:type="spellEnd"/>
+      <w:r>
+        <w:t xml:space="preserve"> аварийному свету. Когда освещение гасло, их отбрасывала подкрашенная синевой темнота, но уже через мгновение они поднимались снова и быстро ползли по переборкам.</w:t>
       </w:r>
     </w:p>
     <w:p>
@@ -39060,7 +40746,15 @@
     </w:p>
     <w:p>
       <w:r>
-        <w:t>Вера долго смотрела на меня, прижимаясь к переборке. Руки у неё были сведены за спиной, как у заключённой. Нижняя губа — раскусана до крови.</w:t>
+        <w:t xml:space="preserve">Вера долго смотрела на меня, прижимаясь к переборке. Руки у неё были сведены за спиной, как у заключённой. Нижняя губа — </w:t>
+      </w:r>
+      <w:proofErr w:type="spellStart"/>
+      <w:r>
+        <w:t>раскусана</w:t>
+      </w:r>
+      <w:proofErr w:type="spellEnd"/>
+      <w:r>
+        <w:t xml:space="preserve"> до крови.</w:t>
       </w:r>
     </w:p>
     <w:p>
@@ -39162,8 +40856,13 @@
     </w:p>
     <w:p>
       <w:r>
-        <w:t>— Я не знаю, что будет. Но вряд ли они из-за нас кораблём пожертвуют. «Грозный» — почти флагман. А после катастрофы на «Севастополе»…</w:t>
-      </w:r>
+        <w:t>— Я не знаю, что будет. Но вряд ли они из-за нас кораблём пожертвуют. «Грозный» — почти флагман. А после катастрофы на «</w:t>
+      </w:r>
+      <w:proofErr w:type="gramStart"/>
+      <w:r>
+        <w:t>Севастополе»…</w:t>
+      </w:r>
+      <w:proofErr w:type="gramEnd"/>
     </w:p>
     <w:p>
       <w:r>
@@ -39342,7 +41041,15 @@
     </w:p>
     <w:p>
       <w:r>
-        <w:t>Я чувствую себя, как после коматоза.</w:t>
+        <w:t xml:space="preserve">Я чувствую себя, как после </w:t>
+      </w:r>
+      <w:proofErr w:type="spellStart"/>
+      <w:r>
+        <w:t>коматоза</w:t>
+      </w:r>
+      <w:proofErr w:type="spellEnd"/>
+      <w:r>
+        <w:t>.</w:t>
       </w:r>
     </w:p>
     <w:p>
@@ -39544,7 +41251,15 @@
     </w:p>
     <w:p>
       <w:r>
-        <w:t xml:space="preserve">— «Оним двенадцать дробь четыре три </w:t>
+        <w:t>— «</w:t>
+      </w:r>
+      <w:proofErr w:type="spellStart"/>
+      <w:r>
+        <w:t>Оним</w:t>
+      </w:r>
+      <w:proofErr w:type="spellEnd"/>
+      <w:r>
+        <w:t xml:space="preserve"> двенадцать дробь четыре три </w:t>
       </w:r>
       <w:r>
         <w:t>а</w:t>
@@ -39575,7 +41290,15 @@
     </w:p>
     <w:p>
       <w:r>
-        <w:t xml:space="preserve">— «Оним двенадцать дробь четыре три </w:t>
+        <w:t>— «</w:t>
+      </w:r>
+      <w:proofErr w:type="spellStart"/>
+      <w:r>
+        <w:t>Оним</w:t>
+      </w:r>
+      <w:proofErr w:type="spellEnd"/>
+      <w:r>
+        <w:t xml:space="preserve"> двенадцать дробь четыре три </w:t>
       </w:r>
       <w:r>
         <w:t>а</w:t>
@@ -39620,7 +41343,15 @@
     </w:p>
     <w:p>
       <w:r>
-        <w:t>Пункт назначения: Оним 12/43</w:t>
+        <w:t xml:space="preserve">Пункт назначения: </w:t>
+      </w:r>
+      <w:proofErr w:type="spellStart"/>
+      <w:r>
+        <w:t>Оним</w:t>
+      </w:r>
+      <w:proofErr w:type="spellEnd"/>
+      <w:r>
+        <w:t xml:space="preserve"> 12/43</w:t>
       </w:r>
       <w:r>
         <w:t>а</w:t>
@@ -39636,7 +41367,15 @@
     </w:p>
     <w:p>
       <w:r>
-        <w:t>Отправная точка: Оним 12/43</w:t>
+        <w:t xml:space="preserve">Отправная точка: </w:t>
+      </w:r>
+      <w:proofErr w:type="spellStart"/>
+      <w:r>
+        <w:t>Оним</w:t>
+      </w:r>
+      <w:proofErr w:type="spellEnd"/>
+      <w:r>
+        <w:t xml:space="preserve"> 12/43</w:t>
       </w:r>
       <w:r>
         <w:t>а (Альфа Акимовой)</w:t>
@@ -39963,7 +41702,23 @@
     </w:p>
     <w:p>
       <w:r>
-        <w:t>Всё в порядке. Мы — в бранке. Точка выхода — Оним 12/43</w:t>
+        <w:t xml:space="preserve">Всё в порядке. Мы — в </w:t>
+      </w:r>
+      <w:proofErr w:type="spellStart"/>
+      <w:r>
+        <w:t>бранке</w:t>
+      </w:r>
+      <w:proofErr w:type="spellEnd"/>
+      <w:r>
+        <w:t xml:space="preserve">. Точка выхода — </w:t>
+      </w:r>
+      <w:proofErr w:type="spellStart"/>
+      <w:r>
+        <w:t>Оним</w:t>
+      </w:r>
+      <w:proofErr w:type="spellEnd"/>
+      <w:r>
+        <w:t xml:space="preserve"> 12/43</w:t>
       </w:r>
       <w:r>
         <w:t>а</w:t>

--- a/abyss/Воронков_В_Бездна_света.docx
+++ b/abyss/Воронков_В_Бездна_света.docx
@@ -57,38 +57,17 @@
     </w:p>
     <w:p>
       <w:r>
-        <w:t xml:space="preserve">Технологию для путешествия к далёким звёздам открыли задолго до моего рождения. Сам переход космонавты называют </w:t>
-      </w:r>
-      <w:proofErr w:type="spellStart"/>
-      <w:r>
-        <w:t>бранком</w:t>
-      </w:r>
-      <w:proofErr w:type="spellEnd"/>
-      <w:r>
-        <w:t>. Потому что обозримая вселенная — брана. Гиперпространство — балк. Оба термина вступают в грамматический союз, порождая побочное дитя — неологизм, который никто, кроме нас, не понимает.</w:t>
-      </w:r>
-    </w:p>
-    <w:p>
-      <w:proofErr w:type="spellStart"/>
-      <w:r>
-        <w:t>Бранк</w:t>
-      </w:r>
-      <w:proofErr w:type="spellEnd"/>
-      <w:r>
-        <w:t>.</w:t>
-      </w:r>
-    </w:p>
-    <w:p>
-      <w:r>
-        <w:t xml:space="preserve">Во время </w:t>
-      </w:r>
-      <w:proofErr w:type="spellStart"/>
-      <w:r>
-        <w:t>бранка</w:t>
-      </w:r>
-      <w:proofErr w:type="spellEnd"/>
-      <w:r>
-        <w:t xml:space="preserve"> снятся кошмары. Об этом все знают. Так человеческое сознание </w:t>
+        <w:t>Технологию для путешествия к далёким звёздам открыли задолго до моего рождения. Сам переход космонавты называют бранком. Потому что обозримая вселенная — брана. Гиперпространство — балк. Оба термина вступают в грамматический союз, порождая побочное дитя — неологизм, который никто, кроме нас, не понимает.</w:t>
+      </w:r>
+    </w:p>
+    <w:p>
+      <w:r>
+        <w:t>Бранк.</w:t>
+      </w:r>
+    </w:p>
+    <w:p>
+      <w:r>
+        <w:t xml:space="preserve">Во время бранка снятся кошмары. Об этом все знают. Так человеческое сознание </w:t>
       </w:r>
       <w:r>
         <w:t>отзывается</w:t>
@@ -120,15 +99,7 @@
     </w:p>
     <w:p>
       <w:r>
-        <w:t xml:space="preserve">Тебе снится обычный для </w:t>
-      </w:r>
-      <w:proofErr w:type="spellStart"/>
-      <w:r>
-        <w:t>бранка</w:t>
-      </w:r>
-      <w:proofErr w:type="spellEnd"/>
-      <w:r>
-        <w:t xml:space="preserve"> кошмар, к которым все мы давно привыкли. Ты просыпаешься, вылезаешь из амниона, неуклюже барахтаясь в невесомости, точно едва успел родиться на свет. Дёргаешь за рычаг в стене, чтобы открыть люк в соединительный тракт между отсеками, где побольше пространства.</w:t>
+        <w:t>Тебе снится обычный для бранка кошмар, к которым все мы давно привыкли. Ты просыпаешься, вылезаешь из амниона, неуклюже барахтаясь в невесомости, точно едва успел родиться на свет. Дёргаешь за рычаг в стене, чтобы открыть люк в соединительный тракт между отсеками, где побольше пространства.</w:t>
       </w:r>
     </w:p>
     <w:p>
@@ -157,44 +128,12 @@
         <w:t xml:space="preserve"> и правда</w:t>
       </w:r>
       <w:r>
-        <w:t xml:space="preserve"> сдаёт после долгих полётов. Поэтому к экипажам приписан </w:t>
-      </w:r>
-      <w:proofErr w:type="spellStart"/>
-      <w:r>
-        <w:t>политкор</w:t>
-      </w:r>
-      <w:proofErr w:type="spellEnd"/>
-      <w:r>
-        <w:t xml:space="preserve"> — в </w:t>
-      </w:r>
-      <w:proofErr w:type="spellStart"/>
-      <w:r>
-        <w:t>бранке</w:t>
-      </w:r>
-      <w:proofErr w:type="spellEnd"/>
-      <w:r>
-        <w:t xml:space="preserve"> он не летает, редко какой </w:t>
-      </w:r>
-      <w:proofErr w:type="spellStart"/>
-      <w:r>
-        <w:t>политкор</w:t>
-      </w:r>
-      <w:proofErr w:type="spellEnd"/>
-      <w:r>
-        <w:t xml:space="preserve"> это выдержит, — но по возращении проводит с каждым тщательные беседы, как мозгоправ из психиатрической больницы. Некоторых даже снимают с полётов, отправляют на минводы, как в ссылку, на принудительное лечение.</w:t>
-      </w:r>
-    </w:p>
-    <w:p>
-      <w:r>
-        <w:t xml:space="preserve">Мой самый первый </w:t>
-      </w:r>
-      <w:proofErr w:type="spellStart"/>
-      <w:r>
-        <w:t>бранк</w:t>
-      </w:r>
-      <w:proofErr w:type="spellEnd"/>
-      <w:r>
-        <w:t xml:space="preserve"> длился всего шесть с небольшим часов — спать было некогда и даже испугаться толком я не успел. Было лишь странное чувство после выхода. Вроде всё хорошо, ничего не болит, сознание ясное, </w:t>
+        <w:t xml:space="preserve"> сдаёт после долгих полётов. Поэтому к экипажам приписан политкор — в бранке он не летает, редко какой политкор это выдержит, — но по возращении проводит с каждым тщательные беседы, как мозгоправ из психиатрической больницы. Некоторых даже снимают с полётов, отправляют на минводы, как в ссылку, на принудительное лечение.</w:t>
+      </w:r>
+    </w:p>
+    <w:p>
+      <w:r>
+        <w:t xml:space="preserve">Мой самый первый бранк длился всего шесть с небольшим часов — спать было некогда и даже испугаться толком я не успел. Было лишь странное чувство после выхода. Вроде всё хорошо, ничего не болит, сознание ясное, </w:t>
       </w:r>
       <w:r>
         <w:t>но</w:t>
@@ -209,15 +148,7 @@
     </w:p>
     <w:p>
       <w:r>
-        <w:t xml:space="preserve">Следующий </w:t>
-      </w:r>
-      <w:proofErr w:type="spellStart"/>
-      <w:r>
-        <w:t>бранк</w:t>
-      </w:r>
-      <w:proofErr w:type="spellEnd"/>
-      <w:r>
-        <w:t xml:space="preserve">, через пару недель, занял уже почти трое суток — кошмары были, но реальный кошмар поджидал меня после пробуждения. Я боялся самого балка, </w:t>
+        <w:t xml:space="preserve">Следующий бранк, через пару недель, занял уже почти трое суток — кошмары были, но реальный кошмар поджидал меня после пробуждения. Я боялся самого балка, </w:t>
       </w:r>
       <w:r>
         <w:t>неисчислимой</w:t>
@@ -251,15 +182,7 @@
         <w:t>животный</w:t>
       </w:r>
       <w:r>
-        <w:t xml:space="preserve"> ужас от перехода сменился скукой и дежурной рутиной во время вахты. Тело больше не казалось чужим, а кошмары, скорее, утомляли, чем пугали. Но потом меня включили в экипаж «Грозного», который шёл по срочному приказу к научно-исследовательской станции в Бете Громовой. Это был </w:t>
-      </w:r>
-      <w:proofErr w:type="spellStart"/>
-      <w:r>
-        <w:t>бранк</w:t>
-      </w:r>
-      <w:proofErr w:type="spellEnd"/>
-      <w:r>
-        <w:t xml:space="preserve"> длиною в четыреста девяносто семь часов.</w:t>
+        <w:t xml:space="preserve"> ужас от перехода сменился скукой и дежурной рутиной во время вахты. Тело больше не казалось чужим, а кошмары, скорее, утомляли, чем пугали. Но потом меня включили в экипаж «Грозного», который шёл по срочному приказу к научно-исследовательской станции в Бете Громовой. Это был бранк длиною в четыреста девяносто семь часов.</w:t>
       </w:r>
     </w:p>
     <w:p>
@@ -287,15 +210,7 @@
     </w:p>
     <w:p>
       <w:r>
-        <w:t xml:space="preserve">Плавание — это не моё. Моих умений едва хватает на то, чтобы сдавать предполётные нормативы. Вырос я в Стальске-12, промышленном городе в центральной полосе, который забывают иногда отметить на картах. В </w:t>
-      </w:r>
-      <w:proofErr w:type="spellStart"/>
-      <w:r>
-        <w:t>Стальске</w:t>
-      </w:r>
-      <w:proofErr w:type="spellEnd"/>
-      <w:r>
-        <w:t xml:space="preserve"> естественных водоёмов нет, а бассейн, куда меня однажды сводил отец, так провонял жгучей хлоркой, что напомина</w:t>
+        <w:t>Плавание — это не моё. Моих умений едва хватает на то, чтобы сдавать предполётные нормативы. Вырос я в Стальске-12, промышленном городе в центральной полосе, который забывают иногда отметить на картах. В Стальске естественных водоёмов нет, а бассейн, куда меня однажды сводил отец, так провонял жгучей хлоркой, что напомина</w:t>
       </w:r>
       <w:r>
         <w:t>л</w:t>
@@ -436,15 +351,7 @@
     </w:p>
     <w:p>
       <w:r>
-        <w:t xml:space="preserve">Я пригляделся и увидел внизу свет — обманчивый, как последняя надежда. Нет смысла сопротивляться. Ожившее течение утягивает к </w:t>
-      </w:r>
-      <w:proofErr w:type="spellStart"/>
-      <w:r>
-        <w:t>мреющему</w:t>
-      </w:r>
-      <w:proofErr w:type="spellEnd"/>
-      <w:r>
-        <w:t xml:space="preserve"> в глубине огоньку, и тот с каждой секундой растёт и крепнет, напитываясь моей слабостью.</w:t>
+        <w:t>Я пригляделся и увидел внизу свет — обманчивый, как последняя надежда. Нет смысла сопротивляться. Ожившее течение утягивает к мреющему в глубине огоньку, и тот с каждой секундой растёт и крепнет, напитываясь моей слабостью.</w:t>
       </w:r>
     </w:p>
     <w:p>
@@ -663,23 +570,7 @@
     </w:p>
     <w:p>
       <w:r>
-        <w:t xml:space="preserve">Я выбрался из амниона — запутавшись как обычно в застёжках — и завис посреди каюты, едва не приложившись головой о торчащий из стены поручень. </w:t>
-      </w:r>
-      <w:proofErr w:type="spellStart"/>
-      <w:r>
-        <w:t>Гравитонная</w:t>
-      </w:r>
-      <w:proofErr w:type="spellEnd"/>
-      <w:r>
-        <w:t xml:space="preserve"> камера во время </w:t>
-      </w:r>
-      <w:proofErr w:type="spellStart"/>
-      <w:r>
-        <w:t>бранка</w:t>
-      </w:r>
-      <w:proofErr w:type="spellEnd"/>
-      <w:r>
-        <w:t xml:space="preserve"> не работает, и приходится мириться с невесомостью.</w:t>
+        <w:t>Я выбрался из амниона — запутавшись как обычно в застёжках — и завис посреди каюты, едва не приложившись головой о торчащий из стены поручень. Гравитонная камера во время бранка не работает, и приходится мириться с невесомостью.</w:t>
       </w:r>
     </w:p>
     <w:p>
@@ -705,15 +596,7 @@
     </w:p>
     <w:p>
       <w:r>
-        <w:t xml:space="preserve">Табельные часы с логотипом «Грозного», которые в </w:t>
-      </w:r>
-      <w:proofErr w:type="spellStart"/>
-      <w:r>
-        <w:t>бранке</w:t>
-      </w:r>
-      <w:proofErr w:type="spellEnd"/>
-      <w:r>
-        <w:t xml:space="preserve"> используются как будильник, сердито вибрировали и покалывали кожу. Я раздражённо содрал часы с запястья.</w:t>
+        <w:t>Табельные часы с логотипом «Грозного», которые в бранке используются как будильник, сердито вибрировали и покалывали кожу. Я раздражённо содрал часы с запястья.</w:t>
       </w:r>
     </w:p>
     <w:p>
@@ -810,15 +693,7 @@
     </w:p>
     <w:p>
       <w:r>
-        <w:t xml:space="preserve">Электронные аппараты во время </w:t>
-      </w:r>
-      <w:proofErr w:type="spellStart"/>
-      <w:r>
-        <w:t>бранка</w:t>
-      </w:r>
-      <w:proofErr w:type="spellEnd"/>
-      <w:r>
-        <w:t xml:space="preserve"> не работают, и вместо них трудятся механические интегралы, которые устроены примерно так же, как мои наручные часы.</w:t>
+        <w:t>Электронные аппараты во время бранка не работают, и вместо них трудятся механические интегралы, которые устроены примерно так же, как мои наручные часы.</w:t>
       </w:r>
     </w:p>
     <w:p>
@@ -875,15 +750,7 @@
     <w:p>
       <w:r>
         <w:lastRenderedPageBreak/>
-        <w:t xml:space="preserve">Три огня — навигатор мёртв. Такого в </w:t>
-      </w:r>
-      <w:proofErr w:type="spellStart"/>
-      <w:r>
-        <w:t>бранке</w:t>
-      </w:r>
-      <w:proofErr w:type="spellEnd"/>
-      <w:r>
-        <w:t xml:space="preserve"> никогда не происходит.</w:t>
+        <w:t>Три огня — навигатор мёртв. Такого в бранке никогда не происходит.</w:t>
       </w:r>
     </w:p>
     <w:p>
@@ -980,15 +847,7 @@
     </w:p>
     <w:p>
       <w:r>
-        <w:t xml:space="preserve">Люк глухо клацнул, </w:t>
-      </w:r>
-      <w:proofErr w:type="spellStart"/>
-      <w:r>
-        <w:t>примагнитившись</w:t>
-      </w:r>
-      <w:proofErr w:type="spellEnd"/>
-      <w:r>
-        <w:t xml:space="preserve"> к стене.</w:t>
+        <w:t>Люк глухо клацнул, примагнитившись к стене.</w:t>
       </w:r>
     </w:p>
     <w:p>
@@ -1077,15 +936,7 @@
     </w:p>
     <w:p>
       <w:r>
-        <w:t xml:space="preserve">— Понятно, почему я проснулся! — Ключ ритмично поворачивался в модуле, громко чеканя секунды. — Говорят же, что сны в </w:t>
-      </w:r>
-      <w:proofErr w:type="spellStart"/>
-      <w:r>
-        <w:t>бранке</w:t>
-      </w:r>
-      <w:proofErr w:type="spellEnd"/>
-      <w:r>
-        <w:t xml:space="preserve"> не просто так снятся!</w:t>
+        <w:t>— Понятно, почему я проснулся! — Ключ ритмично поворачивался в модуле, громко чеканя секунды. — Говорят же, что сны в бранке не просто так снятся!</w:t>
       </w:r>
     </w:p>
     <w:p>
@@ -1132,15 +983,7 @@
     </w:p>
     <w:p>
       <w:r>
-        <w:t xml:space="preserve">Майоров переместился к центральному анализатору, циану — встроенному в стену металлическому шкафу с похожими на </w:t>
-      </w:r>
-      <w:proofErr w:type="spellStart"/>
-      <w:r>
-        <w:t>лимбовые</w:t>
-      </w:r>
-      <w:proofErr w:type="spellEnd"/>
-      <w:r>
-        <w:t xml:space="preserve"> замки регуляторами.</w:t>
+        <w:t>Майоров переместился к центральному анализатору, циану — встроенному в стену металлическому шкафу с похожими на лимбовые замки регуляторами.</w:t>
       </w:r>
     </w:p>
     <w:p>
@@ -1223,15 +1066,7 @@
     </w:p>
     <w:p>
       <w:r>
-        <w:t xml:space="preserve">— А чего тут решать? — проговорил Керман, с трудом ворочая во рту словами, как после заморозки. — Так-то мы уже раз двадцать всё проверили. Циан в порядке. Ты от меня чего хочешь? Из </w:t>
-      </w:r>
-      <w:proofErr w:type="spellStart"/>
-      <w:r>
-        <w:t>бранка</w:t>
-      </w:r>
-      <w:proofErr w:type="spellEnd"/>
-      <w:r>
-        <w:t xml:space="preserve"> же </w:t>
+        <w:t xml:space="preserve">— А чего тут решать? — проговорил Керман, с трудом ворочая во рту словами, как после заморозки. — Так-то мы уже раз двадцать всё проверили. Циан в порядке. Ты от меня чего хочешь? Из бранка же </w:t>
       </w:r>
       <w:r>
         <w:t xml:space="preserve">мы досрочно </w:t>
@@ -1242,15 +1077,7 @@
     </w:p>
     <w:p>
       <w:r>
-        <w:t xml:space="preserve">— Я понимаю, что из </w:t>
-      </w:r>
-      <w:proofErr w:type="spellStart"/>
-      <w:r>
-        <w:t>бранка</w:t>
-      </w:r>
-      <w:proofErr w:type="spellEnd"/>
-      <w:r>
-        <w:t xml:space="preserve"> не выйдем! — </w:t>
+        <w:t xml:space="preserve">— Я понимаю, что из бранка не выйдем! — </w:t>
       </w:r>
       <w:r>
         <w:t>выдохнул</w:t>
@@ -1350,15 +1177,7 @@
     </w:p>
     <w:p>
       <w:r>
-        <w:t xml:space="preserve">— Во-о-от! — закивал Керман. — Так-то я тебя понимаю. Руки чешутся, хочется что-то сделать. Подвиг там гражданский совершить. После нескольких </w:t>
-      </w:r>
-      <w:proofErr w:type="spellStart"/>
-      <w:r>
-        <w:t>бранков</w:t>
-      </w:r>
-      <w:proofErr w:type="spellEnd"/>
-      <w:r>
-        <w:t xml:space="preserve"> ещё не успеваешь вникнуть во всю, так сказать, философию нашей ситуации.</w:t>
+        <w:t>— Во-о-от! — закивал Керман. — Так-то я тебя понимаю. Руки чешутся, хочется что-то сделать. Подвиг там гражданский совершить. После нескольких бранков ещё не успеваешь вникнуть во всю, так сказать, философию нашей ситуации.</w:t>
       </w:r>
     </w:p>
     <w:p>
@@ -1410,23 +1229,7 @@
     </w:p>
     <w:p>
       <w:r>
-        <w:t xml:space="preserve">— Я и не преувеличиваю. Все же понимают, на что идут, когда на трёхнедельный </w:t>
-      </w:r>
-      <w:proofErr w:type="spellStart"/>
-      <w:r>
-        <w:t>бранк</w:t>
-      </w:r>
-      <w:proofErr w:type="spellEnd"/>
-      <w:r>
-        <w:t xml:space="preserve"> подписываются. Теперь вот и молодёжь понимает. Ты не бледней так быстро, — подмигнул мне Керман. — Если что, у меня пятьдесят шестой </w:t>
-      </w:r>
-      <w:proofErr w:type="spellStart"/>
-      <w:r>
-        <w:t>бранк</w:t>
-      </w:r>
-      <w:proofErr w:type="spellEnd"/>
-      <w:r>
-        <w:t>, а я до сих пор тут с вами беседы беседую.</w:t>
+        <w:t>— Я и не преувеличиваю. Все же понимают, на что идут, когда на трёхнедельный бранк подписываются. Теперь вот и молодёжь понимает. Ты не бледней так быстро, — подмигнул мне Керман. — Если что, у меня пятьдесят шестой бранк, а я до сих пор тут с вами беседы беседую.</w:t>
       </w:r>
     </w:p>
     <w:p>
@@ -1504,15 +1307,7 @@
         <w:t xml:space="preserve">лет </w:t>
       </w:r>
       <w:r>
-        <w:t xml:space="preserve">меня старше. Керман ещё в начале полёта сказал, что Григорьев никогда не спит во время </w:t>
-      </w:r>
-      <w:proofErr w:type="spellStart"/>
-      <w:r>
-        <w:t>бранка</w:t>
-      </w:r>
-      <w:proofErr w:type="spellEnd"/>
-      <w:r>
-        <w:t>. Поверить в то, что главный пилот почти три недели прожил без сна было решительно невозможно, но пару раз я сталкивался с ним во время вахты, когда он плавал по коридору, как лунатик.</w:t>
+        <w:t>меня старше. Керман ещё в начале полёта сказал, что Григорьев никогда не спит во время бранка. Поверить в то, что главный пилот почти три недели прожил без сна было решительно невозможно, но пару раз я сталкивался с ним во время вахты, когда он плавал по коридору, как лунатик.</w:t>
       </w:r>
     </w:p>
     <w:p>
@@ -1546,15 +1341,7 @@
     </w:p>
     <w:p>
       <w:r>
-        <w:t xml:space="preserve">Григорьев осмотрел обесточенную консоль — во время </w:t>
-      </w:r>
-      <w:proofErr w:type="spellStart"/>
-      <w:r>
-        <w:t>бранка</w:t>
-      </w:r>
-      <w:proofErr w:type="spellEnd"/>
-      <w:r>
-        <w:t xml:space="preserve"> рубка напомина</w:t>
+        <w:t>Григорьев осмотрел обесточенную консоль — во время бранка рубка напомина</w:t>
       </w:r>
       <w:r>
         <w:t>ет</w:t>
@@ -1587,15 +1374,7 @@
         <w:t xml:space="preserve"> ж</w:t>
       </w:r>
       <w:r>
-        <w:t xml:space="preserve"> его знает, что вы там, инженеры, </w:t>
-      </w:r>
-      <w:proofErr w:type="spellStart"/>
-      <w:r>
-        <w:t>напридумали</w:t>
-      </w:r>
-      <w:proofErr w:type="spellEnd"/>
-      <w:r>
-        <w:t>. Смысла дёргаться в любом случае нет. Всё равно раньше времени отсюда не выберемся.</w:t>
+        <w:t xml:space="preserve"> его знает, что вы там, инженеры, напридумали. Смысла дёргаться в любом случае нет. Всё равно раньше времени отсюда не выберемся.</w:t>
       </w:r>
     </w:p>
     <w:p>
@@ -1626,15 +1405,7 @@
     </w:p>
     <w:p>
       <w:r>
-        <w:t xml:space="preserve">— Хочется уже что-нибудь полезное сделать. Я говорил вроде, что летал раньше в Бету Громовой. Тогда, кстати, на редкость удачный был выход, совсем рядом со станцией выкинуло. Всё, что осталось — проложить короткий курс и в гости на стыковку. А там автоматы в основном работают. Вместе с пулемётами. Пилот — самый бесполезный член экипажа во время </w:t>
-      </w:r>
-      <w:proofErr w:type="spellStart"/>
-      <w:r>
-        <w:t>бранка</w:t>
-      </w:r>
-      <w:proofErr w:type="spellEnd"/>
-      <w:r>
-        <w:t>.</w:t>
+        <w:t>— Хочется уже что-нибудь полезное сделать. Я говорил вроде, что летал раньше в Бету Громовой. Тогда, кстати, на редкость удачный был выход, совсем рядом со станцией выкинуло. Всё, что осталось — проложить короткий курс и в гости на стыковку. А там автоматы в основном работают. Вместе с пулемётами. Пилот — самый бесполезный член экипажа во время бранка.</w:t>
       </w:r>
     </w:p>
     <w:p>
@@ -1644,15 +1415,7 @@
     </w:p>
     <w:p>
       <w:r>
-        <w:t xml:space="preserve">— А что, разве не правда? — Григорьев откинулся на подголовник и прикрыл глаза. Потолочный свет тут же выбелил его ещё молодое лицо, превратив в гипсовую маску. — Я, между прочим, спал. Недолго, правда. Майоров разбудил, люками гремел. Хотя спать во время </w:t>
-      </w:r>
-      <w:proofErr w:type="spellStart"/>
-      <w:r>
-        <w:t>бранка</w:t>
-      </w:r>
-      <w:proofErr w:type="spellEnd"/>
-      <w:r>
-        <w:t xml:space="preserve"> — сомнительное удовольствие.</w:t>
+        <w:t>— А что, разве не правда? — Григорьев откинулся на подголовник и прикрыл глаза. Потолочный свет тут же выбелил его ещё молодое лицо, превратив в гипсовую маску. — Я, между прочим, спал. Недолго, правда. Майоров разбудил, люками гремел. Хотя спать во время бранка — сомнительное удовольствие.</w:t>
       </w:r>
     </w:p>
     <w:p>
@@ -1677,15 +1440,7 @@
     </w:p>
     <w:p>
       <w:r>
-        <w:t xml:space="preserve">Сны в </w:t>
-      </w:r>
-      <w:proofErr w:type="spellStart"/>
-      <w:r>
-        <w:t>бранке</w:t>
-      </w:r>
-      <w:proofErr w:type="spellEnd"/>
-      <w:r>
-        <w:t xml:space="preserve"> у всех разные, но большинство либо плывут (и тонут), либо куда-то летят и закономерно падают. И то, и другое считается естественным откликом здоровой психики на невесомость и </w:t>
+        <w:t xml:space="preserve">Сны в бранке у всех разные, но большинство либо плывут (и тонут), либо куда-то летят и закономерно падают. И то, и другое считается естественным откликом здоровой психики на невесомость и </w:t>
       </w:r>
       <w:r>
         <w:t>чёрную бездна</w:t>
@@ -1724,15 +1479,7 @@
         <w:t>сказал</w:t>
       </w:r>
       <w:r>
-        <w:t xml:space="preserve"> Григорьев. — Видел я результаты твоих нормативов. По нижней планке идёшь. Говорят, на следующей партийной деке нормативы усилят. Я бы советовал, как вернёшься, взять в бассейн </w:t>
-      </w:r>
-      <w:proofErr w:type="spellStart"/>
-      <w:r>
-        <w:t>абонементик</w:t>
-      </w:r>
-      <w:proofErr w:type="spellEnd"/>
-      <w:r>
-        <w:t>. Глупо будет вылететь из-за такой ерунды.</w:t>
+        <w:t xml:space="preserve"> Григорьев. — Видел я результаты твоих нормативов. По нижней планке идёшь. Говорят, на следующей партийной деке нормативы усилят. Я бы советовал, как вернёшься, взять в бассейн абонементик. Глупо будет вылететь из-за такой ерунды.</w:t>
       </w:r>
     </w:p>
     <w:p>
@@ -1920,15 +1667,7 @@
     </w:p>
     <w:p>
       <w:r>
-        <w:t xml:space="preserve">— Чем она примечательна, «Заря» эта, что мы ради неё три недели в </w:t>
-      </w:r>
-      <w:proofErr w:type="spellStart"/>
-      <w:r>
-        <w:t>бранке</w:t>
-      </w:r>
-      <w:proofErr w:type="spellEnd"/>
-      <w:r>
-        <w:t xml:space="preserve"> торчим?</w:t>
+        <w:t>— Чем она примечательна, «Заря» эта, что мы ради неё три недели в бранке торчим?</w:t>
       </w:r>
     </w:p>
     <w:p>
@@ -2029,15 +1768,7 @@
     </w:p>
     <w:p>
       <w:r>
-        <w:t xml:space="preserve">Перед выходом из </w:t>
-      </w:r>
-      <w:proofErr w:type="spellStart"/>
-      <w:r>
-        <w:t>бранка</w:t>
-      </w:r>
-      <w:proofErr w:type="spellEnd"/>
-      <w:r>
-        <w:t xml:space="preserve"> все члены экипажа собираются в рубке, как на представление.</w:t>
+        <w:t>Перед выходом из бранка все члены экипажа собираются в рубке, как на представление.</w:t>
       </w:r>
     </w:p>
     <w:p>
@@ -2083,15 +1814,7 @@
     </w:p>
     <w:p>
       <w:r>
-        <w:t xml:space="preserve">— Ни разу ещё секунда в секунду не выходил из </w:t>
-      </w:r>
-      <w:proofErr w:type="spellStart"/>
-      <w:r>
-        <w:t>бранка</w:t>
-      </w:r>
-      <w:proofErr w:type="spellEnd"/>
-      <w:r>
-        <w:t>, — сказал Григорьев.</w:t>
+        <w:t>— Ни разу ещё секунда в секунду не выходил из бранка, — сказал Григорьев.</w:t>
       </w:r>
     </w:p>
     <w:p>
@@ -2112,15 +1835,7 @@
     </w:p>
     <w:p>
       <w:r>
-        <w:t xml:space="preserve">Майоров, насколько я успел понять, всегда с параноидальной точностью придерживался уставов и негласных правил — видимо, боялся, что за ним следит незримый </w:t>
-      </w:r>
-      <w:proofErr w:type="spellStart"/>
-      <w:r>
-        <w:t>политкор</w:t>
-      </w:r>
-      <w:proofErr w:type="spellEnd"/>
-      <w:r>
-        <w:t>.</w:t>
+        <w:t>Майоров, насколько я успел понять, всегда с параноидальной точностью придерживался уставов и негласных правил — видимо, боялся, что за ним следит незримый политкор.</w:t>
       </w:r>
     </w:p>
     <w:p>
@@ -2308,15 +2023,7 @@
     </w:p>
     <w:p>
       <w:r>
-        <w:t xml:space="preserve">— Отлично, все молодцы. — Странно было слышать похвалу, когда ты лежал в ложементе и ничего не делал. — Олег, заведи аппараты и </w:t>
-      </w:r>
-      <w:proofErr w:type="spellStart"/>
-      <w:r>
-        <w:t>гравитонную</w:t>
-      </w:r>
-      <w:proofErr w:type="spellEnd"/>
-      <w:r>
-        <w:t xml:space="preserve"> камеру. Понял? Сначала аппараты, </w:t>
+        <w:t xml:space="preserve">— Отлично, все молодцы. — Странно было слышать похвалу, когда ты лежал в ложементе и ничего не делал. — Олег, заведи аппараты и гравитонную камеру. Понял? Сначала аппараты, </w:t>
       </w:r>
       <w:r>
         <w:t>а после них</w:t>
@@ -2427,15 +2134,7 @@
     <w:p>
       <w:r>
         <w:lastRenderedPageBreak/>
-        <w:t xml:space="preserve"> Я ухватился обеими руками за страховочный поручень, любезно отмеченный табличкой: «Держаться здесь». </w:t>
-      </w:r>
-      <w:proofErr w:type="spellStart"/>
-      <w:r>
-        <w:t>Гравитонный</w:t>
-      </w:r>
-      <w:proofErr w:type="spellEnd"/>
-      <w:r>
-        <w:t xml:space="preserve"> привод заводится обычно долго.</w:t>
+        <w:t xml:space="preserve"> Я ухватился обеими руками за страховочный поручень, любезно отмеченный табличкой: «Держаться здесь». Гравитонный привод заводится обычно долго.</w:t>
       </w:r>
     </w:p>
     <w:p>
@@ -2460,15 +2159,7 @@
     </w:p>
     <w:p>
       <w:r>
-        <w:t xml:space="preserve">Табличка с расцарапанным предупреждением замигала, и меня, как магнитом, притянуло к полу. Ноги с непривычки затряслись, и я, не выдержав, упал на колени, преклонился перед </w:t>
-      </w:r>
-      <w:proofErr w:type="spellStart"/>
-      <w:r>
-        <w:t>гравитонной</w:t>
-      </w:r>
-      <w:proofErr w:type="spellEnd"/>
-      <w:r>
-        <w:t xml:space="preserve"> камерой, которая с пугающей убедительностью обманыва</w:t>
+        <w:t>Табличка с расцарапанным предупреждением замигала, и меня, как магнитом, притянуло к полу. Ноги с непривычки затряслись, и я, не выдержав, упал на колени, преклонился перед гравитонной камерой, которая с пугающей убедительностью обманыва</w:t>
       </w:r>
       <w:r>
         <w:t>ет</w:t>
@@ -2574,15 +2265,7 @@
     </w:p>
     <w:p>
       <w:r>
-        <w:t xml:space="preserve">Керман покрутил </w:t>
-      </w:r>
-      <w:proofErr w:type="spellStart"/>
-      <w:r>
-        <w:t>лимбовые</w:t>
-      </w:r>
-      <w:proofErr w:type="spellEnd"/>
-      <w:r>
-        <w:t xml:space="preserve"> замки на циане, присмотрелся к рискам, сощурив глаза так, что брови наползли на веки, и громко выругался.</w:t>
+        <w:t>Керман покрутил лимбовые замки на циане, присмотрелся к рискам, сощурив глаза так, что брови наползли на веки, и громко выругался.</w:t>
       </w:r>
     </w:p>
     <w:p>
@@ -2648,15 +2331,7 @@
     </w:p>
     <w:p>
       <w:r>
-        <w:t xml:space="preserve">— Олег! — сказал он. — Реаниматор в </w:t>
-      </w:r>
-      <w:proofErr w:type="spellStart"/>
-      <w:r>
-        <w:t>медотсеке</w:t>
-      </w:r>
-      <w:proofErr w:type="spellEnd"/>
-      <w:r>
-        <w:t>!</w:t>
+        <w:t>— Олег! — сказал он. — Реаниматор в медотсеке!</w:t>
       </w:r>
     </w:p>
     <w:p>
@@ -2862,60 +2537,47 @@
         <w:t>Давайте в</w:t>
       </w:r>
       <w:r>
+        <w:t xml:space="preserve"> медкапсулу</w:t>
+      </w:r>
+      <w:r>
         <w:t xml:space="preserve"> </w:t>
       </w:r>
-      <w:proofErr w:type="spellStart"/>
-      <w:r>
-        <w:t>медкапсулу</w:t>
-      </w:r>
-      <w:proofErr w:type="spellEnd"/>
+      <w:r>
+        <w:t>её положим.</w:t>
+      </w:r>
+      <w:r>
+        <w:t xml:space="preserve"> — </w:t>
+      </w:r>
+      <w:r>
+        <w:t>Ж</w:t>
+      </w:r>
+      <w:r>
+        <w:t>илы на шее у Григорьева напряглись</w:t>
+      </w:r>
+      <w:r>
+        <w:t>.</w:t>
+      </w:r>
+      <w:r>
+        <w:t xml:space="preserve"> —</w:t>
+      </w:r>
       <w:r>
         <w:t xml:space="preserve"> </w:t>
       </w:r>
       <w:r>
-        <w:t>её положим.</w:t>
-      </w:r>
-      <w:r>
-        <w:t xml:space="preserve"> — </w:t>
-      </w:r>
-      <w:r>
-        <w:t>Ж</w:t>
-      </w:r>
-      <w:r>
-        <w:t>илы на шее у Григорьева напряглись</w:t>
-      </w:r>
-      <w:r>
-        <w:t>.</w:t>
-      </w:r>
-      <w:r>
-        <w:t xml:space="preserve"> —</w:t>
+        <w:t>Вдруг мы чего…</w:t>
+      </w:r>
+    </w:p>
+    <w:p>
+      <w:r>
+        <w:t xml:space="preserve">— Она мертва, — сказал Керман. — </w:t>
+      </w:r>
+      <w:r>
+        <w:t>Чем медкапсула сейчас поможет?</w:t>
       </w:r>
       <w:r>
         <w:t xml:space="preserve"> </w:t>
       </w:r>
       <w:r>
-        <w:t>Вдруг мы чего…</w:t>
-      </w:r>
-    </w:p>
-    <w:p>
-      <w:r>
-        <w:t xml:space="preserve">— Она мертва, — сказал Керман. — </w:t>
-      </w:r>
-      <w:r>
-        <w:t xml:space="preserve">Чем </w:t>
-      </w:r>
-      <w:proofErr w:type="spellStart"/>
-      <w:r>
-        <w:t>медкапсула</w:t>
-      </w:r>
-      <w:proofErr w:type="spellEnd"/>
-      <w:r>
-        <w:t xml:space="preserve"> сейчас поможет?</w:t>
-      </w:r>
-      <w:r>
-        <w:t xml:space="preserve"> </w:t>
-      </w:r>
-      <w:r>
         <w:t xml:space="preserve">Ты ей </w:t>
       </w:r>
       <w:r>
@@ -2948,15 +2610,7 @@
         <w:t>пробормотал</w:t>
       </w:r>
       <w:r>
-        <w:t xml:space="preserve"> Керман. — В </w:t>
-      </w:r>
-      <w:proofErr w:type="spellStart"/>
-      <w:r>
-        <w:t>бранке</w:t>
-      </w:r>
-      <w:proofErr w:type="spellEnd"/>
-      <w:r>
-        <w:t xml:space="preserve"> она была живая, иначе мы бы не вышли.</w:t>
+        <w:t xml:space="preserve"> Керман. — В бранке она была живая, иначе мы бы не вышли.</w:t>
       </w:r>
     </w:p>
     <w:p>
@@ -3110,15 +2764,7 @@
     </w:p>
     <w:p>
       <w:r>
-        <w:t xml:space="preserve">— Какая разница, сколько летает! — сказал Григорьев. — Рано или поздно </w:t>
-      </w:r>
-      <w:proofErr w:type="spellStart"/>
-      <w:r>
-        <w:t>бранк</w:t>
-      </w:r>
-      <w:proofErr w:type="spellEnd"/>
-      <w:r>
-        <w:t xml:space="preserve"> тебя достанет</w:t>
+        <w:t>— Какая разница, сколько летает! — сказал Григорьев. — Рано или поздно бранк тебя достанет</w:t>
       </w:r>
       <w:r>
         <w:t>!</w:t>
@@ -3204,15 +2850,7 @@
     </w:p>
     <w:p>
       <w:r>
-        <w:t xml:space="preserve">— Товарищи! — сказал Майоров. — Я понимаю, что все устали после </w:t>
-      </w:r>
-      <w:proofErr w:type="spellStart"/>
-      <w:r>
-        <w:t>бранка</w:t>
-      </w:r>
-      <w:proofErr w:type="spellEnd"/>
-      <w:r>
-        <w:t>, особенно с таким выходом. Но давайте соберёмся, задачу никто не отменял.</w:t>
+        <w:t>— Товарищи! — сказал Майоров. — Я понимаю, что все устали после бранка, особенно с таким выходом. Но давайте соберёмся, задачу никто не отменял.</w:t>
       </w:r>
     </w:p>
     <w:p>
@@ -3242,15 +2880,7 @@
     </w:p>
     <w:p>
       <w:r>
-        <w:t xml:space="preserve">— Ты, Андрюш, ерунду-то не пори! — огрызнулся Керман. — У неё и так глаза на мокром месте! Вы же не будете всерьёз это обсуждать? Трехнедельный </w:t>
-      </w:r>
-      <w:proofErr w:type="spellStart"/>
-      <w:r>
-        <w:t>бранк</w:t>
-      </w:r>
-      <w:proofErr w:type="spellEnd"/>
-      <w:r>
-        <w:t xml:space="preserve"> — дорога в один конец, все это понимают.</w:t>
+        <w:t>— Ты, Андрюш, ерунду-то не пори! — огрызнулся Керман. — У неё и так глаза на мокром месте! Вы же не будете всерьёз это обсуждать? Трехнедельный бранк — дорога в один конец, все это понимают.</w:t>
       </w:r>
     </w:p>
     <w:p>
@@ -3334,15 +2964,7 @@
     </w:p>
     <w:p>
       <w:r>
-        <w:t xml:space="preserve">Жизнь на станции после </w:t>
-      </w:r>
-      <w:proofErr w:type="spellStart"/>
-      <w:r>
-        <w:t>бранка</w:t>
-      </w:r>
-      <w:proofErr w:type="spellEnd"/>
-      <w:r>
-        <w:t xml:space="preserve"> меня не пугала. Скорее, даже немного интриговала. Два месяца, так два месяца. Люди зачастую годами живут на осах и с ума не сходят — не то, что во время перехода. Там будет стабильная гравитация, спокойные сны без кошмаров.</w:t>
+        <w:t>Жизнь на станции после бранка меня не пугала. Скорее, даже немного интриговала. Два месяца, так два месяца. Люди зачастую годами живут на осах и с ума не сходят — не то, что во время перехода. Там будет стабильная гравитация, спокойные сны без кошмаров.</w:t>
       </w:r>
     </w:p>
     <w:p>
@@ -3452,15 +3074,7 @@
         <w:t>, товарищи</w:t>
       </w:r>
       <w:r>
-        <w:t xml:space="preserve">. Слишком долгий </w:t>
-      </w:r>
-      <w:proofErr w:type="spellStart"/>
-      <w:r>
-        <w:t>бранк</w:t>
-      </w:r>
-      <w:proofErr w:type="spellEnd"/>
-      <w:r>
-        <w:t xml:space="preserve">. И выход. Наверняка не я одна себя </w:t>
+        <w:t xml:space="preserve">. Слишком долгий бранк. И выход. Наверняка не я одна себя </w:t>
       </w:r>
       <w:r>
         <w:t xml:space="preserve">так </w:t>
@@ -3878,15 +3492,7 @@
     </w:p>
     <w:p>
       <w:r>
-        <w:t xml:space="preserve">Я забрался в узкую кишку стыковочного модуля и повис на лестнице, надеясь унять дрожь в руках. Майоров приказал отключить электрику и </w:t>
-      </w:r>
-      <w:proofErr w:type="spellStart"/>
-      <w:r>
-        <w:t>раздраить</w:t>
-      </w:r>
-      <w:proofErr w:type="spellEnd"/>
-      <w:r>
-        <w:t xml:space="preserve"> люк вручную. После всего произошедшего </w:t>
+        <w:t xml:space="preserve">Я забрался в узкую кишку стыковочного модуля и повис на лестнице, надеясь унять дрожь в руках. Майоров приказал отключить электрику и раздраить люк вручную. После всего произошедшего </w:t>
       </w:r>
       <w:r>
         <w:t xml:space="preserve">я </w:t>
@@ -3911,15 +3517,7 @@
     </w:p>
     <w:p>
       <w:r>
-        <w:t xml:space="preserve">Я ухватился обеими руками за вентиль, стараясь не сорваться в соединительный тракт, и только потом понял, что забыл загерметизировать модуль. Такие выкрутасы ни один </w:t>
-      </w:r>
-      <w:proofErr w:type="spellStart"/>
-      <w:r>
-        <w:t>политкор</w:t>
-      </w:r>
-      <w:proofErr w:type="spellEnd"/>
-      <w:r>
-        <w:t xml:space="preserve"> не прощает — </w:t>
+        <w:t xml:space="preserve">Я ухватился обеими руками за вентиль, стараясь не сорваться в соединительный тракт, и только потом понял, что забыл загерметизировать модуль. Такие выкрутасы ни один политкор не прощает — </w:t>
       </w:r>
       <w:r>
         <w:t>повезёт</w:t>
@@ -4073,28 +3671,12 @@
     </w:p>
     <w:p>
       <w:r>
-        <w:t xml:space="preserve">— </w:t>
-      </w:r>
-      <w:proofErr w:type="spellStart"/>
-      <w:r>
-        <w:t>Вереснев</w:t>
-      </w:r>
-      <w:proofErr w:type="spellEnd"/>
-      <w:r>
-        <w:t xml:space="preserve"> Олег Петрович, — проговорил я. Воздуха на отчество едва хватило. Я не сразу сообразил, как правильно дышать — вымотался после подъёма. — Я из инженерной службы.</w:t>
-      </w:r>
-    </w:p>
-    <w:p>
-      <w:r>
-        <w:t xml:space="preserve">— У вас всё в порядке? — спросил Мицюкин. — Вы вручную открывали </w:t>
-      </w:r>
-      <w:proofErr w:type="spellStart"/>
-      <w:r>
-        <w:t>гермошлюз</w:t>
-      </w:r>
-      <w:proofErr w:type="spellEnd"/>
-      <w:r>
-        <w:t>?</w:t>
+        <w:t>— Вереснев Олег Петрович, — проговорил я. Воздуха на отчество едва хватило. Я не сразу сообразил, как правильно дышать — вымотался после подъёма. — Я из инженерной службы.</w:t>
+      </w:r>
+    </w:p>
+    <w:p>
+      <w:r>
+        <w:t>— У вас всё в порядке? — спросил Мицюкин. — Вы вручную открывали гермошлюз?</w:t>
       </w:r>
     </w:p>
     <w:p>
@@ -4196,15 +3778,7 @@
         <w:t>— Я — Олег, — запоздало представился я.</w:t>
       </w:r>
       <w:r>
-        <w:t xml:space="preserve"> — </w:t>
-      </w:r>
-      <w:proofErr w:type="spellStart"/>
-      <w:r>
-        <w:t>Вереснев</w:t>
-      </w:r>
-      <w:proofErr w:type="spellEnd"/>
-      <w:r>
-        <w:t xml:space="preserve"> Олег Петрович.</w:t>
+        <w:t xml:space="preserve"> — Вереснев Олег Петрович.</w:t>
       </w:r>
     </w:p>
     <w:p>
@@ -4998,15 +4572,7 @@
         <w:t>а</w:t>
       </w:r>
       <w:r>
-        <w:t xml:space="preserve">н во время </w:t>
-      </w:r>
-      <w:proofErr w:type="spellStart"/>
-      <w:r>
-        <w:t>бранка</w:t>
-      </w:r>
-      <w:proofErr w:type="spellEnd"/>
-      <w:r>
-        <w:t xml:space="preserve"> говорил</w:t>
+        <w:t>н во время бранка говорил</w:t>
       </w:r>
       <w:r>
         <w:t>, — сказал я</w:t>
@@ -5358,15 +4924,7 @@
         </w:tabs>
       </w:pPr>
       <w:r>
-        <w:t xml:space="preserve">В узкие, как бойницы, иллюминаторы ничего не было видно. Я так устал от стерильной пустоты во время </w:t>
-      </w:r>
-      <w:proofErr w:type="spellStart"/>
-      <w:r>
-        <w:t>бранка</w:t>
-      </w:r>
-      <w:proofErr w:type="spellEnd"/>
-      <w:r>
-        <w:t>, что хотел задержаться на минутку, вглядеться во мрак, надеясь, что он рассеется под моим взглядом, но Лысанов упрямо тянул вперёд.</w:t>
+        <w:t>В узкие, как бойницы, иллюминаторы ничего не было видно. Я так устал от стерильной пустоты во время бранка, что хотел задержаться на минутку, вглядеться во мрак, надеясь, что он рассеется под моим взглядом, но Лысанов упрямо тянул вперёд.</w:t>
       </w:r>
     </w:p>
     <w:p>
@@ -5414,15 +4972,7 @@
         </w:tabs>
       </w:pPr>
       <w:r>
-        <w:t xml:space="preserve">— Не беспокойтесь, — сказал Лысанов. — Местная особенность. Есть небольшой сбой в </w:t>
-      </w:r>
-      <w:proofErr w:type="spellStart"/>
-      <w:r>
-        <w:t>гравитонной</w:t>
-      </w:r>
-      <w:proofErr w:type="spellEnd"/>
-      <w:r>
-        <w:t xml:space="preserve"> камере</w:t>
+        <w:t>— Не беспокойтесь, — сказал Лысанов. — Местная особенность. Есть небольшой сбой в гравитонной камере</w:t>
       </w:r>
       <w:r>
         <w:t>, у</w:t>
@@ -6291,15 +5841,7 @@
         </w:tabs>
       </w:pPr>
       <w:r>
-        <w:t xml:space="preserve">— Можно на «ты», Олег, — сказала Вера. — Я здесь в </w:t>
-      </w:r>
-      <w:proofErr w:type="spellStart"/>
-      <w:r>
-        <w:t>химлабе</w:t>
-      </w:r>
-      <w:proofErr w:type="spellEnd"/>
-      <w:r>
-        <w:t xml:space="preserve"> работаю, два года уже. — Она взглянула на меня через плечо. — Ты не смотри так! Я старше, чем выгляжу. А то все, кто прилетает, удивляются, как я вообще здесь оказалась.</w:t>
+        <w:t>— Можно на «ты», Олег, — сказала Вера. — Я здесь в химлабе работаю, два года уже. — Она взглянула на меня через плечо. — Ты не смотри так! Я старше, чем выгляжу. А то все, кто прилетает, удивляются, как я вообще здесь оказалась.</w:t>
       </w:r>
     </w:p>
     <w:p>
@@ -6562,15 +6104,7 @@
         </w:tabs>
       </w:pPr>
       <w:r>
-        <w:t xml:space="preserve">— Правильно говорить не эс, а </w:t>
-      </w:r>
-      <w:proofErr w:type="spellStart"/>
-      <w:r>
-        <w:t>цэ</w:t>
-      </w:r>
-      <w:proofErr w:type="spellEnd"/>
-      <w:r>
-        <w:t>. Мы, кстати, соседи. — Вера подошла к гермодвери</w:t>
+        <w:t>— Правильно говорить не эс, а цэ. Мы, кстати, соседи. — Вера подошла к гермодвери</w:t>
       </w:r>
       <w:r>
         <w:t>.</w:t>
@@ -6676,15 +6210,7 @@
         </w:tabs>
       </w:pPr>
       <w:r>
-        <w:t xml:space="preserve">На стекле сидела обычная земная муха и суматошно перебирала лапками, прочищая хоботок. Я моргнул и потёр глаза. После </w:t>
-      </w:r>
-      <w:proofErr w:type="spellStart"/>
-      <w:r>
-        <w:t>бранка</w:t>
-      </w:r>
-      <w:proofErr w:type="spellEnd"/>
-      <w:r>
-        <w:t xml:space="preserve"> может померещиться и не такое. Но муха никуда не делась. Она деловито ползла к кромке иллюминатора — живая, объёмная, настоящая.</w:t>
+        <w:t>На стекле сидела обычная земная муха и суматошно перебирала лапками, прочищая хоботок. Я моргнул и потёр глаза. После бранка может померещиться и не такое. Но муха никуда не делась. Она деловито ползла к кромке иллюминатора — живая, объёмная, настоящая.</w:t>
       </w:r>
     </w:p>
     <w:p>
@@ -7020,15 +6546,7 @@
     <w:p>
       <w:r>
         <w:lastRenderedPageBreak/>
-        <w:t xml:space="preserve">Я что, в </w:t>
-      </w:r>
-      <w:proofErr w:type="spellStart"/>
-      <w:r>
-        <w:t>бранке</w:t>
-      </w:r>
-      <w:proofErr w:type="spellEnd"/>
-      <w:r>
-        <w:t>?</w:t>
+        <w:t>Я что, в бранке?</w:t>
       </w:r>
     </w:p>
     <w:p>
@@ -7272,15 +6790,7 @@
     </w:p>
     <w:p>
       <w:r>
-        <w:t xml:space="preserve">— Ситуация такая, — начал он. — Мы хотим провести полную диагностику корабля, слишком много сюрпризов было после выхода. А нам на этой птичке ещё обратно лететь. Я понимаю, — он отхлебнул остывшего, судя по виду, кофе и поморщился, — после долгого </w:t>
-      </w:r>
-      <w:proofErr w:type="spellStart"/>
-      <w:r>
-        <w:t>бранка</w:t>
-      </w:r>
-      <w:proofErr w:type="spellEnd"/>
-      <w:r>
-        <w:t xml:space="preserve"> всем хочется отдыха, но </w:t>
+        <w:t xml:space="preserve">— Ситуация такая, — начал он. — Мы хотим провести полную диагностику корабля, слишком много сюрпризов было после выхода. А нам на этой птичке ещё обратно лететь. Я понимаю, — он отхлебнул остывшего, судя по виду, кофе и поморщился, — после долгого бранка всем хочется отдыха, но </w:t>
       </w:r>
       <w:r>
         <w:t>нам пока</w:t>
@@ -7352,15 +6862,7 @@
         <w:t>А в</w:t>
       </w:r>
       <w:r>
-        <w:t xml:space="preserve">ся </w:t>
-      </w:r>
-      <w:proofErr w:type="spellStart"/>
-      <w:r>
-        <w:t>электронка</w:t>
-      </w:r>
-      <w:proofErr w:type="spellEnd"/>
-      <w:r>
-        <w:t xml:space="preserve"> </w:t>
+        <w:t xml:space="preserve">ся электронка </w:t>
       </w:r>
       <w:r>
         <w:t>так-то</w:t>
@@ -7928,15 +7430,7 @@
     </w:p>
     <w:p>
       <w:r>
-        <w:t xml:space="preserve">В коридоре на втором уровне стали появляться обитатели станции. Я даже увидел </w:t>
-      </w:r>
-      <w:proofErr w:type="spellStart"/>
-      <w:r>
-        <w:t>Мицюкина</w:t>
-      </w:r>
-      <w:proofErr w:type="spellEnd"/>
-      <w:r>
-        <w:t xml:space="preserve"> из службы безопасности и кивнул ему, получив в ответ настороженный взгляд.</w:t>
+        <w:t>В коридоре на втором уровне стали появляться обитатели станции. Я даже увидел Мицюкина из службы безопасности и кивнул ему, получив в ответ настороженный взгляд.</w:t>
       </w:r>
     </w:p>
     <w:p>
@@ -8839,15 +8333,7 @@
       </w:r>
       <w:r>
         <w:lastRenderedPageBreak/>
-        <w:t xml:space="preserve">вообще без </w:t>
-      </w:r>
-      <w:proofErr w:type="spellStart"/>
-      <w:r>
-        <w:t>продыха</w:t>
-      </w:r>
-      <w:proofErr w:type="spellEnd"/>
-      <w:r>
-        <w:t>. Выглядишь ты не очень. В обморок не хлопнешься? Уверен, что хочешь гулять?</w:t>
+        <w:t>вообще без продыха. Выглядишь ты не очень. В обморок не хлопнешься? Уверен, что хочешь гулять?</w:t>
       </w:r>
     </w:p>
     <w:p>
@@ -9298,15 +8784,7 @@
     </w:p>
     <w:p>
       <w:r>
-        <w:t xml:space="preserve">— Здесь </w:t>
-      </w:r>
-      <w:proofErr w:type="spellStart"/>
-      <w:r>
-        <w:t>гравитонные</w:t>
-      </w:r>
-      <w:proofErr w:type="spellEnd"/>
-      <w:r>
-        <w:t xml:space="preserve"> камеры так работают. Сбой</w:t>
+        <w:t>— Здесь гравитонные камеры так работают. Сбой</w:t>
       </w:r>
       <w:r>
         <w:t xml:space="preserve"> такой</w:t>
@@ -9860,13 +9338,8 @@
       </w:r>
     </w:p>
     <w:p>
-      <w:proofErr w:type="spellStart"/>
-      <w:r>
-        <w:t>Стальск</w:t>
-      </w:r>
-      <w:proofErr w:type="spellEnd"/>
-      <w:r>
-        <w:t xml:space="preserve"> я не любил. Вернее, ненавидел — глубинной, искренней, неприкрытой ненавистью, на</w:t>
+      <w:r>
+        <w:t>Стальск я не любил. Вернее, ненавидел — глубинной, искренней, неприкрытой ненавистью, на</w:t>
       </w:r>
       <w:r>
         <w:t xml:space="preserve"> какую</w:t>
@@ -9974,21 +9447,8 @@
       </w:r>
     </w:p>
     <w:p>
-      <w:proofErr w:type="spellStart"/>
-      <w:r>
-        <w:t>Стальск</w:t>
-      </w:r>
-      <w:proofErr w:type="spellEnd"/>
-      <w:r>
-        <w:t xml:space="preserve"> изначально проектировался не для людей, а для роботов, которые, как заведённые, работают по расписанию, едят по расписанию, спят по расписанию, умирают по расписанию — и не тратят время на бесполезные занятия, вроде прогулок в парке или отдыха на пляже. Единственный пруд, маленький и мелкий, как лужа, бороздили по концентрическим траекториям потрёпанные механические утки. О плавании я долгое время знал лишь понаслышке — из книжек или из тех же передач по телевизору, который регулярно, в соответствии с напечатанной в газете программой вещания, </w:t>
-      </w:r>
-      <w:proofErr w:type="spellStart"/>
-      <w:r>
-        <w:t>червоточил</w:t>
-      </w:r>
-      <w:proofErr w:type="spellEnd"/>
-      <w:r>
-        <w:t xml:space="preserve"> треском и помехами.</w:t>
+      <w:r>
+        <w:t>Стальск изначально проектировался не для людей, а для роботов, которые, как заведённые, работают по расписанию, едят по расписанию, спят по расписанию, умирают по расписанию — и не тратят время на бесполезные занятия, вроде прогулок в парке или отдыха на пляже. Единственный пруд, маленький и мелкий, как лужа, бороздили по концентрическим траекториям потрёпанные механические утки. О плавании я долгое время знал лишь понаслышке — из книжек или из тех же передач по телевизору, который регулярно, в соответствии с напечатанной в газете программой вещания, червоточил треском и помехами.</w:t>
       </w:r>
     </w:p>
     <w:p>
@@ -10821,13 +10281,8 @@
         <w:t>обитатели</w:t>
       </w:r>
       <w:r>
-        <w:t xml:space="preserve"> — беспризорные пациенты после </w:t>
-      </w:r>
-      <w:proofErr w:type="spellStart"/>
-      <w:r>
-        <w:t>коматоза</w:t>
-      </w:r>
-      <w:proofErr w:type="spellEnd"/>
+        <w:t xml:space="preserve"> — беспризорные пациенты после коматоза</w:t>
+      </w:r>
       <w:r>
         <w:t xml:space="preserve">, </w:t>
       </w:r>
@@ -11524,15 +10979,7 @@
     </w:p>
     <w:p>
       <w:r>
-        <w:t xml:space="preserve">Нуболиды потихоньку приходили в себя после </w:t>
-      </w:r>
-      <w:proofErr w:type="spellStart"/>
-      <w:r>
-        <w:t>бранка</w:t>
-      </w:r>
-      <w:proofErr w:type="spellEnd"/>
-      <w:r>
-        <w:t>. Из алой массы на дне камеры потянулись к потолку робкие ростки.</w:t>
+        <w:t>Нуболиды потихоньку приходили в себя после бранка. Из алой массы на дне камеры потянулись к потолку робкие ростки.</w:t>
       </w:r>
     </w:p>
     <w:p>
@@ -11617,15 +11064,7 @@
     </w:p>
     <w:p>
       <w:r>
-        <w:t xml:space="preserve">— К сожалению, мы до сих пор знаем о </w:t>
-      </w:r>
-      <w:proofErr w:type="spellStart"/>
-      <w:r>
-        <w:t>нуболидах</w:t>
-      </w:r>
-      <w:proofErr w:type="spellEnd"/>
-      <w:r>
-        <w:t xml:space="preserve"> не так много, — вздохнул Марутян. —</w:t>
+        <w:t>— К сожалению, мы до сих пор знаем о нуболидах не так много, — вздохнул Марутян. —</w:t>
       </w:r>
       <w:r>
         <w:t xml:space="preserve"> </w:t>
@@ -11861,15 +11300,7 @@
         <w:t>у игрушечного болванчика</w:t>
       </w:r>
       <w:r>
-        <w:t xml:space="preserve">. — Я ровным счётом ничего не чувствую! А вы, если захотите, то, конечно, почувствуете. Самовнушение — великая сила! Я же опираюсь на факты. Нет в </w:t>
-      </w:r>
-      <w:proofErr w:type="spellStart"/>
-      <w:r>
-        <w:t>нуболидах</w:t>
-      </w:r>
-      <w:proofErr w:type="spellEnd"/>
-      <w:r>
-        <w:t xml:space="preserve"> никакой магии, и камера содержания их полностью изолирует.</w:t>
+        <w:t>. — Я ровным счётом ничего не чувствую! А вы, если захотите, то, конечно, почувствуете. Самовнушение — великая сила! Я же опираюсь на факты. Нет в нуболидах никакой магии, и камера содержания их полностью изолирует.</w:t>
       </w:r>
     </w:p>
     <w:p>
@@ -12335,15 +11766,7 @@
     </w:p>
     <w:p>
       <w:r>
-        <w:t xml:space="preserve">— Сергей Акимов, — сказал я. — Это же отец Веры из </w:t>
-      </w:r>
-      <w:proofErr w:type="spellStart"/>
-      <w:r>
-        <w:t>химлаба</w:t>
-      </w:r>
-      <w:proofErr w:type="spellEnd"/>
-      <w:r>
-        <w:t>?</w:t>
+        <w:t>— Сергей Акимов, — сказал я. — Это же отец Веры из химлаба?</w:t>
       </w:r>
     </w:p>
     <w:p>
@@ -12489,11 +11912,9 @@
       <w:r>
         <w:t xml:space="preserve">Марутян продолжал рассуждать о </w:t>
       </w:r>
-      <w:proofErr w:type="spellStart"/>
       <w:r>
         <w:t>нуболидах</w:t>
       </w:r>
-      <w:proofErr w:type="spellEnd"/>
       <w:r>
         <w:t xml:space="preserve">, собирая пальцами складки на лбу, </w:t>
       </w:r>
@@ -12642,15 +12063,7 @@
     </w:p>
     <w:p>
       <w:r>
-        <w:t>— Да, — хмыкнул Майоров. — Неплохое шоу, и зверушки дрессированные. Команду «</w:t>
-      </w:r>
-      <w:proofErr w:type="spellStart"/>
-      <w:r>
-        <w:t>бранк</w:t>
-      </w:r>
-      <w:proofErr w:type="spellEnd"/>
-      <w:r>
-        <w:t>» даже выучили.</w:t>
+        <w:t>— Да, — хмыкнул Майоров. — Неплохое шоу, и зверушки дрессированные. Команду «бранк» даже выучили.</w:t>
       </w:r>
     </w:p>
     <w:p>
@@ -12953,13 +12366,8 @@
     </w:p>
     <w:p>
       <w:r>
-        <w:t xml:space="preserve">В конце дня Марутян решил провести ещё один эксперимент с </w:t>
-      </w:r>
-      <w:proofErr w:type="spellStart"/>
-      <w:r>
-        <w:t>нуболидами</w:t>
-      </w:r>
-      <w:proofErr w:type="spellEnd"/>
+        <w:t>В конце дня Марутян решил провести ещё один эксперимент с нуболидами</w:t>
+      </w:r>
       <w:r>
         <w:t>.</w:t>
       </w:r>
@@ -13276,15 +12684,7 @@
         <w:t>, к счастью,</w:t>
       </w:r>
       <w:r>
-        <w:t xml:space="preserve"> вспомнил о сбоях в </w:t>
-      </w:r>
-      <w:proofErr w:type="spellStart"/>
-      <w:r>
-        <w:t>гравитонной</w:t>
-      </w:r>
-      <w:proofErr w:type="spellEnd"/>
-      <w:r>
-        <w:t xml:space="preserve"> камере.</w:t>
+        <w:t xml:space="preserve"> вспомнил о сбоях в гравитонной камере.</w:t>
       </w:r>
     </w:p>
     <w:p>
@@ -13419,15 +12819,7 @@
     </w:p>
     <w:p>
       <w:r>
-        <w:t xml:space="preserve">— Ну так, — лениво отозвалась Вера, — </w:t>
-      </w:r>
-      <w:proofErr w:type="spellStart"/>
-      <w:r>
-        <w:t>полистываю</w:t>
-      </w:r>
-      <w:proofErr w:type="spellEnd"/>
-      <w:r>
-        <w:t>. Вы же нам это зачем-то привозите. Может, там что-то важное произошло на Земле, пока меня не было. Коммунизм, например, построили.</w:t>
+        <w:t>— Ну так, — лениво отозвалась Вера, — полистываю. Вы же нам это зачем-то привозите. Может, там что-то важное произошло на Земле, пока меня не было. Коммунизм, например, построили.</w:t>
       </w:r>
     </w:p>
     <w:p>
@@ -13930,15 +13322,7 @@
     </w:p>
     <w:p>
       <w:r>
-        <w:t xml:space="preserve">Меня выбросило из этого кошмара, как из </w:t>
-      </w:r>
-      <w:proofErr w:type="spellStart"/>
-      <w:r>
-        <w:t>бранка</w:t>
-      </w:r>
-      <w:proofErr w:type="spellEnd"/>
-      <w:r>
-        <w:t xml:space="preserve"> — я открыл глаза в темноту, лёгкие разрывало от апноэ. Пощёлкали закрытые тенью датчики, и медленно, как электрический восход, разгорелись лампы. Треклятая муха злорадно прожужжала над ухом.</w:t>
+        <w:t>Меня выбросило из этого кошмара, как из бранка — я открыл глаза в темноту, лёгкие разрывало от апноэ. Пощёлкали закрытые тенью датчики, и медленно, как электрический восход, разгорелись лампы. Треклятая муха злорадно прожужжала над ухом.</w:t>
       </w:r>
     </w:p>
     <w:p>
@@ -13954,15 +13338,7 @@
         <w:t>бил</w:t>
       </w:r>
       <w:r>
-        <w:t xml:space="preserve"> сквозь веки. На языке тихо таял солоноватый привкус крови — я </w:t>
-      </w:r>
-      <w:proofErr w:type="spellStart"/>
-      <w:r>
-        <w:t>раскусал</w:t>
-      </w:r>
-      <w:proofErr w:type="spellEnd"/>
-      <w:r>
-        <w:t xml:space="preserve"> себе во сне губу. В уши врезался яростный трезвон сигнала к побудке.</w:t>
+        <w:t xml:space="preserve"> сквозь веки. На языке тихо таял солоноватый привкус крови — я раскусал себе во сне губу. В уши врезался яростный трезвон сигнала к побудке.</w:t>
       </w:r>
     </w:p>
     <w:p>
@@ -14120,15 +13496,7 @@
     </w:p>
     <w:p>
       <w:r>
-        <w:t xml:space="preserve">Я закрыл глаза и несколько раз медленно вздохнул. У космонавтов после долгого </w:t>
-      </w:r>
-      <w:proofErr w:type="spellStart"/>
-      <w:r>
-        <w:t>бранка</w:t>
-      </w:r>
-      <w:proofErr w:type="spellEnd"/>
-      <w:r>
-        <w:t xml:space="preserve"> часто случаются галлюцинации. Недели непрекращающихся кошмаров оставляют в сознании рубец.</w:t>
+        <w:t>Я закрыл глаза и несколько раз медленно вздохнул. У космонавтов после долгого бранка часто случаются галлюцинации. Недели непрекращающихся кошмаров оставляют в сознании рубец.</w:t>
       </w:r>
     </w:p>
     <w:p>
@@ -14869,15 +14237,7 @@
     </w:p>
     <w:p>
       <w:r>
-        <w:t xml:space="preserve">— Сергей Владимирович, — пробормотал я, — со мной всё в порядке. Я готов ответить на все вопросы, — и тут же спросил сам: — Что с </w:t>
-      </w:r>
-      <w:proofErr w:type="spellStart"/>
-      <w:r>
-        <w:t>Марутяном</w:t>
-      </w:r>
-      <w:proofErr w:type="spellEnd"/>
-      <w:r>
-        <w:t>? Он жив?</w:t>
+        <w:t>— Сергей Владимирович, — пробормотал я, — со мной всё в порядке. Я готов ответить на все вопросы, — и тут же спросил сам: — Что с Марутяном? Он жив?</w:t>
       </w:r>
     </w:p>
     <w:p>
@@ -14905,15 +14265,7 @@
     </w:p>
     <w:p>
       <w:r>
-        <w:t xml:space="preserve">— Константин Игоревич, — Лысанов показал </w:t>
-      </w:r>
-      <w:proofErr w:type="spellStart"/>
-      <w:r>
-        <w:t>Мицюкину</w:t>
-      </w:r>
-      <w:proofErr w:type="spellEnd"/>
-      <w:r>
-        <w:t xml:space="preserve"> завёрнутую в целлофан ручку, — без экспертизы я, конечно, судить не берусь, но похоже, что это и есть орудие убийства.</w:t>
+        <w:t>— Константин Игоревич, — Лысанов показал Мицюкину завёрнутую в целлофан ручку, — без экспертизы я, конечно, судить не берусь, но похоже, что это и есть орудие убийства.</w:t>
       </w:r>
     </w:p>
     <w:p>
@@ -15010,15 +14362,7 @@
     </w:p>
     <w:p>
       <w:r>
-        <w:t xml:space="preserve">— Значит, — Лысанов ещё раз показал </w:t>
-      </w:r>
-      <w:proofErr w:type="spellStart"/>
-      <w:r>
-        <w:t>Мицюкину</w:t>
-      </w:r>
-      <w:proofErr w:type="spellEnd"/>
-      <w:r>
-        <w:t xml:space="preserve"> ручку, — орудие убийства было у Марутяна.</w:t>
+        <w:t>— Значит, — Лысанов ещё раз показал Мицюкину ручку, — орудие убийства было у Марутяна.</w:t>
       </w:r>
     </w:p>
     <w:p>
@@ -15039,15 +14383,7 @@
     </w:p>
     <w:p>
       <w:r>
-        <w:t xml:space="preserve">— Перекройте здесь всё, — раздался за спиной голос </w:t>
-      </w:r>
-      <w:proofErr w:type="spellStart"/>
-      <w:r>
-        <w:t>Мицюкина</w:t>
-      </w:r>
-      <w:proofErr w:type="spellEnd"/>
-      <w:r>
-        <w:t>, — и кровь у обоих на анализ. Будем разбираться.</w:t>
+        <w:t>— Перекройте здесь всё, — раздался за спиной голос Мицюкина, — и кровь у обоих на анализ. Будем разбираться.</w:t>
       </w:r>
     </w:p>
     <w:p>
@@ -15220,15 +14556,7 @@
     </w:p>
     <w:p>
       <w:r>
-        <w:t xml:space="preserve">— Болит, — признался я. — Но она уже несколько дней болит. Я думал, это последствия </w:t>
-      </w:r>
-      <w:proofErr w:type="spellStart"/>
-      <w:r>
-        <w:t>бранка</w:t>
-      </w:r>
-      <w:proofErr w:type="spellEnd"/>
-      <w:r>
-        <w:t>.</w:t>
+        <w:t>— Болит, — признался я. — Но она уже несколько дней болит. Я думал, это последствия бранка.</w:t>
       </w:r>
     </w:p>
     <w:p>
@@ -15790,15 +15118,7 @@
         <w:t>требовало</w:t>
       </w:r>
       <w:r>
-        <w:t xml:space="preserve"> ленивой невесомости </w:t>
-      </w:r>
-      <w:proofErr w:type="spellStart"/>
-      <w:r>
-        <w:t>бранка</w:t>
-      </w:r>
-      <w:proofErr w:type="spellEnd"/>
-      <w:r>
-        <w:t>.</w:t>
+        <w:t xml:space="preserve"> ленивой невесомости бранка.</w:t>
       </w:r>
     </w:p>
     <w:p>
@@ -16129,15 +15449,7 @@
     </w:p>
     <w:p>
       <w:r>
-        <w:t xml:space="preserve">— Качкой? — смутился Алексин. — Тоже скажешь! — Он перевернул мыском расколовшийся корпус диспенсера и покачал головой. — Это сбои такие в </w:t>
-      </w:r>
-      <w:proofErr w:type="spellStart"/>
-      <w:r>
-        <w:t>гравитонных</w:t>
-      </w:r>
-      <w:proofErr w:type="spellEnd"/>
-      <w:r>
-        <w:t xml:space="preserve"> камерах. Говорят, они тут с самого первого дня. Ошибок в логах нет, никак починить не можем. Достаёт страшно. — Он потёр грудь </w:t>
+        <w:t xml:space="preserve">— Качкой? — смутился Алексин. — Тоже скажешь! — Он перевернул мыском расколовшийся корпус диспенсера и покачал головой. — Это сбои такие в гравитонных камерах. Говорят, они тут с самого первого дня. Ошибок в логах нет, никак починить не можем. Достаёт страшно. — Он потёр грудь </w:t>
       </w:r>
       <w:r>
         <w:t>ладонью</w:t>
@@ -16259,15 +15571,7 @@
         <w:t xml:space="preserve">но </w:t>
       </w:r>
       <w:r>
-        <w:t xml:space="preserve">объём поменьше. Хотя смысл, если диспенсер такой же? — Алексин задумчиво пожевал губы. — Думаешь, их </w:t>
-      </w:r>
-      <w:proofErr w:type="spellStart"/>
-      <w:r>
-        <w:t>траванул</w:t>
-      </w:r>
-      <w:proofErr w:type="spellEnd"/>
-      <w:r>
-        <w:t xml:space="preserve"> кто-то?</w:t>
+        <w:t>объём поменьше. Хотя смысл, если диспенсер такой же? — Алексин задумчиво пожевал губы. — Думаешь, их траванул кто-то?</w:t>
       </w:r>
     </w:p>
     <w:p>
@@ -16662,15 +15966,7 @@
         <w:t>должно</w:t>
       </w:r>
       <w:r>
-        <w:t xml:space="preserve">. Все договорённости у меня были с </w:t>
-      </w:r>
-      <w:proofErr w:type="spellStart"/>
-      <w:r>
-        <w:t>Марутяном</w:t>
-      </w:r>
-      <w:proofErr w:type="spellEnd"/>
-      <w:r>
-        <w:t xml:space="preserve">. И ситуация была другая, если ты не заметил. Сейчас </w:t>
+        <w:t xml:space="preserve">. Все договорённости у меня были с Марутяном. И ситуация была другая, если ты не заметил. Сейчас </w:t>
       </w:r>
       <w:r>
         <w:t xml:space="preserve">вся </w:t>
@@ -16687,13 +15983,8 @@
     </w:p>
     <w:p>
       <w:r>
-        <w:t xml:space="preserve">— Хорошо. — Я подумал, что вряд ли буду скучать по </w:t>
-      </w:r>
-      <w:proofErr w:type="spellStart"/>
-      <w:r>
-        <w:t>нуболидам</w:t>
-      </w:r>
-      <w:proofErr w:type="spellEnd"/>
+        <w:t>— Хорошо. — Я подумал, что вряд ли буду скучать по нуболидам</w:t>
+      </w:r>
       <w:r>
         <w:t xml:space="preserve"> с их бешеными плясками под дымовой завесой.</w:t>
       </w:r>
@@ -16775,15 +16066,7 @@
     </w:p>
     <w:p>
       <w:r>
-        <w:t xml:space="preserve">— Медики так-то с нами не шибко охотнее </w:t>
-      </w:r>
-      <w:proofErr w:type="spellStart"/>
-      <w:r>
-        <w:t>Мицюкина</w:t>
-      </w:r>
-      <w:proofErr w:type="spellEnd"/>
-      <w:r>
-        <w:t xml:space="preserve"> общаются, — сказал Керман.</w:t>
+        <w:t>— Медики так-то с нами не шибко охотнее Мицюкина общаются, — сказал Керман.</w:t>
       </w:r>
     </w:p>
     <w:p>
@@ -16884,15 +16167,7 @@
     <w:p>
       <w:r>
         <w:lastRenderedPageBreak/>
-        <w:t xml:space="preserve">— Я себя плохо чувствовал, — сказал я. — Тяжело прихожу в себя после </w:t>
-      </w:r>
-      <w:proofErr w:type="spellStart"/>
-      <w:r>
-        <w:t>бранка</w:t>
-      </w:r>
-      <w:proofErr w:type="spellEnd"/>
-      <w:r>
-        <w:t>.</w:t>
+        <w:t>— Я себя плохо чувствовал, — сказал я. — Тяжело прихожу в себя после бранка.</w:t>
       </w:r>
     </w:p>
     <w:p>
@@ -17241,15 +16516,7 @@
     </w:p>
     <w:p>
       <w:r>
-        <w:t xml:space="preserve">Слышались голоса, шипели и клацали двери. Рядом с лифтом я едва не столкнулся с </w:t>
-      </w:r>
-      <w:proofErr w:type="spellStart"/>
-      <w:r>
-        <w:t>Мицюкиным</w:t>
-      </w:r>
-      <w:proofErr w:type="spellEnd"/>
-      <w:r>
-        <w:t>, рассеянным и потерянным, как бы выброшенным из привычной колеи. Мицюкин ухватился за меня взглядом, но ничего не сказал и молча прошёл мимо.</w:t>
+        <w:t>Слышались голоса, шипели и клацали двери. Рядом с лифтом я едва не столкнулся с Мицюкиным, рассеянным и потерянным, как бы выброшенным из привычной колеи. Мицюкин ухватился за меня взглядом, но ничего не сказал и молча прошёл мимо.</w:t>
       </w:r>
     </w:p>
     <w:p>
@@ -17734,15 +17001,7 @@
     </w:p>
     <w:p>
       <w:r>
-        <w:t xml:space="preserve">— И вы её никому не показывали? Надо было отдать записку </w:t>
-      </w:r>
-      <w:proofErr w:type="spellStart"/>
-      <w:r>
-        <w:t>Мицюкину</w:t>
-      </w:r>
-      <w:proofErr w:type="spellEnd"/>
-      <w:r>
-        <w:t>, он ведёт расследование и…</w:t>
+        <w:t>— И вы её никому не показывали? Надо было отдать записку Мицюкину, он ведёт расследование и…</w:t>
       </w:r>
     </w:p>
     <w:p>
@@ -18057,23 +17316,7 @@
     </w:p>
     <w:p>
       <w:r>
-        <w:t xml:space="preserve">— «Минск» знаю. — Мерцель поёжилась и провела по плечу ладонью, смахивая невидимое насекомое. — «Минск» все знают. Кто же не знает «Минск»? Правильно, его все знают. Ты не переживай, Олег! Будет ещё шанс сделать снимок на память. Красивый яркий снимок на память. Правильно я говорю? «Минск» — корабль новый, вовсю ещё летает. Это вот «Мурманск» давно списали. Он и тогда уже был старой развалиной. — Уголки губ у Мерцель задрожали. — Помню, сбои были в </w:t>
-      </w:r>
-      <w:proofErr w:type="spellStart"/>
-      <w:r>
-        <w:t>гравитонной</w:t>
-      </w:r>
-      <w:proofErr w:type="spellEnd"/>
-      <w:r>
-        <w:t xml:space="preserve"> камере. — Мерцель провела по лицу ладонью и вдруг стёрла всякое выражение — скорбь, усталость, печаль. Осталась бледная белая маска. — Сбои в </w:t>
-      </w:r>
-      <w:proofErr w:type="spellStart"/>
-      <w:r>
-        <w:t>гравитонной</w:t>
-      </w:r>
-      <w:proofErr w:type="spellEnd"/>
-      <w:r>
-        <w:t xml:space="preserve"> камере. Правильно, да? Это вот когда идёшь ты по коридору, не трогаешь никого, а тебя на стены швыряет. Или на потолок.</w:t>
+        <w:t>— «Минск» знаю. — Мерцель поёжилась и провела по плечу ладонью, смахивая невидимое насекомое. — «Минск» все знают. Кто же не знает «Минск»? Правильно, его все знают. Ты не переживай, Олег! Будет ещё шанс сделать снимок на память. Красивый яркий снимок на память. Правильно я говорю? «Минск» — корабль новый, вовсю ещё летает. Это вот «Мурманск» давно списали. Он и тогда уже был старой развалиной. — Уголки губ у Мерцель задрожали. — Помню, сбои были в гравитонной камере. — Мерцель провела по лицу ладонью и вдруг стёрла всякое выражение — скорбь, усталость, печаль. Осталась бледная белая маска. — Сбои в гравитонной камере. Правильно, да? Это вот когда идёшь ты по коридору, не трогаешь никого, а тебя на стены швыряет. Или на потолок.</w:t>
       </w:r>
     </w:p>
     <w:p>
@@ -18557,15 +17800,7 @@
         <w:t>,</w:t>
       </w:r>
       <w:r>
-        <w:t xml:space="preserve"> когда моложе была, вообще ничего не боялась. Все вокруг боялись чего-то, боялись того, что будет завтра, того, что было вчера. Боялись пустоты, темноты, расстояний. Боялись балка, бреда, </w:t>
-      </w:r>
-      <w:proofErr w:type="spellStart"/>
-      <w:r>
-        <w:t>политкора</w:t>
-      </w:r>
-      <w:proofErr w:type="spellEnd"/>
-      <w:r>
-        <w:t>, яркого света. А я не боялась. Правильно я говорю, Олег?</w:t>
+        <w:t xml:space="preserve"> когда моложе была, вообще ничего не боялась. Все вокруг боялись чего-то, боялись того, что будет завтра, того, что было вчера. Боялись пустоты, темноты, расстояний. Боялись балка, бреда, политкора, яркого света. А я не боялась. Правильно я говорю, Олег?</w:t>
       </w:r>
     </w:p>
     <w:p>
@@ -19039,15 +18274,7 @@
         <w:t xml:space="preserve">мы </w:t>
       </w:r>
       <w:r>
-        <w:t xml:space="preserve">как-нибудь ещё поговорим о </w:t>
-      </w:r>
-      <w:proofErr w:type="spellStart"/>
-      <w:r>
-        <w:t>нуболидах</w:t>
-      </w:r>
-      <w:proofErr w:type="spellEnd"/>
-      <w:r>
-        <w:t>. Времени у нас много.</w:t>
+        <w:t>как-нибудь ещё поговорим о нуболидах. Времени у нас много.</w:t>
       </w:r>
     </w:p>
     <w:p>
@@ -19264,15 +18491,7 @@
         <w:t>В</w:t>
       </w:r>
       <w:r>
-        <w:t xml:space="preserve">ижу кошмар, как в </w:t>
-      </w:r>
-      <w:proofErr w:type="spellStart"/>
-      <w:r>
-        <w:t>бранке</w:t>
-      </w:r>
-      <w:proofErr w:type="spellEnd"/>
-      <w:r>
-        <w:t xml:space="preserve">, только вместо </w:t>
+        <w:t xml:space="preserve">ижу кошмар, как в бранке, только вместо </w:t>
       </w:r>
       <w:r>
         <w:t>фрактального озера</w:t>
@@ -19866,15 +19085,7 @@
     </w:p>
     <w:p>
       <w:r>
-        <w:t xml:space="preserve">Я подумал, что опять произошёл сбой в </w:t>
-      </w:r>
-      <w:proofErr w:type="spellStart"/>
-      <w:r>
-        <w:t>гравитонной</w:t>
-      </w:r>
-      <w:proofErr w:type="spellEnd"/>
-      <w:r>
-        <w:t xml:space="preserve"> камере.</w:t>
+        <w:t>Я подумал, что опять произошёл сбой в гравитонной камере.</w:t>
       </w:r>
     </w:p>
     <w:p>
@@ -20414,15 +19625,7 @@
     </w:p>
     <w:p>
       <w:r>
-        <w:t xml:space="preserve">— Я плохо помню, — сказал я. — Она просила зайти к ней, поговорить о </w:t>
-      </w:r>
-      <w:proofErr w:type="spellStart"/>
-      <w:r>
-        <w:t>нуболидах</w:t>
-      </w:r>
-      <w:proofErr w:type="spellEnd"/>
-      <w:r>
-        <w:t>. А потом…</w:t>
+        <w:t>— Я плохо помню, — сказал я. — Она просила зайти к ней, поговорить о нуболидах. А потом…</w:t>
       </w:r>
     </w:p>
     <w:p>
@@ -20546,15 +19749,7 @@
     </w:p>
     <w:p>
       <w:r>
-        <w:t xml:space="preserve">— Мерцель пригласила меня к себе, чтобы поговорить о </w:t>
-      </w:r>
-      <w:proofErr w:type="spellStart"/>
-      <w:r>
-        <w:t>нуболидах</w:t>
-      </w:r>
-      <w:proofErr w:type="spellEnd"/>
-      <w:r>
-        <w:t>. Или нет. Она хотела мне что-то показать. Записку.</w:t>
+        <w:t>— Мерцель пригласила меня к себе, чтобы поговорить о нуболидах. Или нет. Она хотела мне что-то показать. Записку.</w:t>
       </w:r>
     </w:p>
     <w:p>
@@ -20634,15 +19829,7 @@
         <w:t xml:space="preserve"> сейчас</w:t>
       </w:r>
       <w:r>
-        <w:t xml:space="preserve"> уложат на каталку и увезут, громыхая по металлическому полу </w:t>
-      </w:r>
-      <w:proofErr w:type="spellStart"/>
-      <w:r>
-        <w:t>восьмерящими</w:t>
-      </w:r>
-      <w:proofErr w:type="spellEnd"/>
-      <w:r>
-        <w:t xml:space="preserve"> колёсами, в пропахшую смертью операционную.</w:t>
+        <w:t xml:space="preserve"> уложат на каталку и увезут, громыхая по металлическому полу восьмерящими колёсами, в пропахшую смертью операционную.</w:t>
       </w:r>
     </w:p>
     <w:p>
@@ -20657,15 +19844,7 @@
     </w:p>
     <w:p>
       <w:r>
-        <w:t xml:space="preserve">Мицюкин скривился, но промолчал. Я вдруг подумал о Майорове — странно, что он ещё не ворвался в </w:t>
-      </w:r>
-      <w:proofErr w:type="spellStart"/>
-      <w:r>
-        <w:t>медотсек</w:t>
-      </w:r>
-      <w:proofErr w:type="spellEnd"/>
-      <w:r>
-        <w:t xml:space="preserve"> и не потребовал объяснений, тряся папкой с какими-нибудь захватанными отчётами, трассировками, </w:t>
+        <w:t xml:space="preserve">Мицюкин скривился, но промолчал. Я вдруг подумал о Майорове — странно, что он ещё не ворвался в медотсек и не потребовал объяснений, тряся папкой с какими-нибудь захватанными отчётами, трассировками, </w:t>
       </w:r>
       <w:r>
         <w:lastRenderedPageBreak/>
@@ -20909,15 +20088,7 @@
     </w:p>
     <w:p>
       <w:r>
-        <w:t xml:space="preserve">Я не сомневался, что увижу скрюченного от ярости </w:t>
-      </w:r>
-      <w:proofErr w:type="spellStart"/>
-      <w:r>
-        <w:t>Мицюкина</w:t>
-      </w:r>
-      <w:proofErr w:type="spellEnd"/>
-      <w:r>
-        <w:t xml:space="preserve">, который вцепится в меня холодными пальцами и утащит в тайную тюрьму, но в отсек </w:t>
+        <w:t xml:space="preserve">Я не сомневался, что увижу скрюченного от ярости Мицюкина, который вцепится в меня холодными пальцами и утащит в тайную тюрьму, но в отсек </w:t>
       </w:r>
       <w:r>
         <w:t>воровато</w:t>
@@ -21050,15 +20221,7 @@
     </w:p>
     <w:p>
       <w:r>
-        <w:t xml:space="preserve">— От дерготни </w:t>
-      </w:r>
-      <w:proofErr w:type="spellStart"/>
-      <w:r>
-        <w:t>Мицюкина</w:t>
-      </w:r>
-      <w:proofErr w:type="spellEnd"/>
-      <w:r>
-        <w:t xml:space="preserve"> лучше не становится. Хорошо хоть Майорова сразу положили, а то бы </w:t>
+        <w:t xml:space="preserve">— От дерготни Мицюкина лучше не становится. Хорошо хоть Майорова сразу положили, а то бы </w:t>
       </w:r>
       <w:r>
         <w:t xml:space="preserve">они </w:t>
@@ -21255,15 +20418,7 @@
         <w:t>обожгло</w:t>
       </w:r>
       <w:r>
-        <w:t xml:space="preserve"> металлическим холодом. Я сделал осторожный шаг, и в этот момент отсек тряхнуло — </w:t>
-      </w:r>
-      <w:proofErr w:type="spellStart"/>
-      <w:r>
-        <w:t>гравитонный</w:t>
-      </w:r>
-      <w:proofErr w:type="spellEnd"/>
-      <w:r>
-        <w:t xml:space="preserve"> привод опять решил поиздеваться над вестибулярным аппаратом.</w:t>
+        <w:t xml:space="preserve"> металлическим холодом. Я сделал осторожный шаг, и в этот момент отсек тряхнуло — гравитонный привод опять решил поиздеваться над вестибулярным аппаратом.</w:t>
       </w:r>
     </w:p>
     <w:p>
@@ -21975,15 +21130,7 @@
     </w:p>
     <w:p>
       <w:r>
-        <w:t xml:space="preserve">— В </w:t>
-      </w:r>
-      <w:proofErr w:type="spellStart"/>
-      <w:r>
-        <w:t>нуболидах</w:t>
-      </w:r>
-      <w:proofErr w:type="spellEnd"/>
-      <w:r>
-        <w:t>?</w:t>
+        <w:t>— В нуболидах?</w:t>
       </w:r>
     </w:p>
     <w:p>
@@ -22211,15 +21358,7 @@
     </w:p>
     <w:p>
       <w:r>
-        <w:t xml:space="preserve">Больше мы ни о чём не говорили. Вопросов было много, сердце взволнованно ёрзало в груди, когда я думал о токсине или </w:t>
-      </w:r>
-      <w:proofErr w:type="spellStart"/>
-      <w:r>
-        <w:t>нуболидах</w:t>
-      </w:r>
-      <w:proofErr w:type="spellEnd"/>
-      <w:r>
-        <w:t>, однако нужные слова не приходили в голову.</w:t>
+        <w:t>Больше мы ни о чём не говорили. Вопросов было много, сердце взволнованно ёрзало в груди, когда я думал о токсине или нуболидах, однако нужные слова не приходили в голову.</w:t>
       </w:r>
     </w:p>
     <w:p>
@@ -22629,15 +21768,7 @@
     </w:p>
     <w:p>
       <w:r>
-        <w:t xml:space="preserve">— Родители есть, — сказал я, — но я их редко последнее время навещаю. Нехорошо это, конечно. Надо будет обязательно съездить в </w:t>
-      </w:r>
-      <w:proofErr w:type="spellStart"/>
-      <w:r>
-        <w:t>Стальск</w:t>
-      </w:r>
-      <w:proofErr w:type="spellEnd"/>
-      <w:r>
-        <w:t>, когда вернусь. Если вернусь, — добавил я.</w:t>
+        <w:t>— Родители есть, — сказал я, — но я их редко последнее время навещаю. Нехорошо это, конечно. Надо будет обязательно съездить в Стальск, когда вернусь. Если вернусь, — добавил я.</w:t>
       </w:r>
     </w:p>
     <w:p>
@@ -22652,15 +21783,7 @@
     </w:p>
     <w:p>
       <w:r>
-        <w:t xml:space="preserve">— </w:t>
-      </w:r>
-      <w:proofErr w:type="spellStart"/>
-      <w:r>
-        <w:t>Стальск</w:t>
-      </w:r>
-      <w:proofErr w:type="spellEnd"/>
-      <w:r>
-        <w:t xml:space="preserve">… </w:t>
+        <w:t xml:space="preserve">— Стальск… </w:t>
       </w:r>
       <w:r>
         <w:t xml:space="preserve">— проговорила Вера. — </w:t>
@@ -22671,15 +21794,7 @@
     </w:p>
     <w:p>
       <w:r>
-        <w:t xml:space="preserve">— Вряд ли, — сказал я. — Их много, </w:t>
-      </w:r>
-      <w:proofErr w:type="spellStart"/>
-      <w:r>
-        <w:t>Стальсков</w:t>
-      </w:r>
-      <w:proofErr w:type="spellEnd"/>
-      <w:r>
-        <w:t xml:space="preserve"> этих. Мой — двенадцатый по счёту.</w:t>
+        <w:t>— Вряд ли, — сказал я. — Их много, Стальсков этих. Мой — двенадцатый по счёту.</w:t>
       </w:r>
     </w:p>
     <w:p>
@@ -23071,22 +22186,13 @@
     </w:p>
     <w:p>
       <w:r>
-        <w:t xml:space="preserve">Внутри меня что-то забурлило. Всё вокруг — синий глаз иллюминатора, затянутые тенью стены, потолок и маленькая фотография у кровати — закачалось в такт возбуждённому дыханию. Я сорвал с неё блузку. </w:t>
-      </w:r>
-      <w:proofErr w:type="spellStart"/>
-      <w:r>
-        <w:t>Заклацали</w:t>
-      </w:r>
-      <w:proofErr w:type="spellEnd"/>
-      <w:r>
-        <w:t xml:space="preserve"> по полу, как россыпь жемчужинок, вылетевшие пуговицы — и рассеянно разбежались по сторонам.</w:t>
+        <w:t>Внутри меня что-то забурлило. Всё вокруг — синий глаз иллюминатора, затянутые тенью стены, потолок и маленькая фотография у кровати — закачалось в такт возбуждённому дыханию. Я сорвал с неё блузку. Заклацали по полу, как россыпь жемчужинок, вылетевшие пуговицы — и рассеянно разбежались по сторонам.</w:t>
       </w:r>
     </w:p>
     <w:p>
       <w:r>
         <w:t xml:space="preserve">— От тебя пахнет кровью и фурацилином. — Вера слегка отодвинулась, откинула голову и посмотрела сквозь прищуренные веки, едва заметно улыбаясь. — А ещё </w:t>
       </w:r>
-      <w:proofErr w:type="spellStart"/>
       <w:r>
         <w:t>по</w:t>
       </w:r>
@@ -23096,7 +22202,6 @@
       <w:r>
         <w:t>том</w:t>
       </w:r>
-      <w:proofErr w:type="spellEnd"/>
       <w:r>
         <w:t>.</w:t>
       </w:r>
@@ -23169,15 +22274,7 @@
     </w:p>
     <w:p>
       <w:r>
-        <w:t xml:space="preserve">Первый полёт в космос. Первый </w:t>
-      </w:r>
-      <w:proofErr w:type="spellStart"/>
-      <w:r>
-        <w:t>бранк</w:t>
-      </w:r>
-      <w:proofErr w:type="spellEnd"/>
-      <w:r>
-        <w:t>. Первый сон во время перехода. Знакомство с ней.</w:t>
+        <w:t>Первый полёт в космос. Первый бранк. Первый сон во время перехода. Знакомство с ней.</w:t>
       </w:r>
     </w:p>
     <w:p>
@@ -23192,15 +22289,7 @@
     </w:p>
     <w:p>
       <w:r>
-        <w:t xml:space="preserve">— Сейчас мне кажется, что </w:t>
-      </w:r>
-      <w:proofErr w:type="gramStart"/>
-      <w:r>
-        <w:t>самое хорошее</w:t>
-      </w:r>
-      <w:proofErr w:type="gramEnd"/>
-      <w:r>
-        <w:t>, что было у меня в жизни — это ты, — сказал я.</w:t>
+        <w:t>— Сейчас мне кажется, что самое хорошее, что было у меня в жизни — это ты, — сказал я.</w:t>
       </w:r>
     </w:p>
     <w:p>
@@ -23254,13 +22343,8 @@
       </w:r>
     </w:p>
     <w:p>
-      <w:proofErr w:type="spellStart"/>
-      <w:r>
-        <w:t>Пшикнул</w:t>
-      </w:r>
-      <w:proofErr w:type="spellEnd"/>
-      <w:r>
-        <w:t xml:space="preserve"> диспенсер, зажурчала в кружке вода.</w:t>
+      <w:r>
+        <w:t>Пшикнул диспенсер, зажурчала в кружке вода.</w:t>
       </w:r>
     </w:p>
     <w:p>
@@ -23529,15 +22613,7 @@
         <w:t xml:space="preserve">Какая разница, сколько лет изучаем? </w:t>
       </w:r>
       <w:r>
-        <w:t xml:space="preserve">Я вообще в </w:t>
-      </w:r>
-      <w:proofErr w:type="spellStart"/>
-      <w:r>
-        <w:t>химлабе</w:t>
-      </w:r>
-      <w:proofErr w:type="spellEnd"/>
-      <w:r>
-        <w:t xml:space="preserve"> сижу, откуда мне знать?</w:t>
+        <w:t>Я вообще в химлабе сижу, откуда мне знать?</w:t>
       </w:r>
     </w:p>
     <w:p>
@@ -23617,15 +22693,7 @@
     </w:p>
     <w:p>
       <w:r>
-        <w:t xml:space="preserve">Сбой в </w:t>
-      </w:r>
-      <w:proofErr w:type="spellStart"/>
-      <w:r>
-        <w:t>гравитонной</w:t>
-      </w:r>
-      <w:proofErr w:type="spellEnd"/>
-      <w:r>
-        <w:t xml:space="preserve"> камере?</w:t>
+        <w:t>Сбой в гравитонной камере?</w:t>
       </w:r>
     </w:p>
     <w:p>
@@ -24116,13 +23184,8 @@
       </w:r>
     </w:p>
     <w:p>
-      <w:proofErr w:type="spellStart"/>
-      <w:r>
-        <w:t>Гравитонный</w:t>
-      </w:r>
-      <w:proofErr w:type="spellEnd"/>
-      <w:r>
-        <w:t xml:space="preserve"> привод едва работал.</w:t>
+      <w:r>
+        <w:t>Гравитонный привод едва работал.</w:t>
       </w:r>
     </w:p>
     <w:p>
@@ -24211,15 +23274,7 @@
     </w:p>
     <w:p>
       <w:r>
-        <w:t xml:space="preserve">Глаза мои уже немного привыкли к расходящейся тряске и мелькающему свету. Я узнал искривлённое лицо </w:t>
-      </w:r>
-      <w:proofErr w:type="spellStart"/>
-      <w:r>
-        <w:t>Мицюкина</w:t>
-      </w:r>
-      <w:proofErr w:type="spellEnd"/>
-      <w:r>
-        <w:t xml:space="preserve">, который </w:t>
+        <w:t xml:space="preserve">Глаза мои уже немного привыкли к расходящейся тряске и мелькающему свету. Я узнал искривлённое лицо Мицюкина, который </w:t>
       </w:r>
       <w:r>
         <w:t>жёг</w:t>
@@ -24234,13 +23289,8 @@
       </w:r>
     </w:p>
     <w:p>
-      <w:proofErr w:type="spellStart"/>
-      <w:r>
-        <w:t>Мицюкина</w:t>
-      </w:r>
-      <w:proofErr w:type="spellEnd"/>
-      <w:r>
-        <w:t xml:space="preserve"> перекосило, как засбоившую машину. Резак, изрыгнув последнюю струю пламени, погас у него в руке, и он уставился на меня, как на чудище из ночного кошмара. Появилось ещё несколько теней, вылезших из </w:t>
+      <w:r>
+        <w:t xml:space="preserve">Мицюкина перекосило, как засбоившую машину. Резак, изрыгнув последнюю струю пламени, погас у него в руке, и он уставился на меня, как на чудище из ночного кошмара. Появилось ещё несколько теней, вылезших из </w:t>
       </w:r>
       <w:r>
         <w:lastRenderedPageBreak/>
@@ -24355,11 +23405,9 @@
       <w:r>
         <w:t xml:space="preserve">Всё перед глазами завязло в крови. Я решил, что огонь с реактивной тягой рвётся ко мне навстречу. Раскинул руки, ожидая избавления от этого ревущего ада, но огонь отступил, превратившись в </w:t>
       </w:r>
-      <w:proofErr w:type="spellStart"/>
       <w:r>
         <w:t>стробящие</w:t>
       </w:r>
-      <w:proofErr w:type="spellEnd"/>
       <w:r>
         <w:t>, как иллюминация, аварийные люминофоры.</w:t>
       </w:r>
@@ -24753,15 +23801,7 @@
     </w:p>
     <w:p>
       <w:r>
-        <w:t xml:space="preserve">Тяжёлый тёмный взгляд </w:t>
-      </w:r>
-      <w:proofErr w:type="spellStart"/>
-      <w:r>
-        <w:t>Мицюкина</w:t>
-      </w:r>
-      <w:proofErr w:type="spellEnd"/>
-      <w:r>
-        <w:t xml:space="preserve"> прожигал насквозь. </w:t>
+        <w:t xml:space="preserve">Тяжёлый тёмный взгляд Мицюкина прожигал насквозь. </w:t>
       </w:r>
     </w:p>
     <w:p>
@@ -24801,15 +23841,7 @@
     </w:p>
     <w:p>
       <w:r>
-        <w:t xml:space="preserve">Тень </w:t>
-      </w:r>
-      <w:proofErr w:type="spellStart"/>
-      <w:r>
-        <w:t>Мицюкина</w:t>
-      </w:r>
-      <w:proofErr w:type="spellEnd"/>
-      <w:r>
-        <w:t xml:space="preserve"> нависала надо мной, прижимала к стене. Я невольно попятился, задел за что-то ногой и едва не свалился на пол.</w:t>
+        <w:t>Тень Мицюкина нависала надо мной, прижимала к стене. Я невольно попятился, задел за что-то ногой и едва не свалился на пол.</w:t>
       </w:r>
     </w:p>
     <w:p>
@@ -25924,15 +24956,7 @@
     </w:p>
     <w:p>
       <w:r>
-        <w:t xml:space="preserve">Вера подбежала, вышла из аварийного мрака, как из </w:t>
-      </w:r>
-      <w:proofErr w:type="spellStart"/>
-      <w:r>
-        <w:t>бранка</w:t>
-      </w:r>
-      <w:proofErr w:type="spellEnd"/>
-      <w:r>
-        <w:t>, и обхватила меня за плечи. Я остолбенел. Дыхание перехватило от радости. Я прижался к её губам.</w:t>
+        <w:t>Вера подбежала, вышла из аварийного мрака, как из бранка, и обхватила меня за плечи. Я остолбенел. Дыхание перехватило от радости. Я прижался к её губам.</w:t>
       </w:r>
     </w:p>
     <w:p>
@@ -26122,15 +25146,7 @@
     </w:p>
     <w:p>
       <w:r>
-        <w:t xml:space="preserve">Камеру с </w:t>
-      </w:r>
-      <w:proofErr w:type="spellStart"/>
-      <w:r>
-        <w:t>нуболидами</w:t>
-      </w:r>
-      <w:proofErr w:type="spellEnd"/>
-      <w:r>
-        <w:t xml:space="preserve"> закрывала дымная пелена.</w:t>
+        <w:t>Камеру с нуболидами закрывала дымная пелена.</w:t>
       </w:r>
     </w:p>
     <w:p>
@@ -26529,7 +25545,13 @@
     </w:p>
     <w:p>
       <w:r>
-        <w:t>— Всё хорошо со мной, — сказал я. — Мне тоже надо чем-нибудь полезным заняться. Какой толк здесь торчать?</w:t>
+        <w:t xml:space="preserve">— Всё хорошо со мной, — сказал я. — Мне тоже надо чем-нибудь полезным заняться. Какой </w:t>
+      </w:r>
+      <w:r>
+        <w:t>смысл</w:t>
+      </w:r>
+      <w:r>
+        <w:t xml:space="preserve"> здесь торчать?</w:t>
       </w:r>
     </w:p>
     <w:p>
@@ -26954,15 +25976,7 @@
     </w:p>
     <w:p>
       <w:r>
-        <w:t xml:space="preserve">У выхода в коридор Майоров спорил о чём-то с </w:t>
-      </w:r>
-      <w:proofErr w:type="spellStart"/>
-      <w:r>
-        <w:t>Мицюкиным</w:t>
-      </w:r>
-      <w:proofErr w:type="spellEnd"/>
-      <w:r>
-        <w:t xml:space="preserve"> — так яростно и увлечённо, что даже не обратил на меня внимания. На скамейке у стены сидела Симонова, опрятная, с затянутыми в пучок волосами — ударница труда с цветастого плаката, которая прихорошилась, но не слишком, чтобы отправиться на работу, в вопящий цех, по утру. Она посмотрела на меня тёмным испуганным взглядом.</w:t>
+        <w:t>У выхода в коридор Майоров спорил о чём-то с Мицюкиным — так яростно и увлечённо, что даже не обратил на меня внимания. На скамейке у стены сидела Симонова, опрятная, с затянутыми в пучок волосами — ударница труда с цветастого плаката, которая прихорошилась, но не слишком, чтобы отправиться на работу, в вопящий цех, по утру. Она посмотрела на меня тёмным испуганным взглядом.</w:t>
       </w:r>
     </w:p>
     <w:p>
@@ -27119,15 +26133,7 @@
     </w:p>
     <w:p>
       <w:r>
-        <w:t xml:space="preserve">— Петя, — сказала она и тут же добавила, заметив мой недоумённый взгляд: — Пётр </w:t>
-      </w:r>
-      <w:proofErr w:type="spellStart"/>
-      <w:r>
-        <w:t>Верховенцев</w:t>
-      </w:r>
-      <w:proofErr w:type="spellEnd"/>
-      <w:r>
-        <w:t xml:space="preserve"> из химической. Он в реанимации, это третий отсек. А то я что-то боюсь.</w:t>
+        <w:t>— Петя, — сказала она и тут же добавила, заметив мой недоумённый взгляд: — Пётр Верховенцев из химической. Он в реанимации, это третий отсек. А то я что-то боюсь.</w:t>
       </w:r>
     </w:p>
     <w:p>
@@ -27163,15 +26169,7 @@
     </w:p>
     <w:p>
       <w:r>
-        <w:t xml:space="preserve">— Какого чёрта ты вообще на этот уровень </w:t>
-      </w:r>
-      <w:proofErr w:type="spellStart"/>
-      <w:r>
-        <w:t>попёрся</w:t>
-      </w:r>
-      <w:proofErr w:type="spellEnd"/>
-      <w:r>
-        <w:t>?</w:t>
+        <w:t>— Какого чёрта ты вообще на этот уровень попёрся?</w:t>
       </w:r>
     </w:p>
     <w:p>
@@ -27208,15 +26206,7 @@
     <w:p>
       <w:r>
         <w:lastRenderedPageBreak/>
-        <w:t xml:space="preserve">— Мы уже на второй круг пошли, — спокойно ответил Мицюкин. — </w:t>
-      </w:r>
-      <w:proofErr w:type="gramStart"/>
-      <w:r>
-        <w:t>На текущий момент</w:t>
-      </w:r>
-      <w:proofErr w:type="gramEnd"/>
-      <w:r>
-        <w:t xml:space="preserve"> я не готов подпускать кого-либо из вашей команды ни к ремонту, ни к управлению станцией. Если бы мой оператор не решил себе горло перерезать, ничего бы из этого не произошло.</w:t>
+        <w:t>— Мы уже на второй круг пошли, — спокойно ответил Мицюкин. — На текущий момент я не готов подпускать кого-либо из вашей команды ни к ремонту, ни к управлению станцией. Если бы мой оператор не решил себе горло перерезать, ничего бы из этого не произошло.</w:t>
       </w:r>
     </w:p>
     <w:p>
@@ -27303,15 +26293,7 @@
     </w:p>
     <w:p>
       <w:r>
-        <w:t xml:space="preserve">— Мы, — этот долгий слог едва не застрял у </w:t>
-      </w:r>
-      <w:proofErr w:type="spellStart"/>
-      <w:r>
-        <w:t>Мицюкина</w:t>
-      </w:r>
-      <w:proofErr w:type="spellEnd"/>
-      <w:r>
-        <w:t xml:space="preserve"> в горле, — проводим ремонт двигательных модулей. Спасибо вам за участие, но ваша помощь пока не требуется.</w:t>
+        <w:t>— Мы, — этот долгий слог едва не застрял у Мицюкина в горле, — проводим ремонт двигательных модулей. Спасибо вам за участие, но ваша помощь пока не требуется.</w:t>
       </w:r>
     </w:p>
     <w:p>
@@ -27403,15 +26385,7 @@
         <w:t>Что хотите</w:t>
       </w:r>
       <w:r>
-        <w:t xml:space="preserve">? — Губы у </w:t>
-      </w:r>
-      <w:proofErr w:type="spellStart"/>
-      <w:r>
-        <w:t>Мицюкина</w:t>
-      </w:r>
-      <w:proofErr w:type="spellEnd"/>
-      <w:r>
-        <w:t xml:space="preserve"> задрожали.</w:t>
+        <w:t>? — Губы у Мицюкина задрожали.</w:t>
       </w:r>
     </w:p>
     <w:p>
@@ -27449,15 +26423,7 @@
     </w:p>
     <w:p>
       <w:r>
-        <w:t xml:space="preserve">Я подумал, что на месте </w:t>
-      </w:r>
-      <w:proofErr w:type="spellStart"/>
-      <w:r>
-        <w:t>Мицюкина</w:t>
-      </w:r>
-      <w:proofErr w:type="spellEnd"/>
-      <w:r>
-        <w:t xml:space="preserve"> тоже не подпустил бы никого из нас ни к ремонту двигательных модулей, ни к управлению станцией.</w:t>
+        <w:t>Я подумал, что на месте Мицюкина тоже не подпустил бы никого из нас ни к ремонту двигательных модулей, ни к управлению станцией.</w:t>
       </w:r>
     </w:p>
     <w:p>
@@ -27498,373 +26464,339 @@
     </w:p>
     <w:p>
       <w:r>
-        <w:t xml:space="preserve">— Меня просили узнать про </w:t>
-      </w:r>
-      <w:proofErr w:type="spellStart"/>
-      <w:r>
-        <w:t>Верховенцева</w:t>
-      </w:r>
-      <w:proofErr w:type="spellEnd"/>
+        <w:t>— Меня просили узнать про Верховенцева.</w:t>
+      </w:r>
+    </w:p>
+    <w:p>
+      <w:r>
+        <w:t>Я посмотрел на койки, на одинаковые восковые лица.</w:t>
+      </w:r>
+    </w:p>
+    <w:p>
+      <w:r>
+        <w:t>— По поводу Верховенцева ничего сказать не могу, — ответил Синицын. — Состояние тяжёлое, насколько я могу судить. Сложно пока что-то обещать. Скажите, что он стабилен, но в сознание не приходил.</w:t>
+      </w:r>
+    </w:p>
+    <w:p>
+      <w:r>
+        <w:t>— Понял, спасибо.</w:t>
+      </w:r>
+    </w:p>
+    <w:p>
+      <w:r>
+        <w:t>Из приёмной пробились чьи-то взбудораженные голоса.</w:t>
+      </w:r>
+      <w:r>
+        <w:t xml:space="preserve"> Я вышел из отсека.</w:t>
+      </w:r>
+    </w:p>
+    <w:p>
+      <w:r>
+        <w:t>Объявился Андреев.</w:t>
+      </w:r>
+    </w:p>
+    <w:p>
+      <w:r>
+        <w:t>Он стоял посреди приёмной, возвышаясь над всеми на полголовы, и тряс раскрытыми ладонями, как уличный проповедник. Вокруг него толкались Майоров, Керман, Симонова, ещё несколько незнакомых мне человек и — Вера.</w:t>
+      </w:r>
+    </w:p>
+    <w:p>
+      <w:r>
+        <w:t>Она подошла ко мне.</w:t>
+      </w:r>
+    </w:p>
+    <w:p>
+      <w:r>
+        <w:t>— Тебя-то хоть обследовать успели? — Вера прижалась к моей руке. — Тут, конечно, ад кромешный.</w:t>
+      </w:r>
+    </w:p>
+    <w:p>
+      <w:r>
+        <w:t>В приёмную выбрался перебинтованный Лысанов</w:t>
+      </w:r>
+      <w:r>
+        <w:t>. Он</w:t>
+      </w:r>
+      <w:r>
+        <w:t xml:space="preserve"> оглядел единственным глазом Андреева и устало уселся у стены.</w:t>
+      </w:r>
+    </w:p>
+    <w:p>
+      <w:r>
+        <w:t>— Всё в порядке со мной, — ответил я.</w:t>
+      </w:r>
+    </w:p>
+    <w:p>
+      <w:r>
+        <w:t>— Точно?</w:t>
+      </w:r>
+    </w:p>
+    <w:p>
+      <w:r>
+        <w:t>— Давление немного скачет. Но у кого оно сейчас не скачет?</w:t>
+      </w:r>
+    </w:p>
+    <w:p>
+      <w:r>
+        <w:t xml:space="preserve">— Товарищи! — Андреев попытался изобразить громкий командный голос, сорвался на фальцет и закашлялся. — Товарищи! — повторил он. — Систему глобального оповещения починить пока, к сожалению, не удалось. — Он быстро замотал головой, показывая, насколько сложной оказалась поставленная перед ремонтниками задача. — Мы продолжим над этим работать, но пока что в роли системы оповещения буду выступать я. Если кто не в курсе, у нас </w:t>
+      </w:r>
+      <w:r>
+        <w:t xml:space="preserve">организовано </w:t>
+      </w:r>
+      <w:r>
+        <w:t>два пункта помощи пострадавшим — здесь и на жилом уровне, в столовой. Один лифт работает, но используется для перемещения оборудования, без людей. Запомните, это важно! Перемещайтесь между уровнями через аварийную шахту. Более того, я попросил бы при возможности сократить перемещения до… э-э-э, — Андреев провёл языком по пухлым губам, — необходимого минимума.</w:t>
+      </w:r>
+    </w:p>
+    <w:p>
+      <w:r>
+        <w:t>— А что</w:t>
+      </w:r>
+      <w:r>
+        <w:t>,</w:t>
+      </w:r>
+      <w:r>
+        <w:t xml:space="preserve"> если… — крикливо вклинился кто-то в его сбивчивую речь.</w:t>
+      </w:r>
+    </w:p>
+    <w:p>
+      <w:r>
+        <w:t>— Ты где была? — шёпотом спросил я Веру. — Привела меня сюда и бросила.</w:t>
+      </w:r>
+    </w:p>
+    <w:p>
+      <w:r>
+        <w:t>— В химлабе. Я потом объясню.</w:t>
+      </w:r>
+    </w:p>
+    <w:p>
+      <w:r>
+        <w:lastRenderedPageBreak/>
+        <w:t>— Товарищи! — затряс руками Андреев. — Пожалуйста, прошу, не перебивайте! Это очень важно, товарищи! Далеко не все понимают сложившуюся ситуацию. Я хотел бы всё объяснить. На Кратере Водолея произошёл необъяснимый феномен. Из атмосферы планеты начались выбросы…</w:t>
+      </w:r>
+    </w:p>
+    <w:p>
+      <w:r>
+        <w:t>— Мицюкин сказал, что резервный блок завели, — шепнул я Вере, — но мы всё равно падаем.</w:t>
+      </w:r>
+    </w:p>
+    <w:p>
+      <w:r>
+        <w:t>— Я знаю. Сложно не заметить, что наша орбитальная скорость увеличилась.</w:t>
+      </w:r>
+    </w:p>
+    <w:p>
+      <w:r>
+        <w:t>— И чем это грозит?</w:t>
+      </w:r>
+    </w:p>
+    <w:p>
+      <w:r>
+        <w:t>— А ты сам не понимаешь, чем это грозит, Олег? Вопрос, сколько времени у нас осталось.</w:t>
+      </w:r>
+    </w:p>
+    <w:p>
+      <w:r>
+        <w:t>— Главное, товарищи, — продолжал Андреев, — понимать, что это больше не повторится. Никаких столкновений не будет! Мы полностью контролируем ситуацию. Наше движение по орбите активно корректируется и…</w:t>
+      </w:r>
+    </w:p>
+    <w:p>
+      <w:r>
+        <w:t>— И мы всё равно падаем! — крикнул Майоров.</w:t>
+      </w:r>
+    </w:p>
+    <w:p>
+      <w:r>
+        <w:t>— Прошу вас, Сергей Владимирович, я же просил! — Голос Андреева вновь сорвался в кашель, сухой и судорожный, как при лихорадке. Он ссутулился, нависнув своим исполинским ростом над собравшимися, и прижал распяленную пятерню к груди. — Да, мы всё равно падаем, — проговорил он сквозь едва сдерживаемые спазмы. — Но это временно. Ведутся ремонтные работы, подключены наши лучшие специалисты. Ремонтными работами руководит Константин Игоревич Мицюкин, вы все его прекрасно знаете.</w:t>
+      </w:r>
+    </w:p>
+    <w:p>
+      <w:r>
+        <w:t>— Он-то тут причём? — выкрикнул кто-то.</w:t>
+      </w:r>
+    </w:p>
+    <w:p>
+      <w:r>
+        <w:t>— Других кандидатов у меня нет. — Андреев распрямился. — Я просил бы не мешать ему, не отвлекать на другие вопросы. Я не сомневаюсь, что он справится. Нам достаточно поднять один из двигательных модулей. Причин для паники совершенно нет.</w:t>
+      </w:r>
+    </w:p>
+    <w:p>
+      <w:r>
+        <w:t>— Сколько у нас времени, если движки не починят? — спросил я Веру.</w:t>
+      </w:r>
+    </w:p>
+    <w:p>
+      <w:r>
+        <w:t>— Откуда я знаю? Боюсь, не очень много. Может, несколько часов.</w:t>
+      </w:r>
+    </w:p>
+    <w:p>
+      <w:r>
+        <w:t>— Несколько часов?</w:t>
+      </w:r>
+    </w:p>
+    <w:p>
+      <w:r>
+        <w:t>— Причин для паники нет! — заглушил меня Андреев. — Готов вас заверить, что мы во всём разберёмся!</w:t>
+      </w:r>
+    </w:p>
+    <w:p>
+      <w:r>
+        <w:t>— А что по поводу эвакуации? — спросил кто-то.</w:t>
+      </w:r>
+    </w:p>
+    <w:p>
+      <w:r>
+        <w:t xml:space="preserve">— Эвакуация — это… — Андреев коротко кашлянул, прочистив от сомнений горло, — долгосрочный, скажем так, план. Все мы понимаем, что станция в прежнем режиме работать уже не будет. К сожалению, наш проект можно считать завершённым. Особенно, без… — Он прервал самого себя и нервно мотнул головой, </w:t>
+      </w:r>
+      <w:r>
+        <w:t>отгоняя</w:t>
+      </w:r>
+      <w:r>
+        <w:t xml:space="preserve"> прокравш</w:t>
+      </w:r>
+      <w:r>
+        <w:t xml:space="preserve">ийся </w:t>
+      </w:r>
+      <w:r>
+        <w:t xml:space="preserve">в мысли </w:t>
+      </w:r>
+      <w:r>
+        <w:t>страх</w:t>
+      </w:r>
+      <w:r>
+        <w:t>. — У нас в приоритете люди, а не исследования.</w:t>
+      </w:r>
+    </w:p>
+    <w:p>
+      <w:r>
+        <w:t>— Как же</w:t>
+      </w:r>
+      <w:r>
+        <w:t xml:space="preserve"> так</w:t>
+      </w:r>
+      <w:r>
+        <w:t>? — завопили на галерке. — Столько потраченных лет!</w:t>
+      </w:r>
+    </w:p>
+    <w:p>
+      <w:r>
+        <w:lastRenderedPageBreak/>
+        <w:t>Андреев замахал руками, как дирижёр, управляющий крикливым оркестром.</w:t>
+      </w:r>
+    </w:p>
+    <w:p>
+      <w:r>
+        <w:t>— Мы постараемся сохранить все результаты исследований, сделаем выгрузки на ленту, сделаем распечатки, сделаем… — Андреев сбивчиво, через дрожь в груди, перевёл дыхание. — Сделаем всё, что будет нужно! Но пока, — он помедлил, — это не является приоритетом.</w:t>
+      </w:r>
+    </w:p>
+    <w:p>
+      <w:r>
+        <w:t>— Так-то, если станция погибнет, — сказал Керман, вытирая с лысины пот, — то и все исследования вместе с ней.</w:t>
+      </w:r>
+    </w:p>
+    <w:p>
+      <w:r>
+        <w:t>— Это он тебе во сне говорил, что мы отсюда не выберемся? — спросила Вера.</w:t>
+      </w:r>
+    </w:p>
+    <w:p>
+      <w:r>
+        <w:t>— Да.</w:t>
+      </w:r>
+    </w:p>
+    <w:p>
+      <w:r>
+        <w:t xml:space="preserve">— Товарищи! — проголосил Андреев. Кадык у него взволнованно заёрзал вверх и вниз. — Надо понимать, что эвакуация — это вопрос нескольких месяцев! Пока </w:t>
+      </w:r>
+      <w:r>
+        <w:t>что главный приоритет —</w:t>
+      </w:r>
+      <w:r>
+        <w:t xml:space="preserve"> </w:t>
+      </w:r>
+      <w:r>
+        <w:t>это восстановление</w:t>
+      </w:r>
+      <w:r>
+        <w:t xml:space="preserve"> работ</w:t>
+      </w:r>
+      <w:r>
+        <w:t>ы</w:t>
+      </w:r>
+      <w:r>
+        <w:t xml:space="preserve"> станции</w:t>
+      </w:r>
       <w:r>
         <w:t>.</w:t>
       </w:r>
-    </w:p>
-    <w:p>
-      <w:r>
-        <w:t>Я посмотрел на койки, на одинаковые восковые лица.</w:t>
-      </w:r>
-    </w:p>
-    <w:p>
-      <w:r>
-        <w:t xml:space="preserve">— По поводу </w:t>
-      </w:r>
-      <w:proofErr w:type="spellStart"/>
-      <w:r>
-        <w:t>Верховенцева</w:t>
-      </w:r>
-      <w:proofErr w:type="spellEnd"/>
-      <w:r>
-        <w:t xml:space="preserve"> ничего сказать не могу, — ответил Синицын. — Состояние тяжёлое, насколько я могу судить. Сложно пока что-то обещать. Скажите, что он стабилен, но в сознание не приходил.</w:t>
-      </w:r>
-    </w:p>
-    <w:p>
-      <w:r>
-        <w:t>— Понял, спасибо.</w:t>
-      </w:r>
-    </w:p>
-    <w:p>
-      <w:r>
-        <w:t>Из приёмной пробились чьи-то взбудораженные голоса.</w:t>
-      </w:r>
-    </w:p>
-    <w:p>
-      <w:r>
-        <w:t>Объявился Андреев.</w:t>
-      </w:r>
-    </w:p>
-    <w:p>
-      <w:r>
-        <w:t>Он стоял посреди приёмной, возвышаясь над всеми на полголовы, и тряс раскрытыми ладонями, как уличный проповедник. Вокруг него толкались Майоров, Керман, Симонова, ещё несколько незнакомых мне человек и — Вера.</w:t>
-      </w:r>
-    </w:p>
-    <w:p>
-      <w:r>
-        <w:t>Она подошла ко мне.</w:t>
-      </w:r>
-    </w:p>
-    <w:p>
-      <w:r>
-        <w:t>— Тебя-то хоть обследовать успели? — Вера прижалась к моей руке. — Тут, конечно, ад кромешный.</w:t>
-      </w:r>
-    </w:p>
-    <w:p>
-      <w:r>
-        <w:t>В приёмную выбрался перебинтованный Лысанов</w:t>
-      </w:r>
-      <w:r>
-        <w:t>. Он</w:t>
-      </w:r>
-      <w:r>
-        <w:t xml:space="preserve"> оглядел единственным глазом Андреева и устало уселся у стены.</w:t>
-      </w:r>
-    </w:p>
-    <w:p>
-      <w:r>
-        <w:t>— Всё в порядке со мной, — ответил я.</w:t>
-      </w:r>
-    </w:p>
-    <w:p>
-      <w:r>
-        <w:t>— Точно?</w:t>
-      </w:r>
-    </w:p>
-    <w:p>
-      <w:r>
-        <w:t>— Давление немного скачет. Но у кого оно сейчас не скачет?</w:t>
-      </w:r>
-    </w:p>
-    <w:p>
-      <w:r>
-        <w:t xml:space="preserve">— Товарищи! — Андреев попытался изобразить громкий командный голос, сорвался на фальцет и закашлялся. — Товарищи! — повторил он. — Систему глобального оповещения починить пока, к сожалению, не удалось. — Он быстро замотал головой, показывая, насколько сложной оказалась поставленная перед ремонтниками задача. — Мы продолжим над этим работать, но пока что в роли системы оповещения буду выступать я. Если кто не в курсе, у нас </w:t>
-      </w:r>
-      <w:r>
-        <w:t xml:space="preserve">организовано </w:t>
-      </w:r>
-      <w:r>
-        <w:t>два пункта помощи пострадавшим — здесь и на жилом уровне, в столовой. Один лифт работает, но используется для перемещения оборудования, без людей. Запомните, это важно! Перемещайтесь между уровнями через аварийную шахту. Более того, я попросил бы при возможности сократить перемещения до… э-э-э, — Андреев провёл языком по пухлым губам, — необходимого минимума.</w:t>
-      </w:r>
-    </w:p>
-    <w:p>
-      <w:r>
-        <w:t>— А что</w:t>
-      </w:r>
-      <w:r>
-        <w:t>,</w:t>
-      </w:r>
-      <w:r>
-        <w:t xml:space="preserve"> если… — крикливо вклинился кто-то в его сбивчивую речь.</w:t>
-      </w:r>
-    </w:p>
-    <w:p>
-      <w:r>
-        <w:t>— Ты где была? — шёпотом спросил я Веру. — Привела меня сюда и бросила.</w:t>
-      </w:r>
-    </w:p>
-    <w:p>
-      <w:r>
-        <w:t xml:space="preserve">— В </w:t>
-      </w:r>
-      <w:proofErr w:type="spellStart"/>
-      <w:r>
-        <w:t>химлабе</w:t>
-      </w:r>
-      <w:proofErr w:type="spellEnd"/>
-      <w:r>
-        <w:t>. Я потом объясню.</w:t>
-      </w:r>
-    </w:p>
-    <w:p>
-      <w:r>
-        <w:t xml:space="preserve">— Товарищи! — затряс руками Андреев. — Пожалуйста, прошу, не перебивайте! Это очень важно, товарищи! Далеко не все понимают сложившуюся </w:t>
-      </w:r>
+      <w:r>
+        <w:t xml:space="preserve"> </w:t>
+      </w:r>
+      <w:r>
+        <w:t>В</w:t>
+      </w:r>
+      <w:r>
+        <w:t>се остальные решения будут приниматься потом. Я прошу вас не поддаваться панике. По всем вопросам обращайтесь ко мне. Я буду на нижнем уровне, в столовой, или в своём модуле. Вы все знаете…</w:t>
+      </w:r>
+    </w:p>
+    <w:p>
+      <w:r>
+        <w:t>— Станция падает, нас кто-то травит, но всё хорошо, всё прекрасно! — перебил Андреева чей-то голос.</w:t>
+      </w:r>
+    </w:p>
+    <w:p>
+      <w:r>
+        <w:t>— Не волнуйтесь, товарищи. По этому вопросу у нас есть другая команда специалистов. — Андреев показал на Веру. — Я поручил нашему сотруднику из химической лаборатории, Вере Сергеевне Акимовой, провести расследование и найти источник заражения. Прошу ей всячески содействовать. — Андреев помолчал несколько секунд и добавил на удивление хрипловатым, выгоревшим голосом: — На этом у меня всё.</w:t>
+      </w:r>
+    </w:p>
+    <w:p>
+      <w:r>
+        <w:t>Металлическое лязганье сломанной вентиляционной решётки вдруг заглохло, течение воздуха остановилось. На лбу выступил липкий пот. Я начал задыхаться за считанные секунды. Посмотрел на потолок, расписанный клинописью теней и света. Медленно, как на последнем заводе, начали подрагивать прутья решётки, ударяясь друг о друга. Бам! — промедление длиною в тяжёлый вздох. И снова — бам!</w:t>
+      </w:r>
+    </w:p>
+    <w:p>
+      <w:r>
+        <w:t>Андреева окружили, облепили, не давали пройти. Он пугливо попятился к двери, но никто не собирался его отпускать.</w:t>
+      </w:r>
+    </w:p>
+    <w:p>
+      <w:r>
+        <w:t>— Когда будет корабль с Земли?</w:t>
+      </w:r>
+    </w:p>
+    <w:p>
+      <w:r>
+        <w:t>— Сколько протянет станция?</w:t>
+      </w:r>
+    </w:p>
+    <w:p>
+      <w:r>
+        <w:t>— Нас до сих пор чем-то травят?</w:t>
+      </w:r>
+    </w:p>
+    <w:p>
+      <w:r>
+        <w:t>— Сколько нам ждать?!</w:t>
+      </w:r>
+    </w:p>
+    <w:p>
+      <w:r>
+        <w:t>— Мне потребуется твоя помощь, — тихо сказала Вера.</w:t>
+      </w:r>
+    </w:p>
+    <w:p>
+      <w:r>
+        <w:t>— Я уж подумал, ты, как Мицюкин, скажешь, что ни к чему меня не подпустишь, — проговорил я.</w:t>
+      </w:r>
+    </w:p>
+    <w:p>
       <w:r>
         <w:lastRenderedPageBreak/>
-        <w:t>ситуацию. Я хотел бы всё объяснить. На Кратере Водолея произошёл необъяснимый феномен. Из атмосферы планеты начались выбросы…</w:t>
-      </w:r>
-    </w:p>
-    <w:p>
-      <w:r>
-        <w:t>— Мицюкин сказал, что резервный блок завели, — шепнул я Вере, — но мы всё равно падаем.</w:t>
-      </w:r>
-    </w:p>
-    <w:p>
-      <w:r>
-        <w:t>— Я знаю. Сложно не заметить, что наша орбитальная скорость увеличилась.</w:t>
-      </w:r>
-    </w:p>
-    <w:p>
-      <w:r>
-        <w:t>— И чем это грозит?</w:t>
-      </w:r>
-    </w:p>
-    <w:p>
-      <w:r>
-        <w:t>— А ты сам не понимаешь, чем это грозит, Олег? Вопрос, сколько времени у нас осталось.</w:t>
-      </w:r>
-    </w:p>
-    <w:p>
-      <w:r>
-        <w:t>— Главное, товарищи, — продолжал Андреев, — понимать, что это больше не повторится. Никаких столкновений не будет! Мы полностью контролируем ситуацию. Наше движение по орбите активно корректируется и…</w:t>
-      </w:r>
-    </w:p>
-    <w:p>
-      <w:r>
-        <w:t>— И мы всё равно падаем! — крикнул Майоров.</w:t>
-      </w:r>
-    </w:p>
-    <w:p>
-      <w:r>
-        <w:t xml:space="preserve">— Прошу вас, Сергей Владимирович, я же просил! — Голос Андреева вновь сорвался в кашель, сухой и судорожный, как при лихорадке. Он ссутулился, нависнув своим исполинским ростом над собравшимися, и прижал распяленную пятерню к груди. — Да, мы всё равно падаем, — проговорил он сквозь едва сдерживаемые спазмы. — Но это временно. Ведутся ремонтные работы, подключены наши </w:t>
-      </w:r>
-      <w:proofErr w:type="gramStart"/>
-      <w:r>
-        <w:t>лучшие специалисты</w:t>
-      </w:r>
-      <w:proofErr w:type="gramEnd"/>
-      <w:r>
-        <w:t>. Ремонтными работами руководит Константин Игоревич Мицюкин, вы все его прекрасно знаете.</w:t>
-      </w:r>
-    </w:p>
-    <w:p>
-      <w:r>
-        <w:t>— Он-то тут причём? — выкрикнул кто-то.</w:t>
-      </w:r>
-    </w:p>
-    <w:p>
-      <w:r>
-        <w:t>— Других кандидатов у меня нет. — Андреев распрямился. — Я просил бы не мешать ему, не отвлекать на другие вопросы. Я не сомневаюсь, что он справится. Нам достаточно поднять один из двигательных модулей. Причин для паники совершенно нет.</w:t>
-      </w:r>
-    </w:p>
-    <w:p>
-      <w:r>
-        <w:t>— Сколько у нас времени, если движки не починят? — спросил я Веру.</w:t>
-      </w:r>
-    </w:p>
-    <w:p>
-      <w:r>
-        <w:t>— Откуда я знаю? Боюсь, не очень много. Может, несколько часов.</w:t>
-      </w:r>
-    </w:p>
-    <w:p>
-      <w:r>
-        <w:t>— Несколько часов?</w:t>
-      </w:r>
-    </w:p>
-    <w:p>
-      <w:r>
-        <w:t>— Причин для паники нет! — заглушил меня Андреев. — Готов вас заверить, что мы во всём разберёмся!</w:t>
-      </w:r>
-    </w:p>
-    <w:p>
-      <w:r>
-        <w:t>— А что по поводу эвакуации? — спросил кто-то.</w:t>
-      </w:r>
-    </w:p>
-    <w:p>
-      <w:r>
-        <w:t>— Эвакуация — это… — Андреев коротко кашлянул, прочистив от сомнений горло, — долгосрочный, скажем так, план. Все мы понимаем, что станция в прежнем режиме работать уже не будет. К сожалению, наш проект можно считать завершённым. Особенно, без… — Он прервал самого себя и нервно мотнул головой, отрекаясь от прокравш</w:t>
-      </w:r>
-      <w:r>
-        <w:t>его</w:t>
-      </w:r>
-      <w:r>
-        <w:t xml:space="preserve">ся в мысли </w:t>
-      </w:r>
-      <w:r>
-        <w:t>страха</w:t>
-      </w:r>
-      <w:r>
-        <w:t>. — У нас в приоритете люди, а не исследования.</w:t>
-      </w:r>
-    </w:p>
-    <w:p>
-      <w:r>
-        <w:t>— Как же</w:t>
-      </w:r>
-      <w:r>
-        <w:t xml:space="preserve"> так</w:t>
-      </w:r>
-      <w:r>
-        <w:t>? — завопили на галерке. — Столько потраченных лет!</w:t>
-      </w:r>
-    </w:p>
-    <w:p>
-      <w:r>
-        <w:t>Андреев замахал руками, как дирижёр, управляющий крикливым оркестром.</w:t>
-      </w:r>
-    </w:p>
-    <w:p>
-      <w:r>
-        <w:lastRenderedPageBreak/>
-        <w:t>— Мы постараемся сохранить все результаты исследований, сделаем выгрузки на ленту, сделаем распечатки, сделаем… — Андреев сбивчиво, через дрожь в груди, перевёл дыхание. — Сделаем всё, что будет нужно! Но пока, — он помедлил, — это не является приоритетом.</w:t>
-      </w:r>
-    </w:p>
-    <w:p>
-      <w:r>
-        <w:t>— Так-то, если станция погибнет, — сказал Керман, вытирая с лысины пот, — то и все исследования вместе с ней.</w:t>
-      </w:r>
-    </w:p>
-    <w:p>
-      <w:r>
-        <w:t>— Это он тебе во сне говорил, что мы отсюда не выберемся? — спросила Вера.</w:t>
-      </w:r>
-    </w:p>
-    <w:p>
-      <w:r>
-        <w:t>— Да.</w:t>
-      </w:r>
-    </w:p>
-    <w:p>
-      <w:r>
-        <w:t xml:space="preserve">— Товарищи! — проголосил Андреев. Кадык у него взволнованно заёрзал вверх и вниз. — Надо понимать, что эвакуация — это вопрос нескольких месяцев! Пока </w:t>
-      </w:r>
-      <w:r>
-        <w:t xml:space="preserve">что </w:t>
-      </w:r>
-      <w:proofErr w:type="gramStart"/>
-      <w:r>
-        <w:t>главный приоритет</w:t>
-      </w:r>
-      <w:proofErr w:type="gramEnd"/>
-      <w:r>
-        <w:t xml:space="preserve"> —</w:t>
-      </w:r>
-      <w:r>
-        <w:t xml:space="preserve"> </w:t>
-      </w:r>
-      <w:r>
-        <w:t>это восстановление</w:t>
-      </w:r>
-      <w:r>
-        <w:t xml:space="preserve"> работ</w:t>
-      </w:r>
-      <w:r>
-        <w:t>ы</w:t>
-      </w:r>
-      <w:r>
-        <w:t xml:space="preserve"> станции</w:t>
-      </w:r>
-      <w:r>
-        <w:t>.</w:t>
-      </w:r>
-      <w:r>
-        <w:t xml:space="preserve"> </w:t>
-      </w:r>
-      <w:r>
-        <w:t>В</w:t>
-      </w:r>
-      <w:r>
-        <w:t>се остальные решения будут приниматься потом. Я прошу вас не поддаваться панике. По всем вопросам обращайтесь ко мне. Я буду на нижнем уровне, в столовой, или в своём модуле. Вы все знаете…</w:t>
-      </w:r>
-    </w:p>
-    <w:p>
-      <w:r>
-        <w:t>— Станция падает, нас кто-то травит, но всё хорошо, всё прекрасно! — перебил Андреева чей-то голос.</w:t>
-      </w:r>
-    </w:p>
-    <w:p>
-      <w:r>
-        <w:t>— Не волнуйтесь, товарищи. По этому вопросу у нас есть другая команда специалистов. — Андреев показал на Веру. — Я поручил нашему сотруднику из химической лаборатории, Вере Сергеевне Акимовой, провести расследование и найти источник заражения. Прошу ей всячески содействовать. — Андреев помолчал несколько секунд и добавил на удивление хрипловатым, выгоревшим голосом: — На этом у меня всё.</w:t>
-      </w:r>
-    </w:p>
-    <w:p>
-      <w:r>
-        <w:t>Металлическое лязганье сломанной вентиляционной решётки вдруг заглохло, течение воздуха остановилось. На лбу выступил липкий пот. Я начал задыхаться за считанные секунды. Посмотрел на потолок, расписанный клинописью теней и света. Медленно, как на последнем заводе, начали подрагивать прутья решётки, ударяясь друг о друга. Бам! — промедление длиною в тяжёлый вздох. И снова — бам!</w:t>
-      </w:r>
-    </w:p>
-    <w:p>
-      <w:r>
-        <w:t>Андреева окружили, облепили, не давали пройти. Он пугливо попятился к двери, но никто не собирался его отпускать.</w:t>
-      </w:r>
-    </w:p>
-    <w:p>
-      <w:r>
-        <w:t>— Когда будет корабль с Земли?</w:t>
-      </w:r>
-    </w:p>
-    <w:p>
-      <w:r>
-        <w:t>— Сколько протянет станция?</w:t>
-      </w:r>
-    </w:p>
-    <w:p>
-      <w:r>
-        <w:t>— Нас до сих пор чем-то травят?</w:t>
-      </w:r>
-    </w:p>
-    <w:p>
-      <w:r>
-        <w:t>— Сколько нам ждать?!</w:t>
-      </w:r>
-    </w:p>
-    <w:p>
-      <w:r>
-        <w:t>— Мне потребуется твоя помощь, — тихо сказала Вера.</w:t>
-      </w:r>
-    </w:p>
-    <w:p>
-      <w:r>
-        <w:t>— Я уж подумал, ты, как Мицюкин, скажешь, что ни к чему меня не подпустишь, — проговорил я.</w:t>
-      </w:r>
-    </w:p>
-    <w:p>
-      <w:r>
         <w:t>— Дурак, что ли?</w:t>
       </w:r>
     </w:p>
     <w:p>
       <w:r>
-        <w:lastRenderedPageBreak/>
         <w:t>— Товарищи! — взвизгнул зажатый в угол Андреев. — Давайте обсудим вопросы позже! Основную ситуацию я…</w:t>
       </w:r>
     </w:p>
@@ -28183,15 +27115,7 @@
     </w:p>
     <w:p>
       <w:r>
-        <w:t xml:space="preserve">Другая команда специалистов, о которой говорил Андреев, состояла из одной Веры. Если не считать меня. Руководителя химической лаборатории на глазах у Веры запаковали в чёрный мешок, а </w:t>
-      </w:r>
-      <w:proofErr w:type="spellStart"/>
-      <w:r>
-        <w:t>Верховенцев</w:t>
-      </w:r>
-      <w:proofErr w:type="spellEnd"/>
-      <w:r>
-        <w:t xml:space="preserve"> лежал в реанимации, подключённый к ревущему от перебоев пульса аппарату.</w:t>
+        <w:t>Другая команда специалистов, о которой говорил Андреев, состояла из одной Веры. Если не считать меня. Руководителя химической лаборатории на глазах у Веры запаковали в чёрный мешок, а Верховенцев лежал в реанимации, подключённый к ревущему от перебоев пульса аппарату.</w:t>
       </w:r>
     </w:p>
     <w:p>
@@ -28487,15 +27411,7 @@
     </w:p>
     <w:p>
       <w:r>
-        <w:t xml:space="preserve">— Он так работает, к сожалению. Не всегда с первого раза. — Вера всмотрелась в </w:t>
-      </w:r>
-      <w:proofErr w:type="spellStart"/>
-      <w:r>
-        <w:t>мреющие</w:t>
-      </w:r>
-      <w:proofErr w:type="spellEnd"/>
-      <w:r>
-        <w:t xml:space="preserve"> строчки. — Надеюсь, анализатор не сдох.</w:t>
+        <w:t>— Он так работает, к сожалению. Не всегда с первого раза. — Вера всмотрелась в мреющие строчки. — Надеюсь, анализатор не сдох.</w:t>
       </w:r>
     </w:p>
     <w:p>
@@ -28724,15 +27640,7 @@
         <w:t>С</w:t>
       </w:r>
       <w:r>
-        <w:t xml:space="preserve">бой в </w:t>
-      </w:r>
-      <w:proofErr w:type="spellStart"/>
-      <w:r>
-        <w:t>гравитонной</w:t>
-      </w:r>
-      <w:proofErr w:type="spellEnd"/>
-      <w:r>
-        <w:t xml:space="preserve"> камере. Просто сбой. Такой же, как раньше. Качка.</w:t>
+        <w:t>бой в гравитонной камере. Просто сбой. Такой же, как раньше. Качка.</w:t>
       </w:r>
     </w:p>
     <w:p>
@@ -28806,15 +27714,7 @@
         <w:t>Е</w:t>
       </w:r>
       <w:r>
-        <w:t xml:space="preserve">сли хочешь, иди к своему </w:t>
-      </w:r>
-      <w:proofErr w:type="spellStart"/>
-      <w:r>
-        <w:t>Мицюкину</w:t>
-      </w:r>
-      <w:proofErr w:type="spellEnd"/>
-      <w:r>
-        <w:t>. Вдруг он передумает. Будешь там под его присмотром гайки крутить. А я сама справлюсь.</w:t>
+        <w:t>сли хочешь, иди к своему Мицюкину. Вдруг он передумает. Будешь там под его присмотром гайки крутить. А я сама справлюсь.</w:t>
       </w:r>
     </w:p>
     <w:p>
@@ -28824,15 +27724,7 @@
     </w:p>
     <w:p>
       <w:r>
-        <w:t xml:space="preserve">— Прости. Я тебя тут одну не оставлю. Нет никакого смысла с </w:t>
-      </w:r>
-      <w:proofErr w:type="spellStart"/>
-      <w:r>
-        <w:t>Мицюкиным</w:t>
-      </w:r>
-      <w:proofErr w:type="spellEnd"/>
-      <w:r>
-        <w:t xml:space="preserve"> пререкаться. Ни к чему он меня не подпустит, это я уже понял.</w:t>
+        <w:t>— Прости. Я тебя тут одну не оставлю. Нет никакого смысла с Мицюкиным пререкаться. Ни к чему он меня не подпустит, это я уже понял.</w:t>
       </w:r>
     </w:p>
     <w:p>
@@ -28847,15 +27739,7 @@
     </w:p>
     <w:p>
       <w:r>
-        <w:t xml:space="preserve">— Надо собрать образцы. Что там в каюте Марутяна творится, я не знаю, могут не пускать никого. Как и в лабораторию. К </w:t>
-      </w:r>
-      <w:proofErr w:type="spellStart"/>
-      <w:r>
-        <w:t>Марутяну</w:t>
-      </w:r>
-      <w:proofErr w:type="spellEnd"/>
-      <w:r>
-        <w:t xml:space="preserve"> я попробую сама сходить, ко мне спокойнее отнесутся.</w:t>
+        <w:t>— Надо собрать образцы. Что там в каюте Марутяна творится, я не знаю, могут не пускать никого. Как и в лабораторию. К Марутяну я попробую сама сходить, ко мне спокойнее отнесутся.</w:t>
       </w:r>
     </w:p>
     <w:p>
@@ -29087,15 +27971,7 @@
     <w:p>
       <w:r>
         <w:lastRenderedPageBreak/>
-        <w:t xml:space="preserve">— Я не предлагаю здесь сидеть. Пойдём к </w:t>
-      </w:r>
-      <w:proofErr w:type="spellStart"/>
-      <w:r>
-        <w:t>Мицюкину</w:t>
-      </w:r>
-      <w:proofErr w:type="spellEnd"/>
-      <w:r>
-        <w:t xml:space="preserve"> или Андрееву, спорить будем, нашу правду-матку отстаивать. А парня оставь. Он тоже полезным делом занимается.</w:t>
+        <w:t>— Я не предлагаю здесь сидеть. Пойдём к Мицюкину или Андрееву, спорить будем, нашу правду-матку отстаивать. А парня оставь. Он тоже полезным делом занимается.</w:t>
       </w:r>
     </w:p>
     <w:p>
@@ -30053,26 +28929,13 @@
       <w:r>
         <w:t xml:space="preserve">вообще </w:t>
       </w:r>
-      <w:proofErr w:type="spellStart"/>
-      <w:r>
-        <w:t>попёрся</w:t>
-      </w:r>
-      <w:proofErr w:type="spellEnd"/>
-      <w:r>
-        <w:t xml:space="preserve"> в лабораторию?</w:t>
-      </w:r>
-    </w:p>
-    <w:p>
-      <w:r>
-        <w:t xml:space="preserve">За спиной у </w:t>
-      </w:r>
-      <w:proofErr w:type="spellStart"/>
-      <w:r>
-        <w:t>Мицюкина</w:t>
-      </w:r>
-      <w:proofErr w:type="spellEnd"/>
-      <w:r>
-        <w:t xml:space="preserve"> материализовался неизменно следующий за ним Лысанов.</w:t>
+      <w:r>
+        <w:t>попёрся в лабораторию?</w:t>
+      </w:r>
+    </w:p>
+    <w:p>
+      <w:r>
+        <w:t>За спиной у Мицюкина материализовался неизменно следующий за ним Лысанов.</w:t>
       </w:r>
     </w:p>
     <w:p>
@@ -30146,15 +29009,7 @@
     </w:p>
     <w:p>
       <w:r>
-        <w:t xml:space="preserve">Он открыл дверь в лабораторию и отвёл глаза от пролившегося наружу красного света. Кто-то наблюдал за </w:t>
-      </w:r>
-      <w:proofErr w:type="spellStart"/>
-      <w:r>
-        <w:t>нуболидами</w:t>
-      </w:r>
-      <w:proofErr w:type="spellEnd"/>
-      <w:r>
-        <w:t>, но забыл отключить подкрашенное, как в комнате для проявки фотографий, освещение.</w:t>
+        <w:t>Он открыл дверь в лабораторию и отвёл глаза от пролившегося наружу красного света. Кто-то наблюдал за нуболидами, но забыл отключить подкрашенное, как в комнате для проявки фотографий, освещение.</w:t>
       </w:r>
     </w:p>
     <w:p>
@@ -30279,23 +29134,7 @@
     </w:p>
     <w:p>
       <w:r>
-        <w:t xml:space="preserve">— Удобно как! — прорычал Мицюкин. — Хорошо что </w:t>
-      </w:r>
-      <w:proofErr w:type="spellStart"/>
-      <w:r>
-        <w:t>Верховенцеву</w:t>
-      </w:r>
-      <w:proofErr w:type="spellEnd"/>
-      <w:r>
-        <w:t xml:space="preserve"> с </w:t>
-      </w:r>
-      <w:proofErr w:type="spellStart"/>
-      <w:r>
-        <w:t>Кавинским</w:t>
-      </w:r>
-      <w:proofErr w:type="spellEnd"/>
-      <w:r>
-        <w:t xml:space="preserve"> уже ничего не требуется!</w:t>
+        <w:t>— Удобно как! — прорычал Мицюкин. — Хорошо что Верховенцеву с Кавинским уже ничего не требуется!</w:t>
       </w:r>
     </w:p>
     <w:p>
@@ -30310,23 +29149,7 @@
     </w:p>
     <w:p>
       <w:r>
-        <w:t xml:space="preserve">— А </w:t>
-      </w:r>
-      <w:proofErr w:type="spellStart"/>
-      <w:r>
-        <w:t>Верховенцев</w:t>
-      </w:r>
-      <w:proofErr w:type="spellEnd"/>
-      <w:r>
-        <w:t xml:space="preserve"> в чём виноват? А </w:t>
-      </w:r>
-      <w:proofErr w:type="spellStart"/>
-      <w:r>
-        <w:t>Кавинский</w:t>
-      </w:r>
-      <w:proofErr w:type="spellEnd"/>
-      <w:r>
-        <w:t>? Это убийство в состоянии аффекта! И ты собираешься время на него тратить? Всё с ним будет в порядке. До суда оклемается.</w:t>
+        <w:t>— А Верховенцев в чём виноват? А Кавинский? Это убийство в состоянии аффекта! И ты собираешься время на него тратить? Всё с ним будет в порядке. До суда оклемается.</w:t>
       </w:r>
     </w:p>
     <w:p>
@@ -30403,15 +29226,7 @@
     </w:p>
     <w:p>
       <w:r>
-        <w:t xml:space="preserve">В соседнем отсеке Минаева спорила с </w:t>
-      </w:r>
-      <w:proofErr w:type="spellStart"/>
-      <w:r>
-        <w:t>Мицюкиным</w:t>
-      </w:r>
-      <w:proofErr w:type="spellEnd"/>
-      <w:r>
-        <w:t xml:space="preserve"> — я слышал их голоса, но не различал ни единого слова.</w:t>
+        <w:t>В соседнем отсеке Минаева спорила с Мицюкиным — я слышал их голоса, но не различал ни единого слова.</w:t>
       </w:r>
     </w:p>
     <w:p>
@@ -30545,15 +29360,7 @@
         <w:t>П</w:t>
       </w:r>
       <w:r>
-        <w:t xml:space="preserve">робирка разбилась, мне надо сходить за новой. У нас в </w:t>
-      </w:r>
-      <w:proofErr w:type="spellStart"/>
-      <w:r>
-        <w:t>химлабе</w:t>
-      </w:r>
-      <w:proofErr w:type="spellEnd"/>
-      <w:r>
-        <w:t xml:space="preserve"> должны ещё быть.</w:t>
+        <w:t>робирка разбилась, мне надо сходить за новой. У нас в химлабе должны ещё быть.</w:t>
       </w:r>
     </w:p>
     <w:p>
@@ -30599,15 +29406,7 @@
         <w:t>В</w:t>
       </w:r>
       <w:r>
-        <w:t xml:space="preserve"> </w:t>
-      </w:r>
-      <w:proofErr w:type="spellStart"/>
-      <w:r>
-        <w:t>гравитонной</w:t>
-      </w:r>
-      <w:proofErr w:type="spellEnd"/>
-      <w:r>
-        <w:t xml:space="preserve"> камере вновь начались электронные судороги.</w:t>
+        <w:t xml:space="preserve"> гравитонной камере вновь начались электронные судороги.</w:t>
       </w:r>
     </w:p>
     <w:p>
@@ -31005,15 +29804,7 @@
     </w:p>
     <w:p>
       <w:r>
-        <w:t xml:space="preserve">— Зачем вам столько фибры в </w:t>
-      </w:r>
-      <w:proofErr w:type="spellStart"/>
-      <w:r>
-        <w:t>химлабе</w:t>
-      </w:r>
-      <w:proofErr w:type="spellEnd"/>
-      <w:r>
-        <w:t xml:space="preserve">? К тому же закрытой на ключ. Как раз в том ящике, который ты </w:t>
+        <w:t xml:space="preserve">— Зачем вам столько фибры в химлабе? К тому же закрытой на ключ. Как раз в том ящике, который ты </w:t>
       </w:r>
       <w:r>
         <w:t>открывать</w:t>
@@ -31024,15 +29815,7 @@
     </w:p>
     <w:p>
       <w:r>
-        <w:t xml:space="preserve">— Олег! — Вера нервно дёрнула за лямку висящей на плече сумки, шагнула ко мне и остановилась, не решилась подойти слишком близко. — Ты о чём вообще говоришь? Откуда я знаю, что лежит в </w:t>
-      </w:r>
-      <w:proofErr w:type="spellStart"/>
-      <w:r>
-        <w:t>химлабе</w:t>
-      </w:r>
-      <w:proofErr w:type="spellEnd"/>
-      <w:r>
-        <w:t xml:space="preserve">! Ты же видел, там полный бардак! У нас и работы-то последний год толковой не было, не лаборатория, а сплошная свалка. </w:t>
+        <w:t xml:space="preserve">— Олег! — Вера нервно дёрнула за лямку висящей на плече сумки, шагнула ко мне и остановилась, не решилась подойти слишком близко. — Ты о чём вообще говоришь? Откуда я знаю, что лежит в химлабе! Ты же видел, там полный бардак! У нас и работы-то последний год толковой не было, не лаборатория, а сплошная свалка. </w:t>
       </w:r>
       <w:r>
         <w:t>Наверное</w:t>
@@ -31496,15 +30279,7 @@
         <w:t>карточку</w:t>
       </w:r>
       <w:r>
-        <w:t xml:space="preserve">. </w:t>
-      </w:r>
-      <w:proofErr w:type="spellStart"/>
-      <w:r>
-        <w:t>Верховенцев</w:t>
-      </w:r>
-      <w:proofErr w:type="spellEnd"/>
-      <w:r>
-        <w:t>.</w:t>
+        <w:t>. Верховенцев.</w:t>
       </w:r>
     </w:p>
     <w:p>
@@ -31519,23 +30294,7 @@
     </w:p>
     <w:p>
       <w:r>
-        <w:t xml:space="preserve">Несколько часов назад здесь сидела Симонова, пока я пытался разузнать о </w:t>
-      </w:r>
-      <w:proofErr w:type="spellStart"/>
-      <w:r>
-        <w:t>Верховенцеве</w:t>
-      </w:r>
-      <w:proofErr w:type="spellEnd"/>
-      <w:r>
-        <w:t xml:space="preserve"> — у того самого человека, который зарезал его хирургическим ножом. За последнее время столько всего произошло, что казалось, стоит зажмурить глаза, и время покатится вспять, как поставленная на перемотку запись. Я ведь даже ни разу не видел этого </w:t>
-      </w:r>
-      <w:proofErr w:type="spellStart"/>
-      <w:r>
-        <w:t>Верховенцева</w:t>
-      </w:r>
-      <w:proofErr w:type="spellEnd"/>
-      <w:r>
-        <w:t xml:space="preserve"> до катастрофы, но всё равно что-то болезненно ныло в груди, как вымотанная бегом мышца.</w:t>
+        <w:t>Несколько часов назад здесь сидела Симонова, пока я пытался разузнать о Верховенцеве — у того самого человека, который зарезал его хирургическим ножом. За последнее время столько всего произошло, что казалось, стоит зажмурить глаза, и время покатится вспять, как поставленная на перемотку запись. Я ведь даже ни разу не видел этого Верховенцева до катастрофы, но всё равно что-то болезненно ныло в груди, как вымотанная бегом мышца.</w:t>
       </w:r>
     </w:p>
     <w:p>
@@ -32817,107 +31576,67 @@
     </w:p>
     <w:p>
       <w:r>
-        <w:t xml:space="preserve">— Да, странный дефект. Или она моток проволоки проглотила. Или… — Я положил снимок на стол. — Или это </w:t>
-      </w:r>
-      <w:proofErr w:type="spellStart"/>
-      <w:r>
-        <w:t>нуболид</w:t>
-      </w:r>
-      <w:proofErr w:type="spellEnd"/>
+        <w:t>— Да, странный дефект. Или она моток проволоки проглотила. Или… — Я положил снимок на стол. — Или это нуболид.</w:t>
+      </w:r>
+    </w:p>
+    <w:p>
+      <w:r>
+        <w:lastRenderedPageBreak/>
+        <w:t>— Нуболид в человеческом теле, — прошептала Вера. — Как это вообще возможно? Мне бы такое в кошмарном сне не приснилось!</w:t>
+      </w:r>
+    </w:p>
+    <w:p>
+      <w:r>
+        <w:t>На мгновение перед глазами мелькнул поблекший уже образ — Вера, идущая ко мне навстречу вопреки урагану, тонкие алые нити, прорастающие у неё из груди.</w:t>
+      </w:r>
+    </w:p>
+    <w:p>
+      <w:r>
+        <w:t>— Вскрытие мы с тобой всё равно не сделаем, — сказал я. — К тому же для нас это ничего не изменит.</w:t>
+      </w:r>
+    </w:p>
+    <w:p>
+      <w:r>
+        <w:t xml:space="preserve">— </w:t>
+      </w:r>
+      <w:r>
+        <w:t>Р</w:t>
+      </w:r>
+      <w:r>
+        <w:t>ентген я всё же сделаю</w:t>
+      </w:r>
+      <w:r>
+        <w:t>, — ответила Вера. —</w:t>
+      </w:r>
+      <w:r>
+        <w:t xml:space="preserve"> Вдруг это сбой, а мы тут напридумали всякой ерунды.</w:t>
+      </w:r>
+    </w:p>
+    <w:p>
+      <w:r>
+        <w:t>— Если это сбой, — сказал я, — то мы потратили время, а времени у нас как раз и нет. А если не сбой…</w:t>
+      </w:r>
+    </w:p>
+    <w:p>
+      <w:r>
+        <w:t xml:space="preserve">— То, что? — тихо спросила </w:t>
+      </w:r>
+      <w:r>
+        <w:t>Вера</w:t>
+      </w:r>
       <w:r>
         <w:t>.</w:t>
       </w:r>
     </w:p>
     <w:p>
       <w:r>
-        <w:lastRenderedPageBreak/>
-        <w:t xml:space="preserve">— </w:t>
-      </w:r>
-      <w:proofErr w:type="spellStart"/>
-      <w:r>
-        <w:t>Нуболид</w:t>
-      </w:r>
-      <w:proofErr w:type="spellEnd"/>
-      <w:r>
-        <w:t xml:space="preserve"> в человеческом теле, — прошептала Вера. — Как это вообще возможно? Мне бы такое в кошмарном сне не приснилось!</w:t>
-      </w:r>
-    </w:p>
-    <w:p>
-      <w:r>
-        <w:t>На мгновение перед глазами мелькнул поблекший уже образ — Вера, идущая ко мне навстречу вопреки урагану, тонкие алые нити, прорастающие у неё из груди.</w:t>
-      </w:r>
-    </w:p>
-    <w:p>
-      <w:r>
-        <w:t>— Вскрытие мы с тобой всё равно не сделаем, — сказал я. — К тому же для нас это ничего не изменит.</w:t>
-      </w:r>
-    </w:p>
-    <w:p>
-      <w:r>
-        <w:t xml:space="preserve">— </w:t>
-      </w:r>
-      <w:r>
-        <w:t>Р</w:t>
-      </w:r>
-      <w:r>
-        <w:t>ентген я всё же сделаю</w:t>
-      </w:r>
-      <w:r>
-        <w:t>, — ответила Вера. —</w:t>
-      </w:r>
-      <w:r>
-        <w:t xml:space="preserve"> Вдруг это сбой, а мы тут </w:t>
-      </w:r>
-      <w:proofErr w:type="spellStart"/>
-      <w:r>
-        <w:t>напридумали</w:t>
-      </w:r>
-      <w:proofErr w:type="spellEnd"/>
-      <w:r>
-        <w:t xml:space="preserve"> всякой ерунды.</w:t>
-      </w:r>
-    </w:p>
-    <w:p>
-      <w:r>
-        <w:t>— Если это сбой, — сказал я, — то мы потратили время, а времени у нас как раз и нет. А если не сбой…</w:t>
-      </w:r>
-    </w:p>
-    <w:p>
-      <w:r>
-        <w:t xml:space="preserve">— То, что? — тихо спросила </w:t>
-      </w:r>
-      <w:r>
-        <w:t>Вера</w:t>
-      </w:r>
-      <w:r>
-        <w:t>.</w:t>
-      </w:r>
-    </w:p>
-    <w:p>
-      <w:r>
-        <w:t xml:space="preserve">— Получается, мы ходим через червоточины благодаря </w:t>
-      </w:r>
-      <w:proofErr w:type="spellStart"/>
-      <w:r>
-        <w:t>нуболидам</w:t>
-      </w:r>
-      <w:proofErr w:type="spellEnd"/>
-      <w:r>
-        <w:t xml:space="preserve">? — </w:t>
+        <w:t xml:space="preserve">— Получается, мы ходим через червоточины благодаря нуболидам? — </w:t>
       </w:r>
       <w:r>
         <w:t>проговорил</w:t>
       </w:r>
       <w:r>
-        <w:t xml:space="preserve"> я. — </w:t>
-      </w:r>
-      <w:proofErr w:type="spellStart"/>
-      <w:r>
-        <w:t>Нуболид</w:t>
-      </w:r>
-      <w:proofErr w:type="spellEnd"/>
-      <w:r>
-        <w:t xml:space="preserve"> в симбиозе с навигатором? </w:t>
+        <w:t xml:space="preserve"> я. — Нуболид в симбиозе с навигатором? </w:t>
       </w:r>
       <w:r>
         <w:t>И</w:t>
@@ -33169,15 +31888,7 @@
     </w:p>
     <w:p>
       <w:r>
-        <w:t xml:space="preserve">Освещение в столовой приглушили — или же </w:t>
-      </w:r>
-      <w:proofErr w:type="spellStart"/>
-      <w:r>
-        <w:t>коротнула</w:t>
-      </w:r>
-      <w:proofErr w:type="spellEnd"/>
-      <w:r>
-        <w:t xml:space="preserve"> очередная </w:t>
+        <w:t xml:space="preserve">Освещение в столовой приглушили — или же коротнула очередная </w:t>
       </w:r>
       <w:r>
         <w:t xml:space="preserve">старая </w:t>
@@ -33667,15 +32378,7 @@
         <w:t xml:space="preserve"> и</w:t>
       </w:r>
       <w:r>
-        <w:t xml:space="preserve"> оказались в заложниках у собственной чумы, когда не сумели вовремя сбежать. Раньше я втайне думал, что Марутян свихнулся со своими </w:t>
-      </w:r>
-      <w:proofErr w:type="spellStart"/>
-      <w:r>
-        <w:t>нуболидами</w:t>
-      </w:r>
-      <w:proofErr w:type="spellEnd"/>
-      <w:r>
-        <w:t>, решил потравить себя и коллег, хотя в этом не было ни малейшего смысла. Я даже думал про Веру, которая винила всех в смерти отца.</w:t>
+        <w:t xml:space="preserve"> оказались в заложниках у собственной чумы, когда не сумели вовремя сбежать. Раньше я втайне думал, что Марутян свихнулся со своими нуболидами, решил потравить себя и коллег, хотя в этом не было ни малейшего смысла. Я даже думал про Веру, которая винила всех в смерти отца.</w:t>
       </w:r>
     </w:p>
     <w:p>
@@ -33799,15 +32502,7 @@
     </w:p>
     <w:p>
       <w:r>
-        <w:t xml:space="preserve">— Что опять случилось? С </w:t>
-      </w:r>
-      <w:proofErr w:type="spellStart"/>
-      <w:r>
-        <w:t>Мицюкиным</w:t>
-      </w:r>
-      <w:proofErr w:type="spellEnd"/>
-      <w:r>
-        <w:t xml:space="preserve"> что-то не поделили? Я рапорт на него напишу, когда вернёмся! Устроил тут цирк с конями!</w:t>
+        <w:t>— Что опять случилось? С Мицюкиным что-то не поделили? Я рапорт на него напишу, когда вернёмся! Устроил тут цирк с конями!</w:t>
       </w:r>
     </w:p>
     <w:p>
@@ -33817,15 +32512,7 @@
     </w:p>
     <w:p>
       <w:r>
-        <w:t xml:space="preserve">— С </w:t>
-      </w:r>
-      <w:proofErr w:type="spellStart"/>
-      <w:r>
-        <w:t>Мицюкиным</w:t>
-      </w:r>
-      <w:proofErr w:type="spellEnd"/>
-      <w:r>
-        <w:t xml:space="preserve"> всё в порядке, — сказал я.</w:t>
+        <w:t>— С Мицюкиным всё в порядке, — сказал я.</w:t>
       </w:r>
     </w:p>
     <w:p>
@@ -34439,31 +33126,7 @@
     </w:p>
     <w:p>
       <w:r>
-        <w:t xml:space="preserve">— А что я мог сделать? — Майоров говорил, отвернувшись и глядя в тень. — У нас конвоиров в экипаже нет, не предусмотрено уставом таких должностей. А вот </w:t>
-      </w:r>
-      <w:proofErr w:type="spellStart"/>
-      <w:r>
-        <w:t>эсбэ</w:t>
-      </w:r>
-      <w:proofErr w:type="spellEnd"/>
-      <w:r>
-        <w:t xml:space="preserve"> на любой станции имеется. Очередной хрен вроде </w:t>
-      </w:r>
-      <w:proofErr w:type="spellStart"/>
-      <w:r>
-        <w:t>Мицюкина</w:t>
-      </w:r>
-      <w:proofErr w:type="spellEnd"/>
-      <w:r>
-        <w:t xml:space="preserve">. Ну я подошёл к этим </w:t>
-      </w:r>
-      <w:proofErr w:type="spellStart"/>
-      <w:r>
-        <w:t>эсбэшникам</w:t>
-      </w:r>
-      <w:proofErr w:type="spellEnd"/>
-      <w:r>
-        <w:t>, и вопрос решился. Там же, на станции, кстати, и новый пилот сразу нашёлся.</w:t>
+        <w:t>— А что я мог сделать? — Майоров говорил, отвернувшись и глядя в тень. — У нас конвоиров в экипаже нет, не предусмотрено уставом таких должностей. А вот эсбэ на любой станции имеется. Очередной хрен вроде Мицюкина. Ну я подошёл к этим эсбэшникам, и вопрос решился. Там же, на станции, кстати, и новый пилот сразу нашёлся.</w:t>
       </w:r>
     </w:p>
     <w:p>
@@ -34558,15 +33221,7 @@
     </w:p>
     <w:p>
       <w:r>
-        <w:t xml:space="preserve">— О том, что в теле навигатора — </w:t>
-      </w:r>
-      <w:proofErr w:type="spellStart"/>
-      <w:r>
-        <w:t>нуболид</w:t>
-      </w:r>
-      <w:proofErr w:type="spellEnd"/>
-      <w:r>
-        <w:t>, —</w:t>
+        <w:t>— О том, что в теле навигатора — нуболид, —</w:t>
       </w:r>
       <w:r>
         <w:t xml:space="preserve"> спросил </w:t>
@@ -34638,15 +33293,7 @@
     </w:p>
     <w:p>
       <w:r>
-        <w:t xml:space="preserve">— Без вскрытия сложно сказать наверняка, а времени на вскрытие, как вы сами понимаете, нет, но то, что видно на снимке, похоже на </w:t>
-      </w:r>
-      <w:proofErr w:type="spellStart"/>
-      <w:r>
-        <w:t>нуболида</w:t>
-      </w:r>
-      <w:proofErr w:type="spellEnd"/>
-      <w:r>
-        <w:t>, который врос в её тело.</w:t>
+        <w:t>— Без вскрытия сложно сказать наверняка, а времени на вскрытие, как вы сами понимаете, нет, но то, что видно на снимке, похоже на нуболида, который врос в её тело.</w:t>
       </w:r>
     </w:p>
     <w:p>
@@ -34714,126 +33361,102 @@
     </w:p>
     <w:p>
       <w:r>
-        <w:t xml:space="preserve">— Олег, я в таком ключе общаться не намерен! Центру надо установить точную причину смерти. Не так часто навигатор умирает сразу после выхода из </w:t>
-      </w:r>
-      <w:proofErr w:type="spellStart"/>
-      <w:r>
-        <w:t>бранка</w:t>
-      </w:r>
-      <w:proofErr w:type="spellEnd"/>
+        <w:t>— Олег, я в таком ключе общаться не намерен! Центру надо установить точную причину смерти. Не так часто навигатор умирает сразу после выхода из бранка.</w:t>
+      </w:r>
+    </w:p>
+    <w:p>
+      <w:r>
+        <w:t>— О причине её смерти догадаться несложно. Некое образование, очень похожее на нуболида, оплетает её сердце.</w:t>
+      </w:r>
+    </w:p>
+    <w:p>
+      <w:r>
+        <w:lastRenderedPageBreak/>
+        <w:t>— Да чего ты от меня хочешь? — взревел Майоров. Лицо его стало пунцовым, как при удушье, на лбу выступил пот. — Почему вы вообще решили, что это нуболид! Это же полный бред! Все нуболиды, с которым мы вступали в контакт, сидят в герметичной банке. Пойдём! — махнул он рукой. — Покажешь мне снимки!</w:t>
+      </w:r>
+    </w:p>
+    <w:p>
+      <w:r>
+        <w:t>И шагнул к двери.</w:t>
+      </w:r>
+    </w:p>
+    <w:p>
+      <w:r>
+        <w:t>— Постойте, Сергей Владимирович! — сказал я. — Снимок у меня с собой.</w:t>
+      </w:r>
+    </w:p>
+    <w:p>
+      <w:r>
+        <w:t>Я протянул Майорову папку. Тот нервным движением, как в припадке, вытряс из неё чёрный глянцевый лист и задрал над головой, вглядываясь в изображение сквозь наползающие на глаза брови.</w:t>
+      </w:r>
+    </w:p>
+    <w:p>
+      <w:r>
+        <w:t xml:space="preserve">— Ни черта здесь не видно! Ну да, есть какое-то образование. </w:t>
+      </w:r>
+      <w:r>
+        <w:t>Д</w:t>
+      </w:r>
+      <w:r>
+        <w:t>ефект снимка?</w:t>
+      </w:r>
+    </w:p>
+    <w:p>
+      <w:r>
+        <w:t>— Мы тоже сначала подумали про дефект. Поэтому сделали ещё один снимок. Вы как раз его в руках и держите.</w:t>
+      </w:r>
+    </w:p>
+    <w:p>
+      <w:r>
+        <w:t>Майоров сел на кровать.</w:t>
+      </w:r>
+    </w:p>
+    <w:p>
+      <w:r>
+        <w:t>— Слышал я о подобном случае как раз перед вылетом, — тихо проговорил он.</w:t>
+      </w:r>
+    </w:p>
+    <w:p>
+      <w:r>
+        <w:t>— В смысле слышали?</w:t>
+      </w:r>
+    </w:p>
+    <w:p>
+      <w:r>
+        <w:t>— Просто слухи. Я сам-то ни черта не знаю.</w:t>
+      </w:r>
+    </w:p>
+    <w:p>
+      <w:r>
+        <w:t xml:space="preserve">В иллюминатор пролился свет от планеты. Станция, как идущий на дно корабль, стала смертельно заваливаться на бок. Весь модуль тут же затянуло </w:t>
+      </w:r>
+      <w:r>
+        <w:t>вязкой</w:t>
+      </w:r>
+      <w:r>
+        <w:t xml:space="preserve"> синевой.</w:t>
+      </w:r>
+    </w:p>
+    <w:p>
+      <w:r>
+        <w:t>Майоров поморщился.</w:t>
+      </w:r>
+    </w:p>
+    <w:p>
+      <w:r>
+        <w:t>— Закрой.</w:t>
+      </w:r>
+    </w:p>
+    <w:p>
+      <w:r>
+        <w:t>Я надавил на кнопку в переборке</w:t>
+      </w:r>
       <w:r>
         <w:t>.</w:t>
       </w:r>
     </w:p>
     <w:p>
       <w:r>
-        <w:t xml:space="preserve">— О причине её смерти догадаться несложно. Некое образование, очень похожее на </w:t>
-      </w:r>
-      <w:proofErr w:type="spellStart"/>
-      <w:r>
-        <w:t>нуболида</w:t>
-      </w:r>
-      <w:proofErr w:type="spellEnd"/>
-      <w:r>
-        <w:t>, оплетает её сердце.</w:t>
-      </w:r>
-    </w:p>
-    <w:p>
-      <w:r>
-        <w:lastRenderedPageBreak/>
-        <w:t xml:space="preserve">— Да чего ты от меня хочешь? — взревел Майоров. Лицо его стало пунцовым, как при удушье, на лбу выступил пот. — Почему вы вообще решили, что это </w:t>
-      </w:r>
-      <w:proofErr w:type="spellStart"/>
-      <w:r>
-        <w:t>нуболид</w:t>
-      </w:r>
-      <w:proofErr w:type="spellEnd"/>
-      <w:r>
-        <w:t>! Это же полный бред! Все нуболиды, с которым мы вступали в контакт, сидят в герметичной банке. Пойдём! — махнул он рукой. — Покажешь мне снимки!</w:t>
-      </w:r>
-    </w:p>
-    <w:p>
-      <w:r>
-        <w:t>И шагнул к двери.</w:t>
-      </w:r>
-    </w:p>
-    <w:p>
-      <w:r>
-        <w:t>— Постойте, Сергей Владимирович! — сказал я. — Снимок у меня с собой.</w:t>
-      </w:r>
-    </w:p>
-    <w:p>
-      <w:r>
-        <w:t>Я протянул Майорову папку. Тот нервным движением, как в припадке, вытряс из неё чёрный глянцевый лист и задрал над головой, вглядываясь в изображение сквозь наползающие на глаза брови.</w:t>
-      </w:r>
-    </w:p>
-    <w:p>
-      <w:r>
-        <w:t xml:space="preserve">— Ни черта здесь не видно! Ну да, есть какое-то образование. </w:t>
-      </w:r>
-      <w:r>
-        <w:t>Д</w:t>
-      </w:r>
-      <w:r>
-        <w:t>ефект снимка?</w:t>
-      </w:r>
-    </w:p>
-    <w:p>
-      <w:r>
-        <w:t>— Мы тоже сначала подумали про дефект. Поэтому сделали ещё один снимок. Вы как раз его в руках и держите.</w:t>
-      </w:r>
-    </w:p>
-    <w:p>
-      <w:r>
-        <w:t>Майоров сел на кровать.</w:t>
-      </w:r>
-    </w:p>
-    <w:p>
-      <w:r>
-        <w:t>— Слышал я о подобном случае как раз перед вылетом, — тихо проговорил он.</w:t>
-      </w:r>
-    </w:p>
-    <w:p>
-      <w:r>
-        <w:t>— В смысле слышали?</w:t>
-      </w:r>
-    </w:p>
-    <w:p>
-      <w:r>
-        <w:t>— Просто слухи. Я сам-то ни черта не знаю.</w:t>
-      </w:r>
-    </w:p>
-    <w:p>
-      <w:r>
-        <w:t xml:space="preserve">В иллюминатор пролился свет от планеты. Станция, как идущий на дно корабль, стала смертельно заваливаться на бок. Весь модуль тут же затянуло </w:t>
-      </w:r>
-      <w:r>
-        <w:t>вязкой</w:t>
-      </w:r>
-      <w:r>
-        <w:t xml:space="preserve"> синевой.</w:t>
-      </w:r>
-    </w:p>
-    <w:p>
-      <w:r>
-        <w:t>Майоров поморщился.</w:t>
-      </w:r>
-    </w:p>
-    <w:p>
-      <w:r>
-        <w:t>— Закрой.</w:t>
-      </w:r>
-    </w:p>
-    <w:p>
-      <w:r>
-        <w:t>Я надавил на кнопку в переборке</w:t>
-      </w:r>
-      <w:r>
-        <w:t>.</w:t>
-      </w:r>
-    </w:p>
-    <w:p>
-      <w:r>
         <w:t xml:space="preserve">— </w:t>
       </w:r>
       <w:r>
@@ -34845,23 +33468,7 @@
     </w:p>
     <w:p>
       <w:r>
-        <w:t xml:space="preserve">— Был перед нашим вылетом случай, — начал Майоров. — Умер навигатор. Не после выхода из </w:t>
-      </w:r>
-      <w:proofErr w:type="spellStart"/>
-      <w:r>
-        <w:t>бранка</w:t>
-      </w:r>
-      <w:proofErr w:type="spellEnd"/>
-      <w:r>
-        <w:t xml:space="preserve">, нет, обошлось без таких совпадений. Вроде как везли её куда-то на </w:t>
-      </w:r>
-      <w:proofErr w:type="spellStart"/>
-      <w:r>
-        <w:t>шнявке</w:t>
-      </w:r>
-      <w:proofErr w:type="spellEnd"/>
-      <w:r>
-        <w:t>, может, на другой корабль. Неважно. — Майоров прищурился, разглядывая снимок, и бросил его на кровать. — Во время вскрытия в теле нашли новообразование. Что-то вроде раковой опухоли, но не совсем.</w:t>
+        <w:t>— Был перед нашим вылетом случай, — начал Майоров. — Умер навигатор. Не после выхода из бранка, нет, обошлось без таких совпадений. Вроде как везли её куда-то на шнявке, может, на другой корабль. Неважно. — Майоров прищурился, разглядывая снимок, и бросил его на кровать. — Во время вскрытия в теле нашли новообразование. Что-то вроде раковой опухоли, но не совсем.</w:t>
       </w:r>
     </w:p>
     <w:p>
@@ -34928,15 +33535,7 @@
         <w:t>а</w:t>
       </w:r>
       <w:r>
-        <w:t xml:space="preserve"> </w:t>
-      </w:r>
-      <w:proofErr w:type="spellStart"/>
-      <w:r>
-        <w:t>нуболид</w:t>
-      </w:r>
-      <w:proofErr w:type="spellEnd"/>
-      <w:r>
-        <w:t xml:space="preserve">, я вообще ни черта не понимаю! Откуда он там взялся? </w:t>
+        <w:t xml:space="preserve"> нуболид, я вообще ни черта не понимаю! Откуда он там взялся? </w:t>
       </w:r>
       <w:r>
         <w:t>О</w:t>
@@ -34952,15 +33551,7 @@
     </w:p>
     <w:p>
       <w:r>
-        <w:t xml:space="preserve">— Да не знаю я! Я думал, это дурацкие байки вроде бесконечных снов во время </w:t>
-      </w:r>
-      <w:proofErr w:type="spellStart"/>
-      <w:r>
-        <w:t>бранка</w:t>
-      </w:r>
-      <w:proofErr w:type="spellEnd"/>
-      <w:r>
-        <w:t>, которыми желторотиков пугают.</w:t>
+        <w:t>— Да не знаю я! Я думал, это дурацкие байки вроде бесконечных снов во время бранка, которыми желторотиков пугают.</w:t>
       </w:r>
     </w:p>
     <w:p>
@@ -34970,15 +33561,7 @@
     </w:p>
     <w:p>
       <w:r>
-        <w:t xml:space="preserve">— Так и </w:t>
-      </w:r>
-      <w:proofErr w:type="spellStart"/>
-      <w:r>
-        <w:t>нуболидом</w:t>
-      </w:r>
-      <w:proofErr w:type="spellEnd"/>
-      <w:r>
-        <w:t xml:space="preserve"> это быть не может, — посмотрел на меня Майоров.</w:t>
+        <w:t>— Так и нуболидом это быть не может, — посмотрел на меня Майоров.</w:t>
       </w:r>
     </w:p>
     <w:p>
@@ -35100,15 +33683,7 @@
     </w:p>
     <w:p>
       <w:r>
-        <w:t xml:space="preserve">Майоров потрепал меня, как старого приятеля, по плечу и пообещал всё устроить. Изобразил кривое подобие улыбки, похожее на гримасу при инсульте. И мне стало жутко — куда сильнее, чем от </w:t>
-      </w:r>
-      <w:proofErr w:type="spellStart"/>
-      <w:r>
-        <w:t>нуболида</w:t>
-      </w:r>
-      <w:proofErr w:type="spellEnd"/>
-      <w:r>
-        <w:t xml:space="preserve"> на рентгеновском снимке.</w:t>
+        <w:t>Майоров потрепал меня, как старого приятеля, по плечу и пообещал всё устроить. Изобразил кривое подобие улыбки, похожее на гримасу при инсульте. И мне стало жутко — куда сильнее, чем от нуболида на рентгеновском снимке.</w:t>
       </w:r>
     </w:p>
     <w:p>
@@ -35416,23 +33991,7 @@
     </w:p>
     <w:p>
       <w:r>
-        <w:t xml:space="preserve">— Ага, из </w:t>
-      </w:r>
-      <w:proofErr w:type="spellStart"/>
-      <w:r>
-        <w:t>кэбэ</w:t>
-      </w:r>
-      <w:proofErr w:type="spellEnd"/>
-      <w:r>
-        <w:t>, если тебе так понятнее. Ты, Олежка, парень молодой, конечно, но, надеюсь, не глупый. На каждом рейсе есть кто-нибудь из Комитета. Это всегда член экипажа, и «</w:t>
-      </w:r>
-      <w:proofErr w:type="spellStart"/>
-      <w:r>
-        <w:t>кэбэ</w:t>
-      </w:r>
-      <w:proofErr w:type="spellEnd"/>
-      <w:r>
-        <w:t>» на лбу тоже обычно не написано.</w:t>
+        <w:t>— Ага, из кэбэ, если тебе так понятнее. Ты, Олежка, парень молодой, конечно, но, надеюсь, не глупый. На каждом рейсе есть кто-нибудь из Комитета. Это всегда член экипажа, и «кэбэ» на лбу тоже обычно не написано.</w:t>
       </w:r>
     </w:p>
     <w:p>
@@ -35498,15 +34057,7 @@
     </w:p>
     <w:p>
       <w:r>
-        <w:t xml:space="preserve">— Нуболиды могут проходить через наши червоточины. Они путешествуют </w:t>
-      </w:r>
-      <w:proofErr w:type="spellStart"/>
-      <w:r>
-        <w:t>бранком</w:t>
-      </w:r>
-      <w:proofErr w:type="spellEnd"/>
-      <w:r>
-        <w:t>, как мы</w:t>
+        <w:t>— Нуболиды могут проходить через наши червоточины. Они путешествуют бранком, как мы</w:t>
       </w:r>
       <w:r>
         <w:t>, Олег</w:t>
@@ -35537,15 +34088,7 @@
     </w:p>
     <w:p>
       <w:r>
-        <w:t xml:space="preserve">— Понятия не имею! — пожал плечами Григорьев. — Может, эксперименты твоего Марутяна так на них повлияли, а может, они всегда это умели. Мы же, Олежка, ничего толком о </w:t>
-      </w:r>
-      <w:proofErr w:type="spellStart"/>
-      <w:r>
-        <w:t>нуболидах</w:t>
-      </w:r>
-      <w:proofErr w:type="spellEnd"/>
-      <w:r>
-        <w:t xml:space="preserve"> не знаем, несмотря на то, что десять лет их тут под микроскопом рассматрива</w:t>
+        <w:t>— Понятия не имею! — пожал плечами Григорьев. — Может, эксперименты твоего Марутяна так на них повлияли, а может, они всегда это умели. Мы же, Олежка, ничего толком о нуболидах не знаем, несмотря на то, что десять лет их тут под микроскопом рассматрива</w:t>
       </w:r>
       <w:r>
         <w:t>ем</w:t>
@@ -35632,15 +34175,7 @@
     </w:p>
     <w:p>
       <w:r>
-        <w:t xml:space="preserve">— Можно и так сказать. Мы туннель открыли, нуболиды по нему прошли. Понимаешь, что это означает? — Григорьев повернулся к терминалу и склонил голову над выключенным экраном. На панели мигал красным какой-то испуганный индикатор. — Мы открыли ящик Пандоры. Мы заходим в </w:t>
-      </w:r>
-      <w:proofErr w:type="spellStart"/>
-      <w:r>
-        <w:t>бранк</w:t>
-      </w:r>
-      <w:proofErr w:type="spellEnd"/>
-      <w:r>
-        <w:t xml:space="preserve"> до Земли, они хвостом за нами. Ориентируются в балке эти черви получше наших навигаторов. Как они внутри корабля оказываются, мы точно не знаем. Есть версия, что точка выхода для них — как раз внутри корабля</w:t>
+        <w:t>— Можно и так сказать. Мы туннель открыли, нуболиды по нему прошли. Понимаешь, что это означает? — Григорьев повернулся к терминалу и склонил голову над выключенным экраном. На панели мигал красным какой-то испуганный индикатор. — Мы открыли ящик Пандоры. Мы заходим в бранк до Земли, они хвостом за нами. Ориентируются в балке эти черви получше наших навигаторов. Как они внутри корабля оказываются, мы точно не знаем. Есть версия, что точка выхода для них — как раз внутри корабля</w:t>
       </w:r>
       <w:r>
         <w:t>, там, где конверсионный двигатель</w:t>
@@ -35832,15 +34367,7 @@
     </w:p>
     <w:p>
       <w:r>
-        <w:t xml:space="preserve">— Мы тоже нашли </w:t>
-      </w:r>
-      <w:proofErr w:type="spellStart"/>
-      <w:r>
-        <w:t>нуболида</w:t>
-      </w:r>
-      <w:proofErr w:type="spellEnd"/>
-      <w:r>
-        <w:t xml:space="preserve"> в теле нашего навигатора, — сказал я. — Он обвивал её сердце.</w:t>
+        <w:t>— Мы тоже нашли нуболида в теле нашего навигатора, — сказал я. — Он обвивал её сердце.</w:t>
       </w:r>
     </w:p>
     <w:p>
@@ -35898,15 +34425,7 @@
     </w:p>
     <w:p>
       <w:r>
-        <w:t xml:space="preserve">— Станция, может, и давно, — продолжил он, — а вот Марутян недавно нуболидов через червоточины прыгать научил. Вот и смотри хронологию событий. До нас сюда летал «Смоленск». После этого он шёл не в Солнечную, а к Альфе Арефьевой. Там ещё были живые следы от </w:t>
-      </w:r>
-      <w:proofErr w:type="spellStart"/>
-      <w:r>
-        <w:t>бранка</w:t>
-      </w:r>
-      <w:proofErr w:type="spellEnd"/>
-      <w:r>
-        <w:t xml:space="preserve"> в Бету Вознесенской. Где-то там или ещё через прыжок, уже не помню, появляется «Севастополь». Тут </w:t>
+        <w:t xml:space="preserve">— Станция, может, и давно, — продолжил он, — а вот Марутян недавно нуболидов через червоточины прыгать научил. Вот и смотри хронологию событий. До нас сюда летал «Смоленск». После этого он шёл не в Солнечную, а к Альфе Арефьевой. Там ещё были живые следы от бранка в Бету Вознесенской. Где-то там или ещё через прыжок, уже не помню, появляется «Севастополь». Тут </w:t>
       </w:r>
       <w:r>
         <w:t xml:space="preserve">маршрут червей </w:t>
@@ -35981,15 +34500,7 @@
     </w:p>
     <w:p>
       <w:r>
-        <w:t xml:space="preserve">Я молчал. Свой самый первый </w:t>
-      </w:r>
-      <w:proofErr w:type="spellStart"/>
-      <w:r>
-        <w:t>бранк</w:t>
-      </w:r>
-      <w:proofErr w:type="spellEnd"/>
-      <w:r>
-        <w:t xml:space="preserve"> я пережил на «Минске».</w:t>
+        <w:t>Я молчал. Свой самый первый бранк я пережил на «Минске».</w:t>
       </w:r>
     </w:p>
     <w:p>
@@ -36048,15 +34559,7 @@
     </w:p>
     <w:p>
       <w:r>
-        <w:t xml:space="preserve">— Не смешно, Олежка, совсем не смешно! Мне страшно. И людей жалко. Только вот никого на «Заре» ты несколько дней назад не знал. Если бы в новостях сообщили о гибели станции, вряд ли бы ты траур устроил. На одном «Севастополе» было раз в пять больше людей. И ты это тоже прекрасно знаешь. За кого ты тут на меня с кулаками наброситься хочешь? За Андреева, за нашего доблестного </w:t>
-      </w:r>
-      <w:proofErr w:type="spellStart"/>
-      <w:r>
-        <w:t>Мицюкина</w:t>
-      </w:r>
-      <w:proofErr w:type="spellEnd"/>
-      <w:r>
-        <w:t xml:space="preserve">? Или всё-таки за </w:t>
+        <w:t xml:space="preserve">— Не смешно, Олежка, совсем не смешно! Мне страшно. И людей жалко. Только вот никого на «Заре» ты несколько дней назад не знал. Если бы в новостях сообщили о гибели станции, вряд ли бы ты траур устроил. На одном «Севастополе» было раз в пять больше людей. И ты это тоже прекрасно знаешь. За кого ты тут на меня с кулаками наброситься хочешь? За Андреева, за нашего доблестного Мицюкина? Или всё-таки за </w:t>
       </w:r>
       <w:r>
         <w:t>э</w:t>
@@ -36229,15 +34732,7 @@
     </w:p>
     <w:p>
       <w:r>
-        <w:t xml:space="preserve">Я метнулся туда, где </w:t>
-      </w:r>
-      <w:proofErr w:type="spellStart"/>
-      <w:r>
-        <w:t>мрели</w:t>
-      </w:r>
-      <w:proofErr w:type="spellEnd"/>
-      <w:r>
-        <w:t xml:space="preserve"> последние огни, спотыкаясь о чёрные, вылезающие из-под пола корни, и — остановился.</w:t>
+        <w:t>Я метнулся туда, где мрели последние огни, спотыкаясь о чёрные, вылезающие из-под пола корни, и — остановился.</w:t>
       </w:r>
     </w:p>
     <w:p>
@@ -36354,15 +34849,7 @@
     <w:p>
       <w:r>
         <w:lastRenderedPageBreak/>
-        <w:t xml:space="preserve">Уже подобравшись к полосе света, я столкнулся с </w:t>
-      </w:r>
-      <w:proofErr w:type="spellStart"/>
-      <w:r>
-        <w:t>Мицюкиным</w:t>
-      </w:r>
-      <w:proofErr w:type="spellEnd"/>
-      <w:r>
-        <w:t>. Мне было всё равно, ударит он меня или выстрелит. Мне хотелось сделать что-</w:t>
+        <w:t>Уже подобравшись к полосе света, я столкнулся с Мицюкиным. Мне было всё равно, ударит он меня или выстрелит. Мне хотелось сделать что-</w:t>
       </w:r>
       <w:r>
         <w:t>нибудь</w:t>
@@ -36379,15 +34866,7 @@
     </w:p>
     <w:p>
       <w:r>
-        <w:t xml:space="preserve">Но </w:t>
-      </w:r>
-      <w:proofErr w:type="spellStart"/>
-      <w:r>
-        <w:t>Мицюкина</w:t>
-      </w:r>
-      <w:proofErr w:type="spellEnd"/>
-      <w:r>
-        <w:t xml:space="preserve"> я не заинтересовал. Он молча отпихнул меня и рванул куда-то в красное марево, сжимая шоковый пистолет.</w:t>
+        <w:t>Но Мицюкина я не заинтересовал. Он молча отпихнул меня и рванул куда-то в красное марево, сжимая шоковый пистолет.</w:t>
       </w:r>
     </w:p>
     <w:p>
@@ -36563,15 +35042,7 @@
     </w:p>
     <w:p>
       <w:r>
-        <w:t xml:space="preserve">В лаборатории горел ровный спокойный свет, будто я перенёсся назад во времени. Камеру с </w:t>
-      </w:r>
-      <w:proofErr w:type="spellStart"/>
-      <w:r>
-        <w:t>нуболидами</w:t>
-      </w:r>
-      <w:proofErr w:type="spellEnd"/>
-      <w:r>
-        <w:t xml:space="preserve"> закрывала тень. Симонова сидела у вычислительного аппарата и что-то торопливо выщёлкивала на клавиатуре, деловито сдвинув брови. Вера стояла рядом, вглядываясь в экран.</w:t>
+        <w:t>В лаборатории горел ровный спокойный свет, будто я перенёсся назад во времени. Камеру с нуболидами закрывала тень. Симонова сидела у вычислительного аппарата и что-то торопливо выщёлкивала на клавиатуре, деловито сдвинув брови. Вера стояла рядом, вглядываясь в экран.</w:t>
       </w:r>
     </w:p>
     <w:p>
@@ -36793,23 +35264,7 @@
     </w:p>
     <w:p>
       <w:r>
-        <w:t xml:space="preserve">— Нет! — Симонова перебила меня раздражённым взмахом руки. — Что вы, Олег! Я же не сошла с ума! Мы откроем им путь домой, сделаем </w:t>
-      </w:r>
-      <w:proofErr w:type="spellStart"/>
-      <w:r>
-        <w:t>ма</w:t>
-      </w:r>
-      <w:proofErr w:type="spellEnd"/>
-      <w:r>
-        <w:t>-а-а-а-</w:t>
-      </w:r>
-      <w:proofErr w:type="spellStart"/>
-      <w:r>
-        <w:t>ленькую</w:t>
-      </w:r>
-      <w:proofErr w:type="spellEnd"/>
-      <w:r>
-        <w:t>, — она показала пальцами невидимую песчинку, — червоточинку.</w:t>
+        <w:t>— Нет! — Симонова перебила меня раздражённым взмахом руки. — Что вы, Олег! Я же не сошла с ума! Мы откроем им путь домой, сделаем ма-а-а-а-ленькую, — она показала пальцами невидимую песчинку, — червоточинку.</w:t>
       </w:r>
     </w:p>
     <w:p>
@@ -37373,15 +35828,7 @@
     </w:p>
     <w:p>
       <w:r>
-        <w:t xml:space="preserve">— Они свободны! — с детской радостью улыбнулась Симонова и протянула к </w:t>
-      </w:r>
-      <w:proofErr w:type="spellStart"/>
-      <w:r>
-        <w:t>нуболидам</w:t>
-      </w:r>
-      <w:proofErr w:type="spellEnd"/>
-      <w:r>
-        <w:t xml:space="preserve"> руки.</w:t>
+        <w:t>— Они свободны! — с детской радостью улыбнулась Симонова и протянула к нуболидам руки.</w:t>
       </w:r>
       <w:r>
         <w:t xml:space="preserve"> — Как </w:t>
@@ -37960,15 +36407,7 @@
     </w:p>
     <w:p>
       <w:r>
-        <w:t xml:space="preserve">— Ты не ошибся! — сказала Вера, пряча глаза. — Я хотела его отравить. Сначала думала подмешать ему что-нибудь в его любимый кофе, но, увы, кофе закончился. А потом решила, что можно </w:t>
-      </w:r>
-      <w:proofErr w:type="spellStart"/>
-      <w:r>
-        <w:t>травануть</w:t>
-      </w:r>
-      <w:proofErr w:type="spellEnd"/>
-      <w:r>
-        <w:t xml:space="preserve"> его вместе со всеми остальными. Отравить к чёртовой матери! Вместе с Аней. Вместе со всеми. У меня был доступ.</w:t>
+        <w:t>— Ты не ошибся! — сказала Вера, пряча глаза. — Я хотела его отравить. Сначала думала подмешать ему что-нибудь в его любимый кофе, но, увы, кофе закончился. А потом решила, что можно травануть его вместе со всеми остальными. Отравить к чёртовой матери! Вместе с Аней. Вместе со всеми. У меня был доступ.</w:t>
       </w:r>
     </w:p>
     <w:p>
@@ -38130,15 +36569,7 @@
     </w:p>
     <w:p>
       <w:r>
-        <w:t xml:space="preserve">Темнота накатывала и отступала волнами, как морской прибой. Где-то вдалеке вспыхивал и тут же гас </w:t>
-      </w:r>
-      <w:proofErr w:type="spellStart"/>
-      <w:r>
-        <w:t>коротящий</w:t>
-      </w:r>
-      <w:proofErr w:type="spellEnd"/>
-      <w:r>
-        <w:t xml:space="preserve"> из-за истерзанной проводки свет.</w:t>
+        <w:t>Темнота накатывала и отступала волнами, как морской прибой. Где-то вдалеке вспыхивал и тут же гас коротящий из-за истерзанной проводки свет.</w:t>
       </w:r>
     </w:p>
     <w:p>
@@ -38271,15 +36702,7 @@
         <w:t>ожидая</w:t>
       </w:r>
       <w:r>
-        <w:t xml:space="preserve"> увидеть алые нити, стекающие из воздушной решётки, но вместо этого столкнулся взглядом с </w:t>
-      </w:r>
-      <w:proofErr w:type="spellStart"/>
-      <w:r>
-        <w:t>Мицюкиным</w:t>
-      </w:r>
-      <w:proofErr w:type="spellEnd"/>
-      <w:r>
-        <w:t xml:space="preserve">, который стоял, широко расставив </w:t>
+        <w:t xml:space="preserve"> увидеть алые нити, стекающие из воздушной решётки, но вместо этого столкнулся взглядом с Мицюкиным, который стоял, широко расставив </w:t>
       </w:r>
       <w:r>
         <w:t>ноги</w:t>
@@ -38401,15 +36824,7 @@
     </w:p>
     <w:p>
       <w:r>
-        <w:t xml:space="preserve">Изо рта </w:t>
-      </w:r>
-      <w:proofErr w:type="spellStart"/>
-      <w:r>
-        <w:t>Мицюкина</w:t>
-      </w:r>
-      <w:proofErr w:type="spellEnd"/>
-      <w:r>
-        <w:t xml:space="preserve"> вырвались, как сноп пламени, красные нити и нетерпеливо затряслись, наползая ему на лицо.</w:t>
+        <w:t>Изо рта Мицюкина вырвались, как сноп пламени, красные нити и нетерпеливо затряслись, наползая ему на лицо.</w:t>
       </w:r>
     </w:p>
     <w:p>
@@ -38758,15 +37173,7 @@
     </w:p>
     <w:p>
       <w:r>
-        <w:t xml:space="preserve">Уставшие механизмы загудели, дверь втянулась в стену. Нуболиды всё ещё выплясывали хаотичный танец над телом </w:t>
-      </w:r>
-      <w:proofErr w:type="spellStart"/>
-      <w:r>
-        <w:t>Мицюкина</w:t>
-      </w:r>
-      <w:proofErr w:type="spellEnd"/>
-      <w:r>
-        <w:t xml:space="preserve">. Они быстро почувствовали нас — по страху или по запаху крови, как хищные рыбы, — и </w:t>
+        <w:t xml:space="preserve">Уставшие механизмы загудели, дверь втянулась в стену. Нуболиды всё ещё выплясывали хаотичный танец над телом Мицюкина. Они быстро почувствовали нас — по страху или по запаху крови, как хищные рыбы, — и </w:t>
       </w:r>
       <w:r>
         <w:t>потянулись</w:t>
@@ -39365,15 +37772,7 @@
     </w:p>
     <w:p>
       <w:r>
-        <w:t xml:space="preserve">— Не падайте, Олег! Вы нам ещё потребуетесь для </w:t>
-      </w:r>
-      <w:proofErr w:type="spellStart"/>
-      <w:r>
-        <w:t>по-по-по</w:t>
-      </w:r>
-      <w:proofErr w:type="spellEnd"/>
-      <w:r>
-        <w:t>… — его заклинило, он отвернулся и сплюнул кровь, — для починки оборудования.</w:t>
+        <w:t>— Не падайте, Олег! Вы нам ещё потребуетесь для по-по-по… — его заклинило, он отвернулся и сплюнул кровь, — для починки оборудования.</w:t>
       </w:r>
     </w:p>
     <w:p>
@@ -39502,15 +37901,7 @@
     </w:p>
     <w:p>
       <w:r>
-        <w:t xml:space="preserve">— То же, что и с </w:t>
-      </w:r>
-      <w:proofErr w:type="spellStart"/>
-      <w:r>
-        <w:t>Мицюкиным</w:t>
-      </w:r>
-      <w:proofErr w:type="spellEnd"/>
-      <w:r>
-        <w:t>! — крикнул я. — Выключите этот долбаный фонарь!</w:t>
+        <w:t>— То же, что и с Мицюкиным! — крикнул я. — Выключите этот долбаный фонарь!</w:t>
       </w:r>
     </w:p>
     <w:p>
@@ -39969,15 +38360,7 @@
     </w:p>
     <w:p>
       <w:r>
-        <w:t xml:space="preserve">Гравитация разметала червей по стенам. Нуболиды потянулись к </w:t>
-      </w:r>
-      <w:proofErr w:type="spellStart"/>
-      <w:r>
-        <w:t>стробящему</w:t>
-      </w:r>
-      <w:proofErr w:type="spellEnd"/>
-      <w:r>
-        <w:t xml:space="preserve"> аварийному свету. Когда освещение гасло, их отбрасывала подкрашенная синевой темнота, но уже через мгновение они поднимались снова и быстро ползли по переборкам.</w:t>
+        <w:t>Гравитация разметала червей по стенам. Нуболиды потянулись к стробящему аварийному свету. Когда освещение гасло, их отбрасывала подкрашенная синевой темнота, но уже через мгновение они поднимались снова и быстро ползли по переборкам.</w:t>
       </w:r>
     </w:p>
     <w:p>
@@ -40746,15 +39129,7 @@
     </w:p>
     <w:p>
       <w:r>
-        <w:t xml:space="preserve">Вера долго смотрела на меня, прижимаясь к переборке. Руки у неё были сведены за спиной, как у заключённой. Нижняя губа — </w:t>
-      </w:r>
-      <w:proofErr w:type="spellStart"/>
-      <w:r>
-        <w:t>раскусана</w:t>
-      </w:r>
-      <w:proofErr w:type="spellEnd"/>
-      <w:r>
-        <w:t xml:space="preserve"> до крови.</w:t>
+        <w:t>Вера долго смотрела на меня, прижимаясь к переборке. Руки у неё были сведены за спиной, как у заключённой. Нижняя губа — раскусана до крови.</w:t>
       </w:r>
     </w:p>
     <w:p>
@@ -40856,13 +39231,8 @@
     </w:p>
     <w:p>
       <w:r>
-        <w:t>— Я не знаю, что будет. Но вряд ли они из-за нас кораблём пожертвуют. «Грозный» — почти флагман. А после катастрофы на «</w:t>
-      </w:r>
-      <w:proofErr w:type="gramStart"/>
-      <w:r>
-        <w:t>Севастополе»…</w:t>
-      </w:r>
-      <w:proofErr w:type="gramEnd"/>
+        <w:t>— Я не знаю, что будет. Но вряд ли они из-за нас кораблём пожертвуют. «Грозный» — почти флагман. А после катастрофы на «Севастополе»…</w:t>
+      </w:r>
     </w:p>
     <w:p>
       <w:r>
@@ -41041,15 +39411,7 @@
     </w:p>
     <w:p>
       <w:r>
-        <w:t xml:space="preserve">Я чувствую себя, как после </w:t>
-      </w:r>
-      <w:proofErr w:type="spellStart"/>
-      <w:r>
-        <w:t>коматоза</w:t>
-      </w:r>
-      <w:proofErr w:type="spellEnd"/>
-      <w:r>
-        <w:t>.</w:t>
+        <w:t>Я чувствую себя, как после коматоза.</w:t>
       </w:r>
     </w:p>
     <w:p>
@@ -41251,15 +39613,7 @@
     </w:p>
     <w:p>
       <w:r>
-        <w:t>— «</w:t>
-      </w:r>
-      <w:proofErr w:type="spellStart"/>
-      <w:r>
-        <w:t>Оним</w:t>
-      </w:r>
-      <w:proofErr w:type="spellEnd"/>
-      <w:r>
-        <w:t xml:space="preserve"> двенадцать дробь четыре три </w:t>
+        <w:t xml:space="preserve">— «Оним двенадцать дробь четыре три </w:t>
       </w:r>
       <w:r>
         <w:t>а</w:t>
@@ -41290,15 +39644,7 @@
     </w:p>
     <w:p>
       <w:r>
-        <w:t>— «</w:t>
-      </w:r>
-      <w:proofErr w:type="spellStart"/>
-      <w:r>
-        <w:t>Оним</w:t>
-      </w:r>
-      <w:proofErr w:type="spellEnd"/>
-      <w:r>
-        <w:t xml:space="preserve"> двенадцать дробь четыре три </w:t>
+        <w:t xml:space="preserve">— «Оним двенадцать дробь четыре три </w:t>
       </w:r>
       <w:r>
         <w:t>а</w:t>
@@ -41343,15 +39689,7 @@
     </w:p>
     <w:p>
       <w:r>
-        <w:t xml:space="preserve">Пункт назначения: </w:t>
-      </w:r>
-      <w:proofErr w:type="spellStart"/>
-      <w:r>
-        <w:t>Оним</w:t>
-      </w:r>
-      <w:proofErr w:type="spellEnd"/>
-      <w:r>
-        <w:t xml:space="preserve"> 12/43</w:t>
+        <w:t>Пункт назначения: Оним 12/43</w:t>
       </w:r>
       <w:r>
         <w:t>а</w:t>
@@ -41367,15 +39705,7 @@
     </w:p>
     <w:p>
       <w:r>
-        <w:t xml:space="preserve">Отправная точка: </w:t>
-      </w:r>
-      <w:proofErr w:type="spellStart"/>
-      <w:r>
-        <w:t>Оним</w:t>
-      </w:r>
-      <w:proofErr w:type="spellEnd"/>
-      <w:r>
-        <w:t xml:space="preserve"> 12/43</w:t>
+        <w:t>Отправная точка: Оним 12/43</w:t>
       </w:r>
       <w:r>
         <w:t>а (Альфа Акимовой)</w:t>
@@ -41702,23 +40032,7 @@
     </w:p>
     <w:p>
       <w:r>
-        <w:t xml:space="preserve">Всё в порядке. Мы — в </w:t>
-      </w:r>
-      <w:proofErr w:type="spellStart"/>
-      <w:r>
-        <w:t>бранке</w:t>
-      </w:r>
-      <w:proofErr w:type="spellEnd"/>
-      <w:r>
-        <w:t xml:space="preserve">. Точка выхода — </w:t>
-      </w:r>
-      <w:proofErr w:type="spellStart"/>
-      <w:r>
-        <w:t>Оним</w:t>
-      </w:r>
-      <w:proofErr w:type="spellEnd"/>
-      <w:r>
-        <w:t xml:space="preserve"> 12/43</w:t>
+        <w:t>Всё в порядке. Мы — в бранке. Точка выхода — Оним 12/43</w:t>
       </w:r>
       <w:r>
         <w:t>а</w:t>

--- a/abyss/Воронков_В_Бездна_света.docx
+++ b/abyss/Воронков_В_Бездна_света.docx
@@ -23633,7 +23633,7 @@
       </w:pPr>
       <w:r>
         <w:lastRenderedPageBreak/>
-        <w:t>ПОСЛЕДСТВИЯ</w:t>
+        <w:t>СЛОМАННЫЙ МЕХАНИЗМ</w:t>
       </w:r>
     </w:p>
     <w:p>
@@ -25438,7 +25438,7 @@
       </w:pPr>
       <w:r>
         <w:lastRenderedPageBreak/>
-        <w:t>РЕЗЕРВНЫЙ БЛОК</w:t>
+        <w:t>ГИПЕРТЕНЗИЯ</w:t>
       </w:r>
     </w:p>
     <w:p>

--- a/abyss/Воронков_В_Бездна_света.docx
+++ b/abyss/Воронков_В_Бездна_света.docx
@@ -28315,6 +28315,9 @@
         <w:lastRenderedPageBreak/>
         <w:t>ИЗОЛЯЦИЯ</w:t>
       </w:r>
+      <w:r>
+        <w:t xml:space="preserve"> (ФУКНЦИЯ ВЫЖИВАНИЯ)</w:t>
+      </w:r>
     </w:p>
     <w:p>
       <w:r>
@@ -29649,7 +29652,7 @@
     </w:p>
     <w:p>
       <w:r>
-        <w:t>Я посмотрел на оранжевую коробку у себя в руке.</w:t>
+        <w:t>Я посмотрел на оранжевую коробку в руке.</w:t>
       </w:r>
     </w:p>
     <w:p>
@@ -36469,7 +36472,7 @@
       </w:pPr>
       <w:r>
         <w:lastRenderedPageBreak/>
-        <w:t>БЕГСТВО</w:t>
+        <w:t>ЭВАКУАЦИЯ</w:t>
       </w:r>
     </w:p>
     <w:p>

--- a/abyss/Воронков_В_Бездна_света.docx
+++ b/abyss/Воронков_В_Бездна_света.docx
@@ -10395,7 +10395,13 @@
     </w:p>
     <w:p>
       <w:r>
-        <w:t xml:space="preserve">— Ну давай продолжим экскурсию. Здесь у нас техничка, там </w:t>
+        <w:t>— Ну</w:t>
+      </w:r>
+      <w:r>
+        <w:t>,</w:t>
+      </w:r>
+      <w:r>
+        <w:t xml:space="preserve"> давай продолжим экскурсию. Здесь у нас техничка, там </w:t>
       </w:r>
       <w:r>
         <w:t>—</w:t>
@@ -12467,7 +12473,13 @@
     </w:p>
     <w:p>
       <w:r>
-        <w:t xml:space="preserve">— Ну да, — ответил Марутян. — Личинки земных мух. Чем-то и </w:t>
+        <w:t xml:space="preserve">— </w:t>
+      </w:r>
+      <w:r>
+        <w:t>Д</w:t>
+      </w:r>
+      <w:r>
+        <w:t xml:space="preserve">а, — ответил Марутян. — Личинки земных мух. Чем-то и </w:t>
       </w:r>
       <w:r>
         <w:t xml:space="preserve">вправду </w:t>
@@ -21747,7 +21759,25 @@
     </w:p>
     <w:p>
       <w:r>
-        <w:t>— Ну да. Это для меня тут вынужденная остановка.</w:t>
+        <w:t xml:space="preserve">— </w:t>
+      </w:r>
+      <w:r>
+        <w:t>Д</w:t>
+      </w:r>
+      <w:r>
+        <w:t>а</w:t>
+      </w:r>
+      <w:r>
+        <w:t>,</w:t>
+      </w:r>
+      <w:r>
+        <w:t xml:space="preserve"> </w:t>
+      </w:r>
+      <w:r>
+        <w:t>э</w:t>
+      </w:r>
+      <w:r>
+        <w:t>то для меня тут вынужденная остановка.</w:t>
       </w:r>
     </w:p>
     <w:p>
@@ -22027,7 +22057,13 @@
         <w:t>,</w:t>
       </w:r>
       <w:r>
-        <w:t xml:space="preserve"> что происходило? Ну как ты был в модуле у вашего пилота?</w:t>
+        <w:t xml:space="preserve"> что происходило? </w:t>
+      </w:r>
+      <w:r>
+        <w:t>К</w:t>
+      </w:r>
+      <w:r>
+        <w:t>ак ты был в модуле у вашего пилота?</w:t>
       </w:r>
     </w:p>
     <w:p>
@@ -40762,7 +40798,6 @@
   <w:style w:type="character" w:default="1" w:styleId="a0">
     <w:name w:val="Default Paragraph Font"/>
     <w:uiPriority w:val="1"/>
-    <w:semiHidden/>
     <w:unhideWhenUsed/>
   </w:style>
   <w:style w:type="table" w:default="1" w:styleId="a1">

--- a/abyss/Воронков_В_Бездна_света.docx
+++ b/abyss/Воронков_В_Бездна_света.docx
@@ -57,17 +57,38 @@
     </w:p>
     <w:p>
       <w:r>
-        <w:t>Технологию для путешествия к далёким звёздам открыли задолго до моего рождения. Сам переход космонавты называют бранком. Потому что обозримая вселенная — брана. Гиперпространство — балк. Оба термина вступают в грамматический союз, порождая побочное дитя — неологизм, который никто, кроме нас, не понимает.</w:t>
-      </w:r>
-    </w:p>
-    <w:p>
-      <w:r>
-        <w:t>Бранк.</w:t>
-      </w:r>
-    </w:p>
-    <w:p>
-      <w:r>
-        <w:t xml:space="preserve">Во время бранка снятся кошмары. Об этом все знают. Так человеческое сознание </w:t>
+        <w:t xml:space="preserve">Технологию для путешествия к далёким звёздам открыли задолго до моего рождения. Сам переход космонавты называют </w:t>
+      </w:r>
+      <w:proofErr w:type="spellStart"/>
+      <w:r>
+        <w:t>бранком</w:t>
+      </w:r>
+      <w:proofErr w:type="spellEnd"/>
+      <w:r>
+        <w:t>. Потому что обозримая вселенная — брана. Гиперпространство — балк. Оба термина вступают в грамматический союз, порождая побочное дитя — неологизм, который никто, кроме нас, не понимает.</w:t>
+      </w:r>
+    </w:p>
+    <w:p>
+      <w:proofErr w:type="spellStart"/>
+      <w:r>
+        <w:t>Бранк</w:t>
+      </w:r>
+      <w:proofErr w:type="spellEnd"/>
+      <w:r>
+        <w:t>.</w:t>
+      </w:r>
+    </w:p>
+    <w:p>
+      <w:r>
+        <w:t xml:space="preserve">Во время </w:t>
+      </w:r>
+      <w:proofErr w:type="spellStart"/>
+      <w:r>
+        <w:t>бранка</w:t>
+      </w:r>
+      <w:proofErr w:type="spellEnd"/>
+      <w:r>
+        <w:t xml:space="preserve"> снятся кошмары. Об этом все знают. Так человеческое сознание </w:t>
       </w:r>
       <w:r>
         <w:t>отзывается</w:t>
@@ -99,7 +120,15 @@
     </w:p>
     <w:p>
       <w:r>
-        <w:t>Тебе снится обычный для бранка кошмар, к которым все мы давно привыкли. Ты просыпаешься, вылезаешь из амниона, неуклюже барахтаясь в невесомости, точно едва успел родиться на свет. Дёргаешь за рычаг в стене, чтобы открыть люк в соединительный тракт между отсеками, где побольше пространства.</w:t>
+        <w:t xml:space="preserve">Тебе снится обычный для </w:t>
+      </w:r>
+      <w:proofErr w:type="spellStart"/>
+      <w:r>
+        <w:t>бранка</w:t>
+      </w:r>
+      <w:proofErr w:type="spellEnd"/>
+      <w:r>
+        <w:t xml:space="preserve"> кошмар, к которым все мы давно привыкли. Ты просыпаешься, вылезаешь из амниона, неуклюже барахтаясь в невесомости, точно едва успел родиться на свет. Дёргаешь за рычаг в стене, чтобы открыть люк в соединительный тракт между отсеками, где побольше пространства.</w:t>
       </w:r>
     </w:p>
     <w:p>
@@ -128,12 +157,44 @@
         <w:t xml:space="preserve"> и правда</w:t>
       </w:r>
       <w:r>
-        <w:t xml:space="preserve"> сдаёт после долгих полётов. Поэтому к экипажам приписан политкор — в бранке он не летает, редко какой политкор это выдержит, — но по возращении проводит с каждым тщательные беседы, как мозгоправ из психиатрической больницы. Некоторых даже снимают с полётов, отправляют на минводы, как в ссылку, на принудительное лечение.</w:t>
-      </w:r>
-    </w:p>
-    <w:p>
-      <w:r>
-        <w:t xml:space="preserve">Мой самый первый бранк длился всего шесть с небольшим часов — спать было некогда и даже испугаться толком я не успел. Было лишь странное чувство после выхода. Вроде всё хорошо, ничего не болит, сознание ясное, </w:t>
+        <w:t xml:space="preserve"> сдаёт после долгих полётов. Поэтому к экипажам приписан </w:t>
+      </w:r>
+      <w:proofErr w:type="spellStart"/>
+      <w:r>
+        <w:t>политкор</w:t>
+      </w:r>
+      <w:proofErr w:type="spellEnd"/>
+      <w:r>
+        <w:t xml:space="preserve"> — в </w:t>
+      </w:r>
+      <w:proofErr w:type="spellStart"/>
+      <w:r>
+        <w:t>бранке</w:t>
+      </w:r>
+      <w:proofErr w:type="spellEnd"/>
+      <w:r>
+        <w:t xml:space="preserve"> он не летает, редко какой </w:t>
+      </w:r>
+      <w:proofErr w:type="spellStart"/>
+      <w:r>
+        <w:t>политкор</w:t>
+      </w:r>
+      <w:proofErr w:type="spellEnd"/>
+      <w:r>
+        <w:t xml:space="preserve"> это выдержит, — но по возращении проводит с каждым тщательные беседы, как мозгоправ из психиатрической больницы. Некоторых даже снимают с полётов, отправляют на минводы, как в ссылку, на принудительное лечение.</w:t>
+      </w:r>
+    </w:p>
+    <w:p>
+      <w:r>
+        <w:t xml:space="preserve">Мой самый первый </w:t>
+      </w:r>
+      <w:proofErr w:type="spellStart"/>
+      <w:r>
+        <w:t>бранк</w:t>
+      </w:r>
+      <w:proofErr w:type="spellEnd"/>
+      <w:r>
+        <w:t xml:space="preserve"> длился всего шесть с небольшим часов — спать было некогда и даже испугаться толком я не успел. Было лишь странное чувство после выхода. Вроде всё хорошо, ничего не болит, сознание ясное, </w:t>
       </w:r>
       <w:r>
         <w:t>но</w:t>
@@ -148,7 +209,15 @@
     </w:p>
     <w:p>
       <w:r>
-        <w:t xml:space="preserve">Следующий бранк, через пару недель, занял уже почти трое суток — кошмары были, но реальный кошмар поджидал меня после пробуждения. Я боялся самого балка, </w:t>
+        <w:t xml:space="preserve">Следующий </w:t>
+      </w:r>
+      <w:proofErr w:type="spellStart"/>
+      <w:r>
+        <w:t>бранк</w:t>
+      </w:r>
+      <w:proofErr w:type="spellEnd"/>
+      <w:r>
+        <w:t xml:space="preserve">, через пару недель, занял уже почти трое суток — кошмары были, но реальный кошмар поджидал меня после пробуждения. Я боялся самого балка, </w:t>
       </w:r>
       <w:r>
         <w:t>неисчислимой</w:t>
@@ -182,7 +251,15 @@
         <w:t>животный</w:t>
       </w:r>
       <w:r>
-        <w:t xml:space="preserve"> ужас от перехода сменился скукой и дежурной рутиной во время вахты. Тело больше не казалось чужим, а кошмары, скорее, утомляли, чем пугали. Но потом меня включили в экипаж «Грозного», который шёл по срочному приказу к научно-исследовательской станции в Бете Громовой. Это был бранк длиною в четыреста девяносто семь часов.</w:t>
+        <w:t xml:space="preserve"> ужас от перехода сменился скукой и дежурной рутиной во время вахты. Тело больше не казалось чужим, а кошмары, скорее, утомляли, чем пугали. Но потом меня включили в экипаж «Грозного», который шёл по срочному приказу к научно-исследовательской станции в Бете Громовой. Это был </w:t>
+      </w:r>
+      <w:proofErr w:type="spellStart"/>
+      <w:r>
+        <w:t>бранк</w:t>
+      </w:r>
+      <w:proofErr w:type="spellEnd"/>
+      <w:r>
+        <w:t xml:space="preserve"> длиною в четыреста девяносто семь часов.</w:t>
       </w:r>
     </w:p>
     <w:p>
@@ -210,7 +287,15 @@
     </w:p>
     <w:p>
       <w:r>
-        <w:t>Плавание — это не моё. Моих умений едва хватает на то, чтобы сдавать предполётные нормативы. Вырос я в Стальске-12, промышленном городе в центральной полосе, который забывают иногда отметить на картах. В Стальске естественных водоёмов нет, а бассейн, куда меня однажды сводил отец, так провонял жгучей хлоркой, что напомина</w:t>
+        <w:t xml:space="preserve">Плавание — это не моё. Моих умений едва хватает на то, чтобы сдавать предполётные нормативы. Вырос я в Стальске-12, промышленном городе в центральной полосе, который забывают иногда отметить на картах. В </w:t>
+      </w:r>
+      <w:proofErr w:type="spellStart"/>
+      <w:r>
+        <w:t>Стальске</w:t>
+      </w:r>
+      <w:proofErr w:type="spellEnd"/>
+      <w:r>
+        <w:t xml:space="preserve"> естественных водоёмов нет, а бассейн, куда меня однажды сводил отец, так провонял жгучей хлоркой, что напомина</w:t>
       </w:r>
       <w:r>
         <w:t>л</w:t>
@@ -351,7 +436,15 @@
     </w:p>
     <w:p>
       <w:r>
-        <w:t>Я пригляделся и увидел внизу свет — обманчивый, как последняя надежда. Нет смысла сопротивляться. Ожившее течение утягивает к мреющему в глубине огоньку, и тот с каждой секундой растёт и крепнет, напитываясь моей слабостью.</w:t>
+        <w:t xml:space="preserve">Я пригляделся и увидел внизу свет — обманчивый, как последняя надежда. Нет смысла сопротивляться. Ожившее течение утягивает к </w:t>
+      </w:r>
+      <w:proofErr w:type="spellStart"/>
+      <w:r>
+        <w:t>мреющему</w:t>
+      </w:r>
+      <w:proofErr w:type="spellEnd"/>
+      <w:r>
+        <w:t xml:space="preserve"> в глубине огоньку, и тот с каждой секундой растёт и крепнет, напитываясь моей слабостью.</w:t>
       </w:r>
     </w:p>
     <w:p>
@@ -570,7 +663,23 @@
     </w:p>
     <w:p>
       <w:r>
-        <w:t>Я выбрался из амниона — запутавшись как обычно в застёжках — и завис посреди каюты, едва не приложившись головой о торчащий из стены поручень. Гравитонная камера во время бранка не работает, и приходится мириться с невесомостью.</w:t>
+        <w:t xml:space="preserve">Я выбрался из амниона — запутавшись как обычно в застёжках — и завис посреди каюты, едва не приложившись головой о торчащий из стены поручень. </w:t>
+      </w:r>
+      <w:proofErr w:type="spellStart"/>
+      <w:r>
+        <w:t>Гравитонная</w:t>
+      </w:r>
+      <w:proofErr w:type="spellEnd"/>
+      <w:r>
+        <w:t xml:space="preserve"> камера во время </w:t>
+      </w:r>
+      <w:proofErr w:type="spellStart"/>
+      <w:r>
+        <w:t>бранка</w:t>
+      </w:r>
+      <w:proofErr w:type="spellEnd"/>
+      <w:r>
+        <w:t xml:space="preserve"> не работает, и приходится мириться с невесомостью.</w:t>
       </w:r>
     </w:p>
     <w:p>
@@ -596,7 +705,15 @@
     </w:p>
     <w:p>
       <w:r>
-        <w:t>Табельные часы с логотипом «Грозного», которые в бранке используются как будильник, сердито вибрировали и покалывали кожу. Я раздражённо содрал часы с запястья.</w:t>
+        <w:t xml:space="preserve">Табельные часы с логотипом «Грозного», которые в </w:t>
+      </w:r>
+      <w:proofErr w:type="spellStart"/>
+      <w:r>
+        <w:t>бранке</w:t>
+      </w:r>
+      <w:proofErr w:type="spellEnd"/>
+      <w:r>
+        <w:t xml:space="preserve"> используются как будильник, сердито вибрировали и покалывали кожу. Я раздражённо содрал часы с запястья.</w:t>
       </w:r>
     </w:p>
     <w:p>
@@ -693,7 +810,15 @@
     </w:p>
     <w:p>
       <w:r>
-        <w:t>Электронные аппараты во время бранка не работают, и вместо них трудятся механические интегралы, которые устроены примерно так же, как мои наручные часы.</w:t>
+        <w:t xml:space="preserve">Электронные аппараты во время </w:t>
+      </w:r>
+      <w:proofErr w:type="spellStart"/>
+      <w:r>
+        <w:t>бранка</w:t>
+      </w:r>
+      <w:proofErr w:type="spellEnd"/>
+      <w:r>
+        <w:t xml:space="preserve"> не работают, и вместо них трудятся механические интегралы, которые устроены примерно так же, как мои наручные часы.</w:t>
       </w:r>
     </w:p>
     <w:p>
@@ -750,7 +875,15 @@
     <w:p>
       <w:r>
         <w:lastRenderedPageBreak/>
-        <w:t>Три огня — навигатор мёртв. Такого в бранке никогда не происходит.</w:t>
+        <w:t xml:space="preserve">Три огня — навигатор мёртв. Такого в </w:t>
+      </w:r>
+      <w:proofErr w:type="spellStart"/>
+      <w:r>
+        <w:t>бранке</w:t>
+      </w:r>
+      <w:proofErr w:type="spellEnd"/>
+      <w:r>
+        <w:t xml:space="preserve"> никогда не происходит.</w:t>
       </w:r>
     </w:p>
     <w:p>
@@ -847,7 +980,15 @@
     </w:p>
     <w:p>
       <w:r>
-        <w:t>Люк глухо клацнул, примагнитившись к стене.</w:t>
+        <w:t xml:space="preserve">Люк глухо клацнул, </w:t>
+      </w:r>
+      <w:proofErr w:type="spellStart"/>
+      <w:r>
+        <w:t>примагнитившись</w:t>
+      </w:r>
+      <w:proofErr w:type="spellEnd"/>
+      <w:r>
+        <w:t xml:space="preserve"> к стене.</w:t>
       </w:r>
     </w:p>
     <w:p>
@@ -936,7 +1077,15 @@
     </w:p>
     <w:p>
       <w:r>
-        <w:t>— Понятно, почему я проснулся! — Ключ ритмично поворачивался в модуле, громко чеканя секунды. — Говорят же, что сны в бранке не просто так снятся!</w:t>
+        <w:t xml:space="preserve">— Понятно, почему я проснулся! — Ключ ритмично поворачивался в модуле, громко чеканя секунды. — Говорят же, что сны в </w:t>
+      </w:r>
+      <w:proofErr w:type="spellStart"/>
+      <w:r>
+        <w:t>бранке</w:t>
+      </w:r>
+      <w:proofErr w:type="spellEnd"/>
+      <w:r>
+        <w:t xml:space="preserve"> не просто так снятся!</w:t>
       </w:r>
     </w:p>
     <w:p>
@@ -983,7 +1132,15 @@
     </w:p>
     <w:p>
       <w:r>
-        <w:t>Майоров переместился к центральному анализатору, циану — встроенному в стену металлическому шкафу с похожими на лимбовые замки регуляторами.</w:t>
+        <w:t xml:space="preserve">Майоров переместился к центральному анализатору, циану — встроенному в стену металлическому шкафу с похожими на </w:t>
+      </w:r>
+      <w:proofErr w:type="spellStart"/>
+      <w:r>
+        <w:t>лимбовые</w:t>
+      </w:r>
+      <w:proofErr w:type="spellEnd"/>
+      <w:r>
+        <w:t xml:space="preserve"> замки регуляторами.</w:t>
       </w:r>
     </w:p>
     <w:p>
@@ -1066,7 +1223,15 @@
     </w:p>
     <w:p>
       <w:r>
-        <w:t xml:space="preserve">— А чего тут решать? — проговорил Керман, с трудом ворочая во рту словами, как после заморозки. — Так-то мы уже раз двадцать всё проверили. Циан в порядке. Ты от меня чего хочешь? Из бранка же </w:t>
+        <w:t xml:space="preserve">— А чего тут решать? — проговорил Керман, с трудом ворочая во рту словами, как после заморозки. — Так-то мы уже раз двадцать всё проверили. Циан в порядке. Ты от меня чего хочешь? Из </w:t>
+      </w:r>
+      <w:proofErr w:type="spellStart"/>
+      <w:r>
+        <w:t>бранка</w:t>
+      </w:r>
+      <w:proofErr w:type="spellEnd"/>
+      <w:r>
+        <w:t xml:space="preserve"> же </w:t>
       </w:r>
       <w:r>
         <w:t xml:space="preserve">мы досрочно </w:t>
@@ -1077,7 +1242,15 @@
     </w:p>
     <w:p>
       <w:r>
-        <w:t xml:space="preserve">— Я понимаю, что из бранка не выйдем! — </w:t>
+        <w:t xml:space="preserve">— Я понимаю, что из </w:t>
+      </w:r>
+      <w:proofErr w:type="spellStart"/>
+      <w:r>
+        <w:t>бранка</w:t>
+      </w:r>
+      <w:proofErr w:type="spellEnd"/>
+      <w:r>
+        <w:t xml:space="preserve"> не выйдем! — </w:t>
       </w:r>
       <w:r>
         <w:t>выдохнул</w:t>
@@ -1177,7 +1350,15 @@
     </w:p>
     <w:p>
       <w:r>
-        <w:t>— Во-о-от! — закивал Керман. — Так-то я тебя понимаю. Руки чешутся, хочется что-то сделать. Подвиг там гражданский совершить. После нескольких бранков ещё не успеваешь вникнуть во всю, так сказать, философию нашей ситуации.</w:t>
+        <w:t xml:space="preserve">— Во-о-от! — закивал Керман. — Так-то я тебя понимаю. Руки чешутся, хочется что-то сделать. Подвиг там гражданский совершить. После нескольких </w:t>
+      </w:r>
+      <w:proofErr w:type="spellStart"/>
+      <w:r>
+        <w:t>бранков</w:t>
+      </w:r>
+      <w:proofErr w:type="spellEnd"/>
+      <w:r>
+        <w:t xml:space="preserve"> ещё не успеваешь вникнуть во всю, так сказать, философию нашей ситуации.</w:t>
       </w:r>
     </w:p>
     <w:p>
@@ -1229,7 +1410,23 @@
     </w:p>
     <w:p>
       <w:r>
-        <w:t>— Я и не преувеличиваю. Все же понимают, на что идут, когда на трёхнедельный бранк подписываются. Теперь вот и молодёжь понимает. Ты не бледней так быстро, — подмигнул мне Керман. — Если что, у меня пятьдесят шестой бранк, а я до сих пор тут с вами беседы беседую.</w:t>
+        <w:t xml:space="preserve">— Я и не преувеличиваю. Все же понимают, на что идут, когда на трёхнедельный </w:t>
+      </w:r>
+      <w:proofErr w:type="spellStart"/>
+      <w:r>
+        <w:t>бранк</w:t>
+      </w:r>
+      <w:proofErr w:type="spellEnd"/>
+      <w:r>
+        <w:t xml:space="preserve"> подписываются. Теперь вот и молодёжь понимает. Ты не бледней так быстро, — подмигнул мне Керман. — Если что, у меня пятьдесят шестой </w:t>
+      </w:r>
+      <w:proofErr w:type="spellStart"/>
+      <w:r>
+        <w:t>бранк</w:t>
+      </w:r>
+      <w:proofErr w:type="spellEnd"/>
+      <w:r>
+        <w:t>, а я до сих пор тут с вами беседы беседую.</w:t>
       </w:r>
     </w:p>
     <w:p>
@@ -1307,7 +1504,15 @@
         <w:t xml:space="preserve">лет </w:t>
       </w:r>
       <w:r>
-        <w:t>меня старше. Керман ещё в начале полёта сказал, что Григорьев никогда не спит во время бранка. Поверить в то, что главный пилот почти три недели прожил без сна было решительно невозможно, но пару раз я сталкивался с ним во время вахты, когда он плавал по коридору, как лунатик.</w:t>
+        <w:t xml:space="preserve">меня старше. Керман ещё в начале полёта сказал, что Григорьев никогда не спит во время </w:t>
+      </w:r>
+      <w:proofErr w:type="spellStart"/>
+      <w:r>
+        <w:t>бранка</w:t>
+      </w:r>
+      <w:proofErr w:type="spellEnd"/>
+      <w:r>
+        <w:t>. Поверить в то, что главный пилот почти три недели прожил без сна было решительно невозможно, но пару раз я сталкивался с ним во время вахты, когда он плавал по коридору, как лунатик.</w:t>
       </w:r>
     </w:p>
     <w:p>
@@ -1341,7 +1546,15 @@
     </w:p>
     <w:p>
       <w:r>
-        <w:t>Григорьев осмотрел обесточенную консоль — во время бранка рубка напомина</w:t>
+        <w:t xml:space="preserve">Григорьев осмотрел обесточенную консоль — во время </w:t>
+      </w:r>
+      <w:proofErr w:type="spellStart"/>
+      <w:r>
+        <w:t>бранка</w:t>
+      </w:r>
+      <w:proofErr w:type="spellEnd"/>
+      <w:r>
+        <w:t xml:space="preserve"> рубка напомина</w:t>
       </w:r>
       <w:r>
         <w:t>ет</w:t>
@@ -1374,7 +1587,15 @@
         <w:t xml:space="preserve"> ж</w:t>
       </w:r>
       <w:r>
-        <w:t xml:space="preserve"> его знает, что вы там, инженеры, напридумали. Смысла дёргаться в любом случае нет. Всё равно раньше времени отсюда не выберемся.</w:t>
+        <w:t xml:space="preserve"> его знает, что вы там, инженеры, </w:t>
+      </w:r>
+      <w:proofErr w:type="spellStart"/>
+      <w:r>
+        <w:t>напридумали</w:t>
+      </w:r>
+      <w:proofErr w:type="spellEnd"/>
+      <w:r>
+        <w:t>. Смысла дёргаться в любом случае нет. Всё равно раньше времени отсюда не выберемся.</w:t>
       </w:r>
     </w:p>
     <w:p>
@@ -1405,7 +1626,15 @@
     </w:p>
     <w:p>
       <w:r>
-        <w:t>— Хочется уже что-нибудь полезное сделать. Я говорил вроде, что летал раньше в Бету Громовой. Тогда, кстати, на редкость удачный был выход, совсем рядом со станцией выкинуло. Всё, что осталось — проложить короткий курс и в гости на стыковку. А там автоматы в основном работают. Вместе с пулемётами. Пилот — самый бесполезный член экипажа во время бранка.</w:t>
+        <w:t xml:space="preserve">— Хочется уже что-нибудь полезное сделать. Я говорил вроде, что летал раньше в Бету Громовой. Тогда, кстати, на редкость удачный был выход, совсем рядом со станцией выкинуло. Всё, что осталось — проложить короткий курс и в гости на стыковку. А там автоматы в основном работают. Вместе с пулемётами. Пилот — самый бесполезный член экипажа во время </w:t>
+      </w:r>
+      <w:proofErr w:type="spellStart"/>
+      <w:r>
+        <w:t>бранка</w:t>
+      </w:r>
+      <w:proofErr w:type="spellEnd"/>
+      <w:r>
+        <w:t>.</w:t>
       </w:r>
     </w:p>
     <w:p>
@@ -1415,7 +1644,15 @@
     </w:p>
     <w:p>
       <w:r>
-        <w:t>— А что, разве не правда? — Григорьев откинулся на подголовник и прикрыл глаза. Потолочный свет тут же выбелил его ещё молодое лицо, превратив в гипсовую маску. — Я, между прочим, спал. Недолго, правда. Майоров разбудил, люками гремел. Хотя спать во время бранка — сомнительное удовольствие.</w:t>
+        <w:t xml:space="preserve">— А что, разве не правда? — Григорьев откинулся на подголовник и прикрыл глаза. Потолочный свет тут же выбелил его ещё молодое лицо, превратив в гипсовую маску. — Я, между прочим, спал. Недолго, правда. Майоров разбудил, люками гремел. Хотя спать во время </w:t>
+      </w:r>
+      <w:proofErr w:type="spellStart"/>
+      <w:r>
+        <w:t>бранка</w:t>
+      </w:r>
+      <w:proofErr w:type="spellEnd"/>
+      <w:r>
+        <w:t xml:space="preserve"> — сомнительное удовольствие.</w:t>
       </w:r>
     </w:p>
     <w:p>
@@ -1440,7 +1677,15 @@
     </w:p>
     <w:p>
       <w:r>
-        <w:t xml:space="preserve">Сны в бранке у всех разные, но большинство либо плывут (и тонут), либо куда-то летят и закономерно падают. И то, и другое считается естественным откликом здоровой психики на невесомость и </w:t>
+        <w:t xml:space="preserve">Сны в </w:t>
+      </w:r>
+      <w:proofErr w:type="spellStart"/>
+      <w:r>
+        <w:t>бранке</w:t>
+      </w:r>
+      <w:proofErr w:type="spellEnd"/>
+      <w:r>
+        <w:t xml:space="preserve"> у всех разные, но большинство либо плывут (и тонут), либо куда-то летят и закономерно падают. И то, и другое считается естественным откликом здоровой психики на невесомость и </w:t>
       </w:r>
       <w:r>
         <w:t>чёрную бездна</w:t>
@@ -1479,7 +1724,15 @@
         <w:t>сказал</w:t>
       </w:r>
       <w:r>
-        <w:t xml:space="preserve"> Григорьев. — Видел я результаты твоих нормативов. По нижней планке идёшь. Говорят, на следующей партийной деке нормативы усилят. Я бы советовал, как вернёшься, взять в бассейн абонементик. Глупо будет вылететь из-за такой ерунды.</w:t>
+        <w:t xml:space="preserve"> Григорьев. — Видел я результаты твоих нормативов. По нижней планке идёшь. Говорят, на следующей партийной деке нормативы усилят. Я бы советовал, как вернёшься, взять в бассейн </w:t>
+      </w:r>
+      <w:proofErr w:type="spellStart"/>
+      <w:r>
+        <w:t>абонементик</w:t>
+      </w:r>
+      <w:proofErr w:type="spellEnd"/>
+      <w:r>
+        <w:t>. Глупо будет вылететь из-за такой ерунды.</w:t>
       </w:r>
     </w:p>
     <w:p>
@@ -1667,7 +1920,15 @@
     </w:p>
     <w:p>
       <w:r>
-        <w:t>— Чем она примечательна, «Заря» эта, что мы ради неё три недели в бранке торчим?</w:t>
+        <w:t xml:space="preserve">— Чем она примечательна, «Заря» эта, что мы ради неё три недели в </w:t>
+      </w:r>
+      <w:proofErr w:type="spellStart"/>
+      <w:r>
+        <w:t>бранке</w:t>
+      </w:r>
+      <w:proofErr w:type="spellEnd"/>
+      <w:r>
+        <w:t xml:space="preserve"> торчим?</w:t>
       </w:r>
     </w:p>
     <w:p>
@@ -1768,7 +2029,15 @@
     </w:p>
     <w:p>
       <w:r>
-        <w:t>Перед выходом из бранка все члены экипажа собираются в рубке, как на представление.</w:t>
+        <w:t xml:space="preserve">Перед выходом из </w:t>
+      </w:r>
+      <w:proofErr w:type="spellStart"/>
+      <w:r>
+        <w:t>бранка</w:t>
+      </w:r>
+      <w:proofErr w:type="spellEnd"/>
+      <w:r>
+        <w:t xml:space="preserve"> все члены экипажа собираются в рубке, как на представление.</w:t>
       </w:r>
     </w:p>
     <w:p>
@@ -1814,7 +2083,15 @@
     </w:p>
     <w:p>
       <w:r>
-        <w:t>— Ни разу ещё секунда в секунду не выходил из бранка, — сказал Григорьев.</w:t>
+        <w:t xml:space="preserve">— Ни разу ещё секунда в секунду не выходил из </w:t>
+      </w:r>
+      <w:proofErr w:type="spellStart"/>
+      <w:r>
+        <w:t>бранка</w:t>
+      </w:r>
+      <w:proofErr w:type="spellEnd"/>
+      <w:r>
+        <w:t>, — сказал Григорьев.</w:t>
       </w:r>
     </w:p>
     <w:p>
@@ -1835,7 +2112,15 @@
     </w:p>
     <w:p>
       <w:r>
-        <w:t>Майоров, насколько я успел понять, всегда с параноидальной точностью придерживался уставов и негласных правил — видимо, боялся, что за ним следит незримый политкор.</w:t>
+        <w:t xml:space="preserve">Майоров, насколько я успел понять, всегда с параноидальной точностью придерживался уставов и негласных правил — видимо, боялся, что за ним следит незримый </w:t>
+      </w:r>
+      <w:proofErr w:type="spellStart"/>
+      <w:r>
+        <w:t>политкор</w:t>
+      </w:r>
+      <w:proofErr w:type="spellEnd"/>
+      <w:r>
+        <w:t>.</w:t>
       </w:r>
     </w:p>
     <w:p>
@@ -2023,7 +2308,15 @@
     </w:p>
     <w:p>
       <w:r>
-        <w:t xml:space="preserve">— Отлично, все молодцы. — Странно было слышать похвалу, когда ты лежал в ложементе и ничего не делал. — Олег, заведи аппараты и гравитонную камеру. Понял? Сначала аппараты, </w:t>
+        <w:t xml:space="preserve">— Отлично, все молодцы. — Странно было слышать похвалу, когда ты лежал в ложементе и ничего не делал. — Олег, заведи аппараты и </w:t>
+      </w:r>
+      <w:proofErr w:type="spellStart"/>
+      <w:r>
+        <w:t>гравитонную</w:t>
+      </w:r>
+      <w:proofErr w:type="spellEnd"/>
+      <w:r>
+        <w:t xml:space="preserve"> камеру. Понял? Сначала аппараты, </w:t>
       </w:r>
       <w:r>
         <w:t>а после них</w:t>
@@ -2134,7 +2427,15 @@
     <w:p>
       <w:r>
         <w:lastRenderedPageBreak/>
-        <w:t xml:space="preserve"> Я ухватился обеими руками за страховочный поручень, любезно отмеченный табличкой: «Держаться здесь». Гравитонный привод заводится обычно долго.</w:t>
+        <w:t xml:space="preserve"> Я ухватился обеими руками за страховочный поручень, любезно отмеченный табличкой: «Держаться здесь». </w:t>
+      </w:r>
+      <w:proofErr w:type="spellStart"/>
+      <w:r>
+        <w:t>Гравитонный</w:t>
+      </w:r>
+      <w:proofErr w:type="spellEnd"/>
+      <w:r>
+        <w:t xml:space="preserve"> привод заводится обычно долго.</w:t>
       </w:r>
     </w:p>
     <w:p>
@@ -2159,7 +2460,15 @@
     </w:p>
     <w:p>
       <w:r>
-        <w:t>Табличка с расцарапанным предупреждением замигала, и меня, как магнитом, притянуло к полу. Ноги с непривычки затряслись, и я, не выдержав, упал на колени, преклонился перед гравитонной камерой, которая с пугающей убедительностью обманыва</w:t>
+        <w:t xml:space="preserve">Табличка с расцарапанным предупреждением замигала, и меня, как магнитом, притянуло к полу. Ноги с непривычки затряслись, и я, не выдержав, упал на колени, преклонился перед </w:t>
+      </w:r>
+      <w:proofErr w:type="spellStart"/>
+      <w:r>
+        <w:t>гравитонной</w:t>
+      </w:r>
+      <w:proofErr w:type="spellEnd"/>
+      <w:r>
+        <w:t xml:space="preserve"> камерой, которая с пугающей убедительностью обманыва</w:t>
       </w:r>
       <w:r>
         <w:t>ет</w:t>
@@ -2265,7 +2574,15 @@
     </w:p>
     <w:p>
       <w:r>
-        <w:t>Керман покрутил лимбовые замки на циане, присмотрелся к рискам, сощурив глаза так, что брови наползли на веки, и громко выругался.</w:t>
+        <w:t xml:space="preserve">Керман покрутил </w:t>
+      </w:r>
+      <w:proofErr w:type="spellStart"/>
+      <w:r>
+        <w:t>лимбовые</w:t>
+      </w:r>
+      <w:proofErr w:type="spellEnd"/>
+      <w:r>
+        <w:t xml:space="preserve"> замки на циане, присмотрелся к рискам, сощурив глаза так, что брови наползли на веки, и громко выругался.</w:t>
       </w:r>
     </w:p>
     <w:p>
@@ -2331,7 +2648,15 @@
     </w:p>
     <w:p>
       <w:r>
-        <w:t>— Олег! — сказал он. — Реаниматор в медотсеке!</w:t>
+        <w:t xml:space="preserve">— Олег! — сказал он. — Реаниматор в </w:t>
+      </w:r>
+      <w:proofErr w:type="spellStart"/>
+      <w:r>
+        <w:t>медотсеке</w:t>
+      </w:r>
+      <w:proofErr w:type="spellEnd"/>
+      <w:r>
+        <w:t>!</w:t>
       </w:r>
     </w:p>
     <w:p>
@@ -2537,11 +2862,16 @@
         <w:t>Давайте в</w:t>
       </w:r>
       <w:r>
-        <w:t xml:space="preserve"> медкапсулу</w:t>
-      </w:r>
-      <w:r>
         <w:t xml:space="preserve"> </w:t>
       </w:r>
+      <w:proofErr w:type="spellStart"/>
+      <w:r>
+        <w:t>медкапсулу</w:t>
+      </w:r>
+      <w:proofErr w:type="spellEnd"/>
+      <w:r>
+        <w:t xml:space="preserve"> </w:t>
+      </w:r>
       <w:r>
         <w:t>её положим.</w:t>
       </w:r>
@@ -2572,7 +2902,15 @@
         <w:t xml:space="preserve">— Она мертва, — сказал Керман. — </w:t>
       </w:r>
       <w:r>
-        <w:t>Чем медкапсула сейчас поможет?</w:t>
+        <w:t xml:space="preserve">Чем </w:t>
+      </w:r>
+      <w:proofErr w:type="spellStart"/>
+      <w:r>
+        <w:t>медкапсула</w:t>
+      </w:r>
+      <w:proofErr w:type="spellEnd"/>
+      <w:r>
+        <w:t xml:space="preserve"> сейчас поможет?</w:t>
       </w:r>
       <w:r>
         <w:t xml:space="preserve"> </w:t>
@@ -2610,7 +2948,15 @@
         <w:t>пробормотал</w:t>
       </w:r>
       <w:r>
-        <w:t xml:space="preserve"> Керман. — В бранке она была живая, иначе мы бы не вышли.</w:t>
+        <w:t xml:space="preserve"> Керман. — В </w:t>
+      </w:r>
+      <w:proofErr w:type="spellStart"/>
+      <w:r>
+        <w:t>бранке</w:t>
+      </w:r>
+      <w:proofErr w:type="spellEnd"/>
+      <w:r>
+        <w:t xml:space="preserve"> она была живая, иначе мы бы не вышли.</w:t>
       </w:r>
     </w:p>
     <w:p>
@@ -2764,7 +3110,15 @@
     </w:p>
     <w:p>
       <w:r>
-        <w:t>— Какая разница, сколько летает! — сказал Григорьев. — Рано или поздно бранк тебя достанет</w:t>
+        <w:t xml:space="preserve">— Какая разница, сколько летает! — сказал Григорьев. — Рано или поздно </w:t>
+      </w:r>
+      <w:proofErr w:type="spellStart"/>
+      <w:r>
+        <w:t>бранк</w:t>
+      </w:r>
+      <w:proofErr w:type="spellEnd"/>
+      <w:r>
+        <w:t xml:space="preserve"> тебя достанет</w:t>
       </w:r>
       <w:r>
         <w:t>!</w:t>
@@ -2850,7 +3204,15 @@
     </w:p>
     <w:p>
       <w:r>
-        <w:t>— Товарищи! — сказал Майоров. — Я понимаю, что все устали после бранка, особенно с таким выходом. Но давайте соберёмся, задачу никто не отменял.</w:t>
+        <w:t xml:space="preserve">— Товарищи! — сказал Майоров. — Я понимаю, что все устали после </w:t>
+      </w:r>
+      <w:proofErr w:type="spellStart"/>
+      <w:r>
+        <w:t>бранка</w:t>
+      </w:r>
+      <w:proofErr w:type="spellEnd"/>
+      <w:r>
+        <w:t>, особенно с таким выходом. Но давайте соберёмся, задачу никто не отменял.</w:t>
       </w:r>
     </w:p>
     <w:p>
@@ -2880,7 +3242,15 @@
     </w:p>
     <w:p>
       <w:r>
-        <w:t>— Ты, Андрюш, ерунду-то не пори! — огрызнулся Керман. — У неё и так глаза на мокром месте! Вы же не будете всерьёз это обсуждать? Трехнедельный бранк — дорога в один конец, все это понимают.</w:t>
+        <w:t xml:space="preserve">— Ты, Андрюш, ерунду-то не пори! — огрызнулся Керман. — У неё и так глаза на мокром месте! Вы же не будете всерьёз это обсуждать? Трехнедельный </w:t>
+      </w:r>
+      <w:proofErr w:type="spellStart"/>
+      <w:r>
+        <w:t>бранк</w:t>
+      </w:r>
+      <w:proofErr w:type="spellEnd"/>
+      <w:r>
+        <w:t xml:space="preserve"> — дорога в один конец, все это понимают.</w:t>
       </w:r>
     </w:p>
     <w:p>
@@ -2964,7 +3334,15 @@
     </w:p>
     <w:p>
       <w:r>
-        <w:t>Жизнь на станции после бранка меня не пугала. Скорее, даже немного интриговала. Два месяца, так два месяца. Люди зачастую годами живут на осах и с ума не сходят — не то, что во время перехода. Там будет стабильная гравитация, спокойные сны без кошмаров.</w:t>
+        <w:t xml:space="preserve">Жизнь на станции после </w:t>
+      </w:r>
+      <w:proofErr w:type="spellStart"/>
+      <w:r>
+        <w:t>бранка</w:t>
+      </w:r>
+      <w:proofErr w:type="spellEnd"/>
+      <w:r>
+        <w:t xml:space="preserve"> меня не пугала. Скорее, даже немного интриговала. Два месяца, так два месяца. Люди зачастую годами живут на осах и с ума не сходят — не то, что во время перехода. Там будет стабильная гравитация, спокойные сны без кошмаров.</w:t>
       </w:r>
     </w:p>
     <w:p>
@@ -3074,7 +3452,15 @@
         <w:t>, товарищи</w:t>
       </w:r>
       <w:r>
-        <w:t xml:space="preserve">. Слишком долгий бранк. И выход. Наверняка не я одна себя </w:t>
+        <w:t xml:space="preserve">. Слишком долгий </w:t>
+      </w:r>
+      <w:proofErr w:type="spellStart"/>
+      <w:r>
+        <w:t>бранк</w:t>
+      </w:r>
+      <w:proofErr w:type="spellEnd"/>
+      <w:r>
+        <w:t xml:space="preserve">. И выход. Наверняка не я одна себя </w:t>
       </w:r>
       <w:r>
         <w:t xml:space="preserve">так </w:t>
@@ -3492,7 +3878,15 @@
     </w:p>
     <w:p>
       <w:r>
-        <w:t xml:space="preserve">Я забрался в узкую кишку стыковочного модуля и повис на лестнице, надеясь унять дрожь в руках. Майоров приказал отключить электрику и раздраить люк вручную. После всего произошедшего </w:t>
+        <w:t xml:space="preserve">Я забрался в узкую кишку стыковочного модуля и повис на лестнице, надеясь унять дрожь в руках. Майоров приказал отключить электрику и </w:t>
+      </w:r>
+      <w:proofErr w:type="spellStart"/>
+      <w:r>
+        <w:t>раздраить</w:t>
+      </w:r>
+      <w:proofErr w:type="spellEnd"/>
+      <w:r>
+        <w:t xml:space="preserve"> люк вручную. После всего произошедшего </w:t>
       </w:r>
       <w:r>
         <w:t xml:space="preserve">я </w:t>
@@ -3517,7 +3911,15 @@
     </w:p>
     <w:p>
       <w:r>
-        <w:t xml:space="preserve">Я ухватился обеими руками за вентиль, стараясь не сорваться в соединительный тракт, и только потом понял, что забыл загерметизировать модуль. Такие выкрутасы ни один политкор не прощает — </w:t>
+        <w:t xml:space="preserve">Я ухватился обеими руками за вентиль, стараясь не сорваться в соединительный тракт, и только потом понял, что забыл загерметизировать модуль. Такие выкрутасы ни один </w:t>
+      </w:r>
+      <w:proofErr w:type="spellStart"/>
+      <w:r>
+        <w:t>политкор</w:t>
+      </w:r>
+      <w:proofErr w:type="spellEnd"/>
+      <w:r>
+        <w:t xml:space="preserve"> не прощает — </w:t>
       </w:r>
       <w:r>
         <w:t>повезёт</w:t>
@@ -3671,12 +4073,28 @@
     </w:p>
     <w:p>
       <w:r>
-        <w:t>— Вереснев Олег Петрович, — проговорил я. Воздуха на отчество едва хватило. Я не сразу сообразил, как правильно дышать — вымотался после подъёма. — Я из инженерной службы.</w:t>
-      </w:r>
-    </w:p>
-    <w:p>
-      <w:r>
-        <w:t>— У вас всё в порядке? — спросил Мицюкин. — Вы вручную открывали гермошлюз?</w:t>
+        <w:t xml:space="preserve">— </w:t>
+      </w:r>
+      <w:proofErr w:type="spellStart"/>
+      <w:r>
+        <w:t>Вереснев</w:t>
+      </w:r>
+      <w:proofErr w:type="spellEnd"/>
+      <w:r>
+        <w:t xml:space="preserve"> Олег Петрович, — проговорил я. Воздуха на отчество едва хватило. Я не сразу сообразил, как правильно дышать — вымотался после подъёма. — Я из инженерной службы.</w:t>
+      </w:r>
+    </w:p>
+    <w:p>
+      <w:r>
+        <w:t xml:space="preserve">— У вас всё в порядке? — спросил Мицюкин. — Вы вручную открывали </w:t>
+      </w:r>
+      <w:proofErr w:type="spellStart"/>
+      <w:r>
+        <w:t>гермошлюз</w:t>
+      </w:r>
+      <w:proofErr w:type="spellEnd"/>
+      <w:r>
+        <w:t>?</w:t>
       </w:r>
     </w:p>
     <w:p>
@@ -3778,7 +4196,15 @@
         <w:t>— Я — Олег, — запоздало представился я.</w:t>
       </w:r>
       <w:r>
-        <w:t xml:space="preserve"> — Вереснев Олег Петрович.</w:t>
+        <w:t xml:space="preserve"> — </w:t>
+      </w:r>
+      <w:proofErr w:type="spellStart"/>
+      <w:r>
+        <w:t>Вереснев</w:t>
+      </w:r>
+      <w:proofErr w:type="spellEnd"/>
+      <w:r>
+        <w:t xml:space="preserve"> Олег Петрович.</w:t>
       </w:r>
     </w:p>
     <w:p>
@@ -4572,7 +4998,15 @@
         <w:t>а</w:t>
       </w:r>
       <w:r>
-        <w:t>н во время бранка говорил</w:t>
+        <w:t xml:space="preserve">н во время </w:t>
+      </w:r>
+      <w:proofErr w:type="spellStart"/>
+      <w:r>
+        <w:t>бранка</w:t>
+      </w:r>
+      <w:proofErr w:type="spellEnd"/>
+      <w:r>
+        <w:t xml:space="preserve"> говорил</w:t>
       </w:r>
       <w:r>
         <w:t>, — сказал я</w:t>
@@ -4924,7 +5358,15 @@
         </w:tabs>
       </w:pPr>
       <w:r>
-        <w:t>В узкие, как бойницы, иллюминаторы ничего не было видно. Я так устал от стерильной пустоты во время бранка, что хотел задержаться на минутку, вглядеться во мрак, надеясь, что он рассеется под моим взглядом, но Лысанов упрямо тянул вперёд.</w:t>
+        <w:t xml:space="preserve">В узкие, как бойницы, иллюминаторы ничего не было видно. Я так устал от стерильной пустоты во время </w:t>
+      </w:r>
+      <w:proofErr w:type="spellStart"/>
+      <w:r>
+        <w:t>бранка</w:t>
+      </w:r>
+      <w:proofErr w:type="spellEnd"/>
+      <w:r>
+        <w:t>, что хотел задержаться на минутку, вглядеться во мрак, надеясь, что он рассеется под моим взглядом, но Лысанов упрямо тянул вперёд.</w:t>
       </w:r>
     </w:p>
     <w:p>
@@ -4972,7 +5414,15 @@
         </w:tabs>
       </w:pPr>
       <w:r>
-        <w:t>— Не беспокойтесь, — сказал Лысанов. — Местная особенность. Есть небольшой сбой в гравитонной камере</w:t>
+        <w:t xml:space="preserve">— Не беспокойтесь, — сказал Лысанов. — Местная особенность. Есть небольшой сбой в </w:t>
+      </w:r>
+      <w:proofErr w:type="spellStart"/>
+      <w:r>
+        <w:t>гравитонной</w:t>
+      </w:r>
+      <w:proofErr w:type="spellEnd"/>
+      <w:r>
+        <w:t xml:space="preserve"> камере</w:t>
       </w:r>
       <w:r>
         <w:t>, у</w:t>
@@ -5841,7 +6291,15 @@
         </w:tabs>
       </w:pPr>
       <w:r>
-        <w:t>— Можно на «ты», Олег, — сказала Вера. — Я здесь в химлабе работаю, два года уже. — Она взглянула на меня через плечо. — Ты не смотри так! Я старше, чем выгляжу. А то все, кто прилетает, удивляются, как я вообще здесь оказалась.</w:t>
+        <w:t xml:space="preserve">— Можно на «ты», Олег, — сказала Вера. — Я здесь в </w:t>
+      </w:r>
+      <w:proofErr w:type="spellStart"/>
+      <w:r>
+        <w:t>химлабе</w:t>
+      </w:r>
+      <w:proofErr w:type="spellEnd"/>
+      <w:r>
+        <w:t xml:space="preserve"> работаю, два года уже. — Она взглянула на меня через плечо. — Ты не смотри так! Я старше, чем выгляжу. А то все, кто прилетает, удивляются, как я вообще здесь оказалась.</w:t>
       </w:r>
     </w:p>
     <w:p>
@@ -6104,7 +6562,15 @@
         </w:tabs>
       </w:pPr>
       <w:r>
-        <w:t>— Правильно говорить не эс, а цэ. Мы, кстати, соседи. — Вера подошла к гермодвери</w:t>
+        <w:t xml:space="preserve">— Правильно говорить не эс, а </w:t>
+      </w:r>
+      <w:proofErr w:type="spellStart"/>
+      <w:r>
+        <w:t>цэ</w:t>
+      </w:r>
+      <w:proofErr w:type="spellEnd"/>
+      <w:r>
+        <w:t>. Мы, кстати, соседи. — Вера подошла к гермодвери</w:t>
       </w:r>
       <w:r>
         <w:t>.</w:t>
@@ -6210,7 +6676,15 @@
         </w:tabs>
       </w:pPr>
       <w:r>
-        <w:t>На стекле сидела обычная земная муха и суматошно перебирала лапками, прочищая хоботок. Я моргнул и потёр глаза. После бранка может померещиться и не такое. Но муха никуда не делась. Она деловито ползла к кромке иллюминатора — живая, объёмная, настоящая.</w:t>
+        <w:t xml:space="preserve">На стекле сидела обычная земная муха и суматошно перебирала лапками, прочищая хоботок. Я моргнул и потёр глаза. После </w:t>
+      </w:r>
+      <w:proofErr w:type="spellStart"/>
+      <w:r>
+        <w:t>бранка</w:t>
+      </w:r>
+      <w:proofErr w:type="spellEnd"/>
+      <w:r>
+        <w:t xml:space="preserve"> может померещиться и не такое. Но муха никуда не делась. Она деловито ползла к кромке иллюминатора — живая, объёмная, настоящая.</w:t>
       </w:r>
     </w:p>
     <w:p>
@@ -6546,7 +7020,15 @@
     <w:p>
       <w:r>
         <w:lastRenderedPageBreak/>
-        <w:t>Я что, в бранке?</w:t>
+        <w:t xml:space="preserve">Я что, в </w:t>
+      </w:r>
+      <w:proofErr w:type="spellStart"/>
+      <w:r>
+        <w:t>бранке</w:t>
+      </w:r>
+      <w:proofErr w:type="spellEnd"/>
+      <w:r>
+        <w:t>?</w:t>
       </w:r>
     </w:p>
     <w:p>
@@ -6790,7 +7272,15 @@
     </w:p>
     <w:p>
       <w:r>
-        <w:t xml:space="preserve">— Ситуация такая, — начал он. — Мы хотим провести полную диагностику корабля, слишком много сюрпризов было после выхода. А нам на этой птичке ещё обратно лететь. Я понимаю, — он отхлебнул остывшего, судя по виду, кофе и поморщился, — после долгого бранка всем хочется отдыха, но </w:t>
+        <w:t xml:space="preserve">— Ситуация такая, — начал он. — Мы хотим провести полную диагностику корабля, слишком много сюрпризов было после выхода. А нам на этой птичке ещё обратно лететь. Я понимаю, — он отхлебнул остывшего, судя по виду, кофе и поморщился, — после долгого </w:t>
+      </w:r>
+      <w:proofErr w:type="spellStart"/>
+      <w:r>
+        <w:t>бранка</w:t>
+      </w:r>
+      <w:proofErr w:type="spellEnd"/>
+      <w:r>
+        <w:t xml:space="preserve"> всем хочется отдыха, но </w:t>
       </w:r>
       <w:r>
         <w:t>нам пока</w:t>
@@ -6862,7 +7352,15 @@
         <w:t>А в</w:t>
       </w:r>
       <w:r>
-        <w:t xml:space="preserve">ся электронка </w:t>
+        <w:t xml:space="preserve">ся </w:t>
+      </w:r>
+      <w:proofErr w:type="spellStart"/>
+      <w:r>
+        <w:t>электронка</w:t>
+      </w:r>
+      <w:proofErr w:type="spellEnd"/>
+      <w:r>
+        <w:t xml:space="preserve"> </w:t>
       </w:r>
       <w:r>
         <w:t>так-то</w:t>
@@ -7430,7 +7928,15 @@
     </w:p>
     <w:p>
       <w:r>
-        <w:t>В коридоре на втором уровне стали появляться обитатели станции. Я даже увидел Мицюкина из службы безопасности и кивнул ему, получив в ответ настороженный взгляд.</w:t>
+        <w:t xml:space="preserve">В коридоре на втором уровне стали появляться обитатели станции. Я даже увидел </w:t>
+      </w:r>
+      <w:proofErr w:type="spellStart"/>
+      <w:r>
+        <w:t>Мицюкина</w:t>
+      </w:r>
+      <w:proofErr w:type="spellEnd"/>
+      <w:r>
+        <w:t xml:space="preserve"> из службы безопасности и кивнул ему, получив в ответ настороженный взгляд.</w:t>
       </w:r>
     </w:p>
     <w:p>
@@ -8333,7 +8839,15 @@
       </w:r>
       <w:r>
         <w:lastRenderedPageBreak/>
-        <w:t>вообще без продыха. Выглядишь ты не очень. В обморок не хлопнешься? Уверен, что хочешь гулять?</w:t>
+        <w:t xml:space="preserve">вообще без </w:t>
+      </w:r>
+      <w:proofErr w:type="spellStart"/>
+      <w:r>
+        <w:t>продыха</w:t>
+      </w:r>
+      <w:proofErr w:type="spellEnd"/>
+      <w:r>
+        <w:t>. Выглядишь ты не очень. В обморок не хлопнешься? Уверен, что хочешь гулять?</w:t>
       </w:r>
     </w:p>
     <w:p>
@@ -8784,7 +9298,15 @@
     </w:p>
     <w:p>
       <w:r>
-        <w:t>— Здесь гравитонные камеры так работают. Сбой</w:t>
+        <w:t xml:space="preserve">— Здесь </w:t>
+      </w:r>
+      <w:proofErr w:type="spellStart"/>
+      <w:r>
+        <w:t>гравитонные</w:t>
+      </w:r>
+      <w:proofErr w:type="spellEnd"/>
+      <w:r>
+        <w:t xml:space="preserve"> камеры так работают. Сбой</w:t>
       </w:r>
       <w:r>
         <w:t xml:space="preserve"> такой</w:t>
@@ -9338,8 +9860,13 @@
       </w:r>
     </w:p>
     <w:p>
-      <w:r>
-        <w:t>Стальск я не любил. Вернее, ненавидел — глубинной, искренней, неприкрытой ненавистью, на</w:t>
+      <w:proofErr w:type="spellStart"/>
+      <w:r>
+        <w:t>Стальск</w:t>
+      </w:r>
+      <w:proofErr w:type="spellEnd"/>
+      <w:r>
+        <w:t xml:space="preserve"> я не любил. Вернее, ненавидел — глубинной, искренней, неприкрытой ненавистью, на</w:t>
       </w:r>
       <w:r>
         <w:t xml:space="preserve"> какую</w:t>
@@ -9447,8 +9974,21 @@
       </w:r>
     </w:p>
     <w:p>
-      <w:r>
-        <w:t>Стальск изначально проектировался не для людей, а для роботов, которые, как заведённые, работают по расписанию, едят по расписанию, спят по расписанию, умирают по расписанию — и не тратят время на бесполезные занятия, вроде прогулок в парке или отдыха на пляже. Единственный пруд, маленький и мелкий, как лужа, бороздили по концентрическим траекториям потрёпанные механические утки. О плавании я долгое время знал лишь понаслышке — из книжек или из тех же передач по телевизору, который регулярно, в соответствии с напечатанной в газете программой вещания, червоточил треском и помехами.</w:t>
+      <w:proofErr w:type="spellStart"/>
+      <w:r>
+        <w:t>Стальск</w:t>
+      </w:r>
+      <w:proofErr w:type="spellEnd"/>
+      <w:r>
+        <w:t xml:space="preserve"> изначально проектировался не для людей, а для роботов, которые, как заведённые, работают по расписанию, едят по расписанию, спят по расписанию, умирают по расписанию — и не тратят время на бесполезные занятия, вроде прогулок в парке или отдыха на пляже. Единственный пруд, маленький и мелкий, как лужа, бороздили по концентрическим траекториям потрёпанные механические утки. О плавании я долгое время знал лишь понаслышке — из книжек или из тех же передач по телевизору, который регулярно, в соответствии с напечатанной в газете программой вещания, </w:t>
+      </w:r>
+      <w:proofErr w:type="spellStart"/>
+      <w:r>
+        <w:t>червоточил</w:t>
+      </w:r>
+      <w:proofErr w:type="spellEnd"/>
+      <w:r>
+        <w:t xml:space="preserve"> треском и помехами.</w:t>
       </w:r>
     </w:p>
     <w:p>
@@ -10281,8 +10821,13 @@
         <w:t>обитатели</w:t>
       </w:r>
       <w:r>
-        <w:t xml:space="preserve"> — беспризорные пациенты после коматоза</w:t>
-      </w:r>
+        <w:t xml:space="preserve"> — беспризорные пациенты после </w:t>
+      </w:r>
+      <w:proofErr w:type="spellStart"/>
+      <w:r>
+        <w:t>коматоза</w:t>
+      </w:r>
+      <w:proofErr w:type="spellEnd"/>
       <w:r>
         <w:t xml:space="preserve">, </w:t>
       </w:r>
@@ -10985,7 +11530,15 @@
     </w:p>
     <w:p>
       <w:r>
-        <w:t>Нуболиды потихоньку приходили в себя после бранка. Из алой массы на дне камеры потянулись к потолку робкие ростки.</w:t>
+        <w:t xml:space="preserve">Нуболиды потихоньку приходили в себя после </w:t>
+      </w:r>
+      <w:proofErr w:type="spellStart"/>
+      <w:r>
+        <w:t>бранка</w:t>
+      </w:r>
+      <w:proofErr w:type="spellEnd"/>
+      <w:r>
+        <w:t>. Из алой массы на дне камеры потянулись к потолку робкие ростки.</w:t>
       </w:r>
     </w:p>
     <w:p>
@@ -11070,7 +11623,15 @@
     </w:p>
     <w:p>
       <w:r>
-        <w:t>— К сожалению, мы до сих пор знаем о нуболидах не так много, — вздохнул Марутян. —</w:t>
+        <w:t xml:space="preserve">— К сожалению, мы до сих пор знаем о </w:t>
+      </w:r>
+      <w:proofErr w:type="spellStart"/>
+      <w:r>
+        <w:t>нуболидах</w:t>
+      </w:r>
+      <w:proofErr w:type="spellEnd"/>
+      <w:r>
+        <w:t xml:space="preserve"> не так много, — вздохнул Марутян. —</w:t>
       </w:r>
       <w:r>
         <w:t xml:space="preserve"> </w:t>
@@ -11306,7 +11867,15 @@
         <w:t>у игрушечного болванчика</w:t>
       </w:r>
       <w:r>
-        <w:t>. — Я ровным счётом ничего не чувствую! А вы, если захотите, то, конечно, почувствуете. Самовнушение — великая сила! Я же опираюсь на факты. Нет в нуболидах никакой магии, и камера содержания их полностью изолирует.</w:t>
+        <w:t xml:space="preserve">. — Я ровным счётом ничего не чувствую! А вы, если захотите, то, конечно, почувствуете. Самовнушение — великая сила! Я же опираюсь на факты. Нет в </w:t>
+      </w:r>
+      <w:proofErr w:type="spellStart"/>
+      <w:r>
+        <w:t>нуболидах</w:t>
+      </w:r>
+      <w:proofErr w:type="spellEnd"/>
+      <w:r>
+        <w:t xml:space="preserve"> никакой магии, и камера содержания их полностью изолирует.</w:t>
       </w:r>
     </w:p>
     <w:p>
@@ -11342,7 +11911,7 @@
       </w:pPr>
       <w:r>
         <w:lastRenderedPageBreak/>
-        <w:t>ПРОВИЗОР</w:t>
+        <w:t>ДЕСЯТЫЙ МОДУЛЬ</w:t>
       </w:r>
     </w:p>
     <w:p>
@@ -11772,7 +12341,15 @@
     </w:p>
     <w:p>
       <w:r>
-        <w:t>— Сергей Акимов, — сказал я. — Это же отец Веры из химлаба?</w:t>
+        <w:t xml:space="preserve">— Сергей Акимов, — сказал я. — Это же отец Веры из </w:t>
+      </w:r>
+      <w:proofErr w:type="spellStart"/>
+      <w:r>
+        <w:t>химлаба</w:t>
+      </w:r>
+      <w:proofErr w:type="spellEnd"/>
+      <w:r>
+        <w:t>?</w:t>
       </w:r>
     </w:p>
     <w:p>
@@ -11918,9 +12495,11 @@
       <w:r>
         <w:t xml:space="preserve">Марутян продолжал рассуждать о </w:t>
       </w:r>
+      <w:proofErr w:type="spellStart"/>
       <w:r>
         <w:t>нуболидах</w:t>
       </w:r>
+      <w:proofErr w:type="spellEnd"/>
       <w:r>
         <w:t xml:space="preserve">, собирая пальцами складки на лбу, </w:t>
       </w:r>
@@ -12069,7 +12648,15 @@
     </w:p>
     <w:p>
       <w:r>
-        <w:t>— Да, — хмыкнул Майоров. — Неплохое шоу, и зверушки дрессированные. Команду «бранк» даже выучили.</w:t>
+        <w:t>— Да, — хмыкнул Майоров. — Неплохое шоу, и зверушки дрессированные. Команду «</w:t>
+      </w:r>
+      <w:proofErr w:type="spellStart"/>
+      <w:r>
+        <w:t>бранк</w:t>
+      </w:r>
+      <w:proofErr w:type="spellEnd"/>
+      <w:r>
+        <w:t>» даже выучили.</w:t>
       </w:r>
     </w:p>
     <w:p>
@@ -12372,8 +12959,13 @@
     </w:p>
     <w:p>
       <w:r>
-        <w:t>В конце дня Марутян решил провести ещё один эксперимент с нуболидами</w:t>
-      </w:r>
+        <w:t xml:space="preserve">В конце дня Марутян решил провести ещё один эксперимент с </w:t>
+      </w:r>
+      <w:proofErr w:type="spellStart"/>
+      <w:r>
+        <w:t>нуболидами</w:t>
+      </w:r>
+      <w:proofErr w:type="spellEnd"/>
       <w:r>
         <w:t>.</w:t>
       </w:r>
@@ -12696,7 +13288,15 @@
         <w:t>, к счастью,</w:t>
       </w:r>
       <w:r>
-        <w:t xml:space="preserve"> вспомнил о сбоях в гравитонной камере.</w:t>
+        <w:t xml:space="preserve"> вспомнил о сбоях в </w:t>
+      </w:r>
+      <w:proofErr w:type="spellStart"/>
+      <w:r>
+        <w:t>гравитонной</w:t>
+      </w:r>
+      <w:proofErr w:type="spellEnd"/>
+      <w:r>
+        <w:t xml:space="preserve"> камере.</w:t>
       </w:r>
     </w:p>
     <w:p>
@@ -12831,7 +13431,15 @@
     </w:p>
     <w:p>
       <w:r>
-        <w:t>— Ну так, — лениво отозвалась Вера, — полистываю. Вы же нам это зачем-то привозите. Может, там что-то важное произошло на Земле, пока меня не было. Коммунизм, например, построили.</w:t>
+        <w:t xml:space="preserve">— Ну так, — лениво отозвалась Вера, — </w:t>
+      </w:r>
+      <w:proofErr w:type="spellStart"/>
+      <w:r>
+        <w:t>полистываю</w:t>
+      </w:r>
+      <w:proofErr w:type="spellEnd"/>
+      <w:r>
+        <w:t>. Вы же нам это зачем-то привозите. Может, там что-то важное произошло на Земле, пока меня не было. Коммунизм, например, построили.</w:t>
       </w:r>
     </w:p>
     <w:p>
@@ -13334,7 +13942,15 @@
     </w:p>
     <w:p>
       <w:r>
-        <w:t>Меня выбросило из этого кошмара, как из бранка — я открыл глаза в темноту, лёгкие разрывало от апноэ. Пощёлкали закрытые тенью датчики, и медленно, как электрический восход, разгорелись лампы. Треклятая муха злорадно прожужжала над ухом.</w:t>
+        <w:t xml:space="preserve">Меня выбросило из этого кошмара, как из </w:t>
+      </w:r>
+      <w:proofErr w:type="spellStart"/>
+      <w:r>
+        <w:t>бранка</w:t>
+      </w:r>
+      <w:proofErr w:type="spellEnd"/>
+      <w:r>
+        <w:t xml:space="preserve"> — я открыл глаза в темноту, лёгкие разрывало от апноэ. Пощёлкали закрытые тенью датчики, и медленно, как электрический восход, разгорелись лампы. Треклятая муха злорадно прожужжала над ухом.</w:t>
       </w:r>
     </w:p>
     <w:p>
@@ -13350,7 +13966,15 @@
         <w:t>бил</w:t>
       </w:r>
       <w:r>
-        <w:t xml:space="preserve"> сквозь веки. На языке тихо таял солоноватый привкус крови — я раскусал себе во сне губу. В уши врезался яростный трезвон сигнала к побудке.</w:t>
+        <w:t xml:space="preserve"> сквозь веки. На языке тихо таял солоноватый привкус крови — я </w:t>
+      </w:r>
+      <w:proofErr w:type="spellStart"/>
+      <w:r>
+        <w:t>раскусал</w:t>
+      </w:r>
+      <w:proofErr w:type="spellEnd"/>
+      <w:r>
+        <w:t xml:space="preserve"> себе во сне губу. В уши врезался яростный трезвон сигнала к побудке.</w:t>
       </w:r>
     </w:p>
     <w:p>
@@ -13508,7 +14132,15 @@
     </w:p>
     <w:p>
       <w:r>
-        <w:t>Я закрыл глаза и несколько раз медленно вздохнул. У космонавтов после долгого бранка часто случаются галлюцинации. Недели непрекращающихся кошмаров оставляют в сознании рубец.</w:t>
+        <w:t xml:space="preserve">Я закрыл глаза и несколько раз медленно вздохнул. У космонавтов после долгого </w:t>
+      </w:r>
+      <w:proofErr w:type="spellStart"/>
+      <w:r>
+        <w:t>бранка</w:t>
+      </w:r>
+      <w:proofErr w:type="spellEnd"/>
+      <w:r>
+        <w:t xml:space="preserve"> часто случаются галлюцинации. Недели непрекращающихся кошмаров оставляют в сознании рубец.</w:t>
       </w:r>
     </w:p>
     <w:p>
@@ -14249,7 +14881,15 @@
     </w:p>
     <w:p>
       <w:r>
-        <w:t>— Сергей Владимирович, — пробормотал я, — со мной всё в порядке. Я готов ответить на все вопросы, — и тут же спросил сам: — Что с Марутяном? Он жив?</w:t>
+        <w:t xml:space="preserve">— Сергей Владимирович, — пробормотал я, — со мной всё в порядке. Я готов ответить на все вопросы, — и тут же спросил сам: — Что с </w:t>
+      </w:r>
+      <w:proofErr w:type="spellStart"/>
+      <w:r>
+        <w:t>Марутяном</w:t>
+      </w:r>
+      <w:proofErr w:type="spellEnd"/>
+      <w:r>
+        <w:t>? Он жив?</w:t>
       </w:r>
     </w:p>
     <w:p>
@@ -14277,7 +14917,15 @@
     </w:p>
     <w:p>
       <w:r>
-        <w:t>— Константин Игоревич, — Лысанов показал Мицюкину завёрнутую в целлофан ручку, — без экспертизы я, конечно, судить не берусь, но похоже, что это и есть орудие убийства.</w:t>
+        <w:t xml:space="preserve">— Константин Игоревич, — Лысанов показал </w:t>
+      </w:r>
+      <w:proofErr w:type="spellStart"/>
+      <w:r>
+        <w:t>Мицюкину</w:t>
+      </w:r>
+      <w:proofErr w:type="spellEnd"/>
+      <w:r>
+        <w:t xml:space="preserve"> завёрнутую в целлофан ручку, — без экспертизы я, конечно, судить не берусь, но похоже, что это и есть орудие убийства.</w:t>
       </w:r>
     </w:p>
     <w:p>
@@ -14374,7 +15022,15 @@
     </w:p>
     <w:p>
       <w:r>
-        <w:t>— Значит, — Лысанов ещё раз показал Мицюкину ручку, — орудие убийства было у Марутяна.</w:t>
+        <w:t xml:space="preserve">— Значит, — Лысанов ещё раз показал </w:t>
+      </w:r>
+      <w:proofErr w:type="spellStart"/>
+      <w:r>
+        <w:t>Мицюкину</w:t>
+      </w:r>
+      <w:proofErr w:type="spellEnd"/>
+      <w:r>
+        <w:t xml:space="preserve"> ручку, — орудие убийства было у Марутяна.</w:t>
       </w:r>
     </w:p>
     <w:p>
@@ -14395,7 +15051,15 @@
     </w:p>
     <w:p>
       <w:r>
-        <w:t>— Перекройте здесь всё, — раздался за спиной голос Мицюкина, — и кровь у обоих на анализ. Будем разбираться.</w:t>
+        <w:t xml:space="preserve">— Перекройте здесь всё, — раздался за спиной голос </w:t>
+      </w:r>
+      <w:proofErr w:type="spellStart"/>
+      <w:r>
+        <w:t>Мицюкина</w:t>
+      </w:r>
+      <w:proofErr w:type="spellEnd"/>
+      <w:r>
+        <w:t>, — и кровь у обоих на анализ. Будем разбираться.</w:t>
       </w:r>
     </w:p>
     <w:p>
@@ -14568,7 +15232,15 @@
     </w:p>
     <w:p>
       <w:r>
-        <w:t>— Болит, — признался я. — Но она уже несколько дней болит. Я думал, это последствия бранка.</w:t>
+        <w:t xml:space="preserve">— Болит, — признался я. — Но она уже несколько дней болит. Я думал, это последствия </w:t>
+      </w:r>
+      <w:proofErr w:type="spellStart"/>
+      <w:r>
+        <w:t>бранка</w:t>
+      </w:r>
+      <w:proofErr w:type="spellEnd"/>
+      <w:r>
+        <w:t>.</w:t>
       </w:r>
     </w:p>
     <w:p>
@@ -15130,7 +15802,15 @@
         <w:t>требовало</w:t>
       </w:r>
       <w:r>
-        <w:t xml:space="preserve"> ленивой невесомости бранка.</w:t>
+        <w:t xml:space="preserve"> ленивой невесомости </w:t>
+      </w:r>
+      <w:proofErr w:type="spellStart"/>
+      <w:r>
+        <w:t>бранка</w:t>
+      </w:r>
+      <w:proofErr w:type="spellEnd"/>
+      <w:r>
+        <w:t>.</w:t>
       </w:r>
     </w:p>
     <w:p>
@@ -15461,7 +16141,15 @@
     </w:p>
     <w:p>
       <w:r>
-        <w:t xml:space="preserve">— Качкой? — смутился Алексин. — Тоже скажешь! — Он перевернул мыском расколовшийся корпус диспенсера и покачал головой. — Это сбои такие в гравитонных камерах. Говорят, они тут с самого первого дня. Ошибок в логах нет, никак починить не можем. Достаёт страшно. — Он потёр грудь </w:t>
+        <w:t xml:space="preserve">— Качкой? — смутился Алексин. — Тоже скажешь! — Он перевернул мыском расколовшийся корпус диспенсера и покачал головой. — Это сбои такие в </w:t>
+      </w:r>
+      <w:proofErr w:type="spellStart"/>
+      <w:r>
+        <w:t>гравитонных</w:t>
+      </w:r>
+      <w:proofErr w:type="spellEnd"/>
+      <w:r>
+        <w:t xml:space="preserve"> камерах. Говорят, они тут с самого первого дня. Ошибок в логах нет, никак починить не можем. Достаёт страшно. — Он потёр грудь </w:t>
       </w:r>
       <w:r>
         <w:t>ладонью</w:t>
@@ -15583,7 +16271,15 @@
         <w:t xml:space="preserve">но </w:t>
       </w:r>
       <w:r>
-        <w:t>объём поменьше. Хотя смысл, если диспенсер такой же? — Алексин задумчиво пожевал губы. — Думаешь, их траванул кто-то?</w:t>
+        <w:t xml:space="preserve">объём поменьше. Хотя смысл, если диспенсер такой же? — Алексин задумчиво пожевал губы. — Думаешь, их </w:t>
+      </w:r>
+      <w:proofErr w:type="spellStart"/>
+      <w:r>
+        <w:t>траванул</w:t>
+      </w:r>
+      <w:proofErr w:type="spellEnd"/>
+      <w:r>
+        <w:t xml:space="preserve"> кто-то?</w:t>
       </w:r>
     </w:p>
     <w:p>
@@ -15978,7 +16674,15 @@
         <w:t>должно</w:t>
       </w:r>
       <w:r>
-        <w:t xml:space="preserve">. Все договорённости у меня были с Марутяном. И ситуация была другая, если ты не заметил. Сейчас </w:t>
+        <w:t xml:space="preserve">. Все договорённости у меня были с </w:t>
+      </w:r>
+      <w:proofErr w:type="spellStart"/>
+      <w:r>
+        <w:t>Марутяном</w:t>
+      </w:r>
+      <w:proofErr w:type="spellEnd"/>
+      <w:r>
+        <w:t xml:space="preserve">. И ситуация была другая, если ты не заметил. Сейчас </w:t>
       </w:r>
       <w:r>
         <w:t xml:space="preserve">вся </w:t>
@@ -15995,8 +16699,13 @@
     </w:p>
     <w:p>
       <w:r>
-        <w:t>— Хорошо. — Я подумал, что вряд ли буду скучать по нуболидам</w:t>
-      </w:r>
+        <w:t xml:space="preserve">— Хорошо. — Я подумал, что вряд ли буду скучать по </w:t>
+      </w:r>
+      <w:proofErr w:type="spellStart"/>
+      <w:r>
+        <w:t>нуболидам</w:t>
+      </w:r>
+      <w:proofErr w:type="spellEnd"/>
       <w:r>
         <w:t xml:space="preserve"> с их бешеными плясками под дымовой завесой.</w:t>
       </w:r>
@@ -16078,7 +16787,15 @@
     </w:p>
     <w:p>
       <w:r>
-        <w:t>— Медики так-то с нами не шибко охотнее Мицюкина общаются, — сказал Керман.</w:t>
+        <w:t xml:space="preserve">— Медики так-то с нами не шибко охотнее </w:t>
+      </w:r>
+      <w:proofErr w:type="spellStart"/>
+      <w:r>
+        <w:t>Мицюкина</w:t>
+      </w:r>
+      <w:proofErr w:type="spellEnd"/>
+      <w:r>
+        <w:t xml:space="preserve"> общаются, — сказал Керман.</w:t>
       </w:r>
     </w:p>
     <w:p>
@@ -16179,7 +16896,15 @@
     <w:p>
       <w:r>
         <w:lastRenderedPageBreak/>
-        <w:t>— Я себя плохо чувствовал, — сказал я. — Тяжело прихожу в себя после бранка.</w:t>
+        <w:t xml:space="preserve">— Я себя плохо чувствовал, — сказал я. — Тяжело прихожу в себя после </w:t>
+      </w:r>
+      <w:proofErr w:type="spellStart"/>
+      <w:r>
+        <w:t>бранка</w:t>
+      </w:r>
+      <w:proofErr w:type="spellEnd"/>
+      <w:r>
+        <w:t>.</w:t>
       </w:r>
     </w:p>
     <w:p>
@@ -16528,7 +17253,15 @@
     </w:p>
     <w:p>
       <w:r>
-        <w:t>Слышались голоса, шипели и клацали двери. Рядом с лифтом я едва не столкнулся с Мицюкиным, рассеянным и потерянным, как бы выброшенным из привычной колеи. Мицюкин ухватился за меня взглядом, но ничего не сказал и молча прошёл мимо.</w:t>
+        <w:t xml:space="preserve">Слышались голоса, шипели и клацали двери. Рядом с лифтом я едва не столкнулся с </w:t>
+      </w:r>
+      <w:proofErr w:type="spellStart"/>
+      <w:r>
+        <w:t>Мицюкиным</w:t>
+      </w:r>
+      <w:proofErr w:type="spellEnd"/>
+      <w:r>
+        <w:t>, рассеянным и потерянным, как бы выброшенным из привычной колеи. Мицюкин ухватился за меня взглядом, но ничего не сказал и молча прошёл мимо.</w:t>
       </w:r>
     </w:p>
     <w:p>
@@ -17013,7 +17746,15 @@
     </w:p>
     <w:p>
       <w:r>
-        <w:t>— И вы её никому не показывали? Надо было отдать записку Мицюкину, он ведёт расследование и…</w:t>
+        <w:t xml:space="preserve">— И вы её никому не показывали? Надо было отдать записку </w:t>
+      </w:r>
+      <w:proofErr w:type="spellStart"/>
+      <w:r>
+        <w:t>Мицюкину</w:t>
+      </w:r>
+      <w:proofErr w:type="spellEnd"/>
+      <w:r>
+        <w:t>, он ведёт расследование и…</w:t>
       </w:r>
     </w:p>
     <w:p>
@@ -17328,7 +18069,23 @@
     </w:p>
     <w:p>
       <w:r>
-        <w:t>— «Минск» знаю. — Мерцель поёжилась и провела по плечу ладонью, смахивая невидимое насекомое. — «Минск» все знают. Кто же не знает «Минск»? Правильно, его все знают. Ты не переживай, Олег! Будет ещё шанс сделать снимок на память. Красивый яркий снимок на память. Правильно я говорю? «Минск» — корабль новый, вовсю ещё летает. Это вот «Мурманск» давно списали. Он и тогда уже был старой развалиной. — Уголки губ у Мерцель задрожали. — Помню, сбои были в гравитонной камере. — Мерцель провела по лицу ладонью и вдруг стёрла всякое выражение — скорбь, усталость, печаль. Осталась бледная белая маска. — Сбои в гравитонной камере. Правильно, да? Это вот когда идёшь ты по коридору, не трогаешь никого, а тебя на стены швыряет. Или на потолок.</w:t>
+        <w:t xml:space="preserve">— «Минск» знаю. — Мерцель поёжилась и провела по плечу ладонью, смахивая невидимое насекомое. — «Минск» все знают. Кто же не знает «Минск»? Правильно, его все знают. Ты не переживай, Олег! Будет ещё шанс сделать снимок на память. Красивый яркий снимок на память. Правильно я говорю? «Минск» — корабль новый, вовсю ещё летает. Это вот «Мурманск» давно списали. Он и тогда уже был старой развалиной. — Уголки губ у Мерцель задрожали. — Помню, сбои были в </w:t>
+      </w:r>
+      <w:proofErr w:type="spellStart"/>
+      <w:r>
+        <w:t>гравитонной</w:t>
+      </w:r>
+      <w:proofErr w:type="spellEnd"/>
+      <w:r>
+        <w:t xml:space="preserve"> камере. — Мерцель провела по лицу ладонью и вдруг стёрла всякое выражение — скорбь, усталость, печаль. Осталась бледная белая маска. — Сбои в </w:t>
+      </w:r>
+      <w:proofErr w:type="spellStart"/>
+      <w:r>
+        <w:t>гравитонной</w:t>
+      </w:r>
+      <w:proofErr w:type="spellEnd"/>
+      <w:r>
+        <w:t xml:space="preserve"> камере. Правильно, да? Это вот когда идёшь ты по коридору, не трогаешь никого, а тебя на стены швыряет. Или на потолок.</w:t>
       </w:r>
     </w:p>
     <w:p>
@@ -17812,7 +18569,15 @@
         <w:t>,</w:t>
       </w:r>
       <w:r>
-        <w:t xml:space="preserve"> когда моложе была, вообще ничего не боялась. Все вокруг боялись чего-то, боялись того, что будет завтра, того, что было вчера. Боялись пустоты, темноты, расстояний. Боялись балка, бреда, политкора, яркого света. А я не боялась. Правильно я говорю, Олег?</w:t>
+        <w:t xml:space="preserve"> когда моложе была, вообще ничего не боялась. Все вокруг боялись чего-то, боялись того, что будет завтра, того, что было вчера. Боялись пустоты, темноты, расстояний. Боялись балка, бреда, </w:t>
+      </w:r>
+      <w:proofErr w:type="spellStart"/>
+      <w:r>
+        <w:t>политкора</w:t>
+      </w:r>
+      <w:proofErr w:type="spellEnd"/>
+      <w:r>
+        <w:t>, яркого света. А я не боялась. Правильно я говорю, Олег?</w:t>
       </w:r>
     </w:p>
     <w:p>
@@ -18286,7 +19051,15 @@
         <w:t xml:space="preserve">мы </w:t>
       </w:r>
       <w:r>
-        <w:t>как-нибудь ещё поговорим о нуболидах. Времени у нас много.</w:t>
+        <w:t xml:space="preserve">как-нибудь ещё поговорим о </w:t>
+      </w:r>
+      <w:proofErr w:type="spellStart"/>
+      <w:r>
+        <w:t>нуболидах</w:t>
+      </w:r>
+      <w:proofErr w:type="spellEnd"/>
+      <w:r>
+        <w:t>. Времени у нас много.</w:t>
       </w:r>
     </w:p>
     <w:p>
@@ -18503,7 +19276,15 @@
         <w:t>В</w:t>
       </w:r>
       <w:r>
-        <w:t xml:space="preserve">ижу кошмар, как в бранке, только вместо </w:t>
+        <w:t xml:space="preserve">ижу кошмар, как в </w:t>
+      </w:r>
+      <w:proofErr w:type="spellStart"/>
+      <w:r>
+        <w:t>бранке</w:t>
+      </w:r>
+      <w:proofErr w:type="spellEnd"/>
+      <w:r>
+        <w:t xml:space="preserve">, только вместо </w:t>
       </w:r>
       <w:r>
         <w:t>фрактального озера</w:t>
@@ -19097,7 +19878,15 @@
     </w:p>
     <w:p>
       <w:r>
-        <w:t>Я подумал, что опять произошёл сбой в гравитонной камере.</w:t>
+        <w:t xml:space="preserve">Я подумал, что опять произошёл сбой в </w:t>
+      </w:r>
+      <w:proofErr w:type="spellStart"/>
+      <w:r>
+        <w:t>гравитонной</w:t>
+      </w:r>
+      <w:proofErr w:type="spellEnd"/>
+      <w:r>
+        <w:t xml:space="preserve"> камере.</w:t>
       </w:r>
     </w:p>
     <w:p>
@@ -19637,7 +20426,15 @@
     </w:p>
     <w:p>
       <w:r>
-        <w:t>— Я плохо помню, — сказал я. — Она просила зайти к ней, поговорить о нуболидах. А потом…</w:t>
+        <w:t xml:space="preserve">— Я плохо помню, — сказал я. — Она просила зайти к ней, поговорить о </w:t>
+      </w:r>
+      <w:proofErr w:type="spellStart"/>
+      <w:r>
+        <w:t>нуболидах</w:t>
+      </w:r>
+      <w:proofErr w:type="spellEnd"/>
+      <w:r>
+        <w:t>. А потом…</w:t>
       </w:r>
     </w:p>
     <w:p>
@@ -19761,7 +20558,15 @@
     </w:p>
     <w:p>
       <w:r>
-        <w:t>— Мерцель пригласила меня к себе, чтобы поговорить о нуболидах. Или нет. Она хотела мне что-то показать. Записку.</w:t>
+        <w:t xml:space="preserve">— Мерцель пригласила меня к себе, чтобы поговорить о </w:t>
+      </w:r>
+      <w:proofErr w:type="spellStart"/>
+      <w:r>
+        <w:t>нуболидах</w:t>
+      </w:r>
+      <w:proofErr w:type="spellEnd"/>
+      <w:r>
+        <w:t>. Или нет. Она хотела мне что-то показать. Записку.</w:t>
       </w:r>
     </w:p>
     <w:p>
@@ -19841,7 +20646,15 @@
         <w:t xml:space="preserve"> сейчас</w:t>
       </w:r>
       <w:r>
-        <w:t xml:space="preserve"> уложат на каталку и увезут, громыхая по металлическому полу восьмерящими колёсами, в пропахшую смертью операционную.</w:t>
+        <w:t xml:space="preserve"> уложат на каталку и увезут, громыхая по металлическому полу </w:t>
+      </w:r>
+      <w:proofErr w:type="spellStart"/>
+      <w:r>
+        <w:t>восьмерящими</w:t>
+      </w:r>
+      <w:proofErr w:type="spellEnd"/>
+      <w:r>
+        <w:t xml:space="preserve"> колёсами, в пропахшую смертью операционную.</w:t>
       </w:r>
     </w:p>
     <w:p>
@@ -19856,7 +20669,15 @@
     </w:p>
     <w:p>
       <w:r>
-        <w:t xml:space="preserve">Мицюкин скривился, но промолчал. Я вдруг подумал о Майорове — странно, что он ещё не ворвался в медотсек и не потребовал объяснений, тряся папкой с какими-нибудь захватанными отчётами, трассировками, </w:t>
+        <w:t xml:space="preserve">Мицюкин скривился, но промолчал. Я вдруг подумал о Майорове — странно, что он ещё не ворвался в </w:t>
+      </w:r>
+      <w:proofErr w:type="spellStart"/>
+      <w:r>
+        <w:t>медотсек</w:t>
+      </w:r>
+      <w:proofErr w:type="spellEnd"/>
+      <w:r>
+        <w:t xml:space="preserve"> и не потребовал объяснений, тряся папкой с какими-нибудь захватанными отчётами, трассировками, </w:t>
       </w:r>
       <w:r>
         <w:lastRenderedPageBreak/>
@@ -20100,7 +20921,15 @@
     </w:p>
     <w:p>
       <w:r>
-        <w:t xml:space="preserve">Я не сомневался, что увижу скрюченного от ярости Мицюкина, который вцепится в меня холодными пальцами и утащит в тайную тюрьму, но в отсек </w:t>
+        <w:t xml:space="preserve">Я не сомневался, что увижу скрюченного от ярости </w:t>
+      </w:r>
+      <w:proofErr w:type="spellStart"/>
+      <w:r>
+        <w:t>Мицюкина</w:t>
+      </w:r>
+      <w:proofErr w:type="spellEnd"/>
+      <w:r>
+        <w:t xml:space="preserve">, который вцепится в меня холодными пальцами и утащит в тайную тюрьму, но в отсек </w:t>
       </w:r>
       <w:r>
         <w:t>воровато</w:t>
@@ -20233,7 +21062,15 @@
     </w:p>
     <w:p>
       <w:r>
-        <w:t xml:space="preserve">— От дерготни Мицюкина лучше не становится. Хорошо хоть Майорова сразу положили, а то бы </w:t>
+        <w:t xml:space="preserve">— От дерготни </w:t>
+      </w:r>
+      <w:proofErr w:type="spellStart"/>
+      <w:r>
+        <w:t>Мицюкина</w:t>
+      </w:r>
+      <w:proofErr w:type="spellEnd"/>
+      <w:r>
+        <w:t xml:space="preserve"> лучше не становится. Хорошо хоть Майорова сразу положили, а то бы </w:t>
       </w:r>
       <w:r>
         <w:t xml:space="preserve">они </w:t>
@@ -20430,7 +21267,15 @@
         <w:t>обожгло</w:t>
       </w:r>
       <w:r>
-        <w:t xml:space="preserve"> металлическим холодом. Я сделал осторожный шаг, и в этот момент отсек тряхнуло — гравитонный привод опять решил поиздеваться над вестибулярным аппаратом.</w:t>
+        <w:t xml:space="preserve"> металлическим холодом. Я сделал осторожный шаг, и в этот момент отсек тряхнуло — </w:t>
+      </w:r>
+      <w:proofErr w:type="spellStart"/>
+      <w:r>
+        <w:t>гравитонный</w:t>
+      </w:r>
+      <w:proofErr w:type="spellEnd"/>
+      <w:r>
+        <w:t xml:space="preserve"> привод опять решил поиздеваться над вестибулярным аппаратом.</w:t>
       </w:r>
     </w:p>
     <w:p>
@@ -21142,7 +21987,15 @@
     </w:p>
     <w:p>
       <w:r>
-        <w:t>— В нуболидах?</w:t>
+        <w:t xml:space="preserve">— В </w:t>
+      </w:r>
+      <w:proofErr w:type="spellStart"/>
+      <w:r>
+        <w:t>нуболидах</w:t>
+      </w:r>
+      <w:proofErr w:type="spellEnd"/>
+      <w:r>
+        <w:t>?</w:t>
       </w:r>
     </w:p>
     <w:p>
@@ -21370,7 +22223,15 @@
     </w:p>
     <w:p>
       <w:r>
-        <w:t>Больше мы ни о чём не говорили. Вопросов было много, сердце взволнованно ёрзало в груди, когда я думал о токсине или нуболидах, однако нужные слова не приходили в голову.</w:t>
+        <w:t xml:space="preserve">Больше мы ни о чём не говорили. Вопросов было много, сердце взволнованно ёрзало в груди, когда я думал о токсине или </w:t>
+      </w:r>
+      <w:proofErr w:type="spellStart"/>
+      <w:r>
+        <w:t>нуболидах</w:t>
+      </w:r>
+      <w:proofErr w:type="spellEnd"/>
+      <w:r>
+        <w:t>, однако нужные слова не приходили в голову.</w:t>
       </w:r>
     </w:p>
     <w:p>
@@ -21798,7 +22659,15 @@
     </w:p>
     <w:p>
       <w:r>
-        <w:t>— Родители есть, — сказал я, — но я их редко последнее время навещаю. Нехорошо это, конечно. Надо будет обязательно съездить в Стальск, когда вернусь. Если вернусь, — добавил я.</w:t>
+        <w:t xml:space="preserve">— Родители есть, — сказал я, — но я их редко последнее время навещаю. Нехорошо это, конечно. Надо будет обязательно съездить в </w:t>
+      </w:r>
+      <w:proofErr w:type="spellStart"/>
+      <w:r>
+        <w:t>Стальск</w:t>
+      </w:r>
+      <w:proofErr w:type="spellEnd"/>
+      <w:r>
+        <w:t>, когда вернусь. Если вернусь, — добавил я.</w:t>
       </w:r>
     </w:p>
     <w:p>
@@ -21813,7 +22682,15 @@
     </w:p>
     <w:p>
       <w:r>
-        <w:t xml:space="preserve">— Стальск… </w:t>
+        <w:t xml:space="preserve">— </w:t>
+      </w:r>
+      <w:proofErr w:type="spellStart"/>
+      <w:r>
+        <w:t>Стальск</w:t>
+      </w:r>
+      <w:proofErr w:type="spellEnd"/>
+      <w:r>
+        <w:t xml:space="preserve">… </w:t>
       </w:r>
       <w:r>
         <w:t xml:space="preserve">— проговорила Вера. — </w:t>
@@ -21824,7 +22701,15 @@
     </w:p>
     <w:p>
       <w:r>
-        <w:t>— Вряд ли, — сказал я. — Их много, Стальсков этих. Мой — двенадцатый по счёту.</w:t>
+        <w:t xml:space="preserve">— Вряд ли, — сказал я. — Их много, </w:t>
+      </w:r>
+      <w:proofErr w:type="spellStart"/>
+      <w:r>
+        <w:t>Стальсков</w:t>
+      </w:r>
+      <w:proofErr w:type="spellEnd"/>
+      <w:r>
+        <w:t xml:space="preserve"> этих. Мой — двенадцатый по счёту.</w:t>
       </w:r>
     </w:p>
     <w:p>
@@ -22222,13 +23107,22 @@
     </w:p>
     <w:p>
       <w:r>
-        <w:t>Внутри меня что-то забурлило. Всё вокруг — синий глаз иллюминатора, затянутые тенью стены, потолок и маленькая фотография у кровати — закачалось в такт возбуждённому дыханию. Я сорвал с неё блузку. Заклацали по полу, как россыпь жемчужинок, вылетевшие пуговицы — и рассеянно разбежались по сторонам.</w:t>
+        <w:t xml:space="preserve">Внутри меня что-то забурлило. Всё вокруг — синий глаз иллюминатора, затянутые тенью стены, потолок и маленькая фотография у кровати — закачалось в такт возбуждённому дыханию. Я сорвал с неё блузку. </w:t>
+      </w:r>
+      <w:proofErr w:type="spellStart"/>
+      <w:r>
+        <w:t>Заклацали</w:t>
+      </w:r>
+      <w:proofErr w:type="spellEnd"/>
+      <w:r>
+        <w:t xml:space="preserve"> по полу, как россыпь жемчужинок, вылетевшие пуговицы — и рассеянно разбежались по сторонам.</w:t>
       </w:r>
     </w:p>
     <w:p>
       <w:r>
         <w:t xml:space="preserve">— От тебя пахнет кровью и фурацилином. — Вера слегка отодвинулась, откинула голову и посмотрела сквозь прищуренные веки, едва заметно улыбаясь. — А ещё </w:t>
       </w:r>
+      <w:proofErr w:type="spellStart"/>
       <w:r>
         <w:t>по</w:t>
       </w:r>
@@ -22238,6 +23132,7 @@
       <w:r>
         <w:t>том</w:t>
       </w:r>
+      <w:proofErr w:type="spellEnd"/>
       <w:r>
         <w:t>.</w:t>
       </w:r>
@@ -22310,7 +23205,15 @@
     </w:p>
     <w:p>
       <w:r>
-        <w:t>Первый полёт в космос. Первый бранк. Первый сон во время перехода. Знакомство с ней.</w:t>
+        <w:t xml:space="preserve">Первый полёт в космос. Первый </w:t>
+      </w:r>
+      <w:proofErr w:type="spellStart"/>
+      <w:r>
+        <w:t>бранк</w:t>
+      </w:r>
+      <w:proofErr w:type="spellEnd"/>
+      <w:r>
+        <w:t>. Первый сон во время перехода. Знакомство с ней.</w:t>
       </w:r>
     </w:p>
     <w:p>
@@ -22325,7 +23228,15 @@
     </w:p>
     <w:p>
       <w:r>
-        <w:t>— Сейчас мне кажется, что самое хорошее, что было у меня в жизни — это ты, — сказал я.</w:t>
+        <w:t xml:space="preserve">— Сейчас мне кажется, что </w:t>
+      </w:r>
+      <w:proofErr w:type="gramStart"/>
+      <w:r>
+        <w:t>самое хорошее</w:t>
+      </w:r>
+      <w:proofErr w:type="gramEnd"/>
+      <w:r>
+        <w:t>, что было у меня в жизни — это ты, — сказал я.</w:t>
       </w:r>
     </w:p>
     <w:p>
@@ -22379,8 +23290,13 @@
       </w:r>
     </w:p>
     <w:p>
-      <w:r>
-        <w:t>Пшикнул диспенсер, зажурчала в кружке вода.</w:t>
+      <w:proofErr w:type="spellStart"/>
+      <w:r>
+        <w:t>Пшикнул</w:t>
+      </w:r>
+      <w:proofErr w:type="spellEnd"/>
+      <w:r>
+        <w:t xml:space="preserve"> диспенсер, зажурчала в кружке вода.</w:t>
       </w:r>
     </w:p>
     <w:p>
@@ -22649,7 +23565,15 @@
         <w:t xml:space="preserve">Какая разница, сколько лет изучаем? </w:t>
       </w:r>
       <w:r>
-        <w:t>Я вообще в химлабе сижу, откуда мне знать?</w:t>
+        <w:t xml:space="preserve">Я вообще в </w:t>
+      </w:r>
+      <w:proofErr w:type="spellStart"/>
+      <w:r>
+        <w:t>химлабе</w:t>
+      </w:r>
+      <w:proofErr w:type="spellEnd"/>
+      <w:r>
+        <w:t xml:space="preserve"> сижу, откуда мне знать?</w:t>
       </w:r>
     </w:p>
     <w:p>
@@ -22729,7 +23653,15 @@
     </w:p>
     <w:p>
       <w:r>
-        <w:t>Сбой в гравитонной камере?</w:t>
+        <w:t xml:space="preserve">Сбой в </w:t>
+      </w:r>
+      <w:proofErr w:type="spellStart"/>
+      <w:r>
+        <w:t>гравитонной</w:t>
+      </w:r>
+      <w:proofErr w:type="spellEnd"/>
+      <w:r>
+        <w:t xml:space="preserve"> камере?</w:t>
       </w:r>
     </w:p>
     <w:p>
@@ -23220,8 +24152,13 @@
       </w:r>
     </w:p>
     <w:p>
-      <w:r>
-        <w:t>Гравитонный привод едва работал.</w:t>
+      <w:proofErr w:type="spellStart"/>
+      <w:r>
+        <w:t>Гравитонный</w:t>
+      </w:r>
+      <w:proofErr w:type="spellEnd"/>
+      <w:r>
+        <w:t xml:space="preserve"> привод едва работал.</w:t>
       </w:r>
     </w:p>
     <w:p>
@@ -23310,7 +24247,15 @@
     </w:p>
     <w:p>
       <w:r>
-        <w:t xml:space="preserve">Глаза мои уже немного привыкли к расходящейся тряске и мелькающему свету. Я узнал искривлённое лицо Мицюкина, который </w:t>
+        <w:t xml:space="preserve">Глаза мои уже немного привыкли к расходящейся тряске и мелькающему свету. Я узнал искривлённое лицо </w:t>
+      </w:r>
+      <w:proofErr w:type="spellStart"/>
+      <w:r>
+        <w:t>Мицюкина</w:t>
+      </w:r>
+      <w:proofErr w:type="spellEnd"/>
+      <w:r>
+        <w:t xml:space="preserve">, который </w:t>
       </w:r>
       <w:r>
         <w:t>жёг</w:t>
@@ -23325,8 +24270,13 @@
       </w:r>
     </w:p>
     <w:p>
-      <w:r>
-        <w:t xml:space="preserve">Мицюкина перекосило, как засбоившую машину. Резак, изрыгнув последнюю струю пламени, погас у него в руке, и он уставился на меня, как на чудище из ночного кошмара. Появилось ещё несколько теней, вылезших из </w:t>
+      <w:proofErr w:type="spellStart"/>
+      <w:r>
+        <w:t>Мицюкина</w:t>
+      </w:r>
+      <w:proofErr w:type="spellEnd"/>
+      <w:r>
+        <w:t xml:space="preserve"> перекосило, как засбоившую машину. Резак, изрыгнув последнюю струю пламени, погас у него в руке, и он уставился на меня, как на чудище из ночного кошмара. Появилось ещё несколько теней, вылезших из </w:t>
       </w:r>
       <w:r>
         <w:lastRenderedPageBreak/>
@@ -23441,9 +24391,11 @@
       <w:r>
         <w:t xml:space="preserve">Всё перед глазами завязло в крови. Я решил, что огонь с реактивной тягой рвётся ко мне навстречу. Раскинул руки, ожидая избавления от этого ревущего ада, но огонь отступил, превратившись в </w:t>
       </w:r>
+      <w:proofErr w:type="spellStart"/>
       <w:r>
         <w:t>стробящие</w:t>
       </w:r>
+      <w:proofErr w:type="spellEnd"/>
       <w:r>
         <w:t>, как иллюминация, аварийные люминофоры.</w:t>
       </w:r>
@@ -23837,7 +24789,15 @@
     </w:p>
     <w:p>
       <w:r>
-        <w:t xml:space="preserve">Тяжёлый тёмный взгляд Мицюкина прожигал насквозь. </w:t>
+        <w:t xml:space="preserve">Тяжёлый тёмный взгляд </w:t>
+      </w:r>
+      <w:proofErr w:type="spellStart"/>
+      <w:r>
+        <w:t>Мицюкина</w:t>
+      </w:r>
+      <w:proofErr w:type="spellEnd"/>
+      <w:r>
+        <w:t xml:space="preserve"> прожигал насквозь. </w:t>
       </w:r>
     </w:p>
     <w:p>
@@ -23877,7 +24837,15 @@
     </w:p>
     <w:p>
       <w:r>
-        <w:t>Тень Мицюкина нависала надо мной, прижимала к стене. Я невольно попятился, задел за что-то ногой и едва не свалился на пол.</w:t>
+        <w:t xml:space="preserve">Тень </w:t>
+      </w:r>
+      <w:proofErr w:type="spellStart"/>
+      <w:r>
+        <w:t>Мицюкина</w:t>
+      </w:r>
+      <w:proofErr w:type="spellEnd"/>
+      <w:r>
+        <w:t xml:space="preserve"> нависала надо мной, прижимала к стене. Я невольно попятился, задел за что-то ногой и едва не свалился на пол.</w:t>
       </w:r>
     </w:p>
     <w:p>
@@ -24992,7 +25960,15 @@
     </w:p>
     <w:p>
       <w:r>
-        <w:t>Вера подбежала, вышла из аварийного мрака, как из бранка, и обхватила меня за плечи. Я остолбенел. Дыхание перехватило от радости. Я прижался к её губам.</w:t>
+        <w:t xml:space="preserve">Вера подбежала, вышла из аварийного мрака, как из </w:t>
+      </w:r>
+      <w:proofErr w:type="spellStart"/>
+      <w:r>
+        <w:t>бранка</w:t>
+      </w:r>
+      <w:proofErr w:type="spellEnd"/>
+      <w:r>
+        <w:t>, и обхватила меня за плечи. Я остолбенел. Дыхание перехватило от радости. Я прижался к её губам.</w:t>
       </w:r>
     </w:p>
     <w:p>
@@ -25182,7 +26158,15 @@
     </w:p>
     <w:p>
       <w:r>
-        <w:t>Камеру с нуболидами закрывала дымная пелена.</w:t>
+        <w:t xml:space="preserve">Камеру с </w:t>
+      </w:r>
+      <w:proofErr w:type="spellStart"/>
+      <w:r>
+        <w:t>нуболидами</w:t>
+      </w:r>
+      <w:proofErr w:type="spellEnd"/>
+      <w:r>
+        <w:t xml:space="preserve"> закрывала дымная пелена.</w:t>
       </w:r>
     </w:p>
     <w:p>
@@ -26012,7 +26996,15 @@
     </w:p>
     <w:p>
       <w:r>
-        <w:t>У выхода в коридор Майоров спорил о чём-то с Мицюкиным — так яростно и увлечённо, что даже не обратил на меня внимания. На скамейке у стены сидела Симонова, опрятная, с затянутыми в пучок волосами — ударница труда с цветастого плаката, которая прихорошилась, но не слишком, чтобы отправиться на работу, в вопящий цех, по утру. Она посмотрела на меня тёмным испуганным взглядом.</w:t>
+        <w:t xml:space="preserve">У выхода в коридор Майоров спорил о чём-то с </w:t>
+      </w:r>
+      <w:proofErr w:type="spellStart"/>
+      <w:r>
+        <w:t>Мицюкиным</w:t>
+      </w:r>
+      <w:proofErr w:type="spellEnd"/>
+      <w:r>
+        <w:t xml:space="preserve"> — так яростно и увлечённо, что даже не обратил на меня внимания. На скамейке у стены сидела Симонова, опрятная, с затянутыми в пучок волосами — ударница труда с цветастого плаката, которая прихорошилась, но не слишком, чтобы отправиться на работу, в вопящий цех, по утру. Она посмотрела на меня тёмным испуганным взглядом.</w:t>
       </w:r>
     </w:p>
     <w:p>
@@ -26169,7 +27161,15 @@
     </w:p>
     <w:p>
       <w:r>
-        <w:t>— Петя, — сказала она и тут же добавила, заметив мой недоумённый взгляд: — Пётр Верховенцев из химической. Он в реанимации, это третий отсек. А то я что-то боюсь.</w:t>
+        <w:t xml:space="preserve">— Петя, — сказала она и тут же добавила, заметив мой недоумённый взгляд: — Пётр </w:t>
+      </w:r>
+      <w:proofErr w:type="spellStart"/>
+      <w:r>
+        <w:t>Верховенцев</w:t>
+      </w:r>
+      <w:proofErr w:type="spellEnd"/>
+      <w:r>
+        <w:t xml:space="preserve"> из химической. Он в реанимации, это третий отсек. А то я что-то боюсь.</w:t>
       </w:r>
     </w:p>
     <w:p>
@@ -26205,7 +27205,15 @@
     </w:p>
     <w:p>
       <w:r>
-        <w:t>— Какого чёрта ты вообще на этот уровень попёрся?</w:t>
+        <w:t xml:space="preserve">— Какого чёрта ты вообще на этот уровень </w:t>
+      </w:r>
+      <w:proofErr w:type="spellStart"/>
+      <w:r>
+        <w:t>попёрся</w:t>
+      </w:r>
+      <w:proofErr w:type="spellEnd"/>
+      <w:r>
+        <w:t>?</w:t>
       </w:r>
     </w:p>
     <w:p>
@@ -26242,7 +27250,15 @@
     <w:p>
       <w:r>
         <w:lastRenderedPageBreak/>
-        <w:t>— Мы уже на второй круг пошли, — спокойно ответил Мицюкин. — На текущий момент я не готов подпускать кого-либо из вашей команды ни к ремонту, ни к управлению станцией. Если бы мой оператор не решил себе горло перерезать, ничего бы из этого не произошло.</w:t>
+        <w:t xml:space="preserve">— Мы уже на второй круг пошли, — спокойно ответил Мицюкин. — </w:t>
+      </w:r>
+      <w:proofErr w:type="gramStart"/>
+      <w:r>
+        <w:t>На текущий момент</w:t>
+      </w:r>
+      <w:proofErr w:type="gramEnd"/>
+      <w:r>
+        <w:t xml:space="preserve"> я не готов подпускать кого-либо из вашей команды ни к ремонту, ни к управлению станцией. Если бы мой оператор не решил себе горло перерезать, ничего бы из этого не произошло.</w:t>
       </w:r>
     </w:p>
     <w:p>
@@ -26329,7 +27345,15 @@
     </w:p>
     <w:p>
       <w:r>
-        <w:t>— Мы, — этот долгий слог едва не застрял у Мицюкина в горле, — проводим ремонт двигательных модулей. Спасибо вам за участие, но ваша помощь пока не требуется.</w:t>
+        <w:t xml:space="preserve">— Мы, — этот долгий слог едва не застрял у </w:t>
+      </w:r>
+      <w:proofErr w:type="spellStart"/>
+      <w:r>
+        <w:t>Мицюкина</w:t>
+      </w:r>
+      <w:proofErr w:type="spellEnd"/>
+      <w:r>
+        <w:t xml:space="preserve"> в горле, — проводим ремонт двигательных модулей. Спасибо вам за участие, но ваша помощь пока не требуется.</w:t>
       </w:r>
     </w:p>
     <w:p>
@@ -26421,7 +27445,15 @@
         <w:t>Что хотите</w:t>
       </w:r>
       <w:r>
-        <w:t>? — Губы у Мицюкина задрожали.</w:t>
+        <w:t xml:space="preserve">? — Губы у </w:t>
+      </w:r>
+      <w:proofErr w:type="spellStart"/>
+      <w:r>
+        <w:t>Мицюкина</w:t>
+      </w:r>
+      <w:proofErr w:type="spellEnd"/>
+      <w:r>
+        <w:t xml:space="preserve"> задрожали.</w:t>
       </w:r>
     </w:p>
     <w:p>
@@ -26459,7 +27491,15 @@
     </w:p>
     <w:p>
       <w:r>
-        <w:t>Я подумал, что на месте Мицюкина тоже не подпустил бы никого из нас ни к ремонту двигательных модулей, ни к управлению станцией.</w:t>
+        <w:t xml:space="preserve">Я подумал, что на месте </w:t>
+      </w:r>
+      <w:proofErr w:type="spellStart"/>
+      <w:r>
+        <w:t>Мицюкина</w:t>
+      </w:r>
+      <w:proofErr w:type="spellEnd"/>
+      <w:r>
+        <w:t xml:space="preserve"> тоже не подпустил бы никого из нас ни к ремонту двигательных модулей, ни к управлению станцией.</w:t>
       </w:r>
     </w:p>
     <w:p>
@@ -26500,7 +27540,15 @@
     </w:p>
     <w:p>
       <w:r>
-        <w:t>— Меня просили узнать про Верховенцева.</w:t>
+        <w:t xml:space="preserve">— Меня просили узнать про </w:t>
+      </w:r>
+      <w:proofErr w:type="spellStart"/>
+      <w:r>
+        <w:t>Верховенцева</w:t>
+      </w:r>
+      <w:proofErr w:type="spellEnd"/>
+      <w:r>
+        <w:t>.</w:t>
       </w:r>
     </w:p>
     <w:p>
@@ -26510,7 +27558,15 @@
     </w:p>
     <w:p>
       <w:r>
-        <w:t>— По поводу Верховенцева ничего сказать не могу, — ответил Синицын. — Состояние тяжёлое, насколько я могу судить. Сложно пока что-то обещать. Скажите, что он стабилен, но в сознание не приходил.</w:t>
+        <w:t xml:space="preserve">— По поводу </w:t>
+      </w:r>
+      <w:proofErr w:type="spellStart"/>
+      <w:r>
+        <w:t>Верховенцева</w:t>
+      </w:r>
+      <w:proofErr w:type="spellEnd"/>
+      <w:r>
+        <w:t xml:space="preserve"> ничего сказать не могу, — ответил Синицын. — Состояние тяжёлое, насколько я могу судить. Сложно пока что-то обещать. Скажите, что он стабилен, но в сознание не приходил.</w:t>
       </w:r>
     </w:p>
     <w:p>
@@ -26601,7 +27657,15 @@
     </w:p>
     <w:p>
       <w:r>
-        <w:t>— В химлабе. Я потом объясню.</w:t>
+        <w:t xml:space="preserve">— В </w:t>
+      </w:r>
+      <w:proofErr w:type="spellStart"/>
+      <w:r>
+        <w:t>химлабе</w:t>
+      </w:r>
+      <w:proofErr w:type="spellEnd"/>
+      <w:r>
+        <w:t>. Я потом объясню.</w:t>
       </w:r>
     </w:p>
     <w:p>
@@ -26642,7 +27706,15 @@
     </w:p>
     <w:p>
       <w:r>
-        <w:t>— Прошу вас, Сергей Владимирович, я же просил! — Голос Андреева вновь сорвался в кашель, сухой и судорожный, как при лихорадке. Он ссутулился, нависнув своим исполинским ростом над собравшимися, и прижал распяленную пятерню к груди. — Да, мы всё равно падаем, — проговорил он сквозь едва сдерживаемые спазмы. — Но это временно. Ведутся ремонтные работы, подключены наши лучшие специалисты. Ремонтными работами руководит Константин Игоревич Мицюкин, вы все его прекрасно знаете.</w:t>
+        <w:t xml:space="preserve">— Прошу вас, Сергей Владимирович, я же просил! — Голос Андреева вновь сорвался в кашель, сухой и судорожный, как при лихорадке. Он ссутулился, нависнув своим исполинским ростом над собравшимися, и прижал распяленную пятерню к груди. — Да, мы всё равно падаем, — проговорил он сквозь едва сдерживаемые спазмы. — Но это временно. Ведутся ремонтные работы, подключены наши </w:t>
+      </w:r>
+      <w:proofErr w:type="gramStart"/>
+      <w:r>
+        <w:t>лучшие специалисты</w:t>
+      </w:r>
+      <w:proofErr w:type="gramEnd"/>
+      <w:r>
+        <w:t>. Ремонтными работами руководит Константин Игоревич Мицюкин, вы все его прекрасно знаете.</w:t>
       </w:r>
     </w:p>
     <w:p>
@@ -26745,7 +27817,15 @@
         <w:t xml:space="preserve">— Товарищи! — проголосил Андреев. Кадык у него взволнованно заёрзал вверх и вниз. — Надо понимать, что эвакуация — это вопрос нескольких месяцев! Пока </w:t>
       </w:r>
       <w:r>
-        <w:t>что главный приоритет —</w:t>
+        <w:t xml:space="preserve">что </w:t>
+      </w:r>
+      <w:proofErr w:type="gramStart"/>
+      <w:r>
+        <w:t>главный приоритет</w:t>
+      </w:r>
+      <w:proofErr w:type="gramEnd"/>
+      <w:r>
+        <w:t xml:space="preserve"> —</w:t>
       </w:r>
       <w:r>
         <w:t xml:space="preserve"> </w:t>
@@ -27151,7 +28231,15 @@
     </w:p>
     <w:p>
       <w:r>
-        <w:t>Другая команда специалистов, о которой говорил Андреев, состояла из одной Веры. Если не считать меня. Руководителя химической лаборатории на глазах у Веры запаковали в чёрный мешок, а Верховенцев лежал в реанимации, подключённый к ревущему от перебоев пульса аппарату.</w:t>
+        <w:t xml:space="preserve">Другая команда специалистов, о которой говорил Андреев, состояла из одной Веры. Если не считать меня. Руководителя химической лаборатории на глазах у Веры запаковали в чёрный мешок, а </w:t>
+      </w:r>
+      <w:proofErr w:type="spellStart"/>
+      <w:r>
+        <w:t>Верховенцев</w:t>
+      </w:r>
+      <w:proofErr w:type="spellEnd"/>
+      <w:r>
+        <w:t xml:space="preserve"> лежал в реанимации, подключённый к ревущему от перебоев пульса аппарату.</w:t>
       </w:r>
     </w:p>
     <w:p>
@@ -27447,7 +28535,15 @@
     </w:p>
     <w:p>
       <w:r>
-        <w:t>— Он так работает, к сожалению. Не всегда с первого раза. — Вера всмотрелась в мреющие строчки. — Надеюсь, анализатор не сдох.</w:t>
+        <w:t xml:space="preserve">— Он так работает, к сожалению. Не всегда с первого раза. — Вера всмотрелась в </w:t>
+      </w:r>
+      <w:proofErr w:type="spellStart"/>
+      <w:r>
+        <w:t>мреющие</w:t>
+      </w:r>
+      <w:proofErr w:type="spellEnd"/>
+      <w:r>
+        <w:t xml:space="preserve"> строчки. — Надеюсь, анализатор не сдох.</w:t>
       </w:r>
     </w:p>
     <w:p>
@@ -27676,7 +28772,15 @@
         <w:t>С</w:t>
       </w:r>
       <w:r>
-        <w:t>бой в гравитонной камере. Просто сбой. Такой же, как раньше. Качка.</w:t>
+        <w:t xml:space="preserve">бой в </w:t>
+      </w:r>
+      <w:proofErr w:type="spellStart"/>
+      <w:r>
+        <w:t>гравитонной</w:t>
+      </w:r>
+      <w:proofErr w:type="spellEnd"/>
+      <w:r>
+        <w:t xml:space="preserve"> камере. Просто сбой. Такой же, как раньше. Качка.</w:t>
       </w:r>
     </w:p>
     <w:p>
@@ -27750,7 +28854,15 @@
         <w:t>Е</w:t>
       </w:r>
       <w:r>
-        <w:t>сли хочешь, иди к своему Мицюкину. Вдруг он передумает. Будешь там под его присмотром гайки крутить. А я сама справлюсь.</w:t>
+        <w:t xml:space="preserve">сли хочешь, иди к своему </w:t>
+      </w:r>
+      <w:proofErr w:type="spellStart"/>
+      <w:r>
+        <w:t>Мицюкину</w:t>
+      </w:r>
+      <w:proofErr w:type="spellEnd"/>
+      <w:r>
+        <w:t>. Вдруг он передумает. Будешь там под его присмотром гайки крутить. А я сама справлюсь.</w:t>
       </w:r>
     </w:p>
     <w:p>
@@ -27760,7 +28872,15 @@
     </w:p>
     <w:p>
       <w:r>
-        <w:t>— Прости. Я тебя тут одну не оставлю. Нет никакого смысла с Мицюкиным пререкаться. Ни к чему он меня не подпустит, это я уже понял.</w:t>
+        <w:t xml:space="preserve">— Прости. Я тебя тут одну не оставлю. Нет никакого смысла с </w:t>
+      </w:r>
+      <w:proofErr w:type="spellStart"/>
+      <w:r>
+        <w:t>Мицюкиным</w:t>
+      </w:r>
+      <w:proofErr w:type="spellEnd"/>
+      <w:r>
+        <w:t xml:space="preserve"> пререкаться. Ни к чему он меня не подпустит, это я уже понял.</w:t>
       </w:r>
     </w:p>
     <w:p>
@@ -27775,7 +28895,15 @@
     </w:p>
     <w:p>
       <w:r>
-        <w:t>— Надо собрать образцы. Что там в каюте Марутяна творится, я не знаю, могут не пускать никого. Как и в лабораторию. К Марутяну я попробую сама сходить, ко мне спокойнее отнесутся.</w:t>
+        <w:t xml:space="preserve">— Надо собрать образцы. Что там в каюте Марутяна творится, я не знаю, могут не пускать никого. Как и в лабораторию. К </w:t>
+      </w:r>
+      <w:proofErr w:type="spellStart"/>
+      <w:r>
+        <w:t>Марутяну</w:t>
+      </w:r>
+      <w:proofErr w:type="spellEnd"/>
+      <w:r>
+        <w:t xml:space="preserve"> я попробую сама сходить, ко мне спокойнее отнесутся.</w:t>
       </w:r>
     </w:p>
     <w:p>
@@ -28007,7 +29135,15 @@
     <w:p>
       <w:r>
         <w:lastRenderedPageBreak/>
-        <w:t>— Я не предлагаю здесь сидеть. Пойдём к Мицюкину или Андрееву, спорить будем, нашу правду-матку отстаивать. А парня оставь. Он тоже полезным делом занимается.</w:t>
+        <w:t xml:space="preserve">— Я не предлагаю здесь сидеть. Пойдём к </w:t>
+      </w:r>
+      <w:proofErr w:type="spellStart"/>
+      <w:r>
+        <w:t>Мицюкину</w:t>
+      </w:r>
+      <w:proofErr w:type="spellEnd"/>
+      <w:r>
+        <w:t xml:space="preserve"> или Андрееву, спорить будем, нашу правду-матку отстаивать. А парня оставь. Он тоже полезным делом занимается.</w:t>
       </w:r>
     </w:p>
     <w:p>
@@ -28968,13 +30104,26 @@
       <w:r>
         <w:t xml:space="preserve">вообще </w:t>
       </w:r>
-      <w:r>
-        <w:t>попёрся в лабораторию?</w:t>
-      </w:r>
-    </w:p>
-    <w:p>
-      <w:r>
-        <w:t>За спиной у Мицюкина материализовался неизменно следующий за ним Лысанов.</w:t>
+      <w:proofErr w:type="spellStart"/>
+      <w:r>
+        <w:t>попёрся</w:t>
+      </w:r>
+      <w:proofErr w:type="spellEnd"/>
+      <w:r>
+        <w:t xml:space="preserve"> в лабораторию?</w:t>
+      </w:r>
+    </w:p>
+    <w:p>
+      <w:r>
+        <w:t xml:space="preserve">За спиной у </w:t>
+      </w:r>
+      <w:proofErr w:type="spellStart"/>
+      <w:r>
+        <w:t>Мицюкина</w:t>
+      </w:r>
+      <w:proofErr w:type="spellEnd"/>
+      <w:r>
+        <w:t xml:space="preserve"> материализовался неизменно следующий за ним Лысанов.</w:t>
       </w:r>
     </w:p>
     <w:p>
@@ -29048,7 +30197,15 @@
     </w:p>
     <w:p>
       <w:r>
-        <w:t>Он открыл дверь в лабораторию и отвёл глаза от пролившегося наружу красного света. Кто-то наблюдал за нуболидами, но забыл отключить подкрашенное, как в комнате для проявки фотографий, освещение.</w:t>
+        <w:t xml:space="preserve">Он открыл дверь в лабораторию и отвёл глаза от пролившегося наружу красного света. Кто-то наблюдал за </w:t>
+      </w:r>
+      <w:proofErr w:type="spellStart"/>
+      <w:r>
+        <w:t>нуболидами</w:t>
+      </w:r>
+      <w:proofErr w:type="spellEnd"/>
+      <w:r>
+        <w:t>, но забыл отключить подкрашенное, как в комнате для проявки фотографий, освещение.</w:t>
       </w:r>
     </w:p>
     <w:p>
@@ -29173,7 +30330,23 @@
     </w:p>
     <w:p>
       <w:r>
-        <w:t>— Удобно как! — прорычал Мицюкин. — Хорошо что Верховенцеву с Кавинским уже ничего не требуется!</w:t>
+        <w:t xml:space="preserve">— Удобно как! — прорычал Мицюкин. — Хорошо что </w:t>
+      </w:r>
+      <w:proofErr w:type="spellStart"/>
+      <w:r>
+        <w:t>Верховенцеву</w:t>
+      </w:r>
+      <w:proofErr w:type="spellEnd"/>
+      <w:r>
+        <w:t xml:space="preserve"> с </w:t>
+      </w:r>
+      <w:proofErr w:type="spellStart"/>
+      <w:r>
+        <w:t>Кавинским</w:t>
+      </w:r>
+      <w:proofErr w:type="spellEnd"/>
+      <w:r>
+        <w:t xml:space="preserve"> уже ничего не требуется!</w:t>
       </w:r>
     </w:p>
     <w:p>
@@ -29188,7 +30361,23 @@
     </w:p>
     <w:p>
       <w:r>
-        <w:t>— А Верховенцев в чём виноват? А Кавинский? Это убийство в состоянии аффекта! И ты собираешься время на него тратить? Всё с ним будет в порядке. До суда оклемается.</w:t>
+        <w:t xml:space="preserve">— А </w:t>
+      </w:r>
+      <w:proofErr w:type="spellStart"/>
+      <w:r>
+        <w:t>Верховенцев</w:t>
+      </w:r>
+      <w:proofErr w:type="spellEnd"/>
+      <w:r>
+        <w:t xml:space="preserve"> в чём виноват? А </w:t>
+      </w:r>
+      <w:proofErr w:type="spellStart"/>
+      <w:r>
+        <w:t>Кавинский</w:t>
+      </w:r>
+      <w:proofErr w:type="spellEnd"/>
+      <w:r>
+        <w:t>? Это убийство в состоянии аффекта! И ты собираешься время на него тратить? Всё с ним будет в порядке. До суда оклемается.</w:t>
       </w:r>
     </w:p>
     <w:p>
@@ -29265,7 +30454,15 @@
     </w:p>
     <w:p>
       <w:r>
-        <w:t>В соседнем отсеке Минаева спорила с Мицюкиным — я слышал их голоса, но не различал ни единого слова.</w:t>
+        <w:t xml:space="preserve">В соседнем отсеке Минаева спорила с </w:t>
+      </w:r>
+      <w:proofErr w:type="spellStart"/>
+      <w:r>
+        <w:t>Мицюкиным</w:t>
+      </w:r>
+      <w:proofErr w:type="spellEnd"/>
+      <w:r>
+        <w:t xml:space="preserve"> — я слышал их голоса, но не различал ни единого слова.</w:t>
       </w:r>
     </w:p>
     <w:p>
@@ -29399,7 +30596,15 @@
         <w:t>П</w:t>
       </w:r>
       <w:r>
-        <w:t>робирка разбилась, мне надо сходить за новой. У нас в химлабе должны ещё быть.</w:t>
+        <w:t xml:space="preserve">робирка разбилась, мне надо сходить за новой. У нас в </w:t>
+      </w:r>
+      <w:proofErr w:type="spellStart"/>
+      <w:r>
+        <w:t>химлабе</w:t>
+      </w:r>
+      <w:proofErr w:type="spellEnd"/>
+      <w:r>
+        <w:t xml:space="preserve"> должны ещё быть.</w:t>
       </w:r>
     </w:p>
     <w:p>
@@ -29445,7 +30650,15 @@
         <w:t>В</w:t>
       </w:r>
       <w:r>
-        <w:t xml:space="preserve"> гравитонной камере вновь начались электронные судороги.</w:t>
+        <w:t xml:space="preserve"> </w:t>
+      </w:r>
+      <w:proofErr w:type="spellStart"/>
+      <w:r>
+        <w:t>гравитонной</w:t>
+      </w:r>
+      <w:proofErr w:type="spellEnd"/>
+      <w:r>
+        <w:t xml:space="preserve"> камере вновь начались электронные судороги.</w:t>
       </w:r>
     </w:p>
     <w:p>
@@ -29843,7 +31056,15 @@
     </w:p>
     <w:p>
       <w:r>
-        <w:t xml:space="preserve">— Зачем вам столько фибры в химлабе? К тому же закрытой на ключ. Как раз в том ящике, который ты </w:t>
+        <w:t xml:space="preserve">— Зачем вам столько фибры в </w:t>
+      </w:r>
+      <w:proofErr w:type="spellStart"/>
+      <w:r>
+        <w:t>химлабе</w:t>
+      </w:r>
+      <w:proofErr w:type="spellEnd"/>
+      <w:r>
+        <w:t xml:space="preserve">? К тому же закрытой на ключ. Как раз в том ящике, который ты </w:t>
       </w:r>
       <w:r>
         <w:t>открывать</w:t>
@@ -29854,7 +31075,15 @@
     </w:p>
     <w:p>
       <w:r>
-        <w:t xml:space="preserve">— Олег! — Вера нервно дёрнула за лямку висящей на плече сумки, шагнула ко мне и остановилась, не решилась подойти слишком близко. — Ты о чём вообще говоришь? Откуда я знаю, что лежит в химлабе! Ты же видел, там полный бардак! У нас и работы-то последний год толковой не было, не лаборатория, а сплошная свалка. </w:t>
+        <w:t xml:space="preserve">— Олег! — Вера нервно дёрнула за лямку висящей на плече сумки, шагнула ко мне и остановилась, не решилась подойти слишком близко. — Ты о чём вообще говоришь? Откуда я знаю, что лежит в </w:t>
+      </w:r>
+      <w:proofErr w:type="spellStart"/>
+      <w:r>
+        <w:t>химлабе</w:t>
+      </w:r>
+      <w:proofErr w:type="spellEnd"/>
+      <w:r>
+        <w:t xml:space="preserve">! Ты же видел, там полный бардак! У нас и работы-то последний год толковой не было, не лаборатория, а сплошная свалка. </w:t>
       </w:r>
       <w:r>
         <w:t>Наверное</w:t>
@@ -30318,7 +31547,15 @@
         <w:t>карточку</w:t>
       </w:r>
       <w:r>
-        <w:t>. Верховенцев.</w:t>
+        <w:t xml:space="preserve">. </w:t>
+      </w:r>
+      <w:proofErr w:type="spellStart"/>
+      <w:r>
+        <w:t>Верховенцев</w:t>
+      </w:r>
+      <w:proofErr w:type="spellEnd"/>
+      <w:r>
+        <w:t>.</w:t>
       </w:r>
     </w:p>
     <w:p>
@@ -30333,7 +31570,23 @@
     </w:p>
     <w:p>
       <w:r>
-        <w:t>Несколько часов назад здесь сидела Симонова, пока я пытался разузнать о Верховенцеве — у того самого человека, который зарезал его хирургическим ножом. За последнее время столько всего произошло, что казалось, стоит зажмурить глаза, и время покатится вспять, как поставленная на перемотку запись. Я ведь даже ни разу не видел этого Верховенцева до катастрофы, но всё равно что-то болезненно ныло в груди, как вымотанная бегом мышца.</w:t>
+        <w:t xml:space="preserve">Несколько часов назад здесь сидела Симонова, пока я пытался разузнать о </w:t>
+      </w:r>
+      <w:proofErr w:type="spellStart"/>
+      <w:r>
+        <w:t>Верховенцеве</w:t>
+      </w:r>
+      <w:proofErr w:type="spellEnd"/>
+      <w:r>
+        <w:t xml:space="preserve"> — у того самого человека, который зарезал его хирургическим ножом. За последнее время столько всего произошло, что казалось, стоит зажмурить глаза, и время покатится вспять, как поставленная на перемотку запись. Я ведь даже ни разу не видел этого </w:t>
+      </w:r>
+      <w:proofErr w:type="spellStart"/>
+      <w:r>
+        <w:t>Верховенцева</w:t>
+      </w:r>
+      <w:proofErr w:type="spellEnd"/>
+      <w:r>
+        <w:t xml:space="preserve"> до катастрофы, но всё равно что-то болезненно ныло в груди, как вымотанная бегом мышца.</w:t>
       </w:r>
     </w:p>
     <w:p>
@@ -31615,13 +32868,29 @@
     </w:p>
     <w:p>
       <w:r>
-        <w:t>— Да, странный дефект. Или она моток проволоки проглотила. Или… — Я положил снимок на стол. — Или это нуболид.</w:t>
+        <w:t xml:space="preserve">— Да, странный дефект. Или она моток проволоки проглотила. Или… — Я положил снимок на стол. — Или это </w:t>
+      </w:r>
+      <w:proofErr w:type="spellStart"/>
+      <w:r>
+        <w:t>нуболид</w:t>
+      </w:r>
+      <w:proofErr w:type="spellEnd"/>
+      <w:r>
+        <w:t>.</w:t>
       </w:r>
     </w:p>
     <w:p>
       <w:r>
         <w:lastRenderedPageBreak/>
-        <w:t>— Нуболид в человеческом теле, — прошептала Вера. — Как это вообще возможно? Мне бы такое в кошмарном сне не приснилось!</w:t>
+        <w:t xml:space="preserve">— </w:t>
+      </w:r>
+      <w:proofErr w:type="spellStart"/>
+      <w:r>
+        <w:t>Нуболид</w:t>
+      </w:r>
+      <w:proofErr w:type="spellEnd"/>
+      <w:r>
+        <w:t xml:space="preserve"> в человеческом теле, — прошептала Вера. — Как это вообще возможно? Мне бы такое в кошмарном сне не приснилось!</w:t>
       </w:r>
     </w:p>
     <w:p>
@@ -31648,7 +32917,15 @@
         <w:t>, — ответила Вера. —</w:t>
       </w:r>
       <w:r>
-        <w:t xml:space="preserve"> Вдруг это сбой, а мы тут напридумали всякой ерунды.</w:t>
+        <w:t xml:space="preserve"> Вдруг это сбой, а мы тут </w:t>
+      </w:r>
+      <w:proofErr w:type="spellStart"/>
+      <w:r>
+        <w:t>напридумали</w:t>
+      </w:r>
+      <w:proofErr w:type="spellEnd"/>
+      <w:r>
+        <w:t xml:space="preserve"> всякой ерунды.</w:t>
       </w:r>
     </w:p>
     <w:p>
@@ -31669,13 +32946,29 @@
     </w:p>
     <w:p>
       <w:r>
-        <w:t xml:space="preserve">— Получается, мы ходим через червоточины благодаря нуболидам? — </w:t>
+        <w:t xml:space="preserve">— Получается, мы ходим через червоточины благодаря </w:t>
+      </w:r>
+      <w:proofErr w:type="spellStart"/>
+      <w:r>
+        <w:t>нуболидам</w:t>
+      </w:r>
+      <w:proofErr w:type="spellEnd"/>
+      <w:r>
+        <w:t xml:space="preserve">? — </w:t>
       </w:r>
       <w:r>
         <w:t>проговорил</w:t>
       </w:r>
       <w:r>
-        <w:t xml:space="preserve"> я. — Нуболид в симбиозе с навигатором? </w:t>
+        <w:t xml:space="preserve"> я. — </w:t>
+      </w:r>
+      <w:proofErr w:type="spellStart"/>
+      <w:r>
+        <w:t>Нуболид</w:t>
+      </w:r>
+      <w:proofErr w:type="spellEnd"/>
+      <w:r>
+        <w:t xml:space="preserve"> в симбиозе с навигатором? </w:t>
       </w:r>
       <w:r>
         <w:t>И</w:t>
@@ -31927,7 +33220,15 @@
     </w:p>
     <w:p>
       <w:r>
-        <w:t xml:space="preserve">Освещение в столовой приглушили — или же коротнула очередная </w:t>
+        <w:t xml:space="preserve">Освещение в столовой приглушили — или же </w:t>
+      </w:r>
+      <w:proofErr w:type="spellStart"/>
+      <w:r>
+        <w:t>коротнула</w:t>
+      </w:r>
+      <w:proofErr w:type="spellEnd"/>
+      <w:r>
+        <w:t xml:space="preserve"> очередная </w:t>
       </w:r>
       <w:r>
         <w:t xml:space="preserve">старая </w:t>
@@ -32417,7 +33718,15 @@
         <w:t xml:space="preserve"> и</w:t>
       </w:r>
       <w:r>
-        <w:t xml:space="preserve"> оказались в заложниках у собственной чумы, когда не сумели вовремя сбежать. Раньше я втайне думал, что Марутян свихнулся со своими нуболидами, решил потравить себя и коллег, хотя в этом не было ни малейшего смысла. Я даже думал про Веру, которая винила всех в смерти отца.</w:t>
+        <w:t xml:space="preserve"> оказались в заложниках у собственной чумы, когда не сумели вовремя сбежать. Раньше я втайне думал, что Марутян свихнулся со своими </w:t>
+      </w:r>
+      <w:proofErr w:type="spellStart"/>
+      <w:r>
+        <w:t>нуболидами</w:t>
+      </w:r>
+      <w:proofErr w:type="spellEnd"/>
+      <w:r>
+        <w:t>, решил потравить себя и коллег, хотя в этом не было ни малейшего смысла. Я даже думал про Веру, которая винила всех в смерти отца.</w:t>
       </w:r>
     </w:p>
     <w:p>
@@ -32541,7 +33850,15 @@
     </w:p>
     <w:p>
       <w:r>
-        <w:t>— Что опять случилось? С Мицюкиным что-то не поделили? Я рапорт на него напишу, когда вернёмся! Устроил тут цирк с конями!</w:t>
+        <w:t xml:space="preserve">— Что опять случилось? С </w:t>
+      </w:r>
+      <w:proofErr w:type="spellStart"/>
+      <w:r>
+        <w:t>Мицюкиным</w:t>
+      </w:r>
+      <w:proofErr w:type="spellEnd"/>
+      <w:r>
+        <w:t xml:space="preserve"> что-то не поделили? Я рапорт на него напишу, когда вернёмся! Устроил тут цирк с конями!</w:t>
       </w:r>
     </w:p>
     <w:p>
@@ -32551,7 +33868,15 @@
     </w:p>
     <w:p>
       <w:r>
-        <w:t>— С Мицюкиным всё в порядке, — сказал я.</w:t>
+        <w:t xml:space="preserve">— С </w:t>
+      </w:r>
+      <w:proofErr w:type="spellStart"/>
+      <w:r>
+        <w:t>Мицюкиным</w:t>
+      </w:r>
+      <w:proofErr w:type="spellEnd"/>
+      <w:r>
+        <w:t xml:space="preserve"> всё в порядке, — сказал я.</w:t>
       </w:r>
     </w:p>
     <w:p>
@@ -33165,7 +34490,31 @@
     </w:p>
     <w:p>
       <w:r>
-        <w:t>— А что я мог сделать? — Майоров говорил, отвернувшись и глядя в тень. — У нас конвоиров в экипаже нет, не предусмотрено уставом таких должностей. А вот эсбэ на любой станции имеется. Очередной хрен вроде Мицюкина. Ну я подошёл к этим эсбэшникам, и вопрос решился. Там же, на станции, кстати, и новый пилот сразу нашёлся.</w:t>
+        <w:t xml:space="preserve">— А что я мог сделать? — Майоров говорил, отвернувшись и глядя в тень. — У нас конвоиров в экипаже нет, не предусмотрено уставом таких должностей. А вот </w:t>
+      </w:r>
+      <w:proofErr w:type="spellStart"/>
+      <w:r>
+        <w:t>эсбэ</w:t>
+      </w:r>
+      <w:proofErr w:type="spellEnd"/>
+      <w:r>
+        <w:t xml:space="preserve"> на любой станции имеется. Очередной хрен вроде </w:t>
+      </w:r>
+      <w:proofErr w:type="spellStart"/>
+      <w:r>
+        <w:t>Мицюкина</w:t>
+      </w:r>
+      <w:proofErr w:type="spellEnd"/>
+      <w:r>
+        <w:t xml:space="preserve">. Ну я подошёл к этим </w:t>
+      </w:r>
+      <w:proofErr w:type="spellStart"/>
+      <w:r>
+        <w:t>эсбэшникам</w:t>
+      </w:r>
+      <w:proofErr w:type="spellEnd"/>
+      <w:r>
+        <w:t>, и вопрос решился. Там же, на станции, кстати, и новый пилот сразу нашёлся.</w:t>
       </w:r>
     </w:p>
     <w:p>
@@ -33260,7 +34609,15 @@
     </w:p>
     <w:p>
       <w:r>
-        <w:t>— О том, что в теле навигатора — нуболид, —</w:t>
+        <w:t xml:space="preserve">— О том, что в теле навигатора — </w:t>
+      </w:r>
+      <w:proofErr w:type="spellStart"/>
+      <w:r>
+        <w:t>нуболид</w:t>
+      </w:r>
+      <w:proofErr w:type="spellEnd"/>
+      <w:r>
+        <w:t>, —</w:t>
       </w:r>
       <w:r>
         <w:t xml:space="preserve"> спросил </w:t>
@@ -33332,7 +34689,15 @@
     </w:p>
     <w:p>
       <w:r>
-        <w:t>— Без вскрытия сложно сказать наверняка, а времени на вскрытие, как вы сами понимаете, нет, но то, что видно на снимке, похоже на нуболида, который врос в её тело.</w:t>
+        <w:t xml:space="preserve">— Без вскрытия сложно сказать наверняка, а времени на вскрытие, как вы сами понимаете, нет, но то, что видно на снимке, похоже на </w:t>
+      </w:r>
+      <w:proofErr w:type="spellStart"/>
+      <w:r>
+        <w:t>нуболида</w:t>
+      </w:r>
+      <w:proofErr w:type="spellEnd"/>
+      <w:r>
+        <w:t>, который врос в её тело.</w:t>
       </w:r>
     </w:p>
     <w:p>
@@ -33400,18 +34765,42 @@
     </w:p>
     <w:p>
       <w:r>
-        <w:t>— Олег, я в таком ключе общаться не намерен! Центру надо установить точную причину смерти. Не так часто навигатор умирает сразу после выхода из бранка.</w:t>
-      </w:r>
-    </w:p>
-    <w:p>
-      <w:r>
-        <w:t>— О причине её смерти догадаться несложно. Некое образование, очень похожее на нуболида, оплетает её сердце.</w:t>
+        <w:t xml:space="preserve">— Олег, я в таком ключе общаться не намерен! Центру надо установить точную причину смерти. Не так часто навигатор умирает сразу после выхода из </w:t>
+      </w:r>
+      <w:proofErr w:type="spellStart"/>
+      <w:r>
+        <w:t>бранка</w:t>
+      </w:r>
+      <w:proofErr w:type="spellEnd"/>
+      <w:r>
+        <w:t>.</w:t>
+      </w:r>
+    </w:p>
+    <w:p>
+      <w:r>
+        <w:t xml:space="preserve">— О причине её смерти догадаться несложно. Некое образование, очень похожее на </w:t>
+      </w:r>
+      <w:proofErr w:type="spellStart"/>
+      <w:r>
+        <w:t>нуболида</w:t>
+      </w:r>
+      <w:proofErr w:type="spellEnd"/>
+      <w:r>
+        <w:t>, оплетает её сердце.</w:t>
       </w:r>
     </w:p>
     <w:p>
       <w:r>
         <w:lastRenderedPageBreak/>
-        <w:t>— Да чего ты от меня хочешь? — взревел Майоров. Лицо его стало пунцовым, как при удушье, на лбу выступил пот. — Почему вы вообще решили, что это нуболид! Это же полный бред! Все нуболиды, с которым мы вступали в контакт, сидят в герметичной банке. Пойдём! — махнул он рукой. — Покажешь мне снимки!</w:t>
+        <w:t xml:space="preserve">— Да чего ты от меня хочешь? — взревел Майоров. Лицо его стало пунцовым, как при удушье, на лбу выступил пот. — Почему вы вообще решили, что это </w:t>
+      </w:r>
+      <w:proofErr w:type="spellStart"/>
+      <w:r>
+        <w:t>нуболид</w:t>
+      </w:r>
+      <w:proofErr w:type="spellEnd"/>
+      <w:r>
+        <w:t>! Это же полный бред! Все нуболиды, с которым мы вступали в контакт, сидят в герметичной банке. Пойдём! — махнул он рукой. — Покажешь мне снимки!</w:t>
       </w:r>
     </w:p>
     <w:p>
@@ -33507,7 +34896,23 @@
     </w:p>
     <w:p>
       <w:r>
-        <w:t>— Был перед нашим вылетом случай, — начал Майоров. — Умер навигатор. Не после выхода из бранка, нет, обошлось без таких совпадений. Вроде как везли её куда-то на шнявке, может, на другой корабль. Неважно. — Майоров прищурился, разглядывая снимок, и бросил его на кровать. — Во время вскрытия в теле нашли новообразование. Что-то вроде раковой опухоли, но не совсем.</w:t>
+        <w:t xml:space="preserve">— Был перед нашим вылетом случай, — начал Майоров. — Умер навигатор. Не после выхода из </w:t>
+      </w:r>
+      <w:proofErr w:type="spellStart"/>
+      <w:r>
+        <w:t>бранка</w:t>
+      </w:r>
+      <w:proofErr w:type="spellEnd"/>
+      <w:r>
+        <w:t xml:space="preserve">, нет, обошлось без таких совпадений. Вроде как везли её куда-то на </w:t>
+      </w:r>
+      <w:proofErr w:type="spellStart"/>
+      <w:r>
+        <w:t>шнявке</w:t>
+      </w:r>
+      <w:proofErr w:type="spellEnd"/>
+      <w:r>
+        <w:t>, может, на другой корабль. Неважно. — Майоров прищурился, разглядывая снимок, и бросил его на кровать. — Во время вскрытия в теле нашли новообразование. Что-то вроде раковой опухоли, но не совсем.</w:t>
       </w:r>
     </w:p>
     <w:p>
@@ -33574,7 +34979,15 @@
         <w:t>а</w:t>
       </w:r>
       <w:r>
-        <w:t xml:space="preserve"> нуболид, я вообще ни черта не понимаю! Откуда он там взялся? </w:t>
+        <w:t xml:space="preserve"> </w:t>
+      </w:r>
+      <w:proofErr w:type="spellStart"/>
+      <w:r>
+        <w:t>нуболид</w:t>
+      </w:r>
+      <w:proofErr w:type="spellEnd"/>
+      <w:r>
+        <w:t xml:space="preserve">, я вообще ни черта не понимаю! Откуда он там взялся? </w:t>
       </w:r>
       <w:r>
         <w:t>О</w:t>
@@ -33590,7 +35003,15 @@
     </w:p>
     <w:p>
       <w:r>
-        <w:t>— Да не знаю я! Я думал, это дурацкие байки вроде бесконечных снов во время бранка, которыми желторотиков пугают.</w:t>
+        <w:t xml:space="preserve">— Да не знаю я! Я думал, это дурацкие байки вроде бесконечных снов во время </w:t>
+      </w:r>
+      <w:proofErr w:type="spellStart"/>
+      <w:r>
+        <w:t>бранка</w:t>
+      </w:r>
+      <w:proofErr w:type="spellEnd"/>
+      <w:r>
+        <w:t>, которыми желторотиков пугают.</w:t>
       </w:r>
     </w:p>
     <w:p>
@@ -33600,7 +35021,15 @@
     </w:p>
     <w:p>
       <w:r>
-        <w:t>— Так и нуболидом это быть не может, — посмотрел на меня Майоров.</w:t>
+        <w:t xml:space="preserve">— Так и </w:t>
+      </w:r>
+      <w:proofErr w:type="spellStart"/>
+      <w:r>
+        <w:t>нуболидом</w:t>
+      </w:r>
+      <w:proofErr w:type="spellEnd"/>
+      <w:r>
+        <w:t xml:space="preserve"> это быть не может, — посмотрел на меня Майоров.</w:t>
       </w:r>
     </w:p>
     <w:p>
@@ -33722,7 +35151,15 @@
     </w:p>
     <w:p>
       <w:r>
-        <w:t>Майоров потрепал меня, как старого приятеля, по плечу и пообещал всё устроить. Изобразил кривое подобие улыбки, похожее на гримасу при инсульте. И мне стало жутко — куда сильнее, чем от нуболида на рентгеновском снимке.</w:t>
+        <w:t xml:space="preserve">Майоров потрепал меня, как старого приятеля, по плечу и пообещал всё устроить. Изобразил кривое подобие улыбки, похожее на гримасу при инсульте. И мне стало жутко — куда сильнее, чем от </w:t>
+      </w:r>
+      <w:proofErr w:type="spellStart"/>
+      <w:r>
+        <w:t>нуболида</w:t>
+      </w:r>
+      <w:proofErr w:type="spellEnd"/>
+      <w:r>
+        <w:t xml:space="preserve"> на рентгеновском снимке.</w:t>
       </w:r>
     </w:p>
     <w:p>
@@ -34030,7 +35467,23 @@
     </w:p>
     <w:p>
       <w:r>
-        <w:t>— Ага, из кэбэ, если тебе так понятнее. Ты, Олежка, парень молодой, конечно, но, надеюсь, не глупый. На каждом рейсе есть кто-нибудь из Комитета. Это всегда член экипажа, и «кэбэ» на лбу тоже обычно не написано.</w:t>
+        <w:t xml:space="preserve">— Ага, из </w:t>
+      </w:r>
+      <w:proofErr w:type="spellStart"/>
+      <w:r>
+        <w:t>кэбэ</w:t>
+      </w:r>
+      <w:proofErr w:type="spellEnd"/>
+      <w:r>
+        <w:t>, если тебе так понятнее. Ты, Олежка, парень молодой, конечно, но, надеюсь, не глупый. На каждом рейсе есть кто-нибудь из Комитета. Это всегда член экипажа, и «</w:t>
+      </w:r>
+      <w:proofErr w:type="spellStart"/>
+      <w:r>
+        <w:t>кэбэ</w:t>
+      </w:r>
+      <w:proofErr w:type="spellEnd"/>
+      <w:r>
+        <w:t>» на лбу тоже обычно не написано.</w:t>
       </w:r>
     </w:p>
     <w:p>
@@ -34096,7 +35549,15 @@
     </w:p>
     <w:p>
       <w:r>
-        <w:t>— Нуболиды могут проходить через наши червоточины. Они путешествуют бранком, как мы</w:t>
+        <w:t xml:space="preserve">— Нуболиды могут проходить через наши червоточины. Они путешествуют </w:t>
+      </w:r>
+      <w:proofErr w:type="spellStart"/>
+      <w:r>
+        <w:t>бранком</w:t>
+      </w:r>
+      <w:proofErr w:type="spellEnd"/>
+      <w:r>
+        <w:t>, как мы</w:t>
       </w:r>
       <w:r>
         <w:t>, Олег</w:t>
@@ -34127,7 +35588,15 @@
     </w:p>
     <w:p>
       <w:r>
-        <w:t>— Понятия не имею! — пожал плечами Григорьев. — Может, эксперименты твоего Марутяна так на них повлияли, а может, они всегда это умели. Мы же, Олежка, ничего толком о нуболидах не знаем, несмотря на то, что десять лет их тут под микроскопом рассматрива</w:t>
+        <w:t xml:space="preserve">— Понятия не имею! — пожал плечами Григорьев. — Может, эксперименты твоего Марутяна так на них повлияли, а может, они всегда это умели. Мы же, Олежка, ничего толком о </w:t>
+      </w:r>
+      <w:proofErr w:type="spellStart"/>
+      <w:r>
+        <w:t>нуболидах</w:t>
+      </w:r>
+      <w:proofErr w:type="spellEnd"/>
+      <w:r>
+        <w:t xml:space="preserve"> не знаем, несмотря на то, что десять лет их тут под микроскопом рассматрива</w:t>
       </w:r>
       <w:r>
         <w:t>ем</w:t>
@@ -34214,7 +35683,15 @@
     </w:p>
     <w:p>
       <w:r>
-        <w:t>— Можно и так сказать. Мы туннель открыли, нуболиды по нему прошли. Понимаешь, что это означает? — Григорьев повернулся к терминалу и склонил голову над выключенным экраном. На панели мигал красным какой-то испуганный индикатор. — Мы открыли ящик Пандоры. Мы заходим в бранк до Земли, они хвостом за нами. Ориентируются в балке эти черви получше наших навигаторов. Как они внутри корабля оказываются, мы точно не знаем. Есть версия, что точка выхода для них — как раз внутри корабля</w:t>
+        <w:t xml:space="preserve">— Можно и так сказать. Мы туннель открыли, нуболиды по нему прошли. Понимаешь, что это означает? — Григорьев повернулся к терминалу и склонил голову над выключенным экраном. На панели мигал красным какой-то испуганный индикатор. — Мы открыли ящик Пандоры. Мы заходим в </w:t>
+      </w:r>
+      <w:proofErr w:type="spellStart"/>
+      <w:r>
+        <w:t>бранк</w:t>
+      </w:r>
+      <w:proofErr w:type="spellEnd"/>
+      <w:r>
+        <w:t xml:space="preserve"> до Земли, они хвостом за нами. Ориентируются в балке эти черви получше наших навигаторов. Как они внутри корабля оказываются, мы точно не знаем. Есть версия, что точка выхода для них — как раз внутри корабля</w:t>
       </w:r>
       <w:r>
         <w:t>, там, где конверсионный двигатель</w:t>
@@ -34406,7 +35883,15 @@
     </w:p>
     <w:p>
       <w:r>
-        <w:t>— Мы тоже нашли нуболида в теле нашего навигатора, — сказал я. — Он обвивал её сердце.</w:t>
+        <w:t xml:space="preserve">— Мы тоже нашли </w:t>
+      </w:r>
+      <w:proofErr w:type="spellStart"/>
+      <w:r>
+        <w:t>нуболида</w:t>
+      </w:r>
+      <w:proofErr w:type="spellEnd"/>
+      <w:r>
+        <w:t xml:space="preserve"> в теле нашего навигатора, — сказал я. — Он обвивал её сердце.</w:t>
       </w:r>
     </w:p>
     <w:p>
@@ -34464,7 +35949,15 @@
     </w:p>
     <w:p>
       <w:r>
-        <w:t xml:space="preserve">— Станция, может, и давно, — продолжил он, — а вот Марутян недавно нуболидов через червоточины прыгать научил. Вот и смотри хронологию событий. До нас сюда летал «Смоленск». После этого он шёл не в Солнечную, а к Альфе Арефьевой. Там ещё были живые следы от бранка в Бету Вознесенской. Где-то там или ещё через прыжок, уже не помню, появляется «Севастополь». Тут </w:t>
+        <w:t xml:space="preserve">— Станция, может, и давно, — продолжил он, — а вот Марутян недавно нуболидов через червоточины прыгать научил. Вот и смотри хронологию событий. До нас сюда летал «Смоленск». После этого он шёл не в Солнечную, а к Альфе Арефьевой. Там ещё были живые следы от </w:t>
+      </w:r>
+      <w:proofErr w:type="spellStart"/>
+      <w:r>
+        <w:t>бранка</w:t>
+      </w:r>
+      <w:proofErr w:type="spellEnd"/>
+      <w:r>
+        <w:t xml:space="preserve"> в Бету Вознесенской. Где-то там или ещё через прыжок, уже не помню, появляется «Севастополь». Тут </w:t>
       </w:r>
       <w:r>
         <w:t xml:space="preserve">маршрут червей </w:t>
@@ -34539,7 +36032,15 @@
     </w:p>
     <w:p>
       <w:r>
-        <w:t>Я молчал. Свой самый первый бранк я пережил на «Минске».</w:t>
+        <w:t xml:space="preserve">Я молчал. Свой самый первый </w:t>
+      </w:r>
+      <w:proofErr w:type="spellStart"/>
+      <w:r>
+        <w:t>бранк</w:t>
+      </w:r>
+      <w:proofErr w:type="spellEnd"/>
+      <w:r>
+        <w:t xml:space="preserve"> я пережил на «Минске».</w:t>
       </w:r>
     </w:p>
     <w:p>
@@ -34598,7 +36099,15 @@
     </w:p>
     <w:p>
       <w:r>
-        <w:t xml:space="preserve">— Не смешно, Олежка, совсем не смешно! Мне страшно. И людей жалко. Только вот никого на «Заре» ты несколько дней назад не знал. Если бы в новостях сообщили о гибели станции, вряд ли бы ты траур устроил. На одном «Севастополе» было раз в пять больше людей. И ты это тоже прекрасно знаешь. За кого ты тут на меня с кулаками наброситься хочешь? За Андреева, за нашего доблестного Мицюкина? Или всё-таки за </w:t>
+        <w:t xml:space="preserve">— Не смешно, Олежка, совсем не смешно! Мне страшно. И людей жалко. Только вот никого на «Заре» ты несколько дней назад не знал. Если бы в новостях сообщили о гибели станции, вряд ли бы ты траур устроил. На одном «Севастополе» было раз в пять больше людей. И ты это тоже прекрасно знаешь. За кого ты тут на меня с кулаками наброситься хочешь? За Андреева, за нашего доблестного </w:t>
+      </w:r>
+      <w:proofErr w:type="spellStart"/>
+      <w:r>
+        <w:t>Мицюкина</w:t>
+      </w:r>
+      <w:proofErr w:type="spellEnd"/>
+      <w:r>
+        <w:t xml:space="preserve">? Или всё-таки за </w:t>
       </w:r>
       <w:r>
         <w:t>э</w:t>
@@ -34771,7 +36280,15 @@
     </w:p>
     <w:p>
       <w:r>
-        <w:t>Я метнулся туда, где мрели последние огни, спотыкаясь о чёрные, вылезающие из-под пола корни, и — остановился.</w:t>
+        <w:t xml:space="preserve">Я метнулся туда, где </w:t>
+      </w:r>
+      <w:proofErr w:type="spellStart"/>
+      <w:r>
+        <w:t>мрели</w:t>
+      </w:r>
+      <w:proofErr w:type="spellEnd"/>
+      <w:r>
+        <w:t xml:space="preserve"> последние огни, спотыкаясь о чёрные, вылезающие из-под пола корни, и — остановился.</w:t>
       </w:r>
     </w:p>
     <w:p>
@@ -34888,7 +36405,15 @@
     <w:p>
       <w:r>
         <w:lastRenderedPageBreak/>
-        <w:t>Уже подобравшись к полосе света, я столкнулся с Мицюкиным. Мне было всё равно, ударит он меня или выстрелит. Мне хотелось сделать что-</w:t>
+        <w:t xml:space="preserve">Уже подобравшись к полосе света, я столкнулся с </w:t>
+      </w:r>
+      <w:proofErr w:type="spellStart"/>
+      <w:r>
+        <w:t>Мицюкиным</w:t>
+      </w:r>
+      <w:proofErr w:type="spellEnd"/>
+      <w:r>
+        <w:t>. Мне было всё равно, ударит он меня или выстрелит. Мне хотелось сделать что-</w:t>
       </w:r>
       <w:r>
         <w:t>нибудь</w:t>
@@ -34905,7 +36430,15 @@
     </w:p>
     <w:p>
       <w:r>
-        <w:t>Но Мицюкина я не заинтересовал. Он молча отпихнул меня и рванул куда-то в красное марево, сжимая шоковый пистолет.</w:t>
+        <w:t xml:space="preserve">Но </w:t>
+      </w:r>
+      <w:proofErr w:type="spellStart"/>
+      <w:r>
+        <w:t>Мицюкина</w:t>
+      </w:r>
+      <w:proofErr w:type="spellEnd"/>
+      <w:r>
+        <w:t xml:space="preserve"> я не заинтересовал. Он молча отпихнул меня и рванул куда-то в красное марево, сжимая шоковый пистолет.</w:t>
       </w:r>
     </w:p>
     <w:p>
@@ -35081,7 +36614,15 @@
     </w:p>
     <w:p>
       <w:r>
-        <w:t>В лаборатории горел ровный спокойный свет, будто я перенёсся назад во времени. Камеру с нуболидами закрывала тень. Симонова сидела у вычислительного аппарата и что-то торопливо выщёлкивала на клавиатуре, деловито сдвинув брови. Вера стояла рядом, вглядываясь в экран.</w:t>
+        <w:t xml:space="preserve">В лаборатории горел ровный спокойный свет, будто я перенёсся назад во времени. Камеру с </w:t>
+      </w:r>
+      <w:proofErr w:type="spellStart"/>
+      <w:r>
+        <w:t>нуболидами</w:t>
+      </w:r>
+      <w:proofErr w:type="spellEnd"/>
+      <w:r>
+        <w:t xml:space="preserve"> закрывала тень. Симонова сидела у вычислительного аппарата и что-то торопливо выщёлкивала на клавиатуре, деловито сдвинув брови. Вера стояла рядом, вглядываясь в экран.</w:t>
       </w:r>
     </w:p>
     <w:p>
@@ -35303,7 +36844,23 @@
     </w:p>
     <w:p>
       <w:r>
-        <w:t>— Нет! — Симонова перебила меня раздражённым взмахом руки. — Что вы, Олег! Я же не сошла с ума! Мы откроем им путь домой, сделаем ма-а-а-а-ленькую, — она показала пальцами невидимую песчинку, — червоточинку.</w:t>
+        <w:t xml:space="preserve">— Нет! — Симонова перебила меня раздражённым взмахом руки. — Что вы, Олег! Я же не сошла с ума! Мы откроем им путь домой, сделаем </w:t>
+      </w:r>
+      <w:proofErr w:type="spellStart"/>
+      <w:r>
+        <w:t>ма</w:t>
+      </w:r>
+      <w:proofErr w:type="spellEnd"/>
+      <w:r>
+        <w:t>-а-а-а-</w:t>
+      </w:r>
+      <w:proofErr w:type="spellStart"/>
+      <w:r>
+        <w:t>ленькую</w:t>
+      </w:r>
+      <w:proofErr w:type="spellEnd"/>
+      <w:r>
+        <w:t>, — она показала пальцами невидимую песчинку, — червоточинку.</w:t>
       </w:r>
     </w:p>
     <w:p>
@@ -35867,7 +37424,15 @@
     </w:p>
     <w:p>
       <w:r>
-        <w:t>— Они свободны! — с детской радостью улыбнулась Симонова и протянула к нуболидам руки.</w:t>
+        <w:t xml:space="preserve">— Они свободны! — с детской радостью улыбнулась Симонова и протянула к </w:t>
+      </w:r>
+      <w:proofErr w:type="spellStart"/>
+      <w:r>
+        <w:t>нуболидам</w:t>
+      </w:r>
+      <w:proofErr w:type="spellEnd"/>
+      <w:r>
+        <w:t xml:space="preserve"> руки.</w:t>
       </w:r>
       <w:r>
         <w:t xml:space="preserve"> — Как </w:t>
@@ -36446,7 +38011,15 @@
     </w:p>
     <w:p>
       <w:r>
-        <w:t>— Ты не ошибся! — сказала Вера, пряча глаза. — Я хотела его отравить. Сначала думала подмешать ему что-нибудь в его любимый кофе, но, увы, кофе закончился. А потом решила, что можно травануть его вместе со всеми остальными. Отравить к чёртовой матери! Вместе с Аней. Вместе со всеми. У меня был доступ.</w:t>
+        <w:t xml:space="preserve">— Ты не ошибся! — сказала Вера, пряча глаза. — Я хотела его отравить. Сначала думала подмешать ему что-нибудь в его любимый кофе, но, увы, кофе закончился. А потом решила, что можно </w:t>
+      </w:r>
+      <w:proofErr w:type="spellStart"/>
+      <w:r>
+        <w:t>травануть</w:t>
+      </w:r>
+      <w:proofErr w:type="spellEnd"/>
+      <w:r>
+        <w:t xml:space="preserve"> его вместе со всеми остальными. Отравить к чёртовой матери! Вместе с Аней. Вместе со всеми. У меня был доступ.</w:t>
       </w:r>
     </w:p>
     <w:p>
@@ -36608,7 +38181,15 @@
     </w:p>
     <w:p>
       <w:r>
-        <w:t>Темнота накатывала и отступала волнами, как морской прибой. Где-то вдалеке вспыхивал и тут же гас коротящий из-за истерзанной проводки свет.</w:t>
+        <w:t xml:space="preserve">Темнота накатывала и отступала волнами, как морской прибой. Где-то вдалеке вспыхивал и тут же гас </w:t>
+      </w:r>
+      <w:proofErr w:type="spellStart"/>
+      <w:r>
+        <w:t>коротящий</w:t>
+      </w:r>
+      <w:proofErr w:type="spellEnd"/>
+      <w:r>
+        <w:t xml:space="preserve"> из-за истерзанной проводки свет.</w:t>
       </w:r>
     </w:p>
     <w:p>
@@ -36741,7 +38322,15 @@
         <w:t>ожидая</w:t>
       </w:r>
       <w:r>
-        <w:t xml:space="preserve"> увидеть алые нити, стекающие из воздушной решётки, но вместо этого столкнулся взглядом с Мицюкиным, который стоял, широко расставив </w:t>
+        <w:t xml:space="preserve"> увидеть алые нити, стекающие из воздушной решётки, но вместо этого столкнулся взглядом с </w:t>
+      </w:r>
+      <w:proofErr w:type="spellStart"/>
+      <w:r>
+        <w:t>Мицюкиным</w:t>
+      </w:r>
+      <w:proofErr w:type="spellEnd"/>
+      <w:r>
+        <w:t xml:space="preserve">, который стоял, широко расставив </w:t>
       </w:r>
       <w:r>
         <w:t>ноги</w:t>
@@ -36863,7 +38452,15 @@
     </w:p>
     <w:p>
       <w:r>
-        <w:t>Изо рта Мицюкина вырвались, как сноп пламени, красные нити и нетерпеливо затряслись, наползая ему на лицо.</w:t>
+        <w:t xml:space="preserve">Изо рта </w:t>
+      </w:r>
+      <w:proofErr w:type="spellStart"/>
+      <w:r>
+        <w:t>Мицюкина</w:t>
+      </w:r>
+      <w:proofErr w:type="spellEnd"/>
+      <w:r>
+        <w:t xml:space="preserve"> вырвались, как сноп пламени, красные нити и нетерпеливо затряслись, наползая ему на лицо.</w:t>
       </w:r>
     </w:p>
     <w:p>
@@ -37212,7 +38809,15 @@
     </w:p>
     <w:p>
       <w:r>
-        <w:t xml:space="preserve">Уставшие механизмы загудели, дверь втянулась в стену. Нуболиды всё ещё выплясывали хаотичный танец над телом Мицюкина. Они быстро почувствовали нас — по страху или по запаху крови, как хищные рыбы, — и </w:t>
+        <w:t xml:space="preserve">Уставшие механизмы загудели, дверь втянулась в стену. Нуболиды всё ещё выплясывали хаотичный танец над телом </w:t>
+      </w:r>
+      <w:proofErr w:type="spellStart"/>
+      <w:r>
+        <w:t>Мицюкина</w:t>
+      </w:r>
+      <w:proofErr w:type="spellEnd"/>
+      <w:r>
+        <w:t xml:space="preserve">. Они быстро почувствовали нас — по страху или по запаху крови, как хищные рыбы, — и </w:t>
       </w:r>
       <w:r>
         <w:t>потянулись</w:t>
@@ -37811,7 +39416,15 @@
     </w:p>
     <w:p>
       <w:r>
-        <w:t>— Не падайте, Олег! Вы нам ещё потребуетесь для по-по-по… — его заклинило, он отвернулся и сплюнул кровь, — для починки оборудования.</w:t>
+        <w:t xml:space="preserve">— Не падайте, Олег! Вы нам ещё потребуетесь для </w:t>
+      </w:r>
+      <w:proofErr w:type="spellStart"/>
+      <w:r>
+        <w:t>по-по-по</w:t>
+      </w:r>
+      <w:proofErr w:type="spellEnd"/>
+      <w:r>
+        <w:t>… — его заклинило, он отвернулся и сплюнул кровь, — для починки оборудования.</w:t>
       </w:r>
     </w:p>
     <w:p>
@@ -37940,7 +39553,15 @@
     </w:p>
     <w:p>
       <w:r>
-        <w:t>— То же, что и с Мицюкиным! — крикнул я. — Выключите этот долбаный фонарь!</w:t>
+        <w:t xml:space="preserve">— То же, что и с </w:t>
+      </w:r>
+      <w:proofErr w:type="spellStart"/>
+      <w:r>
+        <w:t>Мицюкиным</w:t>
+      </w:r>
+      <w:proofErr w:type="spellEnd"/>
+      <w:r>
+        <w:t>! — крикнул я. — Выключите этот долбаный фонарь!</w:t>
       </w:r>
     </w:p>
     <w:p>
@@ -38399,7 +40020,15 @@
     </w:p>
     <w:p>
       <w:r>
-        <w:t>Гравитация разметала червей по стенам. Нуболиды потянулись к стробящему аварийному свету. Когда освещение гасло, их отбрасывала подкрашенная синевой темнота, но уже через мгновение они поднимались снова и быстро ползли по переборкам.</w:t>
+        <w:t xml:space="preserve">Гравитация разметала червей по стенам. Нуболиды потянулись к </w:t>
+      </w:r>
+      <w:proofErr w:type="spellStart"/>
+      <w:r>
+        <w:t>стробящему</w:t>
+      </w:r>
+      <w:proofErr w:type="spellEnd"/>
+      <w:r>
+        <w:t xml:space="preserve"> аварийному свету. Когда освещение гасло, их отбрасывала подкрашенная синевой темнота, но уже через мгновение они поднимались снова и быстро ползли по переборкам.</w:t>
       </w:r>
     </w:p>
     <w:p>
@@ -39168,7 +40797,15 @@
     </w:p>
     <w:p>
       <w:r>
-        <w:t>Вера долго смотрела на меня, прижимаясь к переборке. Руки у неё были сведены за спиной, как у заключённой. Нижняя губа — раскусана до крови.</w:t>
+        <w:t xml:space="preserve">Вера долго смотрела на меня, прижимаясь к переборке. Руки у неё были сведены за спиной, как у заключённой. Нижняя губа — </w:t>
+      </w:r>
+      <w:proofErr w:type="spellStart"/>
+      <w:r>
+        <w:t>раскусана</w:t>
+      </w:r>
+      <w:proofErr w:type="spellEnd"/>
+      <w:r>
+        <w:t xml:space="preserve"> до крови.</w:t>
       </w:r>
     </w:p>
     <w:p>
@@ -39270,8 +40907,13 @@
     </w:p>
     <w:p>
       <w:r>
-        <w:t>— Я не знаю, что будет. Но вряд ли они из-за нас кораблём пожертвуют. «Грозный» — почти флагман. А после катастрофы на «Севастополе»…</w:t>
-      </w:r>
+        <w:t>— Я не знаю, что будет. Но вряд ли они из-за нас кораблём пожертвуют. «Грозный» — почти флагман. А после катастрофы на «</w:t>
+      </w:r>
+      <w:proofErr w:type="gramStart"/>
+      <w:r>
+        <w:t>Севастополе»…</w:t>
+      </w:r>
+      <w:proofErr w:type="gramEnd"/>
     </w:p>
     <w:p>
       <w:r>
@@ -39450,7 +41092,15 @@
     </w:p>
     <w:p>
       <w:r>
-        <w:t>Я чувствую себя, как после коматоза.</w:t>
+        <w:t xml:space="preserve">Я чувствую себя, как после </w:t>
+      </w:r>
+      <w:proofErr w:type="spellStart"/>
+      <w:r>
+        <w:t>коматоза</w:t>
+      </w:r>
+      <w:proofErr w:type="spellEnd"/>
+      <w:r>
+        <w:t>.</w:t>
       </w:r>
     </w:p>
     <w:p>
@@ -39652,7 +41302,15 @@
     </w:p>
     <w:p>
       <w:r>
-        <w:t xml:space="preserve">— «Оним двенадцать дробь четыре три </w:t>
+        <w:t>— «</w:t>
+      </w:r>
+      <w:proofErr w:type="spellStart"/>
+      <w:r>
+        <w:t>Оним</w:t>
+      </w:r>
+      <w:proofErr w:type="spellEnd"/>
+      <w:r>
+        <w:t xml:space="preserve"> двенадцать дробь четыре три </w:t>
       </w:r>
       <w:r>
         <w:t>а</w:t>
@@ -39683,7 +41341,15 @@
     </w:p>
     <w:p>
       <w:r>
-        <w:t xml:space="preserve">— «Оним двенадцать дробь четыре три </w:t>
+        <w:t>— «</w:t>
+      </w:r>
+      <w:proofErr w:type="spellStart"/>
+      <w:r>
+        <w:t>Оним</w:t>
+      </w:r>
+      <w:proofErr w:type="spellEnd"/>
+      <w:r>
+        <w:t xml:space="preserve"> двенадцать дробь четыре три </w:t>
       </w:r>
       <w:r>
         <w:t>а</w:t>
@@ -39728,7 +41394,15 @@
     </w:p>
     <w:p>
       <w:r>
-        <w:t>Пункт назначения: Оним 12/43</w:t>
+        <w:t xml:space="preserve">Пункт назначения: </w:t>
+      </w:r>
+      <w:proofErr w:type="spellStart"/>
+      <w:r>
+        <w:t>Оним</w:t>
+      </w:r>
+      <w:proofErr w:type="spellEnd"/>
+      <w:r>
+        <w:t xml:space="preserve"> 12/43</w:t>
       </w:r>
       <w:r>
         <w:t>а</w:t>
@@ -39744,7 +41418,15 @@
     </w:p>
     <w:p>
       <w:r>
-        <w:t>Отправная точка: Оним 12/43</w:t>
+        <w:t xml:space="preserve">Отправная точка: </w:t>
+      </w:r>
+      <w:proofErr w:type="spellStart"/>
+      <w:r>
+        <w:t>Оним</w:t>
+      </w:r>
+      <w:proofErr w:type="spellEnd"/>
+      <w:r>
+        <w:t xml:space="preserve"> 12/43</w:t>
       </w:r>
       <w:r>
         <w:t>а (Альфа Акимовой)</w:t>
@@ -40071,7 +41753,23 @@
     </w:p>
     <w:p>
       <w:r>
-        <w:t>Всё в порядке. Мы — в бранке. Точка выхода — Оним 12/43</w:t>
+        <w:t xml:space="preserve">Всё в порядке. Мы — в </w:t>
+      </w:r>
+      <w:proofErr w:type="spellStart"/>
+      <w:r>
+        <w:t>бранке</w:t>
+      </w:r>
+      <w:proofErr w:type="spellEnd"/>
+      <w:r>
+        <w:t xml:space="preserve">. Точка выхода — </w:t>
+      </w:r>
+      <w:proofErr w:type="spellStart"/>
+      <w:r>
+        <w:t>Оним</w:t>
+      </w:r>
+      <w:proofErr w:type="spellEnd"/>
+      <w:r>
+        <w:t xml:space="preserve"> 12/43</w:t>
       </w:r>
       <w:r>
         <w:t>а</w:t>
@@ -40104,15 +41802,6 @@
     <w:p>
       <w:r>
         <w:t>Первый пункт — проверка навигатора.</w:t>
-      </w:r>
-    </w:p>
-    <w:p/>
-    <w:p>
-      <w:pPr>
-        <w:jc w:val="right"/>
-      </w:pPr>
-      <w:r>
-        <w:t>2024–2025</w:t>
       </w:r>
     </w:p>
     <w:sectPr>
@@ -40798,6 +42487,7 @@
   <w:style w:type="character" w:default="1" w:styleId="a0">
     <w:name w:val="Default Paragraph Font"/>
     <w:uiPriority w:val="1"/>
+    <w:semiHidden/>
     <w:unhideWhenUsed/>
   </w:style>
   <w:style w:type="table" w:default="1" w:styleId="a1">

--- a/abyss/Воронков_В_Бездна_света.docx
+++ b/abyss/Воронков_В_Бездна_света.docx
@@ -57,38 +57,17 @@
     </w:p>
     <w:p>
       <w:r>
-        <w:t xml:space="preserve">Технологию для путешествия к далёким звёздам открыли задолго до моего рождения. Сам переход космонавты называют </w:t>
-      </w:r>
-      <w:proofErr w:type="spellStart"/>
-      <w:r>
-        <w:t>бранком</w:t>
-      </w:r>
-      <w:proofErr w:type="spellEnd"/>
-      <w:r>
-        <w:t>. Потому что обозримая вселенная — брана. Гиперпространство — балк. Оба термина вступают в грамматический союз, порождая побочное дитя — неологизм, который никто, кроме нас, не понимает.</w:t>
-      </w:r>
-    </w:p>
-    <w:p>
-      <w:proofErr w:type="spellStart"/>
-      <w:r>
-        <w:t>Бранк</w:t>
-      </w:r>
-      <w:proofErr w:type="spellEnd"/>
-      <w:r>
-        <w:t>.</w:t>
-      </w:r>
-    </w:p>
-    <w:p>
-      <w:r>
-        <w:t xml:space="preserve">Во время </w:t>
-      </w:r>
-      <w:proofErr w:type="spellStart"/>
-      <w:r>
-        <w:t>бранка</w:t>
-      </w:r>
-      <w:proofErr w:type="spellEnd"/>
-      <w:r>
-        <w:t xml:space="preserve"> снятся кошмары. Об этом все знают. Так человеческое сознание </w:t>
+        <w:t>Технологию для путешествия к далёким звёздам открыли задолго до моего рождения. Сам переход космонавты называют бранком. Потому что обозримая вселенная — брана. Гиперпространство — балк. Оба термина вступают в грамматический союз, порождая побочное дитя — неологизм, который никто, кроме нас, не понимает.</w:t>
+      </w:r>
+    </w:p>
+    <w:p>
+      <w:r>
+        <w:t>Бранк.</w:t>
+      </w:r>
+    </w:p>
+    <w:p>
+      <w:r>
+        <w:t xml:space="preserve">Во время бранка снятся кошмары. Об этом все знают. Так человеческое сознание </w:t>
       </w:r>
       <w:r>
         <w:t>отзывается</w:t>
@@ -120,15 +99,7 @@
     </w:p>
     <w:p>
       <w:r>
-        <w:t xml:space="preserve">Тебе снится обычный для </w:t>
-      </w:r>
-      <w:proofErr w:type="spellStart"/>
-      <w:r>
-        <w:t>бранка</w:t>
-      </w:r>
-      <w:proofErr w:type="spellEnd"/>
-      <w:r>
-        <w:t xml:space="preserve"> кошмар, к которым все мы давно привыкли. Ты просыпаешься, вылезаешь из амниона, неуклюже барахтаясь в невесомости, точно едва успел родиться на свет. Дёргаешь за рычаг в стене, чтобы открыть люк в соединительный тракт между отсеками, где побольше пространства.</w:t>
+        <w:t>Тебе снится обычный для бранка кошмар, к которым все мы давно привыкли. Ты просыпаешься, вылезаешь из амниона, неуклюже барахтаясь в невесомости, точно едва успел родиться на свет. Дёргаешь за рычаг в стене, чтобы открыть люк в соединительный тракт между отсеками, где побольше пространства.</w:t>
       </w:r>
     </w:p>
     <w:p>
@@ -157,44 +128,12 @@
         <w:t xml:space="preserve"> и правда</w:t>
       </w:r>
       <w:r>
-        <w:t xml:space="preserve"> сдаёт после долгих полётов. Поэтому к экипажам приписан </w:t>
-      </w:r>
-      <w:proofErr w:type="spellStart"/>
-      <w:r>
-        <w:t>политкор</w:t>
-      </w:r>
-      <w:proofErr w:type="spellEnd"/>
-      <w:r>
-        <w:t xml:space="preserve"> — в </w:t>
-      </w:r>
-      <w:proofErr w:type="spellStart"/>
-      <w:r>
-        <w:t>бранке</w:t>
-      </w:r>
-      <w:proofErr w:type="spellEnd"/>
-      <w:r>
-        <w:t xml:space="preserve"> он не летает, редко какой </w:t>
-      </w:r>
-      <w:proofErr w:type="spellStart"/>
-      <w:r>
-        <w:t>политкор</w:t>
-      </w:r>
-      <w:proofErr w:type="spellEnd"/>
-      <w:r>
-        <w:t xml:space="preserve"> это выдержит, — но по возращении проводит с каждым тщательные беседы, как мозгоправ из психиатрической больницы. Некоторых даже снимают с полётов, отправляют на минводы, как в ссылку, на принудительное лечение.</w:t>
-      </w:r>
-    </w:p>
-    <w:p>
-      <w:r>
-        <w:t xml:space="preserve">Мой самый первый </w:t>
-      </w:r>
-      <w:proofErr w:type="spellStart"/>
-      <w:r>
-        <w:t>бранк</w:t>
-      </w:r>
-      <w:proofErr w:type="spellEnd"/>
-      <w:r>
-        <w:t xml:space="preserve"> длился всего шесть с небольшим часов — спать было некогда и даже испугаться толком я не успел. Было лишь странное чувство после выхода. Вроде всё хорошо, ничего не болит, сознание ясное, </w:t>
+        <w:t xml:space="preserve"> сдаёт после долгих полётов. Поэтому к экипажам приписан политкор — в бранке он не летает, редко какой политкор это выдержит, — но по возращении проводит с каждым тщательные беседы, как мозгоправ из психиатрической больницы. Некоторых даже снимают с полётов, отправляют на минводы, как в ссылку, на принудительное лечение.</w:t>
+      </w:r>
+    </w:p>
+    <w:p>
+      <w:r>
+        <w:t xml:space="preserve">Мой самый первый бранк длился всего шесть с небольшим часов — спать было некогда и даже испугаться толком я не успел. Было лишь странное чувство после выхода. Вроде всё хорошо, ничего не болит, сознание ясное, </w:t>
       </w:r>
       <w:r>
         <w:t>но</w:t>
@@ -209,15 +148,7 @@
     </w:p>
     <w:p>
       <w:r>
-        <w:t xml:space="preserve">Следующий </w:t>
-      </w:r>
-      <w:proofErr w:type="spellStart"/>
-      <w:r>
-        <w:t>бранк</w:t>
-      </w:r>
-      <w:proofErr w:type="spellEnd"/>
-      <w:r>
-        <w:t xml:space="preserve">, через пару недель, занял уже почти трое суток — кошмары были, но реальный кошмар поджидал меня после пробуждения. Я боялся самого балка, </w:t>
+        <w:t xml:space="preserve">Следующий бранк, через пару недель, занял уже почти трое суток — кошмары были, но реальный кошмар поджидал меня после пробуждения. Я боялся самого балка, </w:t>
       </w:r>
       <w:r>
         <w:t>неисчислимой</w:t>
@@ -251,15 +182,7 @@
         <w:t>животный</w:t>
       </w:r>
       <w:r>
-        <w:t xml:space="preserve"> ужас от перехода сменился скукой и дежурной рутиной во время вахты. Тело больше не казалось чужим, а кошмары, скорее, утомляли, чем пугали. Но потом меня включили в экипаж «Грозного», который шёл по срочному приказу к научно-исследовательской станции в Бете Громовой. Это был </w:t>
-      </w:r>
-      <w:proofErr w:type="spellStart"/>
-      <w:r>
-        <w:t>бранк</w:t>
-      </w:r>
-      <w:proofErr w:type="spellEnd"/>
-      <w:r>
-        <w:t xml:space="preserve"> длиною в четыреста девяносто семь часов.</w:t>
+        <w:t xml:space="preserve"> ужас от перехода сменился скукой и дежурной рутиной во время вахты. Тело больше не казалось чужим, а кошмары, скорее, утомляли, чем пугали. Но потом меня включили в экипаж «Грозного», который шёл по срочному приказу к научно-исследовательской станции в Бете Громовой. Это был бранк длиною в четыреста девяносто семь часов.</w:t>
       </w:r>
     </w:p>
     <w:p>
@@ -287,15 +210,7 @@
     </w:p>
     <w:p>
       <w:r>
-        <w:t xml:space="preserve">Плавание — это не моё. Моих умений едва хватает на то, чтобы сдавать предполётные нормативы. Вырос я в Стальске-12, промышленном городе в центральной полосе, который забывают иногда отметить на картах. В </w:t>
-      </w:r>
-      <w:proofErr w:type="spellStart"/>
-      <w:r>
-        <w:t>Стальске</w:t>
-      </w:r>
-      <w:proofErr w:type="spellEnd"/>
-      <w:r>
-        <w:t xml:space="preserve"> естественных водоёмов нет, а бассейн, куда меня однажды сводил отец, так провонял жгучей хлоркой, что напомина</w:t>
+        <w:t>Плавание — это не моё. Моих умений едва хватает на то, чтобы сдавать предполётные нормативы. Вырос я в Стальске-12, промышленном городе в центральной полосе, который забывают иногда отметить на картах. В Стальске естественных водоёмов нет, а бассейн, куда меня однажды сводил отец, так провонял жгучей хлоркой, что напомина</w:t>
       </w:r>
       <w:r>
         <w:t>л</w:t>
@@ -436,15 +351,7 @@
     </w:p>
     <w:p>
       <w:r>
-        <w:t xml:space="preserve">Я пригляделся и увидел внизу свет — обманчивый, как последняя надежда. Нет смысла сопротивляться. Ожившее течение утягивает к </w:t>
-      </w:r>
-      <w:proofErr w:type="spellStart"/>
-      <w:r>
-        <w:t>мреющему</w:t>
-      </w:r>
-      <w:proofErr w:type="spellEnd"/>
-      <w:r>
-        <w:t xml:space="preserve"> в глубине огоньку, и тот с каждой секундой растёт и крепнет, напитываясь моей слабостью.</w:t>
+        <w:t>Я пригляделся и увидел внизу свет — обманчивый, как последняя надежда. Нет смысла сопротивляться. Ожившее течение утягивает к мреющему в глубине огоньку, и тот с каждой секундой растёт и крепнет, напитываясь моей слабостью.</w:t>
       </w:r>
     </w:p>
     <w:p>
@@ -663,23 +570,7 @@
     </w:p>
     <w:p>
       <w:r>
-        <w:t xml:space="preserve">Я выбрался из амниона — запутавшись как обычно в застёжках — и завис посреди каюты, едва не приложившись головой о торчащий из стены поручень. </w:t>
-      </w:r>
-      <w:proofErr w:type="spellStart"/>
-      <w:r>
-        <w:t>Гравитонная</w:t>
-      </w:r>
-      <w:proofErr w:type="spellEnd"/>
-      <w:r>
-        <w:t xml:space="preserve"> камера во время </w:t>
-      </w:r>
-      <w:proofErr w:type="spellStart"/>
-      <w:r>
-        <w:t>бранка</w:t>
-      </w:r>
-      <w:proofErr w:type="spellEnd"/>
-      <w:r>
-        <w:t xml:space="preserve"> не работает, и приходится мириться с невесомостью.</w:t>
+        <w:t>Я выбрался из амниона — запутавшись как обычно в застёжках — и завис посреди каюты, едва не приложившись головой о торчащий из стены поручень. Гравитонная камера во время бранка не работает, и приходится мириться с невесомостью.</w:t>
       </w:r>
     </w:p>
     <w:p>
@@ -705,15 +596,7 @@
     </w:p>
     <w:p>
       <w:r>
-        <w:t xml:space="preserve">Табельные часы с логотипом «Грозного», которые в </w:t>
-      </w:r>
-      <w:proofErr w:type="spellStart"/>
-      <w:r>
-        <w:t>бранке</w:t>
-      </w:r>
-      <w:proofErr w:type="spellEnd"/>
-      <w:r>
-        <w:t xml:space="preserve"> используются как будильник, сердито вибрировали и покалывали кожу. Я раздражённо содрал часы с запястья.</w:t>
+        <w:t>Табельные часы с логотипом «Грозного», которые в бранке используются как будильник, сердито вибрировали и покалывали кожу. Я раздражённо содрал часы с запястья.</w:t>
       </w:r>
     </w:p>
     <w:p>
@@ -810,15 +693,7 @@
     </w:p>
     <w:p>
       <w:r>
-        <w:t xml:space="preserve">Электронные аппараты во время </w:t>
-      </w:r>
-      <w:proofErr w:type="spellStart"/>
-      <w:r>
-        <w:t>бранка</w:t>
-      </w:r>
-      <w:proofErr w:type="spellEnd"/>
-      <w:r>
-        <w:t xml:space="preserve"> не работают, и вместо них трудятся механические интегралы, которые устроены примерно так же, как мои наручные часы.</w:t>
+        <w:t>Электронные аппараты во время бранка не работают, и вместо них трудятся механические интегралы, которые устроены примерно так же, как мои наручные часы.</w:t>
       </w:r>
     </w:p>
     <w:p>
@@ -875,15 +750,7 @@
     <w:p>
       <w:r>
         <w:lastRenderedPageBreak/>
-        <w:t xml:space="preserve">Три огня — навигатор мёртв. Такого в </w:t>
-      </w:r>
-      <w:proofErr w:type="spellStart"/>
-      <w:r>
-        <w:t>бранке</w:t>
-      </w:r>
-      <w:proofErr w:type="spellEnd"/>
-      <w:r>
-        <w:t xml:space="preserve"> никогда не происходит.</w:t>
+        <w:t>Три огня — навигатор мёртв. Такого в бранке никогда не происходит.</w:t>
       </w:r>
     </w:p>
     <w:p>
@@ -980,15 +847,7 @@
     </w:p>
     <w:p>
       <w:r>
-        <w:t xml:space="preserve">Люк глухо клацнул, </w:t>
-      </w:r>
-      <w:proofErr w:type="spellStart"/>
-      <w:r>
-        <w:t>примагнитившись</w:t>
-      </w:r>
-      <w:proofErr w:type="spellEnd"/>
-      <w:r>
-        <w:t xml:space="preserve"> к стене.</w:t>
+        <w:t>Люк глухо клацнул, примагнитившись к стене.</w:t>
       </w:r>
     </w:p>
     <w:p>
@@ -1077,15 +936,7 @@
     </w:p>
     <w:p>
       <w:r>
-        <w:t xml:space="preserve">— Понятно, почему я проснулся! — Ключ ритмично поворачивался в модуле, громко чеканя секунды. — Говорят же, что сны в </w:t>
-      </w:r>
-      <w:proofErr w:type="spellStart"/>
-      <w:r>
-        <w:t>бранке</w:t>
-      </w:r>
-      <w:proofErr w:type="spellEnd"/>
-      <w:r>
-        <w:t xml:space="preserve"> не просто так снятся!</w:t>
+        <w:t>— Понятно, почему я проснулся! — Ключ ритмично поворачивался в модуле, громко чеканя секунды. — Говорят же, что сны в бранке не просто так снятся!</w:t>
       </w:r>
     </w:p>
     <w:p>
@@ -1132,15 +983,7 @@
     </w:p>
     <w:p>
       <w:r>
-        <w:t xml:space="preserve">Майоров переместился к центральному анализатору, циану — встроенному в стену металлическому шкафу с похожими на </w:t>
-      </w:r>
-      <w:proofErr w:type="spellStart"/>
-      <w:r>
-        <w:t>лимбовые</w:t>
-      </w:r>
-      <w:proofErr w:type="spellEnd"/>
-      <w:r>
-        <w:t xml:space="preserve"> замки регуляторами.</w:t>
+        <w:t>Майоров переместился к центральному анализатору, циану — встроенному в стену металлическому шкафу с похожими на лимбовые замки регуляторами.</w:t>
       </w:r>
     </w:p>
     <w:p>
@@ -1223,15 +1066,7 @@
     </w:p>
     <w:p>
       <w:r>
-        <w:t xml:space="preserve">— А чего тут решать? — проговорил Керман, с трудом ворочая во рту словами, как после заморозки. — Так-то мы уже раз двадцать всё проверили. Циан в порядке. Ты от меня чего хочешь? Из </w:t>
-      </w:r>
-      <w:proofErr w:type="spellStart"/>
-      <w:r>
-        <w:t>бранка</w:t>
-      </w:r>
-      <w:proofErr w:type="spellEnd"/>
-      <w:r>
-        <w:t xml:space="preserve"> же </w:t>
+        <w:t xml:space="preserve">— А чего тут решать? — проговорил Керман, с трудом ворочая во рту словами, как после заморозки. — Так-то мы уже раз двадцать всё проверили. Циан в порядке. Ты от меня чего хочешь? Из бранка же </w:t>
       </w:r>
       <w:r>
         <w:t xml:space="preserve">мы досрочно </w:t>
@@ -1242,15 +1077,7 @@
     </w:p>
     <w:p>
       <w:r>
-        <w:t xml:space="preserve">— Я понимаю, что из </w:t>
-      </w:r>
-      <w:proofErr w:type="spellStart"/>
-      <w:r>
-        <w:t>бранка</w:t>
-      </w:r>
-      <w:proofErr w:type="spellEnd"/>
-      <w:r>
-        <w:t xml:space="preserve"> не выйдем! — </w:t>
+        <w:t xml:space="preserve">— Я понимаю, что из бранка не выйдем! — </w:t>
       </w:r>
       <w:r>
         <w:t>выдохнул</w:t>
@@ -1350,15 +1177,7 @@
     </w:p>
     <w:p>
       <w:r>
-        <w:t xml:space="preserve">— Во-о-от! — закивал Керман. — Так-то я тебя понимаю. Руки чешутся, хочется что-то сделать. Подвиг там гражданский совершить. После нескольких </w:t>
-      </w:r>
-      <w:proofErr w:type="spellStart"/>
-      <w:r>
-        <w:t>бранков</w:t>
-      </w:r>
-      <w:proofErr w:type="spellEnd"/>
-      <w:r>
-        <w:t xml:space="preserve"> ещё не успеваешь вникнуть во всю, так сказать, философию нашей ситуации.</w:t>
+        <w:t>— Во-о-от! — закивал Керман. — Так-то я тебя понимаю. Руки чешутся, хочется что-то сделать. Подвиг там гражданский совершить. После нескольких бранков ещё не успеваешь вникнуть во всю, так сказать, философию нашей ситуации.</w:t>
       </w:r>
     </w:p>
     <w:p>
@@ -1410,23 +1229,7 @@
     </w:p>
     <w:p>
       <w:r>
-        <w:t xml:space="preserve">— Я и не преувеличиваю. Все же понимают, на что идут, когда на трёхнедельный </w:t>
-      </w:r>
-      <w:proofErr w:type="spellStart"/>
-      <w:r>
-        <w:t>бранк</w:t>
-      </w:r>
-      <w:proofErr w:type="spellEnd"/>
-      <w:r>
-        <w:t xml:space="preserve"> подписываются. Теперь вот и молодёжь понимает. Ты не бледней так быстро, — подмигнул мне Керман. — Если что, у меня пятьдесят шестой </w:t>
-      </w:r>
-      <w:proofErr w:type="spellStart"/>
-      <w:r>
-        <w:t>бранк</w:t>
-      </w:r>
-      <w:proofErr w:type="spellEnd"/>
-      <w:r>
-        <w:t>, а я до сих пор тут с вами беседы беседую.</w:t>
+        <w:t>— Я и не преувеличиваю. Все же понимают, на что идут, когда на трёхнедельный бранк подписываются. Теперь вот и молодёжь понимает. Ты не бледней так быстро, — подмигнул мне Керман. — Если что, у меня пятьдесят шестой бранк, а я до сих пор тут с вами беседы беседую.</w:t>
       </w:r>
     </w:p>
     <w:p>
@@ -1504,15 +1307,7 @@
         <w:t xml:space="preserve">лет </w:t>
       </w:r>
       <w:r>
-        <w:t xml:space="preserve">меня старше. Керман ещё в начале полёта сказал, что Григорьев никогда не спит во время </w:t>
-      </w:r>
-      <w:proofErr w:type="spellStart"/>
-      <w:r>
-        <w:t>бранка</w:t>
-      </w:r>
-      <w:proofErr w:type="spellEnd"/>
-      <w:r>
-        <w:t>. Поверить в то, что главный пилот почти три недели прожил без сна было решительно невозможно, но пару раз я сталкивался с ним во время вахты, когда он плавал по коридору, как лунатик.</w:t>
+        <w:t>меня старше. Керман ещё в начале полёта сказал, что Григорьев никогда не спит во время бранка. Поверить в то, что главный пилот почти три недели прожил без сна было решительно невозможно, но пару раз я сталкивался с ним во время вахты, когда он плавал по коридору, как лунатик.</w:t>
       </w:r>
     </w:p>
     <w:p>
@@ -1546,15 +1341,7 @@
     </w:p>
     <w:p>
       <w:r>
-        <w:t xml:space="preserve">Григорьев осмотрел обесточенную консоль — во время </w:t>
-      </w:r>
-      <w:proofErr w:type="spellStart"/>
-      <w:r>
-        <w:t>бранка</w:t>
-      </w:r>
-      <w:proofErr w:type="spellEnd"/>
-      <w:r>
-        <w:t xml:space="preserve"> рубка напомина</w:t>
+        <w:t>Григорьев осмотрел обесточенную консоль — во время бранка рубка напомина</w:t>
       </w:r>
       <w:r>
         <w:t>ет</w:t>
@@ -1587,15 +1374,7 @@
         <w:t xml:space="preserve"> ж</w:t>
       </w:r>
       <w:r>
-        <w:t xml:space="preserve"> его знает, что вы там, инженеры, </w:t>
-      </w:r>
-      <w:proofErr w:type="spellStart"/>
-      <w:r>
-        <w:t>напридумали</w:t>
-      </w:r>
-      <w:proofErr w:type="spellEnd"/>
-      <w:r>
-        <w:t>. Смысла дёргаться в любом случае нет. Всё равно раньше времени отсюда не выберемся.</w:t>
+        <w:t xml:space="preserve"> его знает, что вы там, инженеры, напридумали. Смысла дёргаться в любом случае нет. Всё равно раньше времени отсюда не выберемся.</w:t>
       </w:r>
     </w:p>
     <w:p>
@@ -1626,15 +1405,7 @@
     </w:p>
     <w:p>
       <w:r>
-        <w:t xml:space="preserve">— Хочется уже что-нибудь полезное сделать. Я говорил вроде, что летал раньше в Бету Громовой. Тогда, кстати, на редкость удачный был выход, совсем рядом со станцией выкинуло. Всё, что осталось — проложить короткий курс и в гости на стыковку. А там автоматы в основном работают. Вместе с пулемётами. Пилот — самый бесполезный член экипажа во время </w:t>
-      </w:r>
-      <w:proofErr w:type="spellStart"/>
-      <w:r>
-        <w:t>бранка</w:t>
-      </w:r>
-      <w:proofErr w:type="spellEnd"/>
-      <w:r>
-        <w:t>.</w:t>
+        <w:t>— Хочется уже что-нибудь полезное сделать. Я говорил вроде, что летал раньше в Бету Громовой. Тогда, кстати, на редкость удачный был выход, совсем рядом со станцией выкинуло. Всё, что осталось — проложить короткий курс и в гости на стыковку. А там автоматы в основном работают. Вместе с пулемётами. Пилот — самый бесполезный член экипажа во время бранка.</w:t>
       </w:r>
     </w:p>
     <w:p>
@@ -1644,15 +1415,7 @@
     </w:p>
     <w:p>
       <w:r>
-        <w:t xml:space="preserve">— А что, разве не правда? — Григорьев откинулся на подголовник и прикрыл глаза. Потолочный свет тут же выбелил его ещё молодое лицо, превратив в гипсовую маску. — Я, между прочим, спал. Недолго, правда. Майоров разбудил, люками гремел. Хотя спать во время </w:t>
-      </w:r>
-      <w:proofErr w:type="spellStart"/>
-      <w:r>
-        <w:t>бранка</w:t>
-      </w:r>
-      <w:proofErr w:type="spellEnd"/>
-      <w:r>
-        <w:t xml:space="preserve"> — сомнительное удовольствие.</w:t>
+        <w:t>— А что, разве не правда? — Григорьев откинулся на подголовник и прикрыл глаза. Потолочный свет тут же выбелил его ещё молодое лицо, превратив в гипсовую маску. — Я, между прочим, спал. Недолго, правда. Майоров разбудил, люками гремел. Хотя спать во время бранка — сомнительное удовольствие.</w:t>
       </w:r>
     </w:p>
     <w:p>
@@ -1677,15 +1440,7 @@
     </w:p>
     <w:p>
       <w:r>
-        <w:t xml:space="preserve">Сны в </w:t>
-      </w:r>
-      <w:proofErr w:type="spellStart"/>
-      <w:r>
-        <w:t>бранке</w:t>
-      </w:r>
-      <w:proofErr w:type="spellEnd"/>
-      <w:r>
-        <w:t xml:space="preserve"> у всех разные, но большинство либо плывут (и тонут), либо куда-то летят и закономерно падают. И то, и другое считается естественным откликом здоровой психики на невесомость и </w:t>
+        <w:t xml:space="preserve">Сны в бранке у всех разные, но большинство либо плывут (и тонут), либо куда-то летят и закономерно падают. И то, и другое считается естественным откликом здоровой психики на невесомость и </w:t>
       </w:r>
       <w:r>
         <w:t>чёрную бездна</w:t>
@@ -1724,15 +1479,7 @@
         <w:t>сказал</w:t>
       </w:r>
       <w:r>
-        <w:t xml:space="preserve"> Григорьев. — Видел я результаты твоих нормативов. По нижней планке идёшь. Говорят, на следующей партийной деке нормативы усилят. Я бы советовал, как вернёшься, взять в бассейн </w:t>
-      </w:r>
-      <w:proofErr w:type="spellStart"/>
-      <w:r>
-        <w:t>абонементик</w:t>
-      </w:r>
-      <w:proofErr w:type="spellEnd"/>
-      <w:r>
-        <w:t>. Глупо будет вылететь из-за такой ерунды.</w:t>
+        <w:t xml:space="preserve"> Григорьев. — Видел я результаты твоих нормативов. По нижней планке идёшь. Говорят, на следующей партийной деке нормативы усилят. Я бы советовал, как вернёшься, взять в бассейн абонементик. Глупо будет вылететь из-за такой ерунды.</w:t>
       </w:r>
     </w:p>
     <w:p>
@@ -1920,15 +1667,7 @@
     </w:p>
     <w:p>
       <w:r>
-        <w:t xml:space="preserve">— Чем она примечательна, «Заря» эта, что мы ради неё три недели в </w:t>
-      </w:r>
-      <w:proofErr w:type="spellStart"/>
-      <w:r>
-        <w:t>бранке</w:t>
-      </w:r>
-      <w:proofErr w:type="spellEnd"/>
-      <w:r>
-        <w:t xml:space="preserve"> торчим?</w:t>
+        <w:t>— Чем она примечательна, «Заря» эта, что мы ради неё три недели в бранке торчим?</w:t>
       </w:r>
     </w:p>
     <w:p>
@@ -2026,18 +1765,13 @@
         <w:lastRenderedPageBreak/>
         <w:t>ВЫХОД</w:t>
       </w:r>
-    </w:p>
-    <w:p>
-      <w:r>
-        <w:t xml:space="preserve">Перед выходом из </w:t>
-      </w:r>
-      <w:proofErr w:type="spellStart"/>
-      <w:r>
-        <w:t>бранка</w:t>
-      </w:r>
-      <w:proofErr w:type="spellEnd"/>
-      <w:r>
-        <w:t xml:space="preserve"> все члены экипажа собираются в рубке, как на представление.</w:t>
+      <w:r>
+        <w:t xml:space="preserve"> В БРАНУ</w:t>
+      </w:r>
+    </w:p>
+    <w:p>
+      <w:r>
+        <w:t>Перед выходом все члены экипажа собираются в рубке, как на представление.</w:t>
       </w:r>
     </w:p>
     <w:p>
@@ -2083,15 +1817,7 @@
     </w:p>
     <w:p>
       <w:r>
-        <w:t xml:space="preserve">— Ни разу ещё секунда в секунду не выходил из </w:t>
-      </w:r>
-      <w:proofErr w:type="spellStart"/>
-      <w:r>
-        <w:t>бранка</w:t>
-      </w:r>
-      <w:proofErr w:type="spellEnd"/>
-      <w:r>
-        <w:t>, — сказал Григорьев.</w:t>
+        <w:t>— Ни разу ещё секунда в секунду не выходил из бранка, — сказал Григорьев.</w:t>
       </w:r>
     </w:p>
     <w:p>
@@ -2112,15 +1838,7 @@
     </w:p>
     <w:p>
       <w:r>
-        <w:t xml:space="preserve">Майоров, насколько я успел понять, всегда с параноидальной точностью придерживался уставов и негласных правил — видимо, боялся, что за ним следит незримый </w:t>
-      </w:r>
-      <w:proofErr w:type="spellStart"/>
-      <w:r>
-        <w:t>политкор</w:t>
-      </w:r>
-      <w:proofErr w:type="spellEnd"/>
-      <w:r>
-        <w:t>.</w:t>
+        <w:t>Майоров, насколько я успел понять, всегда с параноидальной точностью придерживался уставов и негласных правил — видимо, боялся, что за ним следит незримый политкор.</w:t>
       </w:r>
     </w:p>
     <w:p>
@@ -2308,15 +2026,7 @@
     </w:p>
     <w:p>
       <w:r>
-        <w:t xml:space="preserve">— Отлично, все молодцы. — Странно было слышать похвалу, когда ты лежал в ложементе и ничего не делал. — Олег, заведи аппараты и </w:t>
-      </w:r>
-      <w:proofErr w:type="spellStart"/>
-      <w:r>
-        <w:t>гравитонную</w:t>
-      </w:r>
-      <w:proofErr w:type="spellEnd"/>
-      <w:r>
-        <w:t xml:space="preserve"> камеру. Понял? Сначала аппараты, </w:t>
+        <w:t xml:space="preserve">— Отлично, все молодцы. — Странно было слышать похвалу, когда ты лежал в ложементе и ничего не делал. — Олег, заведи аппараты и гравитонную камеру. Понял? Сначала аппараты, </w:t>
       </w:r>
       <w:r>
         <w:t>а после них</w:t>
@@ -2427,15 +2137,7 @@
     <w:p>
       <w:r>
         <w:lastRenderedPageBreak/>
-        <w:t xml:space="preserve"> Я ухватился обеими руками за страховочный поручень, любезно отмеченный табличкой: «Держаться здесь». </w:t>
-      </w:r>
-      <w:proofErr w:type="spellStart"/>
-      <w:r>
-        <w:t>Гравитонный</w:t>
-      </w:r>
-      <w:proofErr w:type="spellEnd"/>
-      <w:r>
-        <w:t xml:space="preserve"> привод заводится обычно долго.</w:t>
+        <w:t xml:space="preserve"> Я ухватился обеими руками за страховочный поручень, любезно отмеченный табличкой: «Держаться здесь». Гравитонный привод заводится обычно долго.</w:t>
       </w:r>
     </w:p>
     <w:p>
@@ -2460,15 +2162,7 @@
     </w:p>
     <w:p>
       <w:r>
-        <w:t xml:space="preserve">Табличка с расцарапанным предупреждением замигала, и меня, как магнитом, притянуло к полу. Ноги с непривычки затряслись, и я, не выдержав, упал на колени, преклонился перед </w:t>
-      </w:r>
-      <w:proofErr w:type="spellStart"/>
-      <w:r>
-        <w:t>гравитонной</w:t>
-      </w:r>
-      <w:proofErr w:type="spellEnd"/>
-      <w:r>
-        <w:t xml:space="preserve"> камерой, которая с пугающей убедительностью обманыва</w:t>
+        <w:t>Табличка с расцарапанным предупреждением замигала, и меня, как магнитом, притянуло к полу. Ноги с непривычки затряслись, и я, не выдержав, упал на колени, преклонился перед гравитонной камерой, которая с пугающей убедительностью обманыва</w:t>
       </w:r>
       <w:r>
         <w:t>ет</w:t>
@@ -2574,15 +2268,7 @@
     </w:p>
     <w:p>
       <w:r>
-        <w:t xml:space="preserve">Керман покрутил </w:t>
-      </w:r>
-      <w:proofErr w:type="spellStart"/>
-      <w:r>
-        <w:t>лимбовые</w:t>
-      </w:r>
-      <w:proofErr w:type="spellEnd"/>
-      <w:r>
-        <w:t xml:space="preserve"> замки на циане, присмотрелся к рискам, сощурив глаза так, что брови наползли на веки, и громко выругался.</w:t>
+        <w:t>Керман покрутил лимбовые замки на циане, присмотрелся к рискам, сощурив глаза так, что брови наползли на веки, и громко выругался.</w:t>
       </w:r>
     </w:p>
     <w:p>
@@ -2648,15 +2334,7 @@
     </w:p>
     <w:p>
       <w:r>
-        <w:t xml:space="preserve">— Олег! — сказал он. — Реаниматор в </w:t>
-      </w:r>
-      <w:proofErr w:type="spellStart"/>
-      <w:r>
-        <w:t>медотсеке</w:t>
-      </w:r>
-      <w:proofErr w:type="spellEnd"/>
-      <w:r>
-        <w:t>!</w:t>
+        <w:t>— Олег! — сказал он. — Реаниматор в медотсеке!</w:t>
       </w:r>
     </w:p>
     <w:p>
@@ -2862,60 +2540,47 @@
         <w:t>Давайте в</w:t>
       </w:r>
       <w:r>
+        <w:t xml:space="preserve"> медкапсулу</w:t>
+      </w:r>
+      <w:r>
         <w:t xml:space="preserve"> </w:t>
       </w:r>
-      <w:proofErr w:type="spellStart"/>
-      <w:r>
-        <w:t>медкапсулу</w:t>
-      </w:r>
-      <w:proofErr w:type="spellEnd"/>
+      <w:r>
+        <w:t>её положим.</w:t>
+      </w:r>
+      <w:r>
+        <w:t xml:space="preserve"> — </w:t>
+      </w:r>
+      <w:r>
+        <w:t>Ж</w:t>
+      </w:r>
+      <w:r>
+        <w:t>илы на шее у Григорьева напряглись</w:t>
+      </w:r>
+      <w:r>
+        <w:t>.</w:t>
+      </w:r>
+      <w:r>
+        <w:t xml:space="preserve"> —</w:t>
+      </w:r>
       <w:r>
         <w:t xml:space="preserve"> </w:t>
       </w:r>
       <w:r>
-        <w:t>её положим.</w:t>
-      </w:r>
-      <w:r>
-        <w:t xml:space="preserve"> — </w:t>
-      </w:r>
-      <w:r>
-        <w:t>Ж</w:t>
-      </w:r>
-      <w:r>
-        <w:t>илы на шее у Григорьева напряглись</w:t>
-      </w:r>
-      <w:r>
-        <w:t>.</w:t>
-      </w:r>
-      <w:r>
-        <w:t xml:space="preserve"> —</w:t>
+        <w:t>Вдруг мы чего…</w:t>
+      </w:r>
+    </w:p>
+    <w:p>
+      <w:r>
+        <w:t xml:space="preserve">— Она мертва, — сказал Керман. — </w:t>
+      </w:r>
+      <w:r>
+        <w:t>Чем медкапсула сейчас поможет?</w:t>
       </w:r>
       <w:r>
         <w:t xml:space="preserve"> </w:t>
       </w:r>
       <w:r>
-        <w:t>Вдруг мы чего…</w:t>
-      </w:r>
-    </w:p>
-    <w:p>
-      <w:r>
-        <w:t xml:space="preserve">— Она мертва, — сказал Керман. — </w:t>
-      </w:r>
-      <w:r>
-        <w:t xml:space="preserve">Чем </w:t>
-      </w:r>
-      <w:proofErr w:type="spellStart"/>
-      <w:r>
-        <w:t>медкапсула</w:t>
-      </w:r>
-      <w:proofErr w:type="spellEnd"/>
-      <w:r>
-        <w:t xml:space="preserve"> сейчас поможет?</w:t>
-      </w:r>
-      <w:r>
-        <w:t xml:space="preserve"> </w:t>
-      </w:r>
-      <w:r>
         <w:t xml:space="preserve">Ты ей </w:t>
       </w:r>
       <w:r>
@@ -2948,15 +2613,7 @@
         <w:t>пробормотал</w:t>
       </w:r>
       <w:r>
-        <w:t xml:space="preserve"> Керман. — В </w:t>
-      </w:r>
-      <w:proofErr w:type="spellStart"/>
-      <w:r>
-        <w:t>бранке</w:t>
-      </w:r>
-      <w:proofErr w:type="spellEnd"/>
-      <w:r>
-        <w:t xml:space="preserve"> она была живая, иначе мы бы не вышли.</w:t>
+        <w:t xml:space="preserve"> Керман. — В бранке она была живая, иначе мы бы не вышли.</w:t>
       </w:r>
     </w:p>
     <w:p>
@@ -3110,15 +2767,7 @@
     </w:p>
     <w:p>
       <w:r>
-        <w:t xml:space="preserve">— Какая разница, сколько летает! — сказал Григорьев. — Рано или поздно </w:t>
-      </w:r>
-      <w:proofErr w:type="spellStart"/>
-      <w:r>
-        <w:t>бранк</w:t>
-      </w:r>
-      <w:proofErr w:type="spellEnd"/>
-      <w:r>
-        <w:t xml:space="preserve"> тебя достанет</w:t>
+        <w:t>— Какая разница, сколько летает! — сказал Григорьев. — Рано или поздно бранк тебя достанет</w:t>
       </w:r>
       <w:r>
         <w:t>!</w:t>
@@ -3204,15 +2853,7 @@
     </w:p>
     <w:p>
       <w:r>
-        <w:t xml:space="preserve">— Товарищи! — сказал Майоров. — Я понимаю, что все устали после </w:t>
-      </w:r>
-      <w:proofErr w:type="spellStart"/>
-      <w:r>
-        <w:t>бранка</w:t>
-      </w:r>
-      <w:proofErr w:type="spellEnd"/>
-      <w:r>
-        <w:t>, особенно с таким выходом. Но давайте соберёмся, задачу никто не отменял.</w:t>
+        <w:t>— Товарищи! — сказал Майоров. — Я понимаю, что все устали после бранка, особенно с таким выходом. Но давайте соберёмся, задачу никто не отменял.</w:t>
       </w:r>
     </w:p>
     <w:p>
@@ -3242,15 +2883,7 @@
     </w:p>
     <w:p>
       <w:r>
-        <w:t xml:space="preserve">— Ты, Андрюш, ерунду-то не пори! — огрызнулся Керман. — У неё и так глаза на мокром месте! Вы же не будете всерьёз это обсуждать? Трехнедельный </w:t>
-      </w:r>
-      <w:proofErr w:type="spellStart"/>
-      <w:r>
-        <w:t>бранк</w:t>
-      </w:r>
-      <w:proofErr w:type="spellEnd"/>
-      <w:r>
-        <w:t xml:space="preserve"> — дорога в один конец, все это понимают.</w:t>
+        <w:t>— Ты, Андрюш, ерунду-то не пори! — огрызнулся Керман. — У неё и так глаза на мокром месте! Вы же не будете всерьёз это обсуждать? Трехнедельный бранк — дорога в один конец, все это понимают.</w:t>
       </w:r>
     </w:p>
     <w:p>
@@ -3334,15 +2967,7 @@
     </w:p>
     <w:p>
       <w:r>
-        <w:t xml:space="preserve">Жизнь на станции после </w:t>
-      </w:r>
-      <w:proofErr w:type="spellStart"/>
-      <w:r>
-        <w:t>бранка</w:t>
-      </w:r>
-      <w:proofErr w:type="spellEnd"/>
-      <w:r>
-        <w:t xml:space="preserve"> меня не пугала. Скорее, даже немного интриговала. Два месяца, так два месяца. Люди зачастую годами живут на осах и с ума не сходят — не то, что во время перехода. Там будет стабильная гравитация, спокойные сны без кошмаров.</w:t>
+        <w:t>Жизнь на станции после бранка меня не пугала. Скорее, даже немного интриговала. Два месяца, так два месяца. Люди зачастую годами живут на осах и с ума не сходят — не то, что во время перехода. Там будет стабильная гравитация, спокойные сны без кошмаров.</w:t>
       </w:r>
     </w:p>
     <w:p>
@@ -3452,15 +3077,7 @@
         <w:t>, товарищи</w:t>
       </w:r>
       <w:r>
-        <w:t xml:space="preserve">. Слишком долгий </w:t>
-      </w:r>
-      <w:proofErr w:type="spellStart"/>
-      <w:r>
-        <w:t>бранк</w:t>
-      </w:r>
-      <w:proofErr w:type="spellEnd"/>
-      <w:r>
-        <w:t xml:space="preserve">. И выход. Наверняка не я одна себя </w:t>
+        <w:t xml:space="preserve">. Слишком долгий бранк. И выход. Наверняка не я одна себя </w:t>
       </w:r>
       <w:r>
         <w:t xml:space="preserve">так </w:t>
@@ -3878,15 +3495,7 @@
     </w:p>
     <w:p>
       <w:r>
-        <w:t xml:space="preserve">Я забрался в узкую кишку стыковочного модуля и повис на лестнице, надеясь унять дрожь в руках. Майоров приказал отключить электрику и </w:t>
-      </w:r>
-      <w:proofErr w:type="spellStart"/>
-      <w:r>
-        <w:t>раздраить</w:t>
-      </w:r>
-      <w:proofErr w:type="spellEnd"/>
-      <w:r>
-        <w:t xml:space="preserve"> люк вручную. После всего произошедшего </w:t>
+        <w:t xml:space="preserve">Я забрался в узкую кишку стыковочного модуля и повис на лестнице, надеясь унять дрожь в руках. Майоров приказал отключить электрику и раздраить люк вручную. После всего произошедшего </w:t>
       </w:r>
       <w:r>
         <w:t xml:space="preserve">я </w:t>
@@ -3911,15 +3520,7 @@
     </w:p>
     <w:p>
       <w:r>
-        <w:t xml:space="preserve">Я ухватился обеими руками за вентиль, стараясь не сорваться в соединительный тракт, и только потом понял, что забыл загерметизировать модуль. Такие выкрутасы ни один </w:t>
-      </w:r>
-      <w:proofErr w:type="spellStart"/>
-      <w:r>
-        <w:t>политкор</w:t>
-      </w:r>
-      <w:proofErr w:type="spellEnd"/>
-      <w:r>
-        <w:t xml:space="preserve"> не прощает — </w:t>
+        <w:t xml:space="preserve">Я ухватился обеими руками за вентиль, стараясь не сорваться в соединительный тракт, и только потом понял, что забыл загерметизировать модуль. Такие выкрутасы ни один политкор не прощает — </w:t>
       </w:r>
       <w:r>
         <w:t>повезёт</w:t>
@@ -4073,28 +3674,12 @@
     </w:p>
     <w:p>
       <w:r>
-        <w:t xml:space="preserve">— </w:t>
-      </w:r>
-      <w:proofErr w:type="spellStart"/>
-      <w:r>
-        <w:t>Вереснев</w:t>
-      </w:r>
-      <w:proofErr w:type="spellEnd"/>
-      <w:r>
-        <w:t xml:space="preserve"> Олег Петрович, — проговорил я. Воздуха на отчество едва хватило. Я не сразу сообразил, как правильно дышать — вымотался после подъёма. — Я из инженерной службы.</w:t>
-      </w:r>
-    </w:p>
-    <w:p>
-      <w:r>
-        <w:t xml:space="preserve">— У вас всё в порядке? — спросил Мицюкин. — Вы вручную открывали </w:t>
-      </w:r>
-      <w:proofErr w:type="spellStart"/>
-      <w:r>
-        <w:t>гермошлюз</w:t>
-      </w:r>
-      <w:proofErr w:type="spellEnd"/>
-      <w:r>
-        <w:t>?</w:t>
+        <w:t>— Вереснев Олег Петрович, — проговорил я. Воздуха на отчество едва хватило. Я не сразу сообразил, как правильно дышать — вымотался после подъёма. — Я из инженерной службы.</w:t>
+      </w:r>
+    </w:p>
+    <w:p>
+      <w:r>
+        <w:t>— У вас всё в порядке? — спросил Мицюкин. — Вы вручную открывали гермошлюз?</w:t>
       </w:r>
     </w:p>
     <w:p>
@@ -4196,15 +3781,7 @@
         <w:t>— Я — Олег, — запоздало представился я.</w:t>
       </w:r>
       <w:r>
-        <w:t xml:space="preserve"> — </w:t>
-      </w:r>
-      <w:proofErr w:type="spellStart"/>
-      <w:r>
-        <w:t>Вереснев</w:t>
-      </w:r>
-      <w:proofErr w:type="spellEnd"/>
-      <w:r>
-        <w:t xml:space="preserve"> Олег Петрович.</w:t>
+        <w:t xml:space="preserve"> — Вереснев Олег Петрович.</w:t>
       </w:r>
     </w:p>
     <w:p>
@@ -4998,15 +4575,7 @@
         <w:t>а</w:t>
       </w:r>
       <w:r>
-        <w:t xml:space="preserve">н во время </w:t>
-      </w:r>
-      <w:proofErr w:type="spellStart"/>
-      <w:r>
-        <w:t>бранка</w:t>
-      </w:r>
-      <w:proofErr w:type="spellEnd"/>
-      <w:r>
-        <w:t xml:space="preserve"> говорил</w:t>
+        <w:t>н во время бранка говорил</w:t>
       </w:r>
       <w:r>
         <w:t>, — сказал я</w:t>
@@ -5358,15 +4927,7 @@
         </w:tabs>
       </w:pPr>
       <w:r>
-        <w:t xml:space="preserve">В узкие, как бойницы, иллюминаторы ничего не было видно. Я так устал от стерильной пустоты во время </w:t>
-      </w:r>
-      <w:proofErr w:type="spellStart"/>
-      <w:r>
-        <w:t>бранка</w:t>
-      </w:r>
-      <w:proofErr w:type="spellEnd"/>
-      <w:r>
-        <w:t>, что хотел задержаться на минутку, вглядеться во мрак, надеясь, что он рассеется под моим взглядом, но Лысанов упрямо тянул вперёд.</w:t>
+        <w:t>В узкие, как бойницы, иллюминаторы ничего не было видно. Я так устал от стерильной пустоты во время бранка, что хотел задержаться на минутку, вглядеться во мрак, надеясь, что он рассеется под моим взглядом, но Лысанов упрямо тянул вперёд.</w:t>
       </w:r>
     </w:p>
     <w:p>
@@ -5414,15 +4975,7 @@
         </w:tabs>
       </w:pPr>
       <w:r>
-        <w:t xml:space="preserve">— Не беспокойтесь, — сказал Лысанов. — Местная особенность. Есть небольшой сбой в </w:t>
-      </w:r>
-      <w:proofErr w:type="spellStart"/>
-      <w:r>
-        <w:t>гравитонной</w:t>
-      </w:r>
-      <w:proofErr w:type="spellEnd"/>
-      <w:r>
-        <w:t xml:space="preserve"> камере</w:t>
+        <w:t>— Не беспокойтесь, — сказал Лысанов. — Местная особенность. Есть небольшой сбой в гравитонной камере</w:t>
       </w:r>
       <w:r>
         <w:t>, у</w:t>
@@ -6291,15 +5844,7 @@
         </w:tabs>
       </w:pPr>
       <w:r>
-        <w:t xml:space="preserve">— Можно на «ты», Олег, — сказала Вера. — Я здесь в </w:t>
-      </w:r>
-      <w:proofErr w:type="spellStart"/>
-      <w:r>
-        <w:t>химлабе</w:t>
-      </w:r>
-      <w:proofErr w:type="spellEnd"/>
-      <w:r>
-        <w:t xml:space="preserve"> работаю, два года уже. — Она взглянула на меня через плечо. — Ты не смотри так! Я старше, чем выгляжу. А то все, кто прилетает, удивляются, как я вообще здесь оказалась.</w:t>
+        <w:t>— Можно на «ты», Олег, — сказала Вера. — Я здесь в химлабе работаю, два года уже. — Она взглянула на меня через плечо. — Ты не смотри так! Я старше, чем выгляжу. А то все, кто прилетает, удивляются, как я вообще здесь оказалась.</w:t>
       </w:r>
     </w:p>
     <w:p>
@@ -6562,15 +6107,7 @@
         </w:tabs>
       </w:pPr>
       <w:r>
-        <w:t xml:space="preserve">— Правильно говорить не эс, а </w:t>
-      </w:r>
-      <w:proofErr w:type="spellStart"/>
-      <w:r>
-        <w:t>цэ</w:t>
-      </w:r>
-      <w:proofErr w:type="spellEnd"/>
-      <w:r>
-        <w:t>. Мы, кстати, соседи. — Вера подошла к гермодвери</w:t>
+        <w:t>— Правильно говорить не эс, а цэ. Мы, кстати, соседи. — Вера подошла к гермодвери</w:t>
       </w:r>
       <w:r>
         <w:t>.</w:t>
@@ -6676,15 +6213,7 @@
         </w:tabs>
       </w:pPr>
       <w:r>
-        <w:t xml:space="preserve">На стекле сидела обычная земная муха и суматошно перебирала лапками, прочищая хоботок. Я моргнул и потёр глаза. После </w:t>
-      </w:r>
-      <w:proofErr w:type="spellStart"/>
-      <w:r>
-        <w:t>бранка</w:t>
-      </w:r>
-      <w:proofErr w:type="spellEnd"/>
-      <w:r>
-        <w:t xml:space="preserve"> может померещиться и не такое. Но муха никуда не делась. Она деловито ползла к кромке иллюминатора — живая, объёмная, настоящая.</w:t>
+        <w:t>На стекле сидела обычная земная муха и суматошно перебирала лапками, прочищая хоботок. Я моргнул и потёр глаза. После бранка может померещиться и не такое. Но муха никуда не делась. Она деловито ползла к кромке иллюминатора — живая, объёмная, настоящая.</w:t>
       </w:r>
     </w:p>
     <w:p>
@@ -7020,15 +6549,7 @@
     <w:p>
       <w:r>
         <w:lastRenderedPageBreak/>
-        <w:t xml:space="preserve">Я что, в </w:t>
-      </w:r>
-      <w:proofErr w:type="spellStart"/>
-      <w:r>
-        <w:t>бранке</w:t>
-      </w:r>
-      <w:proofErr w:type="spellEnd"/>
-      <w:r>
-        <w:t>?</w:t>
+        <w:t>Я что, в бранке?</w:t>
       </w:r>
     </w:p>
     <w:p>
@@ -7272,15 +6793,7 @@
     </w:p>
     <w:p>
       <w:r>
-        <w:t xml:space="preserve">— Ситуация такая, — начал он. — Мы хотим провести полную диагностику корабля, слишком много сюрпризов было после выхода. А нам на этой птичке ещё обратно лететь. Я понимаю, — он отхлебнул остывшего, судя по виду, кофе и поморщился, — после долгого </w:t>
-      </w:r>
-      <w:proofErr w:type="spellStart"/>
-      <w:r>
-        <w:t>бранка</w:t>
-      </w:r>
-      <w:proofErr w:type="spellEnd"/>
-      <w:r>
-        <w:t xml:space="preserve"> всем хочется отдыха, но </w:t>
+        <w:t xml:space="preserve">— Ситуация такая, — начал он. — Мы хотим провести полную диагностику корабля, слишком много сюрпризов было после выхода. А нам на этой птичке ещё обратно лететь. Я понимаю, — он отхлебнул остывшего, судя по виду, кофе и поморщился, — после долгого бранка всем хочется отдыха, но </w:t>
       </w:r>
       <w:r>
         <w:t>нам пока</w:t>
@@ -7352,15 +6865,7 @@
         <w:t>А в</w:t>
       </w:r>
       <w:r>
-        <w:t xml:space="preserve">ся </w:t>
-      </w:r>
-      <w:proofErr w:type="spellStart"/>
-      <w:r>
-        <w:t>электронка</w:t>
-      </w:r>
-      <w:proofErr w:type="spellEnd"/>
-      <w:r>
-        <w:t xml:space="preserve"> </w:t>
+        <w:t xml:space="preserve">ся электронка </w:t>
       </w:r>
       <w:r>
         <w:t>так-то</w:t>
@@ -7928,15 +7433,7 @@
     </w:p>
     <w:p>
       <w:r>
-        <w:t xml:space="preserve">В коридоре на втором уровне стали появляться обитатели станции. Я даже увидел </w:t>
-      </w:r>
-      <w:proofErr w:type="spellStart"/>
-      <w:r>
-        <w:t>Мицюкина</w:t>
-      </w:r>
-      <w:proofErr w:type="spellEnd"/>
-      <w:r>
-        <w:t xml:space="preserve"> из службы безопасности и кивнул ему, получив в ответ настороженный взгляд.</w:t>
+        <w:t>В коридоре на втором уровне стали появляться обитатели станции. Я даже увидел Мицюкина из службы безопасности и кивнул ему, получив в ответ настороженный взгляд.</w:t>
       </w:r>
     </w:p>
     <w:p>
@@ -8839,15 +8336,7 @@
       </w:r>
       <w:r>
         <w:lastRenderedPageBreak/>
-        <w:t xml:space="preserve">вообще без </w:t>
-      </w:r>
-      <w:proofErr w:type="spellStart"/>
-      <w:r>
-        <w:t>продыха</w:t>
-      </w:r>
-      <w:proofErr w:type="spellEnd"/>
-      <w:r>
-        <w:t>. Выглядишь ты не очень. В обморок не хлопнешься? Уверен, что хочешь гулять?</w:t>
+        <w:t>вообще без продыха. Выглядишь ты не очень. В обморок не хлопнешься? Уверен, что хочешь гулять?</w:t>
       </w:r>
     </w:p>
     <w:p>
@@ -9298,15 +8787,7 @@
     </w:p>
     <w:p>
       <w:r>
-        <w:t xml:space="preserve">— Здесь </w:t>
-      </w:r>
-      <w:proofErr w:type="spellStart"/>
-      <w:r>
-        <w:t>гравитонные</w:t>
-      </w:r>
-      <w:proofErr w:type="spellEnd"/>
-      <w:r>
-        <w:t xml:space="preserve"> камеры так работают. Сбой</w:t>
+        <w:t>— Здесь гравитонные камеры так работают. Сбой</w:t>
       </w:r>
       <w:r>
         <w:t xml:space="preserve"> такой</w:t>
@@ -9860,13 +9341,8 @@
       </w:r>
     </w:p>
     <w:p>
-      <w:proofErr w:type="spellStart"/>
-      <w:r>
-        <w:t>Стальск</w:t>
-      </w:r>
-      <w:proofErr w:type="spellEnd"/>
-      <w:r>
-        <w:t xml:space="preserve"> я не любил. Вернее, ненавидел — глубинной, искренней, неприкрытой ненавистью, на</w:t>
+      <w:r>
+        <w:t>Стальск я не любил. Вернее, ненавидел — глубинной, искренней, неприкрытой ненавистью, на</w:t>
       </w:r>
       <w:r>
         <w:t xml:space="preserve"> какую</w:t>
@@ -9974,21 +9450,8 @@
       </w:r>
     </w:p>
     <w:p>
-      <w:proofErr w:type="spellStart"/>
-      <w:r>
-        <w:t>Стальск</w:t>
-      </w:r>
-      <w:proofErr w:type="spellEnd"/>
-      <w:r>
-        <w:t xml:space="preserve"> изначально проектировался не для людей, а для роботов, которые, как заведённые, работают по расписанию, едят по расписанию, спят по расписанию, умирают по расписанию — и не тратят время на бесполезные занятия, вроде прогулок в парке или отдыха на пляже. Единственный пруд, маленький и мелкий, как лужа, бороздили по концентрическим траекториям потрёпанные механические утки. О плавании я долгое время знал лишь понаслышке — из книжек или из тех же передач по телевизору, который регулярно, в соответствии с напечатанной в газете программой вещания, </w:t>
-      </w:r>
-      <w:proofErr w:type="spellStart"/>
-      <w:r>
-        <w:t>червоточил</w:t>
-      </w:r>
-      <w:proofErr w:type="spellEnd"/>
-      <w:r>
-        <w:t xml:space="preserve"> треском и помехами.</w:t>
+      <w:r>
+        <w:t>Стальск изначально проектировался не для людей, а для роботов, которые, как заведённые, работают по расписанию, едят по расписанию, спят по расписанию, умирают по расписанию — и не тратят время на бесполезные занятия, вроде прогулок в парке или отдыха на пляже. Единственный пруд, маленький и мелкий, как лужа, бороздили по концентрическим траекториям потрёпанные механические утки. О плавании я долгое время знал лишь понаслышке — из книжек или из тех же передач по телевизору, который регулярно, в соответствии с напечатанной в газете программой вещания, червоточил треском и помехами.</w:t>
       </w:r>
     </w:p>
     <w:p>
@@ -10821,13 +10284,8 @@
         <w:t>обитатели</w:t>
       </w:r>
       <w:r>
-        <w:t xml:space="preserve"> — беспризорные пациенты после </w:t>
-      </w:r>
-      <w:proofErr w:type="spellStart"/>
-      <w:r>
-        <w:t>коматоза</w:t>
-      </w:r>
-      <w:proofErr w:type="spellEnd"/>
+        <w:t xml:space="preserve"> — беспризорные пациенты после коматоза</w:t>
+      </w:r>
       <w:r>
         <w:t xml:space="preserve">, </w:t>
       </w:r>
@@ -11530,15 +10988,7 @@
     </w:p>
     <w:p>
       <w:r>
-        <w:t xml:space="preserve">Нуболиды потихоньку приходили в себя после </w:t>
-      </w:r>
-      <w:proofErr w:type="spellStart"/>
-      <w:r>
-        <w:t>бранка</w:t>
-      </w:r>
-      <w:proofErr w:type="spellEnd"/>
-      <w:r>
-        <w:t>. Из алой массы на дне камеры потянулись к потолку робкие ростки.</w:t>
+        <w:t>Нуболиды потихоньку приходили в себя после бранка. Из алой массы на дне камеры потянулись к потолку робкие ростки.</w:t>
       </w:r>
     </w:p>
     <w:p>
@@ -11623,15 +11073,7 @@
     </w:p>
     <w:p>
       <w:r>
-        <w:t xml:space="preserve">— К сожалению, мы до сих пор знаем о </w:t>
-      </w:r>
-      <w:proofErr w:type="spellStart"/>
-      <w:r>
-        <w:t>нуболидах</w:t>
-      </w:r>
-      <w:proofErr w:type="spellEnd"/>
-      <w:r>
-        <w:t xml:space="preserve"> не так много, — вздохнул Марутян. —</w:t>
+        <w:t>— К сожалению, мы до сих пор знаем о нуболидах не так много, — вздохнул Марутян. —</w:t>
       </w:r>
       <w:r>
         <w:t xml:space="preserve"> </w:t>
@@ -11867,15 +11309,7 @@
         <w:t>у игрушечного болванчика</w:t>
       </w:r>
       <w:r>
-        <w:t xml:space="preserve">. — Я ровным счётом ничего не чувствую! А вы, если захотите, то, конечно, почувствуете. Самовнушение — великая сила! Я же опираюсь на факты. Нет в </w:t>
-      </w:r>
-      <w:proofErr w:type="spellStart"/>
-      <w:r>
-        <w:t>нуболидах</w:t>
-      </w:r>
-      <w:proofErr w:type="spellEnd"/>
-      <w:r>
-        <w:t xml:space="preserve"> никакой магии, и камера содержания их полностью изолирует.</w:t>
+        <w:t>. — Я ровным счётом ничего не чувствую! А вы, если захотите, то, конечно, почувствуете. Самовнушение — великая сила! Я же опираюсь на факты. Нет в нуболидах никакой магии, и камера содержания их полностью изолирует.</w:t>
       </w:r>
     </w:p>
     <w:p>
@@ -12341,15 +11775,7 @@
     </w:p>
     <w:p>
       <w:r>
-        <w:t xml:space="preserve">— Сергей Акимов, — сказал я. — Это же отец Веры из </w:t>
-      </w:r>
-      <w:proofErr w:type="spellStart"/>
-      <w:r>
-        <w:t>химлаба</w:t>
-      </w:r>
-      <w:proofErr w:type="spellEnd"/>
-      <w:r>
-        <w:t>?</w:t>
+        <w:t>— Сергей Акимов, — сказал я. — Это же отец Веры из химлаба?</w:t>
       </w:r>
     </w:p>
     <w:p>
@@ -12495,11 +11921,9 @@
       <w:r>
         <w:t xml:space="preserve">Марутян продолжал рассуждать о </w:t>
       </w:r>
-      <w:proofErr w:type="spellStart"/>
       <w:r>
         <w:t>нуболидах</w:t>
       </w:r>
-      <w:proofErr w:type="spellEnd"/>
       <w:r>
         <w:t xml:space="preserve">, собирая пальцами складки на лбу, </w:t>
       </w:r>
@@ -12648,15 +12072,7 @@
     </w:p>
     <w:p>
       <w:r>
-        <w:t>— Да, — хмыкнул Майоров. — Неплохое шоу, и зверушки дрессированные. Команду «</w:t>
-      </w:r>
-      <w:proofErr w:type="spellStart"/>
-      <w:r>
-        <w:t>бранк</w:t>
-      </w:r>
-      <w:proofErr w:type="spellEnd"/>
-      <w:r>
-        <w:t>» даже выучили.</w:t>
+        <w:t>— Да, — хмыкнул Майоров. — Неплохое шоу, и зверушки дрессированные. Команду «бранк» даже выучили.</w:t>
       </w:r>
     </w:p>
     <w:p>
@@ -12959,13 +12375,8 @@
     </w:p>
     <w:p>
       <w:r>
-        <w:t xml:space="preserve">В конце дня Марутян решил провести ещё один эксперимент с </w:t>
-      </w:r>
-      <w:proofErr w:type="spellStart"/>
-      <w:r>
-        <w:t>нуболидами</w:t>
-      </w:r>
-      <w:proofErr w:type="spellEnd"/>
+        <w:t>В конце дня Марутян решил провести ещё один эксперимент с нуболидами</w:t>
+      </w:r>
       <w:r>
         <w:t>.</w:t>
       </w:r>
@@ -13288,15 +12699,7 @@
         <w:t>, к счастью,</w:t>
       </w:r>
       <w:r>
-        <w:t xml:space="preserve"> вспомнил о сбоях в </w:t>
-      </w:r>
-      <w:proofErr w:type="spellStart"/>
-      <w:r>
-        <w:t>гравитонной</w:t>
-      </w:r>
-      <w:proofErr w:type="spellEnd"/>
-      <w:r>
-        <w:t xml:space="preserve"> камере.</w:t>
+        <w:t xml:space="preserve"> вспомнил о сбоях в гравитонной камере.</w:t>
       </w:r>
     </w:p>
     <w:p>
@@ -13431,15 +12834,7 @@
     </w:p>
     <w:p>
       <w:r>
-        <w:t xml:space="preserve">— Ну так, — лениво отозвалась Вера, — </w:t>
-      </w:r>
-      <w:proofErr w:type="spellStart"/>
-      <w:r>
-        <w:t>полистываю</w:t>
-      </w:r>
-      <w:proofErr w:type="spellEnd"/>
-      <w:r>
-        <w:t>. Вы же нам это зачем-то привозите. Может, там что-то важное произошло на Земле, пока меня не было. Коммунизм, например, построили.</w:t>
+        <w:t>— Ну так, — лениво отозвалась Вера, — полистываю. Вы же нам это зачем-то привозите. Может, там что-то важное произошло на Земле, пока меня не было. Коммунизм, например, построили.</w:t>
       </w:r>
     </w:p>
     <w:p>
@@ -13942,15 +13337,7 @@
     </w:p>
     <w:p>
       <w:r>
-        <w:t xml:space="preserve">Меня выбросило из этого кошмара, как из </w:t>
-      </w:r>
-      <w:proofErr w:type="spellStart"/>
-      <w:r>
-        <w:t>бранка</w:t>
-      </w:r>
-      <w:proofErr w:type="spellEnd"/>
-      <w:r>
-        <w:t xml:space="preserve"> — я открыл глаза в темноту, лёгкие разрывало от апноэ. Пощёлкали закрытые тенью датчики, и медленно, как электрический восход, разгорелись лампы. Треклятая муха злорадно прожужжала над ухом.</w:t>
+        <w:t>Меня выбросило из этого кошмара, как из бранка — я открыл глаза в темноту, лёгкие разрывало от апноэ. Пощёлкали закрытые тенью датчики, и медленно, как электрический восход, разгорелись лампы. Треклятая муха злорадно прожужжала над ухом.</w:t>
       </w:r>
     </w:p>
     <w:p>
@@ -13966,15 +13353,7 @@
         <w:t>бил</w:t>
       </w:r>
       <w:r>
-        <w:t xml:space="preserve"> сквозь веки. На языке тихо таял солоноватый привкус крови — я </w:t>
-      </w:r>
-      <w:proofErr w:type="spellStart"/>
-      <w:r>
-        <w:t>раскусал</w:t>
-      </w:r>
-      <w:proofErr w:type="spellEnd"/>
-      <w:r>
-        <w:t xml:space="preserve"> себе во сне губу. В уши врезался яростный трезвон сигнала к побудке.</w:t>
+        <w:t xml:space="preserve"> сквозь веки. На языке тихо таял солоноватый привкус крови — я раскусал себе во сне губу. В уши врезался яростный трезвон сигнала к побудке.</w:t>
       </w:r>
     </w:p>
     <w:p>
@@ -14132,15 +13511,7 @@
     </w:p>
     <w:p>
       <w:r>
-        <w:t xml:space="preserve">Я закрыл глаза и несколько раз медленно вздохнул. У космонавтов после долгого </w:t>
-      </w:r>
-      <w:proofErr w:type="spellStart"/>
-      <w:r>
-        <w:t>бранка</w:t>
-      </w:r>
-      <w:proofErr w:type="spellEnd"/>
-      <w:r>
-        <w:t xml:space="preserve"> часто случаются галлюцинации. Недели непрекращающихся кошмаров оставляют в сознании рубец.</w:t>
+        <w:t>Я закрыл глаза и несколько раз медленно вздохнул. У космонавтов после долгого бранка часто случаются галлюцинации. Недели непрекращающихся кошмаров оставляют в сознании рубец.</w:t>
       </w:r>
     </w:p>
     <w:p>
@@ -14881,15 +14252,7 @@
     </w:p>
     <w:p>
       <w:r>
-        <w:t xml:space="preserve">— Сергей Владимирович, — пробормотал я, — со мной всё в порядке. Я готов ответить на все вопросы, — и тут же спросил сам: — Что с </w:t>
-      </w:r>
-      <w:proofErr w:type="spellStart"/>
-      <w:r>
-        <w:t>Марутяном</w:t>
-      </w:r>
-      <w:proofErr w:type="spellEnd"/>
-      <w:r>
-        <w:t>? Он жив?</w:t>
+        <w:t>— Сергей Владимирович, — пробормотал я, — со мной всё в порядке. Я готов ответить на все вопросы, — и тут же спросил сам: — Что с Марутяном? Он жив?</w:t>
       </w:r>
     </w:p>
     <w:p>
@@ -14917,15 +14280,7 @@
     </w:p>
     <w:p>
       <w:r>
-        <w:t xml:space="preserve">— Константин Игоревич, — Лысанов показал </w:t>
-      </w:r>
-      <w:proofErr w:type="spellStart"/>
-      <w:r>
-        <w:t>Мицюкину</w:t>
-      </w:r>
-      <w:proofErr w:type="spellEnd"/>
-      <w:r>
-        <w:t xml:space="preserve"> завёрнутую в целлофан ручку, — без экспертизы я, конечно, судить не берусь, но похоже, что это и есть орудие убийства.</w:t>
+        <w:t>— Константин Игоревич, — Лысанов показал Мицюкину завёрнутую в целлофан ручку, — без экспертизы я, конечно, судить не берусь, но похоже, что это и есть орудие убийства.</w:t>
       </w:r>
     </w:p>
     <w:p>
@@ -15022,15 +14377,7 @@
     </w:p>
     <w:p>
       <w:r>
-        <w:t xml:space="preserve">— Значит, — Лысанов ещё раз показал </w:t>
-      </w:r>
-      <w:proofErr w:type="spellStart"/>
-      <w:r>
-        <w:t>Мицюкину</w:t>
-      </w:r>
-      <w:proofErr w:type="spellEnd"/>
-      <w:r>
-        <w:t xml:space="preserve"> ручку, — орудие убийства было у Марутяна.</w:t>
+        <w:t>— Значит, — Лысанов ещё раз показал Мицюкину ручку, — орудие убийства было у Марутяна.</w:t>
       </w:r>
     </w:p>
     <w:p>
@@ -15051,15 +14398,7 @@
     </w:p>
     <w:p>
       <w:r>
-        <w:t xml:space="preserve">— Перекройте здесь всё, — раздался за спиной голос </w:t>
-      </w:r>
-      <w:proofErr w:type="spellStart"/>
-      <w:r>
-        <w:t>Мицюкина</w:t>
-      </w:r>
-      <w:proofErr w:type="spellEnd"/>
-      <w:r>
-        <w:t>, — и кровь у обоих на анализ. Будем разбираться.</w:t>
+        <w:t>— Перекройте здесь всё, — раздался за спиной голос Мицюкина, — и кровь у обоих на анализ. Будем разбираться.</w:t>
       </w:r>
     </w:p>
     <w:p>
@@ -15232,15 +14571,7 @@
     </w:p>
     <w:p>
       <w:r>
-        <w:t xml:space="preserve">— Болит, — признался я. — Но она уже несколько дней болит. Я думал, это последствия </w:t>
-      </w:r>
-      <w:proofErr w:type="spellStart"/>
-      <w:r>
-        <w:t>бранка</w:t>
-      </w:r>
-      <w:proofErr w:type="spellEnd"/>
-      <w:r>
-        <w:t>.</w:t>
+        <w:t>— Болит, — признался я. — Но она уже несколько дней болит. Я думал, это последствия бранка.</w:t>
       </w:r>
     </w:p>
     <w:p>
@@ -15802,15 +15133,7 @@
         <w:t>требовало</w:t>
       </w:r>
       <w:r>
-        <w:t xml:space="preserve"> ленивой невесомости </w:t>
-      </w:r>
-      <w:proofErr w:type="spellStart"/>
-      <w:r>
-        <w:t>бранка</w:t>
-      </w:r>
-      <w:proofErr w:type="spellEnd"/>
-      <w:r>
-        <w:t>.</w:t>
+        <w:t xml:space="preserve"> ленивой невесомости бранка.</w:t>
       </w:r>
     </w:p>
     <w:p>
@@ -16141,15 +15464,7 @@
     </w:p>
     <w:p>
       <w:r>
-        <w:t xml:space="preserve">— Качкой? — смутился Алексин. — Тоже скажешь! — Он перевернул мыском расколовшийся корпус диспенсера и покачал головой. — Это сбои такие в </w:t>
-      </w:r>
-      <w:proofErr w:type="spellStart"/>
-      <w:r>
-        <w:t>гравитонных</w:t>
-      </w:r>
-      <w:proofErr w:type="spellEnd"/>
-      <w:r>
-        <w:t xml:space="preserve"> камерах. Говорят, они тут с самого первого дня. Ошибок в логах нет, никак починить не можем. Достаёт страшно. — Он потёр грудь </w:t>
+        <w:t xml:space="preserve">— Качкой? — смутился Алексин. — Тоже скажешь! — Он перевернул мыском расколовшийся корпус диспенсера и покачал головой. — Это сбои такие в гравитонных камерах. Говорят, они тут с самого первого дня. Ошибок в логах нет, никак починить не можем. Достаёт страшно. — Он потёр грудь </w:t>
       </w:r>
       <w:r>
         <w:t>ладонью</w:t>
@@ -16271,15 +15586,7 @@
         <w:t xml:space="preserve">но </w:t>
       </w:r>
       <w:r>
-        <w:t xml:space="preserve">объём поменьше. Хотя смысл, если диспенсер такой же? — Алексин задумчиво пожевал губы. — Думаешь, их </w:t>
-      </w:r>
-      <w:proofErr w:type="spellStart"/>
-      <w:r>
-        <w:t>траванул</w:t>
-      </w:r>
-      <w:proofErr w:type="spellEnd"/>
-      <w:r>
-        <w:t xml:space="preserve"> кто-то?</w:t>
+        <w:t>объём поменьше. Хотя смысл, если диспенсер такой же? — Алексин задумчиво пожевал губы. — Думаешь, их траванул кто-то?</w:t>
       </w:r>
     </w:p>
     <w:p>
@@ -16674,15 +15981,7 @@
         <w:t>должно</w:t>
       </w:r>
       <w:r>
-        <w:t xml:space="preserve">. Все договорённости у меня были с </w:t>
-      </w:r>
-      <w:proofErr w:type="spellStart"/>
-      <w:r>
-        <w:t>Марутяном</w:t>
-      </w:r>
-      <w:proofErr w:type="spellEnd"/>
-      <w:r>
-        <w:t xml:space="preserve">. И ситуация была другая, если ты не заметил. Сейчас </w:t>
+        <w:t xml:space="preserve">. Все договорённости у меня были с Марутяном. И ситуация была другая, если ты не заметил. Сейчас </w:t>
       </w:r>
       <w:r>
         <w:t xml:space="preserve">вся </w:t>
@@ -16699,13 +15998,8 @@
     </w:p>
     <w:p>
       <w:r>
-        <w:t xml:space="preserve">— Хорошо. — Я подумал, что вряд ли буду скучать по </w:t>
-      </w:r>
-      <w:proofErr w:type="spellStart"/>
-      <w:r>
-        <w:t>нуболидам</w:t>
-      </w:r>
-      <w:proofErr w:type="spellEnd"/>
+        <w:t>— Хорошо. — Я подумал, что вряд ли буду скучать по нуболидам</w:t>
+      </w:r>
       <w:r>
         <w:t xml:space="preserve"> с их бешеными плясками под дымовой завесой.</w:t>
       </w:r>
@@ -16787,15 +16081,7 @@
     </w:p>
     <w:p>
       <w:r>
-        <w:t xml:space="preserve">— Медики так-то с нами не шибко охотнее </w:t>
-      </w:r>
-      <w:proofErr w:type="spellStart"/>
-      <w:r>
-        <w:t>Мицюкина</w:t>
-      </w:r>
-      <w:proofErr w:type="spellEnd"/>
-      <w:r>
-        <w:t xml:space="preserve"> общаются, — сказал Керман.</w:t>
+        <w:t>— Медики так-то с нами не шибко охотнее Мицюкина общаются, — сказал Керман.</w:t>
       </w:r>
     </w:p>
     <w:p>
@@ -16896,15 +16182,7 @@
     <w:p>
       <w:r>
         <w:lastRenderedPageBreak/>
-        <w:t xml:space="preserve">— Я себя плохо чувствовал, — сказал я. — Тяжело прихожу в себя после </w:t>
-      </w:r>
-      <w:proofErr w:type="spellStart"/>
-      <w:r>
-        <w:t>бранка</w:t>
-      </w:r>
-      <w:proofErr w:type="spellEnd"/>
-      <w:r>
-        <w:t>.</w:t>
+        <w:t>— Я себя плохо чувствовал, — сказал я. — Тяжело прихожу в себя после бранка.</w:t>
       </w:r>
     </w:p>
     <w:p>
@@ -17253,15 +16531,7 @@
     </w:p>
     <w:p>
       <w:r>
-        <w:t xml:space="preserve">Слышались голоса, шипели и клацали двери. Рядом с лифтом я едва не столкнулся с </w:t>
-      </w:r>
-      <w:proofErr w:type="spellStart"/>
-      <w:r>
-        <w:t>Мицюкиным</w:t>
-      </w:r>
-      <w:proofErr w:type="spellEnd"/>
-      <w:r>
-        <w:t>, рассеянным и потерянным, как бы выброшенным из привычной колеи. Мицюкин ухватился за меня взглядом, но ничего не сказал и молча прошёл мимо.</w:t>
+        <w:t>Слышались голоса, шипели и клацали двери. Рядом с лифтом я едва не столкнулся с Мицюкиным, рассеянным и потерянным, как бы выброшенным из привычной колеи. Мицюкин ухватился за меня взглядом, но ничего не сказал и молча прошёл мимо.</w:t>
       </w:r>
     </w:p>
     <w:p>
@@ -17746,15 +17016,7 @@
     </w:p>
     <w:p>
       <w:r>
-        <w:t xml:space="preserve">— И вы её никому не показывали? Надо было отдать записку </w:t>
-      </w:r>
-      <w:proofErr w:type="spellStart"/>
-      <w:r>
-        <w:t>Мицюкину</w:t>
-      </w:r>
-      <w:proofErr w:type="spellEnd"/>
-      <w:r>
-        <w:t>, он ведёт расследование и…</w:t>
+        <w:t>— И вы её никому не показывали? Надо было отдать записку Мицюкину, он ведёт расследование и…</w:t>
       </w:r>
     </w:p>
     <w:p>
@@ -18069,23 +17331,7 @@
     </w:p>
     <w:p>
       <w:r>
-        <w:t xml:space="preserve">— «Минск» знаю. — Мерцель поёжилась и провела по плечу ладонью, смахивая невидимое насекомое. — «Минск» все знают. Кто же не знает «Минск»? Правильно, его все знают. Ты не переживай, Олег! Будет ещё шанс сделать снимок на память. Красивый яркий снимок на память. Правильно я говорю? «Минск» — корабль новый, вовсю ещё летает. Это вот «Мурманск» давно списали. Он и тогда уже был старой развалиной. — Уголки губ у Мерцель задрожали. — Помню, сбои были в </w:t>
-      </w:r>
-      <w:proofErr w:type="spellStart"/>
-      <w:r>
-        <w:t>гравитонной</w:t>
-      </w:r>
-      <w:proofErr w:type="spellEnd"/>
-      <w:r>
-        <w:t xml:space="preserve"> камере. — Мерцель провела по лицу ладонью и вдруг стёрла всякое выражение — скорбь, усталость, печаль. Осталась бледная белая маска. — Сбои в </w:t>
-      </w:r>
-      <w:proofErr w:type="spellStart"/>
-      <w:r>
-        <w:t>гравитонной</w:t>
-      </w:r>
-      <w:proofErr w:type="spellEnd"/>
-      <w:r>
-        <w:t xml:space="preserve"> камере. Правильно, да? Это вот когда идёшь ты по коридору, не трогаешь никого, а тебя на стены швыряет. Или на потолок.</w:t>
+        <w:t>— «Минск» знаю. — Мерцель поёжилась и провела по плечу ладонью, смахивая невидимое насекомое. — «Минск» все знают. Кто же не знает «Минск»? Правильно, его все знают. Ты не переживай, Олег! Будет ещё шанс сделать снимок на память. Красивый яркий снимок на память. Правильно я говорю? «Минск» — корабль новый, вовсю ещё летает. Это вот «Мурманск» давно списали. Он и тогда уже был старой развалиной. — Уголки губ у Мерцель задрожали. — Помню, сбои были в гравитонной камере. — Мерцель провела по лицу ладонью и вдруг стёрла всякое выражение — скорбь, усталость, печаль. Осталась бледная белая маска. — Сбои в гравитонной камере. Правильно, да? Это вот когда идёшь ты по коридору, не трогаешь никого, а тебя на стены швыряет. Или на потолок.</w:t>
       </w:r>
     </w:p>
     <w:p>
@@ -18569,15 +17815,7 @@
         <w:t>,</w:t>
       </w:r>
       <w:r>
-        <w:t xml:space="preserve"> когда моложе была, вообще ничего не боялась. Все вокруг боялись чего-то, боялись того, что будет завтра, того, что было вчера. Боялись пустоты, темноты, расстояний. Боялись балка, бреда, </w:t>
-      </w:r>
-      <w:proofErr w:type="spellStart"/>
-      <w:r>
-        <w:t>политкора</w:t>
-      </w:r>
-      <w:proofErr w:type="spellEnd"/>
-      <w:r>
-        <w:t>, яркого света. А я не боялась. Правильно я говорю, Олег?</w:t>
+        <w:t xml:space="preserve"> когда моложе была, вообще ничего не боялась. Все вокруг боялись чего-то, боялись того, что будет завтра, того, что было вчера. Боялись пустоты, темноты, расстояний. Боялись балка, бреда, политкора, яркого света. А я не боялась. Правильно я говорю, Олег?</w:t>
       </w:r>
     </w:p>
     <w:p>
@@ -19051,15 +18289,7 @@
         <w:t xml:space="preserve">мы </w:t>
       </w:r>
       <w:r>
-        <w:t xml:space="preserve">как-нибудь ещё поговорим о </w:t>
-      </w:r>
-      <w:proofErr w:type="spellStart"/>
-      <w:r>
-        <w:t>нуболидах</w:t>
-      </w:r>
-      <w:proofErr w:type="spellEnd"/>
-      <w:r>
-        <w:t>. Времени у нас много.</w:t>
+        <w:t>как-нибудь ещё поговорим о нуболидах. Времени у нас много.</w:t>
       </w:r>
     </w:p>
     <w:p>
@@ -19276,15 +18506,7 @@
         <w:t>В</w:t>
       </w:r>
       <w:r>
-        <w:t xml:space="preserve">ижу кошмар, как в </w:t>
-      </w:r>
-      <w:proofErr w:type="spellStart"/>
-      <w:r>
-        <w:t>бранке</w:t>
-      </w:r>
-      <w:proofErr w:type="spellEnd"/>
-      <w:r>
-        <w:t xml:space="preserve">, только вместо </w:t>
+        <w:t xml:space="preserve">ижу кошмар, как в бранке, только вместо </w:t>
       </w:r>
       <w:r>
         <w:t>фрактального озера</w:t>
@@ -19878,15 +19100,7 @@
     </w:p>
     <w:p>
       <w:r>
-        <w:t xml:space="preserve">Я подумал, что опять произошёл сбой в </w:t>
-      </w:r>
-      <w:proofErr w:type="spellStart"/>
-      <w:r>
-        <w:t>гравитонной</w:t>
-      </w:r>
-      <w:proofErr w:type="spellEnd"/>
-      <w:r>
-        <w:t xml:space="preserve"> камере.</w:t>
+        <w:t>Я подумал, что опять произошёл сбой в гравитонной камере.</w:t>
       </w:r>
     </w:p>
     <w:p>
@@ -20426,15 +19640,7 @@
     </w:p>
     <w:p>
       <w:r>
-        <w:t xml:space="preserve">— Я плохо помню, — сказал я. — Она просила зайти к ней, поговорить о </w:t>
-      </w:r>
-      <w:proofErr w:type="spellStart"/>
-      <w:r>
-        <w:t>нуболидах</w:t>
-      </w:r>
-      <w:proofErr w:type="spellEnd"/>
-      <w:r>
-        <w:t>. А потом…</w:t>
+        <w:t>— Я плохо помню, — сказал я. — Она просила зайти к ней, поговорить о нуболидах. А потом…</w:t>
       </w:r>
     </w:p>
     <w:p>
@@ -20558,15 +19764,7 @@
     </w:p>
     <w:p>
       <w:r>
-        <w:t xml:space="preserve">— Мерцель пригласила меня к себе, чтобы поговорить о </w:t>
-      </w:r>
-      <w:proofErr w:type="spellStart"/>
-      <w:r>
-        <w:t>нуболидах</w:t>
-      </w:r>
-      <w:proofErr w:type="spellEnd"/>
-      <w:r>
-        <w:t>. Или нет. Она хотела мне что-то показать. Записку.</w:t>
+        <w:t>— Мерцель пригласила меня к себе, чтобы поговорить о нуболидах. Или нет. Она хотела мне что-то показать. Записку.</w:t>
       </w:r>
     </w:p>
     <w:p>
@@ -20646,15 +19844,7 @@
         <w:t xml:space="preserve"> сейчас</w:t>
       </w:r>
       <w:r>
-        <w:t xml:space="preserve"> уложат на каталку и увезут, громыхая по металлическому полу </w:t>
-      </w:r>
-      <w:proofErr w:type="spellStart"/>
-      <w:r>
-        <w:t>восьмерящими</w:t>
-      </w:r>
-      <w:proofErr w:type="spellEnd"/>
-      <w:r>
-        <w:t xml:space="preserve"> колёсами, в пропахшую смертью операционную.</w:t>
+        <w:t xml:space="preserve"> уложат на каталку и увезут, громыхая по металлическому полу восьмерящими колёсами, в пропахшую смертью операционную.</w:t>
       </w:r>
     </w:p>
     <w:p>
@@ -20669,15 +19859,7 @@
     </w:p>
     <w:p>
       <w:r>
-        <w:t xml:space="preserve">Мицюкин скривился, но промолчал. Я вдруг подумал о Майорове — странно, что он ещё не ворвался в </w:t>
-      </w:r>
-      <w:proofErr w:type="spellStart"/>
-      <w:r>
-        <w:t>медотсек</w:t>
-      </w:r>
-      <w:proofErr w:type="spellEnd"/>
-      <w:r>
-        <w:t xml:space="preserve"> и не потребовал объяснений, тряся папкой с какими-нибудь захватанными отчётами, трассировками, </w:t>
+        <w:t xml:space="preserve">Мицюкин скривился, но промолчал. Я вдруг подумал о Майорове — странно, что он ещё не ворвался в медотсек и не потребовал объяснений, тряся папкой с какими-нибудь захватанными отчётами, трассировками, </w:t>
       </w:r>
       <w:r>
         <w:lastRenderedPageBreak/>
@@ -20921,15 +20103,7 @@
     </w:p>
     <w:p>
       <w:r>
-        <w:t xml:space="preserve">Я не сомневался, что увижу скрюченного от ярости </w:t>
-      </w:r>
-      <w:proofErr w:type="spellStart"/>
-      <w:r>
-        <w:t>Мицюкина</w:t>
-      </w:r>
-      <w:proofErr w:type="spellEnd"/>
-      <w:r>
-        <w:t xml:space="preserve">, который вцепится в меня холодными пальцами и утащит в тайную тюрьму, но в отсек </w:t>
+        <w:t xml:space="preserve">Я не сомневался, что увижу скрюченного от ярости Мицюкина, который вцепится в меня холодными пальцами и утащит в тайную тюрьму, но в отсек </w:t>
       </w:r>
       <w:r>
         <w:t>воровато</w:t>
@@ -21062,15 +20236,7 @@
     </w:p>
     <w:p>
       <w:r>
-        <w:t xml:space="preserve">— От дерготни </w:t>
-      </w:r>
-      <w:proofErr w:type="spellStart"/>
-      <w:r>
-        <w:t>Мицюкина</w:t>
-      </w:r>
-      <w:proofErr w:type="spellEnd"/>
-      <w:r>
-        <w:t xml:space="preserve"> лучше не становится. Хорошо хоть Майорова сразу положили, а то бы </w:t>
+        <w:t xml:space="preserve">— От дерготни Мицюкина лучше не становится. Хорошо хоть Майорова сразу положили, а то бы </w:t>
       </w:r>
       <w:r>
         <w:t xml:space="preserve">они </w:t>
@@ -21267,15 +20433,7 @@
         <w:t>обожгло</w:t>
       </w:r>
       <w:r>
-        <w:t xml:space="preserve"> металлическим холодом. Я сделал осторожный шаг, и в этот момент отсек тряхнуло — </w:t>
-      </w:r>
-      <w:proofErr w:type="spellStart"/>
-      <w:r>
-        <w:t>гравитонный</w:t>
-      </w:r>
-      <w:proofErr w:type="spellEnd"/>
-      <w:r>
-        <w:t xml:space="preserve"> привод опять решил поиздеваться над вестибулярным аппаратом.</w:t>
+        <w:t xml:space="preserve"> металлическим холодом. Я сделал осторожный шаг, и в этот момент отсек тряхнуло — гравитонный привод опять решил поиздеваться над вестибулярным аппаратом.</w:t>
       </w:r>
     </w:p>
     <w:p>
@@ -21987,15 +21145,7 @@
     </w:p>
     <w:p>
       <w:r>
-        <w:t xml:space="preserve">— В </w:t>
-      </w:r>
-      <w:proofErr w:type="spellStart"/>
-      <w:r>
-        <w:t>нуболидах</w:t>
-      </w:r>
-      <w:proofErr w:type="spellEnd"/>
-      <w:r>
-        <w:t>?</w:t>
+        <w:t>— В нуболидах?</w:t>
       </w:r>
     </w:p>
     <w:p>
@@ -22223,15 +21373,7 @@
     </w:p>
     <w:p>
       <w:r>
-        <w:t xml:space="preserve">Больше мы ни о чём не говорили. Вопросов было много, сердце взволнованно ёрзало в груди, когда я думал о токсине или </w:t>
-      </w:r>
-      <w:proofErr w:type="spellStart"/>
-      <w:r>
-        <w:t>нуболидах</w:t>
-      </w:r>
-      <w:proofErr w:type="spellEnd"/>
-      <w:r>
-        <w:t>, однако нужные слова не приходили в голову.</w:t>
+        <w:t>Больше мы ни о чём не говорили. Вопросов было много, сердце взволнованно ёрзало в груди, когда я думал о токсине или нуболидах, однако нужные слова не приходили в голову.</w:t>
       </w:r>
     </w:p>
     <w:p>
@@ -22659,15 +21801,7 @@
     </w:p>
     <w:p>
       <w:r>
-        <w:t xml:space="preserve">— Родители есть, — сказал я, — но я их редко последнее время навещаю. Нехорошо это, конечно. Надо будет обязательно съездить в </w:t>
-      </w:r>
-      <w:proofErr w:type="spellStart"/>
-      <w:r>
-        <w:t>Стальск</w:t>
-      </w:r>
-      <w:proofErr w:type="spellEnd"/>
-      <w:r>
-        <w:t>, когда вернусь. Если вернусь, — добавил я.</w:t>
+        <w:t>— Родители есть, — сказал я, — но я их редко последнее время навещаю. Нехорошо это, конечно. Надо будет обязательно съездить в Стальск, когда вернусь. Если вернусь, — добавил я.</w:t>
       </w:r>
     </w:p>
     <w:p>
@@ -22682,15 +21816,7 @@
     </w:p>
     <w:p>
       <w:r>
-        <w:t xml:space="preserve">— </w:t>
-      </w:r>
-      <w:proofErr w:type="spellStart"/>
-      <w:r>
-        <w:t>Стальск</w:t>
-      </w:r>
-      <w:proofErr w:type="spellEnd"/>
-      <w:r>
-        <w:t xml:space="preserve">… </w:t>
+        <w:t xml:space="preserve">— Стальск… </w:t>
       </w:r>
       <w:r>
         <w:t xml:space="preserve">— проговорила Вера. — </w:t>
@@ -22701,15 +21827,7 @@
     </w:p>
     <w:p>
       <w:r>
-        <w:t xml:space="preserve">— Вряд ли, — сказал я. — Их много, </w:t>
-      </w:r>
-      <w:proofErr w:type="spellStart"/>
-      <w:r>
-        <w:t>Стальсков</w:t>
-      </w:r>
-      <w:proofErr w:type="spellEnd"/>
-      <w:r>
-        <w:t xml:space="preserve"> этих. Мой — двенадцатый по счёту.</w:t>
+        <w:t>— Вряд ли, — сказал я. — Их много, Стальсков этих. Мой — двенадцатый по счёту.</w:t>
       </w:r>
     </w:p>
     <w:p>
@@ -23107,22 +22225,13 @@
     </w:p>
     <w:p>
       <w:r>
-        <w:t xml:space="preserve">Внутри меня что-то забурлило. Всё вокруг — синий глаз иллюминатора, затянутые тенью стены, потолок и маленькая фотография у кровати — закачалось в такт возбуждённому дыханию. Я сорвал с неё блузку. </w:t>
-      </w:r>
-      <w:proofErr w:type="spellStart"/>
-      <w:r>
-        <w:t>Заклацали</w:t>
-      </w:r>
-      <w:proofErr w:type="spellEnd"/>
-      <w:r>
-        <w:t xml:space="preserve"> по полу, как россыпь жемчужинок, вылетевшие пуговицы — и рассеянно разбежались по сторонам.</w:t>
+        <w:t>Внутри меня что-то забурлило. Всё вокруг — синий глаз иллюминатора, затянутые тенью стены, потолок и маленькая фотография у кровати — закачалось в такт возбуждённому дыханию. Я сорвал с неё блузку. Заклацали по полу, как россыпь жемчужинок, вылетевшие пуговицы — и рассеянно разбежались по сторонам.</w:t>
       </w:r>
     </w:p>
     <w:p>
       <w:r>
         <w:t xml:space="preserve">— От тебя пахнет кровью и фурацилином. — Вера слегка отодвинулась, откинула голову и посмотрела сквозь прищуренные веки, едва заметно улыбаясь. — А ещё </w:t>
       </w:r>
-      <w:proofErr w:type="spellStart"/>
       <w:r>
         <w:t>по</w:t>
       </w:r>
@@ -23132,7 +22241,6 @@
       <w:r>
         <w:t>том</w:t>
       </w:r>
-      <w:proofErr w:type="spellEnd"/>
       <w:r>
         <w:t>.</w:t>
       </w:r>
@@ -23205,15 +22313,7 @@
     </w:p>
     <w:p>
       <w:r>
-        <w:t xml:space="preserve">Первый полёт в космос. Первый </w:t>
-      </w:r>
-      <w:proofErr w:type="spellStart"/>
-      <w:r>
-        <w:t>бранк</w:t>
-      </w:r>
-      <w:proofErr w:type="spellEnd"/>
-      <w:r>
-        <w:t>. Первый сон во время перехода. Знакомство с ней.</w:t>
+        <w:t>Первый полёт в космос. Первый бранк. Первый сон во время перехода. Знакомство с ней.</w:t>
       </w:r>
     </w:p>
     <w:p>
@@ -23228,15 +22328,7 @@
     </w:p>
     <w:p>
       <w:r>
-        <w:t xml:space="preserve">— Сейчас мне кажется, что </w:t>
-      </w:r>
-      <w:proofErr w:type="gramStart"/>
-      <w:r>
-        <w:t>самое хорошее</w:t>
-      </w:r>
-      <w:proofErr w:type="gramEnd"/>
-      <w:r>
-        <w:t>, что было у меня в жизни — это ты, — сказал я.</w:t>
+        <w:t>— Сейчас мне кажется, что самое хорошее, что было у меня в жизни — это ты, — сказал я.</w:t>
       </w:r>
     </w:p>
     <w:p>
@@ -23290,13 +22382,8 @@
       </w:r>
     </w:p>
     <w:p>
-      <w:proofErr w:type="spellStart"/>
-      <w:r>
-        <w:t>Пшикнул</w:t>
-      </w:r>
-      <w:proofErr w:type="spellEnd"/>
-      <w:r>
-        <w:t xml:space="preserve"> диспенсер, зажурчала в кружке вода.</w:t>
+      <w:r>
+        <w:t>Пшикнул диспенсер, зажурчала в кружке вода.</w:t>
       </w:r>
     </w:p>
     <w:p>
@@ -23565,15 +22652,7 @@
         <w:t xml:space="preserve">Какая разница, сколько лет изучаем? </w:t>
       </w:r>
       <w:r>
-        <w:t xml:space="preserve">Я вообще в </w:t>
-      </w:r>
-      <w:proofErr w:type="spellStart"/>
-      <w:r>
-        <w:t>химлабе</w:t>
-      </w:r>
-      <w:proofErr w:type="spellEnd"/>
-      <w:r>
-        <w:t xml:space="preserve"> сижу, откуда мне знать?</w:t>
+        <w:t>Я вообще в химлабе сижу, откуда мне знать?</w:t>
       </w:r>
     </w:p>
     <w:p>
@@ -23653,15 +22732,7 @@
     </w:p>
     <w:p>
       <w:r>
-        <w:t xml:space="preserve">Сбой в </w:t>
-      </w:r>
-      <w:proofErr w:type="spellStart"/>
-      <w:r>
-        <w:t>гравитонной</w:t>
-      </w:r>
-      <w:proofErr w:type="spellEnd"/>
-      <w:r>
-        <w:t xml:space="preserve"> камере?</w:t>
+        <w:t>Сбой в гравитонной камере?</w:t>
       </w:r>
     </w:p>
     <w:p>
@@ -24152,13 +23223,8 @@
       </w:r>
     </w:p>
     <w:p>
-      <w:proofErr w:type="spellStart"/>
-      <w:r>
-        <w:t>Гравитонный</w:t>
-      </w:r>
-      <w:proofErr w:type="spellEnd"/>
-      <w:r>
-        <w:t xml:space="preserve"> привод едва работал.</w:t>
+      <w:r>
+        <w:t>Гравитонный привод едва работал.</w:t>
       </w:r>
     </w:p>
     <w:p>
@@ -24247,15 +23313,7 @@
     </w:p>
     <w:p>
       <w:r>
-        <w:t xml:space="preserve">Глаза мои уже немного привыкли к расходящейся тряске и мелькающему свету. Я узнал искривлённое лицо </w:t>
-      </w:r>
-      <w:proofErr w:type="spellStart"/>
-      <w:r>
-        <w:t>Мицюкина</w:t>
-      </w:r>
-      <w:proofErr w:type="spellEnd"/>
-      <w:r>
-        <w:t xml:space="preserve">, который </w:t>
+        <w:t xml:space="preserve">Глаза мои уже немного привыкли к расходящейся тряске и мелькающему свету. Я узнал искривлённое лицо Мицюкина, который </w:t>
       </w:r>
       <w:r>
         <w:t>жёг</w:t>
@@ -24270,13 +23328,8 @@
       </w:r>
     </w:p>
     <w:p>
-      <w:proofErr w:type="spellStart"/>
-      <w:r>
-        <w:t>Мицюкина</w:t>
-      </w:r>
-      <w:proofErr w:type="spellEnd"/>
-      <w:r>
-        <w:t xml:space="preserve"> перекосило, как засбоившую машину. Резак, изрыгнув последнюю струю пламени, погас у него в руке, и он уставился на меня, как на чудище из ночного кошмара. Появилось ещё несколько теней, вылезших из </w:t>
+      <w:r>
+        <w:t xml:space="preserve">Мицюкина перекосило, как засбоившую машину. Резак, изрыгнув последнюю струю пламени, погас у него в руке, и он уставился на меня, как на чудище из ночного кошмара. Появилось ещё несколько теней, вылезших из </w:t>
       </w:r>
       <w:r>
         <w:lastRenderedPageBreak/>
@@ -24391,11 +23444,9 @@
       <w:r>
         <w:t xml:space="preserve">Всё перед глазами завязло в крови. Я решил, что огонь с реактивной тягой рвётся ко мне навстречу. Раскинул руки, ожидая избавления от этого ревущего ада, но огонь отступил, превратившись в </w:t>
       </w:r>
-      <w:proofErr w:type="spellStart"/>
       <w:r>
         <w:t>стробящие</w:t>
       </w:r>
-      <w:proofErr w:type="spellEnd"/>
       <w:r>
         <w:t>, как иллюминация, аварийные люминофоры.</w:t>
       </w:r>
@@ -24789,15 +23840,7 @@
     </w:p>
     <w:p>
       <w:r>
-        <w:t xml:space="preserve">Тяжёлый тёмный взгляд </w:t>
-      </w:r>
-      <w:proofErr w:type="spellStart"/>
-      <w:r>
-        <w:t>Мицюкина</w:t>
-      </w:r>
-      <w:proofErr w:type="spellEnd"/>
-      <w:r>
-        <w:t xml:space="preserve"> прожигал насквозь. </w:t>
+        <w:t xml:space="preserve">Тяжёлый тёмный взгляд Мицюкина прожигал насквозь. </w:t>
       </w:r>
     </w:p>
     <w:p>
@@ -24837,15 +23880,7 @@
     </w:p>
     <w:p>
       <w:r>
-        <w:t xml:space="preserve">Тень </w:t>
-      </w:r>
-      <w:proofErr w:type="spellStart"/>
-      <w:r>
-        <w:t>Мицюкина</w:t>
-      </w:r>
-      <w:proofErr w:type="spellEnd"/>
-      <w:r>
-        <w:t xml:space="preserve"> нависала надо мной, прижимала к стене. Я невольно попятился, задел за что-то ногой и едва не свалился на пол.</w:t>
+        <w:t>Тень Мицюкина нависала надо мной, прижимала к стене. Я невольно попятился, задел за что-то ногой и едва не свалился на пол.</w:t>
       </w:r>
     </w:p>
     <w:p>
@@ -25960,15 +24995,7 @@
     </w:p>
     <w:p>
       <w:r>
-        <w:t xml:space="preserve">Вера подбежала, вышла из аварийного мрака, как из </w:t>
-      </w:r>
-      <w:proofErr w:type="spellStart"/>
-      <w:r>
-        <w:t>бранка</w:t>
-      </w:r>
-      <w:proofErr w:type="spellEnd"/>
-      <w:r>
-        <w:t>, и обхватила меня за плечи. Я остолбенел. Дыхание перехватило от радости. Я прижался к её губам.</w:t>
+        <w:t>Вера подбежала, вышла из аварийного мрака, как из бранка, и обхватила меня за плечи. Я остолбенел. Дыхание перехватило от радости. Я прижался к её губам.</w:t>
       </w:r>
     </w:p>
     <w:p>
@@ -26158,15 +25185,7 @@
     </w:p>
     <w:p>
       <w:r>
-        <w:t xml:space="preserve">Камеру с </w:t>
-      </w:r>
-      <w:proofErr w:type="spellStart"/>
-      <w:r>
-        <w:t>нуболидами</w:t>
-      </w:r>
-      <w:proofErr w:type="spellEnd"/>
-      <w:r>
-        <w:t xml:space="preserve"> закрывала дымная пелена.</w:t>
+        <w:t>Камеру с нуболидами закрывала дымная пелена.</w:t>
       </w:r>
     </w:p>
     <w:p>
@@ -26996,15 +26015,7 @@
     </w:p>
     <w:p>
       <w:r>
-        <w:t xml:space="preserve">У выхода в коридор Майоров спорил о чём-то с </w:t>
-      </w:r>
-      <w:proofErr w:type="spellStart"/>
-      <w:r>
-        <w:t>Мицюкиным</w:t>
-      </w:r>
-      <w:proofErr w:type="spellEnd"/>
-      <w:r>
-        <w:t xml:space="preserve"> — так яростно и увлечённо, что даже не обратил на меня внимания. На скамейке у стены сидела Симонова, опрятная, с затянутыми в пучок волосами — ударница труда с цветастого плаката, которая прихорошилась, но не слишком, чтобы отправиться на работу, в вопящий цех, по утру. Она посмотрела на меня тёмным испуганным взглядом.</w:t>
+        <w:t>У выхода в коридор Майоров спорил о чём-то с Мицюкиным — так яростно и увлечённо, что даже не обратил на меня внимания. На скамейке у стены сидела Симонова, опрятная, с затянутыми в пучок волосами — ударница труда с цветастого плаката, которая прихорошилась, но не слишком, чтобы отправиться на работу, в вопящий цех, по утру. Она посмотрела на меня тёмным испуганным взглядом.</w:t>
       </w:r>
     </w:p>
     <w:p>
@@ -27161,15 +26172,7 @@
     </w:p>
     <w:p>
       <w:r>
-        <w:t xml:space="preserve">— Петя, — сказала она и тут же добавила, заметив мой недоумённый взгляд: — Пётр </w:t>
-      </w:r>
-      <w:proofErr w:type="spellStart"/>
-      <w:r>
-        <w:t>Верховенцев</w:t>
-      </w:r>
-      <w:proofErr w:type="spellEnd"/>
-      <w:r>
-        <w:t xml:space="preserve"> из химической. Он в реанимации, это третий отсек. А то я что-то боюсь.</w:t>
+        <w:t>— Петя, — сказала она и тут же добавила, заметив мой недоумённый взгляд: — Пётр Верховенцев из химической. Он в реанимации, это третий отсек. А то я что-то боюсь.</w:t>
       </w:r>
     </w:p>
     <w:p>
@@ -27205,15 +26208,7 @@
     </w:p>
     <w:p>
       <w:r>
-        <w:t xml:space="preserve">— Какого чёрта ты вообще на этот уровень </w:t>
-      </w:r>
-      <w:proofErr w:type="spellStart"/>
-      <w:r>
-        <w:t>попёрся</w:t>
-      </w:r>
-      <w:proofErr w:type="spellEnd"/>
-      <w:r>
-        <w:t>?</w:t>
+        <w:t>— Какого чёрта ты вообще на этот уровень попёрся?</w:t>
       </w:r>
     </w:p>
     <w:p>
@@ -27250,15 +26245,7 @@
     <w:p>
       <w:r>
         <w:lastRenderedPageBreak/>
-        <w:t xml:space="preserve">— Мы уже на второй круг пошли, — спокойно ответил Мицюкин. — </w:t>
-      </w:r>
-      <w:proofErr w:type="gramStart"/>
-      <w:r>
-        <w:t>На текущий момент</w:t>
-      </w:r>
-      <w:proofErr w:type="gramEnd"/>
-      <w:r>
-        <w:t xml:space="preserve"> я не готов подпускать кого-либо из вашей команды ни к ремонту, ни к управлению станцией. Если бы мой оператор не решил себе горло перерезать, ничего бы из этого не произошло.</w:t>
+        <w:t>— Мы уже на второй круг пошли, — спокойно ответил Мицюкин. — На текущий момент я не готов подпускать кого-либо из вашей команды ни к ремонту, ни к управлению станцией. Если бы мой оператор не решил себе горло перерезать, ничего бы из этого не произошло.</w:t>
       </w:r>
     </w:p>
     <w:p>
@@ -27345,15 +26332,7 @@
     </w:p>
     <w:p>
       <w:r>
-        <w:t xml:space="preserve">— Мы, — этот долгий слог едва не застрял у </w:t>
-      </w:r>
-      <w:proofErr w:type="spellStart"/>
-      <w:r>
-        <w:t>Мицюкина</w:t>
-      </w:r>
-      <w:proofErr w:type="spellEnd"/>
-      <w:r>
-        <w:t xml:space="preserve"> в горле, — проводим ремонт двигательных модулей. Спасибо вам за участие, но ваша помощь пока не требуется.</w:t>
+        <w:t>— Мы, — этот долгий слог едва не застрял у Мицюкина в горле, — проводим ремонт двигательных модулей. Спасибо вам за участие, но ваша помощь пока не требуется.</w:t>
       </w:r>
     </w:p>
     <w:p>
@@ -27445,15 +26424,7 @@
         <w:t>Что хотите</w:t>
       </w:r>
       <w:r>
-        <w:t xml:space="preserve">? — Губы у </w:t>
-      </w:r>
-      <w:proofErr w:type="spellStart"/>
-      <w:r>
-        <w:t>Мицюкина</w:t>
-      </w:r>
-      <w:proofErr w:type="spellEnd"/>
-      <w:r>
-        <w:t xml:space="preserve"> задрожали.</w:t>
+        <w:t>? — Губы у Мицюкина задрожали.</w:t>
       </w:r>
     </w:p>
     <w:p>
@@ -27491,15 +26462,7 @@
     </w:p>
     <w:p>
       <w:r>
-        <w:t xml:space="preserve">Я подумал, что на месте </w:t>
-      </w:r>
-      <w:proofErr w:type="spellStart"/>
-      <w:r>
-        <w:t>Мицюкина</w:t>
-      </w:r>
-      <w:proofErr w:type="spellEnd"/>
-      <w:r>
-        <w:t xml:space="preserve"> тоже не подпустил бы никого из нас ни к ремонту двигательных модулей, ни к управлению станцией.</w:t>
+        <w:t>Я подумал, что на месте Мицюкина тоже не подпустил бы никого из нас ни к ремонту двигательных модулей, ни к управлению станцией.</w:t>
       </w:r>
     </w:p>
     <w:p>
@@ -27540,15 +26503,7 @@
     </w:p>
     <w:p>
       <w:r>
-        <w:t xml:space="preserve">— Меня просили узнать про </w:t>
-      </w:r>
-      <w:proofErr w:type="spellStart"/>
-      <w:r>
-        <w:t>Верховенцева</w:t>
-      </w:r>
-      <w:proofErr w:type="spellEnd"/>
-      <w:r>
-        <w:t>.</w:t>
+        <w:t>— Меня просили узнать про Верховенцева.</w:t>
       </w:r>
     </w:p>
     <w:p>
@@ -27558,15 +26513,7 @@
     </w:p>
     <w:p>
       <w:r>
-        <w:t xml:space="preserve">— По поводу </w:t>
-      </w:r>
-      <w:proofErr w:type="spellStart"/>
-      <w:r>
-        <w:t>Верховенцева</w:t>
-      </w:r>
-      <w:proofErr w:type="spellEnd"/>
-      <w:r>
-        <w:t xml:space="preserve"> ничего сказать не могу, — ответил Синицын. — Состояние тяжёлое, насколько я могу судить. Сложно пока что-то обещать. Скажите, что он стабилен, но в сознание не приходил.</w:t>
+        <w:t>— По поводу Верховенцева ничего сказать не могу, — ответил Синицын. — Состояние тяжёлое, насколько я могу судить. Сложно пока что-то обещать. Скажите, что он стабилен, но в сознание не приходил.</w:t>
       </w:r>
     </w:p>
     <w:p>
@@ -27657,15 +26604,7 @@
     </w:p>
     <w:p>
       <w:r>
-        <w:t xml:space="preserve">— В </w:t>
-      </w:r>
-      <w:proofErr w:type="spellStart"/>
-      <w:r>
-        <w:t>химлабе</w:t>
-      </w:r>
-      <w:proofErr w:type="spellEnd"/>
-      <w:r>
-        <w:t>. Я потом объясню.</w:t>
+        <w:t>— В химлабе. Я потом объясню.</w:t>
       </w:r>
     </w:p>
     <w:p>
@@ -27706,15 +26645,7 @@
     </w:p>
     <w:p>
       <w:r>
-        <w:t xml:space="preserve">— Прошу вас, Сергей Владимирович, я же просил! — Голос Андреева вновь сорвался в кашель, сухой и судорожный, как при лихорадке. Он ссутулился, нависнув своим исполинским ростом над собравшимися, и прижал распяленную пятерню к груди. — Да, мы всё равно падаем, — проговорил он сквозь едва сдерживаемые спазмы. — Но это временно. Ведутся ремонтные работы, подключены наши </w:t>
-      </w:r>
-      <w:proofErr w:type="gramStart"/>
-      <w:r>
-        <w:t>лучшие специалисты</w:t>
-      </w:r>
-      <w:proofErr w:type="gramEnd"/>
-      <w:r>
-        <w:t>. Ремонтными работами руководит Константин Игоревич Мицюкин, вы все его прекрасно знаете.</w:t>
+        <w:t>— Прошу вас, Сергей Владимирович, я же просил! — Голос Андреева вновь сорвался в кашель, сухой и судорожный, как при лихорадке. Он ссутулился, нависнув своим исполинским ростом над собравшимися, и прижал распяленную пятерню к груди. — Да, мы всё равно падаем, — проговорил он сквозь едва сдерживаемые спазмы. — Но это временно. Ведутся ремонтные работы, подключены наши лучшие специалисты. Ремонтными работами руководит Константин Игоревич Мицюкин, вы все его прекрасно знаете.</w:t>
       </w:r>
     </w:p>
     <w:p>
@@ -27817,15 +26748,7 @@
         <w:t xml:space="preserve">— Товарищи! — проголосил Андреев. Кадык у него взволнованно заёрзал вверх и вниз. — Надо понимать, что эвакуация — это вопрос нескольких месяцев! Пока </w:t>
       </w:r>
       <w:r>
-        <w:t xml:space="preserve">что </w:t>
-      </w:r>
-      <w:proofErr w:type="gramStart"/>
-      <w:r>
-        <w:t>главный приоритет</w:t>
-      </w:r>
-      <w:proofErr w:type="gramEnd"/>
-      <w:r>
-        <w:t xml:space="preserve"> —</w:t>
+        <w:t>что главный приоритет —</w:t>
       </w:r>
       <w:r>
         <w:t xml:space="preserve"> </w:t>
@@ -28226,20 +27149,12 @@
       </w:pPr>
       <w:r>
         <w:lastRenderedPageBreak/>
-        <w:t>ВОДА</w:t>
-      </w:r>
-    </w:p>
-    <w:p>
-      <w:r>
-        <w:t xml:space="preserve">Другая команда специалистов, о которой говорил Андреев, состояла из одной Веры. Если не считать меня. Руководителя химической лаборатории на глазах у Веры запаковали в чёрный мешок, а </w:t>
-      </w:r>
-      <w:proofErr w:type="spellStart"/>
-      <w:r>
-        <w:t>Верховенцев</w:t>
-      </w:r>
-      <w:proofErr w:type="spellEnd"/>
-      <w:r>
-        <w:t xml:space="preserve"> лежал в реанимации, подключённый к ревущему от перебоев пульса аппарату.</w:t>
+        <w:t>ХИМИЧЕСКИЕ АНАЛИЗЫ</w:t>
+      </w:r>
+    </w:p>
+    <w:p>
+      <w:r>
+        <w:t>Другая команда специалистов, о которой говорил Андреев, состояла из одной Веры. Если не считать меня. Руководителя химической лаборатории на глазах у Веры запаковали в чёрный мешок, а Верховенцев лежал в реанимации, подключённый к ревущему от перебоев пульса аппарату.</w:t>
       </w:r>
     </w:p>
     <w:p>
@@ -28286,7 +27201,13 @@
         <w:t>н</w:t>
       </w:r>
       <w:r>
-        <w:t>о как видишь. — Вера покосилась на потолочную лампу, и та вдруг яростно заморгала в ответ, брызжа в лицо сырой темнотой. — Можем жалобу написать. Пусть разберут на партийной деке. Не учли, что нас Кратер Водолея убить попытается.</w:t>
+        <w:t xml:space="preserve">о как видишь. — Вера покосилась на потолочную лампу, и та вдруг яростно заморгала в ответ, брызжа в лицо сырой темнотой. — Можем жалобу написать. Пусть разберут на партийной деке. Не учли, что Кратер Водолея </w:t>
+      </w:r>
+      <w:r>
+        <w:t xml:space="preserve">нас </w:t>
+      </w:r>
+      <w:r>
+        <w:t>убить попытается.</w:t>
       </w:r>
     </w:p>
     <w:p>
@@ -28535,15 +27456,7 @@
     </w:p>
     <w:p>
       <w:r>
-        <w:t xml:space="preserve">— Он так работает, к сожалению. Не всегда с первого раза. — Вера всмотрелась в </w:t>
-      </w:r>
-      <w:proofErr w:type="spellStart"/>
-      <w:r>
-        <w:t>мреющие</w:t>
-      </w:r>
-      <w:proofErr w:type="spellEnd"/>
-      <w:r>
-        <w:t xml:space="preserve"> строчки. — Надеюсь, анализатор не сдох.</w:t>
+        <w:t>— Он так работает, к сожалению. Не всегда с первого раза. — Вера всмотрелась в мреющие строчки. — Надеюсь, анализатор не сдох.</w:t>
       </w:r>
     </w:p>
     <w:p>
@@ -28772,15 +27685,7 @@
         <w:t>С</w:t>
       </w:r>
       <w:r>
-        <w:t xml:space="preserve">бой в </w:t>
-      </w:r>
-      <w:proofErr w:type="spellStart"/>
-      <w:r>
-        <w:t>гравитонной</w:t>
-      </w:r>
-      <w:proofErr w:type="spellEnd"/>
-      <w:r>
-        <w:t xml:space="preserve"> камере. Просто сбой. Такой же, как раньше. Качка.</w:t>
+        <w:t>бой в гравитонной камере. Просто сбой. Такой же, как раньше. Качка.</w:t>
       </w:r>
     </w:p>
     <w:p>
@@ -28854,15 +27759,7 @@
         <w:t>Е</w:t>
       </w:r>
       <w:r>
-        <w:t xml:space="preserve">сли хочешь, иди к своему </w:t>
-      </w:r>
-      <w:proofErr w:type="spellStart"/>
-      <w:r>
-        <w:t>Мицюкину</w:t>
-      </w:r>
-      <w:proofErr w:type="spellEnd"/>
-      <w:r>
-        <w:t>. Вдруг он передумает. Будешь там под его присмотром гайки крутить. А я сама справлюсь.</w:t>
+        <w:t>сли хочешь, иди к своему Мицюкину. Вдруг он передумает. Будешь там под его присмотром гайки крутить. А я сама справлюсь.</w:t>
       </w:r>
     </w:p>
     <w:p>
@@ -28872,15 +27769,7 @@
     </w:p>
     <w:p>
       <w:r>
-        <w:t xml:space="preserve">— Прости. Я тебя тут одну не оставлю. Нет никакого смысла с </w:t>
-      </w:r>
-      <w:proofErr w:type="spellStart"/>
-      <w:r>
-        <w:t>Мицюкиным</w:t>
-      </w:r>
-      <w:proofErr w:type="spellEnd"/>
-      <w:r>
-        <w:t xml:space="preserve"> пререкаться. Ни к чему он меня не подпустит, это я уже понял.</w:t>
+        <w:t>— Прости. Я тебя тут одну не оставлю. Нет никакого смысла с Мицюкиным пререкаться. Ни к чему он меня не подпустит, это я уже понял.</w:t>
       </w:r>
     </w:p>
     <w:p>
@@ -28895,15 +27784,7 @@
     </w:p>
     <w:p>
       <w:r>
-        <w:t xml:space="preserve">— Надо собрать образцы. Что там в каюте Марутяна творится, я не знаю, могут не пускать никого. Как и в лабораторию. К </w:t>
-      </w:r>
-      <w:proofErr w:type="spellStart"/>
-      <w:r>
-        <w:t>Марутяну</w:t>
-      </w:r>
-      <w:proofErr w:type="spellEnd"/>
-      <w:r>
-        <w:t xml:space="preserve"> я попробую сама сходить, ко мне спокойнее отнесутся.</w:t>
+        <w:t>— Надо собрать образцы. Что там в каюте Марутяна творится, я не знаю, могут не пускать никого. Как и в лабораторию. К Марутяну я попробую сама сходить, ко мне спокойнее отнесутся.</w:t>
       </w:r>
     </w:p>
     <w:p>
@@ -28948,7 +27829,7 @@
     </w:p>
     <w:p>
       <w:r>
-        <w:t>Вера потянулась к выходу, тряхнула позвякивающей сумкой на плече и вдруг передумала, вернулась, и отрывисто поцеловала меня в губы.</w:t>
+        <w:t>Вера потянулась к выходу, тряхнула позвякивающей сумкой на плече и вдруг передумала, вернулась и отрывисто поцеловала меня в губы.</w:t>
       </w:r>
     </w:p>
     <w:p>
@@ -29113,7 +27994,7 @@
     </w:p>
     <w:p>
       <w:r>
-        <w:t>— Чего ты хочешь-то? — пожал плечами Григорьев. — В медблоке мест нет, в приёмной или в коридоре размещать пациентов запрещено. Да, по той же самой инструкции. Здесь очистку включили, — Григорьев показал на решётку воздуховода на потолке, из которой в столовую просачивалась влажная темнота, — и всё. Не будет же Алина по жилым модулям бегать, она и так чуть ли не одна за всех отдувается.</w:t>
+        <w:t>— Чего ты хочешь-то? — пожал плечами Григорьев. — В медблоке мест нет, в приёмной или в коридоре размещать пациентов запрещено. Да, по той же самой инструкции. Здесь очистку включили, — Григорьев показал на решётку воздуховода, из которой в столовую просачивалась влажная темнота, — и всё. Не будет же Алина по жилым модулям бегать, она и так чуть ли не одна за всех отдувается.</w:t>
       </w:r>
     </w:p>
     <w:p>
@@ -29135,15 +28016,7 @@
     <w:p>
       <w:r>
         <w:lastRenderedPageBreak/>
-        <w:t xml:space="preserve">— Я не предлагаю здесь сидеть. Пойдём к </w:t>
-      </w:r>
-      <w:proofErr w:type="spellStart"/>
-      <w:r>
-        <w:t>Мицюкину</w:t>
-      </w:r>
-      <w:proofErr w:type="spellEnd"/>
-      <w:r>
-        <w:t xml:space="preserve"> или Андрееву, спорить будем, нашу правду-матку отстаивать. А парня оставь. Он тоже полезным делом занимается.</w:t>
+        <w:t>— Я не предлагаю здесь сидеть. Пойдём к Мицюкину или Андрееву, спорить будем, нашу правду-матку отстаивать. А парня оставь. Он тоже полезным делом занимается.</w:t>
       </w:r>
     </w:p>
     <w:p>
@@ -29485,10 +28358,7 @@
       </w:pPr>
       <w:r>
         <w:lastRenderedPageBreak/>
-        <w:t>ИЗОЛЯЦИЯ</w:t>
-      </w:r>
-      <w:r>
-        <w:t xml:space="preserve"> (ФУКНЦИЯ ВЫЖИВАНИЯ)</w:t>
+        <w:t>ПРЕДЕЛ</w:t>
       </w:r>
     </w:p>
     <w:p>
@@ -29851,7 +28721,13 @@
     </w:p>
     <w:p>
       <w:r>
-        <w:t>Его перекосило, и он остолбенел посреди отсека — высокий, длиннорукий, болезненно-худой, — показывая на иллюминатор зажатым в скрюченных пальцах скальпелем.</w:t>
+        <w:t>Его перекосило</w:t>
+      </w:r>
+      <w:r>
+        <w:t>. О</w:t>
+      </w:r>
+      <w:r>
+        <w:t>н остолбенел посреди отсека — высокий, длиннорукий, болезненно-худой, — показывая на иллюминатор зажатым в скрюченных пальцах скальпелем.</w:t>
       </w:r>
     </w:p>
     <w:p>
@@ -29878,7 +28754,10 @@
     </w:p>
     <w:p>
       <w:r>
-        <w:t>— Боюсь, — ответил Синицын, — это уже не в моих силах.</w:t>
+        <w:t>— Боюсь, — ответил Синицын, — это уже не в моих силах</w:t>
+      </w:r>
+      <w:r>
+        <w:t xml:space="preserve">. Это мой предел. Моя точка невозврата. </w:t>
       </w:r>
     </w:p>
     <w:p>
@@ -29995,11 +28874,11 @@
     </w:p>
     <w:p>
       <w:r>
-        <w:t xml:space="preserve">— Игорь так и сгорел, — сказал Синицын. — Хороший был человек. Нелюдимый, правда, и не всегда вежливый. Ненавижу это! — Синицын затрясся. — Никакой культуры общения! Как в хлеву воспитывали! Но, — лицо </w:t>
+        <w:t xml:space="preserve">— Игорь так и сгорел, — сказал Синицын. — Хороший был человек. Нелюдимый, правда, и не всегда вежливый. Ненавижу это! — Синицын </w:t>
       </w:r>
       <w:r>
         <w:lastRenderedPageBreak/>
-        <w:t>у Синицына моментально разгладилось, стало спокойным и умиротворённым, — человек он всё же был неплохой. Отличный специалист, кстати! Но не выдержал, увы, этого огня в груди. — Синицын подёргал себя за лацканы халата. — Сгорел. Дотла сгорел, Олег!</w:t>
+        <w:t>затрясся. — Никакой культуры общения! Как в хлеву воспитывали! Но, — лицо у Синицына моментально разгладилось, стало спокойным и умиротворённым, — человек он всё же был неплохой. Отличный специалист, кстати! Но не выдержал, увы, этого огня в груди. — Синицын подёргал себя за лацканы халата. — Сгорел. Дотла сгорел, Олег!</w:t>
       </w:r>
     </w:p>
     <w:p>
@@ -30104,26 +28983,13 @@
       <w:r>
         <w:t xml:space="preserve">вообще </w:t>
       </w:r>
-      <w:proofErr w:type="spellStart"/>
-      <w:r>
-        <w:t>попёрся</w:t>
-      </w:r>
-      <w:proofErr w:type="spellEnd"/>
-      <w:r>
-        <w:t xml:space="preserve"> в лабораторию?</w:t>
-      </w:r>
-    </w:p>
-    <w:p>
-      <w:r>
-        <w:t xml:space="preserve">За спиной у </w:t>
-      </w:r>
-      <w:proofErr w:type="spellStart"/>
-      <w:r>
-        <w:t>Мицюкина</w:t>
-      </w:r>
-      <w:proofErr w:type="spellEnd"/>
-      <w:r>
-        <w:t xml:space="preserve"> материализовался неизменно следующий за ним Лысанов.</w:t>
+      <w:r>
+        <w:t>попёрся в лабораторию?</w:t>
+      </w:r>
+    </w:p>
+    <w:p>
+      <w:r>
+        <w:t>За спиной у Мицюкина материализовался неизменно следующий за ним Лысанов.</w:t>
       </w:r>
     </w:p>
     <w:p>
@@ -30157,6 +29023,7 @@
     </w:p>
     <w:p>
       <w:r>
+        <w:lastRenderedPageBreak/>
         <w:t xml:space="preserve">— </w:t>
       </w:r>
       <w:r>
@@ -30168,7 +29035,6 @@
     </w:p>
     <w:p>
       <w:r>
-        <w:lastRenderedPageBreak/>
         <w:t>— Скорее всего. В отличие от тех двоих в реанимационной. Сам-то как? Не ранен?</w:t>
       </w:r>
     </w:p>
@@ -30197,15 +29063,7 @@
     </w:p>
     <w:p>
       <w:r>
-        <w:t xml:space="preserve">Он открыл дверь в лабораторию и отвёл глаза от пролившегося наружу красного света. Кто-то наблюдал за </w:t>
-      </w:r>
-      <w:proofErr w:type="spellStart"/>
-      <w:r>
-        <w:t>нуболидами</w:t>
-      </w:r>
-      <w:proofErr w:type="spellEnd"/>
-      <w:r>
-        <w:t>, но забыл отключить подкрашенное, как в комнате для проявки фотографий, освещение.</w:t>
+        <w:t>Он открыл дверь в лабораторию и отвёл глаза от пролившегося наружу красного света. Кто-то наблюдал за нуболидами, но забыл отключить подкрашенное, как в комнате для проявки фотографий, освещение.</w:t>
       </w:r>
     </w:p>
     <w:p>
@@ -30330,23 +29188,7 @@
     </w:p>
     <w:p>
       <w:r>
-        <w:t xml:space="preserve">— Удобно как! — прорычал Мицюкин. — Хорошо что </w:t>
-      </w:r>
-      <w:proofErr w:type="spellStart"/>
-      <w:r>
-        <w:t>Верховенцеву</w:t>
-      </w:r>
-      <w:proofErr w:type="spellEnd"/>
-      <w:r>
-        <w:t xml:space="preserve"> с </w:t>
-      </w:r>
-      <w:proofErr w:type="spellStart"/>
-      <w:r>
-        <w:t>Кавинским</w:t>
-      </w:r>
-      <w:proofErr w:type="spellEnd"/>
-      <w:r>
-        <w:t xml:space="preserve"> уже ничего не требуется!</w:t>
+        <w:t>— Удобно как! — прорычал Мицюкин. — Хорошо что Верховенцеву с Кавинским уже ничего не требуется!</w:t>
       </w:r>
     </w:p>
     <w:p>
@@ -30361,23 +29203,7 @@
     </w:p>
     <w:p>
       <w:r>
-        <w:t xml:space="preserve">— А </w:t>
-      </w:r>
-      <w:proofErr w:type="spellStart"/>
-      <w:r>
-        <w:t>Верховенцев</w:t>
-      </w:r>
-      <w:proofErr w:type="spellEnd"/>
-      <w:r>
-        <w:t xml:space="preserve"> в чём виноват? А </w:t>
-      </w:r>
-      <w:proofErr w:type="spellStart"/>
-      <w:r>
-        <w:t>Кавинский</w:t>
-      </w:r>
-      <w:proofErr w:type="spellEnd"/>
-      <w:r>
-        <w:t>? Это убийство в состоянии аффекта! И ты собираешься время на него тратить? Всё с ним будет в порядке. До суда оклемается.</w:t>
+        <w:t>— А Верховенцев в чём виноват? А Кавинский? И ты собираешься время на него тратить? Всё с ним будет в порядке. До суда оклемается.</w:t>
       </w:r>
     </w:p>
     <w:p>
@@ -30403,7 +29229,13 @@
     </w:p>
     <w:p>
       <w:r>
-        <w:t>Тень на камере содержания была опущена, и я почувствовал приятную лёгкость в груди — наблюдать за бесноватой пляской инопланетных червей не было ни желания, ни сил.</w:t>
+        <w:t>Тень на камере содержания была</w:t>
+      </w:r>
+      <w:r>
+        <w:t xml:space="preserve"> всё же</w:t>
+      </w:r>
+      <w:r>
+        <w:t xml:space="preserve"> опущена, и я почувствовал приятную лёгкость в груди — наблюдать за бесноватой пляской инопланетных червей не было ни желания, ни сил.</w:t>
       </w:r>
     </w:p>
     <w:p>
@@ -30454,15 +29286,7 @@
     </w:p>
     <w:p>
       <w:r>
-        <w:t xml:space="preserve">В соседнем отсеке Минаева спорила с </w:t>
-      </w:r>
-      <w:proofErr w:type="spellStart"/>
-      <w:r>
-        <w:t>Мицюкиным</w:t>
-      </w:r>
-      <w:proofErr w:type="spellEnd"/>
-      <w:r>
-        <w:t xml:space="preserve"> — я слышал их голоса, но не различал ни единого слова.</w:t>
+        <w:t>В соседнем отсеке Минаева спорила с Мицюкиным — я слышал их голоса, но не различал ни единого слова.</w:t>
       </w:r>
     </w:p>
     <w:p>
@@ -30523,7 +29347,7 @@
         <w:t>Терминал</w:t>
       </w:r>
       <w:r>
-        <w:t xml:space="preserve"> Алексина окончательно перестал воспринимать старый монитор. Я не без труда выдернул из разъёма за экраном пыльный композитный кабель и перекинул на соседний аппарат.</w:t>
+        <w:t xml:space="preserve"> Алексина окончательно перестал воспринимать старый монитор. Я не без труда выдернул из разъёма пыльный композитный кабель и перекинул на соседний аппарат.</w:t>
       </w:r>
     </w:p>
     <w:p>
@@ -30557,17 +29381,17 @@
     </w:p>
     <w:p>
       <w:r>
+        <w:t>Кодовое имя системного пользователя (это нам не интересно), сам Алексин, Марутян — как призрак, восставший из скрипящего жёсткого диска, — и наконец Вера Акимова. Несколько записей подряд.</w:t>
+      </w:r>
+    </w:p>
+    <w:p>
+      <w:r>
+        <w:t>Я долго смотрел на её фамилию.</w:t>
+      </w:r>
+    </w:p>
+    <w:p>
+      <w:r>
         <w:lastRenderedPageBreak/>
-        <w:t>Кодовое имя системного пользователя (это нам не интересно), сам Алексин, Марутян — как призрак, восставший из скрипящего жёсткого диска, — и наконец Вера Акимова. Несколько записей подряд.</w:t>
-      </w:r>
-    </w:p>
-    <w:p>
-      <w:r>
-        <w:t>Я долго смотрел на её фамилию.</w:t>
-      </w:r>
-    </w:p>
-    <w:p>
-      <w:r>
         <w:t>Дверь открылась.</w:t>
       </w:r>
     </w:p>
@@ -30596,15 +29420,7 @@
         <w:t>П</w:t>
       </w:r>
       <w:r>
-        <w:t xml:space="preserve">робирка разбилась, мне надо сходить за новой. У нас в </w:t>
-      </w:r>
-      <w:proofErr w:type="spellStart"/>
-      <w:r>
-        <w:t>химлабе</w:t>
-      </w:r>
-      <w:proofErr w:type="spellEnd"/>
-      <w:r>
-        <w:t xml:space="preserve"> должны ещё быть.</w:t>
+        <w:t>робирка разбилась, мне надо сходить за новой. У нас в химлабе должны ещё быть.</w:t>
       </w:r>
     </w:p>
     <w:p>
@@ -30650,262 +29466,269 @@
         <w:t>В</w:t>
       </w:r>
       <w:r>
+        <w:t xml:space="preserve"> гравитонной камере вновь начались электронные судороги.</w:t>
+      </w:r>
+    </w:p>
+    <w:p>
+      <w:r>
+        <w:t xml:space="preserve">Я зашёл в подсобку, тщательно выверяя каждый шаг, — ведь гравитация в любой момент могла </w:t>
+      </w:r>
+      <w:r>
+        <w:t>скрутить</w:t>
+      </w:r>
+      <w:r>
+        <w:t xml:space="preserve"> мне мышцы</w:t>
+      </w:r>
+      <w:r>
+        <w:t xml:space="preserve"> — и стал перебирать пустые склянки на полках. Взгляд упал на белый металлический шкаф с расцарапанными дверцами. Хлипкий замок с трудом справлялся с задачей, дверца с унылым скрипом качалась вперёд и назад, едва удерживаемая тонким ригелем.</w:t>
+      </w:r>
+    </w:p>
+    <w:p>
+      <w:r>
+        <w:t>Я дёрнул её посильнее — один раз, другой, — и она с треском открылась.</w:t>
+      </w:r>
+    </w:p>
+    <w:p>
+      <w:r>
+        <w:t>Сразу обнаружились пробирки.</w:t>
+      </w:r>
+    </w:p>
+    <w:p>
+      <w:r>
+        <w:t>Я присел, сгрёб несколько штук, хотя никуда, кроме лаборатории, идти не собирался и уже хотел подняться, когда заметил ряд небольших оранжевых коробок с криво налепленным гербом союзного флота. Взял одну, взвесил в руке. Внутри что-то нетерпеливо побрякивало. Во всю длину коробки плотными чёрными буквами было отпечатано:</w:t>
+      </w:r>
+    </w:p>
+    <w:p>
+      <w:r>
+        <w:t>«Фибра».</w:t>
+      </w:r>
+    </w:p>
+    <w:p>
+      <w:r>
+        <w:t>Дышать стало</w:t>
+      </w:r>
+      <w:r>
+        <w:t xml:space="preserve"> совсем </w:t>
+      </w:r>
+      <w:r>
+        <w:t>тяжело.</w:t>
+      </w:r>
+    </w:p>
+    <w:p>
+      <w:r>
+        <w:t>Я вышел из пыльной подсобки, вывалился, как пьяный, в коридор.</w:t>
+      </w:r>
+    </w:p>
+    <w:p>
+      <w:r>
+        <w:t>Подумаешь, фибра</w:t>
+      </w:r>
+      <w:r>
+        <w:t>!</w:t>
+      </w:r>
+      <w:r>
+        <w:t xml:space="preserve"> Это ни о чём не говорит. Но я зачем-то забрал одну оранжевую коробку с собой.</w:t>
+      </w:r>
+    </w:p>
+    <w:p>
+      <w:r>
+        <w:t>Медленно покатился навстречу коридор.</w:t>
+      </w:r>
+    </w:p>
+    <w:p>
+      <w:r>
+        <w:lastRenderedPageBreak/>
+        <w:t>Я шёл по окружности разрушенного циферблата — пол вздыбился, под ногами валялись куски арматуры, от пятен копоти темнело в глазах.</w:t>
+      </w:r>
+    </w:p>
+    <w:p>
+      <w:r>
+        <w:t>Дверь в медблок была открыта.</w:t>
+      </w:r>
+    </w:p>
+    <w:p>
+      <w:r>
+        <w:t>Метались на дрожащем свету чьи-то тени</w:t>
+      </w:r>
+      <w:r>
+        <w:t>.</w:t>
+      </w:r>
+      <w:r>
         <w:t xml:space="preserve"> </w:t>
       </w:r>
-      <w:proofErr w:type="spellStart"/>
-      <w:r>
-        <w:t>гравитонной</w:t>
-      </w:r>
-      <w:proofErr w:type="spellEnd"/>
-      <w:r>
-        <w:t xml:space="preserve"> камере вновь начались электронные судороги.</w:t>
-      </w:r>
-    </w:p>
-    <w:p>
-      <w:r>
-        <w:t xml:space="preserve">Я зашёл в подсобку, тщательно выверяя каждый шаг, — ведь гравитация в любой момент могла </w:t>
-      </w:r>
-      <w:r>
-        <w:t>вывернуть мне мышцы</w:t>
-      </w:r>
-      <w:r>
-        <w:t xml:space="preserve"> — и стал перебирать пустые склянки на полках. Взгляд упал на белый металлический шкаф с расцарапанными дверцами. Хлипкий замок с трудом справлялся с задачей, дверца с унылым скрипом качалась вперёд и назад, едва удерживаемая тонким ригелем.</w:t>
-      </w:r>
-    </w:p>
-    <w:p>
-      <w:r>
-        <w:t>Я дёрнул её посильнее — один раз, другой, — и она с треском открылась.</w:t>
-      </w:r>
-    </w:p>
-    <w:p>
-      <w:r>
-        <w:t>Сразу обнаружились пробирки.</w:t>
-      </w:r>
-    </w:p>
-    <w:p>
-      <w:r>
-        <w:t>Я присел, сгрёб несколько штук, хотя никуда, кроме лаборатории, идти не собирался и уже хотел подняться, когда заметил ряд небольших оранжевых коробок с криво налепленным гербом союзного флота. Взял одну, взвесил в руке. Внутри что-то нетерпеливо побрякивало. Во всю длину коробки плотными чёрными буквами было отпечатано:</w:t>
-      </w:r>
-    </w:p>
-    <w:p>
-      <w:r>
-        <w:t>«Фибра».</w:t>
-      </w:r>
-    </w:p>
-    <w:p>
-      <w:r>
-        <w:t>Дышать стало</w:t>
-      </w:r>
-      <w:r>
-        <w:t xml:space="preserve"> совсем </w:t>
-      </w:r>
-      <w:r>
-        <w:t>тяжело.</w:t>
-      </w:r>
-    </w:p>
-    <w:p>
-      <w:r>
-        <w:t>Я вышел из пыльной подсобки, вывалился, как пьяный, в коридор.</w:t>
+      <w:r>
+        <w:t>С</w:t>
+      </w:r>
+      <w:r>
+        <w:t>тоял нарастающий гул, как от заклинившего механизма</w:t>
+      </w:r>
+      <w:r>
+        <w:t>.</w:t>
+      </w:r>
+      <w:r>
+        <w:t xml:space="preserve"> </w:t>
+      </w:r>
+      <w:r>
+        <w:t>П</w:t>
+      </w:r>
+      <w:r>
+        <w:t xml:space="preserve">робивался </w:t>
+      </w:r>
+      <w:r>
+        <w:t>сквозь шум</w:t>
+      </w:r>
+      <w:r>
+        <w:t xml:space="preserve"> </w:t>
+      </w:r>
+      <w:r>
+        <w:t>знакомый высокий голос, срывающийся на фальцет.</w:t>
+      </w:r>
+    </w:p>
+    <w:p>
+      <w:r>
+        <w:t xml:space="preserve">Андреев что-то втолковывал Ефимовой, покашливал и потирал горло. Главврач стояла перед ним, сгорбленная, как старуха, и так же по-старчески часто и </w:t>
+      </w:r>
+      <w:r>
+        <w:t>суматошно</w:t>
+      </w:r>
+      <w:r>
+        <w:t xml:space="preserve"> кивала. Она увидела меня и встрепенулась, расправила плечи.</w:t>
+      </w:r>
+    </w:p>
+    <w:p>
+      <w:r>
+        <w:t>— Это вы?</w:t>
+      </w:r>
+    </w:p>
+    <w:p>
+      <w:r>
+        <w:t>Андреев обернулся.</w:t>
+      </w:r>
+    </w:p>
+    <w:p>
+      <w:r>
+        <w:t>— Олег, — сказал он и закашлялся.</w:t>
+      </w:r>
+    </w:p>
+    <w:p>
+      <w:r>
+        <w:t>— Вы нашли источник? — спросила Ефимова.</w:t>
+      </w:r>
+    </w:p>
+    <w:p>
+      <w:r>
+        <w:t>— Нет. — Я покачал головой. — Мы проверяли питьевую воду, осталось ещё пару образцов, но вряд ли это вода.</w:t>
+      </w:r>
+    </w:p>
+    <w:p>
+      <w:r>
+        <w:t>— В том-то и дело! — взмахнул руками Андреев. — Это может быть</w:t>
+      </w:r>
+      <w:r>
+        <w:t>,</w:t>
+      </w:r>
+      <w:r>
+        <w:t xml:space="preserve"> что угодно! У нас нет времени проверять всё подряд!</w:t>
+      </w:r>
+    </w:p>
+    <w:p>
+      <w:r>
+        <w:t>— И что тогда делать? — спросил я.</w:t>
+      </w:r>
+    </w:p>
+    <w:p>
+      <w:r>
+        <w:t>— Сделать всем анализы крови! — взвизгнул Андреев. — Или мы перережем друг друга!</w:t>
+      </w:r>
+    </w:p>
+    <w:p>
+      <w:r>
+        <w:t>Ефимова опустила плечи.</w:t>
+      </w:r>
+    </w:p>
+    <w:p>
+      <w:r>
+        <w:t>— Я же вам объясняла, — усталым голосом произнесла она, — это ничего не даст. Синицыну анализы крови делали, и они были отрицательные. А это значит, что источник заражения…</w:t>
+      </w:r>
+    </w:p>
+    <w:p>
+      <w:r>
+        <w:t xml:space="preserve">— Проведите повторно, если нужно! — </w:t>
+      </w:r>
+      <w:r>
+        <w:t>настаивал</w:t>
+      </w:r>
+      <w:r>
+        <w:t xml:space="preserve"> Андреев. — Проводите каждый час!</w:t>
+      </w:r>
+    </w:p>
+    <w:p>
+      <w:r>
+        <w:t>Ефимова вместо ответа страдальчески вздохнула</w:t>
+      </w:r>
+      <w:r>
+        <w:t xml:space="preserve"> и</w:t>
+      </w:r>
+      <w:r>
+        <w:t xml:space="preserve"> </w:t>
+      </w:r>
+      <w:r>
+        <w:t>отвернулась</w:t>
+      </w:r>
+      <w:r>
+        <w:t xml:space="preserve"> от Андреева</w:t>
+      </w:r>
+      <w:r>
+        <w:t>. Помедлила с секунду, как бы зависнув посреди незавершённого жеста, и</w:t>
+      </w:r>
+      <w:r>
+        <w:t xml:space="preserve"> добрела шаркающей походкой до скамейки.</w:t>
+      </w:r>
+    </w:p>
+    <w:p>
+      <w:r>
+        <w:t>— Будем делать анализы, — произнесла она, покачивая головой. — Хорошо, будем делать анализы. Каждый час, вы говорите? Значит, будем каждый час делать анализы.</w:t>
+      </w:r>
+    </w:p>
+    <w:p>
+      <w:r>
+        <w:t>— Предлагаю начать с себя! — крякнул Андреев.</w:t>
+      </w:r>
+    </w:p>
+    <w:p>
+      <w:r>
+        <w:t>Я вздрогнул, меня словно окатили изнутри кипятком.</w:t>
+      </w:r>
+    </w:p>
+    <w:p>
+      <w:r>
+        <w:t xml:space="preserve">— </w:t>
+      </w:r>
+      <w:r>
+        <w:t>О</w:t>
+      </w:r>
+      <w:r>
+        <w:t>ни у всех нас положительные, — сказал я.</w:t>
+      </w:r>
+    </w:p>
+    <w:p>
+      <w:r>
+        <w:t>Андреев повернулся, округлив глаза.</w:t>
+      </w:r>
+    </w:p>
+    <w:p>
+      <w:r>
+        <w:t>— Как? С чего вы решили?</w:t>
+      </w:r>
+    </w:p>
+    <w:p>
+      <w:r>
+        <w:t>Я посмотрел на оранжевую коробку в руке.</w:t>
       </w:r>
     </w:p>
     <w:p>
       <w:r>
         <w:lastRenderedPageBreak/>
-        <w:t>Подумаешь, фибра</w:t>
-      </w:r>
-      <w:r>
-        <w:t>!</w:t>
-      </w:r>
-      <w:r>
-        <w:t xml:space="preserve"> Это ни о чём не говорит. Но я зачем-то забрал одну оранжевую коробку с собой.</w:t>
-      </w:r>
-    </w:p>
-    <w:p>
-      <w:r>
-        <w:t>Медленно покатился навстречу коридор.</w:t>
-      </w:r>
-    </w:p>
-    <w:p>
-      <w:r>
-        <w:t>Я шёл по окружности разрушенного циферблата — пол вздыбился, под ногами валялись куски арматуры, от пятен копоти темнело в глазах.</w:t>
-      </w:r>
-    </w:p>
-    <w:p>
-      <w:r>
-        <w:t>Дверь в медблок была открыта.</w:t>
-      </w:r>
-    </w:p>
-    <w:p>
-      <w:r>
-        <w:t>Метались на дрожащем свету чьи-то тени</w:t>
-      </w:r>
-      <w:r>
-        <w:t>.</w:t>
-      </w:r>
-      <w:r>
-        <w:t xml:space="preserve"> </w:t>
-      </w:r>
-      <w:r>
-        <w:t>С</w:t>
-      </w:r>
-      <w:r>
-        <w:t>тоял нарастающий гул, как от заклинившего механизма</w:t>
-      </w:r>
-      <w:r>
-        <w:t>.</w:t>
-      </w:r>
-      <w:r>
-        <w:t xml:space="preserve"> </w:t>
-      </w:r>
-      <w:r>
-        <w:t>П</w:t>
-      </w:r>
-      <w:r>
-        <w:t xml:space="preserve">робивался </w:t>
-      </w:r>
-      <w:r>
-        <w:t>сквозь шум</w:t>
-      </w:r>
-      <w:r>
-        <w:t xml:space="preserve"> </w:t>
-      </w:r>
-      <w:r>
-        <w:t>знакомый высокий голос, срывающийся на фальцет.</w:t>
-      </w:r>
-    </w:p>
-    <w:p>
-      <w:r>
-        <w:t xml:space="preserve">Андреев что-то втолковывал Ефимовой, покашливал и потирал горло. Главврач стояла перед ним, сгорбленная, как старуха, и так же по-старчески часто и </w:t>
-      </w:r>
-      <w:r>
-        <w:t>суматошно</w:t>
-      </w:r>
-      <w:r>
-        <w:t xml:space="preserve"> кивала. Она увидела меня и встрепенулась, расправила плечи.</w:t>
-      </w:r>
-    </w:p>
-    <w:p>
-      <w:r>
-        <w:t>— Это вы?</w:t>
-      </w:r>
-    </w:p>
-    <w:p>
-      <w:r>
-        <w:t>Андреев обернулся.</w:t>
-      </w:r>
-    </w:p>
-    <w:p>
-      <w:r>
-        <w:t>— Олег, — сказал он и закашлялся.</w:t>
-      </w:r>
-    </w:p>
-    <w:p>
-      <w:r>
-        <w:t>— Вы нашли источник? — спросила Ефимова.</w:t>
-      </w:r>
-    </w:p>
-    <w:p>
-      <w:r>
-        <w:t>— Нет. — Я покачал головой. — Мы проверяли питьевую воду, осталось ещё пару образцов, но вряд ли это вода.</w:t>
-      </w:r>
-    </w:p>
-    <w:p>
-      <w:r>
-        <w:t>— В том-то и дело! — взмахнул руками Андреев. — Это может быть что угодно! У нас нет времени проверять всё подряд!</w:t>
-      </w:r>
-    </w:p>
-    <w:p>
-      <w:r>
-        <w:t>— И что тогда делать? — спросил я.</w:t>
-      </w:r>
-    </w:p>
-    <w:p>
-      <w:r>
-        <w:t>— Сделать всем анализы крови! — взвизгнул Андреев. — Или мы перережем друг друга!</w:t>
-      </w:r>
-    </w:p>
-    <w:p>
-      <w:r>
-        <w:t>Ефимова опустила плечи.</w:t>
-      </w:r>
-    </w:p>
-    <w:p>
-      <w:r>
-        <w:t>— Я же вам объясняла, — усталым голосом произнесла она, — это ничего не даст. Синицыну анализы крови делали, и они были отрицательные. А это значит, что источник заражения…</w:t>
-      </w:r>
-    </w:p>
-    <w:p>
-      <w:r>
-        <w:t>— Проведите повторно, если нужно! — завизжал Андреев. — Проводите каждый час!</w:t>
-      </w:r>
-    </w:p>
-    <w:p>
-      <w:r>
-        <w:t>Ефимова вместо ответа страдальчески вздохнула</w:t>
-      </w:r>
-      <w:r>
-        <w:t xml:space="preserve"> и</w:t>
-      </w:r>
-      <w:r>
-        <w:t xml:space="preserve"> </w:t>
-      </w:r>
-      <w:r>
-        <w:t>отвернулась</w:t>
-      </w:r>
-      <w:r>
-        <w:t xml:space="preserve"> от Андреева</w:t>
-      </w:r>
-      <w:r>
-        <w:t>. Помедлила с секунду, как бы зависнув посреди незавершённого жеста, и</w:t>
-      </w:r>
-      <w:r>
-        <w:t xml:space="preserve"> добрела шаркающей походкой до скамейки.</w:t>
-      </w:r>
-    </w:p>
-    <w:p>
-      <w:r>
-        <w:t>— Будем делать анализы, — произнесла она, покачивая головой. — Хорошо, будем делать анализы. Каждый час, вы говорите? Значит, будем каждый час делать анализы.</w:t>
-      </w:r>
-    </w:p>
-    <w:p>
-      <w:r>
-        <w:t>— Предлагаю начать с себя! — крякнул Андреев.</w:t>
-      </w:r>
-    </w:p>
-    <w:p>
-      <w:r>
-        <w:t>Я вздрогнул, меня словно окатили изнутри кипятком.</w:t>
-      </w:r>
-    </w:p>
-    <w:p>
-      <w:r>
-        <w:t xml:space="preserve">— </w:t>
-      </w:r>
-      <w:r>
-        <w:t>О</w:t>
-      </w:r>
-      <w:r>
-        <w:t>ни у всех нас положительные, — сказал я.</w:t>
-      </w:r>
-    </w:p>
-    <w:p>
-      <w:r>
-        <w:t>Андреев повернулся, округлив глаза.</w:t>
-      </w:r>
-    </w:p>
-    <w:p>
-      <w:r>
-        <w:lastRenderedPageBreak/>
-        <w:t>— Как? С чего вы решили?</w:t>
-      </w:r>
-    </w:p>
-    <w:p>
-      <w:r>
-        <w:t>Я посмотрел на оранжевую коробку в руке.</w:t>
-      </w:r>
-    </w:p>
-    <w:p>
-      <w:r>
         <w:t>— Восприимчивость у всех индивидуальная, — сказал я. — Источник заражения по-прежнему присутствует и продолжает на нас действовать. Происходит накопление токсина в крови и в результате — срыв.</w:t>
       </w:r>
     </w:p>
@@ -31025,12 +29848,12 @@
     </w:p>
     <w:p>
       <w:r>
+        <w:t>Я прошёл ко входу в лабораторный отсек, но в последний момент замер, едва завершив шаг, и повернулся.</w:t>
+      </w:r>
+    </w:p>
+    <w:p>
+      <w:r>
         <w:lastRenderedPageBreak/>
-        <w:t>Я прошёл ко входу в лабораторный отсек, но в последний момент замер, едва завершив шаг, и повернулся.</w:t>
-      </w:r>
-    </w:p>
-    <w:p>
-      <w:r>
         <w:t>— Ты ведь знаешь, что это? — Я показал ей мятую оранжевую коробку.</w:t>
       </w:r>
     </w:p>
@@ -31056,15 +29879,7 @@
     </w:p>
     <w:p>
       <w:r>
-        <w:t xml:space="preserve">— Зачем вам столько фибры в </w:t>
-      </w:r>
-      <w:proofErr w:type="spellStart"/>
-      <w:r>
-        <w:t>химлабе</w:t>
-      </w:r>
-      <w:proofErr w:type="spellEnd"/>
-      <w:r>
-        <w:t xml:space="preserve">? К тому же закрытой на ключ. Как раз в том ящике, который ты </w:t>
+        <w:t xml:space="preserve">— Зачем вам столько фибры в химлабе? К тому же закрытой на ключ. Как раз в том ящике, который ты </w:t>
       </w:r>
       <w:r>
         <w:t>открывать</w:t>
@@ -31075,15 +29890,7 @@
     </w:p>
     <w:p>
       <w:r>
-        <w:t xml:space="preserve">— Олег! — Вера нервно дёрнула за лямку висящей на плече сумки, шагнула ко мне и остановилась, не решилась подойти слишком близко. — Ты о чём вообще говоришь? Откуда я знаю, что лежит в </w:t>
-      </w:r>
-      <w:proofErr w:type="spellStart"/>
-      <w:r>
-        <w:t>химлабе</w:t>
-      </w:r>
-      <w:proofErr w:type="spellEnd"/>
-      <w:r>
-        <w:t xml:space="preserve">! Ты же видел, там полный бардак! У нас и работы-то последний год толковой не было, не лаборатория, а сплошная свалка. </w:t>
+        <w:t xml:space="preserve">— Олег! — Вера нервно дёрнула за лямку висящей на плече сумки, шагнула ко мне и остановилась, не решилась подойти слишком близко. — Ты о чём вообще говоришь? Откуда я знаю, что лежит в химлабе! Ты же видел, там полный бардак! У нас и работы-то последний год толковой не было, не лаборатория, а сплошная свалка. </w:t>
       </w:r>
       <w:r>
         <w:t>Наверное</w:t>
@@ -31183,17 +29990,17 @@
     </w:p>
     <w:p>
       <w:r>
+        <w:t>Я швырнул на стол оранжевую коробку, и меня начало трясти. Я закрыл ладонью лицо.</w:t>
+      </w:r>
+    </w:p>
+    <w:p>
+      <w:r>
+        <w:t>— Что с тобой?</w:t>
+      </w:r>
+    </w:p>
+    <w:p>
+      <w:r>
         <w:lastRenderedPageBreak/>
-        <w:t>Я швырнул на стол оранжевую коробку, и меня начало трясти. Я закрыл ладонью лицо.</w:t>
-      </w:r>
-    </w:p>
-    <w:p>
-      <w:r>
-        <w:t>— Что с тобой?</w:t>
-      </w:r>
-    </w:p>
-    <w:p>
-      <w:r>
         <w:t>Я молчал.</w:t>
       </w:r>
     </w:p>
@@ -31256,7 +30063,13 @@
     </w:p>
     <w:p>
       <w:r>
-        <w:t>— Или я специально анализы так провожу, чтобы ничего не обнаружить? Чтобы мы все погибли, да? Включая и меня? Знаешь что! Хочешь так думать, дело твоё! Я тут с тобой нянчиться не собираюсь!</w:t>
+        <w:t xml:space="preserve">— Или я специально анализы так провожу, чтобы ничего не обнаружить? </w:t>
+      </w:r>
+      <w:r>
+        <w:t xml:space="preserve">— взвилась Вера. — </w:t>
+      </w:r>
+      <w:r>
+        <w:t>Чтобы мы все погибли, да? Включая и меня? Знаешь что! Хочешь так думать, дело твоё! Я тут с тобой нянчиться не собираюсь!</w:t>
       </w:r>
     </w:p>
     <w:p>
@@ -31318,7 +30131,10 @@
     </w:p>
     <w:p>
       <w:r>
-        <w:t>— А что делать? Не будем же мы проверять всё подряд.</w:t>
+        <w:t>— А что делать? Не будем же мы проверять всё подряд</w:t>
+      </w:r>
+      <w:r>
+        <w:t>!</w:t>
       </w:r>
     </w:p>
     <w:p>
@@ -31547,15 +30363,7 @@
         <w:t>карточку</w:t>
       </w:r>
       <w:r>
-        <w:t xml:space="preserve">. </w:t>
-      </w:r>
-      <w:proofErr w:type="spellStart"/>
-      <w:r>
-        <w:t>Верховенцев</w:t>
-      </w:r>
-      <w:proofErr w:type="spellEnd"/>
-      <w:r>
-        <w:t>.</w:t>
+        <w:t>. Верховенцев.</w:t>
       </w:r>
     </w:p>
     <w:p>
@@ -31570,23 +30378,7 @@
     </w:p>
     <w:p>
       <w:r>
-        <w:t xml:space="preserve">Несколько часов назад здесь сидела Симонова, пока я пытался разузнать о </w:t>
-      </w:r>
-      <w:proofErr w:type="spellStart"/>
-      <w:r>
-        <w:t>Верховенцеве</w:t>
-      </w:r>
-      <w:proofErr w:type="spellEnd"/>
-      <w:r>
-        <w:t xml:space="preserve"> — у того самого человека, который зарезал его хирургическим ножом. За последнее время столько всего произошло, что казалось, стоит зажмурить глаза, и время покатится вспять, как поставленная на перемотку запись. Я ведь даже ни разу не видел этого </w:t>
-      </w:r>
-      <w:proofErr w:type="spellStart"/>
-      <w:r>
-        <w:t>Верховенцева</w:t>
-      </w:r>
-      <w:proofErr w:type="spellEnd"/>
-      <w:r>
-        <w:t xml:space="preserve"> до катастрофы, но всё равно что-то болезненно ныло в груди, как вымотанная бегом мышца.</w:t>
+        <w:t>Несколько часов назад здесь сидела Симонова, пока я пытался разузнать о Верховенцеве — у того самого человека, который зарезал его хирургическим ножом. За последнее время столько всего произошло, что казалось, стоит зажмурить глаза, и время покатится вспять, как поставленная на перемотку запись. Я ведь даже ни разу не видел этого Верховенцева до катастрофы, но всё равно что-то болезненно ныло в груди, как вымотанная бегом мышца.</w:t>
       </w:r>
     </w:p>
     <w:p>
@@ -32868,107 +31660,67 @@
     </w:p>
     <w:p>
       <w:r>
-        <w:t xml:space="preserve">— Да, странный дефект. Или она моток проволоки проглотила. Или… — Я положил снимок на стол. — Или это </w:t>
-      </w:r>
-      <w:proofErr w:type="spellStart"/>
-      <w:r>
-        <w:t>нуболид</w:t>
-      </w:r>
-      <w:proofErr w:type="spellEnd"/>
+        <w:t>— Да, странный дефект. Или она моток проволоки проглотила. Или… — Я положил снимок на стол. — Или это нуболид.</w:t>
+      </w:r>
+    </w:p>
+    <w:p>
+      <w:r>
+        <w:lastRenderedPageBreak/>
+        <w:t>— Нуболид в человеческом теле, — прошептала Вера. — Как это вообще возможно? Мне бы такое в кошмарном сне не приснилось!</w:t>
+      </w:r>
+    </w:p>
+    <w:p>
+      <w:r>
+        <w:t>На мгновение перед глазами мелькнул поблекший уже образ — Вера, идущая ко мне навстречу вопреки урагану, тонкие алые нити, прорастающие у неё из груди.</w:t>
+      </w:r>
+    </w:p>
+    <w:p>
+      <w:r>
+        <w:t>— Вскрытие мы с тобой всё равно не сделаем, — сказал я. — К тому же для нас это ничего не изменит.</w:t>
+      </w:r>
+    </w:p>
+    <w:p>
+      <w:r>
+        <w:t xml:space="preserve">— </w:t>
+      </w:r>
+      <w:r>
+        <w:t>Р</w:t>
+      </w:r>
+      <w:r>
+        <w:t>ентген я всё же сделаю</w:t>
+      </w:r>
+      <w:r>
+        <w:t>, — ответила Вера. —</w:t>
+      </w:r>
+      <w:r>
+        <w:t xml:space="preserve"> Вдруг это сбой, а мы тут напридумали всякой ерунды.</w:t>
+      </w:r>
+    </w:p>
+    <w:p>
+      <w:r>
+        <w:t>— Если это сбой, — сказал я, — то мы потратили время, а времени у нас как раз и нет. А если не сбой…</w:t>
+      </w:r>
+    </w:p>
+    <w:p>
+      <w:r>
+        <w:t xml:space="preserve">— То, что? — тихо спросила </w:t>
+      </w:r>
+      <w:r>
+        <w:t>Вера</w:t>
+      </w:r>
       <w:r>
         <w:t>.</w:t>
       </w:r>
     </w:p>
     <w:p>
       <w:r>
-        <w:lastRenderedPageBreak/>
-        <w:t xml:space="preserve">— </w:t>
-      </w:r>
-      <w:proofErr w:type="spellStart"/>
-      <w:r>
-        <w:t>Нуболид</w:t>
-      </w:r>
-      <w:proofErr w:type="spellEnd"/>
-      <w:r>
-        <w:t xml:space="preserve"> в человеческом теле, — прошептала Вера. — Как это вообще возможно? Мне бы такое в кошмарном сне не приснилось!</w:t>
-      </w:r>
-    </w:p>
-    <w:p>
-      <w:r>
-        <w:t>На мгновение перед глазами мелькнул поблекший уже образ — Вера, идущая ко мне навстречу вопреки урагану, тонкие алые нити, прорастающие у неё из груди.</w:t>
-      </w:r>
-    </w:p>
-    <w:p>
-      <w:r>
-        <w:t>— Вскрытие мы с тобой всё равно не сделаем, — сказал я. — К тому же для нас это ничего не изменит.</w:t>
-      </w:r>
-    </w:p>
-    <w:p>
-      <w:r>
-        <w:t xml:space="preserve">— </w:t>
-      </w:r>
-      <w:r>
-        <w:t>Р</w:t>
-      </w:r>
-      <w:r>
-        <w:t>ентген я всё же сделаю</w:t>
-      </w:r>
-      <w:r>
-        <w:t>, — ответила Вера. —</w:t>
-      </w:r>
-      <w:r>
-        <w:t xml:space="preserve"> Вдруг это сбой, а мы тут </w:t>
-      </w:r>
-      <w:proofErr w:type="spellStart"/>
-      <w:r>
-        <w:t>напридумали</w:t>
-      </w:r>
-      <w:proofErr w:type="spellEnd"/>
-      <w:r>
-        <w:t xml:space="preserve"> всякой ерунды.</w:t>
-      </w:r>
-    </w:p>
-    <w:p>
-      <w:r>
-        <w:t>— Если это сбой, — сказал я, — то мы потратили время, а времени у нас как раз и нет. А если не сбой…</w:t>
-      </w:r>
-    </w:p>
-    <w:p>
-      <w:r>
-        <w:t xml:space="preserve">— То, что? — тихо спросила </w:t>
-      </w:r>
-      <w:r>
-        <w:t>Вера</w:t>
-      </w:r>
-      <w:r>
-        <w:t>.</w:t>
-      </w:r>
-    </w:p>
-    <w:p>
-      <w:r>
-        <w:t xml:space="preserve">— Получается, мы ходим через червоточины благодаря </w:t>
-      </w:r>
-      <w:proofErr w:type="spellStart"/>
-      <w:r>
-        <w:t>нуболидам</w:t>
-      </w:r>
-      <w:proofErr w:type="spellEnd"/>
-      <w:r>
-        <w:t xml:space="preserve">? — </w:t>
+        <w:t xml:space="preserve">— Получается, мы ходим через червоточины благодаря нуболидам? — </w:t>
       </w:r>
       <w:r>
         <w:t>проговорил</w:t>
       </w:r>
       <w:r>
-        <w:t xml:space="preserve"> я. — </w:t>
-      </w:r>
-      <w:proofErr w:type="spellStart"/>
-      <w:r>
-        <w:t>Нуболид</w:t>
-      </w:r>
-      <w:proofErr w:type="spellEnd"/>
-      <w:r>
-        <w:t xml:space="preserve"> в симбиозе с навигатором? </w:t>
+        <w:t xml:space="preserve"> я. — Нуболид в симбиозе с навигатором? </w:t>
       </w:r>
       <w:r>
         <w:t>И</w:t>
@@ -33220,15 +31972,7 @@
     </w:p>
     <w:p>
       <w:r>
-        <w:t xml:space="preserve">Освещение в столовой приглушили — или же </w:t>
-      </w:r>
-      <w:proofErr w:type="spellStart"/>
-      <w:r>
-        <w:t>коротнула</w:t>
-      </w:r>
-      <w:proofErr w:type="spellEnd"/>
-      <w:r>
-        <w:t xml:space="preserve"> очередная </w:t>
+        <w:t xml:space="preserve">Освещение в столовой приглушили — или же коротнула очередная </w:t>
       </w:r>
       <w:r>
         <w:t xml:space="preserve">старая </w:t>
@@ -33718,15 +32462,7 @@
         <w:t xml:space="preserve"> и</w:t>
       </w:r>
       <w:r>
-        <w:t xml:space="preserve"> оказались в заложниках у собственной чумы, когда не сумели вовремя сбежать. Раньше я втайне думал, что Марутян свихнулся со своими </w:t>
-      </w:r>
-      <w:proofErr w:type="spellStart"/>
-      <w:r>
-        <w:t>нуболидами</w:t>
-      </w:r>
-      <w:proofErr w:type="spellEnd"/>
-      <w:r>
-        <w:t>, решил потравить себя и коллег, хотя в этом не было ни малейшего смысла. Я даже думал про Веру, которая винила всех в смерти отца.</w:t>
+        <w:t xml:space="preserve"> оказались в заложниках у собственной чумы, когда не сумели вовремя сбежать. Раньше я втайне думал, что Марутян свихнулся со своими нуболидами, решил потравить себя и коллег, хотя в этом не было ни малейшего смысла. Я даже думал про Веру, которая винила всех в смерти отца.</w:t>
       </w:r>
     </w:p>
     <w:p>
@@ -33850,15 +32586,7 @@
     </w:p>
     <w:p>
       <w:r>
-        <w:t xml:space="preserve">— Что опять случилось? С </w:t>
-      </w:r>
-      <w:proofErr w:type="spellStart"/>
-      <w:r>
-        <w:t>Мицюкиным</w:t>
-      </w:r>
-      <w:proofErr w:type="spellEnd"/>
-      <w:r>
-        <w:t xml:space="preserve"> что-то не поделили? Я рапорт на него напишу, когда вернёмся! Устроил тут цирк с конями!</w:t>
+        <w:t>— Что опять случилось? С Мицюкиным что-то не поделили? Я рапорт на него напишу, когда вернёмся! Устроил тут цирк с конями!</w:t>
       </w:r>
     </w:p>
     <w:p>
@@ -33868,15 +32596,7 @@
     </w:p>
     <w:p>
       <w:r>
-        <w:t xml:space="preserve">— С </w:t>
-      </w:r>
-      <w:proofErr w:type="spellStart"/>
-      <w:r>
-        <w:t>Мицюкиным</w:t>
-      </w:r>
-      <w:proofErr w:type="spellEnd"/>
-      <w:r>
-        <w:t xml:space="preserve"> всё в порядке, — сказал я.</w:t>
+        <w:t>— С Мицюкиным всё в порядке, — сказал я.</w:t>
       </w:r>
     </w:p>
     <w:p>
@@ -34490,31 +33210,7 @@
     </w:p>
     <w:p>
       <w:r>
-        <w:t xml:space="preserve">— А что я мог сделать? — Майоров говорил, отвернувшись и глядя в тень. — У нас конвоиров в экипаже нет, не предусмотрено уставом таких должностей. А вот </w:t>
-      </w:r>
-      <w:proofErr w:type="spellStart"/>
-      <w:r>
-        <w:t>эсбэ</w:t>
-      </w:r>
-      <w:proofErr w:type="spellEnd"/>
-      <w:r>
-        <w:t xml:space="preserve"> на любой станции имеется. Очередной хрен вроде </w:t>
-      </w:r>
-      <w:proofErr w:type="spellStart"/>
-      <w:r>
-        <w:t>Мицюкина</w:t>
-      </w:r>
-      <w:proofErr w:type="spellEnd"/>
-      <w:r>
-        <w:t xml:space="preserve">. Ну я подошёл к этим </w:t>
-      </w:r>
-      <w:proofErr w:type="spellStart"/>
-      <w:r>
-        <w:t>эсбэшникам</w:t>
-      </w:r>
-      <w:proofErr w:type="spellEnd"/>
-      <w:r>
-        <w:t>, и вопрос решился. Там же, на станции, кстати, и новый пилот сразу нашёлся.</w:t>
+        <w:t>— А что я мог сделать? — Майоров говорил, отвернувшись и глядя в тень. — У нас конвоиров в экипаже нет, не предусмотрено уставом таких должностей. А вот эсбэ на любой станции имеется. Очередной хрен вроде Мицюкина. Ну я подошёл к этим эсбэшникам, и вопрос решился. Там же, на станции, кстати, и новый пилот сразу нашёлся.</w:t>
       </w:r>
     </w:p>
     <w:p>
@@ -34609,15 +33305,7 @@
     </w:p>
     <w:p>
       <w:r>
-        <w:t xml:space="preserve">— О том, что в теле навигатора — </w:t>
-      </w:r>
-      <w:proofErr w:type="spellStart"/>
-      <w:r>
-        <w:t>нуболид</w:t>
-      </w:r>
-      <w:proofErr w:type="spellEnd"/>
-      <w:r>
-        <w:t>, —</w:t>
+        <w:t>— О том, что в теле навигатора — нуболид, —</w:t>
       </w:r>
       <w:r>
         <w:t xml:space="preserve"> спросил </w:t>
@@ -34689,15 +33377,7 @@
     </w:p>
     <w:p>
       <w:r>
-        <w:t xml:space="preserve">— Без вскрытия сложно сказать наверняка, а времени на вскрытие, как вы сами понимаете, нет, но то, что видно на снимке, похоже на </w:t>
-      </w:r>
-      <w:proofErr w:type="spellStart"/>
-      <w:r>
-        <w:t>нуболида</w:t>
-      </w:r>
-      <w:proofErr w:type="spellEnd"/>
-      <w:r>
-        <w:t>, который врос в её тело.</w:t>
+        <w:t>— Без вскрытия сложно сказать наверняка, а времени на вскрытие, как вы сами понимаете, нет, но то, что видно на снимке, похоже на нуболида, который врос в её тело.</w:t>
       </w:r>
     </w:p>
     <w:p>
@@ -34765,126 +33445,102 @@
     </w:p>
     <w:p>
       <w:r>
-        <w:t xml:space="preserve">— Олег, я в таком ключе общаться не намерен! Центру надо установить точную причину смерти. Не так часто навигатор умирает сразу после выхода из </w:t>
-      </w:r>
-      <w:proofErr w:type="spellStart"/>
-      <w:r>
-        <w:t>бранка</w:t>
-      </w:r>
-      <w:proofErr w:type="spellEnd"/>
+        <w:t>— Олег, я в таком ключе общаться не намерен! Центру надо установить точную причину смерти. Не так часто навигатор умирает сразу после выхода из бранка.</w:t>
+      </w:r>
+    </w:p>
+    <w:p>
+      <w:r>
+        <w:t>— О причине её смерти догадаться несложно. Некое образование, очень похожее на нуболида, оплетает её сердце.</w:t>
+      </w:r>
+    </w:p>
+    <w:p>
+      <w:r>
+        <w:lastRenderedPageBreak/>
+        <w:t>— Да чего ты от меня хочешь? — взревел Майоров. Лицо его стало пунцовым, как при удушье, на лбу выступил пот. — Почему вы вообще решили, что это нуболид! Это же полный бред! Все нуболиды, с которым мы вступали в контакт, сидят в герметичной банке. Пойдём! — махнул он рукой. — Покажешь мне снимки!</w:t>
+      </w:r>
+    </w:p>
+    <w:p>
+      <w:r>
+        <w:t>И шагнул к двери.</w:t>
+      </w:r>
+    </w:p>
+    <w:p>
+      <w:r>
+        <w:t>— Постойте, Сергей Владимирович! — сказал я. — Снимок у меня с собой.</w:t>
+      </w:r>
+    </w:p>
+    <w:p>
+      <w:r>
+        <w:t>Я протянул Майорову папку. Тот нервным движением, как в припадке, вытряс из неё чёрный глянцевый лист и задрал над головой, вглядываясь в изображение сквозь наползающие на глаза брови.</w:t>
+      </w:r>
+    </w:p>
+    <w:p>
+      <w:r>
+        <w:t xml:space="preserve">— Ни черта здесь не видно! Ну да, есть какое-то образование. </w:t>
+      </w:r>
+      <w:r>
+        <w:t>Д</w:t>
+      </w:r>
+      <w:r>
+        <w:t>ефект снимка?</w:t>
+      </w:r>
+    </w:p>
+    <w:p>
+      <w:r>
+        <w:t>— Мы тоже сначала подумали про дефект. Поэтому сделали ещё один снимок. Вы как раз его в руках и держите.</w:t>
+      </w:r>
+    </w:p>
+    <w:p>
+      <w:r>
+        <w:t>Майоров сел на кровать.</w:t>
+      </w:r>
+    </w:p>
+    <w:p>
+      <w:r>
+        <w:t>— Слышал я о подобном случае как раз перед вылетом, — тихо проговорил он.</w:t>
+      </w:r>
+    </w:p>
+    <w:p>
+      <w:r>
+        <w:t>— В смысле слышали?</w:t>
+      </w:r>
+    </w:p>
+    <w:p>
+      <w:r>
+        <w:t>— Просто слухи. Я сам-то ни черта не знаю.</w:t>
+      </w:r>
+    </w:p>
+    <w:p>
+      <w:r>
+        <w:t xml:space="preserve">В иллюминатор пролился свет от планеты. Станция, как идущий на дно корабль, стала смертельно заваливаться на бок. Весь модуль тут же затянуло </w:t>
+      </w:r>
+      <w:r>
+        <w:t>вязкой</w:t>
+      </w:r>
+      <w:r>
+        <w:t xml:space="preserve"> синевой.</w:t>
+      </w:r>
+    </w:p>
+    <w:p>
+      <w:r>
+        <w:t>Майоров поморщился.</w:t>
+      </w:r>
+    </w:p>
+    <w:p>
+      <w:r>
+        <w:t>— Закрой.</w:t>
+      </w:r>
+    </w:p>
+    <w:p>
+      <w:r>
+        <w:t>Я надавил на кнопку в переборке</w:t>
+      </w:r>
       <w:r>
         <w:t>.</w:t>
       </w:r>
     </w:p>
     <w:p>
       <w:r>
-        <w:t xml:space="preserve">— О причине её смерти догадаться несложно. Некое образование, очень похожее на </w:t>
-      </w:r>
-      <w:proofErr w:type="spellStart"/>
-      <w:r>
-        <w:t>нуболида</w:t>
-      </w:r>
-      <w:proofErr w:type="spellEnd"/>
-      <w:r>
-        <w:t>, оплетает её сердце.</w:t>
-      </w:r>
-    </w:p>
-    <w:p>
-      <w:r>
-        <w:lastRenderedPageBreak/>
-        <w:t xml:space="preserve">— Да чего ты от меня хочешь? — взревел Майоров. Лицо его стало пунцовым, как при удушье, на лбу выступил пот. — Почему вы вообще решили, что это </w:t>
-      </w:r>
-      <w:proofErr w:type="spellStart"/>
-      <w:r>
-        <w:t>нуболид</w:t>
-      </w:r>
-      <w:proofErr w:type="spellEnd"/>
-      <w:r>
-        <w:t>! Это же полный бред! Все нуболиды, с которым мы вступали в контакт, сидят в герметичной банке. Пойдём! — махнул он рукой. — Покажешь мне снимки!</w:t>
-      </w:r>
-    </w:p>
-    <w:p>
-      <w:r>
-        <w:t>И шагнул к двери.</w:t>
-      </w:r>
-    </w:p>
-    <w:p>
-      <w:r>
-        <w:t>— Постойте, Сергей Владимирович! — сказал я. — Снимок у меня с собой.</w:t>
-      </w:r>
-    </w:p>
-    <w:p>
-      <w:r>
-        <w:t>Я протянул Майорову папку. Тот нервным движением, как в припадке, вытряс из неё чёрный глянцевый лист и задрал над головой, вглядываясь в изображение сквозь наползающие на глаза брови.</w:t>
-      </w:r>
-    </w:p>
-    <w:p>
-      <w:r>
-        <w:t xml:space="preserve">— Ни черта здесь не видно! Ну да, есть какое-то образование. </w:t>
-      </w:r>
-      <w:r>
-        <w:t>Д</w:t>
-      </w:r>
-      <w:r>
-        <w:t>ефект снимка?</w:t>
-      </w:r>
-    </w:p>
-    <w:p>
-      <w:r>
-        <w:t>— Мы тоже сначала подумали про дефект. Поэтому сделали ещё один снимок. Вы как раз его в руках и держите.</w:t>
-      </w:r>
-    </w:p>
-    <w:p>
-      <w:r>
-        <w:t>Майоров сел на кровать.</w:t>
-      </w:r>
-    </w:p>
-    <w:p>
-      <w:r>
-        <w:t>— Слышал я о подобном случае как раз перед вылетом, — тихо проговорил он.</w:t>
-      </w:r>
-    </w:p>
-    <w:p>
-      <w:r>
-        <w:t>— В смысле слышали?</w:t>
-      </w:r>
-    </w:p>
-    <w:p>
-      <w:r>
-        <w:t>— Просто слухи. Я сам-то ни черта не знаю.</w:t>
-      </w:r>
-    </w:p>
-    <w:p>
-      <w:r>
-        <w:t xml:space="preserve">В иллюминатор пролился свет от планеты. Станция, как идущий на дно корабль, стала смертельно заваливаться на бок. Весь модуль тут же затянуло </w:t>
-      </w:r>
-      <w:r>
-        <w:t>вязкой</w:t>
-      </w:r>
-      <w:r>
-        <w:t xml:space="preserve"> синевой.</w:t>
-      </w:r>
-    </w:p>
-    <w:p>
-      <w:r>
-        <w:t>Майоров поморщился.</w:t>
-      </w:r>
-    </w:p>
-    <w:p>
-      <w:r>
-        <w:t>— Закрой.</w:t>
-      </w:r>
-    </w:p>
-    <w:p>
-      <w:r>
-        <w:t>Я надавил на кнопку в переборке</w:t>
-      </w:r>
-      <w:r>
-        <w:t>.</w:t>
-      </w:r>
-    </w:p>
-    <w:p>
-      <w:r>
         <w:t xml:space="preserve">— </w:t>
       </w:r>
       <w:r>
@@ -34896,23 +33552,7 @@
     </w:p>
     <w:p>
       <w:r>
-        <w:t xml:space="preserve">— Был перед нашим вылетом случай, — начал Майоров. — Умер навигатор. Не после выхода из </w:t>
-      </w:r>
-      <w:proofErr w:type="spellStart"/>
-      <w:r>
-        <w:t>бранка</w:t>
-      </w:r>
-      <w:proofErr w:type="spellEnd"/>
-      <w:r>
-        <w:t xml:space="preserve">, нет, обошлось без таких совпадений. Вроде как везли её куда-то на </w:t>
-      </w:r>
-      <w:proofErr w:type="spellStart"/>
-      <w:r>
-        <w:t>шнявке</w:t>
-      </w:r>
-      <w:proofErr w:type="spellEnd"/>
-      <w:r>
-        <w:t>, может, на другой корабль. Неважно. — Майоров прищурился, разглядывая снимок, и бросил его на кровать. — Во время вскрытия в теле нашли новообразование. Что-то вроде раковой опухоли, но не совсем.</w:t>
+        <w:t>— Был перед нашим вылетом случай, — начал Майоров. — Умер навигатор. Не после выхода из бранка, нет, обошлось без таких совпадений. Вроде как везли её куда-то на шнявке, может, на другой корабль. Неважно. — Майоров прищурился, разглядывая снимок, и бросил его на кровать. — Во время вскрытия в теле нашли новообразование. Что-то вроде раковой опухоли, но не совсем.</w:t>
       </w:r>
     </w:p>
     <w:p>
@@ -34979,15 +33619,7 @@
         <w:t>а</w:t>
       </w:r>
       <w:r>
-        <w:t xml:space="preserve"> </w:t>
-      </w:r>
-      <w:proofErr w:type="spellStart"/>
-      <w:r>
-        <w:t>нуболид</w:t>
-      </w:r>
-      <w:proofErr w:type="spellEnd"/>
-      <w:r>
-        <w:t xml:space="preserve">, я вообще ни черта не понимаю! Откуда он там взялся? </w:t>
+        <w:t xml:space="preserve"> нуболид, я вообще ни черта не понимаю! Откуда он там взялся? </w:t>
       </w:r>
       <w:r>
         <w:t>О</w:t>
@@ -35003,15 +33635,7 @@
     </w:p>
     <w:p>
       <w:r>
-        <w:t xml:space="preserve">— Да не знаю я! Я думал, это дурацкие байки вроде бесконечных снов во время </w:t>
-      </w:r>
-      <w:proofErr w:type="spellStart"/>
-      <w:r>
-        <w:t>бранка</w:t>
-      </w:r>
-      <w:proofErr w:type="spellEnd"/>
-      <w:r>
-        <w:t>, которыми желторотиков пугают.</w:t>
+        <w:t>— Да не знаю я! Я думал, это дурацкие байки вроде бесконечных снов во время бранка, которыми желторотиков пугают.</w:t>
       </w:r>
     </w:p>
     <w:p>
@@ -35021,15 +33645,7 @@
     </w:p>
     <w:p>
       <w:r>
-        <w:t xml:space="preserve">— Так и </w:t>
-      </w:r>
-      <w:proofErr w:type="spellStart"/>
-      <w:r>
-        <w:t>нуболидом</w:t>
-      </w:r>
-      <w:proofErr w:type="spellEnd"/>
-      <w:r>
-        <w:t xml:space="preserve"> это быть не может, — посмотрел на меня Майоров.</w:t>
+        <w:t>— Так и нуболидом это быть не может, — посмотрел на меня Майоров.</w:t>
       </w:r>
     </w:p>
     <w:p>
@@ -35151,15 +33767,7 @@
     </w:p>
     <w:p>
       <w:r>
-        <w:t xml:space="preserve">Майоров потрепал меня, как старого приятеля, по плечу и пообещал всё устроить. Изобразил кривое подобие улыбки, похожее на гримасу при инсульте. И мне стало жутко — куда сильнее, чем от </w:t>
-      </w:r>
-      <w:proofErr w:type="spellStart"/>
-      <w:r>
-        <w:t>нуболида</w:t>
-      </w:r>
-      <w:proofErr w:type="spellEnd"/>
-      <w:r>
-        <w:t xml:space="preserve"> на рентгеновском снимке.</w:t>
+        <w:t>Майоров потрепал меня, как старого приятеля, по плечу и пообещал всё устроить. Изобразил кривое подобие улыбки, похожее на гримасу при инсульте. И мне стало жутко — куда сильнее, чем от нуболида на рентгеновском снимке.</w:t>
       </w:r>
     </w:p>
     <w:p>
@@ -35467,23 +34075,7 @@
     </w:p>
     <w:p>
       <w:r>
-        <w:t xml:space="preserve">— Ага, из </w:t>
-      </w:r>
-      <w:proofErr w:type="spellStart"/>
-      <w:r>
-        <w:t>кэбэ</w:t>
-      </w:r>
-      <w:proofErr w:type="spellEnd"/>
-      <w:r>
-        <w:t>, если тебе так понятнее. Ты, Олежка, парень молодой, конечно, но, надеюсь, не глупый. На каждом рейсе есть кто-нибудь из Комитета. Это всегда член экипажа, и «</w:t>
-      </w:r>
-      <w:proofErr w:type="spellStart"/>
-      <w:r>
-        <w:t>кэбэ</w:t>
-      </w:r>
-      <w:proofErr w:type="spellEnd"/>
-      <w:r>
-        <w:t>» на лбу тоже обычно не написано.</w:t>
+        <w:t>— Ага, из кэбэ, если тебе так понятнее. Ты, Олежка, парень молодой, конечно, но, надеюсь, не глупый. На каждом рейсе есть кто-нибудь из Комитета. Это всегда член экипажа, и «кэбэ» на лбу тоже обычно не написано.</w:t>
       </w:r>
     </w:p>
     <w:p>
@@ -35549,15 +34141,7 @@
     </w:p>
     <w:p>
       <w:r>
-        <w:t xml:space="preserve">— Нуболиды могут проходить через наши червоточины. Они путешествуют </w:t>
-      </w:r>
-      <w:proofErr w:type="spellStart"/>
-      <w:r>
-        <w:t>бранком</w:t>
-      </w:r>
-      <w:proofErr w:type="spellEnd"/>
-      <w:r>
-        <w:t>, как мы</w:t>
+        <w:t>— Нуболиды могут проходить через наши червоточины. Они путешествуют бранком, как мы</w:t>
       </w:r>
       <w:r>
         <w:t>, Олег</w:t>
@@ -35588,15 +34172,7 @@
     </w:p>
     <w:p>
       <w:r>
-        <w:t xml:space="preserve">— Понятия не имею! — пожал плечами Григорьев. — Может, эксперименты твоего Марутяна так на них повлияли, а может, они всегда это умели. Мы же, Олежка, ничего толком о </w:t>
-      </w:r>
-      <w:proofErr w:type="spellStart"/>
-      <w:r>
-        <w:t>нуболидах</w:t>
-      </w:r>
-      <w:proofErr w:type="spellEnd"/>
-      <w:r>
-        <w:t xml:space="preserve"> не знаем, несмотря на то, что десять лет их тут под микроскопом рассматрива</w:t>
+        <w:t>— Понятия не имею! — пожал плечами Григорьев. — Может, эксперименты твоего Марутяна так на них повлияли, а может, они всегда это умели. Мы же, Олежка, ничего толком о нуболидах не знаем, несмотря на то, что десять лет их тут под микроскопом рассматрива</w:t>
       </w:r>
       <w:r>
         <w:t>ем</w:t>
@@ -35683,15 +34259,7 @@
     </w:p>
     <w:p>
       <w:r>
-        <w:t xml:space="preserve">— Можно и так сказать. Мы туннель открыли, нуболиды по нему прошли. Понимаешь, что это означает? — Григорьев повернулся к терминалу и склонил голову над выключенным экраном. На панели мигал красным какой-то испуганный индикатор. — Мы открыли ящик Пандоры. Мы заходим в </w:t>
-      </w:r>
-      <w:proofErr w:type="spellStart"/>
-      <w:r>
-        <w:t>бранк</w:t>
-      </w:r>
-      <w:proofErr w:type="spellEnd"/>
-      <w:r>
-        <w:t xml:space="preserve"> до Земли, они хвостом за нами. Ориентируются в балке эти черви получше наших навигаторов. Как они внутри корабля оказываются, мы точно не знаем. Есть версия, что точка выхода для них — как раз внутри корабля</w:t>
+        <w:t>— Можно и так сказать. Мы туннель открыли, нуболиды по нему прошли. Понимаешь, что это означает? — Григорьев повернулся к терминалу и склонил голову над выключенным экраном. На панели мигал красным какой-то испуганный индикатор. — Мы открыли ящик Пандоры. Мы заходим в бранк до Земли, они хвостом за нами. Ориентируются в балке эти черви получше наших навигаторов. Как они внутри корабля оказываются, мы точно не знаем. Есть версия, что точка выхода для них — как раз внутри корабля</w:t>
       </w:r>
       <w:r>
         <w:t>, там, где конверсионный двигатель</w:t>
@@ -35883,15 +34451,7 @@
     </w:p>
     <w:p>
       <w:r>
-        <w:t xml:space="preserve">— Мы тоже нашли </w:t>
-      </w:r>
-      <w:proofErr w:type="spellStart"/>
-      <w:r>
-        <w:t>нуболида</w:t>
-      </w:r>
-      <w:proofErr w:type="spellEnd"/>
-      <w:r>
-        <w:t xml:space="preserve"> в теле нашего навигатора, — сказал я. — Он обвивал её сердце.</w:t>
+        <w:t>— Мы тоже нашли нуболида в теле нашего навигатора, — сказал я. — Он обвивал её сердце.</w:t>
       </w:r>
     </w:p>
     <w:p>
@@ -35949,15 +34509,7 @@
     </w:p>
     <w:p>
       <w:r>
-        <w:t xml:space="preserve">— Станция, может, и давно, — продолжил он, — а вот Марутян недавно нуболидов через червоточины прыгать научил. Вот и смотри хронологию событий. До нас сюда летал «Смоленск». После этого он шёл не в Солнечную, а к Альфе Арефьевой. Там ещё были живые следы от </w:t>
-      </w:r>
-      <w:proofErr w:type="spellStart"/>
-      <w:r>
-        <w:t>бранка</w:t>
-      </w:r>
-      <w:proofErr w:type="spellEnd"/>
-      <w:r>
-        <w:t xml:space="preserve"> в Бету Вознесенской. Где-то там или ещё через прыжок, уже не помню, появляется «Севастополь». Тут </w:t>
+        <w:t xml:space="preserve">— Станция, может, и давно, — продолжил он, — а вот Марутян недавно нуболидов через червоточины прыгать научил. Вот и смотри хронологию событий. До нас сюда летал «Смоленск». После этого он шёл не в Солнечную, а к Альфе Арефьевой. Там ещё были живые следы от бранка в Бету Вознесенской. Где-то там или ещё через прыжок, уже не помню, появляется «Севастополь». Тут </w:t>
       </w:r>
       <w:r>
         <w:t xml:space="preserve">маршрут червей </w:t>
@@ -36032,15 +34584,7 @@
     </w:p>
     <w:p>
       <w:r>
-        <w:t xml:space="preserve">Я молчал. Свой самый первый </w:t>
-      </w:r>
-      <w:proofErr w:type="spellStart"/>
-      <w:r>
-        <w:t>бранк</w:t>
-      </w:r>
-      <w:proofErr w:type="spellEnd"/>
-      <w:r>
-        <w:t xml:space="preserve"> я пережил на «Минске».</w:t>
+        <w:t>Я молчал. Свой самый первый бранк я пережил на «Минске».</w:t>
       </w:r>
     </w:p>
     <w:p>
@@ -36099,15 +34643,7 @@
     </w:p>
     <w:p>
       <w:r>
-        <w:t xml:space="preserve">— Не смешно, Олежка, совсем не смешно! Мне страшно. И людей жалко. Только вот никого на «Заре» ты несколько дней назад не знал. Если бы в новостях сообщили о гибели станции, вряд ли бы ты траур устроил. На одном «Севастополе» было раз в пять больше людей. И ты это тоже прекрасно знаешь. За кого ты тут на меня с кулаками наброситься хочешь? За Андреева, за нашего доблестного </w:t>
-      </w:r>
-      <w:proofErr w:type="spellStart"/>
-      <w:r>
-        <w:t>Мицюкина</w:t>
-      </w:r>
-      <w:proofErr w:type="spellEnd"/>
-      <w:r>
-        <w:t xml:space="preserve">? Или всё-таки за </w:t>
+        <w:t xml:space="preserve">— Не смешно, Олежка, совсем не смешно! Мне страшно. И людей жалко. Только вот никого на «Заре» ты несколько дней назад не знал. Если бы в новостях сообщили о гибели станции, вряд ли бы ты траур устроил. На одном «Севастополе» было раз в пять больше людей. И ты это тоже прекрасно знаешь. За кого ты тут на меня с кулаками наброситься хочешь? За Андреева, за нашего доблестного Мицюкина? Или всё-таки за </w:t>
       </w:r>
       <w:r>
         <w:t>э</w:t>
@@ -36280,15 +34816,7 @@
     </w:p>
     <w:p>
       <w:r>
-        <w:t xml:space="preserve">Я метнулся туда, где </w:t>
-      </w:r>
-      <w:proofErr w:type="spellStart"/>
-      <w:r>
-        <w:t>мрели</w:t>
-      </w:r>
-      <w:proofErr w:type="spellEnd"/>
-      <w:r>
-        <w:t xml:space="preserve"> последние огни, спотыкаясь о чёрные, вылезающие из-под пола корни, и — остановился.</w:t>
+        <w:t>Я метнулся туда, где мрели последние огни, спотыкаясь о чёрные, вылезающие из-под пола корни, и — остановился.</w:t>
       </w:r>
     </w:p>
     <w:p>
@@ -36405,15 +34933,7 @@
     <w:p>
       <w:r>
         <w:lastRenderedPageBreak/>
-        <w:t xml:space="preserve">Уже подобравшись к полосе света, я столкнулся с </w:t>
-      </w:r>
-      <w:proofErr w:type="spellStart"/>
-      <w:r>
-        <w:t>Мицюкиным</w:t>
-      </w:r>
-      <w:proofErr w:type="spellEnd"/>
-      <w:r>
-        <w:t>. Мне было всё равно, ударит он меня или выстрелит. Мне хотелось сделать что-</w:t>
+        <w:t>Уже подобравшись к полосе света, я столкнулся с Мицюкиным. Мне было всё равно, ударит он меня или выстрелит. Мне хотелось сделать что-</w:t>
       </w:r>
       <w:r>
         <w:t>нибудь</w:t>
@@ -36430,15 +34950,7 @@
     </w:p>
     <w:p>
       <w:r>
-        <w:t xml:space="preserve">Но </w:t>
-      </w:r>
-      <w:proofErr w:type="spellStart"/>
-      <w:r>
-        <w:t>Мицюкина</w:t>
-      </w:r>
-      <w:proofErr w:type="spellEnd"/>
-      <w:r>
-        <w:t xml:space="preserve"> я не заинтересовал. Он молча отпихнул меня и рванул куда-то в красное марево, сжимая шоковый пистолет.</w:t>
+        <w:t>Но Мицюкина я не заинтересовал. Он молча отпихнул меня и рванул куда-то в красное марево, сжимая шоковый пистолет.</w:t>
       </w:r>
     </w:p>
     <w:p>
@@ -36614,15 +35126,7 @@
     </w:p>
     <w:p>
       <w:r>
-        <w:t xml:space="preserve">В лаборатории горел ровный спокойный свет, будто я перенёсся назад во времени. Камеру с </w:t>
-      </w:r>
-      <w:proofErr w:type="spellStart"/>
-      <w:r>
-        <w:t>нуболидами</w:t>
-      </w:r>
-      <w:proofErr w:type="spellEnd"/>
-      <w:r>
-        <w:t xml:space="preserve"> закрывала тень. Симонова сидела у вычислительного аппарата и что-то торопливо выщёлкивала на клавиатуре, деловито сдвинув брови. Вера стояла рядом, вглядываясь в экран.</w:t>
+        <w:t>В лаборатории горел ровный спокойный свет, будто я перенёсся назад во времени. Камеру с нуболидами закрывала тень. Симонова сидела у вычислительного аппарата и что-то торопливо выщёлкивала на клавиатуре, деловито сдвинув брови. Вера стояла рядом, вглядываясь в экран.</w:t>
       </w:r>
     </w:p>
     <w:p>
@@ -36844,23 +35348,7 @@
     </w:p>
     <w:p>
       <w:r>
-        <w:t xml:space="preserve">— Нет! — Симонова перебила меня раздражённым взмахом руки. — Что вы, Олег! Я же не сошла с ума! Мы откроем им путь домой, сделаем </w:t>
-      </w:r>
-      <w:proofErr w:type="spellStart"/>
-      <w:r>
-        <w:t>ма</w:t>
-      </w:r>
-      <w:proofErr w:type="spellEnd"/>
-      <w:r>
-        <w:t>-а-а-а-</w:t>
-      </w:r>
-      <w:proofErr w:type="spellStart"/>
-      <w:r>
-        <w:t>ленькую</w:t>
-      </w:r>
-      <w:proofErr w:type="spellEnd"/>
-      <w:r>
-        <w:t>, — она показала пальцами невидимую песчинку, — червоточинку.</w:t>
+        <w:t>— Нет! — Симонова перебила меня раздражённым взмахом руки. — Что вы, Олег! Я же не сошла с ума! Мы откроем им путь домой, сделаем ма-а-а-а-ленькую, — она показала пальцами невидимую песчинку, — червоточинку.</w:t>
       </w:r>
     </w:p>
     <w:p>
@@ -37424,15 +35912,7 @@
     </w:p>
     <w:p>
       <w:r>
-        <w:t xml:space="preserve">— Они свободны! — с детской радостью улыбнулась Симонова и протянула к </w:t>
-      </w:r>
-      <w:proofErr w:type="spellStart"/>
-      <w:r>
-        <w:t>нуболидам</w:t>
-      </w:r>
-      <w:proofErr w:type="spellEnd"/>
-      <w:r>
-        <w:t xml:space="preserve"> руки.</w:t>
+        <w:t>— Они свободны! — с детской радостью улыбнулась Симонова и протянула к нуболидам руки.</w:t>
       </w:r>
       <w:r>
         <w:t xml:space="preserve"> — Как </w:t>
@@ -38011,15 +36491,7 @@
     </w:p>
     <w:p>
       <w:r>
-        <w:t xml:space="preserve">— Ты не ошибся! — сказала Вера, пряча глаза. — Я хотела его отравить. Сначала думала подмешать ему что-нибудь в его любимый кофе, но, увы, кофе закончился. А потом решила, что можно </w:t>
-      </w:r>
-      <w:proofErr w:type="spellStart"/>
-      <w:r>
-        <w:t>травануть</w:t>
-      </w:r>
-      <w:proofErr w:type="spellEnd"/>
-      <w:r>
-        <w:t xml:space="preserve"> его вместе со всеми остальными. Отравить к чёртовой матери! Вместе с Аней. Вместе со всеми. У меня был доступ.</w:t>
+        <w:t>— Ты не ошибся! — сказала Вера, пряча глаза. — Я хотела его отравить. Сначала думала подмешать ему что-нибудь в его любимый кофе, но, увы, кофе закончился. А потом решила, что можно травануть его вместе со всеми остальными. Отравить к чёртовой матери! Вместе с Аней. Вместе со всеми. У меня был доступ.</w:t>
       </w:r>
     </w:p>
     <w:p>
@@ -38181,15 +36653,7 @@
     </w:p>
     <w:p>
       <w:r>
-        <w:t xml:space="preserve">Темнота накатывала и отступала волнами, как морской прибой. Где-то вдалеке вспыхивал и тут же гас </w:t>
-      </w:r>
-      <w:proofErr w:type="spellStart"/>
-      <w:r>
-        <w:t>коротящий</w:t>
-      </w:r>
-      <w:proofErr w:type="spellEnd"/>
-      <w:r>
-        <w:t xml:space="preserve"> из-за истерзанной проводки свет.</w:t>
+        <w:t>Темнота накатывала и отступала волнами, как морской прибой. Где-то вдалеке вспыхивал и тут же гас коротящий из-за истерзанной проводки свет.</w:t>
       </w:r>
     </w:p>
     <w:p>
@@ -38322,15 +36786,7 @@
         <w:t>ожидая</w:t>
       </w:r>
       <w:r>
-        <w:t xml:space="preserve"> увидеть алые нити, стекающие из воздушной решётки, но вместо этого столкнулся взглядом с </w:t>
-      </w:r>
-      <w:proofErr w:type="spellStart"/>
-      <w:r>
-        <w:t>Мицюкиным</w:t>
-      </w:r>
-      <w:proofErr w:type="spellEnd"/>
-      <w:r>
-        <w:t xml:space="preserve">, который стоял, широко расставив </w:t>
+        <w:t xml:space="preserve"> увидеть алые нити, стекающие из воздушной решётки, но вместо этого столкнулся взглядом с Мицюкиным, который стоял, широко расставив </w:t>
       </w:r>
       <w:r>
         <w:t>ноги</w:t>
@@ -38452,15 +36908,7 @@
     </w:p>
     <w:p>
       <w:r>
-        <w:t xml:space="preserve">Изо рта </w:t>
-      </w:r>
-      <w:proofErr w:type="spellStart"/>
-      <w:r>
-        <w:t>Мицюкина</w:t>
-      </w:r>
-      <w:proofErr w:type="spellEnd"/>
-      <w:r>
-        <w:t xml:space="preserve"> вырвались, как сноп пламени, красные нити и нетерпеливо затряслись, наползая ему на лицо.</w:t>
+        <w:t>Изо рта Мицюкина вырвались, как сноп пламени, красные нити и нетерпеливо затряслись, наползая ему на лицо.</w:t>
       </w:r>
     </w:p>
     <w:p>
@@ -38809,15 +37257,7 @@
     </w:p>
     <w:p>
       <w:r>
-        <w:t xml:space="preserve">Уставшие механизмы загудели, дверь втянулась в стену. Нуболиды всё ещё выплясывали хаотичный танец над телом </w:t>
-      </w:r>
-      <w:proofErr w:type="spellStart"/>
-      <w:r>
-        <w:t>Мицюкина</w:t>
-      </w:r>
-      <w:proofErr w:type="spellEnd"/>
-      <w:r>
-        <w:t xml:space="preserve">. Они быстро почувствовали нас — по страху или по запаху крови, как хищные рыбы, — и </w:t>
+        <w:t xml:space="preserve">Уставшие механизмы загудели, дверь втянулась в стену. Нуболиды всё ещё выплясывали хаотичный танец над телом Мицюкина. Они быстро почувствовали нас — по страху или по запаху крови, как хищные рыбы, — и </w:t>
       </w:r>
       <w:r>
         <w:t>потянулись</w:t>
@@ -39416,15 +37856,7 @@
     </w:p>
     <w:p>
       <w:r>
-        <w:t xml:space="preserve">— Не падайте, Олег! Вы нам ещё потребуетесь для </w:t>
-      </w:r>
-      <w:proofErr w:type="spellStart"/>
-      <w:r>
-        <w:t>по-по-по</w:t>
-      </w:r>
-      <w:proofErr w:type="spellEnd"/>
-      <w:r>
-        <w:t>… — его заклинило, он отвернулся и сплюнул кровь, — для починки оборудования.</w:t>
+        <w:t>— Не падайте, Олег! Вы нам ещё потребуетесь для по-по-по… — его заклинило, он отвернулся и сплюнул кровь, — для починки оборудования.</w:t>
       </w:r>
     </w:p>
     <w:p>
@@ -39553,15 +37985,7 @@
     </w:p>
     <w:p>
       <w:r>
-        <w:t xml:space="preserve">— То же, что и с </w:t>
-      </w:r>
-      <w:proofErr w:type="spellStart"/>
-      <w:r>
-        <w:t>Мицюкиным</w:t>
-      </w:r>
-      <w:proofErr w:type="spellEnd"/>
-      <w:r>
-        <w:t>! — крикнул я. — Выключите этот долбаный фонарь!</w:t>
+        <w:t>— То же, что и с Мицюкиным! — крикнул я. — Выключите этот долбаный фонарь!</w:t>
       </w:r>
     </w:p>
     <w:p>
@@ -40020,15 +38444,7 @@
     </w:p>
     <w:p>
       <w:r>
-        <w:t xml:space="preserve">Гравитация разметала червей по стенам. Нуболиды потянулись к </w:t>
-      </w:r>
-      <w:proofErr w:type="spellStart"/>
-      <w:r>
-        <w:t>стробящему</w:t>
-      </w:r>
-      <w:proofErr w:type="spellEnd"/>
-      <w:r>
-        <w:t xml:space="preserve"> аварийному свету. Когда освещение гасло, их отбрасывала подкрашенная синевой темнота, но уже через мгновение они поднимались снова и быстро ползли по переборкам.</w:t>
+        <w:t>Гравитация разметала червей по стенам. Нуболиды потянулись к стробящему аварийному свету. Когда освещение гасло, их отбрасывала подкрашенная синевой темнота, но уже через мгновение они поднимались снова и быстро ползли по переборкам.</w:t>
       </w:r>
     </w:p>
     <w:p>
@@ -40797,15 +39213,7 @@
     </w:p>
     <w:p>
       <w:r>
-        <w:t xml:space="preserve">Вера долго смотрела на меня, прижимаясь к переборке. Руки у неё были сведены за спиной, как у заключённой. Нижняя губа — </w:t>
-      </w:r>
-      <w:proofErr w:type="spellStart"/>
-      <w:r>
-        <w:t>раскусана</w:t>
-      </w:r>
-      <w:proofErr w:type="spellEnd"/>
-      <w:r>
-        <w:t xml:space="preserve"> до крови.</w:t>
+        <w:t>Вера долго смотрела на меня, прижимаясь к переборке. Руки у неё были сведены за спиной, как у заключённой. Нижняя губа — раскусана до крови.</w:t>
       </w:r>
     </w:p>
     <w:p>
@@ -40907,13 +39315,8 @@
     </w:p>
     <w:p>
       <w:r>
-        <w:t>— Я не знаю, что будет. Но вряд ли они из-за нас кораблём пожертвуют. «Грозный» — почти флагман. А после катастрофы на «</w:t>
-      </w:r>
-      <w:proofErr w:type="gramStart"/>
-      <w:r>
-        <w:t>Севастополе»…</w:t>
-      </w:r>
-      <w:proofErr w:type="gramEnd"/>
+        <w:t>— Я не знаю, что будет. Но вряд ли они из-за нас кораблём пожертвуют. «Грозный» — почти флагман. А после катастрофы на «Севастополе»…</w:t>
+      </w:r>
     </w:p>
     <w:p>
       <w:r>
@@ -41092,15 +39495,7 @@
     </w:p>
     <w:p>
       <w:r>
-        <w:t xml:space="preserve">Я чувствую себя, как после </w:t>
-      </w:r>
-      <w:proofErr w:type="spellStart"/>
-      <w:r>
-        <w:t>коматоза</w:t>
-      </w:r>
-      <w:proofErr w:type="spellEnd"/>
-      <w:r>
-        <w:t>.</w:t>
+        <w:t>Я чувствую себя, как после коматоза.</w:t>
       </w:r>
     </w:p>
     <w:p>
@@ -41302,15 +39697,7 @@
     </w:p>
     <w:p>
       <w:r>
-        <w:t>— «</w:t>
-      </w:r>
-      <w:proofErr w:type="spellStart"/>
-      <w:r>
-        <w:t>Оним</w:t>
-      </w:r>
-      <w:proofErr w:type="spellEnd"/>
-      <w:r>
-        <w:t xml:space="preserve"> двенадцать дробь четыре три </w:t>
+        <w:t xml:space="preserve">— «Оним двенадцать дробь четыре три </w:t>
       </w:r>
       <w:r>
         <w:t>а</w:t>
@@ -41341,15 +39728,7 @@
     </w:p>
     <w:p>
       <w:r>
-        <w:t>— «</w:t>
-      </w:r>
-      <w:proofErr w:type="spellStart"/>
-      <w:r>
-        <w:t>Оним</w:t>
-      </w:r>
-      <w:proofErr w:type="spellEnd"/>
-      <w:r>
-        <w:t xml:space="preserve"> двенадцать дробь четыре три </w:t>
+        <w:t xml:space="preserve">— «Оним двенадцать дробь четыре три </w:t>
       </w:r>
       <w:r>
         <w:t>а</w:t>
@@ -41394,15 +39773,7 @@
     </w:p>
     <w:p>
       <w:r>
-        <w:t xml:space="preserve">Пункт назначения: </w:t>
-      </w:r>
-      <w:proofErr w:type="spellStart"/>
-      <w:r>
-        <w:t>Оним</w:t>
-      </w:r>
-      <w:proofErr w:type="spellEnd"/>
-      <w:r>
-        <w:t xml:space="preserve"> 12/43</w:t>
+        <w:t>Пункт назначения: Оним 12/43</w:t>
       </w:r>
       <w:r>
         <w:t>а</w:t>
@@ -41418,15 +39789,7 @@
     </w:p>
     <w:p>
       <w:r>
-        <w:t xml:space="preserve">Отправная точка: </w:t>
-      </w:r>
-      <w:proofErr w:type="spellStart"/>
-      <w:r>
-        <w:t>Оним</w:t>
-      </w:r>
-      <w:proofErr w:type="spellEnd"/>
-      <w:r>
-        <w:t xml:space="preserve"> 12/43</w:t>
+        <w:t>Отправная точка: Оним 12/43</w:t>
       </w:r>
       <w:r>
         <w:t>а (Альфа Акимовой)</w:t>
@@ -41753,23 +40116,7 @@
     </w:p>
     <w:p>
       <w:r>
-        <w:t xml:space="preserve">Всё в порядке. Мы — в </w:t>
-      </w:r>
-      <w:proofErr w:type="spellStart"/>
-      <w:r>
-        <w:t>бранке</w:t>
-      </w:r>
-      <w:proofErr w:type="spellEnd"/>
-      <w:r>
-        <w:t xml:space="preserve">. Точка выхода — </w:t>
-      </w:r>
-      <w:proofErr w:type="spellStart"/>
-      <w:r>
-        <w:t>Оним</w:t>
-      </w:r>
-      <w:proofErr w:type="spellEnd"/>
-      <w:r>
-        <w:t xml:space="preserve"> 12/43</w:t>
+        <w:t>Всё в порядке. Мы — в бранке. Точка выхода — Оним 12/43</w:t>
       </w:r>
       <w:r>
         <w:t>а</w:t>

--- a/abyss/Воронков_В_Бездна_света.docx
+++ b/abyss/Воронков_В_Бездна_света.docx
@@ -57,17 +57,38 @@
     </w:p>
     <w:p>
       <w:r>
-        <w:t>Технологию для путешествия к далёким звёздам открыли задолго до моего рождения. Сам переход космонавты называют бранком. Потому что обозримая вселенная — брана. Гиперпространство — балк. Оба термина вступают в грамматический союз, порождая побочное дитя — неологизм, который никто, кроме нас, не понимает.</w:t>
-      </w:r>
-    </w:p>
-    <w:p>
-      <w:r>
-        <w:t>Бранк.</w:t>
-      </w:r>
-    </w:p>
-    <w:p>
-      <w:r>
-        <w:t xml:space="preserve">Во время бранка снятся кошмары. Об этом все знают. Так человеческое сознание </w:t>
+        <w:t xml:space="preserve">Технологию для путешествия к далёким звёздам открыли задолго до моего рождения. Сам переход космонавты называют </w:t>
+      </w:r>
+      <w:proofErr w:type="spellStart"/>
+      <w:r>
+        <w:t>бранком</w:t>
+      </w:r>
+      <w:proofErr w:type="spellEnd"/>
+      <w:r>
+        <w:t>. Потому что обозримая вселенная — брана. Гиперпространство — балк. Оба термина вступают в грамматический союз, порождая побочное дитя — неологизм, который никто, кроме нас, не понимает.</w:t>
+      </w:r>
+    </w:p>
+    <w:p>
+      <w:proofErr w:type="spellStart"/>
+      <w:r>
+        <w:t>Бранк</w:t>
+      </w:r>
+      <w:proofErr w:type="spellEnd"/>
+      <w:r>
+        <w:t>.</w:t>
+      </w:r>
+    </w:p>
+    <w:p>
+      <w:r>
+        <w:t xml:space="preserve">Во время </w:t>
+      </w:r>
+      <w:proofErr w:type="spellStart"/>
+      <w:r>
+        <w:t>бранка</w:t>
+      </w:r>
+      <w:proofErr w:type="spellEnd"/>
+      <w:r>
+        <w:t xml:space="preserve"> снятся кошмары. Об этом все знают. Так человеческое сознание </w:t>
       </w:r>
       <w:r>
         <w:t>отзывается</w:t>
@@ -99,7 +120,15 @@
     </w:p>
     <w:p>
       <w:r>
-        <w:t>Тебе снится обычный для бранка кошмар, к которым все мы давно привыкли. Ты просыпаешься, вылезаешь из амниона, неуклюже барахтаясь в невесомости, точно едва успел родиться на свет. Дёргаешь за рычаг в стене, чтобы открыть люк в соединительный тракт между отсеками, где побольше пространства.</w:t>
+        <w:t xml:space="preserve">Тебе снится обычный для </w:t>
+      </w:r>
+      <w:proofErr w:type="spellStart"/>
+      <w:r>
+        <w:t>бранка</w:t>
+      </w:r>
+      <w:proofErr w:type="spellEnd"/>
+      <w:r>
+        <w:t xml:space="preserve"> кошмар, к которым все мы давно привыкли. Ты просыпаешься, вылезаешь из амниона, неуклюже барахтаясь в невесомости, точно едва успел родиться на свет. Дёргаешь за рычаг в стене, чтобы открыть люк в соединительный тракт между отсеками, где побольше пространства.</w:t>
       </w:r>
     </w:p>
     <w:p>
@@ -128,12 +157,44 @@
         <w:t xml:space="preserve"> и правда</w:t>
       </w:r>
       <w:r>
-        <w:t xml:space="preserve"> сдаёт после долгих полётов. Поэтому к экипажам приписан политкор — в бранке он не летает, редко какой политкор это выдержит, — но по возращении проводит с каждым тщательные беседы, как мозгоправ из психиатрической больницы. Некоторых даже снимают с полётов, отправляют на минводы, как в ссылку, на принудительное лечение.</w:t>
-      </w:r>
-    </w:p>
-    <w:p>
-      <w:r>
-        <w:t xml:space="preserve">Мой самый первый бранк длился всего шесть с небольшим часов — спать было некогда и даже испугаться толком я не успел. Было лишь странное чувство после выхода. Вроде всё хорошо, ничего не болит, сознание ясное, </w:t>
+        <w:t xml:space="preserve"> сдаёт после долгих полётов. Поэтому к экипажам приписан </w:t>
+      </w:r>
+      <w:proofErr w:type="spellStart"/>
+      <w:r>
+        <w:t>политкор</w:t>
+      </w:r>
+      <w:proofErr w:type="spellEnd"/>
+      <w:r>
+        <w:t xml:space="preserve"> — в </w:t>
+      </w:r>
+      <w:proofErr w:type="spellStart"/>
+      <w:r>
+        <w:t>бранке</w:t>
+      </w:r>
+      <w:proofErr w:type="spellEnd"/>
+      <w:r>
+        <w:t xml:space="preserve"> он не летает, редко какой </w:t>
+      </w:r>
+      <w:proofErr w:type="spellStart"/>
+      <w:r>
+        <w:t>политкор</w:t>
+      </w:r>
+      <w:proofErr w:type="spellEnd"/>
+      <w:r>
+        <w:t xml:space="preserve"> это выдержит, — но по возращении проводит с каждым тщательные беседы, как мозгоправ из психиатрической больницы. Некоторых даже снимают с полётов, отправляют на минводы, как в ссылку, на принудительное лечение.</w:t>
+      </w:r>
+    </w:p>
+    <w:p>
+      <w:r>
+        <w:t xml:space="preserve">Мой самый первый </w:t>
+      </w:r>
+      <w:proofErr w:type="spellStart"/>
+      <w:r>
+        <w:t>бранк</w:t>
+      </w:r>
+      <w:proofErr w:type="spellEnd"/>
+      <w:r>
+        <w:t xml:space="preserve"> длился всего шесть с небольшим часов — спать было некогда и даже испугаться толком я не успел. Было лишь странное чувство после выхода. Вроде всё хорошо, ничего не болит, сознание ясное, </w:t>
       </w:r>
       <w:r>
         <w:t>но</w:t>
@@ -148,7 +209,15 @@
     </w:p>
     <w:p>
       <w:r>
-        <w:t xml:space="preserve">Следующий бранк, через пару недель, занял уже почти трое суток — кошмары были, но реальный кошмар поджидал меня после пробуждения. Я боялся самого балка, </w:t>
+        <w:t xml:space="preserve">Следующий </w:t>
+      </w:r>
+      <w:proofErr w:type="spellStart"/>
+      <w:r>
+        <w:t>бранк</w:t>
+      </w:r>
+      <w:proofErr w:type="spellEnd"/>
+      <w:r>
+        <w:t xml:space="preserve">, через пару недель, занял уже почти трое суток — кошмары были, но реальный кошмар поджидал меня после пробуждения. Я боялся самого балка, </w:t>
       </w:r>
       <w:r>
         <w:t>неисчислимой</w:t>
@@ -182,7 +251,15 @@
         <w:t>животный</w:t>
       </w:r>
       <w:r>
-        <w:t xml:space="preserve"> ужас от перехода сменился скукой и дежурной рутиной во время вахты. Тело больше не казалось чужим, а кошмары, скорее, утомляли, чем пугали. Но потом меня включили в экипаж «Грозного», который шёл по срочному приказу к научно-исследовательской станции в Бете Громовой. Это был бранк длиною в четыреста девяносто семь часов.</w:t>
+        <w:t xml:space="preserve"> ужас от перехода сменился скукой и дежурной рутиной во время вахты. Тело больше не казалось чужим, а кошмары, скорее, утомляли, чем пугали. Но потом меня включили в экипаж «Грозного», который шёл по срочному приказу к научно-исследовательской станции в Бете Громовой. Это был </w:t>
+      </w:r>
+      <w:proofErr w:type="spellStart"/>
+      <w:r>
+        <w:t>бранк</w:t>
+      </w:r>
+      <w:proofErr w:type="spellEnd"/>
+      <w:r>
+        <w:t xml:space="preserve"> длиною в четыреста девяносто семь часов.</w:t>
       </w:r>
     </w:p>
     <w:p>
@@ -210,7 +287,15 @@
     </w:p>
     <w:p>
       <w:r>
-        <w:t>Плавание — это не моё. Моих умений едва хватает на то, чтобы сдавать предполётные нормативы. Вырос я в Стальске-12, промышленном городе в центральной полосе, который забывают иногда отметить на картах. В Стальске естественных водоёмов нет, а бассейн, куда меня однажды сводил отец, так провонял жгучей хлоркой, что напомина</w:t>
+        <w:t xml:space="preserve">Плавание — это не моё. Моих умений едва хватает на то, чтобы сдавать предполётные нормативы. Вырос я в Стальске-12, промышленном городе в центральной полосе, который забывают иногда отметить на картах. В </w:t>
+      </w:r>
+      <w:proofErr w:type="spellStart"/>
+      <w:r>
+        <w:t>Стальске</w:t>
+      </w:r>
+      <w:proofErr w:type="spellEnd"/>
+      <w:r>
+        <w:t xml:space="preserve"> естественных водоёмов нет, а бассейн, куда меня однажды сводил отец, так провонял жгучей хлоркой, что напомина</w:t>
       </w:r>
       <w:r>
         <w:t>л</w:t>
@@ -351,7 +436,15 @@
     </w:p>
     <w:p>
       <w:r>
-        <w:t>Я пригляделся и увидел внизу свет — обманчивый, как последняя надежда. Нет смысла сопротивляться. Ожившее течение утягивает к мреющему в глубине огоньку, и тот с каждой секундой растёт и крепнет, напитываясь моей слабостью.</w:t>
+        <w:t xml:space="preserve">Я пригляделся и увидел внизу свет — обманчивый, как последняя надежда. Нет смысла сопротивляться. Ожившее течение утягивает к </w:t>
+      </w:r>
+      <w:proofErr w:type="spellStart"/>
+      <w:r>
+        <w:t>мреющему</w:t>
+      </w:r>
+      <w:proofErr w:type="spellEnd"/>
+      <w:r>
+        <w:t xml:space="preserve"> в глубине огоньку, и тот с каждой секундой растёт и крепнет, напитываясь моей слабостью.</w:t>
       </w:r>
     </w:p>
     <w:p>
@@ -570,7 +663,23 @@
     </w:p>
     <w:p>
       <w:r>
-        <w:t>Я выбрался из амниона — запутавшись как обычно в застёжках — и завис посреди каюты, едва не приложившись головой о торчащий из стены поручень. Гравитонная камера во время бранка не работает, и приходится мириться с невесомостью.</w:t>
+        <w:t xml:space="preserve">Я выбрался из амниона — запутавшись как обычно в застёжках — и завис посреди каюты, едва не приложившись головой о торчащий из стены поручень. </w:t>
+      </w:r>
+      <w:proofErr w:type="spellStart"/>
+      <w:r>
+        <w:t>Гравитонная</w:t>
+      </w:r>
+      <w:proofErr w:type="spellEnd"/>
+      <w:r>
+        <w:t xml:space="preserve"> камера во время </w:t>
+      </w:r>
+      <w:proofErr w:type="spellStart"/>
+      <w:r>
+        <w:t>бранка</w:t>
+      </w:r>
+      <w:proofErr w:type="spellEnd"/>
+      <w:r>
+        <w:t xml:space="preserve"> не работает, и приходится мириться с невесомостью.</w:t>
       </w:r>
     </w:p>
     <w:p>
@@ -596,7 +705,15 @@
     </w:p>
     <w:p>
       <w:r>
-        <w:t>Табельные часы с логотипом «Грозного», которые в бранке используются как будильник, сердито вибрировали и покалывали кожу. Я раздражённо содрал часы с запястья.</w:t>
+        <w:t xml:space="preserve">Табельные часы с логотипом «Грозного», которые в </w:t>
+      </w:r>
+      <w:proofErr w:type="spellStart"/>
+      <w:r>
+        <w:t>бранке</w:t>
+      </w:r>
+      <w:proofErr w:type="spellEnd"/>
+      <w:r>
+        <w:t xml:space="preserve"> используются как будильник, сердито вибрировали и покалывали кожу. Я раздражённо содрал часы с запястья.</w:t>
       </w:r>
     </w:p>
     <w:p>
@@ -693,7 +810,15 @@
     </w:p>
     <w:p>
       <w:r>
-        <w:t>Электронные аппараты во время бранка не работают, и вместо них трудятся механические интегралы, которые устроены примерно так же, как мои наручные часы.</w:t>
+        <w:t xml:space="preserve">Электронные аппараты во время </w:t>
+      </w:r>
+      <w:proofErr w:type="spellStart"/>
+      <w:r>
+        <w:t>бранка</w:t>
+      </w:r>
+      <w:proofErr w:type="spellEnd"/>
+      <w:r>
+        <w:t xml:space="preserve"> не работают, и вместо них трудятся механические интегралы, которые устроены примерно так же, как мои наручные часы.</w:t>
       </w:r>
     </w:p>
     <w:p>
@@ -750,7 +875,15 @@
     <w:p>
       <w:r>
         <w:lastRenderedPageBreak/>
-        <w:t>Три огня — навигатор мёртв. Такого в бранке никогда не происходит.</w:t>
+        <w:t xml:space="preserve">Три огня — навигатор мёртв. Такого в </w:t>
+      </w:r>
+      <w:proofErr w:type="spellStart"/>
+      <w:r>
+        <w:t>бранке</w:t>
+      </w:r>
+      <w:proofErr w:type="spellEnd"/>
+      <w:r>
+        <w:t xml:space="preserve"> никогда не происходит.</w:t>
       </w:r>
     </w:p>
     <w:p>
@@ -847,7 +980,15 @@
     </w:p>
     <w:p>
       <w:r>
-        <w:t>Люк глухо клацнул, примагнитившись к стене.</w:t>
+        <w:t xml:space="preserve">Люк глухо клацнул, </w:t>
+      </w:r>
+      <w:proofErr w:type="spellStart"/>
+      <w:r>
+        <w:t>примагнитившись</w:t>
+      </w:r>
+      <w:proofErr w:type="spellEnd"/>
+      <w:r>
+        <w:t xml:space="preserve"> к стене.</w:t>
       </w:r>
     </w:p>
     <w:p>
@@ -936,7 +1077,15 @@
     </w:p>
     <w:p>
       <w:r>
-        <w:t>— Понятно, почему я проснулся! — Ключ ритмично поворачивался в модуле, громко чеканя секунды. — Говорят же, что сны в бранке не просто так снятся!</w:t>
+        <w:t xml:space="preserve">— Понятно, почему я проснулся! — Ключ ритмично поворачивался в модуле, громко чеканя секунды. — Говорят же, что сны в </w:t>
+      </w:r>
+      <w:proofErr w:type="spellStart"/>
+      <w:r>
+        <w:t>бранке</w:t>
+      </w:r>
+      <w:proofErr w:type="spellEnd"/>
+      <w:r>
+        <w:t xml:space="preserve"> не просто так снятся!</w:t>
       </w:r>
     </w:p>
     <w:p>
@@ -983,7 +1132,15 @@
     </w:p>
     <w:p>
       <w:r>
-        <w:t>Майоров переместился к центральному анализатору, циану — встроенному в стену металлическому шкафу с похожими на лимбовые замки регуляторами.</w:t>
+        <w:t xml:space="preserve">Майоров переместился к центральному анализатору, циану — встроенному в стену металлическому шкафу с похожими на </w:t>
+      </w:r>
+      <w:proofErr w:type="spellStart"/>
+      <w:r>
+        <w:t>лимбовые</w:t>
+      </w:r>
+      <w:proofErr w:type="spellEnd"/>
+      <w:r>
+        <w:t xml:space="preserve"> замки регуляторами.</w:t>
       </w:r>
     </w:p>
     <w:p>
@@ -1066,7 +1223,15 @@
     </w:p>
     <w:p>
       <w:r>
-        <w:t xml:space="preserve">— А чего тут решать? — проговорил Керман, с трудом ворочая во рту словами, как после заморозки. — Так-то мы уже раз двадцать всё проверили. Циан в порядке. Ты от меня чего хочешь? Из бранка же </w:t>
+        <w:t xml:space="preserve">— А чего тут решать? — проговорил Керман, с трудом ворочая во рту словами, как после заморозки. — Так-то мы уже раз двадцать всё проверили. Циан в порядке. Ты от меня чего хочешь? Из </w:t>
+      </w:r>
+      <w:proofErr w:type="spellStart"/>
+      <w:r>
+        <w:t>бранка</w:t>
+      </w:r>
+      <w:proofErr w:type="spellEnd"/>
+      <w:r>
+        <w:t xml:space="preserve"> же </w:t>
       </w:r>
       <w:r>
         <w:t xml:space="preserve">мы досрочно </w:t>
@@ -1077,7 +1242,15 @@
     </w:p>
     <w:p>
       <w:r>
-        <w:t xml:space="preserve">— Я понимаю, что из бранка не выйдем! — </w:t>
+        <w:t xml:space="preserve">— Я понимаю, что из </w:t>
+      </w:r>
+      <w:proofErr w:type="spellStart"/>
+      <w:r>
+        <w:t>бранка</w:t>
+      </w:r>
+      <w:proofErr w:type="spellEnd"/>
+      <w:r>
+        <w:t xml:space="preserve"> не выйдем! — </w:t>
       </w:r>
       <w:r>
         <w:t>выдохнул</w:t>
@@ -1177,7 +1350,15 @@
     </w:p>
     <w:p>
       <w:r>
-        <w:t>— Во-о-от! — закивал Керман. — Так-то я тебя понимаю. Руки чешутся, хочется что-то сделать. Подвиг там гражданский совершить. После нескольких бранков ещё не успеваешь вникнуть во всю, так сказать, философию нашей ситуации.</w:t>
+        <w:t xml:space="preserve">— Во-о-от! — закивал Керман. — Так-то я тебя понимаю. Руки чешутся, хочется что-то сделать. Подвиг там гражданский совершить. После нескольких </w:t>
+      </w:r>
+      <w:proofErr w:type="spellStart"/>
+      <w:r>
+        <w:t>бранков</w:t>
+      </w:r>
+      <w:proofErr w:type="spellEnd"/>
+      <w:r>
+        <w:t xml:space="preserve"> ещё не успеваешь вникнуть во всю, так сказать, философию нашей ситуации.</w:t>
       </w:r>
     </w:p>
     <w:p>
@@ -1229,7 +1410,23 @@
     </w:p>
     <w:p>
       <w:r>
-        <w:t>— Я и не преувеличиваю. Все же понимают, на что идут, когда на трёхнедельный бранк подписываются. Теперь вот и молодёжь понимает. Ты не бледней так быстро, — подмигнул мне Керман. — Если что, у меня пятьдесят шестой бранк, а я до сих пор тут с вами беседы беседую.</w:t>
+        <w:t xml:space="preserve">— Я и не преувеличиваю. Все же понимают, на что идут, когда на трёхнедельный </w:t>
+      </w:r>
+      <w:proofErr w:type="spellStart"/>
+      <w:r>
+        <w:t>бранк</w:t>
+      </w:r>
+      <w:proofErr w:type="spellEnd"/>
+      <w:r>
+        <w:t xml:space="preserve"> подписываются. Теперь вот и молодёжь понимает. Ты не бледней так быстро, — подмигнул мне Керман. — Если что, у меня пятьдесят шестой </w:t>
+      </w:r>
+      <w:proofErr w:type="spellStart"/>
+      <w:r>
+        <w:t>бранк</w:t>
+      </w:r>
+      <w:proofErr w:type="spellEnd"/>
+      <w:r>
+        <w:t>, а я до сих пор тут с вами беседы беседую.</w:t>
       </w:r>
     </w:p>
     <w:p>
@@ -1307,7 +1504,15 @@
         <w:t xml:space="preserve">лет </w:t>
       </w:r>
       <w:r>
-        <w:t>меня старше. Керман ещё в начале полёта сказал, что Григорьев никогда не спит во время бранка. Поверить в то, что главный пилот почти три недели прожил без сна было решительно невозможно, но пару раз я сталкивался с ним во время вахты, когда он плавал по коридору, как лунатик.</w:t>
+        <w:t xml:space="preserve">меня старше. Керман ещё в начале полёта сказал, что Григорьев никогда не спит во время </w:t>
+      </w:r>
+      <w:proofErr w:type="spellStart"/>
+      <w:r>
+        <w:t>бранка</w:t>
+      </w:r>
+      <w:proofErr w:type="spellEnd"/>
+      <w:r>
+        <w:t>. Поверить в то, что главный пилот почти три недели прожил без сна было решительно невозможно, но пару раз я сталкивался с ним во время вахты, когда он плавал по коридору, как лунатик.</w:t>
       </w:r>
     </w:p>
     <w:p>
@@ -1341,7 +1546,15 @@
     </w:p>
     <w:p>
       <w:r>
-        <w:t>Григорьев осмотрел обесточенную консоль — во время бранка рубка напомина</w:t>
+        <w:t xml:space="preserve">Григорьев осмотрел обесточенную консоль — во время </w:t>
+      </w:r>
+      <w:proofErr w:type="spellStart"/>
+      <w:r>
+        <w:t>бранка</w:t>
+      </w:r>
+      <w:proofErr w:type="spellEnd"/>
+      <w:r>
+        <w:t xml:space="preserve"> рубка напомина</w:t>
       </w:r>
       <w:r>
         <w:t>ет</w:t>
@@ -1374,7 +1587,15 @@
         <w:t xml:space="preserve"> ж</w:t>
       </w:r>
       <w:r>
-        <w:t xml:space="preserve"> его знает, что вы там, инженеры, напридумали. Смысла дёргаться в любом случае нет. Всё равно раньше времени отсюда не выберемся.</w:t>
+        <w:t xml:space="preserve"> его знает, что вы там, инженеры, </w:t>
+      </w:r>
+      <w:proofErr w:type="spellStart"/>
+      <w:r>
+        <w:t>напридумали</w:t>
+      </w:r>
+      <w:proofErr w:type="spellEnd"/>
+      <w:r>
+        <w:t>. Смысла дёргаться в любом случае нет. Всё равно раньше времени отсюда не выберемся.</w:t>
       </w:r>
     </w:p>
     <w:p>
@@ -1405,7 +1626,15 @@
     </w:p>
     <w:p>
       <w:r>
-        <w:t>— Хочется уже что-нибудь полезное сделать. Я говорил вроде, что летал раньше в Бету Громовой. Тогда, кстати, на редкость удачный был выход, совсем рядом со станцией выкинуло. Всё, что осталось — проложить короткий курс и в гости на стыковку. А там автоматы в основном работают. Вместе с пулемётами. Пилот — самый бесполезный член экипажа во время бранка.</w:t>
+        <w:t xml:space="preserve">— Хочется уже что-нибудь полезное сделать. Я говорил вроде, что летал раньше в Бету Громовой. Тогда, кстати, на редкость удачный был выход, совсем рядом со станцией выкинуло. Всё, что осталось — проложить короткий курс и в гости на стыковку. А там автоматы в основном работают. Вместе с пулемётами. Пилот — самый бесполезный член экипажа во время </w:t>
+      </w:r>
+      <w:proofErr w:type="spellStart"/>
+      <w:r>
+        <w:t>бранка</w:t>
+      </w:r>
+      <w:proofErr w:type="spellEnd"/>
+      <w:r>
+        <w:t>.</w:t>
       </w:r>
     </w:p>
     <w:p>
@@ -1415,7 +1644,15 @@
     </w:p>
     <w:p>
       <w:r>
-        <w:t>— А что, разве не правда? — Григорьев откинулся на подголовник и прикрыл глаза. Потолочный свет тут же выбелил его ещё молодое лицо, превратив в гипсовую маску. — Я, между прочим, спал. Недолго, правда. Майоров разбудил, люками гремел. Хотя спать во время бранка — сомнительное удовольствие.</w:t>
+        <w:t xml:space="preserve">— А что, разве не правда? — Григорьев откинулся на подголовник и прикрыл глаза. Потолочный свет тут же выбелил его ещё молодое лицо, превратив в гипсовую маску. — Я, между прочим, спал. Недолго, правда. Майоров разбудил, люками гремел. Хотя спать во время </w:t>
+      </w:r>
+      <w:proofErr w:type="spellStart"/>
+      <w:r>
+        <w:t>бранка</w:t>
+      </w:r>
+      <w:proofErr w:type="spellEnd"/>
+      <w:r>
+        <w:t xml:space="preserve"> — сомнительное удовольствие.</w:t>
       </w:r>
     </w:p>
     <w:p>
@@ -1440,7 +1677,15 @@
     </w:p>
     <w:p>
       <w:r>
-        <w:t xml:space="preserve">Сны в бранке у всех разные, но большинство либо плывут (и тонут), либо куда-то летят и закономерно падают. И то, и другое считается естественным откликом здоровой психики на невесомость и </w:t>
+        <w:t xml:space="preserve">Сны в </w:t>
+      </w:r>
+      <w:proofErr w:type="spellStart"/>
+      <w:r>
+        <w:t>бранке</w:t>
+      </w:r>
+      <w:proofErr w:type="spellEnd"/>
+      <w:r>
+        <w:t xml:space="preserve"> у всех разные, но большинство либо плывут (и тонут), либо куда-то летят и закономерно падают. И то, и другое считается естественным откликом здоровой психики на невесомость и </w:t>
       </w:r>
       <w:r>
         <w:t>чёрную бездна</w:t>
@@ -1479,7 +1724,15 @@
         <w:t>сказал</w:t>
       </w:r>
       <w:r>
-        <w:t xml:space="preserve"> Григорьев. — Видел я результаты твоих нормативов. По нижней планке идёшь. Говорят, на следующей партийной деке нормативы усилят. Я бы советовал, как вернёшься, взять в бассейн абонементик. Глупо будет вылететь из-за такой ерунды.</w:t>
+        <w:t xml:space="preserve"> Григорьев. — Видел я результаты твоих нормативов. По нижней планке идёшь. Говорят, на следующей партийной деке нормативы усилят. Я бы советовал, как вернёшься, взять в бассейн </w:t>
+      </w:r>
+      <w:proofErr w:type="spellStart"/>
+      <w:r>
+        <w:t>абонементик</w:t>
+      </w:r>
+      <w:proofErr w:type="spellEnd"/>
+      <w:r>
+        <w:t>. Глупо будет вылететь из-за такой ерунды.</w:t>
       </w:r>
     </w:p>
     <w:p>
@@ -1667,7 +1920,15 @@
     </w:p>
     <w:p>
       <w:r>
-        <w:t>— Чем она примечательна, «Заря» эта, что мы ради неё три недели в бранке торчим?</w:t>
+        <w:t xml:space="preserve">— Чем она примечательна, «Заря» эта, что мы ради неё три недели в </w:t>
+      </w:r>
+      <w:proofErr w:type="spellStart"/>
+      <w:r>
+        <w:t>бранке</w:t>
+      </w:r>
+      <w:proofErr w:type="spellEnd"/>
+      <w:r>
+        <w:t xml:space="preserve"> торчим?</w:t>
       </w:r>
     </w:p>
     <w:p>
@@ -1817,7 +2078,15 @@
     </w:p>
     <w:p>
       <w:r>
-        <w:t>— Ни разу ещё секунда в секунду не выходил из бранка, — сказал Григорьев.</w:t>
+        <w:t xml:space="preserve">— Ни разу ещё секунда в секунду не выходил из </w:t>
+      </w:r>
+      <w:proofErr w:type="spellStart"/>
+      <w:r>
+        <w:t>бранка</w:t>
+      </w:r>
+      <w:proofErr w:type="spellEnd"/>
+      <w:r>
+        <w:t>, — сказал Григорьев.</w:t>
       </w:r>
     </w:p>
     <w:p>
@@ -1838,7 +2107,15 @@
     </w:p>
     <w:p>
       <w:r>
-        <w:t>Майоров, насколько я успел понять, всегда с параноидальной точностью придерживался уставов и негласных правил — видимо, боялся, что за ним следит незримый политкор.</w:t>
+        <w:t xml:space="preserve">Майоров, насколько я успел понять, всегда с параноидальной точностью придерживался уставов и негласных правил — видимо, боялся, что за ним следит незримый </w:t>
+      </w:r>
+      <w:proofErr w:type="spellStart"/>
+      <w:r>
+        <w:t>политкор</w:t>
+      </w:r>
+      <w:proofErr w:type="spellEnd"/>
+      <w:r>
+        <w:t>.</w:t>
       </w:r>
     </w:p>
     <w:p>
@@ -2026,7 +2303,15 @@
     </w:p>
     <w:p>
       <w:r>
-        <w:t xml:space="preserve">— Отлично, все молодцы. — Странно было слышать похвалу, когда ты лежал в ложементе и ничего не делал. — Олег, заведи аппараты и гравитонную камеру. Понял? Сначала аппараты, </w:t>
+        <w:t xml:space="preserve">— Отлично, все молодцы. — Странно было слышать похвалу, когда ты лежал в ложементе и ничего не делал. — Олег, заведи аппараты и </w:t>
+      </w:r>
+      <w:proofErr w:type="spellStart"/>
+      <w:r>
+        <w:t>гравитонную</w:t>
+      </w:r>
+      <w:proofErr w:type="spellEnd"/>
+      <w:r>
+        <w:t xml:space="preserve"> камеру. Понял? Сначала аппараты, </w:t>
       </w:r>
       <w:r>
         <w:t>а после них</w:t>
@@ -2137,7 +2422,15 @@
     <w:p>
       <w:r>
         <w:lastRenderedPageBreak/>
-        <w:t xml:space="preserve"> Я ухватился обеими руками за страховочный поручень, любезно отмеченный табличкой: «Держаться здесь». Гравитонный привод заводится обычно долго.</w:t>
+        <w:t xml:space="preserve"> Я ухватился обеими руками за страховочный поручень, любезно отмеченный табличкой: «Держаться здесь». </w:t>
+      </w:r>
+      <w:proofErr w:type="spellStart"/>
+      <w:r>
+        <w:t>Гравитонный</w:t>
+      </w:r>
+      <w:proofErr w:type="spellEnd"/>
+      <w:r>
+        <w:t xml:space="preserve"> привод заводится обычно долго.</w:t>
       </w:r>
     </w:p>
     <w:p>
@@ -2162,7 +2455,15 @@
     </w:p>
     <w:p>
       <w:r>
-        <w:t>Табличка с расцарапанным предупреждением замигала, и меня, как магнитом, притянуло к полу. Ноги с непривычки затряслись, и я, не выдержав, упал на колени, преклонился перед гравитонной камерой, которая с пугающей убедительностью обманыва</w:t>
+        <w:t xml:space="preserve">Табличка с расцарапанным предупреждением замигала, и меня, как магнитом, притянуло к полу. Ноги с непривычки затряслись, и я, не выдержав, упал на колени, преклонился перед </w:t>
+      </w:r>
+      <w:proofErr w:type="spellStart"/>
+      <w:r>
+        <w:t>гравитонной</w:t>
+      </w:r>
+      <w:proofErr w:type="spellEnd"/>
+      <w:r>
+        <w:t xml:space="preserve"> камерой, которая с пугающей убедительностью обманыва</w:t>
       </w:r>
       <w:r>
         <w:t>ет</w:t>
@@ -2268,7 +2569,15 @@
     </w:p>
     <w:p>
       <w:r>
-        <w:t>Керман покрутил лимбовые замки на циане, присмотрелся к рискам, сощурив глаза так, что брови наползли на веки, и громко выругался.</w:t>
+        <w:t xml:space="preserve">Керман покрутил </w:t>
+      </w:r>
+      <w:proofErr w:type="spellStart"/>
+      <w:r>
+        <w:t>лимбовые</w:t>
+      </w:r>
+      <w:proofErr w:type="spellEnd"/>
+      <w:r>
+        <w:t xml:space="preserve"> замки на циане, присмотрелся к рискам, сощурив глаза так, что брови наползли на веки, и громко выругался.</w:t>
       </w:r>
     </w:p>
     <w:p>
@@ -2334,7 +2643,15 @@
     </w:p>
     <w:p>
       <w:r>
-        <w:t>— Олег! — сказал он. — Реаниматор в медотсеке!</w:t>
+        <w:t xml:space="preserve">— Олег! — сказал он. — Реаниматор в </w:t>
+      </w:r>
+      <w:proofErr w:type="spellStart"/>
+      <w:r>
+        <w:t>медотсеке</w:t>
+      </w:r>
+      <w:proofErr w:type="spellEnd"/>
+      <w:r>
+        <w:t>!</w:t>
       </w:r>
     </w:p>
     <w:p>
@@ -2540,11 +2857,16 @@
         <w:t>Давайте в</w:t>
       </w:r>
       <w:r>
-        <w:t xml:space="preserve"> медкапсулу</w:t>
-      </w:r>
-      <w:r>
         <w:t xml:space="preserve"> </w:t>
       </w:r>
+      <w:proofErr w:type="spellStart"/>
+      <w:r>
+        <w:t>медкапсулу</w:t>
+      </w:r>
+      <w:proofErr w:type="spellEnd"/>
+      <w:r>
+        <w:t xml:space="preserve"> </w:t>
+      </w:r>
       <w:r>
         <w:t>её положим.</w:t>
       </w:r>
@@ -2575,7 +2897,15 @@
         <w:t xml:space="preserve">— Она мертва, — сказал Керман. — </w:t>
       </w:r>
       <w:r>
-        <w:t>Чем медкапсула сейчас поможет?</w:t>
+        <w:t xml:space="preserve">Чем </w:t>
+      </w:r>
+      <w:proofErr w:type="spellStart"/>
+      <w:r>
+        <w:t>медкапсула</w:t>
+      </w:r>
+      <w:proofErr w:type="spellEnd"/>
+      <w:r>
+        <w:t xml:space="preserve"> сейчас поможет?</w:t>
       </w:r>
       <w:r>
         <w:t xml:space="preserve"> </w:t>
@@ -2613,7 +2943,15 @@
         <w:t>пробормотал</w:t>
       </w:r>
       <w:r>
-        <w:t xml:space="preserve"> Керман. — В бранке она была живая, иначе мы бы не вышли.</w:t>
+        <w:t xml:space="preserve"> Керман. — В </w:t>
+      </w:r>
+      <w:proofErr w:type="spellStart"/>
+      <w:r>
+        <w:t>бранке</w:t>
+      </w:r>
+      <w:proofErr w:type="spellEnd"/>
+      <w:r>
+        <w:t xml:space="preserve"> она была живая, иначе мы бы не вышли.</w:t>
       </w:r>
     </w:p>
     <w:p>
@@ -2767,7 +3105,15 @@
     </w:p>
     <w:p>
       <w:r>
-        <w:t>— Какая разница, сколько летает! — сказал Григорьев. — Рано или поздно бранк тебя достанет</w:t>
+        <w:t xml:space="preserve">— Какая разница, сколько летает! — сказал Григорьев. — Рано или поздно </w:t>
+      </w:r>
+      <w:proofErr w:type="spellStart"/>
+      <w:r>
+        <w:t>бранк</w:t>
+      </w:r>
+      <w:proofErr w:type="spellEnd"/>
+      <w:r>
+        <w:t xml:space="preserve"> тебя достанет</w:t>
       </w:r>
       <w:r>
         <w:t>!</w:t>
@@ -2853,7 +3199,15 @@
     </w:p>
     <w:p>
       <w:r>
-        <w:t>— Товарищи! — сказал Майоров. — Я понимаю, что все устали после бранка, особенно с таким выходом. Но давайте соберёмся, задачу никто не отменял.</w:t>
+        <w:t xml:space="preserve">— Товарищи! — сказал Майоров. — Я понимаю, что все устали после </w:t>
+      </w:r>
+      <w:proofErr w:type="spellStart"/>
+      <w:r>
+        <w:t>бранка</w:t>
+      </w:r>
+      <w:proofErr w:type="spellEnd"/>
+      <w:r>
+        <w:t>, особенно с таким выходом. Но давайте соберёмся, задачу никто не отменял.</w:t>
       </w:r>
     </w:p>
     <w:p>
@@ -2883,7 +3237,15 @@
     </w:p>
     <w:p>
       <w:r>
-        <w:t>— Ты, Андрюш, ерунду-то не пори! — огрызнулся Керман. — У неё и так глаза на мокром месте! Вы же не будете всерьёз это обсуждать? Трехнедельный бранк — дорога в один конец, все это понимают.</w:t>
+        <w:t xml:space="preserve">— Ты, Андрюш, ерунду-то не пори! — огрызнулся Керман. — У неё и так глаза на мокром месте! Вы же не будете всерьёз это обсуждать? Трехнедельный </w:t>
+      </w:r>
+      <w:proofErr w:type="spellStart"/>
+      <w:r>
+        <w:t>бранк</w:t>
+      </w:r>
+      <w:proofErr w:type="spellEnd"/>
+      <w:r>
+        <w:t xml:space="preserve"> — дорога в один конец, все это понимают.</w:t>
       </w:r>
     </w:p>
     <w:p>
@@ -2967,7 +3329,15 @@
     </w:p>
     <w:p>
       <w:r>
-        <w:t>Жизнь на станции после бранка меня не пугала. Скорее, даже немного интриговала. Два месяца, так два месяца. Люди зачастую годами живут на осах и с ума не сходят — не то, что во время перехода. Там будет стабильная гравитация, спокойные сны без кошмаров.</w:t>
+        <w:t xml:space="preserve">Жизнь на станции после </w:t>
+      </w:r>
+      <w:proofErr w:type="spellStart"/>
+      <w:r>
+        <w:t>бранка</w:t>
+      </w:r>
+      <w:proofErr w:type="spellEnd"/>
+      <w:r>
+        <w:t xml:space="preserve"> меня не пугала. Скорее, даже немного интриговала. Два месяца, так два месяца. Люди зачастую годами живут на осах и с ума не сходят — не то, что во время перехода. Там будет стабильная гравитация, спокойные сны без кошмаров.</w:t>
       </w:r>
     </w:p>
     <w:p>
@@ -3077,7 +3447,15 @@
         <w:t>, товарищи</w:t>
       </w:r>
       <w:r>
-        <w:t xml:space="preserve">. Слишком долгий бранк. И выход. Наверняка не я одна себя </w:t>
+        <w:t xml:space="preserve">. Слишком долгий </w:t>
+      </w:r>
+      <w:proofErr w:type="spellStart"/>
+      <w:r>
+        <w:t>бранк</w:t>
+      </w:r>
+      <w:proofErr w:type="spellEnd"/>
+      <w:r>
+        <w:t xml:space="preserve">. И выход. Наверняка не я одна себя </w:t>
       </w:r>
       <w:r>
         <w:t xml:space="preserve">так </w:t>
@@ -3495,7 +3873,15 @@
     </w:p>
     <w:p>
       <w:r>
-        <w:t xml:space="preserve">Я забрался в узкую кишку стыковочного модуля и повис на лестнице, надеясь унять дрожь в руках. Майоров приказал отключить электрику и раздраить люк вручную. После всего произошедшего </w:t>
+        <w:t xml:space="preserve">Я забрался в узкую кишку стыковочного модуля и повис на лестнице, надеясь унять дрожь в руках. Майоров приказал отключить электрику и </w:t>
+      </w:r>
+      <w:proofErr w:type="spellStart"/>
+      <w:r>
+        <w:t>раздраить</w:t>
+      </w:r>
+      <w:proofErr w:type="spellEnd"/>
+      <w:r>
+        <w:t xml:space="preserve"> люк вручную. После всего произошедшего </w:t>
       </w:r>
       <w:r>
         <w:t xml:space="preserve">я </w:t>
@@ -3520,7 +3906,15 @@
     </w:p>
     <w:p>
       <w:r>
-        <w:t xml:space="preserve">Я ухватился обеими руками за вентиль, стараясь не сорваться в соединительный тракт, и только потом понял, что забыл загерметизировать модуль. Такие выкрутасы ни один политкор не прощает — </w:t>
+        <w:t xml:space="preserve">Я ухватился обеими руками за вентиль, стараясь не сорваться в соединительный тракт, и только потом понял, что забыл загерметизировать модуль. Такие выкрутасы ни один </w:t>
+      </w:r>
+      <w:proofErr w:type="spellStart"/>
+      <w:r>
+        <w:t>политкор</w:t>
+      </w:r>
+      <w:proofErr w:type="spellEnd"/>
+      <w:r>
+        <w:t xml:space="preserve"> не прощает — </w:t>
       </w:r>
       <w:r>
         <w:t>повезёт</w:t>
@@ -3674,12 +4068,28 @@
     </w:p>
     <w:p>
       <w:r>
-        <w:t>— Вереснев Олег Петрович, — проговорил я. Воздуха на отчество едва хватило. Я не сразу сообразил, как правильно дышать — вымотался после подъёма. — Я из инженерной службы.</w:t>
-      </w:r>
-    </w:p>
-    <w:p>
-      <w:r>
-        <w:t>— У вас всё в порядке? — спросил Мицюкин. — Вы вручную открывали гермошлюз?</w:t>
+        <w:t xml:space="preserve">— </w:t>
+      </w:r>
+      <w:proofErr w:type="spellStart"/>
+      <w:r>
+        <w:t>Вереснев</w:t>
+      </w:r>
+      <w:proofErr w:type="spellEnd"/>
+      <w:r>
+        <w:t xml:space="preserve"> Олег Петрович, — проговорил я. Воздуха на отчество едва хватило. Я не сразу сообразил, как правильно дышать — вымотался после подъёма. — Я из инженерной службы.</w:t>
+      </w:r>
+    </w:p>
+    <w:p>
+      <w:r>
+        <w:t xml:space="preserve">— У вас всё в порядке? — спросил Мицюкин. — Вы вручную открывали </w:t>
+      </w:r>
+      <w:proofErr w:type="spellStart"/>
+      <w:r>
+        <w:t>гермошлюз</w:t>
+      </w:r>
+      <w:proofErr w:type="spellEnd"/>
+      <w:r>
+        <w:t>?</w:t>
       </w:r>
     </w:p>
     <w:p>
@@ -3781,7 +4191,15 @@
         <w:t>— Я — Олег, — запоздало представился я.</w:t>
       </w:r>
       <w:r>
-        <w:t xml:space="preserve"> — Вереснев Олег Петрович.</w:t>
+        <w:t xml:space="preserve"> — </w:t>
+      </w:r>
+      <w:proofErr w:type="spellStart"/>
+      <w:r>
+        <w:t>Вереснев</w:t>
+      </w:r>
+      <w:proofErr w:type="spellEnd"/>
+      <w:r>
+        <w:t xml:space="preserve"> Олег Петрович.</w:t>
       </w:r>
     </w:p>
     <w:p>
@@ -4575,7 +4993,15 @@
         <w:t>а</w:t>
       </w:r>
       <w:r>
-        <w:t>н во время бранка говорил</w:t>
+        <w:t xml:space="preserve">н во время </w:t>
+      </w:r>
+      <w:proofErr w:type="spellStart"/>
+      <w:r>
+        <w:t>бранка</w:t>
+      </w:r>
+      <w:proofErr w:type="spellEnd"/>
+      <w:r>
+        <w:t xml:space="preserve"> говорил</w:t>
       </w:r>
       <w:r>
         <w:t>, — сказал я</w:t>
@@ -4927,7 +5353,15 @@
         </w:tabs>
       </w:pPr>
       <w:r>
-        <w:t>В узкие, как бойницы, иллюминаторы ничего не было видно. Я так устал от стерильной пустоты во время бранка, что хотел задержаться на минутку, вглядеться во мрак, надеясь, что он рассеется под моим взглядом, но Лысанов упрямо тянул вперёд.</w:t>
+        <w:t xml:space="preserve">В узкие, как бойницы, иллюминаторы ничего не было видно. Я так устал от стерильной пустоты во время </w:t>
+      </w:r>
+      <w:proofErr w:type="spellStart"/>
+      <w:r>
+        <w:t>бранка</w:t>
+      </w:r>
+      <w:proofErr w:type="spellEnd"/>
+      <w:r>
+        <w:t>, что хотел задержаться на минутку, вглядеться во мрак, надеясь, что он рассеется под моим взглядом, но Лысанов упрямо тянул вперёд.</w:t>
       </w:r>
     </w:p>
     <w:p>
@@ -4975,7 +5409,15 @@
         </w:tabs>
       </w:pPr>
       <w:r>
-        <w:t>— Не беспокойтесь, — сказал Лысанов. — Местная особенность. Есть небольшой сбой в гравитонной камере</w:t>
+        <w:t xml:space="preserve">— Не беспокойтесь, — сказал Лысанов. — Местная особенность. Есть небольшой сбой в </w:t>
+      </w:r>
+      <w:proofErr w:type="spellStart"/>
+      <w:r>
+        <w:t>гравитонной</w:t>
+      </w:r>
+      <w:proofErr w:type="spellEnd"/>
+      <w:r>
+        <w:t xml:space="preserve"> камере</w:t>
       </w:r>
       <w:r>
         <w:t>, у</w:t>
@@ -5164,7 +5606,13 @@
         <w:t>полечу</w:t>
       </w:r>
       <w:r>
-        <w:t xml:space="preserve"> вниз, как марионетка с оборванными нитками, но гравитационная волна мягко подтолкнула меня вперёд и приварила к полу.</w:t>
+        <w:t xml:space="preserve"> вниз, как </w:t>
+      </w:r>
+      <w:r>
+        <w:t>оступившийся акробат</w:t>
+      </w:r>
+      <w:r>
+        <w:t>, но гравитационная волна мягко подтолкнула меня вперёд и приварила к полу.</w:t>
       </w:r>
     </w:p>
     <w:p>
@@ -5844,7 +6292,15 @@
         </w:tabs>
       </w:pPr>
       <w:r>
-        <w:t>— Можно на «ты», Олег, — сказала Вера. — Я здесь в химлабе работаю, два года уже. — Она взглянула на меня через плечо. — Ты не смотри так! Я старше, чем выгляжу. А то все, кто прилетает, удивляются, как я вообще здесь оказалась.</w:t>
+        <w:t xml:space="preserve">— Можно на «ты», Олег, — сказала Вера. — Я здесь в </w:t>
+      </w:r>
+      <w:proofErr w:type="spellStart"/>
+      <w:r>
+        <w:t>химлабе</w:t>
+      </w:r>
+      <w:proofErr w:type="spellEnd"/>
+      <w:r>
+        <w:t xml:space="preserve"> работаю, два года уже. — Она взглянула на меня через плечо. — Ты не смотри так! Я старше, чем выгляжу. А то все, кто прилетает, удивляются, как я вообще здесь оказалась.</w:t>
       </w:r>
     </w:p>
     <w:p>
@@ -6107,7 +6563,15 @@
         </w:tabs>
       </w:pPr>
       <w:r>
-        <w:t>— Правильно говорить не эс, а цэ. Мы, кстати, соседи. — Вера подошла к гермодвери</w:t>
+        <w:t xml:space="preserve">— Правильно говорить не эс, а </w:t>
+      </w:r>
+      <w:proofErr w:type="spellStart"/>
+      <w:r>
+        <w:t>цэ</w:t>
+      </w:r>
+      <w:proofErr w:type="spellEnd"/>
+      <w:r>
+        <w:t>. Мы, кстати, соседи. — Вера подошла к гермодвери</w:t>
       </w:r>
       <w:r>
         <w:t>.</w:t>
@@ -6213,7 +6677,15 @@
         </w:tabs>
       </w:pPr>
       <w:r>
-        <w:t>На стекле сидела обычная земная муха и суматошно перебирала лапками, прочищая хоботок. Я моргнул и потёр глаза. После бранка может померещиться и не такое. Но муха никуда не делась. Она деловито ползла к кромке иллюминатора — живая, объёмная, настоящая.</w:t>
+        <w:t xml:space="preserve">На стекле сидела обычная земная муха и суматошно перебирала лапками, прочищая хоботок. Я моргнул и потёр глаза. После </w:t>
+      </w:r>
+      <w:proofErr w:type="spellStart"/>
+      <w:r>
+        <w:t>бранка</w:t>
+      </w:r>
+      <w:proofErr w:type="spellEnd"/>
+      <w:r>
+        <w:t xml:space="preserve"> может померещиться и не такое. Но муха никуда не делась. Она деловито ползла к кромке иллюминатора — живая, объёмная, настоящая.</w:t>
       </w:r>
     </w:p>
     <w:p>
@@ -6549,7 +7021,15 @@
     <w:p>
       <w:r>
         <w:lastRenderedPageBreak/>
-        <w:t>Я что, в бранке?</w:t>
+        <w:t xml:space="preserve">Я что, в </w:t>
+      </w:r>
+      <w:proofErr w:type="spellStart"/>
+      <w:r>
+        <w:t>бранке</w:t>
+      </w:r>
+      <w:proofErr w:type="spellEnd"/>
+      <w:r>
+        <w:t>?</w:t>
       </w:r>
     </w:p>
     <w:p>
@@ -6793,7 +7273,15 @@
     </w:p>
     <w:p>
       <w:r>
-        <w:t xml:space="preserve">— Ситуация такая, — начал он. — Мы хотим провести полную диагностику корабля, слишком много сюрпризов было после выхода. А нам на этой птичке ещё обратно лететь. Я понимаю, — он отхлебнул остывшего, судя по виду, кофе и поморщился, — после долгого бранка всем хочется отдыха, но </w:t>
+        <w:t xml:space="preserve">— Ситуация такая, — начал он. — Мы хотим провести полную диагностику корабля, слишком много сюрпризов было после выхода. А нам на этой птичке ещё обратно лететь. Я понимаю, — он отхлебнул остывшего, судя по виду, кофе и поморщился, — после долгого </w:t>
+      </w:r>
+      <w:proofErr w:type="spellStart"/>
+      <w:r>
+        <w:t>бранка</w:t>
+      </w:r>
+      <w:proofErr w:type="spellEnd"/>
+      <w:r>
+        <w:t xml:space="preserve"> всем хочется отдыха, но </w:t>
       </w:r>
       <w:r>
         <w:t>нам пока</w:t>
@@ -6865,7 +7353,15 @@
         <w:t>А в</w:t>
       </w:r>
       <w:r>
-        <w:t xml:space="preserve">ся электронка </w:t>
+        <w:t xml:space="preserve">ся </w:t>
+      </w:r>
+      <w:proofErr w:type="spellStart"/>
+      <w:r>
+        <w:t>электронка</w:t>
+      </w:r>
+      <w:proofErr w:type="spellEnd"/>
+      <w:r>
+        <w:t xml:space="preserve"> </w:t>
       </w:r>
       <w:r>
         <w:t>так-то</w:t>
@@ -7433,7 +7929,15 @@
     </w:p>
     <w:p>
       <w:r>
-        <w:t>В коридоре на втором уровне стали появляться обитатели станции. Я даже увидел Мицюкина из службы безопасности и кивнул ему, получив в ответ настороженный взгляд.</w:t>
+        <w:t xml:space="preserve">В коридоре на втором уровне стали появляться обитатели станции. Я даже увидел </w:t>
+      </w:r>
+      <w:proofErr w:type="spellStart"/>
+      <w:r>
+        <w:t>Мицюкина</w:t>
+      </w:r>
+      <w:proofErr w:type="spellEnd"/>
+      <w:r>
+        <w:t xml:space="preserve"> из службы безопасности и кивнул ему, получив в ответ настороженный взгляд.</w:t>
       </w:r>
     </w:p>
     <w:p>
@@ -8336,7 +8840,15 @@
       </w:r>
       <w:r>
         <w:lastRenderedPageBreak/>
-        <w:t>вообще без продыха. Выглядишь ты не очень. В обморок не хлопнешься? Уверен, что хочешь гулять?</w:t>
+        <w:t xml:space="preserve">вообще без </w:t>
+      </w:r>
+      <w:proofErr w:type="spellStart"/>
+      <w:r>
+        <w:t>продыха</w:t>
+      </w:r>
+      <w:proofErr w:type="spellEnd"/>
+      <w:r>
+        <w:t>. Выглядишь ты не очень. В обморок не хлопнешься? Уверен, что хочешь гулять?</w:t>
       </w:r>
     </w:p>
     <w:p>
@@ -8787,7 +9299,15 @@
     </w:p>
     <w:p>
       <w:r>
-        <w:t>— Здесь гравитонные камеры так работают. Сбой</w:t>
+        <w:t xml:space="preserve">— Здесь </w:t>
+      </w:r>
+      <w:proofErr w:type="spellStart"/>
+      <w:r>
+        <w:t>гравитонные</w:t>
+      </w:r>
+      <w:proofErr w:type="spellEnd"/>
+      <w:r>
+        <w:t xml:space="preserve"> камеры так работают. Сбой</w:t>
       </w:r>
       <w:r>
         <w:t xml:space="preserve"> такой</w:t>
@@ -9341,8 +9861,13 @@
       </w:r>
     </w:p>
     <w:p>
-      <w:r>
-        <w:t>Стальск я не любил. Вернее, ненавидел — глубинной, искренней, неприкрытой ненавистью, на</w:t>
+      <w:proofErr w:type="spellStart"/>
+      <w:r>
+        <w:t>Стальск</w:t>
+      </w:r>
+      <w:proofErr w:type="spellEnd"/>
+      <w:r>
+        <w:t xml:space="preserve"> я не любил. Вернее, ненавидел — глубинной, искренней, неприкрытой ненавистью, на</w:t>
       </w:r>
       <w:r>
         <w:t xml:space="preserve"> какую</w:t>
@@ -9450,8 +9975,21 @@
       </w:r>
     </w:p>
     <w:p>
-      <w:r>
-        <w:t>Стальск изначально проектировался не для людей, а для роботов, которые, как заведённые, работают по расписанию, едят по расписанию, спят по расписанию, умирают по расписанию — и не тратят время на бесполезные занятия, вроде прогулок в парке или отдыха на пляже. Единственный пруд, маленький и мелкий, как лужа, бороздили по концентрическим траекториям потрёпанные механические утки. О плавании я долгое время знал лишь понаслышке — из книжек или из тех же передач по телевизору, который регулярно, в соответствии с напечатанной в газете программой вещания, червоточил треском и помехами.</w:t>
+      <w:proofErr w:type="spellStart"/>
+      <w:r>
+        <w:t>Стальск</w:t>
+      </w:r>
+      <w:proofErr w:type="spellEnd"/>
+      <w:r>
+        <w:t xml:space="preserve"> изначально проектировался не для людей, а для роботов, которые, как заведённые, работают по расписанию, едят по расписанию, спят по расписанию, умирают по расписанию — и не тратят время на бесполезные занятия, вроде прогулок в парке или отдыха на пляже. Единственный пруд, маленький и мелкий, как лужа, бороздили по концентрическим траекториям потрёпанные механические утки. О плавании я долгое время знал лишь понаслышке — из книжек или из тех же передач по телевизору, который регулярно, в соответствии с напечатанной в газете программой вещания, </w:t>
+      </w:r>
+      <w:proofErr w:type="spellStart"/>
+      <w:r>
+        <w:t>червоточил</w:t>
+      </w:r>
+      <w:proofErr w:type="spellEnd"/>
+      <w:r>
+        <w:t xml:space="preserve"> треском и помехами.</w:t>
       </w:r>
     </w:p>
     <w:p>
@@ -10284,8 +10822,13 @@
         <w:t>обитатели</w:t>
       </w:r>
       <w:r>
-        <w:t xml:space="preserve"> — беспризорные пациенты после коматоза</w:t>
-      </w:r>
+        <w:t xml:space="preserve"> — беспризорные пациенты после </w:t>
+      </w:r>
+      <w:proofErr w:type="spellStart"/>
+      <w:r>
+        <w:t>коматоза</w:t>
+      </w:r>
+      <w:proofErr w:type="spellEnd"/>
       <w:r>
         <w:t xml:space="preserve">, </w:t>
       </w:r>
@@ -10988,7 +11531,15 @@
     </w:p>
     <w:p>
       <w:r>
-        <w:t>Нуболиды потихоньку приходили в себя после бранка. Из алой массы на дне камеры потянулись к потолку робкие ростки.</w:t>
+        <w:t xml:space="preserve">Нуболиды потихоньку приходили в себя после </w:t>
+      </w:r>
+      <w:proofErr w:type="spellStart"/>
+      <w:r>
+        <w:t>бранка</w:t>
+      </w:r>
+      <w:proofErr w:type="spellEnd"/>
+      <w:r>
+        <w:t>. Из алой массы на дне камеры потянулись к потолку робкие ростки.</w:t>
       </w:r>
     </w:p>
     <w:p>
@@ -11073,7 +11624,15 @@
     </w:p>
     <w:p>
       <w:r>
-        <w:t>— К сожалению, мы до сих пор знаем о нуболидах не так много, — вздохнул Марутян. —</w:t>
+        <w:t xml:space="preserve">— К сожалению, мы до сих пор знаем о </w:t>
+      </w:r>
+      <w:proofErr w:type="spellStart"/>
+      <w:r>
+        <w:t>нуболидах</w:t>
+      </w:r>
+      <w:proofErr w:type="spellEnd"/>
+      <w:r>
+        <w:t xml:space="preserve"> не так много, — вздохнул Марутян. —</w:t>
       </w:r>
       <w:r>
         <w:t xml:space="preserve"> </w:t>
@@ -11309,7 +11868,15 @@
         <w:t>у игрушечного болванчика</w:t>
       </w:r>
       <w:r>
-        <w:t>. — Я ровным счётом ничего не чувствую! А вы, если захотите, то, конечно, почувствуете. Самовнушение — великая сила! Я же опираюсь на факты. Нет в нуболидах никакой магии, и камера содержания их полностью изолирует.</w:t>
+        <w:t xml:space="preserve">. — Я ровным счётом ничего не чувствую! А вы, если захотите, то, конечно, почувствуете. Самовнушение — великая сила! Я же опираюсь на факты. Нет в </w:t>
+      </w:r>
+      <w:proofErr w:type="spellStart"/>
+      <w:r>
+        <w:t>нуболидах</w:t>
+      </w:r>
+      <w:proofErr w:type="spellEnd"/>
+      <w:r>
+        <w:t xml:space="preserve"> никакой магии, и камера содержания их полностью изолирует.</w:t>
       </w:r>
     </w:p>
     <w:p>
@@ -11775,7 +12342,15 @@
     </w:p>
     <w:p>
       <w:r>
-        <w:t>— Сергей Акимов, — сказал я. — Это же отец Веры из химлаба?</w:t>
+        <w:t xml:space="preserve">— Сергей Акимов, — сказал я. — Это же отец Веры из </w:t>
+      </w:r>
+      <w:proofErr w:type="spellStart"/>
+      <w:r>
+        <w:t>химлаба</w:t>
+      </w:r>
+      <w:proofErr w:type="spellEnd"/>
+      <w:r>
+        <w:t>?</w:t>
       </w:r>
     </w:p>
     <w:p>
@@ -11921,9 +12496,11 @@
       <w:r>
         <w:t xml:space="preserve">Марутян продолжал рассуждать о </w:t>
       </w:r>
+      <w:proofErr w:type="spellStart"/>
       <w:r>
         <w:t>нуболидах</w:t>
       </w:r>
+      <w:proofErr w:type="spellEnd"/>
       <w:r>
         <w:t xml:space="preserve">, собирая пальцами складки на лбу, </w:t>
       </w:r>
@@ -12072,7 +12649,15 @@
     </w:p>
     <w:p>
       <w:r>
-        <w:t>— Да, — хмыкнул Майоров. — Неплохое шоу, и зверушки дрессированные. Команду «бранк» даже выучили.</w:t>
+        <w:t>— Да, — хмыкнул Майоров. — Неплохое шоу, и зверушки дрессированные. Команду «</w:t>
+      </w:r>
+      <w:proofErr w:type="spellStart"/>
+      <w:r>
+        <w:t>бранк</w:t>
+      </w:r>
+      <w:proofErr w:type="spellEnd"/>
+      <w:r>
+        <w:t>» даже выучили.</w:t>
       </w:r>
     </w:p>
     <w:p>
@@ -12375,8 +12960,13 @@
     </w:p>
     <w:p>
       <w:r>
-        <w:t>В конце дня Марутян решил провести ещё один эксперимент с нуболидами</w:t>
-      </w:r>
+        <w:t xml:space="preserve">В конце дня Марутян решил провести ещё один эксперимент с </w:t>
+      </w:r>
+      <w:proofErr w:type="spellStart"/>
+      <w:r>
+        <w:t>нуболидами</w:t>
+      </w:r>
+      <w:proofErr w:type="spellEnd"/>
       <w:r>
         <w:t>.</w:t>
       </w:r>
@@ -12699,7 +13289,15 @@
         <w:t>, к счастью,</w:t>
       </w:r>
       <w:r>
-        <w:t xml:space="preserve"> вспомнил о сбоях в гравитонной камере.</w:t>
+        <w:t xml:space="preserve"> вспомнил о сбоях в </w:t>
+      </w:r>
+      <w:proofErr w:type="spellStart"/>
+      <w:r>
+        <w:t>гравитонной</w:t>
+      </w:r>
+      <w:proofErr w:type="spellEnd"/>
+      <w:r>
+        <w:t xml:space="preserve"> камере.</w:t>
       </w:r>
     </w:p>
     <w:p>
@@ -12834,7 +13432,15 @@
     </w:p>
     <w:p>
       <w:r>
-        <w:t>— Ну так, — лениво отозвалась Вера, — полистываю. Вы же нам это зачем-то привозите. Может, там что-то важное произошло на Земле, пока меня не было. Коммунизм, например, построили.</w:t>
+        <w:t xml:space="preserve">— Ну так, — лениво отозвалась Вера, — </w:t>
+      </w:r>
+      <w:proofErr w:type="spellStart"/>
+      <w:r>
+        <w:t>полистываю</w:t>
+      </w:r>
+      <w:proofErr w:type="spellEnd"/>
+      <w:r>
+        <w:t>. Вы же нам это зачем-то привозите. Может, там что-то важное произошло на Земле, пока меня не было. Коммунизм, например, построили.</w:t>
       </w:r>
     </w:p>
     <w:p>
@@ -13337,7 +13943,15 @@
     </w:p>
     <w:p>
       <w:r>
-        <w:t>Меня выбросило из этого кошмара, как из бранка — я открыл глаза в темноту, лёгкие разрывало от апноэ. Пощёлкали закрытые тенью датчики, и медленно, как электрический восход, разгорелись лампы. Треклятая муха злорадно прожужжала над ухом.</w:t>
+        <w:t xml:space="preserve">Меня выбросило из этого кошмара, как из </w:t>
+      </w:r>
+      <w:proofErr w:type="spellStart"/>
+      <w:r>
+        <w:t>бранка</w:t>
+      </w:r>
+      <w:proofErr w:type="spellEnd"/>
+      <w:r>
+        <w:t xml:space="preserve"> — я открыл глаза в темноту, лёгкие разрывало от апноэ. Пощёлкали закрытые тенью датчики, и медленно, как электрический восход, разгорелись лампы. Треклятая муха злорадно прожужжала над ухом.</w:t>
       </w:r>
     </w:p>
     <w:p>
@@ -13353,7 +13967,15 @@
         <w:t>бил</w:t>
       </w:r>
       <w:r>
-        <w:t xml:space="preserve"> сквозь веки. На языке тихо таял солоноватый привкус крови — я раскусал себе во сне губу. В уши врезался яростный трезвон сигнала к побудке.</w:t>
+        <w:t xml:space="preserve"> сквозь веки. На языке тихо таял солоноватый привкус крови — я </w:t>
+      </w:r>
+      <w:proofErr w:type="spellStart"/>
+      <w:r>
+        <w:t>раскусал</w:t>
+      </w:r>
+      <w:proofErr w:type="spellEnd"/>
+      <w:r>
+        <w:t xml:space="preserve"> себе во сне губу. В уши врезался яростный трезвон сигнала к побудке.</w:t>
       </w:r>
     </w:p>
     <w:p>
@@ -13511,7 +14133,15 @@
     </w:p>
     <w:p>
       <w:r>
-        <w:t>Я закрыл глаза и несколько раз медленно вздохнул. У космонавтов после долгого бранка часто случаются галлюцинации. Недели непрекращающихся кошмаров оставляют в сознании рубец.</w:t>
+        <w:t xml:space="preserve">Я закрыл глаза и несколько раз медленно вздохнул. У космонавтов после долгого </w:t>
+      </w:r>
+      <w:proofErr w:type="spellStart"/>
+      <w:r>
+        <w:t>бранка</w:t>
+      </w:r>
+      <w:proofErr w:type="spellEnd"/>
+      <w:r>
+        <w:t xml:space="preserve"> часто случаются галлюцинации. Недели непрекращающихся кошмаров оставляют в сознании рубец.</w:t>
       </w:r>
     </w:p>
     <w:p>
@@ -14252,7 +14882,15 @@
     </w:p>
     <w:p>
       <w:r>
-        <w:t>— Сергей Владимирович, — пробормотал я, — со мной всё в порядке. Я готов ответить на все вопросы, — и тут же спросил сам: — Что с Марутяном? Он жив?</w:t>
+        <w:t xml:space="preserve">— Сергей Владимирович, — пробормотал я, — со мной всё в порядке. Я готов ответить на все вопросы, — и тут же спросил сам: — Что с </w:t>
+      </w:r>
+      <w:proofErr w:type="spellStart"/>
+      <w:r>
+        <w:t>Марутяном</w:t>
+      </w:r>
+      <w:proofErr w:type="spellEnd"/>
+      <w:r>
+        <w:t>? Он жив?</w:t>
       </w:r>
     </w:p>
     <w:p>
@@ -14280,7 +14918,15 @@
     </w:p>
     <w:p>
       <w:r>
-        <w:t>— Константин Игоревич, — Лысанов показал Мицюкину завёрнутую в целлофан ручку, — без экспертизы я, конечно, судить не берусь, но похоже, что это и есть орудие убийства.</w:t>
+        <w:t xml:space="preserve">— Константин Игоревич, — Лысанов показал </w:t>
+      </w:r>
+      <w:proofErr w:type="spellStart"/>
+      <w:r>
+        <w:t>Мицюкину</w:t>
+      </w:r>
+      <w:proofErr w:type="spellEnd"/>
+      <w:r>
+        <w:t xml:space="preserve"> завёрнутую в целлофан ручку, — без экспертизы я, конечно, судить не берусь, но похоже, что это и есть орудие убийства.</w:t>
       </w:r>
     </w:p>
     <w:p>
@@ -14377,7 +15023,15 @@
     </w:p>
     <w:p>
       <w:r>
-        <w:t>— Значит, — Лысанов ещё раз показал Мицюкину ручку, — орудие убийства было у Марутяна.</w:t>
+        <w:t xml:space="preserve">— Значит, — Лысанов ещё раз показал </w:t>
+      </w:r>
+      <w:proofErr w:type="spellStart"/>
+      <w:r>
+        <w:t>Мицюкину</w:t>
+      </w:r>
+      <w:proofErr w:type="spellEnd"/>
+      <w:r>
+        <w:t xml:space="preserve"> ручку, — орудие убийства было у Марутяна.</w:t>
       </w:r>
     </w:p>
     <w:p>
@@ -14398,7 +15052,15 @@
     </w:p>
     <w:p>
       <w:r>
-        <w:t>— Перекройте здесь всё, — раздался за спиной голос Мицюкина, — и кровь у обоих на анализ. Будем разбираться.</w:t>
+        <w:t xml:space="preserve">— Перекройте здесь всё, — раздался за спиной голос </w:t>
+      </w:r>
+      <w:proofErr w:type="spellStart"/>
+      <w:r>
+        <w:t>Мицюкина</w:t>
+      </w:r>
+      <w:proofErr w:type="spellEnd"/>
+      <w:r>
+        <w:t>, — и кровь у обоих на анализ. Будем разбираться.</w:t>
       </w:r>
     </w:p>
     <w:p>
@@ -14571,7 +15233,15 @@
     </w:p>
     <w:p>
       <w:r>
-        <w:t>— Болит, — признался я. — Но она уже несколько дней болит. Я думал, это последствия бранка.</w:t>
+        <w:t xml:space="preserve">— Болит, — признался я. — Но она уже несколько дней болит. Я думал, это последствия </w:t>
+      </w:r>
+      <w:proofErr w:type="spellStart"/>
+      <w:r>
+        <w:t>бранка</w:t>
+      </w:r>
+      <w:proofErr w:type="spellEnd"/>
+      <w:r>
+        <w:t>.</w:t>
       </w:r>
     </w:p>
     <w:p>
@@ -15133,7 +15803,15 @@
         <w:t>требовало</w:t>
       </w:r>
       <w:r>
-        <w:t xml:space="preserve"> ленивой невесомости бранка.</w:t>
+        <w:t xml:space="preserve"> ленивой невесомости </w:t>
+      </w:r>
+      <w:proofErr w:type="spellStart"/>
+      <w:r>
+        <w:t>бранка</w:t>
+      </w:r>
+      <w:proofErr w:type="spellEnd"/>
+      <w:r>
+        <w:t>.</w:t>
       </w:r>
     </w:p>
     <w:p>
@@ -15464,7 +16142,15 @@
     </w:p>
     <w:p>
       <w:r>
-        <w:t xml:space="preserve">— Качкой? — смутился Алексин. — Тоже скажешь! — Он перевернул мыском расколовшийся корпус диспенсера и покачал головой. — Это сбои такие в гравитонных камерах. Говорят, они тут с самого первого дня. Ошибок в логах нет, никак починить не можем. Достаёт страшно. — Он потёр грудь </w:t>
+        <w:t xml:space="preserve">— Качкой? — смутился Алексин. — Тоже скажешь! — Он перевернул мыском расколовшийся корпус диспенсера и покачал головой. — Это сбои такие в </w:t>
+      </w:r>
+      <w:proofErr w:type="spellStart"/>
+      <w:r>
+        <w:t>гравитонных</w:t>
+      </w:r>
+      <w:proofErr w:type="spellEnd"/>
+      <w:r>
+        <w:t xml:space="preserve"> камерах. Говорят, они тут с самого первого дня. Ошибок в логах нет, никак починить не можем. Достаёт страшно. — Он потёр грудь </w:t>
       </w:r>
       <w:r>
         <w:t>ладонью</w:t>
@@ -15586,7 +16272,15 @@
         <w:t xml:space="preserve">но </w:t>
       </w:r>
       <w:r>
-        <w:t>объём поменьше. Хотя смысл, если диспенсер такой же? — Алексин задумчиво пожевал губы. — Думаешь, их траванул кто-то?</w:t>
+        <w:t xml:space="preserve">объём поменьше. Хотя смысл, если диспенсер такой же? — Алексин задумчиво пожевал губы. — Думаешь, их </w:t>
+      </w:r>
+      <w:proofErr w:type="spellStart"/>
+      <w:r>
+        <w:t>траванул</w:t>
+      </w:r>
+      <w:proofErr w:type="spellEnd"/>
+      <w:r>
+        <w:t xml:space="preserve"> кто-то?</w:t>
       </w:r>
     </w:p>
     <w:p>
@@ -15981,7 +16675,15 @@
         <w:t>должно</w:t>
       </w:r>
       <w:r>
-        <w:t xml:space="preserve">. Все договорённости у меня были с Марутяном. И ситуация была другая, если ты не заметил. Сейчас </w:t>
+        <w:t xml:space="preserve">. Все договорённости у меня были с </w:t>
+      </w:r>
+      <w:proofErr w:type="spellStart"/>
+      <w:r>
+        <w:t>Марутяном</w:t>
+      </w:r>
+      <w:proofErr w:type="spellEnd"/>
+      <w:r>
+        <w:t xml:space="preserve">. И ситуация была другая, если ты не заметил. Сейчас </w:t>
       </w:r>
       <w:r>
         <w:t xml:space="preserve">вся </w:t>
@@ -15998,8 +16700,13 @@
     </w:p>
     <w:p>
       <w:r>
-        <w:t>— Хорошо. — Я подумал, что вряд ли буду скучать по нуболидам</w:t>
-      </w:r>
+        <w:t xml:space="preserve">— Хорошо. — Я подумал, что вряд ли буду скучать по </w:t>
+      </w:r>
+      <w:proofErr w:type="spellStart"/>
+      <w:r>
+        <w:t>нуболидам</w:t>
+      </w:r>
+      <w:proofErr w:type="spellEnd"/>
       <w:r>
         <w:t xml:space="preserve"> с их бешеными плясками под дымовой завесой.</w:t>
       </w:r>
@@ -16081,7 +16788,15 @@
     </w:p>
     <w:p>
       <w:r>
-        <w:t>— Медики так-то с нами не шибко охотнее Мицюкина общаются, — сказал Керман.</w:t>
+        <w:t xml:space="preserve">— Медики так-то с нами не шибко охотнее </w:t>
+      </w:r>
+      <w:proofErr w:type="spellStart"/>
+      <w:r>
+        <w:t>Мицюкина</w:t>
+      </w:r>
+      <w:proofErr w:type="spellEnd"/>
+      <w:r>
+        <w:t xml:space="preserve"> общаются, — сказал Керман.</w:t>
       </w:r>
     </w:p>
     <w:p>
@@ -16182,7 +16897,15 @@
     <w:p>
       <w:r>
         <w:lastRenderedPageBreak/>
-        <w:t>— Я себя плохо чувствовал, — сказал я. — Тяжело прихожу в себя после бранка.</w:t>
+        <w:t xml:space="preserve">— Я себя плохо чувствовал, — сказал я. — Тяжело прихожу в себя после </w:t>
+      </w:r>
+      <w:proofErr w:type="spellStart"/>
+      <w:r>
+        <w:t>бранка</w:t>
+      </w:r>
+      <w:proofErr w:type="spellEnd"/>
+      <w:r>
+        <w:t>.</w:t>
       </w:r>
     </w:p>
     <w:p>
@@ -16531,7 +17254,15 @@
     </w:p>
     <w:p>
       <w:r>
-        <w:t>Слышались голоса, шипели и клацали двери. Рядом с лифтом я едва не столкнулся с Мицюкиным, рассеянным и потерянным, как бы выброшенным из привычной колеи. Мицюкин ухватился за меня взглядом, но ничего не сказал и молча прошёл мимо.</w:t>
+        <w:t xml:space="preserve">Слышались голоса, шипели и клацали двери. Рядом с лифтом я едва не столкнулся с </w:t>
+      </w:r>
+      <w:proofErr w:type="spellStart"/>
+      <w:r>
+        <w:t>Мицюкиным</w:t>
+      </w:r>
+      <w:proofErr w:type="spellEnd"/>
+      <w:r>
+        <w:t>, рассеянным и потерянным, как бы выброшенным из привычной колеи. Мицюкин ухватился за меня взглядом, но ничего не сказал и молча прошёл мимо.</w:t>
       </w:r>
     </w:p>
     <w:p>
@@ -17016,7 +17747,15 @@
     </w:p>
     <w:p>
       <w:r>
-        <w:t>— И вы её никому не показывали? Надо было отдать записку Мицюкину, он ведёт расследование и…</w:t>
+        <w:t xml:space="preserve">— И вы её никому не показывали? Надо было отдать записку </w:t>
+      </w:r>
+      <w:proofErr w:type="spellStart"/>
+      <w:r>
+        <w:t>Мицюкину</w:t>
+      </w:r>
+      <w:proofErr w:type="spellEnd"/>
+      <w:r>
+        <w:t>, он ведёт расследование и…</w:t>
       </w:r>
     </w:p>
     <w:p>
@@ -17331,7 +18070,23 @@
     </w:p>
     <w:p>
       <w:r>
-        <w:t>— «Минск» знаю. — Мерцель поёжилась и провела по плечу ладонью, смахивая невидимое насекомое. — «Минск» все знают. Кто же не знает «Минск»? Правильно, его все знают. Ты не переживай, Олег! Будет ещё шанс сделать снимок на память. Красивый яркий снимок на память. Правильно я говорю? «Минск» — корабль новый, вовсю ещё летает. Это вот «Мурманск» давно списали. Он и тогда уже был старой развалиной. — Уголки губ у Мерцель задрожали. — Помню, сбои были в гравитонной камере. — Мерцель провела по лицу ладонью и вдруг стёрла всякое выражение — скорбь, усталость, печаль. Осталась бледная белая маска. — Сбои в гравитонной камере. Правильно, да? Это вот когда идёшь ты по коридору, не трогаешь никого, а тебя на стены швыряет. Или на потолок.</w:t>
+        <w:t xml:space="preserve">— «Минск» знаю. — Мерцель поёжилась и провела по плечу ладонью, смахивая невидимое насекомое. — «Минск» все знают. Кто же не знает «Минск»? Правильно, его все знают. Ты не переживай, Олег! Будет ещё шанс сделать снимок на память. Красивый яркий снимок на память. Правильно я говорю? «Минск» — корабль новый, вовсю ещё летает. Это вот «Мурманск» давно списали. Он и тогда уже был старой развалиной. — Уголки губ у Мерцель задрожали. — Помню, сбои были в </w:t>
+      </w:r>
+      <w:proofErr w:type="spellStart"/>
+      <w:r>
+        <w:t>гравитонной</w:t>
+      </w:r>
+      <w:proofErr w:type="spellEnd"/>
+      <w:r>
+        <w:t xml:space="preserve"> камере. — Мерцель провела по лицу ладонью и вдруг стёрла всякое выражение — скорбь, усталость, печаль. Осталась бледная белая маска. — Сбои в </w:t>
+      </w:r>
+      <w:proofErr w:type="spellStart"/>
+      <w:r>
+        <w:t>гравитонной</w:t>
+      </w:r>
+      <w:proofErr w:type="spellEnd"/>
+      <w:r>
+        <w:t xml:space="preserve"> камере. Правильно, да? Это вот когда идёшь ты по коридору, не трогаешь никого, а тебя на стены швыряет. Или на потолок.</w:t>
       </w:r>
     </w:p>
     <w:p>
@@ -17815,7 +18570,15 @@
         <w:t>,</w:t>
       </w:r>
       <w:r>
-        <w:t xml:space="preserve"> когда моложе была, вообще ничего не боялась. Все вокруг боялись чего-то, боялись того, что будет завтра, того, что было вчера. Боялись пустоты, темноты, расстояний. Боялись балка, бреда, политкора, яркого света. А я не боялась. Правильно я говорю, Олег?</w:t>
+        <w:t xml:space="preserve"> когда моложе была, вообще ничего не боялась. Все вокруг боялись чего-то, боялись того, что будет завтра, того, что было вчера. Боялись пустоты, темноты, расстояний. Боялись балка, бреда, </w:t>
+      </w:r>
+      <w:proofErr w:type="spellStart"/>
+      <w:r>
+        <w:t>политкора</w:t>
+      </w:r>
+      <w:proofErr w:type="spellEnd"/>
+      <w:r>
+        <w:t>, яркого света. А я не боялась. Правильно я говорю, Олег?</w:t>
       </w:r>
     </w:p>
     <w:p>
@@ -18289,7 +19052,15 @@
         <w:t xml:space="preserve">мы </w:t>
       </w:r>
       <w:r>
-        <w:t>как-нибудь ещё поговорим о нуболидах. Времени у нас много.</w:t>
+        <w:t xml:space="preserve">как-нибудь ещё поговорим о </w:t>
+      </w:r>
+      <w:proofErr w:type="spellStart"/>
+      <w:r>
+        <w:t>нуболидах</w:t>
+      </w:r>
+      <w:proofErr w:type="spellEnd"/>
+      <w:r>
+        <w:t>. Времени у нас много.</w:t>
       </w:r>
     </w:p>
     <w:p>
@@ -18506,7 +19277,15 @@
         <w:t>В</w:t>
       </w:r>
       <w:r>
-        <w:t xml:space="preserve">ижу кошмар, как в бранке, только вместо </w:t>
+        <w:t xml:space="preserve">ижу кошмар, как в </w:t>
+      </w:r>
+      <w:proofErr w:type="spellStart"/>
+      <w:r>
+        <w:t>бранке</w:t>
+      </w:r>
+      <w:proofErr w:type="spellEnd"/>
+      <w:r>
+        <w:t xml:space="preserve">, только вместо </w:t>
       </w:r>
       <w:r>
         <w:t>фрактального озера</w:t>
@@ -19100,7 +19879,15 @@
     </w:p>
     <w:p>
       <w:r>
-        <w:t>Я подумал, что опять произошёл сбой в гравитонной камере.</w:t>
+        <w:t xml:space="preserve">Я подумал, что опять произошёл сбой в </w:t>
+      </w:r>
+      <w:proofErr w:type="spellStart"/>
+      <w:r>
+        <w:t>гравитонной</w:t>
+      </w:r>
+      <w:proofErr w:type="spellEnd"/>
+      <w:r>
+        <w:t xml:space="preserve"> камере.</w:t>
       </w:r>
     </w:p>
     <w:p>
@@ -19640,7 +20427,15 @@
     </w:p>
     <w:p>
       <w:r>
-        <w:t>— Я плохо помню, — сказал я. — Она просила зайти к ней, поговорить о нуболидах. А потом…</w:t>
+        <w:t xml:space="preserve">— Я плохо помню, — сказал я. — Она просила зайти к ней, поговорить о </w:t>
+      </w:r>
+      <w:proofErr w:type="spellStart"/>
+      <w:r>
+        <w:t>нуболидах</w:t>
+      </w:r>
+      <w:proofErr w:type="spellEnd"/>
+      <w:r>
+        <w:t>. А потом…</w:t>
       </w:r>
     </w:p>
     <w:p>
@@ -19764,7 +20559,15 @@
     </w:p>
     <w:p>
       <w:r>
-        <w:t>— Мерцель пригласила меня к себе, чтобы поговорить о нуболидах. Или нет. Она хотела мне что-то показать. Записку.</w:t>
+        <w:t xml:space="preserve">— Мерцель пригласила меня к себе, чтобы поговорить о </w:t>
+      </w:r>
+      <w:proofErr w:type="spellStart"/>
+      <w:r>
+        <w:t>нуболидах</w:t>
+      </w:r>
+      <w:proofErr w:type="spellEnd"/>
+      <w:r>
+        <w:t>. Или нет. Она хотела мне что-то показать. Записку.</w:t>
       </w:r>
     </w:p>
     <w:p>
@@ -19844,7 +20647,15 @@
         <w:t xml:space="preserve"> сейчас</w:t>
       </w:r>
       <w:r>
-        <w:t xml:space="preserve"> уложат на каталку и увезут, громыхая по металлическому полу восьмерящими колёсами, в пропахшую смертью операционную.</w:t>
+        <w:t xml:space="preserve"> уложат на каталку и увезут, громыхая по металлическому полу </w:t>
+      </w:r>
+      <w:proofErr w:type="spellStart"/>
+      <w:r>
+        <w:t>восьмерящими</w:t>
+      </w:r>
+      <w:proofErr w:type="spellEnd"/>
+      <w:r>
+        <w:t xml:space="preserve"> колёсами, в пропахшую смертью операционную.</w:t>
       </w:r>
     </w:p>
     <w:p>
@@ -19859,7 +20670,15 @@
     </w:p>
     <w:p>
       <w:r>
-        <w:t xml:space="preserve">Мицюкин скривился, но промолчал. Я вдруг подумал о Майорове — странно, что он ещё не ворвался в медотсек и не потребовал объяснений, тряся папкой с какими-нибудь захватанными отчётами, трассировками, </w:t>
+        <w:t xml:space="preserve">Мицюкин скривился, но промолчал. Я вдруг подумал о Майорове — странно, что он ещё не ворвался в </w:t>
+      </w:r>
+      <w:proofErr w:type="spellStart"/>
+      <w:r>
+        <w:t>медотсек</w:t>
+      </w:r>
+      <w:proofErr w:type="spellEnd"/>
+      <w:r>
+        <w:t xml:space="preserve"> и не потребовал объяснений, тряся папкой с какими-нибудь захватанными отчётами, трассировками, </w:t>
       </w:r>
       <w:r>
         <w:lastRenderedPageBreak/>
@@ -20103,7 +20922,15 @@
     </w:p>
     <w:p>
       <w:r>
-        <w:t xml:space="preserve">Я не сомневался, что увижу скрюченного от ярости Мицюкина, который вцепится в меня холодными пальцами и утащит в тайную тюрьму, но в отсек </w:t>
+        <w:t xml:space="preserve">Я не сомневался, что увижу скрюченного от ярости </w:t>
+      </w:r>
+      <w:proofErr w:type="spellStart"/>
+      <w:r>
+        <w:t>Мицюкина</w:t>
+      </w:r>
+      <w:proofErr w:type="spellEnd"/>
+      <w:r>
+        <w:t xml:space="preserve">, который вцепится в меня холодными пальцами и утащит в тайную тюрьму, но в отсек </w:t>
       </w:r>
       <w:r>
         <w:t>воровато</w:t>
@@ -20236,7 +21063,15 @@
     </w:p>
     <w:p>
       <w:r>
-        <w:t xml:space="preserve">— От дерготни Мицюкина лучше не становится. Хорошо хоть Майорова сразу положили, а то бы </w:t>
+        <w:t xml:space="preserve">— От дерготни </w:t>
+      </w:r>
+      <w:proofErr w:type="spellStart"/>
+      <w:r>
+        <w:t>Мицюкина</w:t>
+      </w:r>
+      <w:proofErr w:type="spellEnd"/>
+      <w:r>
+        <w:t xml:space="preserve"> лучше не становится. Хорошо хоть Майорова сразу положили, а то бы </w:t>
       </w:r>
       <w:r>
         <w:t xml:space="preserve">они </w:t>
@@ -20433,7 +21268,15 @@
         <w:t>обожгло</w:t>
       </w:r>
       <w:r>
-        <w:t xml:space="preserve"> металлическим холодом. Я сделал осторожный шаг, и в этот момент отсек тряхнуло — гравитонный привод опять решил поиздеваться над вестибулярным аппаратом.</w:t>
+        <w:t xml:space="preserve"> металлическим холодом. Я сделал осторожный шаг, и в этот момент отсек тряхнуло — </w:t>
+      </w:r>
+      <w:proofErr w:type="spellStart"/>
+      <w:r>
+        <w:t>гравитонный</w:t>
+      </w:r>
+      <w:proofErr w:type="spellEnd"/>
+      <w:r>
+        <w:t xml:space="preserve"> привод опять решил поиздеваться над вестибулярным аппаратом.</w:t>
       </w:r>
     </w:p>
     <w:p>
@@ -21145,7 +21988,15 @@
     </w:p>
     <w:p>
       <w:r>
-        <w:t>— В нуболидах?</w:t>
+        <w:t xml:space="preserve">— В </w:t>
+      </w:r>
+      <w:proofErr w:type="spellStart"/>
+      <w:r>
+        <w:t>нуболидах</w:t>
+      </w:r>
+      <w:proofErr w:type="spellEnd"/>
+      <w:r>
+        <w:t>?</w:t>
       </w:r>
     </w:p>
     <w:p>
@@ -21373,7 +22224,15 @@
     </w:p>
     <w:p>
       <w:r>
-        <w:t>Больше мы ни о чём не говорили. Вопросов было много, сердце взволнованно ёрзало в груди, когда я думал о токсине или нуболидах, однако нужные слова не приходили в голову.</w:t>
+        <w:t xml:space="preserve">Больше мы ни о чём не говорили. Вопросов было много, сердце взволнованно ёрзало в груди, когда я думал о токсине или </w:t>
+      </w:r>
+      <w:proofErr w:type="spellStart"/>
+      <w:r>
+        <w:t>нуболидах</w:t>
+      </w:r>
+      <w:proofErr w:type="spellEnd"/>
+      <w:r>
+        <w:t>, однако нужные слова не приходили в голову.</w:t>
       </w:r>
     </w:p>
     <w:p>
@@ -21801,7 +22660,15 @@
     </w:p>
     <w:p>
       <w:r>
-        <w:t>— Родители есть, — сказал я, — но я их редко последнее время навещаю. Нехорошо это, конечно. Надо будет обязательно съездить в Стальск, когда вернусь. Если вернусь, — добавил я.</w:t>
+        <w:t xml:space="preserve">— Родители есть, — сказал я, — но я их редко последнее время навещаю. Нехорошо это, конечно. Надо будет обязательно съездить в </w:t>
+      </w:r>
+      <w:proofErr w:type="spellStart"/>
+      <w:r>
+        <w:t>Стальск</w:t>
+      </w:r>
+      <w:proofErr w:type="spellEnd"/>
+      <w:r>
+        <w:t>, когда вернусь. Если вернусь, — добавил я.</w:t>
       </w:r>
     </w:p>
     <w:p>
@@ -21816,7 +22683,15 @@
     </w:p>
     <w:p>
       <w:r>
-        <w:t xml:space="preserve">— Стальск… </w:t>
+        <w:t xml:space="preserve">— </w:t>
+      </w:r>
+      <w:proofErr w:type="spellStart"/>
+      <w:r>
+        <w:t>Стальск</w:t>
+      </w:r>
+      <w:proofErr w:type="spellEnd"/>
+      <w:r>
+        <w:t xml:space="preserve">… </w:t>
       </w:r>
       <w:r>
         <w:t xml:space="preserve">— проговорила Вера. — </w:t>
@@ -21827,7 +22702,15 @@
     </w:p>
     <w:p>
       <w:r>
-        <w:t>— Вряд ли, — сказал я. — Их много, Стальсков этих. Мой — двенадцатый по счёту.</w:t>
+        <w:t xml:space="preserve">— Вряд ли, — сказал я. — Их много, </w:t>
+      </w:r>
+      <w:proofErr w:type="spellStart"/>
+      <w:r>
+        <w:t>Стальсков</w:t>
+      </w:r>
+      <w:proofErr w:type="spellEnd"/>
+      <w:r>
+        <w:t xml:space="preserve"> этих. Мой — двенадцатый по счёту.</w:t>
       </w:r>
     </w:p>
     <w:p>
@@ -22225,13 +23108,22 @@
     </w:p>
     <w:p>
       <w:r>
-        <w:t>Внутри меня что-то забурлило. Всё вокруг — синий глаз иллюминатора, затянутые тенью стены, потолок и маленькая фотография у кровати — закачалось в такт возбуждённому дыханию. Я сорвал с неё блузку. Заклацали по полу, как россыпь жемчужинок, вылетевшие пуговицы — и рассеянно разбежались по сторонам.</w:t>
+        <w:t xml:space="preserve">Внутри меня что-то забурлило. Всё вокруг — синий глаз иллюминатора, затянутые тенью стены, потолок и маленькая фотография у кровати — закачалось в такт возбуждённому дыханию. Я сорвал с неё блузку. </w:t>
+      </w:r>
+      <w:proofErr w:type="spellStart"/>
+      <w:r>
+        <w:t>Заклацали</w:t>
+      </w:r>
+      <w:proofErr w:type="spellEnd"/>
+      <w:r>
+        <w:t xml:space="preserve"> по полу, как россыпь жемчужинок, вылетевшие пуговицы — и рассеянно разбежались по сторонам.</w:t>
       </w:r>
     </w:p>
     <w:p>
       <w:r>
         <w:t xml:space="preserve">— От тебя пахнет кровью и фурацилином. — Вера слегка отодвинулась, откинула голову и посмотрела сквозь прищуренные веки, едва заметно улыбаясь. — А ещё </w:t>
       </w:r>
+      <w:proofErr w:type="spellStart"/>
       <w:r>
         <w:t>по</w:t>
       </w:r>
@@ -22241,6 +23133,7 @@
       <w:r>
         <w:t>том</w:t>
       </w:r>
+      <w:proofErr w:type="spellEnd"/>
       <w:r>
         <w:t>.</w:t>
       </w:r>
@@ -22313,7 +23206,15 @@
     </w:p>
     <w:p>
       <w:r>
-        <w:t>Первый полёт в космос. Первый бранк. Первый сон во время перехода. Знакомство с ней.</w:t>
+        <w:t xml:space="preserve">Первый полёт в космос. Первый </w:t>
+      </w:r>
+      <w:proofErr w:type="spellStart"/>
+      <w:r>
+        <w:t>бранк</w:t>
+      </w:r>
+      <w:proofErr w:type="spellEnd"/>
+      <w:r>
+        <w:t>. Первый сон во время перехода. Знакомство с ней.</w:t>
       </w:r>
     </w:p>
     <w:p>
@@ -22328,7 +23229,15 @@
     </w:p>
     <w:p>
       <w:r>
-        <w:t>— Сейчас мне кажется, что самое хорошее, что было у меня в жизни — это ты, — сказал я.</w:t>
+        <w:t xml:space="preserve">— Сейчас мне кажется, что </w:t>
+      </w:r>
+      <w:proofErr w:type="gramStart"/>
+      <w:r>
+        <w:t>самое хорошее</w:t>
+      </w:r>
+      <w:proofErr w:type="gramEnd"/>
+      <w:r>
+        <w:t>, что было у меня в жизни — это ты, — сказал я.</w:t>
       </w:r>
     </w:p>
     <w:p>
@@ -22382,8 +23291,13 @@
       </w:r>
     </w:p>
     <w:p>
-      <w:r>
-        <w:t>Пшикнул диспенсер, зажурчала в кружке вода.</w:t>
+      <w:proofErr w:type="spellStart"/>
+      <w:r>
+        <w:t>Пшикнул</w:t>
+      </w:r>
+      <w:proofErr w:type="spellEnd"/>
+      <w:r>
+        <w:t xml:space="preserve"> диспенсер, зажурчала в кружке вода.</w:t>
       </w:r>
     </w:p>
     <w:p>
@@ -22652,7 +23566,15 @@
         <w:t xml:space="preserve">Какая разница, сколько лет изучаем? </w:t>
       </w:r>
       <w:r>
-        <w:t>Я вообще в химлабе сижу, откуда мне знать?</w:t>
+        <w:t xml:space="preserve">Я вообще в </w:t>
+      </w:r>
+      <w:proofErr w:type="spellStart"/>
+      <w:r>
+        <w:t>химлабе</w:t>
+      </w:r>
+      <w:proofErr w:type="spellEnd"/>
+      <w:r>
+        <w:t xml:space="preserve"> сижу, откуда мне знать?</w:t>
       </w:r>
     </w:p>
     <w:p>
@@ -22732,7 +23654,15 @@
     </w:p>
     <w:p>
       <w:r>
-        <w:t>Сбой в гравитонной камере?</w:t>
+        <w:t xml:space="preserve">Сбой в </w:t>
+      </w:r>
+      <w:proofErr w:type="spellStart"/>
+      <w:r>
+        <w:t>гравитонной</w:t>
+      </w:r>
+      <w:proofErr w:type="spellEnd"/>
+      <w:r>
+        <w:t xml:space="preserve"> камере?</w:t>
       </w:r>
     </w:p>
     <w:p>
@@ -23223,8 +24153,13 @@
       </w:r>
     </w:p>
     <w:p>
-      <w:r>
-        <w:t>Гравитонный привод едва работал.</w:t>
+      <w:proofErr w:type="spellStart"/>
+      <w:r>
+        <w:t>Гравитонный</w:t>
+      </w:r>
+      <w:proofErr w:type="spellEnd"/>
+      <w:r>
+        <w:t xml:space="preserve"> привод едва работал.</w:t>
       </w:r>
     </w:p>
     <w:p>
@@ -23313,7 +24248,15 @@
     </w:p>
     <w:p>
       <w:r>
-        <w:t xml:space="preserve">Глаза мои уже немного привыкли к расходящейся тряске и мелькающему свету. Я узнал искривлённое лицо Мицюкина, который </w:t>
+        <w:t xml:space="preserve">Глаза мои уже немного привыкли к расходящейся тряске и мелькающему свету. Я узнал искривлённое лицо </w:t>
+      </w:r>
+      <w:proofErr w:type="spellStart"/>
+      <w:r>
+        <w:t>Мицюкина</w:t>
+      </w:r>
+      <w:proofErr w:type="spellEnd"/>
+      <w:r>
+        <w:t xml:space="preserve">, который </w:t>
       </w:r>
       <w:r>
         <w:t>жёг</w:t>
@@ -23328,8 +24271,13 @@
       </w:r>
     </w:p>
     <w:p>
-      <w:r>
-        <w:t xml:space="preserve">Мицюкина перекосило, как засбоившую машину. Резак, изрыгнув последнюю струю пламени, погас у него в руке, и он уставился на меня, как на чудище из ночного кошмара. Появилось ещё несколько теней, вылезших из </w:t>
+      <w:proofErr w:type="spellStart"/>
+      <w:r>
+        <w:t>Мицюкина</w:t>
+      </w:r>
+      <w:proofErr w:type="spellEnd"/>
+      <w:r>
+        <w:t xml:space="preserve"> перекосило, как засбоившую машину. Резак, изрыгнув последнюю струю пламени, погас у него в руке, и он уставился на меня, как на чудище из ночного кошмара. Появилось ещё несколько теней, вылезших из </w:t>
       </w:r>
       <w:r>
         <w:lastRenderedPageBreak/>
@@ -23444,9 +24392,11 @@
       <w:r>
         <w:t xml:space="preserve">Всё перед глазами завязло в крови. Я решил, что огонь с реактивной тягой рвётся ко мне навстречу. Раскинул руки, ожидая избавления от этого ревущего ада, но огонь отступил, превратившись в </w:t>
       </w:r>
+      <w:proofErr w:type="spellStart"/>
       <w:r>
         <w:t>стробящие</w:t>
       </w:r>
+      <w:proofErr w:type="spellEnd"/>
       <w:r>
         <w:t>, как иллюминация, аварийные люминофоры.</w:t>
       </w:r>
@@ -23840,7 +24790,15 @@
     </w:p>
     <w:p>
       <w:r>
-        <w:t xml:space="preserve">Тяжёлый тёмный взгляд Мицюкина прожигал насквозь. </w:t>
+        <w:t xml:space="preserve">Тяжёлый тёмный взгляд </w:t>
+      </w:r>
+      <w:proofErr w:type="spellStart"/>
+      <w:r>
+        <w:t>Мицюкина</w:t>
+      </w:r>
+      <w:proofErr w:type="spellEnd"/>
+      <w:r>
+        <w:t xml:space="preserve"> прожигал насквозь. </w:t>
       </w:r>
     </w:p>
     <w:p>
@@ -23880,7 +24838,15 @@
     </w:p>
     <w:p>
       <w:r>
-        <w:t>Тень Мицюкина нависала надо мной, прижимала к стене. Я невольно попятился, задел за что-то ногой и едва не свалился на пол.</w:t>
+        <w:t xml:space="preserve">Тень </w:t>
+      </w:r>
+      <w:proofErr w:type="spellStart"/>
+      <w:r>
+        <w:t>Мицюкина</w:t>
+      </w:r>
+      <w:proofErr w:type="spellEnd"/>
+      <w:r>
+        <w:t xml:space="preserve"> нависала надо мной, прижимала к стене. Я невольно попятился, задел за что-то ногой и едва не свалился на пол.</w:t>
       </w:r>
     </w:p>
     <w:p>
@@ -24995,7 +25961,15 @@
     </w:p>
     <w:p>
       <w:r>
-        <w:t>Вера подбежала, вышла из аварийного мрака, как из бранка, и обхватила меня за плечи. Я остолбенел. Дыхание перехватило от радости. Я прижался к её губам.</w:t>
+        <w:t xml:space="preserve">Вера подбежала, вышла из аварийного мрака, как из </w:t>
+      </w:r>
+      <w:proofErr w:type="spellStart"/>
+      <w:r>
+        <w:t>бранка</w:t>
+      </w:r>
+      <w:proofErr w:type="spellEnd"/>
+      <w:r>
+        <w:t>, и обхватила меня за плечи. Я остолбенел. Дыхание перехватило от радости. Я прижался к её губам.</w:t>
       </w:r>
     </w:p>
     <w:p>
@@ -25185,7 +26159,15 @@
     </w:p>
     <w:p>
       <w:r>
-        <w:t>Камеру с нуболидами закрывала дымная пелена.</w:t>
+        <w:t xml:space="preserve">Камеру с </w:t>
+      </w:r>
+      <w:proofErr w:type="spellStart"/>
+      <w:r>
+        <w:t>нуболидами</w:t>
+      </w:r>
+      <w:proofErr w:type="spellEnd"/>
+      <w:r>
+        <w:t xml:space="preserve"> закрывала дымная пелена.</w:t>
       </w:r>
     </w:p>
     <w:p>
@@ -26015,7 +26997,15 @@
     </w:p>
     <w:p>
       <w:r>
-        <w:t>У выхода в коридор Майоров спорил о чём-то с Мицюкиным — так яростно и увлечённо, что даже не обратил на меня внимания. На скамейке у стены сидела Симонова, опрятная, с затянутыми в пучок волосами — ударница труда с цветастого плаката, которая прихорошилась, но не слишком, чтобы отправиться на работу, в вопящий цех, по утру. Она посмотрела на меня тёмным испуганным взглядом.</w:t>
+        <w:t xml:space="preserve">У выхода в коридор Майоров спорил о чём-то с </w:t>
+      </w:r>
+      <w:proofErr w:type="spellStart"/>
+      <w:r>
+        <w:t>Мицюкиным</w:t>
+      </w:r>
+      <w:proofErr w:type="spellEnd"/>
+      <w:r>
+        <w:t xml:space="preserve"> — так яростно и увлечённо, что даже не обратил на меня внимания. На скамейке у стены сидела Симонова, опрятная, с затянутыми в пучок волосами — ударница труда с цветастого плаката, которая прихорошилась, но не слишком, чтобы отправиться на работу, в вопящий цех, по утру. Она посмотрела на меня тёмным испуганным взглядом.</w:t>
       </w:r>
     </w:p>
     <w:p>
@@ -26172,7 +27162,15 @@
     </w:p>
     <w:p>
       <w:r>
-        <w:t>— Петя, — сказала она и тут же добавила, заметив мой недоумённый взгляд: — Пётр Верховенцев из химической. Он в реанимации, это третий отсек. А то я что-то боюсь.</w:t>
+        <w:t xml:space="preserve">— Петя, — сказала она и тут же добавила, заметив мой недоумённый взгляд: — Пётр </w:t>
+      </w:r>
+      <w:proofErr w:type="spellStart"/>
+      <w:r>
+        <w:t>Верховенцев</w:t>
+      </w:r>
+      <w:proofErr w:type="spellEnd"/>
+      <w:r>
+        <w:t xml:space="preserve"> из химической. Он в реанимации, это третий отсек. А то я что-то боюсь.</w:t>
       </w:r>
     </w:p>
     <w:p>
@@ -26208,7 +27206,15 @@
     </w:p>
     <w:p>
       <w:r>
-        <w:t>— Какого чёрта ты вообще на этот уровень попёрся?</w:t>
+        <w:t xml:space="preserve">— Какого чёрта ты вообще на этот уровень </w:t>
+      </w:r>
+      <w:proofErr w:type="spellStart"/>
+      <w:r>
+        <w:t>попёрся</w:t>
+      </w:r>
+      <w:proofErr w:type="spellEnd"/>
+      <w:r>
+        <w:t>?</w:t>
       </w:r>
     </w:p>
     <w:p>
@@ -26245,7 +27251,15 @@
     <w:p>
       <w:r>
         <w:lastRenderedPageBreak/>
-        <w:t>— Мы уже на второй круг пошли, — спокойно ответил Мицюкин. — На текущий момент я не готов подпускать кого-либо из вашей команды ни к ремонту, ни к управлению станцией. Если бы мой оператор не решил себе горло перерезать, ничего бы из этого не произошло.</w:t>
+        <w:t xml:space="preserve">— Мы уже на второй круг пошли, — спокойно ответил Мицюкин. — </w:t>
+      </w:r>
+      <w:proofErr w:type="gramStart"/>
+      <w:r>
+        <w:t>На текущий момент</w:t>
+      </w:r>
+      <w:proofErr w:type="gramEnd"/>
+      <w:r>
+        <w:t xml:space="preserve"> я не готов подпускать кого-либо из вашей команды ни к ремонту, ни к управлению станцией. Если бы мой оператор не решил себе горло перерезать, ничего бы из этого не произошло.</w:t>
       </w:r>
     </w:p>
     <w:p>
@@ -26332,7 +27346,15 @@
     </w:p>
     <w:p>
       <w:r>
-        <w:t>— Мы, — этот долгий слог едва не застрял у Мицюкина в горле, — проводим ремонт двигательных модулей. Спасибо вам за участие, но ваша помощь пока не требуется.</w:t>
+        <w:t xml:space="preserve">— Мы, — этот долгий слог едва не застрял у </w:t>
+      </w:r>
+      <w:proofErr w:type="spellStart"/>
+      <w:r>
+        <w:t>Мицюкина</w:t>
+      </w:r>
+      <w:proofErr w:type="spellEnd"/>
+      <w:r>
+        <w:t xml:space="preserve"> в горле, — проводим ремонт двигательных модулей. Спасибо вам за участие, но ваша помощь пока не требуется.</w:t>
       </w:r>
     </w:p>
     <w:p>
@@ -26424,7 +27446,15 @@
         <w:t>Что хотите</w:t>
       </w:r>
       <w:r>
-        <w:t>? — Губы у Мицюкина задрожали.</w:t>
+        <w:t xml:space="preserve">? — Губы у </w:t>
+      </w:r>
+      <w:proofErr w:type="spellStart"/>
+      <w:r>
+        <w:t>Мицюкина</w:t>
+      </w:r>
+      <w:proofErr w:type="spellEnd"/>
+      <w:r>
+        <w:t xml:space="preserve"> задрожали.</w:t>
       </w:r>
     </w:p>
     <w:p>
@@ -26462,7 +27492,15 @@
     </w:p>
     <w:p>
       <w:r>
-        <w:t>Я подумал, что на месте Мицюкина тоже не подпустил бы никого из нас ни к ремонту двигательных модулей, ни к управлению станцией.</w:t>
+        <w:t xml:space="preserve">Я подумал, что на месте </w:t>
+      </w:r>
+      <w:proofErr w:type="spellStart"/>
+      <w:r>
+        <w:t>Мицюкина</w:t>
+      </w:r>
+      <w:proofErr w:type="spellEnd"/>
+      <w:r>
+        <w:t xml:space="preserve"> тоже не подпустил бы никого из нас ни к ремонту двигательных модулей, ни к управлению станцией.</w:t>
       </w:r>
     </w:p>
     <w:p>
@@ -26503,7 +27541,15 @@
     </w:p>
     <w:p>
       <w:r>
-        <w:t>— Меня просили узнать про Верховенцева.</w:t>
+        <w:t xml:space="preserve">— Меня просили узнать про </w:t>
+      </w:r>
+      <w:proofErr w:type="spellStart"/>
+      <w:r>
+        <w:t>Верховенцева</w:t>
+      </w:r>
+      <w:proofErr w:type="spellEnd"/>
+      <w:r>
+        <w:t>.</w:t>
       </w:r>
     </w:p>
     <w:p>
@@ -26513,7 +27559,15 @@
     </w:p>
     <w:p>
       <w:r>
-        <w:t>— По поводу Верховенцева ничего сказать не могу, — ответил Синицын. — Состояние тяжёлое, насколько я могу судить. Сложно пока что-то обещать. Скажите, что он стабилен, но в сознание не приходил.</w:t>
+        <w:t xml:space="preserve">— По поводу </w:t>
+      </w:r>
+      <w:proofErr w:type="spellStart"/>
+      <w:r>
+        <w:t>Верховенцева</w:t>
+      </w:r>
+      <w:proofErr w:type="spellEnd"/>
+      <w:r>
+        <w:t xml:space="preserve"> ничего сказать не могу, — ответил Синицын. — Состояние тяжёлое, насколько я могу судить. Сложно пока что-то обещать. Скажите, что он стабилен, но в сознание не приходил.</w:t>
       </w:r>
     </w:p>
     <w:p>
@@ -26604,7 +27658,15 @@
     </w:p>
     <w:p>
       <w:r>
-        <w:t>— В химлабе. Я потом объясню.</w:t>
+        <w:t xml:space="preserve">— В </w:t>
+      </w:r>
+      <w:proofErr w:type="spellStart"/>
+      <w:r>
+        <w:t>химлабе</w:t>
+      </w:r>
+      <w:proofErr w:type="spellEnd"/>
+      <w:r>
+        <w:t>. Я потом объясню.</w:t>
       </w:r>
     </w:p>
     <w:p>
@@ -26645,7 +27707,15 @@
     </w:p>
     <w:p>
       <w:r>
-        <w:t>— Прошу вас, Сергей Владимирович, я же просил! — Голос Андреева вновь сорвался в кашель, сухой и судорожный, как при лихорадке. Он ссутулился, нависнув своим исполинским ростом над собравшимися, и прижал распяленную пятерню к груди. — Да, мы всё равно падаем, — проговорил он сквозь едва сдерживаемые спазмы. — Но это временно. Ведутся ремонтные работы, подключены наши лучшие специалисты. Ремонтными работами руководит Константин Игоревич Мицюкин, вы все его прекрасно знаете.</w:t>
+        <w:t xml:space="preserve">— Прошу вас, Сергей Владимирович, я же просил! — Голос Андреева вновь сорвался в кашель, сухой и судорожный, как при лихорадке. Он ссутулился, нависнув своим исполинским ростом над собравшимися, и прижал распяленную пятерню к груди. — Да, мы всё равно падаем, — проговорил он сквозь едва сдерживаемые спазмы. — Но это временно. Ведутся ремонтные работы, подключены наши </w:t>
+      </w:r>
+      <w:proofErr w:type="gramStart"/>
+      <w:r>
+        <w:t>лучшие специалисты</w:t>
+      </w:r>
+      <w:proofErr w:type="gramEnd"/>
+      <w:r>
+        <w:t>. Ремонтными работами руководит Константин Игоревич Мицюкин, вы все его прекрасно знаете.</w:t>
       </w:r>
     </w:p>
     <w:p>
@@ -26748,7 +27818,15 @@
         <w:t xml:space="preserve">— Товарищи! — проголосил Андреев. Кадык у него взволнованно заёрзал вверх и вниз. — Надо понимать, что эвакуация — это вопрос нескольких месяцев! Пока </w:t>
       </w:r>
       <w:r>
-        <w:t>что главный приоритет —</w:t>
+        <w:t xml:space="preserve">что </w:t>
+      </w:r>
+      <w:proofErr w:type="gramStart"/>
+      <w:r>
+        <w:t>главный приоритет</w:t>
+      </w:r>
+      <w:proofErr w:type="gramEnd"/>
+      <w:r>
+        <w:t xml:space="preserve"> —</w:t>
       </w:r>
       <w:r>
         <w:t xml:space="preserve"> </w:t>
@@ -27154,7 +28232,15 @@
     </w:p>
     <w:p>
       <w:r>
-        <w:t>Другая команда специалистов, о которой говорил Андреев, состояла из одной Веры. Если не считать меня. Руководителя химической лаборатории на глазах у Веры запаковали в чёрный мешок, а Верховенцев лежал в реанимации, подключённый к ревущему от перебоев пульса аппарату.</w:t>
+        <w:t xml:space="preserve">Другая команда специалистов, о которой говорил Андреев, состояла из одной Веры. Если не считать меня. Руководителя химической лаборатории на глазах у Веры запаковали в чёрный мешок, а </w:t>
+      </w:r>
+      <w:proofErr w:type="spellStart"/>
+      <w:r>
+        <w:t>Верховенцев</w:t>
+      </w:r>
+      <w:proofErr w:type="spellEnd"/>
+      <w:r>
+        <w:t xml:space="preserve"> лежал в реанимации, подключённый к ревущему от перебоев пульса аппарату.</w:t>
       </w:r>
     </w:p>
     <w:p>
@@ -27456,7 +28542,15 @@
     </w:p>
     <w:p>
       <w:r>
-        <w:t>— Он так работает, к сожалению. Не всегда с первого раза. — Вера всмотрелась в мреющие строчки. — Надеюсь, анализатор не сдох.</w:t>
+        <w:t xml:space="preserve">— Он так работает, к сожалению. Не всегда с первого раза. — Вера всмотрелась в </w:t>
+      </w:r>
+      <w:proofErr w:type="spellStart"/>
+      <w:r>
+        <w:t>мреющие</w:t>
+      </w:r>
+      <w:proofErr w:type="spellEnd"/>
+      <w:r>
+        <w:t xml:space="preserve"> строчки. — Надеюсь, анализатор не сдох.</w:t>
       </w:r>
     </w:p>
     <w:p>
@@ -27685,7 +28779,15 @@
         <w:t>С</w:t>
       </w:r>
       <w:r>
-        <w:t>бой в гравитонной камере. Просто сбой. Такой же, как раньше. Качка.</w:t>
+        <w:t xml:space="preserve">бой в </w:t>
+      </w:r>
+      <w:proofErr w:type="spellStart"/>
+      <w:r>
+        <w:t>гравитонной</w:t>
+      </w:r>
+      <w:proofErr w:type="spellEnd"/>
+      <w:r>
+        <w:t xml:space="preserve"> камере. Просто сбой. Такой же, как раньше. Качка.</w:t>
       </w:r>
     </w:p>
     <w:p>
@@ -27759,7 +28861,15 @@
         <w:t>Е</w:t>
       </w:r>
       <w:r>
-        <w:t>сли хочешь, иди к своему Мицюкину. Вдруг он передумает. Будешь там под его присмотром гайки крутить. А я сама справлюсь.</w:t>
+        <w:t xml:space="preserve">сли хочешь, иди к своему </w:t>
+      </w:r>
+      <w:proofErr w:type="spellStart"/>
+      <w:r>
+        <w:t>Мицюкину</w:t>
+      </w:r>
+      <w:proofErr w:type="spellEnd"/>
+      <w:r>
+        <w:t>. Вдруг он передумает. Будешь там под его присмотром гайки крутить. А я сама справлюсь.</w:t>
       </w:r>
     </w:p>
     <w:p>
@@ -27769,7 +28879,15 @@
     </w:p>
     <w:p>
       <w:r>
-        <w:t>— Прости. Я тебя тут одну не оставлю. Нет никакого смысла с Мицюкиным пререкаться. Ни к чему он меня не подпустит, это я уже понял.</w:t>
+        <w:t xml:space="preserve">— Прости. Я тебя тут одну не оставлю. Нет никакого смысла с </w:t>
+      </w:r>
+      <w:proofErr w:type="spellStart"/>
+      <w:r>
+        <w:t>Мицюкиным</w:t>
+      </w:r>
+      <w:proofErr w:type="spellEnd"/>
+      <w:r>
+        <w:t xml:space="preserve"> пререкаться. Ни к чему он меня не подпустит, это я уже понял.</w:t>
       </w:r>
     </w:p>
     <w:p>
@@ -27784,7 +28902,15 @@
     </w:p>
     <w:p>
       <w:r>
-        <w:t>— Надо собрать образцы. Что там в каюте Марутяна творится, я не знаю, могут не пускать никого. Как и в лабораторию. К Марутяну я попробую сама сходить, ко мне спокойнее отнесутся.</w:t>
+        <w:t xml:space="preserve">— Надо собрать образцы. Что там в каюте Марутяна творится, я не знаю, могут не пускать никого. Как и в лабораторию. К </w:t>
+      </w:r>
+      <w:proofErr w:type="spellStart"/>
+      <w:r>
+        <w:t>Марутяну</w:t>
+      </w:r>
+      <w:proofErr w:type="spellEnd"/>
+      <w:r>
+        <w:t xml:space="preserve"> я попробую сама сходить, ко мне спокойнее отнесутся.</w:t>
       </w:r>
     </w:p>
     <w:p>
@@ -28016,7 +29142,15 @@
     <w:p>
       <w:r>
         <w:lastRenderedPageBreak/>
-        <w:t>— Я не предлагаю здесь сидеть. Пойдём к Мицюкину или Андрееву, спорить будем, нашу правду-матку отстаивать. А парня оставь. Он тоже полезным делом занимается.</w:t>
+        <w:t xml:space="preserve">— Я не предлагаю здесь сидеть. Пойдём к </w:t>
+      </w:r>
+      <w:proofErr w:type="spellStart"/>
+      <w:r>
+        <w:t>Мицюкину</w:t>
+      </w:r>
+      <w:proofErr w:type="spellEnd"/>
+      <w:r>
+        <w:t xml:space="preserve"> или Андрееву, спорить будем, нашу правду-матку отстаивать. А парня оставь. Он тоже полезным делом занимается.</w:t>
       </w:r>
     </w:p>
     <w:p>
@@ -28983,13 +30117,26 @@
       <w:r>
         <w:t xml:space="preserve">вообще </w:t>
       </w:r>
-      <w:r>
-        <w:t>попёрся в лабораторию?</w:t>
-      </w:r>
-    </w:p>
-    <w:p>
-      <w:r>
-        <w:t>За спиной у Мицюкина материализовался неизменно следующий за ним Лысанов.</w:t>
+      <w:proofErr w:type="spellStart"/>
+      <w:r>
+        <w:t>попёрся</w:t>
+      </w:r>
+      <w:proofErr w:type="spellEnd"/>
+      <w:r>
+        <w:t xml:space="preserve"> в лабораторию?</w:t>
+      </w:r>
+    </w:p>
+    <w:p>
+      <w:r>
+        <w:t xml:space="preserve">За спиной у </w:t>
+      </w:r>
+      <w:proofErr w:type="spellStart"/>
+      <w:r>
+        <w:t>Мицюкина</w:t>
+      </w:r>
+      <w:proofErr w:type="spellEnd"/>
+      <w:r>
+        <w:t xml:space="preserve"> материализовался неизменно следующий за ним Лысанов.</w:t>
       </w:r>
     </w:p>
     <w:p>
@@ -29063,7 +30210,15 @@
     </w:p>
     <w:p>
       <w:r>
-        <w:t>Он открыл дверь в лабораторию и отвёл глаза от пролившегося наружу красного света. Кто-то наблюдал за нуболидами, но забыл отключить подкрашенное, как в комнате для проявки фотографий, освещение.</w:t>
+        <w:t xml:space="preserve">Он открыл дверь в лабораторию и отвёл глаза от пролившегося наружу красного света. Кто-то наблюдал за </w:t>
+      </w:r>
+      <w:proofErr w:type="spellStart"/>
+      <w:r>
+        <w:t>нуболидами</w:t>
+      </w:r>
+      <w:proofErr w:type="spellEnd"/>
+      <w:r>
+        <w:t>, но забыл отключить подкрашенное, как в комнате для проявки фотографий, освещение.</w:t>
       </w:r>
     </w:p>
     <w:p>
@@ -29188,7 +30343,23 @@
     </w:p>
     <w:p>
       <w:r>
-        <w:t>— Удобно как! — прорычал Мицюкин. — Хорошо что Верховенцеву с Кавинским уже ничего не требуется!</w:t>
+        <w:t xml:space="preserve">— Удобно как! — прорычал Мицюкин. — Хорошо что </w:t>
+      </w:r>
+      <w:proofErr w:type="spellStart"/>
+      <w:r>
+        <w:t>Верховенцеву</w:t>
+      </w:r>
+      <w:proofErr w:type="spellEnd"/>
+      <w:r>
+        <w:t xml:space="preserve"> с </w:t>
+      </w:r>
+      <w:proofErr w:type="spellStart"/>
+      <w:r>
+        <w:t>Кавинским</w:t>
+      </w:r>
+      <w:proofErr w:type="spellEnd"/>
+      <w:r>
+        <w:t xml:space="preserve"> уже ничего не требуется!</w:t>
       </w:r>
     </w:p>
     <w:p>
@@ -29203,7 +30374,23 @@
     </w:p>
     <w:p>
       <w:r>
-        <w:t>— А Верховенцев в чём виноват? А Кавинский? И ты собираешься время на него тратить? Всё с ним будет в порядке. До суда оклемается.</w:t>
+        <w:t xml:space="preserve">— А </w:t>
+      </w:r>
+      <w:proofErr w:type="spellStart"/>
+      <w:r>
+        <w:t>Верховенцев</w:t>
+      </w:r>
+      <w:proofErr w:type="spellEnd"/>
+      <w:r>
+        <w:t xml:space="preserve"> в чём виноват? А </w:t>
+      </w:r>
+      <w:proofErr w:type="spellStart"/>
+      <w:r>
+        <w:t>Кавинский</w:t>
+      </w:r>
+      <w:proofErr w:type="spellEnd"/>
+      <w:r>
+        <w:t>? И ты собираешься время на него тратить? Всё с ним будет в порядке. До суда оклемается.</w:t>
       </w:r>
     </w:p>
     <w:p>
@@ -29286,7 +30473,15 @@
     </w:p>
     <w:p>
       <w:r>
-        <w:t>В соседнем отсеке Минаева спорила с Мицюкиным — я слышал их голоса, но не различал ни единого слова.</w:t>
+        <w:t xml:space="preserve">В соседнем отсеке Минаева спорила с </w:t>
+      </w:r>
+      <w:proofErr w:type="spellStart"/>
+      <w:r>
+        <w:t>Мицюкиным</w:t>
+      </w:r>
+      <w:proofErr w:type="spellEnd"/>
+      <w:r>
+        <w:t xml:space="preserve"> — я слышал их голоса, но не различал ни единого слова.</w:t>
       </w:r>
     </w:p>
     <w:p>
@@ -29420,7 +30615,15 @@
         <w:t>П</w:t>
       </w:r>
       <w:r>
-        <w:t>робирка разбилась, мне надо сходить за новой. У нас в химлабе должны ещё быть.</w:t>
+        <w:t xml:space="preserve">робирка разбилась, мне надо сходить за новой. У нас в </w:t>
+      </w:r>
+      <w:proofErr w:type="spellStart"/>
+      <w:r>
+        <w:t>химлабе</w:t>
+      </w:r>
+      <w:proofErr w:type="spellEnd"/>
+      <w:r>
+        <w:t xml:space="preserve"> должны ещё быть.</w:t>
       </w:r>
     </w:p>
     <w:p>
@@ -29466,7 +30669,15 @@
         <w:t>В</w:t>
       </w:r>
       <w:r>
-        <w:t xml:space="preserve"> гравитонной камере вновь начались электронные судороги.</w:t>
+        <w:t xml:space="preserve"> </w:t>
+      </w:r>
+      <w:proofErr w:type="spellStart"/>
+      <w:r>
+        <w:t>гравитонной</w:t>
+      </w:r>
+      <w:proofErr w:type="spellEnd"/>
+      <w:r>
+        <w:t xml:space="preserve"> камере вновь начались электронные судороги.</w:t>
       </w:r>
     </w:p>
     <w:p>
@@ -29879,7 +31090,15 @@
     </w:p>
     <w:p>
       <w:r>
-        <w:t xml:space="preserve">— Зачем вам столько фибры в химлабе? К тому же закрытой на ключ. Как раз в том ящике, который ты </w:t>
+        <w:t xml:space="preserve">— Зачем вам столько фибры в </w:t>
+      </w:r>
+      <w:proofErr w:type="spellStart"/>
+      <w:r>
+        <w:t>химлабе</w:t>
+      </w:r>
+      <w:proofErr w:type="spellEnd"/>
+      <w:r>
+        <w:t xml:space="preserve">? К тому же закрытой на ключ. Как раз в том ящике, который ты </w:t>
       </w:r>
       <w:r>
         <w:t>открывать</w:t>
@@ -29890,7 +31109,15 @@
     </w:p>
     <w:p>
       <w:r>
-        <w:t xml:space="preserve">— Олег! — Вера нервно дёрнула за лямку висящей на плече сумки, шагнула ко мне и остановилась, не решилась подойти слишком близко. — Ты о чём вообще говоришь? Откуда я знаю, что лежит в химлабе! Ты же видел, там полный бардак! У нас и работы-то последний год толковой не было, не лаборатория, а сплошная свалка. </w:t>
+        <w:t xml:space="preserve">— Олег! — Вера нервно дёрнула за лямку висящей на плече сумки, шагнула ко мне и остановилась, не решилась подойти слишком близко. — Ты о чём вообще говоришь? Откуда я знаю, что лежит в </w:t>
+      </w:r>
+      <w:proofErr w:type="spellStart"/>
+      <w:r>
+        <w:t>химлабе</w:t>
+      </w:r>
+      <w:proofErr w:type="spellEnd"/>
+      <w:r>
+        <w:t xml:space="preserve">! Ты же видел, там полный бардак! У нас и работы-то последний год толковой не было, не лаборатория, а сплошная свалка. </w:t>
       </w:r>
       <w:r>
         <w:t>Наверное</w:t>
@@ -30187,12 +31414,45 @@
     </w:p>
     <w:p>
       <w:r>
-        <w:t>С каждым нашим шагом разрушений вокруг становилось всё больше, и казалось, что впереди нас ждёт уродливый чёрный разлом, в котором будут стонать от натуги шестерни разломанного часового механизма.</w:t>
-      </w:r>
-    </w:p>
-    <w:p>
-      <w:r>
-        <w:t>— А кому ты вообще доверяешь? — Вера остановилась. В глазах у неё немым укором тлели огоньки. — Пару минут назад ты хотел меня во всём обвинить! А теперь у тебя труп виноват?</w:t>
+        <w:t>С каждым шагом разрушений вокруг становилось больше, и казалось, что впереди нас ждёт чёрный разлом, в котором</w:t>
+      </w:r>
+      <w:r>
+        <w:t xml:space="preserve"> стонут</w:t>
+      </w:r>
+      <w:r>
+        <w:t xml:space="preserve"> от натуги шестерни разломанного часового механизма.</w:t>
+      </w:r>
+    </w:p>
+    <w:p>
+      <w:r>
+        <w:t>— А кому ты вообще доверяешь?</w:t>
+      </w:r>
+    </w:p>
+    <w:p>
+      <w:r>
+        <w:t xml:space="preserve">Вера остановилась. В глазах у неё </w:t>
+      </w:r>
+      <w:r>
+        <w:t xml:space="preserve">тлели </w:t>
+      </w:r>
+      <w:r>
+        <w:t>немым укором огоньки.</w:t>
+      </w:r>
+    </w:p>
+    <w:p>
+      <w:r>
+        <w:t>Я не ответил.</w:t>
+      </w:r>
+    </w:p>
+    <w:p>
+      <w:r>
+        <w:t>— Пару минут назад ты хотел меня во всём обвинить!</w:t>
+      </w:r>
+      <w:r>
+        <w:t xml:space="preserve"> — вскинулась она. —</w:t>
+      </w:r>
+      <w:r>
+        <w:t xml:space="preserve"> А теперь у тебя труп виноват?</w:t>
       </w:r>
     </w:p>
     <w:p>
@@ -30205,18 +31465,24 @@
         <w:t>Уцелевшие лампы издевательские подмигивали в ответ</w:t>
       </w:r>
       <w:r>
-        <w:t>, а</w:t>
-      </w:r>
-      <w:r>
-        <w:t xml:space="preserve"> в иллюминаторах скапливался чернильный мрак, готовый в любой момент пролиться наружу</w:t>
-      </w:r>
-      <w:r>
         <w:t>.</w:t>
       </w:r>
       <w:r>
         <w:t xml:space="preserve"> </w:t>
       </w:r>
       <w:r>
+        <w:t>В</w:t>
+      </w:r>
+      <w:r>
+        <w:t xml:space="preserve"> иллюминаторах скапливался мрак, готовый в любой момент пролиться наружу</w:t>
+      </w:r>
+      <w:r>
+        <w:t>.</w:t>
+      </w:r>
+      <w:r>
+        <w:t xml:space="preserve"> </w:t>
+      </w:r>
+      <w:r>
         <w:t>Я</w:t>
       </w:r>
       <w:r>
@@ -30257,7 +31523,13 @@
     </w:p>
     <w:p>
       <w:r>
-        <w:t>— Ваш навигатор был на четвёртом цикле, — сказала Вера. — Значит, она постоянно находилась в герметичной капсуле. Давай, как ты предлагаешь, не будем слепо доверять Елене Викторовне. Предположим, что токсин всё же передаётся каким-то образом по воздуху. Но что нам это даёт? Ничего! Заразиться сама она по-прежнему не могла. А если токсин ей ввели случайно, то она умерла бы задолго до выхода, а вы летели целых три недели.</w:t>
+        <w:t xml:space="preserve">— Ваш навигатор был на четвёртом цикле, — сказала Вера. — Значит, она постоянно находилась в герметичной капсуле. Давай, как ты предлагаешь, не будем слепо доверять Елене Викторовне. Предположим, что токсин всё же передаётся каким-то образом по воздуху. </w:t>
+      </w:r>
+      <w:r>
+        <w:t>Ч</w:t>
+      </w:r>
+      <w:r>
+        <w:t>то нам это даёт? Ничего! Заразиться сама она по-прежнему не могла. А если токсин ей ввели случайно, то она умерла бы задолго до выхода, а вы летели целых три недели.</w:t>
       </w:r>
     </w:p>
     <w:p>
@@ -30273,138 +31545,296 @@
     </w:p>
     <w:p>
       <w:r>
+        <w:lastRenderedPageBreak/>
         <w:t>— Да? — изогнула бровь Вера. — Я думала, навигатор на всю жизнь приписан к одному кораблю.</w:t>
       </w:r>
     </w:p>
     <w:p>
       <w:r>
+        <w:t xml:space="preserve">— Раньше так и было. Проще оставить на одном корабле, чем возить туда-сюда. Их же можно чем-нибудь заразить. Иммунитета уже никакого нет. Случалось даже, что навигаторы умирали от </w:t>
+      </w:r>
+      <w:r>
+        <w:t>банальной простуды</w:t>
+      </w:r>
+      <w:r>
+        <w:t>.</w:t>
+      </w:r>
+    </w:p>
+    <w:p>
+      <w:r>
+        <w:t xml:space="preserve">— И зачем тогда? </w:t>
+      </w:r>
+    </w:p>
+    <w:p>
+      <w:r>
+        <w:t>— Всё просто. Кораблей у нас куда больше, чем навигаторов. Так что каждый на счету.</w:t>
+      </w:r>
+    </w:p>
+    <w:p>
+      <w:r>
+        <w:t>— Это потому что навигаторы часто умирают при выходе? — спросила Вера.</w:t>
+      </w:r>
+    </w:p>
+    <w:p>
+      <w:r>
+        <w:t>Я не нашёл, что сказать.</w:t>
+      </w:r>
+    </w:p>
+    <w:p>
+      <w:r>
+        <w:t>— Хорошо, — сдалась она. — Положим, её действительно могли заразить или отравить. Но что именно ты хочешь проверить?</w:t>
+      </w:r>
+    </w:p>
+    <w:p>
+      <w:r>
+        <w:t>Мы пошли дальше.</w:t>
+      </w:r>
+    </w:p>
+    <w:p>
+      <w:r>
+        <w:t>— Я пока не уверен. Она же в морозилке?</w:t>
+      </w:r>
+    </w:p>
+    <w:p>
+      <w:r>
+        <w:t>— В морге, лежит в морозильной камере. Боюсь, биохимию брать уже поздновато. Да и токсин, как ты знаешь, распадается очень быстро. Мы в любом случае ничего не найдём.</w:t>
+      </w:r>
+    </w:p>
+    <w:p>
+      <w:r>
+        <w:t xml:space="preserve">— А какие-нибудь анализы делались перед тем, как её положили в ящик? </w:t>
+      </w:r>
+    </w:p>
+    <w:p>
+      <w:r>
+        <w:t>— Не ко мне вопрос.</w:t>
+      </w:r>
+    </w:p>
+    <w:p>
+      <w:r>
+        <w:t>Андреева в медблоке уже не было.</w:t>
+      </w:r>
+      <w:r>
+        <w:t xml:space="preserve"> </w:t>
+      </w:r>
+      <w:r>
+        <w:t>Приёмная поначалу встретила нас колючим мраком — свет отключался автоматически, — и лишь спустя пару секунд нехотя зажгла на потолке световую мозаику. Часть ламп перегорела, но оставшихся хватило, чтобы обнажить царящее в блоке запустение, как после срочной эвакуации — на полу валялись разорванные упаковки от лекарств, ч</w:t>
+      </w:r>
+      <w:r>
+        <w:t>ья</w:t>
+      </w:r>
+      <w:r>
+        <w:t>-то потерянн</w:t>
+      </w:r>
+      <w:r>
+        <w:t>ая</w:t>
+      </w:r>
+      <w:r>
+        <w:t xml:space="preserve"> </w:t>
+      </w:r>
+      <w:r>
+        <w:t>карточка</w:t>
+      </w:r>
+      <w:r>
+        <w:t xml:space="preserve"> с именем, скрученная змеёй трубка катетера.</w:t>
+      </w:r>
+    </w:p>
+    <w:p>
+      <w:r>
+        <w:t xml:space="preserve">Я поднял </w:t>
+      </w:r>
+      <w:r>
+        <w:t>карточку</w:t>
+      </w:r>
+      <w:r>
+        <w:t xml:space="preserve">. </w:t>
+      </w:r>
+      <w:proofErr w:type="spellStart"/>
+      <w:r>
+        <w:t>Верховенцев</w:t>
+      </w:r>
+      <w:proofErr w:type="spellEnd"/>
+      <w:r>
+        <w:t>.</w:t>
+      </w:r>
+    </w:p>
+    <w:p>
+      <w:r>
+        <w:t>— Подожди пока здесь, — сказала Вера.</w:t>
+      </w:r>
+    </w:p>
+    <w:p>
+      <w:r>
+        <w:t>Я сел на скамейку у стены. Вентиляция сбоила, и воздух стал вязким, пыльным, отдающим на вкус металлом и кровью.</w:t>
+      </w:r>
+    </w:p>
+    <w:p>
+      <w:r>
+        <w:t xml:space="preserve">Несколько часов назад здесь сидела Симонова, пока я пытался разузнать о </w:t>
+      </w:r>
+      <w:proofErr w:type="spellStart"/>
+      <w:r>
+        <w:t>Верховенцеве</w:t>
+      </w:r>
+      <w:proofErr w:type="spellEnd"/>
+      <w:r>
+        <w:t xml:space="preserve"> — у того самого человека, который зарезал его </w:t>
+      </w:r>
+      <w:r>
+        <w:t>скальпелем</w:t>
+      </w:r>
+      <w:r>
+        <w:t>. За последнее время столько всего произошло, что</w:t>
+      </w:r>
+      <w:r>
+        <w:t>,</w:t>
+      </w:r>
+      <w:r>
+        <w:t xml:space="preserve"> казалось, стоит зажмурить глаза, и время покатится вспять, как поставленная на перемотку запись. Я ведь даже ни разу не видел этого </w:t>
+      </w:r>
+      <w:proofErr w:type="spellStart"/>
+      <w:r>
+        <w:t>Верховенцева</w:t>
+      </w:r>
+      <w:proofErr w:type="spellEnd"/>
+      <w:r>
+        <w:t xml:space="preserve"> до катастрофы, но всё равно что-то болезненно ныло в груди, как вымотанная бегом мышца.</w:t>
+      </w:r>
+    </w:p>
+    <w:p>
+      <w:r>
+        <w:t>Вера вернулась в приёмную вместе с Минаевой.</w:t>
+      </w:r>
+    </w:p>
+    <w:p>
+      <w:r>
+        <w:t>— Ваша идея, Олег? — устало спросила Минаева.</w:t>
+      </w:r>
+    </w:p>
+    <w:p>
+      <w:r>
+        <w:t xml:space="preserve">— Моя, — </w:t>
+      </w:r>
+      <w:r>
+        <w:t>признался</w:t>
+      </w:r>
+      <w:r>
+        <w:t xml:space="preserve"> я. — Мы хотим проверить все варианты. Если это не вода, то…</w:t>
+      </w:r>
+    </w:p>
+    <w:p>
+      <w:r>
         <w:lastRenderedPageBreak/>
-        <w:t>— Раньше так и было. Проще оставить на одном корабле, чем возить туда-сюда. Их же можно чем-нибудь заразить. Иммунитета уже никакого нет. Случалось даже, что навигаторы умирали от простых вирусных заболеваний.</w:t>
-      </w:r>
-    </w:p>
-    <w:p>
-      <w:r>
-        <w:t xml:space="preserve">— И зачем тогда? </w:t>
-      </w:r>
-    </w:p>
-    <w:p>
-      <w:r>
-        <w:t>— Всё просто. Кораблей у нас куда больше, чем навигаторов. Так что каждый на счету.</w:t>
-      </w:r>
-    </w:p>
-    <w:p>
-      <w:r>
-        <w:t>— Это потому что навигаторы часто умирают при выходе? — спросила Вера.</w:t>
-      </w:r>
-    </w:p>
-    <w:p>
-      <w:r>
-        <w:t>Я не нашёл, что сказать.</w:t>
-      </w:r>
-    </w:p>
-    <w:p>
-      <w:r>
-        <w:t>— Хорошо, — сдалась она. — Положим, её действительно могли заразить или отравить. Но что именно ты хочешь проверить?</w:t>
-      </w:r>
-    </w:p>
-    <w:p>
-      <w:r>
-        <w:t>Мы пошли дальше.</w:t>
-      </w:r>
-    </w:p>
-    <w:p>
-      <w:r>
-        <w:t>— Я пока не уверен. Она же в морозилке?</w:t>
-      </w:r>
-    </w:p>
-    <w:p>
-      <w:r>
-        <w:t>— В морге, лежит в морозильной камере. Боюсь, биохимию брать уже поздновато. Да и токсин, как ты знаешь, распадается очень быстро. Мы в любом случае ничего не найдём.</w:t>
-      </w:r>
-    </w:p>
-    <w:p>
-      <w:r>
-        <w:t xml:space="preserve">— А какие-нибудь анализы делались перед тем, как её положили в ящик? </w:t>
-      </w:r>
-    </w:p>
-    <w:p>
-      <w:r>
-        <w:t>— Не ко мне вопрос.</w:t>
-      </w:r>
-    </w:p>
-    <w:p>
-      <w:r>
-        <w:t>Андреева в медблоке уже не было. Приёмная поначалу встретила нас колючим мраком — свет отключался автоматически, — и лишь спустя пару секунд нехотя зажгла на потолке световую мозаику. Часть ламп перегорела, но оставшихся хватило, чтобы обнажить царящее в блоке запустение, как после срочной эвакуации — на полу валялись разорванные упаковки от лекарств, ч</w:t>
-      </w:r>
-      <w:r>
-        <w:t>ья</w:t>
-      </w:r>
-      <w:r>
-        <w:t>-то потерянн</w:t>
-      </w:r>
-      <w:r>
-        <w:t>ая</w:t>
+        <w:t>— То может быть всё, что угодно! — Минаева посмотрела на меня из-под опущенных бровей. — Кроме вашего навигатора, разумеется</w:t>
+      </w:r>
+      <w:r>
+        <w:t>!</w:t>
+      </w:r>
+    </w:p>
+    <w:p>
+      <w:r>
+        <w:t xml:space="preserve">— Алина, давай мы посмотрим, — сказала Вера. — Мы всё понимаем. </w:t>
+      </w:r>
+      <w:r>
+        <w:t>С</w:t>
+      </w:r>
+      <w:r>
+        <w:t>читай, у нас предчувствие.</w:t>
+      </w:r>
+    </w:p>
+    <w:p>
+      <w:r>
+        <w:t xml:space="preserve">— Предчувствие? </w:t>
+      </w:r>
+      <w:r>
+        <w:t>—</w:t>
       </w:r>
       <w:r>
         <w:t xml:space="preserve"> </w:t>
       </w:r>
       <w:r>
-        <w:t>карточка</w:t>
-      </w:r>
-      <w:r>
-        <w:t xml:space="preserve"> с именем, скрученная змеёй трубка катетера.</w:t>
-      </w:r>
-    </w:p>
-    <w:p>
-      <w:r>
-        <w:t xml:space="preserve">Я поднял </w:t>
-      </w:r>
-      <w:r>
-        <w:t>карточку</w:t>
-      </w:r>
-      <w:r>
-        <w:t>. Верховенцев.</w:t>
-      </w:r>
-    </w:p>
-    <w:p>
-      <w:r>
-        <w:t>— Подожди пока здесь, — сказала Вера.</w:t>
-      </w:r>
-    </w:p>
-    <w:p>
-      <w:r>
-        <w:t>Я сел на скамейку у стены. Вентиляция сбоила, и воздух стал вязким, пыльным, отдающим на вкус металлом и кровью.</w:t>
-      </w:r>
-    </w:p>
-    <w:p>
-      <w:r>
-        <w:t>Несколько часов назад здесь сидела Симонова, пока я пытался разузнать о Верховенцеве — у того самого человека, который зарезал его хирургическим ножом. За последнее время столько всего произошло, что казалось, стоит зажмурить глаза, и время покатится вспять, как поставленная на перемотку запись. Я ведь даже ни разу не видел этого Верховенцева до катастрофы, но всё равно что-то болезненно ныло в груди, как вымотанная бегом мышца.</w:t>
-      </w:r>
-    </w:p>
-    <w:p>
-      <w:r>
-        <w:t>Вера вернулась в приёмную вместе с Минаевой.</w:t>
-      </w:r>
-    </w:p>
-    <w:p>
-      <w:r>
-        <w:t>— Ваша идея, Олег? — устало спросила Минаева.</w:t>
-      </w:r>
-    </w:p>
-    <w:p>
-      <w:r>
-        <w:t xml:space="preserve">— Моя, — </w:t>
-      </w:r>
-      <w:r>
-        <w:t>признался</w:t>
-      </w:r>
-      <w:r>
-        <w:t xml:space="preserve"> я. — Мы хотим проверить все варианты. Если это не вода, то…</w:t>
-      </w:r>
-    </w:p>
-    <w:p>
-      <w:r>
-        <w:t>— То может быть всё, что угодно! — Минаева посмотрела на меня из-под опущенных бровей. — Кроме вашего навигатора, разумеется</w:t>
+        <w:t>вспыхнула</w:t>
+      </w:r>
+      <w:r>
+        <w:t xml:space="preserve"> Минаева. — </w:t>
+      </w:r>
+      <w:r>
+        <w:t>Серьёзно, Вера? Предчувствие? Как вы меня замучили! Всем от меня что-то надо! Почему бы нормальным делом не заняться!</w:t>
+      </w:r>
+    </w:p>
+    <w:p>
+      <w:r>
+        <w:t>— Мы не займём много времени</w:t>
+      </w:r>
+      <w:r>
+        <w:t>, — сказала Вера.</w:t>
+      </w:r>
+    </w:p>
+    <w:p>
+      <w:r>
+        <w:t>Все замолчали — каждый ждал чужого ответа.</w:t>
+      </w:r>
+    </w:p>
+    <w:p>
+      <w:r>
+        <w:t>— Ладно, делайте, что хотите! — тряхнула волосами Минаева. — Но я бы на вашем месте…</w:t>
+      </w:r>
+    </w:p>
+    <w:p>
+      <w:r>
+        <w:t>Она не договорила, как бы понимая, что ничего</w:t>
+      </w:r>
+      <w:r>
+        <w:t xml:space="preserve"> уже не сделать</w:t>
+      </w:r>
+      <w:r>
+        <w:t>.</w:t>
+      </w:r>
+    </w:p>
+    <w:p>
+      <w:r>
+        <w:t>Мы вышли в коридор. Невидимые турбины ожили и погнали в лицо ледяной воздух.</w:t>
+      </w:r>
+    </w:p>
+    <w:p>
+      <w:r>
+        <w:t>— Нам туда, — сказала Минаева и перешагнула через трещину в полу.</w:t>
+      </w:r>
+    </w:p>
+    <w:p>
+      <w:r>
+        <w:t>— Мы хотим проверить все варианты, — повторил я, как заевшая пластинка.</w:t>
+      </w:r>
+    </w:p>
+    <w:p>
+      <w:r>
+        <w:t>— Что вы там думаете найти? Тело было полностью изолировано!</w:t>
+      </w:r>
+    </w:p>
+    <w:p>
+      <w:r>
+        <w:t>— Алина, — мягко проговорила Вера, — мы сами пока не знаем.</w:t>
+      </w:r>
+    </w:p>
+    <w:p>
+      <w:r>
+        <w:t xml:space="preserve">— Токсин распадается, — сказала Минаева. Она смотрела себе под ноги, будто шла по минному полю. — Даже если у неё что-то и было, обнаружить это </w:t>
+      </w:r>
+      <w:r>
+        <w:t xml:space="preserve">сейчас </w:t>
+      </w:r>
+      <w:r>
+        <w:t>невозможно.</w:t>
+      </w:r>
+    </w:p>
+    <w:p>
+      <w:r>
+        <w:t>— Мы твоё время занимать не будем и… — начала Вера.</w:t>
+      </w:r>
+    </w:p>
+    <w:p>
+      <w:r>
+        <w:t>— О, вот на этом спасибо! Время вы не будете занимать! Нет у меня никакого времени вообще! Синицын свихнулся, Елене Викторовне опять плохо. Всё на мне</w:t>
       </w:r>
       <w:r>
         <w:t>!</w:t>
@@ -30412,104 +31842,6 @@
     </w:p>
     <w:p>
       <w:r>
-        <w:lastRenderedPageBreak/>
-        <w:t xml:space="preserve">— Алина, давай мы посмотрим, — сказала Вера. — Мы всё понимаем. </w:t>
-      </w:r>
-      <w:r>
-        <w:t>С</w:t>
-      </w:r>
-      <w:r>
-        <w:t>читай, у нас предчувствие.</w:t>
-      </w:r>
-    </w:p>
-    <w:p>
-      <w:r>
-        <w:t xml:space="preserve">— Предчувствие? </w:t>
-      </w:r>
-      <w:r>
-        <w:t>—</w:t>
-      </w:r>
-      <w:r>
-        <w:t xml:space="preserve"> взвилась Минаева. — </w:t>
-      </w:r>
-      <w:r>
-        <w:t>Серьёзно, Вера? Предчувствие? Как вы меня замучили! Всем от меня что-то надо! Почему бы нормальным делом не заняться!</w:t>
-      </w:r>
-    </w:p>
-    <w:p>
-      <w:r>
-        <w:t>— Мы не займём много времени</w:t>
-      </w:r>
-      <w:r>
-        <w:t>, — сказала Вера.</w:t>
-      </w:r>
-    </w:p>
-    <w:p>
-      <w:r>
-        <w:t>Все замолчали — каждый нетерпеливо ждал чужого ответа.</w:t>
-      </w:r>
-    </w:p>
-    <w:p>
-      <w:r>
-        <w:t>— Ладно, делайте, что хотите! — тряхнула волосами Минаева. — Но я бы на вашем месте…</w:t>
-      </w:r>
-    </w:p>
-    <w:p>
-      <w:r>
-        <w:t>Она не договорила, как бы понимая, что ничего, на самом деле, уже не сделаешь.</w:t>
-      </w:r>
-    </w:p>
-    <w:p>
-      <w:r>
-        <w:t>Мы вышли в коридор. Невидимые турбины ожили и погнали в лицо ледяной воздух.</w:t>
-      </w:r>
-    </w:p>
-    <w:p>
-      <w:r>
-        <w:t>— Нам туда, — сказала Минаева и перешагнула через трещину в полу.</w:t>
-      </w:r>
-    </w:p>
-    <w:p>
-      <w:r>
-        <w:t>— Мы хотим проверить все варианты, — повторил я, как заевшая пластинка.</w:t>
-      </w:r>
-    </w:p>
-    <w:p>
-      <w:r>
-        <w:t>— Что вы там думаете найти? Тело было полностью изолировано!</w:t>
-      </w:r>
-    </w:p>
-    <w:p>
-      <w:r>
-        <w:t>— Алина, — мягко проговорила Вера, — мы сами пока не знаем.</w:t>
-      </w:r>
-    </w:p>
-    <w:p>
-      <w:r>
-        <w:t xml:space="preserve">— Токсин распадается, — сказала Минаева. Она смотрела себе под ноги, будто шла по минному полю. — Даже если у неё что-то и было, обнаружить это </w:t>
-      </w:r>
-      <w:r>
-        <w:t xml:space="preserve">сейчас </w:t>
-      </w:r>
-      <w:r>
-        <w:t>невозможно.</w:t>
-      </w:r>
-    </w:p>
-    <w:p>
-      <w:r>
-        <w:t>— Мы твоё время занимать не будем и… — начала Вера.</w:t>
-      </w:r>
-    </w:p>
-    <w:p>
-      <w:r>
-        <w:t>— О, вот на этом спасибо! Время вы не будете занимать! Нет у меня никакого времени вообще! Синицын свихнулся, Елене Викторовне опять плохо. Всё на мне</w:t>
-      </w:r>
-      <w:r>
-        <w:t>!</w:t>
-      </w:r>
-    </w:p>
-    <w:p>
-      <w:r>
         <w:t>— Елене Викторовне плохо? — спросила Вера. — Сердце?</w:t>
       </w:r>
     </w:p>
@@ -30540,7 +31872,16 @@
     </w:p>
     <w:p>
       <w:r>
-        <w:t>— Алина, — тихо произнесла Вера, — может, на шее висит?</w:t>
+        <w:t>— Алина, — тихо произнесла Вера, —</w:t>
+      </w:r>
+      <w:r>
+        <w:t xml:space="preserve"> </w:t>
+      </w:r>
+      <w:r>
+        <w:t>на шее висит</w:t>
+      </w:r>
+      <w:r>
+        <w:t>.</w:t>
       </w:r>
     </w:p>
     <w:p>
@@ -30693,7 +32034,13 @@
     </w:p>
     <w:p>
       <w:r>
-        <w:t>— Не врач, и что? — сказала Вера. — Больше нам никто помогать не будет. Ты же слышал, что Алина сказала. Посмотри, что на дисках есть. А я снимки поищу, если их</w:t>
+        <w:t xml:space="preserve">— Не врач, и что? — сказала Вера. — </w:t>
+      </w:r>
+      <w:r>
+        <w:t xml:space="preserve">Я тоже не врач. </w:t>
+      </w:r>
+      <w:r>
+        <w:t>Больше нам никто помогать не будет. Ты же слышал, что Алина сказала. Посмотри, что на дисках есть. А я снимки поищу, если их</w:t>
       </w:r>
       <w:r>
         <w:t xml:space="preserve"> действительно</w:t>
@@ -30719,7 +32066,13 @@
     </w:p>
     <w:p>
       <w:r>
-        <w:t>— Не знаю. Может, температура слишком низкая. Её как будто нарочно в ледышку пытаются превратить.</w:t>
+        <w:t>— Не знаю. Может, температура слишком низкая. Её как будто нарочно в ледышку преврати</w:t>
+      </w:r>
+      <w:r>
+        <w:t>ли</w:t>
+      </w:r>
+      <w:r>
+        <w:t>.</w:t>
       </w:r>
     </w:p>
     <w:p>
@@ -30796,7 +32149,13 @@
         <w:t>, — ответила Вера. —</w:t>
       </w:r>
       <w:r>
-        <w:t xml:space="preserve"> Ищу непонятно что и непонятно где.</w:t>
+        <w:t xml:space="preserve"> </w:t>
+      </w:r>
+      <w:r>
+        <w:t>Ищем</w:t>
+      </w:r>
+      <w:r>
+        <w:t xml:space="preserve"> непонятно что и непонятно где.</w:t>
       </w:r>
     </w:p>
     <w:p>
@@ -30838,7 +32197,19 @@
         <w:t xml:space="preserve">— </w:t>
       </w:r>
       <w:r>
-        <w:t>Надо перестать тупить, — проговорил я, щурясь в экран. —</w:t>
+        <w:t xml:space="preserve">Надо перестать тупить, — </w:t>
+      </w:r>
+      <w:r>
+        <w:t>со</w:t>
+      </w:r>
+      <w:r>
+        <w:t>щур</w:t>
+      </w:r>
+      <w:r>
+        <w:t>ился я</w:t>
+      </w:r>
+      <w:r>
+        <w:t xml:space="preserve"> в экран. —</w:t>
       </w:r>
       <w:r>
         <w:t xml:space="preserve"> </w:t>
@@ -31028,7 +32399,7 @@
     </w:p>
     <w:p>
       <w:r>
-        <w:t xml:space="preserve">— Ты меня-то </w:t>
+        <w:t xml:space="preserve">— Ты меня </w:t>
       </w:r>
       <w:r>
         <w:t>почему</w:t>
@@ -31208,7 +32579,13 @@
     </w:p>
     <w:p>
       <w:r>
-        <w:t>Она плеснула кофе на рукав халата и даже не заметила. Вера протянула ей рентгеновский снимок.</w:t>
+        <w:t xml:space="preserve">Она </w:t>
+      </w:r>
+      <w:r>
+        <w:t>капнула</w:t>
+      </w:r>
+      <w:r>
+        <w:t xml:space="preserve"> кофе на рукав и не заметила. Вера протянула ей рентгеновский снимок.</w:t>
       </w:r>
     </w:p>
     <w:p>
@@ -31328,6 +32705,9 @@
         <w:t xml:space="preserve">— Не надо никому делать снимки, — </w:t>
       </w:r>
       <w:r>
+        <w:t xml:space="preserve">спокойно </w:t>
+      </w:r>
+      <w:r>
         <w:t>сказала</w:t>
       </w:r>
       <w:r>
@@ -31535,13 +32915,13 @@
     </w:p>
     <w:p>
       <w:r>
-        <w:t xml:space="preserve">— Я знаю! Алина просто устала. Не каждый такой стресс выдержит. — Вера поникла, опустила плечи. — Столько людей погибло, Олег! Мы с ними бок о бок жили много лет! Это для тебя мы все — </w:t>
-      </w:r>
-      <w:r>
-        <w:t>мимолётные</w:t>
-      </w:r>
-      <w:r>
-        <w:t xml:space="preserve"> персонажи на короткой остановке в пути.</w:t>
+        <w:t>— Я знаю! Алина просто устала. Не каждый такой стресс выдержит. — Вера поникла, опустила плечи. — Столько людей погибло, Олег! Мы с ними бок о бок жили много лет! Это для тебя мы все —</w:t>
+      </w:r>
+      <w:r>
+        <w:t xml:space="preserve"> </w:t>
+      </w:r>
+      <w:r>
+        <w:t>персонажи на короткой остановке.</w:t>
       </w:r>
     </w:p>
     <w:p>
@@ -31591,7 +32971,25 @@
         <w:t xml:space="preserve">вообще </w:t>
       </w:r>
       <w:r>
-        <w:t>не имеет смысла, — прошептала Вера. — Через пять минут мы врежемся в эту безумную планету. И для чего мы пытаемся что-то найти и понять?</w:t>
+        <w:t>не имеет смысла, — прошептала Вера. — Через пять минут мы врежемся в эт</w:t>
+      </w:r>
+      <w:r>
+        <w:t>от</w:t>
+      </w:r>
+      <w:r>
+        <w:t xml:space="preserve"> безумн</w:t>
+      </w:r>
+      <w:r>
+        <w:t>ый</w:t>
+      </w:r>
+      <w:r>
+        <w:t xml:space="preserve"> </w:t>
+      </w:r>
+      <w:r>
+        <w:t>выброс</w:t>
+      </w:r>
+      <w:r>
+        <w:t>. И для чего мы пытаемся что-то найти и понять?</w:t>
       </w:r>
     </w:p>
     <w:p>
@@ -31645,7 +33043,16 @@
     </w:p>
     <w:p>
       <w:r>
-        <w:t>Она стояла рядом и смотрела на снимок через моё плечо.</w:t>
+        <w:t xml:space="preserve">Она </w:t>
+      </w:r>
+      <w:r>
+        <w:t xml:space="preserve">подошла </w:t>
+      </w:r>
+      <w:r>
+        <w:t>ближе</w:t>
+      </w:r>
+      <w:r>
+        <w:t xml:space="preserve"> и смотрела на снимок через моё плечо.</w:t>
       </w:r>
     </w:p>
     <w:p>
@@ -31660,13 +33067,35 @@
     </w:p>
     <w:p>
       <w:r>
-        <w:t>— Да, странный дефект. Или она моток проволоки проглотила. Или… — Я положил снимок на стол. — Или это нуболид.</w:t>
+        <w:t xml:space="preserve">— Да, странный дефект. Или она моток проволоки проглотила. Или… — Я положил снимок на стол. — Или это </w:t>
+      </w:r>
+      <w:proofErr w:type="spellStart"/>
+      <w:r>
+        <w:t>нуболид</w:t>
+      </w:r>
+      <w:proofErr w:type="spellEnd"/>
+      <w:r>
+        <w:t>.</w:t>
       </w:r>
     </w:p>
     <w:p>
       <w:r>
         <w:lastRenderedPageBreak/>
-        <w:t>— Нуболид в человеческом теле, — прошептала Вера. — Как это вообще возможно? Мне бы такое в кошмарном сне не приснилось!</w:t>
+        <w:t xml:space="preserve">— </w:t>
+      </w:r>
+      <w:proofErr w:type="spellStart"/>
+      <w:r>
+        <w:t>Нуболид</w:t>
+      </w:r>
+      <w:proofErr w:type="spellEnd"/>
+      <w:r>
+        <w:t xml:space="preserve"> в человеческом теле, — прошептала Вера. —</w:t>
+      </w:r>
+      <w:r>
+        <w:t xml:space="preserve"> </w:t>
+      </w:r>
+      <w:r>
+        <w:t>Мне бы такое в кошмарном сне не приснилось!</w:t>
       </w:r>
     </w:p>
     <w:p>
@@ -31693,7 +33122,15 @@
         <w:t>, — ответила Вера. —</w:t>
       </w:r>
       <w:r>
-        <w:t xml:space="preserve"> Вдруг это сбой, а мы тут напридумали всякой ерунды.</w:t>
+        <w:t xml:space="preserve"> Вдруг это сбой, а мы тут </w:t>
+      </w:r>
+      <w:proofErr w:type="spellStart"/>
+      <w:r>
+        <w:t>напридумали</w:t>
+      </w:r>
+      <w:proofErr w:type="spellEnd"/>
+      <w:r>
+        <w:t xml:space="preserve"> всякой ерунды.</w:t>
       </w:r>
     </w:p>
     <w:p>
@@ -31714,16 +33151,32 @@
     </w:p>
     <w:p>
       <w:r>
-        <w:t xml:space="preserve">— Получается, мы ходим через червоточины благодаря нуболидам? — </w:t>
+        <w:t xml:space="preserve">— Получается, мы ходим через червоточины благодаря </w:t>
+      </w:r>
+      <w:proofErr w:type="spellStart"/>
+      <w:r>
+        <w:t>нуболидам</w:t>
+      </w:r>
+      <w:proofErr w:type="spellEnd"/>
+      <w:r>
+        <w:t xml:space="preserve">? — </w:t>
       </w:r>
       <w:r>
         <w:t>проговорил</w:t>
       </w:r>
       <w:r>
-        <w:t xml:space="preserve"> я. — Нуболид в симбиозе с навигатором? </w:t>
-      </w:r>
-      <w:r>
-        <w:t>И</w:t>
+        <w:t xml:space="preserve"> я. — </w:t>
+      </w:r>
+      <w:proofErr w:type="spellStart"/>
+      <w:r>
+        <w:t>Нуболид</w:t>
+      </w:r>
+      <w:proofErr w:type="spellEnd"/>
+      <w:r>
+        <w:t xml:space="preserve"> в симбиозе с навигатором? </w:t>
+      </w:r>
+      <w:r>
+        <w:t>Видимо, и</w:t>
       </w:r>
       <w:r>
         <w:t xml:space="preserve">з-за </w:t>
@@ -31896,6 +33349,9 @@
     <w:p>
       <w:r>
         <w:t>— Я тоже. Наверное. — Я потёр ладонью лоб. — Кажется, после промывания я кофе не пил.</w:t>
+      </w:r>
+      <w:r>
+        <w:t xml:space="preserve"> Даже не помню точно.</w:t>
       </w:r>
     </w:p>
     <w:p>
@@ -31972,7 +33428,15 @@
     </w:p>
     <w:p>
       <w:r>
-        <w:t xml:space="preserve">Освещение в столовой приглушили — или же коротнула очередная </w:t>
+        <w:t xml:space="preserve">Освещение в столовой приглушили — или же </w:t>
+      </w:r>
+      <w:proofErr w:type="spellStart"/>
+      <w:r>
+        <w:t>коротнула</w:t>
+      </w:r>
+      <w:proofErr w:type="spellEnd"/>
+      <w:r>
+        <w:t xml:space="preserve"> очередная </w:t>
       </w:r>
       <w:r>
         <w:t xml:space="preserve">старая </w:t>
@@ -31994,7 +33458,13 @@
     </w:p>
     <w:p>
       <w:r>
-        <w:t>— Елена Викторовна, — сказал я, — вам уже лучше?</w:t>
+        <w:t xml:space="preserve">— Елена Викторовна, — </w:t>
+      </w:r>
+      <w:r>
+        <w:t>спросил</w:t>
+      </w:r>
+      <w:r>
+        <w:t xml:space="preserve"> я, — вам уже лучше?</w:t>
       </w:r>
     </w:p>
     <w:p>
@@ -32250,7 +33720,13 @@
     </w:p>
     <w:p>
       <w:r>
-        <w:t xml:space="preserve">— Будешь ты мне ещё указывать! — Елена Викторовна неожиданно вскочила, сдавив в руке затрещавший стакан. — Я всё поняла! — Она дёрнула рукой, и её тень, длинная, как у кошмарного видения, </w:t>
+        <w:t xml:space="preserve">— Будешь ты ещё </w:t>
+      </w:r>
+      <w:r>
+        <w:t xml:space="preserve">мне </w:t>
+      </w:r>
+      <w:r>
+        <w:t xml:space="preserve">указывать! — Елена Викторовна неожиданно вскочила, сдавив в руке затрещавший стакан. — Я всё поняла! — Она дёрнула рукой, и её тень, длинная, как у кошмарного видения, </w:t>
       </w:r>
       <w:r>
         <w:t>устремилась ко</w:t>
@@ -32365,19 +33841,16 @@
     </w:p>
     <w:p>
       <w:r>
-        <w:t xml:space="preserve">— Она совсем рехнулась, — сказал я. — </w:t>
-      </w:r>
-      <w:r>
-        <w:t>Э</w:t>
-      </w:r>
-      <w:r>
-        <w:t xml:space="preserve">то </w:t>
-      </w:r>
-      <w:r>
-        <w:t xml:space="preserve">всё </w:t>
-      </w:r>
-      <w:r>
-        <w:t>токсин. Она и до этого вела себя странно.</w:t>
+        <w:t xml:space="preserve">— Она совсем рехнулась, — </w:t>
+      </w:r>
+      <w:r>
+        <w:t>пробормотал</w:t>
+      </w:r>
+      <w:r>
+        <w:t xml:space="preserve"> я. — </w:t>
+      </w:r>
+      <w:r>
+        <w:t>В кофе наверняка этот проклятый токсин.</w:t>
       </w:r>
     </w:p>
     <w:p>
@@ -32462,7 +33935,15 @@
         <w:t xml:space="preserve"> и</w:t>
       </w:r>
       <w:r>
-        <w:t xml:space="preserve"> оказались в заложниках у собственной чумы, когда не сумели вовремя сбежать. Раньше я втайне думал, что Марутян свихнулся со своими нуболидами, решил потравить себя и коллег, хотя в этом не было ни малейшего смысла. Я даже думал про Веру, которая винила всех в смерти отца.</w:t>
+        <w:t xml:space="preserve"> оказались в заложниках у собственной чумы, когда не сумели вовремя сбежать. Раньше я втайне думал, что Марутян свихнулся со своими </w:t>
+      </w:r>
+      <w:proofErr w:type="spellStart"/>
+      <w:r>
+        <w:t>нуболидами</w:t>
+      </w:r>
+      <w:proofErr w:type="spellEnd"/>
+      <w:r>
+        <w:t>, решил потравить себя и коллег, хотя в этом не было ни малейшего смысла. Я даже думал про Веру, которая винила всех в смерти отца.</w:t>
       </w:r>
     </w:p>
     <w:p>
@@ -32586,7 +34067,15 @@
     </w:p>
     <w:p>
       <w:r>
-        <w:t>— Что опять случилось? С Мицюкиным что-то не поделили? Я рапорт на него напишу, когда вернёмся! Устроил тут цирк с конями!</w:t>
+        <w:t xml:space="preserve">— Что опять случилось? С </w:t>
+      </w:r>
+      <w:proofErr w:type="spellStart"/>
+      <w:r>
+        <w:t>Мицюкиным</w:t>
+      </w:r>
+      <w:proofErr w:type="spellEnd"/>
+      <w:r>
+        <w:t xml:space="preserve"> что-то не поделили? Я рапорт на него напишу, когда вернёмся! Устроил тут цирк с конями!</w:t>
       </w:r>
     </w:p>
     <w:p>
@@ -32596,7 +34085,15 @@
     </w:p>
     <w:p>
       <w:r>
-        <w:t>— С Мицюкиным всё в порядке, — сказал я.</w:t>
+        <w:t xml:space="preserve">— С </w:t>
+      </w:r>
+      <w:proofErr w:type="spellStart"/>
+      <w:r>
+        <w:t>Мицюкиным</w:t>
+      </w:r>
+      <w:proofErr w:type="spellEnd"/>
+      <w:r>
+        <w:t xml:space="preserve"> всё в порядке, — сказал я.</w:t>
       </w:r>
     </w:p>
     <w:p>
@@ -33210,7 +34707,31 @@
     </w:p>
     <w:p>
       <w:r>
-        <w:t>— А что я мог сделать? — Майоров говорил, отвернувшись и глядя в тень. — У нас конвоиров в экипаже нет, не предусмотрено уставом таких должностей. А вот эсбэ на любой станции имеется. Очередной хрен вроде Мицюкина. Ну я подошёл к этим эсбэшникам, и вопрос решился. Там же, на станции, кстати, и новый пилот сразу нашёлся.</w:t>
+        <w:t xml:space="preserve">— А что я мог сделать? — Майоров говорил, отвернувшись и глядя в тень. — У нас конвоиров в экипаже нет, не предусмотрено уставом таких должностей. А вот </w:t>
+      </w:r>
+      <w:proofErr w:type="spellStart"/>
+      <w:r>
+        <w:t>эсбэ</w:t>
+      </w:r>
+      <w:proofErr w:type="spellEnd"/>
+      <w:r>
+        <w:t xml:space="preserve"> на любой станции имеется. Очередной хрен вроде </w:t>
+      </w:r>
+      <w:proofErr w:type="spellStart"/>
+      <w:r>
+        <w:t>Мицюкина</w:t>
+      </w:r>
+      <w:proofErr w:type="spellEnd"/>
+      <w:r>
+        <w:t xml:space="preserve">. Ну я подошёл к этим </w:t>
+      </w:r>
+      <w:proofErr w:type="spellStart"/>
+      <w:r>
+        <w:t>эсбэшникам</w:t>
+      </w:r>
+      <w:proofErr w:type="spellEnd"/>
+      <w:r>
+        <w:t>, и вопрос решился. Там же, на станции, кстати, и новый пилот сразу нашёлся.</w:t>
       </w:r>
     </w:p>
     <w:p>
@@ -33305,7 +34826,15 @@
     </w:p>
     <w:p>
       <w:r>
-        <w:t>— О том, что в теле навигатора — нуболид, —</w:t>
+        <w:t xml:space="preserve">— О том, что в теле навигатора — </w:t>
+      </w:r>
+      <w:proofErr w:type="spellStart"/>
+      <w:r>
+        <w:t>нуболид</w:t>
+      </w:r>
+      <w:proofErr w:type="spellEnd"/>
+      <w:r>
+        <w:t>, —</w:t>
       </w:r>
       <w:r>
         <w:t xml:space="preserve"> спросил </w:t>
@@ -33377,7 +34906,15 @@
     </w:p>
     <w:p>
       <w:r>
-        <w:t>— Без вскрытия сложно сказать наверняка, а времени на вскрытие, как вы сами понимаете, нет, но то, что видно на снимке, похоже на нуболида, который врос в её тело.</w:t>
+        <w:t xml:space="preserve">— Без вскрытия сложно сказать наверняка, а времени на вскрытие, как вы сами понимаете, нет, но то, что видно на снимке, похоже на </w:t>
+      </w:r>
+      <w:proofErr w:type="spellStart"/>
+      <w:r>
+        <w:t>нуболида</w:t>
+      </w:r>
+      <w:proofErr w:type="spellEnd"/>
+      <w:r>
+        <w:t>, который врос в её тело.</w:t>
       </w:r>
     </w:p>
     <w:p>
@@ -33445,18 +34982,42 @@
     </w:p>
     <w:p>
       <w:r>
-        <w:t>— Олег, я в таком ключе общаться не намерен! Центру надо установить точную причину смерти. Не так часто навигатор умирает сразу после выхода из бранка.</w:t>
-      </w:r>
-    </w:p>
-    <w:p>
-      <w:r>
-        <w:t>— О причине её смерти догадаться несложно. Некое образование, очень похожее на нуболида, оплетает её сердце.</w:t>
+        <w:t xml:space="preserve">— Олег, я в таком ключе общаться не намерен! Центру надо установить точную причину смерти. Не так часто навигатор умирает сразу после выхода из </w:t>
+      </w:r>
+      <w:proofErr w:type="spellStart"/>
+      <w:r>
+        <w:t>бранка</w:t>
+      </w:r>
+      <w:proofErr w:type="spellEnd"/>
+      <w:r>
+        <w:t>.</w:t>
+      </w:r>
+    </w:p>
+    <w:p>
+      <w:r>
+        <w:t xml:space="preserve">— О причине её смерти догадаться несложно. Некое образование, очень похожее на </w:t>
+      </w:r>
+      <w:proofErr w:type="spellStart"/>
+      <w:r>
+        <w:t>нуболида</w:t>
+      </w:r>
+      <w:proofErr w:type="spellEnd"/>
+      <w:r>
+        <w:t>, оплетает её сердце.</w:t>
       </w:r>
     </w:p>
     <w:p>
       <w:r>
         <w:lastRenderedPageBreak/>
-        <w:t>— Да чего ты от меня хочешь? — взревел Майоров. Лицо его стало пунцовым, как при удушье, на лбу выступил пот. — Почему вы вообще решили, что это нуболид! Это же полный бред! Все нуболиды, с которым мы вступали в контакт, сидят в герметичной банке. Пойдём! — махнул он рукой. — Покажешь мне снимки!</w:t>
+        <w:t xml:space="preserve">— Да чего ты от меня хочешь? — взревел Майоров. Лицо его стало пунцовым, как при удушье, на лбу выступил пот. — Почему вы вообще решили, что это </w:t>
+      </w:r>
+      <w:proofErr w:type="spellStart"/>
+      <w:r>
+        <w:t>нуболид</w:t>
+      </w:r>
+      <w:proofErr w:type="spellEnd"/>
+      <w:r>
+        <w:t>! Это же полный бред! Все нуболиды, с которым мы вступали в контакт, сидят в герметичной банке. Пойдём! — махнул он рукой. — Покажешь мне снимки!</w:t>
       </w:r>
     </w:p>
     <w:p>
@@ -33552,7 +35113,23 @@
     </w:p>
     <w:p>
       <w:r>
-        <w:t>— Был перед нашим вылетом случай, — начал Майоров. — Умер навигатор. Не после выхода из бранка, нет, обошлось без таких совпадений. Вроде как везли её куда-то на шнявке, может, на другой корабль. Неважно. — Майоров прищурился, разглядывая снимок, и бросил его на кровать. — Во время вскрытия в теле нашли новообразование. Что-то вроде раковой опухоли, но не совсем.</w:t>
+        <w:t xml:space="preserve">— Был перед нашим вылетом случай, — начал Майоров. — Умер навигатор. Не после выхода из </w:t>
+      </w:r>
+      <w:proofErr w:type="spellStart"/>
+      <w:r>
+        <w:t>бранка</w:t>
+      </w:r>
+      <w:proofErr w:type="spellEnd"/>
+      <w:r>
+        <w:t xml:space="preserve">, нет, обошлось без таких совпадений. Вроде как везли её куда-то на </w:t>
+      </w:r>
+      <w:proofErr w:type="spellStart"/>
+      <w:r>
+        <w:t>шнявке</w:t>
+      </w:r>
+      <w:proofErr w:type="spellEnd"/>
+      <w:r>
+        <w:t>, может, на другой корабль. Неважно. — Майоров прищурился, разглядывая снимок, и бросил его на кровать. — Во время вскрытия в теле нашли новообразование. Что-то вроде раковой опухоли, но не совсем.</w:t>
       </w:r>
     </w:p>
     <w:p>
@@ -33619,7 +35196,15 @@
         <w:t>а</w:t>
       </w:r>
       <w:r>
-        <w:t xml:space="preserve"> нуболид, я вообще ни черта не понимаю! Откуда он там взялся? </w:t>
+        <w:t xml:space="preserve"> </w:t>
+      </w:r>
+      <w:proofErr w:type="spellStart"/>
+      <w:r>
+        <w:t>нуболид</w:t>
+      </w:r>
+      <w:proofErr w:type="spellEnd"/>
+      <w:r>
+        <w:t xml:space="preserve">, я вообще ни черта не понимаю! Откуда он там взялся? </w:t>
       </w:r>
       <w:r>
         <w:t>О</w:t>
@@ -33635,7 +35220,15 @@
     </w:p>
     <w:p>
       <w:r>
-        <w:t>— Да не знаю я! Я думал, это дурацкие байки вроде бесконечных снов во время бранка, которыми желторотиков пугают.</w:t>
+        <w:t xml:space="preserve">— Да не знаю я! Я думал, это дурацкие байки вроде бесконечных снов во время </w:t>
+      </w:r>
+      <w:proofErr w:type="spellStart"/>
+      <w:r>
+        <w:t>бранка</w:t>
+      </w:r>
+      <w:proofErr w:type="spellEnd"/>
+      <w:r>
+        <w:t>, которыми желторотиков пугают.</w:t>
       </w:r>
     </w:p>
     <w:p>
@@ -33645,7 +35238,15 @@
     </w:p>
     <w:p>
       <w:r>
-        <w:t>— Так и нуболидом это быть не может, — посмотрел на меня Майоров.</w:t>
+        <w:t xml:space="preserve">— Так и </w:t>
+      </w:r>
+      <w:proofErr w:type="spellStart"/>
+      <w:r>
+        <w:t>нуболидом</w:t>
+      </w:r>
+      <w:proofErr w:type="spellEnd"/>
+      <w:r>
+        <w:t xml:space="preserve"> это быть не может, — посмотрел на меня Майоров.</w:t>
       </w:r>
     </w:p>
     <w:p>
@@ -33767,7 +35368,15 @@
     </w:p>
     <w:p>
       <w:r>
-        <w:t>Майоров потрепал меня, как старого приятеля, по плечу и пообещал всё устроить. Изобразил кривое подобие улыбки, похожее на гримасу при инсульте. И мне стало жутко — куда сильнее, чем от нуболида на рентгеновском снимке.</w:t>
+        <w:t xml:space="preserve">Майоров потрепал меня, как старого приятеля, по плечу и пообещал всё устроить. Изобразил кривое подобие улыбки, похожее на гримасу при инсульте. И мне стало жутко — куда сильнее, чем от </w:t>
+      </w:r>
+      <w:proofErr w:type="spellStart"/>
+      <w:r>
+        <w:t>нуболида</w:t>
+      </w:r>
+      <w:proofErr w:type="spellEnd"/>
+      <w:r>
+        <w:t xml:space="preserve"> на рентгеновском снимке.</w:t>
       </w:r>
     </w:p>
     <w:p>
@@ -34075,7 +35684,23 @@
     </w:p>
     <w:p>
       <w:r>
-        <w:t>— Ага, из кэбэ, если тебе так понятнее. Ты, Олежка, парень молодой, конечно, но, надеюсь, не глупый. На каждом рейсе есть кто-нибудь из Комитета. Это всегда член экипажа, и «кэбэ» на лбу тоже обычно не написано.</w:t>
+        <w:t xml:space="preserve">— Ага, из </w:t>
+      </w:r>
+      <w:proofErr w:type="spellStart"/>
+      <w:r>
+        <w:t>кэбэ</w:t>
+      </w:r>
+      <w:proofErr w:type="spellEnd"/>
+      <w:r>
+        <w:t>, если тебе так понятнее. Ты, Олежка, парень молодой, конечно, но, надеюсь, не глупый. На каждом рейсе есть кто-нибудь из Комитета. Это всегда член экипажа, и «</w:t>
+      </w:r>
+      <w:proofErr w:type="spellStart"/>
+      <w:r>
+        <w:t>кэбэ</w:t>
+      </w:r>
+      <w:proofErr w:type="spellEnd"/>
+      <w:r>
+        <w:t>» на лбу тоже обычно не написано.</w:t>
       </w:r>
     </w:p>
     <w:p>
@@ -34141,7 +35766,15 @@
     </w:p>
     <w:p>
       <w:r>
-        <w:t>— Нуболиды могут проходить через наши червоточины. Они путешествуют бранком, как мы</w:t>
+        <w:t xml:space="preserve">— Нуболиды могут проходить через наши червоточины. Они путешествуют </w:t>
+      </w:r>
+      <w:proofErr w:type="spellStart"/>
+      <w:r>
+        <w:t>бранком</w:t>
+      </w:r>
+      <w:proofErr w:type="spellEnd"/>
+      <w:r>
+        <w:t>, как мы</w:t>
       </w:r>
       <w:r>
         <w:t>, Олег</w:t>
@@ -34172,7 +35805,15 @@
     </w:p>
     <w:p>
       <w:r>
-        <w:t>— Понятия не имею! — пожал плечами Григорьев. — Может, эксперименты твоего Марутяна так на них повлияли, а может, они всегда это умели. Мы же, Олежка, ничего толком о нуболидах не знаем, несмотря на то, что десять лет их тут под микроскопом рассматрива</w:t>
+        <w:t xml:space="preserve">— Понятия не имею! — пожал плечами Григорьев. — Может, эксперименты твоего Марутяна так на них повлияли, а может, они всегда это умели. Мы же, Олежка, ничего толком о </w:t>
+      </w:r>
+      <w:proofErr w:type="spellStart"/>
+      <w:r>
+        <w:t>нуболидах</w:t>
+      </w:r>
+      <w:proofErr w:type="spellEnd"/>
+      <w:r>
+        <w:t xml:space="preserve"> не знаем, несмотря на то, что десять лет их тут под микроскопом рассматрива</w:t>
       </w:r>
       <w:r>
         <w:t>ем</w:t>
@@ -34259,7 +35900,15 @@
     </w:p>
     <w:p>
       <w:r>
-        <w:t>— Можно и так сказать. Мы туннель открыли, нуболиды по нему прошли. Понимаешь, что это означает? — Григорьев повернулся к терминалу и склонил голову над выключенным экраном. На панели мигал красным какой-то испуганный индикатор. — Мы открыли ящик Пандоры. Мы заходим в бранк до Земли, они хвостом за нами. Ориентируются в балке эти черви получше наших навигаторов. Как они внутри корабля оказываются, мы точно не знаем. Есть версия, что точка выхода для них — как раз внутри корабля</w:t>
+        <w:t xml:space="preserve">— Можно и так сказать. Мы туннель открыли, нуболиды по нему прошли. Понимаешь, что это означает? — Григорьев повернулся к терминалу и склонил голову над выключенным экраном. На панели мигал красным какой-то испуганный индикатор. — Мы открыли ящик Пандоры. Мы заходим в </w:t>
+      </w:r>
+      <w:proofErr w:type="spellStart"/>
+      <w:r>
+        <w:t>бранк</w:t>
+      </w:r>
+      <w:proofErr w:type="spellEnd"/>
+      <w:r>
+        <w:t xml:space="preserve"> до Земли, они хвостом за нами. Ориентируются в балке эти черви получше наших навигаторов. Как они внутри корабля оказываются, мы точно не знаем. Есть версия, что точка выхода для них — как раз внутри корабля</w:t>
       </w:r>
       <w:r>
         <w:t>, там, где конверсионный двигатель</w:t>
@@ -34451,7 +36100,15 @@
     </w:p>
     <w:p>
       <w:r>
-        <w:t>— Мы тоже нашли нуболида в теле нашего навигатора, — сказал я. — Он обвивал её сердце.</w:t>
+        <w:t xml:space="preserve">— Мы тоже нашли </w:t>
+      </w:r>
+      <w:proofErr w:type="spellStart"/>
+      <w:r>
+        <w:t>нуболида</w:t>
+      </w:r>
+      <w:proofErr w:type="spellEnd"/>
+      <w:r>
+        <w:t xml:space="preserve"> в теле нашего навигатора, — сказал я. — Он обвивал её сердце.</w:t>
       </w:r>
     </w:p>
     <w:p>
@@ -34509,7 +36166,15 @@
     </w:p>
     <w:p>
       <w:r>
-        <w:t xml:space="preserve">— Станция, может, и давно, — продолжил он, — а вот Марутян недавно нуболидов через червоточины прыгать научил. Вот и смотри хронологию событий. До нас сюда летал «Смоленск». После этого он шёл не в Солнечную, а к Альфе Арефьевой. Там ещё были живые следы от бранка в Бету Вознесенской. Где-то там или ещё через прыжок, уже не помню, появляется «Севастополь». Тут </w:t>
+        <w:t xml:space="preserve">— Станция, может, и давно, — продолжил он, — а вот Марутян недавно нуболидов через червоточины прыгать научил. Вот и смотри хронологию событий. До нас сюда летал «Смоленск». После этого он шёл не в Солнечную, а к Альфе Арефьевой. Там ещё были живые следы от </w:t>
+      </w:r>
+      <w:proofErr w:type="spellStart"/>
+      <w:r>
+        <w:t>бранка</w:t>
+      </w:r>
+      <w:proofErr w:type="spellEnd"/>
+      <w:r>
+        <w:t xml:space="preserve"> в Бету Вознесенской. Где-то там или ещё через прыжок, уже не помню, появляется «Севастополь». Тут </w:t>
       </w:r>
       <w:r>
         <w:t xml:space="preserve">маршрут червей </w:t>
@@ -34584,7 +36249,15 @@
     </w:p>
     <w:p>
       <w:r>
-        <w:t>Я молчал. Свой самый первый бранк я пережил на «Минске».</w:t>
+        <w:t xml:space="preserve">Я молчал. Свой самый первый </w:t>
+      </w:r>
+      <w:proofErr w:type="spellStart"/>
+      <w:r>
+        <w:t>бранк</w:t>
+      </w:r>
+      <w:proofErr w:type="spellEnd"/>
+      <w:r>
+        <w:t xml:space="preserve"> я пережил на «Минске».</w:t>
       </w:r>
     </w:p>
     <w:p>
@@ -34643,7 +36316,15 @@
     </w:p>
     <w:p>
       <w:r>
-        <w:t xml:space="preserve">— Не смешно, Олежка, совсем не смешно! Мне страшно. И людей жалко. Только вот никого на «Заре» ты несколько дней назад не знал. Если бы в новостях сообщили о гибели станции, вряд ли бы ты траур устроил. На одном «Севастополе» было раз в пять больше людей. И ты это тоже прекрасно знаешь. За кого ты тут на меня с кулаками наброситься хочешь? За Андреева, за нашего доблестного Мицюкина? Или всё-таки за </w:t>
+        <w:t xml:space="preserve">— Не смешно, Олежка, совсем не смешно! Мне страшно. И людей жалко. Только вот никого на «Заре» ты несколько дней назад не знал. Если бы в новостях сообщили о гибели станции, вряд ли бы ты траур устроил. На одном «Севастополе» было раз в пять больше людей. И ты это тоже прекрасно знаешь. За кого ты тут на меня с кулаками наброситься хочешь? За Андреева, за нашего доблестного </w:t>
+      </w:r>
+      <w:proofErr w:type="spellStart"/>
+      <w:r>
+        <w:t>Мицюкина</w:t>
+      </w:r>
+      <w:proofErr w:type="spellEnd"/>
+      <w:r>
+        <w:t xml:space="preserve">? Или всё-таки за </w:t>
       </w:r>
       <w:r>
         <w:t>э</w:t>
@@ -34816,7 +36497,15 @@
     </w:p>
     <w:p>
       <w:r>
-        <w:t>Я метнулся туда, где мрели последние огни, спотыкаясь о чёрные, вылезающие из-под пола корни, и — остановился.</w:t>
+        <w:t xml:space="preserve">Я метнулся туда, где </w:t>
+      </w:r>
+      <w:proofErr w:type="spellStart"/>
+      <w:r>
+        <w:t>мрели</w:t>
+      </w:r>
+      <w:proofErr w:type="spellEnd"/>
+      <w:r>
+        <w:t xml:space="preserve"> последние огни, спотыкаясь о чёрные, вылезающие из-под пола корни, и — остановился.</w:t>
       </w:r>
     </w:p>
     <w:p>
@@ -34933,7 +36622,15 @@
     <w:p>
       <w:r>
         <w:lastRenderedPageBreak/>
-        <w:t>Уже подобравшись к полосе света, я столкнулся с Мицюкиным. Мне было всё равно, ударит он меня или выстрелит. Мне хотелось сделать что-</w:t>
+        <w:t xml:space="preserve">Уже подобравшись к полосе света, я столкнулся с </w:t>
+      </w:r>
+      <w:proofErr w:type="spellStart"/>
+      <w:r>
+        <w:t>Мицюкиным</w:t>
+      </w:r>
+      <w:proofErr w:type="spellEnd"/>
+      <w:r>
+        <w:t>. Мне было всё равно, ударит он меня или выстрелит. Мне хотелось сделать что-</w:t>
       </w:r>
       <w:r>
         <w:t>нибудь</w:t>
@@ -34950,7 +36647,15 @@
     </w:p>
     <w:p>
       <w:r>
-        <w:t>Но Мицюкина я не заинтересовал. Он молча отпихнул меня и рванул куда-то в красное марево, сжимая шоковый пистолет.</w:t>
+        <w:t xml:space="preserve">Но </w:t>
+      </w:r>
+      <w:proofErr w:type="spellStart"/>
+      <w:r>
+        <w:t>Мицюкина</w:t>
+      </w:r>
+      <w:proofErr w:type="spellEnd"/>
+      <w:r>
+        <w:t xml:space="preserve"> я не заинтересовал. Он молча отпихнул меня и рванул куда-то в красное марево, сжимая шоковый пистолет.</w:t>
       </w:r>
     </w:p>
     <w:p>
@@ -35126,7 +36831,15 @@
     </w:p>
     <w:p>
       <w:r>
-        <w:t>В лаборатории горел ровный спокойный свет, будто я перенёсся назад во времени. Камеру с нуболидами закрывала тень. Симонова сидела у вычислительного аппарата и что-то торопливо выщёлкивала на клавиатуре, деловито сдвинув брови. Вера стояла рядом, вглядываясь в экран.</w:t>
+        <w:t xml:space="preserve">В лаборатории горел ровный спокойный свет, будто я перенёсся назад во времени. Камеру с </w:t>
+      </w:r>
+      <w:proofErr w:type="spellStart"/>
+      <w:r>
+        <w:t>нуболидами</w:t>
+      </w:r>
+      <w:proofErr w:type="spellEnd"/>
+      <w:r>
+        <w:t xml:space="preserve"> закрывала тень. Симонова сидела у вычислительного аппарата и что-то торопливо выщёлкивала на клавиатуре, деловито сдвинув брови. Вера стояла рядом, вглядываясь в экран.</w:t>
       </w:r>
     </w:p>
     <w:p>
@@ -35348,7 +37061,23 @@
     </w:p>
     <w:p>
       <w:r>
-        <w:t>— Нет! — Симонова перебила меня раздражённым взмахом руки. — Что вы, Олег! Я же не сошла с ума! Мы откроем им путь домой, сделаем ма-а-а-а-ленькую, — она показала пальцами невидимую песчинку, — червоточинку.</w:t>
+        <w:t xml:space="preserve">— Нет! — Симонова перебила меня раздражённым взмахом руки. — Что вы, Олег! Я же не сошла с ума! Мы откроем им путь домой, сделаем </w:t>
+      </w:r>
+      <w:proofErr w:type="spellStart"/>
+      <w:r>
+        <w:t>ма</w:t>
+      </w:r>
+      <w:proofErr w:type="spellEnd"/>
+      <w:r>
+        <w:t>-а-а-а-</w:t>
+      </w:r>
+      <w:proofErr w:type="spellStart"/>
+      <w:r>
+        <w:t>ленькую</w:t>
+      </w:r>
+      <w:proofErr w:type="spellEnd"/>
+      <w:r>
+        <w:t>, — она показала пальцами невидимую песчинку, — червоточинку.</w:t>
       </w:r>
     </w:p>
     <w:p>
@@ -35912,7 +37641,15 @@
     </w:p>
     <w:p>
       <w:r>
-        <w:t>— Они свободны! — с детской радостью улыбнулась Симонова и протянула к нуболидам руки.</w:t>
+        <w:t xml:space="preserve">— Они свободны! — с детской радостью улыбнулась Симонова и протянула к </w:t>
+      </w:r>
+      <w:proofErr w:type="spellStart"/>
+      <w:r>
+        <w:t>нуболидам</w:t>
+      </w:r>
+      <w:proofErr w:type="spellEnd"/>
+      <w:r>
+        <w:t xml:space="preserve"> руки.</w:t>
       </w:r>
       <w:r>
         <w:t xml:space="preserve"> — Как </w:t>
@@ -36491,7 +38228,15 @@
     </w:p>
     <w:p>
       <w:r>
-        <w:t>— Ты не ошибся! — сказала Вера, пряча глаза. — Я хотела его отравить. Сначала думала подмешать ему что-нибудь в его любимый кофе, но, увы, кофе закончился. А потом решила, что можно травануть его вместе со всеми остальными. Отравить к чёртовой матери! Вместе с Аней. Вместе со всеми. У меня был доступ.</w:t>
+        <w:t xml:space="preserve">— Ты не ошибся! — сказала Вера, пряча глаза. — Я хотела его отравить. Сначала думала подмешать ему что-нибудь в его любимый кофе, но, увы, кофе закончился. А потом решила, что можно </w:t>
+      </w:r>
+      <w:proofErr w:type="spellStart"/>
+      <w:r>
+        <w:t>травануть</w:t>
+      </w:r>
+      <w:proofErr w:type="spellEnd"/>
+      <w:r>
+        <w:t xml:space="preserve"> его вместе со всеми остальными. Отравить к чёртовой матери! Вместе с Аней. Вместе со всеми. У меня был доступ.</w:t>
       </w:r>
     </w:p>
     <w:p>
@@ -36653,7 +38398,15 @@
     </w:p>
     <w:p>
       <w:r>
-        <w:t>Темнота накатывала и отступала волнами, как морской прибой. Где-то вдалеке вспыхивал и тут же гас коротящий из-за истерзанной проводки свет.</w:t>
+        <w:t xml:space="preserve">Темнота накатывала и отступала волнами, как морской прибой. Где-то вдалеке вспыхивал и тут же гас </w:t>
+      </w:r>
+      <w:proofErr w:type="spellStart"/>
+      <w:r>
+        <w:t>коротящий</w:t>
+      </w:r>
+      <w:proofErr w:type="spellEnd"/>
+      <w:r>
+        <w:t xml:space="preserve"> из-за истерзанной проводки свет.</w:t>
       </w:r>
     </w:p>
     <w:p>
@@ -36786,7 +38539,15 @@
         <w:t>ожидая</w:t>
       </w:r>
       <w:r>
-        <w:t xml:space="preserve"> увидеть алые нити, стекающие из воздушной решётки, но вместо этого столкнулся взглядом с Мицюкиным, который стоял, широко расставив </w:t>
+        <w:t xml:space="preserve"> увидеть алые нити, стекающие из воздушной решётки, но вместо этого столкнулся взглядом с </w:t>
+      </w:r>
+      <w:proofErr w:type="spellStart"/>
+      <w:r>
+        <w:t>Мицюкиным</w:t>
+      </w:r>
+      <w:proofErr w:type="spellEnd"/>
+      <w:r>
+        <w:t xml:space="preserve">, который стоял, широко расставив </w:t>
       </w:r>
       <w:r>
         <w:t>ноги</w:t>
@@ -36908,7 +38669,15 @@
     </w:p>
     <w:p>
       <w:r>
-        <w:t>Изо рта Мицюкина вырвались, как сноп пламени, красные нити и нетерпеливо затряслись, наползая ему на лицо.</w:t>
+        <w:t xml:space="preserve">Изо рта </w:t>
+      </w:r>
+      <w:proofErr w:type="spellStart"/>
+      <w:r>
+        <w:t>Мицюкина</w:t>
+      </w:r>
+      <w:proofErr w:type="spellEnd"/>
+      <w:r>
+        <w:t xml:space="preserve"> вырвались, как сноп пламени, красные нити и нетерпеливо затряслись, наползая ему на лицо.</w:t>
       </w:r>
     </w:p>
     <w:p>
@@ -37257,7 +39026,15 @@
     </w:p>
     <w:p>
       <w:r>
-        <w:t xml:space="preserve">Уставшие механизмы загудели, дверь втянулась в стену. Нуболиды всё ещё выплясывали хаотичный танец над телом Мицюкина. Они быстро почувствовали нас — по страху или по запаху крови, как хищные рыбы, — и </w:t>
+        <w:t xml:space="preserve">Уставшие механизмы загудели, дверь втянулась в стену. Нуболиды всё ещё выплясывали хаотичный танец над телом </w:t>
+      </w:r>
+      <w:proofErr w:type="spellStart"/>
+      <w:r>
+        <w:t>Мицюкина</w:t>
+      </w:r>
+      <w:proofErr w:type="spellEnd"/>
+      <w:r>
+        <w:t xml:space="preserve">. Они быстро почувствовали нас — по страху или по запаху крови, как хищные рыбы, — и </w:t>
       </w:r>
       <w:r>
         <w:t>потянулись</w:t>
@@ -37856,7 +39633,15 @@
     </w:p>
     <w:p>
       <w:r>
-        <w:t>— Не падайте, Олег! Вы нам ещё потребуетесь для по-по-по… — его заклинило, он отвернулся и сплюнул кровь, — для починки оборудования.</w:t>
+        <w:t xml:space="preserve">— Не падайте, Олег! Вы нам ещё потребуетесь для </w:t>
+      </w:r>
+      <w:proofErr w:type="spellStart"/>
+      <w:r>
+        <w:t>по-по-по</w:t>
+      </w:r>
+      <w:proofErr w:type="spellEnd"/>
+      <w:r>
+        <w:t>… — его заклинило, он отвернулся и сплюнул кровь, — для починки оборудования.</w:t>
       </w:r>
     </w:p>
     <w:p>
@@ -37985,7 +39770,15 @@
     </w:p>
     <w:p>
       <w:r>
-        <w:t>— То же, что и с Мицюкиным! — крикнул я. — Выключите этот долбаный фонарь!</w:t>
+        <w:t xml:space="preserve">— То же, что и с </w:t>
+      </w:r>
+      <w:proofErr w:type="spellStart"/>
+      <w:r>
+        <w:t>Мицюкиным</w:t>
+      </w:r>
+      <w:proofErr w:type="spellEnd"/>
+      <w:r>
+        <w:t>! — крикнул я. — Выключите этот долбаный фонарь!</w:t>
       </w:r>
     </w:p>
     <w:p>
@@ -38444,7 +40237,15 @@
     </w:p>
     <w:p>
       <w:r>
-        <w:t>Гравитация разметала червей по стенам. Нуболиды потянулись к стробящему аварийному свету. Когда освещение гасло, их отбрасывала подкрашенная синевой темнота, но уже через мгновение они поднимались снова и быстро ползли по переборкам.</w:t>
+        <w:t xml:space="preserve">Гравитация разметала червей по стенам. Нуболиды потянулись к </w:t>
+      </w:r>
+      <w:proofErr w:type="spellStart"/>
+      <w:r>
+        <w:t>стробящему</w:t>
+      </w:r>
+      <w:proofErr w:type="spellEnd"/>
+      <w:r>
+        <w:t xml:space="preserve"> аварийному свету. Когда освещение гасло, их отбрасывала подкрашенная синевой темнота, но уже через мгновение они поднимались снова и быстро ползли по переборкам.</w:t>
       </w:r>
     </w:p>
     <w:p>
@@ -39213,7 +41014,15 @@
     </w:p>
     <w:p>
       <w:r>
-        <w:t>Вера долго смотрела на меня, прижимаясь к переборке. Руки у неё были сведены за спиной, как у заключённой. Нижняя губа — раскусана до крови.</w:t>
+        <w:t xml:space="preserve">Вера долго смотрела на меня, прижимаясь к переборке. Руки у неё были сведены за спиной, как у заключённой. Нижняя губа — </w:t>
+      </w:r>
+      <w:proofErr w:type="spellStart"/>
+      <w:r>
+        <w:t>раскусана</w:t>
+      </w:r>
+      <w:proofErr w:type="spellEnd"/>
+      <w:r>
+        <w:t xml:space="preserve"> до крови.</w:t>
       </w:r>
     </w:p>
     <w:p>
@@ -39315,8 +41124,13 @@
     </w:p>
     <w:p>
       <w:r>
-        <w:t>— Я не знаю, что будет. Но вряд ли они из-за нас кораблём пожертвуют. «Грозный» — почти флагман. А после катастрофы на «Севастополе»…</w:t>
-      </w:r>
+        <w:t>— Я не знаю, что будет. Но вряд ли они из-за нас кораблём пожертвуют. «Грозный» — почти флагман. А после катастрофы на «</w:t>
+      </w:r>
+      <w:proofErr w:type="gramStart"/>
+      <w:r>
+        <w:t>Севастополе»…</w:t>
+      </w:r>
+      <w:proofErr w:type="gramEnd"/>
     </w:p>
     <w:p>
       <w:r>
@@ -39495,7 +41309,15 @@
     </w:p>
     <w:p>
       <w:r>
-        <w:t>Я чувствую себя, как после коматоза.</w:t>
+        <w:t xml:space="preserve">Я чувствую себя, как после </w:t>
+      </w:r>
+      <w:proofErr w:type="spellStart"/>
+      <w:r>
+        <w:t>коматоза</w:t>
+      </w:r>
+      <w:proofErr w:type="spellEnd"/>
+      <w:r>
+        <w:t>.</w:t>
       </w:r>
     </w:p>
     <w:p>
@@ -39697,7 +41519,15 @@
     </w:p>
     <w:p>
       <w:r>
-        <w:t xml:space="preserve">— «Оним двенадцать дробь четыре три </w:t>
+        <w:t>— «</w:t>
+      </w:r>
+      <w:proofErr w:type="spellStart"/>
+      <w:r>
+        <w:t>Оним</w:t>
+      </w:r>
+      <w:proofErr w:type="spellEnd"/>
+      <w:r>
+        <w:t xml:space="preserve"> двенадцать дробь четыре три </w:t>
       </w:r>
       <w:r>
         <w:t>а</w:t>
@@ -39728,7 +41558,15 @@
     </w:p>
     <w:p>
       <w:r>
-        <w:t xml:space="preserve">— «Оним двенадцать дробь четыре три </w:t>
+        <w:t>— «</w:t>
+      </w:r>
+      <w:proofErr w:type="spellStart"/>
+      <w:r>
+        <w:t>Оним</w:t>
+      </w:r>
+      <w:proofErr w:type="spellEnd"/>
+      <w:r>
+        <w:t xml:space="preserve"> двенадцать дробь четыре три </w:t>
       </w:r>
       <w:r>
         <w:t>а</w:t>
@@ -39773,7 +41611,15 @@
     </w:p>
     <w:p>
       <w:r>
-        <w:t>Пункт назначения: Оним 12/43</w:t>
+        <w:t xml:space="preserve">Пункт назначения: </w:t>
+      </w:r>
+      <w:proofErr w:type="spellStart"/>
+      <w:r>
+        <w:t>Оним</w:t>
+      </w:r>
+      <w:proofErr w:type="spellEnd"/>
+      <w:r>
+        <w:t xml:space="preserve"> 12/43</w:t>
       </w:r>
       <w:r>
         <w:t>а</w:t>
@@ -39789,7 +41635,15 @@
     </w:p>
     <w:p>
       <w:r>
-        <w:t>Отправная точка: Оним 12/43</w:t>
+        <w:t xml:space="preserve">Отправная точка: </w:t>
+      </w:r>
+      <w:proofErr w:type="spellStart"/>
+      <w:r>
+        <w:t>Оним</w:t>
+      </w:r>
+      <w:proofErr w:type="spellEnd"/>
+      <w:r>
+        <w:t xml:space="preserve"> 12/43</w:t>
       </w:r>
       <w:r>
         <w:t>а (Альфа Акимовой)</w:t>
@@ -40116,7 +41970,23 @@
     </w:p>
     <w:p>
       <w:r>
-        <w:t>Всё в порядке. Мы — в бранке. Точка выхода — Оним 12/43</w:t>
+        <w:t xml:space="preserve">Всё в порядке. Мы — в </w:t>
+      </w:r>
+      <w:proofErr w:type="spellStart"/>
+      <w:r>
+        <w:t>бранке</w:t>
+      </w:r>
+      <w:proofErr w:type="spellEnd"/>
+      <w:r>
+        <w:t xml:space="preserve">. Точка выхода — </w:t>
+      </w:r>
+      <w:proofErr w:type="spellStart"/>
+      <w:r>
+        <w:t>Оним</w:t>
+      </w:r>
+      <w:proofErr w:type="spellEnd"/>
+      <w:r>
+        <w:t xml:space="preserve"> 12/43</w:t>
       </w:r>
       <w:r>
         <w:t>а</w:t>

--- a/abyss/Воронков_В_Бездна_света.docx
+++ b/abyss/Воронков_В_Бездна_света.docx
@@ -57,38 +57,17 @@
     </w:p>
     <w:p>
       <w:r>
-        <w:t xml:space="preserve">Технологию для путешествия к далёким звёздам открыли задолго до моего рождения. Сам переход космонавты называют </w:t>
-      </w:r>
-      <w:proofErr w:type="spellStart"/>
-      <w:r>
-        <w:t>бранком</w:t>
-      </w:r>
-      <w:proofErr w:type="spellEnd"/>
-      <w:r>
-        <w:t>. Потому что обозримая вселенная — брана. Гиперпространство — балк. Оба термина вступают в грамматический союз, порождая побочное дитя — неологизм, который никто, кроме нас, не понимает.</w:t>
-      </w:r>
-    </w:p>
-    <w:p>
-      <w:proofErr w:type="spellStart"/>
-      <w:r>
-        <w:t>Бранк</w:t>
-      </w:r>
-      <w:proofErr w:type="spellEnd"/>
-      <w:r>
-        <w:t>.</w:t>
-      </w:r>
-    </w:p>
-    <w:p>
-      <w:r>
-        <w:t xml:space="preserve">Во время </w:t>
-      </w:r>
-      <w:proofErr w:type="spellStart"/>
-      <w:r>
-        <w:t>бранка</w:t>
-      </w:r>
-      <w:proofErr w:type="spellEnd"/>
-      <w:r>
-        <w:t xml:space="preserve"> снятся кошмары. Об этом все знают. Так человеческое сознание </w:t>
+        <w:t>Технологию для путешествия к далёким звёздам открыли задолго до моего рождения. Сам переход космонавты называют бранком. Потому что обозримая вселенная — брана. Гиперпространство — балк. Оба термина вступают в грамматический союз, порождая побочное дитя — неологизм, который никто, кроме нас, не понимает.</w:t>
+      </w:r>
+    </w:p>
+    <w:p>
+      <w:r>
+        <w:t>Бранк.</w:t>
+      </w:r>
+    </w:p>
+    <w:p>
+      <w:r>
+        <w:t xml:space="preserve">Во время бранка снятся кошмары. Об этом все знают. Так человеческое сознание </w:t>
       </w:r>
       <w:r>
         <w:t>отзывается</w:t>
@@ -120,15 +99,7 @@
     </w:p>
     <w:p>
       <w:r>
-        <w:t xml:space="preserve">Тебе снится обычный для </w:t>
-      </w:r>
-      <w:proofErr w:type="spellStart"/>
-      <w:r>
-        <w:t>бранка</w:t>
-      </w:r>
-      <w:proofErr w:type="spellEnd"/>
-      <w:r>
-        <w:t xml:space="preserve"> кошмар, к которым все мы давно привыкли. Ты просыпаешься, вылезаешь из амниона, неуклюже барахтаясь в невесомости, точно едва успел родиться на свет. Дёргаешь за рычаг в стене, чтобы открыть люк в соединительный тракт между отсеками, где побольше пространства.</w:t>
+        <w:t>Тебе снится обычный для бранка кошмар, к которым все мы давно привыкли. Ты просыпаешься, вылезаешь из амниона, неуклюже барахтаясь в невесомости, точно едва успел родиться на свет. Дёргаешь за рычаг в стене, чтобы открыть люк в соединительный тракт между отсеками, где побольше пространства.</w:t>
       </w:r>
     </w:p>
     <w:p>
@@ -157,44 +128,12 @@
         <w:t xml:space="preserve"> и правда</w:t>
       </w:r>
       <w:r>
-        <w:t xml:space="preserve"> сдаёт после долгих полётов. Поэтому к экипажам приписан </w:t>
-      </w:r>
-      <w:proofErr w:type="spellStart"/>
-      <w:r>
-        <w:t>политкор</w:t>
-      </w:r>
-      <w:proofErr w:type="spellEnd"/>
-      <w:r>
-        <w:t xml:space="preserve"> — в </w:t>
-      </w:r>
-      <w:proofErr w:type="spellStart"/>
-      <w:r>
-        <w:t>бранке</w:t>
-      </w:r>
-      <w:proofErr w:type="spellEnd"/>
-      <w:r>
-        <w:t xml:space="preserve"> он не летает, редко какой </w:t>
-      </w:r>
-      <w:proofErr w:type="spellStart"/>
-      <w:r>
-        <w:t>политкор</w:t>
-      </w:r>
-      <w:proofErr w:type="spellEnd"/>
-      <w:r>
-        <w:t xml:space="preserve"> это выдержит, — но по возращении проводит с каждым тщательные беседы, как мозгоправ из психиатрической больницы. Некоторых даже снимают с полётов, отправляют на минводы, как в ссылку, на принудительное лечение.</w:t>
-      </w:r>
-    </w:p>
-    <w:p>
-      <w:r>
-        <w:t xml:space="preserve">Мой самый первый </w:t>
-      </w:r>
-      <w:proofErr w:type="spellStart"/>
-      <w:r>
-        <w:t>бранк</w:t>
-      </w:r>
-      <w:proofErr w:type="spellEnd"/>
-      <w:r>
-        <w:t xml:space="preserve"> длился всего шесть с небольшим часов — спать было некогда и даже испугаться толком я не успел. Было лишь странное чувство после выхода. Вроде всё хорошо, ничего не болит, сознание ясное, </w:t>
+        <w:t xml:space="preserve"> сдаёт после долгих полётов. Поэтому к экипажам приписан политкор — в бранке он не летает, редко какой политкор это выдержит, — но по возращении проводит с каждым тщательные беседы, как мозгоправ из психиатрической больницы. Некоторых даже снимают с полётов, отправляют на минводы, как в ссылку, на принудительное лечение.</w:t>
+      </w:r>
+    </w:p>
+    <w:p>
+      <w:r>
+        <w:t xml:space="preserve">Мой самый первый бранк длился всего шесть с небольшим часов — спать было некогда и даже испугаться толком я не успел. Было лишь странное чувство после выхода. Вроде всё хорошо, ничего не болит, сознание ясное, </w:t>
       </w:r>
       <w:r>
         <w:t>но</w:t>
@@ -209,15 +148,7 @@
     </w:p>
     <w:p>
       <w:r>
-        <w:t xml:space="preserve">Следующий </w:t>
-      </w:r>
-      <w:proofErr w:type="spellStart"/>
-      <w:r>
-        <w:t>бранк</w:t>
-      </w:r>
-      <w:proofErr w:type="spellEnd"/>
-      <w:r>
-        <w:t xml:space="preserve">, через пару недель, занял уже почти трое суток — кошмары были, но реальный кошмар поджидал меня после пробуждения. Я боялся самого балка, </w:t>
+        <w:t xml:space="preserve">Следующий бранк, через пару недель, занял уже почти трое суток — кошмары были, но реальный кошмар поджидал меня после пробуждения. Я боялся самого балка, </w:t>
       </w:r>
       <w:r>
         <w:t>неисчислимой</w:t>
@@ -251,15 +182,7 @@
         <w:t>животный</w:t>
       </w:r>
       <w:r>
-        <w:t xml:space="preserve"> ужас от перехода сменился скукой и дежурной рутиной во время вахты. Тело больше не казалось чужим, а кошмары, скорее, утомляли, чем пугали. Но потом меня включили в экипаж «Грозного», который шёл по срочному приказу к научно-исследовательской станции в Бете Громовой. Это был </w:t>
-      </w:r>
-      <w:proofErr w:type="spellStart"/>
-      <w:r>
-        <w:t>бранк</w:t>
-      </w:r>
-      <w:proofErr w:type="spellEnd"/>
-      <w:r>
-        <w:t xml:space="preserve"> длиною в четыреста девяносто семь часов.</w:t>
+        <w:t xml:space="preserve"> ужас от перехода сменился скукой и дежурной рутиной во время вахты. Тело больше не казалось чужим, а кошмары, скорее, утомляли, чем пугали. Но потом меня включили в экипаж «Грозного», который шёл по срочному приказу к научно-исследовательской станции в Бете Громовой. Это был бранк длиною в четыреста девяносто семь часов.</w:t>
       </w:r>
     </w:p>
     <w:p>
@@ -287,15 +210,7 @@
     </w:p>
     <w:p>
       <w:r>
-        <w:t xml:space="preserve">Плавание — это не моё. Моих умений едва хватает на то, чтобы сдавать предполётные нормативы. Вырос я в Стальске-12, промышленном городе в центральной полосе, который забывают иногда отметить на картах. В </w:t>
-      </w:r>
-      <w:proofErr w:type="spellStart"/>
-      <w:r>
-        <w:t>Стальске</w:t>
-      </w:r>
-      <w:proofErr w:type="spellEnd"/>
-      <w:r>
-        <w:t xml:space="preserve"> естественных водоёмов нет, а бассейн, куда меня однажды сводил отец, так провонял жгучей хлоркой, что напомина</w:t>
+        <w:t>Плавание — это не моё. Моих умений едва хватает на то, чтобы сдавать предполётные нормативы. Вырос я в Стальске-12, промышленном городе в центральной полосе, который забывают иногда отметить на картах. В Стальске естественных водоёмов нет, а бассейн, куда меня однажды сводил отец, так провонял жгучей хлоркой, что напомина</w:t>
       </w:r>
       <w:r>
         <w:t>л</w:t>
@@ -436,15 +351,7 @@
     </w:p>
     <w:p>
       <w:r>
-        <w:t xml:space="preserve">Я пригляделся и увидел внизу свет — обманчивый, как последняя надежда. Нет смысла сопротивляться. Ожившее течение утягивает к </w:t>
-      </w:r>
-      <w:proofErr w:type="spellStart"/>
-      <w:r>
-        <w:t>мреющему</w:t>
-      </w:r>
-      <w:proofErr w:type="spellEnd"/>
-      <w:r>
-        <w:t xml:space="preserve"> в глубине огоньку, и тот с каждой секундой растёт и крепнет, напитываясь моей слабостью.</w:t>
+        <w:t>Я пригляделся и увидел внизу свет — обманчивый, как последняя надежда. Нет смысла сопротивляться. Ожившее течение утягивает к мреющему в глубине огоньку, и тот с каждой секундой растёт и крепнет, напитываясь моей слабостью.</w:t>
       </w:r>
     </w:p>
     <w:p>
@@ -663,23 +570,7 @@
     </w:p>
     <w:p>
       <w:r>
-        <w:t xml:space="preserve">Я выбрался из амниона — запутавшись как обычно в застёжках — и завис посреди каюты, едва не приложившись головой о торчащий из стены поручень. </w:t>
-      </w:r>
-      <w:proofErr w:type="spellStart"/>
-      <w:r>
-        <w:t>Гравитонная</w:t>
-      </w:r>
-      <w:proofErr w:type="spellEnd"/>
-      <w:r>
-        <w:t xml:space="preserve"> камера во время </w:t>
-      </w:r>
-      <w:proofErr w:type="spellStart"/>
-      <w:r>
-        <w:t>бранка</w:t>
-      </w:r>
-      <w:proofErr w:type="spellEnd"/>
-      <w:r>
-        <w:t xml:space="preserve"> не работает, и приходится мириться с невесомостью.</w:t>
+        <w:t>Я выбрался из амниона — запутавшись как обычно в застёжках — и завис посреди каюты, едва не приложившись головой о торчащий из стены поручень. Гравитонная камера во время бранка не работает, и приходится мириться с невесомостью.</w:t>
       </w:r>
     </w:p>
     <w:p>
@@ -705,15 +596,7 @@
     </w:p>
     <w:p>
       <w:r>
-        <w:t xml:space="preserve">Табельные часы с логотипом «Грозного», которые в </w:t>
-      </w:r>
-      <w:proofErr w:type="spellStart"/>
-      <w:r>
-        <w:t>бранке</w:t>
-      </w:r>
-      <w:proofErr w:type="spellEnd"/>
-      <w:r>
-        <w:t xml:space="preserve"> используются как будильник, сердито вибрировали и покалывали кожу. Я раздражённо содрал часы с запястья.</w:t>
+        <w:t>Табельные часы с логотипом «Грозного», которые в бранке используются как будильник, сердито вибрировали и покалывали кожу. Я раздражённо содрал часы с запястья.</w:t>
       </w:r>
     </w:p>
     <w:p>
@@ -810,15 +693,7 @@
     </w:p>
     <w:p>
       <w:r>
-        <w:t xml:space="preserve">Электронные аппараты во время </w:t>
-      </w:r>
-      <w:proofErr w:type="spellStart"/>
-      <w:r>
-        <w:t>бранка</w:t>
-      </w:r>
-      <w:proofErr w:type="spellEnd"/>
-      <w:r>
-        <w:t xml:space="preserve"> не работают, и вместо них трудятся механические интегралы, которые устроены примерно так же, как мои наручные часы.</w:t>
+        <w:t>Электронные аппараты во время бранка не работают, и вместо них трудятся механические интегралы, которые устроены примерно так же, как мои наручные часы.</w:t>
       </w:r>
     </w:p>
     <w:p>
@@ -875,15 +750,7 @@
     <w:p>
       <w:r>
         <w:lastRenderedPageBreak/>
-        <w:t xml:space="preserve">Три огня — навигатор мёртв. Такого в </w:t>
-      </w:r>
-      <w:proofErr w:type="spellStart"/>
-      <w:r>
-        <w:t>бранке</w:t>
-      </w:r>
-      <w:proofErr w:type="spellEnd"/>
-      <w:r>
-        <w:t xml:space="preserve"> никогда не происходит.</w:t>
+        <w:t>Три огня — навигатор мёртв. Такого в бранке никогда не происходит.</w:t>
       </w:r>
     </w:p>
     <w:p>
@@ -980,15 +847,7 @@
     </w:p>
     <w:p>
       <w:r>
-        <w:t xml:space="preserve">Люк глухо клацнул, </w:t>
-      </w:r>
-      <w:proofErr w:type="spellStart"/>
-      <w:r>
-        <w:t>примагнитившись</w:t>
-      </w:r>
-      <w:proofErr w:type="spellEnd"/>
-      <w:r>
-        <w:t xml:space="preserve"> к стене.</w:t>
+        <w:t>Люк глухо клацнул, примагнитившись к стене.</w:t>
       </w:r>
     </w:p>
     <w:p>
@@ -1077,15 +936,7 @@
     </w:p>
     <w:p>
       <w:r>
-        <w:t xml:space="preserve">— Понятно, почему я проснулся! — Ключ ритмично поворачивался в модуле, громко чеканя секунды. — Говорят же, что сны в </w:t>
-      </w:r>
-      <w:proofErr w:type="spellStart"/>
-      <w:r>
-        <w:t>бранке</w:t>
-      </w:r>
-      <w:proofErr w:type="spellEnd"/>
-      <w:r>
-        <w:t xml:space="preserve"> не просто так снятся!</w:t>
+        <w:t>— Понятно, почему я проснулся! — Ключ ритмично поворачивался в модуле, громко чеканя секунды. — Говорят же, что сны в бранке не просто так снятся!</w:t>
       </w:r>
     </w:p>
     <w:p>
@@ -1132,15 +983,7 @@
     </w:p>
     <w:p>
       <w:r>
-        <w:t xml:space="preserve">Майоров переместился к центральному анализатору, циану — встроенному в стену металлическому шкафу с похожими на </w:t>
-      </w:r>
-      <w:proofErr w:type="spellStart"/>
-      <w:r>
-        <w:t>лимбовые</w:t>
-      </w:r>
-      <w:proofErr w:type="spellEnd"/>
-      <w:r>
-        <w:t xml:space="preserve"> замки регуляторами.</w:t>
+        <w:t>Майоров переместился к центральному анализатору, циану — встроенному в стену металлическому шкафу с похожими на лимбовые замки регуляторами.</w:t>
       </w:r>
     </w:p>
     <w:p>
@@ -1223,15 +1066,7 @@
     </w:p>
     <w:p>
       <w:r>
-        <w:t xml:space="preserve">— А чего тут решать? — проговорил Керман, с трудом ворочая во рту словами, как после заморозки. — Так-то мы уже раз двадцать всё проверили. Циан в порядке. Ты от меня чего хочешь? Из </w:t>
-      </w:r>
-      <w:proofErr w:type="spellStart"/>
-      <w:r>
-        <w:t>бранка</w:t>
-      </w:r>
-      <w:proofErr w:type="spellEnd"/>
-      <w:r>
-        <w:t xml:space="preserve"> же </w:t>
+        <w:t xml:space="preserve">— А чего тут решать? — проговорил Керман, с трудом ворочая во рту словами, как после заморозки. — Так-то мы уже раз двадцать всё проверили. Циан в порядке. Ты от меня чего хочешь? Из бранка же </w:t>
       </w:r>
       <w:r>
         <w:t xml:space="preserve">мы досрочно </w:t>
@@ -1242,15 +1077,7 @@
     </w:p>
     <w:p>
       <w:r>
-        <w:t xml:space="preserve">— Я понимаю, что из </w:t>
-      </w:r>
-      <w:proofErr w:type="spellStart"/>
-      <w:r>
-        <w:t>бранка</w:t>
-      </w:r>
-      <w:proofErr w:type="spellEnd"/>
-      <w:r>
-        <w:t xml:space="preserve"> не выйдем! — </w:t>
+        <w:t xml:space="preserve">— Я понимаю, что из бранка не выйдем! — </w:t>
       </w:r>
       <w:r>
         <w:t>выдохнул</w:t>
@@ -1350,15 +1177,7 @@
     </w:p>
     <w:p>
       <w:r>
-        <w:t xml:space="preserve">— Во-о-от! — закивал Керман. — Так-то я тебя понимаю. Руки чешутся, хочется что-то сделать. Подвиг там гражданский совершить. После нескольких </w:t>
-      </w:r>
-      <w:proofErr w:type="spellStart"/>
-      <w:r>
-        <w:t>бранков</w:t>
-      </w:r>
-      <w:proofErr w:type="spellEnd"/>
-      <w:r>
-        <w:t xml:space="preserve"> ещё не успеваешь вникнуть во всю, так сказать, философию нашей ситуации.</w:t>
+        <w:t>— Во-о-от! — закивал Керман. — Так-то я тебя понимаю. Руки чешутся, хочется что-то сделать. Подвиг там гражданский совершить. После нескольких бранков ещё не успеваешь вникнуть во всю, так сказать, философию нашей ситуации.</w:t>
       </w:r>
     </w:p>
     <w:p>
@@ -1410,23 +1229,7 @@
     </w:p>
     <w:p>
       <w:r>
-        <w:t xml:space="preserve">— Я и не преувеличиваю. Все же понимают, на что идут, когда на трёхнедельный </w:t>
-      </w:r>
-      <w:proofErr w:type="spellStart"/>
-      <w:r>
-        <w:t>бранк</w:t>
-      </w:r>
-      <w:proofErr w:type="spellEnd"/>
-      <w:r>
-        <w:t xml:space="preserve"> подписываются. Теперь вот и молодёжь понимает. Ты не бледней так быстро, — подмигнул мне Керман. — Если что, у меня пятьдесят шестой </w:t>
-      </w:r>
-      <w:proofErr w:type="spellStart"/>
-      <w:r>
-        <w:t>бранк</w:t>
-      </w:r>
-      <w:proofErr w:type="spellEnd"/>
-      <w:r>
-        <w:t>, а я до сих пор тут с вами беседы беседую.</w:t>
+        <w:t>— Я и не преувеличиваю. Все же понимают, на что идут, когда на трёхнедельный бранк подписываются. Теперь вот и молодёжь понимает. Ты не бледней так быстро, — подмигнул мне Керман. — Если что, у меня пятьдесят шестой бранк, а я до сих пор тут с вами беседы беседую.</w:t>
       </w:r>
     </w:p>
     <w:p>
@@ -1504,15 +1307,7 @@
         <w:t xml:space="preserve">лет </w:t>
       </w:r>
       <w:r>
-        <w:t xml:space="preserve">меня старше. Керман ещё в начале полёта сказал, что Григорьев никогда не спит во время </w:t>
-      </w:r>
-      <w:proofErr w:type="spellStart"/>
-      <w:r>
-        <w:t>бранка</w:t>
-      </w:r>
-      <w:proofErr w:type="spellEnd"/>
-      <w:r>
-        <w:t>. Поверить в то, что главный пилот почти три недели прожил без сна было решительно невозможно, но пару раз я сталкивался с ним во время вахты, когда он плавал по коридору, как лунатик.</w:t>
+        <w:t>меня старше. Керман ещё в начале полёта сказал, что Григорьев никогда не спит во время бранка. Поверить в то, что главный пилот почти три недели прожил без сна было решительно невозможно, но пару раз я сталкивался с ним во время вахты, когда он плавал по коридору, как лунатик.</w:t>
       </w:r>
     </w:p>
     <w:p>
@@ -1546,15 +1341,7 @@
     </w:p>
     <w:p>
       <w:r>
-        <w:t xml:space="preserve">Григорьев осмотрел обесточенную консоль — во время </w:t>
-      </w:r>
-      <w:proofErr w:type="spellStart"/>
-      <w:r>
-        <w:t>бранка</w:t>
-      </w:r>
-      <w:proofErr w:type="spellEnd"/>
-      <w:r>
-        <w:t xml:space="preserve"> рубка напомина</w:t>
+        <w:t>Григорьев осмотрел обесточенную консоль — во время бранка рубка напомина</w:t>
       </w:r>
       <w:r>
         <w:t>ет</w:t>
@@ -1587,15 +1374,7 @@
         <w:t xml:space="preserve"> ж</w:t>
       </w:r>
       <w:r>
-        <w:t xml:space="preserve"> его знает, что вы там, инженеры, </w:t>
-      </w:r>
-      <w:proofErr w:type="spellStart"/>
-      <w:r>
-        <w:t>напридумали</w:t>
-      </w:r>
-      <w:proofErr w:type="spellEnd"/>
-      <w:r>
-        <w:t>. Смысла дёргаться в любом случае нет. Всё равно раньше времени отсюда не выберемся.</w:t>
+        <w:t xml:space="preserve"> его знает, что вы там, инженеры, напридумали. Смысла дёргаться в любом случае нет. Всё равно раньше времени отсюда не выберемся.</w:t>
       </w:r>
     </w:p>
     <w:p>
@@ -1626,15 +1405,7 @@
     </w:p>
     <w:p>
       <w:r>
-        <w:t xml:space="preserve">— Хочется уже что-нибудь полезное сделать. Я говорил вроде, что летал раньше в Бету Громовой. Тогда, кстати, на редкость удачный был выход, совсем рядом со станцией выкинуло. Всё, что осталось — проложить короткий курс и в гости на стыковку. А там автоматы в основном работают. Вместе с пулемётами. Пилот — самый бесполезный член экипажа во время </w:t>
-      </w:r>
-      <w:proofErr w:type="spellStart"/>
-      <w:r>
-        <w:t>бранка</w:t>
-      </w:r>
-      <w:proofErr w:type="spellEnd"/>
-      <w:r>
-        <w:t>.</w:t>
+        <w:t>— Хочется уже что-нибудь полезное сделать. Я говорил вроде, что летал раньше в Бету Громовой. Тогда, кстати, на редкость удачный был выход, совсем рядом со станцией выкинуло. Всё, что осталось — проложить короткий курс и в гости на стыковку. А там автоматы в основном работают. Вместе с пулемётами. Пилот — самый бесполезный член экипажа во время бранка.</w:t>
       </w:r>
     </w:p>
     <w:p>
@@ -1644,15 +1415,7 @@
     </w:p>
     <w:p>
       <w:r>
-        <w:t xml:space="preserve">— А что, разве не правда? — Григорьев откинулся на подголовник и прикрыл глаза. Потолочный свет тут же выбелил его ещё молодое лицо, превратив в гипсовую маску. — Я, между прочим, спал. Недолго, правда. Майоров разбудил, люками гремел. Хотя спать во время </w:t>
-      </w:r>
-      <w:proofErr w:type="spellStart"/>
-      <w:r>
-        <w:t>бранка</w:t>
-      </w:r>
-      <w:proofErr w:type="spellEnd"/>
-      <w:r>
-        <w:t xml:space="preserve"> — сомнительное удовольствие.</w:t>
+        <w:t>— А что, разве не правда? — Григорьев откинулся на подголовник и прикрыл глаза. Потолочный свет тут же выбелил его ещё молодое лицо, превратив в гипсовую маску. — Я, между прочим, спал. Недолго, правда. Майоров разбудил, люками гремел. Хотя спать во время бранка — сомнительное удовольствие.</w:t>
       </w:r>
     </w:p>
     <w:p>
@@ -1677,15 +1440,7 @@
     </w:p>
     <w:p>
       <w:r>
-        <w:t xml:space="preserve">Сны в </w:t>
-      </w:r>
-      <w:proofErr w:type="spellStart"/>
-      <w:r>
-        <w:t>бранке</w:t>
-      </w:r>
-      <w:proofErr w:type="spellEnd"/>
-      <w:r>
-        <w:t xml:space="preserve"> у всех разные, но большинство либо плывут (и тонут), либо куда-то летят и закономерно падают. И то, и другое считается естественным откликом здоровой психики на невесомость и </w:t>
+        <w:t xml:space="preserve">Сны в бранке у всех разные, но большинство либо плывут (и тонут), либо куда-то летят и закономерно падают. И то, и другое считается естественным откликом здоровой психики на невесомость и </w:t>
       </w:r>
       <w:r>
         <w:t>чёрную бездна</w:t>
@@ -1724,15 +1479,7 @@
         <w:t>сказал</w:t>
       </w:r>
       <w:r>
-        <w:t xml:space="preserve"> Григорьев. — Видел я результаты твоих нормативов. По нижней планке идёшь. Говорят, на следующей партийной деке нормативы усилят. Я бы советовал, как вернёшься, взять в бассейн </w:t>
-      </w:r>
-      <w:proofErr w:type="spellStart"/>
-      <w:r>
-        <w:t>абонементик</w:t>
-      </w:r>
-      <w:proofErr w:type="spellEnd"/>
-      <w:r>
-        <w:t>. Глупо будет вылететь из-за такой ерунды.</w:t>
+        <w:t xml:space="preserve"> Григорьев. — Видел я результаты твоих нормативов. По нижней планке идёшь. Говорят, на следующей партийной деке нормативы усилят. Я бы советовал, как вернёшься, взять в бассейн абонементик. Глупо будет вылететь из-за такой ерунды.</w:t>
       </w:r>
     </w:p>
     <w:p>
@@ -1920,15 +1667,7 @@
     </w:p>
     <w:p>
       <w:r>
-        <w:t xml:space="preserve">— Чем она примечательна, «Заря» эта, что мы ради неё три недели в </w:t>
-      </w:r>
-      <w:proofErr w:type="spellStart"/>
-      <w:r>
-        <w:t>бранке</w:t>
-      </w:r>
-      <w:proofErr w:type="spellEnd"/>
-      <w:r>
-        <w:t xml:space="preserve"> торчим?</w:t>
+        <w:t>— Чем она примечательна, «Заря» эта, что мы ради неё три недели в бранке торчим?</w:t>
       </w:r>
     </w:p>
     <w:p>
@@ -2078,15 +1817,7 @@
     </w:p>
     <w:p>
       <w:r>
-        <w:t xml:space="preserve">— Ни разу ещё секунда в секунду не выходил из </w:t>
-      </w:r>
-      <w:proofErr w:type="spellStart"/>
-      <w:r>
-        <w:t>бранка</w:t>
-      </w:r>
-      <w:proofErr w:type="spellEnd"/>
-      <w:r>
-        <w:t>, — сказал Григорьев.</w:t>
+        <w:t>— Ни разу ещё секунда в секунду не выходил из бранка, — сказал Григорьев.</w:t>
       </w:r>
     </w:p>
     <w:p>
@@ -2107,15 +1838,7 @@
     </w:p>
     <w:p>
       <w:r>
-        <w:t xml:space="preserve">Майоров, насколько я успел понять, всегда с параноидальной точностью придерживался уставов и негласных правил — видимо, боялся, что за ним следит незримый </w:t>
-      </w:r>
-      <w:proofErr w:type="spellStart"/>
-      <w:r>
-        <w:t>политкор</w:t>
-      </w:r>
-      <w:proofErr w:type="spellEnd"/>
-      <w:r>
-        <w:t>.</w:t>
+        <w:t>Майоров, насколько я успел понять, всегда с параноидальной точностью придерживался уставов и негласных правил — видимо, боялся, что за ним следит незримый политкор.</w:t>
       </w:r>
     </w:p>
     <w:p>
@@ -2303,15 +2026,7 @@
     </w:p>
     <w:p>
       <w:r>
-        <w:t xml:space="preserve">— Отлично, все молодцы. — Странно было слышать похвалу, когда ты лежал в ложементе и ничего не делал. — Олег, заведи аппараты и </w:t>
-      </w:r>
-      <w:proofErr w:type="spellStart"/>
-      <w:r>
-        <w:t>гравитонную</w:t>
-      </w:r>
-      <w:proofErr w:type="spellEnd"/>
-      <w:r>
-        <w:t xml:space="preserve"> камеру. Понял? Сначала аппараты, </w:t>
+        <w:t xml:space="preserve">— Отлично, все молодцы. — Странно было слышать похвалу, когда ты лежал в ложементе и ничего не делал. — Олег, заведи аппараты и гравитонную камеру. Понял? Сначала аппараты, </w:t>
       </w:r>
       <w:r>
         <w:t>а после них</w:t>
@@ -2422,15 +2137,7 @@
     <w:p>
       <w:r>
         <w:lastRenderedPageBreak/>
-        <w:t xml:space="preserve"> Я ухватился обеими руками за страховочный поручень, любезно отмеченный табличкой: «Держаться здесь». </w:t>
-      </w:r>
-      <w:proofErr w:type="spellStart"/>
-      <w:r>
-        <w:t>Гравитонный</w:t>
-      </w:r>
-      <w:proofErr w:type="spellEnd"/>
-      <w:r>
-        <w:t xml:space="preserve"> привод заводится обычно долго.</w:t>
+        <w:t xml:space="preserve"> Я ухватился обеими руками за страховочный поручень, любезно отмеченный табличкой: «Держаться здесь». Гравитонный привод заводится обычно долго.</w:t>
       </w:r>
     </w:p>
     <w:p>
@@ -2455,15 +2162,7 @@
     </w:p>
     <w:p>
       <w:r>
-        <w:t xml:space="preserve">Табличка с расцарапанным предупреждением замигала, и меня, как магнитом, притянуло к полу. Ноги с непривычки затряслись, и я, не выдержав, упал на колени, преклонился перед </w:t>
-      </w:r>
-      <w:proofErr w:type="spellStart"/>
-      <w:r>
-        <w:t>гравитонной</w:t>
-      </w:r>
-      <w:proofErr w:type="spellEnd"/>
-      <w:r>
-        <w:t xml:space="preserve"> камерой, которая с пугающей убедительностью обманыва</w:t>
+        <w:t>Табличка с расцарапанным предупреждением замигала, и меня, как магнитом, притянуло к полу. Ноги с непривычки затряслись, и я, не выдержав, упал на колени, преклонился перед гравитонной камерой, которая с пугающей убедительностью обманыва</w:t>
       </w:r>
       <w:r>
         <w:t>ет</w:t>
@@ -2569,15 +2268,7 @@
     </w:p>
     <w:p>
       <w:r>
-        <w:t xml:space="preserve">Керман покрутил </w:t>
-      </w:r>
-      <w:proofErr w:type="spellStart"/>
-      <w:r>
-        <w:t>лимбовые</w:t>
-      </w:r>
-      <w:proofErr w:type="spellEnd"/>
-      <w:r>
-        <w:t xml:space="preserve"> замки на циане, присмотрелся к рискам, сощурив глаза так, что брови наползли на веки, и громко выругался.</w:t>
+        <w:t>Керман покрутил лимбовые замки на циане, присмотрелся к рискам, сощурив глаза так, что брови наползли на веки, и громко выругался.</w:t>
       </w:r>
     </w:p>
     <w:p>
@@ -2643,15 +2334,7 @@
     </w:p>
     <w:p>
       <w:r>
-        <w:t xml:space="preserve">— Олег! — сказал он. — Реаниматор в </w:t>
-      </w:r>
-      <w:proofErr w:type="spellStart"/>
-      <w:r>
-        <w:t>медотсеке</w:t>
-      </w:r>
-      <w:proofErr w:type="spellEnd"/>
-      <w:r>
-        <w:t>!</w:t>
+        <w:t>— Олег! — сказал он. — Реаниматор в медотсеке!</w:t>
       </w:r>
     </w:p>
     <w:p>
@@ -2857,60 +2540,47 @@
         <w:t>Давайте в</w:t>
       </w:r>
       <w:r>
+        <w:t xml:space="preserve"> медкапсулу</w:t>
+      </w:r>
+      <w:r>
         <w:t xml:space="preserve"> </w:t>
       </w:r>
-      <w:proofErr w:type="spellStart"/>
-      <w:r>
-        <w:t>медкапсулу</w:t>
-      </w:r>
-      <w:proofErr w:type="spellEnd"/>
+      <w:r>
+        <w:t>её положим.</w:t>
+      </w:r>
+      <w:r>
+        <w:t xml:space="preserve"> — </w:t>
+      </w:r>
+      <w:r>
+        <w:t>Ж</w:t>
+      </w:r>
+      <w:r>
+        <w:t>илы на шее у Григорьева напряглись</w:t>
+      </w:r>
+      <w:r>
+        <w:t>.</w:t>
+      </w:r>
+      <w:r>
+        <w:t xml:space="preserve"> —</w:t>
+      </w:r>
       <w:r>
         <w:t xml:space="preserve"> </w:t>
       </w:r>
       <w:r>
-        <w:t>её положим.</w:t>
-      </w:r>
-      <w:r>
-        <w:t xml:space="preserve"> — </w:t>
-      </w:r>
-      <w:r>
-        <w:t>Ж</w:t>
-      </w:r>
-      <w:r>
-        <w:t>илы на шее у Григорьева напряглись</w:t>
-      </w:r>
-      <w:r>
-        <w:t>.</w:t>
-      </w:r>
-      <w:r>
-        <w:t xml:space="preserve"> —</w:t>
+        <w:t>Вдруг мы чего…</w:t>
+      </w:r>
+    </w:p>
+    <w:p>
+      <w:r>
+        <w:t xml:space="preserve">— Она мертва, — сказал Керман. — </w:t>
+      </w:r>
+      <w:r>
+        <w:t>Чем медкапсула сейчас поможет?</w:t>
       </w:r>
       <w:r>
         <w:t xml:space="preserve"> </w:t>
       </w:r>
       <w:r>
-        <w:t>Вдруг мы чего…</w:t>
-      </w:r>
-    </w:p>
-    <w:p>
-      <w:r>
-        <w:t xml:space="preserve">— Она мертва, — сказал Керман. — </w:t>
-      </w:r>
-      <w:r>
-        <w:t xml:space="preserve">Чем </w:t>
-      </w:r>
-      <w:proofErr w:type="spellStart"/>
-      <w:r>
-        <w:t>медкапсула</w:t>
-      </w:r>
-      <w:proofErr w:type="spellEnd"/>
-      <w:r>
-        <w:t xml:space="preserve"> сейчас поможет?</w:t>
-      </w:r>
-      <w:r>
-        <w:t xml:space="preserve"> </w:t>
-      </w:r>
-      <w:r>
         <w:t xml:space="preserve">Ты ей </w:t>
       </w:r>
       <w:r>
@@ -2943,15 +2613,7 @@
         <w:t>пробормотал</w:t>
       </w:r>
       <w:r>
-        <w:t xml:space="preserve"> Керман. — В </w:t>
-      </w:r>
-      <w:proofErr w:type="spellStart"/>
-      <w:r>
-        <w:t>бранке</w:t>
-      </w:r>
-      <w:proofErr w:type="spellEnd"/>
-      <w:r>
-        <w:t xml:space="preserve"> она была живая, иначе мы бы не вышли.</w:t>
+        <w:t xml:space="preserve"> Керман. — В бранке она была живая, иначе мы бы не вышли.</w:t>
       </w:r>
     </w:p>
     <w:p>
@@ -3105,15 +2767,7 @@
     </w:p>
     <w:p>
       <w:r>
-        <w:t xml:space="preserve">— Какая разница, сколько летает! — сказал Григорьев. — Рано или поздно </w:t>
-      </w:r>
-      <w:proofErr w:type="spellStart"/>
-      <w:r>
-        <w:t>бранк</w:t>
-      </w:r>
-      <w:proofErr w:type="spellEnd"/>
-      <w:r>
-        <w:t xml:space="preserve"> тебя достанет</w:t>
+        <w:t>— Какая разница, сколько летает! — сказал Григорьев. — Рано или поздно бранк тебя достанет</w:t>
       </w:r>
       <w:r>
         <w:t>!</w:t>
@@ -3199,15 +2853,7 @@
     </w:p>
     <w:p>
       <w:r>
-        <w:t xml:space="preserve">— Товарищи! — сказал Майоров. — Я понимаю, что все устали после </w:t>
-      </w:r>
-      <w:proofErr w:type="spellStart"/>
-      <w:r>
-        <w:t>бранка</w:t>
-      </w:r>
-      <w:proofErr w:type="spellEnd"/>
-      <w:r>
-        <w:t>, особенно с таким выходом. Но давайте соберёмся, задачу никто не отменял.</w:t>
+        <w:t>— Товарищи! — сказал Майоров. — Я понимаю, что все устали после бранка, особенно с таким выходом. Но давайте соберёмся, задачу никто не отменял.</w:t>
       </w:r>
     </w:p>
     <w:p>
@@ -3237,15 +2883,7 @@
     </w:p>
     <w:p>
       <w:r>
-        <w:t xml:space="preserve">— Ты, Андрюш, ерунду-то не пори! — огрызнулся Керман. — У неё и так глаза на мокром месте! Вы же не будете всерьёз это обсуждать? Трехнедельный </w:t>
-      </w:r>
-      <w:proofErr w:type="spellStart"/>
-      <w:r>
-        <w:t>бранк</w:t>
-      </w:r>
-      <w:proofErr w:type="spellEnd"/>
-      <w:r>
-        <w:t xml:space="preserve"> — дорога в один конец, все это понимают.</w:t>
+        <w:t>— Ты, Андрюш, ерунду-то не пори! — огрызнулся Керман. — У неё и так глаза на мокром месте! Вы же не будете всерьёз это обсуждать? Трехнедельный бранк — дорога в один конец, все это понимают.</w:t>
       </w:r>
     </w:p>
     <w:p>
@@ -3329,15 +2967,7 @@
     </w:p>
     <w:p>
       <w:r>
-        <w:t xml:space="preserve">Жизнь на станции после </w:t>
-      </w:r>
-      <w:proofErr w:type="spellStart"/>
-      <w:r>
-        <w:t>бранка</w:t>
-      </w:r>
-      <w:proofErr w:type="spellEnd"/>
-      <w:r>
-        <w:t xml:space="preserve"> меня не пугала. Скорее, даже немного интриговала. Два месяца, так два месяца. Люди зачастую годами живут на осах и с ума не сходят — не то, что во время перехода. Там будет стабильная гравитация, спокойные сны без кошмаров.</w:t>
+        <w:t>Жизнь на станции после бранка меня не пугала. Скорее, даже немного интриговала. Два месяца, так два месяца. Люди зачастую годами живут на осах и с ума не сходят — не то, что во время перехода. Там будет стабильная гравитация, спокойные сны без кошмаров.</w:t>
       </w:r>
     </w:p>
     <w:p>
@@ -3447,15 +3077,7 @@
         <w:t>, товарищи</w:t>
       </w:r>
       <w:r>
-        <w:t xml:space="preserve">. Слишком долгий </w:t>
-      </w:r>
-      <w:proofErr w:type="spellStart"/>
-      <w:r>
-        <w:t>бранк</w:t>
-      </w:r>
-      <w:proofErr w:type="spellEnd"/>
-      <w:r>
-        <w:t xml:space="preserve">. И выход. Наверняка не я одна себя </w:t>
+        <w:t xml:space="preserve">. Слишком долгий бранк. И выход. Наверняка не я одна себя </w:t>
       </w:r>
       <w:r>
         <w:t xml:space="preserve">так </w:t>
@@ -3873,15 +3495,7 @@
     </w:p>
     <w:p>
       <w:r>
-        <w:t xml:space="preserve">Я забрался в узкую кишку стыковочного модуля и повис на лестнице, надеясь унять дрожь в руках. Майоров приказал отключить электрику и </w:t>
-      </w:r>
-      <w:proofErr w:type="spellStart"/>
-      <w:r>
-        <w:t>раздраить</w:t>
-      </w:r>
-      <w:proofErr w:type="spellEnd"/>
-      <w:r>
-        <w:t xml:space="preserve"> люк вручную. После всего произошедшего </w:t>
+        <w:t xml:space="preserve">Я забрался в узкую кишку стыковочного модуля и повис на лестнице, надеясь унять дрожь в руках. Майоров приказал отключить электрику и раздраить люк вручную. После всего произошедшего </w:t>
       </w:r>
       <w:r>
         <w:t xml:space="preserve">я </w:t>
@@ -3906,15 +3520,7 @@
     </w:p>
     <w:p>
       <w:r>
-        <w:t xml:space="preserve">Я ухватился обеими руками за вентиль, стараясь не сорваться в соединительный тракт, и только потом понял, что забыл загерметизировать модуль. Такие выкрутасы ни один </w:t>
-      </w:r>
-      <w:proofErr w:type="spellStart"/>
-      <w:r>
-        <w:t>политкор</w:t>
-      </w:r>
-      <w:proofErr w:type="spellEnd"/>
-      <w:r>
-        <w:t xml:space="preserve"> не прощает — </w:t>
+        <w:t xml:space="preserve">Я ухватился обеими руками за вентиль, стараясь не сорваться в соединительный тракт, и только потом понял, что забыл загерметизировать модуль. Такие выкрутасы ни один политкор не прощает — </w:t>
       </w:r>
       <w:r>
         <w:t>повезёт</w:t>
@@ -4068,28 +3674,12 @@
     </w:p>
     <w:p>
       <w:r>
-        <w:t xml:space="preserve">— </w:t>
-      </w:r>
-      <w:proofErr w:type="spellStart"/>
-      <w:r>
-        <w:t>Вереснев</w:t>
-      </w:r>
-      <w:proofErr w:type="spellEnd"/>
-      <w:r>
-        <w:t xml:space="preserve"> Олег Петрович, — проговорил я. Воздуха на отчество едва хватило. Я не сразу сообразил, как правильно дышать — вымотался после подъёма. — Я из инженерной службы.</w:t>
-      </w:r>
-    </w:p>
-    <w:p>
-      <w:r>
-        <w:t xml:space="preserve">— У вас всё в порядке? — спросил Мицюкин. — Вы вручную открывали </w:t>
-      </w:r>
-      <w:proofErr w:type="spellStart"/>
-      <w:r>
-        <w:t>гермошлюз</w:t>
-      </w:r>
-      <w:proofErr w:type="spellEnd"/>
-      <w:r>
-        <w:t>?</w:t>
+        <w:t>— Вереснев Олег Петрович, — проговорил я. Воздуха на отчество едва хватило. Я не сразу сообразил, как правильно дышать — вымотался после подъёма. — Я из инженерной службы.</w:t>
+      </w:r>
+    </w:p>
+    <w:p>
+      <w:r>
+        <w:t>— У вас всё в порядке? — спросил Мицюкин. — Вы вручную открывали гермошлюз?</w:t>
       </w:r>
     </w:p>
     <w:p>
@@ -4191,15 +3781,7 @@
         <w:t>— Я — Олег, — запоздало представился я.</w:t>
       </w:r>
       <w:r>
-        <w:t xml:space="preserve"> — </w:t>
-      </w:r>
-      <w:proofErr w:type="spellStart"/>
-      <w:r>
-        <w:t>Вереснев</w:t>
-      </w:r>
-      <w:proofErr w:type="spellEnd"/>
-      <w:r>
-        <w:t xml:space="preserve"> Олег Петрович.</w:t>
+        <w:t xml:space="preserve"> — Вереснев Олег Петрович.</w:t>
       </w:r>
     </w:p>
     <w:p>
@@ -4993,15 +4575,7 @@
         <w:t>а</w:t>
       </w:r>
       <w:r>
-        <w:t xml:space="preserve">н во время </w:t>
-      </w:r>
-      <w:proofErr w:type="spellStart"/>
-      <w:r>
-        <w:t>бранка</w:t>
-      </w:r>
-      <w:proofErr w:type="spellEnd"/>
-      <w:r>
-        <w:t xml:space="preserve"> говорил</w:t>
+        <w:t>н во время бранка говорил</w:t>
       </w:r>
       <w:r>
         <w:t>, — сказал я</w:t>
@@ -5353,15 +4927,7 @@
         </w:tabs>
       </w:pPr>
       <w:r>
-        <w:t xml:space="preserve">В узкие, как бойницы, иллюминаторы ничего не было видно. Я так устал от стерильной пустоты во время </w:t>
-      </w:r>
-      <w:proofErr w:type="spellStart"/>
-      <w:r>
-        <w:t>бранка</w:t>
-      </w:r>
-      <w:proofErr w:type="spellEnd"/>
-      <w:r>
-        <w:t>, что хотел задержаться на минутку, вглядеться во мрак, надеясь, что он рассеется под моим взглядом, но Лысанов упрямо тянул вперёд.</w:t>
+        <w:t>В узкие, как бойницы, иллюминаторы ничего не было видно. Я так устал от стерильной пустоты во время бранка, что хотел задержаться на минутку, вглядеться во мрак, надеясь, что он рассеется под моим взглядом, но Лысанов упрямо тянул вперёд.</w:t>
       </w:r>
     </w:p>
     <w:p>
@@ -5409,15 +4975,7 @@
         </w:tabs>
       </w:pPr>
       <w:r>
-        <w:t xml:space="preserve">— Не беспокойтесь, — сказал Лысанов. — Местная особенность. Есть небольшой сбой в </w:t>
-      </w:r>
-      <w:proofErr w:type="spellStart"/>
-      <w:r>
-        <w:t>гравитонной</w:t>
-      </w:r>
-      <w:proofErr w:type="spellEnd"/>
-      <w:r>
-        <w:t xml:space="preserve"> камере</w:t>
+        <w:t>— Не беспокойтесь, — сказал Лысанов. — Местная особенность. Есть небольшой сбой в гравитонной камере</w:t>
       </w:r>
       <w:r>
         <w:t>, у</w:t>
@@ -6292,15 +5850,7 @@
         </w:tabs>
       </w:pPr>
       <w:r>
-        <w:t xml:space="preserve">— Можно на «ты», Олег, — сказала Вера. — Я здесь в </w:t>
-      </w:r>
-      <w:proofErr w:type="spellStart"/>
-      <w:r>
-        <w:t>химлабе</w:t>
-      </w:r>
-      <w:proofErr w:type="spellEnd"/>
-      <w:r>
-        <w:t xml:space="preserve"> работаю, два года уже. — Она взглянула на меня через плечо. — Ты не смотри так! Я старше, чем выгляжу. А то все, кто прилетает, удивляются, как я вообще здесь оказалась.</w:t>
+        <w:t>— Можно на «ты», Олег, — сказала Вера. — Я здесь в химлабе работаю, два года уже. — Она взглянула на меня через плечо. — Ты не смотри так! Я старше, чем выгляжу. А то все, кто прилетает, удивляются, как я вообще здесь оказалась.</w:t>
       </w:r>
     </w:p>
     <w:p>
@@ -6563,15 +6113,7 @@
         </w:tabs>
       </w:pPr>
       <w:r>
-        <w:t xml:space="preserve">— Правильно говорить не эс, а </w:t>
-      </w:r>
-      <w:proofErr w:type="spellStart"/>
-      <w:r>
-        <w:t>цэ</w:t>
-      </w:r>
-      <w:proofErr w:type="spellEnd"/>
-      <w:r>
-        <w:t>. Мы, кстати, соседи. — Вера подошла к гермодвери</w:t>
+        <w:t>— Правильно говорить не эс, а цэ. Мы, кстати, соседи. — Вера подошла к гермодвери</w:t>
       </w:r>
       <w:r>
         <w:t>.</w:t>
@@ -6677,15 +6219,7 @@
         </w:tabs>
       </w:pPr>
       <w:r>
-        <w:t xml:space="preserve">На стекле сидела обычная земная муха и суматошно перебирала лапками, прочищая хоботок. Я моргнул и потёр глаза. После </w:t>
-      </w:r>
-      <w:proofErr w:type="spellStart"/>
-      <w:r>
-        <w:t>бранка</w:t>
-      </w:r>
-      <w:proofErr w:type="spellEnd"/>
-      <w:r>
-        <w:t xml:space="preserve"> может померещиться и не такое. Но муха никуда не делась. Она деловито ползла к кромке иллюминатора — живая, объёмная, настоящая.</w:t>
+        <w:t>На стекле сидела обычная земная муха и суматошно перебирала лапками, прочищая хоботок. Я моргнул и потёр глаза. После бранка может померещиться и не такое. Но муха никуда не делась. Она деловито ползла к кромке иллюминатора — живая, объёмная, настоящая.</w:t>
       </w:r>
     </w:p>
     <w:p>
@@ -7021,15 +6555,7 @@
     <w:p>
       <w:r>
         <w:lastRenderedPageBreak/>
-        <w:t xml:space="preserve">Я что, в </w:t>
-      </w:r>
-      <w:proofErr w:type="spellStart"/>
-      <w:r>
-        <w:t>бранке</w:t>
-      </w:r>
-      <w:proofErr w:type="spellEnd"/>
-      <w:r>
-        <w:t>?</w:t>
+        <w:t>Я что, в бранке?</w:t>
       </w:r>
     </w:p>
     <w:p>
@@ -7273,15 +6799,7 @@
     </w:p>
     <w:p>
       <w:r>
-        <w:t xml:space="preserve">— Ситуация такая, — начал он. — Мы хотим провести полную диагностику корабля, слишком много сюрпризов было после выхода. А нам на этой птичке ещё обратно лететь. Я понимаю, — он отхлебнул остывшего, судя по виду, кофе и поморщился, — после долгого </w:t>
-      </w:r>
-      <w:proofErr w:type="spellStart"/>
-      <w:r>
-        <w:t>бранка</w:t>
-      </w:r>
-      <w:proofErr w:type="spellEnd"/>
-      <w:r>
-        <w:t xml:space="preserve"> всем хочется отдыха, но </w:t>
+        <w:t xml:space="preserve">— Ситуация такая, — начал он. — Мы хотим провести полную диагностику корабля, слишком много сюрпризов было после выхода. А нам на этой птичке ещё обратно лететь. Я понимаю, — он отхлебнул остывшего, судя по виду, кофе и поморщился, — после долгого бранка всем хочется отдыха, но </w:t>
       </w:r>
       <w:r>
         <w:t>нам пока</w:t>
@@ -7353,15 +6871,7 @@
         <w:t>А в</w:t>
       </w:r>
       <w:r>
-        <w:t xml:space="preserve">ся </w:t>
-      </w:r>
-      <w:proofErr w:type="spellStart"/>
-      <w:r>
-        <w:t>электронка</w:t>
-      </w:r>
-      <w:proofErr w:type="spellEnd"/>
-      <w:r>
-        <w:t xml:space="preserve"> </w:t>
+        <w:t xml:space="preserve">ся электронка </w:t>
       </w:r>
       <w:r>
         <w:t>так-то</w:t>
@@ -7929,15 +7439,7 @@
     </w:p>
     <w:p>
       <w:r>
-        <w:t xml:space="preserve">В коридоре на втором уровне стали появляться обитатели станции. Я даже увидел </w:t>
-      </w:r>
-      <w:proofErr w:type="spellStart"/>
-      <w:r>
-        <w:t>Мицюкина</w:t>
-      </w:r>
-      <w:proofErr w:type="spellEnd"/>
-      <w:r>
-        <w:t xml:space="preserve"> из службы безопасности и кивнул ему, получив в ответ настороженный взгляд.</w:t>
+        <w:t>В коридоре на втором уровне стали появляться обитатели станции. Я даже увидел Мицюкина из службы безопасности и кивнул ему, получив в ответ настороженный взгляд.</w:t>
       </w:r>
     </w:p>
     <w:p>
@@ -8840,15 +8342,7 @@
       </w:r>
       <w:r>
         <w:lastRenderedPageBreak/>
-        <w:t xml:space="preserve">вообще без </w:t>
-      </w:r>
-      <w:proofErr w:type="spellStart"/>
-      <w:r>
-        <w:t>продыха</w:t>
-      </w:r>
-      <w:proofErr w:type="spellEnd"/>
-      <w:r>
-        <w:t>. Выглядишь ты не очень. В обморок не хлопнешься? Уверен, что хочешь гулять?</w:t>
+        <w:t>вообще без продыха. Выглядишь ты не очень. В обморок не хлопнешься? Уверен, что хочешь гулять?</w:t>
       </w:r>
     </w:p>
     <w:p>
@@ -9299,15 +8793,7 @@
     </w:p>
     <w:p>
       <w:r>
-        <w:t xml:space="preserve">— Здесь </w:t>
-      </w:r>
-      <w:proofErr w:type="spellStart"/>
-      <w:r>
-        <w:t>гравитонные</w:t>
-      </w:r>
-      <w:proofErr w:type="spellEnd"/>
-      <w:r>
-        <w:t xml:space="preserve"> камеры так работают. Сбой</w:t>
+        <w:t>— Здесь гравитонные камеры так работают. Сбой</w:t>
       </w:r>
       <w:r>
         <w:t xml:space="preserve"> такой</w:t>
@@ -9861,13 +9347,8 @@
       </w:r>
     </w:p>
     <w:p>
-      <w:proofErr w:type="spellStart"/>
-      <w:r>
-        <w:t>Стальск</w:t>
-      </w:r>
-      <w:proofErr w:type="spellEnd"/>
-      <w:r>
-        <w:t xml:space="preserve"> я не любил. Вернее, ненавидел — глубинной, искренней, неприкрытой ненавистью, на</w:t>
+      <w:r>
+        <w:t>Стальск я не любил. Вернее, ненавидел — глубинной, искренней, неприкрытой ненавистью, на</w:t>
       </w:r>
       <w:r>
         <w:t xml:space="preserve"> какую</w:t>
@@ -9975,21 +9456,8 @@
       </w:r>
     </w:p>
     <w:p>
-      <w:proofErr w:type="spellStart"/>
-      <w:r>
-        <w:t>Стальск</w:t>
-      </w:r>
-      <w:proofErr w:type="spellEnd"/>
-      <w:r>
-        <w:t xml:space="preserve"> изначально проектировался не для людей, а для роботов, которые, как заведённые, работают по расписанию, едят по расписанию, спят по расписанию, умирают по расписанию — и не тратят время на бесполезные занятия, вроде прогулок в парке или отдыха на пляже. Единственный пруд, маленький и мелкий, как лужа, бороздили по концентрическим траекториям потрёпанные механические утки. О плавании я долгое время знал лишь понаслышке — из книжек или из тех же передач по телевизору, который регулярно, в соответствии с напечатанной в газете программой вещания, </w:t>
-      </w:r>
-      <w:proofErr w:type="spellStart"/>
-      <w:r>
-        <w:t>червоточил</w:t>
-      </w:r>
-      <w:proofErr w:type="spellEnd"/>
-      <w:r>
-        <w:t xml:space="preserve"> треском и помехами.</w:t>
+      <w:r>
+        <w:t>Стальск изначально проектировался не для людей, а для роботов, которые, как заведённые, работают по расписанию, едят по расписанию, спят по расписанию, умирают по расписанию — и не тратят время на бесполезные занятия, вроде прогулок в парке или отдыха на пляже. Единственный пруд, маленький и мелкий, как лужа, бороздили по концентрическим траекториям потрёпанные механические утки. О плавании я долгое время знал лишь понаслышке — из книжек или из тех же передач по телевизору, который регулярно, в соответствии с напечатанной в газете программой вещания, червоточил треском и помехами.</w:t>
       </w:r>
     </w:p>
     <w:p>
@@ -10822,13 +10290,8 @@
         <w:t>обитатели</w:t>
       </w:r>
       <w:r>
-        <w:t xml:space="preserve"> — беспризорные пациенты после </w:t>
-      </w:r>
-      <w:proofErr w:type="spellStart"/>
-      <w:r>
-        <w:t>коматоза</w:t>
-      </w:r>
-      <w:proofErr w:type="spellEnd"/>
+        <w:t xml:space="preserve"> — беспризорные пациенты после коматоза</w:t>
+      </w:r>
       <w:r>
         <w:t xml:space="preserve">, </w:t>
       </w:r>
@@ -11531,15 +10994,7 @@
     </w:p>
     <w:p>
       <w:r>
-        <w:t xml:space="preserve">Нуболиды потихоньку приходили в себя после </w:t>
-      </w:r>
-      <w:proofErr w:type="spellStart"/>
-      <w:r>
-        <w:t>бранка</w:t>
-      </w:r>
-      <w:proofErr w:type="spellEnd"/>
-      <w:r>
-        <w:t>. Из алой массы на дне камеры потянулись к потолку робкие ростки.</w:t>
+        <w:t>Нуболиды потихоньку приходили в себя после бранка. Из алой массы на дне камеры потянулись к потолку робкие ростки.</w:t>
       </w:r>
     </w:p>
     <w:p>
@@ -11624,15 +11079,7 @@
     </w:p>
     <w:p>
       <w:r>
-        <w:t xml:space="preserve">— К сожалению, мы до сих пор знаем о </w:t>
-      </w:r>
-      <w:proofErr w:type="spellStart"/>
-      <w:r>
-        <w:t>нуболидах</w:t>
-      </w:r>
-      <w:proofErr w:type="spellEnd"/>
-      <w:r>
-        <w:t xml:space="preserve"> не так много, — вздохнул Марутян. —</w:t>
+        <w:t>— К сожалению, мы до сих пор знаем о нуболидах не так много, — вздохнул Марутян. —</w:t>
       </w:r>
       <w:r>
         <w:t xml:space="preserve"> </w:t>
@@ -11868,15 +11315,7 @@
         <w:t>у игрушечного болванчика</w:t>
       </w:r>
       <w:r>
-        <w:t xml:space="preserve">. — Я ровным счётом ничего не чувствую! А вы, если захотите, то, конечно, почувствуете. Самовнушение — великая сила! Я же опираюсь на факты. Нет в </w:t>
-      </w:r>
-      <w:proofErr w:type="spellStart"/>
-      <w:r>
-        <w:t>нуболидах</w:t>
-      </w:r>
-      <w:proofErr w:type="spellEnd"/>
-      <w:r>
-        <w:t xml:space="preserve"> никакой магии, и камера содержания их полностью изолирует.</w:t>
+        <w:t>. — Я ровным счётом ничего не чувствую! А вы, если захотите, то, конечно, почувствуете. Самовнушение — великая сила! Я же опираюсь на факты. Нет в нуболидах никакой магии, и камера содержания их полностью изолирует.</w:t>
       </w:r>
     </w:p>
     <w:p>
@@ -12342,15 +11781,7 @@
     </w:p>
     <w:p>
       <w:r>
-        <w:t xml:space="preserve">— Сергей Акимов, — сказал я. — Это же отец Веры из </w:t>
-      </w:r>
-      <w:proofErr w:type="spellStart"/>
-      <w:r>
-        <w:t>химлаба</w:t>
-      </w:r>
-      <w:proofErr w:type="spellEnd"/>
-      <w:r>
-        <w:t>?</w:t>
+        <w:t>— Сергей Акимов, — сказал я. — Это же отец Веры из химлаба?</w:t>
       </w:r>
     </w:p>
     <w:p>
@@ -12496,11 +11927,9 @@
       <w:r>
         <w:t xml:space="preserve">Марутян продолжал рассуждать о </w:t>
       </w:r>
-      <w:proofErr w:type="spellStart"/>
       <w:r>
         <w:t>нуболидах</w:t>
       </w:r>
-      <w:proofErr w:type="spellEnd"/>
       <w:r>
         <w:t xml:space="preserve">, собирая пальцами складки на лбу, </w:t>
       </w:r>
@@ -12649,15 +12078,7 @@
     </w:p>
     <w:p>
       <w:r>
-        <w:t>— Да, — хмыкнул Майоров. — Неплохое шоу, и зверушки дрессированные. Команду «</w:t>
-      </w:r>
-      <w:proofErr w:type="spellStart"/>
-      <w:r>
-        <w:t>бранк</w:t>
-      </w:r>
-      <w:proofErr w:type="spellEnd"/>
-      <w:r>
-        <w:t>» даже выучили.</w:t>
+        <w:t>— Да, — хмыкнул Майоров. — Неплохое шоу, и зверушки дрессированные. Команду «бранк» даже выучили.</w:t>
       </w:r>
     </w:p>
     <w:p>
@@ -12960,13 +12381,8 @@
     </w:p>
     <w:p>
       <w:r>
-        <w:t xml:space="preserve">В конце дня Марутян решил провести ещё один эксперимент с </w:t>
-      </w:r>
-      <w:proofErr w:type="spellStart"/>
-      <w:r>
-        <w:t>нуболидами</w:t>
-      </w:r>
-      <w:proofErr w:type="spellEnd"/>
+        <w:t>В конце дня Марутян решил провести ещё один эксперимент с нуболидами</w:t>
+      </w:r>
       <w:r>
         <w:t>.</w:t>
       </w:r>
@@ -13289,15 +12705,7 @@
         <w:t>, к счастью,</w:t>
       </w:r>
       <w:r>
-        <w:t xml:space="preserve"> вспомнил о сбоях в </w:t>
-      </w:r>
-      <w:proofErr w:type="spellStart"/>
-      <w:r>
-        <w:t>гравитонной</w:t>
-      </w:r>
-      <w:proofErr w:type="spellEnd"/>
-      <w:r>
-        <w:t xml:space="preserve"> камере.</w:t>
+        <w:t xml:space="preserve"> вспомнил о сбоях в гравитонной камере.</w:t>
       </w:r>
     </w:p>
     <w:p>
@@ -13432,15 +12840,7 @@
     </w:p>
     <w:p>
       <w:r>
-        <w:t xml:space="preserve">— Ну так, — лениво отозвалась Вера, — </w:t>
-      </w:r>
-      <w:proofErr w:type="spellStart"/>
-      <w:r>
-        <w:t>полистываю</w:t>
-      </w:r>
-      <w:proofErr w:type="spellEnd"/>
-      <w:r>
-        <w:t>. Вы же нам это зачем-то привозите. Может, там что-то важное произошло на Земле, пока меня не было. Коммунизм, например, построили.</w:t>
+        <w:t>— Ну так, — лениво отозвалась Вера, — полистываю. Вы же нам это зачем-то привозите. Может, там что-то важное произошло на Земле, пока меня не было. Коммунизм, например, построили.</w:t>
       </w:r>
     </w:p>
     <w:p>
@@ -13943,15 +13343,7 @@
     </w:p>
     <w:p>
       <w:r>
-        <w:t xml:space="preserve">Меня выбросило из этого кошмара, как из </w:t>
-      </w:r>
-      <w:proofErr w:type="spellStart"/>
-      <w:r>
-        <w:t>бранка</w:t>
-      </w:r>
-      <w:proofErr w:type="spellEnd"/>
-      <w:r>
-        <w:t xml:space="preserve"> — я открыл глаза в темноту, лёгкие разрывало от апноэ. Пощёлкали закрытые тенью датчики, и медленно, как электрический восход, разгорелись лампы. Треклятая муха злорадно прожужжала над ухом.</w:t>
+        <w:t>Меня выбросило из этого кошмара, как из бранка — я открыл глаза в темноту, лёгкие разрывало от апноэ. Пощёлкали закрытые тенью датчики, и медленно, как электрический восход, разгорелись лампы. Треклятая муха злорадно прожужжала над ухом.</w:t>
       </w:r>
     </w:p>
     <w:p>
@@ -13967,15 +13359,7 @@
         <w:t>бил</w:t>
       </w:r>
       <w:r>
-        <w:t xml:space="preserve"> сквозь веки. На языке тихо таял солоноватый привкус крови — я </w:t>
-      </w:r>
-      <w:proofErr w:type="spellStart"/>
-      <w:r>
-        <w:t>раскусал</w:t>
-      </w:r>
-      <w:proofErr w:type="spellEnd"/>
-      <w:r>
-        <w:t xml:space="preserve"> себе во сне губу. В уши врезался яростный трезвон сигнала к побудке.</w:t>
+        <w:t xml:space="preserve"> сквозь веки. На языке тихо таял солоноватый привкус крови — я раскусал себе во сне губу. В уши врезался яростный трезвон сигнала к побудке.</w:t>
       </w:r>
     </w:p>
     <w:p>
@@ -14133,15 +13517,7 @@
     </w:p>
     <w:p>
       <w:r>
-        <w:t xml:space="preserve">Я закрыл глаза и несколько раз медленно вздохнул. У космонавтов после долгого </w:t>
-      </w:r>
-      <w:proofErr w:type="spellStart"/>
-      <w:r>
-        <w:t>бранка</w:t>
-      </w:r>
-      <w:proofErr w:type="spellEnd"/>
-      <w:r>
-        <w:t xml:space="preserve"> часто случаются галлюцинации. Недели непрекращающихся кошмаров оставляют в сознании рубец.</w:t>
+        <w:t>Я закрыл глаза и несколько раз медленно вздохнул. У космонавтов после долгого бранка часто случаются галлюцинации. Недели непрекращающихся кошмаров оставляют в сознании рубец.</w:t>
       </w:r>
     </w:p>
     <w:p>
@@ -14882,15 +14258,7 @@
     </w:p>
     <w:p>
       <w:r>
-        <w:t xml:space="preserve">— Сергей Владимирович, — пробормотал я, — со мной всё в порядке. Я готов ответить на все вопросы, — и тут же спросил сам: — Что с </w:t>
-      </w:r>
-      <w:proofErr w:type="spellStart"/>
-      <w:r>
-        <w:t>Марутяном</w:t>
-      </w:r>
-      <w:proofErr w:type="spellEnd"/>
-      <w:r>
-        <w:t>? Он жив?</w:t>
+        <w:t>— Сергей Владимирович, — пробормотал я, — со мной всё в порядке. Я готов ответить на все вопросы, — и тут же спросил сам: — Что с Марутяном? Он жив?</w:t>
       </w:r>
     </w:p>
     <w:p>
@@ -14918,15 +14286,7 @@
     </w:p>
     <w:p>
       <w:r>
-        <w:t xml:space="preserve">— Константин Игоревич, — Лысанов показал </w:t>
-      </w:r>
-      <w:proofErr w:type="spellStart"/>
-      <w:r>
-        <w:t>Мицюкину</w:t>
-      </w:r>
-      <w:proofErr w:type="spellEnd"/>
-      <w:r>
-        <w:t xml:space="preserve"> завёрнутую в целлофан ручку, — без экспертизы я, конечно, судить не берусь, но похоже, что это и есть орудие убийства.</w:t>
+        <w:t>— Константин Игоревич, — Лысанов показал Мицюкину завёрнутую в целлофан ручку, — без экспертизы я, конечно, судить не берусь, но похоже, что это и есть орудие убийства.</w:t>
       </w:r>
     </w:p>
     <w:p>
@@ -15023,15 +14383,7 @@
     </w:p>
     <w:p>
       <w:r>
-        <w:t xml:space="preserve">— Значит, — Лысанов ещё раз показал </w:t>
-      </w:r>
-      <w:proofErr w:type="spellStart"/>
-      <w:r>
-        <w:t>Мицюкину</w:t>
-      </w:r>
-      <w:proofErr w:type="spellEnd"/>
-      <w:r>
-        <w:t xml:space="preserve"> ручку, — орудие убийства было у Марутяна.</w:t>
+        <w:t>— Значит, — Лысанов ещё раз показал Мицюкину ручку, — орудие убийства было у Марутяна.</w:t>
       </w:r>
     </w:p>
     <w:p>
@@ -15052,15 +14404,7 @@
     </w:p>
     <w:p>
       <w:r>
-        <w:t xml:space="preserve">— Перекройте здесь всё, — раздался за спиной голос </w:t>
-      </w:r>
-      <w:proofErr w:type="spellStart"/>
-      <w:r>
-        <w:t>Мицюкина</w:t>
-      </w:r>
-      <w:proofErr w:type="spellEnd"/>
-      <w:r>
-        <w:t>, — и кровь у обоих на анализ. Будем разбираться.</w:t>
+        <w:t>— Перекройте здесь всё, — раздался за спиной голос Мицюкина, — и кровь у обоих на анализ. Будем разбираться.</w:t>
       </w:r>
     </w:p>
     <w:p>
@@ -15233,15 +14577,7 @@
     </w:p>
     <w:p>
       <w:r>
-        <w:t xml:space="preserve">— Болит, — признался я. — Но она уже несколько дней болит. Я думал, это последствия </w:t>
-      </w:r>
-      <w:proofErr w:type="spellStart"/>
-      <w:r>
-        <w:t>бранка</w:t>
-      </w:r>
-      <w:proofErr w:type="spellEnd"/>
-      <w:r>
-        <w:t>.</w:t>
+        <w:t>— Болит, — признался я. — Но она уже несколько дней болит. Я думал, это последствия бранка.</w:t>
       </w:r>
     </w:p>
     <w:p>
@@ -15803,15 +15139,7 @@
         <w:t>требовало</w:t>
       </w:r>
       <w:r>
-        <w:t xml:space="preserve"> ленивой невесомости </w:t>
-      </w:r>
-      <w:proofErr w:type="spellStart"/>
-      <w:r>
-        <w:t>бранка</w:t>
-      </w:r>
-      <w:proofErr w:type="spellEnd"/>
-      <w:r>
-        <w:t>.</w:t>
+        <w:t xml:space="preserve"> ленивой невесомости бранка.</w:t>
       </w:r>
     </w:p>
     <w:p>
@@ -16142,15 +15470,7 @@
     </w:p>
     <w:p>
       <w:r>
-        <w:t xml:space="preserve">— Качкой? — смутился Алексин. — Тоже скажешь! — Он перевернул мыском расколовшийся корпус диспенсера и покачал головой. — Это сбои такие в </w:t>
-      </w:r>
-      <w:proofErr w:type="spellStart"/>
-      <w:r>
-        <w:t>гравитонных</w:t>
-      </w:r>
-      <w:proofErr w:type="spellEnd"/>
-      <w:r>
-        <w:t xml:space="preserve"> камерах. Говорят, они тут с самого первого дня. Ошибок в логах нет, никак починить не можем. Достаёт страшно. — Он потёр грудь </w:t>
+        <w:t xml:space="preserve">— Качкой? — смутился Алексин. — Тоже скажешь! — Он перевернул мыском расколовшийся корпус диспенсера и покачал головой. — Это сбои такие в гравитонных камерах. Говорят, они тут с самого первого дня. Ошибок в логах нет, никак починить не можем. Достаёт страшно. — Он потёр грудь </w:t>
       </w:r>
       <w:r>
         <w:t>ладонью</w:t>
@@ -16272,15 +15592,7 @@
         <w:t xml:space="preserve">но </w:t>
       </w:r>
       <w:r>
-        <w:t xml:space="preserve">объём поменьше. Хотя смысл, если диспенсер такой же? — Алексин задумчиво пожевал губы. — Думаешь, их </w:t>
-      </w:r>
-      <w:proofErr w:type="spellStart"/>
-      <w:r>
-        <w:t>траванул</w:t>
-      </w:r>
-      <w:proofErr w:type="spellEnd"/>
-      <w:r>
-        <w:t xml:space="preserve"> кто-то?</w:t>
+        <w:t>объём поменьше. Хотя смысл, если диспенсер такой же? — Алексин задумчиво пожевал губы. — Думаешь, их траванул кто-то?</w:t>
       </w:r>
     </w:p>
     <w:p>
@@ -16675,15 +15987,7 @@
         <w:t>должно</w:t>
       </w:r>
       <w:r>
-        <w:t xml:space="preserve">. Все договорённости у меня были с </w:t>
-      </w:r>
-      <w:proofErr w:type="spellStart"/>
-      <w:r>
-        <w:t>Марутяном</w:t>
-      </w:r>
-      <w:proofErr w:type="spellEnd"/>
-      <w:r>
-        <w:t xml:space="preserve">. И ситуация была другая, если ты не заметил. Сейчас </w:t>
+        <w:t xml:space="preserve">. Все договорённости у меня были с Марутяном. И ситуация была другая, если ты не заметил. Сейчас </w:t>
       </w:r>
       <w:r>
         <w:t xml:space="preserve">вся </w:t>
@@ -16700,13 +16004,8 @@
     </w:p>
     <w:p>
       <w:r>
-        <w:t xml:space="preserve">— Хорошо. — Я подумал, что вряд ли буду скучать по </w:t>
-      </w:r>
-      <w:proofErr w:type="spellStart"/>
-      <w:r>
-        <w:t>нуболидам</w:t>
-      </w:r>
-      <w:proofErr w:type="spellEnd"/>
+        <w:t>— Хорошо. — Я подумал, что вряд ли буду скучать по нуболидам</w:t>
+      </w:r>
       <w:r>
         <w:t xml:space="preserve"> с их бешеными плясками под дымовой завесой.</w:t>
       </w:r>
@@ -16788,15 +16087,7 @@
     </w:p>
     <w:p>
       <w:r>
-        <w:t xml:space="preserve">— Медики так-то с нами не шибко охотнее </w:t>
-      </w:r>
-      <w:proofErr w:type="spellStart"/>
-      <w:r>
-        <w:t>Мицюкина</w:t>
-      </w:r>
-      <w:proofErr w:type="spellEnd"/>
-      <w:r>
-        <w:t xml:space="preserve"> общаются, — сказал Керман.</w:t>
+        <w:t>— Медики так-то с нами не шибко охотнее Мицюкина общаются, — сказал Керман.</w:t>
       </w:r>
     </w:p>
     <w:p>
@@ -16897,15 +16188,7 @@
     <w:p>
       <w:r>
         <w:lastRenderedPageBreak/>
-        <w:t xml:space="preserve">— Я себя плохо чувствовал, — сказал я. — Тяжело прихожу в себя после </w:t>
-      </w:r>
-      <w:proofErr w:type="spellStart"/>
-      <w:r>
-        <w:t>бранка</w:t>
-      </w:r>
-      <w:proofErr w:type="spellEnd"/>
-      <w:r>
-        <w:t>.</w:t>
+        <w:t>— Я себя плохо чувствовал, — сказал я. — Тяжело прихожу в себя после бранка.</w:t>
       </w:r>
     </w:p>
     <w:p>
@@ -17254,15 +16537,7 @@
     </w:p>
     <w:p>
       <w:r>
-        <w:t xml:space="preserve">Слышались голоса, шипели и клацали двери. Рядом с лифтом я едва не столкнулся с </w:t>
-      </w:r>
-      <w:proofErr w:type="spellStart"/>
-      <w:r>
-        <w:t>Мицюкиным</w:t>
-      </w:r>
-      <w:proofErr w:type="spellEnd"/>
-      <w:r>
-        <w:t>, рассеянным и потерянным, как бы выброшенным из привычной колеи. Мицюкин ухватился за меня взглядом, но ничего не сказал и молча прошёл мимо.</w:t>
+        <w:t>Слышались голоса, шипели и клацали двери. Рядом с лифтом я едва не столкнулся с Мицюкиным, рассеянным и потерянным, как бы выброшенным из привычной колеи. Мицюкин ухватился за меня взглядом, но ничего не сказал и молча прошёл мимо.</w:t>
       </w:r>
     </w:p>
     <w:p>
@@ -17747,15 +17022,7 @@
     </w:p>
     <w:p>
       <w:r>
-        <w:t xml:space="preserve">— И вы её никому не показывали? Надо было отдать записку </w:t>
-      </w:r>
-      <w:proofErr w:type="spellStart"/>
-      <w:r>
-        <w:t>Мицюкину</w:t>
-      </w:r>
-      <w:proofErr w:type="spellEnd"/>
-      <w:r>
-        <w:t>, он ведёт расследование и…</w:t>
+        <w:t>— И вы её никому не показывали? Надо было отдать записку Мицюкину, он ведёт расследование и…</w:t>
       </w:r>
     </w:p>
     <w:p>
@@ -18070,23 +17337,7 @@
     </w:p>
     <w:p>
       <w:r>
-        <w:t xml:space="preserve">— «Минск» знаю. — Мерцель поёжилась и провела по плечу ладонью, смахивая невидимое насекомое. — «Минск» все знают. Кто же не знает «Минск»? Правильно, его все знают. Ты не переживай, Олег! Будет ещё шанс сделать снимок на память. Красивый яркий снимок на память. Правильно я говорю? «Минск» — корабль новый, вовсю ещё летает. Это вот «Мурманск» давно списали. Он и тогда уже был старой развалиной. — Уголки губ у Мерцель задрожали. — Помню, сбои были в </w:t>
-      </w:r>
-      <w:proofErr w:type="spellStart"/>
-      <w:r>
-        <w:t>гравитонной</w:t>
-      </w:r>
-      <w:proofErr w:type="spellEnd"/>
-      <w:r>
-        <w:t xml:space="preserve"> камере. — Мерцель провела по лицу ладонью и вдруг стёрла всякое выражение — скорбь, усталость, печаль. Осталась бледная белая маска. — Сбои в </w:t>
-      </w:r>
-      <w:proofErr w:type="spellStart"/>
-      <w:r>
-        <w:t>гравитонной</w:t>
-      </w:r>
-      <w:proofErr w:type="spellEnd"/>
-      <w:r>
-        <w:t xml:space="preserve"> камере. Правильно, да? Это вот когда идёшь ты по коридору, не трогаешь никого, а тебя на стены швыряет. Или на потолок.</w:t>
+        <w:t>— «Минск» знаю. — Мерцель поёжилась и провела по плечу ладонью, смахивая невидимое насекомое. — «Минск» все знают. Кто же не знает «Минск»? Правильно, его все знают. Ты не переживай, Олег! Будет ещё шанс сделать снимок на память. Красивый яркий снимок на память. Правильно я говорю? «Минск» — корабль новый, вовсю ещё летает. Это вот «Мурманск» давно списали. Он и тогда уже был старой развалиной. — Уголки губ у Мерцель задрожали. — Помню, сбои были в гравитонной камере. — Мерцель провела по лицу ладонью и вдруг стёрла всякое выражение — скорбь, усталость, печаль. Осталась бледная белая маска. — Сбои в гравитонной камере. Правильно, да? Это вот когда идёшь ты по коридору, не трогаешь никого, а тебя на стены швыряет. Или на потолок.</w:t>
       </w:r>
     </w:p>
     <w:p>
@@ -18570,15 +17821,7 @@
         <w:t>,</w:t>
       </w:r>
       <w:r>
-        <w:t xml:space="preserve"> когда моложе была, вообще ничего не боялась. Все вокруг боялись чего-то, боялись того, что будет завтра, того, что было вчера. Боялись пустоты, темноты, расстояний. Боялись балка, бреда, </w:t>
-      </w:r>
-      <w:proofErr w:type="spellStart"/>
-      <w:r>
-        <w:t>политкора</w:t>
-      </w:r>
-      <w:proofErr w:type="spellEnd"/>
-      <w:r>
-        <w:t>, яркого света. А я не боялась. Правильно я говорю, Олег?</w:t>
+        <w:t xml:space="preserve"> когда моложе была, вообще ничего не боялась. Все вокруг боялись чего-то, боялись того, что будет завтра, того, что было вчера. Боялись пустоты, темноты, расстояний. Боялись балка, бреда, политкора, яркого света. А я не боялась. Правильно я говорю, Олег?</w:t>
       </w:r>
     </w:p>
     <w:p>
@@ -19052,15 +18295,7 @@
         <w:t xml:space="preserve">мы </w:t>
       </w:r>
       <w:r>
-        <w:t xml:space="preserve">как-нибудь ещё поговорим о </w:t>
-      </w:r>
-      <w:proofErr w:type="spellStart"/>
-      <w:r>
-        <w:t>нуболидах</w:t>
-      </w:r>
-      <w:proofErr w:type="spellEnd"/>
-      <w:r>
-        <w:t>. Времени у нас много.</w:t>
+        <w:t>как-нибудь ещё поговорим о нуболидах. Времени у нас много.</w:t>
       </w:r>
     </w:p>
     <w:p>
@@ -19277,15 +18512,7 @@
         <w:t>В</w:t>
       </w:r>
       <w:r>
-        <w:t xml:space="preserve">ижу кошмар, как в </w:t>
-      </w:r>
-      <w:proofErr w:type="spellStart"/>
-      <w:r>
-        <w:t>бранке</w:t>
-      </w:r>
-      <w:proofErr w:type="spellEnd"/>
-      <w:r>
-        <w:t xml:space="preserve">, только вместо </w:t>
+        <w:t xml:space="preserve">ижу кошмар, как в бранке, только вместо </w:t>
       </w:r>
       <w:r>
         <w:t>фрактального озера</w:t>
@@ -19879,15 +19106,7 @@
     </w:p>
     <w:p>
       <w:r>
-        <w:t xml:space="preserve">Я подумал, что опять произошёл сбой в </w:t>
-      </w:r>
-      <w:proofErr w:type="spellStart"/>
-      <w:r>
-        <w:t>гравитонной</w:t>
-      </w:r>
-      <w:proofErr w:type="spellEnd"/>
-      <w:r>
-        <w:t xml:space="preserve"> камере.</w:t>
+        <w:t>Я подумал, что опять произошёл сбой в гравитонной камере.</w:t>
       </w:r>
     </w:p>
     <w:p>
@@ -20427,15 +19646,7 @@
     </w:p>
     <w:p>
       <w:r>
-        <w:t xml:space="preserve">— Я плохо помню, — сказал я. — Она просила зайти к ней, поговорить о </w:t>
-      </w:r>
-      <w:proofErr w:type="spellStart"/>
-      <w:r>
-        <w:t>нуболидах</w:t>
-      </w:r>
-      <w:proofErr w:type="spellEnd"/>
-      <w:r>
-        <w:t>. А потом…</w:t>
+        <w:t>— Я плохо помню, — сказал я. — Она просила зайти к ней, поговорить о нуболидах. А потом…</w:t>
       </w:r>
     </w:p>
     <w:p>
@@ -20559,15 +19770,7 @@
     </w:p>
     <w:p>
       <w:r>
-        <w:t xml:space="preserve">— Мерцель пригласила меня к себе, чтобы поговорить о </w:t>
-      </w:r>
-      <w:proofErr w:type="spellStart"/>
-      <w:r>
-        <w:t>нуболидах</w:t>
-      </w:r>
-      <w:proofErr w:type="spellEnd"/>
-      <w:r>
-        <w:t>. Или нет. Она хотела мне что-то показать. Записку.</w:t>
+        <w:t>— Мерцель пригласила меня к себе, чтобы поговорить о нуболидах. Или нет. Она хотела мне что-то показать. Записку.</w:t>
       </w:r>
     </w:p>
     <w:p>
@@ -20647,15 +19850,7 @@
         <w:t xml:space="preserve"> сейчас</w:t>
       </w:r>
       <w:r>
-        <w:t xml:space="preserve"> уложат на каталку и увезут, громыхая по металлическому полу </w:t>
-      </w:r>
-      <w:proofErr w:type="spellStart"/>
-      <w:r>
-        <w:t>восьмерящими</w:t>
-      </w:r>
-      <w:proofErr w:type="spellEnd"/>
-      <w:r>
-        <w:t xml:space="preserve"> колёсами, в пропахшую смертью операционную.</w:t>
+        <w:t xml:space="preserve"> уложат на каталку и увезут, громыхая по металлическому полу восьмерящими колёсами, в пропахшую смертью операционную.</w:t>
       </w:r>
     </w:p>
     <w:p>
@@ -20670,15 +19865,7 @@
     </w:p>
     <w:p>
       <w:r>
-        <w:t xml:space="preserve">Мицюкин скривился, но промолчал. Я вдруг подумал о Майорове — странно, что он ещё не ворвался в </w:t>
-      </w:r>
-      <w:proofErr w:type="spellStart"/>
-      <w:r>
-        <w:t>медотсек</w:t>
-      </w:r>
-      <w:proofErr w:type="spellEnd"/>
-      <w:r>
-        <w:t xml:space="preserve"> и не потребовал объяснений, тряся папкой с какими-нибудь захватанными отчётами, трассировками, </w:t>
+        <w:t xml:space="preserve">Мицюкин скривился, но промолчал. Я вдруг подумал о Майорове — странно, что он ещё не ворвался в медотсек и не потребовал объяснений, тряся папкой с какими-нибудь захватанными отчётами, трассировками, </w:t>
       </w:r>
       <w:r>
         <w:lastRenderedPageBreak/>
@@ -20922,15 +20109,7 @@
     </w:p>
     <w:p>
       <w:r>
-        <w:t xml:space="preserve">Я не сомневался, что увижу скрюченного от ярости </w:t>
-      </w:r>
-      <w:proofErr w:type="spellStart"/>
-      <w:r>
-        <w:t>Мицюкина</w:t>
-      </w:r>
-      <w:proofErr w:type="spellEnd"/>
-      <w:r>
-        <w:t xml:space="preserve">, который вцепится в меня холодными пальцами и утащит в тайную тюрьму, но в отсек </w:t>
+        <w:t xml:space="preserve">Я не сомневался, что увижу скрюченного от ярости Мицюкина, который вцепится в меня холодными пальцами и утащит в тайную тюрьму, но в отсек </w:t>
       </w:r>
       <w:r>
         <w:t>воровато</w:t>
@@ -21063,15 +20242,7 @@
     </w:p>
     <w:p>
       <w:r>
-        <w:t xml:space="preserve">— От дерготни </w:t>
-      </w:r>
-      <w:proofErr w:type="spellStart"/>
-      <w:r>
-        <w:t>Мицюкина</w:t>
-      </w:r>
-      <w:proofErr w:type="spellEnd"/>
-      <w:r>
-        <w:t xml:space="preserve"> лучше не становится. Хорошо хоть Майорова сразу положили, а то бы </w:t>
+        <w:t xml:space="preserve">— От дерготни Мицюкина лучше не становится. Хорошо хоть Майорова сразу положили, а то бы </w:t>
       </w:r>
       <w:r>
         <w:t xml:space="preserve">они </w:t>
@@ -21268,15 +20439,7 @@
         <w:t>обожгло</w:t>
       </w:r>
       <w:r>
-        <w:t xml:space="preserve"> металлическим холодом. Я сделал осторожный шаг, и в этот момент отсек тряхнуло — </w:t>
-      </w:r>
-      <w:proofErr w:type="spellStart"/>
-      <w:r>
-        <w:t>гравитонный</w:t>
-      </w:r>
-      <w:proofErr w:type="spellEnd"/>
-      <w:r>
-        <w:t xml:space="preserve"> привод опять решил поиздеваться над вестибулярным аппаратом.</w:t>
+        <w:t xml:space="preserve"> металлическим холодом. Я сделал осторожный шаг, и в этот момент отсек тряхнуло — гравитонный привод опять решил поиздеваться над вестибулярным аппаратом.</w:t>
       </w:r>
     </w:p>
     <w:p>
@@ -21988,15 +21151,7 @@
     </w:p>
     <w:p>
       <w:r>
-        <w:t xml:space="preserve">— В </w:t>
-      </w:r>
-      <w:proofErr w:type="spellStart"/>
-      <w:r>
-        <w:t>нуболидах</w:t>
-      </w:r>
-      <w:proofErr w:type="spellEnd"/>
-      <w:r>
-        <w:t>?</w:t>
+        <w:t>— В нуболидах?</w:t>
       </w:r>
     </w:p>
     <w:p>
@@ -22224,15 +21379,7 @@
     </w:p>
     <w:p>
       <w:r>
-        <w:t xml:space="preserve">Больше мы ни о чём не говорили. Вопросов было много, сердце взволнованно ёрзало в груди, когда я думал о токсине или </w:t>
-      </w:r>
-      <w:proofErr w:type="spellStart"/>
-      <w:r>
-        <w:t>нуболидах</w:t>
-      </w:r>
-      <w:proofErr w:type="spellEnd"/>
-      <w:r>
-        <w:t>, однако нужные слова не приходили в голову.</w:t>
+        <w:t>Больше мы ни о чём не говорили. Вопросов было много, сердце взволнованно ёрзало в груди, когда я думал о токсине или нуболидах, однако нужные слова не приходили в голову.</w:t>
       </w:r>
     </w:p>
     <w:p>
@@ -22660,15 +21807,7 @@
     </w:p>
     <w:p>
       <w:r>
-        <w:t xml:space="preserve">— Родители есть, — сказал я, — но я их редко последнее время навещаю. Нехорошо это, конечно. Надо будет обязательно съездить в </w:t>
-      </w:r>
-      <w:proofErr w:type="spellStart"/>
-      <w:r>
-        <w:t>Стальск</w:t>
-      </w:r>
-      <w:proofErr w:type="spellEnd"/>
-      <w:r>
-        <w:t>, когда вернусь. Если вернусь, — добавил я.</w:t>
+        <w:t>— Родители есть, — сказал я, — но я их редко последнее время навещаю. Нехорошо это, конечно. Надо будет обязательно съездить в Стальск, когда вернусь. Если вернусь, — добавил я.</w:t>
       </w:r>
     </w:p>
     <w:p>
@@ -22683,15 +21822,7 @@
     </w:p>
     <w:p>
       <w:r>
-        <w:t xml:space="preserve">— </w:t>
-      </w:r>
-      <w:proofErr w:type="spellStart"/>
-      <w:r>
-        <w:t>Стальск</w:t>
-      </w:r>
-      <w:proofErr w:type="spellEnd"/>
-      <w:r>
-        <w:t xml:space="preserve">… </w:t>
+        <w:t xml:space="preserve">— Стальск… </w:t>
       </w:r>
       <w:r>
         <w:t xml:space="preserve">— проговорила Вера. — </w:t>
@@ -22702,15 +21833,7 @@
     </w:p>
     <w:p>
       <w:r>
-        <w:t xml:space="preserve">— Вряд ли, — сказал я. — Их много, </w:t>
-      </w:r>
-      <w:proofErr w:type="spellStart"/>
-      <w:r>
-        <w:t>Стальсков</w:t>
-      </w:r>
-      <w:proofErr w:type="spellEnd"/>
-      <w:r>
-        <w:t xml:space="preserve"> этих. Мой — двенадцатый по счёту.</w:t>
+        <w:t>— Вряд ли, — сказал я. — Их много, Стальсков этих. Мой — двенадцатый по счёту.</w:t>
       </w:r>
     </w:p>
     <w:p>
@@ -23108,22 +22231,13 @@
     </w:p>
     <w:p>
       <w:r>
-        <w:t xml:space="preserve">Внутри меня что-то забурлило. Всё вокруг — синий глаз иллюминатора, затянутые тенью стены, потолок и маленькая фотография у кровати — закачалось в такт возбуждённому дыханию. Я сорвал с неё блузку. </w:t>
-      </w:r>
-      <w:proofErr w:type="spellStart"/>
-      <w:r>
-        <w:t>Заклацали</w:t>
-      </w:r>
-      <w:proofErr w:type="spellEnd"/>
-      <w:r>
-        <w:t xml:space="preserve"> по полу, как россыпь жемчужинок, вылетевшие пуговицы — и рассеянно разбежались по сторонам.</w:t>
+        <w:t>Внутри меня что-то забурлило. Всё вокруг — синий глаз иллюминатора, затянутые тенью стены, потолок и маленькая фотография у кровати — закачалось в такт возбуждённому дыханию. Я сорвал с неё блузку. Заклацали по полу, как россыпь жемчужинок, вылетевшие пуговицы — и рассеянно разбежались по сторонам.</w:t>
       </w:r>
     </w:p>
     <w:p>
       <w:r>
         <w:t xml:space="preserve">— От тебя пахнет кровью и фурацилином. — Вера слегка отодвинулась, откинула голову и посмотрела сквозь прищуренные веки, едва заметно улыбаясь. — А ещё </w:t>
       </w:r>
-      <w:proofErr w:type="spellStart"/>
       <w:r>
         <w:t>по</w:t>
       </w:r>
@@ -23133,7 +22247,6 @@
       <w:r>
         <w:t>том</w:t>
       </w:r>
-      <w:proofErr w:type="spellEnd"/>
       <w:r>
         <w:t>.</w:t>
       </w:r>
@@ -23206,15 +22319,7 @@
     </w:p>
     <w:p>
       <w:r>
-        <w:t xml:space="preserve">Первый полёт в космос. Первый </w:t>
-      </w:r>
-      <w:proofErr w:type="spellStart"/>
-      <w:r>
-        <w:t>бранк</w:t>
-      </w:r>
-      <w:proofErr w:type="spellEnd"/>
-      <w:r>
-        <w:t>. Первый сон во время перехода. Знакомство с ней.</w:t>
+        <w:t>Первый полёт в космос. Первый бранк. Первый сон во время перехода. Знакомство с ней.</w:t>
       </w:r>
     </w:p>
     <w:p>
@@ -23229,15 +22334,7 @@
     </w:p>
     <w:p>
       <w:r>
-        <w:t xml:space="preserve">— Сейчас мне кажется, что </w:t>
-      </w:r>
-      <w:proofErr w:type="gramStart"/>
-      <w:r>
-        <w:t>самое хорошее</w:t>
-      </w:r>
-      <w:proofErr w:type="gramEnd"/>
-      <w:r>
-        <w:t>, что было у меня в жизни — это ты, — сказал я.</w:t>
+        <w:t>— Сейчас мне кажется, что самое хорошее, что было у меня в жизни — это ты, — сказал я.</w:t>
       </w:r>
     </w:p>
     <w:p>
@@ -23291,13 +22388,8 @@
       </w:r>
     </w:p>
     <w:p>
-      <w:proofErr w:type="spellStart"/>
-      <w:r>
-        <w:t>Пшикнул</w:t>
-      </w:r>
-      <w:proofErr w:type="spellEnd"/>
-      <w:r>
-        <w:t xml:space="preserve"> диспенсер, зажурчала в кружке вода.</w:t>
+      <w:r>
+        <w:t>Пшикнул диспенсер, зажурчала в кружке вода.</w:t>
       </w:r>
     </w:p>
     <w:p>
@@ -23566,15 +22658,7 @@
         <w:t xml:space="preserve">Какая разница, сколько лет изучаем? </w:t>
       </w:r>
       <w:r>
-        <w:t xml:space="preserve">Я вообще в </w:t>
-      </w:r>
-      <w:proofErr w:type="spellStart"/>
-      <w:r>
-        <w:t>химлабе</w:t>
-      </w:r>
-      <w:proofErr w:type="spellEnd"/>
-      <w:r>
-        <w:t xml:space="preserve"> сижу, откуда мне знать?</w:t>
+        <w:t>Я вообще в химлабе сижу, откуда мне знать?</w:t>
       </w:r>
     </w:p>
     <w:p>
@@ -23654,15 +22738,7 @@
     </w:p>
     <w:p>
       <w:r>
-        <w:t xml:space="preserve">Сбой в </w:t>
-      </w:r>
-      <w:proofErr w:type="spellStart"/>
-      <w:r>
-        <w:t>гравитонной</w:t>
-      </w:r>
-      <w:proofErr w:type="spellEnd"/>
-      <w:r>
-        <w:t xml:space="preserve"> камере?</w:t>
+        <w:t>Сбой в гравитонной камере?</w:t>
       </w:r>
     </w:p>
     <w:p>
@@ -24153,13 +23229,8 @@
       </w:r>
     </w:p>
     <w:p>
-      <w:proofErr w:type="spellStart"/>
-      <w:r>
-        <w:t>Гравитонный</w:t>
-      </w:r>
-      <w:proofErr w:type="spellEnd"/>
-      <w:r>
-        <w:t xml:space="preserve"> привод едва работал.</w:t>
+      <w:r>
+        <w:t>Гравитонный привод едва работал.</w:t>
       </w:r>
     </w:p>
     <w:p>
@@ -24248,15 +23319,7 @@
     </w:p>
     <w:p>
       <w:r>
-        <w:t xml:space="preserve">Глаза мои уже немного привыкли к расходящейся тряске и мелькающему свету. Я узнал искривлённое лицо </w:t>
-      </w:r>
-      <w:proofErr w:type="spellStart"/>
-      <w:r>
-        <w:t>Мицюкина</w:t>
-      </w:r>
-      <w:proofErr w:type="spellEnd"/>
-      <w:r>
-        <w:t xml:space="preserve">, который </w:t>
+        <w:t xml:space="preserve">Глаза мои уже немного привыкли к расходящейся тряске и мелькающему свету. Я узнал искривлённое лицо Мицюкина, который </w:t>
       </w:r>
       <w:r>
         <w:t>жёг</w:t>
@@ -24271,13 +23334,8 @@
       </w:r>
     </w:p>
     <w:p>
-      <w:proofErr w:type="spellStart"/>
-      <w:r>
-        <w:t>Мицюкина</w:t>
-      </w:r>
-      <w:proofErr w:type="spellEnd"/>
-      <w:r>
-        <w:t xml:space="preserve"> перекосило, как засбоившую машину. Резак, изрыгнув последнюю струю пламени, погас у него в руке, и он уставился на меня, как на чудище из ночного кошмара. Появилось ещё несколько теней, вылезших из </w:t>
+      <w:r>
+        <w:t xml:space="preserve">Мицюкина перекосило, как засбоившую машину. Резак, изрыгнув последнюю струю пламени, погас у него в руке, и он уставился на меня, как на чудище из ночного кошмара. Появилось ещё несколько теней, вылезших из </w:t>
       </w:r>
       <w:r>
         <w:lastRenderedPageBreak/>
@@ -24392,11 +23450,9 @@
       <w:r>
         <w:t xml:space="preserve">Всё перед глазами завязло в крови. Я решил, что огонь с реактивной тягой рвётся ко мне навстречу. Раскинул руки, ожидая избавления от этого ревущего ада, но огонь отступил, превратившись в </w:t>
       </w:r>
-      <w:proofErr w:type="spellStart"/>
       <w:r>
         <w:t>стробящие</w:t>
       </w:r>
-      <w:proofErr w:type="spellEnd"/>
       <w:r>
         <w:t>, как иллюминация, аварийные люминофоры.</w:t>
       </w:r>
@@ -24790,15 +23846,7 @@
     </w:p>
     <w:p>
       <w:r>
-        <w:t xml:space="preserve">Тяжёлый тёмный взгляд </w:t>
-      </w:r>
-      <w:proofErr w:type="spellStart"/>
-      <w:r>
-        <w:t>Мицюкина</w:t>
-      </w:r>
-      <w:proofErr w:type="spellEnd"/>
-      <w:r>
-        <w:t xml:space="preserve"> прожигал насквозь. </w:t>
+        <w:t xml:space="preserve">Тяжёлый тёмный взгляд Мицюкина прожигал насквозь. </w:t>
       </w:r>
     </w:p>
     <w:p>
@@ -24838,15 +23886,7 @@
     </w:p>
     <w:p>
       <w:r>
-        <w:t xml:space="preserve">Тень </w:t>
-      </w:r>
-      <w:proofErr w:type="spellStart"/>
-      <w:r>
-        <w:t>Мицюкина</w:t>
-      </w:r>
-      <w:proofErr w:type="spellEnd"/>
-      <w:r>
-        <w:t xml:space="preserve"> нависала надо мной, прижимала к стене. Я невольно попятился, задел за что-то ногой и едва не свалился на пол.</w:t>
+        <w:t>Тень Мицюкина нависала надо мной, прижимала к стене. Я невольно попятился, задел за что-то ногой и едва не свалился на пол.</w:t>
       </w:r>
     </w:p>
     <w:p>
@@ -25961,15 +25001,7 @@
     </w:p>
     <w:p>
       <w:r>
-        <w:t xml:space="preserve">Вера подбежала, вышла из аварийного мрака, как из </w:t>
-      </w:r>
-      <w:proofErr w:type="spellStart"/>
-      <w:r>
-        <w:t>бранка</w:t>
-      </w:r>
-      <w:proofErr w:type="spellEnd"/>
-      <w:r>
-        <w:t>, и обхватила меня за плечи. Я остолбенел. Дыхание перехватило от радости. Я прижался к её губам.</w:t>
+        <w:t>Вера подбежала, вышла из аварийного мрака, как из бранка, и обхватила меня за плечи. Я остолбенел. Дыхание перехватило от радости. Я прижался к её губам.</w:t>
       </w:r>
     </w:p>
     <w:p>
@@ -26159,15 +25191,7 @@
     </w:p>
     <w:p>
       <w:r>
-        <w:t xml:space="preserve">Камеру с </w:t>
-      </w:r>
-      <w:proofErr w:type="spellStart"/>
-      <w:r>
-        <w:t>нуболидами</w:t>
-      </w:r>
-      <w:proofErr w:type="spellEnd"/>
-      <w:r>
-        <w:t xml:space="preserve"> закрывала дымная пелена.</w:t>
+        <w:t>Камеру с нуболидами закрывала дымная пелена.</w:t>
       </w:r>
     </w:p>
     <w:p>
@@ -26997,15 +26021,7 @@
     </w:p>
     <w:p>
       <w:r>
-        <w:t xml:space="preserve">У выхода в коридор Майоров спорил о чём-то с </w:t>
-      </w:r>
-      <w:proofErr w:type="spellStart"/>
-      <w:r>
-        <w:t>Мицюкиным</w:t>
-      </w:r>
-      <w:proofErr w:type="spellEnd"/>
-      <w:r>
-        <w:t xml:space="preserve"> — так яростно и увлечённо, что даже не обратил на меня внимания. На скамейке у стены сидела Симонова, опрятная, с затянутыми в пучок волосами — ударница труда с цветастого плаката, которая прихорошилась, но не слишком, чтобы отправиться на работу, в вопящий цех, по утру. Она посмотрела на меня тёмным испуганным взглядом.</w:t>
+        <w:t>У выхода в коридор Майоров спорил о чём-то с Мицюкиным — так яростно и увлечённо, что даже не обратил на меня внимания. На скамейке у стены сидела Симонова, опрятная, с затянутыми в пучок волосами — ударница труда с цветастого плаката, которая прихорошилась, но не слишком, чтобы отправиться на работу, в вопящий цех, по утру. Она посмотрела на меня тёмным испуганным взглядом.</w:t>
       </w:r>
     </w:p>
     <w:p>
@@ -27162,15 +26178,7 @@
     </w:p>
     <w:p>
       <w:r>
-        <w:t xml:space="preserve">— Петя, — сказала она и тут же добавила, заметив мой недоумённый взгляд: — Пётр </w:t>
-      </w:r>
-      <w:proofErr w:type="spellStart"/>
-      <w:r>
-        <w:t>Верховенцев</w:t>
-      </w:r>
-      <w:proofErr w:type="spellEnd"/>
-      <w:r>
-        <w:t xml:space="preserve"> из химической. Он в реанимации, это третий отсек. А то я что-то боюсь.</w:t>
+        <w:t>— Петя, — сказала она и тут же добавила, заметив мой недоумённый взгляд: — Пётр Верховенцев из химической. Он в реанимации, это третий отсек. А то я что-то боюсь.</w:t>
       </w:r>
     </w:p>
     <w:p>
@@ -27206,15 +26214,7 @@
     </w:p>
     <w:p>
       <w:r>
-        <w:t xml:space="preserve">— Какого чёрта ты вообще на этот уровень </w:t>
-      </w:r>
-      <w:proofErr w:type="spellStart"/>
-      <w:r>
-        <w:t>попёрся</w:t>
-      </w:r>
-      <w:proofErr w:type="spellEnd"/>
-      <w:r>
-        <w:t>?</w:t>
+        <w:t>— Какого чёрта ты вообще на этот уровень попёрся?</w:t>
       </w:r>
     </w:p>
     <w:p>
@@ -27251,15 +26251,7 @@
     <w:p>
       <w:r>
         <w:lastRenderedPageBreak/>
-        <w:t xml:space="preserve">— Мы уже на второй круг пошли, — спокойно ответил Мицюкин. — </w:t>
-      </w:r>
-      <w:proofErr w:type="gramStart"/>
-      <w:r>
-        <w:t>На текущий момент</w:t>
-      </w:r>
-      <w:proofErr w:type="gramEnd"/>
-      <w:r>
-        <w:t xml:space="preserve"> я не готов подпускать кого-либо из вашей команды ни к ремонту, ни к управлению станцией. Если бы мой оператор не решил себе горло перерезать, ничего бы из этого не произошло.</w:t>
+        <w:t>— Мы уже на второй круг пошли, — спокойно ответил Мицюкин. — На текущий момент я не готов подпускать кого-либо из вашей команды ни к ремонту, ни к управлению станцией. Если бы мой оператор не решил себе горло перерезать, ничего бы из этого не произошло.</w:t>
       </w:r>
     </w:p>
     <w:p>
@@ -27346,15 +26338,7 @@
     </w:p>
     <w:p>
       <w:r>
-        <w:t xml:space="preserve">— Мы, — этот долгий слог едва не застрял у </w:t>
-      </w:r>
-      <w:proofErr w:type="spellStart"/>
-      <w:r>
-        <w:t>Мицюкина</w:t>
-      </w:r>
-      <w:proofErr w:type="spellEnd"/>
-      <w:r>
-        <w:t xml:space="preserve"> в горле, — проводим ремонт двигательных модулей. Спасибо вам за участие, но ваша помощь пока не требуется.</w:t>
+        <w:t>— Мы, — этот долгий слог едва не застрял у Мицюкина в горле, — проводим ремонт двигательных модулей. Спасибо вам за участие, но ваша помощь пока не требуется.</w:t>
       </w:r>
     </w:p>
     <w:p>
@@ -27446,15 +26430,7 @@
         <w:t>Что хотите</w:t>
       </w:r>
       <w:r>
-        <w:t xml:space="preserve">? — Губы у </w:t>
-      </w:r>
-      <w:proofErr w:type="spellStart"/>
-      <w:r>
-        <w:t>Мицюкина</w:t>
-      </w:r>
-      <w:proofErr w:type="spellEnd"/>
-      <w:r>
-        <w:t xml:space="preserve"> задрожали.</w:t>
+        <w:t>? — Губы у Мицюкина задрожали.</w:t>
       </w:r>
     </w:p>
     <w:p>
@@ -27492,15 +26468,7 @@
     </w:p>
     <w:p>
       <w:r>
-        <w:t xml:space="preserve">Я подумал, что на месте </w:t>
-      </w:r>
-      <w:proofErr w:type="spellStart"/>
-      <w:r>
-        <w:t>Мицюкина</w:t>
-      </w:r>
-      <w:proofErr w:type="spellEnd"/>
-      <w:r>
-        <w:t xml:space="preserve"> тоже не подпустил бы никого из нас ни к ремонту двигательных модулей, ни к управлению станцией.</w:t>
+        <w:t>Я подумал, что на месте Мицюкина тоже не подпустил бы никого из нас ни к ремонту двигательных модулей, ни к управлению станцией.</w:t>
       </w:r>
     </w:p>
     <w:p>
@@ -27541,15 +26509,7 @@
     </w:p>
     <w:p>
       <w:r>
-        <w:t xml:space="preserve">— Меня просили узнать про </w:t>
-      </w:r>
-      <w:proofErr w:type="spellStart"/>
-      <w:r>
-        <w:t>Верховенцева</w:t>
-      </w:r>
-      <w:proofErr w:type="spellEnd"/>
-      <w:r>
-        <w:t>.</w:t>
+        <w:t>— Меня просили узнать про Верховенцева.</w:t>
       </w:r>
     </w:p>
     <w:p>
@@ -27559,15 +26519,7 @@
     </w:p>
     <w:p>
       <w:r>
-        <w:t xml:space="preserve">— По поводу </w:t>
-      </w:r>
-      <w:proofErr w:type="spellStart"/>
-      <w:r>
-        <w:t>Верховенцева</w:t>
-      </w:r>
-      <w:proofErr w:type="spellEnd"/>
-      <w:r>
-        <w:t xml:space="preserve"> ничего сказать не могу, — ответил Синицын. — Состояние тяжёлое, насколько я могу судить. Сложно пока что-то обещать. Скажите, что он стабилен, но в сознание не приходил.</w:t>
+        <w:t>— По поводу Верховенцева ничего сказать не могу, — ответил Синицын. — Состояние тяжёлое, насколько я могу судить. Сложно пока что-то обещать. Скажите, что он стабилен, но в сознание не приходил.</w:t>
       </w:r>
     </w:p>
     <w:p>
@@ -27658,15 +26610,7 @@
     </w:p>
     <w:p>
       <w:r>
-        <w:t xml:space="preserve">— В </w:t>
-      </w:r>
-      <w:proofErr w:type="spellStart"/>
-      <w:r>
-        <w:t>химлабе</w:t>
-      </w:r>
-      <w:proofErr w:type="spellEnd"/>
-      <w:r>
-        <w:t>. Я потом объясню.</w:t>
+        <w:t>— В химлабе. Я потом объясню.</w:t>
       </w:r>
     </w:p>
     <w:p>
@@ -27707,15 +26651,7 @@
     </w:p>
     <w:p>
       <w:r>
-        <w:t xml:space="preserve">— Прошу вас, Сергей Владимирович, я же просил! — Голос Андреева вновь сорвался в кашель, сухой и судорожный, как при лихорадке. Он ссутулился, нависнув своим исполинским ростом над собравшимися, и прижал распяленную пятерню к груди. — Да, мы всё равно падаем, — проговорил он сквозь едва сдерживаемые спазмы. — Но это временно. Ведутся ремонтные работы, подключены наши </w:t>
-      </w:r>
-      <w:proofErr w:type="gramStart"/>
-      <w:r>
-        <w:t>лучшие специалисты</w:t>
-      </w:r>
-      <w:proofErr w:type="gramEnd"/>
-      <w:r>
-        <w:t>. Ремонтными работами руководит Константин Игоревич Мицюкин, вы все его прекрасно знаете.</w:t>
+        <w:t>— Прошу вас, Сергей Владимирович, я же просил! — Голос Андреева вновь сорвался в кашель, сухой и судорожный, как при лихорадке. Он ссутулился, нависнув своим исполинским ростом над собравшимися, и прижал распяленную пятерню к груди. — Да, мы всё равно падаем, — проговорил он сквозь едва сдерживаемые спазмы. — Но это временно. Ведутся ремонтные работы, подключены наши лучшие специалисты. Ремонтными работами руководит Константин Игоревич Мицюкин, вы все его прекрасно знаете.</w:t>
       </w:r>
     </w:p>
     <w:p>
@@ -27818,15 +26754,7 @@
         <w:t xml:space="preserve">— Товарищи! — проголосил Андреев. Кадык у него взволнованно заёрзал вверх и вниз. — Надо понимать, что эвакуация — это вопрос нескольких месяцев! Пока </w:t>
       </w:r>
       <w:r>
-        <w:t xml:space="preserve">что </w:t>
-      </w:r>
-      <w:proofErr w:type="gramStart"/>
-      <w:r>
-        <w:t>главный приоритет</w:t>
-      </w:r>
-      <w:proofErr w:type="gramEnd"/>
-      <w:r>
-        <w:t xml:space="preserve"> —</w:t>
+        <w:t>что главный приоритет —</w:t>
       </w:r>
       <w:r>
         <w:t xml:space="preserve"> </w:t>
@@ -28232,15 +27160,7 @@
     </w:p>
     <w:p>
       <w:r>
-        <w:t xml:space="preserve">Другая команда специалистов, о которой говорил Андреев, состояла из одной Веры. Если не считать меня. Руководителя химической лаборатории на глазах у Веры запаковали в чёрный мешок, а </w:t>
-      </w:r>
-      <w:proofErr w:type="spellStart"/>
-      <w:r>
-        <w:t>Верховенцев</w:t>
-      </w:r>
-      <w:proofErr w:type="spellEnd"/>
-      <w:r>
-        <w:t xml:space="preserve"> лежал в реанимации, подключённый к ревущему от перебоев пульса аппарату.</w:t>
+        <w:t>Другая команда специалистов, о которой говорил Андреев, состояла из одной Веры. Если не считать меня. Руководителя химической лаборатории на глазах у Веры запаковали в чёрный мешок, а Верховенцев лежал в реанимации, подключённый к ревущему от перебоев пульса аппарату.</w:t>
       </w:r>
     </w:p>
     <w:p>
@@ -28353,7 +27273,7 @@
         <w:t>выдала</w:t>
       </w:r>
       <w:r>
-        <w:t xml:space="preserve"> из синтезатора звука несколько</w:t>
+        <w:t xml:space="preserve"> несколько</w:t>
       </w:r>
       <w:r>
         <w:t xml:space="preserve"> </w:t>
@@ -28418,12 +27338,12 @@
     </w:p>
     <w:p>
       <w:r>
+        <w:t xml:space="preserve">Вера села за терминал, откинулась на спинку стула и стала следить за мелькающими сообщениями загрузчика. </w:t>
+      </w:r>
+    </w:p>
+    <w:p>
+      <w:r>
         <w:lastRenderedPageBreak/>
-        <w:t xml:space="preserve">Вера села за терминал, откинулась на спинку стула и стала следить за мелькающими сообщениями загрузчика. </w:t>
-      </w:r>
-    </w:p>
-    <w:p>
-      <w:r>
         <w:t>— Объяснишь мне, что делать? — спросил я.</w:t>
       </w:r>
     </w:p>
@@ -28542,15 +27462,7 @@
     </w:p>
     <w:p>
       <w:r>
-        <w:t xml:space="preserve">— Он так работает, к сожалению. Не всегда с первого раза. — Вера всмотрелась в </w:t>
-      </w:r>
-      <w:proofErr w:type="spellStart"/>
-      <w:r>
-        <w:t>мреющие</w:t>
-      </w:r>
-      <w:proofErr w:type="spellEnd"/>
-      <w:r>
-        <w:t xml:space="preserve"> строчки. — Надеюсь, анализатор не сдох.</w:t>
+        <w:t>— Он так работает, к сожалению. Не всегда с первого раза. — Вера всмотрелась в мреющие строчки. — Надеюсь, анализатор не сдох.</w:t>
       </w:r>
     </w:p>
     <w:p>
@@ -28560,21 +27472,24 @@
     </w:p>
     <w:p>
       <w:r>
+        <w:t>— Как вообще анализ происходит? — спросил я.</w:t>
+      </w:r>
+    </w:p>
+    <w:p>
+      <w:r>
         <w:lastRenderedPageBreak/>
-        <w:t>— Как вообще анализ происходит? — спросил я.</w:t>
-      </w:r>
-    </w:p>
-    <w:p>
-      <w:r>
         <w:t>— Много есть вариантов. После того, что мне Елена Викторовна рассказала, я бы попробовала начать с фотометрии. Элементы должны быть целые. Но всё равно нужны реагенты.</w:t>
       </w:r>
     </w:p>
     <w:p>
       <w:r>
-        <w:t xml:space="preserve">Аппарат возбуждённо завибрировал, пощёлкал жёстким диском, со скрежетом затягивая тугую пружину неизвестного привода, и выплюнул на экран </w:t>
-      </w:r>
-      <w:r>
-        <w:t xml:space="preserve">накопившиеся </w:t>
+        <w:t>Аппарат возбуждённо завибрировал, пощёлкал жёстким диском, со скрежетом затягивая тугую пружину неизвестного привода, и выплюнул на экран</w:t>
+      </w:r>
+      <w:r>
+        <w:t xml:space="preserve"> скопившиеся, как сор,</w:t>
+      </w:r>
+      <w:r>
+        <w:t xml:space="preserve"> </w:t>
       </w:r>
       <w:r>
         <w:t>ошибки.</w:t>
@@ -28704,24 +27619,24 @@
     </w:p>
     <w:p>
       <w:r>
+        <w:t xml:space="preserve">— Нет. </w:t>
+      </w:r>
+      <w:r>
+        <w:t>Осталось</w:t>
+      </w:r>
+      <w:r>
+        <w:t xml:space="preserve"> самое интересное.</w:t>
+      </w:r>
+    </w:p>
+    <w:p>
+      <w:r>
         <w:lastRenderedPageBreak/>
-        <w:t xml:space="preserve">— Нет. </w:t>
-      </w:r>
-      <w:r>
-        <w:t>Осталось</w:t>
-      </w:r>
-      <w:r>
-        <w:t xml:space="preserve"> самое интересное.</w:t>
-      </w:r>
-    </w:p>
-    <w:p>
-      <w:r>
         <w:t>Вера застучала по клавиатуре.</w:t>
       </w:r>
     </w:p>
     <w:p>
       <w:r>
-        <w:t>Разобраться с проведением анализов было не слишком сложно, хотя мне и показалось, что оснастку для вычислительных машин в лаборатории разработали задолго до моего рождения.</w:t>
+        <w:t>Разобраться с проведением анализов было не слишком сложно, хотя мне и показалось, что оснастку для вычислительных машин разработали задолго до моего рождения.</w:t>
       </w:r>
     </w:p>
     <w:p>
@@ -28779,15 +27694,7 @@
         <w:t>С</w:t>
       </w:r>
       <w:r>
-        <w:t xml:space="preserve">бой в </w:t>
-      </w:r>
-      <w:proofErr w:type="spellStart"/>
-      <w:r>
-        <w:t>гравитонной</w:t>
-      </w:r>
-      <w:proofErr w:type="spellEnd"/>
-      <w:r>
-        <w:t xml:space="preserve"> камере. Просто сбой. Такой же, как раньше. Качка.</w:t>
+        <w:t>бой в гравитонной камере. Просто сбой. Такой же, как раньше. Качка.</w:t>
       </w:r>
     </w:p>
     <w:p>
@@ -28861,15 +27768,7 @@
         <w:t>Е</w:t>
       </w:r>
       <w:r>
-        <w:t xml:space="preserve">сли хочешь, иди к своему </w:t>
-      </w:r>
-      <w:proofErr w:type="spellStart"/>
-      <w:r>
-        <w:t>Мицюкину</w:t>
-      </w:r>
-      <w:proofErr w:type="spellEnd"/>
-      <w:r>
-        <w:t>. Вдруг он передумает. Будешь там под его присмотром гайки крутить. А я сама справлюсь.</w:t>
+        <w:t>сли хочешь, иди к своему Мицюкину. Вдруг он передумает. Будешь там под его присмотром гайки крутить. А я сама справлюсь.</w:t>
       </w:r>
     </w:p>
     <w:p>
@@ -28879,15 +27778,7 @@
     </w:p>
     <w:p>
       <w:r>
-        <w:t xml:space="preserve">— Прости. Я тебя тут одну не оставлю. Нет никакого смысла с </w:t>
-      </w:r>
-      <w:proofErr w:type="spellStart"/>
-      <w:r>
-        <w:t>Мицюкиным</w:t>
-      </w:r>
-      <w:proofErr w:type="spellEnd"/>
-      <w:r>
-        <w:t xml:space="preserve"> пререкаться. Ни к чему он меня не подпустит, это я уже понял.</w:t>
+        <w:t>— Прости. Я тебя тут одну не оставлю. Нет никакого смысла с Мицюкиным пререкаться. Ни к чему он меня не подпустит, это я уже понял.</w:t>
       </w:r>
     </w:p>
     <w:p>
@@ -28902,34 +27793,26 @@
     </w:p>
     <w:p>
       <w:r>
-        <w:t xml:space="preserve">— Надо собрать образцы. Что там в каюте Марутяна творится, я не знаю, могут не пускать никого. Как и в лабораторию. К </w:t>
-      </w:r>
-      <w:proofErr w:type="spellStart"/>
-      <w:r>
-        <w:t>Марутяну</w:t>
-      </w:r>
-      <w:proofErr w:type="spellEnd"/>
-      <w:r>
-        <w:t xml:space="preserve"> я попробую сама сходить, ко мне спокойнее отнесутся.</w:t>
+        <w:t>— Надо собрать образцы. Что там в каюте Марутяна творится, я не знаю, могут не пускать никого. Как и в лабораторию. К Марутяну я попробую сама сходить, ко мне спокойнее отнесутся.</w:t>
+      </w:r>
+    </w:p>
+    <w:p>
+      <w:r>
+        <w:t>— Ещё Мерцель, — напомнил я.</w:t>
+      </w:r>
+      <w:r>
+        <w:t xml:space="preserve"> — </w:t>
+      </w:r>
+      <w:r>
+        <w:t>Наш пилот</w:t>
+      </w:r>
+      <w:r>
+        <w:t>.</w:t>
       </w:r>
     </w:p>
     <w:p>
       <w:r>
         <w:lastRenderedPageBreak/>
-        <w:t>— Ещё Мерцель, — напомнил я.</w:t>
-      </w:r>
-      <w:r>
-        <w:t xml:space="preserve"> — </w:t>
-      </w:r>
-      <w:r>
-        <w:t>Наш пилот</w:t>
-      </w:r>
-      <w:r>
-        <w:t>.</w:t>
-      </w:r>
-    </w:p>
-    <w:p>
-      <w:r>
         <w:t>— Да, точно. Ты пока образец из своего модуля возьми и в столовую зайти не забудь. Может, ещё куда. Короче, где получится. Чем больше образцов, тем лучше.</w:t>
       </w:r>
     </w:p>
@@ -29142,15 +28025,7 @@
     <w:p>
       <w:r>
         <w:lastRenderedPageBreak/>
-        <w:t xml:space="preserve">— Я не предлагаю здесь сидеть. Пойдём к </w:t>
-      </w:r>
-      <w:proofErr w:type="spellStart"/>
-      <w:r>
-        <w:t>Мицюкину</w:t>
-      </w:r>
-      <w:proofErr w:type="spellEnd"/>
-      <w:r>
-        <w:t xml:space="preserve"> или Андрееву, спорить будем, нашу правду-матку отстаивать. А парня оставь. Он тоже полезным делом занимается.</w:t>
+        <w:t>— Я не предлагаю здесь сидеть. Пойдём к Мицюкину или Андрееву, спорить будем, нашу правду-матку отстаивать. А парня оставь. Он тоже полезным делом занимается.</w:t>
       </w:r>
     </w:p>
     <w:p>
@@ -30117,26 +28992,13 @@
       <w:r>
         <w:t xml:space="preserve">вообще </w:t>
       </w:r>
-      <w:proofErr w:type="spellStart"/>
-      <w:r>
-        <w:t>попёрся</w:t>
-      </w:r>
-      <w:proofErr w:type="spellEnd"/>
-      <w:r>
-        <w:t xml:space="preserve"> в лабораторию?</w:t>
-      </w:r>
-    </w:p>
-    <w:p>
-      <w:r>
-        <w:t xml:space="preserve">За спиной у </w:t>
-      </w:r>
-      <w:proofErr w:type="spellStart"/>
-      <w:r>
-        <w:t>Мицюкина</w:t>
-      </w:r>
-      <w:proofErr w:type="spellEnd"/>
-      <w:r>
-        <w:t xml:space="preserve"> материализовался неизменно следующий за ним Лысанов.</w:t>
+      <w:r>
+        <w:t>попёрся в лабораторию?</w:t>
+      </w:r>
+    </w:p>
+    <w:p>
+      <w:r>
+        <w:t>За спиной у Мицюкина материализовался неизменно следующий за ним Лысанов.</w:t>
       </w:r>
     </w:p>
     <w:p>
@@ -30210,15 +29072,7 @@
     </w:p>
     <w:p>
       <w:r>
-        <w:t xml:space="preserve">Он открыл дверь в лабораторию и отвёл глаза от пролившегося наружу красного света. Кто-то наблюдал за </w:t>
-      </w:r>
-      <w:proofErr w:type="spellStart"/>
-      <w:r>
-        <w:t>нуболидами</w:t>
-      </w:r>
-      <w:proofErr w:type="spellEnd"/>
-      <w:r>
-        <w:t>, но забыл отключить подкрашенное, как в комнате для проявки фотографий, освещение.</w:t>
+        <w:t>Он открыл дверь в лабораторию и отвёл глаза от пролившегося наружу красного света. Кто-то наблюдал за нуболидами, но забыл отключить подкрашенное, как в комнате для проявки фотографий, освещение.</w:t>
       </w:r>
     </w:p>
     <w:p>
@@ -30343,23 +29197,7 @@
     </w:p>
     <w:p>
       <w:r>
-        <w:t xml:space="preserve">— Удобно как! — прорычал Мицюкин. — Хорошо что </w:t>
-      </w:r>
-      <w:proofErr w:type="spellStart"/>
-      <w:r>
-        <w:t>Верховенцеву</w:t>
-      </w:r>
-      <w:proofErr w:type="spellEnd"/>
-      <w:r>
-        <w:t xml:space="preserve"> с </w:t>
-      </w:r>
-      <w:proofErr w:type="spellStart"/>
-      <w:r>
-        <w:t>Кавинским</w:t>
-      </w:r>
-      <w:proofErr w:type="spellEnd"/>
-      <w:r>
-        <w:t xml:space="preserve"> уже ничего не требуется!</w:t>
+        <w:t>— Удобно как! — прорычал Мицюкин. — Хорошо что Верховенцеву с Кавинским уже ничего не требуется!</w:t>
       </w:r>
     </w:p>
     <w:p>
@@ -30374,23 +29212,7 @@
     </w:p>
     <w:p>
       <w:r>
-        <w:t xml:space="preserve">— А </w:t>
-      </w:r>
-      <w:proofErr w:type="spellStart"/>
-      <w:r>
-        <w:t>Верховенцев</w:t>
-      </w:r>
-      <w:proofErr w:type="spellEnd"/>
-      <w:r>
-        <w:t xml:space="preserve"> в чём виноват? А </w:t>
-      </w:r>
-      <w:proofErr w:type="spellStart"/>
-      <w:r>
-        <w:t>Кавинский</w:t>
-      </w:r>
-      <w:proofErr w:type="spellEnd"/>
-      <w:r>
-        <w:t>? И ты собираешься время на него тратить? Всё с ним будет в порядке. До суда оклемается.</w:t>
+        <w:t>— А Верховенцев в чём виноват? А Кавинский? И ты собираешься время на него тратить? Всё с ним будет в порядке. До суда оклемается.</w:t>
       </w:r>
     </w:p>
     <w:p>
@@ -30473,15 +29295,7 @@
     </w:p>
     <w:p>
       <w:r>
-        <w:t xml:space="preserve">В соседнем отсеке Минаева спорила с </w:t>
-      </w:r>
-      <w:proofErr w:type="spellStart"/>
-      <w:r>
-        <w:t>Мицюкиным</w:t>
-      </w:r>
-      <w:proofErr w:type="spellEnd"/>
-      <w:r>
-        <w:t xml:space="preserve"> — я слышал их голоса, но не различал ни единого слова.</w:t>
+        <w:t>В соседнем отсеке Минаева спорила с Мицюкиным — я слышал их голоса, но не различал ни единого слова.</w:t>
       </w:r>
     </w:p>
     <w:p>
@@ -30615,15 +29429,7 @@
         <w:t>П</w:t>
       </w:r>
       <w:r>
-        <w:t xml:space="preserve">робирка разбилась, мне надо сходить за новой. У нас в </w:t>
-      </w:r>
-      <w:proofErr w:type="spellStart"/>
-      <w:r>
-        <w:t>химлабе</w:t>
-      </w:r>
-      <w:proofErr w:type="spellEnd"/>
-      <w:r>
-        <w:t xml:space="preserve"> должны ещё быть.</w:t>
+        <w:t>робирка разбилась, мне надо сходить за новой. У нас в химлабе должны ещё быть.</w:t>
       </w:r>
     </w:p>
     <w:p>
@@ -30669,15 +29475,7 @@
         <w:t>В</w:t>
       </w:r>
       <w:r>
-        <w:t xml:space="preserve"> </w:t>
-      </w:r>
-      <w:proofErr w:type="spellStart"/>
-      <w:r>
-        <w:t>гравитонной</w:t>
-      </w:r>
-      <w:proofErr w:type="spellEnd"/>
-      <w:r>
-        <w:t xml:space="preserve"> камере вновь начались электронные судороги.</w:t>
+        <w:t xml:space="preserve"> гравитонной камере вновь начались электронные судороги.</w:t>
       </w:r>
     </w:p>
     <w:p>
@@ -31090,15 +29888,7 @@
     </w:p>
     <w:p>
       <w:r>
-        <w:t xml:space="preserve">— Зачем вам столько фибры в </w:t>
-      </w:r>
-      <w:proofErr w:type="spellStart"/>
-      <w:r>
-        <w:t>химлабе</w:t>
-      </w:r>
-      <w:proofErr w:type="spellEnd"/>
-      <w:r>
-        <w:t xml:space="preserve">? К тому же закрытой на ключ. Как раз в том ящике, который ты </w:t>
+        <w:t xml:space="preserve">— Зачем вам столько фибры в химлабе? К тому же закрытой на ключ. Как раз в том ящике, который ты </w:t>
       </w:r>
       <w:r>
         <w:t>открывать</w:t>
@@ -31109,15 +29899,7 @@
     </w:p>
     <w:p>
       <w:r>
-        <w:t xml:space="preserve">— Олег! — Вера нервно дёрнула за лямку висящей на плече сумки, шагнула ко мне и остановилась, не решилась подойти слишком близко. — Ты о чём вообще говоришь? Откуда я знаю, что лежит в </w:t>
-      </w:r>
-      <w:proofErr w:type="spellStart"/>
-      <w:r>
-        <w:t>химлабе</w:t>
-      </w:r>
-      <w:proofErr w:type="spellEnd"/>
-      <w:r>
-        <w:t xml:space="preserve">! Ты же видел, там полный бардак! У нас и работы-то последний год толковой не было, не лаборатория, а сплошная свалка. </w:t>
+        <w:t xml:space="preserve">— Олег! — Вера нервно дёрнула за лямку висящей на плече сумки, шагнула ко мне и остановилась, не решилась подойти слишком близко. — Ты о чём вообще говоришь? Откуда я знаю, что лежит в химлабе! Ты же видел, там полный бардак! У нас и работы-то последний год толковой не было, не лаборатория, а сплошная свалка. </w:t>
       </w:r>
       <w:r>
         <w:t>Наверное</w:t>
@@ -31647,15 +30429,7 @@
         <w:t>карточку</w:t>
       </w:r>
       <w:r>
-        <w:t xml:space="preserve">. </w:t>
-      </w:r>
-      <w:proofErr w:type="spellStart"/>
-      <w:r>
-        <w:t>Верховенцев</w:t>
-      </w:r>
-      <w:proofErr w:type="spellEnd"/>
-      <w:r>
-        <w:t>.</w:t>
+        <w:t>. Верховенцев.</w:t>
       </w:r>
     </w:p>
     <w:p>
@@ -31670,15 +30444,7 @@
     </w:p>
     <w:p>
       <w:r>
-        <w:t xml:space="preserve">Несколько часов назад здесь сидела Симонова, пока я пытался разузнать о </w:t>
-      </w:r>
-      <w:proofErr w:type="spellStart"/>
-      <w:r>
-        <w:t>Верховенцеве</w:t>
-      </w:r>
-      <w:proofErr w:type="spellEnd"/>
-      <w:r>
-        <w:t xml:space="preserve"> — у того самого человека, который зарезал его </w:t>
+        <w:t xml:space="preserve">Несколько часов назад здесь сидела Симонова, пока я пытался разузнать о Верховенцеве — у того самого человека, который зарезал его </w:t>
       </w:r>
       <w:r>
         <w:t>скальпелем</w:t>
@@ -31690,15 +30456,7 @@
         <w:t>,</w:t>
       </w:r>
       <w:r>
-        <w:t xml:space="preserve"> казалось, стоит зажмурить глаза, и время покатится вспять, как поставленная на перемотку запись. Я ведь даже ни разу не видел этого </w:t>
-      </w:r>
-      <w:proofErr w:type="spellStart"/>
-      <w:r>
-        <w:t>Верховенцева</w:t>
-      </w:r>
-      <w:proofErr w:type="spellEnd"/>
-      <w:r>
-        <w:t xml:space="preserve"> до катастрофы, но всё равно что-то болезненно ныло в груди, как вымотанная бегом мышца.</w:t>
+        <w:t xml:space="preserve"> казалось, стоит зажмурить глаза, и время покатится вспять, как поставленная на перемотку запись. Я ведь даже ни разу не видел этого Верховенцева до катастрофы, но всё равно что-то болезненно ныло в груди, как вымотанная бегом мышца.</w:t>
       </w:r>
     </w:p>
     <w:p>
@@ -33067,113 +31825,73 @@
     </w:p>
     <w:p>
       <w:r>
-        <w:t xml:space="preserve">— Да, странный дефект. Или она моток проволоки проглотила. Или… — Я положил снимок на стол. — Или это </w:t>
-      </w:r>
-      <w:proofErr w:type="spellStart"/>
-      <w:r>
-        <w:t>нуболид</w:t>
-      </w:r>
-      <w:proofErr w:type="spellEnd"/>
+        <w:t>— Да, странный дефект. Или она моток проволоки проглотила. Или… — Я положил снимок на стол. — Или это нуболид.</w:t>
+      </w:r>
+    </w:p>
+    <w:p>
+      <w:r>
+        <w:lastRenderedPageBreak/>
+        <w:t>— Нуболид в человеческом теле, — прошептала Вера. —</w:t>
+      </w:r>
+      <w:r>
+        <w:t xml:space="preserve"> </w:t>
+      </w:r>
+      <w:r>
+        <w:t>Мне бы такое в кошмарном сне не приснилось!</w:t>
+      </w:r>
+    </w:p>
+    <w:p>
+      <w:r>
+        <w:t>На мгновение перед глазами мелькнул поблекший уже образ — Вера, идущая ко мне навстречу вопреки урагану, тонкие алые нити, прорастающие у неё из груди.</w:t>
+      </w:r>
+    </w:p>
+    <w:p>
+      <w:r>
+        <w:t>— Вскрытие мы с тобой всё равно не сделаем, — сказал я. — К тому же для нас это ничего не изменит.</w:t>
+      </w:r>
+    </w:p>
+    <w:p>
+      <w:r>
+        <w:t xml:space="preserve">— </w:t>
+      </w:r>
+      <w:r>
+        <w:t>Р</w:t>
+      </w:r>
+      <w:r>
+        <w:t>ентген я всё же сделаю</w:t>
+      </w:r>
+      <w:r>
+        <w:t>, — ответила Вера. —</w:t>
+      </w:r>
+      <w:r>
+        <w:t xml:space="preserve"> Вдруг это сбой, а мы тут напридумали всякой ерунды.</w:t>
+      </w:r>
+    </w:p>
+    <w:p>
+      <w:r>
+        <w:t>— Если это сбой, — сказал я, — то мы потратили время, а времени у нас как раз и нет. А если не сбой…</w:t>
+      </w:r>
+    </w:p>
+    <w:p>
+      <w:r>
+        <w:t xml:space="preserve">— То, что? — тихо спросила </w:t>
+      </w:r>
+      <w:r>
+        <w:t>Вера</w:t>
+      </w:r>
       <w:r>
         <w:t>.</w:t>
       </w:r>
     </w:p>
     <w:p>
       <w:r>
-        <w:lastRenderedPageBreak/>
-        <w:t xml:space="preserve">— </w:t>
-      </w:r>
-      <w:proofErr w:type="spellStart"/>
-      <w:r>
-        <w:t>Нуболид</w:t>
-      </w:r>
-      <w:proofErr w:type="spellEnd"/>
-      <w:r>
-        <w:t xml:space="preserve"> в человеческом теле, — прошептала Вера. —</w:t>
-      </w:r>
-      <w:r>
-        <w:t xml:space="preserve"> </w:t>
-      </w:r>
-      <w:r>
-        <w:t>Мне бы такое в кошмарном сне не приснилось!</w:t>
-      </w:r>
-    </w:p>
-    <w:p>
-      <w:r>
-        <w:t>На мгновение перед глазами мелькнул поблекший уже образ — Вера, идущая ко мне навстречу вопреки урагану, тонкие алые нити, прорастающие у неё из груди.</w:t>
-      </w:r>
-    </w:p>
-    <w:p>
-      <w:r>
-        <w:t>— Вскрытие мы с тобой всё равно не сделаем, — сказал я. — К тому же для нас это ничего не изменит.</w:t>
-      </w:r>
-    </w:p>
-    <w:p>
-      <w:r>
-        <w:t xml:space="preserve">— </w:t>
-      </w:r>
-      <w:r>
-        <w:t>Р</w:t>
-      </w:r>
-      <w:r>
-        <w:t>ентген я всё же сделаю</w:t>
-      </w:r>
-      <w:r>
-        <w:t>, — ответила Вера. —</w:t>
-      </w:r>
-      <w:r>
-        <w:t xml:space="preserve"> Вдруг это сбой, а мы тут </w:t>
-      </w:r>
-      <w:proofErr w:type="spellStart"/>
-      <w:r>
-        <w:t>напридумали</w:t>
-      </w:r>
-      <w:proofErr w:type="spellEnd"/>
-      <w:r>
-        <w:t xml:space="preserve"> всякой ерунды.</w:t>
-      </w:r>
-    </w:p>
-    <w:p>
-      <w:r>
-        <w:t>— Если это сбой, — сказал я, — то мы потратили время, а времени у нас как раз и нет. А если не сбой…</w:t>
-      </w:r>
-    </w:p>
-    <w:p>
-      <w:r>
-        <w:t xml:space="preserve">— То, что? — тихо спросила </w:t>
-      </w:r>
-      <w:r>
-        <w:t>Вера</w:t>
-      </w:r>
-      <w:r>
-        <w:t>.</w:t>
-      </w:r>
-    </w:p>
-    <w:p>
-      <w:r>
-        <w:t xml:space="preserve">— Получается, мы ходим через червоточины благодаря </w:t>
-      </w:r>
-      <w:proofErr w:type="spellStart"/>
-      <w:r>
-        <w:t>нуболидам</w:t>
-      </w:r>
-      <w:proofErr w:type="spellEnd"/>
-      <w:r>
-        <w:t xml:space="preserve">? — </w:t>
+        <w:t xml:space="preserve">— Получается, мы ходим через червоточины благодаря нуболидам? — </w:t>
       </w:r>
       <w:r>
         <w:t>проговорил</w:t>
       </w:r>
       <w:r>
-        <w:t xml:space="preserve"> я. — </w:t>
-      </w:r>
-      <w:proofErr w:type="spellStart"/>
-      <w:r>
-        <w:t>Нуболид</w:t>
-      </w:r>
-      <w:proofErr w:type="spellEnd"/>
-      <w:r>
-        <w:t xml:space="preserve"> в симбиозе с навигатором? </w:t>
+        <w:t xml:space="preserve"> я. — Нуболид в симбиозе с навигатором? </w:t>
       </w:r>
       <w:r>
         <w:t>Видимо, и</w:t>
@@ -33428,15 +32146,7 @@
     </w:p>
     <w:p>
       <w:r>
-        <w:t xml:space="preserve">Освещение в столовой приглушили — или же </w:t>
-      </w:r>
-      <w:proofErr w:type="spellStart"/>
-      <w:r>
-        <w:t>коротнула</w:t>
-      </w:r>
-      <w:proofErr w:type="spellEnd"/>
-      <w:r>
-        <w:t xml:space="preserve"> очередная </w:t>
+        <w:t xml:space="preserve">Освещение в столовой приглушили — или же коротнула очередная </w:t>
       </w:r>
       <w:r>
         <w:t xml:space="preserve">старая </w:t>
@@ -33929,31 +32639,26 @@
     </w:p>
     <w:p>
       <w:r>
-        <w:t>Я до последнего не мог поверить в то, что мы привезли на «Грозном» безумие и смерть</w:t>
+        <w:t>Я до последнего не мог поверить в то, что мы привезли на «Грозном» смерть</w:t>
       </w:r>
       <w:r>
         <w:t xml:space="preserve"> и</w:t>
       </w:r>
       <w:r>
-        <w:t xml:space="preserve"> оказались в заложниках у собственной чумы, когда не сумели вовремя сбежать. Раньше я втайне думал, что Марутян свихнулся со своими </w:t>
-      </w:r>
-      <w:proofErr w:type="spellStart"/>
-      <w:r>
-        <w:t>нуболидами</w:t>
-      </w:r>
-      <w:proofErr w:type="spellEnd"/>
-      <w:r>
-        <w:t>, решил потравить себя и коллег, хотя в этом не было ни малейшего смысла. Я даже думал про Веру, которая винила всех в смерти отца.</w:t>
-      </w:r>
-    </w:p>
-    <w:p>
-      <w:r>
-        <w:t xml:space="preserve">Но мы нашли в кофе из столовой токсин. </w:t>
-      </w:r>
-    </w:p>
-    <w:p>
-      <w:r>
-        <w:t>Я шёл по жилому уровню, сжимая в руке папку с рентгеном. Майоров ждал в своём модуле. Он ответил мне по интеркому вялым ослабшим голосом, как будто я выдернул его из глубокого сна. Как будто можно спать, рискуя проснуться уже на том свете.</w:t>
+        <w:t xml:space="preserve"> оказались в заложниках у собственной чумы, когда не сумели вовремя сбежать. Раньше я втайне думал, что Марутян свихнулся со своими нуболидами, решил потравить себя и коллег, хотя в этом не было ни малейшего смысла. Я даже думал про Веру, которая винила всех в смерти отца.</w:t>
+      </w:r>
+    </w:p>
+    <w:p>
+      <w:r>
+        <w:t xml:space="preserve">Но мы нашли в кофе токсин. </w:t>
+      </w:r>
+      <w:r>
+        <w:t>В нашем кофе.</w:t>
+      </w:r>
+    </w:p>
+    <w:p>
+      <w:r>
+        <w:t>Я шёл по жилому уровню, сжимая в руке папку с рентгеном. Майоров ждал в своём модуле. Он ответил мне по интеркому ослабшим голосом, как будто я выдернул его из глубокого сна. Как будто можно спать, рискуя проснуться уже на том свете.</w:t>
       </w:r>
     </w:p>
     <w:p>
@@ -34067,15 +32772,7 @@
     </w:p>
     <w:p>
       <w:r>
-        <w:t xml:space="preserve">— Что опять случилось? С </w:t>
-      </w:r>
-      <w:proofErr w:type="spellStart"/>
-      <w:r>
-        <w:t>Мицюкиным</w:t>
-      </w:r>
-      <w:proofErr w:type="spellEnd"/>
-      <w:r>
-        <w:t xml:space="preserve"> что-то не поделили? Я рапорт на него напишу, когда вернёмся! Устроил тут цирк с конями!</w:t>
+        <w:t>— Что опять случилось? С Мицюкиным что-то не поделили? Я рапорт на него напишу, когда вернёмся! Устроил тут цирк с конями!</w:t>
       </w:r>
     </w:p>
     <w:p>
@@ -34085,15 +32782,7 @@
     </w:p>
     <w:p>
       <w:r>
-        <w:t xml:space="preserve">— С </w:t>
-      </w:r>
-      <w:proofErr w:type="spellStart"/>
-      <w:r>
-        <w:t>Мицюкиным</w:t>
-      </w:r>
-      <w:proofErr w:type="spellEnd"/>
-      <w:r>
-        <w:t xml:space="preserve"> всё в порядке, — сказал я.</w:t>
+        <w:t>— С Мицюкиным всё в порядке, — сказал я.</w:t>
       </w:r>
     </w:p>
     <w:p>
@@ -34114,30 +32803,48 @@
     </w:p>
     <w:p>
       <w:r>
+        <w:t xml:space="preserve">Майоров взъерошил седые волосы на затылке и </w:t>
+      </w:r>
+      <w:r>
+        <w:t>пробормотал</w:t>
+      </w:r>
+      <w:r>
+        <w:t xml:space="preserve"> что-то нечленораздельное. Хрустнул шейными позвонками, помассировал шею. </w:t>
+      </w:r>
+    </w:p>
+    <w:p>
+      <w:r>
         <w:lastRenderedPageBreak/>
-        <w:t xml:space="preserve">Майоров взъерошил седые волосы на затылке и </w:t>
-      </w:r>
-      <w:r>
-        <w:t>пробормотал</w:t>
-      </w:r>
-      <w:r>
-        <w:t xml:space="preserve"> что-то нечленораздельное. Хрустнул шейными позвонками, помассировал шею. </w:t>
-      </w:r>
-      <w:r>
-        <w:t>Г</w:t>
-      </w:r>
-      <w:r>
-        <w:t>ордо вздёрнул голову.</w:t>
-      </w:r>
-    </w:p>
-    <w:p>
-      <w:r>
-        <w:t>— Значит так! — сказал он прежним командным голосом. — Ситуацию надо брать под свой контроль! Этот хрен Мицюкин меня ни к чему не подпускает, а сам со своими калеками сделать ничего не может. На кону стоят наши жизни! Сколько у нас времени осталось?</w:t>
-      </w:r>
-    </w:p>
-    <w:p>
-      <w:r>
-        <w:t>Майоров пронзил меня требовательным взглядом.</w:t>
+        <w:t>— Значит так! —</w:t>
+      </w:r>
+      <w:r>
+        <w:t xml:space="preserve"> О</w:t>
+      </w:r>
+      <w:r>
+        <w:t xml:space="preserve">н </w:t>
+      </w:r>
+      <w:r>
+        <w:t>гордо вздёрнул голову</w:t>
+      </w:r>
+      <w:r>
+        <w:t>. — Ситуацию надо брать под свой контроль! Этот хрен Мицюкин меня ни к чему не подпускает, а сам со своими калеками сделать ничего не может. На кону стоят наши жизни! Сколько у нас времени осталось?</w:t>
+      </w:r>
+    </w:p>
+    <w:p>
+      <w:r>
+        <w:t xml:space="preserve">Майоров </w:t>
+      </w:r>
+      <w:r>
+        <w:t>ощупал меня с головы до ног</w:t>
+      </w:r>
+      <w:r>
+        <w:t xml:space="preserve"> </w:t>
+      </w:r>
+      <w:r>
+        <w:t xml:space="preserve">липким </w:t>
+      </w:r>
+      <w:r>
+        <w:t>взглядом.</w:t>
       </w:r>
     </w:p>
     <w:p>
@@ -34163,7 +32870,26 @@
         <w:t xml:space="preserve">точно </w:t>
       </w:r>
       <w:r>
-        <w:t>не знает. — Я посмотрел в иллюминатор на неровную, наложенную быстрыми мазками темноту. — Не удивлюсь, если мы уже входим в атмосферу.</w:t>
+        <w:t>не знает. — Я посмотрел в иллюминатор на неровную, наложенную быстрыми мазками темноту</w:t>
+      </w:r>
+      <w:r>
+        <w:t>:</w:t>
+      </w:r>
+      <w:r>
+        <w:t xml:space="preserve"> незаконченный вид, разреженная спешкой орбитального полёта темень.</w:t>
+      </w:r>
+      <w:r>
+        <w:t xml:space="preserve"> — Не удивлюсь, если мы уже входим в атмосферу.</w:t>
+      </w:r>
+    </w:p>
+    <w:p>
+      <w:r>
+        <w:t>— Чисто формально мы уже давно… — начал Майоров и перебил сам себя мучительным стоном, прикрыв ладонью лицо.</w:t>
+      </w:r>
+    </w:p>
+    <w:p>
+      <w:r>
+        <w:t>Я молча ждал, когда он продолжит.</w:t>
       </w:r>
     </w:p>
     <w:p>
@@ -34176,10 +32902,10 @@
         <w:t xml:space="preserve">— Чем что? — </w:t>
       </w:r>
       <w:r>
-        <w:t>перебил его</w:t>
-      </w:r>
-      <w:r>
-        <w:t xml:space="preserve"> я. — Мы жребий будем кидать, кого брать, а кого оставить? К тому же вы прекрасно знаете, Сергей Владимирович, что у нас нет навигатора.</w:t>
+        <w:t>Я не мог не спросить</w:t>
+      </w:r>
+      <w:r>
+        <w:t>. — Мы жребий будем кидать, кого брать, а кого оставить? К тому же вы прекрасно знаете, Сергей Владимирович, что у нас нет навигатора.</w:t>
       </w:r>
     </w:p>
     <w:p>
@@ -34194,7 +32920,13 @@
     </w:p>
     <w:p>
       <w:r>
-        <w:t>— Бросить всех и улететь? — спросил я. — Это наш выбор? А с навигатором как быть?</w:t>
+        <w:t xml:space="preserve">— Бросить всех и улететь? — </w:t>
+      </w:r>
+      <w:r>
+        <w:t>проговорил</w:t>
+      </w:r>
+      <w:r>
+        <w:t xml:space="preserve"> я. — Это наш выбор? А с навигатором как быть?</w:t>
       </w:r>
     </w:p>
     <w:p>
@@ -34212,7 +32944,7 @@
         <w:t xml:space="preserve">— Хватит мне мозги компостировать! — </w:t>
       </w:r>
       <w:r>
-        <w:t>скривился</w:t>
+        <w:t>покривился</w:t>
       </w:r>
       <w:r>
         <w:t xml:space="preserve"> Майоров. — Без тебя тошно. И ради бога, Олег, сядь! Хорош уже над душой стоять!</w:t>
@@ -34240,12 +32972,52 @@
     </w:p>
     <w:p>
       <w:r>
-        <w:t>Майоров зарылся в свои распечатки, тщетно рассматривая что-то в полумраке.</w:t>
-      </w:r>
-    </w:p>
-    <w:p>
-      <w:r>
-        <w:t xml:space="preserve">— И зачем ты тогда пришёл? Какую-нибудь чушь </w:t>
+        <w:t xml:space="preserve">Майоров зарылся в свои распечатки, </w:t>
+      </w:r>
+      <w:r>
+        <w:t>бегло</w:t>
+      </w:r>
+      <w:r>
+        <w:t xml:space="preserve"> </w:t>
+      </w:r>
+      <w:r>
+        <w:t>высматривая</w:t>
+      </w:r>
+      <w:r>
+        <w:t xml:space="preserve"> что-то в </w:t>
+      </w:r>
+      <w:r>
+        <w:t xml:space="preserve">тщетном </w:t>
+      </w:r>
+      <w:r>
+        <w:t>полумраке</w:t>
+      </w:r>
+      <w:r>
+        <w:t xml:space="preserve"> </w:t>
+      </w:r>
+      <w:r>
+        <w:t>каюты</w:t>
+      </w:r>
+      <w:r>
+        <w:t>.</w:t>
+      </w:r>
+    </w:p>
+    <w:p>
+      <w:r>
+        <w:lastRenderedPageBreak/>
+        <w:t>— И зачем ты тогда пришёл?</w:t>
+      </w:r>
+      <w:r>
+        <w:t xml:space="preserve"> — сказал он, не </w:t>
+      </w:r>
+      <w:r>
+        <w:t>глядя на меня</w:t>
+      </w:r>
+      <w:r>
+        <w:t>. —</w:t>
+      </w:r>
+      <w:r>
+        <w:t xml:space="preserve"> Какую-нибудь чушь </w:t>
       </w:r>
       <w:r>
         <w:t xml:space="preserve">сейчас </w:t>
@@ -34253,95 +33025,1136 @@
       <w:r>
         <w:t>выдашь наверняка!</w:t>
       </w:r>
+      <w:r>
+        <w:t xml:space="preserve"> Мы скоро сдохнем все, а вы хотите философские загадки решать</w:t>
+      </w:r>
+      <w:r>
+        <w:t>.</w:t>
+      </w:r>
+    </w:p>
+    <w:p>
+      <w:r>
+        <w:t>На столике стоял пустой пластиковый стакан.</w:t>
+      </w:r>
+    </w:p>
+    <w:p>
+      <w:r>
+        <w:t>— Вы давно пили кофе?</w:t>
+      </w:r>
+    </w:p>
+    <w:p>
+      <w:r>
+        <w:t>— Ты о кофе пришёл поговорить?</w:t>
+      </w:r>
+    </w:p>
+    <w:p>
+      <w:r>
+        <w:t>— И всё же?</w:t>
+      </w:r>
+    </w:p>
+    <w:p>
+      <w:r>
+        <w:t>— Не помню. Несколько часов назад. Башка трещит после кофе.</w:t>
+      </w:r>
+    </w:p>
+    <w:p>
+      <w:r>
+        <w:t>Майоров поднял голову. Его осунувшееся лицо стало таким же жёлтым, как замятые лист</w:t>
+      </w:r>
+      <w:r>
+        <w:t>ы</w:t>
+      </w:r>
+      <w:r>
+        <w:t xml:space="preserve"> распечатки.</w:t>
+      </w:r>
+    </w:p>
+    <w:p>
+      <w:r>
+        <w:t>— О чём ты хотел поговорить, Олег?</w:t>
+      </w:r>
+    </w:p>
+    <w:p>
+      <w:r>
+        <w:t>Глаз у него дёрнулся, поймав неверный отблеск какого-то постороннего света, и тут же заплыл темнотой.</w:t>
+      </w:r>
+    </w:p>
+    <w:p>
+      <w:r>
+        <w:t>— Как раз об этом, — сказал я. — Мы нашли следы токсина в кофе. В том самом, который мы привезли на «Грозном».</w:t>
+      </w:r>
+    </w:p>
+    <w:p>
+      <w:r>
+        <w:t xml:space="preserve">— Что? </w:t>
+      </w:r>
+    </w:p>
+    <w:p>
+      <w:r>
+        <w:t>Морщины взволновано заходили по лбу Майорова</w:t>
+      </w:r>
+      <w:r>
+        <w:t>, вверх и вниз, потом снова, как по заводу, в поисках</w:t>
+      </w:r>
+      <w:r>
+        <w:t xml:space="preserve"> привычн</w:t>
+      </w:r>
+      <w:r>
+        <w:t>ого</w:t>
+      </w:r>
+      <w:r>
+        <w:t xml:space="preserve"> мест</w:t>
+      </w:r>
+      <w:r>
+        <w:t>а</w:t>
+      </w:r>
+      <w:r>
+        <w:t>.</w:t>
+      </w:r>
+    </w:p>
+    <w:p>
+      <w:r>
+        <w:t>— Вы не ослышались.</w:t>
+      </w:r>
+    </w:p>
+    <w:p>
+      <w:r>
+        <w:t xml:space="preserve">— Это бред какой-то! — Майоров отшвырнул от себя распечатки. Жёлтые листки </w:t>
+      </w:r>
+      <w:r>
+        <w:t xml:space="preserve">театрально </w:t>
+      </w:r>
+      <w:r>
+        <w:t>разметались</w:t>
+      </w:r>
+      <w:r>
+        <w:t xml:space="preserve"> по кровати и полу. — Тебя подговорил кто-то, Олег? Проверку мне решили устроить?</w:t>
+      </w:r>
+    </w:p>
+    <w:p>
+      <w:r>
+        <w:t>— Никто меня не подговаривал</w:t>
+      </w:r>
+      <w:r>
+        <w:t>, — сказал я</w:t>
+      </w:r>
+      <w:r>
+        <w:t xml:space="preserve">. </w:t>
+      </w:r>
+      <w:r>
+        <w:t xml:space="preserve">— </w:t>
+      </w:r>
+      <w:r>
+        <w:t>Мы действительно нашли следы токсина в кофе. Того самого токсина.</w:t>
+      </w:r>
+    </w:p>
+    <w:p>
+      <w:r>
+        <w:t xml:space="preserve">— </w:t>
+      </w:r>
+      <w:r>
+        <w:t>Чушь</w:t>
+      </w:r>
+      <w:r>
+        <w:t>! — затрясся Майоров. — Что-нибудь перепутали с этими своими анализами! Не может такого быть!</w:t>
+      </w:r>
+    </w:p>
+    <w:p>
+      <w:r>
+        <w:t>—</w:t>
+      </w:r>
+      <w:r>
+        <w:t xml:space="preserve"> </w:t>
+      </w:r>
+      <w:r>
+        <w:t>Результаты мы провер</w:t>
+      </w:r>
+      <w:r>
+        <w:t>и</w:t>
+      </w:r>
+      <w:r>
+        <w:t>ли дважды. Токсин не из воздуха появился. Я сам думал, что кто-то на станции решил коллег потравить. Но выходит, что не на станции.</w:t>
+      </w:r>
+    </w:p>
+    <w:p>
+      <w:r>
+        <w:t>Я вздохнул.</w:t>
+      </w:r>
+    </w:p>
+    <w:p>
+      <w:r>
+        <w:t>— Чёрт знает что! — прорычал Майоров. — Ты поэтому ко мне пришёл? Решил меня во всём обвинить? Я ничего об этом не знаю! Я вообще не понимаю, кому это могло понадобиться!</w:t>
+      </w:r>
+    </w:p>
+    <w:p>
+      <w:r>
+        <w:t>Мы замолчали.</w:t>
+      </w:r>
+    </w:p>
+    <w:p>
+      <w:r>
+        <w:t xml:space="preserve">— Вы сами себя </w:t>
+      </w:r>
+      <w:r>
+        <w:t xml:space="preserve">как </w:t>
+      </w:r>
+      <w:r>
+        <w:t xml:space="preserve">чувствуете? — спросил я, чтобы </w:t>
+      </w:r>
+      <w:r>
+        <w:t>разогнать</w:t>
+      </w:r>
+      <w:r>
+        <w:t xml:space="preserve"> </w:t>
+      </w:r>
+      <w:r>
+        <w:t xml:space="preserve">скопившуюся </w:t>
+      </w:r>
+      <w:r>
+        <w:t>вокруг</w:t>
+      </w:r>
+      <w:r>
+        <w:t xml:space="preserve"> тишину.</w:t>
+      </w:r>
+    </w:p>
+    <w:p>
+      <w:r>
+        <w:t xml:space="preserve">— Нормально! Получше многих! </w:t>
+      </w:r>
+      <w:r>
+        <w:t>Горло резать себе</w:t>
+      </w:r>
+      <w:r>
+        <w:t xml:space="preserve"> не собираюсь!</w:t>
+      </w:r>
+    </w:p>
+    <w:p>
+      <w:r>
+        <w:t>— Вы действительно ничего об этом не знаете?</w:t>
+      </w:r>
+    </w:p>
+    <w:p>
+      <w:r>
+        <w:t>Майоров покачал головой.</w:t>
+      </w:r>
     </w:p>
     <w:p>
       <w:r>
         <w:lastRenderedPageBreak/>
-        <w:t>На столике стоял пустой пластиковый стакан.</w:t>
-      </w:r>
-    </w:p>
-    <w:p>
-      <w:r>
-        <w:t>— Вы давно пили кофе?</w:t>
-      </w:r>
-    </w:p>
-    <w:p>
-      <w:r>
-        <w:t>— Ты о кофе пришёл поговорить?</w:t>
-      </w:r>
-    </w:p>
-    <w:p>
-      <w:r>
-        <w:t>— И всё же?</w:t>
-      </w:r>
-    </w:p>
-    <w:p>
-      <w:r>
-        <w:t>— Не помню. Несколько часов назад. Башка трещит после кофе.</w:t>
-      </w:r>
-    </w:p>
-    <w:p>
-      <w:r>
-        <w:t>Майоров поднял голову. Его осунувшееся бугристое лицо стало таким же жёлтым, как замятые лист</w:t>
-      </w:r>
-      <w:r>
-        <w:t>ы</w:t>
-      </w:r>
-      <w:r>
-        <w:t xml:space="preserve"> распечатки.</w:t>